--- a/paper/[OptMaterX] Design and Simulation of Sb2Se3-Based.docx
+++ b/paper/[OptMaterX] Design and Simulation of Sb2Se3-Based.docx
@@ -383,6 +383,19 @@
     <w:p>
       <w:pPr>
         <w:rPr>
+          <w:rStyle w:val="SubtleEmphasis"/>
+        </w:rPr>
+      </w:pPr>
+      <w:r>
+        <w:rPr>
+          <w:rStyle w:val="SubtleEmphasis"/>
+        </w:rPr>
+        <w:t>4 Department of Optical Engineering, Utsunomiya University, Tochigi, Japan.</w:t>
+      </w:r>
+    </w:p>
+    <w:p>
+      <w:pPr>
+        <w:rPr>
           <w:rStyle w:val="Emphasis"/>
         </w:rPr>
       </w:pPr>
@@ -700,6 +713,7 @@
         </w:rPr>
         <w:t xml:space="preserve"> layer(s) with thickness ranging from </w:t>
       </w:r>
+      <w:proofErr w:type="gramStart"/>
       <w:r>
         <w:rPr>
           <w:rStyle w:val="Emphasis"/>
@@ -709,6 +723,7 @@
         </w:rPr>
         <w:t>XXX to XXX</w:t>
       </w:r>
+      <w:proofErr w:type="gramEnd"/>
       <w:r>
         <w:rPr>
           <w:rStyle w:val="Emphasis"/>
@@ -1662,10 +1677,7 @@
         <w:t xml:space="preserve">, </w:t>
       </w:r>
       <w:r>
-        <w:t xml:space="preserve">and </w:t>
-      </w:r>
-      <w:r>
-        <w:t xml:space="preserve">optical switch </w:t>
+        <w:t xml:space="preserve">and optical switch </w:t>
       </w:r>
       <w:r>
         <w:fldChar w:fldCharType="begin">
@@ -2045,10 +2057,7 @@
         <w:t>GSST</w:t>
       </w:r>
       <w:r>
-        <w:t>)</w:t>
-      </w:r>
-      <w:r>
-        <w:t>.</w:t>
+        <w:t>).</w:t>
       </w:r>
       <w:r>
         <w:t xml:space="preserve"> One of the first and </w:t>
@@ -2533,10 +2542,7 @@
         <w:t>transition</w:t>
       </w:r>
       <w:r>
-        <w:t xml:space="preserve"> </w:t>
-      </w:r>
-      <w:r>
-        <w:t>(MIT)</w:t>
+        <w:t xml:space="preserve"> (MIT)</w:t>
       </w:r>
       <w:r>
         <w:t xml:space="preserve"> </w:t>
@@ -3154,13 +3160,7 @@
         <w:t xml:space="preserve">in </w:t>
       </w:r>
       <w:r>
-        <w:t xml:space="preserve">between GST and GSST at around </w:t>
-      </w:r>
-      <w:r>
-        <w:t>186 °C</w:t>
-      </w:r>
-      <w:r>
-        <w:t xml:space="preserve"> </w:t>
+        <w:t xml:space="preserve">between GST and GSST at around 186 °C </w:t>
       </w:r>
       <w:r>
         <w:fldChar w:fldCharType="begin"/>
@@ -4078,13 +4078,40 @@
         <w:t xml:space="preserve"> </w:t>
       </w:r>
       <w:r>
-        <w:t>An ideal optical limiter should maximize its transmittivity in ON mode and minimize in OFF mode, while minimize the reflectivity and absorptivity in both modes. If it’s self-activating, it should have enough absorption to change its phase. So, an ideal limiter designs should have antireflection property.</w:t>
+        <w:t xml:space="preserve">An ideal optical limiter should maximize its transmittivity in ON mode and minimize in OFF mode, while minimize the reflectivity and absorptivity in both modes. If it’s self-activating, it should have enough absorption to change its phase. </w:t>
+      </w:r>
+      <w:r>
+        <w:t>And s</w:t>
+      </w:r>
+      <w:r>
+        <w:t xml:space="preserve">ince </w:t>
+      </w:r>
+      <w:r>
+        <w:t>all types of optical limiters</w:t>
+      </w:r>
+      <w:r>
+        <w:t xml:space="preserve"> only utilize transmission (or absorption), minimizing reflectivity </w:t>
+      </w:r>
+      <w:r>
+        <w:t>with antireflection property is ideal</w:t>
+      </w:r>
+      <w:r>
+        <w:t>.</w:t>
       </w:r>
       <w:r>
         <w:t xml:space="preserve"> </w:t>
       </w:r>
       <w:r>
-        <w:t xml:space="preserve">The designs could be a thin-film planar or a nanostructured metasurface, with metasurface design being </w:t>
+        <w:t xml:space="preserve">The designs could be a thin-film planar or a nanostructured metasurface, </w:t>
+      </w:r>
+      <w:r>
+        <w:t>with</w:t>
+      </w:r>
+      <w:r>
+        <w:t xml:space="preserve"> metasurface design</w:t>
+      </w:r>
+      <w:r>
+        <w:t xml:space="preserve">s are </w:t>
       </w:r>
       <w:r>
         <w:t xml:space="preserve">slower, </w:t>
@@ -4129,10 +4156,19 @@
         <w:t>. A thin-film planar design</w:t>
       </w:r>
       <w:r>
-        <w:t xml:space="preserve"> is also easier to design and optimize, it</w:t>
-      </w:r>
-      <w:r>
-        <w:t xml:space="preserve"> could utilize resonant cavity distributed Bragg reflector to helps restore resonant</w:t>
+        <w:t xml:space="preserve"> is also easier to design and optimize</w:t>
+      </w:r>
+      <w:r>
+        <w:t>.</w:t>
+      </w:r>
+      <w:r>
+        <w:t xml:space="preserve"> </w:t>
+      </w:r>
+      <w:r>
+        <w:t xml:space="preserve">A thin-film planar design could </w:t>
+      </w:r>
+      <w:r>
+        <w:t>utilize resonant cavity distributed Bragg reflector to helps restore resonant</w:t>
       </w:r>
       <w:r>
         <w:t xml:space="preserve"> condition for a complete antireflection</w:t>
@@ -4162,7 +4198,13 @@
         <w:fldChar w:fldCharType="end"/>
       </w:r>
       <w:r>
-        <w:t>. This is because a thinner PCM layer required less energy for phase transition, which is especially beneficial for non-volatile PCMs since their T</w:t>
+        <w:t xml:space="preserve">. </w:t>
+      </w:r>
+      <w:r>
+        <w:t xml:space="preserve">The latter is helpful for optical limiter </w:t>
+      </w:r>
+      <w:r>
+        <w:t>because a thinner PCM required less energy for phase transition, which is especially beneficial for non-volatile PCMs since their T</w:t>
       </w:r>
       <w:r>
         <w:rPr>
@@ -4528,9 +4570,29 @@
     </w:p>
     <w:p>
       <w:r>
-        <w:t xml:space="preserve">The complex refractive index of phase change material at </w:t>
-      </w:r>
-      <w:r>
+        <w:t>The complex refractive index</w:t>
+      </w:r>
+      <w:r>
+        <w:t xml:space="preserve"> (</w:t>
+      </w:r>
+      <w:r>
+        <w:rPr>
+          <w:i/>
+          <w:iCs/>
+        </w:rPr>
+        <w:t>ñ</w:t>
+      </w:r>
+      <w:r>
+        <w:t>)</w:t>
+      </w:r>
+      <w:r>
+        <w:t xml:space="preserve"> of phase change material at </w:t>
+      </w:r>
+      <w:r>
+        <w:rPr>
+          <w:i/>
+          <w:iCs/>
+        </w:rPr>
         <w:t>λ</w:t>
       </w:r>
       <w:r>
@@ -4723,7 +4785,79 @@
     <w:p>
       <w:r>
         <w:tab/>
-        <w:t>where n is the refractive index, the imaginary term k is extinction coefficient, and p indicates the phase. Subscript p can either be amorphous or crystalline for Sb</w:t>
+        <w:t xml:space="preserve">where </w:t>
+      </w:r>
+      <w:r>
+        <w:rPr>
+          <w:i/>
+          <w:iCs/>
+        </w:rPr>
+        <w:t>n</w:t>
+      </w:r>
+      <w:r>
+        <w:t xml:space="preserve"> is the refractive index, the imaginary term </w:t>
+      </w:r>
+      <w:r>
+        <w:rPr>
+          <w:i/>
+          <w:iCs/>
+        </w:rPr>
+        <w:t>k</w:t>
+      </w:r>
+      <w:r>
+        <w:t xml:space="preserve"> is extinction coefficient, and </w:t>
+      </w:r>
+      <w:r>
+        <w:rPr>
+          <w:i/>
+          <w:iCs/>
+        </w:rPr>
+        <w:t>p</w:t>
+      </w:r>
+      <w:r>
+        <w:t xml:space="preserve"> indicates the phase. Subscript </w:t>
+      </w:r>
+      <w:r>
+        <w:rPr>
+          <w:i/>
+          <w:iCs/>
+        </w:rPr>
+        <w:t>p</w:t>
+      </w:r>
+      <w:r>
+        <w:t xml:space="preserve"> can either be amorphous</w:t>
+      </w:r>
+      <w:r>
+        <w:t xml:space="preserve"> (</w:t>
+      </w:r>
+      <w:r>
+        <w:rPr>
+          <w:i/>
+          <w:iCs/>
+        </w:rPr>
+        <w:t>a</w:t>
+      </w:r>
+      <w:r>
+        <w:t>)</w:t>
+      </w:r>
+      <w:r>
+        <w:t xml:space="preserve"> or crystalline</w:t>
+      </w:r>
+      <w:r>
+        <w:t xml:space="preserve"> (</w:t>
+      </w:r>
+      <w:r>
+        <w:rPr>
+          <w:i/>
+          <w:iCs/>
+        </w:rPr>
+        <w:t>c</w:t>
+      </w:r>
+      <w:r>
+        <w:t>)</w:t>
+      </w:r>
+      <w:r>
+        <w:t xml:space="preserve"> for Sb</w:t>
       </w:r>
       <w:r>
         <w:rPr>
@@ -4788,7 +4922,13 @@
         <w:t>(need this part?</w:t>
       </w:r>
       <w:r>
-        <w:t xml:space="preserve">). In this work, since the dataset used are taken at an interval of </w:t>
+        <w:t xml:space="preserve">). In this work, since the dataset used </w:t>
+      </w:r>
+      <w:r>
+        <w:t>have a measurement</w:t>
+      </w:r>
+      <w:r>
+        <w:t xml:space="preserve"> interval of </w:t>
       </w:r>
       <w:r>
         <w:rPr>
@@ -4799,13 +4939,6 @@
       <w:r>
         <w:t xml:space="preserve"> nm, a linear interpolation fitting is used.</w:t>
       </w:r>
-    </w:p>
-    <w:p>
-      <w:pPr>
-        <w:rPr>
-          <w:lang w:bidi="th-TH"/>
-        </w:rPr>
-      </w:pPr>
       <w:r>
         <w:t xml:space="preserve"> The complex refractive indices of Sb</w:t>
       </w:r>
@@ -4879,82 +5012,7 @@
         <w:t xml:space="preserve">. </w:t>
       </w:r>
       <w:r>
-        <w:t xml:space="preserve">The blue line represents refractive index (n), and the red line represents extinction coefficient (k). In amorphous phase </w:t>
-      </w:r>
-      <w:r>
-        <w:t xml:space="preserve">in </w:t>
-      </w:r>
-      <w:r>
-        <w:t>Fig. 1a</w:t>
-      </w:r>
-      <w:r>
-        <w:t>,</w:t>
-      </w:r>
-      <w:r>
-        <w:t xml:space="preserve"> n</w:t>
-      </w:r>
-      <w:r>
-        <w:t>-index</w:t>
-      </w:r>
-      <w:r>
-        <w:t xml:space="preserve"> increases from around 2.5 at 300 nm to a peak of around 4.0 at </w:t>
-      </w:r>
-      <w:r>
-        <w:t xml:space="preserve">600 nm and gradually decreases to a stable 3.3 at 1200 nm, indicating a strong dispersion near the band edge of visible </w:t>
-      </w:r>
-      <w:r>
-        <w:t>spectrum</w:t>
-      </w:r>
-      <w:r>
-        <w:t xml:space="preserve"> </w:t>
-      </w:r>
-      <w:r>
-        <w:t xml:space="preserve">and a weaker dispersion in the near-IR </w:t>
-      </w:r>
-      <w:r>
-        <w:t>spectrum</w:t>
-      </w:r>
-      <w:r>
-        <w:t>. The k-</w:t>
-      </w:r>
-      <w:r>
-        <w:t>index</w:t>
-      </w:r>
-      <w:r>
-        <w:t xml:space="preserve"> started from </w:t>
-      </w:r>
-      <w:r>
-        <w:t xml:space="preserve">around </w:t>
-      </w:r>
-      <w:r>
-        <w:t>2.1 at 300 nm and dropped to 0 at around 820 nm</w:t>
-      </w:r>
-      <w:r>
-        <w:t xml:space="preserve">. In the crystalline phase in Fig. 1b, the n-index started around the same as amorphous phase but reached a peak of around 5.0 at 650 nm, it’s then dropped to a stable of around 4.0 in the IR spectrum. The k-index of crystalline phase peaked </w:t>
-      </w:r>
-      <w:r>
-        <w:t xml:space="preserve">at around 301 </w:t>
-      </w:r>
-      <w:r>
-        <w:t xml:space="preserve">in the near-UV </w:t>
-      </w:r>
-      <w:r>
-        <w:t>spectrum</w:t>
-      </w:r>
-      <w:r>
-        <w:t xml:space="preserve"> </w:t>
-      </w:r>
-      <w:r>
-        <w:t xml:space="preserve">and rapidly falls to zero above ~900 nm. </w:t>
-      </w:r>
-      <w:r>
-        <w:t>So, t</w:t>
-      </w:r>
-      <w:r>
-        <w:t xml:space="preserve">he refractive index contrast </w:t>
-      </w:r>
-      <w:r>
-        <w:t>Δ</w:t>
+        <w:t>The blue line represents refractive index (</w:t>
       </w:r>
       <w:r>
         <w:rPr>
@@ -4964,14 +5022,90 @@
         <w:t>n</w:t>
       </w:r>
       <w:r>
-        <w:t xml:space="preserve"> = </w:t>
+        <w:t>), and the red line represents extinction coefficient (</w:t>
       </w:r>
       <w:r>
         <w:rPr>
           <w:i/>
           <w:iCs/>
         </w:rPr>
-        <w:t>n</w:t>
+        <w:t>k</w:t>
+      </w:r>
+      <w:r>
+        <w:t xml:space="preserve">). In amorphous phase </w:t>
+      </w:r>
+      <w:r>
+        <w:t xml:space="preserve">in </w:t>
+      </w:r>
+      <w:r>
+        <w:t>Fig. 1a</w:t>
+      </w:r>
+      <w:r>
+        <w:t>,</w:t>
+      </w:r>
+      <w:r>
+        <w:t xml:space="preserve"> n</w:t>
+      </w:r>
+      <w:r>
+        <w:t>-index</w:t>
+      </w:r>
+      <w:r>
+        <w:t xml:space="preserve"> increases from around 2.5 at 300 nm to a peak of around 4.0 at </w:t>
+      </w:r>
+      <w:r>
+        <w:t xml:space="preserve">600 nm and gradually decreases to a stable 3.3 at 1200 nm, indicating a strong dispersion near the band edge of visible </w:t>
+      </w:r>
+      <w:r>
+        <w:t xml:space="preserve">spectrum </w:t>
+      </w:r>
+      <w:r>
+        <w:t xml:space="preserve">and a weaker dispersion in the near-IR </w:t>
+      </w:r>
+      <w:r>
+        <w:t>spectrum</w:t>
+      </w:r>
+      <w:r>
+        <w:t>. The k-</w:t>
+      </w:r>
+      <w:r>
+        <w:t>index</w:t>
+      </w:r>
+      <w:r>
+        <w:t xml:space="preserve"> started from </w:t>
+      </w:r>
+      <w:r>
+        <w:t xml:space="preserve">around </w:t>
+      </w:r>
+      <w:r>
+        <w:t>2.1 at 300 nm and dropped to 0 at around 820 nm</w:t>
+      </w:r>
+      <w:r>
+        <w:t xml:space="preserve">. In the crystalline phase in Fig. 1b, the n-index started around the same as amorphous phase but reached a peak of around 5.0 at 650 nm, it’s then dropped to a stable of around 4.0 in the IR spectrum. The k-index of crystalline phase peaked </w:t>
+      </w:r>
+      <w:r>
+        <w:t xml:space="preserve">at around 301 </w:t>
+      </w:r>
+      <w:r>
+        <w:t xml:space="preserve">in the near-UV </w:t>
+      </w:r>
+      <w:r>
+        <w:t xml:space="preserve">spectrum </w:t>
+      </w:r>
+      <w:r>
+        <w:t xml:space="preserve">and rapidly falls to zero above ~900 nm. </w:t>
+      </w:r>
+      <w:r>
+        <w:t>So, t</w:t>
+      </w:r>
+      <w:r>
+        <w:t xml:space="preserve">he refractive index contrast </w:t>
+      </w:r>
+      <w:r>
+        <w:rPr>
+          <w:i/>
+          <w:iCs/>
+        </w:rPr>
+        <w:t>Δn = n</w:t>
       </w:r>
       <w:r>
         <w:rPr>
@@ -4982,14 +5116,11 @@
         <w:t>c</w:t>
       </w:r>
       <w:r>
-        <w:t xml:space="preserve"> - </w:t>
-      </w:r>
-      <w:r>
         <w:rPr>
           <w:i/>
           <w:iCs/>
         </w:rPr>
-        <w:t>n</w:t>
+        <w:t xml:space="preserve"> - n</w:t>
       </w:r>
       <w:r>
         <w:rPr>
@@ -5009,13 +5140,13 @@
         <w:t xml:space="preserve"> IR spectra</w:t>
       </w:r>
       <w:r>
-        <w:t xml:space="preserve">, and extinction coefficients is very large in the near-UV but falls to zero at near-IR </w:t>
-      </w:r>
-      <w:r>
-        <w:t>spectrum</w:t>
-      </w:r>
-      <w:r>
-        <w:t>, with crystalline Sb</w:t>
+        <w:t xml:space="preserve">, and extinction coefficients is very large in the near-UV but falls to zero </w:t>
+      </w:r>
+      <w:r>
+        <w:t>around</w:t>
+      </w:r>
+      <w:r>
+        <w:t xml:space="preserve"> near-IR spectrum, with crystalline Sb</w:t>
       </w:r>
       <w:r>
         <w:rPr>
@@ -5095,9 +5226,6 @@
       </w:r>
     </w:p>
     <w:p>
-      <w:pPr>
-        <w:jc w:val="center"/>
-      </w:pPr>
       <w:r>
         <w:rPr>
           <w:b/>
@@ -5172,7 +5300,13 @@
         <w:rPr>
           <w:highlight w:val="cyan"/>
         </w:rPr>
-        <w:t>without permission.</w:t>
+        <w:t>without permission</w:t>
+      </w:r>
+      <w:r>
+        <w:rPr>
+          <w:highlight w:val="cyan"/>
+        </w:rPr>
+        <w:t>, need one?</w:t>
       </w:r>
       <w:r>
         <w:t>)</w:t>
@@ -5190,15 +5324,669 @@
         <w:t>2</w:t>
       </w:r>
       <w:r>
-        <w:t xml:space="preserve"> Multilayer antireflection design</w:t>
+        <w:t xml:space="preserve"> </w:t>
+      </w:r>
+      <w:r>
+        <w:t>Single</w:t>
+      </w:r>
+      <w:r>
+        <w:t>-</w:t>
+      </w:r>
+      <w:r>
+        <w:t>layer</w:t>
+      </w:r>
+      <w:r>
+        <w:t xml:space="preserve"> antireflection design</w:t>
+      </w:r>
+    </w:p>
+    <w:p>
+      <w:r>
+        <w:t xml:space="preserve">A </w:t>
+      </w:r>
+      <w:r>
+        <w:t xml:space="preserve">single-layer device </w:t>
+      </w:r>
+      <w:r>
+        <w:t>reflects light at two interfaces</w:t>
+      </w:r>
+      <w:r>
+        <w:t>:</w:t>
+      </w:r>
+      <w:r>
+        <w:t xml:space="preserve"> the first </w:t>
+      </w:r>
+      <w:r>
+        <w:t>interface is between air a</w:t>
+      </w:r>
+      <w:r>
+        <w:t>nd</w:t>
+      </w:r>
+      <w:r>
+        <w:t xml:space="preserve"> thin film, and the second interface is between thin film layer and substrate,</w:t>
+      </w:r>
+      <w:r>
+        <w:t xml:space="preserve"> as shown in Fig 2</w:t>
+      </w:r>
+      <w:r>
+        <w:t>. Antireflection condition is archived when reflected light from both interface</w:t>
+      </w:r>
+      <w:r>
+        <w:t xml:space="preserve"> (</w:t>
+      </w:r>
+      <w:r>
+        <w:t>R</w:t>
+      </w:r>
+      <w:r>
+        <w:rPr>
+          <w:vertAlign w:val="subscript"/>
+        </w:rPr>
+        <w:t>1</w:t>
+      </w:r>
+      <w:r>
+        <w:t xml:space="preserve"> and </w:t>
+      </w:r>
+      <w:r>
+        <w:t>R</w:t>
+      </w:r>
+      <w:r>
+        <w:rPr>
+          <w:vertAlign w:val="subscript"/>
+        </w:rPr>
+        <w:t>2</w:t>
+      </w:r>
+      <w:r>
+        <w:t>)</w:t>
+      </w:r>
+      <w:r>
+        <w:t xml:space="preserve"> have a phase </w:t>
+      </w:r>
+      <w:r>
+        <w:t>differen</w:t>
+      </w:r>
+      <w:r>
+        <w:t>ce</w:t>
+      </w:r>
+      <w:r>
+        <w:t xml:space="preserve"> of </w:t>
+      </w:r>
+      <w:r>
+        <w:t>π radian</w:t>
+      </w:r>
+      <w:r>
+        <w:t>. And since</w:t>
+      </w:r>
+      <w:r>
+        <w:t xml:space="preserve"> </w:t>
+      </w:r>
+      <w:r>
+        <w:t>R</w:t>
+      </w:r>
+      <w:r>
+        <w:rPr>
+          <w:vertAlign w:val="subscript"/>
+        </w:rPr>
+        <w:t>2</w:t>
+      </w:r>
+      <w:r>
+        <w:t xml:space="preserve"> travelled through the thin film layer twice</w:t>
+      </w:r>
+      <w:r>
+        <w:t xml:space="preserve"> </w:t>
+      </w:r>
+      <w:r>
+        <w:rPr>
+          <w:highlight w:val="yellow"/>
+        </w:rPr>
+        <w:t>(down and up)</w:t>
+      </w:r>
+      <w:r>
+        <w:t xml:space="preserve">, the film optical thickness needs to be equal to </w:t>
+      </w:r>
+      <w:r>
+        <w:t>π</w:t>
+      </w:r>
+      <w:r>
+        <w:t>/2</w:t>
+      </w:r>
+      <w:r>
+        <w:t xml:space="preserve"> radian or </w:t>
+      </w:r>
+      <w:r>
+        <w:t>λ/4</w:t>
+      </w:r>
+      <w:r>
+        <w:t xml:space="preserve"> </w:t>
+      </w:r>
+      <w:r>
+        <w:t xml:space="preserve">(quarter-wave optical thickness; QWOT) </w:t>
+      </w:r>
+      <w:r>
+        <w:t>of the incident wavelength. In this work, optical thickness (</w:t>
+      </w:r>
+      <w:r>
+        <w:rPr>
+          <w:i/>
+          <w:iCs/>
+        </w:rPr>
+        <w:t>OT</w:t>
+      </w:r>
+      <w:r>
+        <w:t xml:space="preserve">) of thin film is the optical path length of light with </w:t>
+      </w:r>
+      <w:r>
+        <w:t>λ</w:t>
+      </w:r>
+      <w:r>
+        <w:t xml:space="preserve"> wavelength, it has different meaning from </w:t>
+      </w:r>
+    </w:p>
+    <w:p>
+      <w:r>
+        <w:t>it can be defined as:</w:t>
       </w:r>
     </w:p>
     <w:p>
       <w:pPr>
-        <w:jc w:val="left"/>
+        <w:jc w:val="right"/>
       </w:pPr>
-      <w:r>
-        <w:t xml:space="preserve">The simplest device is made from a single thin-film planar layer deposited on a substrate. The device can have antireflection or high reflection properties depending on the thickness of the film (t). Since all devices discussed in the introduction only utilize transmission (or absorption), minimizing reflectivity of the device is ideal. As shown in Fig. 2, a single-layer device has two interfaces for reflection; the first </w:t>
+      <m:oMath>
+        <m:r>
+          <w:rPr>
+            <w:rFonts w:ascii="Cambria Math" w:hAnsi="Cambria Math"/>
+          </w:rPr>
+          <m:t>OT=nt</m:t>
+        </m:r>
+      </m:oMath>
+      <w:r>
+        <w:t>,</w:t>
+      </w:r>
+      <w:r>
+        <w:tab/>
+      </w:r>
+      <w:r>
+        <w:tab/>
+      </w:r>
+      <w:r>
+        <w:tab/>
+      </w:r>
+      <w:r>
+        <w:tab/>
+      </w:r>
+      <w:r>
+        <w:tab/>
+      </w:r>
+      <w:r>
+        <w:tab/>
+      </w:r>
+      <w:r>
+        <w:t>(2.1)</w:t>
+      </w:r>
+    </w:p>
+    <w:p>
+      <w:pPr>
+        <w:tabs>
+          <w:tab w:val="left" w:pos="6362"/>
+        </w:tabs>
+      </w:pPr>
+      <w:r>
+        <w:t xml:space="preserve">where </w:t>
+      </w:r>
+      <w:r>
+        <w:rPr>
+          <w:i/>
+          <w:iCs/>
+        </w:rPr>
+        <w:t>n</w:t>
+      </w:r>
+      <w:r>
+        <w:t xml:space="preserve"> is the refractive index, and </w:t>
+      </w:r>
+      <w:r>
+        <w:rPr>
+          <w:i/>
+          <w:iCs/>
+        </w:rPr>
+        <w:t>t</w:t>
+      </w:r>
+      <w:r>
+        <w:t xml:space="preserve"> is the geometric thickness of the film.</w:t>
+      </w:r>
+      <w:r>
+        <w:t xml:space="preserve"> So, a single-layer antireflective device needs to have thin-film with </w:t>
+      </w:r>
+      <w:r>
+        <w:t xml:space="preserve">geometric </w:t>
+      </w:r>
+      <w:r>
+        <w:t>thickness (</w:t>
+      </w:r>
+      <w:r>
+        <w:rPr>
+          <w:i/>
+          <w:iCs/>
+        </w:rPr>
+        <w:t>t</w:t>
+      </w:r>
+      <w:r>
+        <w:t>) equal to:</w:t>
+      </w:r>
+    </w:p>
+    <w:p>
+      <w:pPr>
+        <w:jc w:val="right"/>
+      </w:pPr>
+      <m:oMath>
+        <m:r>
+          <w:rPr>
+            <w:rFonts w:ascii="Cambria Math" w:hAnsi="Cambria Math"/>
+          </w:rPr>
+          <m:t>t</m:t>
+        </m:r>
+        <m:r>
+          <w:rPr>
+            <w:rFonts w:ascii="Cambria Math" w:hAnsi="Cambria Math"/>
+          </w:rPr>
+          <m:t>=</m:t>
+        </m:r>
+        <m:f>
+          <m:fPr>
+            <m:ctrlPr>
+              <w:rPr>
+                <w:rFonts w:ascii="Cambria Math" w:hAnsi="Cambria Math"/>
+                <w:i/>
+              </w:rPr>
+            </m:ctrlPr>
+          </m:fPr>
+          <m:num>
+            <m:r>
+              <w:rPr>
+                <w:rFonts w:ascii="Cambria Math" w:hAnsi="Cambria Math"/>
+              </w:rPr>
+              <m:t>OT</m:t>
+            </m:r>
+          </m:num>
+          <m:den>
+            <m:r>
+              <w:rPr>
+                <w:rFonts w:ascii="Cambria Math" w:hAnsi="Cambria Math"/>
+              </w:rPr>
+              <m:t>n</m:t>
+            </m:r>
+          </m:den>
+        </m:f>
+        <m:r>
+          <w:rPr>
+            <w:rFonts w:ascii="Cambria Math" w:hAnsi="Cambria Math"/>
+          </w:rPr>
+          <m:t>=</m:t>
+        </m:r>
+        <m:f>
+          <m:fPr>
+            <m:ctrlPr>
+              <w:rPr>
+                <w:rFonts w:ascii="Cambria Math" w:hAnsi="Cambria Math"/>
+                <w:i/>
+              </w:rPr>
+            </m:ctrlPr>
+          </m:fPr>
+          <m:num>
+            <m:r>
+              <w:rPr>
+                <w:rFonts w:ascii="Cambria Math" w:hAnsi="Cambria Math"/>
+              </w:rPr>
+              <m:t>λ</m:t>
+            </m:r>
+          </m:num>
+          <m:den>
+            <m:r>
+              <w:rPr>
+                <w:rFonts w:ascii="Cambria Math" w:hAnsi="Cambria Math"/>
+              </w:rPr>
+              <m:t>4n</m:t>
+            </m:r>
+          </m:den>
+        </m:f>
+      </m:oMath>
+      <w:r>
+        <w:t>.</w:t>
+      </w:r>
+      <w:r>
+        <w:tab/>
+      </w:r>
+      <w:r>
+        <w:tab/>
+      </w:r>
+      <w:r>
+        <w:tab/>
+      </w:r>
+      <w:r>
+        <w:tab/>
+      </w:r>
+      <w:r>
+        <w:tab/>
+      </w:r>
+      <w:r>
+        <w:tab/>
+        <w:t>(2.</w:t>
+      </w:r>
+      <w:r>
+        <w:t>2</w:t>
+      </w:r>
+      <w:r>
+        <w:t>)</w:t>
+      </w:r>
+    </w:p>
+    <w:p>
+      <w:r>
+        <w:t>This is true only if refractive index of thin-film layer is less than the substrate</w:t>
+      </w:r>
+      <w:r>
+        <w:t xml:space="preserve"> (</w:t>
+      </w:r>
+      <w:r>
+        <w:rPr>
+          <w:i/>
+          <w:iCs/>
+        </w:rPr>
+        <w:t>n</w:t>
+      </w:r>
+      <w:r>
+        <w:rPr>
+          <w:i/>
+          <w:iCs/>
+          <w:vertAlign w:val="subscript"/>
+        </w:rPr>
+        <w:t>ai</w:t>
+      </w:r>
+      <w:r>
+        <w:rPr>
+          <w:vertAlign w:val="subscript"/>
+        </w:rPr>
+        <w:t>r</w:t>
+      </w:r>
+      <w:r>
+        <w:t>&lt;</w:t>
+      </w:r>
+      <w:r>
+        <w:rPr>
+          <w:i/>
+          <w:iCs/>
+        </w:rPr>
+        <w:t>n</w:t>
+      </w:r>
+      <w:r>
+        <w:rPr>
+          <w:i/>
+          <w:iCs/>
+          <w:vertAlign w:val="subscript"/>
+        </w:rPr>
+        <w:t>film</w:t>
+      </w:r>
+      <w:r>
+        <w:t>&lt;</w:t>
+      </w:r>
+      <w:r>
+        <w:rPr>
+          <w:i/>
+          <w:iCs/>
+        </w:rPr>
+        <w:t>n</w:t>
+      </w:r>
+      <w:r>
+        <w:rPr>
+          <w:i/>
+          <w:iCs/>
+          <w:vertAlign w:val="subscript"/>
+        </w:rPr>
+        <w:t>substrate</w:t>
+      </w:r>
+      <w:r>
+        <w:t>)</w:t>
+      </w:r>
+      <w:r>
+        <w:t xml:space="preserve">. </w:t>
+      </w:r>
+      <w:r>
+        <w:t>But i</w:t>
+      </w:r>
+      <w:r>
+        <w:t>f it’s larger,</w:t>
+      </w:r>
+      <w:r>
+        <w:t xml:space="preserve"> such as in our work where the Sb</w:t>
+      </w:r>
+      <w:r>
+        <w:rPr>
+          <w:vertAlign w:val="subscript"/>
+        </w:rPr>
+        <w:t>2</w:t>
+      </w:r>
+      <w:r>
+        <w:t>Se</w:t>
+      </w:r>
+      <w:r>
+        <w:rPr>
+          <w:vertAlign w:val="subscript"/>
+        </w:rPr>
+        <w:t>3</w:t>
+      </w:r>
+      <w:r>
+        <w:t xml:space="preserve"> refractive index at 532 and 1064 nm is higher than SiO</w:t>
+      </w:r>
+      <w:r>
+        <w:rPr>
+          <w:vertAlign w:val="subscript"/>
+        </w:rPr>
+        <w:t>2</w:t>
+      </w:r>
+      <w:r>
+        <w:t xml:space="preserve"> substrate,</w:t>
+      </w:r>
+      <w:r>
+        <w:t xml:space="preserve"> then </w:t>
+      </w:r>
+      <w:r>
+        <w:t xml:space="preserve">phase of light reflected from the first interface would be shifted by </w:t>
+      </w:r>
+      <w:r>
+        <w:t>π</w:t>
+      </w:r>
+      <w:r>
+        <w:t xml:space="preserve"> radian. T</w:t>
+      </w:r>
+      <w:r>
+        <w:t xml:space="preserve">he OT would </w:t>
+      </w:r>
+      <w:r>
+        <w:t xml:space="preserve">instead </w:t>
+      </w:r>
+      <w:r>
+        <w:t xml:space="preserve">be equal to </w:t>
+      </w:r>
+      <w:r>
+        <w:t>λ/</w:t>
+      </w:r>
+      <w:r>
+        <w:t>2 (half-wave optical thickness</w:t>
+      </w:r>
+      <w:r>
+        <w:t>; HWOT</w:t>
+      </w:r>
+      <w:r>
+        <w:t>).</w:t>
+      </w:r>
+    </w:p>
+    <w:p/>
+    <w:p>
+      <w:pPr>
+        <w:jc w:val="center"/>
+      </w:pPr>
+      <w:r>
+        <w:rPr>
+          <w:noProof/>
+        </w:rPr>
+        <w:drawing>
+          <wp:inline distT="0" distB="0" distL="0" distR="0" wp14:anchorId="609A4824" wp14:editId="275F48EC">
+            <wp:extent cx="2690037" cy="2488633"/>
+            <wp:effectExtent l="0" t="0" r="0" b="0"/>
+            <wp:docPr id="1484466258" name="Picture 2"/>
+            <wp:cNvGraphicFramePr>
+              <a:graphicFrameLocks xmlns:a="http://schemas.openxmlformats.org/drawingml/2006/main" noChangeAspect="1"/>
+            </wp:cNvGraphicFramePr>
+            <a:graphic xmlns:a="http://schemas.openxmlformats.org/drawingml/2006/main">
+              <a:graphicData uri="http://schemas.openxmlformats.org/drawingml/2006/picture">
+                <pic:pic xmlns:pic="http://schemas.openxmlformats.org/drawingml/2006/picture">
+                  <pic:nvPicPr>
+                    <pic:cNvPr id="0" name="Picture 2"/>
+                    <pic:cNvPicPr>
+                      <a:picLocks noChangeAspect="1" noChangeArrowheads="1"/>
+                    </pic:cNvPicPr>
+                  </pic:nvPicPr>
+                  <pic:blipFill>
+                    <a:blip r:embed="rId7" cstate="print">
+                      <a:extLst>
+                        <a:ext uri="{28A0092B-C50C-407E-A947-70E740481C1C}">
+                          <a14:useLocalDpi xmlns:a14="http://schemas.microsoft.com/office/drawing/2010/main" val="0"/>
+                        </a:ext>
+                      </a:extLst>
+                    </a:blip>
+                    <a:srcRect/>
+                    <a:stretch>
+                      <a:fillRect/>
+                    </a:stretch>
+                  </pic:blipFill>
+                  <pic:spPr bwMode="auto">
+                    <a:xfrm>
+                      <a:off x="0" y="0"/>
+                      <a:ext cx="2697627" cy="2495655"/>
+                    </a:xfrm>
+                    <a:prstGeom prst="rect">
+                      <a:avLst/>
+                    </a:prstGeom>
+                    <a:noFill/>
+                  </pic:spPr>
+                </pic:pic>
+              </a:graphicData>
+            </a:graphic>
+          </wp:inline>
+        </w:drawing>
+      </w:r>
+    </w:p>
+    <w:p>
+      <w:r>
+        <w:rPr>
+          <w:b/>
+          <w:bCs/>
+        </w:rPr>
+        <w:t>Fig. 2.</w:t>
+      </w:r>
+      <w:r>
+        <w:t xml:space="preserve"> Light paths in a single-layer thin film device. R</w:t>
+      </w:r>
+      <w:r>
+        <w:rPr>
+          <w:vertAlign w:val="subscript"/>
+        </w:rPr>
+        <w:t>1</w:t>
+      </w:r>
+      <w:r>
+        <w:t xml:space="preserve"> is the reflected light at the air-film interface, and R</w:t>
+      </w:r>
+      <w:r>
+        <w:rPr>
+          <w:vertAlign w:val="subscript"/>
+        </w:rPr>
+        <w:t>2</w:t>
+      </w:r>
+      <w:r>
+        <w:t xml:space="preserve"> is the reflected light at film-substrate interface. Antireflection occurs when the phase difference between R</w:t>
+      </w:r>
+      <w:r>
+        <w:rPr>
+          <w:vertAlign w:val="subscript"/>
+        </w:rPr>
+        <w:t>1</w:t>
+      </w:r>
+      <w:r>
+        <w:t xml:space="preserve"> and R</w:t>
+      </w:r>
+      <w:r>
+        <w:rPr>
+          <w:vertAlign w:val="subscript"/>
+        </w:rPr>
+        <w:t>2</w:t>
+      </w:r>
+      <w:r>
+        <w:t xml:space="preserve"> is </w:t>
+      </w:r>
+      <w:r>
+        <w:t>π</w:t>
+      </w:r>
+      <w:r>
+        <w:t xml:space="preserve"> radian. Both incident and reflection angles is 0°, the angles in this figure are exaggerated.</w:t>
+      </w:r>
+    </w:p>
+    <w:p>
+      <w:pPr>
+        <w:pStyle w:val="Heading2"/>
+      </w:pPr>
+      <w:r>
+        <w:lastRenderedPageBreak/>
+        <w:t>2.</w:t>
+      </w:r>
+      <w:r>
+        <w:t>3</w:t>
+      </w:r>
+      <w:r>
+        <w:t xml:space="preserve"> </w:t>
+      </w:r>
+      <w:r>
+        <w:t>Multi</w:t>
+      </w:r>
+      <w:r>
+        <w:t>-layer</w:t>
+      </w:r>
+      <w:r>
+        <w:t xml:space="preserve"> antireflection design</w:t>
+      </w:r>
+    </w:p>
+    <w:p>
+      <w:r>
+        <w:rPr>
+          <w:highlight w:val="cyan"/>
+        </w:rPr>
+        <w:t>(Why is multi-layer design needed???)</w:t>
+      </w:r>
+      <w:r>
+        <w:rPr>
+          <w:highlight w:val="cyan"/>
+        </w:rPr>
+        <w:fldChar w:fldCharType="begin"/>
+      </w:r>
+      <w:r>
+        <w:rPr>
+          <w:highlight w:val="cyan"/>
+        </w:rPr>
+        <w:instrText xml:space="preserve"> ADDIN EN.CITE &lt;EndNote&gt;&lt;Cite&gt;&lt;Author&gt;Patel&lt;/Author&gt;&lt;Year&gt;2020&lt;/Year&gt;&lt;RecNum&gt;84&lt;/RecNum&gt;&lt;DisplayText&gt;[34]&lt;/DisplayText&gt;&lt;record&gt;&lt;rec-number&gt;84&lt;/rec-number&gt;&lt;foreign-keys&gt;&lt;key app="EN" db-id="v920pft06rp9dbex2ap500x99x5rrtswxzss" timestamp="1773906072"&gt;84&lt;/key&gt;&lt;/foreign-keys&gt;&lt;ref-type name="Journal Article"&gt;17&lt;/ref-type&gt;&lt;contributors&gt;&lt;authors&gt;&lt;author&gt;Patel, Rupali&lt;/author&gt;&lt;author&gt;Patel, Nainesh&lt;/author&gt;&lt;author&gt;Bazzanella, Nicola&lt;/author&gt;&lt;author&gt;Miotello, Antonio&lt;/author&gt;&lt;/authors&gt;&lt;/contributors&gt;&lt;titles&gt;&lt;title&gt;Fabricating multilayer antireflective coating for near complete transmittance in broadband visible light spectrum&lt;/title&gt;&lt;secondary-title&gt;Optical Materials&lt;/secondary-title&gt;&lt;/titles&gt;&lt;periodical&gt;&lt;full-title&gt;Optical Materials&lt;/full-title&gt;&lt;/periodical&gt;&lt;pages&gt;110415&lt;/pages&gt;&lt;volume&gt;108&lt;/volume&gt;&lt;keywords&gt;&lt;keyword&gt;Antireflective coating&lt;/keyword&gt;&lt;keyword&gt;Multilayer&lt;/keyword&gt;&lt;keyword&gt;Refractive index&lt;/keyword&gt;&lt;keyword&gt;RF-magnetron sputtering&lt;/keyword&gt;&lt;keyword&gt;Near-zero transmittance&lt;/keyword&gt;&lt;/keywords&gt;&lt;dates&gt;&lt;year&gt;2020&lt;/year&gt;&lt;pub-dates&gt;&lt;date&gt;2020/10/01/&lt;/date&gt;&lt;/pub-dates&gt;&lt;/dates&gt;&lt;isbn&gt;0925-3467&lt;/isbn&gt;&lt;urls&gt;&lt;related-urls&gt;&lt;url&gt;https://www.sciencedirect.com/science/article/pii/S0925346720307564&lt;/url&gt;&lt;/related-urls&gt;&lt;/urls&gt;&lt;electronic-resource-num&gt;https://doi.org/10.1016/j.optmat.2020.110415&lt;/electronic-resource-num&gt;&lt;/record&gt;&lt;/Cite&gt;&lt;/EndNote&gt;</w:instrText>
+      </w:r>
+      <w:r>
+        <w:rPr>
+          <w:highlight w:val="cyan"/>
+        </w:rPr>
+        <w:fldChar w:fldCharType="separate"/>
+      </w:r>
+      <w:r>
+        <w:rPr>
+          <w:noProof/>
+          <w:highlight w:val="cyan"/>
+        </w:rPr>
+        <w:t>[34]</w:t>
+      </w:r>
+      <w:r>
+        <w:rPr>
+          <w:highlight w:val="cyan"/>
+        </w:rPr>
+        <w:fldChar w:fldCharType="end"/>
       </w:r>
     </w:p>
     <w:p>
@@ -5221,6 +6009,53 @@
       </w:r>
     </w:p>
     <w:p>
+      <w:r>
+        <w:t xml:space="preserve">1064 nm, </w:t>
+      </w:r>
+      <w:r>
+        <w:t>2</w:t>
+      </w:r>
+      <w:r>
+        <w:t>-layer design</w:t>
+      </w:r>
+      <w:r>
+        <w:t xml:space="preserve"> </w:t>
+      </w:r>
+      <w:r>
+        <w:fldChar w:fldCharType="begin"/>
+      </w:r>
+      <w:r>
+        <w:instrText xml:space="preserve"> ADDIN EN.CITE &lt;EndNote&gt;&lt;Cite&gt;&lt;Author&gt;Raut&lt;/Author&gt;&lt;Year&gt;2011&lt;/Year&gt;&lt;RecNum&gt;85&lt;/RecNum&gt;&lt;DisplayText&gt;[35]&lt;/DisplayText&gt;&lt;record&gt;&lt;rec-number&gt;85&lt;/rec-number&gt;&lt;foreign-keys&gt;&lt;key app="EN" db-id="v920pft06rp9dbex2ap500x99x5rrtswxzss" timestamp="1773917246"&gt;85&lt;/key&gt;&lt;/foreign-keys&gt;&lt;ref-type name="Journal Article"&gt;17&lt;/ref-type&gt;&lt;contributors&gt;&lt;authors&gt;&lt;author&gt;Raut, Hemant Kumar&lt;/author&gt;&lt;author&gt;Ganesh, V. Anand&lt;/author&gt;&lt;author&gt;Nair, A. Sreekumaran&lt;/author&gt;&lt;author&gt;Ramakrishna, Seeram&lt;/author&gt;&lt;/authors&gt;&lt;/contributors&gt;&lt;titles&gt;&lt;title&gt;Anti-reflective coatings: A critical, in-depth review&lt;/title&gt;&lt;secondary-title&gt;Energy &amp;amp; Environmental Science&lt;/secondary-title&gt;&lt;/titles&gt;&lt;periodical&gt;&lt;full-title&gt;Energy &amp;amp; Environmental Science&lt;/full-title&gt;&lt;/periodical&gt;&lt;pages&gt;3779-3804&lt;/pages&gt;&lt;volume&gt;4&lt;/volume&gt;&lt;number&gt;10&lt;/number&gt;&lt;dates&gt;&lt;year&gt;2011&lt;/year&gt;&lt;/dates&gt;&lt;publisher&gt;The Royal Society of Chemistry&lt;/publisher&gt;&lt;isbn&gt;1754-5692&lt;/isbn&gt;&lt;work-type&gt;10.1039/C1EE01297E&lt;/work-type&gt;&lt;urls&gt;&lt;related-urls&gt;&lt;url&gt;http://dx.doi.org/10.1039/C1EE01297E&lt;/url&gt;&lt;/related-urls&gt;&lt;/urls&gt;&lt;electronic-resource-num&gt;10.1039/C1EE01297E&lt;/electronic-resource-num&gt;&lt;/record&gt;&lt;/Cite&gt;&lt;/EndNote&gt;</w:instrText>
+      </w:r>
+      <w:r>
+        <w:fldChar w:fldCharType="separate"/>
+      </w:r>
+      <w:r>
+        <w:rPr>
+          <w:noProof/>
+        </w:rPr>
+        <w:t>[35]</w:t>
+      </w:r>
+      <w:r>
+        <w:fldChar w:fldCharType="end"/>
+      </w:r>
+      <w:r>
+        <w:t xml:space="preserve">: </w:t>
+      </w:r>
+      <w:r>
+        <w:t>1.</w:t>
+      </w:r>
+      <w:r>
+        <w:t>38, 1.62</w:t>
+      </w:r>
+    </w:p>
+    <w:p/>
+    <w:p>
+      <w:r>
+        <w:t xml:space="preserve">1064 nm, 3-layer design: </w:t>
+      </w:r>
+    </w:p>
+    <w:p>
       <w:pPr>
         <w:pStyle w:val="Heading2"/>
       </w:pPr>
@@ -5352,7 +6187,7 @@
       <w:r>
         <w:fldChar w:fldCharType="begin">
           <w:fldData xml:space="preserve">PEVuZE5vdGU+PENpdGU+PEF1dGhvcj5MYXdzb248L0F1dGhvcj48WWVhcj4yMDIzPC9ZZWFyPjxS
-ZWNOdW0+NjA8L1JlY051bT48RGlzcGxheVRleHQ+WzE3LCAzNF08L0Rpc3BsYXlUZXh0PjxyZWNv
+ZWNOdW0+NjA8L1JlY051bT48RGlzcGxheVRleHQ+WzE3LCAzNl08L0Rpc3BsYXlUZXh0PjxyZWNv
 cmQ+PHJlYy1udW1iZXI+NjA8L3JlYy1udW1iZXI+PGZvcmVpZ24ta2V5cz48a2V5IGFwcD0iRU4i
 IGRiLWlkPSJ2OTIwcGZ0MDZycDlkYmV4MmFwNTAweDk5eDVycnRzd3h6c3MiIHRpbWVzdGFtcD0i
 MTc2ODA1MjkxMSIgZ3VpZD0iYzg5NTA2MDYtNGZkZC00MTFjLTk4ODItNDkyMzQxYWEwNWYzIj42
@@ -5401,7 +6236,7 @@
       <w:r>
         <w:fldChar w:fldCharType="begin">
           <w:fldData xml:space="preserve">PEVuZE5vdGU+PENpdGU+PEF1dGhvcj5MYXdzb248L0F1dGhvcj48WWVhcj4yMDIzPC9ZZWFyPjxS
-ZWNOdW0+NjA8L1JlY051bT48RGlzcGxheVRleHQ+WzE3LCAzNF08L0Rpc3BsYXlUZXh0PjxyZWNv
+ZWNOdW0+NjA8L1JlY051bT48RGlzcGxheVRleHQ+WzE3LCAzNl08L0Rpc3BsYXlUZXh0PjxyZWNv
 cmQ+PHJlYy1udW1iZXI+NjA8L3JlYy1udW1iZXI+PGZvcmVpZ24ta2V5cz48a2V5IGFwcD0iRU4i
 IGRiLWlkPSJ2OTIwcGZ0MDZycDlkYmV4MmFwNTAweDk5eDVycnRzd3h6c3MiIHRpbWVzdGFtcD0i
 MTc2ODA1MjkxMSIgZ3VpZD0iYzg5NTA2MDYtNGZkZC00MTFjLTk4ODItNDkyMzQxYWEwNWYzIj42
@@ -5457,13 +6292,29 @@
         <w:rPr>
           <w:noProof/>
         </w:rPr>
-        <w:t>[17, 34]</w:t>
+        <w:t>[17, 36]</w:t>
       </w:r>
       <w:r>
         <w:fldChar w:fldCharType="end"/>
       </w:r>
       <w:r>
-        <w:t xml:space="preserve">. To account for this, the complex refractive index can  be rewritten from </w:t>
+        <w:t>. To account for this, the complex refractive index</w:t>
+      </w:r>
+      <w:r>
+        <w:t xml:space="preserve"> (</w:t>
+      </w:r>
+      <w:r>
+        <w:rPr>
+          <w:i/>
+          <w:iCs/>
+        </w:rPr>
+        <w:t>ñ</w:t>
+      </w:r>
+      <w:r>
+        <w:t>)</w:t>
+      </w:r>
+      <w:r>
+        <w:t xml:space="preserve"> can  be rewritten from </w:t>
       </w:r>
       <w:r>
         <w:t>Eq.</w:t>
@@ -5637,8 +6488,6 @@
       </m:oMath>
       <w:r>
         <w:tab/>
-      </w:r>
-      <w:r>
         <w:t>,</w:t>
       </w:r>
       <w:r>
@@ -5655,13 +6504,7 @@
       </w:r>
       <w:r>
         <w:tab/>
-        <w:t>(</w:t>
-      </w:r>
-      <w:r>
-        <w:t>XXX</w:t>
-      </w:r>
-      <w:r>
-        <w:t>)</w:t>
+        <w:t>(XXX)</w:t>
       </w:r>
     </w:p>
     <w:p>
@@ -5669,7 +6512,17 @@
         <w:jc w:val="left"/>
       </w:pPr>
       <w:r>
-        <w:t xml:space="preserve">where N is the number of phase switching cycle. </w:t>
+        <w:t xml:space="preserve">where </w:t>
+      </w:r>
+      <w:r>
+        <w:rPr>
+          <w:i/>
+          <w:iCs/>
+        </w:rPr>
+        <w:t>N</w:t>
+      </w:r>
+      <w:r>
+        <w:t xml:space="preserve"> is the number of phase switching cycle. </w:t>
       </w:r>
     </w:p>
     <w:p>
@@ -5680,10 +6533,32 @@
         <w:tab/>
       </w:r>
       <w:r>
-        <w:t>The real part of the refractive index (n) is described by an exponential relaxation towards a saturated value as:</w:t>
+        <w:t>The real part of the refractive index (</w:t>
+      </w:r>
+      <w:r>
+        <w:rPr>
+          <w:i/>
+          <w:iCs/>
+        </w:rPr>
+        <w:t>n</w:t>
+      </w:r>
+      <w:r>
+        <w:t>)</w:t>
+      </w:r>
+      <w:r>
+        <w:t xml:space="preserve"> is described by an exponential relaxation towards a saturated value </w:t>
+      </w:r>
+      <w:r>
+        <w:t>such that</w:t>
+      </w:r>
+      <w:r>
+        <w:t>:</w:t>
       </w:r>
     </w:p>
     <w:p>
+      <w:pPr>
+        <w:jc w:val="right"/>
+      </w:pPr>
       <m:oMath>
         <m:sSub>
           <m:sSubPr>
@@ -5831,13 +6706,7 @@
                   <w:rPr>
                     <w:rFonts w:ascii="Cambria Math" w:hAnsi="Cambria Math"/>
                   </w:rPr>
-                  <m:t>p,</m:t>
-                </m:r>
-                <m:r>
-                  <w:rPr>
-                    <w:rFonts w:ascii="Cambria Math" w:hAnsi="Cambria Math"/>
-                  </w:rPr>
-                  <m:t>0</m:t>
+                  <m:t>p,0</m:t>
                 </m:r>
               </m:sub>
             </m:sSub>
@@ -5910,6 +6779,17 @@
       </m:oMath>
       <w:r>
         <w:tab/>
+      </w:r>
+      <w:r>
+        <w:tab/>
+      </w:r>
+      <w:r>
+        <w:tab/>
+      </w:r>
+      <w:r>
+        <w:tab/>
+      </w:r>
+      <w:r>
         <w:t>(XXX)</w:t>
       </w:r>
     </w:p>
@@ -5920,10 +6800,19 @@
         </w:rPr>
       </w:pPr>
       <w:r>
-        <w:t>where n</w:t>
-      </w:r>
-      <w:r>
-        <w:rPr>
+        <w:t xml:space="preserve">where </w:t>
+      </w:r>
+      <w:r>
+        <w:rPr>
+          <w:i/>
+          <w:iCs/>
+        </w:rPr>
+        <w:t>n</w:t>
+      </w:r>
+      <w:r>
+        <w:rPr>
+          <w:i/>
+          <w:iCs/>
           <w:vertAlign w:val="subscript"/>
         </w:rPr>
         <w:t>p,</w:t>
@@ -5931,6 +6820,8 @@
       <w:r>
         <w:rPr>
           <w:rFonts w:hint="eastAsia"/>
+          <w:i/>
+          <w:iCs/>
           <w:vertAlign w:val="subscript"/>
         </w:rPr>
         <w:t>∞</w:t>
@@ -5962,20 +6853,35 @@
         <w:t xml:space="preserve"> after many cycles, </w:t>
       </w:r>
       <w:r>
+        <w:rPr>
+          <w:i/>
+          <w:iCs/>
+        </w:rPr>
         <w:t>n</w:t>
       </w:r>
       <w:r>
         <w:rPr>
+          <w:i/>
+          <w:iCs/>
           <w:vertAlign w:val="subscript"/>
         </w:rPr>
         <w:t>p,</w:t>
       </w:r>
       <w:r>
         <w:rPr>
+          <w:i/>
+          <w:iCs/>
           <w:vertAlign w:val="subscript"/>
           <w:lang w:val="en-US"/>
         </w:rPr>
-        <w:t xml:space="preserve">0 </w:t>
+        <w:t>0</w:t>
+      </w:r>
+      <w:r>
+        <w:rPr>
+          <w:vertAlign w:val="subscript"/>
+          <w:lang w:val="en-US"/>
+        </w:rPr>
+        <w:t xml:space="preserve"> </w:t>
       </w:r>
       <w:r>
         <w:rPr>
@@ -6004,12 +6910,16 @@
       </w:r>
       <w:r>
         <w:rPr>
+          <w:i/>
+          <w:iCs/>
           <w:lang w:val="en-US"/>
         </w:rPr>
         <w:t>α</w:t>
       </w:r>
       <w:r>
         <w:rPr>
+          <w:i/>
+          <w:iCs/>
           <w:vertAlign w:val="subscript"/>
           <w:lang w:val="en-US"/>
         </w:rPr>
@@ -6019,7 +6929,21 @@
         <w:rPr>
           <w:lang w:val="en-US"/>
         </w:rPr>
-        <w:t xml:space="preserve"> is the drift coefficient per cycle of phase p </w:t>
+        <w:t xml:space="preserve"> is the drift coefficient per cycle of phase </w:t>
+      </w:r>
+      <w:r>
+        <w:rPr>
+          <w:i/>
+          <w:iCs/>
+          <w:lang w:val="en-US"/>
+        </w:rPr>
+        <w:t>p</w:t>
+      </w:r>
+      <w:r>
+        <w:rPr>
+          <w:lang w:val="en-US"/>
+        </w:rPr>
+        <w:t xml:space="preserve"> </w:t>
       </w:r>
       <w:r>
         <w:rPr>
@@ -6027,7 +6951,7 @@
         </w:rPr>
         <w:fldChar w:fldCharType="begin">
           <w:fldData xml:space="preserve">PEVuZE5vdGU+PENpdGU+PEF1dGhvcj5EZWxhbmV5PC9BdXRob3I+PFllYXI+MjAyMDwvWWVhcj48
-UmVjTnVtPjY0PC9SZWNOdW0+PERpc3BsYXlUZXh0PlsxOCwgMzVdPC9EaXNwbGF5VGV4dD48cmVj
+UmVjTnVtPjY0PC9SZWNOdW0+PERpc3BsYXlUZXh0PlsxOCwgMzddPC9EaXNwbGF5VGV4dD48cmVj
 b3JkPjxyZWMtbnVtYmVyPjY0PC9yZWMtbnVtYmVyPjxmb3JlaWduLWtleXM+PGtleSBhcHA9IkVO
 IiBkYi1pZD0idjkyMHBmdDA2cnA5ZGJleDJhcDUwMHg5OXg1cnJ0c3d4enNzIiB0aW1lc3RhbXA9
 IjE3NjgwNTQwOTAiIGd1aWQ9ImIxNWI1NTUwLTQwZDctNGFkMi04MTgyLWNmNmY0ODZhNGY1MCI+
@@ -6089,7 +7013,7 @@
         </w:rPr>
         <w:fldChar w:fldCharType="begin">
           <w:fldData xml:space="preserve">PEVuZE5vdGU+PENpdGU+PEF1dGhvcj5EZWxhbmV5PC9BdXRob3I+PFllYXI+MjAyMDwvWWVhcj48
-UmVjTnVtPjY0PC9SZWNOdW0+PERpc3BsYXlUZXh0PlsxOCwgMzVdPC9EaXNwbGF5VGV4dD48cmVj
+UmVjTnVtPjY0PC9SZWNOdW0+PERpc3BsYXlUZXh0PlsxOCwgMzddPC9EaXNwbGF5VGV4dD48cmVj
 b3JkPjxyZWMtbnVtYmVyPjY0PC9yZWMtbnVtYmVyPjxmb3JlaWduLWtleXM+PGtleSBhcHA9IkVO
 IiBkYi1pZD0idjkyMHBmdDA2cnA5ZGJleDJhcDUwMHg5OXg1cnJ0c3d4enNzIiB0aW1lc3RhbXA9
 IjE3NjgwNTQwOTAiIGd1aWQ9ImIxNWI1NTUwLTQwZDctNGFkMi04MTgyLWNmNmY0ODZhNGY1MCI+
@@ -6167,7 +7091,7 @@
           <w:noProof/>
           <w:lang w:val="en-US"/>
         </w:rPr>
-        <w:t>[18, 35]</w:t>
+        <w:t>[18, 37]</w:t>
       </w:r>
       <w:r>
         <w:rPr>
@@ -6193,11 +7117,38 @@
           <w:lang w:val="en-US"/>
         </w:rPr>
         <w:tab/>
-        <w:t>Meanwhile, the imaginary part can be approximated from a linear growth as:</w:t>
+        <w:t xml:space="preserve">Meanwhile, the imaginary part </w:t>
+      </w:r>
+      <w:r>
+        <w:rPr>
+          <w:lang w:val="en-US"/>
+        </w:rPr>
+        <w:t>(</w:t>
+      </w:r>
+      <w:r>
+        <w:rPr>
+          <w:i/>
+          <w:iCs/>
+          <w:lang w:val="en-US"/>
+        </w:rPr>
+        <w:t>k</w:t>
+      </w:r>
+      <w:r>
+        <w:rPr>
+          <w:lang w:val="en-US"/>
+        </w:rPr>
+        <w:t xml:space="preserve">) </w:t>
+      </w:r>
+      <w:r>
+        <w:rPr>
+          <w:lang w:val="en-US"/>
+        </w:rPr>
+        <w:t>can be approximated from a linear growth as:</w:t>
       </w:r>
     </w:p>
     <w:p>
       <w:pPr>
+        <w:jc w:val="right"/>
         <w:rPr>
           <w:lang w:val="en-US"/>
         </w:rPr>
@@ -6320,6 +7271,23 @@
       </m:oMath>
       <w:r>
         <w:tab/>
+      </w:r>
+      <w:r>
+        <w:tab/>
+      </w:r>
+      <w:r>
+        <w:tab/>
+      </w:r>
+      <w:r>
+        <w:tab/>
+      </w:r>
+      <w:r>
+        <w:tab/>
+      </w:r>
+      <w:r>
+        <w:tab/>
+      </w:r>
+      <w:r>
         <w:t>(XXX)</w:t>
       </w:r>
     </w:p>
@@ -6329,6 +7297,9 @@
       </w:r>
     </w:p>
     <w:p>
+      <w:pPr>
+        <w:jc w:val="right"/>
+      </w:pPr>
       <m:oMath>
         <m:sSub>
           <m:sSubPr>
@@ -6447,15 +7418,41 @@
       </m:oMath>
       <w:r>
         <w:tab/>
+      </w:r>
+      <w:r>
+        <w:tab/>
+      </w:r>
+      <w:r>
+        <w:tab/>
+      </w:r>
+      <w:r>
+        <w:tab/>
+      </w:r>
+      <w:r>
+        <w:tab/>
+      </w:r>
+      <w:r>
+        <w:tab/>
+      </w:r>
+      <w:r>
         <w:t>(XXX)</w:t>
       </w:r>
     </w:p>
     <w:p>
       <w:r>
-        <w:t>where k</w:t>
-      </w:r>
-      <w:r>
-        <w:rPr>
+        <w:t xml:space="preserve">where </w:t>
+      </w:r>
+      <w:r>
+        <w:rPr>
+          <w:i/>
+          <w:iCs/>
+        </w:rPr>
+        <w:t>k</w:t>
+      </w:r>
+      <w:r>
+        <w:rPr>
+          <w:i/>
+          <w:iCs/>
           <w:vertAlign w:val="subscript"/>
         </w:rPr>
         <w:t>p,0</w:t>
@@ -6473,10 +7470,16 @@
         <w:t xml:space="preserve"> and </w:t>
       </w:r>
       <w:r>
+        <w:rPr>
+          <w:i/>
+          <w:iCs/>
+        </w:rPr>
         <w:t>β</w:t>
       </w:r>
       <w:r>
         <w:rPr>
+          <w:i/>
+          <w:iCs/>
           <w:vertAlign w:val="subscript"/>
         </w:rPr>
         <w:t>p</w:t>
@@ -6485,10 +7488,16 @@
         <w:t xml:space="preserve"> (or </w:t>
       </w:r>
       <w:r>
+        <w:rPr>
+          <w:i/>
+          <w:iCs/>
+        </w:rPr>
         <w:t>γ</w:t>
       </w:r>
       <w:r>
         <w:rPr>
+          <w:i/>
+          <w:iCs/>
           <w:vertAlign w:val="subscript"/>
         </w:rPr>
         <w:t>p</w:t>
@@ -6497,10 +7506,16 @@
         <w:t xml:space="preserve">) is the loss growth coefficient. The parameter </w:t>
       </w:r>
       <w:r>
+        <w:rPr>
+          <w:i/>
+          <w:iCs/>
+        </w:rPr>
         <w:t>β</w:t>
       </w:r>
       <w:r>
         <w:rPr>
+          <w:i/>
+          <w:iCs/>
           <w:vertAlign w:val="subscript"/>
         </w:rPr>
         <w:t>p</w:t>
@@ -6512,12 +7527,22 @@
         <w:t xml:space="preserve"> </w:t>
       </w:r>
       <w:r>
-        <w:t xml:space="preserve">is the relative loss per cycle of phase p </w:t>
+        <w:t xml:space="preserve">is the relative loss per cycle of phase </w:t>
+      </w:r>
+      <w:r>
+        <w:rPr>
+          <w:i/>
+          <w:iCs/>
+        </w:rPr>
+        <w:t>p</w:t>
+      </w:r>
+      <w:r>
+        <w:t xml:space="preserve"> </w:t>
       </w:r>
       <w:r>
         <w:fldChar w:fldCharType="begin">
           <w:fldData xml:space="preserve">PEVuZE5vdGU+PENpdGU+PEF1dGhvcj5MYXdzb248L0F1dGhvcj48WWVhcj4yMDIzPC9ZZWFyPjxS
-ZWNOdW0+NjA8L1JlY051bT48RGlzcGxheVRleHQ+WzE3LCAzNl08L0Rpc3BsYXlUZXh0PjxyZWNv
+ZWNOdW0+NjA8L1JlY051bT48RGlzcGxheVRleHQ+WzE3LCAzOF08L0Rpc3BsYXlUZXh0PjxyZWNv
 cmQ+PHJlYy1udW1iZXI+NjA8L3JlYy1udW1iZXI+PGZvcmVpZ24ta2V5cz48a2V5IGFwcD0iRU4i
 IGRiLWlkPSJ2OTIwcGZ0MDZycDlkYmV4MmFwNTAweDk5eDVycnRzd3h6c3MiIHRpbWVzdGFtcD0i
 MTc2ODA1MjkxMSIgZ3VpZD0iYzg5NTA2MDYtNGZkZC00MTFjLTk4ODItNDkyMzQxYWEwNWYzIj42
@@ -6563,7 +7588,7 @@
       <w:r>
         <w:fldChar w:fldCharType="begin">
           <w:fldData xml:space="preserve">PEVuZE5vdGU+PENpdGU+PEF1dGhvcj5MYXdzb248L0F1dGhvcj48WWVhcj4yMDIzPC9ZZWFyPjxS
-ZWNOdW0+NjA8L1JlY051bT48RGlzcGxheVRleHQ+WzE3LCAzNl08L0Rpc3BsYXlUZXh0PjxyZWNv
+ZWNOdW0+NjA8L1JlY051bT48RGlzcGxheVRleHQ+WzE3LCAzOF08L0Rpc3BsYXlUZXh0PjxyZWNv
 cmQ+PHJlYy1udW1iZXI+NjA8L3JlYy1udW1iZXI+PGZvcmVpZ24ta2V5cz48a2V5IGFwcD0iRU4i
 IGRiLWlkPSJ2OTIwcGZ0MDZycDlkYmV4MmFwNTAweDk5eDVycnRzd3h6c3MiIHRpbWVzdGFtcD0i
 MTc2ODA1MjkxMSIgZ3VpZD0iYzg5NTA2MDYtNGZkZC00MTFjLTk4ODItNDkyMzQxYWEwNWYzIj42
@@ -6616,7 +7641,7 @@
         <w:rPr>
           <w:noProof/>
         </w:rPr>
-        <w:t>[17, 36]</w:t>
+        <w:t>[17, 38]</w:t>
       </w:r>
       <w:r>
         <w:fldChar w:fldCharType="end"/>
@@ -6627,7 +7652,7 @@
       <w:r>
         <w:fldChar w:fldCharType="begin">
           <w:fldData xml:space="preserve">PEVuZE5vdGU+PENpdGU+PEF1dGhvcj5MYXdzb248L0F1dGhvcj48WWVhcj4yMDIzPC9ZZWFyPjxS
-ZWNOdW0+NjA8L1JlY051bT48RGlzcGxheVRleHQ+WzE3LCAxOCwgMzUtMzddPC9EaXNwbGF5VGV4
+ZWNOdW0+NjA8L1JlY051bT48RGlzcGxheVRleHQ+WzE3LCAxOCwgMzctMzldPC9EaXNwbGF5VGV4
 dD48cmVjb3JkPjxyZWMtbnVtYmVyPjYwPC9yZWMtbnVtYmVyPjxmb3JlaWduLWtleXM+PGtleSBh
 cHA9IkVOIiBkYi1pZD0idjkyMHBmdDA2cnA5ZGJleDJhcDUwMHg5OXg1cnJ0c3d4enNzIiB0aW1l
 c3RhbXA9IjE3NjgwNTI5MTEiIGd1aWQ9ImM4OTUwNjA2LTRmZGQtNDExYy05ODgyLTQ5MjM0MWFh
@@ -6739,7 +7764,7 @@
       <w:r>
         <w:fldChar w:fldCharType="begin">
           <w:fldData xml:space="preserve">PEVuZE5vdGU+PENpdGU+PEF1dGhvcj5MYXdzb248L0F1dGhvcj48WWVhcj4yMDIzPC9ZZWFyPjxS
-ZWNOdW0+NjA8L1JlY051bT48RGlzcGxheVRleHQ+WzE3LCAxOCwgMzUtMzddPC9EaXNwbGF5VGV4
+ZWNOdW0+NjA8L1JlY051bT48RGlzcGxheVRleHQ+WzE3LCAxOCwgMzctMzldPC9EaXNwbGF5VGV4
 dD48cmVjb3JkPjxyZWMtbnVtYmVyPjYwPC9yZWMtbnVtYmVyPjxmb3JlaWduLWtleXM+PGtleSBh
 cHA9IkVOIiBkYi1pZD0idjkyMHBmdDA2cnA5ZGJleDJhcDUwMHg5OXg1cnJ0c3d4enNzIiB0aW1l
 c3RhbXA9IjE3NjgwNTI5MTEiIGd1aWQ9ImM4OTUwNjA2LTRmZGQtNDExYy05ODgyLTQ5MjM0MWFh
@@ -6858,7 +7883,7 @@
         <w:rPr>
           <w:noProof/>
         </w:rPr>
-        <w:t>[17, 18, 35-37]</w:t>
+        <w:t>[17, 18, 37-39]</w:t>
       </w:r>
       <w:r>
         <w:fldChar w:fldCharType="end"/>
@@ -6872,16 +7897,6 @@
         </w:rPr>
         <w:t>Supplementary Material</w:t>
       </w:r>
-      <w:r>
-        <w:t>.</w:t>
-      </w:r>
-    </w:p>
-    <w:p>
-      <w:pPr>
-        <w:rPr>
-          <w:lang w:val="en-US"/>
-        </w:rPr>
-      </w:pPr>
     </w:p>
     <w:p>
       <w:pPr>
@@ -6902,7 +7917,6 @@
           <w:iCs w:val="0"/>
           <w:sz w:val="20"/>
         </w:rPr>
-        <w:lastRenderedPageBreak/>
         <w:t>4</w:t>
       </w:r>
       <w:r>
@@ -7124,7 +8138,7 @@
       <w:r>
         <w:t xml:space="preserve">vol. 14, no. 6, p. 1259, 2023. [Online]. Available: </w:t>
       </w:r>
-      <w:hyperlink r:id="rId7" w:history="1">
+      <w:hyperlink r:id="rId8" w:history="1">
         <w:r>
           <w:rPr>
             <w:rStyle w:val="Hyperlink"/>
@@ -7157,7 +8171,7 @@
       <w:r>
         <w:t xml:space="preserve">, 9–13 Nov. 2025 2025, pp. 1–2, doi: 10.1109/IPC65510.2025.11281888. [Online]. Available: </w:t>
       </w:r>
-      <w:hyperlink r:id="rId8" w:history="1">
+      <w:hyperlink r:id="rId9" w:history="1">
         <w:r>
           <w:rPr>
             <w:rStyle w:val="Hyperlink"/>
@@ -7197,13 +8211,14 @@
         <w:ind w:left="720" w:hanging="720"/>
       </w:pPr>
       <w:r>
+        <w:lastRenderedPageBreak/>
         <w:t>[5]</w:t>
       </w:r>
       <w:r>
         <w:tab/>
         <w:t xml:space="preserve">A. N. H. Lam Tai, "OPTICAL LIMITERS FOR FACILITATING APERTURE PROTECTION," US Patent US 2019/0094430 A1 Patent Appl. US 201715716364 A, 2019/03/28, 2019. [Online]. Available: </w:t>
       </w:r>
-      <w:hyperlink r:id="rId9" w:history="1">
+      <w:hyperlink r:id="rId10" w:history="1">
         <w:r>
           <w:rPr>
             <w:rStyle w:val="Hyperlink"/>
@@ -7242,7 +8257,7 @@
       <w:r>
         <w:t xml:space="preserve">vol. 15, no. 6, p. 2100001, 2021, doi: </w:t>
       </w:r>
-      <w:hyperlink r:id="rId10" w:history="1">
+      <w:hyperlink r:id="rId11" w:history="1">
         <w:r>
           <w:rPr>
             <w:rStyle w:val="Hyperlink"/>
@@ -7284,7 +8299,7 @@
       <w:r>
         <w:t xml:space="preserve">, 12–17 Sept. 2022 2022, pp. 148–150, doi: 10.1109/Metamaterials54993.2022.9920767. [Online]. Available: </w:t>
       </w:r>
-      <w:hyperlink r:id="rId11" w:history="1">
+      <w:hyperlink r:id="rId12" w:history="1">
         <w:r>
           <w:rPr>
             <w:rStyle w:val="Hyperlink"/>
@@ -7401,7 +8416,7 @@
       <w:r>
         <w:t xml:space="preserve">vol. 18, p. 100364, 2023/06/01/ 2023, doi: </w:t>
       </w:r>
-      <w:hyperlink r:id="rId12" w:history="1">
+      <w:hyperlink r:id="rId13" w:history="1">
         <w:r>
           <w:rPr>
             <w:rStyle w:val="Hyperlink"/>
@@ -7667,7 +8682,7 @@
       <w:r>
         <w:t xml:space="preserve">vol. 150, p. 106907, 2022/11/01/ 2022, doi: </w:t>
       </w:r>
-      <w:hyperlink r:id="rId13" w:history="1">
+      <w:hyperlink r:id="rId14" w:history="1">
         <w:r>
           <w:rPr>
             <w:rStyle w:val="Hyperlink"/>
@@ -7700,7 +8715,7 @@
       <w:r>
         <w:t xml:space="preserve">vol. 707, p. 138117, 2020/08/01/ 2020, doi: </w:t>
       </w:r>
-      <w:hyperlink r:id="rId14" w:history="1">
+      <w:hyperlink r:id="rId15" w:history="1">
         <w:r>
           <w:rPr>
             <w:rStyle w:val="Hyperlink"/>
@@ -7742,7 +8757,7 @@
       <w:r>
         <w:t xml:space="preserve">vol. 2, no. 9, pp. 1707–1746, 2018/09/19/ 2018, doi: </w:t>
       </w:r>
-      <w:hyperlink r:id="rId15" w:history="1">
+      <w:hyperlink r:id="rId16" w:history="1">
         <w:r>
           <w:rPr>
             <w:rStyle w:val="Hyperlink"/>
@@ -7760,7 +8775,6 @@
         <w:ind w:left="720" w:hanging="720"/>
       </w:pPr>
       <w:r>
-        <w:lastRenderedPageBreak/>
         <w:t>[23]</w:t>
       </w:r>
       <w:r>
@@ -7807,7 +8821,7 @@
       <w:r>
         <w:t xml:space="preserve">vol. 14, no. 19, p. 4250, 2022. [Online]. Available: </w:t>
       </w:r>
-      <w:hyperlink r:id="rId16" w:history="1">
+      <w:hyperlink r:id="rId17" w:history="1">
         <w:r>
           <w:rPr>
             <w:rStyle w:val="Hyperlink"/>
@@ -7999,7 +9013,7 @@
         <w:tab/>
         <w:t xml:space="preserve">L. Shah, S. Cannon Roger, and A. Drummer Mark, "LIDAR RECEIVER OPTICAL LIMITER," US Patent US 2025/0172672 A1 Patent Appl. US 202418960941 A, 2025/05/29, 2025. [Online]. Available: </w:t>
       </w:r>
-      <w:hyperlink r:id="rId17" w:history="1">
+      <w:hyperlink r:id="rId18" w:history="1">
         <w:r>
           <w:rPr>
             <w:rStyle w:val="Hyperlink"/>
@@ -8067,7 +9081,63 @@
         <w:ind w:left="720" w:hanging="720"/>
       </w:pPr>
       <w:r>
+        <w:lastRenderedPageBreak/>
         <w:t>[34]</w:t>
+      </w:r>
+      <w:r>
+        <w:tab/>
+        <w:t xml:space="preserve">R. Patel, N. Patel, N. Bazzanella, and A. Miotello, "Fabricating multilayer antireflective coating for near complete transmittance in broadband visible light spectrum," </w:t>
+      </w:r>
+      <w:r>
+        <w:rPr>
+          <w:i/>
+        </w:rPr>
+        <w:t xml:space="preserve">Optical Materials, </w:t>
+      </w:r>
+      <w:r>
+        <w:t xml:space="preserve">vol. 108, p. 110415, 2020/10/01/ 2020, doi: </w:t>
+      </w:r>
+      <w:hyperlink r:id="rId19" w:history="1">
+        <w:r>
+          <w:rPr>
+            <w:rStyle w:val="Hyperlink"/>
+          </w:rPr>
+          <w:t>https://doi.org/10.1016/j.optmat.2020.110415</w:t>
+        </w:r>
+      </w:hyperlink>
+      <w:r>
+        <w:t>.</w:t>
+      </w:r>
+    </w:p>
+    <w:p>
+      <w:pPr>
+        <w:pStyle w:val="EndNoteBibliography"/>
+        <w:ind w:left="720" w:hanging="720"/>
+      </w:pPr>
+      <w:r>
+        <w:t>[35]</w:t>
+      </w:r>
+      <w:r>
+        <w:tab/>
+        <w:t xml:space="preserve">H. K. Raut, V. A. Ganesh, A. S. Nair, and S. Ramakrishna, "Anti-reflective coatings: A critical, in-depth review," </w:t>
+      </w:r>
+      <w:r>
+        <w:rPr>
+          <w:i/>
+        </w:rPr>
+        <w:t xml:space="preserve">Energy &amp; Environmental Science, </w:t>
+      </w:r>
+      <w:r>
+        <w:t>10.1039/C1EE01297E vol. 4, no. 10, pp. 3779–3804, 2011, doi: 10.1039/C1EE01297E.</w:t>
+      </w:r>
+    </w:p>
+    <w:p>
+      <w:pPr>
+        <w:pStyle w:val="EndNoteBibliography"/>
+        <w:ind w:left="720" w:hanging="720"/>
+      </w:pPr>
+      <w:r>
+        <w:t>[36]</w:t>
       </w:r>
       <w:r>
         <w:tab/>
@@ -8091,7 +9161,7 @@
       <w:r>
         <w:t xml:space="preserve">vol. 34, no. 14, p. 2310306, 2024, doi: </w:t>
       </w:r>
-      <w:hyperlink r:id="rId18" w:history="1">
+      <w:hyperlink r:id="rId20" w:history="1">
         <w:r>
           <w:rPr>
             <w:rStyle w:val="Hyperlink"/>
@@ -8109,7 +9179,7 @@
         <w:ind w:left="720" w:hanging="720"/>
       </w:pPr>
       <w:r>
-        <w:t>[35]</w:t>
+        <w:t>[37]</w:t>
       </w:r>
       <w:r>
         <w:tab/>
@@ -8140,7 +9210,7 @@
         <w:ind w:left="720" w:hanging="720"/>
       </w:pPr>
       <w:r>
-        <w:t>[36]</w:t>
+        <w:t>[38]</w:t>
       </w:r>
       <w:r>
         <w:tab/>
@@ -8171,7 +9241,7 @@
         <w:ind w:left="720" w:hanging="720"/>
       </w:pPr>
       <w:r>
-        <w:t>[37]</w:t>
+        <w:t>[39]</w:t>
       </w:r>
       <w:r>
         <w:tab/>
@@ -8603,7 +9673,7 @@
   <w:style w:type="paragraph" w:default="1" w:styleId="Normal">
     <w:name w:val="Normal"/>
     <w:qFormat/>
-    <w:rsid w:val="0003584A"/>
+    <w:rsid w:val="0068355A"/>
     <w:pPr>
       <w:spacing w:after="0" w:line="240" w:lineRule="auto"/>
       <w:jc w:val="both"/>
@@ -8975,13 +10045,14 @@
     <w:link w:val="TitleChar"/>
     <w:uiPriority w:val="10"/>
     <w:qFormat/>
-    <w:rsid w:val="00395A51"/>
+    <w:rsid w:val="00B91FD4"/>
     <w:pPr>
       <w:spacing w:after="80"/>
       <w:contextualSpacing/>
     </w:pPr>
     <w:rPr>
       <w:rFonts w:ascii="Helvetica" w:eastAsiaTheme="majorEastAsia" w:hAnsi="Helvetica" w:cstheme="majorBidi"/>
+      <w:b/>
       <w:spacing w:val="-10"/>
       <w:kern w:val="28"/>
       <w:sz w:val="32"/>
@@ -8993,9 +10064,10 @@
     <w:basedOn w:val="DefaultParagraphFont"/>
     <w:link w:val="Title"/>
     <w:uiPriority w:val="10"/>
-    <w:rsid w:val="00395A51"/>
+    <w:rsid w:val="00B91FD4"/>
     <w:rPr>
       <w:rFonts w:ascii="Helvetica" w:eastAsiaTheme="majorEastAsia" w:hAnsi="Helvetica" w:cstheme="majorBidi"/>
+      <w:b/>
       <w:spacing w:val="-10"/>
       <w:kern w:val="28"/>
       <w:szCs w:val="56"/>

--- a/paper/[OptMaterX] Design and Simulation of Sb2Se3-Based.docx
+++ b/paper/[OptMaterX] Design and Simulation of Sb2Se3-Based.docx
@@ -9,6 +9,7 @@
       <w:r>
         <w:rPr>
           <w:noProof/>
+          <w:highlight w:val="yellow"/>
         </w:rPr>
         <mc:AlternateContent>
           <mc:Choice Requires="wps">
@@ -259,6 +260,9 @@
         </mc:AlternateContent>
       </w:r>
       <w:r>
+        <w:rPr>
+          <w:highlight w:val="yellow"/>
+        </w:rPr>
         <w:t>Design and Simulation of Sb2Se3-based Resonant Optical Limiters using Transfer Matrix Method</w:t>
       </w:r>
     </w:p>
@@ -286,7 +290,7 @@
           <w:rStyle w:val="IntenseEmphasis"/>
           <w:vertAlign w:val="superscript"/>
         </w:rPr>
-        <w:t>1</w:t>
+        <w:t>a</w:t>
       </w:r>
       <w:r>
         <w:rPr>
@@ -299,46 +303,61 @@
           <w:rStyle w:val="IntenseEmphasis"/>
           <w:vertAlign w:val="superscript"/>
         </w:rPr>
-        <w:t>2</w:t>
+        <w:t>b</w:t>
       </w:r>
       <w:r>
         <w:rPr>
           <w:rStyle w:val="IntenseEmphasis"/>
         </w:rPr>
-        <w:t>, Suebtarkul Suchat</w:t>
+        <w:t xml:space="preserve">, </w:t>
+      </w:r>
+      <w:r>
+        <w:rPr>
+          <w:rStyle w:val="IntenseEmphasis"/>
+          <w:highlight w:val="yellow"/>
+        </w:rPr>
+        <w:t>Suebtarkul Suchat</w:t>
+      </w:r>
+      <w:r>
+        <w:rPr>
+          <w:rStyle w:val="IntenseEmphasis"/>
+          <w:highlight w:val="yellow"/>
+          <w:vertAlign w:val="superscript"/>
+        </w:rPr>
+        <w:t>c</w:t>
+      </w:r>
+      <w:r>
+        <w:rPr>
+          <w:rStyle w:val="IntenseEmphasis"/>
+        </w:rPr>
+        <w:t>, Nathan Hagen</w:t>
       </w:r>
       <w:r>
         <w:rPr>
           <w:rStyle w:val="IntenseEmphasis"/>
           <w:vertAlign w:val="superscript"/>
         </w:rPr>
-        <w:t>3</w:t>
+        <w:t>d</w:t>
       </w:r>
       <w:r>
         <w:rPr>
           <w:rStyle w:val="IntenseEmphasis"/>
         </w:rPr>
-        <w:t>, Nathan Hagen</w:t>
+        <w:t>, and Prathan Buranasiri</w:t>
       </w:r>
       <w:r>
         <w:rPr>
           <w:rStyle w:val="IntenseEmphasis"/>
           <w:vertAlign w:val="superscript"/>
         </w:rPr>
-        <w:t>4</w:t>
-      </w:r>
-      <w:r>
-        <w:rPr>
-          <w:rStyle w:val="IntenseEmphasis"/>
-        </w:rPr>
-        <w:t>, and Prathan Buranasiri</w:t>
+        <w:t>b</w:t>
       </w:r>
       <w:r>
         <w:rPr>
           <w:rStyle w:val="IntenseEmphasis"/>
           <w:vertAlign w:val="superscript"/>
         </w:rPr>
-        <w:t>2*</w:t>
+        <w:t>*</w:t>
       </w:r>
     </w:p>
     <w:p>
@@ -376,6 +395,7 @@
       <w:r>
         <w:rPr>
           <w:rStyle w:val="SubtleEmphasis"/>
+          <w:highlight w:val="yellow"/>
         </w:rPr>
         <w:t>3 Department of Physics, Faculty of Science and Technology, Phranakhon Rajabhat University, Bangkok, Thailand.</w:t>
       </w:r>
@@ -789,7 +809,7 @@
           <w:szCs w:val="20"/>
           <w:highlight w:val="cyan"/>
         </w:rPr>
-        <w:t>(reduce word counts</w:t>
+        <w:t>(</w:t>
       </w:r>
       <w:r>
         <w:rPr>
@@ -798,7 +818,7 @@
           <w:szCs w:val="20"/>
           <w:highlight w:val="cyan"/>
         </w:rPr>
-        <w:t>; 146</w:t>
+        <w:t>word count &lt; 250</w:t>
       </w:r>
       <w:r>
         <w:rPr>
@@ -875,6 +895,67 @@
           <w:szCs w:val="20"/>
         </w:rPr>
         <w:t>, phase change material</w:t>
+      </w:r>
+      <w:r>
+        <w:rPr>
+          <w:rStyle w:val="Emphasis"/>
+          <w:sz w:val="20"/>
+          <w:szCs w:val="20"/>
+        </w:rPr>
+        <w:t xml:space="preserve"> </w:t>
+      </w:r>
+      <w:r>
+        <w:rPr>
+          <w:rStyle w:val="Emphasis"/>
+          <w:sz w:val="20"/>
+          <w:szCs w:val="20"/>
+        </w:rPr>
+        <w:t xml:space="preserve"> </w:t>
+      </w:r>
+      <w:r>
+        <w:rPr>
+          <w:rStyle w:val="Emphasis"/>
+          <w:sz w:val="20"/>
+          <w:szCs w:val="20"/>
+          <w:highlight w:val="cyan"/>
+        </w:rPr>
+        <w:t>(</w:t>
+      </w:r>
+      <w:r>
+        <w:rPr>
+          <w:rStyle w:val="Emphasis"/>
+          <w:sz w:val="20"/>
+          <w:szCs w:val="20"/>
+          <w:highlight w:val="cyan"/>
+        </w:rPr>
+        <w:t xml:space="preserve">keywords </w:t>
+      </w:r>
+      <w:r>
+        <w:rPr>
+          <w:rStyle w:val="Emphasis"/>
+          <w:sz w:val="20"/>
+          <w:szCs w:val="20"/>
+          <w:highlight w:val="cyan"/>
+        </w:rPr>
+        <w:t xml:space="preserve"> &lt;</w:t>
+      </w:r>
+      <w:r>
+        <w:rPr>
+          <w:rStyle w:val="Emphasis"/>
+          <w:sz w:val="20"/>
+          <w:szCs w:val="20"/>
+          <w:highlight w:val="cyan"/>
+        </w:rPr>
+        <w:t xml:space="preserve"> 7</w:t>
+      </w:r>
+      <w:r>
+        <w:rPr>
+          <w:rStyle w:val="Emphasis"/>
+          <w:sz w:val="20"/>
+          <w:szCs w:val="20"/>
+          <w:highlight w:val="cyan"/>
+        </w:rPr>
+        <w:t>)</w:t>
       </w:r>
     </w:p>
     <w:p>
@@ -4081,25 +4162,7 @@
         <w:t xml:space="preserve">An ideal optical limiter should maximize its transmittivity in ON mode and minimize in OFF mode, while minimize the reflectivity and absorptivity in both modes. If it’s self-activating, it should have enough absorption to change its phase. </w:t>
       </w:r>
       <w:r>
-        <w:t>And s</w:t>
-      </w:r>
-      <w:r>
-        <w:t xml:space="preserve">ince </w:t>
-      </w:r>
-      <w:r>
-        <w:t>all types of optical limiters</w:t>
-      </w:r>
-      <w:r>
-        <w:t xml:space="preserve"> only utilize transmission (or absorption), minimizing reflectivity </w:t>
-      </w:r>
-      <w:r>
-        <w:t>with antireflection property is ideal</w:t>
-      </w:r>
-      <w:r>
-        <w:t>.</w:t>
-      </w:r>
-      <w:r>
-        <w:t xml:space="preserve"> </w:t>
+        <w:t xml:space="preserve">And since all types of optical limiters only utilize transmission (or absorption), minimizing reflectivity with antireflection property is ideal. </w:t>
       </w:r>
       <w:r>
         <w:t xml:space="preserve">The designs could be a thin-film planar or a nanostructured metasurface, </w:t>
@@ -5344,6 +5407,9 @@
         <w:t xml:space="preserve">A </w:t>
       </w:r>
       <w:r>
+        <w:t xml:space="preserve">simplest thin-film device consists of a single subwavelength-thick film deposited on a substrate. A </w:t>
+      </w:r>
+      <w:r>
         <w:t xml:space="preserve">single-layer device </w:t>
       </w:r>
       <w:r>
@@ -5443,10 +5509,7 @@
         <w:t xml:space="preserve">, the film optical thickness needs to be equal to </w:t>
       </w:r>
       <w:r>
-        <w:t>π</w:t>
-      </w:r>
-      <w:r>
-        <w:t>/2</w:t>
+        <w:t>π/2</w:t>
       </w:r>
       <w:r>
         <w:t xml:space="preserve"> radian or </w:t>
@@ -5519,7 +5582,7 @@
         <w:tab/>
       </w:r>
       <w:r>
-        <w:t>(2.1)</w:t>
+        <w:t>(2)</w:t>
       </w:r>
     </w:p>
     <w:p>
@@ -5539,7 +5602,13 @@
         <w:t>n</w:t>
       </w:r>
       <w:r>
-        <w:t xml:space="preserve"> is the refractive index, and </w:t>
+        <w:t xml:space="preserve"> is the refractive index</w:t>
+      </w:r>
+      <w:r>
+        <w:t xml:space="preserve"> of the film</w:t>
+      </w:r>
+      <w:r>
+        <w:t xml:space="preserve">, and </w:t>
       </w:r>
       <w:r>
         <w:rPr>
@@ -5580,13 +5649,7 @@
           <w:rPr>
             <w:rFonts w:ascii="Cambria Math" w:hAnsi="Cambria Math"/>
           </w:rPr>
-          <m:t>t</m:t>
-        </m:r>
-        <m:r>
-          <w:rPr>
-            <w:rFonts w:ascii="Cambria Math" w:hAnsi="Cambria Math"/>
-          </w:rPr>
-          <m:t>=</m:t>
+          <m:t>t=</m:t>
         </m:r>
         <m:f>
           <m:fPr>
@@ -5667,16 +5730,19 @@
       </w:r>
       <w:r>
         <w:tab/>
-        <w:t>(2.</w:t>
-      </w:r>
-      <w:r>
-        <w:t>2</w:t>
+        <w:t>(</w:t>
+      </w:r>
+      <w:r>
+        <w:t>3</w:t>
       </w:r>
       <w:r>
         <w:t>)</w:t>
       </w:r>
     </w:p>
     <w:p>
+      <w:r>
+        <w:tab/>
+      </w:r>
       <w:r>
         <w:t>This is true only if refractive index of thin-film layer is less than the substrate</w:t>
       </w:r>
@@ -5795,7 +5861,19 @@
         <w:t xml:space="preserve"> radian. T</w:t>
       </w:r>
       <w:r>
-        <w:t xml:space="preserve">he OT would </w:t>
+        <w:t xml:space="preserve">he </w:t>
+      </w:r>
+      <w:r>
+        <w:t xml:space="preserve">required </w:t>
+      </w:r>
+      <w:r>
+        <w:t xml:space="preserve">OT </w:t>
+      </w:r>
+      <w:r>
+        <w:t xml:space="preserve">for antireflection </w:t>
+      </w:r>
+      <w:r>
+        <w:t xml:space="preserve">would </w:t>
       </w:r>
       <w:r>
         <w:t xml:space="preserve">instead </w:t>
@@ -5931,23 +6009,11 @@
         <w:pStyle w:val="Heading2"/>
       </w:pPr>
       <w:r>
+        <w:rPr>
+          <w:highlight w:val="yellow"/>
+        </w:rPr>
         <w:lastRenderedPageBreak/>
-        <w:t>2.</w:t>
-      </w:r>
-      <w:r>
-        <w:t>3</w:t>
-      </w:r>
-      <w:r>
-        <w:t xml:space="preserve"> </w:t>
-      </w:r>
-      <w:r>
-        <w:t>Multi</w:t>
-      </w:r>
-      <w:r>
-        <w:t>-layer</w:t>
-      </w:r>
-      <w:r>
-        <w:t xml:space="preserve"> antireflection design</w:t>
+        <w:t>2.3 Multi-layer antireflection design</w:t>
       </w:r>
     </w:p>
     <w:p>
@@ -5988,6 +6054,3869 @@
         </w:rPr>
         <w:fldChar w:fldCharType="end"/>
       </w:r>
+    </w:p>
+    <w:p>
+      <w:r>
+        <w:t xml:space="preserve">Another way to find a thickness required for antireflection property is to consider the reflectivity </w:t>
+      </w:r>
+      <w:r>
+        <w:fldChar w:fldCharType="begin"/>
+      </w:r>
+      <w:r>
+        <w:instrText xml:space="preserve"> ADDIN EN.CITE &lt;EndNote&gt;&lt;Cite&gt;&lt;Author&gt;Sarangan&lt;/Author&gt;&lt;Year&gt;2020&lt;/Year&gt;&lt;RecNum&gt;66&lt;/RecNum&gt;&lt;DisplayText&gt;[35]&lt;/DisplayText&gt;&lt;record&gt;&lt;rec-number&gt;66&lt;/rec-number&gt;&lt;foreign-keys&gt;&lt;key app="EN" db-id="v920pft06rp9dbex2ap500x99x5rrtswxzss" timestamp="1768215215" guid="8e64e734-f3d1-4c0b-99d4-4d7caf7afa58"&gt;66&lt;/key&gt;&lt;/foreign-keys&gt;&lt;ref-type name="Book"&gt;6&lt;/ref-type&gt;&lt;contributors&gt;&lt;authors&gt;&lt;author&gt;Andrew Sarangan&lt;/author&gt;&lt;/authors&gt;&lt;/contributors&gt;&lt;titles&gt;&lt;title&gt;Optical Thin Film Design&lt;/title&gt;&lt;/titles&gt;&lt;edition&gt;1st Edition&lt;/edition&gt;&lt;section&gt;256&lt;/section&gt;&lt;dates&gt;&lt;year&gt;2020&lt;/year&gt;&lt;/dates&gt;&lt;pub-location&gt;Boca Raton&lt;/pub-location&gt;&lt;publisher&gt;CRC Press&lt;/publisher&gt;&lt;isbn&gt;9780429423352&lt;/isbn&gt;&lt;urls&gt;&lt;/urls&gt;&lt;electronic-resource-num&gt;https://doi.org/10.1201/9780429423352&lt;/electronic-resource-num&gt;&lt;/record&gt;&lt;/Cite&gt;&lt;/EndNote&gt;</w:instrText>
+      </w:r>
+      <w:r>
+        <w:fldChar w:fldCharType="separate"/>
+      </w:r>
+      <w:r>
+        <w:rPr>
+          <w:noProof/>
+        </w:rPr>
+        <w:t>[35]</w:t>
+      </w:r>
+      <w:r>
+        <w:fldChar w:fldCharType="end"/>
+      </w:r>
+      <w:r>
+        <w:t>.</w:t>
+      </w:r>
+      <w:r>
+        <w:t xml:space="preserve"> At the first interface </w:t>
+      </w:r>
+      <w:r>
+        <w:rPr>
+          <w:highlight w:val="cyan"/>
+        </w:rPr>
+        <w:t>(air-film)</w:t>
+      </w:r>
+      <w:r>
+        <w:t xml:space="preserve">, the reflectivity </w:t>
+      </w:r>
+      <w:r>
+        <w:t>(</w:t>
+      </w:r>
+      <w:r>
+        <w:rPr>
+          <w:i/>
+          <w:iCs/>
+        </w:rPr>
+        <w:t>r</w:t>
+      </w:r>
+      <w:r>
+        <w:t xml:space="preserve">) </w:t>
+      </w:r>
+      <w:r>
+        <w:t>can be described as:</w:t>
+      </w:r>
+    </w:p>
+    <w:p>
+      <w:pPr>
+        <w:jc w:val="right"/>
+      </w:pPr>
+      <m:oMath>
+        <m:r>
+          <w:rPr>
+            <w:rFonts w:ascii="Cambria Math" w:hAnsi="Cambria Math"/>
+          </w:rPr>
+          <m:t>r=</m:t>
+        </m:r>
+        <m:f>
+          <m:fPr>
+            <m:ctrlPr>
+              <w:rPr>
+                <w:rFonts w:ascii="Cambria Math" w:hAnsi="Cambria Math"/>
+                <w:i/>
+              </w:rPr>
+            </m:ctrlPr>
+          </m:fPr>
+          <m:num>
+            <m:sSub>
+              <m:sSubPr>
+                <m:ctrlPr>
+                  <w:rPr>
+                    <w:rFonts w:ascii="Cambria Math" w:hAnsi="Cambria Math"/>
+                    <w:i/>
+                  </w:rPr>
+                </m:ctrlPr>
+              </m:sSubPr>
+              <m:e>
+                <m:r>
+                  <w:rPr>
+                    <w:rFonts w:ascii="Cambria Math" w:hAnsi="Cambria Math"/>
+                  </w:rPr>
+                  <m:t>n</m:t>
+                </m:r>
+              </m:e>
+              <m:sub>
+                <m:r>
+                  <w:rPr>
+                    <w:rFonts w:ascii="Cambria Math" w:hAnsi="Cambria Math"/>
+                  </w:rPr>
+                  <m:t>a</m:t>
+                </m:r>
+              </m:sub>
+            </m:sSub>
+            <m:r>
+              <w:rPr>
+                <w:rFonts w:ascii="Cambria Math" w:hAnsi="Cambria Math"/>
+              </w:rPr>
+              <m:t>-</m:t>
+            </m:r>
+            <m:sSub>
+              <m:sSubPr>
+                <m:ctrlPr>
+                  <w:rPr>
+                    <w:rFonts w:ascii="Cambria Math" w:hAnsi="Cambria Math"/>
+                    <w:i/>
+                  </w:rPr>
+                </m:ctrlPr>
+              </m:sSubPr>
+              <m:e>
+                <m:r>
+                  <w:rPr>
+                    <w:rFonts w:ascii="Cambria Math" w:hAnsi="Cambria Math"/>
+                  </w:rPr>
+                  <m:t>n</m:t>
+                </m:r>
+              </m:e>
+              <m:sub>
+                <m:r>
+                  <w:rPr>
+                    <w:rFonts w:ascii="Cambria Math" w:hAnsi="Cambria Math"/>
+                  </w:rPr>
+                  <m:t>f</m:t>
+                </m:r>
+              </m:sub>
+            </m:sSub>
+          </m:num>
+          <m:den>
+            <m:sSub>
+              <m:sSubPr>
+                <m:ctrlPr>
+                  <w:rPr>
+                    <w:rFonts w:ascii="Cambria Math" w:hAnsi="Cambria Math"/>
+                    <w:i/>
+                  </w:rPr>
+                </m:ctrlPr>
+              </m:sSubPr>
+              <m:e>
+                <m:r>
+                  <w:rPr>
+                    <w:rFonts w:ascii="Cambria Math" w:hAnsi="Cambria Math"/>
+                  </w:rPr>
+                  <m:t>n</m:t>
+                </m:r>
+              </m:e>
+              <m:sub>
+                <m:r>
+                  <w:rPr>
+                    <w:rFonts w:ascii="Cambria Math" w:hAnsi="Cambria Math"/>
+                  </w:rPr>
+                  <m:t>a</m:t>
+                </m:r>
+              </m:sub>
+            </m:sSub>
+            <m:r>
+              <w:rPr>
+                <w:rFonts w:ascii="Cambria Math" w:hAnsi="Cambria Math"/>
+              </w:rPr>
+              <m:t>+</m:t>
+            </m:r>
+            <m:sSub>
+              <m:sSubPr>
+                <m:ctrlPr>
+                  <w:rPr>
+                    <w:rFonts w:ascii="Cambria Math" w:hAnsi="Cambria Math"/>
+                    <w:i/>
+                  </w:rPr>
+                </m:ctrlPr>
+              </m:sSubPr>
+              <m:e>
+                <m:r>
+                  <w:rPr>
+                    <w:rFonts w:ascii="Cambria Math" w:hAnsi="Cambria Math"/>
+                  </w:rPr>
+                  <m:t>n</m:t>
+                </m:r>
+              </m:e>
+              <m:sub>
+                <m:r>
+                  <w:rPr>
+                    <w:rFonts w:ascii="Cambria Math" w:hAnsi="Cambria Math"/>
+                  </w:rPr>
+                  <m:t>f</m:t>
+                </m:r>
+              </m:sub>
+            </m:sSub>
+          </m:den>
+        </m:f>
+      </m:oMath>
+      <w:r>
+        <w:t>,</w:t>
+      </w:r>
+      <w:r>
+        <w:tab/>
+      </w:r>
+      <w:r>
+        <w:tab/>
+      </w:r>
+      <w:r>
+        <w:tab/>
+      </w:r>
+      <w:r>
+        <w:tab/>
+      </w:r>
+      <w:r>
+        <w:tab/>
+      </w:r>
+      <w:r>
+        <w:tab/>
+      </w:r>
+      <w:r>
+        <w:t>(3)</w:t>
+      </w:r>
+    </w:p>
+    <w:p>
+      <w:r>
+        <w:t xml:space="preserve">where </w:t>
+      </w:r>
+      <w:r>
+        <w:rPr>
+          <w:i/>
+          <w:iCs/>
+        </w:rPr>
+        <w:t>n</w:t>
+      </w:r>
+      <w:r>
+        <w:rPr>
+          <w:i/>
+          <w:iCs/>
+          <w:vertAlign w:val="subscript"/>
+        </w:rPr>
+        <w:t>a</w:t>
+      </w:r>
+      <w:r>
+        <w:t xml:space="preserve"> is the refractive index of air, and </w:t>
+      </w:r>
+      <w:r>
+        <w:rPr>
+          <w:i/>
+          <w:iCs/>
+        </w:rPr>
+        <w:t>n</w:t>
+      </w:r>
+      <w:r>
+        <w:rPr>
+          <w:i/>
+          <w:iCs/>
+          <w:vertAlign w:val="subscript"/>
+        </w:rPr>
+        <w:t>f</w:t>
+      </w:r>
+      <w:r>
+        <w:t xml:space="preserve"> is the refractive index of the first film.</w:t>
+      </w:r>
+      <w:r>
+        <w:t xml:space="preserve"> But because the reflection also occurs in the second interface (film-substrate), effective </w:t>
+      </w:r>
+      <w:r>
+        <w:t>reflectance</w:t>
+      </w:r>
+      <w:r>
+        <w:t xml:space="preserve"> index (</w:t>
+      </w:r>
+      <w:r>
+        <w:rPr>
+          <w:i/>
+          <w:iCs/>
+        </w:rPr>
+        <w:t>n</w:t>
+      </w:r>
+      <w:r>
+        <w:rPr>
+          <w:i/>
+          <w:iCs/>
+          <w:vertAlign w:val="subscript"/>
+        </w:rPr>
+        <w:t>r</w:t>
+      </w:r>
+      <w:r>
+        <w:t xml:space="preserve">) must be used in place of </w:t>
+      </w:r>
+      <w:r>
+        <w:rPr>
+          <w:i/>
+          <w:iCs/>
+        </w:rPr>
+        <w:t>n</w:t>
+      </w:r>
+      <w:r>
+        <w:rPr>
+          <w:i/>
+          <w:iCs/>
+          <w:vertAlign w:val="subscript"/>
+        </w:rPr>
+        <w:t>f</w:t>
+      </w:r>
+      <w:r>
+        <w:t xml:space="preserve">. Effective </w:t>
+      </w:r>
+      <w:r>
+        <w:t>reflectance</w:t>
+      </w:r>
+      <w:r>
+        <w:t xml:space="preserve"> index is the combined refractive index of film(s) and substrate,</w:t>
+      </w:r>
+    </w:p>
+    <w:p>
+      <w:pPr>
+        <w:jc w:val="right"/>
+        <w:rPr>
+          <w:lang w:val="en-US"/>
+        </w:rPr>
+      </w:pPr>
+      <m:oMath>
+        <m:sSub>
+          <m:sSubPr>
+            <m:ctrlPr>
+              <w:rPr>
+                <w:rFonts w:ascii="Cambria Math" w:hAnsi="Cambria Math"/>
+                <w:vertAlign w:val="subscript"/>
+                <w:lang w:val="en-US"/>
+              </w:rPr>
+            </m:ctrlPr>
+          </m:sSubPr>
+          <m:e>
+            <m:r>
+              <w:rPr>
+                <w:rFonts w:ascii="Cambria Math" w:hAnsi="Cambria Math"/>
+                <w:vertAlign w:val="subscript"/>
+                <w:lang w:val="en-US"/>
+              </w:rPr>
+              <m:t>n</m:t>
+            </m:r>
+          </m:e>
+          <m:sub>
+            <m:r>
+              <w:rPr>
+                <w:rFonts w:ascii="Cambria Math" w:hAnsi="Cambria Math"/>
+                <w:vertAlign w:val="subscript"/>
+                <w:lang w:val="en-US"/>
+              </w:rPr>
+              <m:t>r</m:t>
+            </m:r>
+          </m:sub>
+        </m:sSub>
+        <m:r>
+          <m:rPr>
+            <m:sty m:val="p"/>
+          </m:rPr>
+          <w:rPr>
+            <w:rFonts w:ascii="Cambria Math" w:hAnsi="Cambria Math"/>
+            <w:vertAlign w:val="subscript"/>
+            <w:lang w:val="en-US"/>
+          </w:rPr>
+          <m:t>=</m:t>
+        </m:r>
+        <m:sSub>
+          <m:sSubPr>
+            <m:ctrlPr>
+              <w:rPr>
+                <w:rFonts w:ascii="Cambria Math" w:hAnsi="Cambria Math"/>
+                <w:vertAlign w:val="subscript"/>
+                <w:lang w:val="en-US"/>
+              </w:rPr>
+            </m:ctrlPr>
+          </m:sSubPr>
+          <m:e>
+            <m:r>
+              <w:rPr>
+                <w:rFonts w:ascii="Cambria Math" w:hAnsi="Cambria Math"/>
+                <w:vertAlign w:val="subscript"/>
+                <w:lang w:val="en-US"/>
+              </w:rPr>
+              <m:t>n</m:t>
+            </m:r>
+          </m:e>
+          <m:sub>
+            <m:r>
+              <w:rPr>
+                <w:rFonts w:ascii="Cambria Math" w:hAnsi="Cambria Math"/>
+                <w:vertAlign w:val="subscript"/>
+                <w:lang w:val="en-US"/>
+              </w:rPr>
+              <m:t>f</m:t>
+            </m:r>
+          </m:sub>
+        </m:sSub>
+        <m:f>
+          <m:fPr>
+            <m:ctrlPr>
+              <w:rPr>
+                <w:rFonts w:ascii="Cambria Math" w:hAnsi="Cambria Math"/>
+                <w:vertAlign w:val="subscript"/>
+                <w:lang w:val="en-US"/>
+              </w:rPr>
+            </m:ctrlPr>
+          </m:fPr>
+          <m:num>
+            <m:d>
+              <m:dPr>
+                <m:ctrlPr>
+                  <w:rPr>
+                    <w:rFonts w:ascii="Cambria Math" w:hAnsi="Cambria Math"/>
+                    <w:vertAlign w:val="subscript"/>
+                    <w:lang w:val="en-US"/>
+                  </w:rPr>
+                </m:ctrlPr>
+              </m:dPr>
+              <m:e>
+                <m:sSub>
+                  <m:sSubPr>
+                    <m:ctrlPr>
+                      <w:rPr>
+                        <w:rFonts w:ascii="Cambria Math" w:hAnsi="Cambria Math"/>
+                        <w:vertAlign w:val="subscript"/>
+                        <w:lang w:val="en-US"/>
+                      </w:rPr>
+                    </m:ctrlPr>
+                  </m:sSubPr>
+                  <m:e>
+                    <m:r>
+                      <w:rPr>
+                        <w:rFonts w:ascii="Cambria Math" w:hAnsi="Cambria Math"/>
+                        <w:vertAlign w:val="subscript"/>
+                        <w:lang w:val="en-US"/>
+                      </w:rPr>
+                      <m:t>n</m:t>
+                    </m:r>
+                  </m:e>
+                  <m:sub>
+                    <m:r>
+                      <w:rPr>
+                        <w:rFonts w:ascii="Cambria Math" w:hAnsi="Cambria Math"/>
+                        <w:vertAlign w:val="subscript"/>
+                        <w:lang w:val="en-US"/>
+                      </w:rPr>
+                      <m:t>s</m:t>
+                    </m:r>
+                  </m:sub>
+                </m:sSub>
+                <m:r>
+                  <m:rPr>
+                    <m:sty m:val="p"/>
+                  </m:rPr>
+                  <w:rPr>
+                    <w:rFonts w:ascii="Cambria Math" w:hAnsi="Cambria Math"/>
+                    <w:vertAlign w:val="subscript"/>
+                    <w:lang w:val="en-US"/>
+                  </w:rPr>
+                  <m:t>+</m:t>
+                </m:r>
+                <m:sSub>
+                  <m:sSubPr>
+                    <m:ctrlPr>
+                      <w:rPr>
+                        <w:rFonts w:ascii="Cambria Math" w:hAnsi="Cambria Math"/>
+                        <w:vertAlign w:val="subscript"/>
+                        <w:lang w:val="en-US"/>
+                      </w:rPr>
+                    </m:ctrlPr>
+                  </m:sSubPr>
+                  <m:e>
+                    <m:r>
+                      <w:rPr>
+                        <w:rFonts w:ascii="Cambria Math" w:hAnsi="Cambria Math"/>
+                        <w:vertAlign w:val="subscript"/>
+                        <w:lang w:val="en-US"/>
+                      </w:rPr>
+                      <m:t>n</m:t>
+                    </m:r>
+                  </m:e>
+                  <m:sub>
+                    <m:r>
+                      <w:rPr>
+                        <w:rFonts w:ascii="Cambria Math" w:hAnsi="Cambria Math"/>
+                        <w:vertAlign w:val="subscript"/>
+                        <w:lang w:val="en-US"/>
+                      </w:rPr>
+                      <m:t>f</m:t>
+                    </m:r>
+                  </m:sub>
+                </m:sSub>
+              </m:e>
+            </m:d>
+            <m:r>
+              <m:rPr>
+                <m:sty m:val="p"/>
+              </m:rPr>
+              <w:rPr>
+                <w:rFonts w:ascii="Cambria Math" w:hAnsi="Cambria Math"/>
+                <w:vertAlign w:val="subscript"/>
+                <w:lang w:val="en-US"/>
+              </w:rPr>
+              <m:t>+</m:t>
+            </m:r>
+            <m:d>
+              <m:dPr>
+                <m:ctrlPr>
+                  <w:rPr>
+                    <w:rFonts w:ascii="Cambria Math" w:hAnsi="Cambria Math"/>
+                    <w:vertAlign w:val="subscript"/>
+                    <w:lang w:val="en-US"/>
+                  </w:rPr>
+                </m:ctrlPr>
+              </m:dPr>
+              <m:e>
+                <m:sSub>
+                  <m:sSubPr>
+                    <m:ctrlPr>
+                      <w:rPr>
+                        <w:rFonts w:ascii="Cambria Math" w:hAnsi="Cambria Math"/>
+                        <w:vertAlign w:val="subscript"/>
+                        <w:lang w:val="en-US"/>
+                      </w:rPr>
+                    </m:ctrlPr>
+                  </m:sSubPr>
+                  <m:e>
+                    <m:r>
+                      <w:rPr>
+                        <w:rFonts w:ascii="Cambria Math" w:hAnsi="Cambria Math"/>
+                        <w:vertAlign w:val="subscript"/>
+                        <w:lang w:val="en-US"/>
+                      </w:rPr>
+                      <m:t>n</m:t>
+                    </m:r>
+                  </m:e>
+                  <m:sub>
+                    <m:r>
+                      <w:rPr>
+                        <w:rFonts w:ascii="Cambria Math" w:hAnsi="Cambria Math"/>
+                        <w:vertAlign w:val="subscript"/>
+                        <w:lang w:val="en-US"/>
+                      </w:rPr>
+                      <m:t>s</m:t>
+                    </m:r>
+                  </m:sub>
+                </m:sSub>
+                <m:r>
+                  <m:rPr>
+                    <m:sty m:val="p"/>
+                  </m:rPr>
+                  <w:rPr>
+                    <w:rFonts w:ascii="Cambria Math" w:hAnsi="Cambria Math"/>
+                    <w:vertAlign w:val="subscript"/>
+                    <w:lang w:val="en-US"/>
+                  </w:rPr>
+                  <m:t>-</m:t>
+                </m:r>
+                <m:sSub>
+                  <m:sSubPr>
+                    <m:ctrlPr>
+                      <w:rPr>
+                        <w:rFonts w:ascii="Cambria Math" w:hAnsi="Cambria Math"/>
+                        <w:vertAlign w:val="subscript"/>
+                        <w:lang w:val="en-US"/>
+                      </w:rPr>
+                    </m:ctrlPr>
+                  </m:sSubPr>
+                  <m:e>
+                    <m:r>
+                      <w:rPr>
+                        <w:rFonts w:ascii="Cambria Math" w:hAnsi="Cambria Math"/>
+                        <w:vertAlign w:val="subscript"/>
+                        <w:lang w:val="en-US"/>
+                      </w:rPr>
+                      <m:t>n</m:t>
+                    </m:r>
+                  </m:e>
+                  <m:sub>
+                    <m:r>
+                      <w:rPr>
+                        <w:rFonts w:ascii="Cambria Math" w:hAnsi="Cambria Math"/>
+                        <w:vertAlign w:val="subscript"/>
+                        <w:lang w:val="en-US"/>
+                      </w:rPr>
+                      <m:t>f</m:t>
+                    </m:r>
+                  </m:sub>
+                </m:sSub>
+              </m:e>
+            </m:d>
+            <m:sSup>
+              <m:sSupPr>
+                <m:ctrlPr>
+                  <w:rPr>
+                    <w:rFonts w:ascii="Cambria Math" w:hAnsi="Cambria Math"/>
+                    <w:vertAlign w:val="subscript"/>
+                    <w:lang w:val="en-US"/>
+                  </w:rPr>
+                </m:ctrlPr>
+              </m:sSupPr>
+              <m:e>
+                <m:r>
+                  <w:rPr>
+                    <w:rFonts w:ascii="Cambria Math" w:hAnsi="Cambria Math"/>
+                    <w:vertAlign w:val="subscript"/>
+                    <w:lang w:val="en-US"/>
+                  </w:rPr>
+                  <m:t>e</m:t>
+                </m:r>
+              </m:e>
+              <m:sup>
+                <m:r>
+                  <m:rPr>
+                    <m:sty m:val="p"/>
+                  </m:rPr>
+                  <w:rPr>
+                    <w:rFonts w:ascii="Cambria Math" w:hAnsi="Cambria Math"/>
+                    <w:vertAlign w:val="subscript"/>
+                    <w:lang w:val="en-US"/>
+                  </w:rPr>
+                  <m:t>-</m:t>
+                </m:r>
+                <m:r>
+                  <m:rPr>
+                    <m:sty m:val="p"/>
+                  </m:rPr>
+                  <w:rPr>
+                    <w:rFonts w:ascii="Cambria Math" w:hAnsi="Cambria Math"/>
+                    <w:vertAlign w:val="subscript"/>
+                    <w:lang w:val="en-US"/>
+                  </w:rPr>
+                  <m:t>i</m:t>
+                </m:r>
+                <m:r>
+                  <m:rPr>
+                    <m:sty m:val="p"/>
+                  </m:rPr>
+                  <w:rPr>
+                    <w:rFonts w:ascii="Cambria Math" w:hAnsi="Cambria Math"/>
+                    <w:vertAlign w:val="subscript"/>
+                    <w:lang w:val="en-US"/>
+                  </w:rPr>
+                  <m:t>2θ</m:t>
+                </m:r>
+              </m:sup>
+            </m:sSup>
+          </m:num>
+          <m:den>
+            <m:d>
+              <m:dPr>
+                <m:ctrlPr>
+                  <w:rPr>
+                    <w:rFonts w:ascii="Cambria Math" w:hAnsi="Cambria Math"/>
+                    <w:vertAlign w:val="subscript"/>
+                    <w:lang w:val="en-US"/>
+                  </w:rPr>
+                </m:ctrlPr>
+              </m:dPr>
+              <m:e>
+                <m:sSub>
+                  <m:sSubPr>
+                    <m:ctrlPr>
+                      <w:rPr>
+                        <w:rFonts w:ascii="Cambria Math" w:hAnsi="Cambria Math"/>
+                        <w:vertAlign w:val="subscript"/>
+                        <w:lang w:val="en-US"/>
+                      </w:rPr>
+                    </m:ctrlPr>
+                  </m:sSubPr>
+                  <m:e>
+                    <m:r>
+                      <w:rPr>
+                        <w:rFonts w:ascii="Cambria Math" w:hAnsi="Cambria Math"/>
+                        <w:vertAlign w:val="subscript"/>
+                        <w:lang w:val="en-US"/>
+                      </w:rPr>
+                      <m:t>n</m:t>
+                    </m:r>
+                  </m:e>
+                  <m:sub>
+                    <m:r>
+                      <w:rPr>
+                        <w:rFonts w:ascii="Cambria Math" w:hAnsi="Cambria Math"/>
+                        <w:vertAlign w:val="subscript"/>
+                        <w:lang w:val="en-US"/>
+                      </w:rPr>
+                      <m:t>s</m:t>
+                    </m:r>
+                  </m:sub>
+                </m:sSub>
+                <m:r>
+                  <m:rPr>
+                    <m:sty m:val="p"/>
+                  </m:rPr>
+                  <w:rPr>
+                    <w:rFonts w:ascii="Cambria Math" w:hAnsi="Cambria Math"/>
+                    <w:vertAlign w:val="subscript"/>
+                    <w:lang w:val="en-US"/>
+                  </w:rPr>
+                  <m:t>+</m:t>
+                </m:r>
+                <m:sSub>
+                  <m:sSubPr>
+                    <m:ctrlPr>
+                      <w:rPr>
+                        <w:rFonts w:ascii="Cambria Math" w:hAnsi="Cambria Math"/>
+                        <w:vertAlign w:val="subscript"/>
+                        <w:lang w:val="en-US"/>
+                      </w:rPr>
+                    </m:ctrlPr>
+                  </m:sSubPr>
+                  <m:e>
+                    <m:r>
+                      <w:rPr>
+                        <w:rFonts w:ascii="Cambria Math" w:hAnsi="Cambria Math"/>
+                        <w:vertAlign w:val="subscript"/>
+                        <w:lang w:val="en-US"/>
+                      </w:rPr>
+                      <m:t>n</m:t>
+                    </m:r>
+                  </m:e>
+                  <m:sub>
+                    <m:r>
+                      <w:rPr>
+                        <w:rFonts w:ascii="Cambria Math" w:hAnsi="Cambria Math"/>
+                        <w:vertAlign w:val="subscript"/>
+                        <w:lang w:val="en-US"/>
+                      </w:rPr>
+                      <m:t>f</m:t>
+                    </m:r>
+                  </m:sub>
+                </m:sSub>
+              </m:e>
+            </m:d>
+            <m:r>
+              <m:rPr>
+                <m:sty m:val="p"/>
+              </m:rPr>
+              <w:rPr>
+                <w:rFonts w:ascii="Cambria Math" w:hAnsi="Cambria Math"/>
+                <w:vertAlign w:val="subscript"/>
+                <w:lang w:val="en-US"/>
+              </w:rPr>
+              <m:t>-</m:t>
+            </m:r>
+            <m:d>
+              <m:dPr>
+                <m:ctrlPr>
+                  <w:rPr>
+                    <w:rFonts w:ascii="Cambria Math" w:hAnsi="Cambria Math"/>
+                    <w:vertAlign w:val="subscript"/>
+                    <w:lang w:val="en-US"/>
+                  </w:rPr>
+                </m:ctrlPr>
+              </m:dPr>
+              <m:e>
+                <m:sSub>
+                  <m:sSubPr>
+                    <m:ctrlPr>
+                      <w:rPr>
+                        <w:rFonts w:ascii="Cambria Math" w:hAnsi="Cambria Math"/>
+                        <w:vertAlign w:val="subscript"/>
+                        <w:lang w:val="en-US"/>
+                      </w:rPr>
+                    </m:ctrlPr>
+                  </m:sSubPr>
+                  <m:e>
+                    <m:r>
+                      <w:rPr>
+                        <w:rFonts w:ascii="Cambria Math" w:hAnsi="Cambria Math"/>
+                        <w:vertAlign w:val="subscript"/>
+                        <w:lang w:val="en-US"/>
+                      </w:rPr>
+                      <m:t>n</m:t>
+                    </m:r>
+                  </m:e>
+                  <m:sub>
+                    <m:r>
+                      <w:rPr>
+                        <w:rFonts w:ascii="Cambria Math" w:hAnsi="Cambria Math"/>
+                        <w:vertAlign w:val="subscript"/>
+                        <w:lang w:val="en-US"/>
+                      </w:rPr>
+                      <m:t>s</m:t>
+                    </m:r>
+                  </m:sub>
+                </m:sSub>
+                <m:r>
+                  <m:rPr>
+                    <m:sty m:val="p"/>
+                  </m:rPr>
+                  <w:rPr>
+                    <w:rFonts w:ascii="Cambria Math" w:hAnsi="Cambria Math"/>
+                    <w:vertAlign w:val="subscript"/>
+                    <w:lang w:val="en-US"/>
+                  </w:rPr>
+                  <m:t>-</m:t>
+                </m:r>
+                <m:sSub>
+                  <m:sSubPr>
+                    <m:ctrlPr>
+                      <w:rPr>
+                        <w:rFonts w:ascii="Cambria Math" w:hAnsi="Cambria Math"/>
+                        <w:vertAlign w:val="subscript"/>
+                        <w:lang w:val="en-US"/>
+                      </w:rPr>
+                    </m:ctrlPr>
+                  </m:sSubPr>
+                  <m:e>
+                    <m:r>
+                      <w:rPr>
+                        <w:rFonts w:ascii="Cambria Math" w:hAnsi="Cambria Math"/>
+                        <w:vertAlign w:val="subscript"/>
+                        <w:lang w:val="en-US"/>
+                      </w:rPr>
+                      <m:t>n</m:t>
+                    </m:r>
+                  </m:e>
+                  <m:sub>
+                    <m:r>
+                      <w:rPr>
+                        <w:rFonts w:ascii="Cambria Math" w:hAnsi="Cambria Math"/>
+                        <w:vertAlign w:val="subscript"/>
+                        <w:lang w:val="en-US"/>
+                      </w:rPr>
+                      <m:t>f</m:t>
+                    </m:r>
+                  </m:sub>
+                </m:sSub>
+              </m:e>
+            </m:d>
+            <m:sSup>
+              <m:sSupPr>
+                <m:ctrlPr>
+                  <w:rPr>
+                    <w:rFonts w:ascii="Cambria Math" w:hAnsi="Cambria Math"/>
+                    <w:vertAlign w:val="subscript"/>
+                    <w:lang w:val="en-US"/>
+                  </w:rPr>
+                </m:ctrlPr>
+              </m:sSupPr>
+              <m:e>
+                <m:r>
+                  <w:rPr>
+                    <w:rFonts w:ascii="Cambria Math" w:hAnsi="Cambria Math"/>
+                    <w:vertAlign w:val="subscript"/>
+                    <w:lang w:val="en-US"/>
+                  </w:rPr>
+                  <m:t>e</m:t>
+                </m:r>
+              </m:e>
+              <m:sup>
+                <m:r>
+                  <m:rPr>
+                    <m:sty m:val="p"/>
+                  </m:rPr>
+                  <w:rPr>
+                    <w:rFonts w:ascii="Cambria Math" w:hAnsi="Cambria Math"/>
+                    <w:vertAlign w:val="subscript"/>
+                    <w:lang w:val="en-US"/>
+                  </w:rPr>
+                  <m:t>-</m:t>
+                </m:r>
+                <m:r>
+                  <w:rPr>
+                    <w:rFonts w:ascii="Cambria Math" w:hAnsi="Cambria Math"/>
+                    <w:vertAlign w:val="subscript"/>
+                    <w:lang w:val="en-US"/>
+                  </w:rPr>
+                  <m:t>i</m:t>
+                </m:r>
+                <m:r>
+                  <m:rPr>
+                    <m:sty m:val="p"/>
+                  </m:rPr>
+                  <w:rPr>
+                    <w:rFonts w:ascii="Cambria Math" w:hAnsi="Cambria Math"/>
+                    <w:vertAlign w:val="subscript"/>
+                    <w:lang w:val="en-US"/>
+                  </w:rPr>
+                  <m:t>2θ</m:t>
+                </m:r>
+              </m:sup>
+            </m:sSup>
+          </m:den>
+        </m:f>
+      </m:oMath>
+      <w:r>
+        <w:rPr>
+          <w:vertAlign w:val="subscript"/>
+          <w:lang w:val="en-US"/>
+        </w:rPr>
+        <w:t xml:space="preserve">. </w:t>
+      </w:r>
+      <w:r>
+        <w:rPr>
+          <w:vertAlign w:val="subscript"/>
+          <w:lang w:val="en-US"/>
+        </w:rPr>
+        <w:tab/>
+      </w:r>
+      <w:r>
+        <w:rPr>
+          <w:vertAlign w:val="subscript"/>
+          <w:lang w:val="en-US"/>
+        </w:rPr>
+        <w:tab/>
+      </w:r>
+      <w:r>
+        <w:rPr>
+          <w:vertAlign w:val="subscript"/>
+          <w:lang w:val="en-US"/>
+        </w:rPr>
+        <w:tab/>
+      </w:r>
+      <w:r>
+        <w:rPr>
+          <w:vertAlign w:val="subscript"/>
+          <w:lang w:val="en-US"/>
+        </w:rPr>
+        <w:tab/>
+      </w:r>
+      <w:r>
+        <w:rPr>
+          <w:vertAlign w:val="subscript"/>
+          <w:lang w:val="en-US"/>
+        </w:rPr>
+        <w:tab/>
+      </w:r>
+      <w:r>
+        <w:rPr>
+          <w:lang w:val="en-US"/>
+        </w:rPr>
+        <w:t>(4)</w:t>
+      </w:r>
+    </w:p>
+    <w:p>
+      <w:pPr>
+        <w:rPr>
+          <w:lang w:bidi="th-TH"/>
+        </w:rPr>
+      </w:pPr>
+      <w:r>
+        <w:rPr>
+          <w:lang w:val="en-US"/>
+        </w:rPr>
+        <w:t xml:space="preserve">where </w:t>
+      </w:r>
+      <w:r>
+        <w:rPr>
+          <w:i/>
+          <w:iCs/>
+          <w:lang w:val="en-US"/>
+        </w:rPr>
+        <w:t>n</w:t>
+      </w:r>
+      <w:r>
+        <w:rPr>
+          <w:i/>
+          <w:iCs/>
+          <w:vertAlign w:val="subscript"/>
+          <w:lang w:val="en-US"/>
+        </w:rPr>
+        <w:t>s</w:t>
+      </w:r>
+      <w:r>
+        <w:rPr>
+          <w:lang w:val="en-US"/>
+        </w:rPr>
+        <w:t xml:space="preserve"> is the substrate refractive index, and </w:t>
+      </w:r>
+      <w:r>
+        <w:rPr>
+          <w:i/>
+          <w:iCs/>
+          <w:lang w:bidi="th-TH"/>
+        </w:rPr>
+        <w:t>θ</w:t>
+      </w:r>
+      <w:r>
+        <w:rPr>
+          <w:lang w:bidi="th-TH"/>
+        </w:rPr>
+        <w:t xml:space="preserve"> is the phase thickness which is related to optical thickness (</w:t>
+      </w:r>
+      <w:r>
+        <w:rPr>
+          <w:i/>
+          <w:iCs/>
+          <w:lang w:bidi="th-TH"/>
+        </w:rPr>
+        <w:t>OT</w:t>
+      </w:r>
+      <w:r>
+        <w:rPr>
+          <w:lang w:bidi="th-TH"/>
+        </w:rPr>
+        <w:t xml:space="preserve">) </w:t>
+      </w:r>
+      <w:r>
+        <w:rPr>
+          <w:lang w:bidi="th-TH"/>
+        </w:rPr>
+        <w:t xml:space="preserve">of the film </w:t>
+      </w:r>
+      <w:r>
+        <w:rPr>
+          <w:lang w:bidi="th-TH"/>
+        </w:rPr>
+        <w:t>by:</w:t>
+      </w:r>
+    </w:p>
+    <w:p>
+      <w:pPr>
+        <w:jc w:val="right"/>
+        <w:rPr>
+          <w:lang w:val="en-US"/>
+        </w:rPr>
+      </w:pPr>
+      <m:oMath>
+        <m:r>
+          <w:rPr>
+            <w:rFonts w:ascii="Cambria Math" w:hAnsi="Cambria Math"/>
+            <w:lang w:val="en-US"/>
+          </w:rPr>
+          <m:t>θ=</m:t>
+        </m:r>
+        <m:sSub>
+          <m:sSubPr>
+            <m:ctrlPr>
+              <w:rPr>
+                <w:rFonts w:ascii="Cambria Math" w:hAnsi="Cambria Math"/>
+                <w:i/>
+                <w:lang w:val="en-US"/>
+              </w:rPr>
+            </m:ctrlPr>
+          </m:sSubPr>
+          <m:e>
+            <m:r>
+              <w:rPr>
+                <w:rFonts w:ascii="Cambria Math" w:hAnsi="Cambria Math"/>
+                <w:lang w:val="en-US"/>
+              </w:rPr>
+              <m:t>k</m:t>
+            </m:r>
+          </m:e>
+          <m:sub>
+            <m:r>
+              <w:rPr>
+                <w:rFonts w:ascii="Cambria Math" w:hAnsi="Cambria Math"/>
+                <w:lang w:val="en-US"/>
+              </w:rPr>
+              <m:t>0</m:t>
+            </m:r>
+          </m:sub>
+        </m:sSub>
+        <m:r>
+          <w:rPr>
+            <w:rFonts w:ascii="Cambria Math" w:hAnsi="Cambria Math"/>
+            <w:lang w:val="en-US"/>
+          </w:rPr>
+          <m:t>OT</m:t>
+        </m:r>
+      </m:oMath>
+      <w:r>
+        <w:rPr>
+          <w:lang w:val="en-US"/>
+        </w:rPr>
+        <w:t>,</w:t>
+      </w:r>
+      <w:r>
+        <w:rPr>
+          <w:lang w:val="en-US"/>
+        </w:rPr>
+        <w:tab/>
+      </w:r>
+      <w:r>
+        <w:rPr>
+          <w:lang w:val="en-US"/>
+        </w:rPr>
+        <w:tab/>
+      </w:r>
+      <w:r>
+        <w:rPr>
+          <w:lang w:val="en-US"/>
+        </w:rPr>
+        <w:tab/>
+      </w:r>
+      <w:r>
+        <w:rPr>
+          <w:lang w:val="en-US"/>
+        </w:rPr>
+        <w:tab/>
+      </w:r>
+      <w:r>
+        <w:rPr>
+          <w:lang w:val="en-US"/>
+        </w:rPr>
+        <w:tab/>
+      </w:r>
+      <w:r>
+        <w:rPr>
+          <w:lang w:val="en-US"/>
+        </w:rPr>
+        <w:tab/>
+        <w:t>(5)</w:t>
+      </w:r>
+    </w:p>
+    <w:p>
+      <w:pPr>
+        <w:rPr>
+          <w:lang w:val="en-US"/>
+        </w:rPr>
+      </w:pPr>
+      <w:r>
+        <w:rPr>
+          <w:lang w:val="en-US"/>
+        </w:rPr>
+        <w:t xml:space="preserve">where </w:t>
+      </w:r>
+      <w:r>
+        <w:rPr>
+          <w:i/>
+          <w:iCs/>
+          <w:lang w:val="en-US"/>
+        </w:rPr>
+        <w:t>k</w:t>
+      </w:r>
+      <w:r>
+        <w:rPr>
+          <w:i/>
+          <w:iCs/>
+          <w:vertAlign w:val="subscript"/>
+          <w:lang w:val="en-US"/>
+        </w:rPr>
+        <w:t>0</w:t>
+      </w:r>
+      <w:r>
+        <w:rPr>
+          <w:lang w:val="en-US"/>
+        </w:rPr>
+        <w:t xml:space="preserve"> is the angular wavenumber (k</w:t>
+      </w:r>
+      <w:r>
+        <w:rPr>
+          <w:vertAlign w:val="subscript"/>
+          <w:lang w:val="en-US"/>
+        </w:rPr>
+        <w:t>0</w:t>
+      </w:r>
+      <w:r>
+        <w:rPr>
+          <w:lang w:val="en-US"/>
+        </w:rPr>
+        <w:t>=2</w:t>
+      </w:r>
+      <w:r>
+        <w:rPr>
+          <w:lang w:val="en-US"/>
+        </w:rPr>
+        <w:t>π</w:t>
+      </w:r>
+      <w:r>
+        <w:rPr>
+          <w:lang w:val="en-US"/>
+        </w:rPr>
+        <w:t>/</w:t>
+      </w:r>
+      <w:r>
+        <w:rPr>
+          <w:lang w:val="en-US"/>
+        </w:rPr>
+        <w:t>λ</w:t>
+      </w:r>
+      <w:r>
+        <w:rPr>
+          <w:lang w:val="en-US"/>
+        </w:rPr>
+        <w:t>).</w:t>
+      </w:r>
+      <w:r>
+        <w:rPr>
+          <w:lang w:val="en-US"/>
+        </w:rPr>
+        <w:t xml:space="preserve"> Equation 3 then become:</w:t>
+      </w:r>
+    </w:p>
+    <w:p>
+      <w:pPr>
+        <w:rPr>
+          <w:lang w:val="en-US"/>
+        </w:rPr>
+      </w:pPr>
+    </w:p>
+    <w:p>
+      <w:pPr>
+        <w:jc w:val="right"/>
+      </w:pPr>
+      <w:r>
+        <w:rPr>
+          <w:lang w:val="en-US"/>
+        </w:rPr>
+        <w:tab/>
+      </w:r>
+      <m:oMath>
+        <m:r>
+          <w:rPr>
+            <w:rFonts w:ascii="Cambria Math" w:hAnsi="Cambria Math"/>
+          </w:rPr>
+          <m:t>r=</m:t>
+        </m:r>
+        <m:f>
+          <m:fPr>
+            <m:ctrlPr>
+              <w:rPr>
+                <w:rFonts w:ascii="Cambria Math" w:hAnsi="Cambria Math"/>
+                <w:i/>
+              </w:rPr>
+            </m:ctrlPr>
+          </m:fPr>
+          <m:num>
+            <m:sSub>
+              <m:sSubPr>
+                <m:ctrlPr>
+                  <w:rPr>
+                    <w:rFonts w:ascii="Cambria Math" w:hAnsi="Cambria Math"/>
+                    <w:i/>
+                  </w:rPr>
+                </m:ctrlPr>
+              </m:sSubPr>
+              <m:e>
+                <m:r>
+                  <w:rPr>
+                    <w:rFonts w:ascii="Cambria Math" w:hAnsi="Cambria Math"/>
+                  </w:rPr>
+                  <m:t>n</m:t>
+                </m:r>
+              </m:e>
+              <m:sub>
+                <m:r>
+                  <w:rPr>
+                    <w:rFonts w:ascii="Cambria Math" w:hAnsi="Cambria Math"/>
+                  </w:rPr>
+                  <m:t>a</m:t>
+                </m:r>
+              </m:sub>
+            </m:sSub>
+            <m:r>
+              <w:rPr>
+                <w:rFonts w:ascii="Cambria Math" w:hAnsi="Cambria Math"/>
+              </w:rPr>
+              <m:t>-</m:t>
+            </m:r>
+            <m:sSub>
+              <m:sSubPr>
+                <m:ctrlPr>
+                  <w:rPr>
+                    <w:rFonts w:ascii="Cambria Math" w:hAnsi="Cambria Math"/>
+                    <w:i/>
+                  </w:rPr>
+                </m:ctrlPr>
+              </m:sSubPr>
+              <m:e>
+                <m:r>
+                  <w:rPr>
+                    <w:rFonts w:ascii="Cambria Math" w:hAnsi="Cambria Math"/>
+                  </w:rPr>
+                  <m:t>n</m:t>
+                </m:r>
+              </m:e>
+              <m:sub>
+                <m:r>
+                  <w:rPr>
+                    <w:rFonts w:ascii="Cambria Math" w:hAnsi="Cambria Math"/>
+                  </w:rPr>
+                  <m:t>r</m:t>
+                </m:r>
+              </m:sub>
+            </m:sSub>
+          </m:num>
+          <m:den>
+            <m:sSub>
+              <m:sSubPr>
+                <m:ctrlPr>
+                  <w:rPr>
+                    <w:rFonts w:ascii="Cambria Math" w:hAnsi="Cambria Math"/>
+                    <w:i/>
+                  </w:rPr>
+                </m:ctrlPr>
+              </m:sSubPr>
+              <m:e>
+                <m:r>
+                  <w:rPr>
+                    <w:rFonts w:ascii="Cambria Math" w:hAnsi="Cambria Math"/>
+                  </w:rPr>
+                  <m:t>n</m:t>
+                </m:r>
+              </m:e>
+              <m:sub>
+                <m:r>
+                  <w:rPr>
+                    <w:rFonts w:ascii="Cambria Math" w:hAnsi="Cambria Math"/>
+                  </w:rPr>
+                  <m:t>a</m:t>
+                </m:r>
+              </m:sub>
+            </m:sSub>
+            <m:r>
+              <w:rPr>
+                <w:rFonts w:ascii="Cambria Math" w:hAnsi="Cambria Math"/>
+              </w:rPr>
+              <m:t>+</m:t>
+            </m:r>
+            <m:sSub>
+              <m:sSubPr>
+                <m:ctrlPr>
+                  <w:rPr>
+                    <w:rFonts w:ascii="Cambria Math" w:hAnsi="Cambria Math"/>
+                    <w:i/>
+                  </w:rPr>
+                </m:ctrlPr>
+              </m:sSubPr>
+              <m:e>
+                <m:r>
+                  <w:rPr>
+                    <w:rFonts w:ascii="Cambria Math" w:hAnsi="Cambria Math"/>
+                  </w:rPr>
+                  <m:t>n</m:t>
+                </m:r>
+              </m:e>
+              <m:sub>
+                <m:r>
+                  <w:rPr>
+                    <w:rFonts w:ascii="Cambria Math" w:hAnsi="Cambria Math"/>
+                  </w:rPr>
+                  <m:t>r</m:t>
+                </m:r>
+              </m:sub>
+            </m:sSub>
+          </m:den>
+        </m:f>
+      </m:oMath>
+      <w:r>
+        <w:t>,</w:t>
+      </w:r>
+      <w:r>
+        <w:tab/>
+      </w:r>
+      <w:r>
+        <w:tab/>
+      </w:r>
+      <w:r>
+        <w:tab/>
+      </w:r>
+      <w:r>
+        <w:tab/>
+      </w:r>
+      <w:r>
+        <w:tab/>
+      </w:r>
+      <w:r>
+        <w:tab/>
+      </w:r>
+      <w:r>
+        <w:t>(</w:t>
+      </w:r>
+      <w:r>
+        <w:t>6</w:t>
+      </w:r>
+      <w:r>
+        <w:t>)</w:t>
+      </w:r>
+    </w:p>
+    <w:p>
+      <w:pPr>
+        <w:jc w:val="left"/>
+        <w:rPr>
+          <w:lang w:val="en-US"/>
+        </w:rPr>
+      </w:pPr>
+      <w:r>
+        <w:tab/>
+      </w:r>
+      <w:r>
+        <w:t xml:space="preserve">Antireflection property </w:t>
+      </w:r>
+      <w:r>
+        <w:t>is achieved</w:t>
+      </w:r>
+      <w:r>
+        <w:t xml:space="preserve"> when r</w:t>
+      </w:r>
+      <w:r>
+        <w:t xml:space="preserve"> = 0</w:t>
+      </w:r>
+      <w:r>
+        <w:t xml:space="preserve"> </w:t>
+      </w:r>
+      <w:r>
+        <w:t>(</w:t>
+      </w:r>
+      <w:r>
+        <w:t>n</w:t>
+      </w:r>
+      <w:r>
+        <w:rPr>
+          <w:vertAlign w:val="subscript"/>
+        </w:rPr>
+        <w:t>r</w:t>
+      </w:r>
+      <w:r>
+        <w:t xml:space="preserve"> </w:t>
+      </w:r>
+      <w:r>
+        <w:t xml:space="preserve">= </w:t>
+      </w:r>
+      <w:r>
+        <w:t>n</w:t>
+      </w:r>
+      <w:r>
+        <w:rPr>
+          <w:vertAlign w:val="subscript"/>
+        </w:rPr>
+        <w:t>a</w:t>
+      </w:r>
+      <w:r>
+        <w:t>)</w:t>
+      </w:r>
+      <w:r>
+        <w:t>.</w:t>
+      </w:r>
+      <w:r>
+        <w:t xml:space="preserve"> This condition occurs when the phase thickness (</w:t>
+      </w:r>
+      <w:r>
+        <w:rPr>
+          <w:i/>
+          <w:iCs/>
+          <w:lang w:bidi="th-TH"/>
+        </w:rPr>
+        <w:t>θ</w:t>
+      </w:r>
+      <w:r>
+        <w:rPr>
+          <w:lang w:bidi="th-TH"/>
+        </w:rPr>
+        <w:t xml:space="preserve">) in Eq.4 is in multiple of </w:t>
+      </w:r>
+      <w:r>
+        <w:rPr>
+          <w:lang w:val="en-US"/>
+        </w:rPr>
+        <w:t>π</w:t>
+      </w:r>
+      <w:r>
+        <w:rPr>
+          <w:lang w:val="en-US"/>
+        </w:rPr>
+        <w:t>/2:</w:t>
+      </w:r>
+    </w:p>
+    <w:p>
+      <w:pPr>
+        <w:jc w:val="right"/>
+      </w:pPr>
+      <m:oMath>
+        <m:r>
+          <m:rPr>
+            <m:sty m:val="p"/>
+          </m:rPr>
+          <w:rPr>
+            <w:rFonts w:ascii="Cambria Math" w:hAnsi="Cambria Math"/>
+          </w:rPr>
+          <m:t>θ=</m:t>
+        </m:r>
+        <m:r>
+          <m:rPr>
+            <m:sty m:val="p"/>
+          </m:rPr>
+          <w:rPr>
+            <w:rFonts w:ascii="Cambria Math" w:hAnsi="Cambria Math"/>
+          </w:rPr>
+          <m:t>Z</m:t>
+        </m:r>
+        <m:f>
+          <m:fPr>
+            <m:ctrlPr>
+              <w:rPr>
+                <w:rFonts w:ascii="Cambria Math" w:hAnsi="Cambria Math"/>
+                <w:i/>
+              </w:rPr>
+            </m:ctrlPr>
+          </m:fPr>
+          <m:num>
+            <m:r>
+              <w:rPr>
+                <w:rFonts w:ascii="Cambria Math" w:hAnsi="Cambria Math"/>
+              </w:rPr>
+              <m:t>π</m:t>
+            </m:r>
+          </m:num>
+          <m:den>
+            <m:r>
+              <w:rPr>
+                <w:rFonts w:ascii="Cambria Math" w:hAnsi="Cambria Math"/>
+              </w:rPr>
+              <m:t>2</m:t>
+            </m:r>
+          </m:den>
+        </m:f>
+      </m:oMath>
+      <w:r>
+        <w:t>,</w:t>
+      </w:r>
+      <w:r>
+        <w:tab/>
+      </w:r>
+      <w:r>
+        <w:tab/>
+      </w:r>
+      <w:r>
+        <w:tab/>
+      </w:r>
+      <w:r>
+        <w:tab/>
+      </w:r>
+      <w:r>
+        <w:tab/>
+      </w:r>
+      <w:r>
+        <w:tab/>
+      </w:r>
+      <w:r>
+        <w:tab/>
+      </w:r>
+      <w:r>
+        <w:t>(</w:t>
+      </w:r>
+      <w:r>
+        <w:t>7</w:t>
+      </w:r>
+      <w:r>
+        <w:t>)</w:t>
+      </w:r>
+    </w:p>
+    <w:p>
+      <w:pPr>
+        <w:jc w:val="left"/>
+      </w:pPr>
+      <w:r>
+        <w:t xml:space="preserve">where </w:t>
+      </w:r>
+      <w:r>
+        <w:rPr>
+          <w:i/>
+          <w:iCs/>
+        </w:rPr>
+        <w:t>Z</w:t>
+      </w:r>
+      <w:r>
+        <w:t xml:space="preserve"> is an integer. </w:t>
+      </w:r>
+      <w:r>
+        <w:t xml:space="preserve">If </w:t>
+      </w:r>
+      <w:r>
+        <w:rPr>
+          <w:i/>
+        </w:rPr>
+        <w:t>Z</w:t>
+      </w:r>
+      <w:r>
+        <w:t xml:space="preserve"> is even number, and with the help from </w:t>
+      </w:r>
+      <w:r>
+        <w:t>Euler identity, we can simplify Eq.4 to:</w:t>
+      </w:r>
+    </w:p>
+    <w:p>
+      <w:pPr>
+        <w:jc w:val="right"/>
+        <w:rPr>
+          <w:lang w:val="en-US"/>
+        </w:rPr>
+      </w:pPr>
+      <m:oMath>
+        <m:sSub>
+          <m:sSubPr>
+            <m:ctrlPr>
+              <w:rPr>
+                <w:rFonts w:ascii="Cambria Math" w:hAnsi="Cambria Math"/>
+                <w:vertAlign w:val="subscript"/>
+                <w:lang w:val="en-US"/>
+              </w:rPr>
+            </m:ctrlPr>
+          </m:sSubPr>
+          <m:e>
+            <m:r>
+              <w:rPr>
+                <w:rFonts w:ascii="Cambria Math" w:hAnsi="Cambria Math"/>
+                <w:vertAlign w:val="subscript"/>
+                <w:lang w:val="en-US"/>
+              </w:rPr>
+              <m:t>n</m:t>
+            </m:r>
+          </m:e>
+          <m:sub>
+            <m:r>
+              <w:rPr>
+                <w:rFonts w:ascii="Cambria Math" w:hAnsi="Cambria Math"/>
+                <w:vertAlign w:val="subscript"/>
+                <w:lang w:val="en-US"/>
+              </w:rPr>
+              <m:t>r</m:t>
+            </m:r>
+          </m:sub>
+        </m:sSub>
+        <m:r>
+          <m:rPr>
+            <m:sty m:val="p"/>
+          </m:rPr>
+          <w:rPr>
+            <w:rFonts w:ascii="Cambria Math" w:hAnsi="Cambria Math"/>
+            <w:vertAlign w:val="subscript"/>
+            <w:lang w:val="en-US"/>
+          </w:rPr>
+          <m:t>=</m:t>
+        </m:r>
+        <m:sSub>
+          <m:sSubPr>
+            <m:ctrlPr>
+              <w:rPr>
+                <w:rFonts w:ascii="Cambria Math" w:hAnsi="Cambria Math"/>
+                <w:vertAlign w:val="subscript"/>
+                <w:lang w:val="en-US"/>
+              </w:rPr>
+            </m:ctrlPr>
+          </m:sSubPr>
+          <m:e>
+            <m:r>
+              <w:rPr>
+                <w:rFonts w:ascii="Cambria Math" w:hAnsi="Cambria Math"/>
+                <w:vertAlign w:val="subscript"/>
+                <w:lang w:val="en-US"/>
+              </w:rPr>
+              <m:t>n</m:t>
+            </m:r>
+          </m:e>
+          <m:sub>
+            <m:r>
+              <w:rPr>
+                <w:rFonts w:ascii="Cambria Math" w:hAnsi="Cambria Math"/>
+                <w:vertAlign w:val="subscript"/>
+                <w:lang w:val="en-US"/>
+              </w:rPr>
+              <m:t>f</m:t>
+            </m:r>
+          </m:sub>
+        </m:sSub>
+        <m:f>
+          <m:fPr>
+            <m:ctrlPr>
+              <w:rPr>
+                <w:rFonts w:ascii="Cambria Math" w:hAnsi="Cambria Math"/>
+                <w:vertAlign w:val="subscript"/>
+                <w:lang w:val="en-US"/>
+              </w:rPr>
+            </m:ctrlPr>
+          </m:fPr>
+          <m:num>
+            <m:d>
+              <m:dPr>
+                <m:ctrlPr>
+                  <w:rPr>
+                    <w:rFonts w:ascii="Cambria Math" w:hAnsi="Cambria Math"/>
+                    <w:vertAlign w:val="subscript"/>
+                    <w:lang w:val="en-US"/>
+                  </w:rPr>
+                </m:ctrlPr>
+              </m:dPr>
+              <m:e>
+                <m:sSub>
+                  <m:sSubPr>
+                    <m:ctrlPr>
+                      <w:rPr>
+                        <w:rFonts w:ascii="Cambria Math" w:hAnsi="Cambria Math"/>
+                        <w:vertAlign w:val="subscript"/>
+                        <w:lang w:val="en-US"/>
+                      </w:rPr>
+                    </m:ctrlPr>
+                  </m:sSubPr>
+                  <m:e>
+                    <m:r>
+                      <w:rPr>
+                        <w:rFonts w:ascii="Cambria Math" w:hAnsi="Cambria Math"/>
+                        <w:vertAlign w:val="subscript"/>
+                        <w:lang w:val="en-US"/>
+                      </w:rPr>
+                      <m:t>n</m:t>
+                    </m:r>
+                  </m:e>
+                  <m:sub>
+                    <m:r>
+                      <w:rPr>
+                        <w:rFonts w:ascii="Cambria Math" w:hAnsi="Cambria Math"/>
+                        <w:vertAlign w:val="subscript"/>
+                        <w:lang w:val="en-US"/>
+                      </w:rPr>
+                      <m:t>s</m:t>
+                    </m:r>
+                  </m:sub>
+                </m:sSub>
+                <m:r>
+                  <m:rPr>
+                    <m:sty m:val="p"/>
+                  </m:rPr>
+                  <w:rPr>
+                    <w:rFonts w:ascii="Cambria Math" w:hAnsi="Cambria Math"/>
+                    <w:vertAlign w:val="subscript"/>
+                    <w:lang w:val="en-US"/>
+                  </w:rPr>
+                  <m:t>+</m:t>
+                </m:r>
+                <m:sSub>
+                  <m:sSubPr>
+                    <m:ctrlPr>
+                      <w:rPr>
+                        <w:rFonts w:ascii="Cambria Math" w:hAnsi="Cambria Math"/>
+                        <w:vertAlign w:val="subscript"/>
+                        <w:lang w:val="en-US"/>
+                      </w:rPr>
+                    </m:ctrlPr>
+                  </m:sSubPr>
+                  <m:e>
+                    <m:r>
+                      <w:rPr>
+                        <w:rFonts w:ascii="Cambria Math" w:hAnsi="Cambria Math"/>
+                        <w:vertAlign w:val="subscript"/>
+                        <w:lang w:val="en-US"/>
+                      </w:rPr>
+                      <m:t>n</m:t>
+                    </m:r>
+                  </m:e>
+                  <m:sub>
+                    <m:r>
+                      <w:rPr>
+                        <w:rFonts w:ascii="Cambria Math" w:hAnsi="Cambria Math"/>
+                        <w:vertAlign w:val="subscript"/>
+                        <w:lang w:val="en-US"/>
+                      </w:rPr>
+                      <m:t>f</m:t>
+                    </m:r>
+                  </m:sub>
+                </m:sSub>
+              </m:e>
+            </m:d>
+            <m:r>
+              <m:rPr>
+                <m:sty m:val="p"/>
+              </m:rPr>
+              <w:rPr>
+                <w:rFonts w:ascii="Cambria Math" w:hAnsi="Cambria Math"/>
+                <w:vertAlign w:val="subscript"/>
+                <w:lang w:val="en-US"/>
+              </w:rPr>
+              <m:t>-</m:t>
+            </m:r>
+            <m:d>
+              <m:dPr>
+                <m:ctrlPr>
+                  <w:rPr>
+                    <w:rFonts w:ascii="Cambria Math" w:hAnsi="Cambria Math"/>
+                    <w:vertAlign w:val="subscript"/>
+                    <w:lang w:val="en-US"/>
+                  </w:rPr>
+                </m:ctrlPr>
+              </m:dPr>
+              <m:e>
+                <m:sSub>
+                  <m:sSubPr>
+                    <m:ctrlPr>
+                      <w:rPr>
+                        <w:rFonts w:ascii="Cambria Math" w:hAnsi="Cambria Math"/>
+                        <w:vertAlign w:val="subscript"/>
+                        <w:lang w:val="en-US"/>
+                      </w:rPr>
+                    </m:ctrlPr>
+                  </m:sSubPr>
+                  <m:e>
+                    <m:r>
+                      <w:rPr>
+                        <w:rFonts w:ascii="Cambria Math" w:hAnsi="Cambria Math"/>
+                        <w:vertAlign w:val="subscript"/>
+                        <w:lang w:val="en-US"/>
+                      </w:rPr>
+                      <m:t>n</m:t>
+                    </m:r>
+                  </m:e>
+                  <m:sub>
+                    <m:r>
+                      <w:rPr>
+                        <w:rFonts w:ascii="Cambria Math" w:hAnsi="Cambria Math"/>
+                        <w:vertAlign w:val="subscript"/>
+                        <w:lang w:val="en-US"/>
+                      </w:rPr>
+                      <m:t>s</m:t>
+                    </m:r>
+                  </m:sub>
+                </m:sSub>
+                <m:r>
+                  <m:rPr>
+                    <m:sty m:val="p"/>
+                  </m:rPr>
+                  <w:rPr>
+                    <w:rFonts w:ascii="Cambria Math" w:hAnsi="Cambria Math"/>
+                    <w:vertAlign w:val="subscript"/>
+                    <w:lang w:val="en-US"/>
+                  </w:rPr>
+                  <m:t>-</m:t>
+                </m:r>
+                <m:sSub>
+                  <m:sSubPr>
+                    <m:ctrlPr>
+                      <w:rPr>
+                        <w:rFonts w:ascii="Cambria Math" w:hAnsi="Cambria Math"/>
+                        <w:vertAlign w:val="subscript"/>
+                        <w:lang w:val="en-US"/>
+                      </w:rPr>
+                    </m:ctrlPr>
+                  </m:sSubPr>
+                  <m:e>
+                    <m:r>
+                      <w:rPr>
+                        <w:rFonts w:ascii="Cambria Math" w:hAnsi="Cambria Math"/>
+                        <w:vertAlign w:val="subscript"/>
+                        <w:lang w:val="en-US"/>
+                      </w:rPr>
+                      <m:t>n</m:t>
+                    </m:r>
+                  </m:e>
+                  <m:sub>
+                    <m:r>
+                      <w:rPr>
+                        <w:rFonts w:ascii="Cambria Math" w:hAnsi="Cambria Math"/>
+                        <w:vertAlign w:val="subscript"/>
+                        <w:lang w:val="en-US"/>
+                      </w:rPr>
+                      <m:t>f</m:t>
+                    </m:r>
+                  </m:sub>
+                </m:sSub>
+              </m:e>
+            </m:d>
+          </m:num>
+          <m:den>
+            <m:d>
+              <m:dPr>
+                <m:ctrlPr>
+                  <w:rPr>
+                    <w:rFonts w:ascii="Cambria Math" w:hAnsi="Cambria Math"/>
+                    <w:vertAlign w:val="subscript"/>
+                    <w:lang w:val="en-US"/>
+                  </w:rPr>
+                </m:ctrlPr>
+              </m:dPr>
+              <m:e>
+                <m:sSub>
+                  <m:sSubPr>
+                    <m:ctrlPr>
+                      <w:rPr>
+                        <w:rFonts w:ascii="Cambria Math" w:hAnsi="Cambria Math"/>
+                        <w:vertAlign w:val="subscript"/>
+                        <w:lang w:val="en-US"/>
+                      </w:rPr>
+                    </m:ctrlPr>
+                  </m:sSubPr>
+                  <m:e>
+                    <m:r>
+                      <w:rPr>
+                        <w:rFonts w:ascii="Cambria Math" w:hAnsi="Cambria Math"/>
+                        <w:vertAlign w:val="subscript"/>
+                        <w:lang w:val="en-US"/>
+                      </w:rPr>
+                      <m:t>n</m:t>
+                    </m:r>
+                  </m:e>
+                  <m:sub>
+                    <m:r>
+                      <w:rPr>
+                        <w:rFonts w:ascii="Cambria Math" w:hAnsi="Cambria Math"/>
+                        <w:vertAlign w:val="subscript"/>
+                        <w:lang w:val="en-US"/>
+                      </w:rPr>
+                      <m:t>s</m:t>
+                    </m:r>
+                  </m:sub>
+                </m:sSub>
+                <m:r>
+                  <m:rPr>
+                    <m:sty m:val="p"/>
+                  </m:rPr>
+                  <w:rPr>
+                    <w:rFonts w:ascii="Cambria Math" w:hAnsi="Cambria Math"/>
+                    <w:vertAlign w:val="subscript"/>
+                    <w:lang w:val="en-US"/>
+                  </w:rPr>
+                  <m:t>+</m:t>
+                </m:r>
+                <m:sSub>
+                  <m:sSubPr>
+                    <m:ctrlPr>
+                      <w:rPr>
+                        <w:rFonts w:ascii="Cambria Math" w:hAnsi="Cambria Math"/>
+                        <w:vertAlign w:val="subscript"/>
+                        <w:lang w:val="en-US"/>
+                      </w:rPr>
+                    </m:ctrlPr>
+                  </m:sSubPr>
+                  <m:e>
+                    <m:r>
+                      <w:rPr>
+                        <w:rFonts w:ascii="Cambria Math" w:hAnsi="Cambria Math"/>
+                        <w:vertAlign w:val="subscript"/>
+                        <w:lang w:val="en-US"/>
+                      </w:rPr>
+                      <m:t>n</m:t>
+                    </m:r>
+                  </m:e>
+                  <m:sub>
+                    <m:r>
+                      <w:rPr>
+                        <w:rFonts w:ascii="Cambria Math" w:hAnsi="Cambria Math"/>
+                        <w:vertAlign w:val="subscript"/>
+                        <w:lang w:val="en-US"/>
+                      </w:rPr>
+                      <m:t>f</m:t>
+                    </m:r>
+                  </m:sub>
+                </m:sSub>
+              </m:e>
+            </m:d>
+            <m:r>
+              <m:rPr>
+                <m:sty m:val="p"/>
+              </m:rPr>
+              <w:rPr>
+                <w:rFonts w:ascii="Cambria Math" w:hAnsi="Cambria Math"/>
+                <w:vertAlign w:val="subscript"/>
+                <w:lang w:val="en-US"/>
+              </w:rPr>
+              <m:t>+</m:t>
+            </m:r>
+            <m:d>
+              <m:dPr>
+                <m:ctrlPr>
+                  <w:rPr>
+                    <w:rFonts w:ascii="Cambria Math" w:hAnsi="Cambria Math"/>
+                    <w:vertAlign w:val="subscript"/>
+                    <w:lang w:val="en-US"/>
+                  </w:rPr>
+                </m:ctrlPr>
+              </m:dPr>
+              <m:e>
+                <m:sSub>
+                  <m:sSubPr>
+                    <m:ctrlPr>
+                      <w:rPr>
+                        <w:rFonts w:ascii="Cambria Math" w:hAnsi="Cambria Math"/>
+                        <w:vertAlign w:val="subscript"/>
+                        <w:lang w:val="en-US"/>
+                      </w:rPr>
+                    </m:ctrlPr>
+                  </m:sSubPr>
+                  <m:e>
+                    <m:r>
+                      <w:rPr>
+                        <w:rFonts w:ascii="Cambria Math" w:hAnsi="Cambria Math"/>
+                        <w:vertAlign w:val="subscript"/>
+                        <w:lang w:val="en-US"/>
+                      </w:rPr>
+                      <m:t>n</m:t>
+                    </m:r>
+                  </m:e>
+                  <m:sub>
+                    <m:r>
+                      <w:rPr>
+                        <w:rFonts w:ascii="Cambria Math" w:hAnsi="Cambria Math"/>
+                        <w:vertAlign w:val="subscript"/>
+                        <w:lang w:val="en-US"/>
+                      </w:rPr>
+                      <m:t>s</m:t>
+                    </m:r>
+                  </m:sub>
+                </m:sSub>
+                <m:r>
+                  <m:rPr>
+                    <m:sty m:val="p"/>
+                  </m:rPr>
+                  <w:rPr>
+                    <w:rFonts w:ascii="Cambria Math" w:hAnsi="Cambria Math"/>
+                    <w:vertAlign w:val="subscript"/>
+                    <w:lang w:val="en-US"/>
+                  </w:rPr>
+                  <m:t>-</m:t>
+                </m:r>
+                <m:sSub>
+                  <m:sSubPr>
+                    <m:ctrlPr>
+                      <w:rPr>
+                        <w:rFonts w:ascii="Cambria Math" w:hAnsi="Cambria Math"/>
+                        <w:vertAlign w:val="subscript"/>
+                        <w:lang w:val="en-US"/>
+                      </w:rPr>
+                    </m:ctrlPr>
+                  </m:sSubPr>
+                  <m:e>
+                    <m:r>
+                      <w:rPr>
+                        <w:rFonts w:ascii="Cambria Math" w:hAnsi="Cambria Math"/>
+                        <w:vertAlign w:val="subscript"/>
+                        <w:lang w:val="en-US"/>
+                      </w:rPr>
+                      <m:t>n</m:t>
+                    </m:r>
+                  </m:e>
+                  <m:sub>
+                    <m:r>
+                      <w:rPr>
+                        <w:rFonts w:ascii="Cambria Math" w:hAnsi="Cambria Math"/>
+                        <w:vertAlign w:val="subscript"/>
+                        <w:lang w:val="en-US"/>
+                      </w:rPr>
+                      <m:t>f</m:t>
+                    </m:r>
+                  </m:sub>
+                </m:sSub>
+              </m:e>
+            </m:d>
+          </m:den>
+        </m:f>
+        <m:r>
+          <w:rPr>
+            <w:rFonts w:ascii="Cambria Math" w:hAnsi="Cambria Math"/>
+            <w:vertAlign w:val="subscript"/>
+            <w:lang w:val="en-US"/>
+          </w:rPr>
+          <m:t>=</m:t>
+        </m:r>
+        <m:sSub>
+          <m:sSubPr>
+            <m:ctrlPr>
+              <w:rPr>
+                <w:rFonts w:ascii="Cambria Math" w:hAnsi="Cambria Math"/>
+                <w:vertAlign w:val="subscript"/>
+                <w:lang w:val="en-US"/>
+              </w:rPr>
+            </m:ctrlPr>
+          </m:sSubPr>
+          <m:e>
+            <m:r>
+              <w:rPr>
+                <w:rFonts w:ascii="Cambria Math" w:hAnsi="Cambria Math"/>
+                <w:vertAlign w:val="subscript"/>
+                <w:lang w:val="en-US"/>
+              </w:rPr>
+              <m:t>n</m:t>
+            </m:r>
+          </m:e>
+          <m:sub>
+            <m:r>
+              <w:rPr>
+                <w:rFonts w:ascii="Cambria Math" w:hAnsi="Cambria Math"/>
+                <w:vertAlign w:val="subscript"/>
+                <w:lang w:val="en-US"/>
+              </w:rPr>
+              <m:t>f</m:t>
+            </m:r>
+          </m:sub>
+        </m:sSub>
+        <m:f>
+          <m:fPr>
+            <m:ctrlPr>
+              <w:rPr>
+                <w:rFonts w:ascii="Cambria Math" w:hAnsi="Cambria Math"/>
+                <w:i/>
+                <w:vertAlign w:val="subscript"/>
+                <w:lang w:val="en-US"/>
+              </w:rPr>
+            </m:ctrlPr>
+          </m:fPr>
+          <m:num>
+            <m:sSub>
+              <m:sSubPr>
+                <m:ctrlPr>
+                  <w:rPr>
+                    <w:rFonts w:ascii="Cambria Math" w:hAnsi="Cambria Math"/>
+                    <w:vertAlign w:val="subscript"/>
+                    <w:lang w:val="en-US"/>
+                  </w:rPr>
+                </m:ctrlPr>
+              </m:sSubPr>
+              <m:e>
+                <m:r>
+                  <w:rPr>
+                    <w:rFonts w:ascii="Cambria Math" w:hAnsi="Cambria Math"/>
+                    <w:vertAlign w:val="subscript"/>
+                    <w:lang w:val="en-US"/>
+                  </w:rPr>
+                  <m:t>n</m:t>
+                </m:r>
+              </m:e>
+              <m:sub>
+                <m:r>
+                  <w:rPr>
+                    <w:rFonts w:ascii="Cambria Math" w:hAnsi="Cambria Math"/>
+                    <w:vertAlign w:val="subscript"/>
+                    <w:lang w:val="en-US"/>
+                  </w:rPr>
+                  <m:t>f</m:t>
+                </m:r>
+              </m:sub>
+            </m:sSub>
+          </m:num>
+          <m:den>
+            <m:sSub>
+              <m:sSubPr>
+                <m:ctrlPr>
+                  <w:rPr>
+                    <w:rFonts w:ascii="Cambria Math" w:hAnsi="Cambria Math"/>
+                    <w:i/>
+                    <w:vertAlign w:val="subscript"/>
+                    <w:lang w:val="en-US"/>
+                  </w:rPr>
+                </m:ctrlPr>
+              </m:sSubPr>
+              <m:e>
+                <m:r>
+                  <w:rPr>
+                    <w:rFonts w:ascii="Cambria Math" w:hAnsi="Cambria Math"/>
+                    <w:vertAlign w:val="subscript"/>
+                    <w:lang w:val="en-US"/>
+                  </w:rPr>
+                  <m:t>n</m:t>
+                </m:r>
+              </m:e>
+              <m:sub>
+                <m:r>
+                  <w:rPr>
+                    <w:rFonts w:ascii="Cambria Math" w:hAnsi="Cambria Math"/>
+                    <w:vertAlign w:val="subscript"/>
+                    <w:lang w:val="en-US"/>
+                  </w:rPr>
+                  <m:t>s</m:t>
+                </m:r>
+              </m:sub>
+            </m:sSub>
+          </m:den>
+        </m:f>
+        <m:r>
+          <w:rPr>
+            <w:rFonts w:ascii="Cambria Math" w:hAnsi="Cambria Math"/>
+            <w:vertAlign w:val="subscript"/>
+            <w:lang w:val="en-US"/>
+          </w:rPr>
+          <m:t>=</m:t>
+        </m:r>
+        <m:f>
+          <m:fPr>
+            <m:ctrlPr>
+              <w:rPr>
+                <w:rFonts w:ascii="Cambria Math" w:hAnsi="Cambria Math"/>
+                <w:i/>
+                <w:vertAlign w:val="subscript"/>
+                <w:lang w:val="en-US"/>
+              </w:rPr>
+            </m:ctrlPr>
+          </m:fPr>
+          <m:num>
+            <m:sSubSup>
+              <m:sSubSupPr>
+                <m:ctrlPr>
+                  <w:rPr>
+                    <w:rFonts w:ascii="Cambria Math" w:hAnsi="Cambria Math"/>
+                    <w:i/>
+                    <w:vertAlign w:val="subscript"/>
+                    <w:lang w:val="en-US"/>
+                  </w:rPr>
+                </m:ctrlPr>
+              </m:sSubSupPr>
+              <m:e>
+                <m:r>
+                  <w:rPr>
+                    <w:rFonts w:ascii="Cambria Math" w:hAnsi="Cambria Math"/>
+                    <w:vertAlign w:val="subscript"/>
+                    <w:lang w:val="en-US"/>
+                  </w:rPr>
+                  <m:t>n</m:t>
+                </m:r>
+              </m:e>
+              <m:sub>
+                <m:r>
+                  <w:rPr>
+                    <w:rFonts w:ascii="Cambria Math" w:hAnsi="Cambria Math"/>
+                    <w:vertAlign w:val="subscript"/>
+                    <w:lang w:val="en-US"/>
+                  </w:rPr>
+                  <m:t>f</m:t>
+                </m:r>
+              </m:sub>
+              <m:sup>
+                <m:r>
+                  <w:rPr>
+                    <w:rFonts w:ascii="Cambria Math" w:hAnsi="Cambria Math"/>
+                    <w:vertAlign w:val="subscript"/>
+                    <w:lang w:val="en-US"/>
+                  </w:rPr>
+                  <m:t>2</m:t>
+                </m:r>
+              </m:sup>
+            </m:sSubSup>
+          </m:num>
+          <m:den>
+            <m:sSub>
+              <m:sSubPr>
+                <m:ctrlPr>
+                  <w:rPr>
+                    <w:rFonts w:ascii="Cambria Math" w:hAnsi="Cambria Math"/>
+                    <w:i/>
+                    <w:vertAlign w:val="subscript"/>
+                    <w:lang w:val="en-US"/>
+                  </w:rPr>
+                </m:ctrlPr>
+              </m:sSubPr>
+              <m:e>
+                <m:r>
+                  <w:rPr>
+                    <w:rFonts w:ascii="Cambria Math" w:hAnsi="Cambria Math"/>
+                    <w:vertAlign w:val="subscript"/>
+                    <w:lang w:val="en-US"/>
+                  </w:rPr>
+                  <m:t>n</m:t>
+                </m:r>
+              </m:e>
+              <m:sub>
+                <m:r>
+                  <w:rPr>
+                    <w:rFonts w:ascii="Cambria Math" w:hAnsi="Cambria Math"/>
+                    <w:vertAlign w:val="subscript"/>
+                    <w:lang w:val="en-US"/>
+                  </w:rPr>
+                  <m:t>s</m:t>
+                </m:r>
+              </m:sub>
+            </m:sSub>
+          </m:den>
+        </m:f>
+      </m:oMath>
+      <w:r>
+        <w:rPr>
+          <w:lang w:val="en-US"/>
+        </w:rPr>
+        <w:t>.</w:t>
+      </w:r>
+      <w:r>
+        <w:rPr>
+          <w:vertAlign w:val="subscript"/>
+          <w:lang w:val="en-US"/>
+        </w:rPr>
+        <w:tab/>
+      </w:r>
+      <w:r>
+        <w:rPr>
+          <w:vertAlign w:val="subscript"/>
+          <w:lang w:val="en-US"/>
+        </w:rPr>
+        <w:tab/>
+      </w:r>
+      <w:r>
+        <w:rPr>
+          <w:vertAlign w:val="subscript"/>
+          <w:lang w:val="en-US"/>
+        </w:rPr>
+        <w:tab/>
+      </w:r>
+      <w:r>
+        <w:rPr>
+          <w:vertAlign w:val="subscript"/>
+          <w:lang w:val="en-US"/>
+        </w:rPr>
+        <w:tab/>
+      </w:r>
+      <w:r>
+        <w:rPr>
+          <w:vertAlign w:val="subscript"/>
+          <w:lang w:val="en-US"/>
+        </w:rPr>
+        <w:tab/>
+      </w:r>
+      <w:r>
+        <w:rPr>
+          <w:lang w:val="en-US"/>
+        </w:rPr>
+        <w:t>(</w:t>
+      </w:r>
+      <w:r>
+        <w:rPr>
+          <w:lang w:val="en-US"/>
+        </w:rPr>
+        <w:t>8</w:t>
+      </w:r>
+      <w:r>
+        <w:rPr>
+          <w:lang w:val="en-US"/>
+        </w:rPr>
+        <w:t>)</w:t>
+      </w:r>
+    </w:p>
+    <w:p>
+      <w:pPr>
+        <w:jc w:val="left"/>
+        <w:rPr>
+          <w:lang w:val="en-US"/>
+        </w:rPr>
+      </w:pPr>
+      <w:r>
+        <w:rPr>
+          <w:lang w:val="en-US"/>
+        </w:rPr>
+        <w:tab/>
+        <w:t xml:space="preserve">For a </w:t>
+      </w:r>
+      <w:r>
+        <w:rPr>
+          <w:lang w:val="en-US"/>
+        </w:rPr>
+        <w:t>multi-layer</w:t>
+      </w:r>
+      <w:r>
+        <w:rPr>
+          <w:lang w:val="en-US"/>
+        </w:rPr>
+        <w:t xml:space="preserve"> device, the reflectivity of Eq.6 can </w:t>
+      </w:r>
+      <w:r>
+        <w:rPr>
+          <w:lang w:val="en-US"/>
+        </w:rPr>
+        <w:t>also be expanded. For example, the reflectivity of a 2-layer device can be written as</w:t>
+      </w:r>
+      <w:r>
+        <w:rPr>
+          <w:lang w:val="en-US"/>
+        </w:rPr>
+        <w:t>:</w:t>
+      </w:r>
+    </w:p>
+    <w:p>
+      <w:pPr>
+        <w:jc w:val="right"/>
+      </w:pPr>
+      <m:oMath>
+        <m:r>
+          <w:rPr>
+            <w:rFonts w:ascii="Cambria Math" w:hAnsi="Cambria Math"/>
+          </w:rPr>
+          <m:t>r</m:t>
+        </m:r>
+        <m:r>
+          <w:rPr>
+            <w:rFonts w:ascii="Cambria Math" w:hAnsi="Cambria Math"/>
+          </w:rPr>
+          <m:t>=</m:t>
+        </m:r>
+        <m:f>
+          <m:fPr>
+            <m:ctrlPr>
+              <w:rPr>
+                <w:rFonts w:ascii="Cambria Math" w:hAnsi="Cambria Math"/>
+                <w:i/>
+              </w:rPr>
+            </m:ctrlPr>
+          </m:fPr>
+          <m:num>
+            <m:sSub>
+              <m:sSubPr>
+                <m:ctrlPr>
+                  <w:rPr>
+                    <w:rFonts w:ascii="Cambria Math" w:hAnsi="Cambria Math"/>
+                    <w:i/>
+                  </w:rPr>
+                </m:ctrlPr>
+              </m:sSubPr>
+              <m:e>
+                <m:r>
+                  <w:rPr>
+                    <w:rFonts w:ascii="Cambria Math" w:hAnsi="Cambria Math"/>
+                  </w:rPr>
+                  <m:t>n</m:t>
+                </m:r>
+              </m:e>
+              <m:sub>
+                <m:r>
+                  <w:rPr>
+                    <w:rFonts w:ascii="Cambria Math" w:hAnsi="Cambria Math"/>
+                  </w:rPr>
+                  <m:t>a</m:t>
+                </m:r>
+              </m:sub>
+            </m:sSub>
+            <m:r>
+              <w:rPr>
+                <w:rFonts w:ascii="Cambria Math" w:hAnsi="Cambria Math"/>
+              </w:rPr>
+              <m:t>-</m:t>
+            </m:r>
+            <m:sSub>
+              <m:sSubPr>
+                <m:ctrlPr>
+                  <w:rPr>
+                    <w:rFonts w:ascii="Cambria Math" w:hAnsi="Cambria Math"/>
+                    <w:i/>
+                  </w:rPr>
+                </m:ctrlPr>
+              </m:sSubPr>
+              <m:e>
+                <m:r>
+                  <w:rPr>
+                    <w:rFonts w:ascii="Cambria Math" w:hAnsi="Cambria Math"/>
+                  </w:rPr>
+                  <m:t>n</m:t>
+                </m:r>
+              </m:e>
+              <m:sub>
+                <m:r>
+                  <w:rPr>
+                    <w:rFonts w:ascii="Cambria Math" w:hAnsi="Cambria Math"/>
+                  </w:rPr>
+                  <m:t>r</m:t>
+                </m:r>
+                <m:r>
+                  <w:rPr>
+                    <w:rFonts w:ascii="Cambria Math" w:hAnsi="Cambria Math"/>
+                  </w:rPr>
+                  <m:t>2</m:t>
+                </m:r>
+              </m:sub>
+            </m:sSub>
+          </m:num>
+          <m:den>
+            <m:sSub>
+              <m:sSubPr>
+                <m:ctrlPr>
+                  <w:rPr>
+                    <w:rFonts w:ascii="Cambria Math" w:hAnsi="Cambria Math"/>
+                    <w:i/>
+                  </w:rPr>
+                </m:ctrlPr>
+              </m:sSubPr>
+              <m:e>
+                <m:r>
+                  <w:rPr>
+                    <w:rFonts w:ascii="Cambria Math" w:hAnsi="Cambria Math"/>
+                  </w:rPr>
+                  <m:t>n</m:t>
+                </m:r>
+              </m:e>
+              <m:sub>
+                <m:r>
+                  <w:rPr>
+                    <w:rFonts w:ascii="Cambria Math" w:hAnsi="Cambria Math"/>
+                  </w:rPr>
+                  <m:t>a</m:t>
+                </m:r>
+              </m:sub>
+            </m:sSub>
+            <m:r>
+              <w:rPr>
+                <w:rFonts w:ascii="Cambria Math" w:hAnsi="Cambria Math"/>
+              </w:rPr>
+              <m:t>+</m:t>
+            </m:r>
+            <m:sSub>
+              <m:sSubPr>
+                <m:ctrlPr>
+                  <w:rPr>
+                    <w:rFonts w:ascii="Cambria Math" w:hAnsi="Cambria Math"/>
+                    <w:i/>
+                  </w:rPr>
+                </m:ctrlPr>
+              </m:sSubPr>
+              <m:e>
+                <m:r>
+                  <w:rPr>
+                    <w:rFonts w:ascii="Cambria Math" w:hAnsi="Cambria Math"/>
+                  </w:rPr>
+                  <m:t>n</m:t>
+                </m:r>
+              </m:e>
+              <m:sub>
+                <m:r>
+                  <w:rPr>
+                    <w:rFonts w:ascii="Cambria Math" w:hAnsi="Cambria Math"/>
+                  </w:rPr>
+                  <m:t>r</m:t>
+                </m:r>
+                <m:r>
+                  <w:rPr>
+                    <w:rFonts w:ascii="Cambria Math" w:hAnsi="Cambria Math"/>
+                  </w:rPr>
+                  <m:t>2</m:t>
+                </m:r>
+              </m:sub>
+            </m:sSub>
+          </m:den>
+        </m:f>
+      </m:oMath>
+      <w:r>
+        <w:t>,</w:t>
+      </w:r>
+      <w:r>
+        <w:tab/>
+      </w:r>
+      <w:r>
+        <w:tab/>
+      </w:r>
+      <w:r>
+        <w:tab/>
+      </w:r>
+      <w:r>
+        <w:tab/>
+      </w:r>
+      <w:r>
+        <w:tab/>
+      </w:r>
+      <w:r>
+        <w:tab/>
+      </w:r>
+      <w:r>
+        <w:t xml:space="preserve"> </w:t>
+      </w:r>
+      <w:r>
+        <w:t>(</w:t>
+      </w:r>
+      <w:r>
+        <w:t>9</w:t>
+      </w:r>
+      <w:r>
+        <w:t>)</w:t>
+      </w:r>
+    </w:p>
+    <w:p>
+      <w:pPr>
+        <w:jc w:val="right"/>
+      </w:pPr>
+      <m:oMath>
+        <m:r>
+          <w:rPr>
+            <w:rFonts w:ascii="Cambria Math" w:hAnsi="Cambria Math"/>
+          </w:rPr>
+          <m:t>r</m:t>
+        </m:r>
+        <m:r>
+          <m:rPr>
+            <m:sty m:val="p"/>
+          </m:rPr>
+          <w:rPr>
+            <w:rFonts w:ascii="Cambria Math" w:hAnsi="Cambria Math"/>
+          </w:rPr>
+          <m:t>=</m:t>
+        </m:r>
+        <m:f>
+          <m:fPr>
+            <m:ctrlPr>
+              <w:rPr>
+                <w:rFonts w:ascii="Cambria Math" w:hAnsi="Cambria Math"/>
+              </w:rPr>
+            </m:ctrlPr>
+          </m:fPr>
+          <m:num>
+            <m:sSub>
+              <m:sSubPr>
+                <m:ctrlPr>
+                  <w:rPr>
+                    <w:rFonts w:ascii="Cambria Math" w:hAnsi="Cambria Math"/>
+                  </w:rPr>
+                </m:ctrlPr>
+              </m:sSubPr>
+              <m:e>
+                <m:r>
+                  <w:rPr>
+                    <w:rFonts w:ascii="Cambria Math" w:hAnsi="Cambria Math"/>
+                  </w:rPr>
+                  <m:t>n</m:t>
+                </m:r>
+              </m:e>
+              <m:sub>
+                <m:r>
+                  <w:rPr>
+                    <w:rFonts w:ascii="Cambria Math" w:hAnsi="Cambria Math"/>
+                  </w:rPr>
+                  <m:t>a</m:t>
+                </m:r>
+              </m:sub>
+            </m:sSub>
+            <m:r>
+              <m:rPr>
+                <m:sty m:val="p"/>
+              </m:rPr>
+              <w:rPr>
+                <w:rFonts w:ascii="Cambria Math" w:hAnsi="Cambria Math"/>
+              </w:rPr>
+              <m:t>-(</m:t>
+            </m:r>
+            <m:f>
+              <m:fPr>
+                <m:ctrlPr>
+                  <w:rPr>
+                    <w:rFonts w:ascii="Cambria Math" w:hAnsi="Cambria Math"/>
+                  </w:rPr>
+                </m:ctrlPr>
+              </m:fPr>
+              <m:num>
+                <m:sSubSup>
+                  <m:sSubSupPr>
+                    <m:ctrlPr>
+                      <w:rPr>
+                        <w:rFonts w:ascii="Cambria Math" w:hAnsi="Cambria Math"/>
+                      </w:rPr>
+                    </m:ctrlPr>
+                  </m:sSubSupPr>
+                  <m:e>
+                    <m:r>
+                      <w:rPr>
+                        <w:rFonts w:ascii="Cambria Math" w:hAnsi="Cambria Math"/>
+                      </w:rPr>
+                      <m:t>n</m:t>
+                    </m:r>
+                  </m:e>
+                  <m:sub>
+                    <m:r>
+                      <w:rPr>
+                        <w:rFonts w:ascii="Cambria Math" w:hAnsi="Cambria Math"/>
+                      </w:rPr>
+                      <m:t>f</m:t>
+                    </m:r>
+                    <m:r>
+                      <m:rPr>
+                        <m:sty m:val="p"/>
+                      </m:rPr>
+                      <w:rPr>
+                        <w:rFonts w:ascii="Cambria Math" w:hAnsi="Cambria Math"/>
+                      </w:rPr>
+                      <m:t>2</m:t>
+                    </m:r>
+                  </m:sub>
+                  <m:sup>
+                    <m:r>
+                      <m:rPr>
+                        <m:sty m:val="p"/>
+                      </m:rPr>
+                      <w:rPr>
+                        <w:rFonts w:ascii="Cambria Math" w:hAnsi="Cambria Math"/>
+                      </w:rPr>
+                      <m:t>2</m:t>
+                    </m:r>
+                  </m:sup>
+                </m:sSubSup>
+              </m:num>
+              <m:den>
+                <m:sSub>
+                  <m:sSubPr>
+                    <m:ctrlPr>
+                      <w:rPr>
+                        <w:rFonts w:ascii="Cambria Math" w:hAnsi="Cambria Math"/>
+                      </w:rPr>
+                    </m:ctrlPr>
+                  </m:sSubPr>
+                  <m:e>
+                    <m:r>
+                      <w:rPr>
+                        <w:rFonts w:ascii="Cambria Math" w:hAnsi="Cambria Math"/>
+                      </w:rPr>
+                      <m:t>n</m:t>
+                    </m:r>
+                  </m:e>
+                  <m:sub>
+                    <m:r>
+                      <w:rPr>
+                        <w:rFonts w:ascii="Cambria Math" w:hAnsi="Cambria Math"/>
+                      </w:rPr>
+                      <m:t>r</m:t>
+                    </m:r>
+                    <m:r>
+                      <m:rPr>
+                        <m:sty m:val="p"/>
+                      </m:rPr>
+                      <w:rPr>
+                        <w:rFonts w:ascii="Cambria Math" w:hAnsi="Cambria Math"/>
+                      </w:rPr>
+                      <m:t>1</m:t>
+                    </m:r>
+                  </m:sub>
+                </m:sSub>
+              </m:den>
+            </m:f>
+            <m:r>
+              <m:rPr>
+                <m:sty m:val="p"/>
+              </m:rPr>
+              <w:rPr>
+                <w:rFonts w:ascii="Cambria Math" w:hAnsi="Cambria Math"/>
+              </w:rPr>
+              <m:t>)</m:t>
+            </m:r>
+          </m:num>
+          <m:den>
+            <m:sSub>
+              <m:sSubPr>
+                <m:ctrlPr>
+                  <w:rPr>
+                    <w:rFonts w:ascii="Cambria Math" w:hAnsi="Cambria Math"/>
+                  </w:rPr>
+                </m:ctrlPr>
+              </m:sSubPr>
+              <m:e>
+                <m:r>
+                  <w:rPr>
+                    <w:rFonts w:ascii="Cambria Math" w:hAnsi="Cambria Math"/>
+                  </w:rPr>
+                  <m:t>n</m:t>
+                </m:r>
+              </m:e>
+              <m:sub>
+                <m:r>
+                  <w:rPr>
+                    <w:rFonts w:ascii="Cambria Math" w:hAnsi="Cambria Math"/>
+                  </w:rPr>
+                  <m:t>a</m:t>
+                </m:r>
+              </m:sub>
+            </m:sSub>
+            <m:r>
+              <m:rPr>
+                <m:sty m:val="p"/>
+              </m:rPr>
+              <w:rPr>
+                <w:rFonts w:ascii="Cambria Math" w:hAnsi="Cambria Math"/>
+              </w:rPr>
+              <m:t>+(</m:t>
+            </m:r>
+            <m:f>
+              <m:fPr>
+                <m:ctrlPr>
+                  <w:rPr>
+                    <w:rFonts w:ascii="Cambria Math" w:hAnsi="Cambria Math"/>
+                  </w:rPr>
+                </m:ctrlPr>
+              </m:fPr>
+              <m:num>
+                <m:sSubSup>
+                  <m:sSubSupPr>
+                    <m:ctrlPr>
+                      <w:rPr>
+                        <w:rFonts w:ascii="Cambria Math" w:hAnsi="Cambria Math"/>
+                      </w:rPr>
+                    </m:ctrlPr>
+                  </m:sSubSupPr>
+                  <m:e>
+                    <m:r>
+                      <w:rPr>
+                        <w:rFonts w:ascii="Cambria Math" w:hAnsi="Cambria Math"/>
+                      </w:rPr>
+                      <m:t>n</m:t>
+                    </m:r>
+                  </m:e>
+                  <m:sub>
+                    <m:r>
+                      <w:rPr>
+                        <w:rFonts w:ascii="Cambria Math" w:hAnsi="Cambria Math"/>
+                      </w:rPr>
+                      <m:t>f</m:t>
+                    </m:r>
+                    <m:r>
+                      <m:rPr>
+                        <m:sty m:val="p"/>
+                      </m:rPr>
+                      <w:rPr>
+                        <w:rFonts w:ascii="Cambria Math" w:hAnsi="Cambria Math"/>
+                      </w:rPr>
+                      <m:t>2</m:t>
+                    </m:r>
+                  </m:sub>
+                  <m:sup>
+                    <m:r>
+                      <m:rPr>
+                        <m:sty m:val="p"/>
+                      </m:rPr>
+                      <w:rPr>
+                        <w:rFonts w:ascii="Cambria Math" w:hAnsi="Cambria Math"/>
+                      </w:rPr>
+                      <m:t>2</m:t>
+                    </m:r>
+                  </m:sup>
+                </m:sSubSup>
+              </m:num>
+              <m:den>
+                <m:sSub>
+                  <m:sSubPr>
+                    <m:ctrlPr>
+                      <w:rPr>
+                        <w:rFonts w:ascii="Cambria Math" w:hAnsi="Cambria Math"/>
+                      </w:rPr>
+                    </m:ctrlPr>
+                  </m:sSubPr>
+                  <m:e>
+                    <m:r>
+                      <w:rPr>
+                        <w:rFonts w:ascii="Cambria Math" w:hAnsi="Cambria Math"/>
+                      </w:rPr>
+                      <m:t>n</m:t>
+                    </m:r>
+                  </m:e>
+                  <m:sub>
+                    <m:r>
+                      <w:rPr>
+                        <w:rFonts w:ascii="Cambria Math" w:hAnsi="Cambria Math"/>
+                      </w:rPr>
+                      <m:t>r</m:t>
+                    </m:r>
+                    <m:r>
+                      <m:rPr>
+                        <m:sty m:val="p"/>
+                      </m:rPr>
+                      <w:rPr>
+                        <w:rFonts w:ascii="Cambria Math" w:hAnsi="Cambria Math"/>
+                      </w:rPr>
+                      <m:t>1</m:t>
+                    </m:r>
+                  </m:sub>
+                </m:sSub>
+              </m:den>
+            </m:f>
+            <m:r>
+              <m:rPr>
+                <m:sty m:val="p"/>
+              </m:rPr>
+              <w:rPr>
+                <w:rFonts w:ascii="Cambria Math" w:hAnsi="Cambria Math"/>
+              </w:rPr>
+              <m:t>)</m:t>
+            </m:r>
+          </m:den>
+        </m:f>
+      </m:oMath>
+      <w:r>
+        <w:t>,</w:t>
+      </w:r>
+      <w:r>
+        <w:tab/>
+        <w:t xml:space="preserve"> </w:t>
+      </w:r>
+      <w:r>
+        <w:tab/>
+      </w:r>
+      <w:r>
+        <w:tab/>
+      </w:r>
+      <w:r>
+        <w:tab/>
+      </w:r>
+      <w:r>
+        <w:tab/>
+      </w:r>
+      <w:r>
+        <w:tab/>
+      </w:r>
+      <w:r>
+        <w:t>(</w:t>
+      </w:r>
+      <w:r>
+        <w:t>10</w:t>
+      </w:r>
+      <w:r>
+        <w:t>)</w:t>
+      </w:r>
+    </w:p>
+    <w:p>
+      <w:pPr>
+        <w:jc w:val="right"/>
+      </w:pPr>
+      <m:oMath>
+        <m:r>
+          <w:rPr>
+            <w:rFonts w:ascii="Cambria Math" w:hAnsi="Cambria Math"/>
+          </w:rPr>
+          <m:t>r</m:t>
+        </m:r>
+        <m:r>
+          <m:rPr>
+            <m:sty m:val="p"/>
+          </m:rPr>
+          <w:rPr>
+            <w:rFonts w:ascii="Cambria Math" w:hAnsi="Cambria Math"/>
+          </w:rPr>
+          <m:t>=</m:t>
+        </m:r>
+        <m:f>
+          <m:fPr>
+            <m:ctrlPr>
+              <w:rPr>
+                <w:rFonts w:ascii="Cambria Math" w:hAnsi="Cambria Math"/>
+              </w:rPr>
+            </m:ctrlPr>
+          </m:fPr>
+          <m:num>
+            <m:sSub>
+              <m:sSubPr>
+                <m:ctrlPr>
+                  <w:rPr>
+                    <w:rFonts w:ascii="Cambria Math" w:hAnsi="Cambria Math"/>
+                  </w:rPr>
+                </m:ctrlPr>
+              </m:sSubPr>
+              <m:e>
+                <m:r>
+                  <w:rPr>
+                    <w:rFonts w:ascii="Cambria Math" w:hAnsi="Cambria Math"/>
+                  </w:rPr>
+                  <m:t>n</m:t>
+                </m:r>
+              </m:e>
+              <m:sub>
+                <m:r>
+                  <w:rPr>
+                    <w:rFonts w:ascii="Cambria Math" w:hAnsi="Cambria Math"/>
+                  </w:rPr>
+                  <m:t>a</m:t>
+                </m:r>
+              </m:sub>
+            </m:sSub>
+            <m:r>
+              <m:rPr>
+                <m:sty m:val="p"/>
+              </m:rPr>
+              <w:rPr>
+                <w:rFonts w:ascii="Cambria Math" w:hAnsi="Cambria Math"/>
+              </w:rPr>
+              <m:t>-(</m:t>
+            </m:r>
+            <m:f>
+              <m:fPr>
+                <m:ctrlPr>
+                  <w:rPr>
+                    <w:rFonts w:ascii="Cambria Math" w:hAnsi="Cambria Math"/>
+                  </w:rPr>
+                </m:ctrlPr>
+              </m:fPr>
+              <m:num>
+                <m:sSubSup>
+                  <m:sSubSupPr>
+                    <m:ctrlPr>
+                      <w:rPr>
+                        <w:rFonts w:ascii="Cambria Math" w:hAnsi="Cambria Math"/>
+                      </w:rPr>
+                    </m:ctrlPr>
+                  </m:sSubSupPr>
+                  <m:e>
+                    <m:r>
+                      <w:rPr>
+                        <w:rFonts w:ascii="Cambria Math" w:hAnsi="Cambria Math"/>
+                      </w:rPr>
+                      <m:t>n</m:t>
+                    </m:r>
+                  </m:e>
+                  <m:sub>
+                    <m:r>
+                      <w:rPr>
+                        <w:rFonts w:ascii="Cambria Math" w:hAnsi="Cambria Math"/>
+                      </w:rPr>
+                      <m:t>f</m:t>
+                    </m:r>
+                    <m:r>
+                      <m:rPr>
+                        <m:sty m:val="p"/>
+                      </m:rPr>
+                      <w:rPr>
+                        <w:rFonts w:ascii="Cambria Math" w:hAnsi="Cambria Math"/>
+                      </w:rPr>
+                      <m:t>2</m:t>
+                    </m:r>
+                  </m:sub>
+                  <m:sup>
+                    <m:r>
+                      <m:rPr>
+                        <m:sty m:val="p"/>
+                      </m:rPr>
+                      <w:rPr>
+                        <w:rFonts w:ascii="Cambria Math" w:hAnsi="Cambria Math"/>
+                      </w:rPr>
+                      <m:t>2</m:t>
+                    </m:r>
+                  </m:sup>
+                </m:sSubSup>
+              </m:num>
+              <m:den>
+                <m:sSubSup>
+                  <m:sSubSupPr>
+                    <m:ctrlPr>
+                      <w:rPr>
+                        <w:rFonts w:ascii="Cambria Math" w:hAnsi="Cambria Math"/>
+                      </w:rPr>
+                    </m:ctrlPr>
+                  </m:sSubSupPr>
+                  <m:e>
+                    <m:r>
+                      <w:rPr>
+                        <w:rFonts w:ascii="Cambria Math" w:hAnsi="Cambria Math"/>
+                      </w:rPr>
+                      <m:t>n</m:t>
+                    </m:r>
+                  </m:e>
+                  <m:sub>
+                    <m:r>
+                      <w:rPr>
+                        <w:rFonts w:ascii="Cambria Math" w:hAnsi="Cambria Math"/>
+                      </w:rPr>
+                      <m:t>f</m:t>
+                    </m:r>
+                    <m:r>
+                      <m:rPr>
+                        <m:sty m:val="p"/>
+                      </m:rPr>
+                      <w:rPr>
+                        <w:rFonts w:ascii="Cambria Math" w:hAnsi="Cambria Math"/>
+                      </w:rPr>
+                      <m:t>1</m:t>
+                    </m:r>
+                  </m:sub>
+                  <m:sup>
+                    <m:r>
+                      <m:rPr>
+                        <m:sty m:val="p"/>
+                      </m:rPr>
+                      <w:rPr>
+                        <w:rFonts w:ascii="Cambria Math" w:hAnsi="Cambria Math"/>
+                      </w:rPr>
+                      <m:t>2</m:t>
+                    </m:r>
+                  </m:sup>
+                </m:sSubSup>
+                <m:r>
+                  <m:rPr>
+                    <m:sty m:val="p"/>
+                  </m:rPr>
+                  <w:rPr>
+                    <w:rFonts w:ascii="Cambria Math" w:hAnsi="Cambria Math"/>
+                  </w:rPr>
+                  <m:t>/</m:t>
+                </m:r>
+                <m:sSub>
+                  <m:sSubPr>
+                    <m:ctrlPr>
+                      <w:rPr>
+                        <w:rFonts w:ascii="Cambria Math" w:hAnsi="Cambria Math"/>
+                      </w:rPr>
+                    </m:ctrlPr>
+                  </m:sSubPr>
+                  <m:e>
+                    <m:r>
+                      <w:rPr>
+                        <w:rFonts w:ascii="Cambria Math" w:hAnsi="Cambria Math"/>
+                      </w:rPr>
+                      <m:t>n</m:t>
+                    </m:r>
+                  </m:e>
+                  <m:sub>
+                    <m:r>
+                      <w:rPr>
+                        <w:rFonts w:ascii="Cambria Math" w:hAnsi="Cambria Math"/>
+                      </w:rPr>
+                      <m:t>s</m:t>
+                    </m:r>
+                  </m:sub>
+                </m:sSub>
+              </m:den>
+            </m:f>
+            <m:r>
+              <m:rPr>
+                <m:sty m:val="p"/>
+              </m:rPr>
+              <w:rPr>
+                <w:rFonts w:ascii="Cambria Math" w:hAnsi="Cambria Math"/>
+              </w:rPr>
+              <m:t>)</m:t>
+            </m:r>
+          </m:num>
+          <m:den>
+            <m:sSub>
+              <m:sSubPr>
+                <m:ctrlPr>
+                  <w:rPr>
+                    <w:rFonts w:ascii="Cambria Math" w:hAnsi="Cambria Math"/>
+                  </w:rPr>
+                </m:ctrlPr>
+              </m:sSubPr>
+              <m:e>
+                <m:r>
+                  <w:rPr>
+                    <w:rFonts w:ascii="Cambria Math" w:hAnsi="Cambria Math"/>
+                  </w:rPr>
+                  <m:t>n</m:t>
+                </m:r>
+              </m:e>
+              <m:sub>
+                <m:r>
+                  <w:rPr>
+                    <w:rFonts w:ascii="Cambria Math" w:hAnsi="Cambria Math"/>
+                  </w:rPr>
+                  <m:t>a</m:t>
+                </m:r>
+              </m:sub>
+            </m:sSub>
+            <m:r>
+              <m:rPr>
+                <m:sty m:val="p"/>
+              </m:rPr>
+              <w:rPr>
+                <w:rFonts w:ascii="Cambria Math" w:hAnsi="Cambria Math"/>
+              </w:rPr>
+              <m:t>+(</m:t>
+            </m:r>
+            <m:f>
+              <m:fPr>
+                <m:ctrlPr>
+                  <w:rPr>
+                    <w:rFonts w:ascii="Cambria Math" w:hAnsi="Cambria Math"/>
+                  </w:rPr>
+                </m:ctrlPr>
+              </m:fPr>
+              <m:num>
+                <m:sSubSup>
+                  <m:sSubSupPr>
+                    <m:ctrlPr>
+                      <w:rPr>
+                        <w:rFonts w:ascii="Cambria Math" w:hAnsi="Cambria Math"/>
+                      </w:rPr>
+                    </m:ctrlPr>
+                  </m:sSubSupPr>
+                  <m:e>
+                    <m:r>
+                      <w:rPr>
+                        <w:rFonts w:ascii="Cambria Math" w:hAnsi="Cambria Math"/>
+                      </w:rPr>
+                      <m:t>n</m:t>
+                    </m:r>
+                  </m:e>
+                  <m:sub>
+                    <m:r>
+                      <w:rPr>
+                        <w:rFonts w:ascii="Cambria Math" w:hAnsi="Cambria Math"/>
+                      </w:rPr>
+                      <m:t>f</m:t>
+                    </m:r>
+                    <m:r>
+                      <m:rPr>
+                        <m:sty m:val="p"/>
+                      </m:rPr>
+                      <w:rPr>
+                        <w:rFonts w:ascii="Cambria Math" w:hAnsi="Cambria Math"/>
+                      </w:rPr>
+                      <m:t>2</m:t>
+                    </m:r>
+                  </m:sub>
+                  <m:sup>
+                    <m:r>
+                      <m:rPr>
+                        <m:sty m:val="p"/>
+                      </m:rPr>
+                      <w:rPr>
+                        <w:rFonts w:ascii="Cambria Math" w:hAnsi="Cambria Math"/>
+                      </w:rPr>
+                      <m:t>2</m:t>
+                    </m:r>
+                  </m:sup>
+                </m:sSubSup>
+              </m:num>
+              <m:den>
+                <m:sSubSup>
+                  <m:sSubSupPr>
+                    <m:ctrlPr>
+                      <w:rPr>
+                        <w:rFonts w:ascii="Cambria Math" w:hAnsi="Cambria Math"/>
+                      </w:rPr>
+                    </m:ctrlPr>
+                  </m:sSubSupPr>
+                  <m:e>
+                    <m:r>
+                      <w:rPr>
+                        <w:rFonts w:ascii="Cambria Math" w:hAnsi="Cambria Math"/>
+                      </w:rPr>
+                      <m:t>n</m:t>
+                    </m:r>
+                  </m:e>
+                  <m:sub>
+                    <m:r>
+                      <w:rPr>
+                        <w:rFonts w:ascii="Cambria Math" w:hAnsi="Cambria Math"/>
+                      </w:rPr>
+                      <m:t>f</m:t>
+                    </m:r>
+                    <m:r>
+                      <m:rPr>
+                        <m:sty m:val="p"/>
+                      </m:rPr>
+                      <w:rPr>
+                        <w:rFonts w:ascii="Cambria Math" w:hAnsi="Cambria Math"/>
+                      </w:rPr>
+                      <m:t>1</m:t>
+                    </m:r>
+                  </m:sub>
+                  <m:sup>
+                    <m:r>
+                      <m:rPr>
+                        <m:sty m:val="p"/>
+                      </m:rPr>
+                      <w:rPr>
+                        <w:rFonts w:ascii="Cambria Math" w:hAnsi="Cambria Math"/>
+                      </w:rPr>
+                      <m:t>2</m:t>
+                    </m:r>
+                  </m:sup>
+                </m:sSubSup>
+                <m:r>
+                  <m:rPr>
+                    <m:sty m:val="p"/>
+                  </m:rPr>
+                  <w:rPr>
+                    <w:rFonts w:ascii="Cambria Math" w:hAnsi="Cambria Math"/>
+                  </w:rPr>
+                  <m:t>/</m:t>
+                </m:r>
+                <m:sSub>
+                  <m:sSubPr>
+                    <m:ctrlPr>
+                      <w:rPr>
+                        <w:rFonts w:ascii="Cambria Math" w:hAnsi="Cambria Math"/>
+                      </w:rPr>
+                    </m:ctrlPr>
+                  </m:sSubPr>
+                  <m:e>
+                    <m:r>
+                      <w:rPr>
+                        <w:rFonts w:ascii="Cambria Math" w:hAnsi="Cambria Math"/>
+                      </w:rPr>
+                      <m:t>n</m:t>
+                    </m:r>
+                  </m:e>
+                  <m:sub>
+                    <m:r>
+                      <w:rPr>
+                        <w:rFonts w:ascii="Cambria Math" w:hAnsi="Cambria Math"/>
+                      </w:rPr>
+                      <m:t>s</m:t>
+                    </m:r>
+                  </m:sub>
+                </m:sSub>
+              </m:den>
+            </m:f>
+            <m:r>
+              <m:rPr>
+                <m:sty m:val="p"/>
+              </m:rPr>
+              <w:rPr>
+                <w:rFonts w:ascii="Cambria Math" w:hAnsi="Cambria Math"/>
+              </w:rPr>
+              <m:t>)</m:t>
+            </m:r>
+          </m:den>
+        </m:f>
+      </m:oMath>
+      <w:r>
+        <w:t>,</w:t>
+      </w:r>
+      <w:r>
+        <w:tab/>
+        <w:t xml:space="preserve"> </w:t>
+      </w:r>
+      <w:r>
+        <w:tab/>
+      </w:r>
+      <w:r>
+        <w:tab/>
+      </w:r>
+      <w:r>
+        <w:tab/>
+      </w:r>
+      <w:r>
+        <w:tab/>
+      </w:r>
+      <w:r>
+        <w:tab/>
+      </w:r>
+      <w:r>
+        <w:t>(</w:t>
+      </w:r>
+      <w:r>
+        <w:t>11</w:t>
+      </w:r>
+      <w:r>
+        <w:t>)</w:t>
+      </w:r>
+    </w:p>
+    <w:p>
+      <w:pPr>
+        <w:jc w:val="left"/>
+      </w:pPr>
+      <w:r>
+        <w:t>where n</w:t>
+      </w:r>
+      <w:r>
+        <w:rPr>
+          <w:vertAlign w:val="subscript"/>
+        </w:rPr>
+        <w:t>r2</w:t>
+      </w:r>
+      <w:r>
+        <w:t xml:space="preserve"> is the total reflective index of the device (substrate-film 1-film 2)</w:t>
+      </w:r>
+    </w:p>
+    <w:p>
+      <w:pPr>
+        <w:jc w:val="left"/>
+      </w:pPr>
+      <w:r>
+        <w:t>Antireflection condition occurs when:</w:t>
+      </w:r>
+    </w:p>
+    <w:p>
+      <w:pPr>
+        <w:jc w:val="right"/>
+      </w:pPr>
+      <m:oMath>
+        <m:sSub>
+          <m:sSubPr>
+            <m:ctrlPr>
+              <w:rPr>
+                <w:rFonts w:ascii="Cambria Math" w:hAnsi="Cambria Math"/>
+                <w:i/>
+              </w:rPr>
+            </m:ctrlPr>
+          </m:sSubPr>
+          <m:e>
+            <m:r>
+              <w:rPr>
+                <w:rFonts w:ascii="Cambria Math" w:hAnsi="Cambria Math"/>
+              </w:rPr>
+              <m:t>n</m:t>
+            </m:r>
+          </m:e>
+          <m:sub>
+            <m:r>
+              <w:rPr>
+                <w:rFonts w:ascii="Cambria Math" w:hAnsi="Cambria Math"/>
+              </w:rPr>
+              <m:t>a</m:t>
+            </m:r>
+          </m:sub>
+        </m:sSub>
+        <m:r>
+          <w:rPr>
+            <w:rFonts w:ascii="Cambria Math" w:hAnsi="Cambria Math"/>
+          </w:rPr>
+          <m:t>=</m:t>
+        </m:r>
+        <m:f>
+          <m:fPr>
+            <m:ctrlPr>
+              <w:rPr>
+                <w:rFonts w:ascii="Cambria Math" w:hAnsi="Cambria Math"/>
+              </w:rPr>
+            </m:ctrlPr>
+          </m:fPr>
+          <m:num>
+            <m:sSubSup>
+              <m:sSubSupPr>
+                <m:ctrlPr>
+                  <w:rPr>
+                    <w:rFonts w:ascii="Cambria Math" w:hAnsi="Cambria Math"/>
+                  </w:rPr>
+                </m:ctrlPr>
+              </m:sSubSupPr>
+              <m:e>
+                <m:r>
+                  <w:rPr>
+                    <w:rFonts w:ascii="Cambria Math" w:hAnsi="Cambria Math"/>
+                  </w:rPr>
+                  <m:t>n</m:t>
+                </m:r>
+              </m:e>
+              <m:sub>
+                <m:r>
+                  <w:rPr>
+                    <w:rFonts w:ascii="Cambria Math" w:hAnsi="Cambria Math"/>
+                  </w:rPr>
+                  <m:t>f</m:t>
+                </m:r>
+                <m:r>
+                  <m:rPr>
+                    <m:sty m:val="p"/>
+                  </m:rPr>
+                  <w:rPr>
+                    <w:rFonts w:ascii="Cambria Math" w:hAnsi="Cambria Math"/>
+                  </w:rPr>
+                  <m:t>2</m:t>
+                </m:r>
+              </m:sub>
+              <m:sup>
+                <m:r>
+                  <m:rPr>
+                    <m:sty m:val="p"/>
+                  </m:rPr>
+                  <w:rPr>
+                    <w:rFonts w:ascii="Cambria Math" w:hAnsi="Cambria Math"/>
+                  </w:rPr>
+                  <m:t>2</m:t>
+                </m:r>
+              </m:sup>
+            </m:sSubSup>
+          </m:num>
+          <m:den>
+            <m:sSubSup>
+              <m:sSubSupPr>
+                <m:ctrlPr>
+                  <w:rPr>
+                    <w:rFonts w:ascii="Cambria Math" w:hAnsi="Cambria Math"/>
+                  </w:rPr>
+                </m:ctrlPr>
+              </m:sSubSupPr>
+              <m:e>
+                <m:r>
+                  <w:rPr>
+                    <w:rFonts w:ascii="Cambria Math" w:hAnsi="Cambria Math"/>
+                  </w:rPr>
+                  <m:t>n</m:t>
+                </m:r>
+              </m:e>
+              <m:sub>
+                <m:r>
+                  <w:rPr>
+                    <w:rFonts w:ascii="Cambria Math" w:hAnsi="Cambria Math"/>
+                  </w:rPr>
+                  <m:t>f</m:t>
+                </m:r>
+                <m:r>
+                  <m:rPr>
+                    <m:sty m:val="p"/>
+                  </m:rPr>
+                  <w:rPr>
+                    <w:rFonts w:ascii="Cambria Math" w:hAnsi="Cambria Math"/>
+                  </w:rPr>
+                  <m:t>1</m:t>
+                </m:r>
+              </m:sub>
+              <m:sup>
+                <m:r>
+                  <m:rPr>
+                    <m:sty m:val="p"/>
+                  </m:rPr>
+                  <w:rPr>
+                    <w:rFonts w:ascii="Cambria Math" w:hAnsi="Cambria Math"/>
+                  </w:rPr>
+                  <m:t>2</m:t>
+                </m:r>
+              </m:sup>
+            </m:sSubSup>
+            <m:r>
+              <m:rPr>
+                <m:sty m:val="p"/>
+              </m:rPr>
+              <w:rPr>
+                <w:rFonts w:ascii="Cambria Math" w:hAnsi="Cambria Math"/>
+              </w:rPr>
+              <m:t>/</m:t>
+            </m:r>
+            <m:sSub>
+              <m:sSubPr>
+                <m:ctrlPr>
+                  <w:rPr>
+                    <w:rFonts w:ascii="Cambria Math" w:hAnsi="Cambria Math"/>
+                  </w:rPr>
+                </m:ctrlPr>
+              </m:sSubPr>
+              <m:e>
+                <m:r>
+                  <w:rPr>
+                    <w:rFonts w:ascii="Cambria Math" w:hAnsi="Cambria Math"/>
+                  </w:rPr>
+                  <m:t>n</m:t>
+                </m:r>
+              </m:e>
+              <m:sub>
+                <m:r>
+                  <w:rPr>
+                    <w:rFonts w:ascii="Cambria Math" w:hAnsi="Cambria Math"/>
+                  </w:rPr>
+                  <m:t>s</m:t>
+                </m:r>
+              </m:sub>
+            </m:sSub>
+          </m:den>
+        </m:f>
+      </m:oMath>
+      <w:r>
+        <w:t>,</w:t>
+      </w:r>
+      <w:r>
+        <w:tab/>
+      </w:r>
+      <w:r>
+        <w:tab/>
+      </w:r>
+      <w:r>
+        <w:tab/>
+      </w:r>
+      <w:r>
+        <w:tab/>
+      </w:r>
+      <w:r>
+        <w:tab/>
+      </w:r>
+      <w:r>
+        <w:tab/>
+      </w:r>
+      <w:r>
+        <w:t>(12)</w:t>
+      </w:r>
+    </w:p>
+    <w:p>
+      <w:pPr>
+        <w:jc w:val="left"/>
+      </w:pPr>
+      <w:r>
+        <w:t>or:</w:t>
+      </w:r>
+    </w:p>
+    <w:p>
+      <w:pPr>
+        <w:jc w:val="right"/>
+      </w:pPr>
+      <m:oMath>
+        <m:f>
+          <m:fPr>
+            <m:ctrlPr>
+              <w:rPr>
+                <w:rFonts w:ascii="Cambria Math" w:hAnsi="Cambria Math"/>
+                <w:i/>
+              </w:rPr>
+            </m:ctrlPr>
+          </m:fPr>
+          <m:num>
+            <m:sSub>
+              <m:sSubPr>
+                <m:ctrlPr>
+                  <w:rPr>
+                    <w:rFonts w:ascii="Cambria Math" w:hAnsi="Cambria Math"/>
+                    <w:i/>
+                  </w:rPr>
+                </m:ctrlPr>
+              </m:sSubPr>
+              <m:e>
+                <m:r>
+                  <w:rPr>
+                    <w:rFonts w:ascii="Cambria Math" w:hAnsi="Cambria Math"/>
+                  </w:rPr>
+                  <m:t>n</m:t>
+                </m:r>
+              </m:e>
+              <m:sub>
+                <m:r>
+                  <w:rPr>
+                    <w:rFonts w:ascii="Cambria Math" w:hAnsi="Cambria Math"/>
+                  </w:rPr>
+                  <m:t>a</m:t>
+                </m:r>
+              </m:sub>
+            </m:sSub>
+          </m:num>
+          <m:den>
+            <m:sSub>
+              <m:sSubPr>
+                <m:ctrlPr>
+                  <w:rPr>
+                    <w:rFonts w:ascii="Cambria Math" w:hAnsi="Cambria Math"/>
+                  </w:rPr>
+                </m:ctrlPr>
+              </m:sSubPr>
+              <m:e>
+                <m:r>
+                  <w:rPr>
+                    <w:rFonts w:ascii="Cambria Math" w:hAnsi="Cambria Math"/>
+                  </w:rPr>
+                  <m:t>n</m:t>
+                </m:r>
+              </m:e>
+              <m:sub>
+                <m:r>
+                  <w:rPr>
+                    <w:rFonts w:ascii="Cambria Math" w:hAnsi="Cambria Math"/>
+                  </w:rPr>
+                  <m:t>s</m:t>
+                </m:r>
+              </m:sub>
+            </m:sSub>
+          </m:den>
+        </m:f>
+        <m:r>
+          <w:rPr>
+            <w:rFonts w:ascii="Cambria Math" w:hAnsi="Cambria Math"/>
+          </w:rPr>
+          <m:t>=</m:t>
+        </m:r>
+        <m:f>
+          <m:fPr>
+            <m:ctrlPr>
+              <w:rPr>
+                <w:rFonts w:ascii="Cambria Math" w:hAnsi="Cambria Math"/>
+              </w:rPr>
+            </m:ctrlPr>
+          </m:fPr>
+          <m:num>
+            <m:sSubSup>
+              <m:sSubSupPr>
+                <m:ctrlPr>
+                  <w:rPr>
+                    <w:rFonts w:ascii="Cambria Math" w:hAnsi="Cambria Math"/>
+                  </w:rPr>
+                </m:ctrlPr>
+              </m:sSubSupPr>
+              <m:e>
+                <m:r>
+                  <w:rPr>
+                    <w:rFonts w:ascii="Cambria Math" w:hAnsi="Cambria Math"/>
+                  </w:rPr>
+                  <m:t>n</m:t>
+                </m:r>
+              </m:e>
+              <m:sub>
+                <m:r>
+                  <w:rPr>
+                    <w:rFonts w:ascii="Cambria Math" w:hAnsi="Cambria Math"/>
+                  </w:rPr>
+                  <m:t>f</m:t>
+                </m:r>
+                <m:r>
+                  <m:rPr>
+                    <m:sty m:val="p"/>
+                  </m:rPr>
+                  <w:rPr>
+                    <w:rFonts w:ascii="Cambria Math" w:hAnsi="Cambria Math"/>
+                  </w:rPr>
+                  <m:t>2</m:t>
+                </m:r>
+              </m:sub>
+              <m:sup>
+                <m:r>
+                  <m:rPr>
+                    <m:sty m:val="p"/>
+                  </m:rPr>
+                  <w:rPr>
+                    <w:rFonts w:ascii="Cambria Math" w:hAnsi="Cambria Math"/>
+                  </w:rPr>
+                  <m:t>2</m:t>
+                </m:r>
+              </m:sup>
+            </m:sSubSup>
+          </m:num>
+          <m:den>
+            <m:sSubSup>
+              <m:sSubSupPr>
+                <m:ctrlPr>
+                  <w:rPr>
+                    <w:rFonts w:ascii="Cambria Math" w:hAnsi="Cambria Math"/>
+                  </w:rPr>
+                </m:ctrlPr>
+              </m:sSubSupPr>
+              <m:e>
+                <m:r>
+                  <w:rPr>
+                    <w:rFonts w:ascii="Cambria Math" w:hAnsi="Cambria Math"/>
+                  </w:rPr>
+                  <m:t>n</m:t>
+                </m:r>
+              </m:e>
+              <m:sub>
+                <m:r>
+                  <w:rPr>
+                    <w:rFonts w:ascii="Cambria Math" w:hAnsi="Cambria Math"/>
+                  </w:rPr>
+                  <m:t>f</m:t>
+                </m:r>
+                <m:r>
+                  <m:rPr>
+                    <m:sty m:val="p"/>
+                  </m:rPr>
+                  <w:rPr>
+                    <w:rFonts w:ascii="Cambria Math" w:hAnsi="Cambria Math"/>
+                  </w:rPr>
+                  <m:t>1</m:t>
+                </m:r>
+              </m:sub>
+              <m:sup>
+                <m:r>
+                  <m:rPr>
+                    <m:sty m:val="p"/>
+                  </m:rPr>
+                  <w:rPr>
+                    <w:rFonts w:ascii="Cambria Math" w:hAnsi="Cambria Math"/>
+                  </w:rPr>
+                  <m:t>2</m:t>
+                </m:r>
+              </m:sup>
+            </m:sSubSup>
+          </m:den>
+        </m:f>
+      </m:oMath>
+      <w:r>
+        <w:t>,</w:t>
+      </w:r>
+      <w:r>
+        <w:tab/>
+      </w:r>
+      <w:r>
+        <w:tab/>
+      </w:r>
+      <w:r>
+        <w:tab/>
+      </w:r>
+      <w:r>
+        <w:tab/>
+      </w:r>
+      <w:r>
+        <w:tab/>
+      </w:r>
+      <w:r>
+        <w:tab/>
+      </w:r>
+      <w:r>
+        <w:t>(1</w:t>
+      </w:r>
+      <w:r>
+        <w:t>3</w:t>
+      </w:r>
+      <w:r>
+        <w:t>)</w:t>
+      </w:r>
+    </w:p>
+    <w:p>
+      <w:pPr>
+        <w:rPr>
+          <w:rFonts w:hint="cs"/>
+          <w:cs/>
+          <w:lang w:val="en-US" w:bidi="th-TH"/>
+        </w:rPr>
+      </w:pPr>
+      <w:r>
+        <w:rPr>
+          <w:lang w:bidi="th-TH"/>
+        </w:rPr>
+        <w:t xml:space="preserve">In reality, this method has a limitation </w:t>
+      </w:r>
+      <w:r>
+        <w:rPr>
+          <w:lang w:bidi="th-TH"/>
+        </w:rPr>
+        <w:t>in</w:t>
+      </w:r>
+      <w:r>
+        <w:rPr>
+          <w:lang w:bidi="th-TH"/>
+        </w:rPr>
+        <w:t xml:space="preserve"> selecti</w:t>
+      </w:r>
+      <w:r>
+        <w:rPr>
+          <w:lang w:bidi="th-TH"/>
+        </w:rPr>
+        <w:t>on</w:t>
+      </w:r>
+      <w:r>
+        <w:rPr>
+          <w:lang w:bidi="th-TH"/>
+        </w:rPr>
+        <w:t xml:space="preserve"> </w:t>
+      </w:r>
+      <w:r>
+        <w:rPr>
+          <w:lang w:bidi="th-TH"/>
+        </w:rPr>
+        <w:t xml:space="preserve">of </w:t>
+      </w:r>
+      <w:r>
+        <w:rPr>
+          <w:lang w:bidi="th-TH"/>
+        </w:rPr>
+        <w:t>material</w:t>
+      </w:r>
+      <w:r>
+        <w:rPr>
+          <w:lang w:bidi="th-TH"/>
+        </w:rPr>
+        <w:t>s</w:t>
+      </w:r>
+      <w:r>
+        <w:rPr>
+          <w:lang w:bidi="th-TH"/>
+        </w:rPr>
+        <w:t xml:space="preserve"> with correct refractive index</w:t>
+      </w:r>
+      <w:r>
+        <w:rPr>
+          <w:lang w:bidi="th-TH"/>
+        </w:rPr>
+        <w:t xml:space="preserve"> </w:t>
+      </w:r>
+      <w:r>
+        <w:rPr>
+          <w:lang w:bidi="th-TH"/>
+        </w:rPr>
+        <w:t xml:space="preserve">which might not be available due to price or fabrication methods.  </w:t>
+      </w:r>
+    </w:p>
+    <w:p>
+      <w:pPr>
+        <w:jc w:val="left"/>
+        <w:rPr>
+          <w:rFonts w:hint="cs"/>
+          <w:lang w:bidi="th-TH"/>
+        </w:rPr>
+      </w:pPr>
+    </w:p>
+    <w:p>
+      <w:pPr>
+        <w:jc w:val="left"/>
+      </w:pPr>
+      <w:r>
+        <w:tab/>
+      </w:r>
+      <w:r>
+        <w:tab/>
+      </w:r>
+    </w:p>
+    <w:p>
+      <w:pPr>
+        <w:rPr>
+          <w:lang w:val="en-US"/>
+        </w:rPr>
+      </w:pPr>
+    </w:p>
+    <w:p>
+      <w:pPr>
+        <w:rPr>
+          <w:vertAlign w:val="subscript"/>
+        </w:rPr>
+      </w:pPr>
     </w:p>
     <w:p>
       <w:pPr>
@@ -6005,18 +9934,66 @@
         <w:t>3.1</w:t>
       </w:r>
       <w:r>
-        <w:t xml:space="preserve"> Asymmetrical resonant cavity</w:t>
+        <w:t xml:space="preserve"> </w:t>
+      </w:r>
+      <w:r>
+        <w:t>Multi-layer design</w:t>
       </w:r>
     </w:p>
     <w:p>
       <w:r>
-        <w:t xml:space="preserve">1064 nm, </w:t>
-      </w:r>
-      <w:r>
+        <w:t xml:space="preserve">1064: </w:t>
+      </w:r>
+    </w:p>
+    <w:p>
+      <w:r>
+        <w:t>SiO</w:t>
+      </w:r>
+      <w:r>
+        <w:rPr>
+          <w:vertAlign w:val="subscript"/>
+        </w:rPr>
         <w:t>2</w:t>
       </w:r>
       <w:r>
-        <w:t>-layer design</w:t>
+        <w:t xml:space="preserve"> 1.467, </w:t>
+      </w:r>
+    </w:p>
+    <w:p>
+      <w:r>
+        <w:t>Al2O3 1.666</w:t>
+      </w:r>
+    </w:p>
+    <w:p>
+      <w:r>
+        <w:t xml:space="preserve">Si3N4 1.996, </w:t>
+      </w:r>
+    </w:p>
+    <w:p>
+      <w:r>
+        <w:t>TiO2 2.3078,</w:t>
+      </w:r>
+    </w:p>
+    <w:p>
+      <w:r>
+        <w:t>ZrO2 2.468</w:t>
+      </w:r>
+      <w:r>
+        <w:t>0</w:t>
+      </w:r>
+      <w:r>
+        <w:t>,</w:t>
+      </w:r>
+    </w:p>
+    <w:p>
+      <w:r>
+        <w:t>Sb2Se3 3.370 (4.3081+0.009744i)</w:t>
+      </w:r>
+    </w:p>
+    <w:p>
+      <w:r>
+        <w:lastRenderedPageBreak/>
+        <w:t>1064 nm, 2-layer design</w:t>
       </w:r>
       <w:r>
         <w:t xml:space="preserve"> </w:t>
@@ -6025,7 +10002,7 @@
         <w:fldChar w:fldCharType="begin"/>
       </w:r>
       <w:r>
-        <w:instrText xml:space="preserve"> ADDIN EN.CITE &lt;EndNote&gt;&lt;Cite&gt;&lt;Author&gt;Raut&lt;/Author&gt;&lt;Year&gt;2011&lt;/Year&gt;&lt;RecNum&gt;85&lt;/RecNum&gt;&lt;DisplayText&gt;[35]&lt;/DisplayText&gt;&lt;record&gt;&lt;rec-number&gt;85&lt;/rec-number&gt;&lt;foreign-keys&gt;&lt;key app="EN" db-id="v920pft06rp9dbex2ap500x99x5rrtswxzss" timestamp="1773917246"&gt;85&lt;/key&gt;&lt;/foreign-keys&gt;&lt;ref-type name="Journal Article"&gt;17&lt;/ref-type&gt;&lt;contributors&gt;&lt;authors&gt;&lt;author&gt;Raut, Hemant Kumar&lt;/author&gt;&lt;author&gt;Ganesh, V. Anand&lt;/author&gt;&lt;author&gt;Nair, A. Sreekumaran&lt;/author&gt;&lt;author&gt;Ramakrishna, Seeram&lt;/author&gt;&lt;/authors&gt;&lt;/contributors&gt;&lt;titles&gt;&lt;title&gt;Anti-reflective coatings: A critical, in-depth review&lt;/title&gt;&lt;secondary-title&gt;Energy &amp;amp; Environmental Science&lt;/secondary-title&gt;&lt;/titles&gt;&lt;periodical&gt;&lt;full-title&gt;Energy &amp;amp; Environmental Science&lt;/full-title&gt;&lt;/periodical&gt;&lt;pages&gt;3779-3804&lt;/pages&gt;&lt;volume&gt;4&lt;/volume&gt;&lt;number&gt;10&lt;/number&gt;&lt;dates&gt;&lt;year&gt;2011&lt;/year&gt;&lt;/dates&gt;&lt;publisher&gt;The Royal Society of Chemistry&lt;/publisher&gt;&lt;isbn&gt;1754-5692&lt;/isbn&gt;&lt;work-type&gt;10.1039/C1EE01297E&lt;/work-type&gt;&lt;urls&gt;&lt;related-urls&gt;&lt;url&gt;http://dx.doi.org/10.1039/C1EE01297E&lt;/url&gt;&lt;/related-urls&gt;&lt;/urls&gt;&lt;electronic-resource-num&gt;10.1039/C1EE01297E&lt;/electronic-resource-num&gt;&lt;/record&gt;&lt;/Cite&gt;&lt;/EndNote&gt;</w:instrText>
+        <w:instrText xml:space="preserve"> ADDIN EN.CITE &lt;EndNote&gt;&lt;Cite&gt;&lt;Author&gt;Raut&lt;/Author&gt;&lt;Year&gt;2011&lt;/Year&gt;&lt;RecNum&gt;85&lt;/RecNum&gt;&lt;DisplayText&gt;[36]&lt;/DisplayText&gt;&lt;record&gt;&lt;rec-number&gt;85&lt;/rec-number&gt;&lt;foreign-keys&gt;&lt;key app="EN" db-id="v920pft06rp9dbex2ap500x99x5rrtswxzss" timestamp="1773917246"&gt;85&lt;/key&gt;&lt;/foreign-keys&gt;&lt;ref-type name="Journal Article"&gt;17&lt;/ref-type&gt;&lt;contributors&gt;&lt;authors&gt;&lt;author&gt;Raut, Hemant Kumar&lt;/author&gt;&lt;author&gt;Ganesh, V. Anand&lt;/author&gt;&lt;author&gt;Nair, A. Sreekumaran&lt;/author&gt;&lt;author&gt;Ramakrishna, Seeram&lt;/author&gt;&lt;/authors&gt;&lt;/contributors&gt;&lt;titles&gt;&lt;title&gt;Anti-reflective coatings: A critical, in-depth review&lt;/title&gt;&lt;secondary-title&gt;Energy &amp;amp; Environmental Science&lt;/secondary-title&gt;&lt;/titles&gt;&lt;periodical&gt;&lt;full-title&gt;Energy &amp;amp; Environmental Science&lt;/full-title&gt;&lt;/periodical&gt;&lt;pages&gt;3779-3804&lt;/pages&gt;&lt;volume&gt;4&lt;/volume&gt;&lt;number&gt;10&lt;/number&gt;&lt;dates&gt;&lt;year&gt;2011&lt;/year&gt;&lt;/dates&gt;&lt;publisher&gt;The Royal Society of Chemistry&lt;/publisher&gt;&lt;isbn&gt;1754-5692&lt;/isbn&gt;&lt;work-type&gt;10.1039/C1EE01297E&lt;/work-type&gt;&lt;urls&gt;&lt;related-urls&gt;&lt;url&gt;http://dx.doi.org/10.1039/C1EE01297E&lt;/url&gt;&lt;/related-urls&gt;&lt;/urls&gt;&lt;electronic-resource-num&gt;10.1039/C1EE01297E&lt;/electronic-resource-num&gt;&lt;/record&gt;&lt;/Cite&gt;&lt;/EndNote&gt;</w:instrText>
       </w:r>
       <w:r>
         <w:fldChar w:fldCharType="separate"/>
@@ -6034,7 +10011,7 @@
         <w:rPr>
           <w:noProof/>
         </w:rPr>
-        <w:t>[35]</w:t>
+        <w:t>[36]</w:t>
       </w:r>
       <w:r>
         <w:fldChar w:fldCharType="end"/>
@@ -6043,16 +10020,22 @@
         <w:t xml:space="preserve">: </w:t>
       </w:r>
       <w:r>
-        <w:t>1.</w:t>
-      </w:r>
-      <w:r>
-        <w:t>38, 1.62</w:t>
+        <w:t>For monochromatic light</w:t>
+      </w:r>
+      <w:r>
+        <w:t>, not possible since</w:t>
       </w:r>
     </w:p>
     <w:p/>
     <w:p>
       <w:r>
         <w:t xml:space="preserve">1064 nm, 3-layer design: </w:t>
+      </w:r>
+    </w:p>
+    <w:p/>
+    <w:p>
+      <w:r>
+        <w:t>532 nm, asymmetrical cavity design:</w:t>
       </w:r>
     </w:p>
     <w:p>
@@ -6187,7 +10170,7 @@
       <w:r>
         <w:fldChar w:fldCharType="begin">
           <w:fldData xml:space="preserve">PEVuZE5vdGU+PENpdGU+PEF1dGhvcj5MYXdzb248L0F1dGhvcj48WWVhcj4yMDIzPC9ZZWFyPjxS
-ZWNOdW0+NjA8L1JlY051bT48RGlzcGxheVRleHQ+WzE3LCAzNl08L0Rpc3BsYXlUZXh0PjxyZWNv
+ZWNOdW0+NjA8L1JlY051bT48RGlzcGxheVRleHQ+WzE3LCAzN108L0Rpc3BsYXlUZXh0PjxyZWNv
 cmQ+PHJlYy1udW1iZXI+NjA8L3JlYy1udW1iZXI+PGZvcmVpZ24ta2V5cz48a2V5IGFwcD0iRU4i
 IGRiLWlkPSJ2OTIwcGZ0MDZycDlkYmV4MmFwNTAweDk5eDVycnRzd3h6c3MiIHRpbWVzdGFtcD0i
 MTc2ODA1MjkxMSIgZ3VpZD0iYzg5NTA2MDYtNGZkZC00MTFjLTk4ODItNDkyMzQxYWEwNWYzIj42
@@ -6236,7 +10219,7 @@
       <w:r>
         <w:fldChar w:fldCharType="begin">
           <w:fldData xml:space="preserve">PEVuZE5vdGU+PENpdGU+PEF1dGhvcj5MYXdzb248L0F1dGhvcj48WWVhcj4yMDIzPC9ZZWFyPjxS
-ZWNOdW0+NjA8L1JlY051bT48RGlzcGxheVRleHQ+WzE3LCAzNl08L0Rpc3BsYXlUZXh0PjxyZWNv
+ZWNOdW0+NjA8L1JlY051bT48RGlzcGxheVRleHQ+WzE3LCAzN108L0Rpc3BsYXlUZXh0PjxyZWNv
 cmQ+PHJlYy1udW1iZXI+NjA8L3JlYy1udW1iZXI+PGZvcmVpZ24ta2V5cz48a2V5IGFwcD0iRU4i
 IGRiLWlkPSJ2OTIwcGZ0MDZycDlkYmV4MmFwNTAweDk5eDVycnRzd3h6c3MiIHRpbWVzdGFtcD0i
 MTc2ODA1MjkxMSIgZ3VpZD0iYzg5NTA2MDYtNGZkZC00MTFjLTk4ODItNDkyMzQxYWEwNWYzIj42
@@ -6292,7 +10275,7 @@
         <w:rPr>
           <w:noProof/>
         </w:rPr>
-        <w:t>[17, 36]</w:t>
+        <w:t>[17, 37]</w:t>
       </w:r>
       <w:r>
         <w:fldChar w:fldCharType="end"/>
@@ -6728,6 +10711,12 @@
               </w:rPr>
               <m:t>e</m:t>
             </m:r>
+            <m:r>
+              <w:rPr>
+                <w:rFonts w:ascii="Cambria Math" w:hAnsi="Cambria Math"/>
+              </w:rPr>
+              <m:t>xp</m:t>
+            </m:r>
           </m:e>
           <m:sup>
             <m:r>
@@ -6790,7 +10779,13 @@
         <w:tab/>
       </w:r>
       <w:r>
-        <w:t>(XXX)</w:t>
+        <w:t>(XX</w:t>
+      </w:r>
+      <w:r>
+        <w:t>A</w:t>
+      </w:r>
+      <w:r>
+        <w:t>)</w:t>
       </w:r>
     </w:p>
     <w:p>
@@ -6951,7 +10946,7 @@
         </w:rPr>
         <w:fldChar w:fldCharType="begin">
           <w:fldData xml:space="preserve">PEVuZE5vdGU+PENpdGU+PEF1dGhvcj5EZWxhbmV5PC9BdXRob3I+PFllYXI+MjAyMDwvWWVhcj48
-UmVjTnVtPjY0PC9SZWNOdW0+PERpc3BsYXlUZXh0PlsxOCwgMzddPC9EaXNwbGF5VGV4dD48cmVj
+UmVjTnVtPjY0PC9SZWNOdW0+PERpc3BsYXlUZXh0PlsxOCwgMzhdPC9EaXNwbGF5VGV4dD48cmVj
 b3JkPjxyZWMtbnVtYmVyPjY0PC9yZWMtbnVtYmVyPjxmb3JlaWduLWtleXM+PGtleSBhcHA9IkVO
 IiBkYi1pZD0idjkyMHBmdDA2cnA5ZGJleDJhcDUwMHg5OXg1cnJ0c3d4enNzIiB0aW1lc3RhbXA9
 IjE3NjgwNTQwOTAiIGd1aWQ9ImIxNWI1NTUwLTQwZDctNGFkMi04MTgyLWNmNmY0ODZhNGY1MCI+
@@ -7013,7 +11008,7 @@
         </w:rPr>
         <w:fldChar w:fldCharType="begin">
           <w:fldData xml:space="preserve">PEVuZE5vdGU+PENpdGU+PEF1dGhvcj5EZWxhbmV5PC9BdXRob3I+PFllYXI+MjAyMDwvWWVhcj48
-UmVjTnVtPjY0PC9SZWNOdW0+PERpc3BsYXlUZXh0PlsxOCwgMzddPC9EaXNwbGF5VGV4dD48cmVj
+UmVjTnVtPjY0PC9SZWNOdW0+PERpc3BsYXlUZXh0PlsxOCwgMzhdPC9EaXNwbGF5VGV4dD48cmVj
 b3JkPjxyZWMtbnVtYmVyPjY0PC9yZWMtbnVtYmVyPjxmb3JlaWduLWtleXM+PGtleSBhcHA9IkVO
 IiBkYi1pZD0idjkyMHBmdDA2cnA5ZGJleDJhcDUwMHg5OXg1cnJ0c3d4enNzIiB0aW1lc3RhbXA9
 IjE3NjgwNTQwOTAiIGd1aWQ9ImIxNWI1NTUwLTQwZDctNGFkMi04MTgyLWNmNmY0ODZhNGY1MCI+
@@ -7091,7 +11086,7 @@
           <w:noProof/>
           <w:lang w:val="en-US"/>
         </w:rPr>
-        <w:t>[18, 37]</w:t>
+        <w:t>[18, 38]</w:t>
       </w:r>
       <w:r>
         <w:rPr>
@@ -7288,7 +11283,13 @@
         <w:tab/>
       </w:r>
       <w:r>
-        <w:t>(XXX)</w:t>
+        <w:t>(XX</w:t>
+      </w:r>
+      <w:r>
+        <w:t>B</w:t>
+      </w:r>
+      <w:r>
+        <w:t>)</w:t>
       </w:r>
     </w:p>
     <w:p>
@@ -7542,7 +11543,7 @@
       <w:r>
         <w:fldChar w:fldCharType="begin">
           <w:fldData xml:space="preserve">PEVuZE5vdGU+PENpdGU+PEF1dGhvcj5MYXdzb248L0F1dGhvcj48WWVhcj4yMDIzPC9ZZWFyPjxS
-ZWNOdW0+NjA8L1JlY051bT48RGlzcGxheVRleHQ+WzE3LCAzOF08L0Rpc3BsYXlUZXh0PjxyZWNv
+ZWNOdW0+NjA8L1JlY051bT48RGlzcGxheVRleHQ+WzE3LCAzOV08L0Rpc3BsYXlUZXh0PjxyZWNv
 cmQ+PHJlYy1udW1iZXI+NjA8L3JlYy1udW1iZXI+PGZvcmVpZ24ta2V5cz48a2V5IGFwcD0iRU4i
 IGRiLWlkPSJ2OTIwcGZ0MDZycDlkYmV4MmFwNTAweDk5eDVycnRzd3h6c3MiIHRpbWVzdGFtcD0i
 MTc2ODA1MjkxMSIgZ3VpZD0iYzg5NTA2MDYtNGZkZC00MTFjLTk4ODItNDkyMzQxYWEwNWYzIj42
@@ -7588,7 +11589,7 @@
       <w:r>
         <w:fldChar w:fldCharType="begin">
           <w:fldData xml:space="preserve">PEVuZE5vdGU+PENpdGU+PEF1dGhvcj5MYXdzb248L0F1dGhvcj48WWVhcj4yMDIzPC9ZZWFyPjxS
-ZWNOdW0+NjA8L1JlY051bT48RGlzcGxheVRleHQ+WzE3LCAzOF08L0Rpc3BsYXlUZXh0PjxyZWNv
+ZWNOdW0+NjA8L1JlY051bT48RGlzcGxheVRleHQ+WzE3LCAzOV08L0Rpc3BsYXlUZXh0PjxyZWNv
 cmQ+PHJlYy1udW1iZXI+NjA8L3JlYy1udW1iZXI+PGZvcmVpZ24ta2V5cz48a2V5IGFwcD0iRU4i
 IGRiLWlkPSJ2OTIwcGZ0MDZycDlkYmV4MmFwNTAweDk5eDVycnRzd3h6c3MiIHRpbWVzdGFtcD0i
 MTc2ODA1MjkxMSIgZ3VpZD0iYzg5NTA2MDYtNGZkZC00MTFjLTk4ODItNDkyMzQxYWEwNWYzIj42
@@ -7641,18 +11642,30 @@
         <w:rPr>
           <w:noProof/>
         </w:rPr>
-        <w:t>[17, 38]</w:t>
+        <w:t>[17, 39]</w:t>
       </w:r>
       <w:r>
         <w:fldChar w:fldCharType="end"/>
       </w:r>
       <w:r>
-        <w:t xml:space="preserve">. These models from Eq. (X) and (X) are adopted in this work, they are consistent with experimental trends and with general PCM endurance theory, providing a practical way to assess contrast degradation and threshold drift of PCM-based optical limiters over large cycles </w:t>
+        <w:t>. These models from Eq. (X</w:t>
+      </w:r>
+      <w:r>
+        <w:t>XA</w:t>
+      </w:r>
+      <w:r>
+        <w:t>) and (X</w:t>
+      </w:r>
+      <w:r>
+        <w:t>XB</w:t>
+      </w:r>
+      <w:r>
+        <w:t xml:space="preserve">) are adopted in this work, they are consistent with experimental trends and with general PCM endurance theory, providing a practical way to assess contrast degradation and threshold drift of PCM-based optical limiters over large cycles </w:t>
       </w:r>
       <w:r>
         <w:fldChar w:fldCharType="begin">
           <w:fldData xml:space="preserve">PEVuZE5vdGU+PENpdGU+PEF1dGhvcj5MYXdzb248L0F1dGhvcj48WWVhcj4yMDIzPC9ZZWFyPjxS
-ZWNOdW0+NjA8L1JlY051bT48RGlzcGxheVRleHQ+WzE3LCAxOCwgMzctMzldPC9EaXNwbGF5VGV4
+ZWNOdW0+NjA8L1JlY051bT48RGlzcGxheVRleHQ+WzE3LCAxOCwgMzgtNDBdPC9EaXNwbGF5VGV4
 dD48cmVjb3JkPjxyZWMtbnVtYmVyPjYwPC9yZWMtbnVtYmVyPjxmb3JlaWduLWtleXM+PGtleSBh
 cHA9IkVOIiBkYi1pZD0idjkyMHBmdDA2cnA5ZGJleDJhcDUwMHg5OXg1cnJ0c3d4enNzIiB0aW1l
 c3RhbXA9IjE3NjgwNTI5MTEiIGd1aWQ9ImM4OTUwNjA2LTRmZGQtNDExYy05ODgyLTQ5MjM0MWFh
@@ -7764,7 +11777,7 @@
       <w:r>
         <w:fldChar w:fldCharType="begin">
           <w:fldData xml:space="preserve">PEVuZE5vdGU+PENpdGU+PEF1dGhvcj5MYXdzb248L0F1dGhvcj48WWVhcj4yMDIzPC9ZZWFyPjxS
-ZWNOdW0+NjA8L1JlY051bT48RGlzcGxheVRleHQ+WzE3LCAxOCwgMzctMzldPC9EaXNwbGF5VGV4
+ZWNOdW0+NjA8L1JlY051bT48RGlzcGxheVRleHQ+WzE3LCAxOCwgMzgtNDBdPC9EaXNwbGF5VGV4
 dD48cmVjb3JkPjxyZWMtbnVtYmVyPjYwPC9yZWMtbnVtYmVyPjxmb3JlaWduLWtleXM+PGtleSBh
 cHA9IkVOIiBkYi1pZD0idjkyMHBmdDA2cnA5ZGJleDJhcDUwMHg5OXg1cnJ0c3d4enNzIiB0aW1l
 c3RhbXA9IjE3NjgwNTI5MTEiIGd1aWQ9ImM4OTUwNjA2LTRmZGQtNDExYy05ODgyLTQ5MjM0MWFh
@@ -7883,7 +11896,7 @@
         <w:rPr>
           <w:noProof/>
         </w:rPr>
-        <w:t>[17, 18, 37-39]</w:t>
+        <w:t>[17, 18, 38-40]</w:t>
       </w:r>
       <w:r>
         <w:fldChar w:fldCharType="end"/>
@@ -7897,7 +11910,721 @@
         </w:rPr>
         <w:t>Supplementary Material</w:t>
       </w:r>
+      <w:r>
+        <w:t>.</w:t>
+      </w:r>
     </w:p>
+    <w:p>
+      <w:r>
+        <w:tab/>
+      </w:r>
+      <w:r>
+        <w:t xml:space="preserve">The endurance of optical limiters can be quantified using the following metrics: 1) transmitting contrast degradation, and 2) insertion loss. </w:t>
+      </w:r>
+    </w:p>
+    <w:p>
+      <w:pPr>
+        <w:rPr>
+          <w:b/>
+          <w:bCs/>
+        </w:rPr>
+      </w:pPr>
+      <w:r>
+        <w:rPr>
+          <w:b/>
+          <w:bCs/>
+        </w:rPr>
+        <w:t>Transmitting Contrast Degradation</w:t>
+      </w:r>
+    </w:p>
+    <w:p>
+      <w:r>
+        <w:t>Transmitting contrast (</w:t>
+      </w:r>
+      <w:r>
+        <w:t>ΔT</w:t>
+      </w:r>
+      <w:r>
+        <w:t xml:space="preserve">) is </w:t>
+      </w:r>
+      <w:r>
+        <w:t>the difference between crystalline (T</w:t>
+      </w:r>
+      <w:r>
+        <w:rPr>
+          <w:vertAlign w:val="subscript"/>
+        </w:rPr>
+        <w:t>c</w:t>
+      </w:r>
+      <w:r>
+        <w:t>) and amorphous phase (T</w:t>
+      </w:r>
+      <w:r>
+        <w:rPr>
+          <w:vertAlign w:val="subscript"/>
+        </w:rPr>
+        <w:t>a</w:t>
+      </w:r>
+      <w:r>
+        <w:t>)</w:t>
+      </w:r>
+      <w:r>
+        <w:t xml:space="preserve"> at any N cycles:</w:t>
+      </w:r>
+    </w:p>
+    <w:p>
+      <m:oMath>
+        <m:r>
+          <w:rPr>
+            <w:rFonts w:ascii="Cambria Math" w:hAnsi="Cambria Math"/>
+            <w:vertAlign w:val="subscript"/>
+          </w:rPr>
+          <m:t>ΔT</m:t>
+        </m:r>
+        <m:r>
+          <m:rPr>
+            <m:sty m:val="p"/>
+          </m:rPr>
+          <w:rPr>
+            <w:rFonts w:ascii="Cambria Math" w:hAnsi="Cambria Math"/>
+            <w:vertAlign w:val="subscript"/>
+          </w:rPr>
+          <m:t>(</m:t>
+        </m:r>
+        <m:r>
+          <w:rPr>
+            <w:rFonts w:ascii="Cambria Math" w:hAnsi="Cambria Math"/>
+            <w:vertAlign w:val="subscript"/>
+          </w:rPr>
+          <m:t>N</m:t>
+        </m:r>
+        <m:r>
+          <m:rPr>
+            <m:sty m:val="p"/>
+          </m:rPr>
+          <w:rPr>
+            <w:rFonts w:ascii="Cambria Math" w:hAnsi="Cambria Math"/>
+            <w:vertAlign w:val="subscript"/>
+          </w:rPr>
+          <m:t>)=</m:t>
+        </m:r>
+        <m:sSub>
+          <m:sSubPr>
+            <m:ctrlPr>
+              <w:rPr>
+                <w:rFonts w:ascii="Cambria Math" w:hAnsi="Cambria Math"/>
+                <w:vertAlign w:val="subscript"/>
+              </w:rPr>
+            </m:ctrlPr>
+          </m:sSubPr>
+          <m:e>
+            <m:r>
+              <w:rPr>
+                <w:rFonts w:ascii="Cambria Math" w:hAnsi="Cambria Math"/>
+                <w:vertAlign w:val="subscript"/>
+              </w:rPr>
+              <m:t>T</m:t>
+            </m:r>
+          </m:e>
+          <m:sub>
+            <m:r>
+              <w:rPr>
+                <w:rFonts w:ascii="Cambria Math" w:hAnsi="Cambria Math"/>
+                <w:vertAlign w:val="subscript"/>
+              </w:rPr>
+              <m:t>c</m:t>
+            </m:r>
+          </m:sub>
+        </m:sSub>
+        <m:r>
+          <m:rPr>
+            <m:sty m:val="p"/>
+          </m:rPr>
+          <w:rPr>
+            <w:rFonts w:ascii="Cambria Math" w:hAnsi="Cambria Math"/>
+            <w:vertAlign w:val="subscript"/>
+          </w:rPr>
+          <m:t>(</m:t>
+        </m:r>
+        <m:r>
+          <w:rPr>
+            <w:rFonts w:ascii="Cambria Math" w:hAnsi="Cambria Math"/>
+            <w:vertAlign w:val="subscript"/>
+          </w:rPr>
+          <m:t>N</m:t>
+        </m:r>
+        <m:r>
+          <m:rPr>
+            <m:sty m:val="p"/>
+          </m:rPr>
+          <w:rPr>
+            <w:rFonts w:ascii="Cambria Math" w:hAnsi="Cambria Math"/>
+            <w:vertAlign w:val="subscript"/>
+          </w:rPr>
+          <m:t>)-</m:t>
+        </m:r>
+        <m:sSub>
+          <m:sSubPr>
+            <m:ctrlPr>
+              <w:rPr>
+                <w:rFonts w:ascii="Cambria Math" w:hAnsi="Cambria Math"/>
+                <w:vertAlign w:val="subscript"/>
+              </w:rPr>
+            </m:ctrlPr>
+          </m:sSubPr>
+          <m:e>
+            <m:r>
+              <w:rPr>
+                <w:rFonts w:ascii="Cambria Math" w:hAnsi="Cambria Math"/>
+                <w:vertAlign w:val="subscript"/>
+              </w:rPr>
+              <m:t>T</m:t>
+            </m:r>
+          </m:e>
+          <m:sub>
+            <m:r>
+              <w:rPr>
+                <w:rFonts w:ascii="Cambria Math" w:hAnsi="Cambria Math"/>
+                <w:vertAlign w:val="subscript"/>
+              </w:rPr>
+              <m:t>a</m:t>
+            </m:r>
+          </m:sub>
+        </m:sSub>
+        <m:r>
+          <m:rPr>
+            <m:sty m:val="p"/>
+          </m:rPr>
+          <w:rPr>
+            <w:rFonts w:ascii="Cambria Math" w:hAnsi="Cambria Math"/>
+            <w:vertAlign w:val="subscript"/>
+          </w:rPr>
+          <m:t>(</m:t>
+        </m:r>
+        <m:r>
+          <w:rPr>
+            <w:rFonts w:ascii="Cambria Math" w:hAnsi="Cambria Math"/>
+            <w:vertAlign w:val="subscript"/>
+          </w:rPr>
+          <m:t>N</m:t>
+        </m:r>
+        <m:r>
+          <m:rPr>
+            <m:sty m:val="p"/>
+          </m:rPr>
+          <w:rPr>
+            <w:rFonts w:ascii="Cambria Math" w:hAnsi="Cambria Math"/>
+            <w:vertAlign w:val="subscript"/>
+          </w:rPr>
+          <m:t>)</m:t>
+        </m:r>
+      </m:oMath>
+      <w:r>
+        <w:t xml:space="preserve">, </w:t>
+      </w:r>
+      <w:r>
+        <w:tab/>
+      </w:r>
+      <w:r>
+        <w:tab/>
+      </w:r>
+      <w:r>
+        <w:tab/>
+        <w:t xml:space="preserve">       </w:t>
+      </w:r>
+      <w:r>
+        <w:t>(</w:t>
+      </w:r>
+      <w:r>
+        <w:t>XXX</w:t>
+      </w:r>
+      <w:r>
+        <w:t>)</w:t>
+      </w:r>
+    </w:p>
+    <w:p>
+      <w:r>
+        <w:t xml:space="preserve">where </w:t>
+      </w:r>
+      <w:proofErr w:type="spellStart"/>
+      <w:r>
+        <w:t>T</w:t>
+      </w:r>
+      <w:r>
+        <w:t>the</w:t>
+      </w:r>
+      <w:proofErr w:type="spellEnd"/>
+      <w:r>
+        <w:t xml:space="preserve"> normalization form of </w:t>
+      </w:r>
+      <w:proofErr w:type="spellStart"/>
+      <w:r>
+        <w:t>Eq.XXX</w:t>
+      </w:r>
+      <w:proofErr w:type="spellEnd"/>
+      <w:r>
+        <w:t xml:space="preserve"> is:</w:t>
+      </w:r>
+    </w:p>
+    <w:p>
+      <m:oMath>
+        <m:r>
+          <w:rPr>
+            <w:rFonts w:ascii="Cambria Math" w:hAnsi="Cambria Math"/>
+            <w:vertAlign w:val="subscript"/>
+          </w:rPr>
+          <m:t>Δ</m:t>
+        </m:r>
+        <m:sSub>
+          <m:sSubPr>
+            <m:ctrlPr>
+              <w:rPr>
+                <w:rFonts w:ascii="Cambria Math" w:hAnsi="Cambria Math"/>
+                <w:vertAlign w:val="subscript"/>
+              </w:rPr>
+            </m:ctrlPr>
+          </m:sSubPr>
+          <m:e>
+            <m:r>
+              <w:rPr>
+                <w:rFonts w:ascii="Cambria Math" w:hAnsi="Cambria Math"/>
+                <w:vertAlign w:val="subscript"/>
+              </w:rPr>
+              <m:t>T</m:t>
+            </m:r>
+          </m:e>
+          <m:sub>
+            <m:r>
+              <w:rPr>
+                <w:rFonts w:ascii="Cambria Math" w:hAnsi="Cambria Math"/>
+                <w:vertAlign w:val="subscript"/>
+              </w:rPr>
+              <m:t>norm</m:t>
+            </m:r>
+          </m:sub>
+        </m:sSub>
+        <m:r>
+          <m:rPr>
+            <m:sty m:val="p"/>
+          </m:rPr>
+          <w:rPr>
+            <w:rFonts w:ascii="Cambria Math" w:hAnsi="Cambria Math"/>
+            <w:vertAlign w:val="subscript"/>
+          </w:rPr>
+          <m:t>(</m:t>
+        </m:r>
+        <m:r>
+          <w:rPr>
+            <w:rFonts w:ascii="Cambria Math" w:hAnsi="Cambria Math"/>
+            <w:vertAlign w:val="subscript"/>
+          </w:rPr>
+          <m:t>N</m:t>
+        </m:r>
+        <m:r>
+          <m:rPr>
+            <m:sty m:val="p"/>
+          </m:rPr>
+          <w:rPr>
+            <w:rFonts w:ascii="Cambria Math" w:hAnsi="Cambria Math"/>
+            <w:vertAlign w:val="subscript"/>
+          </w:rPr>
+          <m:t>)=</m:t>
+        </m:r>
+        <m:f>
+          <m:fPr>
+            <m:ctrlPr>
+              <w:rPr>
+                <w:rFonts w:ascii="Cambria Math" w:hAnsi="Cambria Math"/>
+                <w:vertAlign w:val="subscript"/>
+              </w:rPr>
+            </m:ctrlPr>
+          </m:fPr>
+          <m:num>
+            <m:sSub>
+              <m:sSubPr>
+                <m:ctrlPr>
+                  <w:rPr>
+                    <w:rFonts w:ascii="Cambria Math" w:hAnsi="Cambria Math"/>
+                    <w:vertAlign w:val="subscript"/>
+                  </w:rPr>
+                </m:ctrlPr>
+              </m:sSubPr>
+              <m:e>
+                <m:r>
+                  <w:rPr>
+                    <w:rFonts w:ascii="Cambria Math" w:hAnsi="Cambria Math"/>
+                    <w:vertAlign w:val="subscript"/>
+                  </w:rPr>
+                  <m:t>T</m:t>
+                </m:r>
+              </m:e>
+              <m:sub>
+                <m:r>
+                  <w:rPr>
+                    <w:rFonts w:ascii="Cambria Math" w:hAnsi="Cambria Math"/>
+                    <w:vertAlign w:val="subscript"/>
+                  </w:rPr>
+                  <m:t>c</m:t>
+                </m:r>
+              </m:sub>
+            </m:sSub>
+            <m:r>
+              <m:rPr>
+                <m:sty m:val="p"/>
+              </m:rPr>
+              <w:rPr>
+                <w:rFonts w:ascii="Cambria Math" w:hAnsi="Cambria Math"/>
+                <w:vertAlign w:val="subscript"/>
+              </w:rPr>
+              <m:t>(</m:t>
+            </m:r>
+            <m:r>
+              <w:rPr>
+                <w:rFonts w:ascii="Cambria Math" w:hAnsi="Cambria Math"/>
+                <w:vertAlign w:val="subscript"/>
+              </w:rPr>
+              <m:t>N</m:t>
+            </m:r>
+            <m:r>
+              <m:rPr>
+                <m:sty m:val="p"/>
+              </m:rPr>
+              <w:rPr>
+                <w:rFonts w:ascii="Cambria Math" w:hAnsi="Cambria Math"/>
+                <w:vertAlign w:val="subscript"/>
+              </w:rPr>
+              <m:t>)-</m:t>
+            </m:r>
+            <m:sSub>
+              <m:sSubPr>
+                <m:ctrlPr>
+                  <w:rPr>
+                    <w:rFonts w:ascii="Cambria Math" w:hAnsi="Cambria Math"/>
+                    <w:vertAlign w:val="subscript"/>
+                  </w:rPr>
+                </m:ctrlPr>
+              </m:sSubPr>
+              <m:e>
+                <m:r>
+                  <w:rPr>
+                    <w:rFonts w:ascii="Cambria Math" w:hAnsi="Cambria Math"/>
+                    <w:vertAlign w:val="subscript"/>
+                  </w:rPr>
+                  <m:t>T</m:t>
+                </m:r>
+              </m:e>
+              <m:sub>
+                <m:r>
+                  <w:rPr>
+                    <w:rFonts w:ascii="Cambria Math" w:hAnsi="Cambria Math"/>
+                    <w:vertAlign w:val="subscript"/>
+                  </w:rPr>
+                  <m:t>a</m:t>
+                </m:r>
+              </m:sub>
+            </m:sSub>
+            <m:r>
+              <m:rPr>
+                <m:sty m:val="p"/>
+              </m:rPr>
+              <w:rPr>
+                <w:rFonts w:ascii="Cambria Math" w:hAnsi="Cambria Math"/>
+                <w:vertAlign w:val="subscript"/>
+              </w:rPr>
+              <m:t>(</m:t>
+            </m:r>
+            <m:r>
+              <w:rPr>
+                <w:rFonts w:ascii="Cambria Math" w:hAnsi="Cambria Math"/>
+                <w:vertAlign w:val="subscript"/>
+              </w:rPr>
+              <m:t>N</m:t>
+            </m:r>
+            <m:r>
+              <m:rPr>
+                <m:sty m:val="p"/>
+              </m:rPr>
+              <w:rPr>
+                <w:rFonts w:ascii="Cambria Math" w:hAnsi="Cambria Math"/>
+                <w:vertAlign w:val="subscript"/>
+              </w:rPr>
+              <m:t>)</m:t>
+            </m:r>
+          </m:num>
+          <m:den>
+            <m:sSub>
+              <m:sSubPr>
+                <m:ctrlPr>
+                  <w:rPr>
+                    <w:rFonts w:ascii="Cambria Math" w:hAnsi="Cambria Math"/>
+                    <w:vertAlign w:val="subscript"/>
+                  </w:rPr>
+                </m:ctrlPr>
+              </m:sSubPr>
+              <m:e>
+                <m:r>
+                  <w:rPr>
+                    <w:rFonts w:ascii="Cambria Math" w:hAnsi="Cambria Math"/>
+                    <w:vertAlign w:val="subscript"/>
+                  </w:rPr>
+                  <m:t>T</m:t>
+                </m:r>
+              </m:e>
+              <m:sub>
+                <m:r>
+                  <m:rPr>
+                    <m:sty m:val="p"/>
+                  </m:rPr>
+                  <w:rPr>
+                    <w:rFonts w:ascii="Cambria Math" w:hAnsi="Cambria Math"/>
+                    <w:vertAlign w:val="subscript"/>
+                  </w:rPr>
+                  <m:t>0</m:t>
+                </m:r>
+              </m:sub>
+            </m:sSub>
+          </m:den>
+        </m:f>
+      </m:oMath>
+      <w:r>
+        <w:t>.</w:t>
+      </w:r>
+      <w:r>
+        <w:tab/>
+      </w:r>
+      <w:r>
+        <w:tab/>
+      </w:r>
+      <w:r>
+        <w:tab/>
+        <w:t xml:space="preserve">         </w:t>
+      </w:r>
+      <w:r>
+        <w:t>(</w:t>
+      </w:r>
+      <w:r>
+        <w:t>XXX</w:t>
+      </w:r>
+      <w:r>
+        <w:t>)</w:t>
+      </w:r>
+    </w:p>
+    <w:p>
+      <w:r>
+        <w:t xml:space="preserve">Transmitting contrast degradation is the reduction in contrast after N cycles. </w:t>
+      </w:r>
+    </w:p>
+    <w:p>
+      <w:pPr>
+        <w:rPr>
+          <w:lang w:val="en-US"/>
+        </w:rPr>
+      </w:pPr>
+      <m:oMath>
+        <m:r>
+          <w:rPr>
+            <w:rFonts w:ascii="Cambria Math" w:hAnsi="Cambria Math"/>
+            <w:vertAlign w:val="subscript"/>
+            <w:lang w:val="en-US"/>
+          </w:rPr>
+          <m:t>D=</m:t>
+        </m:r>
+        <m:f>
+          <m:fPr>
+            <m:ctrlPr>
+              <w:rPr>
+                <w:rFonts w:ascii="Cambria Math" w:hAnsi="Cambria Math"/>
+                <w:i/>
+                <w:vertAlign w:val="subscript"/>
+                <w:lang w:val="en-US"/>
+              </w:rPr>
+            </m:ctrlPr>
+          </m:fPr>
+          <m:num>
+            <m:r>
+              <w:rPr>
+                <w:rFonts w:ascii="Cambria Math" w:hAnsi="Cambria Math"/>
+                <w:vertAlign w:val="subscript"/>
+                <w:lang w:val="en-US"/>
+              </w:rPr>
+              <m:t>ΔT(</m:t>
+            </m:r>
+            <m:sSub>
+              <m:sSubPr>
+                <m:ctrlPr>
+                  <w:rPr>
+                    <w:rFonts w:ascii="Cambria Math" w:hAnsi="Cambria Math"/>
+                    <w:i/>
+                    <w:vertAlign w:val="subscript"/>
+                    <w:lang w:val="en-US"/>
+                  </w:rPr>
+                </m:ctrlPr>
+              </m:sSubPr>
+              <m:e>
+                <m:r>
+                  <w:rPr>
+                    <w:rFonts w:ascii="Cambria Math" w:hAnsi="Cambria Math"/>
+                    <w:vertAlign w:val="subscript"/>
+                    <w:lang w:val="en-US"/>
+                  </w:rPr>
+                  <m:t>N</m:t>
+                </m:r>
+              </m:e>
+              <m:sub>
+                <m:r>
+                  <m:rPr>
+                    <m:sty m:val="bi"/>
+                  </m:rPr>
+                  <w:rPr>
+                    <w:rFonts w:ascii="Cambria Math" w:hAnsi="Cambria Math"/>
+                    <w:vertAlign w:val="subscript"/>
+                    <w:lang w:val="en-US"/>
+                  </w:rPr>
+                  <m:t>cyc</m:t>
+                </m:r>
+              </m:sub>
+            </m:sSub>
+            <m:r>
+              <w:rPr>
+                <w:rFonts w:ascii="Cambria Math" w:hAnsi="Cambria Math"/>
+                <w:vertAlign w:val="subscript"/>
+                <w:lang w:val="en-US"/>
+              </w:rPr>
+              <m:t>)-Δ</m:t>
+            </m:r>
+            <m:sSub>
+              <m:sSubPr>
+                <m:ctrlPr>
+                  <w:rPr>
+                    <w:rFonts w:ascii="Cambria Math" w:hAnsi="Cambria Math"/>
+                    <w:i/>
+                    <w:vertAlign w:val="subscript"/>
+                    <w:lang w:val="en-US"/>
+                  </w:rPr>
+                </m:ctrlPr>
+              </m:sSubPr>
+              <m:e>
+                <m:r>
+                  <w:rPr>
+                    <w:rFonts w:ascii="Cambria Math" w:hAnsi="Cambria Math"/>
+                    <w:vertAlign w:val="subscript"/>
+                    <w:lang w:val="en-US"/>
+                  </w:rPr>
+                  <m:t>T</m:t>
+                </m:r>
+              </m:e>
+              <m:sub>
+                <m:r>
+                  <w:rPr>
+                    <w:rFonts w:ascii="Cambria Math" w:hAnsi="Cambria Math"/>
+                    <w:vertAlign w:val="subscript"/>
+                    <w:lang w:val="en-US"/>
+                  </w:rPr>
+                  <m:t>0</m:t>
+                </m:r>
+              </m:sub>
+            </m:sSub>
+          </m:num>
+          <m:den>
+            <m:r>
+              <w:rPr>
+                <w:rFonts w:ascii="Cambria Math" w:hAnsi="Cambria Math"/>
+                <w:vertAlign w:val="subscript"/>
+                <w:lang w:val="en-US"/>
+              </w:rPr>
+              <m:t>Δ</m:t>
+            </m:r>
+            <m:sSub>
+              <m:sSubPr>
+                <m:ctrlPr>
+                  <w:rPr>
+                    <w:rFonts w:ascii="Cambria Math" w:hAnsi="Cambria Math"/>
+                    <w:i/>
+                    <w:vertAlign w:val="subscript"/>
+                    <w:lang w:val="en-US"/>
+                  </w:rPr>
+                </m:ctrlPr>
+              </m:sSubPr>
+              <m:e>
+                <m:r>
+                  <w:rPr>
+                    <w:rFonts w:ascii="Cambria Math" w:hAnsi="Cambria Math"/>
+                    <w:vertAlign w:val="subscript"/>
+                    <w:lang w:val="en-US"/>
+                  </w:rPr>
+                  <m:t>T</m:t>
+                </m:r>
+              </m:e>
+              <m:sub>
+                <m:r>
+                  <w:rPr>
+                    <w:rFonts w:ascii="Cambria Math" w:hAnsi="Cambria Math"/>
+                    <w:vertAlign w:val="subscript"/>
+                    <w:lang w:val="en-US"/>
+                  </w:rPr>
+                  <m:t>0</m:t>
+                </m:r>
+              </m:sub>
+            </m:sSub>
+          </m:den>
+        </m:f>
+      </m:oMath>
+      <w:r>
+        <w:rPr>
+          <w:lang w:val="en-US"/>
+        </w:rPr>
+        <w:t xml:space="preserve">, </w:t>
+      </w:r>
+      <w:r>
+        <w:rPr>
+          <w:lang w:val="en-US"/>
+        </w:rPr>
+        <w:tab/>
+      </w:r>
+      <w:r>
+        <w:rPr>
+          <w:lang w:val="en-US"/>
+        </w:rPr>
+        <w:tab/>
+      </w:r>
+      <w:r>
+        <w:rPr>
+          <w:lang w:val="en-US"/>
+        </w:rPr>
+        <w:tab/>
+      </w:r>
+      <w:r>
+        <w:rPr>
+          <w:lang w:val="en-US"/>
+        </w:rPr>
+        <w:tab/>
+      </w:r>
+      <w:r>
+        <w:rPr>
+          <w:lang w:val="en-US"/>
+        </w:rPr>
+        <w:tab/>
+        <w:t>(37a)</w:t>
+      </w:r>
+    </w:p>
+    <w:p/>
+    <w:p>
+      <w:pPr>
+        <w:pStyle w:val="10BodySubsequentParagraph"/>
+        <w:jc w:val="right"/>
+      </w:pPr>
+    </w:p>
+    <w:p>
+      <w:pPr>
+        <w:pStyle w:val="10BodySubsequentParagraph"/>
+        <w:jc w:val="right"/>
+        <w:rPr>
+          <w:vertAlign w:val="subscript"/>
+        </w:rPr>
+      </w:pPr>
+    </w:p>
+    <w:p/>
+    <w:p/>
     <w:p>
       <w:pPr>
         <w:pStyle w:val="Heading1"/>
@@ -7917,6 +12644,7 @@
           <w:iCs w:val="0"/>
           <w:sz w:val="20"/>
         </w:rPr>
+        <w:lastRenderedPageBreak/>
         <w:t>4</w:t>
       </w:r>
       <w:r>
@@ -8211,7 +12939,6 @@
         <w:ind w:left="720" w:hanging="720"/>
       </w:pPr>
       <w:r>
-        <w:lastRenderedPageBreak/>
         <w:t>[5]</w:t>
       </w:r>
       <w:r>
@@ -8775,6 +13502,7 @@
         <w:ind w:left="720" w:hanging="720"/>
       </w:pPr>
       <w:r>
+        <w:lastRenderedPageBreak/>
         <w:t>[23]</w:t>
       </w:r>
       <w:r>
@@ -9081,7 +13809,6 @@
         <w:ind w:left="720" w:hanging="720"/>
       </w:pPr>
       <w:r>
-        <w:lastRenderedPageBreak/>
         <w:t>[34]</w:t>
       </w:r>
       <w:r>
@@ -9119,16 +13846,16 @@
       </w:r>
       <w:r>
         <w:tab/>
-        <w:t xml:space="preserve">H. K. Raut, V. A. Ganesh, A. S. Nair, and S. Ramakrishna, "Anti-reflective coatings: A critical, in-depth review," </w:t>
+        <w:t xml:space="preserve">A. Sarangan, </w:t>
       </w:r>
       <w:r>
         <w:rPr>
           <w:i/>
         </w:rPr>
-        <w:t xml:space="preserve">Energy &amp; Environmental Science, </w:t>
-      </w:r>
-      <w:r>
-        <w:t>10.1039/C1EE01297E vol. 4, no. 10, pp. 3779–3804, 2011, doi: 10.1039/C1EE01297E.</w:t>
+        <w:t>Optical Thin Film Design</w:t>
+      </w:r>
+      <w:r>
+        <w:t>, 1st Edition ed. Boca Raton: CRC Press, 2020.</w:t>
       </w:r>
     </w:p>
     <w:p>
@@ -9138,6 +13865,28 @@
       </w:pPr>
       <w:r>
         <w:t>[36]</w:t>
+      </w:r>
+      <w:r>
+        <w:tab/>
+        <w:t xml:space="preserve">H. K. Raut, V. A. Ganesh, A. S. Nair, and S. Ramakrishna, "Anti-reflective coatings: A critical, in-depth review," </w:t>
+      </w:r>
+      <w:r>
+        <w:rPr>
+          <w:i/>
+        </w:rPr>
+        <w:t xml:space="preserve">Energy &amp; Environmental Science, </w:t>
+      </w:r>
+      <w:r>
+        <w:t>10.1039/C1EE01297E vol. 4, no. 10, pp. 3779–3804, 2011, doi: 10.1039/C1EE01297E.</w:t>
+      </w:r>
+    </w:p>
+    <w:p>
+      <w:pPr>
+        <w:pStyle w:val="EndNoteBibliography"/>
+        <w:ind w:left="720" w:hanging="720"/>
+      </w:pPr>
+      <w:r>
+        <w:t>[37]</w:t>
       </w:r>
       <w:r>
         <w:tab/>
@@ -9179,7 +13928,7 @@
         <w:ind w:left="720" w:hanging="720"/>
       </w:pPr>
       <w:r>
-        <w:t>[37]</w:t>
+        <w:t>[38]</w:t>
       </w:r>
       <w:r>
         <w:tab/>
@@ -9210,7 +13959,7 @@
         <w:ind w:left="720" w:hanging="720"/>
       </w:pPr>
       <w:r>
-        <w:t>[38]</w:t>
+        <w:t>[39]</w:t>
       </w:r>
       <w:r>
         <w:tab/>
@@ -9241,7 +13990,7 @@
         <w:ind w:left="720" w:hanging="720"/>
       </w:pPr>
       <w:r>
-        <w:t>[39]</w:t>
+        <w:t>[40]</w:t>
       </w:r>
       <w:r>
         <w:tab/>
@@ -9673,7 +14422,7 @@
   <w:style w:type="paragraph" w:default="1" w:styleId="Normal">
     <w:name w:val="Normal"/>
     <w:qFormat/>
-    <w:rsid w:val="0068355A"/>
+    <w:rsid w:val="00246D2D"/>
     <w:pPr>
       <w:spacing w:after="0" w:line="240" w:lineRule="auto"/>
       <w:jc w:val="both"/>
@@ -10332,6 +15081,35 @@
       <w:color w:val="666666"/>
     </w:rPr>
   </w:style>
+  <w:style w:type="paragraph" w:customStyle="1" w:styleId="10BodySubsequentParagraph">
+    <w:name w:val="10. Body Subsequent Paragraph"/>
+    <w:basedOn w:val="Normal"/>
+    <w:rsid w:val="00797497"/>
+    <w:pPr>
+      <w:ind w:firstLine="288"/>
+    </w:pPr>
+    <w:rPr>
+      <w:rFonts w:ascii="Times New Roman" w:hAnsi="Times New Roman" w:cstheme="minorBidi"/>
+      <w:color w:val="C00000"/>
+      <w:szCs w:val="22"/>
+      <w:lang w:val="en-US" w:eastAsia="en-US"/>
+    </w:rPr>
+  </w:style>
+  <w:style w:type="paragraph" w:customStyle="1" w:styleId="13Equation">
+    <w:name w:val="13. Equation"/>
+    <w:basedOn w:val="10BodySubsequentParagraph"/>
+    <w:next w:val="10BodySubsequentParagraph"/>
+    <w:rsid w:val="00966AE0"/>
+    <w:pPr>
+      <w:tabs>
+        <w:tab w:val="center" w:pos="4320"/>
+        <w:tab w:val="right" w:pos="7560"/>
+      </w:tabs>
+      <w:spacing w:before="120"/>
+      <w:ind w:firstLine="0"/>
+      <w:jc w:val="left"/>
+    </w:pPr>
+  </w:style>
 </w:styles>
 </file>
 

--- a/paper/[OptMaterX] Design and Simulation of Sb2Se3-Based.docx
+++ b/paper/[OptMaterX] Design and Simulation of Sb2Se3-Based.docx
@@ -314,14 +314,12 @@
       <w:r>
         <w:rPr>
           <w:rStyle w:val="IntenseEmphasis"/>
-          <w:highlight w:val="yellow"/>
         </w:rPr>
         <w:t>Suebtarkul Suchat</w:t>
       </w:r>
       <w:r>
         <w:rPr>
           <w:rStyle w:val="IntenseEmphasis"/>
-          <w:highlight w:val="yellow"/>
           <w:vertAlign w:val="superscript"/>
         </w:rPr>
         <w:t>c</w:t>
@@ -733,7 +731,6 @@
         </w:rPr>
         <w:t xml:space="preserve"> layer(s) with thickness ranging from </w:t>
       </w:r>
-      <w:proofErr w:type="gramStart"/>
       <w:r>
         <w:rPr>
           <w:rStyle w:val="Emphasis"/>
@@ -743,7 +740,6 @@
         </w:rPr>
         <w:t>XXX to XXX</w:t>
       </w:r>
-      <w:proofErr w:type="gramEnd"/>
       <w:r>
         <w:rPr>
           <w:rStyle w:val="Emphasis"/>
@@ -783,7 +779,7 @@
           <w:sz w:val="20"/>
           <w:szCs w:val="20"/>
         </w:rPr>
-        <w:t xml:space="preserve"> to a single or multi-layer designs. </w:t>
+        <w:t xml:space="preserve"> to a single or multilayer designs. </w:t>
       </w:r>
       <w:r>
         <w:rPr>
@@ -928,25 +924,7 @@
           <w:szCs w:val="20"/>
           <w:highlight w:val="cyan"/>
         </w:rPr>
-        <w:t xml:space="preserve">keywords </w:t>
-      </w:r>
-      <w:r>
-        <w:rPr>
-          <w:rStyle w:val="Emphasis"/>
-          <w:sz w:val="20"/>
-          <w:szCs w:val="20"/>
-          <w:highlight w:val="cyan"/>
-        </w:rPr>
-        <w:t xml:space="preserve"> &lt;</w:t>
-      </w:r>
-      <w:r>
-        <w:rPr>
-          <w:rStyle w:val="Emphasis"/>
-          <w:sz w:val="20"/>
-          <w:szCs w:val="20"/>
-          <w:highlight w:val="cyan"/>
-        </w:rPr>
-        <w:t xml:space="preserve"> 7</w:t>
+        <w:t>keywords  &lt; 7</w:t>
       </w:r>
       <w:r>
         <w:rPr>
@@ -1988,7 +1966,13 @@
     <w:p>
       <w:r>
         <w:tab/>
-        <w:t xml:space="preserve">Phase change material can be classified by its behaviour post </w:t>
+        <w:t xml:space="preserve">Phase change material can be classified </w:t>
+      </w:r>
+      <w:r>
+        <w:t>on</w:t>
+      </w:r>
+      <w:r>
+        <w:t xml:space="preserve"> its behaviour post </w:t>
       </w:r>
       <w:r>
         <w:t xml:space="preserve">phase </w:t>
@@ -4367,7 +4351,19 @@
         <w:rPr>
           <w:highlight w:val="yellow"/>
         </w:rPr>
-        <w:t xml:space="preserve">and negate partial phase transition induced by the thickness limit of the thin film </w:t>
+        <w:t>and negate partial phase</w:t>
+      </w:r>
+      <w:r>
+        <w:rPr>
+          <w:highlight w:val="yellow"/>
+        </w:rPr>
+        <w:t>-</w:t>
+      </w:r>
+      <w:r>
+        <w:rPr>
+          <w:highlight w:val="yellow"/>
+        </w:rPr>
+        <w:t xml:space="preserve">transition induced by the thickness limit of the thin film </w:t>
       </w:r>
       <w:r>
         <w:rPr>
@@ -4464,22 +4460,7 @@
         <w:t xml:space="preserve">. </w:t>
       </w:r>
       <w:r>
-        <w:rPr>
-          <w:highlight w:val="yellow"/>
-        </w:rPr>
-        <w:t>But the design approach is applicable for other wavelengths.</w:t>
-      </w:r>
-      <w:r>
-        <w:t xml:space="preserve"> It also showcases two opposite design conditions</w:t>
-      </w:r>
-      <w:r>
-        <w:rPr>
-          <w:lang w:val="en-US" w:bidi="th-TH"/>
-        </w:rPr>
-        <w:t>;</w:t>
-      </w:r>
-      <w:r>
-        <w:t xml:space="preserve"> Sb</w:t>
+        <w:t>It showcases two completely different design conditions; Sb</w:t>
       </w:r>
       <w:r>
         <w:rPr>
@@ -4497,25 +4478,7 @@
         <w:t>3</w:t>
       </w:r>
       <w:r>
-        <w:t xml:space="preserve"> has near-zero extinction coefficients at 1064 nm in both phases</w:t>
-      </w:r>
-      <w:r>
-        <w:t>,</w:t>
-      </w:r>
-      <w:r>
-        <w:t xml:space="preserve"> but its k</w:t>
-      </w:r>
-      <w:r>
-        <w:t>-indice</w:t>
-      </w:r>
-      <w:r>
-        <w:t>s</w:t>
-      </w:r>
-      <w:r>
-        <w:t xml:space="preserve"> are large at 532 nm,</w:t>
-      </w:r>
-      <w:r>
-        <w:t xml:space="preserve"> 1.09 and 2.24 for amorphous and crystalline phase, respectively </w:t>
+        <w:t xml:space="preserve"> has near-zero extinction coefficients at 1064 nm and beyond. But its k-index is large at 532 nm wavelength, 1.09 and 2.24 for amorphous and crystalline phase, respectively </w:t>
       </w:r>
       <w:r>
         <w:fldChar w:fldCharType="begin"/>
@@ -4559,6 +4522,8 @@
       <w:r>
         <w:t xml:space="preserve">. </w:t>
       </w:r>
+    </w:p>
+    <w:p>
       <w:r>
         <w:rPr>
           <w:highlight w:val="cyan"/>
@@ -5407,7 +5372,13 @@
         <w:t xml:space="preserve">A </w:t>
       </w:r>
       <w:r>
-        <w:t xml:space="preserve">simplest thin-film device consists of a single subwavelength-thick film deposited on a substrate. A </w:t>
+        <w:t>simplest thin-film device consists of a single subwavelength-thick film</w:t>
+      </w:r>
+      <w:r>
+        <w:t xml:space="preserve"> with no absorptivity</w:t>
+      </w:r>
+      <w:r>
+        <w:t xml:space="preserve"> deposited on a substrate. A </w:t>
       </w:r>
       <w:r>
         <w:t xml:space="preserve">single-layer device </w:t>
@@ -5816,10 +5787,19 @@
         <w:t>But i</w:t>
       </w:r>
       <w:r>
-        <w:t>f it’s larger,</w:t>
-      </w:r>
-      <w:r>
-        <w:t xml:space="preserve"> such as in our work where the Sb</w:t>
+        <w:t xml:space="preserve">f it’s </w:t>
+      </w:r>
+      <w:r>
+        <w:t>larger,</w:t>
+      </w:r>
+      <w:r>
+        <w:t xml:space="preserve"> such as in our work</w:t>
+      </w:r>
+      <w:r>
+        <w:t>,</w:t>
+      </w:r>
+      <w:r>
+        <w:t xml:space="preserve"> where the Sb</w:t>
       </w:r>
       <w:r>
         <w:rPr>
@@ -5837,13 +5817,28 @@
         <w:t>3</w:t>
       </w:r>
       <w:r>
-        <w:t xml:space="preserve"> refractive index at 532 and 1064 nm is higher than SiO</w:t>
+        <w:t xml:space="preserve"> refractive index at 532 and 1064 nm </w:t>
+      </w:r>
+      <w:r>
+        <w:t>are</w:t>
+      </w:r>
+      <w:r>
+        <w:t xml:space="preserve"> higher than </w:t>
+      </w:r>
+      <w:r>
+        <w:t>Silica (</w:t>
+      </w:r>
+      <w:r>
+        <w:t>SiO</w:t>
       </w:r>
       <w:r>
         <w:rPr>
           <w:vertAlign w:val="subscript"/>
         </w:rPr>
         <w:t>2</w:t>
+      </w:r>
+      <w:r>
+        <w:t>)</w:t>
       </w:r>
       <w:r>
         <w:t xml:space="preserve"> substrate,</w:t>
@@ -6005,95 +6000,72 @@
       </w:r>
     </w:p>
     <w:p>
-      <w:pPr>
-        <w:pStyle w:val="Heading2"/>
-      </w:pPr>
+      <w:r>
+        <w:lastRenderedPageBreak/>
+        <w:tab/>
+      </w:r>
+      <w:r>
+        <w:rPr>
+          <w:highlight w:val="red"/>
+        </w:rPr>
+        <w:t xml:space="preserve">This simple model is true only if the substrate is thick compared to the wavelength, otherwise we need to account for the reflection </w:t>
+      </w:r>
+      <w:r>
+        <w:rPr>
+          <w:highlight w:val="red"/>
+        </w:rPr>
+        <w:t>when light exit substrate (</w:t>
+      </w:r>
+      <w:r>
+        <w:rPr>
+          <w:highlight w:val="red"/>
+        </w:rPr>
+        <w:t>substrate-air</w:t>
+      </w:r>
+      <w:r>
+        <w:rPr>
+          <w:highlight w:val="red"/>
+        </w:rPr>
+        <w:t xml:space="preserve"> interface</w:t>
+      </w:r>
+      <w:r>
+        <w:rPr>
+          <w:highlight w:val="red"/>
+        </w:rPr>
+        <w:t xml:space="preserve">). </w:t>
+      </w:r>
       <w:r>
         <w:rPr>
           <w:highlight w:val="yellow"/>
         </w:rPr>
-        <w:lastRenderedPageBreak/>
-        <w:t>2.3 Multi-layer antireflection design</w:t>
-      </w:r>
-    </w:p>
-    <w:p>
+        <w:t>Which mean the substrate refractive index and its optical thickness matter.</w:t>
+      </w:r>
+      <w:r>
+        <w:t xml:space="preserve"> </w:t>
+      </w:r>
+      <w:r>
+        <w:t xml:space="preserve">Another way to find a thickness required </w:t>
+      </w:r>
+      <w:r>
+        <w:t>in</w:t>
+      </w:r>
+      <w:r>
+        <w:t xml:space="preserve"> antireflection </w:t>
+      </w:r>
+      <w:r>
+        <w:t xml:space="preserve">condition </w:t>
+      </w:r>
+      <w:r>
+        <w:t xml:space="preserve">is to consider the reflectivity. At the first interface </w:t>
+      </w:r>
       <w:r>
         <w:rPr>
           <w:highlight w:val="cyan"/>
         </w:rPr>
-        <w:t>(Why is multi-layer design needed???)</w:t>
-      </w:r>
-      <w:r>
-        <w:rPr>
-          <w:highlight w:val="cyan"/>
-        </w:rPr>
-        <w:fldChar w:fldCharType="begin"/>
-      </w:r>
-      <w:r>
-        <w:rPr>
-          <w:highlight w:val="cyan"/>
-        </w:rPr>
-        <w:instrText xml:space="preserve"> ADDIN EN.CITE &lt;EndNote&gt;&lt;Cite&gt;&lt;Author&gt;Patel&lt;/Author&gt;&lt;Year&gt;2020&lt;/Year&gt;&lt;RecNum&gt;84&lt;/RecNum&gt;&lt;DisplayText&gt;[34]&lt;/DisplayText&gt;&lt;record&gt;&lt;rec-number&gt;84&lt;/rec-number&gt;&lt;foreign-keys&gt;&lt;key app="EN" db-id="v920pft06rp9dbex2ap500x99x5rrtswxzss" timestamp="1773906072"&gt;84&lt;/key&gt;&lt;/foreign-keys&gt;&lt;ref-type name="Journal Article"&gt;17&lt;/ref-type&gt;&lt;contributors&gt;&lt;authors&gt;&lt;author&gt;Patel, Rupali&lt;/author&gt;&lt;author&gt;Patel, Nainesh&lt;/author&gt;&lt;author&gt;Bazzanella, Nicola&lt;/author&gt;&lt;author&gt;Miotello, Antonio&lt;/author&gt;&lt;/authors&gt;&lt;/contributors&gt;&lt;titles&gt;&lt;title&gt;Fabricating multilayer antireflective coating for near complete transmittance in broadband visible light spectrum&lt;/title&gt;&lt;secondary-title&gt;Optical Materials&lt;/secondary-title&gt;&lt;/titles&gt;&lt;periodical&gt;&lt;full-title&gt;Optical Materials&lt;/full-title&gt;&lt;/periodical&gt;&lt;pages&gt;110415&lt;/pages&gt;&lt;volume&gt;108&lt;/volume&gt;&lt;keywords&gt;&lt;keyword&gt;Antireflective coating&lt;/keyword&gt;&lt;keyword&gt;Multilayer&lt;/keyword&gt;&lt;keyword&gt;Refractive index&lt;/keyword&gt;&lt;keyword&gt;RF-magnetron sputtering&lt;/keyword&gt;&lt;keyword&gt;Near-zero transmittance&lt;/keyword&gt;&lt;/keywords&gt;&lt;dates&gt;&lt;year&gt;2020&lt;/year&gt;&lt;pub-dates&gt;&lt;date&gt;2020/10/01/&lt;/date&gt;&lt;/pub-dates&gt;&lt;/dates&gt;&lt;isbn&gt;0925-3467&lt;/isbn&gt;&lt;urls&gt;&lt;related-urls&gt;&lt;url&gt;https://www.sciencedirect.com/science/article/pii/S0925346720307564&lt;/url&gt;&lt;/related-urls&gt;&lt;/urls&gt;&lt;electronic-resource-num&gt;https://doi.org/10.1016/j.optmat.2020.110415&lt;/electronic-resource-num&gt;&lt;/record&gt;&lt;/Cite&gt;&lt;/EndNote&gt;</w:instrText>
-      </w:r>
-      <w:r>
-        <w:rPr>
-          <w:highlight w:val="cyan"/>
-        </w:rPr>
-        <w:fldChar w:fldCharType="separate"/>
-      </w:r>
-      <w:r>
-        <w:rPr>
-          <w:noProof/>
-          <w:highlight w:val="cyan"/>
-        </w:rPr>
-        <w:t>[34]</w:t>
-      </w:r>
-      <w:r>
-        <w:rPr>
-          <w:highlight w:val="cyan"/>
-        </w:rPr>
-        <w:fldChar w:fldCharType="end"/>
-      </w:r>
-    </w:p>
-    <w:p>
-      <w:r>
-        <w:t xml:space="preserve">Another way to find a thickness required for antireflection property is to consider the reflectivity </w:t>
-      </w:r>
-      <w:r>
-        <w:fldChar w:fldCharType="begin"/>
-      </w:r>
-      <w:r>
-        <w:instrText xml:space="preserve"> ADDIN EN.CITE &lt;EndNote&gt;&lt;Cite&gt;&lt;Author&gt;Sarangan&lt;/Author&gt;&lt;Year&gt;2020&lt;/Year&gt;&lt;RecNum&gt;66&lt;/RecNum&gt;&lt;DisplayText&gt;[35]&lt;/DisplayText&gt;&lt;record&gt;&lt;rec-number&gt;66&lt;/rec-number&gt;&lt;foreign-keys&gt;&lt;key app="EN" db-id="v920pft06rp9dbex2ap500x99x5rrtswxzss" timestamp="1768215215" guid="8e64e734-f3d1-4c0b-99d4-4d7caf7afa58"&gt;66&lt;/key&gt;&lt;/foreign-keys&gt;&lt;ref-type name="Book"&gt;6&lt;/ref-type&gt;&lt;contributors&gt;&lt;authors&gt;&lt;author&gt;Andrew Sarangan&lt;/author&gt;&lt;/authors&gt;&lt;/contributors&gt;&lt;titles&gt;&lt;title&gt;Optical Thin Film Design&lt;/title&gt;&lt;/titles&gt;&lt;edition&gt;1st Edition&lt;/edition&gt;&lt;section&gt;256&lt;/section&gt;&lt;dates&gt;&lt;year&gt;2020&lt;/year&gt;&lt;/dates&gt;&lt;pub-location&gt;Boca Raton&lt;/pub-location&gt;&lt;publisher&gt;CRC Press&lt;/publisher&gt;&lt;isbn&gt;9780429423352&lt;/isbn&gt;&lt;urls&gt;&lt;/urls&gt;&lt;electronic-resource-num&gt;https://doi.org/10.1201/9780429423352&lt;/electronic-resource-num&gt;&lt;/record&gt;&lt;/Cite&gt;&lt;/EndNote&gt;</w:instrText>
-      </w:r>
-      <w:r>
-        <w:fldChar w:fldCharType="separate"/>
-      </w:r>
-      <w:r>
-        <w:rPr>
-          <w:noProof/>
-        </w:rPr>
-        <w:t>[35]</w:t>
-      </w:r>
-      <w:r>
-        <w:fldChar w:fldCharType="end"/>
-      </w:r>
-      <w:r>
-        <w:t>.</w:t>
-      </w:r>
-      <w:r>
-        <w:t xml:space="preserve"> At the first interface </w:t>
-      </w:r>
-      <w:r>
-        <w:rPr>
-          <w:highlight w:val="cyan"/>
-        </w:rPr>
         <w:t>(air-film)</w:t>
       </w:r>
       <w:r>
-        <w:t xml:space="preserve">, the reflectivity </w:t>
-      </w:r>
-      <w:r>
-        <w:t>(</w:t>
+        <w:t>, the reflectivity (</w:t>
       </w:r>
       <w:r>
         <w:rPr>
@@ -6103,10 +6075,7 @@
         <w:t>r</w:t>
       </w:r>
       <w:r>
-        <w:t xml:space="preserve">) </w:t>
-      </w:r>
-      <w:r>
-        <w:t>can be described as:</w:t>
+        <w:t>) can be described as:</w:t>
       </w:r>
     </w:p>
     <w:p>
@@ -6271,8 +6240,6 @@
       </w:r>
       <w:r>
         <w:tab/>
-      </w:r>
-      <w:r>
         <w:t>(3)</w:t>
       </w:r>
     </w:p>
@@ -6314,16 +6281,7 @@
         <w:t>f</w:t>
       </w:r>
       <w:r>
-        <w:t xml:space="preserve"> is the refractive index of the first film.</w:t>
-      </w:r>
-      <w:r>
-        <w:t xml:space="preserve"> But because the reflection also occurs in the second interface (film-substrate), effective </w:t>
-      </w:r>
-      <w:r>
-        <w:t>reflectance</w:t>
-      </w:r>
-      <w:r>
-        <w:t xml:space="preserve"> index (</w:t>
+        <w:t xml:space="preserve"> is the refractive index of the first film. But because the reflection also occurs in the second interface (film-substrate), effective reflectance index (</w:t>
       </w:r>
       <w:r>
         <w:rPr>
@@ -6359,13 +6317,37 @@
         <w:t>f</w:t>
       </w:r>
       <w:r>
-        <w:t xml:space="preserve">. Effective </w:t>
-      </w:r>
-      <w:r>
-        <w:t>reflectance</w:t>
-      </w:r>
-      <w:r>
-        <w:t xml:space="preserve"> index is the combined refractive index of film(s) and substrate,</w:t>
+        <w:t>. Effective reflect</w:t>
+      </w:r>
+      <w:r>
+        <w:t>ance</w:t>
+      </w:r>
+      <w:r>
+        <w:t xml:space="preserve"> index is the combined refractive index of film and substrate</w:t>
+      </w:r>
+      <w:r>
+        <w:t xml:space="preserve"> </w:t>
+      </w:r>
+      <w:r>
+        <w:fldChar w:fldCharType="begin"/>
+      </w:r>
+      <w:r>
+        <w:instrText xml:space="preserve"> ADDIN EN.CITE &lt;EndNote&gt;&lt;Cite&gt;&lt;Author&gt;Sarangan&lt;/Author&gt;&lt;Year&gt;2020&lt;/Year&gt;&lt;RecNum&gt;66&lt;/RecNum&gt;&lt;DisplayText&gt;[34]&lt;/DisplayText&gt;&lt;record&gt;&lt;rec-number&gt;66&lt;/rec-number&gt;&lt;foreign-keys&gt;&lt;key app="EN" db-id="v920pft06rp9dbex2ap500x99x5rrtswxzss" timestamp="1768215215" guid="8e64e734-f3d1-4c0b-99d4-4d7caf7afa58"&gt;66&lt;/key&gt;&lt;/foreign-keys&gt;&lt;ref-type name="Book"&gt;6&lt;/ref-type&gt;&lt;contributors&gt;&lt;authors&gt;&lt;author&gt;Andrew Sarangan&lt;/author&gt;&lt;/authors&gt;&lt;/contributors&gt;&lt;titles&gt;&lt;title&gt;Optical Thin Film Design&lt;/title&gt;&lt;/titles&gt;&lt;edition&gt;1st Edition&lt;/edition&gt;&lt;section&gt;256&lt;/section&gt;&lt;dates&gt;&lt;year&gt;2020&lt;/year&gt;&lt;/dates&gt;&lt;pub-location&gt;Boca Raton&lt;/pub-location&gt;&lt;publisher&gt;CRC Press&lt;/publisher&gt;&lt;isbn&gt;9780429423352&lt;/isbn&gt;&lt;urls&gt;&lt;/urls&gt;&lt;electronic-resource-num&gt;https://doi.org/10.1201/9780429423352&lt;/electronic-resource-num&gt;&lt;/record&gt;&lt;/Cite&gt;&lt;/EndNote&gt;</w:instrText>
+      </w:r>
+      <w:r>
+        <w:fldChar w:fldCharType="separate"/>
+      </w:r>
+      <w:r>
+        <w:rPr>
+          <w:noProof/>
+        </w:rPr>
+        <w:t>[34]</w:t>
+      </w:r>
+      <w:r>
+        <w:fldChar w:fldCharType="end"/>
+      </w:r>
+      <w:r>
+        <w:t>,</w:t>
       </w:r>
     </w:p>
     <w:p>
@@ -6673,29 +6655,7 @@
                     <w:vertAlign w:val="subscript"/>
                     <w:lang w:val="en-US"/>
                   </w:rPr>
-                  <m:t>-</m:t>
-                </m:r>
-                <m:r>
-                  <m:rPr>
-                    <m:sty m:val="p"/>
-                  </m:rPr>
-                  <w:rPr>
-                    <w:rFonts w:ascii="Cambria Math" w:hAnsi="Cambria Math"/>
-                    <w:vertAlign w:val="subscript"/>
-                    <w:lang w:val="en-US"/>
-                  </w:rPr>
-                  <m:t>i</m:t>
-                </m:r>
-                <m:r>
-                  <m:rPr>
-                    <m:sty m:val="p"/>
-                  </m:rPr>
-                  <w:rPr>
-                    <w:rFonts w:ascii="Cambria Math" w:hAnsi="Cambria Math"/>
-                    <w:vertAlign w:val="subscript"/>
-                    <w:lang w:val="en-US"/>
-                  </w:rPr>
-                  <m:t>2θ</m:t>
+                  <m:t>-i2θ</m:t>
                 </m:r>
               </m:sup>
             </m:sSup>
@@ -7050,19 +7010,7 @@
         <w:rPr>
           <w:lang w:bidi="th-TH"/>
         </w:rPr>
-        <w:t xml:space="preserve">) </w:t>
-      </w:r>
-      <w:r>
-        <w:rPr>
-          <w:lang w:bidi="th-TH"/>
-        </w:rPr>
-        <w:t xml:space="preserve">of the film </w:t>
-      </w:r>
-      <w:r>
-        <w:rPr>
-          <w:lang w:bidi="th-TH"/>
-        </w:rPr>
-        <w:t>by:</w:t>
+        <w:t>) of the film by:</w:t>
       </w:r>
     </w:p>
     <w:p>
@@ -7231,13 +7179,7 @@
         <w:rPr>
           <w:lang w:val="en-US"/>
         </w:rPr>
-        <w:t>).</w:t>
-      </w:r>
-      <w:r>
-        <w:rPr>
-          <w:lang w:val="en-US"/>
-        </w:rPr>
-        <w:t xml:space="preserve"> Equation 3 then become:</w:t>
+        <w:t>). Equation 3 then become:</w:t>
       </w:r>
     </w:p>
     <w:p>
@@ -7396,96 +7338,89 @@
         </m:f>
       </m:oMath>
       <w:r>
-        <w:t>,</w:t>
-      </w:r>
-      <w:r>
-        <w:tab/>
-      </w:r>
-      <w:r>
-        <w:tab/>
-      </w:r>
-      <w:r>
-        <w:tab/>
-      </w:r>
-      <w:r>
-        <w:tab/>
-      </w:r>
-      <w:r>
-        <w:tab/>
-      </w:r>
-      <w:r>
-        <w:tab/>
-      </w:r>
-      <w:r>
-        <w:t>(</w:t>
-      </w:r>
-      <w:r>
-        <w:t>6</w:t>
-      </w:r>
-      <w:r>
-        <w:t>)</w:t>
+        <w:t>.</w:t>
+      </w:r>
+      <w:r>
+        <w:tab/>
+      </w:r>
+      <w:r>
+        <w:tab/>
+      </w:r>
+      <w:r>
+        <w:tab/>
+      </w:r>
+      <w:r>
+        <w:tab/>
+      </w:r>
+      <w:r>
+        <w:tab/>
+      </w:r>
+      <w:r>
+        <w:tab/>
+        <w:t>(6)</w:t>
       </w:r>
     </w:p>
     <w:p>
       <w:pPr>
-        <w:jc w:val="left"/>
         <w:rPr>
           <w:lang w:val="en-US"/>
         </w:rPr>
       </w:pPr>
       <w:r>
         <w:tab/>
-      </w:r>
-      <w:r>
-        <w:t xml:space="preserve">Antireflection property </w:t>
-      </w:r>
-      <w:r>
-        <w:t>is achieved</w:t>
-      </w:r>
-      <w:r>
-        <w:t xml:space="preserve"> when r</w:t>
-      </w:r>
-      <w:r>
-        <w:t xml:space="preserve"> = 0</w:t>
-      </w:r>
-      <w:r>
-        <w:t xml:space="preserve"> </w:t>
-      </w:r>
-      <w:r>
-        <w:t>(</w:t>
-      </w:r>
-      <w:r>
+        <w:t>A</w:t>
+      </w:r>
+      <w:r>
+        <w:t xml:space="preserve">ntireflection property is achieved when </w:t>
+      </w:r>
+      <w:r>
+        <w:rPr>
+          <w:i/>
+          <w:iCs/>
+        </w:rPr>
+        <w:t>r</w:t>
+      </w:r>
+      <w:r>
+        <w:t xml:space="preserve"> = 0 </w:t>
+      </w:r>
+      <w:r>
+        <w:t xml:space="preserve">or </w:t>
+      </w:r>
+      <w:r>
+        <w:rPr>
+          <w:i/>
+          <w:iCs/>
+        </w:rPr>
         <w:t>n</w:t>
       </w:r>
       <w:r>
         <w:rPr>
+          <w:i/>
+          <w:iCs/>
           <w:vertAlign w:val="subscript"/>
         </w:rPr>
         <w:t>r</w:t>
       </w:r>
       <w:r>
-        <w:t xml:space="preserve"> </w:t>
-      </w:r>
-      <w:r>
-        <w:t xml:space="preserve">= </w:t>
-      </w:r>
-      <w:r>
+        <w:t xml:space="preserve"> = </w:t>
+      </w:r>
+      <w:r>
+        <w:rPr>
+          <w:i/>
+          <w:iCs/>
+        </w:rPr>
         <w:t>n</w:t>
       </w:r>
       <w:r>
         <w:rPr>
+          <w:i/>
+          <w:iCs/>
           <w:vertAlign w:val="subscript"/>
         </w:rPr>
         <w:t>a</w:t>
       </w:r>
       <w:r>
-        <w:t>)</w:t>
-      </w:r>
-      <w:r>
-        <w:t>.</w:t>
-      </w:r>
-      <w:r>
-        <w:t xml:space="preserve"> This condition occurs when the phase thickness (</w:t>
+        <w:t>. This condition occurs when the phase thickness (</w:t>
       </w:r>
       <w:r>
         <w:rPr>
@@ -7526,16 +7461,7 @@
           <w:rPr>
             <w:rFonts w:ascii="Cambria Math" w:hAnsi="Cambria Math"/>
           </w:rPr>
-          <m:t>θ=</m:t>
-        </m:r>
-        <m:r>
-          <m:rPr>
-            <m:sty m:val="p"/>
-          </m:rPr>
-          <w:rPr>
-            <w:rFonts w:ascii="Cambria Math" w:hAnsi="Cambria Math"/>
-          </w:rPr>
-          <m:t>Z</m:t>
+          <m:t>θ=Z</m:t>
         </m:r>
         <m:f>
           <m:fPr>
@@ -7613,10 +7539,13 @@
         <w:t>Z</w:t>
       </w:r>
       <w:r>
-        <w:t xml:space="preserve"> is an integer. </w:t>
-      </w:r>
-      <w:r>
-        <w:t xml:space="preserve">If </w:t>
+        <w:t xml:space="preserve"> </w:t>
+      </w:r>
+      <w:r>
+        <w:t xml:space="preserve">can be any </w:t>
+      </w:r>
+      <w:r>
+        <w:t xml:space="preserve">integer. If </w:t>
       </w:r>
       <w:r>
         <w:rPr>
@@ -7625,10 +7554,22 @@
         <w:t>Z</w:t>
       </w:r>
       <w:r>
-        <w:t xml:space="preserve"> is even number, and with the help from </w:t>
-      </w:r>
-      <w:r>
-        <w:t>Euler identity, we can simplify Eq.4 to:</w:t>
+        <w:t xml:space="preserve"> is even number, we can simplify Eq.4</w:t>
+      </w:r>
+      <w:r>
+        <w:t xml:space="preserve"> using</w:t>
+      </w:r>
+      <w:r>
+        <w:t xml:space="preserve"> Euler</w:t>
+      </w:r>
+      <w:r>
+        <w:t>’s</w:t>
+      </w:r>
+      <w:r>
+        <w:t xml:space="preserve"> identity</w:t>
+      </w:r>
+      <w:r>
+        <w:t xml:space="preserve"> to:</w:t>
       </w:r>
     </w:p>
     <w:p>
@@ -8101,124 +8042,6 @@
           </w:rPr>
           <m:t>=</m:t>
         </m:r>
-        <m:sSub>
-          <m:sSubPr>
-            <m:ctrlPr>
-              <w:rPr>
-                <w:rFonts w:ascii="Cambria Math" w:hAnsi="Cambria Math"/>
-                <w:vertAlign w:val="subscript"/>
-                <w:lang w:val="en-US"/>
-              </w:rPr>
-            </m:ctrlPr>
-          </m:sSubPr>
-          <m:e>
-            <m:r>
-              <w:rPr>
-                <w:rFonts w:ascii="Cambria Math" w:hAnsi="Cambria Math"/>
-                <w:vertAlign w:val="subscript"/>
-                <w:lang w:val="en-US"/>
-              </w:rPr>
-              <m:t>n</m:t>
-            </m:r>
-          </m:e>
-          <m:sub>
-            <m:r>
-              <w:rPr>
-                <w:rFonts w:ascii="Cambria Math" w:hAnsi="Cambria Math"/>
-                <w:vertAlign w:val="subscript"/>
-                <w:lang w:val="en-US"/>
-              </w:rPr>
-              <m:t>f</m:t>
-            </m:r>
-          </m:sub>
-        </m:sSub>
-        <m:f>
-          <m:fPr>
-            <m:ctrlPr>
-              <w:rPr>
-                <w:rFonts w:ascii="Cambria Math" w:hAnsi="Cambria Math"/>
-                <w:i/>
-                <w:vertAlign w:val="subscript"/>
-                <w:lang w:val="en-US"/>
-              </w:rPr>
-            </m:ctrlPr>
-          </m:fPr>
-          <m:num>
-            <m:sSub>
-              <m:sSubPr>
-                <m:ctrlPr>
-                  <w:rPr>
-                    <w:rFonts w:ascii="Cambria Math" w:hAnsi="Cambria Math"/>
-                    <w:vertAlign w:val="subscript"/>
-                    <w:lang w:val="en-US"/>
-                  </w:rPr>
-                </m:ctrlPr>
-              </m:sSubPr>
-              <m:e>
-                <m:r>
-                  <w:rPr>
-                    <w:rFonts w:ascii="Cambria Math" w:hAnsi="Cambria Math"/>
-                    <w:vertAlign w:val="subscript"/>
-                    <w:lang w:val="en-US"/>
-                  </w:rPr>
-                  <m:t>n</m:t>
-                </m:r>
-              </m:e>
-              <m:sub>
-                <m:r>
-                  <w:rPr>
-                    <w:rFonts w:ascii="Cambria Math" w:hAnsi="Cambria Math"/>
-                    <w:vertAlign w:val="subscript"/>
-                    <w:lang w:val="en-US"/>
-                  </w:rPr>
-                  <m:t>f</m:t>
-                </m:r>
-              </m:sub>
-            </m:sSub>
-          </m:num>
-          <m:den>
-            <m:sSub>
-              <m:sSubPr>
-                <m:ctrlPr>
-                  <w:rPr>
-                    <w:rFonts w:ascii="Cambria Math" w:hAnsi="Cambria Math"/>
-                    <w:i/>
-                    <w:vertAlign w:val="subscript"/>
-                    <w:lang w:val="en-US"/>
-                  </w:rPr>
-                </m:ctrlPr>
-              </m:sSubPr>
-              <m:e>
-                <m:r>
-                  <w:rPr>
-                    <w:rFonts w:ascii="Cambria Math" w:hAnsi="Cambria Math"/>
-                    <w:vertAlign w:val="subscript"/>
-                    <w:lang w:val="en-US"/>
-                  </w:rPr>
-                  <m:t>n</m:t>
-                </m:r>
-              </m:e>
-              <m:sub>
-                <m:r>
-                  <w:rPr>
-                    <w:rFonts w:ascii="Cambria Math" w:hAnsi="Cambria Math"/>
-                    <w:vertAlign w:val="subscript"/>
-                    <w:lang w:val="en-US"/>
-                  </w:rPr>
-                  <m:t>s</m:t>
-                </m:r>
-              </m:sub>
-            </m:sSub>
-          </m:den>
-        </m:f>
-        <m:r>
-          <w:rPr>
-            <w:rFonts w:ascii="Cambria Math" w:hAnsi="Cambria Math"/>
-            <w:vertAlign w:val="subscript"/>
-            <w:lang w:val="en-US"/>
-          </w:rPr>
-          <m:t>=</m:t>
-        </m:r>
         <m:f>
           <m:fPr>
             <m:ctrlPr>
@@ -8382,25 +8205,410 @@
           <w:lang w:val="en-US"/>
         </w:rPr>
         <w:tab/>
-        <w:t xml:space="preserve">For a </w:t>
       </w:r>
       <w:r>
         <w:rPr>
           <w:lang w:val="en-US"/>
         </w:rPr>
-        <w:t>multi-layer</w:t>
-      </w:r>
-      <w:r>
-        <w:rPr>
+        <w:t>Antireflection condition occurs when n</w:t>
+      </w:r>
+      <w:r>
+        <w:rPr>
+          <w:vertAlign w:val="subscript"/>
           <w:lang w:val="en-US"/>
         </w:rPr>
-        <w:t xml:space="preserve"> device, the reflectivity of Eq.6 can </w:t>
+        <w:t>r</w:t>
       </w:r>
       <w:r>
         <w:rPr>
           <w:lang w:val="en-US"/>
         </w:rPr>
-        <w:t>also be expanded. For example, the reflectivity of a 2-layer device can be written as</w:t>
+        <w:t xml:space="preserve"> = n</w:t>
+      </w:r>
+      <w:r>
+        <w:rPr>
+          <w:vertAlign w:val="subscript"/>
+          <w:lang w:val="en-US"/>
+        </w:rPr>
+        <w:t>a</w:t>
+      </w:r>
+      <w:r>
+        <w:rPr>
+          <w:lang w:val="en-US"/>
+        </w:rPr>
+        <w:t xml:space="preserve"> or:</w:t>
+      </w:r>
+    </w:p>
+    <w:p>
+      <w:pPr>
+        <w:jc w:val="right"/>
+        <w:rPr>
+          <w:lang w:val="en-US"/>
+        </w:rPr>
+      </w:pPr>
+      <m:oMath>
+        <m:sSub>
+          <m:sSubPr>
+            <m:ctrlPr>
+              <w:rPr>
+                <w:rFonts w:ascii="Cambria Math" w:hAnsi="Cambria Math"/>
+                <w:vertAlign w:val="subscript"/>
+                <w:lang w:val="en-US"/>
+              </w:rPr>
+            </m:ctrlPr>
+          </m:sSubPr>
+          <m:e>
+            <m:r>
+              <w:rPr>
+                <w:rFonts w:ascii="Cambria Math" w:hAnsi="Cambria Math"/>
+                <w:vertAlign w:val="subscript"/>
+                <w:lang w:val="en-US"/>
+              </w:rPr>
+              <m:t>n</m:t>
+            </m:r>
+          </m:e>
+          <m:sub>
+            <m:r>
+              <w:rPr>
+                <w:rFonts w:ascii="Cambria Math" w:hAnsi="Cambria Math"/>
+                <w:vertAlign w:val="subscript"/>
+                <w:lang w:val="en-US"/>
+              </w:rPr>
+              <m:t>a</m:t>
+            </m:r>
+          </m:sub>
+        </m:sSub>
+        <m:sSub>
+          <m:sSubPr>
+            <m:ctrlPr>
+              <w:rPr>
+                <w:rFonts w:ascii="Cambria Math" w:hAnsi="Cambria Math"/>
+                <w:vertAlign w:val="subscript"/>
+                <w:lang w:val="en-US"/>
+              </w:rPr>
+            </m:ctrlPr>
+          </m:sSubPr>
+          <m:e>
+            <m:r>
+              <w:rPr>
+                <w:rFonts w:ascii="Cambria Math" w:hAnsi="Cambria Math"/>
+                <w:vertAlign w:val="subscript"/>
+                <w:lang w:val="en-US"/>
+              </w:rPr>
+              <m:t>n</m:t>
+            </m:r>
+          </m:e>
+          <m:sub>
+            <m:r>
+              <w:rPr>
+                <w:rFonts w:ascii="Cambria Math" w:hAnsi="Cambria Math"/>
+                <w:vertAlign w:val="subscript"/>
+                <w:lang w:val="en-US"/>
+              </w:rPr>
+              <m:t>s</m:t>
+            </m:r>
+          </m:sub>
+        </m:sSub>
+        <m:r>
+          <w:rPr>
+            <w:rFonts w:ascii="Cambria Math" w:hAnsi="Cambria Math"/>
+            <w:vertAlign w:val="subscript"/>
+            <w:lang w:val="en-US"/>
+          </w:rPr>
+          <m:t>=</m:t>
+        </m:r>
+        <m:sSubSup>
+          <m:sSubSupPr>
+            <m:ctrlPr>
+              <w:rPr>
+                <w:rFonts w:ascii="Cambria Math" w:hAnsi="Cambria Math"/>
+                <w:i/>
+                <w:vertAlign w:val="subscript"/>
+                <w:lang w:val="en-US"/>
+              </w:rPr>
+            </m:ctrlPr>
+          </m:sSubSupPr>
+          <m:e>
+            <m:r>
+              <w:rPr>
+                <w:rFonts w:ascii="Cambria Math" w:hAnsi="Cambria Math"/>
+                <w:vertAlign w:val="subscript"/>
+                <w:lang w:val="en-US"/>
+              </w:rPr>
+              <m:t>n</m:t>
+            </m:r>
+          </m:e>
+          <m:sub>
+            <m:r>
+              <w:rPr>
+                <w:rFonts w:ascii="Cambria Math" w:hAnsi="Cambria Math"/>
+                <w:vertAlign w:val="subscript"/>
+                <w:lang w:val="en-US"/>
+              </w:rPr>
+              <m:t>f</m:t>
+            </m:r>
+          </m:sub>
+          <m:sup>
+            <m:r>
+              <w:rPr>
+                <w:rFonts w:ascii="Cambria Math" w:hAnsi="Cambria Math"/>
+                <w:vertAlign w:val="subscript"/>
+                <w:lang w:val="en-US"/>
+              </w:rPr>
+              <m:t>2</m:t>
+            </m:r>
+          </m:sup>
+        </m:sSubSup>
+      </m:oMath>
+      <w:r>
+        <w:rPr>
+          <w:lang w:val="en-US"/>
+        </w:rPr>
+        <w:t>,</w:t>
+      </w:r>
+      <w:r>
+        <w:rPr>
+          <w:vertAlign w:val="subscript"/>
+          <w:lang w:val="en-US"/>
+        </w:rPr>
+        <w:tab/>
+      </w:r>
+      <w:r>
+        <w:rPr>
+          <w:vertAlign w:val="subscript"/>
+          <w:lang w:val="en-US"/>
+        </w:rPr>
+        <w:tab/>
+      </w:r>
+      <w:r>
+        <w:rPr>
+          <w:vertAlign w:val="subscript"/>
+          <w:lang w:val="en-US"/>
+        </w:rPr>
+        <w:tab/>
+      </w:r>
+      <w:r>
+        <w:rPr>
+          <w:vertAlign w:val="subscript"/>
+          <w:lang w:val="en-US"/>
+        </w:rPr>
+        <w:tab/>
+      </w:r>
+      <w:r>
+        <w:rPr>
+          <w:vertAlign w:val="subscript"/>
+          <w:lang w:val="en-US"/>
+        </w:rPr>
+        <w:tab/>
+      </w:r>
+      <w:r>
+        <w:rPr>
+          <w:vertAlign w:val="subscript"/>
+          <w:lang w:val="en-US"/>
+        </w:rPr>
+        <w:tab/>
+      </w:r>
+      <w:r>
+        <w:rPr>
+          <w:lang w:val="en-US"/>
+        </w:rPr>
+        <w:t>(</w:t>
+      </w:r>
+      <w:r>
+        <w:rPr>
+          <w:lang w:val="en-US"/>
+        </w:rPr>
+        <w:t>9</w:t>
+      </w:r>
+      <w:r>
+        <w:rPr>
+          <w:lang w:val="en-US"/>
+        </w:rPr>
+        <w:t>)</w:t>
+      </w:r>
+    </w:p>
+    <w:p>
+      <w:pPr>
+        <w:rPr>
+          <w:lang w:val="en-US"/>
+        </w:rPr>
+      </w:pPr>
+      <w:r>
+        <w:rPr>
+          <w:lang w:val="en-US"/>
+        </w:rPr>
+        <w:t>this does place a limitation on material refractive index selection, since there exist only one answer for each substrate.</w:t>
+      </w:r>
+      <w:r>
+        <w:rPr>
+          <w:lang w:val="en-US"/>
+        </w:rPr>
+        <w:t xml:space="preserve"> For example, a SiO</w:t>
+      </w:r>
+      <w:r>
+        <w:rPr>
+          <w:vertAlign w:val="subscript"/>
+          <w:lang w:val="en-US"/>
+        </w:rPr>
+        <w:t>2</w:t>
+      </w:r>
+      <w:r>
+        <w:rPr>
+          <w:lang w:val="en-US"/>
+        </w:rPr>
+        <w:t xml:space="preserve"> substrate has a refractive index of 1.46 at 1064 nm</w:t>
+      </w:r>
+      <w:r>
+        <w:rPr>
+          <w:lang w:val="en-US"/>
+        </w:rPr>
+        <w:t xml:space="preserve"> </w:t>
+      </w:r>
+      <w:r>
+        <w:rPr>
+          <w:lang w:val="en-US"/>
+        </w:rPr>
+        <w:fldChar w:fldCharType="begin"/>
+      </w:r>
+      <w:r>
+        <w:rPr>
+          <w:lang w:val="en-US"/>
+        </w:rPr>
+        <w:instrText xml:space="preserve"> ADDIN EN.CITE &lt;EndNote&gt;&lt;Cite&gt;&lt;Author&gt;Gao&lt;/Author&gt;&lt;Year&gt;2012&lt;/Year&gt;&lt;RecNum&gt;68&lt;/RecNum&gt;&lt;DisplayText&gt;[35]&lt;/DisplayText&gt;&lt;record&gt;&lt;rec-number&gt;68&lt;/rec-number&gt;&lt;foreign-keys&gt;&lt;key app="EN" db-id="v920pft06rp9dbex2ap500x99x5rrtswxzss" timestamp="1768215518" guid="117c940f-5843-43b7-8068-bde961980163"&gt;68&lt;/key&gt;&lt;/foreign-keys&gt;&lt;ref-type name="Journal Article"&gt;17&lt;/ref-type&gt;&lt;contributors&gt;&lt;authors&gt;&lt;author&gt;Gao, Lihong&lt;/author&gt;&lt;author&gt;Lemarchand, Fabien&lt;/author&gt;&lt;author&gt;Lequime, Michel&lt;/author&gt;&lt;/authors&gt;&lt;/contributors&gt;&lt;titles&gt;&lt;title&gt;Exploitation of multiple incidences spectrometric measurements for thin film reverse engineering&lt;/title&gt;&lt;secondary-title&gt;Optics Express&lt;/secondary-title&gt;&lt;alt-title&gt;Opt. Express&lt;/alt-title&gt;&lt;/titles&gt;&lt;periodical&gt;&lt;full-title&gt;Optics Express&lt;/full-title&gt;&lt;abbr-1&gt;Opt. Express&lt;/abbr-1&gt;&lt;/periodical&gt;&lt;alt-periodical&gt;&lt;full-title&gt;Optics Express&lt;/full-title&gt;&lt;abbr-1&gt;Opt. Express&lt;/abbr-1&gt;&lt;/alt-periodical&gt;&lt;pages&gt;15734-15751&lt;/pages&gt;&lt;volume&gt;20&lt;/volume&gt;&lt;number&gt;14&lt;/number&gt;&lt;keywords&gt;&lt;keyword&gt;Thin films&lt;/keyword&gt;&lt;keyword&gt;Thin films, optical properties&lt;/keyword&gt;&lt;keyword&gt;Interference filters&lt;/keyword&gt;&lt;keyword&gt;Near infrared&lt;/keyword&gt;&lt;keyword&gt;Notch filters&lt;/keyword&gt;&lt;keyword&gt;Optical constants&lt;/keyword&gt;&lt;keyword&gt;Refractive index&lt;/keyword&gt;&lt;/keywords&gt;&lt;dates&gt;&lt;year&gt;2012&lt;/year&gt;&lt;pub-dates&gt;&lt;date&gt;2012/07/02&lt;/date&gt;&lt;/pub-dates&gt;&lt;/dates&gt;&lt;publisher&gt;Optica Publishing Group&lt;/publisher&gt;&lt;urls&gt;&lt;related-urls&gt;&lt;url&gt;https://opg.optica.org/oe/abstract.cfm?URI=oe-20-14-15734&lt;/url&gt;&lt;/related-urls&gt;&lt;/urls&gt;&lt;electronic-resource-num&gt;10.1364/OE.20.015734&lt;/electronic-resource-num&gt;&lt;/record&gt;&lt;/Cite&gt;&lt;/EndNote&gt;</w:instrText>
+      </w:r>
+      <w:r>
+        <w:rPr>
+          <w:lang w:val="en-US"/>
+        </w:rPr>
+        <w:fldChar w:fldCharType="separate"/>
+      </w:r>
+      <w:r>
+        <w:rPr>
+          <w:noProof/>
+          <w:lang w:val="en-US"/>
+        </w:rPr>
+        <w:t>[35]</w:t>
+      </w:r>
+      <w:r>
+        <w:rPr>
+          <w:lang w:val="en-US"/>
+        </w:rPr>
+        <w:fldChar w:fldCharType="end"/>
+      </w:r>
+      <w:r>
+        <w:rPr>
+          <w:lang w:val="en-US"/>
+        </w:rPr>
+        <w:t>,</w:t>
+      </w:r>
+      <w:r>
+        <w:rPr>
+          <w:lang w:val="en-US"/>
+        </w:rPr>
+        <w:t xml:space="preserve"> </w:t>
+      </w:r>
+      <w:r>
+        <w:rPr>
+          <w:i/>
+          <w:iCs/>
+          <w:lang w:val="en-US"/>
+        </w:rPr>
+        <w:t>n</w:t>
+      </w:r>
+      <w:r>
+        <w:rPr>
+          <w:i/>
+          <w:iCs/>
+          <w:vertAlign w:val="subscript"/>
+          <w:lang w:val="en-US"/>
+        </w:rPr>
+        <w:t>f</w:t>
+      </w:r>
+      <w:r>
+        <w:rPr>
+          <w:lang w:val="en-US"/>
+        </w:rPr>
+        <w:t xml:space="preserve"> needs to be 1.21.</w:t>
+      </w:r>
+    </w:p>
+    <w:p>
+      <w:pPr>
+        <w:pStyle w:val="Heading2"/>
+      </w:pPr>
+      <w:r>
+        <w:rPr>
+          <w:highlight w:val="yellow"/>
+        </w:rPr>
+        <w:t>2.3 Multilayer antireflection design</w:t>
+      </w:r>
+    </w:p>
+    <w:p>
+      <w:r>
+        <w:t xml:space="preserve">A multilayer device can open up more combinations of materials for a perfect antireflection design. </w:t>
+      </w:r>
+      <w:r>
+        <w:rPr>
+          <w:highlight w:val="cyan"/>
+        </w:rPr>
+        <w:t>(</w:t>
+      </w:r>
+      <w:r>
+        <w:rPr>
+          <w:highlight w:val="cyan"/>
+        </w:rPr>
+        <w:t xml:space="preserve">add more reason) </w:t>
+      </w:r>
+      <w:r>
+        <w:rPr>
+          <w:highlight w:val="cyan"/>
+        </w:rPr>
+        <w:fldChar w:fldCharType="begin"/>
+      </w:r>
+      <w:r>
+        <w:rPr>
+          <w:highlight w:val="cyan"/>
+        </w:rPr>
+        <w:instrText xml:space="preserve"> ADDIN EN.CITE &lt;EndNote&gt;&lt;Cite&gt;&lt;Author&gt;Patel&lt;/Author&gt;&lt;Year&gt;2020&lt;/Year&gt;&lt;RecNum&gt;84&lt;/RecNum&gt;&lt;DisplayText&gt;[36]&lt;/DisplayText&gt;&lt;record&gt;&lt;rec-number&gt;84&lt;/rec-number&gt;&lt;foreign-keys&gt;&lt;key app="EN" db-id="v920pft06rp9dbex2ap500x99x5rrtswxzss" timestamp="1773906072"&gt;84&lt;/key&gt;&lt;/foreign-keys&gt;&lt;ref-type name="Journal Article"&gt;17&lt;/ref-type&gt;&lt;contributors&gt;&lt;authors&gt;&lt;author&gt;Patel, Rupali&lt;/author&gt;&lt;author&gt;Patel, Nainesh&lt;/author&gt;&lt;author&gt;Bazzanella, Nicola&lt;/author&gt;&lt;author&gt;Miotello, Antonio&lt;/author&gt;&lt;/authors&gt;&lt;/contributors&gt;&lt;titles&gt;&lt;title&gt;Fabricating multilayer antireflective coating for near complete transmittance in broadband visible light spectrum&lt;/title&gt;&lt;secondary-title&gt;Optical Materials&lt;/secondary-title&gt;&lt;/titles&gt;&lt;periodical&gt;&lt;full-title&gt;Optical Materials&lt;/full-title&gt;&lt;/periodical&gt;&lt;pages&gt;110415&lt;/pages&gt;&lt;volume&gt;108&lt;/volume&gt;&lt;keywords&gt;&lt;keyword&gt;Antireflective coating&lt;/keyword&gt;&lt;keyword&gt;Multilayer&lt;/keyword&gt;&lt;keyword&gt;Refractive index&lt;/keyword&gt;&lt;keyword&gt;RF-magnetron sputtering&lt;/keyword&gt;&lt;keyword&gt;Near-zero transmittance&lt;/keyword&gt;&lt;/keywords&gt;&lt;dates&gt;&lt;year&gt;2020&lt;/year&gt;&lt;pub-dates&gt;&lt;date&gt;2020/10/01/&lt;/date&gt;&lt;/pub-dates&gt;&lt;/dates&gt;&lt;isbn&gt;0925-3467&lt;/isbn&gt;&lt;urls&gt;&lt;related-urls&gt;&lt;url&gt;https://www.sciencedirect.com/science/article/pii/S0925346720307564&lt;/url&gt;&lt;/related-urls&gt;&lt;/urls&gt;&lt;electronic-resource-num&gt;https://doi.org/10.1016/j.optmat.2020.110415&lt;/electronic-resource-num&gt;&lt;/record&gt;&lt;/Cite&gt;&lt;/EndNote&gt;</w:instrText>
+      </w:r>
+      <w:r>
+        <w:rPr>
+          <w:highlight w:val="cyan"/>
+        </w:rPr>
+        <w:fldChar w:fldCharType="separate"/>
+      </w:r>
+      <w:r>
+        <w:rPr>
+          <w:noProof/>
+          <w:highlight w:val="cyan"/>
+        </w:rPr>
+        <w:t>[36]</w:t>
+      </w:r>
+      <w:r>
+        <w:rPr>
+          <w:highlight w:val="cyan"/>
+        </w:rPr>
+        <w:fldChar w:fldCharType="end"/>
+      </w:r>
+      <w:r>
+        <w:t xml:space="preserve">. </w:t>
+      </w:r>
+      <w:r>
+        <w:rPr>
+          <w:lang w:val="en-US"/>
+        </w:rPr>
+        <w:t xml:space="preserve">For </w:t>
+      </w:r>
+      <w:r>
+        <w:rPr>
+          <w:lang w:val="en-US"/>
+        </w:rPr>
+        <w:t>two-layer device, the reflectivity from Eq.</w:t>
+      </w:r>
+      <w:r>
+        <w:rPr>
+          <w:lang w:val="en-US"/>
+        </w:rPr>
+        <w:t>6 could be expanded to</w:t>
       </w:r>
       <w:r>
         <w:rPr>
@@ -8418,13 +8626,7 @@
           <w:rPr>
             <w:rFonts w:ascii="Cambria Math" w:hAnsi="Cambria Math"/>
           </w:rPr>
-          <m:t>r</m:t>
-        </m:r>
-        <m:r>
-          <w:rPr>
-            <w:rFonts w:ascii="Cambria Math" w:hAnsi="Cambria Math"/>
-          </w:rPr>
-          <m:t>=</m:t>
+          <m:t>r=</m:t>
         </m:r>
         <m:f>
           <m:fPr>
@@ -8490,13 +8692,7 @@
                   <w:rPr>
                     <w:rFonts w:ascii="Cambria Math" w:hAnsi="Cambria Math"/>
                   </w:rPr>
-                  <m:t>r</m:t>
-                </m:r>
-                <m:r>
-                  <w:rPr>
-                    <w:rFonts w:ascii="Cambria Math" w:hAnsi="Cambria Math"/>
-                  </w:rPr>
-                  <m:t>2</m:t>
+                  <m:t>r2</m:t>
                 </m:r>
               </m:sub>
             </m:sSub>
@@ -8556,13 +8752,7 @@
                   <w:rPr>
                     <w:rFonts w:ascii="Cambria Math" w:hAnsi="Cambria Math"/>
                   </w:rPr>
-                  <m:t>r</m:t>
-                </m:r>
-                <m:r>
-                  <w:rPr>
-                    <w:rFonts w:ascii="Cambria Math" w:hAnsi="Cambria Math"/>
-                  </w:rPr>
-                  <m:t>2</m:t>
+                  <m:t>r2</m:t>
                 </m:r>
               </m:sub>
             </m:sSub>
@@ -8591,13 +8781,10 @@
         <w:tab/>
       </w:r>
       <w:r>
-        <w:t xml:space="preserve"> </w:t>
-      </w:r>
-      <w:r>
         <w:t>(</w:t>
       </w:r>
       <w:r>
-        <w:t>9</w:t>
+        <w:t>10</w:t>
       </w:r>
       <w:r>
         <w:t>)</w:t>
@@ -8933,7 +9120,10 @@
         <w:t>(</w:t>
       </w:r>
       <w:r>
-        <w:t>10</w:t>
+        <w:t>1</w:t>
+      </w:r>
+      <w:r>
+        <w:t>1</w:t>
       </w:r>
       <w:r>
         <w:t>)</w:t>
@@ -9359,35 +9549,189 @@
         <w:t>(</w:t>
       </w:r>
       <w:r>
-        <w:t>11</w:t>
+        <w:t>1</w:t>
+      </w:r>
+      <w:r>
+        <w:t>2</w:t>
       </w:r>
       <w:r>
         <w:t>)</w:t>
       </w:r>
     </w:p>
     <w:p>
-      <w:pPr>
-        <w:jc w:val="left"/>
-      </w:pPr>
-      <w:r>
-        <w:t>where n</w:t>
-      </w:r>
-      <w:r>
-        <w:rPr>
+      <w:r>
+        <w:t>where</w:t>
+      </w:r>
+      <w:r>
+        <w:t xml:space="preserve"> the numbering of the film (</w:t>
+      </w:r>
+      <w:r>
+        <w:rPr>
+          <w:i/>
+          <w:iCs/>
+        </w:rPr>
+        <w:t>n</w:t>
+      </w:r>
+      <w:r>
+        <w:rPr>
+          <w:i/>
+          <w:iCs/>
           <w:vertAlign w:val="subscript"/>
         </w:rPr>
+        <w:t>f</w:t>
+      </w:r>
+      <w:r>
+        <w:t xml:space="preserve">) starts from substrate side toward air, </w:t>
+      </w:r>
+      <w:r>
+        <w:rPr>
+          <w:i/>
+          <w:iCs/>
+        </w:rPr>
+        <w:t>n</w:t>
+      </w:r>
+      <w:r>
+        <w:rPr>
+          <w:i/>
+          <w:iCs/>
+          <w:vertAlign w:val="subscript"/>
+        </w:rPr>
         <w:t>r2</w:t>
       </w:r>
       <w:r>
-        <w:t xml:space="preserve"> is the total reflective index of the device (substrate-film 1-film 2)</w:t>
-      </w:r>
-    </w:p>
-    <w:p>
-      <w:pPr>
-        <w:jc w:val="left"/>
-      </w:pPr>
-      <w:r>
-        <w:t>Antireflection condition occurs when:</w:t>
+        <w:t xml:space="preserve"> is </w:t>
+      </w:r>
+      <w:r>
+        <w:t>the reflective index of the device</w:t>
+      </w:r>
+      <w:r>
+        <w:t xml:space="preserve"> (a combination of </w:t>
+      </w:r>
+      <w:r>
+        <w:rPr>
+          <w:i/>
+          <w:iCs/>
+        </w:rPr>
+        <w:t>n</w:t>
+      </w:r>
+      <w:r>
+        <w:rPr>
+          <w:i/>
+          <w:iCs/>
+          <w:vertAlign w:val="subscript"/>
+        </w:rPr>
+        <w:t>s</w:t>
+      </w:r>
+      <w:r>
+        <w:t xml:space="preserve">, </w:t>
+      </w:r>
+      <w:r>
+        <w:rPr>
+          <w:i/>
+          <w:iCs/>
+        </w:rPr>
+        <w:t>n</w:t>
+      </w:r>
+      <w:r>
+        <w:rPr>
+          <w:i/>
+          <w:iCs/>
+          <w:vertAlign w:val="subscript"/>
+        </w:rPr>
+        <w:t>f1</w:t>
+      </w:r>
+      <w:r>
+        <w:rPr>
+          <w:vertAlign w:val="subscript"/>
+        </w:rPr>
+        <w:t xml:space="preserve">, </w:t>
+      </w:r>
+      <w:r>
+        <w:rPr>
+          <w:i/>
+          <w:iCs/>
+        </w:rPr>
+        <w:t>n</w:t>
+      </w:r>
+      <w:r>
+        <w:rPr>
+          <w:i/>
+          <w:iCs/>
+          <w:vertAlign w:val="subscript"/>
+        </w:rPr>
+        <w:t>f2</w:t>
+      </w:r>
+      <w:r>
+        <w:t>), a</w:t>
+      </w:r>
+      <w:r>
+        <w:t xml:space="preserve">nd </w:t>
+      </w:r>
+      <w:r>
+        <w:rPr>
+          <w:i/>
+          <w:iCs/>
+        </w:rPr>
+        <w:t>n</w:t>
+      </w:r>
+      <w:r>
+        <w:rPr>
+          <w:i/>
+          <w:iCs/>
+          <w:vertAlign w:val="subscript"/>
+        </w:rPr>
+        <w:t>r1</w:t>
+      </w:r>
+      <w:r>
+        <w:t xml:space="preserve"> is the reflective index</w:t>
+      </w:r>
+      <w:r>
+        <w:t xml:space="preserve"> of </w:t>
+      </w:r>
+      <w:r>
+        <w:rPr>
+          <w:i/>
+          <w:iCs/>
+        </w:rPr>
+        <w:t>n</w:t>
+      </w:r>
+      <w:r>
+        <w:rPr>
+          <w:i/>
+          <w:iCs/>
+          <w:vertAlign w:val="subscript"/>
+        </w:rPr>
+        <w:t>s</w:t>
+      </w:r>
+      <w:r>
+        <w:t xml:space="preserve"> and </w:t>
+      </w:r>
+      <w:r>
+        <w:rPr>
+          <w:i/>
+          <w:iCs/>
+        </w:rPr>
+        <w:t>n</w:t>
+      </w:r>
+      <w:r>
+        <w:rPr>
+          <w:i/>
+          <w:iCs/>
+          <w:vertAlign w:val="subscript"/>
+        </w:rPr>
+        <w:t>1</w:t>
+      </w:r>
+      <w:r>
+        <w:t xml:space="preserve">. </w:t>
+      </w:r>
+      <w:r>
+        <w:t>Antireflection condition</w:t>
+      </w:r>
+      <w:r>
+        <w:t xml:space="preserve"> </w:t>
+      </w:r>
+      <w:r>
+        <w:t>occurs when:</w:t>
       </w:r>
     </w:p>
     <w:p>
@@ -9587,7 +9931,13 @@
         <w:tab/>
       </w:r>
       <w:r>
-        <w:t>(12)</w:t>
+        <w:t>(1</w:t>
+      </w:r>
+      <w:r>
+        <w:t>3</w:t>
+      </w:r>
+      <w:r>
+        <w:t>)</w:t>
       </w:r>
     </w:p>
     <w:p>
@@ -9803,7 +10153,7 @@
         <w:t>(1</w:t>
       </w:r>
       <w:r>
-        <w:t>3</w:t>
+        <w:t>4</w:t>
       </w:r>
       <w:r>
         <w:t>)</w:t>
@@ -9812,83 +10162,771 @@
     <w:p>
       <w:pPr>
         <w:rPr>
-          <w:rFonts w:hint="cs"/>
-          <w:cs/>
-          <w:lang w:val="en-US" w:bidi="th-TH"/>
+          <w:lang w:bidi="th-TH"/>
         </w:rPr>
       </w:pPr>
       <w:r>
         <w:rPr>
           <w:lang w:bidi="th-TH"/>
         </w:rPr>
-        <w:t xml:space="preserve">In reality, this method has a limitation </w:t>
+        <w:t>When compared to single-layer designs, two-layer designs allows for more materials combinations</w:t>
       </w:r>
       <w:r>
         <w:rPr>
           <w:lang w:bidi="th-TH"/>
         </w:rPr>
-        <w:t>in</w:t>
+        <w:t>, have lower reflectivity,</w:t>
       </w:r>
       <w:r>
         <w:rPr>
           <w:lang w:bidi="th-TH"/>
         </w:rPr>
-        <w:t xml:space="preserve"> selecti</w:t>
+        <w:t xml:space="preserve"> but they have narrower operation range </w:t>
       </w:r>
       <w:r>
         <w:rPr>
           <w:lang w:bidi="th-TH"/>
         </w:rPr>
-        <w:t>on</w:t>
+        <w:fldChar w:fldCharType="begin"/>
       </w:r>
       <w:r>
         <w:rPr>
           <w:lang w:bidi="th-TH"/>
         </w:rPr>
+        <w:instrText xml:space="preserve"> ADDIN EN.CITE &lt;EndNote&gt;&lt;Cite&gt;&lt;Author&gt;Patel&lt;/Author&gt;&lt;Year&gt;2020&lt;/Year&gt;&lt;RecNum&gt;84&lt;/RecNum&gt;&lt;DisplayText&gt;[36]&lt;/DisplayText&gt;&lt;record&gt;&lt;rec-number&gt;84&lt;/rec-number&gt;&lt;foreign-keys&gt;&lt;key app="EN" db-id="v920pft06rp9dbex2ap500x99x5rrtswxzss" timestamp="1773906072"&gt;84&lt;/key&gt;&lt;/foreign-keys&gt;&lt;ref-type name="Journal Article"&gt;17&lt;/ref-type&gt;&lt;contributors&gt;&lt;authors&gt;&lt;author&gt;Patel, Rupali&lt;/author&gt;&lt;author&gt;Patel, Nainesh&lt;/author&gt;&lt;author&gt;Bazzanella, Nicola&lt;/author&gt;&lt;author&gt;Miotello, Antonio&lt;/author&gt;&lt;/authors&gt;&lt;/contributors&gt;&lt;titles&gt;&lt;title&gt;Fabricating multilayer antireflective coating for near complete transmittance in broadband visible light spectrum&lt;/title&gt;&lt;secondary-title&gt;Optical Materials&lt;/secondary-title&gt;&lt;/titles&gt;&lt;periodical&gt;&lt;full-title&gt;Optical Materials&lt;/full-title&gt;&lt;/periodical&gt;&lt;pages&gt;110415&lt;/pages&gt;&lt;volume&gt;108&lt;/volume&gt;&lt;keywords&gt;&lt;keyword&gt;Antireflective coating&lt;/keyword&gt;&lt;keyword&gt;Multilayer&lt;/keyword&gt;&lt;keyword&gt;Refractive index&lt;/keyword&gt;&lt;keyword&gt;RF-magnetron sputtering&lt;/keyword&gt;&lt;keyword&gt;Near-zero transmittance&lt;/keyword&gt;&lt;/keywords&gt;&lt;dates&gt;&lt;year&gt;2020&lt;/year&gt;&lt;pub-dates&gt;&lt;date&gt;2020/10/01/&lt;/date&gt;&lt;/pub-dates&gt;&lt;/dates&gt;&lt;isbn&gt;0925-3467&lt;/isbn&gt;&lt;urls&gt;&lt;related-urls&gt;&lt;url&gt;https://www.sciencedirect.com/science/article/pii/S0925346720307564&lt;/url&gt;&lt;/related-urls&gt;&lt;/urls&gt;&lt;electronic-resource-num&gt;https://doi.org/10.1016/j.optmat.2020.110415&lt;/electronic-resource-num&gt;&lt;/record&gt;&lt;/Cite&gt;&lt;/EndNote&gt;</w:instrText>
+      </w:r>
+      <w:r>
+        <w:rPr>
+          <w:lang w:bidi="th-TH"/>
+        </w:rPr>
+        <w:fldChar w:fldCharType="separate"/>
+      </w:r>
+      <w:r>
+        <w:rPr>
+          <w:noProof/>
+          <w:lang w:bidi="th-TH"/>
+        </w:rPr>
+        <w:t>[36]</w:t>
+      </w:r>
+      <w:r>
+        <w:rPr>
+          <w:lang w:bidi="th-TH"/>
+        </w:rPr>
+        <w:fldChar w:fldCharType="end"/>
+      </w:r>
+      <w:r>
+        <w:rPr>
+          <w:lang w:bidi="th-TH"/>
+        </w:rPr>
+        <w:t xml:space="preserve">. </w:t>
+      </w:r>
+    </w:p>
+    <w:p>
+      <w:pPr>
+        <w:rPr>
+          <w:highlight w:val="yellow"/>
+          <w:lang w:bidi="th-TH"/>
+        </w:rPr>
+      </w:pPr>
+      <w:r>
+        <w:rPr>
+          <w:lang w:bidi="th-TH"/>
+        </w:rPr>
+        <w:tab/>
+      </w:r>
+      <w:r>
+        <w:rPr>
+          <w:highlight w:val="yellow"/>
+          <w:lang w:bidi="th-TH"/>
+        </w:rPr>
+        <w:t>A three-layer designs allow more freedom of material combinations.</w:t>
+      </w:r>
+      <w:r>
+        <w:rPr>
+          <w:highlight w:val="yellow"/>
+          <w:lang w:bidi="th-TH"/>
+        </w:rPr>
         <w:t xml:space="preserve"> </w:t>
       </w:r>
       <w:r>
         <w:rPr>
+          <w:highlight w:val="yellow"/>
           <w:lang w:bidi="th-TH"/>
         </w:rPr>
-        <w:t xml:space="preserve">of </w:t>
-      </w:r>
-      <w:r>
-        <w:rPr>
+        <w:t>A</w:t>
+      </w:r>
+      <w:r>
+        <w:rPr>
+          <w:highlight w:val="yellow"/>
           <w:lang w:bidi="th-TH"/>
         </w:rPr>
-        <w:t>material</w:t>
-      </w:r>
-      <w:r>
-        <w:rPr>
-          <w:lang w:bidi="th-TH"/>
-        </w:rPr>
-        <w:t>s</w:t>
-      </w:r>
-      <w:r>
-        <w:rPr>
-          <w:lang w:bidi="th-TH"/>
-        </w:rPr>
-        <w:t xml:space="preserve"> with correct refractive index</w:t>
-      </w:r>
-      <w:r>
-        <w:rPr>
-          <w:lang w:bidi="th-TH"/>
-        </w:rPr>
-        <w:t xml:space="preserve"> </w:t>
-      </w:r>
-      <w:r>
-        <w:rPr>
-          <w:lang w:bidi="th-TH"/>
-        </w:rPr>
-        <w:t xml:space="preserve">which might not be available due to price or fabrication methods.  </w:t>
+        <w:t>ntireflection happened when:</w:t>
+      </w:r>
+    </w:p>
+    <w:p>
+      <w:pPr>
+        <w:jc w:val="right"/>
+        <w:rPr>
+          <w:highlight w:val="yellow"/>
+        </w:rPr>
+      </w:pPr>
+      <m:oMath>
+        <m:f>
+          <m:fPr>
+            <m:ctrlPr>
+              <w:rPr>
+                <w:rFonts w:ascii="Cambria Math" w:hAnsi="Cambria Math"/>
+                <w:i/>
+                <w:highlight w:val="yellow"/>
+              </w:rPr>
+            </m:ctrlPr>
+          </m:fPr>
+          <m:num>
+            <m:sSub>
+              <m:sSubPr>
+                <m:ctrlPr>
+                  <w:rPr>
+                    <w:rFonts w:ascii="Cambria Math" w:hAnsi="Cambria Math"/>
+                    <w:i/>
+                    <w:highlight w:val="yellow"/>
+                  </w:rPr>
+                </m:ctrlPr>
+              </m:sSubPr>
+              <m:e>
+                <m:r>
+                  <w:rPr>
+                    <w:rFonts w:ascii="Cambria Math" w:hAnsi="Cambria Math"/>
+                    <w:highlight w:val="yellow"/>
+                  </w:rPr>
+                  <m:t>n</m:t>
+                </m:r>
+              </m:e>
+              <m:sub>
+                <m:r>
+                  <w:rPr>
+                    <w:rFonts w:ascii="Cambria Math" w:hAnsi="Cambria Math"/>
+                    <w:highlight w:val="yellow"/>
+                  </w:rPr>
+                  <m:t>a</m:t>
+                </m:r>
+              </m:sub>
+            </m:sSub>
+          </m:num>
+          <m:den>
+            <m:sSub>
+              <m:sSubPr>
+                <m:ctrlPr>
+                  <w:rPr>
+                    <w:rFonts w:ascii="Cambria Math" w:hAnsi="Cambria Math"/>
+                    <w:highlight w:val="yellow"/>
+                  </w:rPr>
+                </m:ctrlPr>
+              </m:sSubPr>
+              <m:e>
+                <m:r>
+                  <w:rPr>
+                    <w:rFonts w:ascii="Cambria Math" w:hAnsi="Cambria Math"/>
+                    <w:highlight w:val="yellow"/>
+                  </w:rPr>
+                  <m:t>n</m:t>
+                </m:r>
+              </m:e>
+              <m:sub>
+                <m:r>
+                  <w:rPr>
+                    <w:rFonts w:ascii="Cambria Math" w:hAnsi="Cambria Math"/>
+                    <w:highlight w:val="yellow"/>
+                  </w:rPr>
+                  <m:t>s</m:t>
+                </m:r>
+              </m:sub>
+            </m:sSub>
+          </m:den>
+        </m:f>
+        <m:r>
+          <w:rPr>
+            <w:rFonts w:ascii="Cambria Math" w:hAnsi="Cambria Math"/>
+            <w:highlight w:val="yellow"/>
+          </w:rPr>
+          <m:t>=</m:t>
+        </m:r>
+        <m:f>
+          <m:fPr>
+            <m:ctrlPr>
+              <w:rPr>
+                <w:rFonts w:ascii="Cambria Math" w:hAnsi="Cambria Math"/>
+                <w:highlight w:val="yellow"/>
+              </w:rPr>
+            </m:ctrlPr>
+          </m:fPr>
+          <m:num>
+            <m:sSubSup>
+              <m:sSubSupPr>
+                <m:ctrlPr>
+                  <w:rPr>
+                    <w:rFonts w:ascii="Cambria Math" w:hAnsi="Cambria Math"/>
+                    <w:highlight w:val="yellow"/>
+                  </w:rPr>
+                </m:ctrlPr>
+              </m:sSubSupPr>
+              <m:e>
+                <m:r>
+                  <w:rPr>
+                    <w:rFonts w:ascii="Cambria Math" w:hAnsi="Cambria Math"/>
+                    <w:highlight w:val="yellow"/>
+                  </w:rPr>
+                  <m:t>n</m:t>
+                </m:r>
+              </m:e>
+              <m:sub>
+                <m:r>
+                  <w:rPr>
+                    <w:rFonts w:ascii="Cambria Math" w:hAnsi="Cambria Math"/>
+                    <w:highlight w:val="yellow"/>
+                  </w:rPr>
+                  <m:t>f</m:t>
+                </m:r>
+                <m:r>
+                  <m:rPr>
+                    <m:sty m:val="p"/>
+                  </m:rPr>
+                  <w:rPr>
+                    <w:rFonts w:ascii="Cambria Math" w:hAnsi="Cambria Math"/>
+                    <w:highlight w:val="yellow"/>
+                  </w:rPr>
+                  <m:t>3</m:t>
+                </m:r>
+              </m:sub>
+              <m:sup>
+                <m:r>
+                  <m:rPr>
+                    <m:sty m:val="p"/>
+                  </m:rPr>
+                  <w:rPr>
+                    <w:rFonts w:ascii="Cambria Math" w:hAnsi="Cambria Math"/>
+                    <w:highlight w:val="yellow"/>
+                  </w:rPr>
+                  <m:t>2</m:t>
+                </m:r>
+              </m:sup>
+            </m:sSubSup>
+            <m:sSubSup>
+              <m:sSubSupPr>
+                <m:ctrlPr>
+                  <w:rPr>
+                    <w:rFonts w:ascii="Cambria Math" w:hAnsi="Cambria Math"/>
+                    <w:highlight w:val="yellow"/>
+                  </w:rPr>
+                </m:ctrlPr>
+              </m:sSubSupPr>
+              <m:e>
+                <m:r>
+                  <w:rPr>
+                    <w:rFonts w:ascii="Cambria Math" w:hAnsi="Cambria Math"/>
+                    <w:highlight w:val="yellow"/>
+                  </w:rPr>
+                  <m:t>n</m:t>
+                </m:r>
+              </m:e>
+              <m:sub>
+                <m:r>
+                  <w:rPr>
+                    <w:rFonts w:ascii="Cambria Math" w:hAnsi="Cambria Math"/>
+                    <w:highlight w:val="yellow"/>
+                  </w:rPr>
+                  <m:t>f</m:t>
+                </m:r>
+                <m:r>
+                  <m:rPr>
+                    <m:sty m:val="p"/>
+                  </m:rPr>
+                  <w:rPr>
+                    <w:rFonts w:ascii="Cambria Math" w:hAnsi="Cambria Math"/>
+                    <w:highlight w:val="yellow"/>
+                  </w:rPr>
+                  <m:t>1</m:t>
+                </m:r>
+              </m:sub>
+              <m:sup>
+                <m:r>
+                  <m:rPr>
+                    <m:sty m:val="p"/>
+                  </m:rPr>
+                  <w:rPr>
+                    <w:rFonts w:ascii="Cambria Math" w:hAnsi="Cambria Math"/>
+                    <w:highlight w:val="yellow"/>
+                  </w:rPr>
+                  <m:t>2</m:t>
+                </m:r>
+              </m:sup>
+            </m:sSubSup>
+          </m:num>
+          <m:den>
+            <m:sSubSup>
+              <m:sSubSupPr>
+                <m:ctrlPr>
+                  <w:rPr>
+                    <w:rFonts w:ascii="Cambria Math" w:hAnsi="Cambria Math"/>
+                    <w:highlight w:val="yellow"/>
+                  </w:rPr>
+                </m:ctrlPr>
+              </m:sSubSupPr>
+              <m:e>
+                <m:r>
+                  <w:rPr>
+                    <w:rFonts w:ascii="Cambria Math" w:hAnsi="Cambria Math"/>
+                    <w:highlight w:val="yellow"/>
+                  </w:rPr>
+                  <m:t>n</m:t>
+                </m:r>
+              </m:e>
+              <m:sub>
+                <m:r>
+                  <w:rPr>
+                    <w:rFonts w:ascii="Cambria Math" w:hAnsi="Cambria Math"/>
+                    <w:highlight w:val="yellow"/>
+                  </w:rPr>
+                  <m:t>f</m:t>
+                </m:r>
+                <m:r>
+                  <m:rPr>
+                    <m:sty m:val="p"/>
+                  </m:rPr>
+                  <w:rPr>
+                    <w:rFonts w:ascii="Cambria Math" w:hAnsi="Cambria Math"/>
+                    <w:highlight w:val="yellow"/>
+                  </w:rPr>
+                  <m:t>2</m:t>
+                </m:r>
+              </m:sub>
+              <m:sup>
+                <m:r>
+                  <m:rPr>
+                    <m:sty m:val="p"/>
+                  </m:rPr>
+                  <w:rPr>
+                    <w:rFonts w:ascii="Cambria Math" w:hAnsi="Cambria Math"/>
+                    <w:highlight w:val="yellow"/>
+                  </w:rPr>
+                  <m:t>2</m:t>
+                </m:r>
+              </m:sup>
+            </m:sSubSup>
+          </m:den>
+        </m:f>
+      </m:oMath>
+      <w:r>
+        <w:rPr>
+          <w:highlight w:val="yellow"/>
+        </w:rPr>
+        <w:t>,</w:t>
+      </w:r>
+      <w:r>
+        <w:rPr>
+          <w:highlight w:val="yellow"/>
+        </w:rPr>
+        <w:tab/>
+      </w:r>
+      <w:r>
+        <w:rPr>
+          <w:highlight w:val="yellow"/>
+        </w:rPr>
+        <w:tab/>
+      </w:r>
+      <w:r>
+        <w:rPr>
+          <w:highlight w:val="yellow"/>
+        </w:rPr>
+        <w:tab/>
+      </w:r>
+      <w:r>
+        <w:rPr>
+          <w:highlight w:val="yellow"/>
+        </w:rPr>
+        <w:tab/>
+      </w:r>
+      <w:r>
+        <w:rPr>
+          <w:highlight w:val="yellow"/>
+        </w:rPr>
+        <w:tab/>
+      </w:r>
+      <w:r>
+        <w:rPr>
+          <w:highlight w:val="yellow"/>
+        </w:rPr>
+        <w:tab/>
+        <w:t>(1</w:t>
+      </w:r>
+      <w:r>
+        <w:rPr>
+          <w:highlight w:val="yellow"/>
+        </w:rPr>
+        <w:t>5</w:t>
+      </w:r>
+      <w:r>
+        <w:rPr>
+          <w:highlight w:val="yellow"/>
+        </w:rPr>
+        <w:t>)</w:t>
+      </w:r>
+    </w:p>
+    <w:p>
+      <w:pPr>
+        <w:rPr>
+          <w:highlight w:val="yellow"/>
+        </w:rPr>
+      </w:pPr>
+      <w:r>
+        <w:rPr>
+          <w:highlight w:val="yellow"/>
+        </w:rPr>
+        <w:t xml:space="preserve">which allows for </w:t>
+      </w:r>
+      <w:r>
+        <w:rPr>
+          <w:highlight w:val="yellow"/>
+        </w:rPr>
+        <w:t xml:space="preserve">even more materials combination </w:t>
+      </w:r>
+      <w:r>
+        <w:rPr>
+          <w:highlight w:val="yellow"/>
+        </w:rPr>
+        <w:t>or if the middle-film layer (n</w:t>
+      </w:r>
+      <w:r>
+        <w:rPr>
+          <w:highlight w:val="yellow"/>
+          <w:vertAlign w:val="subscript"/>
+        </w:rPr>
+        <w:t>f2</w:t>
+      </w:r>
+      <w:r>
+        <w:rPr>
+          <w:highlight w:val="yellow"/>
+        </w:rPr>
+        <w:t>) is</w:t>
+      </w:r>
+      <w:r>
+        <w:rPr>
+          <w:highlight w:val="yellow"/>
+        </w:rPr>
+        <w:t xml:space="preserve"> changed to</w:t>
+      </w:r>
+      <w:r>
+        <w:rPr>
+          <w:highlight w:val="yellow"/>
+        </w:rPr>
+        <w:t xml:space="preserve"> HWOT, it will behave as an absentee layer </w:t>
+      </w:r>
+      <w:r>
+        <w:rPr>
+          <w:highlight w:val="yellow"/>
+        </w:rPr>
+        <w:fldChar w:fldCharType="begin"/>
+      </w:r>
+      <w:r>
+        <w:rPr>
+          <w:highlight w:val="yellow"/>
+        </w:rPr>
+        <w:instrText xml:space="preserve"> ADDIN EN.CITE &lt;EndNote&gt;&lt;Cite&gt;&lt;Author&gt;Patel&lt;/Author&gt;&lt;Year&gt;2020&lt;/Year&gt;&lt;RecNum&gt;84&lt;/RecNum&gt;&lt;DisplayText&gt;[36]&lt;/DisplayText&gt;&lt;record&gt;&lt;rec-number&gt;84&lt;/rec-number&gt;&lt;foreign-keys&gt;&lt;key app="EN" db-id="v920pft06rp9dbex2ap500x99x5rrtswxzss" timestamp="1773906072"&gt;84&lt;/key&gt;&lt;/foreign-keys&gt;&lt;ref-type name="Journal Article"&gt;17&lt;/ref-type&gt;&lt;contributors&gt;&lt;authors&gt;&lt;author&gt;Patel, Rupali&lt;/author&gt;&lt;author&gt;Patel, Nainesh&lt;/author&gt;&lt;author&gt;Bazzanella, Nicola&lt;/author&gt;&lt;author&gt;Miotello, Antonio&lt;/author&gt;&lt;/authors&gt;&lt;/contributors&gt;&lt;titles&gt;&lt;title&gt;Fabricating multilayer antireflective coating for near complete transmittance in broadband visible light spectrum&lt;/title&gt;&lt;secondary-title&gt;Optical Materials&lt;/secondary-title&gt;&lt;/titles&gt;&lt;periodical&gt;&lt;full-title&gt;Optical Materials&lt;/full-title&gt;&lt;/periodical&gt;&lt;pages&gt;110415&lt;/pages&gt;&lt;volume&gt;108&lt;/volume&gt;&lt;keywords&gt;&lt;keyword&gt;Antireflective coating&lt;/keyword&gt;&lt;keyword&gt;Multilayer&lt;/keyword&gt;&lt;keyword&gt;Refractive index&lt;/keyword&gt;&lt;keyword&gt;RF-magnetron sputtering&lt;/keyword&gt;&lt;keyword&gt;Near-zero transmittance&lt;/keyword&gt;&lt;/keywords&gt;&lt;dates&gt;&lt;year&gt;2020&lt;/year&gt;&lt;pub-dates&gt;&lt;date&gt;2020/10/01/&lt;/date&gt;&lt;/pub-dates&gt;&lt;/dates&gt;&lt;isbn&gt;0925-3467&lt;/isbn&gt;&lt;urls&gt;&lt;related-urls&gt;&lt;url&gt;https://www.sciencedirect.com/science/article/pii/S0925346720307564&lt;/url&gt;&lt;/related-urls&gt;&lt;/urls&gt;&lt;electronic-resource-num&gt;https://doi.org/10.1016/j.optmat.2020.110415&lt;/electronic-resource-num&gt;&lt;/record&gt;&lt;/Cite&gt;&lt;/EndNote&gt;</w:instrText>
+      </w:r>
+      <w:r>
+        <w:rPr>
+          <w:highlight w:val="yellow"/>
+        </w:rPr>
+        <w:fldChar w:fldCharType="separate"/>
+      </w:r>
+      <w:r>
+        <w:rPr>
+          <w:noProof/>
+          <w:highlight w:val="yellow"/>
+        </w:rPr>
+        <w:t>[36]</w:t>
+      </w:r>
+      <w:r>
+        <w:rPr>
+          <w:highlight w:val="yellow"/>
+        </w:rPr>
+        <w:fldChar w:fldCharType="end"/>
+      </w:r>
+      <w:r>
+        <w:rPr>
+          <w:highlight w:val="yellow"/>
+        </w:rPr>
+        <w:t xml:space="preserve">. Equation 14 </w:t>
+      </w:r>
+      <w:r>
+        <w:rPr>
+          <w:highlight w:val="yellow"/>
+        </w:rPr>
+        <w:t xml:space="preserve">can </w:t>
+      </w:r>
+      <w:r>
+        <w:rPr>
+          <w:highlight w:val="yellow"/>
+        </w:rPr>
+        <w:t>then</w:t>
+      </w:r>
+      <w:r>
+        <w:rPr>
+          <w:highlight w:val="yellow"/>
+        </w:rPr>
+        <w:t xml:space="preserve"> be simplified to</w:t>
+      </w:r>
+      <w:r>
+        <w:rPr>
+          <w:highlight w:val="yellow"/>
+        </w:rPr>
+        <w:t>:</w:t>
+      </w:r>
+    </w:p>
+    <w:p>
+      <w:pPr>
+        <w:jc w:val="right"/>
+      </w:pPr>
+      <m:oMath>
+        <m:f>
+          <m:fPr>
+            <m:ctrlPr>
+              <w:rPr>
+                <w:rFonts w:ascii="Cambria Math" w:hAnsi="Cambria Math"/>
+                <w:i/>
+                <w:highlight w:val="yellow"/>
+              </w:rPr>
+            </m:ctrlPr>
+          </m:fPr>
+          <m:num>
+            <m:sSub>
+              <m:sSubPr>
+                <m:ctrlPr>
+                  <w:rPr>
+                    <w:rFonts w:ascii="Cambria Math" w:hAnsi="Cambria Math"/>
+                    <w:i/>
+                    <w:highlight w:val="yellow"/>
+                  </w:rPr>
+                </m:ctrlPr>
+              </m:sSubPr>
+              <m:e>
+                <m:r>
+                  <w:rPr>
+                    <w:rFonts w:ascii="Cambria Math" w:hAnsi="Cambria Math"/>
+                    <w:highlight w:val="yellow"/>
+                  </w:rPr>
+                  <m:t>n</m:t>
+                </m:r>
+              </m:e>
+              <m:sub>
+                <m:r>
+                  <w:rPr>
+                    <w:rFonts w:ascii="Cambria Math" w:hAnsi="Cambria Math"/>
+                    <w:highlight w:val="yellow"/>
+                  </w:rPr>
+                  <m:t>a</m:t>
+                </m:r>
+              </m:sub>
+            </m:sSub>
+          </m:num>
+          <m:den>
+            <m:sSub>
+              <m:sSubPr>
+                <m:ctrlPr>
+                  <w:rPr>
+                    <w:rFonts w:ascii="Cambria Math" w:hAnsi="Cambria Math"/>
+                    <w:highlight w:val="yellow"/>
+                  </w:rPr>
+                </m:ctrlPr>
+              </m:sSubPr>
+              <m:e>
+                <m:r>
+                  <w:rPr>
+                    <w:rFonts w:ascii="Cambria Math" w:hAnsi="Cambria Math"/>
+                    <w:highlight w:val="yellow"/>
+                  </w:rPr>
+                  <m:t>n</m:t>
+                </m:r>
+              </m:e>
+              <m:sub>
+                <m:r>
+                  <w:rPr>
+                    <w:rFonts w:ascii="Cambria Math" w:hAnsi="Cambria Math"/>
+                    <w:highlight w:val="yellow"/>
+                  </w:rPr>
+                  <m:t>s</m:t>
+                </m:r>
+              </m:sub>
+            </m:sSub>
+          </m:den>
+        </m:f>
+        <m:r>
+          <w:rPr>
+            <w:rFonts w:ascii="Cambria Math" w:hAnsi="Cambria Math"/>
+            <w:highlight w:val="yellow"/>
+          </w:rPr>
+          <m:t>=</m:t>
+        </m:r>
+        <m:sSubSup>
+          <m:sSubSupPr>
+            <m:ctrlPr>
+              <w:rPr>
+                <w:rFonts w:ascii="Cambria Math" w:hAnsi="Cambria Math"/>
+                <w:highlight w:val="yellow"/>
+              </w:rPr>
+            </m:ctrlPr>
+          </m:sSubSupPr>
+          <m:e>
+            <m:r>
+              <w:rPr>
+                <w:rFonts w:ascii="Cambria Math" w:hAnsi="Cambria Math"/>
+                <w:highlight w:val="yellow"/>
+              </w:rPr>
+              <m:t>n</m:t>
+            </m:r>
+          </m:e>
+          <m:sub>
+            <m:r>
+              <w:rPr>
+                <w:rFonts w:ascii="Cambria Math" w:hAnsi="Cambria Math"/>
+                <w:highlight w:val="yellow"/>
+              </w:rPr>
+              <m:t>f</m:t>
+            </m:r>
+            <m:r>
+              <m:rPr>
+                <m:sty m:val="p"/>
+              </m:rPr>
+              <w:rPr>
+                <w:rFonts w:ascii="Cambria Math" w:hAnsi="Cambria Math"/>
+                <w:highlight w:val="yellow"/>
+              </w:rPr>
+              <m:t>3</m:t>
+            </m:r>
+          </m:sub>
+          <m:sup>
+            <m:r>
+              <m:rPr>
+                <m:sty m:val="p"/>
+              </m:rPr>
+              <w:rPr>
+                <w:rFonts w:ascii="Cambria Math" w:hAnsi="Cambria Math"/>
+                <w:highlight w:val="yellow"/>
+              </w:rPr>
+              <m:t>2</m:t>
+            </m:r>
+          </m:sup>
+        </m:sSubSup>
+        <m:sSubSup>
+          <m:sSubSupPr>
+            <m:ctrlPr>
+              <w:rPr>
+                <w:rFonts w:ascii="Cambria Math" w:hAnsi="Cambria Math"/>
+                <w:highlight w:val="yellow"/>
+              </w:rPr>
+            </m:ctrlPr>
+          </m:sSubSupPr>
+          <m:e>
+            <m:r>
+              <w:rPr>
+                <w:rFonts w:ascii="Cambria Math" w:hAnsi="Cambria Math"/>
+                <w:highlight w:val="yellow"/>
+              </w:rPr>
+              <m:t>n</m:t>
+            </m:r>
+          </m:e>
+          <m:sub>
+            <m:r>
+              <w:rPr>
+                <w:rFonts w:ascii="Cambria Math" w:hAnsi="Cambria Math"/>
+                <w:highlight w:val="yellow"/>
+              </w:rPr>
+              <m:t>f</m:t>
+            </m:r>
+            <m:r>
+              <m:rPr>
+                <m:sty m:val="p"/>
+              </m:rPr>
+              <w:rPr>
+                <w:rFonts w:ascii="Cambria Math" w:hAnsi="Cambria Math"/>
+                <w:highlight w:val="yellow"/>
+              </w:rPr>
+              <m:t>1</m:t>
+            </m:r>
+          </m:sub>
+          <m:sup>
+            <m:r>
+              <m:rPr>
+                <m:sty m:val="p"/>
+              </m:rPr>
+              <w:rPr>
+                <w:rFonts w:ascii="Cambria Math" w:hAnsi="Cambria Math"/>
+                <w:highlight w:val="yellow"/>
+              </w:rPr>
+              <m:t>2</m:t>
+            </m:r>
+          </m:sup>
+        </m:sSubSup>
+      </m:oMath>
+      <w:r>
+        <w:rPr>
+          <w:highlight w:val="yellow"/>
+        </w:rPr>
+        <w:t>,</w:t>
+      </w:r>
+      <w:r>
+        <w:rPr>
+          <w:highlight w:val="yellow"/>
+        </w:rPr>
+        <w:tab/>
+      </w:r>
+      <w:r>
+        <w:rPr>
+          <w:highlight w:val="yellow"/>
+        </w:rPr>
+        <w:tab/>
+      </w:r>
+      <w:r>
+        <w:rPr>
+          <w:highlight w:val="yellow"/>
+        </w:rPr>
+        <w:tab/>
+      </w:r>
+      <w:r>
+        <w:rPr>
+          <w:highlight w:val="yellow"/>
+        </w:rPr>
+        <w:tab/>
+      </w:r>
+      <w:r>
+        <w:rPr>
+          <w:highlight w:val="yellow"/>
+        </w:rPr>
+        <w:tab/>
+      </w:r>
+      <w:r>
+        <w:rPr>
+          <w:highlight w:val="yellow"/>
+        </w:rPr>
+        <w:tab/>
+        <w:t>(1</w:t>
+      </w:r>
+      <w:r>
+        <w:rPr>
+          <w:highlight w:val="yellow"/>
+        </w:rPr>
+        <w:t>6</w:t>
+      </w:r>
+      <w:r>
+        <w:rPr>
+          <w:highlight w:val="yellow"/>
+        </w:rPr>
+        <w:t>)</w:t>
       </w:r>
     </w:p>
     <w:p>
       <w:pPr>
         <w:jc w:val="left"/>
         <w:rPr>
-          <w:rFonts w:hint="cs"/>
           <w:lang w:bidi="th-TH"/>
         </w:rPr>
       </w:pPr>
@@ -9913,11 +10951,318 @@
     </w:p>
     <w:p>
       <w:pPr>
+        <w:pStyle w:val="Heading2"/>
+      </w:pPr>
+      <w:r>
+        <w:lastRenderedPageBreak/>
+        <w:t>2.</w:t>
+      </w:r>
+      <w:r>
+        <w:t>4</w:t>
+      </w:r>
+      <w:r>
+        <w:t xml:space="preserve"> Antireflection design in </w:t>
+      </w:r>
+      <w:r>
+        <w:rPr>
+          <w:highlight w:val="yellow"/>
+        </w:rPr>
+        <w:t>high-loss</w:t>
+      </w:r>
+      <w:r>
+        <w:t xml:space="preserve"> film</w:t>
+      </w:r>
+    </w:p>
+    <w:p>
+      <w:r>
+        <w:t xml:space="preserve">In a single-layer design of Fig.2, zero reflection happens when the phases of </w:t>
+      </w:r>
+      <w:r>
+        <w:t>R</w:t>
+      </w:r>
+      <w:r>
         <w:rPr>
           <w:vertAlign w:val="subscript"/>
+        </w:rPr>
+        <w:t>1</w:t>
+      </w:r>
+      <w:r>
+        <w:t xml:space="preserve"> and R</w:t>
+      </w:r>
+      <w:r>
+        <w:rPr>
+          <w:vertAlign w:val="subscript"/>
+        </w:rPr>
+        <w:t>2</w:t>
+      </w:r>
+      <w:r>
+        <w:t xml:space="preserve"> </w:t>
+      </w:r>
+      <w:r>
+        <w:t>is</w:t>
+      </w:r>
+      <w:r>
+        <w:t xml:space="preserve"> opposite but their amplitudes are the same. If the film has some extinction coefficient, it will </w:t>
+      </w:r>
+      <w:r>
+        <w:t>absorb</w:t>
+      </w:r>
+      <w:r>
+        <w:t xml:space="preserve"> some of light and R</w:t>
+      </w:r>
+      <w:r>
+        <w:rPr>
+          <w:vertAlign w:val="subscript"/>
+        </w:rPr>
+        <w:t>2</w:t>
+      </w:r>
+      <w:r>
+        <w:t xml:space="preserve"> will have lower amplitude </w:t>
+      </w:r>
+    </w:p>
+    <w:p/>
+    <w:p>
+      <w:pPr>
+        <w:rPr>
+          <w:highlight w:val="cyan"/>
+        </w:rPr>
+      </w:pPr>
+      <w:r>
+        <w:rPr>
+          <w:highlight w:val="cyan"/>
+        </w:rPr>
+        <w:t>Note:</w:t>
+      </w:r>
+    </w:p>
+    <w:p>
+      <w:pPr>
+        <w:rPr>
+          <w:highlight w:val="cyan"/>
+        </w:rPr>
+      </w:pPr>
+      <w:r>
+        <w:rPr>
+          <w:highlight w:val="cyan"/>
+        </w:rPr>
+        <w:t xml:space="preserve">1064: </w:t>
+      </w:r>
+    </w:p>
+    <w:p>
+      <w:r>
+        <w:tab/>
+      </w:r>
+      <w:r>
+        <w:t>SiO</w:t>
+      </w:r>
+      <w:r>
+        <w:rPr>
+          <w:vertAlign w:val="subscript"/>
+        </w:rPr>
+        <w:t>2</w:t>
+      </w:r>
+      <w:r>
+        <w:t>:</w:t>
+      </w:r>
+      <w:r>
+        <w:t xml:space="preserve"> </w:t>
+      </w:r>
+      <w:r>
+        <w:tab/>
+      </w:r>
+      <w:r>
+        <w:t>1.467</w:t>
+      </w:r>
+    </w:p>
+    <w:p>
+      <w:r>
+        <w:tab/>
+      </w:r>
+      <w:r>
+        <w:t>Al2O3</w:t>
+      </w:r>
+      <w:r>
+        <w:t>:</w:t>
+      </w:r>
+      <w:r>
+        <w:t xml:space="preserve"> </w:t>
+      </w:r>
+      <w:r>
+        <w:tab/>
+      </w:r>
+      <w:r>
+        <w:t>1.666</w:t>
+      </w:r>
+    </w:p>
+    <w:p>
+      <w:r>
+        <w:tab/>
+      </w:r>
+      <w:r>
+        <w:t>Si3N4</w:t>
+      </w:r>
+      <w:r>
+        <w:t>:</w:t>
+      </w:r>
+      <w:r>
+        <w:t xml:space="preserve"> </w:t>
+      </w:r>
+      <w:r>
+        <w:tab/>
+      </w:r>
+      <w:r>
+        <w:t>1.996</w:t>
+      </w:r>
+    </w:p>
+    <w:p>
+      <w:r>
+        <w:tab/>
+      </w:r>
+      <w:r>
+        <w:t>TiO2</w:t>
+      </w:r>
+      <w:r>
+        <w:t>:</w:t>
+      </w:r>
+      <w:r>
+        <w:tab/>
+      </w:r>
+      <w:r>
+        <w:t>2.3078</w:t>
+      </w:r>
+    </w:p>
+    <w:p>
+      <w:r>
+        <w:tab/>
+      </w:r>
+      <w:r>
+        <w:t>ZrO2</w:t>
+      </w:r>
+      <w:r>
+        <w:t>:</w:t>
+      </w:r>
+      <w:r>
+        <w:tab/>
+      </w:r>
+      <w:r>
+        <w:t>2.4680</w:t>
+      </w:r>
+    </w:p>
+    <w:p>
+      <w:r>
+        <w:tab/>
+      </w:r>
+      <w:r>
+        <w:t>Sb2Se3</w:t>
+      </w:r>
+      <w:r>
+        <w:t>:</w:t>
+      </w:r>
+      <w:r>
+        <w:tab/>
+      </w:r>
+      <w:r>
+        <w:t>3.370</w:t>
+      </w:r>
+      <w:r>
+        <w:t>+0i</w:t>
+      </w:r>
+      <w:r>
+        <w:t xml:space="preserve"> (4.3081+0.009744i)</w:t>
+      </w:r>
+    </w:p>
+    <w:p>
+      <w:pPr>
+        <w:rPr>
+          <w:highlight w:val="cyan"/>
         </w:rPr>
       </w:pPr>
     </w:p>
+    <w:p>
+      <w:pPr>
+        <w:rPr>
+          <w:highlight w:val="cyan"/>
+        </w:rPr>
+      </w:pPr>
+      <w:r>
+        <w:rPr>
+          <w:highlight w:val="cyan"/>
+        </w:rPr>
+        <w:t xml:space="preserve">1064 nm, 2-layer design </w:t>
+      </w:r>
+      <w:r>
+        <w:rPr>
+          <w:highlight w:val="cyan"/>
+        </w:rPr>
+        <w:fldChar w:fldCharType="begin"/>
+      </w:r>
+      <w:r>
+        <w:rPr>
+          <w:highlight w:val="cyan"/>
+        </w:rPr>
+        <w:instrText xml:space="preserve"> ADDIN EN.CITE &lt;EndNote&gt;&lt;Cite&gt;&lt;Author&gt;Raut&lt;/Author&gt;&lt;Year&gt;2011&lt;/Year&gt;&lt;RecNum&gt;85&lt;/RecNum&gt;&lt;DisplayText&gt;[37]&lt;/DisplayText&gt;&lt;record&gt;&lt;rec-number&gt;85&lt;/rec-number&gt;&lt;foreign-keys&gt;&lt;key app="EN" db-id="v920pft06rp9dbex2ap500x99x5rrtswxzss" timestamp="1773917246"&gt;85&lt;/key&gt;&lt;/foreign-keys&gt;&lt;ref-type name="Journal Article"&gt;17&lt;/ref-type&gt;&lt;contributors&gt;&lt;authors&gt;&lt;author&gt;Raut, Hemant Kumar&lt;/author&gt;&lt;author&gt;Ganesh, V. Anand&lt;/author&gt;&lt;author&gt;Nair, A. Sreekumaran&lt;/author&gt;&lt;author&gt;Ramakrishna, Seeram&lt;/author&gt;&lt;/authors&gt;&lt;/contributors&gt;&lt;titles&gt;&lt;title&gt;Anti-reflective coatings: A critical, in-depth review&lt;/title&gt;&lt;secondary-title&gt;Energy &amp;amp; Environmental Science&lt;/secondary-title&gt;&lt;/titles&gt;&lt;periodical&gt;&lt;full-title&gt;Energy &amp;amp; Environmental Science&lt;/full-title&gt;&lt;/periodical&gt;&lt;pages&gt;3779-3804&lt;/pages&gt;&lt;volume&gt;4&lt;/volume&gt;&lt;number&gt;10&lt;/number&gt;&lt;dates&gt;&lt;year&gt;2011&lt;/year&gt;&lt;/dates&gt;&lt;publisher&gt;The Royal Society of Chemistry&lt;/publisher&gt;&lt;isbn&gt;1754-5692&lt;/isbn&gt;&lt;work-type&gt;10.1039/C1EE01297E&lt;/work-type&gt;&lt;urls&gt;&lt;related-urls&gt;&lt;url&gt;http://dx.doi.org/10.1039/C1EE01297E&lt;/url&gt;&lt;/related-urls&gt;&lt;/urls&gt;&lt;electronic-resource-num&gt;10.1039/C1EE01297E&lt;/electronic-resource-num&gt;&lt;/record&gt;&lt;/Cite&gt;&lt;/EndNote&gt;</w:instrText>
+      </w:r>
+      <w:r>
+        <w:rPr>
+          <w:highlight w:val="cyan"/>
+        </w:rPr>
+        <w:fldChar w:fldCharType="separate"/>
+      </w:r>
+      <w:r>
+        <w:rPr>
+          <w:noProof/>
+          <w:highlight w:val="cyan"/>
+        </w:rPr>
+        <w:t>[37]</w:t>
+      </w:r>
+      <w:r>
+        <w:rPr>
+          <w:highlight w:val="cyan"/>
+        </w:rPr>
+        <w:fldChar w:fldCharType="end"/>
+      </w:r>
+      <w:r>
+        <w:rPr>
+          <w:highlight w:val="cyan"/>
+        </w:rPr>
+        <w:t>: For monochromatic light, not possible since</w:t>
+      </w:r>
+    </w:p>
+    <w:p>
+      <w:pPr>
+        <w:rPr>
+          <w:highlight w:val="cyan"/>
+        </w:rPr>
+      </w:pPr>
+    </w:p>
+    <w:p>
+      <w:pPr>
+        <w:rPr>
+          <w:highlight w:val="cyan"/>
+        </w:rPr>
+      </w:pPr>
+      <w:r>
+        <w:rPr>
+          <w:highlight w:val="cyan"/>
+        </w:rPr>
+        <w:t xml:space="preserve">1064 nm, 3-layer design: </w:t>
+      </w:r>
+    </w:p>
+    <w:p>
+      <w:pPr>
+        <w:rPr>
+          <w:highlight w:val="cyan"/>
+        </w:rPr>
+      </w:pPr>
+    </w:p>
+    <w:p>
+      <w:r>
+        <w:rPr>
+          <w:highlight w:val="cyan"/>
+        </w:rPr>
+        <w:t>532 nm, asymmetrical cavity design:</w:t>
+      </w:r>
+    </w:p>
+    <w:p/>
     <w:p>
       <w:pPr>
         <w:pStyle w:val="Heading1"/>
@@ -9937,17 +11282,490 @@
         <w:t xml:space="preserve"> </w:t>
       </w:r>
       <w:r>
-        <w:t>Multi-layer design</w:t>
+        <w:t>Optical limiter design</w:t>
       </w:r>
     </w:p>
     <w:p>
       <w:r>
-        <w:t xml:space="preserve">1064: </w:t>
+        <w:t>In this work, we use transfer matrix method (TMM) of Fresnel equation</w:t>
+      </w:r>
+      <w:r>
+        <w:t xml:space="preserve"> to calculate the transmi</w:t>
+      </w:r>
+      <w:r>
+        <w:t>ttance</w:t>
+      </w:r>
+      <w:r>
+        <w:t>, absorpt</w:t>
+      </w:r>
+      <w:r>
+        <w:t>ance</w:t>
+      </w:r>
+      <w:r>
+        <w:t xml:space="preserve"> and reflect</w:t>
+      </w:r>
+      <w:r>
+        <w:t>ance</w:t>
+      </w:r>
+      <w:r>
+        <w:t xml:space="preserve"> of the device. </w:t>
+      </w:r>
+      <w:r>
+        <w:t>We use silicon nitride (Si</w:t>
+      </w:r>
+      <w:r>
+        <w:rPr>
+          <w:vertAlign w:val="subscript"/>
+        </w:rPr>
+        <w:t>3</w:t>
+      </w:r>
+      <w:r>
+        <w:t>N</w:t>
+      </w:r>
+      <w:r>
+        <w:rPr>
+          <w:vertAlign w:val="subscript"/>
+        </w:rPr>
+        <w:t>4</w:t>
+      </w:r>
+      <w:r>
+        <w:t xml:space="preserve">) as the high-index film (H) from </w:t>
+      </w:r>
+      <w:r>
+        <w:fldChar w:fldCharType="begin"/>
+      </w:r>
+      <w:r>
+        <w:instrText xml:space="preserve"> ADDIN EN.CITE &lt;EndNote&gt;&lt;Cite&gt;&lt;Author&gt;Beliaev&lt;/Author&gt;&lt;Year&gt;2022&lt;/Year&gt;&lt;RecNum&gt;70&lt;/RecNum&gt;&lt;DisplayText&gt;[38]&lt;/DisplayText&gt;&lt;record&gt;&lt;rec-number&gt;70&lt;/rec-number&gt;&lt;foreign-keys&gt;&lt;key app="EN" db-id="v920pft06rp9dbex2ap500x99x5rrtswxzss" timestamp="1768215795" guid="3f7419e0-798c-4593-84cf-4bf61aaacb06"&gt;70&lt;/key&gt;&lt;/foreign-keys&gt;&lt;ref-type name="Journal Article"&gt;17&lt;/ref-type&gt;&lt;contributors&gt;&lt;authors&gt;&lt;author&gt;Beliaev, Leonid Yu&lt;/author&gt;&lt;author&gt;Shkondin, Evgeniy&lt;/author&gt;&lt;author&gt;Lavrinenko, Andrei V.&lt;/author&gt;&lt;author&gt;Takayama, Osamu&lt;/author&gt;&lt;/authors&gt;&lt;/contributors&gt;&lt;titles&gt;&lt;title&gt;Optical, structural and composition properties of silicon nitride films deposited by reactive radio-frequency sputtering, low pressure and plasma-enhanced chemical vapor deposition&lt;/title&gt;&lt;secondary-title&gt;Thin Solid Films&lt;/secondary-title&gt;&lt;/titles&gt;&lt;periodical&gt;&lt;full-title&gt;Thin Solid Films&lt;/full-title&gt;&lt;/periodical&gt;&lt;pages&gt;139568&lt;/pages&gt;&lt;volume&gt;763&lt;/volume&gt;&lt;keywords&gt;&lt;keyword&gt;Silicon nitride&lt;/keyword&gt;&lt;keyword&gt;Ellipsometry&lt;/keyword&gt;&lt;keyword&gt;Chemical vapor deposition&lt;/keyword&gt;&lt;keyword&gt;Sputtering&lt;/keyword&gt;&lt;keyword&gt;Optical characterization&lt;/keyword&gt;&lt;keyword&gt;Thin film&lt;/keyword&gt;&lt;/keywords&gt;&lt;dates&gt;&lt;year&gt;2022&lt;/year&gt;&lt;pub-dates&gt;&lt;date&gt;2022/12/01/&lt;/date&gt;&lt;/pub-dates&gt;&lt;/dates&gt;&lt;isbn&gt;0040-6090&lt;/isbn&gt;&lt;urls&gt;&lt;related-urls&gt;&lt;url&gt;https://www.sciencedirect.com/science/article/pii/S0040609022004710&lt;/url&gt;&lt;/related-urls&gt;&lt;/urls&gt;&lt;electronic-resource-num&gt;https://doi.org/10.1016/j.tsf.2022.139568&lt;/electronic-resource-num&gt;&lt;/record&gt;&lt;/Cite&gt;&lt;/EndNote&gt;</w:instrText>
+      </w:r>
+      <w:r>
+        <w:fldChar w:fldCharType="separate"/>
+      </w:r>
+      <w:r>
+        <w:rPr>
+          <w:noProof/>
+        </w:rPr>
+        <w:t>[38]</w:t>
+      </w:r>
+      <w:r>
+        <w:fldChar w:fldCharType="end"/>
+      </w:r>
+      <w:r>
+        <w:t xml:space="preserve">, </w:t>
+      </w:r>
+      <w:r>
+        <w:rPr>
+          <w:i/>
+          <w:iCs/>
+        </w:rPr>
+        <w:t>n</w:t>
+      </w:r>
+      <w:r>
+        <w:rPr>
+          <w:i/>
+          <w:iCs/>
+          <w:vertAlign w:val="subscript"/>
+        </w:rPr>
+        <w:t>H</w:t>
+      </w:r>
+      <w:r>
+        <w:rPr>
+          <w:vertAlign w:val="superscript"/>
+        </w:rPr>
+        <w:t xml:space="preserve"> </w:t>
+      </w:r>
+      <w:r>
+        <w:t>≈</w:t>
+      </w:r>
+      <w:r>
+        <w:t xml:space="preserve"> 2.00 for both </w:t>
+      </w:r>
+      <w:r>
+        <w:t xml:space="preserve">1064-nm and 532-nm </w:t>
+      </w:r>
+      <w:r>
+        <w:t>wavelengths. For low-index film (L), we use SiO</w:t>
+      </w:r>
+      <w:r>
+        <w:rPr>
+          <w:vertAlign w:val="subscript"/>
+        </w:rPr>
+        <w:t>2</w:t>
+      </w:r>
+      <w:r>
+        <w:t xml:space="preserve"> or magnesium fluoride (MgF</w:t>
+      </w:r>
+      <w:r>
+        <w:rPr>
+          <w:vertAlign w:val="subscript"/>
+        </w:rPr>
+        <w:t>2</w:t>
+      </w:r>
+      <w:r>
+        <w:t xml:space="preserve">) </w:t>
+      </w:r>
+      <w:r>
+        <w:fldChar w:fldCharType="begin"/>
+      </w:r>
+      <w:r>
+        <w:instrText xml:space="preserve"> ADDIN EN.CITE &lt;EndNote&gt;&lt;Cite&gt;&lt;Author&gt;Franta&lt;/Author&gt;&lt;Year&gt;2017&lt;/Year&gt;&lt;RecNum&gt;87&lt;/RecNum&gt;&lt;DisplayText&gt;[39]&lt;/DisplayText&gt;&lt;record&gt;&lt;rec-number&gt;87&lt;/rec-number&gt;&lt;foreign-keys&gt;&lt;key app="EN" db-id="v920pft06rp9dbex2ap500x99x5rrtswxzss" timestamp="1774444072"&gt;87&lt;/key&gt;&lt;/foreign-keys&gt;&lt;ref-type name="Journal Article"&gt;17&lt;/ref-type&gt;&lt;contributors&gt;&lt;authors&gt;&lt;author&gt;Franta, Daniel&lt;/author&gt;&lt;author&gt;Nečas, David&lt;/author&gt;&lt;author&gt;Giglia, Angelo&lt;/author&gt;&lt;author&gt;Franta, Pavel&lt;/author&gt;&lt;author&gt;Ohlídal, Ivan&lt;/author&gt;&lt;/authors&gt;&lt;/contributors&gt;&lt;titles&gt;&lt;title&gt;Universal dispersion model for characterization of optical thin films over wide spectral range: Application to magnesium fluoride&lt;/title&gt;&lt;secondary-title&gt;Applied Surface Science&lt;/secondary-title&gt;&lt;/titles&gt;&lt;periodical&gt;&lt;full-title&gt;Applied Surface Science&lt;/full-title&gt;&lt;/periodical&gt;&lt;pages&gt;424-429&lt;/pages&gt;&lt;volume&gt;421&lt;/volume&gt;&lt;keywords&gt;&lt;keyword&gt;Optical constants&lt;/keyword&gt;&lt;keyword&gt;Ellipsometry&lt;/keyword&gt;&lt;keyword&gt;Spectrophotometry&lt;/keyword&gt;&lt;keyword&gt;Sum rule&lt;/keyword&gt;&lt;/keywords&gt;&lt;dates&gt;&lt;year&gt;2017&lt;/year&gt;&lt;pub-dates&gt;&lt;date&gt;2017/11/01/&lt;/date&gt;&lt;/pub-dates&gt;&lt;/dates&gt;&lt;isbn&gt;0169-4332&lt;/isbn&gt;&lt;urls&gt;&lt;related-urls&gt;&lt;url&gt;https://www.sciencedirect.com/science/article/pii/S016943321632030X&lt;/url&gt;&lt;/related-urls&gt;&lt;/urls&gt;&lt;electronic-resource-num&gt;https://doi.org/10.1016/j.apsusc.2016.09.149&lt;/electronic-resource-num&gt;&lt;/record&gt;&lt;/Cite&gt;&lt;/EndNote&gt;</w:instrText>
+      </w:r>
+      <w:r>
+        <w:fldChar w:fldCharType="separate"/>
+      </w:r>
+      <w:r>
+        <w:rPr>
+          <w:noProof/>
+        </w:rPr>
+        <w:t>[39]</w:t>
+      </w:r>
+      <w:r>
+        <w:fldChar w:fldCharType="end"/>
+      </w:r>
+      <w:r>
+        <w:t xml:space="preserve">, with index </w:t>
+      </w:r>
+      <w:r>
+        <w:t>~</w:t>
+      </w:r>
+      <w:r>
+        <w:t>1.38 for both wavelengths</w:t>
+      </w:r>
+      <w:r>
+        <w:t xml:space="preserve">, </w:t>
+      </w:r>
+      <w:r>
+        <w:t>its absorptivity is negligible thought these wavelengths.</w:t>
+      </w:r>
+      <w:r>
+        <w:t xml:space="preserve"> </w:t>
+      </w:r>
+      <w:r>
+        <w:t>In some simulation work</w:t>
+      </w:r>
+      <w:r>
+        <w:t>,</w:t>
+      </w:r>
+      <w:r>
+        <w:t xml:space="preserve"> the substrate index is </w:t>
+      </w:r>
+      <w:r>
+        <w:t>considered</w:t>
+      </w:r>
+      <w:r>
+        <w:t xml:space="preserve"> to be equal to air </w:t>
+      </w:r>
+      <w:r>
+        <w:t>(</w:t>
+      </w:r>
+      <w:r>
+        <w:rPr>
+          <w:i/>
+          <w:iCs/>
+        </w:rPr>
+        <w:t>n</w:t>
+      </w:r>
+      <w:r>
+        <w:rPr>
+          <w:i/>
+          <w:iCs/>
+          <w:vertAlign w:val="subscript"/>
+        </w:rPr>
+        <w:t>s</w:t>
+      </w:r>
+      <w:r>
+        <w:rPr>
+          <w:i/>
+          <w:iCs/>
+        </w:rPr>
+        <w:t xml:space="preserve"> </w:t>
+      </w:r>
+      <w:r>
+        <w:t>=</w:t>
+      </w:r>
+      <w:r>
+        <w:rPr>
+          <w:i/>
+          <w:iCs/>
+        </w:rPr>
+        <w:t xml:space="preserve"> n</w:t>
+      </w:r>
+      <w:r>
+        <w:rPr>
+          <w:i/>
+          <w:iCs/>
+          <w:vertAlign w:val="subscript"/>
+        </w:rPr>
+        <w:t>a</w:t>
+      </w:r>
+      <w:r>
+        <w:t>)</w:t>
+      </w:r>
+      <w:r>
+        <w:t xml:space="preserve"> to allows </w:t>
+      </w:r>
+      <w:r>
+        <w:t>for a more</w:t>
+      </w:r>
+      <w:r>
+        <w:t xml:space="preserve"> widely applicable</w:t>
+      </w:r>
+      <w:r>
+        <w:t xml:space="preserve"> </w:t>
+      </w:r>
+      <w:r>
+        <w:t>analysis method</w:t>
+      </w:r>
+      <w:r>
+        <w:t xml:space="preserve">, </w:t>
+      </w:r>
+      <w:r>
+        <w:t xml:space="preserve">this could be done by anti-reflection film on the other side of the substrate </w:t>
+      </w:r>
+      <w:r>
+        <w:fldChar w:fldCharType="begin"/>
+      </w:r>
+      <w:r>
+        <w:instrText xml:space="preserve"> ADDIN EN.CITE &lt;EndNote&gt;&lt;Cite&gt;&lt;Author&gt;Sarangan&lt;/Author&gt;&lt;Year&gt;2020&lt;/Year&gt;&lt;RecNum&gt;38&lt;/RecNum&gt;&lt;DisplayText&gt;[40]&lt;/DisplayText&gt;&lt;record&gt;&lt;rec-number&gt;38&lt;/rec-number&gt;&lt;foreign-keys&gt;&lt;key app="EN" db-id="v920pft06rp9dbex2ap500x99x5rrtswxzss" timestamp="1768049998" guid="dde7f428-59aa-475f-b9b0-297f1786a224"&gt;38&lt;/key&gt;&lt;/foreign-keys&gt;&lt;ref-type name="Journal Article"&gt;17&lt;/ref-type&gt;&lt;contributors&gt;&lt;authors&gt;&lt;author&gt;Sarangan, Andrew&lt;/author&gt;&lt;/authors&gt;&lt;/contributors&gt;&lt;titles&gt;&lt;title&gt;Design of resonant cavity thin film structures with complex active layers&lt;/title&gt;&lt;secondary-title&gt;Journal of the Optical Society of America B&lt;/secondary-title&gt;&lt;alt-title&gt;J. Opt. Soc. Am. B&lt;/alt-title&gt;&lt;/titles&gt;&lt;periodical&gt;&lt;full-title&gt;Journal of the Optical Society of America B&lt;/full-title&gt;&lt;abbr-1&gt;J. Opt. Soc. Am. B&lt;/abbr-1&gt;&lt;/periodical&gt;&lt;alt-periodical&gt;&lt;full-title&gt;Journal of the Optical Society of America B&lt;/full-title&gt;&lt;abbr-1&gt;J. Opt. Soc. Am. B&lt;/abbr-1&gt;&lt;/alt-periodical&gt;&lt;pages&gt;3461-3468&lt;/pages&gt;&lt;volume&gt;37&lt;/volume&gt;&lt;number&gt;11&lt;/number&gt;&lt;keywords&gt;&lt;keyword&gt;Bragg reflectors&lt;/keyword&gt;&lt;keyword&gt;Field enhancement&lt;/keyword&gt;&lt;keyword&gt;Optical absorption&lt;/keyword&gt;&lt;keyword&gt;Phase shift&lt;/keyword&gt;&lt;keyword&gt;Refractive index&lt;/keyword&gt;&lt;keyword&gt;Thin films&lt;/keyword&gt;&lt;/keywords&gt;&lt;dates&gt;&lt;year&gt;2020&lt;/year&gt;&lt;pub-dates&gt;&lt;date&gt;2020/11/01&lt;/date&gt;&lt;/pub-dates&gt;&lt;/dates&gt;&lt;publisher&gt;Optica Publishing Group&lt;/publisher&gt;&lt;urls&gt;&lt;related-urls&gt;&lt;url&gt;https://opg.optica.org/josab/abstract.cfm?URI=josab-37-11-3461&lt;/url&gt;&lt;/related-urls&gt;&lt;/urls&gt;&lt;electronic-resource-num&gt;10.1364/JOSAB.404894&lt;/electronic-resource-num&gt;&lt;/record&gt;&lt;/Cite&gt;&lt;/EndNote&gt;</w:instrText>
+      </w:r>
+      <w:r>
+        <w:fldChar w:fldCharType="separate"/>
+      </w:r>
+      <w:r>
+        <w:rPr>
+          <w:noProof/>
+        </w:rPr>
+        <w:t>[40]</w:t>
+      </w:r>
+      <w:r>
+        <w:fldChar w:fldCharType="end"/>
+      </w:r>
+      <w:r>
+        <w:t xml:space="preserve">. But in this work, we </w:t>
+      </w:r>
+      <w:r>
+        <w:t xml:space="preserve">utilize </w:t>
+      </w:r>
+      <w:r>
+        <w:t>s</w:t>
+      </w:r>
+      <w:r>
+        <w:t>ilica (SiO</w:t>
+      </w:r>
+      <w:r>
+        <w:rPr>
+          <w:vertAlign w:val="subscript"/>
+        </w:rPr>
+        <w:t>2</w:t>
+      </w:r>
+      <w:r>
+        <w:t xml:space="preserve">) as the substrate using refractive index data from </w:t>
+      </w:r>
+      <w:r>
+        <w:fldChar w:fldCharType="begin"/>
+      </w:r>
+      <w:r>
+        <w:instrText xml:space="preserve"> ADDIN EN.CITE &lt;EndNote&gt;&lt;Cite&gt;&lt;Author&gt;Gao&lt;/Author&gt;&lt;Year&gt;2012&lt;/Year&gt;&lt;RecNum&gt;68&lt;/RecNum&gt;&lt;DisplayText&gt;[35]&lt;/DisplayText&gt;&lt;record&gt;&lt;rec-number&gt;68&lt;/rec-number&gt;&lt;foreign-keys&gt;&lt;key app="EN" db-id="v920pft06rp9dbex2ap500x99x5rrtswxzss" timestamp="1768215518" guid="117c940f-5843-43b7-8068-bde961980163"&gt;68&lt;/key&gt;&lt;/foreign-keys&gt;&lt;ref-type name="Journal Article"&gt;17&lt;/ref-type&gt;&lt;contributors&gt;&lt;authors&gt;&lt;author&gt;Gao, Lihong&lt;/author&gt;&lt;author&gt;Lemarchand, Fabien&lt;/author&gt;&lt;author&gt;Lequime, Michel&lt;/author&gt;&lt;/authors&gt;&lt;/contributors&gt;&lt;titles&gt;&lt;title&gt;Exploitation of multiple incidences spectrometric measurements for thin film reverse engineering&lt;/title&gt;&lt;secondary-title&gt;Optics Express&lt;/secondary-title&gt;&lt;alt-title&gt;Opt. Express&lt;/alt-title&gt;&lt;/titles&gt;&lt;periodical&gt;&lt;full-title&gt;Optics Express&lt;/full-title&gt;&lt;abbr-1&gt;Opt. Express&lt;/abbr-1&gt;&lt;/periodical&gt;&lt;alt-periodical&gt;&lt;full-title&gt;Optics Express&lt;/full-title&gt;&lt;abbr-1&gt;Opt. Express&lt;/abbr-1&gt;&lt;/alt-periodical&gt;&lt;pages&gt;15734-15751&lt;/pages&gt;&lt;volume&gt;20&lt;/volume&gt;&lt;number&gt;14&lt;/number&gt;&lt;keywords&gt;&lt;keyword&gt;Thin films&lt;/keyword&gt;&lt;keyword&gt;Thin films, optical properties&lt;/keyword&gt;&lt;keyword&gt;Interference filters&lt;/keyword&gt;&lt;keyword&gt;Near infrared&lt;/keyword&gt;&lt;keyword&gt;Notch filters&lt;/keyword&gt;&lt;keyword&gt;Optical constants&lt;/keyword&gt;&lt;keyword&gt;Refractive index&lt;/keyword&gt;&lt;/keywords&gt;&lt;dates&gt;&lt;year&gt;2012&lt;/year&gt;&lt;pub-dates&gt;&lt;date&gt;2012/07/02&lt;/date&gt;&lt;/pub-dates&gt;&lt;/dates&gt;&lt;publisher&gt;Optica Publishing Group&lt;/publisher&gt;&lt;urls&gt;&lt;related-urls&gt;&lt;url&gt;https://opg.optica.org/oe/abstract.cfm?URI=oe-20-14-15734&lt;/url&gt;&lt;/related-urls&gt;&lt;/urls&gt;&lt;electronic-resource-num&gt;10.1364/OE.20.015734&lt;/electronic-resource-num&gt;&lt;/record&gt;&lt;/Cite&gt;&lt;/EndNote&gt;</w:instrText>
+      </w:r>
+      <w:r>
+        <w:fldChar w:fldCharType="separate"/>
+      </w:r>
+      <w:r>
+        <w:rPr>
+          <w:noProof/>
+        </w:rPr>
+        <w:t>[35]</w:t>
+      </w:r>
+      <w:r>
+        <w:fldChar w:fldCharType="end"/>
+      </w:r>
+      <w:r>
+        <w:t>, it has refractive ind</w:t>
+      </w:r>
+      <w:r>
+        <w:t>ex</w:t>
+      </w:r>
+      <w:r>
+        <w:t xml:space="preserve"> of ~1.47 at both </w:t>
+      </w:r>
+      <w:r>
+        <w:t>1064</w:t>
+      </w:r>
+      <w:r>
+        <w:t xml:space="preserve"> and </w:t>
+      </w:r>
+      <w:r>
+        <w:t>532</w:t>
+      </w:r>
+      <w:r>
+        <w:t xml:space="preserve"> nm.</w:t>
+      </w:r>
+      <w:r>
+        <w:t xml:space="preserve"> </w:t>
+      </w:r>
+      <w:r>
+        <w:t xml:space="preserve">All the above mentioned </w:t>
+      </w:r>
+      <w:r>
+        <w:t xml:space="preserve">dataset can be found in refractiveindex.info website </w:t>
+      </w:r>
+      <w:r>
+        <w:fldChar w:fldCharType="begin"/>
+      </w:r>
+      <w:r>
+        <w:instrText xml:space="preserve"> ADDIN EN.CITE &lt;EndNote&gt;&lt;Cite&gt;&lt;Author&gt;Polyanskiy&lt;/Author&gt;&lt;Year&gt;2024&lt;/Year&gt;&lt;RecNum&gt;69&lt;/RecNum&gt;&lt;DisplayText&gt;[41]&lt;/DisplayText&gt;&lt;record&gt;&lt;rec-number&gt;69&lt;/rec-number&gt;&lt;foreign-keys&gt;&lt;key app="EN" db-id="v920pft06rp9dbex2ap500x99x5rrtswxzss" timestamp="1768215530" guid="51ad5c1f-6b8e-4d49-9eac-5ca2d206a442"&gt;69&lt;/key&gt;&lt;/foreign-keys&gt;&lt;ref-type name="Journal Article"&gt;17&lt;/ref-type&gt;&lt;contributors&gt;&lt;authors&gt;&lt;author&gt;Polyanskiy, Mikhail N.&lt;/author&gt;&lt;/authors&gt;&lt;/contributors&gt;&lt;titles&gt;&lt;title&gt;Refractiveindex.info database of optical constants&lt;/title&gt;&lt;secondary-title&gt;Scientific Data&lt;/secondary-title&gt;&lt;/titles&gt;&lt;periodical&gt;&lt;full-title&gt;Scientific Data&lt;/full-title&gt;&lt;/periodical&gt;&lt;pages&gt;94&lt;/pages&gt;&lt;volume&gt;11&lt;/volume&gt;&lt;number&gt;1&lt;/number&gt;&lt;dates&gt;&lt;year&gt;2024&lt;/year&gt;&lt;pub-dates&gt;&lt;date&gt;2024/01/18&lt;/date&gt;&lt;/pub-dates&gt;&lt;/dates&gt;&lt;isbn&gt;2052-4463&lt;/isbn&gt;&lt;urls&gt;&lt;related-urls&gt;&lt;url&gt;https://doi.org/10.1038/s41597-023-02898-2&lt;/url&gt;&lt;/related-urls&gt;&lt;/urls&gt;&lt;electronic-resource-num&gt;10.1038/s41597-023-02898-2&lt;/electronic-resource-num&gt;&lt;/record&gt;&lt;/Cite&gt;&lt;/EndNote&gt;</w:instrText>
+      </w:r>
+      <w:r>
+        <w:fldChar w:fldCharType="separate"/>
+      </w:r>
+      <w:r>
+        <w:rPr>
+          <w:noProof/>
+        </w:rPr>
+        <w:t>[41]</w:t>
+      </w:r>
+      <w:r>
+        <w:fldChar w:fldCharType="end"/>
+      </w:r>
+      <w:r>
+        <w:t xml:space="preserve">. </w:t>
+      </w:r>
+      <w:r>
+        <w:t>Since</w:t>
+      </w:r>
+      <w:r>
+        <w:t xml:space="preserve"> antimony triselenide (Sb</w:t>
+      </w:r>
+      <w:r>
+        <w:rPr>
+          <w:vertAlign w:val="subscript"/>
+        </w:rPr>
+        <w:t>2</w:t>
+      </w:r>
+      <w:r>
+        <w:t>Se</w:t>
+      </w:r>
+      <w:r>
+        <w:rPr>
+          <w:vertAlign w:val="subscript"/>
+        </w:rPr>
+        <w:t>3</w:t>
+      </w:r>
+      <w:r>
+        <w:t xml:space="preserve">) </w:t>
+      </w:r>
+      <w:r>
+        <w:t>is</w:t>
+      </w:r>
+      <w:r>
+        <w:t xml:space="preserve"> a new material in optics, </w:t>
+      </w:r>
+      <w:r>
+        <w:rPr>
+          <w:highlight w:val="yellow"/>
+        </w:rPr>
+        <w:t>there exist no dataset there</w:t>
+      </w:r>
+      <w:r>
+        <w:t xml:space="preserve">. We use dataset from </w:t>
+      </w:r>
+      <w:r>
+        <w:fldChar w:fldCharType="begin"/>
+      </w:r>
+      <w:r>
+        <w:instrText xml:space="preserve"> ADDIN EN.CITE &lt;EndNote&gt;&lt;Cite&gt;&lt;Author&gt;Delaney&lt;/Author&gt;&lt;Year&gt;2020&lt;/Year&gt;&lt;RecNum&gt;64&lt;/RecNum&gt;&lt;DisplayText&gt;[18]&lt;/DisplayText&gt;&lt;record&gt;&lt;rec-number&gt;64&lt;/rec-number&gt;&lt;foreign-keys&gt;&lt;key app="EN" db-id="v920pft06rp9dbex2ap500x99x5rrtswxzss" timestamp="1768054090" guid="b15b5550-40d7-4ad2-8182-cf6f486a4f50"&gt;64&lt;/key&gt;&lt;/foreign-keys&gt;&lt;ref-type name="Journal Article"&gt;17&lt;/ref-type&gt;&lt;contributors&gt;&lt;authors&gt;&lt;author&gt;Delaney, Matthew&lt;/author&gt;&lt;author&gt;Zeimpekis, Ioannis&lt;/author&gt;&lt;author&gt;Lawson, Daniel&lt;/author&gt;&lt;author&gt;Hewak, Daniel W</w:instrText>
+      </w:r>
+      <w:r>
+        <w:rPr>
+          <w:rFonts w:hint="eastAsia"/>
+        </w:rPr>
+        <w:instrText>.&lt;/author&gt;&lt;author&gt;Muskens, Otto L.&lt;/author&gt;&lt;/authors&gt;&lt;/contributors&gt;&lt;titles&gt;&lt;title&gt;A New Family of Ultralow Loss Reversible Phase</w:instrText>
+      </w:r>
+      <w:r>
+        <w:rPr>
+          <w:rFonts w:hint="eastAsia"/>
+        </w:rPr>
+        <w:instrText>‐</w:instrText>
+      </w:r>
+      <w:r>
+        <w:rPr>
+          <w:rFonts w:hint="eastAsia"/>
+        </w:rPr>
+        <w:instrText>Change Materials for Photonic Integrated Circuits: Sb2S3 and Sb2Se3&lt;/title&gt;&lt;secondary-title&gt;Advanced Functional Materials&lt;/se</w:instrText>
+      </w:r>
+      <w:r>
+        <w:instrText>condary-title&gt;&lt;/titles&gt;&lt;periodical&gt;&lt;full-title&gt;Advanced Functional Materials&lt;/full-title&gt;&lt;/periodical&gt;&lt;volume&gt;30&lt;/volume&gt;&lt;number&gt;36&lt;/number&gt;&lt;dates&gt;&lt;year&gt;2020&lt;/year&gt;&lt;/dates&gt;&lt;isbn&gt;1616-301X&amp;#xD;1616-3028&lt;/isbn&gt;&lt;urls&gt;&lt;/urls&gt;&lt;electronic-resource-num&gt;10.1002/adfm.202002447&lt;/electronic-resource-num&gt;&lt;/record&gt;&lt;/Cite&gt;&lt;/EndNote&gt;</w:instrText>
+      </w:r>
+      <w:r>
+        <w:fldChar w:fldCharType="separate"/>
+      </w:r>
+      <w:r>
+        <w:rPr>
+          <w:noProof/>
+        </w:rPr>
+        <w:t>[18]</w:t>
+      </w:r>
+      <w:r>
+        <w:fldChar w:fldCharType="end"/>
+      </w:r>
+      <w:r>
+        <w:t>, as shown in Fig.1</w:t>
+      </w:r>
+      <w:r>
+        <w:t>. We assume air to have a constant n</w:t>
+      </w:r>
+      <w:r>
+        <w:rPr>
+          <w:vertAlign w:val="subscript"/>
+        </w:rPr>
+        <w:t>a</w:t>
+      </w:r>
+      <w:r>
+        <w:t xml:space="preserve"> </w:t>
+      </w:r>
+      <w:r>
+        <w:t>=</w:t>
+      </w:r>
+      <w:r>
+        <w:t xml:space="preserve"> </w:t>
+      </w:r>
+      <w:r>
+        <w:t>1.00 throughout the spectrum.</w:t>
+      </w:r>
+      <w:r>
+        <w:t xml:space="preserve"> </w:t>
+      </w:r>
+      <w:r>
+        <w:t>Unless stated otherwise, the incident angle is 0°, and light i</w:t>
+      </w:r>
+      <w:r>
+        <w:t>s transverse electric (TE) polariz</w:t>
+      </w:r>
+      <w:r>
+        <w:t>ed</w:t>
+      </w:r>
+      <w:r>
+        <w:t xml:space="preserve">, </w:t>
+      </w:r>
+      <w:r>
+        <w:t>but since the incident angle is set to 0°, the mode of polarization does</w:t>
+      </w:r>
+      <w:r>
+        <w:t xml:space="preserve"> not</w:t>
+      </w:r>
+      <w:r>
+        <w:t xml:space="preserve"> </w:t>
+      </w:r>
+      <w:r>
+        <w:t>affect</w:t>
+      </w:r>
+      <w:r>
+        <w:t xml:space="preserve"> the results.</w:t>
       </w:r>
     </w:p>
     <w:p>
       <w:r>
-        <w:t>SiO</w:t>
+        <w:tab/>
+        <w:t>The designs of optical limiter are in two distinct wavelengths, 1064 and 532 nm. At 1064 nm, the extinction coefficient of Sb</w:t>
       </w:r>
       <w:r>
         <w:rPr>
@@ -9956,86 +11774,37 @@
         <w:t>2</w:t>
       </w:r>
       <w:r>
-        <w:t xml:space="preserve"> 1.467, </w:t>
-      </w:r>
-    </w:p>
-    <w:p>
-      <w:r>
-        <w:t>Al2O3 1.666</w:t>
-      </w:r>
-    </w:p>
-    <w:p>
-      <w:r>
-        <w:t xml:space="preserve">Si3N4 1.996, </w:t>
-      </w:r>
-    </w:p>
-    <w:p>
-      <w:r>
-        <w:t>TiO2 2.3078,</w:t>
-      </w:r>
-    </w:p>
-    <w:p>
-      <w:r>
-        <w:t>ZrO2 2.468</w:t>
-      </w:r>
-      <w:r>
-        <w:t>0</w:t>
+        <w:t>Se</w:t>
+      </w:r>
+      <w:r>
+        <w:rPr>
+          <w:vertAlign w:val="subscript"/>
+        </w:rPr>
+        <w:t>3</w:t>
+      </w:r>
+      <w:r>
+        <w:t xml:space="preserve"> is zero in amorphous and at near-zero level in crystalline phase. Which mean a simple one-layer or a multi-layer thin film stack designs </w:t>
+      </w:r>
+      <w:r>
+        <w:t>are</w:t>
+      </w:r>
+      <w:r>
+        <w:t xml:space="preserve"> applicable. But at 532-nm wavelength, the k-indices are significantly higher</w:t>
       </w:r>
       <w:r>
         <w:t>,</w:t>
       </w:r>
-    </w:p>
-    <w:p>
-      <w:r>
-        <w:t>Sb2Se3 3.370 (4.3081+0.009744i)</w:t>
-      </w:r>
-    </w:p>
-    <w:p>
-      <w:r>
-        <w:lastRenderedPageBreak/>
-        <w:t>1064 nm, 2-layer design</w:t>
-      </w:r>
-      <w:r>
-        <w:t xml:space="preserve"> </w:t>
-      </w:r>
-      <w:r>
-        <w:fldChar w:fldCharType="begin"/>
-      </w:r>
-      <w:r>
-        <w:instrText xml:space="preserve"> ADDIN EN.CITE &lt;EndNote&gt;&lt;Cite&gt;&lt;Author&gt;Raut&lt;/Author&gt;&lt;Year&gt;2011&lt;/Year&gt;&lt;RecNum&gt;85&lt;/RecNum&gt;&lt;DisplayText&gt;[36]&lt;/DisplayText&gt;&lt;record&gt;&lt;rec-number&gt;85&lt;/rec-number&gt;&lt;foreign-keys&gt;&lt;key app="EN" db-id="v920pft06rp9dbex2ap500x99x5rrtswxzss" timestamp="1773917246"&gt;85&lt;/key&gt;&lt;/foreign-keys&gt;&lt;ref-type name="Journal Article"&gt;17&lt;/ref-type&gt;&lt;contributors&gt;&lt;authors&gt;&lt;author&gt;Raut, Hemant Kumar&lt;/author&gt;&lt;author&gt;Ganesh, V. Anand&lt;/author&gt;&lt;author&gt;Nair, A. Sreekumaran&lt;/author&gt;&lt;author&gt;Ramakrishna, Seeram&lt;/author&gt;&lt;/authors&gt;&lt;/contributors&gt;&lt;titles&gt;&lt;title&gt;Anti-reflective coatings: A critical, in-depth review&lt;/title&gt;&lt;secondary-title&gt;Energy &amp;amp; Environmental Science&lt;/secondary-title&gt;&lt;/titles&gt;&lt;periodical&gt;&lt;full-title&gt;Energy &amp;amp; Environmental Science&lt;/full-title&gt;&lt;/periodical&gt;&lt;pages&gt;3779-3804&lt;/pages&gt;&lt;volume&gt;4&lt;/volume&gt;&lt;number&gt;10&lt;/number&gt;&lt;dates&gt;&lt;year&gt;2011&lt;/year&gt;&lt;/dates&gt;&lt;publisher&gt;The Royal Society of Chemistry&lt;/publisher&gt;&lt;isbn&gt;1754-5692&lt;/isbn&gt;&lt;work-type&gt;10.1039/C1EE01297E&lt;/work-type&gt;&lt;urls&gt;&lt;related-urls&gt;&lt;url&gt;http://dx.doi.org/10.1039/C1EE01297E&lt;/url&gt;&lt;/related-urls&gt;&lt;/urls&gt;&lt;electronic-resource-num&gt;10.1039/C1EE01297E&lt;/electronic-resource-num&gt;&lt;/record&gt;&lt;/Cite&gt;&lt;/EndNote&gt;</w:instrText>
-      </w:r>
-      <w:r>
-        <w:fldChar w:fldCharType="separate"/>
-      </w:r>
-      <w:r>
-        <w:rPr>
-          <w:noProof/>
-        </w:rPr>
-        <w:t>[36]</w:t>
-      </w:r>
-      <w:r>
-        <w:fldChar w:fldCharType="end"/>
-      </w:r>
-      <w:r>
-        <w:t xml:space="preserve">: </w:t>
-      </w:r>
-      <w:r>
-        <w:t>For monochromatic light</w:t>
-      </w:r>
-      <w:r>
-        <w:t>, not possible since</w:t>
-      </w:r>
-    </w:p>
-    <w:p/>
-    <w:p>
-      <w:r>
-        <w:t xml:space="preserve">1064 nm, 3-layer design: </w:t>
-      </w:r>
-    </w:p>
-    <w:p/>
-    <w:p>
-      <w:r>
-        <w:t>532 nm, asymmetrical cavity design:</w:t>
+      <w:r>
+        <w:t xml:space="preserve"> which is suitable for self-activating optical limiter. A</w:t>
+      </w:r>
+      <w:r>
+        <w:t xml:space="preserve">symmetrical cavity designs are required to restore resonance. </w:t>
+      </w:r>
+      <w:r>
+        <w:rPr>
+          <w:highlight w:val="cyan"/>
+        </w:rPr>
+        <w:t>(this paragraph might be a duplication of section 2.4).</w:t>
       </w:r>
     </w:p>
     <w:p>
@@ -10170,7 +11939,7 @@
       <w:r>
         <w:fldChar w:fldCharType="begin">
           <w:fldData xml:space="preserve">PEVuZE5vdGU+PENpdGU+PEF1dGhvcj5MYXdzb248L0F1dGhvcj48WWVhcj4yMDIzPC9ZZWFyPjxS
-ZWNOdW0+NjA8L1JlY051bT48RGlzcGxheVRleHQ+WzE3LCAzN108L0Rpc3BsYXlUZXh0PjxyZWNv
+ZWNOdW0+NjA8L1JlY051bT48RGlzcGxheVRleHQ+WzE3LCA0Ml08L0Rpc3BsYXlUZXh0PjxyZWNv
 cmQ+PHJlYy1udW1iZXI+NjA8L3JlYy1udW1iZXI+PGZvcmVpZ24ta2V5cz48a2V5IGFwcD0iRU4i
 IGRiLWlkPSJ2OTIwcGZ0MDZycDlkYmV4MmFwNTAweDk5eDVycnRzd3h6c3MiIHRpbWVzdGFtcD0i
 MTc2ODA1MjkxMSIgZ3VpZD0iYzg5NTA2MDYtNGZkZC00MTFjLTk4ODItNDkyMzQxYWEwNWYzIj42
@@ -10219,7 +11988,7 @@
       <w:r>
         <w:fldChar w:fldCharType="begin">
           <w:fldData xml:space="preserve">PEVuZE5vdGU+PENpdGU+PEF1dGhvcj5MYXdzb248L0F1dGhvcj48WWVhcj4yMDIzPC9ZZWFyPjxS
-ZWNOdW0+NjA8L1JlY051bT48RGlzcGxheVRleHQ+WzE3LCAzN108L0Rpc3BsYXlUZXh0PjxyZWNv
+ZWNOdW0+NjA8L1JlY051bT48RGlzcGxheVRleHQ+WzE3LCA0Ml08L0Rpc3BsYXlUZXh0PjxyZWNv
 cmQ+PHJlYy1udW1iZXI+NjA8L3JlYy1udW1iZXI+PGZvcmVpZ24ta2V5cz48a2V5IGFwcD0iRU4i
 IGRiLWlkPSJ2OTIwcGZ0MDZycDlkYmV4MmFwNTAweDk5eDVycnRzd3h6c3MiIHRpbWVzdGFtcD0i
 MTc2ODA1MjkxMSIgZ3VpZD0iYzg5NTA2MDYtNGZkZC00MTFjLTk4ODItNDkyMzQxYWEwNWYzIj42
@@ -10275,7 +12044,7 @@
         <w:rPr>
           <w:noProof/>
         </w:rPr>
-        <w:t>[17, 37]</w:t>
+        <w:t>[17, 42]</w:t>
       </w:r>
       <w:r>
         <w:fldChar w:fldCharType="end"/>
@@ -10709,13 +12478,7 @@
               <w:rPr>
                 <w:rFonts w:ascii="Cambria Math" w:hAnsi="Cambria Math"/>
               </w:rPr>
-              <m:t>e</m:t>
-            </m:r>
-            <m:r>
-              <w:rPr>
-                <w:rFonts w:ascii="Cambria Math" w:hAnsi="Cambria Math"/>
-              </w:rPr>
-              <m:t>xp</m:t>
+              <m:t>exp</m:t>
             </m:r>
           </m:e>
           <m:sup>
@@ -10759,13 +12522,10 @@
             </m:r>
           </m:sup>
         </m:sSup>
-        <m:r>
-          <w:rPr>
-            <w:rFonts w:ascii="Cambria Math" w:hAnsi="Cambria Math"/>
-          </w:rPr>
-          <m:t>,</m:t>
-        </m:r>
       </m:oMath>
+      <w:r>
+        <w:t>,</w:t>
+      </w:r>
       <w:r>
         <w:tab/>
       </w:r>
@@ -10946,7 +12706,7 @@
         </w:rPr>
         <w:fldChar w:fldCharType="begin">
           <w:fldData xml:space="preserve">PEVuZE5vdGU+PENpdGU+PEF1dGhvcj5EZWxhbmV5PC9BdXRob3I+PFllYXI+MjAyMDwvWWVhcj48
-UmVjTnVtPjY0PC9SZWNOdW0+PERpc3BsYXlUZXh0PlsxOCwgMzhdPC9EaXNwbGF5VGV4dD48cmVj
+UmVjTnVtPjY0PC9SZWNOdW0+PERpc3BsYXlUZXh0PlsxOCwgNDNdPC9EaXNwbGF5VGV4dD48cmVj
 b3JkPjxyZWMtbnVtYmVyPjY0PC9yZWMtbnVtYmVyPjxmb3JlaWduLWtleXM+PGtleSBhcHA9IkVO
 IiBkYi1pZD0idjkyMHBmdDA2cnA5ZGJleDJhcDUwMHg5OXg1cnJ0c3d4enNzIiB0aW1lc3RhbXA9
 IjE3NjgwNTQwOTAiIGd1aWQ9ImIxNWI1NTUwLTQwZDctNGFkMi04MTgyLWNmNmY0ODZhNGY1MCI+
@@ -11008,7 +12768,7 @@
         </w:rPr>
         <w:fldChar w:fldCharType="begin">
           <w:fldData xml:space="preserve">PEVuZE5vdGU+PENpdGU+PEF1dGhvcj5EZWxhbmV5PC9BdXRob3I+PFllYXI+MjAyMDwvWWVhcj48
-UmVjTnVtPjY0PC9SZWNOdW0+PERpc3BsYXlUZXh0PlsxOCwgMzhdPC9EaXNwbGF5VGV4dD48cmVj
+UmVjTnVtPjY0PC9SZWNOdW0+PERpc3BsYXlUZXh0PlsxOCwgNDNdPC9EaXNwbGF5VGV4dD48cmVj
 b3JkPjxyZWMtbnVtYmVyPjY0PC9yZWMtbnVtYmVyPjxmb3JlaWduLWtleXM+PGtleSBhcHA9IkVO
 IiBkYi1pZD0idjkyMHBmdDA2cnA5ZGJleDJhcDUwMHg5OXg1cnJ0c3d4enNzIiB0aW1lc3RhbXA9
 IjE3NjgwNTQwOTAiIGd1aWQ9ImIxNWI1NTUwLTQwZDctNGFkMi04MTgyLWNmNmY0ODZhNGY1MCI+
@@ -11086,7 +12846,7 @@
           <w:noProof/>
           <w:lang w:val="en-US"/>
         </w:rPr>
-        <w:t>[18, 38]</w:t>
+        <w:t>[18, 43]</w:t>
       </w:r>
       <w:r>
         <w:rPr>
@@ -11261,10 +13021,13 @@
           <w:rPr>
             <w:rFonts w:ascii="Cambria Math" w:hAnsi="Cambria Math"/>
           </w:rPr>
-          <m:t>N),</m:t>
+          <m:t>N)</m:t>
         </m:r>
       </m:oMath>
       <w:r>
+        <w:t>,</w:t>
+      </w:r>
+      <w:r>
         <w:tab/>
       </w:r>
       <w:r>
@@ -11294,6 +13057,7 @@
     </w:p>
     <w:p>
       <w:r>
+        <w:lastRenderedPageBreak/>
         <w:t>or</w:t>
       </w:r>
     </w:p>
@@ -11308,6 +13072,7 @@
               <w:rPr>
                 <w:rFonts w:ascii="Cambria Math" w:hAnsi="Cambria Math"/>
                 <w:i/>
+                <w:highlight w:val="yellow"/>
               </w:rPr>
             </m:ctrlPr>
           </m:sSubPr>
@@ -11315,6 +13080,7 @@
             <m:r>
               <w:rPr>
                 <w:rFonts w:ascii="Cambria Math" w:hAnsi="Cambria Math"/>
+                <w:highlight w:val="yellow"/>
               </w:rPr>
               <m:t>k</m:t>
             </m:r>
@@ -11323,6 +13089,7 @@
             <m:r>
               <w:rPr>
                 <w:rFonts w:ascii="Cambria Math" w:hAnsi="Cambria Math"/>
+                <w:highlight w:val="yellow"/>
               </w:rPr>
               <m:t>p</m:t>
             </m:r>
@@ -11334,6 +13101,7 @@
               <w:rPr>
                 <w:rFonts w:ascii="Cambria Math" w:hAnsi="Cambria Math"/>
                 <w:i/>
+                <w:highlight w:val="yellow"/>
               </w:rPr>
             </m:ctrlPr>
           </m:dPr>
@@ -11341,6 +13109,7 @@
             <m:r>
               <w:rPr>
                 <w:rFonts w:ascii="Cambria Math" w:hAnsi="Cambria Math"/>
+                <w:highlight w:val="yellow"/>
               </w:rPr>
               <m:t>N</m:t>
             </m:r>
@@ -11349,6 +13118,7 @@
         <m:r>
           <w:rPr>
             <w:rFonts w:ascii="Cambria Math" w:hAnsi="Cambria Math"/>
+            <w:highlight w:val="yellow"/>
           </w:rPr>
           <m:t>=</m:t>
         </m:r>
@@ -11358,6 +13128,7 @@
               <w:rPr>
                 <w:rFonts w:ascii="Cambria Math" w:hAnsi="Cambria Math"/>
                 <w:i/>
+                <w:highlight w:val="yellow"/>
               </w:rPr>
             </m:ctrlPr>
           </m:sSubPr>
@@ -11365,6 +13136,7 @@
             <m:r>
               <w:rPr>
                 <w:rFonts w:ascii="Cambria Math" w:hAnsi="Cambria Math"/>
+                <w:highlight w:val="yellow"/>
               </w:rPr>
               <m:t>k</m:t>
             </m:r>
@@ -11373,6 +13145,7 @@
             <m:r>
               <w:rPr>
                 <w:rFonts w:ascii="Cambria Math" w:hAnsi="Cambria Math"/>
+                <w:highlight w:val="yellow"/>
               </w:rPr>
               <m:t>p,0</m:t>
             </m:r>
@@ -11381,6 +13154,7 @@
         <m:r>
           <w:rPr>
             <w:rFonts w:ascii="Cambria Math" w:hAnsi="Cambria Math"/>
+            <w:highlight w:val="yellow"/>
           </w:rPr>
           <m:t>+</m:t>
         </m:r>
@@ -11390,6 +13164,7 @@
               <w:rPr>
                 <w:rFonts w:ascii="Cambria Math" w:hAnsi="Cambria Math"/>
                 <w:i/>
+                <w:highlight w:val="yellow"/>
               </w:rPr>
             </m:ctrlPr>
           </m:sSubPr>
@@ -11397,6 +13172,7 @@
             <m:r>
               <w:rPr>
                 <w:rFonts w:ascii="Cambria Math" w:hAnsi="Cambria Math"/>
+                <w:highlight w:val="yellow"/>
               </w:rPr>
               <m:t>γ</m:t>
             </m:r>
@@ -11405,6 +13181,7 @@
             <m:r>
               <w:rPr>
                 <w:rFonts w:ascii="Cambria Math" w:hAnsi="Cambria Math"/>
+                <w:highlight w:val="yellow"/>
               </w:rPr>
               <m:t>p</m:t>
             </m:r>
@@ -11413,30 +13190,64 @@
         <m:r>
           <w:rPr>
             <w:rFonts w:ascii="Cambria Math" w:hAnsi="Cambria Math"/>
+            <w:highlight w:val="yellow"/>
           </w:rPr>
-          <m:t>N,</m:t>
+          <m:t>N</m:t>
         </m:r>
       </m:oMath>
       <w:r>
-        <w:tab/>
-      </w:r>
-      <w:r>
-        <w:tab/>
-      </w:r>
-      <w:r>
-        <w:tab/>
-      </w:r>
-      <w:r>
-        <w:tab/>
-      </w:r>
-      <w:r>
-        <w:tab/>
-      </w:r>
-      <w:r>
-        <w:tab/>
-      </w:r>
-      <w:r>
+        <w:rPr>
+          <w:highlight w:val="yellow"/>
+        </w:rPr>
+        <w:t>,</w:t>
+      </w:r>
+      <w:r>
+        <w:rPr>
+          <w:highlight w:val="yellow"/>
+        </w:rPr>
+        <w:tab/>
+      </w:r>
+      <w:r>
+        <w:rPr>
+          <w:highlight w:val="yellow"/>
+        </w:rPr>
+        <w:tab/>
+      </w:r>
+      <w:r>
+        <w:rPr>
+          <w:highlight w:val="yellow"/>
+        </w:rPr>
+        <w:tab/>
+      </w:r>
+      <w:r>
+        <w:rPr>
+          <w:highlight w:val="yellow"/>
+        </w:rPr>
+        <w:tab/>
+      </w:r>
+      <w:r>
+        <w:rPr>
+          <w:highlight w:val="yellow"/>
+        </w:rPr>
+        <w:tab/>
+      </w:r>
+      <w:r>
+        <w:rPr>
+          <w:highlight w:val="yellow"/>
+        </w:rPr>
+        <w:tab/>
+      </w:r>
+      <w:r>
+        <w:rPr>
+          <w:highlight w:val="yellow"/>
+        </w:rPr>
         <w:t>(XXX)</w:t>
+      </w:r>
+      <w:r>
+        <w:rPr>
+          <w:highlight w:val="cyan"/>
+        </w:rPr>
+        <w:t>(need this?)</w:t>
       </w:r>
     </w:p>
     <w:p>
@@ -11543,7 +13354,7 @@
       <w:r>
         <w:fldChar w:fldCharType="begin">
           <w:fldData xml:space="preserve">PEVuZE5vdGU+PENpdGU+PEF1dGhvcj5MYXdzb248L0F1dGhvcj48WWVhcj4yMDIzPC9ZZWFyPjxS
-ZWNOdW0+NjA8L1JlY051bT48RGlzcGxheVRleHQ+WzE3LCAzOV08L0Rpc3BsYXlUZXh0PjxyZWNv
+ZWNOdW0+NjA8L1JlY051bT48RGlzcGxheVRleHQ+WzE3LCA0NF08L0Rpc3BsYXlUZXh0PjxyZWNv
 cmQ+PHJlYy1udW1iZXI+NjA8L3JlYy1udW1iZXI+PGZvcmVpZ24ta2V5cz48a2V5IGFwcD0iRU4i
 IGRiLWlkPSJ2OTIwcGZ0MDZycDlkYmV4MmFwNTAweDk5eDVycnRzd3h6c3MiIHRpbWVzdGFtcD0i
 MTc2ODA1MjkxMSIgZ3VpZD0iYzg5NTA2MDYtNGZkZC00MTFjLTk4ODItNDkyMzQxYWEwNWYzIj42
@@ -11589,7 +13400,7 @@
       <w:r>
         <w:fldChar w:fldCharType="begin">
           <w:fldData xml:space="preserve">PEVuZE5vdGU+PENpdGU+PEF1dGhvcj5MYXdzb248L0F1dGhvcj48WWVhcj4yMDIzPC9ZZWFyPjxS
-ZWNOdW0+NjA8L1JlY051bT48RGlzcGxheVRleHQ+WzE3LCAzOV08L0Rpc3BsYXlUZXh0PjxyZWNv
+ZWNOdW0+NjA8L1JlY051bT48RGlzcGxheVRleHQ+WzE3LCA0NF08L0Rpc3BsYXlUZXh0PjxyZWNv
 cmQ+PHJlYy1udW1iZXI+NjA8L3JlYy1udW1iZXI+PGZvcmVpZ24ta2V5cz48a2V5IGFwcD0iRU4i
 IGRiLWlkPSJ2OTIwcGZ0MDZycDlkYmV4MmFwNTAweDk5eDVycnRzd3h6c3MiIHRpbWVzdGFtcD0i
 MTc2ODA1MjkxMSIgZ3VpZD0iYzg5NTA2MDYtNGZkZC00MTFjLTk4ODItNDkyMzQxYWEwNWYzIj42
@@ -11642,7 +13453,7 @@
         <w:rPr>
           <w:noProof/>
         </w:rPr>
-        <w:t>[17, 39]</w:t>
+        <w:t>[17, 44]</w:t>
       </w:r>
       <w:r>
         <w:fldChar w:fldCharType="end"/>
@@ -11665,7 +13476,7 @@
       <w:r>
         <w:fldChar w:fldCharType="begin">
           <w:fldData xml:space="preserve">PEVuZE5vdGU+PENpdGU+PEF1dGhvcj5MYXdzb248L0F1dGhvcj48WWVhcj4yMDIzPC9ZZWFyPjxS
-ZWNOdW0+NjA8L1JlY051bT48RGlzcGxheVRleHQ+WzE3LCAxOCwgMzgtNDBdPC9EaXNwbGF5VGV4
+ZWNOdW0+NjA8L1JlY051bT48RGlzcGxheVRleHQ+WzE3LCAxOCwgNDMtNDVdPC9EaXNwbGF5VGV4
 dD48cmVjb3JkPjxyZWMtbnVtYmVyPjYwPC9yZWMtbnVtYmVyPjxmb3JlaWduLWtleXM+PGtleSBh
 cHA9IkVOIiBkYi1pZD0idjkyMHBmdDA2cnA5ZGJleDJhcDUwMHg5OXg1cnJ0c3d4enNzIiB0aW1l
 c3RhbXA9IjE3NjgwNTI5MTEiIGd1aWQ9ImM4OTUwNjA2LTRmZGQtNDExYy05ODgyLTQ5MjM0MWFh
@@ -11777,7 +13588,7 @@
       <w:r>
         <w:fldChar w:fldCharType="begin">
           <w:fldData xml:space="preserve">PEVuZE5vdGU+PENpdGU+PEF1dGhvcj5MYXdzb248L0F1dGhvcj48WWVhcj4yMDIzPC9ZZWFyPjxS
-ZWNOdW0+NjA8L1JlY051bT48RGlzcGxheVRleHQ+WzE3LCAxOCwgMzgtNDBdPC9EaXNwbGF5VGV4
+ZWNOdW0+NjA8L1JlY051bT48RGlzcGxheVRleHQ+WzE3LCAxOCwgNDMtNDVdPC9EaXNwbGF5VGV4
 dD48cmVjb3JkPjxyZWMtbnVtYmVyPjYwPC9yZWMtbnVtYmVyPjxmb3JlaWduLWtleXM+PGtleSBh
 cHA9IkVOIiBkYi1pZD0idjkyMHBmdDA2cnA5ZGJleDJhcDUwMHg5OXg1cnJ0c3d4enNzIiB0aW1l
 c3RhbXA9IjE3NjgwNTI5MTEiIGd1aWQ9ImM4OTUwNjA2LTRmZGQtNDExYy05ODgyLTQ5MjM0MWFh
@@ -11896,7 +13707,7 @@
         <w:rPr>
           <w:noProof/>
         </w:rPr>
-        <w:t>[17, 18, 38-40]</w:t>
+        <w:t>[17, 18, 43-45]</w:t>
       </w:r>
       <w:r>
         <w:fldChar w:fldCharType="end"/>
@@ -11924,499 +13735,62 @@
     </w:p>
     <w:p>
       <w:pPr>
-        <w:rPr>
-          <w:b/>
-          <w:bCs/>
+        <w:pStyle w:val="Heading4"/>
+        <w:rPr>
+          <w:highlight w:val="yellow"/>
         </w:rPr>
       </w:pPr>
       <w:r>
         <w:rPr>
-          <w:b/>
-          <w:bCs/>
+          <w:highlight w:val="yellow"/>
         </w:rPr>
         <w:t>Transmitting Contrast Degradation</w:t>
       </w:r>
-    </w:p>
-    <w:p>
-      <w:r>
-        <w:t>Transmitting contrast (</w:t>
-      </w:r>
-      <w:r>
-        <w:t>ΔT</w:t>
-      </w:r>
-      <w:r>
-        <w:t xml:space="preserve">) is </w:t>
-      </w:r>
-      <w:r>
-        <w:t>the difference between crystalline (T</w:t>
-      </w:r>
-      <w:r>
-        <w:rPr>
-          <w:vertAlign w:val="subscript"/>
-        </w:rPr>
-        <w:t>c</w:t>
-      </w:r>
-      <w:r>
-        <w:t>) and amorphous phase (T</w:t>
-      </w:r>
-      <w:r>
-        <w:rPr>
-          <w:vertAlign w:val="subscript"/>
-        </w:rPr>
-        <w:t>a</w:t>
-      </w:r>
-      <w:r>
-        <w:t>)</w:t>
-      </w:r>
-      <w:r>
-        <w:t xml:space="preserve"> at any N cycles:</w:t>
-      </w:r>
-    </w:p>
-    <w:p>
-      <m:oMath>
-        <m:r>
-          <w:rPr>
-            <w:rFonts w:ascii="Cambria Math" w:hAnsi="Cambria Math"/>
-            <w:vertAlign w:val="subscript"/>
-          </w:rPr>
-          <m:t>ΔT</m:t>
-        </m:r>
-        <m:r>
-          <m:rPr>
-            <m:sty m:val="p"/>
-          </m:rPr>
-          <w:rPr>
-            <w:rFonts w:ascii="Cambria Math" w:hAnsi="Cambria Math"/>
-            <w:vertAlign w:val="subscript"/>
-          </w:rPr>
-          <m:t>(</m:t>
-        </m:r>
-        <m:r>
-          <w:rPr>
-            <w:rFonts w:ascii="Cambria Math" w:hAnsi="Cambria Math"/>
-            <w:vertAlign w:val="subscript"/>
-          </w:rPr>
-          <m:t>N</m:t>
-        </m:r>
-        <m:r>
-          <m:rPr>
-            <m:sty m:val="p"/>
-          </m:rPr>
-          <w:rPr>
-            <w:rFonts w:ascii="Cambria Math" w:hAnsi="Cambria Math"/>
-            <w:vertAlign w:val="subscript"/>
-          </w:rPr>
-          <m:t>)=</m:t>
-        </m:r>
-        <m:sSub>
-          <m:sSubPr>
-            <m:ctrlPr>
-              <w:rPr>
-                <w:rFonts w:ascii="Cambria Math" w:hAnsi="Cambria Math"/>
-                <w:vertAlign w:val="subscript"/>
-              </w:rPr>
-            </m:ctrlPr>
-          </m:sSubPr>
-          <m:e>
-            <m:r>
-              <w:rPr>
-                <w:rFonts w:ascii="Cambria Math" w:hAnsi="Cambria Math"/>
-                <w:vertAlign w:val="subscript"/>
-              </w:rPr>
-              <m:t>T</m:t>
-            </m:r>
-          </m:e>
-          <m:sub>
-            <m:r>
-              <w:rPr>
-                <w:rFonts w:ascii="Cambria Math" w:hAnsi="Cambria Math"/>
-                <w:vertAlign w:val="subscript"/>
-              </w:rPr>
-              <m:t>c</m:t>
-            </m:r>
-          </m:sub>
-        </m:sSub>
-        <m:r>
-          <m:rPr>
-            <m:sty m:val="p"/>
-          </m:rPr>
-          <w:rPr>
-            <w:rFonts w:ascii="Cambria Math" w:hAnsi="Cambria Math"/>
-            <w:vertAlign w:val="subscript"/>
-          </w:rPr>
-          <m:t>(</m:t>
-        </m:r>
-        <m:r>
-          <w:rPr>
-            <w:rFonts w:ascii="Cambria Math" w:hAnsi="Cambria Math"/>
-            <w:vertAlign w:val="subscript"/>
-          </w:rPr>
-          <m:t>N</m:t>
-        </m:r>
-        <m:r>
-          <m:rPr>
-            <m:sty m:val="p"/>
-          </m:rPr>
-          <w:rPr>
-            <w:rFonts w:ascii="Cambria Math" w:hAnsi="Cambria Math"/>
-            <w:vertAlign w:val="subscript"/>
-          </w:rPr>
-          <m:t>)-</m:t>
-        </m:r>
-        <m:sSub>
-          <m:sSubPr>
-            <m:ctrlPr>
-              <w:rPr>
-                <w:rFonts w:ascii="Cambria Math" w:hAnsi="Cambria Math"/>
-                <w:vertAlign w:val="subscript"/>
-              </w:rPr>
-            </m:ctrlPr>
-          </m:sSubPr>
-          <m:e>
-            <m:r>
-              <w:rPr>
-                <w:rFonts w:ascii="Cambria Math" w:hAnsi="Cambria Math"/>
-                <w:vertAlign w:val="subscript"/>
-              </w:rPr>
-              <m:t>T</m:t>
-            </m:r>
-          </m:e>
-          <m:sub>
-            <m:r>
-              <w:rPr>
-                <w:rFonts w:ascii="Cambria Math" w:hAnsi="Cambria Math"/>
-                <w:vertAlign w:val="subscript"/>
-              </w:rPr>
-              <m:t>a</m:t>
-            </m:r>
-          </m:sub>
-        </m:sSub>
-        <m:r>
-          <m:rPr>
-            <m:sty m:val="p"/>
-          </m:rPr>
-          <w:rPr>
-            <w:rFonts w:ascii="Cambria Math" w:hAnsi="Cambria Math"/>
-            <w:vertAlign w:val="subscript"/>
-          </w:rPr>
-          <m:t>(</m:t>
-        </m:r>
-        <m:r>
-          <w:rPr>
-            <w:rFonts w:ascii="Cambria Math" w:hAnsi="Cambria Math"/>
-            <w:vertAlign w:val="subscript"/>
-          </w:rPr>
-          <m:t>N</m:t>
-        </m:r>
-        <m:r>
-          <m:rPr>
-            <m:sty m:val="p"/>
-          </m:rPr>
-          <w:rPr>
-            <w:rFonts w:ascii="Cambria Math" w:hAnsi="Cambria Math"/>
-            <w:vertAlign w:val="subscript"/>
-          </w:rPr>
-          <m:t>)</m:t>
-        </m:r>
-      </m:oMath>
-      <w:r>
-        <w:t xml:space="preserve">, </w:t>
-      </w:r>
-      <w:r>
-        <w:tab/>
-      </w:r>
-      <w:r>
-        <w:tab/>
-      </w:r>
-      <w:r>
-        <w:tab/>
-        <w:t xml:space="preserve">       </w:t>
-      </w:r>
-      <w:r>
-        <w:t>(</w:t>
-      </w:r>
-      <w:r>
-        <w:t>XXX</w:t>
-      </w:r>
-      <w:r>
-        <w:t>)</w:t>
-      </w:r>
-    </w:p>
-    <w:p>
-      <w:r>
-        <w:t xml:space="preserve">where </w:t>
-      </w:r>
-      <w:proofErr w:type="spellStart"/>
-      <w:r>
-        <w:t>T</w:t>
-      </w:r>
-      <w:r>
-        <w:t>the</w:t>
-      </w:r>
-      <w:proofErr w:type="spellEnd"/>
-      <w:r>
-        <w:t xml:space="preserve"> normalization form of </w:t>
-      </w:r>
-      <w:proofErr w:type="spellStart"/>
-      <w:r>
-        <w:t>Eq.XXX</w:t>
-      </w:r>
-      <w:proofErr w:type="spellEnd"/>
-      <w:r>
-        <w:t xml:space="preserve"> is:</w:t>
-      </w:r>
-    </w:p>
-    <w:p>
-      <m:oMath>
-        <m:r>
-          <w:rPr>
-            <w:rFonts w:ascii="Cambria Math" w:hAnsi="Cambria Math"/>
-            <w:vertAlign w:val="subscript"/>
-          </w:rPr>
-          <m:t>Δ</m:t>
-        </m:r>
-        <m:sSub>
-          <m:sSubPr>
-            <m:ctrlPr>
-              <w:rPr>
-                <w:rFonts w:ascii="Cambria Math" w:hAnsi="Cambria Math"/>
-                <w:vertAlign w:val="subscript"/>
-              </w:rPr>
-            </m:ctrlPr>
-          </m:sSubPr>
-          <m:e>
-            <m:r>
-              <w:rPr>
-                <w:rFonts w:ascii="Cambria Math" w:hAnsi="Cambria Math"/>
-                <w:vertAlign w:val="subscript"/>
-              </w:rPr>
-              <m:t>T</m:t>
-            </m:r>
-          </m:e>
-          <m:sub>
-            <m:r>
-              <w:rPr>
-                <w:rFonts w:ascii="Cambria Math" w:hAnsi="Cambria Math"/>
-                <w:vertAlign w:val="subscript"/>
-              </w:rPr>
-              <m:t>norm</m:t>
-            </m:r>
-          </m:sub>
-        </m:sSub>
-        <m:r>
-          <m:rPr>
-            <m:sty m:val="p"/>
-          </m:rPr>
-          <w:rPr>
-            <w:rFonts w:ascii="Cambria Math" w:hAnsi="Cambria Math"/>
-            <w:vertAlign w:val="subscript"/>
-          </w:rPr>
-          <m:t>(</m:t>
-        </m:r>
-        <m:r>
-          <w:rPr>
-            <w:rFonts w:ascii="Cambria Math" w:hAnsi="Cambria Math"/>
-            <w:vertAlign w:val="subscript"/>
-          </w:rPr>
-          <m:t>N</m:t>
-        </m:r>
-        <m:r>
-          <m:rPr>
-            <m:sty m:val="p"/>
-          </m:rPr>
-          <w:rPr>
-            <w:rFonts w:ascii="Cambria Math" w:hAnsi="Cambria Math"/>
-            <w:vertAlign w:val="subscript"/>
-          </w:rPr>
-          <m:t>)=</m:t>
-        </m:r>
-        <m:f>
-          <m:fPr>
-            <m:ctrlPr>
-              <w:rPr>
-                <w:rFonts w:ascii="Cambria Math" w:hAnsi="Cambria Math"/>
-                <w:vertAlign w:val="subscript"/>
-              </w:rPr>
-            </m:ctrlPr>
-          </m:fPr>
-          <m:num>
-            <m:sSub>
-              <m:sSubPr>
-                <m:ctrlPr>
-                  <w:rPr>
-                    <w:rFonts w:ascii="Cambria Math" w:hAnsi="Cambria Math"/>
-                    <w:vertAlign w:val="subscript"/>
-                  </w:rPr>
-                </m:ctrlPr>
-              </m:sSubPr>
-              <m:e>
-                <m:r>
-                  <w:rPr>
-                    <w:rFonts w:ascii="Cambria Math" w:hAnsi="Cambria Math"/>
-                    <w:vertAlign w:val="subscript"/>
-                  </w:rPr>
-                  <m:t>T</m:t>
-                </m:r>
-              </m:e>
-              <m:sub>
-                <m:r>
-                  <w:rPr>
-                    <w:rFonts w:ascii="Cambria Math" w:hAnsi="Cambria Math"/>
-                    <w:vertAlign w:val="subscript"/>
-                  </w:rPr>
-                  <m:t>c</m:t>
-                </m:r>
-              </m:sub>
-            </m:sSub>
-            <m:r>
-              <m:rPr>
-                <m:sty m:val="p"/>
-              </m:rPr>
-              <w:rPr>
-                <w:rFonts w:ascii="Cambria Math" w:hAnsi="Cambria Math"/>
-                <w:vertAlign w:val="subscript"/>
-              </w:rPr>
-              <m:t>(</m:t>
-            </m:r>
-            <m:r>
-              <w:rPr>
-                <w:rFonts w:ascii="Cambria Math" w:hAnsi="Cambria Math"/>
-                <w:vertAlign w:val="subscript"/>
-              </w:rPr>
-              <m:t>N</m:t>
-            </m:r>
-            <m:r>
-              <m:rPr>
-                <m:sty m:val="p"/>
-              </m:rPr>
-              <w:rPr>
-                <w:rFonts w:ascii="Cambria Math" w:hAnsi="Cambria Math"/>
-                <w:vertAlign w:val="subscript"/>
-              </w:rPr>
-              <m:t>)-</m:t>
-            </m:r>
-            <m:sSub>
-              <m:sSubPr>
-                <m:ctrlPr>
-                  <w:rPr>
-                    <w:rFonts w:ascii="Cambria Math" w:hAnsi="Cambria Math"/>
-                    <w:vertAlign w:val="subscript"/>
-                  </w:rPr>
-                </m:ctrlPr>
-              </m:sSubPr>
-              <m:e>
-                <m:r>
-                  <w:rPr>
-                    <w:rFonts w:ascii="Cambria Math" w:hAnsi="Cambria Math"/>
-                    <w:vertAlign w:val="subscript"/>
-                  </w:rPr>
-                  <m:t>T</m:t>
-                </m:r>
-              </m:e>
-              <m:sub>
-                <m:r>
-                  <w:rPr>
-                    <w:rFonts w:ascii="Cambria Math" w:hAnsi="Cambria Math"/>
-                    <w:vertAlign w:val="subscript"/>
-                  </w:rPr>
-                  <m:t>a</m:t>
-                </m:r>
-              </m:sub>
-            </m:sSub>
-            <m:r>
-              <m:rPr>
-                <m:sty m:val="p"/>
-              </m:rPr>
-              <w:rPr>
-                <w:rFonts w:ascii="Cambria Math" w:hAnsi="Cambria Math"/>
-                <w:vertAlign w:val="subscript"/>
-              </w:rPr>
-              <m:t>(</m:t>
-            </m:r>
-            <m:r>
-              <w:rPr>
-                <w:rFonts w:ascii="Cambria Math" w:hAnsi="Cambria Math"/>
-                <w:vertAlign w:val="subscript"/>
-              </w:rPr>
-              <m:t>N</m:t>
-            </m:r>
-            <m:r>
-              <m:rPr>
-                <m:sty m:val="p"/>
-              </m:rPr>
-              <w:rPr>
-                <w:rFonts w:ascii="Cambria Math" w:hAnsi="Cambria Math"/>
-                <w:vertAlign w:val="subscript"/>
-              </w:rPr>
-              <m:t>)</m:t>
-            </m:r>
-          </m:num>
-          <m:den>
-            <m:sSub>
-              <m:sSubPr>
-                <m:ctrlPr>
-                  <w:rPr>
-                    <w:rFonts w:ascii="Cambria Math" w:hAnsi="Cambria Math"/>
-                    <w:vertAlign w:val="subscript"/>
-                  </w:rPr>
-                </m:ctrlPr>
-              </m:sSubPr>
-              <m:e>
-                <m:r>
-                  <w:rPr>
-                    <w:rFonts w:ascii="Cambria Math" w:hAnsi="Cambria Math"/>
-                    <w:vertAlign w:val="subscript"/>
-                  </w:rPr>
-                  <m:t>T</m:t>
-                </m:r>
-              </m:e>
-              <m:sub>
-                <m:r>
-                  <m:rPr>
-                    <m:sty m:val="p"/>
-                  </m:rPr>
-                  <w:rPr>
-                    <w:rFonts w:ascii="Cambria Math" w:hAnsi="Cambria Math"/>
-                    <w:vertAlign w:val="subscript"/>
-                  </w:rPr>
-                  <m:t>0</m:t>
-                </m:r>
-              </m:sub>
-            </m:sSub>
-          </m:den>
-        </m:f>
-      </m:oMath>
-      <w:r>
-        <w:t>.</w:t>
-      </w:r>
-      <w:r>
-        <w:tab/>
-      </w:r>
-      <w:r>
-        <w:tab/>
-      </w:r>
-      <w:r>
-        <w:tab/>
-        <w:t xml:space="preserve">         </w:t>
-      </w:r>
-      <w:r>
-        <w:t>(</w:t>
-      </w:r>
-      <w:r>
-        <w:t>XXX</w:t>
-      </w:r>
-      <w:r>
-        <w:t>)</w:t>
-      </w:r>
-    </w:p>
-    <w:p>
-      <w:r>
-        <w:t xml:space="preserve">Transmitting contrast degradation is the reduction in contrast after N cycles. </w:t>
+      <w:r>
+        <w:rPr>
+          <w:highlight w:val="yellow"/>
+        </w:rPr>
+        <w:t>:</w:t>
       </w:r>
     </w:p>
     <w:p>
       <w:pPr>
         <w:rPr>
+          <w:highlight w:val="yellow"/>
+        </w:rPr>
+      </w:pPr>
+      <w:r>
+        <w:rPr>
+          <w:highlight w:val="yellow"/>
+        </w:rPr>
+        <w:t xml:space="preserve">Degradation is defined as the reduction in transmission contrast after </w:t>
+      </w:r>
+      <w:r>
+        <w:rPr>
+          <w:i/>
+          <w:iCs/>
+          <w:highlight w:val="yellow"/>
+        </w:rPr>
+        <w:t>N</w:t>
+      </w:r>
+      <w:r>
+        <w:rPr>
+          <w:highlight w:val="yellow"/>
+        </w:rPr>
+        <w:t xml:space="preserve"> cycles</w:t>
+      </w:r>
+      <w:r>
+        <w:rPr>
+          <w:highlight w:val="yellow"/>
+        </w:rPr>
+        <w:t>, as in:</w:t>
+      </w:r>
+    </w:p>
+    <w:p>
+      <w:pPr>
+        <w:jc w:val="right"/>
+        <w:rPr>
+          <w:highlight w:val="yellow"/>
           <w:lang w:val="en-US"/>
         </w:rPr>
       </w:pPr>
@@ -12424,10 +13798,29 @@
         <m:r>
           <w:rPr>
             <w:rFonts w:ascii="Cambria Math" w:hAnsi="Cambria Math"/>
+            <w:highlight w:val="yellow"/>
             <w:vertAlign w:val="subscript"/>
             <w:lang w:val="en-US"/>
           </w:rPr>
-          <m:t>D=</m:t>
+          <m:t>D</m:t>
+        </m:r>
+        <m:r>
+          <w:rPr>
+            <w:rFonts w:ascii="Cambria Math" w:hAnsi="Cambria Math"/>
+            <w:highlight w:val="yellow"/>
+            <w:vertAlign w:val="subscript"/>
+            <w:lang w:val="en-US"/>
+          </w:rPr>
+          <m:t>(N)</m:t>
+        </m:r>
+        <m:r>
+          <w:rPr>
+            <w:rFonts w:ascii="Cambria Math" w:hAnsi="Cambria Math"/>
+            <w:highlight w:val="yellow"/>
+            <w:vertAlign w:val="subscript"/>
+            <w:lang w:val="en-US"/>
+          </w:rPr>
+          <m:t>=</m:t>
         </m:r>
         <m:f>
           <m:fPr>
@@ -12435,6 +13828,7 @@
               <w:rPr>
                 <w:rFonts w:ascii="Cambria Math" w:hAnsi="Cambria Math"/>
                 <w:i/>
+                <w:highlight w:val="yellow"/>
                 <w:vertAlign w:val="subscript"/>
                 <w:lang w:val="en-US"/>
               </w:rPr>
@@ -12444,49 +13838,25 @@
             <m:r>
               <w:rPr>
                 <w:rFonts w:ascii="Cambria Math" w:hAnsi="Cambria Math"/>
+                <w:highlight w:val="yellow"/>
                 <w:vertAlign w:val="subscript"/>
                 <w:lang w:val="en-US"/>
               </w:rPr>
               <m:t>ΔT(</m:t>
             </m:r>
-            <m:sSub>
-              <m:sSubPr>
-                <m:ctrlPr>
-                  <w:rPr>
-                    <w:rFonts w:ascii="Cambria Math" w:hAnsi="Cambria Math"/>
-                    <w:i/>
-                    <w:vertAlign w:val="subscript"/>
-                    <w:lang w:val="en-US"/>
-                  </w:rPr>
-                </m:ctrlPr>
-              </m:sSubPr>
-              <m:e>
-                <m:r>
-                  <w:rPr>
-                    <w:rFonts w:ascii="Cambria Math" w:hAnsi="Cambria Math"/>
-                    <w:vertAlign w:val="subscript"/>
-                    <w:lang w:val="en-US"/>
-                  </w:rPr>
-                  <m:t>N</m:t>
-                </m:r>
-              </m:e>
-              <m:sub>
-                <m:r>
-                  <m:rPr>
-                    <m:sty m:val="bi"/>
-                  </m:rPr>
-                  <w:rPr>
-                    <w:rFonts w:ascii="Cambria Math" w:hAnsi="Cambria Math"/>
-                    <w:vertAlign w:val="subscript"/>
-                    <w:lang w:val="en-US"/>
-                  </w:rPr>
-                  <m:t>cyc</m:t>
-                </m:r>
-              </m:sub>
-            </m:sSub>
             <m:r>
               <w:rPr>
                 <w:rFonts w:ascii="Cambria Math" w:hAnsi="Cambria Math"/>
+                <w:highlight w:val="yellow"/>
+                <w:vertAlign w:val="subscript"/>
+                <w:lang w:val="en-US"/>
+              </w:rPr>
+              <m:t>N</m:t>
+            </m:r>
+            <m:r>
+              <w:rPr>
+                <w:rFonts w:ascii="Cambria Math" w:hAnsi="Cambria Math"/>
+                <w:highlight w:val="yellow"/>
                 <w:vertAlign w:val="subscript"/>
                 <w:lang w:val="en-US"/>
               </w:rPr>
@@ -12498,6 +13868,7 @@
                   <w:rPr>
                     <w:rFonts w:ascii="Cambria Math" w:hAnsi="Cambria Math"/>
                     <w:i/>
+                    <w:highlight w:val="yellow"/>
                     <w:vertAlign w:val="subscript"/>
                     <w:lang w:val="en-US"/>
                   </w:rPr>
@@ -12507,6 +13878,7 @@
                 <m:r>
                   <w:rPr>
                     <w:rFonts w:ascii="Cambria Math" w:hAnsi="Cambria Math"/>
+                    <w:highlight w:val="yellow"/>
                     <w:vertAlign w:val="subscript"/>
                     <w:lang w:val="en-US"/>
                   </w:rPr>
@@ -12517,6 +13889,7 @@
                 <m:r>
                   <w:rPr>
                     <w:rFonts w:ascii="Cambria Math" w:hAnsi="Cambria Math"/>
+                    <w:highlight w:val="yellow"/>
                     <w:vertAlign w:val="subscript"/>
                     <w:lang w:val="en-US"/>
                   </w:rPr>
@@ -12529,6 +13902,7 @@
             <m:r>
               <w:rPr>
                 <w:rFonts w:ascii="Cambria Math" w:hAnsi="Cambria Math"/>
+                <w:highlight w:val="yellow"/>
                 <w:vertAlign w:val="subscript"/>
                 <w:lang w:val="en-US"/>
               </w:rPr>
@@ -12540,6 +13914,7 @@
                   <w:rPr>
                     <w:rFonts w:ascii="Cambria Math" w:hAnsi="Cambria Math"/>
                     <w:i/>
+                    <w:highlight w:val="yellow"/>
                     <w:vertAlign w:val="subscript"/>
                     <w:lang w:val="en-US"/>
                   </w:rPr>
@@ -12549,6 +13924,7 @@
                 <m:r>
                   <w:rPr>
                     <w:rFonts w:ascii="Cambria Math" w:hAnsi="Cambria Math"/>
+                    <w:highlight w:val="yellow"/>
                     <w:vertAlign w:val="subscript"/>
                     <w:lang w:val="en-US"/>
                   </w:rPr>
@@ -12559,6 +13935,7 @@
                 <m:r>
                   <w:rPr>
                     <w:rFonts w:ascii="Cambria Math" w:hAnsi="Cambria Math"/>
+                    <w:highlight w:val="yellow"/>
                     <w:vertAlign w:val="subscript"/>
                     <w:lang w:val="en-US"/>
                   </w:rPr>
@@ -12571,60 +13948,683 @@
       </m:oMath>
       <w:r>
         <w:rPr>
+          <w:highlight w:val="yellow"/>
           <w:lang w:val="en-US"/>
         </w:rPr>
         <w:t xml:space="preserve">, </w:t>
       </w:r>
       <w:r>
         <w:rPr>
+          <w:highlight w:val="yellow"/>
           <w:lang w:val="en-US"/>
         </w:rPr>
         <w:tab/>
       </w:r>
       <w:r>
         <w:rPr>
+          <w:highlight w:val="yellow"/>
           <w:lang w:val="en-US"/>
         </w:rPr>
         <w:tab/>
       </w:r>
       <w:r>
         <w:rPr>
+          <w:highlight w:val="yellow"/>
           <w:lang w:val="en-US"/>
         </w:rPr>
         <w:tab/>
       </w:r>
       <w:r>
         <w:rPr>
+          <w:highlight w:val="yellow"/>
           <w:lang w:val="en-US"/>
         </w:rPr>
         <w:tab/>
       </w:r>
       <w:r>
         <w:rPr>
+          <w:highlight w:val="yellow"/>
           <w:lang w:val="en-US"/>
         </w:rPr>
         <w:tab/>
-        <w:t>(37a)</w:t>
-      </w:r>
-    </w:p>
-    <w:p/>
-    <w:p>
-      <w:pPr>
-        <w:pStyle w:val="10BodySubsequentParagraph"/>
-        <w:jc w:val="right"/>
-      </w:pPr>
+        <w:t>(</w:t>
+      </w:r>
+      <w:r>
+        <w:rPr>
+          <w:highlight w:val="yellow"/>
+          <w:lang w:val="en-US"/>
+        </w:rPr>
+        <w:t>XX</w:t>
+      </w:r>
+      <w:r>
+        <w:rPr>
+          <w:highlight w:val="yellow"/>
+          <w:lang w:val="en-US"/>
+        </w:rPr>
+        <w:t>)</w:t>
+      </w:r>
     </w:p>
     <w:p>
       <w:pPr>
-        <w:pStyle w:val="10BodySubsequentParagraph"/>
+        <w:rPr>
+          <w:highlight w:val="yellow"/>
+        </w:rPr>
+      </w:pPr>
+      <w:r>
+        <w:rPr>
+          <w:highlight w:val="yellow"/>
+        </w:rPr>
+        <w:t xml:space="preserve">where transmission contrast </w:t>
+      </w:r>
+      <w:r>
+        <w:rPr>
+          <w:i/>
+          <w:iCs/>
+          <w:highlight w:val="yellow"/>
+        </w:rPr>
+        <w:t>ΔT</w:t>
+      </w:r>
+      <w:r>
+        <w:rPr>
+          <w:i/>
+          <w:iCs/>
+          <w:highlight w:val="yellow"/>
+          <w:vertAlign w:val="subscript"/>
+        </w:rPr>
+        <w:t>0</w:t>
+      </w:r>
+      <w:r>
+        <w:rPr>
+          <w:highlight w:val="yellow"/>
+        </w:rPr>
+        <w:t xml:space="preserve"> is the contrast of optical device between amorphous (ON) and crystalline (OFF) phases initially (cycle = 0). Transmission contrast (</w:t>
+      </w:r>
+      <w:r>
+        <w:rPr>
+          <w:i/>
+          <w:iCs/>
+          <w:highlight w:val="yellow"/>
+        </w:rPr>
+        <w:t>ΔT</w:t>
+      </w:r>
+      <w:r>
+        <w:rPr>
+          <w:highlight w:val="yellow"/>
+        </w:rPr>
+        <w:t xml:space="preserve"> )can be defined as:</w:t>
+      </w:r>
+      <w:r>
+        <w:t xml:space="preserve"> </w:t>
+      </w:r>
+      <w:r>
+        <w:rPr>
+          <w:highlight w:val="cyan"/>
+        </w:rPr>
+        <w:t>(T</w:t>
+      </w:r>
+      <w:r>
+        <w:rPr>
+          <w:highlight w:val="cyan"/>
+          <w:vertAlign w:val="subscript"/>
+        </w:rPr>
+        <w:t>a</w:t>
+      </w:r>
+      <w:r>
+        <w:rPr>
+          <w:highlight w:val="cyan"/>
+        </w:rPr>
+        <w:t xml:space="preserve"> – T</w:t>
+      </w:r>
+      <w:r>
+        <w:rPr>
+          <w:highlight w:val="cyan"/>
+          <w:vertAlign w:val="subscript"/>
+        </w:rPr>
+        <w:t>c</w:t>
+      </w:r>
+      <w:r>
+        <w:rPr>
+          <w:highlight w:val="cyan"/>
+        </w:rPr>
+        <w:t xml:space="preserve"> or T</w:t>
+      </w:r>
+      <w:r>
+        <w:rPr>
+          <w:highlight w:val="cyan"/>
+          <w:vertAlign w:val="subscript"/>
+        </w:rPr>
+        <w:t xml:space="preserve">c </w:t>
+      </w:r>
+      <w:r>
+        <w:rPr>
+          <w:highlight w:val="cyan"/>
+        </w:rPr>
+        <w:t>– T</w:t>
+      </w:r>
+      <w:r>
+        <w:rPr>
+          <w:highlight w:val="cyan"/>
+          <w:vertAlign w:val="subscript"/>
+        </w:rPr>
+        <w:t>a</w:t>
+      </w:r>
+      <w:r>
+        <w:rPr>
+          <w:highlight w:val="cyan"/>
+        </w:rPr>
+        <w:t>)</w:t>
+      </w:r>
+    </w:p>
+    <w:p>
+      <w:pPr>
         <w:jc w:val="right"/>
-        <w:rPr>
+      </w:pPr>
+      <m:oMath>
+        <m:r>
+          <w:rPr>
+            <w:rFonts w:ascii="Cambria Math" w:hAnsi="Cambria Math"/>
+            <w:highlight w:val="yellow"/>
+            <w:vertAlign w:val="subscript"/>
+          </w:rPr>
+          <m:t>ΔT</m:t>
+        </m:r>
+        <m:d>
+          <m:dPr>
+            <m:ctrlPr>
+              <w:rPr>
+                <w:rFonts w:ascii="Cambria Math" w:hAnsi="Cambria Math"/>
+                <w:highlight w:val="yellow"/>
+                <w:vertAlign w:val="subscript"/>
+              </w:rPr>
+            </m:ctrlPr>
+          </m:dPr>
+          <m:e>
+            <m:r>
+              <w:rPr>
+                <w:rFonts w:ascii="Cambria Math" w:hAnsi="Cambria Math"/>
+                <w:highlight w:val="yellow"/>
+                <w:vertAlign w:val="subscript"/>
+              </w:rPr>
+              <m:t>N</m:t>
+            </m:r>
+          </m:e>
+        </m:d>
+        <m:r>
+          <m:rPr>
+            <m:sty m:val="p"/>
+          </m:rPr>
+          <w:rPr>
+            <w:rFonts w:ascii="Cambria Math" w:hAnsi="Cambria Math"/>
+            <w:highlight w:val="yellow"/>
+            <w:vertAlign w:val="subscript"/>
+          </w:rPr>
+          <m:t>=</m:t>
+        </m:r>
+        <m:sSub>
+          <m:sSubPr>
+            <m:ctrlPr>
+              <w:rPr>
+                <w:rFonts w:ascii="Cambria Math" w:hAnsi="Cambria Math"/>
+                <w:highlight w:val="yellow"/>
+                <w:vertAlign w:val="subscript"/>
+              </w:rPr>
+            </m:ctrlPr>
+          </m:sSubPr>
+          <m:e>
+            <m:r>
+              <w:rPr>
+                <w:rFonts w:ascii="Cambria Math" w:hAnsi="Cambria Math"/>
+                <w:highlight w:val="yellow"/>
+                <w:vertAlign w:val="subscript"/>
+              </w:rPr>
+              <m:t>T</m:t>
+            </m:r>
+          </m:e>
+          <m:sub>
+            <m:r>
+              <w:rPr>
+                <w:rFonts w:ascii="Cambria Math" w:hAnsi="Cambria Math"/>
+                <w:highlight w:val="yellow"/>
+                <w:vertAlign w:val="subscript"/>
+              </w:rPr>
+              <m:t>a</m:t>
+            </m:r>
+          </m:sub>
+        </m:sSub>
+        <m:d>
+          <m:dPr>
+            <m:ctrlPr>
+              <w:rPr>
+                <w:rFonts w:ascii="Cambria Math" w:hAnsi="Cambria Math"/>
+                <w:i/>
+                <w:highlight w:val="yellow"/>
+                <w:vertAlign w:val="subscript"/>
+              </w:rPr>
+            </m:ctrlPr>
+          </m:dPr>
+          <m:e>
+            <m:r>
+              <w:rPr>
+                <w:rFonts w:ascii="Cambria Math" w:hAnsi="Cambria Math"/>
+                <w:highlight w:val="yellow"/>
+                <w:vertAlign w:val="subscript"/>
+              </w:rPr>
+              <m:t>N</m:t>
+            </m:r>
+          </m:e>
+        </m:d>
+        <m:r>
+          <w:rPr>
+            <w:rFonts w:ascii="Cambria Math" w:hAnsi="Cambria Math"/>
+            <w:highlight w:val="yellow"/>
+            <w:vertAlign w:val="subscript"/>
+          </w:rPr>
+          <m:t xml:space="preserve">- </m:t>
+        </m:r>
+        <m:sSub>
+          <m:sSubPr>
+            <m:ctrlPr>
+              <w:rPr>
+                <w:rFonts w:ascii="Cambria Math" w:hAnsi="Cambria Math"/>
+                <w:highlight w:val="yellow"/>
+                <w:vertAlign w:val="subscript"/>
+              </w:rPr>
+            </m:ctrlPr>
+          </m:sSubPr>
+          <m:e>
+            <m:r>
+              <w:rPr>
+                <w:rFonts w:ascii="Cambria Math" w:hAnsi="Cambria Math"/>
+                <w:highlight w:val="yellow"/>
+                <w:vertAlign w:val="subscript"/>
+              </w:rPr>
+              <m:t>T</m:t>
+            </m:r>
+          </m:e>
+          <m:sub>
+            <m:r>
+              <w:rPr>
+                <w:rFonts w:ascii="Cambria Math" w:hAnsi="Cambria Math"/>
+                <w:highlight w:val="yellow"/>
+                <w:vertAlign w:val="subscript"/>
+              </w:rPr>
+              <m:t>c</m:t>
+            </m:r>
+          </m:sub>
+        </m:sSub>
+        <m:d>
+          <m:dPr>
+            <m:ctrlPr>
+              <w:rPr>
+                <w:rFonts w:ascii="Cambria Math" w:hAnsi="Cambria Math"/>
+                <w:i/>
+                <w:highlight w:val="yellow"/>
+                <w:vertAlign w:val="subscript"/>
+              </w:rPr>
+            </m:ctrlPr>
+          </m:dPr>
+          <m:e>
+            <m:r>
+              <w:rPr>
+                <w:rFonts w:ascii="Cambria Math" w:hAnsi="Cambria Math"/>
+                <w:highlight w:val="yellow"/>
+                <w:vertAlign w:val="subscript"/>
+              </w:rPr>
+              <m:t>N</m:t>
+            </m:r>
+          </m:e>
+        </m:d>
+      </m:oMath>
+      <w:r>
+        <w:rPr>
+          <w:highlight w:val="yellow"/>
+        </w:rPr>
+        <w:t>.</w:t>
+      </w:r>
+      <w:r>
+        <w:rPr>
+          <w:highlight w:val="yellow"/>
+        </w:rPr>
+        <w:tab/>
+      </w:r>
+      <w:r>
+        <w:rPr>
+          <w:highlight w:val="yellow"/>
+        </w:rPr>
+        <w:tab/>
+      </w:r>
+      <w:r>
+        <w:rPr>
+          <w:highlight w:val="yellow"/>
+        </w:rPr>
+        <w:tab/>
+      </w:r>
+      <w:r>
+        <w:rPr>
+          <w:highlight w:val="yellow"/>
+        </w:rPr>
+        <w:tab/>
+      </w:r>
+      <w:r>
+        <w:rPr>
+          <w:highlight w:val="yellow"/>
+        </w:rPr>
+        <w:tab/>
+        <w:t>(XX)</w:t>
+      </w:r>
+    </w:p>
+    <w:p>
+      <w:pPr>
+        <w:pStyle w:val="Heading4"/>
+      </w:pPr>
+      <w:r>
+        <w:t>Insertion loss:</w:t>
+      </w:r>
+    </w:p>
+    <w:p>
+      <w:r>
+        <w:t xml:space="preserve">The insertion loss of the device at cycle </w:t>
+      </w:r>
+      <w:r>
+        <w:rPr>
+          <w:i/>
+          <w:iCs/>
+        </w:rPr>
+        <w:t>N</w:t>
+      </w:r>
+      <w:r>
+        <w:t xml:space="preserve"> compares it transmittance to a reference state </w:t>
+      </w:r>
+      <w:r>
+        <w:t xml:space="preserve">of </w:t>
+      </w:r>
+      <w:r>
+        <w:t>cycle 0</w:t>
+      </w:r>
+      <w:r>
+        <w:t xml:space="preserve"> </w:t>
+      </w:r>
+      <w:r>
+        <w:fldChar w:fldCharType="begin"/>
+      </w:r>
+      <w:r>
+        <w:instrText xml:space="preserve"> ADDIN EN.CITE &lt;EndNote&gt;&lt;Cite&gt;&lt;Author&gt;Paschotta&lt;/Author&gt;&lt;Year&gt;2008&lt;/Year&gt;&lt;RecNum&gt;88&lt;/RecNum&gt;&lt;DisplayText&gt;[46]&lt;/DisplayText&gt;&lt;record&gt;&lt;rec-number&gt;88&lt;/rec-number&gt;&lt;foreign-keys&gt;&lt;key app="EN" db-id="v920pft06rp9dbex2ap500x99x5rrtswxzss" timestamp="1774446585"&gt;88&lt;/key&gt;&lt;/foreign-keys&gt;&lt;ref-type name="Book"&gt;6&lt;/ref-type&gt;&lt;contributors&gt;&lt;authors&gt;&lt;author&gt;Paschotta, R.&lt;/author&gt;&lt;/authors&gt;&lt;/contributors&gt;&lt;titles&gt;&lt;title&gt;Encyclopedia of Laser Physics and Technology&lt;/title&gt;&lt;/titles&gt;&lt;dates&gt;&lt;year&gt;2008&lt;/year&gt;&lt;/dates&gt;&lt;publisher&gt;Wiley&lt;/publisher&gt;&lt;isbn&gt;9783527408283&lt;/isbn&gt;&lt;urls&gt;&lt;related-urls&gt;&lt;url&gt;https://books.google.co.th/books?id=hdkJ5ASTFjcC&lt;/url&gt;&lt;/related-urls&gt;&lt;/urls&gt;&lt;/record&gt;&lt;/Cite&gt;&lt;/EndNote&gt;</w:instrText>
+      </w:r>
+      <w:r>
+        <w:fldChar w:fldCharType="separate"/>
+      </w:r>
+      <w:r>
+        <w:rPr>
+          <w:noProof/>
+        </w:rPr>
+        <w:t>[46]</w:t>
+      </w:r>
+      <w:r>
+        <w:fldChar w:fldCharType="end"/>
+      </w:r>
+      <w:r>
+        <w:t>, such that:</w:t>
+      </w:r>
+      <w:r>
+        <w:t xml:space="preserve"> </w:t>
+      </w:r>
+      <w:r>
+        <w:rPr>
+          <w:highlight w:val="cyan"/>
+        </w:rPr>
+        <w:t>T</w:t>
+      </w:r>
+      <w:r>
+        <w:rPr>
+          <w:highlight w:val="cyan"/>
           <w:vertAlign w:val="subscript"/>
         </w:rPr>
+        <w:t>c</w:t>
+      </w:r>
+      <w:r>
+        <w:rPr>
+          <w:highlight w:val="cyan"/>
+        </w:rPr>
+        <w:t>(1) or T</w:t>
+      </w:r>
+      <w:r>
+        <w:rPr>
+          <w:highlight w:val="cyan"/>
+          <w:vertAlign w:val="subscript"/>
+        </w:rPr>
+        <w:t>c</w:t>
+      </w:r>
+      <w:r>
+        <w:rPr>
+          <w:highlight w:val="cyan"/>
+        </w:rPr>
+        <w:t>(0)?</w:t>
+      </w:r>
+    </w:p>
+    <w:p>
+      <w:pPr>
+        <w:jc w:val="right"/>
       </w:pPr>
+      <m:oMath>
+        <m:sSub>
+          <m:sSubPr>
+            <m:ctrlPr>
+              <w:rPr>
+                <w:rFonts w:ascii="Cambria Math" w:hAnsi="Cambria Math"/>
+                <w:i/>
+              </w:rPr>
+            </m:ctrlPr>
+          </m:sSubPr>
+          <m:e>
+            <m:r>
+              <w:rPr>
+                <w:rFonts w:ascii="Cambria Math" w:hAnsi="Cambria Math"/>
+              </w:rPr>
+              <m:t>IL</m:t>
+            </m:r>
+          </m:e>
+          <m:sub>
+            <m:r>
+              <w:rPr>
+                <w:rFonts w:ascii="Cambria Math" w:hAnsi="Cambria Math"/>
+              </w:rPr>
+              <m:t>dB</m:t>
+            </m:r>
+          </m:sub>
+        </m:sSub>
+        <m:d>
+          <m:dPr>
+            <m:ctrlPr>
+              <w:rPr>
+                <w:rFonts w:ascii="Cambria Math" w:hAnsi="Cambria Math"/>
+                <w:i/>
+              </w:rPr>
+            </m:ctrlPr>
+          </m:dPr>
+          <m:e>
+            <m:r>
+              <w:rPr>
+                <w:rFonts w:ascii="Cambria Math" w:hAnsi="Cambria Math"/>
+              </w:rPr>
+              <m:t>N</m:t>
+            </m:r>
+          </m:e>
+        </m:d>
+        <m:r>
+          <w:rPr>
+            <w:rFonts w:ascii="Cambria Math" w:hAnsi="Cambria Math"/>
+          </w:rPr>
+          <m:t>=10log</m:t>
+        </m:r>
+        <m:d>
+          <m:dPr>
+            <m:begChr m:val="["/>
+            <m:endChr m:val="]"/>
+            <m:ctrlPr>
+              <w:rPr>
+                <w:rFonts w:ascii="Cambria Math" w:hAnsi="Cambria Math"/>
+                <w:i/>
+              </w:rPr>
+            </m:ctrlPr>
+          </m:dPr>
+          <m:e>
+            <m:f>
+              <m:fPr>
+                <m:ctrlPr>
+                  <w:rPr>
+                    <w:rFonts w:ascii="Cambria Math" w:hAnsi="Cambria Math"/>
+                    <w:i/>
+                  </w:rPr>
+                </m:ctrlPr>
+              </m:fPr>
+              <m:num>
+                <m:sSub>
+                  <m:sSubPr>
+                    <m:ctrlPr>
+                      <w:rPr>
+                        <w:rFonts w:ascii="Cambria Math" w:hAnsi="Cambria Math"/>
+                        <w:i/>
+                      </w:rPr>
+                    </m:ctrlPr>
+                  </m:sSubPr>
+                  <m:e>
+                    <m:r>
+                      <w:rPr>
+                        <w:rFonts w:ascii="Cambria Math" w:hAnsi="Cambria Math"/>
+                      </w:rPr>
+                      <m:t>T</m:t>
+                    </m:r>
+                  </m:e>
+                  <m:sub>
+                    <m:r>
+                      <w:rPr>
+                        <w:rFonts w:ascii="Cambria Math" w:hAnsi="Cambria Math"/>
+                      </w:rPr>
+                      <m:t>c</m:t>
+                    </m:r>
+                  </m:sub>
+                </m:sSub>
+                <m:r>
+                  <w:rPr>
+                    <w:rFonts w:ascii="Cambria Math" w:hAnsi="Cambria Math"/>
+                  </w:rPr>
+                  <m:t>(N)</m:t>
+                </m:r>
+              </m:num>
+              <m:den>
+                <m:sSub>
+                  <m:sSubPr>
+                    <m:ctrlPr>
+                      <w:rPr>
+                        <w:rFonts w:ascii="Cambria Math" w:hAnsi="Cambria Math"/>
+                        <w:i/>
+                      </w:rPr>
+                    </m:ctrlPr>
+                  </m:sSubPr>
+                  <m:e>
+                    <m:r>
+                      <w:rPr>
+                        <w:rFonts w:ascii="Cambria Math" w:hAnsi="Cambria Math"/>
+                      </w:rPr>
+                      <m:t>T</m:t>
+                    </m:r>
+                  </m:e>
+                  <m:sub>
+                    <m:r>
+                      <w:rPr>
+                        <w:rFonts w:ascii="Cambria Math" w:hAnsi="Cambria Math"/>
+                      </w:rPr>
+                      <m:t>c</m:t>
+                    </m:r>
+                  </m:sub>
+                </m:sSub>
+                <m:r>
+                  <w:rPr>
+                    <w:rFonts w:ascii="Cambria Math" w:hAnsi="Cambria Math"/>
+                  </w:rPr>
+                  <m:t>(1)</m:t>
+                </m:r>
+              </m:den>
+            </m:f>
+          </m:e>
+        </m:d>
+      </m:oMath>
+      <w:r>
+        <w:t>.</w:t>
+      </w:r>
+      <w:r>
+        <w:tab/>
+      </w:r>
+      <w:r>
+        <w:tab/>
+      </w:r>
+      <w:r>
+        <w:tab/>
+      </w:r>
+      <w:r>
+        <w:tab/>
+      </w:r>
+      <w:r>
+        <w:tab/>
+        <w:t>(XX)</w:t>
+      </w:r>
     </w:p>
-    <w:p/>
-    <w:p/>
+    <w:p>
+      <w:r>
+        <w:tab/>
+        <w:t xml:space="preserve">A growing IL(N) indicates increasing loss, typically driven by the linear growth of the imaginary index </w:t>
+      </w:r>
+      <w:r>
+        <w:rPr>
+          <w:i/>
+          <w:iCs/>
+        </w:rPr>
+        <w:t>k</w:t>
+      </w:r>
+      <w:r>
+        <w:rPr>
+          <w:i/>
+          <w:iCs/>
+          <w:vertAlign w:val="subscript"/>
+        </w:rPr>
+        <w:t>p</w:t>
+      </w:r>
+      <w:r>
+        <w:rPr>
+          <w:i/>
+          <w:iCs/>
+        </w:rPr>
+        <w:t>(N)</w:t>
+      </w:r>
+      <w:r>
+        <w:t xml:space="preserve"> and by detuning of the resonance due to drift of </w:t>
+      </w:r>
+      <w:r>
+        <w:rPr>
+          <w:i/>
+          <w:iCs/>
+        </w:rPr>
+        <w:t>n</w:t>
+      </w:r>
+      <w:r>
+        <w:rPr>
+          <w:i/>
+          <w:iCs/>
+          <w:vertAlign w:val="subscript"/>
+        </w:rPr>
+        <w:t>p</w:t>
+      </w:r>
+      <w:r>
+        <w:rPr>
+          <w:i/>
+          <w:iCs/>
+        </w:rPr>
+        <w:t>(N)</w:t>
+      </w:r>
+      <w:r>
+        <w:t>.</w:t>
+      </w:r>
+    </w:p>
     <w:p>
       <w:pPr>
         <w:pStyle w:val="Heading1"/>
@@ -12644,7 +14644,6 @@
           <w:iCs w:val="0"/>
           <w:sz w:val="20"/>
         </w:rPr>
-        <w:lastRenderedPageBreak/>
         <w:t>4</w:t>
       </w:r>
       <w:r>
@@ -12659,6 +14658,43 @@
       </w:r>
     </w:p>
     <w:p>
+      <w:r>
+        <w:t>1064</w:t>
+      </w:r>
+    </w:p>
+    <w:p>
+      <w:r>
+        <w:tab/>
+        <w:t>QWOT</w:t>
+      </w:r>
+    </w:p>
+    <w:p>
+      <w:r>
+        <w:tab/>
+        <w:t>Broadband</w:t>
+      </w:r>
+      <w:r>
+        <w:t xml:space="preserve"> behaviour in 3 and 4-layer design</w:t>
+      </w:r>
+    </w:p>
+    <w:p>
+      <w:r>
+        <w:t>532</w:t>
+      </w:r>
+    </w:p>
+    <w:p>
+      <w:r>
+        <w:tab/>
+        <w:t>failure of QWOT, symmetrical resonant cavity</w:t>
+      </w:r>
+    </w:p>
+    <w:p>
+      <w:r>
+        <w:tab/>
+        <w:t>need asymmetrical resonance cavity</w:t>
+      </w:r>
+    </w:p>
+    <w:p>
       <w:pPr>
         <w:pStyle w:val="Heading1"/>
         <w:rPr>
@@ -12676,6 +14712,7 @@
           <w:i w:val="0"/>
           <w:iCs w:val="0"/>
           <w:sz w:val="20"/>
+          <w:highlight w:val="yellow"/>
         </w:rPr>
         <w:t>5</w:t>
       </w:r>
@@ -12686,6 +14723,7 @@
           <w:i w:val="0"/>
           <w:iCs w:val="0"/>
           <w:sz w:val="20"/>
+          <w:highlight w:val="yellow"/>
         </w:rPr>
         <w:t>.</w:t>
       </w:r>
@@ -12696,6 +14734,7 @@
           <w:i w:val="0"/>
           <w:iCs w:val="0"/>
           <w:sz w:val="20"/>
+          <w:highlight w:val="yellow"/>
         </w:rPr>
         <w:t xml:space="preserve"> </w:t>
       </w:r>
@@ -12706,6 +14745,7 @@
           <w:i w:val="0"/>
           <w:iCs w:val="0"/>
           <w:sz w:val="20"/>
+          <w:highlight w:val="yellow"/>
         </w:rPr>
         <w:t>Discuss</w:t>
       </w:r>
@@ -12716,8 +14756,155 @@
           <w:i w:val="0"/>
           <w:iCs w:val="0"/>
           <w:sz w:val="20"/>
+          <w:highlight w:val="yellow"/>
         </w:rPr>
         <w:t>ions</w:t>
+      </w:r>
+    </w:p>
+    <w:p>
+      <w:r>
+        <w:tab/>
+        <w:t>For a 1064-nm optical limiters, a simple QWOT-design already satisfy anti-reflection conditions, it’s also the smallest design. For a broader operating range in the IR spectrum, the XXX design has</w:t>
+      </w:r>
+      <w:r>
+        <w:t>…</w:t>
+      </w:r>
+    </w:p>
+    <w:p>
+      <w:r>
+        <w:tab/>
+      </w:r>
+      <w:r>
+        <w:t>For a self-activating optical limiter</w:t>
+      </w:r>
+      <w:r>
+        <w:t xml:space="preserve"> at 532 nm</w:t>
+      </w:r>
+      <w:r>
+        <w:t xml:space="preserve">, </w:t>
+      </w:r>
+      <w:r>
+        <w:t>resonance can be restored with asymmetrical designs. Asymmetrical cavity designs required thinner Sb</w:t>
+      </w:r>
+      <w:r>
+        <w:rPr>
+          <w:vertAlign w:val="subscript"/>
+        </w:rPr>
+        <w:t>2</w:t>
+      </w:r>
+      <w:r>
+        <w:t>Se</w:t>
+      </w:r>
+      <w:r>
+        <w:rPr>
+          <w:vertAlign w:val="subscript"/>
+        </w:rPr>
+        <w:t>3</w:t>
+      </w:r>
+      <w:r>
+        <w:t xml:space="preserve">. Which should prevent partial phase-transition described in </w:t>
+      </w:r>
+      <w:r>
+        <w:fldChar w:fldCharType="begin"/>
+      </w:r>
+      <w:r>
+        <w:instrText xml:space="preserve"> ADDIN EN.CITE &lt;EndNote&gt;&lt;Cite&gt;&lt;Author&gt;Lawson&lt;/Author&gt;&lt;Year&gt;2023&lt;/Year&gt;&lt;RecNum&gt;60&lt;/RecNum&gt;&lt;DisplayText&gt;[17]&lt;/DisplayText&gt;&lt;record&gt;&lt;rec-number&gt;60&lt;/rec-number&gt;&lt;foreign-keys&gt;&lt;key app="EN" db-id="v920pft06rp9dbex2ap500x99x5rrtswxzss" timestamp="1768052911" guid="c8950606-4fdd-411c-9882-492341aa05f3"&gt;60&lt;/key&gt;&lt;/foreign-keys&gt;&lt;ref-type name="Journal Article"&gt;17&lt;/ref-type&gt;&lt;contributors&gt;&lt;authors&gt;&lt;author&gt;Lawson, Daniel&lt;/author&gt;&lt;author&gt;Blundell, Sophie&lt;/author&gt;&lt;author&gt;Ebert, Martin&lt;/author&gt;&lt;author&gt;Muskens, Otto L.&lt;/author&gt;&lt;author&gt;Zeimpekis, Ioannis&lt;/author&gt;&lt;/authors&gt;&lt;/contributors&gt;&lt;titles&gt;&lt;title&gt;Optical switching beyond a million cycles of low-loss phase change material Sb2Se3&lt;/title&gt;&lt;secondary-title&gt;Optical Materials Express&lt;/secondary-title&gt;&lt;/titles&gt;&lt;periodical&gt;&lt;full-title&gt;Optical Materials Express&lt;/full-title&gt;&lt;abbr-1&gt;Opt. Mater. Express&lt;/abbr-1&gt;&lt;/periodical&gt;&lt;volume&gt;14&lt;/volume&gt;&lt;number&gt;1&lt;/number&gt;&lt;section&gt;22&lt;/section&gt;&lt;dates&gt;&lt;year&gt;2023&lt;/year&gt;&lt;/dates&gt;&lt;isbn&gt;2159-3930&lt;/isbn&gt;&lt;urls&gt;&lt;/urls&gt;&lt;electronic-resource-num&gt;10.1364/ome.509434&lt;/electronic-resource-num&gt;&lt;/record&gt;&lt;/Cite&gt;&lt;/EndNote&gt;</w:instrText>
+      </w:r>
+      <w:r>
+        <w:fldChar w:fldCharType="separate"/>
+      </w:r>
+      <w:r>
+        <w:rPr>
+          <w:noProof/>
+        </w:rPr>
+        <w:t>[17]</w:t>
+      </w:r>
+      <w:r>
+        <w:fldChar w:fldCharType="end"/>
+      </w:r>
+      <w:r>
+        <w:t>. T</w:t>
+      </w:r>
+      <w:r>
+        <w:t xml:space="preserve">he question </w:t>
+      </w:r>
+      <w:r>
+        <w:t>then become</w:t>
+      </w:r>
+      <w:r>
+        <w:t xml:space="preserve"> </w:t>
+      </w:r>
+      <w:r>
+        <w:t>‘</w:t>
+      </w:r>
+      <w:r>
+        <w:t xml:space="preserve">at what threshold of </w:t>
+      </w:r>
+      <w:r>
+        <w:t>laser</w:t>
+      </w:r>
+      <w:r>
+        <w:t xml:space="preserve"> intensity will the optical limiter </w:t>
+      </w:r>
+      <w:r>
+        <w:t xml:space="preserve">be </w:t>
+      </w:r>
+      <w:r>
+        <w:t>turned off?</w:t>
+      </w:r>
+      <w:r>
+        <w:t>’.</w:t>
+      </w:r>
+      <w:r>
+        <w:t xml:space="preserve"> If the threshold is low, then the device need</w:t>
+      </w:r>
+      <w:r>
+        <w:t>s</w:t>
+      </w:r>
+      <w:r>
+        <w:t xml:space="preserve"> to have more absorptivity in </w:t>
+      </w:r>
+      <w:r>
+        <w:t>the</w:t>
+      </w:r>
+      <w:r>
+        <w:t xml:space="preserve"> ON mode</w:t>
+      </w:r>
+      <w:r>
+        <w:t xml:space="preserve">. But if the threshold is high, then the absorptivity in the ON mode </w:t>
+      </w:r>
+      <w:r>
+        <w:t xml:space="preserve">does </w:t>
+      </w:r>
+      <w:r>
+        <w:t>not need to be as high.</w:t>
+      </w:r>
+      <w:r>
+        <w:t xml:space="preserve"> Its absorptivity in the OFF mode is also </w:t>
+      </w:r>
+      <w:r>
+        <w:t>important;</w:t>
+      </w:r>
+      <w:r>
+        <w:t xml:space="preserve"> it ideally should be as high as possible</w:t>
+      </w:r>
+      <w:r>
+        <w:t xml:space="preserve"> since it need to be re-amorphized at an even higher temperature to return </w:t>
+      </w:r>
+      <w:r>
+        <w:t xml:space="preserve">the device </w:t>
+      </w:r>
+      <w:r>
+        <w:t>from OFF to ON mode. Would a volatile-type PCM be more suitable for self-activating optical limiter?</w:t>
+      </w:r>
+    </w:p>
+    <w:p>
+      <w:r>
+        <w:tab/>
+        <w:t xml:space="preserve">Another metric that we didn’t show here are </w:t>
+      </w:r>
+      <w:r>
+        <w:t>the tolerance of optical performances at varying incident angles. A high-tolerance devices would allow for broader applications.</w:t>
       </w:r>
     </w:p>
     <w:p>
@@ -12884,6 +15071,7 @@
         <w:ind w:left="720" w:hanging="720"/>
       </w:pPr>
       <w:r>
+        <w:lastRenderedPageBreak/>
         <w:t>[3]</w:t>
       </w:r>
       <w:r>
@@ -13502,7 +15690,6 @@
         <w:ind w:left="720" w:hanging="720"/>
       </w:pPr>
       <w:r>
-        <w:lastRenderedPageBreak/>
         <w:t>[23]</w:t>
       </w:r>
       <w:r>
@@ -13735,6 +15922,7 @@
         <w:ind w:left="720" w:hanging="720"/>
       </w:pPr>
       <w:r>
+        <w:lastRenderedPageBreak/>
         <w:t>[31]</w:t>
       </w:r>
       <w:r>
@@ -13813,6 +16001,50 @@
       </w:r>
       <w:r>
         <w:tab/>
+        <w:t xml:space="preserve">A. Sarangan, </w:t>
+      </w:r>
+      <w:r>
+        <w:rPr>
+          <w:i/>
+        </w:rPr>
+        <w:t>Optical Thin Film Design</w:t>
+      </w:r>
+      <w:r>
+        <w:t>, 1st Edition ed. Boca Raton: CRC Press, 2020.</w:t>
+      </w:r>
+    </w:p>
+    <w:p>
+      <w:pPr>
+        <w:pStyle w:val="EndNoteBibliography"/>
+        <w:ind w:left="720" w:hanging="720"/>
+      </w:pPr>
+      <w:r>
+        <w:t>[35]</w:t>
+      </w:r>
+      <w:r>
+        <w:tab/>
+        <w:t xml:space="preserve">L. Gao, F. Lemarchand, and M. Lequime, "Exploitation of multiple incidences spectrometric measurements for thin film reverse engineering," </w:t>
+      </w:r>
+      <w:r>
+        <w:rPr>
+          <w:i/>
+        </w:rPr>
+        <w:t xml:space="preserve">Opt. Express, </w:t>
+      </w:r>
+      <w:r>
+        <w:t>vol. 20, no. 14, pp. 15734–15751, 2012/07/02 2012, doi: 10.1364/OE.20.015734.</w:t>
+      </w:r>
+    </w:p>
+    <w:p>
+      <w:pPr>
+        <w:pStyle w:val="EndNoteBibliography"/>
+        <w:ind w:left="720" w:hanging="720"/>
+      </w:pPr>
+      <w:r>
+        <w:t>[36]</w:t>
+      </w:r>
+      <w:r>
+        <w:tab/>
         <w:t xml:space="preserve">R. Patel, N. Patel, N. Bazzanella, and A. Miotello, "Fabricating multilayer antireflective coating for near complete transmittance in broadband visible light spectrum," </w:t>
       </w:r>
       <w:r>
@@ -13842,20 +16074,20 @@
         <w:ind w:left="720" w:hanging="720"/>
       </w:pPr>
       <w:r>
-        <w:t>[35]</w:t>
-      </w:r>
-      <w:r>
-        <w:tab/>
-        <w:t xml:space="preserve">A. Sarangan, </w:t>
+        <w:t>[37]</w:t>
+      </w:r>
+      <w:r>
+        <w:tab/>
+        <w:t xml:space="preserve">H. K. Raut, V. A. Ganesh, A. S. Nair, and S. Ramakrishna, "Anti-reflective coatings: A critical, in-depth review," </w:t>
       </w:r>
       <w:r>
         <w:rPr>
           <w:i/>
         </w:rPr>
-        <w:t>Optical Thin Film Design</w:t>
-      </w:r>
-      <w:r>
-        <w:t>, 1st Edition ed. Boca Raton: CRC Press, 2020.</w:t>
+        <w:t xml:space="preserve">Energy &amp; Environmental Science, </w:t>
+      </w:r>
+      <w:r>
+        <w:t>10.1039/C1EE01297E vol. 4, no. 10, pp. 3779–3804, 2011, doi: 10.1039/C1EE01297E.</w:t>
       </w:r>
     </w:p>
     <w:p>
@@ -13864,20 +16096,31 @@
         <w:ind w:left="720" w:hanging="720"/>
       </w:pPr>
       <w:r>
-        <w:t>[36]</w:t>
-      </w:r>
-      <w:r>
-        <w:tab/>
-        <w:t xml:space="preserve">H. K. Raut, V. A. Ganesh, A. S. Nair, and S. Ramakrishna, "Anti-reflective coatings: A critical, in-depth review," </w:t>
+        <w:t>[38]</w:t>
+      </w:r>
+      <w:r>
+        <w:tab/>
+        <w:t xml:space="preserve">L. Y. Beliaev, E. Shkondin, A. V. Lavrinenko, and O. Takayama, "Optical, structural and composition properties of silicon nitride films deposited by reactive radio-frequency sputtering, low pressure and plasma-enhanced chemical vapor deposition," </w:t>
       </w:r>
       <w:r>
         <w:rPr>
           <w:i/>
         </w:rPr>
-        <w:t xml:space="preserve">Energy &amp; Environmental Science, </w:t>
-      </w:r>
-      <w:r>
-        <w:t>10.1039/C1EE01297E vol. 4, no. 10, pp. 3779–3804, 2011, doi: 10.1039/C1EE01297E.</w:t>
+        <w:t xml:space="preserve">Thin Solid Films, </w:t>
+      </w:r>
+      <w:r>
+        <w:t xml:space="preserve">vol. 763, p. 139568, 2022/12/01/ 2022, doi: </w:t>
+      </w:r>
+      <w:hyperlink r:id="rId20" w:history="1">
+        <w:r>
+          <w:rPr>
+            <w:rStyle w:val="Hyperlink"/>
+          </w:rPr>
+          <w:t>https://doi.org/10.1016/j.tsf.2022.139568</w:t>
+        </w:r>
+      </w:hyperlink>
+      <w:r>
+        <w:t>.</w:t>
       </w:r>
     </w:p>
     <w:p>
@@ -13886,7 +16129,84 @@
         <w:ind w:left="720" w:hanging="720"/>
       </w:pPr>
       <w:r>
-        <w:t>[37]</w:t>
+        <w:t>[39]</w:t>
+      </w:r>
+      <w:r>
+        <w:tab/>
+        <w:t xml:space="preserve">D. Franta, D. Nečas, A. Giglia, P. Franta, and I. Ohlídal, "Universal dispersion model for characterization of optical thin films over wide spectral range: Application to magnesium fluoride," </w:t>
+      </w:r>
+      <w:r>
+        <w:rPr>
+          <w:i/>
+        </w:rPr>
+        <w:t xml:space="preserve">Applied Surface Science, </w:t>
+      </w:r>
+      <w:r>
+        <w:t xml:space="preserve">vol. 421, pp. 424–429, 2017/11/01/ 2017, doi: </w:t>
+      </w:r>
+      <w:hyperlink r:id="rId21" w:history="1">
+        <w:r>
+          <w:rPr>
+            <w:rStyle w:val="Hyperlink"/>
+          </w:rPr>
+          <w:t>https://doi.org/10.1016/j.apsusc.2016.09.149</w:t>
+        </w:r>
+      </w:hyperlink>
+      <w:r>
+        <w:t>.</w:t>
+      </w:r>
+    </w:p>
+    <w:p>
+      <w:pPr>
+        <w:pStyle w:val="EndNoteBibliography"/>
+        <w:ind w:left="720" w:hanging="720"/>
+      </w:pPr>
+      <w:r>
+        <w:t>[40]</w:t>
+      </w:r>
+      <w:r>
+        <w:tab/>
+        <w:t xml:space="preserve">A. Sarangan, "Design of resonant cavity thin film structures with complex active layers," </w:t>
+      </w:r>
+      <w:r>
+        <w:rPr>
+          <w:i/>
+        </w:rPr>
+        <w:t xml:space="preserve">J. Opt. Soc. Am. B, </w:t>
+      </w:r>
+      <w:r>
+        <w:t>vol. 37, no. 11, pp. 3461–3468, 2020/11/01 2020, doi: 10.1364/JOSAB.404894.</w:t>
+      </w:r>
+    </w:p>
+    <w:p>
+      <w:pPr>
+        <w:pStyle w:val="EndNoteBibliography"/>
+        <w:ind w:left="720" w:hanging="720"/>
+      </w:pPr>
+      <w:r>
+        <w:t>[41]</w:t>
+      </w:r>
+      <w:r>
+        <w:tab/>
+        <w:t xml:space="preserve">M. N. Polyanskiy, "Refractiveindex.info database of optical constants," </w:t>
+      </w:r>
+      <w:r>
+        <w:rPr>
+          <w:i/>
+        </w:rPr>
+        <w:t xml:space="preserve">Scientific Data, </w:t>
+      </w:r>
+      <w:r>
+        <w:t>vol. 11, no. 1, p. 94, 2024/01/18 2024, doi: 10.1038/s41597-023-02898-2.</w:t>
+      </w:r>
+    </w:p>
+    <w:p>
+      <w:pPr>
+        <w:pStyle w:val="EndNoteBibliography"/>
+        <w:ind w:left="720" w:hanging="720"/>
+      </w:pPr>
+      <w:r>
+        <w:t>[42]</w:t>
       </w:r>
       <w:r>
         <w:tab/>
@@ -13910,7 +16230,7 @@
       <w:r>
         <w:t xml:space="preserve">vol. 34, no. 14, p. 2310306, 2024, doi: </w:t>
       </w:r>
-      <w:hyperlink r:id="rId20" w:history="1">
+      <w:hyperlink r:id="rId22" w:history="1">
         <w:r>
           <w:rPr>
             <w:rStyle w:val="Hyperlink"/>
@@ -13928,7 +16248,7 @@
         <w:ind w:left="720" w:hanging="720"/>
       </w:pPr>
       <w:r>
-        <w:t>[38]</w:t>
+        <w:t>[43]</w:t>
       </w:r>
       <w:r>
         <w:tab/>
@@ -13959,7 +16279,7 @@
         <w:ind w:left="720" w:hanging="720"/>
       </w:pPr>
       <w:r>
-        <w:t>[39]</w:t>
+        <w:t>[44]</w:t>
       </w:r>
       <w:r>
         <w:tab/>
@@ -13990,7 +16310,7 @@
         <w:ind w:left="720" w:hanging="720"/>
       </w:pPr>
       <w:r>
-        <w:t>[40]</w:t>
+        <w:t>[45]</w:t>
       </w:r>
       <w:r>
         <w:tab/>
@@ -14004,6 +16324,28 @@
       </w:r>
       <w:r>
         <w:t>vol. 44, pp. 710–714, September 01, 2019 2019, doi: 10.1557/mrs.2019.205.</w:t>
+      </w:r>
+    </w:p>
+    <w:p>
+      <w:pPr>
+        <w:pStyle w:val="EndNoteBibliography"/>
+        <w:ind w:left="720" w:hanging="720"/>
+      </w:pPr>
+      <w:r>
+        <w:t>[46]</w:t>
+      </w:r>
+      <w:r>
+        <w:tab/>
+        <w:t xml:space="preserve">R. Paschotta, </w:t>
+      </w:r>
+      <w:r>
+        <w:rPr>
+          <w:i/>
+        </w:rPr>
+        <w:t>Encyclopedia of Laser Physics and Technology</w:t>
+      </w:r>
+      <w:r>
+        <w:t>. Wiley, 2008.</w:t>
       </w:r>
     </w:p>
     <w:p>
@@ -14422,7 +16764,7 @@
   <w:style w:type="paragraph" w:default="1" w:styleId="Normal">
     <w:name w:val="Normal"/>
     <w:qFormat/>
-    <w:rsid w:val="00246D2D"/>
+    <w:rsid w:val="00FF4067"/>
     <w:pPr>
       <w:spacing w:after="0" w:line="240" w:lineRule="auto"/>
       <w:jc w:val="both"/>
@@ -14481,7 +16823,6 @@
     <w:next w:val="Normal"/>
     <w:link w:val="Heading3Char"/>
     <w:uiPriority w:val="9"/>
-    <w:semiHidden/>
     <w:unhideWhenUsed/>
     <w:qFormat/>
     <w:rsid w:val="008D07B2"/>
@@ -14504,7 +16845,6 @@
     <w:next w:val="Normal"/>
     <w:link w:val="Heading4Char"/>
     <w:uiPriority w:val="9"/>
-    <w:semiHidden/>
     <w:unhideWhenUsed/>
     <w:qFormat/>
     <w:rsid w:val="008D07B2"/>
@@ -14700,7 +17040,6 @@
     <w:basedOn w:val="DefaultParagraphFont"/>
     <w:link w:val="Heading3"/>
     <w:uiPriority w:val="9"/>
-    <w:semiHidden/>
     <w:rsid w:val="008D07B2"/>
     <w:rPr>
       <w:rFonts w:asciiTheme="minorHAnsi" w:eastAsiaTheme="majorEastAsia" w:hAnsiTheme="minorHAnsi" w:cstheme="majorBidi"/>
@@ -14714,7 +17053,6 @@
     <w:basedOn w:val="DefaultParagraphFont"/>
     <w:link w:val="Heading4"/>
     <w:uiPriority w:val="9"/>
-    <w:semiHidden/>
     <w:rsid w:val="008D07B2"/>
     <w:rPr>
       <w:rFonts w:asciiTheme="minorHAnsi" w:eastAsiaTheme="majorEastAsia" w:hAnsiTheme="minorHAnsi" w:cstheme="majorBidi"/>

--- a/paper/[OptMaterX] Design and Simulation of Sb2Se3-Based.docx
+++ b/paper/[OptMaterX] Design and Simulation of Sb2Se3-Based.docx
@@ -965,7 +965,19 @@
     </w:p>
     <w:p>
       <w:r>
-        <w:t xml:space="preserve">Phase change material (PCM) can have a different meaning depending on the topics. When discussing about energy storage, the term would refer to material that can store and release its thermal energy by changing its state of matter (latent heat). The phase transition occurs between solid and liquid state </w:t>
+        <w:t xml:space="preserve">Phase change material (PCM) can have different meaning depending on the topics. When discussing about energy storage, the term would </w:t>
+      </w:r>
+      <w:r>
+        <w:t>refer</w:t>
+      </w:r>
+      <w:r>
+        <w:t xml:space="preserve"> to material that can store and release its thermal energy </w:t>
+      </w:r>
+      <w:r>
+        <w:t>when</w:t>
+      </w:r>
+      <w:r>
+        <w:t xml:space="preserve"> changing its state of matter (latent heat). The phase transition occurs between solid and liquid state </w:t>
       </w:r>
       <w:r>
         <w:fldChar w:fldCharType="begin"/>
@@ -5217,9 +5229,9 @@
         </w:rPr>
         <w:lastRenderedPageBreak/>
         <w:drawing>
-          <wp:inline distT="0" distB="0" distL="0" distR="0" wp14:anchorId="1D10BE6A" wp14:editId="528B7708">
-            <wp:extent cx="4631090" cy="2605598"/>
-            <wp:effectExtent l="0" t="0" r="0" b="4445"/>
+          <wp:inline distT="0" distB="0" distL="0" distR="0" wp14:anchorId="1D10BE6A" wp14:editId="1E2FB1F1">
+            <wp:extent cx="4478951" cy="2520000"/>
+            <wp:effectExtent l="0" t="0" r="0" b="0"/>
             <wp:docPr id="424798423" name="Picture 1"/>
             <wp:cNvGraphicFramePr>
               <a:graphicFrameLocks xmlns:a="http://schemas.openxmlformats.org/drawingml/2006/main" noChangeAspect="1"/>
@@ -5240,7 +5252,7 @@
                   <pic:spPr>
                     <a:xfrm>
                       <a:off x="0" y="0"/>
-                      <a:ext cx="4634768" cy="2607667"/>
+                      <a:ext cx="4478951" cy="2520000"/>
                     </a:xfrm>
                     <a:prstGeom prst="rect">
                       <a:avLst/>
@@ -5899,8 +5911,8 @@
           <w:noProof/>
         </w:rPr>
         <w:drawing>
-          <wp:inline distT="0" distB="0" distL="0" distR="0" wp14:anchorId="609A4824" wp14:editId="275F48EC">
-            <wp:extent cx="2690037" cy="2488633"/>
+          <wp:inline distT="0" distB="0" distL="0" distR="0" wp14:anchorId="609A4824" wp14:editId="5F1047F3">
+            <wp:extent cx="1945673" cy="1800000"/>
             <wp:effectExtent l="0" t="0" r="0" b="0"/>
             <wp:docPr id="1484466258" name="Picture 2"/>
             <wp:cNvGraphicFramePr>
@@ -5931,7 +5943,7 @@
                   <pic:spPr bwMode="auto">
                     <a:xfrm>
                       <a:off x="0" y="0"/>
-                      <a:ext cx="2697627" cy="2495655"/>
+                      <a:ext cx="1945673" cy="1800000"/>
                     </a:xfrm>
                     <a:prstGeom prst="rect">
                       <a:avLst/>
@@ -5954,7 +5966,13 @@
         <w:t>Fig. 2.</w:t>
       </w:r>
       <w:r>
-        <w:t xml:space="preserve"> Light paths in a single-layer thin film device. R</w:t>
+        <w:t xml:space="preserve"> Light paths in a</w:t>
+      </w:r>
+      <w:r>
+        <w:t xml:space="preserve"> device made of</w:t>
+      </w:r>
+      <w:r>
+        <w:t xml:space="preserve"> single-layer film. R</w:t>
       </w:r>
       <w:r>
         <w:rPr>
@@ -5999,9 +6017,9 @@
         <w:t xml:space="preserve"> radian. Both incident and reflection angles is 0°, the angles in this figure are exaggerated.</w:t>
       </w:r>
     </w:p>
-    <w:p>
-      <w:r>
-        <w:lastRenderedPageBreak/>
+    <w:p/>
+    <w:p>
+      <w:r>
         <w:tab/>
       </w:r>
       <w:r>
@@ -6041,22 +6059,7 @@
         <w:t>Which mean the substrate refractive index and its optical thickness matter.</w:t>
       </w:r>
       <w:r>
-        <w:t xml:space="preserve"> </w:t>
-      </w:r>
-      <w:r>
-        <w:t xml:space="preserve">Another way to find a thickness required </w:t>
-      </w:r>
-      <w:r>
-        <w:t>in</w:t>
-      </w:r>
-      <w:r>
-        <w:t xml:space="preserve"> antireflection </w:t>
-      </w:r>
-      <w:r>
-        <w:t xml:space="preserve">condition </w:t>
-      </w:r>
-      <w:r>
-        <w:t xml:space="preserve">is to consider the reflectivity. At the first interface </w:t>
+        <w:t xml:space="preserve"> Another way to find a thickness required in antireflection condition is to consider the reflectivity. At the first interface </w:t>
       </w:r>
       <w:r>
         <w:rPr>
@@ -6087,6 +6090,7 @@
           <w:rPr>
             <w:rFonts w:ascii="Cambria Math" w:hAnsi="Cambria Math"/>
           </w:rPr>
+          <w:lastRenderedPageBreak/>
           <m:t>r=</m:t>
         </m:r>
         <m:f>
@@ -7381,10 +7385,7 @@
         <w:t>r</w:t>
       </w:r>
       <w:r>
-        <w:t xml:space="preserve"> = 0 </w:t>
-      </w:r>
-      <w:r>
-        <w:t xml:space="preserve">or </w:t>
+        <w:t xml:space="preserve"> = 0 or </w:t>
       </w:r>
       <w:r>
         <w:rPr>
@@ -7557,16 +7558,7 @@
         <w:t xml:space="preserve"> is even number, we can simplify Eq.4</w:t>
       </w:r>
       <w:r>
-        <w:t xml:space="preserve"> using</w:t>
-      </w:r>
-      <w:r>
-        <w:t xml:space="preserve"> Euler</w:t>
-      </w:r>
-      <w:r>
-        <w:t>’s</w:t>
-      </w:r>
-      <w:r>
-        <w:t xml:space="preserve"> identity</w:t>
+        <w:t xml:space="preserve"> using Euler’s identity</w:t>
       </w:r>
       <w:r>
         <w:t xml:space="preserve"> to:</w:t>
@@ -7576,6 +7568,7 @@
       <w:pPr>
         <w:jc w:val="right"/>
         <w:rPr>
+          <w:i/>
           <w:lang w:val="en-US"/>
         </w:rPr>
       </w:pPr>
@@ -7585,6 +7578,7 @@
             <m:ctrlPr>
               <w:rPr>
                 <w:rFonts w:ascii="Cambria Math" w:hAnsi="Cambria Math"/>
+                <w:i/>
                 <w:vertAlign w:val="subscript"/>
                 <w:lang w:val="en-US"/>
               </w:rPr>
@@ -7612,9 +7606,6 @@
           </m:sub>
         </m:sSub>
         <m:r>
-          <m:rPr>
-            <m:sty m:val="p"/>
-          </m:rPr>
           <w:rPr>
             <w:rFonts w:ascii="Cambria Math" w:hAnsi="Cambria Math"/>
             <w:vertAlign w:val="subscript"/>
@@ -7627,6 +7618,7 @@
             <m:ctrlPr>
               <w:rPr>
                 <w:rFonts w:ascii="Cambria Math" w:hAnsi="Cambria Math"/>
+                <w:i/>
                 <w:vertAlign w:val="subscript"/>
                 <w:lang w:val="en-US"/>
               </w:rPr>
@@ -7658,6 +7650,7 @@
             <m:ctrlPr>
               <w:rPr>
                 <w:rFonts w:ascii="Cambria Math" w:hAnsi="Cambria Math"/>
+                <w:i/>
                 <w:vertAlign w:val="subscript"/>
                 <w:lang w:val="en-US"/>
               </w:rPr>
@@ -7669,6 +7662,7 @@
                 <m:ctrlPr>
                   <w:rPr>
                     <w:rFonts w:ascii="Cambria Math" w:hAnsi="Cambria Math"/>
+                    <w:i/>
                     <w:vertAlign w:val="subscript"/>
                     <w:lang w:val="en-US"/>
                   </w:rPr>
@@ -7680,6 +7674,7 @@
                     <m:ctrlPr>
                       <w:rPr>
                         <w:rFonts w:ascii="Cambria Math" w:hAnsi="Cambria Math"/>
+                        <w:i/>
                         <w:vertAlign w:val="subscript"/>
                         <w:lang w:val="en-US"/>
                       </w:rPr>
@@ -7707,9 +7702,6 @@
                   </m:sub>
                 </m:sSub>
                 <m:r>
-                  <m:rPr>
-                    <m:sty m:val="p"/>
-                  </m:rPr>
                   <w:rPr>
                     <w:rFonts w:ascii="Cambria Math" w:hAnsi="Cambria Math"/>
                     <w:vertAlign w:val="subscript"/>
@@ -7722,6 +7714,7 @@
                     <m:ctrlPr>
                       <w:rPr>
                         <w:rFonts w:ascii="Cambria Math" w:hAnsi="Cambria Math"/>
+                        <w:i/>
                         <w:vertAlign w:val="subscript"/>
                         <w:lang w:val="en-US"/>
                       </w:rPr>
@@ -7751,9 +7744,6 @@
               </m:e>
             </m:d>
             <m:r>
-              <m:rPr>
-                <m:sty m:val="p"/>
-              </m:rPr>
               <w:rPr>
                 <w:rFonts w:ascii="Cambria Math" w:hAnsi="Cambria Math"/>
                 <w:vertAlign w:val="subscript"/>
@@ -7766,6 +7756,7 @@
                 <m:ctrlPr>
                   <w:rPr>
                     <w:rFonts w:ascii="Cambria Math" w:hAnsi="Cambria Math"/>
+                    <w:i/>
                     <w:vertAlign w:val="subscript"/>
                     <w:lang w:val="en-US"/>
                   </w:rPr>
@@ -7777,6 +7768,7 @@
                     <m:ctrlPr>
                       <w:rPr>
                         <w:rFonts w:ascii="Cambria Math" w:hAnsi="Cambria Math"/>
+                        <w:i/>
                         <w:vertAlign w:val="subscript"/>
                         <w:lang w:val="en-US"/>
                       </w:rPr>
@@ -7804,9 +7796,6 @@
                   </m:sub>
                 </m:sSub>
                 <m:r>
-                  <m:rPr>
-                    <m:sty m:val="p"/>
-                  </m:rPr>
                   <w:rPr>
                     <w:rFonts w:ascii="Cambria Math" w:hAnsi="Cambria Math"/>
                     <w:vertAlign w:val="subscript"/>
@@ -7819,6 +7808,7 @@
                     <m:ctrlPr>
                       <w:rPr>
                         <w:rFonts w:ascii="Cambria Math" w:hAnsi="Cambria Math"/>
+                        <w:i/>
                         <w:vertAlign w:val="subscript"/>
                         <w:lang w:val="en-US"/>
                       </w:rPr>
@@ -7854,6 +7844,7 @@
                 <m:ctrlPr>
                   <w:rPr>
                     <w:rFonts w:ascii="Cambria Math" w:hAnsi="Cambria Math"/>
+                    <w:i/>
                     <w:vertAlign w:val="subscript"/>
                     <w:lang w:val="en-US"/>
                   </w:rPr>
@@ -7865,6 +7856,7 @@
                     <m:ctrlPr>
                       <w:rPr>
                         <w:rFonts w:ascii="Cambria Math" w:hAnsi="Cambria Math"/>
+                        <w:i/>
                         <w:vertAlign w:val="subscript"/>
                         <w:lang w:val="en-US"/>
                       </w:rPr>
@@ -7892,9 +7884,6 @@
                   </m:sub>
                 </m:sSub>
                 <m:r>
-                  <m:rPr>
-                    <m:sty m:val="p"/>
-                  </m:rPr>
                   <w:rPr>
                     <w:rFonts w:ascii="Cambria Math" w:hAnsi="Cambria Math"/>
                     <w:vertAlign w:val="subscript"/>
@@ -7907,6 +7896,7 @@
                     <m:ctrlPr>
                       <w:rPr>
                         <w:rFonts w:ascii="Cambria Math" w:hAnsi="Cambria Math"/>
+                        <w:i/>
                         <w:vertAlign w:val="subscript"/>
                         <w:lang w:val="en-US"/>
                       </w:rPr>
@@ -7936,9 +7926,6 @@
               </m:e>
             </m:d>
             <m:r>
-              <m:rPr>
-                <m:sty m:val="p"/>
-              </m:rPr>
               <w:rPr>
                 <w:rFonts w:ascii="Cambria Math" w:hAnsi="Cambria Math"/>
                 <w:vertAlign w:val="subscript"/>
@@ -7951,6 +7938,7 @@
                 <m:ctrlPr>
                   <w:rPr>
                     <w:rFonts w:ascii="Cambria Math" w:hAnsi="Cambria Math"/>
+                    <w:i/>
                     <w:vertAlign w:val="subscript"/>
                     <w:lang w:val="en-US"/>
                   </w:rPr>
@@ -7962,6 +7950,7 @@
                     <m:ctrlPr>
                       <w:rPr>
                         <w:rFonts w:ascii="Cambria Math" w:hAnsi="Cambria Math"/>
+                        <w:i/>
                         <w:vertAlign w:val="subscript"/>
                         <w:lang w:val="en-US"/>
                       </w:rPr>
@@ -7989,9 +7978,6 @@
                   </m:sub>
                 </m:sSub>
                 <m:r>
-                  <m:rPr>
-                    <m:sty m:val="p"/>
-                  </m:rPr>
                   <w:rPr>
                     <w:rFonts w:ascii="Cambria Math" w:hAnsi="Cambria Math"/>
                     <w:vertAlign w:val="subscript"/>
@@ -8004,6 +7990,7 @@
                     <m:ctrlPr>
                       <w:rPr>
                         <w:rFonts w:ascii="Cambria Math" w:hAnsi="Cambria Math"/>
+                        <w:i/>
                         <w:vertAlign w:val="subscript"/>
                         <w:lang w:val="en-US"/>
                       </w:rPr>
@@ -8135,12 +8122,14 @@
       </m:oMath>
       <w:r>
         <w:rPr>
+          <w:i/>
           <w:lang w:val="en-US"/>
         </w:rPr>
         <w:t>.</w:t>
       </w:r>
       <w:r>
         <w:rPr>
+          <w:i/>
           <w:vertAlign w:val="subscript"/>
           <w:lang w:val="en-US"/>
         </w:rPr>
@@ -8148,6 +8137,7 @@
       </w:r>
       <w:r>
         <w:rPr>
+          <w:i/>
           <w:vertAlign w:val="subscript"/>
           <w:lang w:val="en-US"/>
         </w:rPr>
@@ -8155,6 +8145,7 @@
       </w:r>
       <w:r>
         <w:rPr>
+          <w:i/>
           <w:vertAlign w:val="subscript"/>
           <w:lang w:val="en-US"/>
         </w:rPr>
@@ -8162,6 +8153,7 @@
       </w:r>
       <w:r>
         <w:rPr>
+          <w:i/>
           <w:vertAlign w:val="subscript"/>
           <w:lang w:val="en-US"/>
         </w:rPr>
@@ -8169,6 +8161,7 @@
       </w:r>
       <w:r>
         <w:rPr>
+          <w:i/>
           <w:vertAlign w:val="subscript"/>
           <w:lang w:val="en-US"/>
         </w:rPr>
@@ -8176,21 +8169,10 @@
       </w:r>
       <w:r>
         <w:rPr>
+          <w:i/>
           <w:lang w:val="en-US"/>
         </w:rPr>
-        <w:t>(</w:t>
-      </w:r>
-      <w:r>
-        <w:rPr>
-          <w:lang w:val="en-US"/>
-        </w:rPr>
-        <w:t>8</w:t>
-      </w:r>
-      <w:r>
-        <w:rPr>
-          <w:lang w:val="en-US"/>
-        </w:rPr>
-        <w:t>)</w:t>
+        <w:t>(8)</w:t>
       </w:r>
     </w:p>
     <w:p>
@@ -8556,7 +8538,19 @@
         <w:rPr>
           <w:highlight w:val="cyan"/>
         </w:rPr>
-        <w:t xml:space="preserve">add more reason) </w:t>
+        <w:t>add more reason</w:t>
+      </w:r>
+      <w:r>
+        <w:rPr>
+          <w:highlight w:val="cyan"/>
+        </w:rPr>
+        <w:t>s</w:t>
+      </w:r>
+      <w:r>
+        <w:rPr>
+          <w:highlight w:val="cyan"/>
+        </w:rPr>
+        <w:t xml:space="preserve">) </w:t>
       </w:r>
       <w:r>
         <w:rPr>
@@ -10954,7 +10948,6 @@
         <w:pStyle w:val="Heading2"/>
       </w:pPr>
       <w:r>
-        <w:lastRenderedPageBreak/>
         <w:t>2.</w:t>
       </w:r>
       <w:r>
@@ -11052,6 +11045,20 @@
         <w:tab/>
       </w:r>
       <w:r>
+        <w:t>MgF2:</w:t>
+      </w:r>
+      <w:r>
+        <w:tab/>
+      </w:r>
+      <w:r>
+        <w:t>1.3777</w:t>
+      </w:r>
+    </w:p>
+    <w:p>
+      <w:r>
+        <w:tab/>
+      </w:r>
+      <w:r>
         <w:t>SiO</w:t>
       </w:r>
       <w:r>
@@ -11072,6 +11079,9 @@
       <w:r>
         <w:t>1.467</w:t>
       </w:r>
+      <w:r>
+        <w:t>1</w:t>
+      </w:r>
     </w:p>
     <w:p>
       <w:r>
@@ -11090,7 +11100,31 @@
         <w:tab/>
       </w:r>
       <w:r>
-        <w:t>1.666</w:t>
+        <w:t>1.6</w:t>
+      </w:r>
+      <w:r>
+        <w:t>165+0i</w:t>
+      </w:r>
+      <w:r>
+        <w:tab/>
+      </w:r>
+      <w:r>
+        <w:fldChar w:fldCharType="begin"/>
+      </w:r>
+      <w:r>
+        <w:instrText xml:space="preserve"> ADDIN EN.CITE &lt;EndNote&gt;&lt;Cite&gt;&lt;Author&gt;Zhukovsky&lt;/Author&gt;&lt;Year&gt;2015&lt;/Year&gt;&lt;RecNum&gt;90&lt;/RecNum&gt;&lt;DisplayText&gt;[37]&lt;/DisplayText&gt;&lt;record&gt;&lt;rec-number&gt;90&lt;/rec-number&gt;&lt;foreign-keys&gt;&lt;key app="EN" db-id="v920pft06rp9dbex2ap500x99x5rrtswxzss" timestamp="1775120793"&gt;90&lt;/key&gt;&lt;/foreign-keys&gt;&lt;ref-type name="Journal Article"&gt;17&lt;/ref-type&gt;&lt;contributors&gt;&lt;authors&gt;&lt;author&gt;Zhukovsky, Sergei V.&lt;/author&gt;&lt;author&gt;Andryieuski, Andrei&lt;/author&gt;&lt;author&gt;Takayama, Osamu&lt;/author&gt;&lt;author&gt;Shkondin, Evgeniy&lt;/author&gt;&lt;author&gt;Malureanu, Radu&lt;/author&gt;&lt;author&gt;Jensen, Flemming&lt;/author&gt;&lt;author&gt;Lavrinenko, Andrei V.&lt;/author&gt;&lt;/authors&gt;&lt;/contributors&gt;&lt;titles&gt;&lt;title&gt;Experimental Demonstration of Effective Medium Approximation Breakdown in Deeply Subwavelength All-Dielectric Multilayers&lt;/title&gt;&lt;secondary-title&gt;Physical Review Letters&lt;/secondary-title&gt;&lt;/titles&gt;&lt;periodical&gt;&lt;full-title&gt;Physical Review Letters&lt;/full-title&gt;&lt;/periodical&gt;&lt;pages&gt;177402&lt;/pages&gt;&lt;volume&gt;115&lt;/volume&gt;&lt;number&gt;17&lt;/number&gt;&lt;dates&gt;&lt;year&gt;2015&lt;/year&gt;&lt;pub-dates&gt;&lt;date&gt;10/23/&lt;/date&gt;&lt;/pub-dates&gt;&lt;/dates&gt;&lt;publisher&gt;American Physical Society&lt;/publisher&gt;&lt;urls&gt;&lt;related-urls&gt;&lt;url&gt;https://link.aps.org/doi/10.1103/PhysRevLett.115.177402&lt;/url&gt;&lt;/related-urls&gt;&lt;/urls&gt;&lt;electronic-resource-num&gt;10.1103/PhysRevLett.115.177402&lt;/electronic-resource-num&gt;&lt;/record&gt;&lt;/Cite&gt;&lt;/EndNote&gt;</w:instrText>
+      </w:r>
+      <w:r>
+        <w:fldChar w:fldCharType="separate"/>
+      </w:r>
+      <w:r>
+        <w:rPr>
+          <w:noProof/>
+        </w:rPr>
+        <w:t>[37]</w:t>
+      </w:r>
+      <w:r>
+        <w:fldChar w:fldCharType="end"/>
       </w:r>
     </w:p>
     <w:p>
@@ -11127,12 +11161,42 @@
         <w:tab/>
       </w:r>
       <w:r>
-        <w:t>2.3078</w:t>
-      </w:r>
-    </w:p>
-    <w:p>
-      <w:r>
-        <w:tab/>
+        <w:t>2.30</w:t>
+      </w:r>
+      <w:r>
+        <w:t>97</w:t>
+      </w:r>
+      <w:r>
+        <w:tab/>
+      </w:r>
+      <w:r>
+        <w:tab/>
+      </w:r>
+      <w:r>
+        <w:fldChar w:fldCharType="begin"/>
+      </w:r>
+      <w:r>
+        <w:instrText xml:space="preserve"> ADDIN EN.CITE &lt;EndNote&gt;&lt;Cite&gt;&lt;Author&gt;Zhukovsky&lt;/Author&gt;&lt;Year&gt;2015&lt;/Year&gt;&lt;RecNum&gt;90&lt;/RecNum&gt;&lt;DisplayText&gt;[37]&lt;/DisplayText&gt;&lt;record&gt;&lt;rec-number&gt;90&lt;/rec-number&gt;&lt;foreign-keys&gt;&lt;key app="EN" db-id="v920pft06rp9dbex2ap500x99x5rrtswxzss" timestamp="1775120793"&gt;90&lt;/key&gt;&lt;/foreign-keys&gt;&lt;ref-type name="Journal Article"&gt;17&lt;/ref-type&gt;&lt;contributors&gt;&lt;authors&gt;&lt;author&gt;Zhukovsky, Sergei V.&lt;/author&gt;&lt;author&gt;Andryieuski, Andrei&lt;/author&gt;&lt;author&gt;Takayama, Osamu&lt;/author&gt;&lt;author&gt;Shkondin, Evgeniy&lt;/author&gt;&lt;author&gt;Malureanu, Radu&lt;/author&gt;&lt;author&gt;Jensen, Flemming&lt;/author&gt;&lt;author&gt;Lavrinenko, Andrei V.&lt;/author&gt;&lt;/authors&gt;&lt;/contributors&gt;&lt;titles&gt;&lt;title&gt;Experimental Demonstration of Effective Medium Approximation Breakdown in Deeply Subwavelength All-Dielectric Multilayers&lt;/title&gt;&lt;secondary-title&gt;Physical Review Letters&lt;/secondary-title&gt;&lt;/titles&gt;&lt;periodical&gt;&lt;full-title&gt;Physical Review Letters&lt;/full-title&gt;&lt;/periodical&gt;&lt;pages&gt;177402&lt;/pages&gt;&lt;volume&gt;115&lt;/volume&gt;&lt;number&gt;17&lt;/number&gt;&lt;dates&gt;&lt;year&gt;2015&lt;/year&gt;&lt;pub-dates&gt;&lt;date&gt;10/23/&lt;/date&gt;&lt;/pub-dates&gt;&lt;/dates&gt;&lt;publisher&gt;American Physical Society&lt;/publisher&gt;&lt;urls&gt;&lt;related-urls&gt;&lt;url&gt;https://link.aps.org/doi/10.1103/PhysRevLett.115.177402&lt;/url&gt;&lt;/related-urls&gt;&lt;/urls&gt;&lt;electronic-resource-num&gt;10.1103/PhysRevLett.115.177402&lt;/electronic-resource-num&gt;&lt;/record&gt;&lt;/Cite&gt;&lt;/EndNote&gt;</w:instrText>
+      </w:r>
+      <w:r>
+        <w:fldChar w:fldCharType="separate"/>
+      </w:r>
+      <w:r>
+        <w:rPr>
+          <w:noProof/>
+        </w:rPr>
+        <w:t>[37]</w:t>
+      </w:r>
+      <w:r>
+        <w:fldChar w:fldCharType="end"/>
+      </w:r>
+    </w:p>
+    <w:p>
+      <w:r>
+        <w:tab/>
+      </w:r>
+      <w:r>
+        <w:t>*</w:t>
       </w:r>
       <w:r>
         <w:t>ZrO2</w:t>
@@ -11161,7 +11225,10 @@
         <w:tab/>
       </w:r>
       <w:r>
-        <w:t>3.370</w:t>
+        <w:t>3.3</w:t>
+      </w:r>
+      <w:r>
+        <w:t>697</w:t>
       </w:r>
       <w:r>
         <w:t>+0i</w:t>
@@ -11170,6 +11237,231 @@
         <w:t xml:space="preserve"> (4.3081+0.009744i)</w:t>
       </w:r>
     </w:p>
+    <w:p/>
+    <w:p>
+      <w:r>
+        <w:t>532:</w:t>
+      </w:r>
+    </w:p>
+    <w:p>
+      <w:r>
+        <w:tab/>
+      </w:r>
+      <w:r>
+        <w:t>MgF2:</w:t>
+      </w:r>
+      <w:r>
+        <w:tab/>
+      </w:r>
+      <w:r>
+        <w:t>1.3842</w:t>
+      </w:r>
+    </w:p>
+    <w:p>
+      <w:r>
+        <w:tab/>
+      </w:r>
+      <w:r>
+        <w:t>SiO</w:t>
+      </w:r>
+      <w:r>
+        <w:rPr>
+          <w:vertAlign w:val="subscript"/>
+        </w:rPr>
+        <w:t>2</w:t>
+      </w:r>
+      <w:r>
+        <w:t>:</w:t>
+      </w:r>
+      <w:r>
+        <w:t xml:space="preserve"> </w:t>
+      </w:r>
+      <w:r>
+        <w:tab/>
+      </w:r>
+      <w:r>
+        <w:t>1.4</w:t>
+      </w:r>
+      <w:r>
+        <w:t>754</w:t>
+      </w:r>
+    </w:p>
+    <w:p>
+      <w:r>
+        <w:tab/>
+      </w:r>
+      <w:r>
+        <w:t>Al2O3</w:t>
+      </w:r>
+      <w:r>
+        <w:t>:</w:t>
+      </w:r>
+      <w:r>
+        <w:t xml:space="preserve"> </w:t>
+      </w:r>
+      <w:r>
+        <w:tab/>
+      </w:r>
+      <w:r>
+        <w:t>1.6</w:t>
+      </w:r>
+      <w:r>
+        <w:t>311+0i</w:t>
+      </w:r>
+      <w:r>
+        <w:tab/>
+      </w:r>
+      <w:r>
+        <w:fldChar w:fldCharType="begin"/>
+      </w:r>
+      <w:r>
+        <w:instrText xml:space="preserve"> ADDIN EN.CITE &lt;EndNote&gt;&lt;Cite&gt;&lt;Author&gt;Zhukovsky&lt;/Author&gt;&lt;Year&gt;2015&lt;/Year&gt;&lt;RecNum&gt;90&lt;/RecNum&gt;&lt;DisplayText&gt;[37]&lt;/DisplayText&gt;&lt;record&gt;&lt;rec-number&gt;90&lt;/rec-number&gt;&lt;foreign-keys&gt;&lt;key app="EN" db-id="v920pft06rp9dbex2ap500x99x5rrtswxzss" timestamp="1775120793"&gt;90&lt;/key&gt;&lt;/foreign-keys&gt;&lt;ref-type name="Journal Article"&gt;17&lt;/ref-type&gt;&lt;contributors&gt;&lt;authors&gt;&lt;author&gt;Zhukovsky, Sergei V.&lt;/author&gt;&lt;author&gt;Andryieuski, Andrei&lt;/author&gt;&lt;author&gt;Takayama, Osamu&lt;/author&gt;&lt;author&gt;Shkondin, Evgeniy&lt;/author&gt;&lt;author&gt;Malureanu, Radu&lt;/author&gt;&lt;author&gt;Jensen, Flemming&lt;/author&gt;&lt;author&gt;Lavrinenko, Andrei V.&lt;/author&gt;&lt;/authors&gt;&lt;/contributors&gt;&lt;titles&gt;&lt;title&gt;Experimental Demonstration of Effective Medium Approximation Breakdown in Deeply Subwavelength All-Dielectric Multilayers&lt;/title&gt;&lt;secondary-title&gt;Physical Review Letters&lt;/secondary-title&gt;&lt;/titles&gt;&lt;periodical&gt;&lt;full-title&gt;Physical Review Letters&lt;/full-title&gt;&lt;/periodical&gt;&lt;pages&gt;177402&lt;/pages&gt;&lt;volume&gt;115&lt;/volume&gt;&lt;number&gt;17&lt;/number&gt;&lt;dates&gt;&lt;year&gt;2015&lt;/year&gt;&lt;pub-dates&gt;&lt;date&gt;10/23/&lt;/date&gt;&lt;/pub-dates&gt;&lt;/dates&gt;&lt;publisher&gt;American Physical Society&lt;/publisher&gt;&lt;urls&gt;&lt;related-urls&gt;&lt;url&gt;https://link.aps.org/doi/10.1103/PhysRevLett.115.177402&lt;/url&gt;&lt;/related-urls&gt;&lt;/urls&gt;&lt;electronic-resource-num&gt;10.1103/PhysRevLett.115.177402&lt;/electronic-resource-num&gt;&lt;/record&gt;&lt;/Cite&gt;&lt;/EndNote&gt;</w:instrText>
+      </w:r>
+      <w:r>
+        <w:fldChar w:fldCharType="separate"/>
+      </w:r>
+      <w:r>
+        <w:rPr>
+          <w:noProof/>
+        </w:rPr>
+        <w:t>[37]</w:t>
+      </w:r>
+      <w:r>
+        <w:fldChar w:fldCharType="end"/>
+      </w:r>
+    </w:p>
+    <w:p>
+      <w:r>
+        <w:tab/>
+      </w:r>
+      <w:r>
+        <w:t>Si3N4</w:t>
+      </w:r>
+      <w:r>
+        <w:t>:</w:t>
+      </w:r>
+      <w:r>
+        <w:t xml:space="preserve"> </w:t>
+      </w:r>
+      <w:r>
+        <w:tab/>
+      </w:r>
+      <w:r>
+        <w:t>2.0341</w:t>
+      </w:r>
+      <w:r>
+        <w:t>+0.00015088i</w:t>
+      </w:r>
+    </w:p>
+    <w:p>
+      <w:r>
+        <w:tab/>
+      </w:r>
+      <w:r>
+        <w:t>TiO2</w:t>
+      </w:r>
+      <w:r>
+        <w:t>:</w:t>
+      </w:r>
+      <w:r>
+        <w:tab/>
+      </w:r>
+      <w:r>
+        <w:t>2.</w:t>
+      </w:r>
+      <w:r>
+        <w:t>4503</w:t>
+      </w:r>
+      <w:r>
+        <w:tab/>
+      </w:r>
+      <w:r>
+        <w:tab/>
+      </w:r>
+      <w:r>
+        <w:fldChar w:fldCharType="begin"/>
+      </w:r>
+      <w:r>
+        <w:instrText xml:space="preserve"> ADDIN EN.CITE &lt;EndNote&gt;&lt;Cite&gt;&lt;Author&gt;Zhukovsky&lt;/Author&gt;&lt;Year&gt;2015&lt;/Year&gt;&lt;RecNum&gt;90&lt;/RecNum&gt;&lt;DisplayText&gt;[37]&lt;/DisplayText&gt;&lt;record&gt;&lt;rec-number&gt;90&lt;/rec-number&gt;&lt;foreign-keys&gt;&lt;key app="EN" db-id="v920pft06rp9dbex2ap500x99x5rrtswxzss" timestamp="1775120793"&gt;90&lt;/key&gt;&lt;/foreign-keys&gt;&lt;ref-type name="Journal Article"&gt;17&lt;/ref-type&gt;&lt;contributors&gt;&lt;authors&gt;&lt;author&gt;Zhukovsky, Sergei V.&lt;/author&gt;&lt;author&gt;Andryieuski, Andrei&lt;/author&gt;&lt;author&gt;Takayama, Osamu&lt;/author&gt;&lt;author&gt;Shkondin, Evgeniy&lt;/author&gt;&lt;author&gt;Malureanu, Radu&lt;/author&gt;&lt;author&gt;Jensen, Flemming&lt;/author&gt;&lt;author&gt;Lavrinenko, Andrei V.&lt;/author&gt;&lt;/authors&gt;&lt;/contributors&gt;&lt;titles&gt;&lt;title&gt;Experimental Demonstration of Effective Medium Approximation Breakdown in Deeply Subwavelength All-Dielectric Multilayers&lt;/title&gt;&lt;secondary-title&gt;Physical Review Letters&lt;/secondary-title&gt;&lt;/titles&gt;&lt;periodical&gt;&lt;full-title&gt;Physical Review Letters&lt;/full-title&gt;&lt;/periodical&gt;&lt;pages&gt;177402&lt;/pages&gt;&lt;volume&gt;115&lt;/volume&gt;&lt;number&gt;17&lt;/number&gt;&lt;dates&gt;&lt;year&gt;2015&lt;/year&gt;&lt;pub-dates&gt;&lt;date&gt;10/23/&lt;/date&gt;&lt;/pub-dates&gt;&lt;/dates&gt;&lt;publisher&gt;American Physical Society&lt;/publisher&gt;&lt;urls&gt;&lt;related-urls&gt;&lt;url&gt;https://link.aps.org/doi/10.1103/PhysRevLett.115.177402&lt;/url&gt;&lt;/related-urls&gt;&lt;/urls&gt;&lt;electronic-resource-num&gt;10.1103/PhysRevLett.115.177402&lt;/electronic-resource-num&gt;&lt;/record&gt;&lt;/Cite&gt;&lt;/EndNote&gt;</w:instrText>
+      </w:r>
+      <w:r>
+        <w:fldChar w:fldCharType="separate"/>
+      </w:r>
+      <w:r>
+        <w:rPr>
+          <w:noProof/>
+        </w:rPr>
+        <w:t>[37]</w:t>
+      </w:r>
+      <w:r>
+        <w:fldChar w:fldCharType="end"/>
+      </w:r>
+    </w:p>
+    <w:p>
+      <w:r>
+        <w:tab/>
+      </w:r>
+      <w:r>
+        <w:t>*</w:t>
+      </w:r>
+      <w:r>
+        <w:t>ZrO2</w:t>
+      </w:r>
+      <w:r>
+        <w:t>:</w:t>
+      </w:r>
+      <w:r>
+        <w:tab/>
+      </w:r>
+      <w:r>
+        <w:t>2.4680</w:t>
+      </w:r>
+    </w:p>
+    <w:p>
+      <w:r>
+        <w:tab/>
+      </w:r>
+      <w:r>
+        <w:t>Sb2Se3</w:t>
+      </w:r>
+      <w:r>
+        <w:t>:</w:t>
+      </w:r>
+      <w:r>
+        <w:tab/>
+      </w:r>
+      <w:r>
+        <w:t>3.</w:t>
+      </w:r>
+      <w:r>
+        <w:t>9615</w:t>
+      </w:r>
+      <w:r>
+        <w:t>+</w:t>
+      </w:r>
+      <w:r>
+        <w:t>1.093042</w:t>
+      </w:r>
+      <w:r>
+        <w:t>i</w:t>
+      </w:r>
+      <w:r>
+        <w:t xml:space="preserve"> (4.</w:t>
+      </w:r>
+      <w:r>
+        <w:t>7876</w:t>
+      </w:r>
+      <w:r>
+        <w:t>+</w:t>
+      </w:r>
+      <w:r>
+        <w:t>2.240748</w:t>
+      </w:r>
+      <w:r>
+        <w:t>i)</w:t>
+      </w:r>
+    </w:p>
+    <w:p/>
     <w:p>
       <w:pPr>
         <w:rPr>
@@ -11199,7 +11491,7 @@
         <w:rPr>
           <w:highlight w:val="cyan"/>
         </w:rPr>
-        <w:instrText xml:space="preserve"> ADDIN EN.CITE &lt;EndNote&gt;&lt;Cite&gt;&lt;Author&gt;Raut&lt;/Author&gt;&lt;Year&gt;2011&lt;/Year&gt;&lt;RecNum&gt;85&lt;/RecNum&gt;&lt;DisplayText&gt;[37]&lt;/DisplayText&gt;&lt;record&gt;&lt;rec-number&gt;85&lt;/rec-number&gt;&lt;foreign-keys&gt;&lt;key app="EN" db-id="v920pft06rp9dbex2ap500x99x5rrtswxzss" timestamp="1773917246"&gt;85&lt;/key&gt;&lt;/foreign-keys&gt;&lt;ref-type name="Journal Article"&gt;17&lt;/ref-type&gt;&lt;contributors&gt;&lt;authors&gt;&lt;author&gt;Raut, Hemant Kumar&lt;/author&gt;&lt;author&gt;Ganesh, V. Anand&lt;/author&gt;&lt;author&gt;Nair, A. Sreekumaran&lt;/author&gt;&lt;author&gt;Ramakrishna, Seeram&lt;/author&gt;&lt;/authors&gt;&lt;/contributors&gt;&lt;titles&gt;&lt;title&gt;Anti-reflective coatings: A critical, in-depth review&lt;/title&gt;&lt;secondary-title&gt;Energy &amp;amp; Environmental Science&lt;/secondary-title&gt;&lt;/titles&gt;&lt;periodical&gt;&lt;full-title&gt;Energy &amp;amp; Environmental Science&lt;/full-title&gt;&lt;/periodical&gt;&lt;pages&gt;3779-3804&lt;/pages&gt;&lt;volume&gt;4&lt;/volume&gt;&lt;number&gt;10&lt;/number&gt;&lt;dates&gt;&lt;year&gt;2011&lt;/year&gt;&lt;/dates&gt;&lt;publisher&gt;The Royal Society of Chemistry&lt;/publisher&gt;&lt;isbn&gt;1754-5692&lt;/isbn&gt;&lt;work-type&gt;10.1039/C1EE01297E&lt;/work-type&gt;&lt;urls&gt;&lt;related-urls&gt;&lt;url&gt;http://dx.doi.org/10.1039/C1EE01297E&lt;/url&gt;&lt;/related-urls&gt;&lt;/urls&gt;&lt;electronic-resource-num&gt;10.1039/C1EE01297E&lt;/electronic-resource-num&gt;&lt;/record&gt;&lt;/Cite&gt;&lt;/EndNote&gt;</w:instrText>
+        <w:instrText xml:space="preserve"> ADDIN EN.CITE &lt;EndNote&gt;&lt;Cite&gt;&lt;Author&gt;Raut&lt;/Author&gt;&lt;Year&gt;2011&lt;/Year&gt;&lt;RecNum&gt;85&lt;/RecNum&gt;&lt;DisplayText&gt;[38]&lt;/DisplayText&gt;&lt;record&gt;&lt;rec-number&gt;85&lt;/rec-number&gt;&lt;foreign-keys&gt;&lt;key app="EN" db-id="v920pft06rp9dbex2ap500x99x5rrtswxzss" timestamp="1773917246"&gt;85&lt;/key&gt;&lt;/foreign-keys&gt;&lt;ref-type name="Journal Article"&gt;17&lt;/ref-type&gt;&lt;contributors&gt;&lt;authors&gt;&lt;author&gt;Raut, Hemant Kumar&lt;/author&gt;&lt;author&gt;Ganesh, V. Anand&lt;/author&gt;&lt;author&gt;Nair, A. Sreekumaran&lt;/author&gt;&lt;author&gt;Ramakrishna, Seeram&lt;/author&gt;&lt;/authors&gt;&lt;/contributors&gt;&lt;titles&gt;&lt;title&gt;Anti-reflective coatings: A critical, in-depth review&lt;/title&gt;&lt;secondary-title&gt;Energy &amp;amp; Environmental Science&lt;/secondary-title&gt;&lt;/titles&gt;&lt;periodical&gt;&lt;full-title&gt;Energy &amp;amp; Environmental Science&lt;/full-title&gt;&lt;/periodical&gt;&lt;pages&gt;3779-3804&lt;/pages&gt;&lt;volume&gt;4&lt;/volume&gt;&lt;number&gt;10&lt;/number&gt;&lt;dates&gt;&lt;year&gt;2011&lt;/year&gt;&lt;/dates&gt;&lt;publisher&gt;The Royal Society of Chemistry&lt;/publisher&gt;&lt;isbn&gt;1754-5692&lt;/isbn&gt;&lt;work-type&gt;10.1039/C1EE01297E&lt;/work-type&gt;&lt;urls&gt;&lt;related-urls&gt;&lt;url&gt;http://dx.doi.org/10.1039/C1EE01297E&lt;/url&gt;&lt;/related-urls&gt;&lt;/urls&gt;&lt;electronic-resource-num&gt;10.1039/C1EE01297E&lt;/electronic-resource-num&gt;&lt;/record&gt;&lt;/Cite&gt;&lt;/EndNote&gt;</w:instrText>
       </w:r>
       <w:r>
         <w:rPr>
@@ -11212,7 +11504,7 @@
           <w:noProof/>
           <w:highlight w:val="cyan"/>
         </w:rPr>
-        <w:t>[37]</w:t>
+        <w:t>[38]</w:t>
       </w:r>
       <w:r>
         <w:rPr>
@@ -11335,7 +11627,7 @@
         <w:fldChar w:fldCharType="begin"/>
       </w:r>
       <w:r>
-        <w:instrText xml:space="preserve"> ADDIN EN.CITE &lt;EndNote&gt;&lt;Cite&gt;&lt;Author&gt;Beliaev&lt;/Author&gt;&lt;Year&gt;2022&lt;/Year&gt;&lt;RecNum&gt;70&lt;/RecNum&gt;&lt;DisplayText&gt;[38]&lt;/DisplayText&gt;&lt;record&gt;&lt;rec-number&gt;70&lt;/rec-number&gt;&lt;foreign-keys&gt;&lt;key app="EN" db-id="v920pft06rp9dbex2ap500x99x5rrtswxzss" timestamp="1768215795" guid="3f7419e0-798c-4593-84cf-4bf61aaacb06"&gt;70&lt;/key&gt;&lt;/foreign-keys&gt;&lt;ref-type name="Journal Article"&gt;17&lt;/ref-type&gt;&lt;contributors&gt;&lt;authors&gt;&lt;author&gt;Beliaev, Leonid Yu&lt;/author&gt;&lt;author&gt;Shkondin, Evgeniy&lt;/author&gt;&lt;author&gt;Lavrinenko, Andrei V.&lt;/author&gt;&lt;author&gt;Takayama, Osamu&lt;/author&gt;&lt;/authors&gt;&lt;/contributors&gt;&lt;titles&gt;&lt;title&gt;Optical, structural and composition properties of silicon nitride films deposited by reactive radio-frequency sputtering, low pressure and plasma-enhanced chemical vapor deposition&lt;/title&gt;&lt;secondary-title&gt;Thin Solid Films&lt;/secondary-title&gt;&lt;/titles&gt;&lt;periodical&gt;&lt;full-title&gt;Thin Solid Films&lt;/full-title&gt;&lt;/periodical&gt;&lt;pages&gt;139568&lt;/pages&gt;&lt;volume&gt;763&lt;/volume&gt;&lt;keywords&gt;&lt;keyword&gt;Silicon nitride&lt;/keyword&gt;&lt;keyword&gt;Ellipsometry&lt;/keyword&gt;&lt;keyword&gt;Chemical vapor deposition&lt;/keyword&gt;&lt;keyword&gt;Sputtering&lt;/keyword&gt;&lt;keyword&gt;Optical characterization&lt;/keyword&gt;&lt;keyword&gt;Thin film&lt;/keyword&gt;&lt;/keywords&gt;&lt;dates&gt;&lt;year&gt;2022&lt;/year&gt;&lt;pub-dates&gt;&lt;date&gt;2022/12/01/&lt;/date&gt;&lt;/pub-dates&gt;&lt;/dates&gt;&lt;isbn&gt;0040-6090&lt;/isbn&gt;&lt;urls&gt;&lt;related-urls&gt;&lt;url&gt;https://www.sciencedirect.com/science/article/pii/S0040609022004710&lt;/url&gt;&lt;/related-urls&gt;&lt;/urls&gt;&lt;electronic-resource-num&gt;https://doi.org/10.1016/j.tsf.2022.139568&lt;/electronic-resource-num&gt;&lt;/record&gt;&lt;/Cite&gt;&lt;/EndNote&gt;</w:instrText>
+        <w:instrText xml:space="preserve"> ADDIN EN.CITE &lt;EndNote&gt;&lt;Cite&gt;&lt;Author&gt;Beliaev&lt;/Author&gt;&lt;Year&gt;2022&lt;/Year&gt;&lt;RecNum&gt;70&lt;/RecNum&gt;&lt;DisplayText&gt;[39]&lt;/DisplayText&gt;&lt;record&gt;&lt;rec-number&gt;70&lt;/rec-number&gt;&lt;foreign-keys&gt;&lt;key app="EN" db-id="v920pft06rp9dbex2ap500x99x5rrtswxzss" timestamp="1768215795" guid="3f7419e0-798c-4593-84cf-4bf61aaacb06"&gt;70&lt;/key&gt;&lt;/foreign-keys&gt;&lt;ref-type name="Journal Article"&gt;17&lt;/ref-type&gt;&lt;contributors&gt;&lt;authors&gt;&lt;author&gt;Beliaev, Leonid Yu&lt;/author&gt;&lt;author&gt;Shkondin, Evgeniy&lt;/author&gt;&lt;author&gt;Lavrinenko, Andrei V.&lt;/author&gt;&lt;author&gt;Takayama, Osamu&lt;/author&gt;&lt;/authors&gt;&lt;/contributors&gt;&lt;titles&gt;&lt;title&gt;Optical, structural and composition properties of silicon nitride films deposited by reactive radio-frequency sputtering, low pressure and plasma-enhanced chemical vapor deposition&lt;/title&gt;&lt;secondary-title&gt;Thin Solid Films&lt;/secondary-title&gt;&lt;/titles&gt;&lt;periodical&gt;&lt;full-title&gt;Thin Solid Films&lt;/full-title&gt;&lt;/periodical&gt;&lt;pages&gt;139568&lt;/pages&gt;&lt;volume&gt;763&lt;/volume&gt;&lt;keywords&gt;&lt;keyword&gt;Silicon nitride&lt;/keyword&gt;&lt;keyword&gt;Ellipsometry&lt;/keyword&gt;&lt;keyword&gt;Chemical vapor deposition&lt;/keyword&gt;&lt;keyword&gt;Sputtering&lt;/keyword&gt;&lt;keyword&gt;Optical characterization&lt;/keyword&gt;&lt;keyword&gt;Thin film&lt;/keyword&gt;&lt;/keywords&gt;&lt;dates&gt;&lt;year&gt;2022&lt;/year&gt;&lt;pub-dates&gt;&lt;date&gt;2022/12/01/&lt;/date&gt;&lt;/pub-dates&gt;&lt;/dates&gt;&lt;isbn&gt;0040-6090&lt;/isbn&gt;&lt;urls&gt;&lt;related-urls&gt;&lt;url&gt;https://www.sciencedirect.com/science/article/pii/S0040609022004710&lt;/url&gt;&lt;/related-urls&gt;&lt;/urls&gt;&lt;electronic-resource-num&gt;https://doi.org/10.1016/j.tsf.2022.139568&lt;/electronic-resource-num&gt;&lt;/record&gt;&lt;/Cite&gt;&lt;/EndNote&gt;</w:instrText>
       </w:r>
       <w:r>
         <w:fldChar w:fldCharType="separate"/>
@@ -11344,7 +11636,7 @@
         <w:rPr>
           <w:noProof/>
         </w:rPr>
-        <w:t>[38]</w:t>
+        <w:t>[39]</w:t>
       </w:r>
       <w:r>
         <w:fldChar w:fldCharType="end"/>
@@ -11407,7 +11699,7 @@
         <w:fldChar w:fldCharType="begin"/>
       </w:r>
       <w:r>
-        <w:instrText xml:space="preserve"> ADDIN EN.CITE &lt;EndNote&gt;&lt;Cite&gt;&lt;Author&gt;Franta&lt;/Author&gt;&lt;Year&gt;2017&lt;/Year&gt;&lt;RecNum&gt;87&lt;/RecNum&gt;&lt;DisplayText&gt;[39]&lt;/DisplayText&gt;&lt;record&gt;&lt;rec-number&gt;87&lt;/rec-number&gt;&lt;foreign-keys&gt;&lt;key app="EN" db-id="v920pft06rp9dbex2ap500x99x5rrtswxzss" timestamp="1774444072"&gt;87&lt;/key&gt;&lt;/foreign-keys&gt;&lt;ref-type name="Journal Article"&gt;17&lt;/ref-type&gt;&lt;contributors&gt;&lt;authors&gt;&lt;author&gt;Franta, Daniel&lt;/author&gt;&lt;author&gt;Nečas, David&lt;/author&gt;&lt;author&gt;Giglia, Angelo&lt;/author&gt;&lt;author&gt;Franta, Pavel&lt;/author&gt;&lt;author&gt;Ohlídal, Ivan&lt;/author&gt;&lt;/authors&gt;&lt;/contributors&gt;&lt;titles&gt;&lt;title&gt;Universal dispersion model for characterization of optical thin films over wide spectral range: Application to magnesium fluoride&lt;/title&gt;&lt;secondary-title&gt;Applied Surface Science&lt;/secondary-title&gt;&lt;/titles&gt;&lt;periodical&gt;&lt;full-title&gt;Applied Surface Science&lt;/full-title&gt;&lt;/periodical&gt;&lt;pages&gt;424-429&lt;/pages&gt;&lt;volume&gt;421&lt;/volume&gt;&lt;keywords&gt;&lt;keyword&gt;Optical constants&lt;/keyword&gt;&lt;keyword&gt;Ellipsometry&lt;/keyword&gt;&lt;keyword&gt;Spectrophotometry&lt;/keyword&gt;&lt;keyword&gt;Sum rule&lt;/keyword&gt;&lt;/keywords&gt;&lt;dates&gt;&lt;year&gt;2017&lt;/year&gt;&lt;pub-dates&gt;&lt;date&gt;2017/11/01/&lt;/date&gt;&lt;/pub-dates&gt;&lt;/dates&gt;&lt;isbn&gt;0169-4332&lt;/isbn&gt;&lt;urls&gt;&lt;related-urls&gt;&lt;url&gt;https://www.sciencedirect.com/science/article/pii/S016943321632030X&lt;/url&gt;&lt;/related-urls&gt;&lt;/urls&gt;&lt;electronic-resource-num&gt;https://doi.org/10.1016/j.apsusc.2016.09.149&lt;/electronic-resource-num&gt;&lt;/record&gt;&lt;/Cite&gt;&lt;/EndNote&gt;</w:instrText>
+        <w:instrText xml:space="preserve"> ADDIN EN.CITE &lt;EndNote&gt;&lt;Cite&gt;&lt;Author&gt;Franta&lt;/Author&gt;&lt;Year&gt;2017&lt;/Year&gt;&lt;RecNum&gt;87&lt;/RecNum&gt;&lt;DisplayText&gt;[40]&lt;/DisplayText&gt;&lt;record&gt;&lt;rec-number&gt;87&lt;/rec-number&gt;&lt;foreign-keys&gt;&lt;key app="EN" db-id="v920pft06rp9dbex2ap500x99x5rrtswxzss" timestamp="1774444072"&gt;87&lt;/key&gt;&lt;/foreign-keys&gt;&lt;ref-type name="Journal Article"&gt;17&lt;/ref-type&gt;&lt;contributors&gt;&lt;authors&gt;&lt;author&gt;Franta, Daniel&lt;/author&gt;&lt;author&gt;Nečas, David&lt;/author&gt;&lt;author&gt;Giglia, Angelo&lt;/author&gt;&lt;author&gt;Franta, Pavel&lt;/author&gt;&lt;author&gt;Ohlídal, Ivan&lt;/author&gt;&lt;/authors&gt;&lt;/contributors&gt;&lt;titles&gt;&lt;title&gt;Universal dispersion model for characterization of optical thin films over wide spectral range: Application to magnesium fluoride&lt;/title&gt;&lt;secondary-title&gt;Applied Surface Science&lt;/secondary-title&gt;&lt;/titles&gt;&lt;periodical&gt;&lt;full-title&gt;Applied Surface Science&lt;/full-title&gt;&lt;/periodical&gt;&lt;pages&gt;424-429&lt;/pages&gt;&lt;volume&gt;421&lt;/volume&gt;&lt;keywords&gt;&lt;keyword&gt;Optical constants&lt;/keyword&gt;&lt;keyword&gt;Ellipsometry&lt;/keyword&gt;&lt;keyword&gt;Spectrophotometry&lt;/keyword&gt;&lt;keyword&gt;Sum rule&lt;/keyword&gt;&lt;/keywords&gt;&lt;dates&gt;&lt;year&gt;2017&lt;/year&gt;&lt;pub-dates&gt;&lt;date&gt;2017/11/01/&lt;/date&gt;&lt;/pub-dates&gt;&lt;/dates&gt;&lt;isbn&gt;0169-4332&lt;/isbn&gt;&lt;urls&gt;&lt;related-urls&gt;&lt;url&gt;https://www.sciencedirect.com/science/article/pii/S016943321632030X&lt;/url&gt;&lt;/related-urls&gt;&lt;/urls&gt;&lt;electronic-resource-num&gt;https://doi.org/10.1016/j.apsusc.2016.09.149&lt;/electronic-resource-num&gt;&lt;/record&gt;&lt;/Cite&gt;&lt;/EndNote&gt;</w:instrText>
       </w:r>
       <w:r>
         <w:fldChar w:fldCharType="separate"/>
@@ -11416,7 +11708,7 @@
         <w:rPr>
           <w:noProof/>
         </w:rPr>
-        <w:t>[39]</w:t>
+        <w:t>[40]</w:t>
       </w:r>
       <w:r>
         <w:fldChar w:fldCharType="end"/>
@@ -11434,10 +11726,13 @@
         <w:t xml:space="preserve">, </w:t>
       </w:r>
       <w:r>
-        <w:t>its absorptivity is negligible thought these wavelengths.</w:t>
-      </w:r>
-      <w:r>
-        <w:t xml:space="preserve"> </w:t>
+        <w:t xml:space="preserve">its absorptivity is negligible </w:t>
+      </w:r>
+      <w:r>
+        <w:t>through</w:t>
+      </w:r>
+      <w:r>
+        <w:t xml:space="preserve"> these wavelengths. </w:t>
       </w:r>
       <w:r>
         <w:t>In some simulation work</w:t>
@@ -11510,10 +11805,7 @@
         <w:t xml:space="preserve"> widely applicable</w:t>
       </w:r>
       <w:r>
-        <w:t xml:space="preserve"> </w:t>
-      </w:r>
-      <w:r>
-        <w:t>analysis method</w:t>
+        <w:t xml:space="preserve"> analysis method</w:t>
       </w:r>
       <w:r>
         <w:t xml:space="preserve">, </w:t>
@@ -11525,7 +11817,7 @@
         <w:fldChar w:fldCharType="begin"/>
       </w:r>
       <w:r>
-        <w:instrText xml:space="preserve"> ADDIN EN.CITE &lt;EndNote&gt;&lt;Cite&gt;&lt;Author&gt;Sarangan&lt;/Author&gt;&lt;Year&gt;2020&lt;/Year&gt;&lt;RecNum&gt;38&lt;/RecNum&gt;&lt;DisplayText&gt;[40]&lt;/DisplayText&gt;&lt;record&gt;&lt;rec-number&gt;38&lt;/rec-number&gt;&lt;foreign-keys&gt;&lt;key app="EN" db-id="v920pft06rp9dbex2ap500x99x5rrtswxzss" timestamp="1768049998" guid="dde7f428-59aa-475f-b9b0-297f1786a224"&gt;38&lt;/key&gt;&lt;/foreign-keys&gt;&lt;ref-type name="Journal Article"&gt;17&lt;/ref-type&gt;&lt;contributors&gt;&lt;authors&gt;&lt;author&gt;Sarangan, Andrew&lt;/author&gt;&lt;/authors&gt;&lt;/contributors&gt;&lt;titles&gt;&lt;title&gt;Design of resonant cavity thin film structures with complex active layers&lt;/title&gt;&lt;secondary-title&gt;Journal of the Optical Society of America B&lt;/secondary-title&gt;&lt;alt-title&gt;J. Opt. Soc. Am. B&lt;/alt-title&gt;&lt;/titles&gt;&lt;periodical&gt;&lt;full-title&gt;Journal of the Optical Society of America B&lt;/full-title&gt;&lt;abbr-1&gt;J. Opt. Soc. Am. B&lt;/abbr-1&gt;&lt;/periodical&gt;&lt;alt-periodical&gt;&lt;full-title&gt;Journal of the Optical Society of America B&lt;/full-title&gt;&lt;abbr-1&gt;J. Opt. Soc. Am. B&lt;/abbr-1&gt;&lt;/alt-periodical&gt;&lt;pages&gt;3461-3468&lt;/pages&gt;&lt;volume&gt;37&lt;/volume&gt;&lt;number&gt;11&lt;/number&gt;&lt;keywords&gt;&lt;keyword&gt;Bragg reflectors&lt;/keyword&gt;&lt;keyword&gt;Field enhancement&lt;/keyword&gt;&lt;keyword&gt;Optical absorption&lt;/keyword&gt;&lt;keyword&gt;Phase shift&lt;/keyword&gt;&lt;keyword&gt;Refractive index&lt;/keyword&gt;&lt;keyword&gt;Thin films&lt;/keyword&gt;&lt;/keywords&gt;&lt;dates&gt;&lt;year&gt;2020&lt;/year&gt;&lt;pub-dates&gt;&lt;date&gt;2020/11/01&lt;/date&gt;&lt;/pub-dates&gt;&lt;/dates&gt;&lt;publisher&gt;Optica Publishing Group&lt;/publisher&gt;&lt;urls&gt;&lt;related-urls&gt;&lt;url&gt;https://opg.optica.org/josab/abstract.cfm?URI=josab-37-11-3461&lt;/url&gt;&lt;/related-urls&gt;&lt;/urls&gt;&lt;electronic-resource-num&gt;10.1364/JOSAB.404894&lt;/electronic-resource-num&gt;&lt;/record&gt;&lt;/Cite&gt;&lt;/EndNote&gt;</w:instrText>
+        <w:instrText xml:space="preserve"> ADDIN EN.CITE &lt;EndNote&gt;&lt;Cite&gt;&lt;Author&gt;Sarangan&lt;/Author&gt;&lt;Year&gt;2020&lt;/Year&gt;&lt;RecNum&gt;38&lt;/RecNum&gt;&lt;DisplayText&gt;[41]&lt;/DisplayText&gt;&lt;record&gt;&lt;rec-number&gt;38&lt;/rec-number&gt;&lt;foreign-keys&gt;&lt;key app="EN" db-id="v920pft06rp9dbex2ap500x99x5rrtswxzss" timestamp="1768049998" guid="dde7f428-59aa-475f-b9b0-297f1786a224"&gt;38&lt;/key&gt;&lt;/foreign-keys&gt;&lt;ref-type name="Journal Article"&gt;17&lt;/ref-type&gt;&lt;contributors&gt;&lt;authors&gt;&lt;author&gt;Sarangan, Andrew&lt;/author&gt;&lt;/authors&gt;&lt;/contributors&gt;&lt;titles&gt;&lt;title&gt;Design of resonant cavity thin film structures with complex active layers&lt;/title&gt;&lt;secondary-title&gt;Journal of the Optical Society of America B&lt;/secondary-title&gt;&lt;alt-title&gt;J. Opt. Soc. Am. B&lt;/alt-title&gt;&lt;/titles&gt;&lt;periodical&gt;&lt;full-title&gt;Journal of the Optical Society of America B&lt;/full-title&gt;&lt;abbr-1&gt;J. Opt. Soc. Am. B&lt;/abbr-1&gt;&lt;/periodical&gt;&lt;alt-periodical&gt;&lt;full-title&gt;Journal of the Optical Society of America B&lt;/full-title&gt;&lt;abbr-1&gt;J. Opt. Soc. Am. B&lt;/abbr-1&gt;&lt;/alt-periodical&gt;&lt;pages&gt;3461-3468&lt;/pages&gt;&lt;volume&gt;37&lt;/volume&gt;&lt;number&gt;11&lt;/number&gt;&lt;keywords&gt;&lt;keyword&gt;Bragg reflectors&lt;/keyword&gt;&lt;keyword&gt;Field enhancement&lt;/keyword&gt;&lt;keyword&gt;Optical absorption&lt;/keyword&gt;&lt;keyword&gt;Phase shift&lt;/keyword&gt;&lt;keyword&gt;Refractive index&lt;/keyword&gt;&lt;keyword&gt;Thin films&lt;/keyword&gt;&lt;/keywords&gt;&lt;dates&gt;&lt;year&gt;2020&lt;/year&gt;&lt;pub-dates&gt;&lt;date&gt;2020/11/01&lt;/date&gt;&lt;/pub-dates&gt;&lt;/dates&gt;&lt;publisher&gt;Optica Publishing Group&lt;/publisher&gt;&lt;urls&gt;&lt;related-urls&gt;&lt;url&gt;https://opg.optica.org/josab/abstract.cfm?URI=josab-37-11-3461&lt;/url&gt;&lt;/related-urls&gt;&lt;/urls&gt;&lt;electronic-resource-num&gt;10.1364/JOSAB.404894&lt;/electronic-resource-num&gt;&lt;/record&gt;&lt;/Cite&gt;&lt;/EndNote&gt;</w:instrText>
       </w:r>
       <w:r>
         <w:fldChar w:fldCharType="separate"/>
@@ -11534,7 +11826,7 @@
         <w:rPr>
           <w:noProof/>
         </w:rPr>
-        <w:t>[40]</w:t>
+        <w:t>[41]</w:t>
       </w:r>
       <w:r>
         <w:fldChar w:fldCharType="end"/>
@@ -11543,13 +11835,7 @@
         <w:t xml:space="preserve">. But in this work, we </w:t>
       </w:r>
       <w:r>
-        <w:t xml:space="preserve">utilize </w:t>
-      </w:r>
-      <w:r>
-        <w:t>s</w:t>
-      </w:r>
-      <w:r>
-        <w:t>ilica (SiO</w:t>
+        <w:t>utilize silica (SiO</w:t>
       </w:r>
       <w:r>
         <w:rPr>
@@ -11585,22 +11871,7 @@
         <w:t>ex</w:t>
       </w:r>
       <w:r>
-        <w:t xml:space="preserve"> of ~1.47 at both </w:t>
-      </w:r>
-      <w:r>
-        <w:t>1064</w:t>
-      </w:r>
-      <w:r>
-        <w:t xml:space="preserve"> and </w:t>
-      </w:r>
-      <w:r>
-        <w:t>532</w:t>
-      </w:r>
-      <w:r>
-        <w:t xml:space="preserve"> nm.</w:t>
-      </w:r>
-      <w:r>
-        <w:t xml:space="preserve"> </w:t>
+        <w:t xml:space="preserve"> of ~1.47 at both 1064 and 532 nm. </w:t>
       </w:r>
       <w:r>
         <w:t xml:space="preserve">All the above mentioned </w:t>
@@ -11612,7 +11883,7 @@
         <w:fldChar w:fldCharType="begin"/>
       </w:r>
       <w:r>
-        <w:instrText xml:space="preserve"> ADDIN EN.CITE &lt;EndNote&gt;&lt;Cite&gt;&lt;Author&gt;Polyanskiy&lt;/Author&gt;&lt;Year&gt;2024&lt;/Year&gt;&lt;RecNum&gt;69&lt;/RecNum&gt;&lt;DisplayText&gt;[41]&lt;/DisplayText&gt;&lt;record&gt;&lt;rec-number&gt;69&lt;/rec-number&gt;&lt;foreign-keys&gt;&lt;key app="EN" db-id="v920pft06rp9dbex2ap500x99x5rrtswxzss" timestamp="1768215530" guid="51ad5c1f-6b8e-4d49-9eac-5ca2d206a442"&gt;69&lt;/key&gt;&lt;/foreign-keys&gt;&lt;ref-type name="Journal Article"&gt;17&lt;/ref-type&gt;&lt;contributors&gt;&lt;authors&gt;&lt;author&gt;Polyanskiy, Mikhail N.&lt;/author&gt;&lt;/authors&gt;&lt;/contributors&gt;&lt;titles&gt;&lt;title&gt;Refractiveindex.info database of optical constants&lt;/title&gt;&lt;secondary-title&gt;Scientific Data&lt;/secondary-title&gt;&lt;/titles&gt;&lt;periodical&gt;&lt;full-title&gt;Scientific Data&lt;/full-title&gt;&lt;/periodical&gt;&lt;pages&gt;94&lt;/pages&gt;&lt;volume&gt;11&lt;/volume&gt;&lt;number&gt;1&lt;/number&gt;&lt;dates&gt;&lt;year&gt;2024&lt;/year&gt;&lt;pub-dates&gt;&lt;date&gt;2024/01/18&lt;/date&gt;&lt;/pub-dates&gt;&lt;/dates&gt;&lt;isbn&gt;2052-4463&lt;/isbn&gt;&lt;urls&gt;&lt;related-urls&gt;&lt;url&gt;https://doi.org/10.1038/s41597-023-02898-2&lt;/url&gt;&lt;/related-urls&gt;&lt;/urls&gt;&lt;electronic-resource-num&gt;10.1038/s41597-023-02898-2&lt;/electronic-resource-num&gt;&lt;/record&gt;&lt;/Cite&gt;&lt;/EndNote&gt;</w:instrText>
+        <w:instrText xml:space="preserve"> ADDIN EN.CITE &lt;EndNote&gt;&lt;Cite&gt;&lt;Author&gt;Polyanskiy&lt;/Author&gt;&lt;Year&gt;2024&lt;/Year&gt;&lt;RecNum&gt;69&lt;/RecNum&gt;&lt;DisplayText&gt;[42]&lt;/DisplayText&gt;&lt;record&gt;&lt;rec-number&gt;69&lt;/rec-number&gt;&lt;foreign-keys&gt;&lt;key app="EN" db-id="v920pft06rp9dbex2ap500x99x5rrtswxzss" timestamp="1768215530" guid="51ad5c1f-6b8e-4d49-9eac-5ca2d206a442"&gt;69&lt;/key&gt;&lt;/foreign-keys&gt;&lt;ref-type name="Journal Article"&gt;17&lt;/ref-type&gt;&lt;contributors&gt;&lt;authors&gt;&lt;author&gt;Polyanskiy, Mikhail N.&lt;/author&gt;&lt;/authors&gt;&lt;/contributors&gt;&lt;titles&gt;&lt;title&gt;Refractiveindex.info database of optical constants&lt;/title&gt;&lt;secondary-title&gt;Scientific Data&lt;/secondary-title&gt;&lt;/titles&gt;&lt;periodical&gt;&lt;full-title&gt;Scientific Data&lt;/full-title&gt;&lt;/periodical&gt;&lt;pages&gt;94&lt;/pages&gt;&lt;volume&gt;11&lt;/volume&gt;&lt;number&gt;1&lt;/number&gt;&lt;dates&gt;&lt;year&gt;2024&lt;/year&gt;&lt;pub-dates&gt;&lt;date&gt;2024/01/18&lt;/date&gt;&lt;/pub-dates&gt;&lt;/dates&gt;&lt;isbn&gt;2052-4463&lt;/isbn&gt;&lt;urls&gt;&lt;related-urls&gt;&lt;url&gt;https://doi.org/10.1038/s41597-023-02898-2&lt;/url&gt;&lt;/related-urls&gt;&lt;/urls&gt;&lt;electronic-resource-num&gt;10.1038/s41597-023-02898-2&lt;/electronic-resource-num&gt;&lt;/record&gt;&lt;/Cite&gt;&lt;/EndNote&gt;</w:instrText>
       </w:r>
       <w:r>
         <w:fldChar w:fldCharType="separate"/>
@@ -11621,7 +11892,7 @@
         <w:rPr>
           <w:noProof/>
         </w:rPr>
-        <w:t>[41]</w:t>
+        <w:t>[42]</w:t>
       </w:r>
       <w:r>
         <w:fldChar w:fldCharType="end"/>
@@ -11630,43 +11901,57 @@
         <w:t xml:space="preserve">. </w:t>
       </w:r>
       <w:r>
+        <w:rPr>
+          <w:highlight w:val="yellow"/>
+        </w:rPr>
         <w:t>Since</w:t>
       </w:r>
       <w:r>
+        <w:rPr>
+          <w:highlight w:val="yellow"/>
+        </w:rPr>
         <w:t xml:space="preserve"> antimony triselenide (Sb</w:t>
       </w:r>
       <w:r>
         <w:rPr>
+          <w:highlight w:val="yellow"/>
           <w:vertAlign w:val="subscript"/>
         </w:rPr>
         <w:t>2</w:t>
       </w:r>
       <w:r>
+        <w:rPr>
+          <w:highlight w:val="yellow"/>
+        </w:rPr>
         <w:t>Se</w:t>
       </w:r>
       <w:r>
         <w:rPr>
+          <w:highlight w:val="yellow"/>
           <w:vertAlign w:val="subscript"/>
         </w:rPr>
         <w:t>3</w:t>
       </w:r>
       <w:r>
+        <w:rPr>
+          <w:highlight w:val="yellow"/>
+        </w:rPr>
         <w:t xml:space="preserve">) </w:t>
       </w:r>
       <w:r>
+        <w:rPr>
+          <w:highlight w:val="yellow"/>
+        </w:rPr>
         <w:t>is</w:t>
       </w:r>
       <w:r>
-        <w:t xml:space="preserve"> a new material in optics, </w:t>
-      </w:r>
-      <w:r>
         <w:rPr>
           <w:highlight w:val="yellow"/>
         </w:rPr>
-        <w:t>there exist no dataset there</w:t>
-      </w:r>
-      <w:r>
-        <w:t xml:space="preserve">. We use dataset from </w:t>
+        <w:t xml:space="preserve"> a new material in optics, there exist no dataset there.</w:t>
+      </w:r>
+      <w:r>
+        <w:t xml:space="preserve"> We use dataset from </w:t>
       </w:r>
       <w:r>
         <w:fldChar w:fldCharType="begin"/>
@@ -11939,7 +12224,7 @@
       <w:r>
         <w:fldChar w:fldCharType="begin">
           <w:fldData xml:space="preserve">PEVuZE5vdGU+PENpdGU+PEF1dGhvcj5MYXdzb248L0F1dGhvcj48WWVhcj4yMDIzPC9ZZWFyPjxS
-ZWNOdW0+NjA8L1JlY051bT48RGlzcGxheVRleHQ+WzE3LCA0Ml08L0Rpc3BsYXlUZXh0PjxyZWNv
+ZWNOdW0+NjA8L1JlY051bT48RGlzcGxheVRleHQ+WzE3LCA0M108L0Rpc3BsYXlUZXh0PjxyZWNv
 cmQ+PHJlYy1udW1iZXI+NjA8L3JlYy1udW1iZXI+PGZvcmVpZ24ta2V5cz48a2V5IGFwcD0iRU4i
 IGRiLWlkPSJ2OTIwcGZ0MDZycDlkYmV4MmFwNTAweDk5eDVycnRzd3h6c3MiIHRpbWVzdGFtcD0i
 MTc2ODA1MjkxMSIgZ3VpZD0iYzg5NTA2MDYtNGZkZC00MTFjLTk4ODItNDkyMzQxYWEwNWYzIj42
@@ -11988,7 +12273,7 @@
       <w:r>
         <w:fldChar w:fldCharType="begin">
           <w:fldData xml:space="preserve">PEVuZE5vdGU+PENpdGU+PEF1dGhvcj5MYXdzb248L0F1dGhvcj48WWVhcj4yMDIzPC9ZZWFyPjxS
-ZWNOdW0+NjA8L1JlY051bT48RGlzcGxheVRleHQ+WzE3LCA0Ml08L0Rpc3BsYXlUZXh0PjxyZWNv
+ZWNOdW0+NjA8L1JlY051bT48RGlzcGxheVRleHQ+WzE3LCA0M108L0Rpc3BsYXlUZXh0PjxyZWNv
 cmQ+PHJlYy1udW1iZXI+NjA8L3JlYy1udW1iZXI+PGZvcmVpZ24ta2V5cz48a2V5IGFwcD0iRU4i
 IGRiLWlkPSJ2OTIwcGZ0MDZycDlkYmV4MmFwNTAweDk5eDVycnRzd3h6c3MiIHRpbWVzdGFtcD0i
 MTc2ODA1MjkxMSIgZ3VpZD0iYzg5NTA2MDYtNGZkZC00MTFjLTk4ODItNDkyMzQxYWEwNWYzIj42
@@ -12044,7 +12329,7 @@
         <w:rPr>
           <w:noProof/>
         </w:rPr>
-        <w:t>[17, 42]</w:t>
+        <w:t>[17, 43]</w:t>
       </w:r>
       <w:r>
         <w:fldChar w:fldCharType="end"/>
@@ -12282,6 +12567,7 @@
         <w:jc w:val="left"/>
       </w:pPr>
       <w:r>
+        <w:lastRenderedPageBreak/>
         <w:tab/>
       </w:r>
       <w:r>
@@ -12706,7 +12992,7 @@
         </w:rPr>
         <w:fldChar w:fldCharType="begin">
           <w:fldData xml:space="preserve">PEVuZE5vdGU+PENpdGU+PEF1dGhvcj5EZWxhbmV5PC9BdXRob3I+PFllYXI+MjAyMDwvWWVhcj48
-UmVjTnVtPjY0PC9SZWNOdW0+PERpc3BsYXlUZXh0PlsxOCwgNDNdPC9EaXNwbGF5VGV4dD48cmVj
+UmVjTnVtPjY0PC9SZWNOdW0+PERpc3BsYXlUZXh0PlsxOCwgNDRdPC9EaXNwbGF5VGV4dD48cmVj
 b3JkPjxyZWMtbnVtYmVyPjY0PC9yZWMtbnVtYmVyPjxmb3JlaWduLWtleXM+PGtleSBhcHA9IkVO
 IiBkYi1pZD0idjkyMHBmdDA2cnA5ZGJleDJhcDUwMHg5OXg1cnJ0c3d4enNzIiB0aW1lc3RhbXA9
 IjE3NjgwNTQwOTAiIGd1aWQ9ImIxNWI1NTUwLTQwZDctNGFkMi04MTgyLWNmNmY0ODZhNGY1MCI+
@@ -12768,7 +13054,7 @@
         </w:rPr>
         <w:fldChar w:fldCharType="begin">
           <w:fldData xml:space="preserve">PEVuZE5vdGU+PENpdGU+PEF1dGhvcj5EZWxhbmV5PC9BdXRob3I+PFllYXI+MjAyMDwvWWVhcj48
-UmVjTnVtPjY0PC9SZWNOdW0+PERpc3BsYXlUZXh0PlsxOCwgNDNdPC9EaXNwbGF5VGV4dD48cmVj
+UmVjTnVtPjY0PC9SZWNOdW0+PERpc3BsYXlUZXh0PlsxOCwgNDRdPC9EaXNwbGF5VGV4dD48cmVj
 b3JkPjxyZWMtbnVtYmVyPjY0PC9yZWMtbnVtYmVyPjxmb3JlaWduLWtleXM+PGtleSBhcHA9IkVO
 IiBkYi1pZD0idjkyMHBmdDA2cnA5ZGJleDJhcDUwMHg5OXg1cnJ0c3d4enNzIiB0aW1lc3RhbXA9
 IjE3NjgwNTQwOTAiIGd1aWQ9ImIxNWI1NTUwLTQwZDctNGFkMi04MTgyLWNmNmY0ODZhNGY1MCI+
@@ -12839,6 +13125,11 @@
         <w:rPr>
           <w:lang w:val="en-US"/>
         </w:rPr>
+      </w:r>
+      <w:r>
+        <w:rPr>
+          <w:lang w:val="en-US"/>
+        </w:rPr>
         <w:fldChar w:fldCharType="separate"/>
       </w:r>
       <w:r>
@@ -12846,7 +13137,7 @@
           <w:noProof/>
           <w:lang w:val="en-US"/>
         </w:rPr>
-        <w:t>[18, 43]</w:t>
+        <w:t>[18, 44]</w:t>
       </w:r>
       <w:r>
         <w:rPr>
@@ -13057,7 +13348,6 @@
     </w:p>
     <w:p>
       <w:r>
-        <w:lastRenderedPageBreak/>
         <w:t>or</w:t>
       </w:r>
     </w:p>
@@ -13354,7 +13644,7 @@
       <w:r>
         <w:fldChar w:fldCharType="begin">
           <w:fldData xml:space="preserve">PEVuZE5vdGU+PENpdGU+PEF1dGhvcj5MYXdzb248L0F1dGhvcj48WWVhcj4yMDIzPC9ZZWFyPjxS
-ZWNOdW0+NjA8L1JlY051bT48RGlzcGxheVRleHQ+WzE3LCA0NF08L0Rpc3BsYXlUZXh0PjxyZWNv
+ZWNOdW0+NjA8L1JlY051bT48RGlzcGxheVRleHQ+WzE3LCA0NV08L0Rpc3BsYXlUZXh0PjxyZWNv
 cmQ+PHJlYy1udW1iZXI+NjA8L3JlYy1udW1iZXI+PGZvcmVpZ24ta2V5cz48a2V5IGFwcD0iRU4i
 IGRiLWlkPSJ2OTIwcGZ0MDZycDlkYmV4MmFwNTAweDk5eDVycnRzd3h6c3MiIHRpbWVzdGFtcD0i
 MTc2ODA1MjkxMSIgZ3VpZD0iYzg5NTA2MDYtNGZkZC00MTFjLTk4ODItNDkyMzQxYWEwNWYzIj42
@@ -13400,7 +13690,7 @@
       <w:r>
         <w:fldChar w:fldCharType="begin">
           <w:fldData xml:space="preserve">PEVuZE5vdGU+PENpdGU+PEF1dGhvcj5MYXdzb248L0F1dGhvcj48WWVhcj4yMDIzPC9ZZWFyPjxS
-ZWNOdW0+NjA8L1JlY051bT48RGlzcGxheVRleHQ+WzE3LCA0NF08L0Rpc3BsYXlUZXh0PjxyZWNv
+ZWNOdW0+NjA8L1JlY051bT48RGlzcGxheVRleHQ+WzE3LCA0NV08L0Rpc3BsYXlUZXh0PjxyZWNv
 cmQ+PHJlYy1udW1iZXI+NjA8L3JlYy1udW1iZXI+PGZvcmVpZ24ta2V5cz48a2V5IGFwcD0iRU4i
 IGRiLWlkPSJ2OTIwcGZ0MDZycDlkYmV4MmFwNTAweDk5eDVycnRzd3h6c3MiIHRpbWVzdGFtcD0i
 MTc2ODA1MjkxMSIgZ3VpZD0iYzg5NTA2MDYtNGZkZC00MTFjLTk4ODItNDkyMzQxYWEwNWYzIj42
@@ -13453,7 +13743,7 @@
         <w:rPr>
           <w:noProof/>
         </w:rPr>
-        <w:t>[17, 44]</w:t>
+        <w:t>[17, 45]</w:t>
       </w:r>
       <w:r>
         <w:fldChar w:fldCharType="end"/>
@@ -13476,7 +13766,7 @@
       <w:r>
         <w:fldChar w:fldCharType="begin">
           <w:fldData xml:space="preserve">PEVuZE5vdGU+PENpdGU+PEF1dGhvcj5MYXdzb248L0F1dGhvcj48WWVhcj4yMDIzPC9ZZWFyPjxS
-ZWNOdW0+NjA8L1JlY051bT48RGlzcGxheVRleHQ+WzE3LCAxOCwgNDMtNDVdPC9EaXNwbGF5VGV4
+ZWNOdW0+NjA8L1JlY051bT48RGlzcGxheVRleHQ+WzE3LCAxOCwgNDQtNDZdPC9EaXNwbGF5VGV4
 dD48cmVjb3JkPjxyZWMtbnVtYmVyPjYwPC9yZWMtbnVtYmVyPjxmb3JlaWduLWtleXM+PGtleSBh
 cHA9IkVOIiBkYi1pZD0idjkyMHBmdDA2cnA5ZGJleDJhcDUwMHg5OXg1cnJ0c3d4enNzIiB0aW1l
 c3RhbXA9IjE3NjgwNTI5MTEiIGd1aWQ9ImM4OTUwNjA2LTRmZGQtNDExYy05ODgyLTQ5MjM0MWFh
@@ -13588,7 +13878,7 @@
       <w:r>
         <w:fldChar w:fldCharType="begin">
           <w:fldData xml:space="preserve">PEVuZE5vdGU+PENpdGU+PEF1dGhvcj5MYXdzb248L0F1dGhvcj48WWVhcj4yMDIzPC9ZZWFyPjxS
-ZWNOdW0+NjA8L1JlY051bT48RGlzcGxheVRleHQ+WzE3LCAxOCwgNDMtNDVdPC9EaXNwbGF5VGV4
+ZWNOdW0+NjA8L1JlY051bT48RGlzcGxheVRleHQ+WzE3LCAxOCwgNDQtNDZdPC9EaXNwbGF5VGV4
 dD48cmVjb3JkPjxyZWMtbnVtYmVyPjYwPC9yZWMtbnVtYmVyPjxmb3JlaWduLWtleXM+PGtleSBh
 cHA9IkVOIiBkYi1pZD0idjkyMHBmdDA2cnA5ZGJleDJhcDUwMHg5OXg1cnJ0c3d4enNzIiB0aW1l
 c3RhbXA9IjE3NjgwNTI5MTEiIGd1aWQ9ImM4OTUwNjA2LTRmZGQtNDExYy05ODgyLTQ5MjM0MWFh
@@ -13707,7 +13997,7 @@
         <w:rPr>
           <w:noProof/>
         </w:rPr>
-        <w:t>[17, 18, 43-45]</w:t>
+        <w:t>[17, 18, 44-46]</w:t>
       </w:r>
       <w:r>
         <w:fldChar w:fldCharType="end"/>
@@ -13802,25 +14092,7 @@
             <w:vertAlign w:val="subscript"/>
             <w:lang w:val="en-US"/>
           </w:rPr>
-          <m:t>D</m:t>
-        </m:r>
-        <m:r>
-          <w:rPr>
-            <w:rFonts w:ascii="Cambria Math" w:hAnsi="Cambria Math"/>
-            <w:highlight w:val="yellow"/>
-            <w:vertAlign w:val="subscript"/>
-            <w:lang w:val="en-US"/>
-          </w:rPr>
-          <m:t>(N)</m:t>
-        </m:r>
-        <m:r>
-          <w:rPr>
-            <w:rFonts w:ascii="Cambria Math" w:hAnsi="Cambria Math"/>
-            <w:highlight w:val="yellow"/>
-            <w:vertAlign w:val="subscript"/>
-            <w:lang w:val="en-US"/>
-          </w:rPr>
-          <m:t>=</m:t>
+          <m:t>D(N)=</m:t>
         </m:r>
         <m:f>
           <m:fPr>
@@ -13842,25 +14114,7 @@
                 <w:vertAlign w:val="subscript"/>
                 <w:lang w:val="en-US"/>
               </w:rPr>
-              <m:t>ΔT(</m:t>
-            </m:r>
-            <m:r>
-              <w:rPr>
-                <w:rFonts w:ascii="Cambria Math" w:hAnsi="Cambria Math"/>
-                <w:highlight w:val="yellow"/>
-                <w:vertAlign w:val="subscript"/>
-                <w:lang w:val="en-US"/>
-              </w:rPr>
-              <m:t>N</m:t>
-            </m:r>
-            <m:r>
-              <w:rPr>
-                <w:rFonts w:ascii="Cambria Math" w:hAnsi="Cambria Math"/>
-                <w:highlight w:val="yellow"/>
-                <w:vertAlign w:val="subscript"/>
-                <w:lang w:val="en-US"/>
-              </w:rPr>
-              <m:t>)-Δ</m:t>
+              <m:t>ΔT(N)-Δ</m:t>
             </m:r>
             <m:sSub>
               <m:sSubPr>
@@ -13987,21 +14241,7 @@
           <w:lang w:val="en-US"/>
         </w:rPr>
         <w:tab/>
-        <w:t>(</w:t>
-      </w:r>
-      <w:r>
-        <w:rPr>
-          <w:highlight w:val="yellow"/>
-          <w:lang w:val="en-US"/>
-        </w:rPr>
-        <w:t>XX</w:t>
-      </w:r>
-      <w:r>
-        <w:rPr>
-          <w:highlight w:val="yellow"/>
-          <w:lang w:val="en-US"/>
-        </w:rPr>
-        <w:t>)</w:t>
+        <w:t>(XX)</w:t>
       </w:r>
     </w:p>
     <w:p>
@@ -14348,7 +14588,7 @@
         <w:fldChar w:fldCharType="begin"/>
       </w:r>
       <w:r>
-        <w:instrText xml:space="preserve"> ADDIN EN.CITE &lt;EndNote&gt;&lt;Cite&gt;&lt;Author&gt;Paschotta&lt;/Author&gt;&lt;Year&gt;2008&lt;/Year&gt;&lt;RecNum&gt;88&lt;/RecNum&gt;&lt;DisplayText&gt;[46]&lt;/DisplayText&gt;&lt;record&gt;&lt;rec-number&gt;88&lt;/rec-number&gt;&lt;foreign-keys&gt;&lt;key app="EN" db-id="v920pft06rp9dbex2ap500x99x5rrtswxzss" timestamp="1774446585"&gt;88&lt;/key&gt;&lt;/foreign-keys&gt;&lt;ref-type name="Book"&gt;6&lt;/ref-type&gt;&lt;contributors&gt;&lt;authors&gt;&lt;author&gt;Paschotta, R.&lt;/author&gt;&lt;/authors&gt;&lt;/contributors&gt;&lt;titles&gt;&lt;title&gt;Encyclopedia of Laser Physics and Technology&lt;/title&gt;&lt;/titles&gt;&lt;dates&gt;&lt;year&gt;2008&lt;/year&gt;&lt;/dates&gt;&lt;publisher&gt;Wiley&lt;/publisher&gt;&lt;isbn&gt;9783527408283&lt;/isbn&gt;&lt;urls&gt;&lt;related-urls&gt;&lt;url&gt;https://books.google.co.th/books?id=hdkJ5ASTFjcC&lt;/url&gt;&lt;/related-urls&gt;&lt;/urls&gt;&lt;/record&gt;&lt;/Cite&gt;&lt;/EndNote&gt;</w:instrText>
+        <w:instrText xml:space="preserve"> ADDIN EN.CITE &lt;EndNote&gt;&lt;Cite&gt;&lt;Author&gt;Paschotta&lt;/Author&gt;&lt;Year&gt;2008&lt;/Year&gt;&lt;RecNum&gt;88&lt;/RecNum&gt;&lt;DisplayText&gt;[47]&lt;/DisplayText&gt;&lt;record&gt;&lt;rec-number&gt;88&lt;/rec-number&gt;&lt;foreign-keys&gt;&lt;key app="EN" db-id="v920pft06rp9dbex2ap500x99x5rrtswxzss" timestamp="1774446585"&gt;88&lt;/key&gt;&lt;/foreign-keys&gt;&lt;ref-type name="Book"&gt;6&lt;/ref-type&gt;&lt;contributors&gt;&lt;authors&gt;&lt;author&gt;Paschotta, R.&lt;/author&gt;&lt;/authors&gt;&lt;/contributors&gt;&lt;titles&gt;&lt;title&gt;Encyclopedia of Laser Physics and Technology&lt;/title&gt;&lt;/titles&gt;&lt;dates&gt;&lt;year&gt;2008&lt;/year&gt;&lt;/dates&gt;&lt;publisher&gt;Wiley&lt;/publisher&gt;&lt;isbn&gt;9783527408283&lt;/isbn&gt;&lt;urls&gt;&lt;related-urls&gt;&lt;url&gt;https://books.google.co.th/books?id=hdkJ5ASTFjcC&lt;/url&gt;&lt;/related-urls&gt;&lt;/urls&gt;&lt;/record&gt;&lt;/Cite&gt;&lt;/EndNote&gt;</w:instrText>
       </w:r>
       <w:r>
         <w:fldChar w:fldCharType="separate"/>
@@ -14357,7 +14597,7 @@
         <w:rPr>
           <w:noProof/>
         </w:rPr>
-        <w:t>[46]</w:t>
+        <w:t>[47]</w:t>
       </w:r>
       <w:r>
         <w:fldChar w:fldCharType="end"/>
@@ -14656,47 +14896,7 @@
         </w:rPr>
         <w:t>. Results</w:t>
       </w:r>
-    </w:p>
-    <w:p>
-      <w:r>
-        <w:t>1064</w:t>
-      </w:r>
-    </w:p>
-    <w:p>
-      <w:r>
-        <w:tab/>
-        <w:t>QWOT</w:t>
-      </w:r>
-    </w:p>
-    <w:p>
-      <w:r>
-        <w:tab/>
-        <w:t>Broadband</w:t>
-      </w:r>
-      <w:r>
-        <w:t xml:space="preserve"> behaviour in 3 and 4-layer design</w:t>
-      </w:r>
-    </w:p>
-    <w:p>
-      <w:r>
-        <w:t>532</w:t>
-      </w:r>
-    </w:p>
-    <w:p>
-      <w:r>
-        <w:tab/>
-        <w:t>failure of QWOT, symmetrical resonant cavity</w:t>
-      </w:r>
-    </w:p>
-    <w:p>
-      <w:r>
-        <w:tab/>
-        <w:t>need asymmetrical resonance cavity</w:t>
-      </w:r>
-    </w:p>
-    <w:p>
-      <w:pPr>
-        <w:pStyle w:val="Heading1"/>
+      <w:r>
         <w:rPr>
           <w:rStyle w:val="Emphasis"/>
           <w:rFonts w:ascii="Arial" w:hAnsi="Arial"/>
@@ -14704,7 +14904,8 @@
           <w:iCs w:val="0"/>
           <w:sz w:val="20"/>
         </w:rPr>
-      </w:pPr>
+        <w:t xml:space="preserve"> </w:t>
+      </w:r>
       <w:r>
         <w:rPr>
           <w:rStyle w:val="Emphasis"/>
@@ -14714,8 +14915,57 @@
           <w:sz w:val="20"/>
           <w:highlight w:val="yellow"/>
         </w:rPr>
-        <w:t>5</w:t>
-      </w:r>
+        <w:t>and Discussions</w:t>
+      </w:r>
+    </w:p>
+    <w:p>
+      <w:r>
+        <w:t>1064</w:t>
+      </w:r>
+    </w:p>
+    <w:p>
+      <w:r>
+        <w:tab/>
+        <w:t>QWOT</w:t>
+      </w:r>
+    </w:p>
+    <w:p>
+      <w:r>
+        <w:tab/>
+        <w:t>Broadband</w:t>
+      </w:r>
+      <w:r>
+        <w:t xml:space="preserve"> behaviour in 3 and 4-layer design</w:t>
+      </w:r>
+    </w:p>
+    <w:p>
+      <w:r>
+        <w:t>532</w:t>
+      </w:r>
+    </w:p>
+    <w:p>
+      <w:r>
+        <w:tab/>
+        <w:t>failure of QWOT, symmetrical resonant cavity</w:t>
+      </w:r>
+    </w:p>
+    <w:p>
+      <w:r>
+        <w:tab/>
+        <w:t>need asymmetrical resonance cavity</w:t>
+      </w:r>
+    </w:p>
+    <w:p>
+      <w:pPr>
+        <w:pStyle w:val="Heading1"/>
+        <w:rPr>
+          <w:rStyle w:val="Emphasis"/>
+          <w:rFonts w:ascii="Arial" w:hAnsi="Arial"/>
+          <w:i w:val="0"/>
+          <w:iCs w:val="0"/>
+          <w:sz w:val="20"/>
+        </w:rPr>
+      </w:pPr>
       <w:r>
         <w:rPr>
           <w:rStyle w:val="Emphasis"/>
@@ -14725,7 +14975,7 @@
           <w:sz w:val="20"/>
           <w:highlight w:val="yellow"/>
         </w:rPr>
-        <w:t>.</w:t>
+        <w:t>5</w:t>
       </w:r>
       <w:r>
         <w:rPr>
@@ -14736,7 +14986,7 @@
           <w:sz w:val="20"/>
           <w:highlight w:val="yellow"/>
         </w:rPr>
-        <w:t xml:space="preserve"> </w:t>
+        <w:t>.</w:t>
       </w:r>
       <w:r>
         <w:rPr>
@@ -14747,7 +14997,7 @@
           <w:sz w:val="20"/>
           <w:highlight w:val="yellow"/>
         </w:rPr>
-        <w:t>Discuss</w:t>
+        <w:t xml:space="preserve"> </w:t>
       </w:r>
       <w:r>
         <w:rPr>
@@ -14758,167 +15008,169 @@
           <w:sz w:val="20"/>
           <w:highlight w:val="yellow"/>
         </w:rPr>
-        <w:t>ions</w:t>
-      </w:r>
-    </w:p>
-    <w:p>
-      <w:r>
-        <w:tab/>
-        <w:t>For a 1064-nm optical limiters, a simple QWOT-design already satisfy anti-reflection conditions, it’s also the smallest design. For a broader operating range in the IR spectrum, the XXX design has</w:t>
-      </w:r>
-      <w:r>
-        <w:t>…</w:t>
-      </w:r>
-    </w:p>
-    <w:p>
-      <w:r>
-        <w:tab/>
-      </w:r>
-      <w:r>
-        <w:t>For a self-activating optical limiter</w:t>
-      </w:r>
-      <w:r>
-        <w:t xml:space="preserve"> at 532 nm</w:t>
-      </w:r>
-      <w:r>
-        <w:t xml:space="preserve">, </w:t>
-      </w:r>
-      <w:r>
-        <w:t>resonance can be restored with asymmetrical designs. Asymmetrical cavity designs required thinner Sb</w:t>
-      </w:r>
-      <w:r>
-        <w:rPr>
-          <w:vertAlign w:val="subscript"/>
-        </w:rPr>
-        <w:t>2</w:t>
-      </w:r>
-      <w:r>
-        <w:t>Se</w:t>
-      </w:r>
-      <w:r>
-        <w:rPr>
-          <w:vertAlign w:val="subscript"/>
-        </w:rPr>
-        <w:t>3</w:t>
-      </w:r>
-      <w:r>
-        <w:t xml:space="preserve">. Which should prevent partial phase-transition described in </w:t>
-      </w:r>
-      <w:r>
-        <w:fldChar w:fldCharType="begin"/>
-      </w:r>
-      <w:r>
-        <w:instrText xml:space="preserve"> ADDIN EN.CITE &lt;EndNote&gt;&lt;Cite&gt;&lt;Author&gt;Lawson&lt;/Author&gt;&lt;Year&gt;2023&lt;/Year&gt;&lt;RecNum&gt;60&lt;/RecNum&gt;&lt;DisplayText&gt;[17]&lt;/DisplayText&gt;&lt;record&gt;&lt;rec-number&gt;60&lt;/rec-number&gt;&lt;foreign-keys&gt;&lt;key app="EN" db-id="v920pft06rp9dbex2ap500x99x5rrtswxzss" timestamp="1768052911" guid="c8950606-4fdd-411c-9882-492341aa05f3"&gt;60&lt;/key&gt;&lt;/foreign-keys&gt;&lt;ref-type name="Journal Article"&gt;17&lt;/ref-type&gt;&lt;contributors&gt;&lt;authors&gt;&lt;author&gt;Lawson, Daniel&lt;/author&gt;&lt;author&gt;Blundell, Sophie&lt;/author&gt;&lt;author&gt;Ebert, Martin&lt;/author&gt;&lt;author&gt;Muskens, Otto L.&lt;/author&gt;&lt;author&gt;Zeimpekis, Ioannis&lt;/author&gt;&lt;/authors&gt;&lt;/contributors&gt;&lt;titles&gt;&lt;title&gt;Optical switching beyond a million cycles of low-loss phase change material Sb2Se3&lt;/title&gt;&lt;secondary-title&gt;Optical Materials Express&lt;/secondary-title&gt;&lt;/titles&gt;&lt;periodical&gt;&lt;full-title&gt;Optical Materials Express&lt;/full-title&gt;&lt;abbr-1&gt;Opt. Mater. Express&lt;/abbr-1&gt;&lt;/periodical&gt;&lt;volume&gt;14&lt;/volume&gt;&lt;number&gt;1&lt;/number&gt;&lt;section&gt;22&lt;/section&gt;&lt;dates&gt;&lt;year&gt;2023&lt;/year&gt;&lt;/dates&gt;&lt;isbn&gt;2159-3930&lt;/isbn&gt;&lt;urls&gt;&lt;/urls&gt;&lt;electronic-resource-num&gt;10.1364/ome.509434&lt;/electronic-resource-num&gt;&lt;/record&gt;&lt;/Cite&gt;&lt;/EndNote&gt;</w:instrText>
-      </w:r>
-      <w:r>
-        <w:fldChar w:fldCharType="separate"/>
-      </w:r>
-      <w:r>
-        <w:rPr>
-          <w:noProof/>
-        </w:rPr>
-        <w:t>[17]</w:t>
-      </w:r>
-      <w:r>
-        <w:fldChar w:fldCharType="end"/>
-      </w:r>
-      <w:r>
-        <w:t>. T</w:t>
-      </w:r>
-      <w:r>
-        <w:t xml:space="preserve">he question </w:t>
-      </w:r>
-      <w:r>
-        <w:t>then become</w:t>
-      </w:r>
-      <w:r>
-        <w:t xml:space="preserve"> </w:t>
-      </w:r>
-      <w:r>
-        <w:t>‘</w:t>
-      </w:r>
-      <w:r>
-        <w:t xml:space="preserve">at what threshold of </w:t>
-      </w:r>
-      <w:r>
-        <w:t>laser</w:t>
-      </w:r>
-      <w:r>
-        <w:t xml:space="preserve"> intensity will the optical limiter </w:t>
-      </w:r>
-      <w:r>
-        <w:t xml:space="preserve">be </w:t>
-      </w:r>
-      <w:r>
-        <w:t>turned off?</w:t>
-      </w:r>
-      <w:r>
-        <w:t>’.</w:t>
-      </w:r>
-      <w:r>
-        <w:t xml:space="preserve"> If the threshold is low, then the device need</w:t>
-      </w:r>
-      <w:r>
-        <w:t>s</w:t>
-      </w:r>
-      <w:r>
-        <w:t xml:space="preserve"> to have more absorptivity in </w:t>
-      </w:r>
-      <w:r>
-        <w:t>the</w:t>
-      </w:r>
-      <w:r>
-        <w:t xml:space="preserve"> ON mode</w:t>
-      </w:r>
-      <w:r>
-        <w:t xml:space="preserve">. But if the threshold is high, then the absorptivity in the ON mode </w:t>
-      </w:r>
-      <w:r>
-        <w:t xml:space="preserve">does </w:t>
-      </w:r>
-      <w:r>
-        <w:t>not need to be as high.</w:t>
-      </w:r>
-      <w:r>
-        <w:t xml:space="preserve"> Its absorptivity in the OFF mode is also </w:t>
-      </w:r>
-      <w:r>
-        <w:t>important;</w:t>
-      </w:r>
-      <w:r>
-        <w:t xml:space="preserve"> it ideally should be as high as possible</w:t>
-      </w:r>
-      <w:r>
-        <w:t xml:space="preserve"> since it need to be re-amorphized at an even higher temperature to return </w:t>
-      </w:r>
-      <w:r>
-        <w:t xml:space="preserve">the device </w:t>
-      </w:r>
-      <w:r>
-        <w:t>from OFF to ON mode. Would a volatile-type PCM be more suitable for self-activating optical limiter?</w:t>
-      </w:r>
-    </w:p>
-    <w:p>
-      <w:r>
-        <w:tab/>
-        <w:t xml:space="preserve">Another metric that we didn’t show here are </w:t>
-      </w:r>
-      <w:r>
-        <w:t>the tolerance of optical performances at varying incident angles. A high-tolerance devices would allow for broader applications.</w:t>
-      </w:r>
-    </w:p>
-    <w:p>
-      <w:pPr>
-        <w:pStyle w:val="Heading1"/>
+        <w:t>Discuss</w:t>
+      </w:r>
+      <w:r>
         <w:rPr>
           <w:rStyle w:val="Emphasis"/>
           <w:rFonts w:ascii="Arial" w:hAnsi="Arial"/>
           <w:i w:val="0"/>
           <w:iCs w:val="0"/>
           <w:sz w:val="20"/>
-        </w:rPr>
-      </w:pPr>
-      <w:r>
+          <w:highlight w:val="yellow"/>
+        </w:rPr>
+        <w:t>ions</w:t>
+      </w:r>
+    </w:p>
+    <w:p>
+      <w:r>
+        <w:tab/>
+        <w:t>For a 1064-nm optical limiters, a simple QWOT-design already satisfy anti-reflection conditions, it’s also the smallest design. For a broader operating range in the IR spectrum, the XXX design has</w:t>
+      </w:r>
+      <w:r>
+        <w:t>…</w:t>
+      </w:r>
+    </w:p>
+    <w:p>
+      <w:r>
+        <w:tab/>
+      </w:r>
+      <w:r>
+        <w:t>For a self-activating optical limiter</w:t>
+      </w:r>
+      <w:r>
+        <w:t xml:space="preserve"> at 532 nm</w:t>
+      </w:r>
+      <w:r>
+        <w:t xml:space="preserve">, </w:t>
+      </w:r>
+      <w:r>
+        <w:t>resonance can be restored with asymmetrical designs. Asymmetrical cavity designs required thinner Sb</w:t>
+      </w:r>
+      <w:r>
+        <w:rPr>
+          <w:vertAlign w:val="subscript"/>
+        </w:rPr>
+        <w:t>2</w:t>
+      </w:r>
+      <w:r>
+        <w:t>Se</w:t>
+      </w:r>
+      <w:r>
+        <w:rPr>
+          <w:vertAlign w:val="subscript"/>
+        </w:rPr>
+        <w:t>3</w:t>
+      </w:r>
+      <w:r>
+        <w:t xml:space="preserve">. Which should prevent partial phase-transition described in </w:t>
+      </w:r>
+      <w:r>
+        <w:fldChar w:fldCharType="begin"/>
+      </w:r>
+      <w:r>
+        <w:instrText xml:space="preserve"> ADDIN EN.CITE &lt;EndNote&gt;&lt;Cite&gt;&lt;Author&gt;Lawson&lt;/Author&gt;&lt;Year&gt;2023&lt;/Year&gt;&lt;RecNum&gt;60&lt;/RecNum&gt;&lt;DisplayText&gt;[17]&lt;/DisplayText&gt;&lt;record&gt;&lt;rec-number&gt;60&lt;/rec-number&gt;&lt;foreign-keys&gt;&lt;key app="EN" db-id="v920pft06rp9dbex2ap500x99x5rrtswxzss" timestamp="1768052911" guid="c8950606-4fdd-411c-9882-492341aa05f3"&gt;60&lt;/key&gt;&lt;/foreign-keys&gt;&lt;ref-type name="Journal Article"&gt;17&lt;/ref-type&gt;&lt;contributors&gt;&lt;authors&gt;&lt;author&gt;Lawson, Daniel&lt;/author&gt;&lt;author&gt;Blundell, Sophie&lt;/author&gt;&lt;author&gt;Ebert, Martin&lt;/author&gt;&lt;author&gt;Muskens, Otto L.&lt;/author&gt;&lt;author&gt;Zeimpekis, Ioannis&lt;/author&gt;&lt;/authors&gt;&lt;/contributors&gt;&lt;titles&gt;&lt;title&gt;Optical switching beyond a million cycles of low-loss phase change material Sb2Se3&lt;/title&gt;&lt;secondary-title&gt;Optical Materials Express&lt;/secondary-title&gt;&lt;/titles&gt;&lt;periodical&gt;&lt;full-title&gt;Optical Materials Express&lt;/full-title&gt;&lt;abbr-1&gt;Opt. Mater. Express&lt;/abbr-1&gt;&lt;/periodical&gt;&lt;volume&gt;14&lt;/volume&gt;&lt;number&gt;1&lt;/number&gt;&lt;section&gt;22&lt;/section&gt;&lt;dates&gt;&lt;year&gt;2023&lt;/year&gt;&lt;/dates&gt;&lt;isbn&gt;2159-3930&lt;/isbn&gt;&lt;urls&gt;&lt;/urls&gt;&lt;electronic-resource-num&gt;10.1364/ome.509434&lt;/electronic-resource-num&gt;&lt;/record&gt;&lt;/Cite&gt;&lt;/EndNote&gt;</w:instrText>
+      </w:r>
+      <w:r>
+        <w:fldChar w:fldCharType="separate"/>
+      </w:r>
+      <w:r>
+        <w:rPr>
+          <w:noProof/>
+        </w:rPr>
+        <w:t>[17]</w:t>
+      </w:r>
+      <w:r>
+        <w:fldChar w:fldCharType="end"/>
+      </w:r>
+      <w:r>
+        <w:t>. T</w:t>
+      </w:r>
+      <w:r>
+        <w:t xml:space="preserve">he question </w:t>
+      </w:r>
+      <w:r>
+        <w:t>then become</w:t>
+      </w:r>
+      <w:r>
+        <w:t xml:space="preserve"> </w:t>
+      </w:r>
+      <w:r>
+        <w:t>‘</w:t>
+      </w:r>
+      <w:r>
+        <w:t xml:space="preserve">at what threshold of </w:t>
+      </w:r>
+      <w:r>
+        <w:t>laser</w:t>
+      </w:r>
+      <w:r>
+        <w:t xml:space="preserve"> intensity will the optical limiter </w:t>
+      </w:r>
+      <w:r>
+        <w:t xml:space="preserve">be </w:t>
+      </w:r>
+      <w:r>
+        <w:t>turned off?</w:t>
+      </w:r>
+      <w:r>
+        <w:t>’.</w:t>
+      </w:r>
+      <w:r>
+        <w:t xml:space="preserve"> If the threshold is low, then the device need</w:t>
+      </w:r>
+      <w:r>
+        <w:t>s</w:t>
+      </w:r>
+      <w:r>
+        <w:t xml:space="preserve"> to have more absorptivity in </w:t>
+      </w:r>
+      <w:r>
+        <w:t>the</w:t>
+      </w:r>
+      <w:r>
+        <w:t xml:space="preserve"> ON mode</w:t>
+      </w:r>
+      <w:r>
+        <w:t xml:space="preserve">. But if the threshold is high, then the absorptivity in the ON mode </w:t>
+      </w:r>
+      <w:r>
+        <w:t xml:space="preserve">does </w:t>
+      </w:r>
+      <w:r>
+        <w:t>not need to be as high.</w:t>
+      </w:r>
+      <w:r>
+        <w:t xml:space="preserve"> Its absorptivity in the OFF mode is also </w:t>
+      </w:r>
+      <w:r>
+        <w:t>important;</w:t>
+      </w:r>
+      <w:r>
+        <w:t xml:space="preserve"> it ideally should be as high as possible</w:t>
+      </w:r>
+      <w:r>
+        <w:t xml:space="preserve"> since it need to be re-amorphized at an even higher temperature to return </w:t>
+      </w:r>
+      <w:r>
+        <w:t xml:space="preserve">the device </w:t>
+      </w:r>
+      <w:r>
+        <w:t>from OFF to ON mode. Would a volatile-type PCM be more suitable for self-activating optical limiter?</w:t>
+      </w:r>
+    </w:p>
+    <w:p>
+      <w:r>
+        <w:tab/>
+        <w:t xml:space="preserve">Another metric that we didn’t show here are </w:t>
+      </w:r>
+      <w:r>
+        <w:t>the tolerance of optical performances at varying incident angles. A high-tolerance devices would allow for broader applications.</w:t>
+      </w:r>
+    </w:p>
+    <w:p>
+      <w:pPr>
+        <w:pStyle w:val="Heading1"/>
         <w:rPr>
           <w:rStyle w:val="Emphasis"/>
           <w:rFonts w:ascii="Arial" w:hAnsi="Arial"/>
@@ -14926,6 +15178,16 @@
           <w:iCs w:val="0"/>
           <w:sz w:val="20"/>
         </w:rPr>
+      </w:pPr>
+      <w:r>
+        <w:rPr>
+          <w:rStyle w:val="Emphasis"/>
+          <w:rFonts w:ascii="Arial" w:hAnsi="Arial"/>
+          <w:i w:val="0"/>
+          <w:iCs w:val="0"/>
+          <w:sz w:val="20"/>
+        </w:rPr>
+        <w:lastRenderedPageBreak/>
         <w:t>6</w:t>
       </w:r>
       <w:r>
@@ -15071,7 +15333,6 @@
         <w:ind w:left="720" w:hanging="720"/>
       </w:pPr>
       <w:r>
-        <w:lastRenderedPageBreak/>
         <w:t>[3]</w:t>
       </w:r>
       <w:r>
@@ -15776,6 +16037,7 @@
         <w:ind w:left="720" w:hanging="720"/>
       </w:pPr>
       <w:r>
+        <w:lastRenderedPageBreak/>
         <w:t>[26]</w:t>
       </w:r>
       <w:r>
@@ -15922,7 +16184,6 @@
         <w:ind w:left="720" w:hanging="720"/>
       </w:pPr>
       <w:r>
-        <w:lastRenderedPageBreak/>
         <w:t>[31]</w:t>
       </w:r>
       <w:r>
@@ -16078,16 +16339,25 @@
       </w:r>
       <w:r>
         <w:tab/>
-        <w:t xml:space="preserve">H. K. Raut, V. A. Ganesh, A. S. Nair, and S. Ramakrishna, "Anti-reflective coatings: A critical, in-depth review," </w:t>
+        <w:t>S. V. Zhukovsky</w:t>
       </w:r>
       <w:r>
         <w:rPr>
           <w:i/>
         </w:rPr>
-        <w:t xml:space="preserve">Energy &amp; Environmental Science, </w:t>
-      </w:r>
-      <w:r>
-        <w:t>10.1039/C1EE01297E vol. 4, no. 10, pp. 3779–3804, 2011, doi: 10.1039/C1EE01297E.</w:t>
+        <w:t xml:space="preserve"> et al.</w:t>
+      </w:r>
+      <w:r>
+        <w:t xml:space="preserve">, "Experimental Demonstration of Effective Medium Approximation Breakdown in Deeply Subwavelength All-Dielectric Multilayers," </w:t>
+      </w:r>
+      <w:r>
+        <w:rPr>
+          <w:i/>
+        </w:rPr>
+        <w:t xml:space="preserve">Physical Review Letters, </w:t>
+      </w:r>
+      <w:r>
+        <w:t>vol. 115, no. 17, p. 177402, 10/23/ 2015, doi: 10.1103/PhysRevLett.115.177402.</w:t>
       </w:r>
     </w:p>
     <w:p>
@@ -16097,6 +16367,28 @@
       </w:pPr>
       <w:r>
         <w:t>[38]</w:t>
+      </w:r>
+      <w:r>
+        <w:tab/>
+        <w:t xml:space="preserve">H. K. Raut, V. A. Ganesh, A. S. Nair, and S. Ramakrishna, "Anti-reflective coatings: A critical, in-depth review," </w:t>
+      </w:r>
+      <w:r>
+        <w:rPr>
+          <w:i/>
+        </w:rPr>
+        <w:t xml:space="preserve">Energy &amp; Environmental Science, </w:t>
+      </w:r>
+      <w:r>
+        <w:t>10.1039/C1EE01297E vol. 4, no. 10, pp. 3779–3804, 2011, doi: 10.1039/C1EE01297E.</w:t>
+      </w:r>
+    </w:p>
+    <w:p>
+      <w:pPr>
+        <w:pStyle w:val="EndNoteBibliography"/>
+        <w:ind w:left="720" w:hanging="720"/>
+      </w:pPr>
+      <w:r>
+        <w:t>[39]</w:t>
       </w:r>
       <w:r>
         <w:tab/>
@@ -16129,7 +16421,7 @@
         <w:ind w:left="720" w:hanging="720"/>
       </w:pPr>
       <w:r>
-        <w:t>[39]</w:t>
+        <w:t>[40]</w:t>
       </w:r>
       <w:r>
         <w:tab/>
@@ -16162,7 +16454,7 @@
         <w:ind w:left="720" w:hanging="720"/>
       </w:pPr>
       <w:r>
-        <w:t>[40]</w:t>
+        <w:t>[41]</w:t>
       </w:r>
       <w:r>
         <w:tab/>
@@ -16184,7 +16476,7 @@
         <w:ind w:left="720" w:hanging="720"/>
       </w:pPr>
       <w:r>
-        <w:t>[41]</w:t>
+        <w:t>[42]</w:t>
       </w:r>
       <w:r>
         <w:tab/>
@@ -16206,7 +16498,7 @@
         <w:ind w:left="720" w:hanging="720"/>
       </w:pPr>
       <w:r>
-        <w:t>[42]</w:t>
+        <w:t>[43]</w:t>
       </w:r>
       <w:r>
         <w:tab/>
@@ -16248,7 +16540,7 @@
         <w:ind w:left="720" w:hanging="720"/>
       </w:pPr>
       <w:r>
-        <w:t>[43]</w:t>
+        <w:t>[44]</w:t>
       </w:r>
       <w:r>
         <w:tab/>
@@ -16279,7 +16571,7 @@
         <w:ind w:left="720" w:hanging="720"/>
       </w:pPr>
       <w:r>
-        <w:t>[44]</w:t>
+        <w:t>[45]</w:t>
       </w:r>
       <w:r>
         <w:tab/>
@@ -16310,7 +16602,7 @@
         <w:ind w:left="720" w:hanging="720"/>
       </w:pPr>
       <w:r>
-        <w:t>[45]</w:t>
+        <w:t>[46]</w:t>
       </w:r>
       <w:r>
         <w:tab/>
@@ -16332,7 +16624,7 @@
         <w:ind w:left="720" w:hanging="720"/>
       </w:pPr>
       <w:r>
-        <w:t>[46]</w:t>
+        <w:t>[47]</w:t>
       </w:r>
       <w:r>
         <w:tab/>
@@ -16764,7 +17056,7 @@
   <w:style w:type="paragraph" w:default="1" w:styleId="Normal">
     <w:name w:val="Normal"/>
     <w:qFormat/>
-    <w:rsid w:val="00FF4067"/>
+    <w:rsid w:val="00083B9D"/>
     <w:pPr>
       <w:spacing w:after="0" w:line="240" w:lineRule="auto"/>
       <w:jc w:val="both"/>
@@ -16971,6 +17263,7 @@
   <w:style w:type="character" w:default="1" w:styleId="DefaultParagraphFont">
     <w:name w:val="Default Paragraph Font"/>
     <w:uiPriority w:val="1"/>
+    <w:semiHidden/>
     <w:unhideWhenUsed/>
   </w:style>
   <w:style w:type="table" w:default="1" w:styleId="TableNormal">

--- a/paper/[OptMaterX] Design and Simulation of Sb2Se3-Based.docx
+++ b/paper/[OptMaterX] Design and Simulation of Sb2Se3-Based.docx
@@ -463,7 +463,6 @@
       <w:pPr>
         <w:rPr>
           <w:rStyle w:val="Emphasis"/>
-          <w:rFonts w:hint="cs"/>
           <w:i w:val="0"/>
           <w:iCs w:val="0"/>
           <w:cs/>
@@ -505,7 +504,7 @@
         <w:pStyle w:val="Heading1"/>
         <w:rPr>
           <w:rStyle w:val="Emphasis"/>
-          <w:rFonts w:cs="Cordia New" w:hint="cs"/>
+          <w:rFonts w:cs="Cordia New"/>
           <w:b w:val="0"/>
           <w:bCs w:val="0"/>
           <w:cs/>
@@ -807,7 +806,25 @@
           <w:sz w:val="20"/>
           <w:szCs w:val="20"/>
         </w:rPr>
-        <w:t xml:space="preserve"> showcases two distinct design challenges. The design utilizes Sb</w:t>
+        <w:t xml:space="preserve"> </w:t>
+      </w:r>
+      <w:proofErr w:type="gramStart"/>
+      <w:r>
+        <w:rPr>
+          <w:rStyle w:val="Emphasis"/>
+          <w:sz w:val="20"/>
+          <w:szCs w:val="20"/>
+        </w:rPr>
+        <w:t>showcases</w:t>
+      </w:r>
+      <w:proofErr w:type="gramEnd"/>
+      <w:r>
+        <w:rPr>
+          <w:rStyle w:val="Emphasis"/>
+          <w:sz w:val="20"/>
+          <w:szCs w:val="20"/>
+        </w:rPr>
+        <w:t xml:space="preserve"> two distinct design challenges. The design utilizes Sb</w:t>
       </w:r>
       <w:r>
         <w:rPr>
@@ -843,6 +860,7 @@
         </w:rPr>
         <w:t xml:space="preserve"> layer(s) with thickness ranging from </w:t>
       </w:r>
+      <w:proofErr w:type="gramStart"/>
       <w:r>
         <w:rPr>
           <w:rStyle w:val="Emphasis"/>
@@ -852,6 +870,7 @@
         </w:rPr>
         <w:t>XXX to XXX</w:t>
       </w:r>
+      <w:proofErr w:type="gramEnd"/>
       <w:r>
         <w:rPr>
           <w:rStyle w:val="Emphasis"/>
@@ -1064,6 +1083,7 @@
           <w:rStyle w:val="Emphasis"/>
           <w:iCs w:val="0"/>
           <w:sz w:val="28"/>
+          <w:lang w:val="en-US"/>
         </w:rPr>
       </w:pPr>
       <w:r>
@@ -4314,7 +4334,29 @@
 VVMgMjAxOS8wMDk0NDMwIEExPC9pc2JuPjx3b3JrLXR5cGU+QTE8L3dvcmstdHlwZT48dXJscz48
 cmVsYXRlZC11cmxzPjx1cmw+aHR0cHM6Ly9sZW5zLm9yZy8xNjgtODI5LTQ1Ny0xNDQtMDQ1PC91
 cmw+PC9yZWxhdGVkLXVybHM+PC91cmxzPjxjdXN0b20xPjIwMTcvMDkvMjY8L2N1c3RvbTE+PGN1
-c3RvbTI+MjAxOS8wMy8yODwvY3VzdG9tMj48L3JlY29yZD48L0NpdGU+PC9FbmROb3RlPn==
+c3RvbTI+MjAxOS8wMy8yODwvY3VzdG9tMj48L3JlY29yZD48L0NpdGU+PENpdGU+PEF1dGhvcj5X
+YW48L0F1dGhvcj48WWVhcj4yMDIxPC9ZZWFyPjxSZWNOdW0+MzA8L1JlY051bT48cmVjb3JkPjxy
+ZWMtbnVtYmVyPjMwPC9yZWMtbnVtYmVyPjxmb3JlaWduLWtleXM+PGtleSBhcHA9IkVOIiBkYi1p
+ZD0idjkyMHBmdDA2cnA5ZGJleDJhcDUwMHg5OXg1cnJ0c3d4enNzIiB0aW1lc3RhbXA9IjE3Njgw
+MTc2NjYiIGd1aWQ9ImQ3ODU1OGJiLTMzM2QtNDcwMS1hMjc5LWQzOWI1Y2ZkZWE2MyI+MzA8L2tl
+eT48L2ZvcmVpZ24ta2V5cz48cmVmLXR5cGUgbmFtZT0iSm91cm5hbCBBcnRpY2xlIj4xNzwvcmVm
+LXR5cGU+PGNvbnRyaWJ1dG9ycz48YXV0aG9ycz48YXV0aG9yPldhbiwgQ2hlbmdoYW88L2F1dGhv
+cj48YXV0aG9yPlpoYW5nLCBaaGVuPC9hdXRob3I+PGF1dGhvcj5TYWxtYW4sIEphZDwvYXV0aG9y
+PjxhdXRob3I+S2luZywgSm9uYXRoYW48L2F1dGhvcj48YXV0aG9yPlhpYW8sIFl1emhlPC9hdXRo
+b3I+PGF1dGhvcj5ZdSwgWmhhb25pbmc8L2F1dGhvcj48YXV0aG9yPlNoYWhzYWZpLCBBbGlyZXph
+PC9hdXRob3I+PGF1dGhvcj5XYW1ib2xkLCBSYXltb25kPC9hdXRob3I+PGF1dGhvcj5SYW1hbmF0
+aGFuLCBTaHJpcmFtPC9hdXRob3I+PGF1dGhvcj5LYXRzLCBNaWtoYWlsIEEuPC9hdXRob3I+PC9h
+dXRob3JzPjwvY29udHJpYnV0b3JzPjx0aXRsZXM+PHRpdGxlPlVsdHJhdGhpbiBCcm9hZGJhbmQg
+UmVmbGVjdGl2ZSBPcHRpY2FsIExpbWl0ZXI8L3RpdGxlPjxzZWNvbmRhcnktdGl0bGU+TGFzZXIg
+JmFtcDsgUGhvdG9uaWNzIFJldmlld3M8L3NlY29uZGFyeS10aXRsZT48L3RpdGxlcz48cGVyaW9k
+aWNhbD48ZnVsbC10aXRsZT5MYXNlciAmYW1wOyBQaG90b25pY3MgUmV2aWV3czwvZnVsbC10aXRs
+ZT48L3BlcmlvZGljYWw+PHBhZ2VzPjIxMDAwMDE8L3BhZ2VzPjx2b2x1bWU+MTU8L3ZvbHVtZT48
+bnVtYmVyPjY8L251bWJlcj48ZGF0ZXM+PHllYXI+MjAyMTwveWVhcj48L2RhdGVzPjxpc2JuPjE4
+NjMtODg4MDwvaXNibj48dXJscz48cmVsYXRlZC11cmxzPjx1cmw+aHR0cHM6Ly9vbmxpbmVsaWJy
+YXJ5LndpbGV5LmNvbS9kb2kvYWJzLzEwLjEwMDIvbHBvci4yMDIxMDAwMDE8L3VybD48L3JlbGF0
+ZWQtdXJscz48L3VybHM+PGVsZWN0cm9uaWMtcmVzb3VyY2UtbnVtPmh0dHBzOi8vZG9pLm9yZy8x
+MC4xMDAyL2xwb3IuMjAyMTAwMDAxPC9lbGVjdHJvbmljLXJlc291cmNlLW51bT48L3JlY29yZD48
+L0NpdGU+PC9FbmROb3RlPn==
 </w:fldData>
         </w:fldChar>
       </w:r>
@@ -4431,7 +4473,29 @@
 VVMgMjAxOS8wMDk0NDMwIEExPC9pc2JuPjx3b3JrLXR5cGU+QTE8L3dvcmstdHlwZT48dXJscz48
 cmVsYXRlZC11cmxzPjx1cmw+aHR0cHM6Ly9sZW5zLm9yZy8xNjgtODI5LTQ1Ny0xNDQtMDQ1PC91
 cmw+PC9yZWxhdGVkLXVybHM+PC91cmxzPjxjdXN0b20xPjIwMTcvMDkvMjY8L2N1c3RvbTE+PGN1
-c3RvbTI+MjAxOS8wMy8yODwvY3VzdG9tMj48L3JlY29yZD48L0NpdGU+PC9FbmROb3RlPn==
+c3RvbTI+MjAxOS8wMy8yODwvY3VzdG9tMj48L3JlY29yZD48L0NpdGU+PENpdGU+PEF1dGhvcj5X
+YW48L0F1dGhvcj48WWVhcj4yMDIxPC9ZZWFyPjxSZWNOdW0+MzA8L1JlY051bT48cmVjb3JkPjxy
+ZWMtbnVtYmVyPjMwPC9yZWMtbnVtYmVyPjxmb3JlaWduLWtleXM+PGtleSBhcHA9IkVOIiBkYi1p
+ZD0idjkyMHBmdDA2cnA5ZGJleDJhcDUwMHg5OXg1cnJ0c3d4enNzIiB0aW1lc3RhbXA9IjE3Njgw
+MTc2NjYiIGd1aWQ9ImQ3ODU1OGJiLTMzM2QtNDcwMS1hMjc5LWQzOWI1Y2ZkZWE2MyI+MzA8L2tl
+eT48L2ZvcmVpZ24ta2V5cz48cmVmLXR5cGUgbmFtZT0iSm91cm5hbCBBcnRpY2xlIj4xNzwvcmVm
+LXR5cGU+PGNvbnRyaWJ1dG9ycz48YXV0aG9ycz48YXV0aG9yPldhbiwgQ2hlbmdoYW88L2F1dGhv
+cj48YXV0aG9yPlpoYW5nLCBaaGVuPC9hdXRob3I+PGF1dGhvcj5TYWxtYW4sIEphZDwvYXV0aG9y
+PjxhdXRob3I+S2luZywgSm9uYXRoYW48L2F1dGhvcj48YXV0aG9yPlhpYW8sIFl1emhlPC9hdXRo
+b3I+PGF1dGhvcj5ZdSwgWmhhb25pbmc8L2F1dGhvcj48YXV0aG9yPlNoYWhzYWZpLCBBbGlyZXph
+PC9hdXRob3I+PGF1dGhvcj5XYW1ib2xkLCBSYXltb25kPC9hdXRob3I+PGF1dGhvcj5SYW1hbmF0
+aGFuLCBTaHJpcmFtPC9hdXRob3I+PGF1dGhvcj5LYXRzLCBNaWtoYWlsIEEuPC9hdXRob3I+PC9h
+dXRob3JzPjwvY29udHJpYnV0b3JzPjx0aXRsZXM+PHRpdGxlPlVsdHJhdGhpbiBCcm9hZGJhbmQg
+UmVmbGVjdGl2ZSBPcHRpY2FsIExpbWl0ZXI8L3RpdGxlPjxzZWNvbmRhcnktdGl0bGU+TGFzZXIg
+JmFtcDsgUGhvdG9uaWNzIFJldmlld3M8L3NlY29uZGFyeS10aXRsZT48L3RpdGxlcz48cGVyaW9k
+aWNhbD48ZnVsbC10aXRsZT5MYXNlciAmYW1wOyBQaG90b25pY3MgUmV2aWV3czwvZnVsbC10aXRs
+ZT48L3BlcmlvZGljYWw+PHBhZ2VzPjIxMDAwMDE8L3BhZ2VzPjx2b2x1bWU+MTU8L3ZvbHVtZT48
+bnVtYmVyPjY8L251bWJlcj48ZGF0ZXM+PHllYXI+MjAyMTwveWVhcj48L2RhdGVzPjxpc2JuPjE4
+NjMtODg4MDwvaXNibj48dXJscz48cmVsYXRlZC11cmxzPjx1cmw+aHR0cHM6Ly9vbmxpbmVsaWJy
+YXJ5LndpbGV5LmNvbS9kb2kvYWJzLzEwLjEwMDIvbHBvci4yMDIxMDAwMDE8L3VybD48L3JlbGF0
+ZWQtdXJscz48L3VybHM+PGVsZWN0cm9uaWMtcmVzb3VyY2UtbnVtPmh0dHBzOi8vZG9pLm9yZy8x
+MC4xMDAyL2xwb3IuMjAyMTAwMDAxPC9lbGVjdHJvbmljLXJlc291cmNlLW51bT48L3JlY29yZD48
+L0NpdGU+PC9FbmROb3RlPn==
 </w:fldData>
         </w:fldChar>
       </w:r>
@@ -4460,51 +4524,66 @@
         <w:t xml:space="preserve"> </w:t>
       </w:r>
       <w:r>
-        <w:t xml:space="preserve">An ideal optical limiter should maximize its transmittivity in ON mode and minimize in OFF mode, while minimize the reflectivity and absorptivity in both modes. If it’s self-activating, it should have enough absorption to change its phase. </w:t>
-      </w:r>
-      <w:r>
-        <w:t xml:space="preserve">And since all types of optical limiters only utilize transmission (or absorption), minimizing reflectivity with antireflection </w:t>
+        <w:t xml:space="preserve">An ideal optical limiter should maximize its transmittivity in ON mode and minimize in OFF mode, while minimize the reflectivity and absorptivity </w:t>
+      </w:r>
+      <w:r>
+        <w:t>of</w:t>
+      </w:r>
+      <w:r>
+        <w:t xml:space="preserve"> both modes. If it’s self-activating, it should have</w:t>
+      </w:r>
+      <w:r>
+        <w:t xml:space="preserve"> just</w:t>
+      </w:r>
+      <w:r>
+        <w:t xml:space="preserve"> enough absorption to change its phase</w:t>
+      </w:r>
+      <w:r>
+        <w:t xml:space="preserve"> to minimize transmission loss in the “ON” mode</w:t>
+      </w:r>
+      <w:r>
+        <w:t xml:space="preserve">. </w:t>
+      </w:r>
+      <w:r>
+        <w:t xml:space="preserve">And since all types of optical limiters only utilize transmission </w:t>
+      </w:r>
+      <w:r>
+        <w:t>(and absorption for self-activating type)</w:t>
+      </w:r>
+      <w:r>
+        <w:t xml:space="preserve">, minimizing reflectivity with antireflection </w:t>
       </w:r>
       <w:r>
         <w:t xml:space="preserve">(AR) </w:t>
       </w:r>
       <w:r>
-        <w:t xml:space="preserve">property is ideal. </w:t>
-      </w:r>
-      <w:r>
-        <w:t xml:space="preserve">The designs could be a thin-film planar or a nanostructured metasurface, </w:t>
-      </w:r>
-      <w:r>
-        <w:t>with</w:t>
-      </w:r>
-      <w:r>
-        <w:t xml:space="preserve"> metasurface design</w:t>
-      </w:r>
-      <w:r>
-        <w:t xml:space="preserve">s are </w:t>
-      </w:r>
-      <w:r>
-        <w:t xml:space="preserve">slower, </w:t>
-      </w:r>
-      <w:r>
-        <w:t>more difficult</w:t>
-      </w:r>
-      <w:r>
-        <w:t>,</w:t>
+        <w:t>designs</w:t>
+      </w:r>
+      <w:r>
+        <w:t xml:space="preserve"> is ideal. </w:t>
+      </w:r>
+      <w:r>
+        <w:t>Optical limiter</w:t>
+      </w:r>
+      <w:r>
+        <w:t xml:space="preserve"> designs could be a thin-film planar or a nanostructured metasurface</w:t>
+      </w:r>
+      <w:r>
+        <w:t>; planar designs are easier to optimize for AR condition, where metasurface designs are more difficult and</w:t>
+      </w:r>
+      <w:r>
+        <w:t xml:space="preserve"> expensive </w:t>
+      </w:r>
+      <w:r>
+        <w:t>to fabricate</w:t>
+      </w:r>
+      <w:r>
+        <w:t xml:space="preserve"> but offer more ways to optimize</w:t>
       </w:r>
       <w:r>
         <w:t xml:space="preserve"> </w:t>
       </w:r>
       <w:r>
-        <w:t xml:space="preserve">and more expensive </w:t>
-      </w:r>
-      <w:r>
-        <w:t>to fabricate</w:t>
-      </w:r>
-      <w:r>
-        <w:t xml:space="preserve"> </w:t>
-      </w:r>
-      <w:r>
         <w:fldChar w:fldCharType="begin"/>
       </w:r>
       <w:r>
@@ -4523,31 +4602,22 @@
         <w:fldChar w:fldCharType="end"/>
       </w:r>
       <w:r>
-        <w:t>. A thin-film planar design</w:t>
-      </w:r>
-      <w:r>
-        <w:t xml:space="preserve"> is also easier to design and optimize</w:t>
-      </w:r>
-      <w:r>
         <w:t>.</w:t>
       </w:r>
       <w:r>
-        <w:t xml:space="preserve"> </w:t>
-      </w:r>
-      <w:r>
-        <w:t xml:space="preserve">A thin-film planar design could </w:t>
-      </w:r>
-      <w:r>
-        <w:t>utilize resonant cavity to helps restore resonant</w:t>
-      </w:r>
-      <w:r>
-        <w:t xml:space="preserve"> condition for a complete antireflection</w:t>
-      </w:r>
-      <w:r>
-        <w:t xml:space="preserve"> in materials with high extinction coefficients</w:t>
-      </w:r>
-      <w:r>
-        <w:t xml:space="preserve">, and helps reduce the required thickness of PCM placed inside the two reflectors </w:t>
+        <w:t xml:space="preserve"> In a cases where some layer of planar design has high absorption, resonant for a complete AR condition can be restored by the use of </w:t>
+      </w:r>
+      <w:r>
+        <w:t>resonant cavity</w:t>
+      </w:r>
+      <w:r>
+        <w:t xml:space="preserve">, </w:t>
+      </w:r>
+      <w:r>
+        <w:t>it also</w:t>
+      </w:r>
+      <w:r>
+        <w:t xml:space="preserve"> helps reduce the required thickness of PCM placed inside the two reflectors </w:t>
       </w:r>
       <w:r>
         <w:fldChar w:fldCharType="begin"/>
@@ -4571,7 +4641,10 @@
         <w:t xml:space="preserve">. </w:t>
       </w:r>
       <w:r>
-        <w:t xml:space="preserve">The latter is helpful for optical limiter </w:t>
+        <w:t xml:space="preserve">The reduction in PCM thickness </w:t>
+      </w:r>
+      <w:r>
+        <w:t xml:space="preserve">is helpful for optical limiter </w:t>
       </w:r>
       <w:r>
         <w:t>because a thinner PCM required less energy for phase transition, which is especially beneficial for non-volatile PCMs since their T</w:t>
@@ -5492,7 +5565,11 @@
         <w:t xml:space="preserve">spectrum </w:t>
       </w:r>
       <w:r>
-        <w:t xml:space="preserve">and rapidly falls to zero above ~900 nm. </w:t>
+        <w:t xml:space="preserve">and rapidly falls to zero </w:t>
+      </w:r>
+      <w:r>
+        <w:lastRenderedPageBreak/>
+        <w:t xml:space="preserve">above ~900 nm. </w:t>
       </w:r>
       <w:r>
         <w:t>So, t</w:t>
@@ -5540,11 +5617,7 @@
         <w:t xml:space="preserve"> IR spectra</w:t>
       </w:r>
       <w:r>
-        <w:t xml:space="preserve">, </w:t>
-      </w:r>
-      <w:r>
-        <w:lastRenderedPageBreak/>
-        <w:t xml:space="preserve">and extinction coefficients is very large in the near-UV but falls to zero </w:t>
+        <w:t xml:space="preserve">, and extinction coefficients is very large in the near-UV but falls to zero </w:t>
       </w:r>
       <w:r>
         <w:t>around</w:t>
@@ -5697,25 +5770,7 @@
         <w:fldChar w:fldCharType="end"/>
       </w:r>
       <w:r>
-        <w:t xml:space="preserve">. </w:t>
-      </w:r>
-      <w:r>
-        <w:rPr>
-          <w:highlight w:val="cyan"/>
-        </w:rPr>
-        <w:t>(without permission</w:t>
-      </w:r>
-      <w:r>
-        <w:rPr>
-          <w:highlight w:val="cyan"/>
-        </w:rPr>
-        <w:t>, need one?</w:t>
-      </w:r>
-      <w:r>
-        <w:rPr>
-          <w:highlight w:val="cyan"/>
-        </w:rPr>
-        <w:t>)</w:t>
+        <w:t>.</w:t>
       </w:r>
     </w:p>
     <w:p/>
@@ -6048,31 +6103,7 @@
           <w:rPr>
             <w:rFonts w:ascii="Cambria Math" w:hAnsi="Cambria Math"/>
           </w:rPr>
-          <m:t>OT</m:t>
-        </m:r>
-        <m:r>
-          <w:rPr>
-            <w:rFonts w:ascii="Cambria Math" w:hAnsi="Cambria Math"/>
-          </w:rPr>
-          <m:t>(λ)</m:t>
-        </m:r>
-        <m:r>
-          <w:rPr>
-            <w:rFonts w:ascii="Cambria Math" w:hAnsi="Cambria Math"/>
-          </w:rPr>
-          <m:t>=n</m:t>
-        </m:r>
-        <m:r>
-          <w:rPr>
-            <w:rFonts w:ascii="Cambria Math" w:hAnsi="Cambria Math"/>
-          </w:rPr>
-          <m:t>(λ)</m:t>
-        </m:r>
-        <m:r>
-          <w:rPr>
-            <w:rFonts w:ascii="Cambria Math" w:hAnsi="Cambria Math"/>
-          </w:rPr>
-          <m:t>t</m:t>
+          <m:t>OT(λ)=n(λ)t</m:t>
         </m:r>
       </m:oMath>
       <w:r>
@@ -8038,9 +8069,17 @@
       </w:r>
       <w:r>
         <w:rPr>
+          <w:i/>
+          <w:iCs/>
           <w:lang w:val="en-US"/>
         </w:rPr>
-        <w:t xml:space="preserve"> with </w:t>
+        <w:t xml:space="preserve"> </w:t>
+      </w:r>
+      <w:r>
+        <w:rPr>
+          <w:lang w:val="en-US"/>
+        </w:rPr>
+        <w:t xml:space="preserve">with </w:t>
       </w:r>
       <w:r>
         <w:rPr>
@@ -8498,17 +8537,7 @@
           <w:vertAlign w:val="superscript"/>
           <w:lang w:val="en-US"/>
         </w:rPr>
-        <w:t>π</w:t>
-      </w:r>
-      <w:r>
-        <w:rPr>
-          <w:i/>
-          <w:iCs/>
-          <w:highlight w:val="yellow"/>
-          <w:vertAlign w:val="superscript"/>
-          <w:lang w:val="en-US"/>
-        </w:rPr>
-        <w:t xml:space="preserve"> </w:t>
+        <w:t xml:space="preserve">π </w:t>
       </w:r>
       <w:r>
         <w:rPr>
@@ -9156,10 +9185,20 @@
         <w:rPr>
           <w:lang w:val="en-US"/>
         </w:rPr>
-        <w:t>Antireflection condition occurs when n</w:t>
-      </w:r>
-      <w:r>
-        <w:rPr>
+        <w:t xml:space="preserve">Antireflection condition occurs when </w:t>
+      </w:r>
+      <w:r>
+        <w:rPr>
+          <w:i/>
+          <w:iCs/>
+          <w:lang w:val="en-US"/>
+        </w:rPr>
+        <w:t>n</w:t>
+      </w:r>
+      <w:r>
+        <w:rPr>
+          <w:i/>
+          <w:iCs/>
           <w:vertAlign w:val="subscript"/>
           <w:lang w:val="en-US"/>
         </w:rPr>
@@ -9169,10 +9208,20 @@
         <w:rPr>
           <w:lang w:val="en-US"/>
         </w:rPr>
-        <w:t xml:space="preserve"> = n</w:t>
-      </w:r>
-      <w:r>
-        <w:rPr>
+        <w:t xml:space="preserve"> = </w:t>
+      </w:r>
+      <w:r>
+        <w:rPr>
+          <w:i/>
+          <w:iCs/>
+          <w:lang w:val="en-US"/>
+        </w:rPr>
+        <w:t>n</w:t>
+      </w:r>
+      <w:r>
+        <w:rPr>
+          <w:i/>
+          <w:iCs/>
           <w:vertAlign w:val="subscript"/>
           <w:lang w:val="en-US"/>
         </w:rPr>
@@ -11835,6 +11884,11 @@
         <w:rPr>
           <w:lang w:bidi="th-TH"/>
         </w:rPr>
+      </w:r>
+      <w:r>
+        <w:rPr>
+          <w:lang w:bidi="th-TH"/>
+        </w:rPr>
         <w:fldChar w:fldCharType="separate"/>
       </w:r>
       <w:r>
@@ -12201,12 +12255,6 @@
         <w:rPr>
           <w:lang w:bidi="th-TH"/>
         </w:rPr>
-        <w:tab/>
-      </w:r>
-      <w:r>
-        <w:rPr>
-          <w:lang w:bidi="th-TH"/>
-        </w:rPr>
         <w:t>A t</w:t>
       </w:r>
       <w:r>
@@ -12462,31 +12510,7 @@
         <w:rPr>
           <w:lang w:bidi="th-TH"/>
         </w:rPr>
-        <w:t>.</w:t>
-      </w:r>
-      <w:r>
-        <w:rPr>
-          <w:lang w:bidi="th-TH"/>
-        </w:rPr>
-        <w:t xml:space="preserve"> </w:t>
-      </w:r>
-      <w:r>
-        <w:rPr>
-          <w:lang w:bidi="th-TH"/>
-        </w:rPr>
-        <w:t xml:space="preserve">A detailed </w:t>
-      </w:r>
-      <w:r>
-        <w:rPr>
-          <w:lang w:bidi="th-TH"/>
-        </w:rPr>
-        <w:t>explanation</w:t>
-      </w:r>
-      <w:r>
-        <w:rPr>
-          <w:lang w:bidi="th-TH"/>
-        </w:rPr>
-        <w:t xml:space="preserve"> </w:t>
+        <w:t xml:space="preserve">. A detailed explanation </w:t>
       </w:r>
       <w:r>
         <w:rPr>
@@ -13961,6 +13985,9 @@
         <w:jc w:val="left"/>
       </w:pPr>
       <w:r>
+        <w:tab/>
+      </w:r>
+      <w:r>
         <w:t xml:space="preserve">A three-layer antireflection </w:t>
       </w:r>
       <w:r>
@@ -14185,6 +14212,9 @@
     </w:p>
     <w:p>
       <w:r>
+        <w:tab/>
+      </w:r>
+      <w:r>
         <w:t xml:space="preserve">This requirement is </w:t>
       </w:r>
       <w:r>
@@ -14264,10 +14294,7 @@
         <w:t xml:space="preserve">main benefit of a three-layer Q/H/Q design is the </w:t>
       </w:r>
       <w:r>
-        <w:t xml:space="preserve">middle layer </w:t>
-      </w:r>
-      <w:r>
-        <w:t>(</w:t>
+        <w:t>middle layer (</w:t>
       </w:r>
       <w:r>
         <w:rPr>
@@ -14285,10 +14312,7 @@
         <w:t>f2</w:t>
       </w:r>
       <w:r>
-        <w:t>)</w:t>
-      </w:r>
-      <w:r>
-        <w:t xml:space="preserve"> contributes to </w:t>
+        <w:t xml:space="preserve">) contributes to </w:t>
       </w:r>
       <w:r>
         <w:t>a broader</w:t>
@@ -14612,6 +14636,9 @@
     <w:p>
       <w:r>
         <w:tab/>
+      </w:r>
+      <w:r>
+        <w:t>XXX</w:t>
       </w:r>
     </w:p>
     <w:p>
@@ -15594,9 +15621,6 @@
     <w:p/>
     <w:p/>
     <w:p/>
-    <w:p/>
-    <w:p/>
-    <w:p/>
     <w:p>
       <w:pPr>
         <w:rPr>
@@ -15607,6 +15631,7 @@
         <w:rPr>
           <w:highlight w:val="cyan"/>
         </w:rPr>
+        <w:lastRenderedPageBreak/>
         <w:t>Note:</w:t>
       </w:r>
     </w:p>
@@ -15620,11 +15645,14 @@
         <w:rPr>
           <w:highlight w:val="cyan"/>
         </w:rPr>
-        <w:t xml:space="preserve">1064: </w:t>
+        <w:t>1550:</w:t>
       </w:r>
     </w:p>
     <w:p>
       <w:r>
+        <w:rPr>
+          <w:highlight w:val="cyan"/>
+        </w:rPr>
         <w:tab/>
       </w:r>
       <w:r>
@@ -15632,9 +15660,34 @@
       </w:r>
       <w:r>
         <w:tab/>
-      </w:r>
-      <w:r>
-        <w:t>1.3777</w:t>
+        <w:t>1.</w:t>
+      </w:r>
+      <w:r>
+        <w:t>3746</w:t>
+      </w:r>
+      <w:r>
+        <w:tab/>
+      </w:r>
+      <w:r>
+        <w:tab/>
+      </w:r>
+      <w:r>
+        <w:fldChar w:fldCharType="begin"/>
+      </w:r>
+      <w:r>
+        <w:instrText xml:space="preserve"> ADDIN EN.CITE &lt;EndNote&gt;&lt;Cite&gt;&lt;Author&gt;Franta&lt;/Author&gt;&lt;Year&gt;2017&lt;/Year&gt;&lt;RecNum&gt;87&lt;/RecNum&gt;&lt;DisplayText&gt;[41]&lt;/DisplayText&gt;&lt;record&gt;&lt;rec-number&gt;87&lt;/rec-number&gt;&lt;foreign-keys&gt;&lt;key app="EN" db-id="v920pft06rp9dbex2ap500x99x5rrtswxzss" timestamp="1774444072"&gt;87&lt;/key&gt;&lt;/foreign-keys&gt;&lt;ref-type name="Journal Article"&gt;17&lt;/ref-type&gt;&lt;contributors&gt;&lt;authors&gt;&lt;author&gt;Franta, Daniel&lt;/author&gt;&lt;author&gt;Nečas, David&lt;/author&gt;&lt;author&gt;Giglia, Angelo&lt;/author&gt;&lt;author&gt;Franta, Pavel&lt;/author&gt;&lt;author&gt;Ohlídal, Ivan&lt;/author&gt;&lt;/authors&gt;&lt;/contributors&gt;&lt;titles&gt;&lt;title&gt;Universal dispersion model for characterization of optical thin films over wide spectral range: Application to magnesium fluoride&lt;/title&gt;&lt;secondary-title&gt;Applied Surface Science&lt;/secondary-title&gt;&lt;/titles&gt;&lt;periodical&gt;&lt;full-title&gt;Applied Surface Science&lt;/full-title&gt;&lt;/periodical&gt;&lt;pages&gt;424-429&lt;/pages&gt;&lt;volume&gt;421&lt;/volume&gt;&lt;keywords&gt;&lt;keyword&gt;Optical constants&lt;/keyword&gt;&lt;keyword&gt;Ellipsometry&lt;/keyword&gt;&lt;keyword&gt;Spectrophotometry&lt;/keyword&gt;&lt;keyword&gt;Sum rule&lt;/keyword&gt;&lt;/keywords&gt;&lt;dates&gt;&lt;year&gt;2017&lt;/year&gt;&lt;pub-dates&gt;&lt;date&gt;2017/11/01/&lt;/date&gt;&lt;/pub-dates&gt;&lt;/dates&gt;&lt;isbn&gt;0169-4332&lt;/isbn&gt;&lt;urls&gt;&lt;related-urls&gt;&lt;url&gt;https://www.sciencedirect.com/science/article/pii/S016943321632030X&lt;/url&gt;&lt;/related-urls&gt;&lt;/urls&gt;&lt;electronic-resource-num&gt;https://doi.org/10.1016/j.apsusc.2016.09.149&lt;/electronic-resource-num&gt;&lt;/record&gt;&lt;/Cite&gt;&lt;/EndNote&gt;</w:instrText>
+      </w:r>
+      <w:r>
+        <w:fldChar w:fldCharType="separate"/>
+      </w:r>
+      <w:r>
+        <w:rPr>
+          <w:noProof/>
+        </w:rPr>
+        <w:t>[41]</w:t>
+      </w:r>
+      <w:r>
+        <w:fldChar w:fldCharType="end"/>
       </w:r>
     </w:p>
     <w:p>
@@ -15660,10 +15713,34 @@
         <w:tab/>
       </w:r>
       <w:r>
-        <w:t>1.467</w:t>
-      </w:r>
-      <w:r>
-        <w:t>1</w:t>
+        <w:t>1.</w:t>
+      </w:r>
+      <w:r>
+        <w:t>4443</w:t>
+      </w:r>
+      <w:r>
+        <w:tab/>
+      </w:r>
+      <w:r>
+        <w:tab/>
+      </w:r>
+      <w:r>
+        <w:fldChar w:fldCharType="begin"/>
+      </w:r>
+      <w:r>
+        <w:instrText xml:space="preserve"> ADDIN EN.CITE &lt;EndNote&gt;&lt;Cite&gt;&lt;Author&gt;Franta&lt;/Author&gt;&lt;Year&gt;2016&lt;/Year&gt;&lt;RecNum&gt;97&lt;/RecNum&gt;&lt;DisplayText&gt;[42]&lt;/DisplayText&gt;&lt;record&gt;&lt;rec-number&gt;97&lt;/rec-number&gt;&lt;foreign-keys&gt;&lt;key app="EN" db-id="v920pft06rp9dbex2ap500x99x5rrtswxzss" timestamp="1776660410"&gt;97&lt;/key&gt;&lt;/foreign-keys&gt;&lt;ref-type name="Book"&gt;6&lt;/ref-type&gt;&lt;contributors&gt;&lt;authors&gt;&lt;author&gt;Franta, Daniel&lt;/author&gt;&lt;author&gt;Nečas, David&lt;/author&gt;&lt;author&gt;Ohlídal, Ivan&lt;/author&gt;&lt;author&gt;Giglia, Angelo&lt;/author&gt;&lt;/authors&gt;&lt;/contributors&gt;&lt;titles&gt;&lt;title&gt;Optical characterization of SiO2 thin films using universal dispersion model over wide spectral range&lt;/title&gt;&lt;secondary-title&gt;SPIE Photonics Europe&lt;/secondary-title&gt;&lt;/titles&gt;&lt;volume&gt;9890&lt;/volume&gt;&lt;section&gt;EPE&lt;/section&gt;&lt;dates&gt;&lt;year&gt;2016&lt;/year&gt;&lt;/dates&gt;&lt;publisher&gt;SPIE&lt;/publisher&gt;&lt;urls&gt;&lt;related-urls&gt;&lt;url&gt;https://doi.org/10.1117/12.2227580&lt;/url&gt;&lt;/related-urls&gt;&lt;/urls&gt;&lt;/record&gt;&lt;/Cite&gt;&lt;/EndNote&gt;</w:instrText>
+      </w:r>
+      <w:r>
+        <w:fldChar w:fldCharType="separate"/>
+      </w:r>
+      <w:r>
+        <w:rPr>
+          <w:noProof/>
+        </w:rPr>
+        <w:t>[42]</w:t>
+      </w:r>
+      <w:r>
+        <w:fldChar w:fldCharType="end"/>
       </w:r>
     </w:p>
     <w:p>
@@ -15683,10 +15760,10 @@
         <w:tab/>
       </w:r>
       <w:r>
-        <w:t>1.6</w:t>
-      </w:r>
-      <w:r>
-        <w:t>165+0i</w:t>
+        <w:t>1.6141</w:t>
+      </w:r>
+      <w:r>
+        <w:tab/>
       </w:r>
       <w:r>
         <w:tab/>
@@ -15727,13 +15804,10 @@
         <w:tab/>
       </w:r>
       <w:r>
-        <w:t>1.996</w:t>
-      </w:r>
-      <w:r>
-        <w:t>6</w:t>
-      </w:r>
-      <w:r>
-        <w:t>+0i</w:t>
+        <w:t>1.9904</w:t>
+      </w:r>
+      <w:r>
+        <w:tab/>
       </w:r>
       <w:r>
         <w:tab/>
@@ -15771,10 +15845,7 @@
         <w:tab/>
       </w:r>
       <w:r>
-        <w:t>2.30</w:t>
-      </w:r>
-      <w:r>
-        <w:t>97</w:t>
+        <w:t>2.2899</w:t>
       </w:r>
       <w:r>
         <w:tab/>
@@ -15799,26 +15870,6 @@
       </w:r>
       <w:r>
         <w:fldChar w:fldCharType="end"/>
-      </w:r>
-    </w:p>
-    <w:p>
-      <w:r>
-        <w:tab/>
-      </w:r>
-      <w:r>
-        <w:t>*</w:t>
-      </w:r>
-      <w:r>
-        <w:t>ZrO2</w:t>
-      </w:r>
-      <w:r>
-        <w:t>:</w:t>
-      </w:r>
-      <w:r>
-        <w:tab/>
-      </w:r>
-      <w:r>
-        <w:t>2.4680</w:t>
       </w:r>
     </w:p>
     <w:p>
@@ -15828,12 +15879,15 @@
         </w:rPr>
       </w:pPr>
       <w:r>
-        <w:tab/>
-      </w:r>
-      <w:r>
         <w:rPr>
           <w:highlight w:val="yellow"/>
         </w:rPr>
+        <w:tab/>
+      </w:r>
+      <w:r>
+        <w:rPr>
+          <w:highlight w:val="yellow"/>
+        </w:rPr>
         <w:t>Sb2Se3:</w:t>
       </w:r>
       <w:r>
@@ -15841,29 +15895,97 @@
           <w:highlight w:val="yellow"/>
         </w:rPr>
         <w:tab/>
-        <w:t>3.</w:t>
       </w:r>
       <w:r>
         <w:rPr>
           <w:highlight w:val="yellow"/>
         </w:rPr>
-        <w:t>369674</w:t>
+        <w:t>3.2854 (4.0499)</w:t>
       </w:r>
       <w:r>
         <w:rPr>
           <w:highlight w:val="yellow"/>
         </w:rPr>
-        <w:t>+0i (4.3081+0.009744i)</w:t>
+        <w:tab/>
+      </w:r>
+      <w:r>
+        <w:rPr>
+          <w:highlight w:val="yellow"/>
+        </w:rPr>
+        <w:fldChar w:fldCharType="begin"/>
+      </w:r>
+      <w:r>
+        <w:rPr>
+          <w:highlight w:val="yellow"/>
+        </w:rPr>
+        <w:instrText xml:space="preserve"> ADDIN EN.CITE &lt;EndNote&gt;&lt;Cite&gt;&lt;Author&gt;Delaney&lt;/Author&gt;&lt;Year&gt;2020&lt;/Year&gt;&lt;RecNum&gt;64&lt;/RecNum&gt;&lt;DisplayText&gt;[18]&lt;/DisplayText&gt;&lt;record&gt;&lt;rec-number&gt;64&lt;/rec-number&gt;&lt;foreign-keys&gt;&lt;key app="EN" db-id="v920pft06rp9dbex2ap500x99x5rrtswxzss" timestamp="1768054090" guid="b15b5550-40d7-4ad2-8182-cf6f486a4f50"&gt;64&lt;/key&gt;&lt;/foreign-keys&gt;&lt;ref-type name="Journal Article"&gt;17&lt;/ref-type&gt;&lt;contributors&gt;&lt;authors&gt;&lt;author&gt;Delaney, Matthew&lt;/author&gt;&lt;author&gt;Zeimpekis, Ioannis&lt;/author&gt;&lt;author&gt;Lawson, Daniel&lt;/author&gt;&lt;author&gt;Hewak, Daniel W</w:instrText>
+      </w:r>
+      <w:r>
+        <w:rPr>
+          <w:rFonts w:hint="eastAsia"/>
+          <w:highlight w:val="yellow"/>
+        </w:rPr>
+        <w:instrText>.&lt;/author&gt;&lt;author&gt;Muskens, Otto L.&lt;/author&gt;&lt;/authors&gt;&lt;/contributors&gt;&lt;titles&gt;&lt;title&gt;A New Family of Ultralow Loss Reversible Phase</w:instrText>
+      </w:r>
+      <w:r>
+        <w:rPr>
+          <w:rFonts w:hint="eastAsia"/>
+          <w:highlight w:val="yellow"/>
+        </w:rPr>
+        <w:instrText>‐</w:instrText>
+      </w:r>
+      <w:r>
+        <w:rPr>
+          <w:rFonts w:hint="eastAsia"/>
+          <w:highlight w:val="yellow"/>
+        </w:rPr>
+        <w:instrText>Change Materials for Photonic Integrated Circuits: Sb2S3 and Sb2Se3&lt;/title&gt;&lt;secondary-title&gt;Advanced Functional Materials&lt;/se</w:instrText>
+      </w:r>
+      <w:r>
+        <w:rPr>
+          <w:highlight w:val="yellow"/>
+        </w:rPr>
+        <w:instrText>condary-title&gt;&lt;/titles&gt;&lt;periodical&gt;&lt;full-title&gt;Advanced Functional Materials&lt;/full-title&gt;&lt;/periodical&gt;&lt;volume&gt;30&lt;/volume&gt;&lt;number&gt;36&lt;/number&gt;&lt;dates&gt;&lt;year&gt;2020&lt;/year&gt;&lt;/dates&gt;&lt;isbn&gt;1616-301X&amp;#xD;1616-3028&lt;/isbn&gt;&lt;urls&gt;&lt;/urls&gt;&lt;electronic-resource-num&gt;10.1002/adfm.202002447&lt;/electronic-resource-num&gt;&lt;/record&gt;&lt;/Cite&gt;&lt;/EndNote&gt;</w:instrText>
+      </w:r>
+      <w:r>
+        <w:rPr>
+          <w:highlight w:val="yellow"/>
+        </w:rPr>
+        <w:fldChar w:fldCharType="separate"/>
+      </w:r>
+      <w:r>
+        <w:rPr>
+          <w:noProof/>
+          <w:highlight w:val="yellow"/>
+        </w:rPr>
+        <w:t>[18]</w:t>
+      </w:r>
+      <w:r>
+        <w:rPr>
+          <w:highlight w:val="yellow"/>
+        </w:rPr>
+        <w:fldChar w:fldCharType="end"/>
       </w:r>
     </w:p>
     <w:p>
       <w:r>
         <w:tab/>
-        <w:t>Si:</w:t>
-      </w:r>
-      <w:r>
-        <w:tab/>
-        <w:t>3.9017</w:t>
+        <w:t>Si</w:t>
+      </w:r>
+      <w:r>
+        <w:t>_</w:t>
+      </w:r>
+      <w:r>
+        <w:t>300</w:t>
+      </w:r>
+      <w:r>
+        <w:t>:</w:t>
+      </w:r>
+      <w:r>
+        <w:tab/>
+      </w:r>
+      <w:r>
+        <w:t>3.4795</w:t>
       </w:r>
       <w:r>
         <w:tab/>
@@ -15875,7 +15997,7 @@
         <w:fldChar w:fldCharType="begin"/>
       </w:r>
       <w:r>
-        <w:instrText xml:space="preserve"> ADDIN EN.CITE &lt;EndNote&gt;&lt;Cite&gt;&lt;Author&gt;Karaman&lt;/Author&gt;&lt;Year&gt;2025&lt;/Year&gt;&lt;RecNum&gt;94&lt;/RecNum&gt;&lt;DisplayText&gt;[41]&lt;/DisplayText&gt;&lt;record&gt;&lt;rec-number&gt;94&lt;/rec-number&gt;&lt;foreign-keys&gt;&lt;key app="EN" db-id="v920pft06rp9dbex2ap500x99x5rrtswxzss" timestamp="1776336380"&gt;94&lt;/key&gt;&lt;/foreign-keys&gt;&lt;ref-type name="Journal Article"&gt;17&lt;/ref-type&gt;&lt;contributors&gt;&lt;authors&gt;&lt;author&gt;Karaman, Omer Can&lt;/author&gt;&lt;author&gt;Naidu, Gopal Narmada&lt;/author&gt;&lt;author&gt;Bowman, Alan R.&lt;/author&gt;&lt;author&gt;Dayi, Elif Nur&lt;/author&gt;&lt;author&gt;Tagliabue, Giulia&lt;/author&gt;&lt;/authors&gt;&lt;/contributors&gt;&lt;titles&gt;&lt;title&gt;Decoupling Optical and Thermal Dynamics in Dielectric Metasurfaces for Self-Encoded Photonic Control&lt;/title&gt;&lt;secondary-title&gt;Laser &amp;amp; Photonics Reviews&lt;/secondary-title&gt;&lt;/titles&gt;&lt;periodical&gt;&lt;full-title&gt;Laser &amp;amp; Photonics Reviews&lt;/full-title&gt;&lt;/periodical&gt;&lt;pages&gt;e01014&lt;/pages&gt;&lt;volume&gt;19&lt;/volume&gt;&lt;number&gt;24&lt;/number&gt;&lt;dates&gt;&lt;year&gt;2025&lt;/year&gt;&lt;/dates&gt;&lt;isbn&gt;1863-8880&lt;/isbn&gt;&lt;urls&gt;&lt;related-urls&gt;&lt;url&gt;https://onlinelibrary.wiley.com/doi/abs/10.1002/lpor.202501014&lt;/url&gt;&lt;/related-urls&gt;&lt;/urls&gt;&lt;electronic-resource-num&gt;https://doi.org/10.1002/lpor.202501014&lt;/electronic-resource-num&gt;&lt;/record&gt;&lt;/Cite&gt;&lt;/EndNote&gt;</w:instrText>
+        <w:instrText xml:space="preserve"> ADDIN EN.CITE &lt;EndNote&gt;&lt;Cite&gt;&lt;Author&gt;Franta&lt;/Author&gt;&lt;Year&gt;2018&lt;/Year&gt;&lt;RecNum&gt;95&lt;/RecNum&gt;&lt;DisplayText&gt;[43]&lt;/DisplayText&gt;&lt;record&gt;&lt;rec-number&gt;95&lt;/rec-number&gt;&lt;foreign-keys&gt;&lt;key app="EN" db-id="v920pft06rp9dbex2ap500x99x5rrtswxzss" timestamp="1776659453"&gt;95&lt;/key&gt;&lt;/foreign-keys&gt;&lt;ref-type name="Journal Article"&gt;17&lt;/ref-type&gt;&lt;contributors&gt;&lt;authors&gt;&lt;author&gt;Franta, Daniel&lt;/author&gt;&lt;author&gt;Franta, Pavel&lt;/author&gt;&lt;author&gt;Vohánka, Jiří&lt;/author&gt;&lt;author&gt;Čermák, Martin&lt;/author&gt;&lt;author&gt;Ohlídal, Ivan&lt;/author&gt;&lt;/authors&gt;&lt;/contributors&gt;&lt;titles&gt;&lt;title&gt;Determination of thicknesses and temperatures of crystalline silicon wafers from optical measurements in the far infrared region&lt;/title&gt;&lt;secondary-title&gt;Journal of Applied Physics&lt;/secondary-title&gt;&lt;/titles&gt;&lt;periodical&gt;&lt;full-title&gt;Journal of Applied Physics&lt;/full-title&gt;&lt;/periodical&gt;&lt;volume&gt;123&lt;/volume&gt;&lt;number&gt;18&lt;/number&gt;&lt;dates&gt;&lt;year&gt;2018&lt;/year&gt;&lt;/dates&gt;&lt;isbn&gt;0021-8979&lt;/isbn&gt;&lt;urls&gt;&lt;related-urls&gt;&lt;url&gt;https://doi.org/10.1063/1.5026195&lt;/url&gt;&lt;/related-urls&gt;&lt;/urls&gt;&lt;custom1&gt;185707&lt;/custom1&gt;&lt;electronic-resource-num&gt;10.1063/1.5026195&lt;/electronic-resource-num&gt;&lt;access-date&gt;4/20/2026&lt;/access-date&gt;&lt;/record&gt;&lt;/Cite&gt;&lt;/EndNote&gt;</w:instrText>
       </w:r>
       <w:r>
         <w:fldChar w:fldCharType="separate"/>
@@ -15884,7 +16006,397 @@
         <w:rPr>
           <w:noProof/>
         </w:rPr>
+        <w:t>[43]</w:t>
+      </w:r>
+      <w:r>
+        <w:fldChar w:fldCharType="end"/>
+      </w:r>
+    </w:p>
+    <w:p>
+      <w:pPr>
+        <w:rPr>
+          <w:highlight w:val="cyan"/>
+        </w:rPr>
+      </w:pPr>
+    </w:p>
+    <w:p>
+      <w:pPr>
+        <w:rPr>
+          <w:highlight w:val="cyan"/>
+        </w:rPr>
+      </w:pPr>
+      <w:r>
+        <w:rPr>
+          <w:highlight w:val="cyan"/>
+        </w:rPr>
+        <w:t xml:space="preserve">1064: </w:t>
+      </w:r>
+    </w:p>
+    <w:p>
+      <w:r>
+        <w:tab/>
+      </w:r>
+      <w:r>
+        <w:t>MgF2:</w:t>
+      </w:r>
+      <w:r>
+        <w:tab/>
+      </w:r>
+      <w:r>
+        <w:t>1.3777</w:t>
+      </w:r>
+      <w:r>
+        <w:tab/>
+      </w:r>
+      <w:r>
+        <w:tab/>
+      </w:r>
+      <w:r>
+        <w:fldChar w:fldCharType="begin"/>
+      </w:r>
+      <w:r>
+        <w:instrText xml:space="preserve"> ADDIN EN.CITE &lt;EndNote&gt;&lt;Cite&gt;&lt;Author&gt;Franta&lt;/Author&gt;&lt;Year&gt;2017&lt;/Year&gt;&lt;RecNum&gt;87&lt;/RecNum&gt;&lt;DisplayText&gt;[41]&lt;/DisplayText&gt;&lt;record&gt;&lt;rec-number&gt;87&lt;/rec-number&gt;&lt;foreign-keys&gt;&lt;key app="EN" db-id="v920pft06rp9dbex2ap500x99x5rrtswxzss" timestamp="1774444072"&gt;87&lt;/key&gt;&lt;/foreign-keys&gt;&lt;ref-type name="Journal Article"&gt;17&lt;/ref-type&gt;&lt;contributors&gt;&lt;authors&gt;&lt;author&gt;Franta, Daniel&lt;/author&gt;&lt;author&gt;Nečas, David&lt;/author&gt;&lt;author&gt;Giglia, Angelo&lt;/author&gt;&lt;author&gt;Franta, Pavel&lt;/author&gt;&lt;author&gt;Ohlídal, Ivan&lt;/author&gt;&lt;/authors&gt;&lt;/contributors&gt;&lt;titles&gt;&lt;title&gt;Universal dispersion model for characterization of optical thin films over wide spectral range: Application to magnesium fluoride&lt;/title&gt;&lt;secondary-title&gt;Applied Surface Science&lt;/secondary-title&gt;&lt;/titles&gt;&lt;periodical&gt;&lt;full-title&gt;Applied Surface Science&lt;/full-title&gt;&lt;/periodical&gt;&lt;pages&gt;424-429&lt;/pages&gt;&lt;volume&gt;421&lt;/volume&gt;&lt;keywords&gt;&lt;keyword&gt;Optical constants&lt;/keyword&gt;&lt;keyword&gt;Ellipsometry&lt;/keyword&gt;&lt;keyword&gt;Spectrophotometry&lt;/keyword&gt;&lt;keyword&gt;Sum rule&lt;/keyword&gt;&lt;/keywords&gt;&lt;dates&gt;&lt;year&gt;2017&lt;/year&gt;&lt;pub-dates&gt;&lt;date&gt;2017/11/01/&lt;/date&gt;&lt;/pub-dates&gt;&lt;/dates&gt;&lt;isbn&gt;0169-4332&lt;/isbn&gt;&lt;urls&gt;&lt;related-urls&gt;&lt;url&gt;https://www.sciencedirect.com/science/article/pii/S016943321632030X&lt;/url&gt;&lt;/related-urls&gt;&lt;/urls&gt;&lt;electronic-resource-num&gt;https://doi.org/10.1016/j.apsusc.2016.09.149&lt;/electronic-resource-num&gt;&lt;/record&gt;&lt;/Cite&gt;&lt;/EndNote&gt;</w:instrText>
+      </w:r>
+      <w:r>
+        <w:fldChar w:fldCharType="separate"/>
+      </w:r>
+      <w:r>
+        <w:rPr>
+          <w:noProof/>
+        </w:rPr>
         <w:t>[41]</w:t>
+      </w:r>
+      <w:r>
+        <w:fldChar w:fldCharType="end"/>
+      </w:r>
+    </w:p>
+    <w:p>
+      <w:r>
+        <w:tab/>
+      </w:r>
+      <w:r>
+        <w:t>SiO</w:t>
+      </w:r>
+      <w:r>
+        <w:rPr>
+          <w:vertAlign w:val="subscript"/>
+        </w:rPr>
+        <w:t>2</w:t>
+      </w:r>
+      <w:r>
+        <w:t>:</w:t>
+      </w:r>
+      <w:r>
+        <w:t xml:space="preserve"> </w:t>
+      </w:r>
+      <w:r>
+        <w:tab/>
+      </w:r>
+      <w:r>
+        <w:t>1.467</w:t>
+      </w:r>
+      <w:r>
+        <w:t>1</w:t>
+      </w:r>
+      <w:r>
+        <w:tab/>
+      </w:r>
+      <w:r>
+        <w:tab/>
+      </w:r>
+      <w:r>
+        <w:fldChar w:fldCharType="begin"/>
+      </w:r>
+      <w:r>
+        <w:instrText xml:space="preserve"> ADDIN EN.CITE &lt;EndNote&gt;&lt;Cite&gt;&lt;Author&gt;Franta&lt;/Author&gt;&lt;Year&gt;2016&lt;/Year&gt;&lt;RecNum&gt;97&lt;/RecNum&gt;&lt;DisplayText&gt;[42]&lt;/DisplayText&gt;&lt;record&gt;&lt;rec-number&gt;97&lt;/rec-number&gt;&lt;foreign-keys&gt;&lt;key app="EN" db-id="v920pft06rp9dbex2ap500x99x5rrtswxzss" timestamp="1776660410"&gt;97&lt;/key&gt;&lt;/foreign-keys&gt;&lt;ref-type name="Book"&gt;6&lt;/ref-type&gt;&lt;contributors&gt;&lt;authors&gt;&lt;author&gt;Franta, Daniel&lt;/author&gt;&lt;author&gt;Nečas, David&lt;/author&gt;&lt;author&gt;Ohlídal, Ivan&lt;/author&gt;&lt;author&gt;Giglia, Angelo&lt;/author&gt;&lt;/authors&gt;&lt;/contributors&gt;&lt;titles&gt;&lt;title&gt;Optical characterization of SiO2 thin films using universal dispersion model over wide spectral range&lt;/title&gt;&lt;secondary-title&gt;SPIE Photonics Europe&lt;/secondary-title&gt;&lt;/titles&gt;&lt;volume&gt;9890&lt;/volume&gt;&lt;section&gt;EPE&lt;/section&gt;&lt;dates&gt;&lt;year&gt;2016&lt;/year&gt;&lt;/dates&gt;&lt;publisher&gt;SPIE&lt;/publisher&gt;&lt;urls&gt;&lt;related-urls&gt;&lt;url&gt;https://doi.org/10.1117/12.2227580&lt;/url&gt;&lt;/related-urls&gt;&lt;/urls&gt;&lt;/record&gt;&lt;/Cite&gt;&lt;/EndNote&gt;</w:instrText>
+      </w:r>
+      <w:r>
+        <w:fldChar w:fldCharType="separate"/>
+      </w:r>
+      <w:r>
+        <w:rPr>
+          <w:noProof/>
+        </w:rPr>
+        <w:t>[42]</w:t>
+      </w:r>
+      <w:r>
+        <w:fldChar w:fldCharType="end"/>
+      </w:r>
+    </w:p>
+    <w:p>
+      <w:r>
+        <w:tab/>
+      </w:r>
+      <w:r>
+        <w:t>Al2O3</w:t>
+      </w:r>
+      <w:r>
+        <w:t>:</w:t>
+      </w:r>
+      <w:r>
+        <w:t xml:space="preserve"> </w:t>
+      </w:r>
+      <w:r>
+        <w:tab/>
+      </w:r>
+      <w:r>
+        <w:t>1.6</w:t>
+      </w:r>
+      <w:r>
+        <w:t>165+0i</w:t>
+      </w:r>
+      <w:r>
+        <w:tab/>
+      </w:r>
+      <w:r>
+        <w:fldChar w:fldCharType="begin"/>
+      </w:r>
+      <w:r>
+        <w:instrText xml:space="preserve"> ADDIN EN.CITE &lt;EndNote&gt;&lt;Cite&gt;&lt;Author&gt;Zhukovsky&lt;/Author&gt;&lt;Year&gt;2015&lt;/Year&gt;&lt;RecNum&gt;90&lt;/RecNum&gt;&lt;DisplayText&gt;[37]&lt;/DisplayText&gt;&lt;record&gt;&lt;rec-number&gt;90&lt;/rec-number&gt;&lt;foreign-keys&gt;&lt;key app="EN" db-id="v920pft06rp9dbex2ap500x99x5rrtswxzss" timestamp="1775120793"&gt;90&lt;/key&gt;&lt;/foreign-keys&gt;&lt;ref-type name="Journal Article"&gt;17&lt;/ref-type&gt;&lt;contributors&gt;&lt;authors&gt;&lt;author&gt;Zhukovsky, Sergei V.&lt;/author&gt;&lt;author&gt;Andryieuski, Andrei&lt;/author&gt;&lt;author&gt;Takayama, Osamu&lt;/author&gt;&lt;author&gt;Shkondin, Evgeniy&lt;/author&gt;&lt;author&gt;Malureanu, Radu&lt;/author&gt;&lt;author&gt;Jensen, Flemming&lt;/author&gt;&lt;author&gt;Lavrinenko, Andrei V.&lt;/author&gt;&lt;/authors&gt;&lt;/contributors&gt;&lt;titles&gt;&lt;title&gt;Experimental Demonstration of Effective Medium Approximation Breakdown in Deeply Subwavelength All-Dielectric Multilayers&lt;/title&gt;&lt;secondary-title&gt;Physical Review Letters&lt;/secondary-title&gt;&lt;/titles&gt;&lt;periodical&gt;&lt;full-title&gt;Physical Review Letters&lt;/full-title&gt;&lt;/periodical&gt;&lt;pages&gt;177402&lt;/pages&gt;&lt;volume&gt;115&lt;/volume&gt;&lt;number&gt;17&lt;/number&gt;&lt;dates&gt;&lt;year&gt;2015&lt;/year&gt;&lt;pub-dates&gt;&lt;date&gt;10/23/&lt;/date&gt;&lt;/pub-dates&gt;&lt;/dates&gt;&lt;publisher&gt;American Physical Society&lt;/publisher&gt;&lt;urls&gt;&lt;related-urls&gt;&lt;url&gt;https://link.aps.org/doi/10.1103/PhysRevLett.115.177402&lt;/url&gt;&lt;/related-urls&gt;&lt;/urls&gt;&lt;electronic-resource-num&gt;10.1103/PhysRevLett.115.177402&lt;/electronic-resource-num&gt;&lt;/record&gt;&lt;/Cite&gt;&lt;/EndNote&gt;</w:instrText>
+      </w:r>
+      <w:r>
+        <w:fldChar w:fldCharType="separate"/>
+      </w:r>
+      <w:r>
+        <w:rPr>
+          <w:noProof/>
+        </w:rPr>
+        <w:t>[37]</w:t>
+      </w:r>
+      <w:r>
+        <w:fldChar w:fldCharType="end"/>
+      </w:r>
+    </w:p>
+    <w:p>
+      <w:r>
+        <w:tab/>
+      </w:r>
+      <w:r>
+        <w:t>Si3N4</w:t>
+      </w:r>
+      <w:r>
+        <w:t>:</w:t>
+      </w:r>
+      <w:r>
+        <w:t xml:space="preserve"> </w:t>
+      </w:r>
+      <w:r>
+        <w:tab/>
+      </w:r>
+      <w:r>
+        <w:t>1.996</w:t>
+      </w:r>
+      <w:r>
+        <w:t>6</w:t>
+      </w:r>
+      <w:r>
+        <w:t>+0i</w:t>
+      </w:r>
+      <w:r>
+        <w:tab/>
+      </w:r>
+      <w:r>
+        <w:fldChar w:fldCharType="begin"/>
+      </w:r>
+      <w:r>
+        <w:instrText xml:space="preserve"> ADDIN EN.CITE &lt;EndNote&gt;&lt;Cite&gt;&lt;Author&gt;Beliaev&lt;/Author&gt;&lt;Year&gt;2022&lt;/Year&gt;&lt;RecNum&gt;70&lt;/RecNum&gt;&lt;DisplayText&gt;[39]&lt;/DisplayText&gt;&lt;record&gt;&lt;rec-number&gt;70&lt;/rec-number&gt;&lt;foreign-keys&gt;&lt;key app="EN" db-id="v920pft06rp9dbex2ap500x99x5rrtswxzss" timestamp="1768215795" guid="3f7419e0-798c-4593-84cf-4bf61aaacb06"&gt;70&lt;/key&gt;&lt;/foreign-keys&gt;&lt;ref-type name="Journal Article"&gt;17&lt;/ref-type&gt;&lt;contributors&gt;&lt;authors&gt;&lt;author&gt;Beliaev, Leonid Yu&lt;/author&gt;&lt;author&gt;Shkondin, Evgeniy&lt;/author&gt;&lt;author&gt;Lavrinenko, Andrei V.&lt;/author&gt;&lt;author&gt;Takayama, Osamu&lt;/author&gt;&lt;/authors&gt;&lt;/contributors&gt;&lt;titles&gt;&lt;title&gt;Optical, structural and composition properties of silicon nitride films deposited by reactive radio-frequency sputtering, low pressure and plasma-enhanced chemical vapor deposition&lt;/title&gt;&lt;secondary-title&gt;Thin Solid Films&lt;/secondary-title&gt;&lt;/titles&gt;&lt;periodical&gt;&lt;full-title&gt;Thin Solid Films&lt;/full-title&gt;&lt;/periodical&gt;&lt;pages&gt;139568&lt;/pages&gt;&lt;volume&gt;763&lt;/volume&gt;&lt;keywords&gt;&lt;keyword&gt;Silicon nitride&lt;/keyword&gt;&lt;keyword&gt;Ellipsometry&lt;/keyword&gt;&lt;keyword&gt;Chemical vapor deposition&lt;/keyword&gt;&lt;keyword&gt;Sputtering&lt;/keyword&gt;&lt;keyword&gt;Optical characterization&lt;/keyword&gt;&lt;keyword&gt;Thin film&lt;/keyword&gt;&lt;/keywords&gt;&lt;dates&gt;&lt;year&gt;2022&lt;/year&gt;&lt;pub-dates&gt;&lt;date&gt;2022/12/01/&lt;/date&gt;&lt;/pub-dates&gt;&lt;/dates&gt;&lt;isbn&gt;0040-6090&lt;/isbn&gt;&lt;urls&gt;&lt;related-urls&gt;&lt;url&gt;https://www.sciencedirect.com/science/article/pii/S0040609022004710&lt;/url&gt;&lt;/related-urls&gt;&lt;/urls&gt;&lt;electronic-resource-num&gt;https://doi.org/10.1016/j.tsf.2022.139568&lt;/electronic-resource-num&gt;&lt;/record&gt;&lt;/Cite&gt;&lt;/EndNote&gt;</w:instrText>
+      </w:r>
+      <w:r>
+        <w:fldChar w:fldCharType="separate"/>
+      </w:r>
+      <w:r>
+        <w:rPr>
+          <w:noProof/>
+        </w:rPr>
+        <w:t>[39]</w:t>
+      </w:r>
+      <w:r>
+        <w:fldChar w:fldCharType="end"/>
+      </w:r>
+    </w:p>
+    <w:p>
+      <w:r>
+        <w:tab/>
+      </w:r>
+      <w:r>
+        <w:t>TiO2</w:t>
+      </w:r>
+      <w:r>
+        <w:t>:</w:t>
+      </w:r>
+      <w:r>
+        <w:tab/>
+      </w:r>
+      <w:r>
+        <w:t>2.30</w:t>
+      </w:r>
+      <w:r>
+        <w:t>97</w:t>
+      </w:r>
+      <w:r>
+        <w:tab/>
+      </w:r>
+      <w:r>
+        <w:tab/>
+      </w:r>
+      <w:r>
+        <w:fldChar w:fldCharType="begin"/>
+      </w:r>
+      <w:r>
+        <w:instrText xml:space="preserve"> ADDIN EN.CITE &lt;EndNote&gt;&lt;Cite&gt;&lt;Author&gt;Zhukovsky&lt;/Author&gt;&lt;Year&gt;2015&lt;/Year&gt;&lt;RecNum&gt;90&lt;/RecNum&gt;&lt;DisplayText&gt;[37]&lt;/DisplayText&gt;&lt;record&gt;&lt;rec-number&gt;90&lt;/rec-number&gt;&lt;foreign-keys&gt;&lt;key app="EN" db-id="v920pft06rp9dbex2ap500x99x5rrtswxzss" timestamp="1775120793"&gt;90&lt;/key&gt;&lt;/foreign-keys&gt;&lt;ref-type name="Journal Article"&gt;17&lt;/ref-type&gt;&lt;contributors&gt;&lt;authors&gt;&lt;author&gt;Zhukovsky, Sergei V.&lt;/author&gt;&lt;author&gt;Andryieuski, Andrei&lt;/author&gt;&lt;author&gt;Takayama, Osamu&lt;/author&gt;&lt;author&gt;Shkondin, Evgeniy&lt;/author&gt;&lt;author&gt;Malureanu, Radu&lt;/author&gt;&lt;author&gt;Jensen, Flemming&lt;/author&gt;&lt;author&gt;Lavrinenko, Andrei V.&lt;/author&gt;&lt;/authors&gt;&lt;/contributors&gt;&lt;titles&gt;&lt;title&gt;Experimental Demonstration of Effective Medium Approximation Breakdown in Deeply Subwavelength All-Dielectric Multilayers&lt;/title&gt;&lt;secondary-title&gt;Physical Review Letters&lt;/secondary-title&gt;&lt;/titles&gt;&lt;periodical&gt;&lt;full-title&gt;Physical Review Letters&lt;/full-title&gt;&lt;/periodical&gt;&lt;pages&gt;177402&lt;/pages&gt;&lt;volume&gt;115&lt;/volume&gt;&lt;number&gt;17&lt;/number&gt;&lt;dates&gt;&lt;year&gt;2015&lt;/year&gt;&lt;pub-dates&gt;&lt;date&gt;10/23/&lt;/date&gt;&lt;/pub-dates&gt;&lt;/dates&gt;&lt;publisher&gt;American Physical Society&lt;/publisher&gt;&lt;urls&gt;&lt;related-urls&gt;&lt;url&gt;https://link.aps.org/doi/10.1103/PhysRevLett.115.177402&lt;/url&gt;&lt;/related-urls&gt;&lt;/urls&gt;&lt;electronic-resource-num&gt;10.1103/PhysRevLett.115.177402&lt;/electronic-resource-num&gt;&lt;/record&gt;&lt;/Cite&gt;&lt;/EndNote&gt;</w:instrText>
+      </w:r>
+      <w:r>
+        <w:fldChar w:fldCharType="separate"/>
+      </w:r>
+      <w:r>
+        <w:rPr>
+          <w:noProof/>
+        </w:rPr>
+        <w:t>[37]</w:t>
+      </w:r>
+      <w:r>
+        <w:fldChar w:fldCharType="end"/>
+      </w:r>
+    </w:p>
+    <w:p>
+      <w:pPr>
+        <w:rPr>
+          <w:highlight w:val="yellow"/>
+        </w:rPr>
+      </w:pPr>
+      <w:r>
+        <w:tab/>
+      </w:r>
+      <w:r>
+        <w:rPr>
+          <w:highlight w:val="yellow"/>
+        </w:rPr>
+        <w:t>Sb2Se3:</w:t>
+      </w:r>
+      <w:r>
+        <w:rPr>
+          <w:highlight w:val="yellow"/>
+        </w:rPr>
+        <w:tab/>
+        <w:t>3.</w:t>
+      </w:r>
+      <w:r>
+        <w:rPr>
+          <w:highlight w:val="yellow"/>
+        </w:rPr>
+        <w:t>369674</w:t>
+      </w:r>
+      <w:r>
+        <w:rPr>
+          <w:highlight w:val="yellow"/>
+        </w:rPr>
+        <w:t>+0i (4.3081+0.009744i)</w:t>
+      </w:r>
+      <w:r>
+        <w:rPr>
+          <w:highlight w:val="yellow"/>
+        </w:rPr>
+        <w:tab/>
+      </w:r>
+      <w:r>
+        <w:rPr>
+          <w:highlight w:val="yellow"/>
+        </w:rPr>
+        <w:fldChar w:fldCharType="begin"/>
+      </w:r>
+      <w:r>
+        <w:rPr>
+          <w:highlight w:val="yellow"/>
+        </w:rPr>
+        <w:instrText xml:space="preserve"> ADDIN EN.CITE &lt;EndNote&gt;&lt;Cite&gt;&lt;Author&gt;Delaney&lt;/Author&gt;&lt;Year&gt;2020&lt;/Year&gt;&lt;RecNum&gt;64&lt;/RecNum&gt;&lt;DisplayText&gt;[18]&lt;/DisplayText&gt;&lt;record&gt;&lt;rec-number&gt;64&lt;/rec-number&gt;&lt;foreign-keys&gt;&lt;key app="EN" db-id="v920pft06rp9dbex2ap500x99x5rrtswxzss" timestamp="1768054090" guid="b15b5550-40d7-4ad2-8182-cf6f486a4f50"&gt;64&lt;/key&gt;&lt;/foreign-keys&gt;&lt;ref-type name="Journal Article"&gt;17&lt;/ref-type&gt;&lt;contributors&gt;&lt;authors&gt;&lt;author&gt;Delaney, Matthew&lt;/author&gt;&lt;author&gt;Zeimpekis, Ioannis&lt;/author&gt;&lt;author&gt;Lawson, Daniel&lt;/author&gt;&lt;author&gt;Hewak, Daniel W</w:instrText>
+      </w:r>
+      <w:r>
+        <w:rPr>
+          <w:rFonts w:hint="eastAsia"/>
+          <w:highlight w:val="yellow"/>
+        </w:rPr>
+        <w:instrText>.&lt;/author&gt;&lt;author&gt;Muskens, Otto L.&lt;/author&gt;&lt;/authors&gt;&lt;/contributors&gt;&lt;titles&gt;&lt;title&gt;A New Family of Ultralow Loss Reversible Phase</w:instrText>
+      </w:r>
+      <w:r>
+        <w:rPr>
+          <w:rFonts w:hint="eastAsia"/>
+          <w:highlight w:val="yellow"/>
+        </w:rPr>
+        <w:instrText>‐</w:instrText>
+      </w:r>
+      <w:r>
+        <w:rPr>
+          <w:rFonts w:hint="eastAsia"/>
+          <w:highlight w:val="yellow"/>
+        </w:rPr>
+        <w:instrText>Change Materials for Photonic Integrated Circuits: Sb2S3 and Sb2Se3&lt;/title&gt;&lt;secondary-title&gt;Advanced Functional Materials&lt;/se</w:instrText>
+      </w:r>
+      <w:r>
+        <w:rPr>
+          <w:highlight w:val="yellow"/>
+        </w:rPr>
+        <w:instrText>condary-title&gt;&lt;/titles&gt;&lt;periodical&gt;&lt;full-title&gt;Advanced Functional Materials&lt;/full-title&gt;&lt;/periodical&gt;&lt;volume&gt;30&lt;/volume&gt;&lt;number&gt;36&lt;/number&gt;&lt;dates&gt;&lt;year&gt;2020&lt;/year&gt;&lt;/dates&gt;&lt;isbn&gt;1616-301X&amp;#xD;1616-3028&lt;/isbn&gt;&lt;urls&gt;&lt;/urls&gt;&lt;electronic-resource-num&gt;10.1002/adfm.202002447&lt;/electronic-resource-num&gt;&lt;/record&gt;&lt;/Cite&gt;&lt;/EndNote&gt;</w:instrText>
+      </w:r>
+      <w:r>
+        <w:rPr>
+          <w:highlight w:val="yellow"/>
+        </w:rPr>
+        <w:fldChar w:fldCharType="separate"/>
+      </w:r>
+      <w:r>
+        <w:rPr>
+          <w:noProof/>
+          <w:highlight w:val="yellow"/>
+        </w:rPr>
+        <w:t>[18]</w:t>
+      </w:r>
+      <w:r>
+        <w:rPr>
+          <w:highlight w:val="yellow"/>
+        </w:rPr>
+        <w:fldChar w:fldCharType="end"/>
+      </w:r>
+    </w:p>
+    <w:p>
+      <w:r>
+        <w:tab/>
+      </w:r>
+      <w:r>
+        <w:t>Si</w:t>
+      </w:r>
+      <w:r>
+        <w:t>_300</w:t>
+      </w:r>
+      <w:r>
+        <w:t>:</w:t>
+      </w:r>
+      <w:r>
+        <w:tab/>
+        <w:t>3.</w:t>
+      </w:r>
+      <w:r>
+        <w:t>5552</w:t>
+      </w:r>
+      <w:r>
+        <w:tab/>
+      </w:r>
+      <w:r>
+        <w:tab/>
+      </w:r>
+      <w:r>
+        <w:fldChar w:fldCharType="begin"/>
+      </w:r>
+      <w:r>
+        <w:instrText xml:space="preserve"> ADDIN EN.CITE &lt;EndNote&gt;&lt;Cite&gt;&lt;Author&gt;Franta&lt;/Author&gt;&lt;Year&gt;2018&lt;/Year&gt;&lt;RecNum&gt;95&lt;/RecNum&gt;&lt;DisplayText&gt;[43]&lt;/DisplayText&gt;&lt;record&gt;&lt;rec-number&gt;95&lt;/rec-number&gt;&lt;foreign-keys&gt;&lt;key app="EN" db-id="v920pft06rp9dbex2ap500x99x5rrtswxzss" timestamp="1776659453"&gt;95&lt;/key&gt;&lt;/foreign-keys&gt;&lt;ref-type name="Journal Article"&gt;17&lt;/ref-type&gt;&lt;contributors&gt;&lt;authors&gt;&lt;author&gt;Franta, Daniel&lt;/author&gt;&lt;author&gt;Franta, Pavel&lt;/author&gt;&lt;author&gt;Vohánka, Jiří&lt;/author&gt;&lt;author&gt;Čermák, Martin&lt;/author&gt;&lt;author&gt;Ohlídal, Ivan&lt;/author&gt;&lt;/authors&gt;&lt;/contributors&gt;&lt;titles&gt;&lt;title&gt;Determination of thicknesses and temperatures of crystalline silicon wafers from optical measurements in the far infrared region&lt;/title&gt;&lt;secondary-title&gt;Journal of Applied Physics&lt;/secondary-title&gt;&lt;/titles&gt;&lt;periodical&gt;&lt;full-title&gt;Journal of Applied Physics&lt;/full-title&gt;&lt;/periodical&gt;&lt;volume&gt;123&lt;/volume&gt;&lt;number&gt;18&lt;/number&gt;&lt;dates&gt;&lt;year&gt;2018&lt;/year&gt;&lt;/dates&gt;&lt;isbn&gt;0021-8979&lt;/isbn&gt;&lt;urls&gt;&lt;related-urls&gt;&lt;url&gt;https://doi.org/10.1063/1.5026195&lt;/url&gt;&lt;/related-urls&gt;&lt;/urls&gt;&lt;custom1&gt;185707&lt;/custom1&gt;&lt;electronic-resource-num&gt;10.1063/1.5026195&lt;/electronic-resource-num&gt;&lt;access-date&gt;4/20/2026&lt;/access-date&gt;&lt;/record&gt;&lt;/Cite&gt;&lt;/EndNote&gt;</w:instrText>
+      </w:r>
+      <w:r>
+        <w:fldChar w:fldCharType="separate"/>
+      </w:r>
+      <w:r>
+        <w:rPr>
+          <w:noProof/>
+        </w:rPr>
+        <w:t>[43]</w:t>
       </w:r>
       <w:r>
         <w:fldChar w:fldCharType="end"/>
@@ -15909,6 +16421,30 @@
       <w:r>
         <w:t>1.3842</w:t>
       </w:r>
+      <w:r>
+        <w:tab/>
+      </w:r>
+      <w:r>
+        <w:tab/>
+      </w:r>
+      <w:r>
+        <w:fldChar w:fldCharType="begin"/>
+      </w:r>
+      <w:r>
+        <w:instrText xml:space="preserve"> ADDIN EN.CITE &lt;EndNote&gt;&lt;Cite&gt;&lt;Author&gt;Franta&lt;/Author&gt;&lt;Year&gt;2017&lt;/Year&gt;&lt;RecNum&gt;87&lt;/RecNum&gt;&lt;DisplayText&gt;[41]&lt;/DisplayText&gt;&lt;record&gt;&lt;rec-number&gt;87&lt;/rec-number&gt;&lt;foreign-keys&gt;&lt;key app="EN" db-id="v920pft06rp9dbex2ap500x99x5rrtswxzss" timestamp="1774444072"&gt;87&lt;/key&gt;&lt;/foreign-keys&gt;&lt;ref-type name="Journal Article"&gt;17&lt;/ref-type&gt;&lt;contributors&gt;&lt;authors&gt;&lt;author&gt;Franta, Daniel&lt;/author&gt;&lt;author&gt;Nečas, David&lt;/author&gt;&lt;author&gt;Giglia, Angelo&lt;/author&gt;&lt;author&gt;Franta, Pavel&lt;/author&gt;&lt;author&gt;Ohlídal, Ivan&lt;/author&gt;&lt;/authors&gt;&lt;/contributors&gt;&lt;titles&gt;&lt;title&gt;Universal dispersion model for characterization of optical thin films over wide spectral range: Application to magnesium fluoride&lt;/title&gt;&lt;secondary-title&gt;Applied Surface Science&lt;/secondary-title&gt;&lt;/titles&gt;&lt;periodical&gt;&lt;full-title&gt;Applied Surface Science&lt;/full-title&gt;&lt;/periodical&gt;&lt;pages&gt;424-429&lt;/pages&gt;&lt;volume&gt;421&lt;/volume&gt;&lt;keywords&gt;&lt;keyword&gt;Optical constants&lt;/keyword&gt;&lt;keyword&gt;Ellipsometry&lt;/keyword&gt;&lt;keyword&gt;Spectrophotometry&lt;/keyword&gt;&lt;keyword&gt;Sum rule&lt;/keyword&gt;&lt;/keywords&gt;&lt;dates&gt;&lt;year&gt;2017&lt;/year&gt;&lt;pub-dates&gt;&lt;date&gt;2017/11/01/&lt;/date&gt;&lt;/pub-dates&gt;&lt;/dates&gt;&lt;isbn&gt;0169-4332&lt;/isbn&gt;&lt;urls&gt;&lt;related-urls&gt;&lt;url&gt;https://www.sciencedirect.com/science/article/pii/S016943321632030X&lt;/url&gt;&lt;/related-urls&gt;&lt;/urls&gt;&lt;electronic-resource-num&gt;https://doi.org/10.1016/j.apsusc.2016.09.149&lt;/electronic-resource-num&gt;&lt;/record&gt;&lt;/Cite&gt;&lt;/EndNote&gt;</w:instrText>
+      </w:r>
+      <w:r>
+        <w:fldChar w:fldCharType="separate"/>
+      </w:r>
+      <w:r>
+        <w:rPr>
+          <w:noProof/>
+        </w:rPr>
+        <w:t>[41]</w:t>
+      </w:r>
+      <w:r>
+        <w:fldChar w:fldCharType="end"/>
+      </w:r>
     </w:p>
     <w:p>
       <w:r>
@@ -15944,6 +16480,27 @@
       <w:r>
         <w:tab/>
       </w:r>
+      <w:r>
+        <w:fldChar w:fldCharType="begin"/>
+      </w:r>
+      <w:r>
+        <w:instrText xml:space="preserve"> ADDIN EN.CITE &lt;EndNote&gt;&lt;Cite&gt;&lt;Author&gt;Franta&lt;/Author&gt;&lt;Year&gt;2016&lt;/Year&gt;&lt;RecNum&gt;97&lt;/RecNum&gt;&lt;DisplayText&gt;[42]&lt;/DisplayText&gt;&lt;record&gt;&lt;rec-number&gt;97&lt;/rec-number&gt;&lt;foreign-keys&gt;&lt;key app="EN" db-id="v920pft06rp9dbex2ap500x99x5rrtswxzss" timestamp="1776660410"&gt;97&lt;/key&gt;&lt;/foreign-keys&gt;&lt;ref-type name="Book"&gt;6&lt;/ref-type&gt;&lt;contributors&gt;&lt;authors&gt;&lt;author&gt;Franta, Daniel&lt;/author&gt;&lt;author&gt;Nečas, David&lt;/author&gt;&lt;author&gt;Ohlídal, Ivan&lt;/author&gt;&lt;author&gt;Giglia, Angelo&lt;/author&gt;&lt;/authors&gt;&lt;/contributors&gt;&lt;titles&gt;&lt;title&gt;Optical characterization of SiO2 thin films using universal dispersion model over wide spectral range&lt;/title&gt;&lt;secondary-title&gt;SPIE Photonics Europe&lt;/secondary-title&gt;&lt;/titles&gt;&lt;volume&gt;9890&lt;/volume&gt;&lt;section&gt;EPE&lt;/section&gt;&lt;dates&gt;&lt;year&gt;2016&lt;/year&gt;&lt;/dates&gt;&lt;publisher&gt;SPIE&lt;/publisher&gt;&lt;urls&gt;&lt;related-urls&gt;&lt;url&gt;https://doi.org/10.1117/12.2227580&lt;/url&gt;&lt;/related-urls&gt;&lt;/urls&gt;&lt;/record&gt;&lt;/Cite&gt;&lt;/EndNote&gt;</w:instrText>
+      </w:r>
+      <w:r>
+        <w:fldChar w:fldCharType="separate"/>
+      </w:r>
+      <w:r>
+        <w:rPr>
+          <w:noProof/>
+        </w:rPr>
+        <w:t>[42]</w:t>
+      </w:r>
+      <w:r>
+        <w:fldChar w:fldCharType="end"/>
+      </w:r>
+      <w:r>
+        <w:tab/>
+      </w:r>
     </w:p>
     <w:p>
       <w:r>
@@ -16082,102 +16639,128 @@
         <w:tab/>
       </w:r>
       <w:r>
-        <w:t>*</w:t>
-      </w:r>
-      <w:r>
-        <w:t>ZrO2</w:t>
-      </w:r>
-      <w:r>
-        <w:t>:</w:t>
-      </w:r>
-      <w:r>
-        <w:tab/>
-      </w:r>
-      <w:r>
-        <w:t>2.4680</w:t>
+        <w:rPr>
+          <w:highlight w:val="yellow"/>
+        </w:rPr>
+        <w:t>Sb2Se3:</w:t>
+      </w:r>
+      <w:r>
+        <w:rPr>
+          <w:highlight w:val="yellow"/>
+        </w:rPr>
+        <w:tab/>
+        <w:t>3.</w:t>
+      </w:r>
+      <w:r>
+        <w:rPr>
+          <w:highlight w:val="yellow"/>
+        </w:rPr>
+        <w:t>9615</w:t>
+      </w:r>
+      <w:r>
+        <w:rPr>
+          <w:highlight w:val="yellow"/>
+        </w:rPr>
+        <w:t>+</w:t>
+      </w:r>
+      <w:r>
+        <w:rPr>
+          <w:highlight w:val="yellow"/>
+        </w:rPr>
+        <w:t>1.093042</w:t>
+      </w:r>
+      <w:r>
+        <w:rPr>
+          <w:highlight w:val="yellow"/>
+        </w:rPr>
+        <w:t>i (4.</w:t>
+      </w:r>
+      <w:r>
+        <w:rPr>
+          <w:highlight w:val="yellow"/>
+        </w:rPr>
+        <w:t>7876</w:t>
+      </w:r>
+      <w:r>
+        <w:rPr>
+          <w:highlight w:val="yellow"/>
+        </w:rPr>
+        <w:t>+</w:t>
+      </w:r>
+      <w:r>
+        <w:rPr>
+          <w:highlight w:val="yellow"/>
+        </w:rPr>
+        <w:t>2.240748</w:t>
+      </w:r>
+      <w:r>
+        <w:rPr>
+          <w:highlight w:val="yellow"/>
+        </w:rPr>
+        <w:t>i)</w:t>
+      </w:r>
+      <w:r>
+        <w:tab/>
+      </w:r>
+      <w:r>
+        <w:fldChar w:fldCharType="begin"/>
+      </w:r>
+      <w:r>
+        <w:instrText xml:space="preserve"> ADDIN EN.CITE &lt;EndNote&gt;&lt;Cite&gt;&lt;Author&gt;Delaney&lt;/Author&gt;&lt;Year&gt;2020&lt;/Year&gt;&lt;RecNum&gt;64&lt;/RecNum&gt;&lt;DisplayText&gt;[18]&lt;/DisplayText&gt;&lt;record&gt;&lt;rec-number&gt;64&lt;/rec-number&gt;&lt;foreign-keys&gt;&lt;key app="EN" db-id="v920pft06rp9dbex2ap500x99x5rrtswxzss" timestamp="1768054090" guid="b15b5550-40d7-4ad2-8182-cf6f486a4f50"&gt;64&lt;/key&gt;&lt;/foreign-keys&gt;&lt;ref-type name="Journal Article"&gt;17&lt;/ref-type&gt;&lt;contributors&gt;&lt;authors&gt;&lt;author&gt;Delaney, Matthew&lt;/author&gt;&lt;author&gt;Zeimpekis, Ioannis&lt;/author&gt;&lt;author&gt;Lawson, Daniel&lt;/author&gt;&lt;author&gt;Hewak, Daniel W</w:instrText>
+      </w:r>
+      <w:r>
+        <w:rPr>
+          <w:rFonts w:hint="eastAsia"/>
+        </w:rPr>
+        <w:instrText>.&lt;/author&gt;&lt;author&gt;Muskens, Otto L.&lt;/author&gt;&lt;/authors&gt;&lt;/contributors&gt;&lt;titles&gt;&lt;title&gt;A New Family of Ultralow Loss Reversible Phase</w:instrText>
+      </w:r>
+      <w:r>
+        <w:rPr>
+          <w:rFonts w:hint="eastAsia"/>
+        </w:rPr>
+        <w:instrText>‐</w:instrText>
+      </w:r>
+      <w:r>
+        <w:rPr>
+          <w:rFonts w:hint="eastAsia"/>
+        </w:rPr>
+        <w:instrText>Change Materials for Photonic Integrated Circuits: Sb2S3 and Sb2Se3&lt;/title&gt;&lt;secondary-title&gt;Advanced Functional Materials&lt;/se</w:instrText>
+      </w:r>
+      <w:r>
+        <w:instrText>condary-title&gt;&lt;/titles&gt;&lt;periodical&gt;&lt;full-title&gt;Advanced Functional Materials&lt;/full-title&gt;&lt;/periodical&gt;&lt;volume&gt;30&lt;/volume&gt;&lt;number&gt;36&lt;/number&gt;&lt;dates&gt;&lt;year&gt;2020&lt;/year&gt;&lt;/dates&gt;&lt;isbn&gt;1616-301X&amp;#xD;1616-3028&lt;/isbn&gt;&lt;urls&gt;&lt;/urls&gt;&lt;electronic-resource-num&gt;10.1002/adfm.202002447&lt;/electronic-resource-num&gt;&lt;/record&gt;&lt;/Cite&gt;&lt;/EndNote&gt;</w:instrText>
+      </w:r>
+      <w:r>
+        <w:fldChar w:fldCharType="separate"/>
+      </w:r>
+      <w:r>
+        <w:rPr>
+          <w:noProof/>
+        </w:rPr>
+        <w:t>[18]</w:t>
+      </w:r>
+      <w:r>
+        <w:fldChar w:fldCharType="end"/>
       </w:r>
     </w:p>
     <w:p>
       <w:r>
         <w:tab/>
-      </w:r>
-      <w:r>
-        <w:rPr>
-          <w:highlight w:val="yellow"/>
-        </w:rPr>
-        <w:t>Sb2Se3:</w:t>
-      </w:r>
-      <w:r>
-        <w:rPr>
-          <w:highlight w:val="yellow"/>
-        </w:rPr>
-        <w:tab/>
-        <w:t>3.</w:t>
-      </w:r>
-      <w:r>
-        <w:rPr>
-          <w:highlight w:val="yellow"/>
-        </w:rPr>
-        <w:t>9615</w:t>
-      </w:r>
-      <w:r>
-        <w:rPr>
-          <w:highlight w:val="yellow"/>
-        </w:rPr>
-        <w:t>+</w:t>
-      </w:r>
-      <w:r>
-        <w:rPr>
-          <w:highlight w:val="yellow"/>
-        </w:rPr>
-        <w:t>1.093042</w:t>
-      </w:r>
-      <w:r>
-        <w:rPr>
-          <w:highlight w:val="yellow"/>
-        </w:rPr>
-        <w:t>i (4.</w:t>
-      </w:r>
-      <w:r>
-        <w:rPr>
-          <w:highlight w:val="yellow"/>
-        </w:rPr>
-        <w:t>7876</w:t>
-      </w:r>
-      <w:r>
-        <w:rPr>
-          <w:highlight w:val="yellow"/>
-        </w:rPr>
-        <w:t>+</w:t>
-      </w:r>
-      <w:r>
-        <w:rPr>
-          <w:highlight w:val="yellow"/>
-        </w:rPr>
-        <w:t>2.240748</w:t>
-      </w:r>
-      <w:r>
-        <w:rPr>
-          <w:highlight w:val="yellow"/>
-        </w:rPr>
-        <w:t>i)</w:t>
-      </w:r>
-    </w:p>
-    <w:p>
-      <w:r>
-        <w:tab/>
-      </w:r>
-      <w:r>
-        <w:t>Si:</w:t>
-      </w:r>
-      <w:r>
-        <w:tab/>
-      </w:r>
-      <w:r>
-        <w:t>4.9143+0.66141i (4.9355+0.72084i</w:t>
-      </w:r>
-      <w:r>
-        <w:t>)</w:t>
+        <w:t>Si</w:t>
+      </w:r>
+      <w:r>
+        <w:t>_</w:t>
+      </w:r>
+      <w:r>
+        <w:t>300</w:t>
+      </w:r>
+      <w:r>
+        <w:t>:</w:t>
+      </w:r>
+      <w:r>
+        <w:tab/>
+      </w:r>
+      <w:r>
+        <w:t>4.1473+0.039769i</w:t>
       </w:r>
       <w:r>
         <w:tab/>
@@ -16186,7 +16769,7 @@
         <w:fldChar w:fldCharType="begin"/>
       </w:r>
       <w:r>
-        <w:instrText xml:space="preserve"> ADDIN EN.CITE &lt;EndNote&gt;&lt;Cite&gt;&lt;Author&gt;Karaman&lt;/Author&gt;&lt;Year&gt;2025&lt;/Year&gt;&lt;RecNum&gt;94&lt;/RecNum&gt;&lt;DisplayText&gt;[41]&lt;/DisplayText&gt;&lt;record&gt;&lt;rec-number&gt;94&lt;/rec-number&gt;&lt;foreign-keys&gt;&lt;key app="EN" db-id="v920pft06rp9dbex2ap500x99x5rrtswxzss" timestamp="1776336380"&gt;94&lt;/key&gt;&lt;/foreign-keys&gt;&lt;ref-type name="Journal Article"&gt;17&lt;/ref-type&gt;&lt;contributors&gt;&lt;authors&gt;&lt;author&gt;Karaman, Omer Can&lt;/author&gt;&lt;author&gt;Naidu, Gopal Narmada&lt;/author&gt;&lt;author&gt;Bowman, Alan R.&lt;/author&gt;&lt;author&gt;Dayi, Elif Nur&lt;/author&gt;&lt;author&gt;Tagliabue, Giulia&lt;/author&gt;&lt;/authors&gt;&lt;/contributors&gt;&lt;titles&gt;&lt;title&gt;Decoupling Optical and Thermal Dynamics in Dielectric Metasurfaces for Self-Encoded Photonic Control&lt;/title&gt;&lt;secondary-title&gt;Laser &amp;amp; Photonics Reviews&lt;/secondary-title&gt;&lt;/titles&gt;&lt;periodical&gt;&lt;full-title&gt;Laser &amp;amp; Photonics Reviews&lt;/full-title&gt;&lt;/periodical&gt;&lt;pages&gt;e01014&lt;/pages&gt;&lt;volume&gt;19&lt;/volume&gt;&lt;number&gt;24&lt;/number&gt;&lt;dates&gt;&lt;year&gt;2025&lt;/year&gt;&lt;/dates&gt;&lt;isbn&gt;1863-8880&lt;/isbn&gt;&lt;urls&gt;&lt;related-urls&gt;&lt;url&gt;https://onlinelibrary.wiley.com/doi/abs/10.1002/lpor.202501014&lt;/url&gt;&lt;/related-urls&gt;&lt;/urls&gt;&lt;electronic-resource-num&gt;https://doi.org/10.1002/lpor.202501014&lt;/electronic-resource-num&gt;&lt;/record&gt;&lt;/Cite&gt;&lt;/EndNote&gt;</w:instrText>
+        <w:instrText xml:space="preserve"> ADDIN EN.CITE &lt;EndNote&gt;&lt;Cite&gt;&lt;Author&gt;Franta&lt;/Author&gt;&lt;Year&gt;2018&lt;/Year&gt;&lt;RecNum&gt;95&lt;/RecNum&gt;&lt;DisplayText&gt;[43]&lt;/DisplayText&gt;&lt;record&gt;&lt;rec-number&gt;95&lt;/rec-number&gt;&lt;foreign-keys&gt;&lt;key app="EN" db-id="v920pft06rp9dbex2ap500x99x5rrtswxzss" timestamp="1776659453"&gt;95&lt;/key&gt;&lt;/foreign-keys&gt;&lt;ref-type name="Journal Article"&gt;17&lt;/ref-type&gt;&lt;contributors&gt;&lt;authors&gt;&lt;author&gt;Franta, Daniel&lt;/author&gt;&lt;author&gt;Franta, Pavel&lt;/author&gt;&lt;author&gt;Vohánka, Jiří&lt;/author&gt;&lt;author&gt;Čermák, Martin&lt;/author&gt;&lt;author&gt;Ohlídal, Ivan&lt;/author&gt;&lt;/authors&gt;&lt;/contributors&gt;&lt;titles&gt;&lt;title&gt;Determination of thicknesses and temperatures of crystalline silicon wafers from optical measurements in the far infrared region&lt;/title&gt;&lt;secondary-title&gt;Journal of Applied Physics&lt;/secondary-title&gt;&lt;/titles&gt;&lt;periodical&gt;&lt;full-title&gt;Journal of Applied Physics&lt;/full-title&gt;&lt;/periodical&gt;&lt;volume&gt;123&lt;/volume&gt;&lt;number&gt;18&lt;/number&gt;&lt;dates&gt;&lt;year&gt;2018&lt;/year&gt;&lt;/dates&gt;&lt;isbn&gt;0021-8979&lt;/isbn&gt;&lt;urls&gt;&lt;related-urls&gt;&lt;url&gt;https://doi.org/10.1063/1.5026195&lt;/url&gt;&lt;/related-urls&gt;&lt;/urls&gt;&lt;custom1&gt;185707&lt;/custom1&gt;&lt;electronic-resource-num&gt;10.1063/1.5026195&lt;/electronic-resource-num&gt;&lt;access-date&gt;4/20/2026&lt;/access-date&gt;&lt;/record&gt;&lt;/Cite&gt;&lt;/EndNote&gt;</w:instrText>
       </w:r>
       <w:r>
         <w:fldChar w:fldCharType="separate"/>
@@ -16195,7 +16778,7 @@
         <w:rPr>
           <w:noProof/>
         </w:rPr>
-        <w:t>[41]</w:t>
+        <w:t>[43]</w:t>
       </w:r>
       <w:r>
         <w:fldChar w:fldCharType="end"/>
@@ -16231,7 +16814,7 @@
         <w:rPr>
           <w:highlight w:val="cyan"/>
         </w:rPr>
-        <w:instrText xml:space="preserve"> ADDIN EN.CITE &lt;EndNote&gt;&lt;Cite&gt;&lt;Author&gt;Raut&lt;/Author&gt;&lt;Year&gt;2011&lt;/Year&gt;&lt;RecNum&gt;85&lt;/RecNum&gt;&lt;DisplayText&gt;[42]&lt;/DisplayText&gt;&lt;record&gt;&lt;rec-number&gt;85&lt;/rec-number&gt;&lt;foreign-keys&gt;&lt;key app="EN" db-id="v920pft06rp9dbex2ap500x99x5rrtswxzss" timestamp="1773917246"&gt;85&lt;/key&gt;&lt;/foreign-keys&gt;&lt;ref-type name="Journal Article"&gt;17&lt;/ref-type&gt;&lt;contributors&gt;&lt;authors&gt;&lt;author&gt;Raut, Hemant Kumar&lt;/author&gt;&lt;author&gt;Ganesh, V. Anand&lt;/author&gt;&lt;author&gt;Nair, A. Sreekumaran&lt;/author&gt;&lt;author&gt;Ramakrishna, Seeram&lt;/author&gt;&lt;/authors&gt;&lt;/contributors&gt;&lt;titles&gt;&lt;title&gt;Anti-reflective coatings: A critical, in-depth review&lt;/title&gt;&lt;secondary-title&gt;Energy &amp;amp; Environmental Science&lt;/secondary-title&gt;&lt;/titles&gt;&lt;periodical&gt;&lt;full-title&gt;Energy &amp;amp; Environmental Science&lt;/full-title&gt;&lt;/periodical&gt;&lt;pages&gt;3779-3804&lt;/pages&gt;&lt;volume&gt;4&lt;/volume&gt;&lt;number&gt;10&lt;/number&gt;&lt;dates&gt;&lt;year&gt;2011&lt;/year&gt;&lt;/dates&gt;&lt;publisher&gt;The Royal Society of Chemistry&lt;/publisher&gt;&lt;isbn&gt;1754-5692&lt;/isbn&gt;&lt;work-type&gt;10.1039/C1EE01297E&lt;/work-type&gt;&lt;urls&gt;&lt;related-urls&gt;&lt;url&gt;http://dx.doi.org/10.1039/C1EE01297E&lt;/url&gt;&lt;/related-urls&gt;&lt;/urls&gt;&lt;electronic-resource-num&gt;10.1039/C1EE01297E&lt;/electronic-resource-num&gt;&lt;/record&gt;&lt;/Cite&gt;&lt;/EndNote&gt;</w:instrText>
+        <w:instrText xml:space="preserve"> ADDIN EN.CITE &lt;EndNote&gt;&lt;Cite&gt;&lt;Author&gt;Raut&lt;/Author&gt;&lt;Year&gt;2011&lt;/Year&gt;&lt;RecNum&gt;85&lt;/RecNum&gt;&lt;DisplayText&gt;[44]&lt;/DisplayText&gt;&lt;record&gt;&lt;rec-number&gt;85&lt;/rec-number&gt;&lt;foreign-keys&gt;&lt;key app="EN" db-id="v920pft06rp9dbex2ap500x99x5rrtswxzss" timestamp="1773917246"&gt;85&lt;/key&gt;&lt;/foreign-keys&gt;&lt;ref-type name="Journal Article"&gt;17&lt;/ref-type&gt;&lt;contributors&gt;&lt;authors&gt;&lt;author&gt;Raut, Hemant Kumar&lt;/author&gt;&lt;author&gt;Ganesh, V. Anand&lt;/author&gt;&lt;author&gt;Nair, A. Sreekumaran&lt;/author&gt;&lt;author&gt;Ramakrishna, Seeram&lt;/author&gt;&lt;/authors&gt;&lt;/contributors&gt;&lt;titles&gt;&lt;title&gt;Anti-reflective coatings: A critical, in-depth review&lt;/title&gt;&lt;secondary-title&gt;Energy &amp;amp; Environmental Science&lt;/secondary-title&gt;&lt;/titles&gt;&lt;periodical&gt;&lt;full-title&gt;Energy &amp;amp; Environmental Science&lt;/full-title&gt;&lt;/periodical&gt;&lt;pages&gt;3779-3804&lt;/pages&gt;&lt;volume&gt;4&lt;/volume&gt;&lt;number&gt;10&lt;/number&gt;&lt;dates&gt;&lt;year&gt;2011&lt;/year&gt;&lt;/dates&gt;&lt;publisher&gt;The Royal Society of Chemistry&lt;/publisher&gt;&lt;isbn&gt;1754-5692&lt;/isbn&gt;&lt;work-type&gt;10.1039/C1EE01297E&lt;/work-type&gt;&lt;urls&gt;&lt;related-urls&gt;&lt;url&gt;http://dx.doi.org/10.1039/C1EE01297E&lt;/url&gt;&lt;/related-urls&gt;&lt;/urls&gt;&lt;electronic-resource-num&gt;10.1039/C1EE01297E&lt;/electronic-resource-num&gt;&lt;/record&gt;&lt;/Cite&gt;&lt;/EndNote&gt;</w:instrText>
       </w:r>
       <w:r>
         <w:rPr>
@@ -16244,7 +16827,7 @@
           <w:noProof/>
           <w:highlight w:val="cyan"/>
         </w:rPr>
-        <w:t>[42]</w:t>
+        <w:t>[44]</w:t>
       </w:r>
       <w:r>
         <w:rPr>
@@ -16308,12 +16891,21 @@
         <w:pStyle w:val="Heading2"/>
       </w:pPr>
       <w:r>
+        <w:rPr>
+          <w:highlight w:val="yellow"/>
+        </w:rPr>
         <w:t>3.1</w:t>
       </w:r>
       <w:r>
+        <w:rPr>
+          <w:highlight w:val="yellow"/>
+        </w:rPr>
         <w:t xml:space="preserve"> </w:t>
       </w:r>
       <w:r>
+        <w:rPr>
+          <w:highlight w:val="yellow"/>
+        </w:rPr>
         <w:t>Optical limiter design</w:t>
       </w:r>
     </w:p>
@@ -16439,7 +17031,7 @@
         <w:fldChar w:fldCharType="begin"/>
       </w:r>
       <w:r>
-        <w:instrText xml:space="preserve"> ADDIN EN.CITE &lt;EndNote&gt;&lt;Cite&gt;&lt;Author&gt;Franta&lt;/Author&gt;&lt;Year&gt;2017&lt;/Year&gt;&lt;RecNum&gt;87&lt;/RecNum&gt;&lt;DisplayText&gt;[43]&lt;/DisplayText&gt;&lt;record&gt;&lt;rec-number&gt;87&lt;/rec-number&gt;&lt;foreign-keys&gt;&lt;key app="EN" db-id="v920pft06rp9dbex2ap500x99x5rrtswxzss" timestamp="1774444072"&gt;87&lt;/key&gt;&lt;/foreign-keys&gt;&lt;ref-type name="Journal Article"&gt;17&lt;/ref-type&gt;&lt;contributors&gt;&lt;authors&gt;&lt;author&gt;Franta, Daniel&lt;/author&gt;&lt;author&gt;Nečas, David&lt;/author&gt;&lt;author&gt;Giglia, Angelo&lt;/author&gt;&lt;author&gt;Franta, Pavel&lt;/author&gt;&lt;author&gt;Ohlídal, Ivan&lt;/author&gt;&lt;/authors&gt;&lt;/contributors&gt;&lt;titles&gt;&lt;title&gt;Universal dispersion model for characterization of optical thin films over wide spectral range: Application to magnesium fluoride&lt;/title&gt;&lt;secondary-title&gt;Applied Surface Science&lt;/secondary-title&gt;&lt;/titles&gt;&lt;periodical&gt;&lt;full-title&gt;Applied Surface Science&lt;/full-title&gt;&lt;/periodical&gt;&lt;pages&gt;424-429&lt;/pages&gt;&lt;volume&gt;421&lt;/volume&gt;&lt;keywords&gt;&lt;keyword&gt;Optical constants&lt;/keyword&gt;&lt;keyword&gt;Ellipsometry&lt;/keyword&gt;&lt;keyword&gt;Spectrophotometry&lt;/keyword&gt;&lt;keyword&gt;Sum rule&lt;/keyword&gt;&lt;/keywords&gt;&lt;dates&gt;&lt;year&gt;2017&lt;/year&gt;&lt;pub-dates&gt;&lt;date&gt;2017/11/01/&lt;/date&gt;&lt;/pub-dates&gt;&lt;/dates&gt;&lt;isbn&gt;0169-4332&lt;/isbn&gt;&lt;urls&gt;&lt;related-urls&gt;&lt;url&gt;https://www.sciencedirect.com/science/article/pii/S016943321632030X&lt;/url&gt;&lt;/related-urls&gt;&lt;/urls&gt;&lt;electronic-resource-num&gt;https://doi.org/10.1016/j.apsusc.2016.09.149&lt;/electronic-resource-num&gt;&lt;/record&gt;&lt;/Cite&gt;&lt;/EndNote&gt;</w:instrText>
+        <w:instrText xml:space="preserve"> ADDIN EN.CITE &lt;EndNote&gt;&lt;Cite&gt;&lt;Author&gt;Franta&lt;/Author&gt;&lt;Year&gt;2017&lt;/Year&gt;&lt;RecNum&gt;87&lt;/RecNum&gt;&lt;DisplayText&gt;[41]&lt;/DisplayText&gt;&lt;record&gt;&lt;rec-number&gt;87&lt;/rec-number&gt;&lt;foreign-keys&gt;&lt;key app="EN" db-id="v920pft06rp9dbex2ap500x99x5rrtswxzss" timestamp="1774444072"&gt;87&lt;/key&gt;&lt;/foreign-keys&gt;&lt;ref-type name="Journal Article"&gt;17&lt;/ref-type&gt;&lt;contributors&gt;&lt;authors&gt;&lt;author&gt;Franta, Daniel&lt;/author&gt;&lt;author&gt;Nečas, David&lt;/author&gt;&lt;author&gt;Giglia, Angelo&lt;/author&gt;&lt;author&gt;Franta, Pavel&lt;/author&gt;&lt;author&gt;Ohlídal, Ivan&lt;/author&gt;&lt;/authors&gt;&lt;/contributors&gt;&lt;titles&gt;&lt;title&gt;Universal dispersion model for characterization of optical thin films over wide spectral range: Application to magnesium fluoride&lt;/title&gt;&lt;secondary-title&gt;Applied Surface Science&lt;/secondary-title&gt;&lt;/titles&gt;&lt;periodical&gt;&lt;full-title&gt;Applied Surface Science&lt;/full-title&gt;&lt;/periodical&gt;&lt;pages&gt;424-429&lt;/pages&gt;&lt;volume&gt;421&lt;/volume&gt;&lt;keywords&gt;&lt;keyword&gt;Optical constants&lt;/keyword&gt;&lt;keyword&gt;Ellipsometry&lt;/keyword&gt;&lt;keyword&gt;Spectrophotometry&lt;/keyword&gt;&lt;keyword&gt;Sum rule&lt;/keyword&gt;&lt;/keywords&gt;&lt;dates&gt;&lt;year&gt;2017&lt;/year&gt;&lt;pub-dates&gt;&lt;date&gt;2017/11/01/&lt;/date&gt;&lt;/pub-dates&gt;&lt;/dates&gt;&lt;isbn&gt;0169-4332&lt;/isbn&gt;&lt;urls&gt;&lt;related-urls&gt;&lt;url&gt;https://www.sciencedirect.com/science/article/pii/S016943321632030X&lt;/url&gt;&lt;/related-urls&gt;&lt;/urls&gt;&lt;electronic-resource-num&gt;https://doi.org/10.1016/j.apsusc.2016.09.149&lt;/electronic-resource-num&gt;&lt;/record&gt;&lt;/Cite&gt;&lt;/EndNote&gt;</w:instrText>
       </w:r>
       <w:r>
         <w:fldChar w:fldCharType="separate"/>
@@ -16448,7 +17040,7 @@
         <w:rPr>
           <w:noProof/>
         </w:rPr>
-        <w:t>[43]</w:t>
+        <w:t>[41]</w:t>
       </w:r>
       <w:r>
         <w:fldChar w:fldCharType="end"/>
@@ -16478,10 +17070,19 @@
         <w:t>In some simulation work</w:t>
       </w:r>
       <w:r>
+        <w:t>s</w:t>
+      </w:r>
+      <w:r>
         <w:t>,</w:t>
       </w:r>
       <w:r>
-        <w:t xml:space="preserve"> the substrate index is </w:t>
+        <w:t xml:space="preserve"> the substrate index </w:t>
+      </w:r>
+      <w:r>
+        <w:t>can</w:t>
+      </w:r>
+      <w:r>
+        <w:t xml:space="preserve"> </w:t>
       </w:r>
       <w:r>
         <w:t>considered</w:t>
@@ -16575,7 +17176,13 @@
         <w:t xml:space="preserve">. But in this work, we </w:t>
       </w:r>
       <w:r>
-        <w:t>utilize silica (SiO</w:t>
+        <w:t xml:space="preserve">utilize </w:t>
+      </w:r>
+      <w:r>
+        <w:t xml:space="preserve">3 mm-thick </w:t>
+      </w:r>
+      <w:r>
+        <w:t>silica (SiO</w:t>
       </w:r>
       <w:r>
         <w:rPr>
@@ -16584,13 +17191,22 @@
         <w:t>2</w:t>
       </w:r>
       <w:r>
-        <w:t xml:space="preserve">) as the substrate using refractive index data from </w:t>
+        <w:t xml:space="preserve">) as substrate </w:t>
+      </w:r>
+      <w:r>
+        <w:t>with</w:t>
+      </w:r>
+      <w:r>
+        <w:t xml:space="preserve"> refractive index data from</w:t>
+      </w:r>
+      <w:r>
+        <w:t xml:space="preserve"> </w:t>
       </w:r>
       <w:r>
         <w:fldChar w:fldCharType="begin"/>
       </w:r>
       <w:r>
-        <w:instrText xml:space="preserve"> ADDIN EN.CITE &lt;EndNote&gt;&lt;Cite&gt;&lt;Author&gt;Gao&lt;/Author&gt;&lt;Year&gt;2012&lt;/Year&gt;&lt;RecNum&gt;68&lt;/RecNum&gt;&lt;DisplayText&gt;[35]&lt;/DisplayText&gt;&lt;record&gt;&lt;rec-number&gt;68&lt;/rec-number&gt;&lt;foreign-keys&gt;&lt;key app="EN" db-id="v920pft06rp9dbex2ap500x99x5rrtswxzss" timestamp="1768215518" guid="117c940f-5843-43b7-8068-bde961980163"&gt;68&lt;/key&gt;&lt;/foreign-keys&gt;&lt;ref-type name="Journal Article"&gt;17&lt;/ref-type&gt;&lt;contributors&gt;&lt;authors&gt;&lt;author&gt;Gao, Lihong&lt;/author&gt;&lt;author&gt;Lemarchand, Fabien&lt;/author&gt;&lt;author&gt;Lequime, Michel&lt;/author&gt;&lt;/authors&gt;&lt;/contributors&gt;&lt;titles&gt;&lt;title&gt;Exploitation of multiple incidences spectrometric measurements for thin film reverse engineering&lt;/title&gt;&lt;secondary-title&gt;Optics Express&lt;/secondary-title&gt;&lt;alt-title&gt;Opt. Express&lt;/alt-title&gt;&lt;/titles&gt;&lt;periodical&gt;&lt;full-title&gt;Optics Express&lt;/full-title&gt;&lt;abbr-1&gt;Opt. Express&lt;/abbr-1&gt;&lt;/periodical&gt;&lt;alt-periodical&gt;&lt;full-title&gt;Optics Express&lt;/full-title&gt;&lt;abbr-1&gt;Opt. Express&lt;/abbr-1&gt;&lt;/alt-periodical&gt;&lt;pages&gt;15734-15751&lt;/pages&gt;&lt;volume&gt;20&lt;/volume&gt;&lt;number&gt;14&lt;/number&gt;&lt;keywords&gt;&lt;keyword&gt;Thin films&lt;/keyword&gt;&lt;keyword&gt;Thin films, optical properties&lt;/keyword&gt;&lt;keyword&gt;Interference filters&lt;/keyword&gt;&lt;keyword&gt;Near infrared&lt;/keyword&gt;&lt;keyword&gt;Notch filters&lt;/keyword&gt;&lt;keyword&gt;Optical constants&lt;/keyword&gt;&lt;keyword&gt;Refractive index&lt;/keyword&gt;&lt;/keywords&gt;&lt;dates&gt;&lt;year&gt;2012&lt;/year&gt;&lt;pub-dates&gt;&lt;date&gt;2012/07/02&lt;/date&gt;&lt;/pub-dates&gt;&lt;/dates&gt;&lt;publisher&gt;Optica Publishing Group&lt;/publisher&gt;&lt;urls&gt;&lt;related-urls&gt;&lt;url&gt;https://opg.optica.org/oe/abstract.cfm?URI=oe-20-14-15734&lt;/url&gt;&lt;/related-urls&gt;&lt;/urls&gt;&lt;electronic-resource-num&gt;10.1364/OE.20.015734&lt;/electronic-resource-num&gt;&lt;/record&gt;&lt;/Cite&gt;&lt;/EndNote&gt;</w:instrText>
+        <w:instrText xml:space="preserve"> ADDIN EN.CITE &lt;EndNote&gt;&lt;Cite&gt;&lt;Author&gt;Franta&lt;/Author&gt;&lt;Year&gt;2016&lt;/Year&gt;&lt;RecNum&gt;97&lt;/RecNum&gt;&lt;DisplayText&gt;[42]&lt;/DisplayText&gt;&lt;record&gt;&lt;rec-number&gt;97&lt;/rec-number&gt;&lt;foreign-keys&gt;&lt;key app="EN" db-id="v920pft06rp9dbex2ap500x99x5rrtswxzss" timestamp="1776660410"&gt;97&lt;/key&gt;&lt;/foreign-keys&gt;&lt;ref-type name="Book"&gt;6&lt;/ref-type&gt;&lt;contributors&gt;&lt;authors&gt;&lt;author&gt;Franta, Daniel&lt;/author&gt;&lt;author&gt;Nečas, David&lt;/author&gt;&lt;author&gt;Ohlídal, Ivan&lt;/author&gt;&lt;author&gt;Giglia, Angelo&lt;/author&gt;&lt;/authors&gt;&lt;/contributors&gt;&lt;titles&gt;&lt;title&gt;Optical characterization of SiO2 thin films using universal dispersion model over wide spectral range&lt;/title&gt;&lt;secondary-title&gt;SPIE Photonics Europe&lt;/secondary-title&gt;&lt;/titles&gt;&lt;volume&gt;9890&lt;/volume&gt;&lt;section&gt;EPE&lt;/section&gt;&lt;dates&gt;&lt;year&gt;2016&lt;/year&gt;&lt;/dates&gt;&lt;publisher&gt;SPIE&lt;/publisher&gt;&lt;urls&gt;&lt;related-urls&gt;&lt;url&gt;https://doi.org/10.1117/12.2227580&lt;/url&gt;&lt;/related-urls&gt;&lt;/urls&gt;&lt;/record&gt;&lt;/Cite&gt;&lt;/EndNote&gt;</w:instrText>
       </w:r>
       <w:r>
         <w:fldChar w:fldCharType="separate"/>
@@ -16599,7 +17215,7 @@
         <w:rPr>
           <w:noProof/>
         </w:rPr>
-        <w:t>[35]</w:t>
+        <w:t>[42]</w:t>
       </w:r>
       <w:r>
         <w:fldChar w:fldCharType="end"/>
@@ -16623,7 +17239,7 @@
         <w:fldChar w:fldCharType="begin"/>
       </w:r>
       <w:r>
-        <w:instrText xml:space="preserve"> ADDIN EN.CITE &lt;EndNote&gt;&lt;Cite&gt;&lt;Author&gt;Polyanskiy&lt;/Author&gt;&lt;Year&gt;2024&lt;/Year&gt;&lt;RecNum&gt;69&lt;/RecNum&gt;&lt;DisplayText&gt;[44]&lt;/DisplayText&gt;&lt;record&gt;&lt;rec-number&gt;69&lt;/rec-number&gt;&lt;foreign-keys&gt;&lt;key app="EN" db-id="v920pft06rp9dbex2ap500x99x5rrtswxzss" timestamp="1768215530" guid="51ad5c1f-6b8e-4d49-9eac-5ca2d206a442"&gt;69&lt;/key&gt;&lt;/foreign-keys&gt;&lt;ref-type name="Journal Article"&gt;17&lt;/ref-type&gt;&lt;contributors&gt;&lt;authors&gt;&lt;author&gt;Polyanskiy, Mikhail N.&lt;/author&gt;&lt;/authors&gt;&lt;/contributors&gt;&lt;titles&gt;&lt;title&gt;Refractiveindex.info database of optical constants&lt;/title&gt;&lt;secondary-title&gt;Scientific Data&lt;/secondary-title&gt;&lt;/titles&gt;&lt;periodical&gt;&lt;full-title&gt;Scientific Data&lt;/full-title&gt;&lt;/periodical&gt;&lt;pages&gt;94&lt;/pages&gt;&lt;volume&gt;11&lt;/volume&gt;&lt;number&gt;1&lt;/number&gt;&lt;dates&gt;&lt;year&gt;2024&lt;/year&gt;&lt;pub-dates&gt;&lt;date&gt;2024/01/18&lt;/date&gt;&lt;/pub-dates&gt;&lt;/dates&gt;&lt;isbn&gt;2052-4463&lt;/isbn&gt;&lt;urls&gt;&lt;related-urls&gt;&lt;url&gt;https://doi.org/10.1038/s41597-023-02898-2&lt;/url&gt;&lt;/related-urls&gt;&lt;/urls&gt;&lt;electronic-resource-num&gt;10.1038/s41597-023-02898-2&lt;/electronic-resource-num&gt;&lt;/record&gt;&lt;/Cite&gt;&lt;/EndNote&gt;</w:instrText>
+        <w:instrText xml:space="preserve"> ADDIN EN.CITE &lt;EndNote&gt;&lt;Cite&gt;&lt;Author&gt;Polyanskiy&lt;/Author&gt;&lt;Year&gt;2024&lt;/Year&gt;&lt;RecNum&gt;69&lt;/RecNum&gt;&lt;DisplayText&gt;[45]&lt;/DisplayText&gt;&lt;record&gt;&lt;rec-number&gt;69&lt;/rec-number&gt;&lt;foreign-keys&gt;&lt;key app="EN" db-id="v920pft06rp9dbex2ap500x99x5rrtswxzss" timestamp="1768215530" guid="51ad5c1f-6b8e-4d49-9eac-5ca2d206a442"&gt;69&lt;/key&gt;&lt;/foreign-keys&gt;&lt;ref-type name="Journal Article"&gt;17&lt;/ref-type&gt;&lt;contributors&gt;&lt;authors&gt;&lt;author&gt;Polyanskiy, Mikhail N.&lt;/author&gt;&lt;/authors&gt;&lt;/contributors&gt;&lt;titles&gt;&lt;title&gt;Refractiveindex.info database of optical constants&lt;/title&gt;&lt;secondary-title&gt;Scientific Data&lt;/secondary-title&gt;&lt;/titles&gt;&lt;periodical&gt;&lt;full-title&gt;Scientific Data&lt;/full-title&gt;&lt;/periodical&gt;&lt;pages&gt;94&lt;/pages&gt;&lt;volume&gt;11&lt;/volume&gt;&lt;number&gt;1&lt;/number&gt;&lt;dates&gt;&lt;year&gt;2024&lt;/year&gt;&lt;pub-dates&gt;&lt;date&gt;2024/01/18&lt;/date&gt;&lt;/pub-dates&gt;&lt;/dates&gt;&lt;isbn&gt;2052-4463&lt;/isbn&gt;&lt;urls&gt;&lt;related-urls&gt;&lt;url&gt;https://doi.org/10.1038/s41597-023-02898-2&lt;/url&gt;&lt;/related-urls&gt;&lt;/urls&gt;&lt;electronic-resource-num&gt;10.1038/s41597-023-02898-2&lt;/electronic-resource-num&gt;&lt;/record&gt;&lt;/Cite&gt;&lt;/EndNote&gt;</w:instrText>
       </w:r>
       <w:r>
         <w:fldChar w:fldCharType="separate"/>
@@ -16632,7 +17248,7 @@
         <w:rPr>
           <w:noProof/>
         </w:rPr>
-        <w:t>[44]</w:t>
+        <w:t>[45]</w:t>
       </w:r>
       <w:r>
         <w:fldChar w:fldCharType="end"/>
@@ -16688,10 +17304,13 @@
         <w:rPr>
           <w:highlight w:val="yellow"/>
         </w:rPr>
-        <w:t xml:space="preserve"> a new material in optics, there exist no dataset there.</w:t>
-      </w:r>
-      <w:r>
-        <w:t xml:space="preserve"> We use dataset from </w:t>
+        <w:t xml:space="preserve"> a new material in optics, there exist no dataset there</w:t>
+      </w:r>
+      <w:r>
+        <w:t>. As shown in Fig.1., w</w:t>
+      </w:r>
+      <w:r>
+        <w:t xml:space="preserve">e use dataset from </w:t>
       </w:r>
       <w:r>
         <w:fldChar w:fldCharType="begin"/>
@@ -16733,13 +17352,25 @@
         <w:fldChar w:fldCharType="end"/>
       </w:r>
       <w:r>
-        <w:t>, as shown in Fig.1</w:t>
-      </w:r>
-      <w:r>
-        <w:t>. We assume air to have a constant n</w:t>
-      </w:r>
-      <w:r>
-        <w:rPr>
+        <w:t>.</w:t>
+      </w:r>
+      <w:r>
+        <w:t xml:space="preserve"> </w:t>
+      </w:r>
+      <w:r>
+        <w:t xml:space="preserve">We assume air to have a constant </w:t>
+      </w:r>
+      <w:r>
+        <w:rPr>
+          <w:i/>
+          <w:iCs/>
+        </w:rPr>
+        <w:t>n</w:t>
+      </w:r>
+      <w:r>
+        <w:rPr>
+          <w:i/>
+          <w:iCs/>
           <w:vertAlign w:val="subscript"/>
         </w:rPr>
         <w:t>a</w:t>
@@ -16925,6 +17556,7 @@
         <w:pStyle w:val="Heading2"/>
       </w:pPr>
       <w:r>
+        <w:lastRenderedPageBreak/>
         <w:t>3.2</w:t>
       </w:r>
       <w:r>
@@ -17047,16 +17679,12 @@
         <w:t xml:space="preserve"> still exhibits slight </w:t>
       </w:r>
       <w:r>
-        <w:t xml:space="preserve">complex refractive index drift due to structural relaxation and cumulative thermal damage. Accounting for these variations is essential for ensuring long-term reliability and precision in </w:t>
-      </w:r>
-      <w:r>
-        <w:lastRenderedPageBreak/>
-        <w:t xml:space="preserve">high-endurance photonic applications </w:t>
+        <w:t xml:space="preserve">complex refractive index drift due to structural relaxation and cumulative thermal damage. Accounting for these variations is essential for ensuring long-term reliability and precision in high-endurance photonic applications </w:t>
       </w:r>
       <w:r>
         <w:fldChar w:fldCharType="begin">
           <w:fldData xml:space="preserve">PEVuZE5vdGU+PENpdGU+PEF1dGhvcj5MYXdzb248L0F1dGhvcj48WWVhcj4yMDIzPC9ZZWFyPjxS
-ZWNOdW0+NjA8L1JlY051bT48RGlzcGxheVRleHQ+WzE3LCA0NV08L0Rpc3BsYXlUZXh0PjxyZWNv
+ZWNOdW0+NjA8L1JlY051bT48RGlzcGxheVRleHQ+WzE3LCA0Nl08L0Rpc3BsYXlUZXh0PjxyZWNv
 cmQ+PHJlYy1udW1iZXI+NjA8L3JlYy1udW1iZXI+PGZvcmVpZ24ta2V5cz48a2V5IGFwcD0iRU4i
 IGRiLWlkPSJ2OTIwcGZ0MDZycDlkYmV4MmFwNTAweDk5eDVycnRzd3h6c3MiIHRpbWVzdGFtcD0i
 MTc2ODA1MjkxMSIgZ3VpZD0iYzg5NTA2MDYtNGZkZC00MTFjLTk4ODItNDkyMzQxYWEwNWYzIj42
@@ -17105,7 +17733,7 @@
       <w:r>
         <w:fldChar w:fldCharType="begin">
           <w:fldData xml:space="preserve">PEVuZE5vdGU+PENpdGU+PEF1dGhvcj5MYXdzb248L0F1dGhvcj48WWVhcj4yMDIzPC9ZZWFyPjxS
-ZWNOdW0+NjA8L1JlY051bT48RGlzcGxheVRleHQ+WzE3LCA0NV08L0Rpc3BsYXlUZXh0PjxyZWNv
+ZWNOdW0+NjA8L1JlY051bT48RGlzcGxheVRleHQ+WzE3LCA0Nl08L0Rpc3BsYXlUZXh0PjxyZWNv
 cmQ+PHJlYy1udW1iZXI+NjA8L3JlYy1udW1iZXI+PGZvcmVpZ24ta2V5cz48a2V5IGFwcD0iRU4i
 IGRiLWlkPSJ2OTIwcGZ0MDZycDlkYmV4MmFwNTAweDk5eDVycnRzd3h6c3MiIHRpbWVzdGFtcD0i
 MTc2ODA1MjkxMSIgZ3VpZD0iYzg5NTA2MDYtNGZkZC00MTFjLTk4ODItNDkyMzQxYWEwNWYzIj42
@@ -17161,7 +17789,7 @@
         <w:rPr>
           <w:noProof/>
         </w:rPr>
-        <w:t>[17, 45]</w:t>
+        <w:t>[17, 46]</w:t>
       </w:r>
       <w:r>
         <w:fldChar w:fldCharType="end"/>
@@ -17823,7 +18451,7 @@
         </w:rPr>
         <w:fldChar w:fldCharType="begin">
           <w:fldData xml:space="preserve">PEVuZE5vdGU+PENpdGU+PEF1dGhvcj5EZWxhbmV5PC9BdXRob3I+PFllYXI+MjAyMDwvWWVhcj48
-UmVjTnVtPjY0PC9SZWNOdW0+PERpc3BsYXlUZXh0PlsxOCwgNDZdPC9EaXNwbGF5VGV4dD48cmVj
+UmVjTnVtPjY0PC9SZWNOdW0+PERpc3BsYXlUZXh0PlsxOCwgNDddPC9EaXNwbGF5VGV4dD48cmVj
 b3JkPjxyZWMtbnVtYmVyPjY0PC9yZWMtbnVtYmVyPjxmb3JlaWduLWtleXM+PGtleSBhcHA9IkVO
 IiBkYi1pZD0idjkyMHBmdDA2cnA5ZGJleDJhcDUwMHg5OXg1cnJ0c3d4enNzIiB0aW1lc3RhbXA9
 IjE3NjgwNTQwOTAiIGd1aWQ9ImIxNWI1NTUwLTQwZDctNGFkMi04MTgyLWNmNmY0ODZhNGY1MCI+
@@ -17885,7 +18513,7 @@
         </w:rPr>
         <w:fldChar w:fldCharType="begin">
           <w:fldData xml:space="preserve">PEVuZE5vdGU+PENpdGU+PEF1dGhvcj5EZWxhbmV5PC9BdXRob3I+PFllYXI+MjAyMDwvWWVhcj48
-UmVjTnVtPjY0PC9SZWNOdW0+PERpc3BsYXlUZXh0PlsxOCwgNDZdPC9EaXNwbGF5VGV4dD48cmVj
+UmVjTnVtPjY0PC9SZWNOdW0+PERpc3BsYXlUZXh0PlsxOCwgNDddPC9EaXNwbGF5VGV4dD48cmVj
 b3JkPjxyZWMtbnVtYmVyPjY0PC9yZWMtbnVtYmVyPjxmb3JlaWduLWtleXM+PGtleSBhcHA9IkVO
 IiBkYi1pZD0idjkyMHBmdDA2cnA5ZGJleDJhcDUwMHg5OXg1cnJ0c3d4enNzIiB0aW1lc3RhbXA9
 IjE3NjgwNTQwOTAiIGd1aWQ9ImIxNWI1NTUwLTQwZDctNGFkMi04MTgyLWNmNmY0ODZhNGY1MCI+
@@ -17963,7 +18591,7 @@
           <w:noProof/>
           <w:lang w:val="en-US"/>
         </w:rPr>
-        <w:t>[18, 46]</w:t>
+        <w:t>[18, 47]</w:t>
       </w:r>
       <w:r>
         <w:rPr>
@@ -17989,6 +18617,11 @@
           <w:lang w:val="en-US"/>
         </w:rPr>
         <w:tab/>
+      </w:r>
+      <w:r>
+        <w:rPr>
+          <w:lang w:val="en-US"/>
+        </w:rPr>
         <w:t xml:space="preserve">Meanwhile, the imaginary part </w:t>
       </w:r>
       <w:r>
@@ -18258,7 +18891,7 @@
       <w:r>
         <w:fldChar w:fldCharType="begin">
           <w:fldData xml:space="preserve">PEVuZE5vdGU+PENpdGU+PEF1dGhvcj5MYXdzb248L0F1dGhvcj48WWVhcj4yMDIzPC9ZZWFyPjxS
-ZWNOdW0+NjA8L1JlY051bT48RGlzcGxheVRleHQ+WzE3LCA0N108L0Rpc3BsYXlUZXh0PjxyZWNv
+ZWNOdW0+NjA8L1JlY051bT48RGlzcGxheVRleHQ+WzE3LCA0OF08L0Rpc3BsYXlUZXh0PjxyZWNv
 cmQ+PHJlYy1udW1iZXI+NjA8L3JlYy1udW1iZXI+PGZvcmVpZ24ta2V5cz48a2V5IGFwcD0iRU4i
 IGRiLWlkPSJ2OTIwcGZ0MDZycDlkYmV4MmFwNTAweDk5eDVycnRzd3h6c3MiIHRpbWVzdGFtcD0i
 MTc2ODA1MjkxMSIgZ3VpZD0iYzg5NTA2MDYtNGZkZC00MTFjLTk4ODItNDkyMzQxYWEwNWYzIj42
@@ -18304,7 +18937,7 @@
       <w:r>
         <w:fldChar w:fldCharType="begin">
           <w:fldData xml:space="preserve">PEVuZE5vdGU+PENpdGU+PEF1dGhvcj5MYXdzb248L0F1dGhvcj48WWVhcj4yMDIzPC9ZZWFyPjxS
-ZWNOdW0+NjA8L1JlY051bT48RGlzcGxheVRleHQ+WzE3LCA0N108L0Rpc3BsYXlUZXh0PjxyZWNv
+ZWNOdW0+NjA8L1JlY051bT48RGlzcGxheVRleHQ+WzE3LCA0OF08L0Rpc3BsYXlUZXh0PjxyZWNv
 cmQ+PHJlYy1udW1iZXI+NjA8L3JlYy1udW1iZXI+PGZvcmVpZ24ta2V5cz48a2V5IGFwcD0iRU4i
 IGRiLWlkPSJ2OTIwcGZ0MDZycDlkYmV4MmFwNTAweDk5eDVycnRzd3h6c3MiIHRpbWVzdGFtcD0i
 MTc2ODA1MjkxMSIgZ3VpZD0iYzg5NTA2MDYtNGZkZC00MTFjLTk4ODItNDkyMzQxYWEwNWYzIj42
@@ -18357,7 +18990,7 @@
         <w:rPr>
           <w:noProof/>
         </w:rPr>
-        <w:t>[17, 47]</w:t>
+        <w:t>[17, 48]</w:t>
       </w:r>
       <w:r>
         <w:fldChar w:fldCharType="end"/>
@@ -18380,7 +19013,7 @@
       <w:r>
         <w:fldChar w:fldCharType="begin">
           <w:fldData xml:space="preserve">PEVuZE5vdGU+PENpdGU+PEF1dGhvcj5MYXdzb248L0F1dGhvcj48WWVhcj4yMDIzPC9ZZWFyPjxS
-ZWNOdW0+NjA8L1JlY051bT48RGlzcGxheVRleHQ+WzE3LCAxOCwgNDYtNDhdPC9EaXNwbGF5VGV4
+ZWNOdW0+NjA8L1JlY051bT48RGlzcGxheVRleHQ+WzE3LCAxOCwgNDctNDldPC9EaXNwbGF5VGV4
 dD48cmVjb3JkPjxyZWMtbnVtYmVyPjYwPC9yZWMtbnVtYmVyPjxmb3JlaWduLWtleXM+PGtleSBh
 cHA9IkVOIiBkYi1pZD0idjkyMHBmdDA2cnA5ZGJleDJhcDUwMHg5OXg1cnJ0c3d4enNzIiB0aW1l
 c3RhbXA9IjE3NjgwNTI5MTEiIGd1aWQ9ImM4OTUwNjA2LTRmZGQtNDExYy05ODgyLTQ5MjM0MWFh
@@ -18492,7 +19125,7 @@
       <w:r>
         <w:fldChar w:fldCharType="begin">
           <w:fldData xml:space="preserve">PEVuZE5vdGU+PENpdGU+PEF1dGhvcj5MYXdzb248L0F1dGhvcj48WWVhcj4yMDIzPC9ZZWFyPjxS
-ZWNOdW0+NjA8L1JlY051bT48RGlzcGxheVRleHQ+WzE3LCAxOCwgNDYtNDhdPC9EaXNwbGF5VGV4
+ZWNOdW0+NjA8L1JlY051bT48RGlzcGxheVRleHQ+WzE3LCAxOCwgNDctNDldPC9EaXNwbGF5VGV4
 dD48cmVjb3JkPjxyZWMtbnVtYmVyPjYwPC9yZWMtbnVtYmVyPjxmb3JlaWduLWtleXM+PGtleSBh
 cHA9IkVOIiBkYi1pZD0idjkyMHBmdDA2cnA5ZGJleDJhcDUwMHg5OXg1cnJ0c3d4enNzIiB0aW1l
 c3RhbXA9IjE3NjgwNTI5MTEiIGd1aWQ9ImM4OTUwNjA2LTRmZGQtNDExYy05ODgyLTQ5MjM0MWFh
@@ -18611,7 +19244,7 @@
         <w:rPr>
           <w:noProof/>
         </w:rPr>
-        <w:t>[17, 18, 46-48]</w:t>
+        <w:t>[17, 18, 47-49]</w:t>
       </w:r>
       <w:r>
         <w:fldChar w:fldCharType="end"/>
@@ -19202,7 +19835,7 @@
         <w:fldChar w:fldCharType="begin"/>
       </w:r>
       <w:r>
-        <w:instrText xml:space="preserve"> ADDIN EN.CITE &lt;EndNote&gt;&lt;Cite&gt;&lt;Author&gt;Paschotta&lt;/Author&gt;&lt;Year&gt;2008&lt;/Year&gt;&lt;RecNum&gt;88&lt;/RecNum&gt;&lt;DisplayText&gt;[49]&lt;/DisplayText&gt;&lt;record&gt;&lt;rec-number&gt;88&lt;/rec-number&gt;&lt;foreign-keys&gt;&lt;key app="EN" db-id="v920pft06rp9dbex2ap500x99x5rrtswxzss" timestamp="1774446585"&gt;88&lt;/key&gt;&lt;/foreign-keys&gt;&lt;ref-type name="Book"&gt;6&lt;/ref-type&gt;&lt;contributors&gt;&lt;authors&gt;&lt;author&gt;Paschotta, R.&lt;/author&gt;&lt;/authors&gt;&lt;/contributors&gt;&lt;titles&gt;&lt;title&gt;Encyclopedia of Laser Physics and Technology&lt;/title&gt;&lt;/titles&gt;&lt;dates&gt;&lt;year&gt;2008&lt;/year&gt;&lt;/dates&gt;&lt;publisher&gt;Wiley&lt;/publisher&gt;&lt;isbn&gt;9783527408283&lt;/isbn&gt;&lt;urls&gt;&lt;related-urls&gt;&lt;url&gt;https://books.google.co.th/books?id=hdkJ5ASTFjcC&lt;/url&gt;&lt;/related-urls&gt;&lt;/urls&gt;&lt;/record&gt;&lt;/Cite&gt;&lt;/EndNote&gt;</w:instrText>
+        <w:instrText xml:space="preserve"> ADDIN EN.CITE &lt;EndNote&gt;&lt;Cite&gt;&lt;Author&gt;Paschotta&lt;/Author&gt;&lt;Year&gt;2008&lt;/Year&gt;&lt;RecNum&gt;88&lt;/RecNum&gt;&lt;DisplayText&gt;[50]&lt;/DisplayText&gt;&lt;record&gt;&lt;rec-number&gt;88&lt;/rec-number&gt;&lt;foreign-keys&gt;&lt;key app="EN" db-id="v920pft06rp9dbex2ap500x99x5rrtswxzss" timestamp="1774446585"&gt;88&lt;/key&gt;&lt;/foreign-keys&gt;&lt;ref-type name="Book"&gt;6&lt;/ref-type&gt;&lt;contributors&gt;&lt;authors&gt;&lt;author&gt;Paschotta, R.&lt;/author&gt;&lt;/authors&gt;&lt;/contributors&gt;&lt;titles&gt;&lt;title&gt;Encyclopedia of Laser Physics and Technology&lt;/title&gt;&lt;/titles&gt;&lt;dates&gt;&lt;year&gt;2008&lt;/year&gt;&lt;/dates&gt;&lt;publisher&gt;Wiley&lt;/publisher&gt;&lt;isbn&gt;9783527408283&lt;/isbn&gt;&lt;urls&gt;&lt;related-urls&gt;&lt;url&gt;https://books.google.co.th/books?id=hdkJ5ASTFjcC&lt;/url&gt;&lt;/related-urls&gt;&lt;/urls&gt;&lt;/record&gt;&lt;/Cite&gt;&lt;/EndNote&gt;</w:instrText>
       </w:r>
       <w:r>
         <w:fldChar w:fldCharType="separate"/>
@@ -19211,7 +19844,7 @@
         <w:rPr>
           <w:noProof/>
         </w:rPr>
-        <w:t>[49]</w:t>
+        <w:t>[50]</w:t>
       </w:r>
       <w:r>
         <w:fldChar w:fldCharType="end"/>
@@ -19704,7 +20337,10 @@
         <w:t xml:space="preserve">he question </w:t>
       </w:r>
       <w:r>
-        <w:t>then become</w:t>
+        <w:t xml:space="preserve">then </w:t>
+      </w:r>
+      <w:r>
+        <w:t>becomes</w:t>
       </w:r>
       <w:r>
         <w:t xml:space="preserve"> </w:t>
@@ -19775,11 +20411,39 @@
     </w:p>
     <w:p>
       <w:r>
+        <w:lastRenderedPageBreak/>
         <w:tab/>
         <w:t xml:space="preserve">Another metric that we didn’t show here are </w:t>
       </w:r>
       <w:r>
         <w:t>the tolerance of optical performances at varying incident angles. A high-tolerance devices would allow for broader applications.</w:t>
+      </w:r>
+    </w:p>
+    <w:p>
+      <w:r>
+        <w:tab/>
+        <w:t>Finite Element Method (FEM)</w:t>
+      </w:r>
+      <w:r>
+        <w:t xml:space="preserve"> </w:t>
+      </w:r>
+      <w:r>
+        <w:fldChar w:fldCharType="begin"/>
+      </w:r>
+      <w:r>
+        <w:instrText xml:space="preserve"> ADDIN EN.CITE &lt;EndNote&gt;&lt;Cite&gt;&lt;Author&gt;Ling&lt;/Author&gt;&lt;Year&gt;2025&lt;/Year&gt;&lt;RecNum&gt;99&lt;/RecNum&gt;&lt;DisplayText&gt;[51]&lt;/DisplayText&gt;&lt;record&gt;&lt;rec-number&gt;99&lt;/rec-number&gt;&lt;foreign-keys&gt;&lt;key app="EN" db-id="v920pft06rp9dbex2ap500x99x5rrtswxzss" timestamp="1776763538"&gt;99&lt;/key&gt;&lt;/foreign-keys&gt;&lt;ref-type name="Journal Article"&gt;17&lt;/ref-type&gt;&lt;contributors&gt;&lt;authors&gt;&lt;author&gt;Ling, Xiulan&lt;/author&gt;&lt;author&gt;Pang, Xinyue&lt;/author&gt;&lt;author&gt;Chen, Xubin&lt;/author&gt;&lt;author&gt;Shao, Zhichong&lt;/author&gt;&lt;/authors&gt;&lt;/contributors&gt;&lt;titles&gt;&lt;title&gt;Broadband mid-infrared optical limiter based on&amp;amp;#x00A0;vanadium dioxide phase transition&lt;/title&gt;&lt;secondary-title&gt;Journal of the Optical Society of America B&lt;/secondary-title&gt;&lt;alt-title&gt;J. Opt. Soc. Am. B&lt;/alt-title&gt;&lt;/titles&gt;&lt;periodical&gt;&lt;full-title&gt;Journal of the Optical Society of America B&lt;/full-title&gt;&lt;abbr-1&gt;J. Opt. Soc. Am. B&lt;/abbr-1&gt;&lt;/periodical&gt;&lt;alt-periodical&gt;&lt;full-title&gt;Journal of the Optical Society of America B&lt;/full-title&gt;&lt;abbr-1&gt;J. Opt. Soc. Am. B&lt;/abbr-1&gt;&lt;/alt-periodical&gt;&lt;pages&gt;2062-2067&lt;/pages&gt;&lt;volume&gt;42&lt;/volume&gt;&lt;number&gt;9&lt;/number&gt;&lt;keywords&gt;&lt;keyword&gt;Finite element method&lt;/keyword&gt;&lt;keyword&gt;High power lasers&lt;/keyword&gt;&lt;keyword&gt;Nonlinear absorption&lt;/keyword&gt;&lt;keyword&gt;Optical limiting&lt;/keyword&gt;&lt;keyword&gt;Optical properties&lt;/keyword&gt;&lt;keyword&gt;Thin films&lt;/keyword&gt;&lt;/keywords&gt;&lt;dates&gt;&lt;year&gt;2025&lt;/year&gt;&lt;pub-dates&gt;&lt;date&gt;2025/09/01&lt;/date&gt;&lt;/pub-dates&gt;&lt;/dates&gt;&lt;publisher&gt;Optica Publishing Group&lt;/publisher&gt;&lt;urls&gt;&lt;related-urls&gt;&lt;url&gt;https://opg.optica.org/josab/abstract.cfm?URI=josab-42-9-2062&lt;/url&gt;&lt;/related-urls&gt;&lt;/urls&gt;&lt;electronic-resource-num&gt;10.1364/JOSAB.569492&lt;/electronic-resource-num&gt;&lt;/record&gt;&lt;/Cite&gt;&lt;/EndNote&gt;</w:instrText>
+      </w:r>
+      <w:r>
+        <w:fldChar w:fldCharType="separate"/>
+      </w:r>
+      <w:r>
+        <w:rPr>
+          <w:noProof/>
+        </w:rPr>
+        <w:t>[51]</w:t>
+      </w:r>
+      <w:r>
+        <w:fldChar w:fldCharType="end"/>
       </w:r>
     </w:p>
     <w:p>
@@ -19801,7 +20465,6 @@
           <w:iCs w:val="0"/>
           <w:sz w:val="20"/>
         </w:rPr>
-        <w:lastRenderedPageBreak/>
         <w:t>6</w:t>
       </w:r>
       <w:r>
@@ -20565,6 +21228,7 @@
         <w:ind w:left="720" w:hanging="720"/>
       </w:pPr>
       <w:r>
+        <w:lastRenderedPageBreak/>
         <w:t>[23]</w:t>
       </w:r>
       <w:r>
@@ -20651,7 +21315,6 @@
         <w:ind w:left="720" w:hanging="720"/>
       </w:pPr>
       <w:r>
-        <w:lastRenderedPageBreak/>
         <w:t>[26]</w:t>
       </w:r>
       <w:r>
@@ -21070,73 +21733,18 @@
       </w:r>
       <w:r>
         <w:tab/>
-        <w:t xml:space="preserve">O. C. Karaman, G. N. Naidu, A. R. Bowman, E. N. Dayi, and G. Tagliabue, "Decoupling Optical and Thermal Dynamics in Dielectric Metasurfaces for Self-Encoded Photonic Control," </w:t>
-      </w:r>
-      <w:r>
-        <w:rPr>
-          <w:i/>
-        </w:rPr>
-        <w:t xml:space="preserve">Laser &amp; Photonics Reviews, </w:t>
-      </w:r>
-      <w:r>
-        <w:t xml:space="preserve">vol. 19, no. 24, p. e01014, 2025, doi: </w:t>
+        <w:t xml:space="preserve">D. Franta, D. Nečas, A. Giglia, P. Franta, and I. Ohlídal, "Universal dispersion model for characterization of optical thin films over wide spectral range: Application to magnesium fluoride," </w:t>
+      </w:r>
+      <w:r>
+        <w:rPr>
+          <w:i/>
+        </w:rPr>
+        <w:t xml:space="preserve">Applied Surface Science, </w:t>
+      </w:r>
+      <w:r>
+        <w:t xml:space="preserve">vol. 421, pp. 424–429, 2017/11/01/ 2017, doi: </w:t>
       </w:r>
       <w:hyperlink r:id="rId21" w:history="1">
-        <w:r>
-          <w:rPr>
-            <w:rStyle w:val="Hyperlink"/>
-          </w:rPr>
-          <w:t>https://doi.org/10.1002/lpor.202501014</w:t>
-        </w:r>
-      </w:hyperlink>
-      <w:r>
-        <w:t>.</w:t>
-      </w:r>
-    </w:p>
-    <w:p>
-      <w:pPr>
-        <w:pStyle w:val="EndNoteBibliography"/>
-        <w:ind w:left="720" w:hanging="720"/>
-      </w:pPr>
-      <w:r>
-        <w:t>[42]</w:t>
-      </w:r>
-      <w:r>
-        <w:tab/>
-        <w:t xml:space="preserve">H. K. Raut, V. A. Ganesh, A. S. Nair, and S. Ramakrishna, "Anti-reflective coatings: A critical, in-depth review," </w:t>
-      </w:r>
-      <w:r>
-        <w:rPr>
-          <w:i/>
-        </w:rPr>
-        <w:t xml:space="preserve">Energy &amp; Environmental Science, </w:t>
-      </w:r>
-      <w:r>
-        <w:t>10.1039/C1EE01297E vol. 4, no. 10, pp. 3779–3804, 2011, doi: 10.1039/C1EE01297E.</w:t>
-      </w:r>
-    </w:p>
-    <w:p>
-      <w:pPr>
-        <w:pStyle w:val="EndNoteBibliography"/>
-        <w:ind w:left="720" w:hanging="720"/>
-      </w:pPr>
-      <w:r>
-        <w:t>[43]</w:t>
-      </w:r>
-      <w:r>
-        <w:tab/>
-        <w:t xml:space="preserve">D. Franta, D. Nečas, A. Giglia, P. Franta, and I. Ohlídal, "Universal dispersion model for characterization of optical thin films over wide spectral range: Application to magnesium fluoride," </w:t>
-      </w:r>
-      <w:r>
-        <w:rPr>
-          <w:i/>
-        </w:rPr>
-        <w:t xml:space="preserve">Applied Surface Science, </w:t>
-      </w:r>
-      <w:r>
-        <w:t xml:space="preserve">vol. 421, pp. 424–429, 2017/11/01/ 2017, doi: </w:t>
-      </w:r>
-      <w:hyperlink r:id="rId22" w:history="1">
         <w:r>
           <w:rPr>
             <w:rStyle w:val="Hyperlink"/>
@@ -21154,20 +21762,20 @@
         <w:ind w:left="720" w:hanging="720"/>
       </w:pPr>
       <w:r>
-        <w:t>[44]</w:t>
-      </w:r>
-      <w:r>
-        <w:tab/>
-        <w:t xml:space="preserve">M. N. Polyanskiy, "Refractiveindex.info database of optical constants," </w:t>
-      </w:r>
-      <w:r>
-        <w:rPr>
-          <w:i/>
-        </w:rPr>
-        <w:t xml:space="preserve">Scientific Data, </w:t>
-      </w:r>
-      <w:r>
-        <w:t>vol. 11, no. 1, p. 94, 2024/01/18 2024, doi: 10.1038/s41597-023-02898-2.</w:t>
+        <w:t>[42]</w:t>
+      </w:r>
+      <w:r>
+        <w:tab/>
+        <w:t xml:space="preserve">D. Franta, D. Nečas, I. Ohlídal, and A. Giglia, </w:t>
+      </w:r>
+      <w:r>
+        <w:rPr>
+          <w:i/>
+        </w:rPr>
+        <w:t>Optical characterization of SiO2 thin films using universal dispersion model over wide spectral range</w:t>
+      </w:r>
+      <w:r>
+        <w:t xml:space="preserve"> (SPIE Photonics Europe). SPIE, 2016.</w:t>
       </w:r>
     </w:p>
     <w:p>
@@ -21176,10 +21784,76 @@
         <w:ind w:left="720" w:hanging="720"/>
       </w:pPr>
       <w:r>
+        <w:t>[43]</w:t>
+      </w:r>
+      <w:r>
+        <w:tab/>
+        <w:t xml:space="preserve">D. Franta, P. Franta, J. Vohánka, M. Čermák, and I. Ohlídal, "Determination of thicknesses and temperatures of crystalline silicon wafers from optical measurements in the far infrared region," </w:t>
+      </w:r>
+      <w:r>
+        <w:rPr>
+          <w:i/>
+        </w:rPr>
+        <w:t xml:space="preserve">Journal of Applied Physics, </w:t>
+      </w:r>
+      <w:r>
+        <w:t>vol. 123, no. 18, 2018, doi: 10.1063/1.5026195.</w:t>
+      </w:r>
+    </w:p>
+    <w:p>
+      <w:pPr>
+        <w:pStyle w:val="EndNoteBibliography"/>
+        <w:ind w:left="720" w:hanging="720"/>
+      </w:pPr>
+      <w:r>
+        <w:t>[44]</w:t>
+      </w:r>
+      <w:r>
+        <w:tab/>
+        <w:t xml:space="preserve">H. K. Raut, V. A. Ganesh, A. S. Nair, and S. Ramakrishna, "Anti-reflective coatings: A critical, in-depth review," </w:t>
+      </w:r>
+      <w:r>
+        <w:rPr>
+          <w:i/>
+        </w:rPr>
+        <w:t xml:space="preserve">Energy &amp; Environmental Science, </w:t>
+      </w:r>
+      <w:r>
+        <w:t>10.1039/C1EE01297E vol. 4, no. 10, pp. 3779–3804, 2011, doi: 10.1039/C1EE01297E.</w:t>
+      </w:r>
+    </w:p>
+    <w:p>
+      <w:pPr>
+        <w:pStyle w:val="EndNoteBibliography"/>
+        <w:ind w:left="720" w:hanging="720"/>
+      </w:pPr>
+      <w:r>
         <w:t>[45]</w:t>
       </w:r>
       <w:r>
         <w:tab/>
+        <w:t xml:space="preserve">M. N. Polyanskiy, "Refractiveindex.info database of optical constants," </w:t>
+      </w:r>
+      <w:r>
+        <w:rPr>
+          <w:i/>
+        </w:rPr>
+        <w:t xml:space="preserve">Scientific Data, </w:t>
+      </w:r>
+      <w:r>
+        <w:t>vol. 11, no. 1, p. 94, 2024/01/18 2024, doi: 10.1038/s41597-023-02898-2.</w:t>
+      </w:r>
+    </w:p>
+    <w:p>
+      <w:pPr>
+        <w:pStyle w:val="EndNoteBibliography"/>
+        <w:ind w:left="720" w:hanging="720"/>
+      </w:pPr>
+      <w:r>
+        <w:t>[46]</w:t>
+      </w:r>
+      <w:r>
+        <w:tab/>
         <w:t>M. S. Alam</w:t>
       </w:r>
       <w:r>
@@ -21200,7 +21874,7 @@
       <w:r>
         <w:t xml:space="preserve">vol. 34, no. 14, p. 2310306, 2024, doi: </w:t>
       </w:r>
-      <w:hyperlink r:id="rId23" w:history="1">
+      <w:hyperlink r:id="rId22" w:history="1">
         <w:r>
           <w:rPr>
             <w:rStyle w:val="Hyperlink"/>
@@ -21218,7 +21892,7 @@
         <w:ind w:left="720" w:hanging="720"/>
       </w:pPr>
       <w:r>
-        <w:t>[46]</w:t>
+        <w:t>[47]</w:t>
       </w:r>
       <w:r>
         <w:tab/>
@@ -21249,7 +21923,7 @@
         <w:ind w:left="720" w:hanging="720"/>
       </w:pPr>
       <w:r>
-        <w:t>[47]</w:t>
+        <w:t>[48]</w:t>
       </w:r>
       <w:r>
         <w:tab/>
@@ -21280,7 +21954,7 @@
         <w:ind w:left="720" w:hanging="720"/>
       </w:pPr>
       <w:r>
-        <w:t>[48]</w:t>
+        <w:t>[49]</w:t>
       </w:r>
       <w:r>
         <w:tab/>
@@ -21302,7 +21976,7 @@
         <w:ind w:left="720" w:hanging="720"/>
       </w:pPr>
       <w:r>
-        <w:t>[49]</w:t>
+        <w:t>[50]</w:t>
       </w:r>
       <w:r>
         <w:tab/>
@@ -21320,8 +21994,27 @@
     </w:p>
     <w:p>
       <w:pPr>
-        <w:pStyle w:val="Heading1"/>
+        <w:pStyle w:val="EndNoteBibliography"/>
+        <w:ind w:left="720" w:hanging="720"/>
       </w:pPr>
+      <w:r>
+        <w:t>[51]</w:t>
+      </w:r>
+      <w:r>
+        <w:tab/>
+        <w:t xml:space="preserve">X. Ling, X. Pang, X. Chen, and Z. Shao, "Broadband mid-infrared optical limiter based on&amp;#x00A0;vanadium dioxide phase transition," </w:t>
+      </w:r>
+      <w:r>
+        <w:rPr>
+          <w:i/>
+        </w:rPr>
+        <w:t xml:space="preserve">J. Opt. Soc. Am. B, </w:t>
+      </w:r>
+      <w:r>
+        <w:t>vol. 42, no. 9, pp. 2062–2067, 2025/09/01 2025, doi: 10.1364/JOSAB.569492.</w:t>
+      </w:r>
+    </w:p>
+    <w:p>
       <w:r>
         <w:fldChar w:fldCharType="end"/>
       </w:r>
@@ -21734,7 +22427,7 @@
   <w:style w:type="paragraph" w:default="1" w:styleId="Normal">
     <w:name w:val="Normal"/>
     <w:qFormat/>
-    <w:rsid w:val="00076A05"/>
+    <w:rsid w:val="00A531A5"/>
     <w:pPr>
       <w:spacing w:after="0" w:line="240" w:lineRule="auto"/>
       <w:jc w:val="both"/>

--- a/paper/[OptMaterX] Design and Simulation of Sb2Se3-Based.docx
+++ b/paper/[OptMaterX] Design and Simulation of Sb2Se3-Based.docx
@@ -475,6 +475,7 @@
           <w:rFonts w:hint="cs"/>
           <w:i w:val="0"/>
           <w:iCs w:val="0"/>
+          <w:highlight w:val="yellow"/>
           <w:cs/>
           <w:lang w:bidi="th-TH"/>
         </w:rPr>
@@ -485,18 +486,31 @@
           <w:rStyle w:val="Emphasis"/>
           <w:i w:val="0"/>
           <w:iCs w:val="0"/>
+          <w:highlight w:val="yellow"/>
           <w:lang w:val="en-US" w:bidi="th-TH"/>
         </w:rPr>
         <w:t xml:space="preserve">: </w:t>
       </w:r>
+      <w:hyperlink r:id="rId6" w:history="1">
+        <w:r>
+          <w:rPr>
+            <w:rStyle w:val="Hyperlink"/>
+            <w:sz w:val="16"/>
+            <w:highlight w:val="yellow"/>
+            <w:lang w:val="en-US" w:bidi="th-TH"/>
+          </w:rPr>
+          <w:t>Ratchapak Chitaree</w:t>
+        </w:r>
+      </w:hyperlink>
       <w:r>
         <w:rPr>
           <w:rStyle w:val="Emphasis"/>
           <w:i w:val="0"/>
           <w:iCs w:val="0"/>
+          <w:highlight w:val="yellow"/>
           <w:lang w:val="en-US" w:bidi="th-TH"/>
         </w:rPr>
-        <w:t>Ratchapak Chitaree</w:t>
+        <w:t>, Witoon Yindeesuk, Prathan Buranasiri</w:t>
       </w:r>
     </w:p>
     <w:p>
@@ -808,16 +822,14 @@
         </w:rPr>
         <w:t xml:space="preserve"> </w:t>
       </w:r>
-      <w:proofErr w:type="gramStart"/>
       <w:r>
         <w:rPr>
           <w:rStyle w:val="Emphasis"/>
           <w:sz w:val="20"/>
           <w:szCs w:val="20"/>
         </w:rPr>
-        <w:t>showcases</w:t>
-      </w:r>
-      <w:proofErr w:type="gramEnd"/>
+        <w:t>showcase</w:t>
+      </w:r>
       <w:r>
         <w:rPr>
           <w:rStyle w:val="Emphasis"/>
@@ -860,7 +872,6 @@
         </w:rPr>
         <w:t xml:space="preserve"> layer(s) with thickness ranging from </w:t>
       </w:r>
-      <w:proofErr w:type="gramStart"/>
       <w:r>
         <w:rPr>
           <w:rStyle w:val="Emphasis"/>
@@ -870,7 +881,6 @@
         </w:rPr>
         <w:t>XXX to XXX</w:t>
       </w:r>
-      <w:proofErr w:type="gramEnd"/>
       <w:r>
         <w:rPr>
           <w:rStyle w:val="Emphasis"/>
@@ -1069,24 +1079,7 @@
     </w:p>
     <w:p>
       <w:pPr>
-        <w:rPr>
-          <w:rStyle w:val="Emphasis"/>
-          <w:sz w:val="20"/>
-          <w:szCs w:val="20"/>
-        </w:rPr>
-      </w:pPr>
-    </w:p>
-    <w:p>
-      <w:pPr>
         <w:pStyle w:val="Heading1"/>
-        <w:rPr>
-          <w:rStyle w:val="Emphasis"/>
-          <w:iCs w:val="0"/>
-          <w:sz w:val="28"/>
-          <w:lang w:val="en-US"/>
-        </w:rPr>
-      </w:pPr>
-      <w:r>
         <w:rPr>
           <w:rStyle w:val="Emphasis"/>
           <w:rFonts w:ascii="Arial" w:hAnsi="Arial"/>
@@ -1094,6 +1087,15 @@
           <w:iCs w:val="0"/>
           <w:sz w:val="20"/>
         </w:rPr>
+      </w:pPr>
+      <w:r>
+        <w:rPr>
+          <w:rStyle w:val="Emphasis"/>
+          <w:rFonts w:ascii="Arial" w:hAnsi="Arial"/>
+          <w:i w:val="0"/>
+          <w:iCs w:val="0"/>
+          <w:sz w:val="20"/>
+        </w:rPr>
         <w:t>1. Introduction</w:t>
       </w:r>
     </w:p>
@@ -1111,7 +1113,13 @@
         <w:t>when</w:t>
       </w:r>
       <w:r>
-        <w:t xml:space="preserve"> changing its state of matter (latent heat). The phase transition occurs between solid and liquid state </w:t>
+        <w:t xml:space="preserve"> changing its state of matter (latent heat)</w:t>
+      </w:r>
+      <w:r>
+        <w:t xml:space="preserve">, and the </w:t>
+      </w:r>
+      <w:r>
+        <w:t xml:space="preserve">transition occurs between solid and liquid state </w:t>
       </w:r>
       <w:r>
         <w:fldChar w:fldCharType="begin"/>
@@ -1132,13 +1140,40 @@
         <w:fldChar w:fldCharType="end"/>
       </w:r>
       <w:r>
-        <w:t xml:space="preserve">. However, in electronics and photonics, the term PCM refers to a solid-state material that change its structure </w:t>
-      </w:r>
-      <w:r>
-        <w:t xml:space="preserve">from amorphous to crystalline </w:t>
-      </w:r>
-      <w:r>
-        <w:t xml:space="preserve">when sufficient energy is applied to and </w:t>
+        <w:t>. However, in electronics and photonics, the term PCM refers to a solid-state material that change</w:t>
+      </w:r>
+      <w:r>
+        <w:t>s</w:t>
+      </w:r>
+      <w:r>
+        <w:t xml:space="preserve"> its </w:t>
+      </w:r>
+      <w:r>
+        <w:t xml:space="preserve">crystal </w:t>
+      </w:r>
+      <w:r>
+        <w:t>structure</w:t>
+      </w:r>
+      <w:r>
+        <w:t>, such as</w:t>
+      </w:r>
+      <w:r>
+        <w:t xml:space="preserve"> </w:t>
+      </w:r>
+      <w:r>
+        <w:t>from amorphous to crystalline</w:t>
+      </w:r>
+      <w:r>
+        <w:t>,</w:t>
+      </w:r>
+      <w:r>
+        <w:t xml:space="preserve"> </w:t>
+      </w:r>
+      <w:r>
+        <w:t>when</w:t>
+      </w:r>
+      <w:r>
+        <w:t xml:space="preserve"> </w:t>
       </w:r>
       <w:r>
         <w:t>its</w:t>
@@ -1165,10 +1200,16 @@
         <w:t xml:space="preserve">). The </w:t>
       </w:r>
       <w:r>
-        <w:t xml:space="preserve">phase </w:t>
-      </w:r>
-      <w:r>
-        <w:t xml:space="preserve">changes in crystalline structure leads to a change in its optical properties, such as </w:t>
+        <w:t>change in crystalline</w:t>
+      </w:r>
+      <w:r>
+        <w:t xml:space="preserve"> structure leads to a change in its optical properties, </w:t>
+      </w:r>
+      <w:r>
+        <w:t>i.e.</w:t>
+      </w:r>
+      <w:r>
+        <w:t xml:space="preserve"> </w:t>
       </w:r>
       <w:r>
         <w:t xml:space="preserve">complex </w:t>
@@ -1204,22 +1245,57 @@
         <w:t>comprises</w:t>
       </w:r>
       <w:r>
-        <w:t xml:space="preserve"> of real refractive index (n) and imaginary extinction coefficient (k) parts. </w:t>
-      </w:r>
-      <w:r>
-        <w:t xml:space="preserve">The </w:t>
-      </w:r>
-      <w:r>
-        <w:t xml:space="preserve">complex </w:t>
-      </w:r>
-      <w:r>
-        <w:t xml:space="preserve">refractive index contrast between phases </w:t>
+        <w:t xml:space="preserve"> of real refractive index (</w:t>
+      </w:r>
+      <w:r>
+        <w:rPr>
+          <w:i/>
+          <w:iCs/>
+        </w:rPr>
+        <w:t>n</w:t>
+      </w:r>
+      <w:r>
+        <w:t>) and imaginary extinction coefficient (</w:t>
+      </w:r>
+      <w:r>
+        <w:rPr>
+          <w:i/>
+          <w:iCs/>
+        </w:rPr>
+        <w:t>k</w:t>
+      </w:r>
+      <w:r>
+        <w:t>) parts</w:t>
+      </w:r>
+      <w:r>
+        <w:t>, and t</w:t>
+      </w:r>
+      <w:r>
+        <w:t xml:space="preserve">he </w:t>
+      </w:r>
+      <w:r>
+        <w:t xml:space="preserve">refractive </w:t>
+      </w:r>
+      <w:r>
+        <w:t xml:space="preserve">index contrast between </w:t>
+      </w:r>
+      <w:r>
+        <w:t xml:space="preserve">the two </w:t>
+      </w:r>
+      <w:r>
+        <w:t xml:space="preserve">phases </w:t>
       </w:r>
       <w:r>
         <w:t xml:space="preserve">of PCM </w:t>
       </w:r>
       <w:r>
-        <w:t>is an orders of magnitude larger than changes induced by applied electric field or light intensity (Ke</w:t>
+        <w:t xml:space="preserve">is an orders of magnitude larger than </w:t>
+      </w:r>
+      <w:r>
+        <w:t xml:space="preserve">contrast </w:t>
+      </w:r>
+      <w:r>
+        <w:t>induced by applied electric field or light intensity (Ke</w:t>
       </w:r>
       <w:r>
         <w:t>r</w:t>
@@ -1384,7 +1460,7 @@
         <w:t>makes</w:t>
       </w:r>
       <w:r>
-        <w:t xml:space="preserve"> PCMs ideal for photonic applications </w:t>
+        <w:t xml:space="preserve"> PCM ideal for photonic applications </w:t>
       </w:r>
       <w:r>
         <w:t xml:space="preserve">that require the </w:t>
@@ -1393,143 +1469,193 @@
         <w:t>toggle of light transmittivity</w:t>
       </w:r>
       <w:r>
-        <w:t xml:space="preserve">. </w:t>
-      </w:r>
-      <w:r>
-        <w:t xml:space="preserve">Examples include </w:t>
-      </w:r>
-      <w:r>
-        <w:t xml:space="preserve">optical limiter </w:t>
+        <w:t>, absorptivity, or reflectivity</w:t>
+      </w:r>
+      <w:r>
+        <w:t>.</w:t>
+      </w:r>
+      <w:r>
+        <w:t xml:space="preserve"> </w:t>
+      </w:r>
+      <w:r>
+        <w:t>Examples include optical limiters</w:t>
       </w:r>
       <w:r>
         <w:fldChar w:fldCharType="begin">
           <w:fldData xml:space="preserve">PEVuZE5vdGU+PENpdGU+PEF1dGhvcj5TYXJhbmdhbjwvQXV0aG9yPjxZZWFyPjIwMTg8L1llYXI+
-PFJlY051bT41ODwvUmVjTnVtPjxEaXNwbGF5VGV4dD5bNC04XTwvRGlzcGxheVRleHQ+PHJlY29y
-ZD48cmVjLW51bWJlcj41ODwvcmVjLW51bWJlcj48Zm9yZWlnbi1rZXlzPjxrZXkgYXBwPSJFTiIg
-ZGItaWQ9InY5MjBwZnQwNnJwOWRiZXgyYXA1MDB4OTl4NXJydHN3eHpzcyIgdGltZXN0YW1wPSIx
-NzY4MDUyODMyIiBndWlkPSI3NjRmNDg1Yi03YjMzLTQwY2EtODRmNC02NGUyNjA3NDBiMDUiPjU4
-PC9rZXk+PC9mb3JlaWduLWtleXM+PHJlZi10eXBlIG5hbWU9IkpvdXJuYWwgQXJ0aWNsZSI+MTc8
-L3JlZi10eXBlPjxjb250cmlidXRvcnM+PGF1dGhvcnM+PGF1dGhvcj5TYXJhbmdhbiwgQW5kcmV3
-PC9hdXRob3I+PGF1dGhvcj5EdXJhbiwgSm9zaDwvYXV0aG9yPjxhdXRob3I+VmFzaWx5ZXYsIFZs
-YWRpbWlyPC9hdXRob3I+PGF1dGhvcj5MaW1iZXJvcG91bG9zLCBOaWNob2xhb3M8L2F1dGhvcj48
-YXV0aG9yPlZpdGVic2tpeSwgSWx5YTwvYXV0aG9yPjxhdXRob3I+QW5pc2ltb3YsIElnb3I8L2F1
-dGhvcj48L2F1dGhvcnM+PC9jb250cmlidXRvcnM+PHRpdGxlcz48dGl0bGU+QnJvYWRiYW5kIFJl
-ZmxlY3RpdmUgT3B0aWNhbCBMaW1pdGVyIFVzaW5nIEdTVCBQaGFzZSBDaGFuZ2UgTWF0ZXJpYWw8
-L3RpdGxlPjxzZWNvbmRhcnktdGl0bGU+SUVFRSBQaG90b25pY3MgSm91cm5hbDwvc2Vjb25kYXJ5
-LXRpdGxlPjwvdGl0bGVzPjxwZXJpb2RpY2FsPjxmdWxsLXRpdGxlPklFRUUgUGhvdG9uaWNzIEpv
-dXJuYWw8L2Z1bGwtdGl0bGU+PC9wZXJpb2RpY2FsPjxwYWdlcz4xLTk8L3BhZ2VzPjx2b2x1bWU+
-MTA8L3ZvbHVtZT48bnVtYmVyPjI8L251bWJlcj48c2VjdGlvbj4xPC9zZWN0aW9uPjxrZXl3b3Jk
-cz48a2V5d29yZD5Ob25saW5lYXIgb3B0aWNzPC9rZXl3b3JkPjxrZXl3b3JkPkFubmVhbGluZzwv
-a2V5d29yZD48a2V5d29yZD5PcHRpY2FsIGRldmljZSBmYWJyaWNhdGlvbjwva2V5d29yZD48a2V5
-d29yZD5PcHRpY2FsIHNlbnNvcnM8L2tleXdvcmQ+PGtleXdvcmQ+T3B0aWNhbCByZWZyYWN0aW9u
-PC9rZXl3b3JkPjxrZXl3b3JkPk9wdGljYWwgbWF0ZXJpYWxzPC9rZXl3b3JkPjxrZXl3b3JkPlBo
-YXNlIGNoYW5nZSBtYXRlcmlhbHM8L2tleXdvcmQ+PGtleXdvcmQ+T3B0aWNhbCBwcm9wZXJ0aWVz
-IG9mIHBob3RvbmljIG1hdGVyaWFsczwva2V5d29yZD48a2V5d29yZD5tdWx0aWxheWVyIGludGVy
-ZmVyZW5jZSBjb2F0aW5nczwva2V5d29yZD48a2V5d29yZD5mYWJyaWNhdGlvbiBhbmQgY2hhcmFj
-dGVyaXphdGlvbjwva2V5d29yZD48a2V5d29yZD5waG90b25pYyBiYW5kZ2FwIHN0cnVjdHVyZXM8
-L2tleXdvcmQ+PC9rZXl3b3Jkcz48ZGF0ZXM+PHllYXI+MjAxODwveWVhcj48L2RhdGVzPjxpc2Ju
-PjE5NDMtMDY1NTwvaXNibj48dXJscz48cmVsYXRlZC11cmxzPjx1cmw+aHR0cHM6Ly9pZWVleHBs
-b3JlLmllZWUub3JnL2llbHg3LzQ1NjM5OTQvODMwMjM1My8wODI2NTE3NS5wZGY/dHA9JmFtcDth
-cm51bWJlcj04MjY1MTc1JmFtcDtpc251bWJlcj04MzAyMzUzJmFtcDtyZWY9PC91cmw+PC9yZWxh
-dGVkLXVybHM+PC91cmxzPjxlbGVjdHJvbmljLXJlc291cmNlLW51bT4xMC4xMTA5L2pwaG90LjIw
-MTguMjc5NjQ0ODwvZWxlY3Ryb25pYy1yZXNvdXJjZS1udW0+PC9yZWNvcmQ+PC9DaXRlPjxDaXRl
-PjxBdXRob3I+TGFtIFRhaTwvQXV0aG9yPjxZZWFyPjIwMTk8L1llYXI+PFJlY051bT43ODwvUmVj
-TnVtPjxyZWNvcmQ+PHJlYy1udW1iZXI+Nzg8L3JlYy1udW1iZXI+PGZvcmVpZ24ta2V5cz48a2V5
-IGFwcD0iRU4iIGRiLWlkPSJ2OTIwcGZ0MDZycDlkYmV4MmFwNTAweDk5eDVycnRzd3h6c3MiIHRp
-bWVzdGFtcD0iMTc3MjcwMDQ1NCIgZ3VpZD0iNjhlZDc2M2MtOWIzZC00YjE2LWJjYTAtMjJmYzk4
-MTI1OGRiIj43ODwva2V5PjwvZm9yZWlnbi1rZXlzPjxyZWYtdHlwZSBuYW1lPSJQYXRlbnQiPjI1
-PC9yZWYtdHlwZT48Y29udHJpYnV0b3JzPjxhdXRob3JzPjxhdXRob3I+TGFtIFRhaSwgQS4gTi4g
-SC48L2F1dGhvcj48L2F1dGhvcnM+PC9jb250cmlidXRvcnM+PHRpdGxlcz48dGl0bGU+T1BUSUNB
-TCBMSU1JVEVSUyBGT1IgRkFDSUxJVEFUSU5HIEFQRVJUVVJFIFBST1RFQ1RJT048L3RpdGxlPjwv
-dGl0bGVzPjxudW1iZXI+VVMgMjAxNzE1NzE2MzY0IEE8L251bWJlcj48ZGF0ZXM+PHllYXI+MjAx
-OTwveWVhcj48cHViLWRhdGVzPjxkYXRlPjIwMTcvMDkvMjY8L2RhdGU+PC9wdWItZGF0ZXM+PC9k
-YXRlcz48cHViLWxvY2F0aW9uPlVTPC9wdWItbG9jYXRpb24+PHB1Ymxpc2hlcj5CT0VJTkcgQ088
-L3B1Ymxpc2hlcj48b3JpZy1wdWI+VVMgMjAxNzE1NzE2MzY0IEE8L29yaWctcHViPjxpc2JuPlVT
-IDIwMTkvMDA5NDQzMCBBMTwvaXNibj48d29yay10eXBlPkExPC93b3JrLXR5cGU+PHVybHM+PHJl
-bGF0ZWQtdXJscz48dXJsPmh0dHBzOi8vbGVucy5vcmcvMTY4LTgyOS00NTctMTQ0LTA0NTwvdXJs
-PjwvcmVsYXRlZC11cmxzPjwvdXJscz48Y3VzdG9tMT4yMDE3LzA5LzI2PC9jdXN0b20xPjxjdXN0
-b20yPjIwMTkvMDMvMjg8L2N1c3RvbTI+PC9yZWNvcmQ+PC9DaXRlPjxDaXRlPjxBdXRob3I+V2Fu
-PC9BdXRob3I+PFllYXI+MjAyMTwvWWVhcj48UmVjTnVtPjMwPC9SZWNOdW0+PHJlY29yZD48cmVj
-LW51bWJlcj4zMDwvcmVjLW51bWJlcj48Zm9yZWlnbi1rZXlzPjxrZXkgYXBwPSJFTiIgZGItaWQ9
-InY5MjBwZnQwNnJwOWRiZXgyYXA1MDB4OTl4NXJydHN3eHpzcyIgdGltZXN0YW1wPSIxNzY4MDE3
-NjY2IiBndWlkPSJkNzg1NThiYi0zMzNkLTQ3MDEtYTI3OS1kMzliNWNmZGVhNjMiPjMwPC9rZXk+
-PC9mb3JlaWduLWtleXM+PHJlZi10eXBlIG5hbWU9IkpvdXJuYWwgQXJ0aWNsZSI+MTc8L3JlZi10
-eXBlPjxjb250cmlidXRvcnM+PGF1dGhvcnM+PGF1dGhvcj5XYW4sIENoZW5naGFvPC9hdXRob3I+
-PGF1dGhvcj5aaGFuZywgWmhlbjwvYXV0aG9yPjxhdXRob3I+U2FsbWFuLCBKYWQ8L2F1dGhvcj48
-YXV0aG9yPktpbmcsIEpvbmF0aGFuPC9hdXRob3I+PGF1dGhvcj5YaWFvLCBZdXpoZTwvYXV0aG9y
-PjxhdXRob3I+WXUsIFpoYW9uaW5nPC9hdXRob3I+PGF1dGhvcj5TaGFoc2FmaSwgQWxpcmV6YTwv
-YXV0aG9yPjxhdXRob3I+V2FtYm9sZCwgUmF5bW9uZDwvYXV0aG9yPjxhdXRob3I+UmFtYW5hdGhh
-biwgU2hyaXJhbTwvYXV0aG9yPjxhdXRob3I+S2F0cywgTWlraGFpbCBBLjwvYXV0aG9yPjwvYXV0
-aG9ycz48L2NvbnRyaWJ1dG9ycz48dGl0bGVzPjx0aXRsZT5VbHRyYXRoaW4gQnJvYWRiYW5kIFJl
-ZmxlY3RpdmUgT3B0aWNhbCBMaW1pdGVyPC90aXRsZT48c2Vjb25kYXJ5LXRpdGxlPkxhc2VyICZh
-bXA7IFBob3RvbmljcyBSZXZpZXdzPC9zZWNvbmRhcnktdGl0bGU+PC90aXRsZXM+PHBlcmlvZGlj
-YWw+PGZ1bGwtdGl0bGU+TGFzZXIgJmFtcDsgUGhvdG9uaWNzIFJldmlld3M8L2Z1bGwtdGl0bGU+
-PC9wZXJpb2RpY2FsPjxwYWdlcz4yMTAwMDAxPC9wYWdlcz48dm9sdW1lPjE1PC92b2x1bWU+PG51
-bWJlcj42PC9udW1iZXI+PGRhdGVzPjx5ZWFyPjIwMjE8L3llYXI+PC9kYXRlcz48aXNibj4xODYz
-LTg4ODA8L2lzYm4+PHVybHM+PHJlbGF0ZWQtdXJscz48dXJsPmh0dHBzOi8vb25saW5lbGlicmFy
-eS53aWxleS5jb20vZG9pL2Ficy8xMC4xMDAyL2xwb3IuMjAyMTAwMDAxPC91cmw+PC9yZWxhdGVk
-LXVybHM+PC91cmxzPjxlbGVjdHJvbmljLXJlc291cmNlLW51bT5odHRwczovL2RvaS5vcmcvMTAu
-MTAwMi9scG9yLjIwMjEwMDAwMTwvZWxlY3Ryb25pYy1yZXNvdXJjZS1udW0+PC9yZWNvcmQ+PC9D
-aXRlPjxDaXRlPjxBdXRob3I+R2FuZG9sZmk8L0F1dGhvcj48WWVhcj4yMDIyPC9ZZWFyPjxSZWNO
-dW0+NTM8L1JlY051bT48cmVjb3JkPjxyZWMtbnVtYmVyPjUzPC9yZWMtbnVtYmVyPjxmb3JlaWdu
-LWtleXM+PGtleSBhcHA9IkVOIiBkYi1pZD0idjkyMHBmdDA2cnA5ZGJleDJhcDUwMHg5OXg1cnJ0
-c3d4enNzIiB0aW1lc3RhbXA9IjE3NjgwNTI2NTIiIGd1aWQ9IjBmYTg5NjVlLWQ5MmYtNDNjYi05
-ZTA3LTY1MTA0OTM2ZWQ5YyI+NTM8L2tleT48L2ZvcmVpZ24ta2V5cz48cmVmLXR5cGUgbmFtZT0i
-Q29uZmVyZW5jZSBQcm9jZWVkaW5ncyI+MTA8L3JlZi10eXBlPjxjb250cmlidXRvcnM+PGF1dGhv
-cnM+PGF1dGhvcj5NLiBHYW5kb2xmaTwvYXV0aG9yPjxhdXRob3I+QS4gVG9nbmF6emk8L2F1dGhv
-cj48YXV0aG9yPkIuIExpPC9hdXRob3I+PGF1dGhvcj5HLiBBbWJyb3NpbzwvYXV0aG9yPjxhdXRo
-b3I+Ui4gQ2FtYWNobyBNb3JhbGVzPC9hdXRob3I+PGF1dGhvcj5DLiBCYXJhdHRvPC9hdXRob3I+
-PGF1dGhvcj5ELiBEZSBDZWdsaWE8L2F1dGhvcj48YXV0aG9yPkEuIEMuIENpbm88L2F1dGhvcj48
-YXV0aG9yPkQuIE4uIE5lc2hldjwvYXV0aG9yPjxhdXRob3I+Qy4gRGUgQW5nZWxpczwvYXV0aG9y
-PjwvYXV0aG9ycz48L2NvbnRyaWJ1dG9ycz48dGl0bGVzPjx0aXRsZT5PcHRpY2FsIExpbWl0aW5n
-IFRoaW4gTXVsdGlsYXllciBGaWxtcyBCYXNlZCBPbiBQaGFzZSBUcmFuc2l0aW9uIEluIFZPMjwv
-dGl0bGU+PHNlY29uZGFyeS10aXRsZT4yMDIyIFNpeHRlZW50aCBJbnRlcm5hdGlvbmFsIENvbmdy
-ZXNzIG9uIEFydGlmaWNpYWwgTWF0ZXJpYWxzIGZvciBOb3ZlbCBXYXZlIFBoZW5vbWVuYSAoTWV0
-YW1hdGVyaWFscyk8L3NlY29uZGFyeS10aXRsZT48YWx0LXRpdGxlPjIwMjIgU2l4dGVlbnRoIElu
-dGVybmF0aW9uYWwgQ29uZ3Jlc3Mgb24gQXJ0aWZpY2lhbCBNYXRlcmlhbHMgZm9yIE5vdmVsIFdh
-dmUgUGhlbm9tZW5hIChNZXRhbWF0ZXJpYWxzKTwvYWx0LXRpdGxlPjwvdGl0bGVzPjxwYWdlcz4x
-NDgtMTUwPC9wYWdlcz48a2V5d29yZHM+PGtleXdvcmQ+UGVyZm9ybWFuY2UgZXZhbHVhdGlvbjwv
-a2V5d29yZD48a2V5d29yZD5PcHRpY2FsIGRlc2lnbjwva2V5d29yZD48a2V5d29yZD5PcHRpY2Fs
-IHN3aXRjaGVzPC9rZXl3b3JkPjxrZXl3b3JkPkxpZ2h0aW5nPC9rZXl3b3JkPjxrZXl3b3JkPlZh
-bmFkaXVtPC9rZXl3b3JkPjxrZXl3b3JkPlByZWRpY3RpdmUgbW9kZWxzPC9rZXl3b3JkPjxrZXl3
-b3JkPkdlb21ldHJpY2FsIG9wdGljczwva2V5d29yZD48L2tleXdvcmRzPjxkYXRlcz48eWVhcj4y
-MDIyPC95ZWFyPjxwdWItZGF0ZXM+PGRhdGU+MTItMTcgU2VwdC4gMjAyMjwvZGF0ZT48L3B1Yi1k
-YXRlcz48L2RhdGVzPjx1cmxzPjxyZWxhdGVkLXVybHM+PHVybD5odHRwczovL2llZWV4cGxvcmUu
-aWVlZS5vcmcvc3RhbXBQREYvZ2V0UERGLmpzcD90cD0mYW1wO2FybnVtYmVyPTk5MjA3NjcmYW1w
-O3JlZj08L3VybD48L3JlbGF0ZWQtdXJscz48L3VybHM+PGVsZWN0cm9uaWMtcmVzb3VyY2UtbnVt
-PjEwLjExMDkvTWV0YW1hdGVyaWFsczU0OTkzLjIwMjIuOTkyMDc2NzwvZWxlY3Ryb25pYy1yZXNv
-dXJjZS1udW0+PC9yZWNvcmQ+PC9DaXRlPjxDaXRlPjxBdXRob3I+VG9nbmF6emk8L0F1dGhvcj48
-WWVhcj4yMDIzPC9ZZWFyPjxSZWNOdW0+MzY8L1JlY051bT48cmVjb3JkPjxyZWMtbnVtYmVyPjM2
-PC9yZWMtbnVtYmVyPjxmb3JlaWduLWtleXM+PGtleSBhcHA9IkVOIiBkYi1pZD0idjkyMHBmdDA2
-cnA5ZGJleDJhcDUwMHg5OXg1cnJ0c3d4enNzIiB0aW1lc3RhbXA9IjE3NjgwNDg0ODQiIGd1aWQ9
-IjU4MmY0YzczLWM4N2UtNGIzYS04NDg5LTIxNWI0Y2I2MTMxMyI+MzY8L2tleT48L2ZvcmVpZ24t
-a2V5cz48cmVmLXR5cGUgbmFtZT0iSm91cm5hbCBBcnRpY2xlIj4xNzwvcmVmLXR5cGU+PGNvbnRy
-aWJ1dG9ycz48YXV0aG9ycz48YXV0aG9yPlRvZ25henppLCBBbmRyZWE8L2F1dGhvcj48YXV0aG9y
-PkdhbmRvbGZpLCBNYXJjbzwvYXV0aG9yPjxhdXRob3I+TGksIEJvaGFuPC9hdXRob3I+PGF1dGhv
-cj5BbWJyb3NpbywgR2luYTwvYXV0aG9yPjxhdXRob3I+RnJhbmNlc2NoaW5pLCBQYW9sbzwvYXV0
-aG9yPjxhdXRob3I+Q2FtYWNoby1Nb3JhbGVzLCBSb2NpbzwvYXV0aG9yPjxhdXRob3I+Q2lubywg
-QWxmb25zbyBDYXJtZWxvPC9hdXRob3I+PGF1dGhvcj5CYXJhdHRvLCBDYW1pbGxhPC9hdXRob3I+
-PGF1dGhvcj5kZSBDZWdsaWEsIERvbWVuaWNvPC9hdXRob3I+PGF1dGhvcj5OZXNoZXYsIERyYWdv
-bWlyPC9hdXRob3I+PGF1dGhvcj5EZSBBbmdlbGlzLCBDb3N0YW50aW5vPC9hdXRob3I+PC9hdXRo
-b3JzPjwvY29udHJpYnV0b3JzPjx0aXRsZXM+PHRpdGxlPk9wdG8tdGhlcm1hbCBkeW5hbWljcyBv
-ZiB0aGluLWZpbG0gb3B0aWNhbCBsaW1pdGVycyBiYXNlZCBvbiB0aGUgVk8yIHBoYXNlIHRyYW5z
-aXRpb248L3RpdGxlPjxzZWNvbmRhcnktdGl0bGU+T3B0aWNhbCBNYXRlcmlhbHMgRXhwcmVzczwv
-c2Vjb25kYXJ5LXRpdGxlPjxhbHQtdGl0bGU+T3B0LiBNYXRlci4gRXhwcmVzczwvYWx0LXRpdGxl
-PjwvdGl0bGVzPjxwZXJpb2RpY2FsPjxmdWxsLXRpdGxlPk9wdGljYWwgTWF0ZXJpYWxzIEV4cHJl
-c3M8L2Z1bGwtdGl0bGU+PGFiYnItMT5PcHQuIE1hdGVyLiBFeHByZXNzPC9hYmJyLTE+PC9wZXJp
-b2RpY2FsPjxhbHQtcGVyaW9kaWNhbD48ZnVsbC10aXRsZT5PcHRpY2FsIE1hdGVyaWFscyBFeHBy
-ZXNzPC9mdWxsLXRpdGxlPjxhYmJyLTE+T3B0LiBNYXRlci4gRXhwcmVzczwvYWJici0xPjwvYWx0
-LXBlcmlvZGljYWw+PHBhZ2VzPjQxLTUyPC9wYWdlcz48dm9sdW1lPjEzPC92b2x1bWU+PG51bWJl
-cj4xPC9udW1iZXI+PGtleXdvcmRzPjxrZXl3b3JkPkxpcXVpZCBjcnlzdGFsczwva2V5d29yZD48
-a2V5d29yZD5NYXRlcmlhbHMgcHJvY2Vzc2luZzwva2V5d29yZD48a2V5d29yZD5PcHRpY2FsIGNv
-bnN0YW50czwva2V5d29yZD48a2V5d29yZD5PcHRpY2FsIGxpbWl0aW5nPC9rZXl3b3JkPjxrZXl3
-b3JkPk9wdGljYWwgbWF0ZXJpYWxzPC9rZXl3b3JkPjxrZXl3b3JkPlRoaW4gZmlsbXM8L2tleXdv
-cmQ+PC9rZXl3b3Jkcz48ZGF0ZXM+PHllYXI+MjAyMzwveWVhcj48cHViLWRhdGVzPjxkYXRlPjIw
-MjMvMDEvMDE8L2RhdGU+PC9wdWItZGF0ZXM+PC9kYXRlcz48cHVibGlzaGVyPk9wdGljYSBQdWJs
-aXNoaW5nIEdyb3VwPC9wdWJsaXNoZXI+PHVybHM+PHJlbGF0ZWQtdXJscz48dXJsPmh0dHBzOi8v
-b3BnLm9wdGljYS5vcmcvb21lL2Fic3RyYWN0LmNmbT9VUkk9b21lLTEzLTEtNDE8L3VybD48L3Jl
-bGF0ZWQtdXJscz48L3VybHM+PGVsZWN0cm9uaWMtcmVzb3VyY2UtbnVtPjEwLjEzNjQvT01FLjQ3
-MjM0NzwvZWxlY3Ryb25pYy1yZXNvdXJjZS1udW0+PC9yZWNvcmQ+PC9DaXRlPjwvRW5kTm90ZT5=
+PFJlY051bT41ODwvUmVjTnVtPjxEaXNwbGF5VGV4dD5bNC0xMF08L0Rpc3BsYXlUZXh0PjxyZWNv
+cmQ+PHJlYy1udW1iZXI+NTg8L3JlYy1udW1iZXI+PGZvcmVpZ24ta2V5cz48a2V5IGFwcD0iRU4i
+IGRiLWlkPSJ2OTIwcGZ0MDZycDlkYmV4MmFwNTAweDk5eDVycnRzd3h6c3MiIHRpbWVzdGFtcD0i
+MTc2ODA1MjgzMiIgZ3VpZD0iNzY0ZjQ4NWItN2IzMy00MGNhLTg0ZjQtNjRlMjYwNzQwYjA1Ij41
+ODwva2V5PjwvZm9yZWlnbi1rZXlzPjxyZWYtdHlwZSBuYW1lPSJKb3VybmFsIEFydGljbGUiPjE3
+PC9yZWYtdHlwZT48Y29udHJpYnV0b3JzPjxhdXRob3JzPjxhdXRob3I+U2FyYW5nYW4sIEFuZHJl
+dzwvYXV0aG9yPjxhdXRob3I+RHVyYW4sIEpvc2g8L2F1dGhvcj48YXV0aG9yPlZhc2lseWV2LCBW
+bGFkaW1pcjwvYXV0aG9yPjxhdXRob3I+TGltYmVyb3BvdWxvcywgTmljaG9sYW9zPC9hdXRob3I+
+PGF1dGhvcj5WaXRlYnNraXksIElseWE8L2F1dGhvcj48YXV0aG9yPkFuaXNpbW92LCBJZ29yPC9h
+dXRob3I+PC9hdXRob3JzPjwvY29udHJpYnV0b3JzPjx0aXRsZXM+PHRpdGxlPkJyb2FkYmFuZCBS
+ZWZsZWN0aXZlIE9wdGljYWwgTGltaXRlciBVc2luZyBHU1QgUGhhc2UgQ2hhbmdlIE1hdGVyaWFs
+PC90aXRsZT48c2Vjb25kYXJ5LXRpdGxlPklFRUUgUGhvdG9uaWNzIEpvdXJuYWw8L3NlY29uZGFy
+eS10aXRsZT48L3RpdGxlcz48cGVyaW9kaWNhbD48ZnVsbC10aXRsZT5JRUVFIFBob3RvbmljcyBK
+b3VybmFsPC9mdWxsLXRpdGxlPjwvcGVyaW9kaWNhbD48cGFnZXM+MS05PC9wYWdlcz48dm9sdW1l
+PjEwPC92b2x1bWU+PG51bWJlcj4yPC9udW1iZXI+PHNlY3Rpb24+MTwvc2VjdGlvbj48a2V5d29y
+ZHM+PGtleXdvcmQ+Tm9ubGluZWFyIG9wdGljczwva2V5d29yZD48a2V5d29yZD5Bbm5lYWxpbmc8
+L2tleXdvcmQ+PGtleXdvcmQ+T3B0aWNhbCBkZXZpY2UgZmFicmljYXRpb248L2tleXdvcmQ+PGtl
+eXdvcmQ+T3B0aWNhbCBzZW5zb3JzPC9rZXl3b3JkPjxrZXl3b3JkPk9wdGljYWwgcmVmcmFjdGlv
+bjwva2V5d29yZD48a2V5d29yZD5PcHRpY2FsIG1hdGVyaWFsczwva2V5d29yZD48a2V5d29yZD5Q
+aGFzZSBjaGFuZ2UgbWF0ZXJpYWxzPC9rZXl3b3JkPjxrZXl3b3JkPk9wdGljYWwgcHJvcGVydGll
+cyBvZiBwaG90b25pYyBtYXRlcmlhbHM8L2tleXdvcmQ+PGtleXdvcmQ+bXVsdGlsYXllciBpbnRl
+cmZlcmVuY2UgY29hdGluZ3M8L2tleXdvcmQ+PGtleXdvcmQ+ZmFicmljYXRpb24gYW5kIGNoYXJh
+Y3Rlcml6YXRpb248L2tleXdvcmQ+PGtleXdvcmQ+cGhvdG9uaWMgYmFuZGdhcCBzdHJ1Y3R1cmVz
+PC9rZXl3b3JkPjwva2V5d29yZHM+PGRhdGVzPjx5ZWFyPjIwMTg8L3llYXI+PC9kYXRlcz48aXNi
+bj4xOTQzLTA2NTU8L2lzYm4+PHVybHM+PHJlbGF0ZWQtdXJscz48dXJsPmh0dHBzOi8vaWVlZXhw
+bG9yZS5pZWVlLm9yZy9pZWx4Ny80NTYzOTk0LzgzMDIzNTMvMDgyNjUxNzUucGRmP3RwPSZhbXA7
+YXJudW1iZXI9ODI2NTE3NSZhbXA7aXNudW1iZXI9ODMwMjM1MyZhbXA7cmVmPTwvdXJsPjwvcmVs
+YXRlZC11cmxzPjwvdXJscz48ZWxlY3Ryb25pYy1yZXNvdXJjZS1udW0+MTAuMTEwOS9qcGhvdC4y
+MDE4LjI3OTY0NDg8L2VsZWN0cm9uaWMtcmVzb3VyY2UtbnVtPjwvcmVjb3JkPjwvQ2l0ZT48Q2l0
+ZT48QXV0aG9yPldhbjwvQXV0aG9yPjxZZWFyPjIwMjE8L1llYXI+PFJlY051bT4zMDwvUmVjTnVt
+PjxyZWNvcmQ+PHJlYy1udW1iZXI+MzA8L3JlYy1udW1iZXI+PGZvcmVpZ24ta2V5cz48a2V5IGFw
+cD0iRU4iIGRiLWlkPSJ2OTIwcGZ0MDZycDlkYmV4MmFwNTAweDk5eDVycnRzd3h6c3MiIHRpbWVz
+dGFtcD0iMTc2ODAxNzY2NiIgZ3VpZD0iZDc4NTU4YmItMzMzZC00NzAxLWEyNzktZDM5YjVjZmRl
+YTYzIj4zMDwva2V5PjwvZm9yZWlnbi1rZXlzPjxyZWYtdHlwZSBuYW1lPSJKb3VybmFsIEFydGlj
+bGUiPjE3PC9yZWYtdHlwZT48Y29udHJpYnV0b3JzPjxhdXRob3JzPjxhdXRob3I+V2FuLCBDaGVu
+Z2hhbzwvYXV0aG9yPjxhdXRob3I+WmhhbmcsIFpoZW48L2F1dGhvcj48YXV0aG9yPlNhbG1hbiwg
+SmFkPC9hdXRob3I+PGF1dGhvcj5LaW5nLCBKb25hdGhhbjwvYXV0aG9yPjxhdXRob3I+WGlhbywg
+WXV6aGU8L2F1dGhvcj48YXV0aG9yPll1LCBaaGFvbmluZzwvYXV0aG9yPjxhdXRob3I+U2hhaHNh
+ZmksIEFsaXJlemE8L2F1dGhvcj48YXV0aG9yPldhbWJvbGQsIFJheW1vbmQ8L2F1dGhvcj48YXV0
+aG9yPlJhbWFuYXRoYW4sIFNocmlyYW08L2F1dGhvcj48YXV0aG9yPkthdHMsIE1pa2hhaWwgQS48
+L2F1dGhvcj48L2F1dGhvcnM+PC9jb250cmlidXRvcnM+PHRpdGxlcz48dGl0bGU+VWx0cmF0aGlu
+IEJyb2FkYmFuZCBSZWZsZWN0aXZlIE9wdGljYWwgTGltaXRlcjwvdGl0bGU+PHNlY29uZGFyeS10
+aXRsZT5MYXNlciAmYW1wOyBQaG90b25pY3MgUmV2aWV3czwvc2Vjb25kYXJ5LXRpdGxlPjwvdGl0
+bGVzPjxwZXJpb2RpY2FsPjxmdWxsLXRpdGxlPkxhc2VyICZhbXA7IFBob3RvbmljcyBSZXZpZXdz
+PC9mdWxsLXRpdGxlPjwvcGVyaW9kaWNhbD48cGFnZXM+MjEwMDAwMTwvcGFnZXM+PHZvbHVtZT4x
+NTwvdm9sdW1lPjxudW1iZXI+NjwvbnVtYmVyPjxkYXRlcz48eWVhcj4yMDIxPC95ZWFyPjwvZGF0
+ZXM+PGlzYm4+MTg2My04ODgwPC9pc2JuPjx1cmxzPjxyZWxhdGVkLXVybHM+PHVybD5odHRwczov
+L29ubGluZWxpYnJhcnkud2lsZXkuY29tL2RvaS9hYnMvMTAuMTAwMi9scG9yLjIwMjEwMDAwMTwv
+dXJsPjwvcmVsYXRlZC11cmxzPjwvdXJscz48ZWxlY3Ryb25pYy1yZXNvdXJjZS1udW0+aHR0cHM6
+Ly9kb2kub3JnLzEwLjEwMDIvbHBvci4yMDIxMDAwMDE8L2VsZWN0cm9uaWMtcmVzb3VyY2UtbnVt
+PjwvcmVjb3JkPjwvQ2l0ZT48Q2l0ZT48QXV0aG9yPkxpbmc8L0F1dGhvcj48WWVhcj4yMDI1PC9Z
+ZWFyPjxSZWNOdW0+OTk8L1JlY051bT48cmVjb3JkPjxyZWMtbnVtYmVyPjk5PC9yZWMtbnVtYmVy
+Pjxmb3JlaWduLWtleXM+PGtleSBhcHA9IkVOIiBkYi1pZD0idjkyMHBmdDA2cnA5ZGJleDJhcDUw
+MHg5OXg1cnJ0c3d4enNzIiB0aW1lc3RhbXA9IjE3NzY3NjM1MzgiPjk5PC9rZXk+PC9mb3JlaWdu
+LWtleXM+PHJlZi10eXBlIG5hbWU9IkpvdXJuYWwgQXJ0aWNsZSI+MTc8L3JlZi10eXBlPjxjb250
+cmlidXRvcnM+PGF1dGhvcnM+PGF1dGhvcj5MaW5nLCBYaXVsYW48L2F1dGhvcj48YXV0aG9yPlBh
+bmcsIFhpbnl1ZTwvYXV0aG9yPjxhdXRob3I+Q2hlbiwgWHViaW48L2F1dGhvcj48YXV0aG9yPlNo
+YW8sIFpoaWNob25nPC9hdXRob3I+PC9hdXRob3JzPjwvY29udHJpYnV0b3JzPjx0aXRsZXM+PHRp
+dGxlPkJyb2FkYmFuZCBtaWQtaW5mcmFyZWQgb3B0aWNhbCBsaW1pdGVyIGJhc2VkIG9uJmFtcDsj
+eDAwQTA7dmFuYWRpdW0gZGlveGlkZSBwaGFzZSB0cmFuc2l0aW9uPC90aXRsZT48c2Vjb25kYXJ5
+LXRpdGxlPkpvdXJuYWwgb2YgdGhlIE9wdGljYWwgU29jaWV0eSBvZiBBbWVyaWNhIEI8L3NlY29u
+ZGFyeS10aXRsZT48YWx0LXRpdGxlPkouIE9wdC4gU29jLiBBbS4gQjwvYWx0LXRpdGxlPjwvdGl0
+bGVzPjxwZXJpb2RpY2FsPjxmdWxsLXRpdGxlPkpvdXJuYWwgb2YgdGhlIE9wdGljYWwgU29jaWV0
+eSBvZiBBbWVyaWNhIEI8L2Z1bGwtdGl0bGU+PGFiYnItMT5KLiBPcHQuIFNvYy4gQW0uIEI8L2Fi
+YnItMT48L3BlcmlvZGljYWw+PGFsdC1wZXJpb2RpY2FsPjxmdWxsLXRpdGxlPkpvdXJuYWwgb2Yg
+dGhlIE9wdGljYWwgU29jaWV0eSBvZiBBbWVyaWNhIEI8L2Z1bGwtdGl0bGU+PGFiYnItMT5KLiBP
+cHQuIFNvYy4gQW0uIEI8L2FiYnItMT48L2FsdC1wZXJpb2RpY2FsPjxwYWdlcz4yMDYyLTIwNjc8
+L3BhZ2VzPjx2b2x1bWU+NDI8L3ZvbHVtZT48bnVtYmVyPjk8L251bWJlcj48a2V5d29yZHM+PGtl
+eXdvcmQ+RmluaXRlIGVsZW1lbnQgbWV0aG9kPC9rZXl3b3JkPjxrZXl3b3JkPkhpZ2ggcG93ZXIg
+bGFzZXJzPC9rZXl3b3JkPjxrZXl3b3JkPk5vbmxpbmVhciBhYnNvcnB0aW9uPC9rZXl3b3JkPjxr
+ZXl3b3JkPk9wdGljYWwgbGltaXRpbmc8L2tleXdvcmQ+PGtleXdvcmQ+T3B0aWNhbCBwcm9wZXJ0
+aWVzPC9rZXl3b3JkPjxrZXl3b3JkPlRoaW4gZmlsbXM8L2tleXdvcmQ+PC9rZXl3b3Jkcz48ZGF0
+ZXM+PHllYXI+MjAyNTwveWVhcj48cHViLWRhdGVzPjxkYXRlPjIwMjUvMDkvMDE8L2RhdGU+PC9w
+dWItZGF0ZXM+PC9kYXRlcz48cHVibGlzaGVyPk9wdGljYSBQdWJsaXNoaW5nIEdyb3VwPC9wdWJs
+aXNoZXI+PHVybHM+PHJlbGF0ZWQtdXJscz48dXJsPmh0dHBzOi8vb3BnLm9wdGljYS5vcmcvam9z
+YWIvYWJzdHJhY3QuY2ZtP1VSST1qb3NhYi00Mi05LTIwNjI8L3VybD48L3JlbGF0ZWQtdXJscz48
+L3VybHM+PGVsZWN0cm9uaWMtcmVzb3VyY2UtbnVtPjEwLjEzNjQvSk9TQUIuNTY5NDkyPC9lbGVj
+dHJvbmljLXJlc291cmNlLW51bT48L3JlY29yZD48L0NpdGU+PENpdGU+PEF1dGhvcj5HYW5kb2xm
+aTwvQXV0aG9yPjxZZWFyPjIwMjI8L1llYXI+PFJlY051bT41MzwvUmVjTnVtPjxyZWNvcmQ+PHJl
+Yy1udW1iZXI+NTM8L3JlYy1udW1iZXI+PGZvcmVpZ24ta2V5cz48a2V5IGFwcD0iRU4iIGRiLWlk
+PSJ2OTIwcGZ0MDZycDlkYmV4MmFwNTAweDk5eDVycnRzd3h6c3MiIHRpbWVzdGFtcD0iMTc2ODA1
+MjY1MiIgZ3VpZD0iMGZhODk2NWUtZDkyZi00M2NiLTllMDctNjUxMDQ5MzZlZDljIj41Mzwva2V5
+PjwvZm9yZWlnbi1rZXlzPjxyZWYtdHlwZSBuYW1lPSJDb25mZXJlbmNlIFByb2NlZWRpbmdzIj4x
+MDwvcmVmLXR5cGU+PGNvbnRyaWJ1dG9ycz48YXV0aG9ycz48YXV0aG9yPk0uIEdhbmRvbGZpPC9h
+dXRob3I+PGF1dGhvcj5BLiBUb2duYXp6aTwvYXV0aG9yPjxhdXRob3I+Qi4gTGk8L2F1dGhvcj48
+YXV0aG9yPkcuIEFtYnJvc2lvPC9hdXRob3I+PGF1dGhvcj5SLiBDYW1hY2hvIE1vcmFsZXM8L2F1
+dGhvcj48YXV0aG9yPkMuIEJhcmF0dG88L2F1dGhvcj48YXV0aG9yPkQuIERlIENlZ2xpYTwvYXV0
+aG9yPjxhdXRob3I+QS4gQy4gQ2lubzwvYXV0aG9yPjxhdXRob3I+RC4gTi4gTmVzaGV2PC9hdXRo
+b3I+PGF1dGhvcj5DLiBEZSBBbmdlbGlzPC9hdXRob3I+PC9hdXRob3JzPjwvY29udHJpYnV0b3Jz
+Pjx0aXRsZXM+PHRpdGxlPk9wdGljYWwgTGltaXRpbmcgVGhpbiBNdWx0aWxheWVyIEZpbG1zIEJh
+c2VkIE9uIFBoYXNlIFRyYW5zaXRpb24gSW4gVk8yPC90aXRsZT48c2Vjb25kYXJ5LXRpdGxlPjIw
+MjIgU2l4dGVlbnRoIEludGVybmF0aW9uYWwgQ29uZ3Jlc3Mgb24gQXJ0aWZpY2lhbCBNYXRlcmlh
+bHMgZm9yIE5vdmVsIFdhdmUgUGhlbm9tZW5hIChNZXRhbWF0ZXJpYWxzKTwvc2Vjb25kYXJ5LXRp
+dGxlPjxhbHQtdGl0bGU+MjAyMiBTaXh0ZWVudGggSW50ZXJuYXRpb25hbCBDb25ncmVzcyBvbiBB
+cnRpZmljaWFsIE1hdGVyaWFscyBmb3IgTm92ZWwgV2F2ZSBQaGVub21lbmEgKE1ldGFtYXRlcmlh
+bHMpPC9hbHQtdGl0bGU+PC90aXRsZXM+PHBhZ2VzPjE0OC0xNTA8L3BhZ2VzPjxrZXl3b3Jkcz48
+a2V5d29yZD5QZXJmb3JtYW5jZSBldmFsdWF0aW9uPC9rZXl3b3JkPjxrZXl3b3JkPk9wdGljYWwg
+ZGVzaWduPC9rZXl3b3JkPjxrZXl3b3JkPk9wdGljYWwgc3dpdGNoZXM8L2tleXdvcmQ+PGtleXdv
+cmQ+TGlnaHRpbmc8L2tleXdvcmQ+PGtleXdvcmQ+VmFuYWRpdW08L2tleXdvcmQ+PGtleXdvcmQ+
+UHJlZGljdGl2ZSBtb2RlbHM8L2tleXdvcmQ+PGtleXdvcmQ+R2VvbWV0cmljYWwgb3B0aWNzPC9r
+ZXl3b3JkPjwva2V5d29yZHM+PGRhdGVzPjx5ZWFyPjIwMjI8L3llYXI+PHB1Yi1kYXRlcz48ZGF0
+ZT4xMi0xNyBTZXB0LiAyMDIyPC9kYXRlPjwvcHViLWRhdGVzPjwvZGF0ZXM+PHVybHM+PHJlbGF0
+ZWQtdXJscz48dXJsPmh0dHBzOi8vaWVlZXhwbG9yZS5pZWVlLm9yZy9zdGFtcFBERi9nZXRQREYu
+anNwP3RwPSZhbXA7YXJudW1iZXI9OTkyMDc2NyZhbXA7cmVmPTwvdXJsPjwvcmVsYXRlZC11cmxz
+PjwvdXJscz48ZWxlY3Ryb25pYy1yZXNvdXJjZS1udW0+MTAuMTEwOS9NZXRhbWF0ZXJpYWxzNTQ5
+OTMuMjAyMi45OTIwNzY3PC9lbGVjdHJvbmljLXJlc291cmNlLW51bT48L3JlY29yZD48L0NpdGU+
+PENpdGU+PEF1dGhvcj5Ub2duYXp6aTwvQXV0aG9yPjxZZWFyPjIwMjM8L1llYXI+PFJlY051bT4z
+NjwvUmVjTnVtPjxyZWNvcmQ+PHJlYy1udW1iZXI+MzY8L3JlYy1udW1iZXI+PGZvcmVpZ24ta2V5
+cz48a2V5IGFwcD0iRU4iIGRiLWlkPSJ2OTIwcGZ0MDZycDlkYmV4MmFwNTAweDk5eDVycnRzd3h6
+c3MiIHRpbWVzdGFtcD0iMTc2ODA0ODQ4NCIgZ3VpZD0iNTgyZjRjNzMtYzg3ZS00YjNhLTg0ODkt
+MjE1YjRjYjYxMzEzIj4zNjwva2V5PjwvZm9yZWlnbi1rZXlzPjxyZWYtdHlwZSBuYW1lPSJKb3Vy
+bmFsIEFydGljbGUiPjE3PC9yZWYtdHlwZT48Y29udHJpYnV0b3JzPjxhdXRob3JzPjxhdXRob3I+
+VG9nbmF6emksIEFuZHJlYTwvYXV0aG9yPjxhdXRob3I+R2FuZG9sZmksIE1hcmNvPC9hdXRob3I+
+PGF1dGhvcj5MaSwgQm9oYW48L2F1dGhvcj48YXV0aG9yPkFtYnJvc2lvLCBHaW5hPC9hdXRob3I+
+PGF1dGhvcj5GcmFuY2VzY2hpbmksIFBhb2xvPC9hdXRob3I+PGF1dGhvcj5DYW1hY2hvLU1vcmFs
+ZXMsIFJvY2lvPC9hdXRob3I+PGF1dGhvcj5DaW5vLCBBbGZvbnNvIENhcm1lbG88L2F1dGhvcj48
+YXV0aG9yPkJhcmF0dG8sIENhbWlsbGE8L2F1dGhvcj48YXV0aG9yPmRlIENlZ2xpYSwgRG9tZW5p
+Y288L2F1dGhvcj48YXV0aG9yPk5lc2hldiwgRHJhZ29taXI8L2F1dGhvcj48YXV0aG9yPkRlIEFu
+Z2VsaXMsIENvc3RhbnRpbm88L2F1dGhvcj48L2F1dGhvcnM+PC9jb250cmlidXRvcnM+PHRpdGxl
+cz48dGl0bGU+T3B0by10aGVybWFsIGR5bmFtaWNzIG9mIHRoaW4tZmlsbSBvcHRpY2FsIGxpbWl0
+ZXJzIGJhc2VkIG9uIHRoZSBWTzIgcGhhc2UgdHJhbnNpdGlvbjwvdGl0bGU+PHNlY29uZGFyeS10
+aXRsZT5PcHRpY2FsIE1hdGVyaWFscyBFeHByZXNzPC9zZWNvbmRhcnktdGl0bGU+PGFsdC10aXRs
+ZT5PcHQuIE1hdGVyLiBFeHByZXNzPC9hbHQtdGl0bGU+PC90aXRsZXM+PHBlcmlvZGljYWw+PGZ1
+bGwtdGl0bGU+T3B0aWNhbCBNYXRlcmlhbHMgRXhwcmVzczwvZnVsbC10aXRsZT48YWJici0xPk9w
+dC4gTWF0ZXIuIEV4cHJlc3M8L2FiYnItMT48L3BlcmlvZGljYWw+PGFsdC1wZXJpb2RpY2FsPjxm
+dWxsLXRpdGxlPk9wdGljYWwgTWF0ZXJpYWxzIEV4cHJlc3M8L2Z1bGwtdGl0bGU+PGFiYnItMT5P
+cHQuIE1hdGVyLiBFeHByZXNzPC9hYmJyLTE+PC9hbHQtcGVyaW9kaWNhbD48cGFnZXM+NDEtNTI8
+L3BhZ2VzPjx2b2x1bWU+MTM8L3ZvbHVtZT48bnVtYmVyPjE8L251bWJlcj48a2V5d29yZHM+PGtl
+eXdvcmQ+TGlxdWlkIGNyeXN0YWxzPC9rZXl3b3JkPjxrZXl3b3JkPk1hdGVyaWFscyBwcm9jZXNz
+aW5nPC9rZXl3b3JkPjxrZXl3b3JkPk9wdGljYWwgY29uc3RhbnRzPC9rZXl3b3JkPjxrZXl3b3Jk
+Pk9wdGljYWwgbGltaXRpbmc8L2tleXdvcmQ+PGtleXdvcmQ+T3B0aWNhbCBtYXRlcmlhbHM8L2tl
+eXdvcmQ+PGtleXdvcmQ+VGhpbiBmaWxtczwva2V5d29yZD48L2tleXdvcmRzPjxkYXRlcz48eWVh
+cj4yMDIzPC95ZWFyPjxwdWItZGF0ZXM+PGRhdGU+MjAyMy8wMS8wMTwvZGF0ZT48L3B1Yi1kYXRl
+cz48L2RhdGVzPjxwdWJsaXNoZXI+T3B0aWNhIFB1Ymxpc2hpbmcgR3JvdXA8L3B1Ymxpc2hlcj48
+dXJscz48cmVsYXRlZC11cmxzPjx1cmw+aHR0cHM6Ly9vcGcub3B0aWNhLm9yZy9vbWUvYWJzdHJh
+Y3QuY2ZtP1VSST1vbWUtMTMtMS00MTwvdXJsPjwvcmVsYXRlZC11cmxzPjwvdXJscz48ZWxlY3Ry
+b25pYy1yZXNvdXJjZS1udW0+MTAuMTM2NC9PTUUuNDcyMzQ3PC9lbGVjdHJvbmljLXJlc291cmNl
+LW51bT48L3JlY29yZD48L0NpdGU+PENpdGU+PEF1dGhvcj5Eb252YWw8L0F1dGhvcj48WWVhcj4y
+MDE0PC9ZZWFyPjxSZWNOdW0+NzY8L1JlY051bT48cmVjb3JkPjxyZWMtbnVtYmVyPjc2PC9yZWMt
+bnVtYmVyPjxmb3JlaWduLWtleXM+PGtleSBhcHA9IkVOIiBkYi1pZD0idjkyMHBmdDA2cnA5ZGJl
+eDJhcDUwMHg5OXg1cnJ0c3d4enNzIiB0aW1lc3RhbXA9IjE3NzI3MDAyNDYiIGd1aWQ9Ijk1NzYy
+Y2FlLWRjNjAtNDdkNy1hMWM3LTljMTMyMmRhNmEwZiI+NzY8L2tleT48L2ZvcmVpZ24ta2V5cz48
+cmVmLXR5cGUgbmFtZT0iUGF0ZW50Ij4yNTwvcmVmLXR5cGU+PGNvbnRyaWJ1dG9ycz48YXV0aG9y
+cz48YXV0aG9yPkRvbnZhbCwgQXJpZWxhPC9hdXRob3I+PGF1dGhvcj5PZmlyLCBZdXZhbDwvYXV0
+aG9yPjxhdXRob3I+TmV2bywgRG9yb248L2F1dGhvcj48YXV0aG9yPk9yb24sIE1vc2hlPC9hdXRo
+b3I+PC9hdXRob3JzPjwvY29udHJpYnV0b3JzPjx0aXRsZXM+PHRpdGxlPlJlZmxlY3RpdmUgT3B0
+aWNhbCBMaW1pdGVyPC90aXRsZT48L3RpdGxlcz48bnVtYmVyPlVTIDIwMTIxNDM0MzkyMiBBPC9u
+dW1iZXI+PGRhdGVzPjx5ZWFyPjIwMTQ8L3llYXI+PHB1Yi1kYXRlcz48ZGF0ZT4yMDEyLzA5LzEy
+PC9kYXRlPjwvcHViLWRhdGVzPjwvZGF0ZXM+PHB1Yi1sb2NhdGlvbj5VUzwvcHViLWxvY2F0aW9u
+PjxwdWJsaXNoZXI+RE9OVkFMIEFSSUVMQSYjeEQ7T0ZJUiBZVVZBTCYjeEQ7TkVWTyBET1JPTiYj
+eEQ7T1JPTiBNT1NIRSYjeEQ7S0lMT0xBTUJEQSBURUNIIExURDwvcHVibGlzaGVyPjxvcmlnLXB1
+Yj5VUyAyMDEyMTQzNDM5MjIgQSYjeEQ7VVMgMjAxMTYxNTM3MjYwIFAmI3hEO0lCIDIwMTIwNTQ3
+NDkgVzwvb3JpZy1wdWI+PGlzYm4+VVMgMjAxNC8wMjMzMDg1IEExPC9pc2JuPjx3b3JrLXR5cGU+
+QTE8L3dvcmstdHlwZT48dXJscz48cmVsYXRlZC11cmxzPjx1cmw+aHR0cHM6Ly9sZW5zLm9yZy8x
+MDctMjY4LTIzNy00NzQtNzk4PC91cmw+PC9yZWxhdGVkLXVybHM+PC91cmxzPjxjdXN0b20xPjIw
+MTIvMDkvMTI8L2N1c3RvbTE+PGN1c3RvbTI+MjAxNC8wOC8yMTwvY3VzdG9tMj48L3JlY29yZD48
+L0NpdGU+PENpdGU+PEF1dGhvcj5MYW0gVGFpPC9BdXRob3I+PFllYXI+MjAxOTwvWWVhcj48UmVj
+TnVtPjc4PC9SZWNOdW0+PHJlY29yZD48cmVjLW51bWJlcj43ODwvcmVjLW51bWJlcj48Zm9yZWln
+bi1rZXlzPjxrZXkgYXBwPSJFTiIgZGItaWQ9InY5MjBwZnQwNnJwOWRiZXgyYXA1MDB4OTl4NXJy
+dHN3eHpzcyIgdGltZXN0YW1wPSIxNzcyNzAwNDU0IiBndWlkPSI2OGVkNzYzYy05YjNkLTRiMTYt
+YmNhMC0yMmZjOTgxMjU4ZGIiPjc4PC9rZXk+PC9mb3JlaWduLWtleXM+PHJlZi10eXBlIG5hbWU9
+IlBhdGVudCI+MjU8L3JlZi10eXBlPjxjb250cmlidXRvcnM+PGF1dGhvcnM+PGF1dGhvcj5MYW0g
+VGFpLCBBLiBOLiBILjwvYXV0aG9yPjwvYXV0aG9ycz48L2NvbnRyaWJ1dG9ycz48dGl0bGVzPjx0
+aXRsZT5PUFRJQ0FMIExJTUlURVJTIEZPUiBGQUNJTElUQVRJTkcgQVBFUlRVUkUgUFJPVEVDVElP
+TjwvdGl0bGU+PC90aXRsZXM+PG51bWJlcj5VUyAyMDE3MTU3MTYzNjQgQTwvbnVtYmVyPjxkYXRl
+cz48eWVhcj4yMDE5PC95ZWFyPjxwdWItZGF0ZXM+PGRhdGU+MjAxNy8wOS8yNjwvZGF0ZT48L3B1
+Yi1kYXRlcz48L2RhdGVzPjxwdWItbG9jYXRpb24+VVM8L3B1Yi1sb2NhdGlvbj48cHVibGlzaGVy
+PkJPRUlORyBDTzwvcHVibGlzaGVyPjxvcmlnLXB1Yj5VUyAyMDE3MTU3MTYzNjQgQTwvb3JpZy1w
+dWI+PGlzYm4+VVMgMjAxOS8wMDk0NDMwIEExPC9pc2JuPjx3b3JrLXR5cGU+QTE8L3dvcmstdHlw
+ZT48dXJscz48cmVsYXRlZC11cmxzPjx1cmw+aHR0cHM6Ly9sZW5zLm9yZy8xNjgtODI5LTQ1Ny0x
+NDQtMDQ1PC91cmw+PC9yZWxhdGVkLXVybHM+PC91cmxzPjxjdXN0b20xPjIwMTcvMDkvMjY8L2N1
+c3RvbTE+PGN1c3RvbTI+MjAxOS8wMy8yODwvY3VzdG9tMj48L3JlY29yZD48L0NpdGU+PC9FbmRO
+b3RlPgB=
 </w:fldData>
         </w:fldChar>
       </w:r>
@@ -1539,132 +1665,179 @@
       <w:r>
         <w:fldChar w:fldCharType="begin">
           <w:fldData xml:space="preserve">PEVuZE5vdGU+PENpdGU+PEF1dGhvcj5TYXJhbmdhbjwvQXV0aG9yPjxZZWFyPjIwMTg8L1llYXI+
-PFJlY051bT41ODwvUmVjTnVtPjxEaXNwbGF5VGV4dD5bNC04XTwvRGlzcGxheVRleHQ+PHJlY29y
-ZD48cmVjLW51bWJlcj41ODwvcmVjLW51bWJlcj48Zm9yZWlnbi1rZXlzPjxrZXkgYXBwPSJFTiIg
-ZGItaWQ9InY5MjBwZnQwNnJwOWRiZXgyYXA1MDB4OTl4NXJydHN3eHpzcyIgdGltZXN0YW1wPSIx
-NzY4MDUyODMyIiBndWlkPSI3NjRmNDg1Yi03YjMzLTQwY2EtODRmNC02NGUyNjA3NDBiMDUiPjU4
-PC9rZXk+PC9mb3JlaWduLWtleXM+PHJlZi10eXBlIG5hbWU9IkpvdXJuYWwgQXJ0aWNsZSI+MTc8
-L3JlZi10eXBlPjxjb250cmlidXRvcnM+PGF1dGhvcnM+PGF1dGhvcj5TYXJhbmdhbiwgQW5kcmV3
-PC9hdXRob3I+PGF1dGhvcj5EdXJhbiwgSm9zaDwvYXV0aG9yPjxhdXRob3I+VmFzaWx5ZXYsIFZs
-YWRpbWlyPC9hdXRob3I+PGF1dGhvcj5MaW1iZXJvcG91bG9zLCBOaWNob2xhb3M8L2F1dGhvcj48
-YXV0aG9yPlZpdGVic2tpeSwgSWx5YTwvYXV0aG9yPjxhdXRob3I+QW5pc2ltb3YsIElnb3I8L2F1
-dGhvcj48L2F1dGhvcnM+PC9jb250cmlidXRvcnM+PHRpdGxlcz48dGl0bGU+QnJvYWRiYW5kIFJl
-ZmxlY3RpdmUgT3B0aWNhbCBMaW1pdGVyIFVzaW5nIEdTVCBQaGFzZSBDaGFuZ2UgTWF0ZXJpYWw8
-L3RpdGxlPjxzZWNvbmRhcnktdGl0bGU+SUVFRSBQaG90b25pY3MgSm91cm5hbDwvc2Vjb25kYXJ5
-LXRpdGxlPjwvdGl0bGVzPjxwZXJpb2RpY2FsPjxmdWxsLXRpdGxlPklFRUUgUGhvdG9uaWNzIEpv
-dXJuYWw8L2Z1bGwtdGl0bGU+PC9wZXJpb2RpY2FsPjxwYWdlcz4xLTk8L3BhZ2VzPjx2b2x1bWU+
-MTA8L3ZvbHVtZT48bnVtYmVyPjI8L251bWJlcj48c2VjdGlvbj4xPC9zZWN0aW9uPjxrZXl3b3Jk
-cz48a2V5d29yZD5Ob25saW5lYXIgb3B0aWNzPC9rZXl3b3JkPjxrZXl3b3JkPkFubmVhbGluZzwv
-a2V5d29yZD48a2V5d29yZD5PcHRpY2FsIGRldmljZSBmYWJyaWNhdGlvbjwva2V5d29yZD48a2V5
-d29yZD5PcHRpY2FsIHNlbnNvcnM8L2tleXdvcmQ+PGtleXdvcmQ+T3B0aWNhbCByZWZyYWN0aW9u
-PC9rZXl3b3JkPjxrZXl3b3JkPk9wdGljYWwgbWF0ZXJpYWxzPC9rZXl3b3JkPjxrZXl3b3JkPlBo
-YXNlIGNoYW5nZSBtYXRlcmlhbHM8L2tleXdvcmQ+PGtleXdvcmQ+T3B0aWNhbCBwcm9wZXJ0aWVz
-IG9mIHBob3RvbmljIG1hdGVyaWFsczwva2V5d29yZD48a2V5d29yZD5tdWx0aWxheWVyIGludGVy
-ZmVyZW5jZSBjb2F0aW5nczwva2V5d29yZD48a2V5d29yZD5mYWJyaWNhdGlvbiBhbmQgY2hhcmFj
-dGVyaXphdGlvbjwva2V5d29yZD48a2V5d29yZD5waG90b25pYyBiYW5kZ2FwIHN0cnVjdHVyZXM8
-L2tleXdvcmQ+PC9rZXl3b3Jkcz48ZGF0ZXM+PHllYXI+MjAxODwveWVhcj48L2RhdGVzPjxpc2Ju
-PjE5NDMtMDY1NTwvaXNibj48dXJscz48cmVsYXRlZC11cmxzPjx1cmw+aHR0cHM6Ly9pZWVleHBs
-b3JlLmllZWUub3JnL2llbHg3LzQ1NjM5OTQvODMwMjM1My8wODI2NTE3NS5wZGY/dHA9JmFtcDth
-cm51bWJlcj04MjY1MTc1JmFtcDtpc251bWJlcj04MzAyMzUzJmFtcDtyZWY9PC91cmw+PC9yZWxh
-dGVkLXVybHM+PC91cmxzPjxlbGVjdHJvbmljLXJlc291cmNlLW51bT4xMC4xMTA5L2pwaG90LjIw
-MTguMjc5NjQ0ODwvZWxlY3Ryb25pYy1yZXNvdXJjZS1udW0+PC9yZWNvcmQ+PC9DaXRlPjxDaXRl
-PjxBdXRob3I+TGFtIFRhaTwvQXV0aG9yPjxZZWFyPjIwMTk8L1llYXI+PFJlY051bT43ODwvUmVj
-TnVtPjxyZWNvcmQ+PHJlYy1udW1iZXI+Nzg8L3JlYy1udW1iZXI+PGZvcmVpZ24ta2V5cz48a2V5
-IGFwcD0iRU4iIGRiLWlkPSJ2OTIwcGZ0MDZycDlkYmV4MmFwNTAweDk5eDVycnRzd3h6c3MiIHRp
-bWVzdGFtcD0iMTc3MjcwMDQ1NCIgZ3VpZD0iNjhlZDc2M2MtOWIzZC00YjE2LWJjYTAtMjJmYzk4
-MTI1OGRiIj43ODwva2V5PjwvZm9yZWlnbi1rZXlzPjxyZWYtdHlwZSBuYW1lPSJQYXRlbnQiPjI1
-PC9yZWYtdHlwZT48Y29udHJpYnV0b3JzPjxhdXRob3JzPjxhdXRob3I+TGFtIFRhaSwgQS4gTi4g
-SC48L2F1dGhvcj48L2F1dGhvcnM+PC9jb250cmlidXRvcnM+PHRpdGxlcz48dGl0bGU+T1BUSUNB
-TCBMSU1JVEVSUyBGT1IgRkFDSUxJVEFUSU5HIEFQRVJUVVJFIFBST1RFQ1RJT048L3RpdGxlPjwv
-dGl0bGVzPjxudW1iZXI+VVMgMjAxNzE1NzE2MzY0IEE8L251bWJlcj48ZGF0ZXM+PHllYXI+MjAx
-OTwveWVhcj48cHViLWRhdGVzPjxkYXRlPjIwMTcvMDkvMjY8L2RhdGU+PC9wdWItZGF0ZXM+PC9k
-YXRlcz48cHViLWxvY2F0aW9uPlVTPC9wdWItbG9jYXRpb24+PHB1Ymxpc2hlcj5CT0VJTkcgQ088
-L3B1Ymxpc2hlcj48b3JpZy1wdWI+VVMgMjAxNzE1NzE2MzY0IEE8L29yaWctcHViPjxpc2JuPlVT
-IDIwMTkvMDA5NDQzMCBBMTwvaXNibj48d29yay10eXBlPkExPC93b3JrLXR5cGU+PHVybHM+PHJl
-bGF0ZWQtdXJscz48dXJsPmh0dHBzOi8vbGVucy5vcmcvMTY4LTgyOS00NTctMTQ0LTA0NTwvdXJs
-PjwvcmVsYXRlZC11cmxzPjwvdXJscz48Y3VzdG9tMT4yMDE3LzA5LzI2PC9jdXN0b20xPjxjdXN0
-b20yPjIwMTkvMDMvMjg8L2N1c3RvbTI+PC9yZWNvcmQ+PC9DaXRlPjxDaXRlPjxBdXRob3I+V2Fu
-PC9BdXRob3I+PFllYXI+MjAyMTwvWWVhcj48UmVjTnVtPjMwPC9SZWNOdW0+PHJlY29yZD48cmVj
-LW51bWJlcj4zMDwvcmVjLW51bWJlcj48Zm9yZWlnbi1rZXlzPjxrZXkgYXBwPSJFTiIgZGItaWQ9
-InY5MjBwZnQwNnJwOWRiZXgyYXA1MDB4OTl4NXJydHN3eHpzcyIgdGltZXN0YW1wPSIxNzY4MDE3
-NjY2IiBndWlkPSJkNzg1NThiYi0zMzNkLTQ3MDEtYTI3OS1kMzliNWNmZGVhNjMiPjMwPC9rZXk+
-PC9mb3JlaWduLWtleXM+PHJlZi10eXBlIG5hbWU9IkpvdXJuYWwgQXJ0aWNsZSI+MTc8L3JlZi10
-eXBlPjxjb250cmlidXRvcnM+PGF1dGhvcnM+PGF1dGhvcj5XYW4sIENoZW5naGFvPC9hdXRob3I+
-PGF1dGhvcj5aaGFuZywgWmhlbjwvYXV0aG9yPjxhdXRob3I+U2FsbWFuLCBKYWQ8L2F1dGhvcj48
-YXV0aG9yPktpbmcsIEpvbmF0aGFuPC9hdXRob3I+PGF1dGhvcj5YaWFvLCBZdXpoZTwvYXV0aG9y
-PjxhdXRob3I+WXUsIFpoYW9uaW5nPC9hdXRob3I+PGF1dGhvcj5TaGFoc2FmaSwgQWxpcmV6YTwv
-YXV0aG9yPjxhdXRob3I+V2FtYm9sZCwgUmF5bW9uZDwvYXV0aG9yPjxhdXRob3I+UmFtYW5hdGhh
-biwgU2hyaXJhbTwvYXV0aG9yPjxhdXRob3I+S2F0cywgTWlraGFpbCBBLjwvYXV0aG9yPjwvYXV0
-aG9ycz48L2NvbnRyaWJ1dG9ycz48dGl0bGVzPjx0aXRsZT5VbHRyYXRoaW4gQnJvYWRiYW5kIFJl
-ZmxlY3RpdmUgT3B0aWNhbCBMaW1pdGVyPC90aXRsZT48c2Vjb25kYXJ5LXRpdGxlPkxhc2VyICZh
-bXA7IFBob3RvbmljcyBSZXZpZXdzPC9zZWNvbmRhcnktdGl0bGU+PC90aXRsZXM+PHBlcmlvZGlj
-YWw+PGZ1bGwtdGl0bGU+TGFzZXIgJmFtcDsgUGhvdG9uaWNzIFJldmlld3M8L2Z1bGwtdGl0bGU+
-PC9wZXJpb2RpY2FsPjxwYWdlcz4yMTAwMDAxPC9wYWdlcz48dm9sdW1lPjE1PC92b2x1bWU+PG51
-bWJlcj42PC9udW1iZXI+PGRhdGVzPjx5ZWFyPjIwMjE8L3llYXI+PC9kYXRlcz48aXNibj4xODYz
-LTg4ODA8L2lzYm4+PHVybHM+PHJlbGF0ZWQtdXJscz48dXJsPmh0dHBzOi8vb25saW5lbGlicmFy
-eS53aWxleS5jb20vZG9pL2Ficy8xMC4xMDAyL2xwb3IuMjAyMTAwMDAxPC91cmw+PC9yZWxhdGVk
-LXVybHM+PC91cmxzPjxlbGVjdHJvbmljLXJlc291cmNlLW51bT5odHRwczovL2RvaS5vcmcvMTAu
-MTAwMi9scG9yLjIwMjEwMDAwMTwvZWxlY3Ryb25pYy1yZXNvdXJjZS1udW0+PC9yZWNvcmQ+PC9D
-aXRlPjxDaXRlPjxBdXRob3I+R2FuZG9sZmk8L0F1dGhvcj48WWVhcj4yMDIyPC9ZZWFyPjxSZWNO
-dW0+NTM8L1JlY051bT48cmVjb3JkPjxyZWMtbnVtYmVyPjUzPC9yZWMtbnVtYmVyPjxmb3JlaWdu
-LWtleXM+PGtleSBhcHA9IkVOIiBkYi1pZD0idjkyMHBmdDA2cnA5ZGJleDJhcDUwMHg5OXg1cnJ0
-c3d4enNzIiB0aW1lc3RhbXA9IjE3NjgwNTI2NTIiIGd1aWQ9IjBmYTg5NjVlLWQ5MmYtNDNjYi05
-ZTA3LTY1MTA0OTM2ZWQ5YyI+NTM8L2tleT48L2ZvcmVpZ24ta2V5cz48cmVmLXR5cGUgbmFtZT0i
-Q29uZmVyZW5jZSBQcm9jZWVkaW5ncyI+MTA8L3JlZi10eXBlPjxjb250cmlidXRvcnM+PGF1dGhv
-cnM+PGF1dGhvcj5NLiBHYW5kb2xmaTwvYXV0aG9yPjxhdXRob3I+QS4gVG9nbmF6emk8L2F1dGhv
-cj48YXV0aG9yPkIuIExpPC9hdXRob3I+PGF1dGhvcj5HLiBBbWJyb3NpbzwvYXV0aG9yPjxhdXRo
-b3I+Ui4gQ2FtYWNobyBNb3JhbGVzPC9hdXRob3I+PGF1dGhvcj5DLiBCYXJhdHRvPC9hdXRob3I+
-PGF1dGhvcj5ELiBEZSBDZWdsaWE8L2F1dGhvcj48YXV0aG9yPkEuIEMuIENpbm88L2F1dGhvcj48
-YXV0aG9yPkQuIE4uIE5lc2hldjwvYXV0aG9yPjxhdXRob3I+Qy4gRGUgQW5nZWxpczwvYXV0aG9y
-PjwvYXV0aG9ycz48L2NvbnRyaWJ1dG9ycz48dGl0bGVzPjx0aXRsZT5PcHRpY2FsIExpbWl0aW5n
-IFRoaW4gTXVsdGlsYXllciBGaWxtcyBCYXNlZCBPbiBQaGFzZSBUcmFuc2l0aW9uIEluIFZPMjwv
-dGl0bGU+PHNlY29uZGFyeS10aXRsZT4yMDIyIFNpeHRlZW50aCBJbnRlcm5hdGlvbmFsIENvbmdy
-ZXNzIG9uIEFydGlmaWNpYWwgTWF0ZXJpYWxzIGZvciBOb3ZlbCBXYXZlIFBoZW5vbWVuYSAoTWV0
-YW1hdGVyaWFscyk8L3NlY29uZGFyeS10aXRsZT48YWx0LXRpdGxlPjIwMjIgU2l4dGVlbnRoIElu
-dGVybmF0aW9uYWwgQ29uZ3Jlc3Mgb24gQXJ0aWZpY2lhbCBNYXRlcmlhbHMgZm9yIE5vdmVsIFdh
-dmUgUGhlbm9tZW5hIChNZXRhbWF0ZXJpYWxzKTwvYWx0LXRpdGxlPjwvdGl0bGVzPjxwYWdlcz4x
-NDgtMTUwPC9wYWdlcz48a2V5d29yZHM+PGtleXdvcmQ+UGVyZm9ybWFuY2UgZXZhbHVhdGlvbjwv
-a2V5d29yZD48a2V5d29yZD5PcHRpY2FsIGRlc2lnbjwva2V5d29yZD48a2V5d29yZD5PcHRpY2Fs
-IHN3aXRjaGVzPC9rZXl3b3JkPjxrZXl3b3JkPkxpZ2h0aW5nPC9rZXl3b3JkPjxrZXl3b3JkPlZh
-bmFkaXVtPC9rZXl3b3JkPjxrZXl3b3JkPlByZWRpY3RpdmUgbW9kZWxzPC9rZXl3b3JkPjxrZXl3
-b3JkPkdlb21ldHJpY2FsIG9wdGljczwva2V5d29yZD48L2tleXdvcmRzPjxkYXRlcz48eWVhcj4y
-MDIyPC95ZWFyPjxwdWItZGF0ZXM+PGRhdGU+MTItMTcgU2VwdC4gMjAyMjwvZGF0ZT48L3B1Yi1k
-YXRlcz48L2RhdGVzPjx1cmxzPjxyZWxhdGVkLXVybHM+PHVybD5odHRwczovL2llZWV4cGxvcmUu
-aWVlZS5vcmcvc3RhbXBQREYvZ2V0UERGLmpzcD90cD0mYW1wO2FybnVtYmVyPTk5MjA3NjcmYW1w
-O3JlZj08L3VybD48L3JlbGF0ZWQtdXJscz48L3VybHM+PGVsZWN0cm9uaWMtcmVzb3VyY2UtbnVt
-PjEwLjExMDkvTWV0YW1hdGVyaWFsczU0OTkzLjIwMjIuOTkyMDc2NzwvZWxlY3Ryb25pYy1yZXNv
-dXJjZS1udW0+PC9yZWNvcmQ+PC9DaXRlPjxDaXRlPjxBdXRob3I+VG9nbmF6emk8L0F1dGhvcj48
-WWVhcj4yMDIzPC9ZZWFyPjxSZWNOdW0+MzY8L1JlY051bT48cmVjb3JkPjxyZWMtbnVtYmVyPjM2
-PC9yZWMtbnVtYmVyPjxmb3JlaWduLWtleXM+PGtleSBhcHA9IkVOIiBkYi1pZD0idjkyMHBmdDA2
-cnA5ZGJleDJhcDUwMHg5OXg1cnJ0c3d4enNzIiB0aW1lc3RhbXA9IjE3NjgwNDg0ODQiIGd1aWQ9
-IjU4MmY0YzczLWM4N2UtNGIzYS04NDg5LTIxNWI0Y2I2MTMxMyI+MzY8L2tleT48L2ZvcmVpZ24t
-a2V5cz48cmVmLXR5cGUgbmFtZT0iSm91cm5hbCBBcnRpY2xlIj4xNzwvcmVmLXR5cGU+PGNvbnRy
-aWJ1dG9ycz48YXV0aG9ycz48YXV0aG9yPlRvZ25henppLCBBbmRyZWE8L2F1dGhvcj48YXV0aG9y
-PkdhbmRvbGZpLCBNYXJjbzwvYXV0aG9yPjxhdXRob3I+TGksIEJvaGFuPC9hdXRob3I+PGF1dGhv
-cj5BbWJyb3NpbywgR2luYTwvYXV0aG9yPjxhdXRob3I+RnJhbmNlc2NoaW5pLCBQYW9sbzwvYXV0
-aG9yPjxhdXRob3I+Q2FtYWNoby1Nb3JhbGVzLCBSb2NpbzwvYXV0aG9yPjxhdXRob3I+Q2lubywg
-QWxmb25zbyBDYXJtZWxvPC9hdXRob3I+PGF1dGhvcj5CYXJhdHRvLCBDYW1pbGxhPC9hdXRob3I+
-PGF1dGhvcj5kZSBDZWdsaWEsIERvbWVuaWNvPC9hdXRob3I+PGF1dGhvcj5OZXNoZXYsIERyYWdv
-bWlyPC9hdXRob3I+PGF1dGhvcj5EZSBBbmdlbGlzLCBDb3N0YW50aW5vPC9hdXRob3I+PC9hdXRo
-b3JzPjwvY29udHJpYnV0b3JzPjx0aXRsZXM+PHRpdGxlPk9wdG8tdGhlcm1hbCBkeW5hbWljcyBv
-ZiB0aGluLWZpbG0gb3B0aWNhbCBsaW1pdGVycyBiYXNlZCBvbiB0aGUgVk8yIHBoYXNlIHRyYW5z
-aXRpb248L3RpdGxlPjxzZWNvbmRhcnktdGl0bGU+T3B0aWNhbCBNYXRlcmlhbHMgRXhwcmVzczwv
-c2Vjb25kYXJ5LXRpdGxlPjxhbHQtdGl0bGU+T3B0LiBNYXRlci4gRXhwcmVzczwvYWx0LXRpdGxl
-PjwvdGl0bGVzPjxwZXJpb2RpY2FsPjxmdWxsLXRpdGxlPk9wdGljYWwgTWF0ZXJpYWxzIEV4cHJl
-c3M8L2Z1bGwtdGl0bGU+PGFiYnItMT5PcHQuIE1hdGVyLiBFeHByZXNzPC9hYmJyLTE+PC9wZXJp
-b2RpY2FsPjxhbHQtcGVyaW9kaWNhbD48ZnVsbC10aXRsZT5PcHRpY2FsIE1hdGVyaWFscyBFeHBy
-ZXNzPC9mdWxsLXRpdGxlPjxhYmJyLTE+T3B0LiBNYXRlci4gRXhwcmVzczwvYWJici0xPjwvYWx0
-LXBlcmlvZGljYWw+PHBhZ2VzPjQxLTUyPC9wYWdlcz48dm9sdW1lPjEzPC92b2x1bWU+PG51bWJl
-cj4xPC9udW1iZXI+PGtleXdvcmRzPjxrZXl3b3JkPkxpcXVpZCBjcnlzdGFsczwva2V5d29yZD48
-a2V5d29yZD5NYXRlcmlhbHMgcHJvY2Vzc2luZzwva2V5d29yZD48a2V5d29yZD5PcHRpY2FsIGNv
-bnN0YW50czwva2V5d29yZD48a2V5d29yZD5PcHRpY2FsIGxpbWl0aW5nPC9rZXl3b3JkPjxrZXl3
-b3JkPk9wdGljYWwgbWF0ZXJpYWxzPC9rZXl3b3JkPjxrZXl3b3JkPlRoaW4gZmlsbXM8L2tleXdv
-cmQ+PC9rZXl3b3Jkcz48ZGF0ZXM+PHllYXI+MjAyMzwveWVhcj48cHViLWRhdGVzPjxkYXRlPjIw
-MjMvMDEvMDE8L2RhdGU+PC9wdWItZGF0ZXM+PC9kYXRlcz48cHVibGlzaGVyPk9wdGljYSBQdWJs
-aXNoaW5nIEdyb3VwPC9wdWJsaXNoZXI+PHVybHM+PHJlbGF0ZWQtdXJscz48dXJsPmh0dHBzOi8v
-b3BnLm9wdGljYS5vcmcvb21lL2Fic3RyYWN0LmNmbT9VUkk9b21lLTEzLTEtNDE8L3VybD48L3Jl
-bGF0ZWQtdXJscz48L3VybHM+PGVsZWN0cm9uaWMtcmVzb3VyY2UtbnVtPjEwLjEzNjQvT01FLjQ3
-MjM0NzwvZWxlY3Ryb25pYy1yZXNvdXJjZS1udW0+PC9yZWNvcmQ+PC9DaXRlPjwvRW5kTm90ZT5=
+PFJlY051bT41ODwvUmVjTnVtPjxEaXNwbGF5VGV4dD5bNC0xMF08L0Rpc3BsYXlUZXh0PjxyZWNv
+cmQ+PHJlYy1udW1iZXI+NTg8L3JlYy1udW1iZXI+PGZvcmVpZ24ta2V5cz48a2V5IGFwcD0iRU4i
+IGRiLWlkPSJ2OTIwcGZ0MDZycDlkYmV4MmFwNTAweDk5eDVycnRzd3h6c3MiIHRpbWVzdGFtcD0i
+MTc2ODA1MjgzMiIgZ3VpZD0iNzY0ZjQ4NWItN2IzMy00MGNhLTg0ZjQtNjRlMjYwNzQwYjA1Ij41
+ODwva2V5PjwvZm9yZWlnbi1rZXlzPjxyZWYtdHlwZSBuYW1lPSJKb3VybmFsIEFydGljbGUiPjE3
+PC9yZWYtdHlwZT48Y29udHJpYnV0b3JzPjxhdXRob3JzPjxhdXRob3I+U2FyYW5nYW4sIEFuZHJl
+dzwvYXV0aG9yPjxhdXRob3I+RHVyYW4sIEpvc2g8L2F1dGhvcj48YXV0aG9yPlZhc2lseWV2LCBW
+bGFkaW1pcjwvYXV0aG9yPjxhdXRob3I+TGltYmVyb3BvdWxvcywgTmljaG9sYW9zPC9hdXRob3I+
+PGF1dGhvcj5WaXRlYnNraXksIElseWE8L2F1dGhvcj48YXV0aG9yPkFuaXNpbW92LCBJZ29yPC9h
+dXRob3I+PC9hdXRob3JzPjwvY29udHJpYnV0b3JzPjx0aXRsZXM+PHRpdGxlPkJyb2FkYmFuZCBS
+ZWZsZWN0aXZlIE9wdGljYWwgTGltaXRlciBVc2luZyBHU1QgUGhhc2UgQ2hhbmdlIE1hdGVyaWFs
+PC90aXRsZT48c2Vjb25kYXJ5LXRpdGxlPklFRUUgUGhvdG9uaWNzIEpvdXJuYWw8L3NlY29uZGFy
+eS10aXRsZT48L3RpdGxlcz48cGVyaW9kaWNhbD48ZnVsbC10aXRsZT5JRUVFIFBob3RvbmljcyBK
+b3VybmFsPC9mdWxsLXRpdGxlPjwvcGVyaW9kaWNhbD48cGFnZXM+MS05PC9wYWdlcz48dm9sdW1l
+PjEwPC92b2x1bWU+PG51bWJlcj4yPC9udW1iZXI+PHNlY3Rpb24+MTwvc2VjdGlvbj48a2V5d29y
+ZHM+PGtleXdvcmQ+Tm9ubGluZWFyIG9wdGljczwva2V5d29yZD48a2V5d29yZD5Bbm5lYWxpbmc8
+L2tleXdvcmQ+PGtleXdvcmQ+T3B0aWNhbCBkZXZpY2UgZmFicmljYXRpb248L2tleXdvcmQ+PGtl
+eXdvcmQ+T3B0aWNhbCBzZW5zb3JzPC9rZXl3b3JkPjxrZXl3b3JkPk9wdGljYWwgcmVmcmFjdGlv
+bjwva2V5d29yZD48a2V5d29yZD5PcHRpY2FsIG1hdGVyaWFsczwva2V5d29yZD48a2V5d29yZD5Q
+aGFzZSBjaGFuZ2UgbWF0ZXJpYWxzPC9rZXl3b3JkPjxrZXl3b3JkPk9wdGljYWwgcHJvcGVydGll
+cyBvZiBwaG90b25pYyBtYXRlcmlhbHM8L2tleXdvcmQ+PGtleXdvcmQ+bXVsdGlsYXllciBpbnRl
+cmZlcmVuY2UgY29hdGluZ3M8L2tleXdvcmQ+PGtleXdvcmQ+ZmFicmljYXRpb24gYW5kIGNoYXJh
+Y3Rlcml6YXRpb248L2tleXdvcmQ+PGtleXdvcmQ+cGhvdG9uaWMgYmFuZGdhcCBzdHJ1Y3R1cmVz
+PC9rZXl3b3JkPjwva2V5d29yZHM+PGRhdGVzPjx5ZWFyPjIwMTg8L3llYXI+PC9kYXRlcz48aXNi
+bj4xOTQzLTA2NTU8L2lzYm4+PHVybHM+PHJlbGF0ZWQtdXJscz48dXJsPmh0dHBzOi8vaWVlZXhw
+bG9yZS5pZWVlLm9yZy9pZWx4Ny80NTYzOTk0LzgzMDIzNTMvMDgyNjUxNzUucGRmP3RwPSZhbXA7
+YXJudW1iZXI9ODI2NTE3NSZhbXA7aXNudW1iZXI9ODMwMjM1MyZhbXA7cmVmPTwvdXJsPjwvcmVs
+YXRlZC11cmxzPjwvdXJscz48ZWxlY3Ryb25pYy1yZXNvdXJjZS1udW0+MTAuMTEwOS9qcGhvdC4y
+MDE4LjI3OTY0NDg8L2VsZWN0cm9uaWMtcmVzb3VyY2UtbnVtPjwvcmVjb3JkPjwvQ2l0ZT48Q2l0
+ZT48QXV0aG9yPldhbjwvQXV0aG9yPjxZZWFyPjIwMjE8L1llYXI+PFJlY051bT4zMDwvUmVjTnVt
+PjxyZWNvcmQ+PHJlYy1udW1iZXI+MzA8L3JlYy1udW1iZXI+PGZvcmVpZ24ta2V5cz48a2V5IGFw
+cD0iRU4iIGRiLWlkPSJ2OTIwcGZ0MDZycDlkYmV4MmFwNTAweDk5eDVycnRzd3h6c3MiIHRpbWVz
+dGFtcD0iMTc2ODAxNzY2NiIgZ3VpZD0iZDc4NTU4YmItMzMzZC00NzAxLWEyNzktZDM5YjVjZmRl
+YTYzIj4zMDwva2V5PjwvZm9yZWlnbi1rZXlzPjxyZWYtdHlwZSBuYW1lPSJKb3VybmFsIEFydGlj
+bGUiPjE3PC9yZWYtdHlwZT48Y29udHJpYnV0b3JzPjxhdXRob3JzPjxhdXRob3I+V2FuLCBDaGVu
+Z2hhbzwvYXV0aG9yPjxhdXRob3I+WmhhbmcsIFpoZW48L2F1dGhvcj48YXV0aG9yPlNhbG1hbiwg
+SmFkPC9hdXRob3I+PGF1dGhvcj5LaW5nLCBKb25hdGhhbjwvYXV0aG9yPjxhdXRob3I+WGlhbywg
+WXV6aGU8L2F1dGhvcj48YXV0aG9yPll1LCBaaGFvbmluZzwvYXV0aG9yPjxhdXRob3I+U2hhaHNh
+ZmksIEFsaXJlemE8L2F1dGhvcj48YXV0aG9yPldhbWJvbGQsIFJheW1vbmQ8L2F1dGhvcj48YXV0
+aG9yPlJhbWFuYXRoYW4sIFNocmlyYW08L2F1dGhvcj48YXV0aG9yPkthdHMsIE1pa2hhaWwgQS48
+L2F1dGhvcj48L2F1dGhvcnM+PC9jb250cmlidXRvcnM+PHRpdGxlcz48dGl0bGU+VWx0cmF0aGlu
+IEJyb2FkYmFuZCBSZWZsZWN0aXZlIE9wdGljYWwgTGltaXRlcjwvdGl0bGU+PHNlY29uZGFyeS10
+aXRsZT5MYXNlciAmYW1wOyBQaG90b25pY3MgUmV2aWV3czwvc2Vjb25kYXJ5LXRpdGxlPjwvdGl0
+bGVzPjxwZXJpb2RpY2FsPjxmdWxsLXRpdGxlPkxhc2VyICZhbXA7IFBob3RvbmljcyBSZXZpZXdz
+PC9mdWxsLXRpdGxlPjwvcGVyaW9kaWNhbD48cGFnZXM+MjEwMDAwMTwvcGFnZXM+PHZvbHVtZT4x
+NTwvdm9sdW1lPjxudW1iZXI+NjwvbnVtYmVyPjxkYXRlcz48eWVhcj4yMDIxPC95ZWFyPjwvZGF0
+ZXM+PGlzYm4+MTg2My04ODgwPC9pc2JuPjx1cmxzPjxyZWxhdGVkLXVybHM+PHVybD5odHRwczov
+L29ubGluZWxpYnJhcnkud2lsZXkuY29tL2RvaS9hYnMvMTAuMTAwMi9scG9yLjIwMjEwMDAwMTwv
+dXJsPjwvcmVsYXRlZC11cmxzPjwvdXJscz48ZWxlY3Ryb25pYy1yZXNvdXJjZS1udW0+aHR0cHM6
+Ly9kb2kub3JnLzEwLjEwMDIvbHBvci4yMDIxMDAwMDE8L2VsZWN0cm9uaWMtcmVzb3VyY2UtbnVt
+PjwvcmVjb3JkPjwvQ2l0ZT48Q2l0ZT48QXV0aG9yPkxpbmc8L0F1dGhvcj48WWVhcj4yMDI1PC9Z
+ZWFyPjxSZWNOdW0+OTk8L1JlY051bT48cmVjb3JkPjxyZWMtbnVtYmVyPjk5PC9yZWMtbnVtYmVy
+Pjxmb3JlaWduLWtleXM+PGtleSBhcHA9IkVOIiBkYi1pZD0idjkyMHBmdDA2cnA5ZGJleDJhcDUw
+MHg5OXg1cnJ0c3d4enNzIiB0aW1lc3RhbXA9IjE3NzY3NjM1MzgiPjk5PC9rZXk+PC9mb3JlaWdu
+LWtleXM+PHJlZi10eXBlIG5hbWU9IkpvdXJuYWwgQXJ0aWNsZSI+MTc8L3JlZi10eXBlPjxjb250
+cmlidXRvcnM+PGF1dGhvcnM+PGF1dGhvcj5MaW5nLCBYaXVsYW48L2F1dGhvcj48YXV0aG9yPlBh
+bmcsIFhpbnl1ZTwvYXV0aG9yPjxhdXRob3I+Q2hlbiwgWHViaW48L2F1dGhvcj48YXV0aG9yPlNo
+YW8sIFpoaWNob25nPC9hdXRob3I+PC9hdXRob3JzPjwvY29udHJpYnV0b3JzPjx0aXRsZXM+PHRp
+dGxlPkJyb2FkYmFuZCBtaWQtaW5mcmFyZWQgb3B0aWNhbCBsaW1pdGVyIGJhc2VkIG9uJmFtcDsj
+eDAwQTA7dmFuYWRpdW0gZGlveGlkZSBwaGFzZSB0cmFuc2l0aW9uPC90aXRsZT48c2Vjb25kYXJ5
+LXRpdGxlPkpvdXJuYWwgb2YgdGhlIE9wdGljYWwgU29jaWV0eSBvZiBBbWVyaWNhIEI8L3NlY29u
+ZGFyeS10aXRsZT48YWx0LXRpdGxlPkouIE9wdC4gU29jLiBBbS4gQjwvYWx0LXRpdGxlPjwvdGl0
+bGVzPjxwZXJpb2RpY2FsPjxmdWxsLXRpdGxlPkpvdXJuYWwgb2YgdGhlIE9wdGljYWwgU29jaWV0
+eSBvZiBBbWVyaWNhIEI8L2Z1bGwtdGl0bGU+PGFiYnItMT5KLiBPcHQuIFNvYy4gQW0uIEI8L2Fi
+YnItMT48L3BlcmlvZGljYWw+PGFsdC1wZXJpb2RpY2FsPjxmdWxsLXRpdGxlPkpvdXJuYWwgb2Yg
+dGhlIE9wdGljYWwgU29jaWV0eSBvZiBBbWVyaWNhIEI8L2Z1bGwtdGl0bGU+PGFiYnItMT5KLiBP
+cHQuIFNvYy4gQW0uIEI8L2FiYnItMT48L2FsdC1wZXJpb2RpY2FsPjxwYWdlcz4yMDYyLTIwNjc8
+L3BhZ2VzPjx2b2x1bWU+NDI8L3ZvbHVtZT48bnVtYmVyPjk8L251bWJlcj48a2V5d29yZHM+PGtl
+eXdvcmQ+RmluaXRlIGVsZW1lbnQgbWV0aG9kPC9rZXl3b3JkPjxrZXl3b3JkPkhpZ2ggcG93ZXIg
+bGFzZXJzPC9rZXl3b3JkPjxrZXl3b3JkPk5vbmxpbmVhciBhYnNvcnB0aW9uPC9rZXl3b3JkPjxr
+ZXl3b3JkPk9wdGljYWwgbGltaXRpbmc8L2tleXdvcmQ+PGtleXdvcmQ+T3B0aWNhbCBwcm9wZXJ0
+aWVzPC9rZXl3b3JkPjxrZXl3b3JkPlRoaW4gZmlsbXM8L2tleXdvcmQ+PC9rZXl3b3Jkcz48ZGF0
+ZXM+PHllYXI+MjAyNTwveWVhcj48cHViLWRhdGVzPjxkYXRlPjIwMjUvMDkvMDE8L2RhdGU+PC9w
+dWItZGF0ZXM+PC9kYXRlcz48cHVibGlzaGVyPk9wdGljYSBQdWJsaXNoaW5nIEdyb3VwPC9wdWJs
+aXNoZXI+PHVybHM+PHJlbGF0ZWQtdXJscz48dXJsPmh0dHBzOi8vb3BnLm9wdGljYS5vcmcvam9z
+YWIvYWJzdHJhY3QuY2ZtP1VSST1qb3NhYi00Mi05LTIwNjI8L3VybD48L3JlbGF0ZWQtdXJscz48
+L3VybHM+PGVsZWN0cm9uaWMtcmVzb3VyY2UtbnVtPjEwLjEzNjQvSk9TQUIuNTY5NDkyPC9lbGVj
+dHJvbmljLXJlc291cmNlLW51bT48L3JlY29yZD48L0NpdGU+PENpdGU+PEF1dGhvcj5HYW5kb2xm
+aTwvQXV0aG9yPjxZZWFyPjIwMjI8L1llYXI+PFJlY051bT41MzwvUmVjTnVtPjxyZWNvcmQ+PHJl
+Yy1udW1iZXI+NTM8L3JlYy1udW1iZXI+PGZvcmVpZ24ta2V5cz48a2V5IGFwcD0iRU4iIGRiLWlk
+PSJ2OTIwcGZ0MDZycDlkYmV4MmFwNTAweDk5eDVycnRzd3h6c3MiIHRpbWVzdGFtcD0iMTc2ODA1
+MjY1MiIgZ3VpZD0iMGZhODk2NWUtZDkyZi00M2NiLTllMDctNjUxMDQ5MzZlZDljIj41Mzwva2V5
+PjwvZm9yZWlnbi1rZXlzPjxyZWYtdHlwZSBuYW1lPSJDb25mZXJlbmNlIFByb2NlZWRpbmdzIj4x
+MDwvcmVmLXR5cGU+PGNvbnRyaWJ1dG9ycz48YXV0aG9ycz48YXV0aG9yPk0uIEdhbmRvbGZpPC9h
+dXRob3I+PGF1dGhvcj5BLiBUb2duYXp6aTwvYXV0aG9yPjxhdXRob3I+Qi4gTGk8L2F1dGhvcj48
+YXV0aG9yPkcuIEFtYnJvc2lvPC9hdXRob3I+PGF1dGhvcj5SLiBDYW1hY2hvIE1vcmFsZXM8L2F1
+dGhvcj48YXV0aG9yPkMuIEJhcmF0dG88L2F1dGhvcj48YXV0aG9yPkQuIERlIENlZ2xpYTwvYXV0
+aG9yPjxhdXRob3I+QS4gQy4gQ2lubzwvYXV0aG9yPjxhdXRob3I+RC4gTi4gTmVzaGV2PC9hdXRo
+b3I+PGF1dGhvcj5DLiBEZSBBbmdlbGlzPC9hdXRob3I+PC9hdXRob3JzPjwvY29udHJpYnV0b3Jz
+Pjx0aXRsZXM+PHRpdGxlPk9wdGljYWwgTGltaXRpbmcgVGhpbiBNdWx0aWxheWVyIEZpbG1zIEJh
+c2VkIE9uIFBoYXNlIFRyYW5zaXRpb24gSW4gVk8yPC90aXRsZT48c2Vjb25kYXJ5LXRpdGxlPjIw
+MjIgU2l4dGVlbnRoIEludGVybmF0aW9uYWwgQ29uZ3Jlc3Mgb24gQXJ0aWZpY2lhbCBNYXRlcmlh
+bHMgZm9yIE5vdmVsIFdhdmUgUGhlbm9tZW5hIChNZXRhbWF0ZXJpYWxzKTwvc2Vjb25kYXJ5LXRp
+dGxlPjxhbHQtdGl0bGU+MjAyMiBTaXh0ZWVudGggSW50ZXJuYXRpb25hbCBDb25ncmVzcyBvbiBB
+cnRpZmljaWFsIE1hdGVyaWFscyBmb3IgTm92ZWwgV2F2ZSBQaGVub21lbmEgKE1ldGFtYXRlcmlh
+bHMpPC9hbHQtdGl0bGU+PC90aXRsZXM+PHBhZ2VzPjE0OC0xNTA8L3BhZ2VzPjxrZXl3b3Jkcz48
+a2V5d29yZD5QZXJmb3JtYW5jZSBldmFsdWF0aW9uPC9rZXl3b3JkPjxrZXl3b3JkPk9wdGljYWwg
+ZGVzaWduPC9rZXl3b3JkPjxrZXl3b3JkPk9wdGljYWwgc3dpdGNoZXM8L2tleXdvcmQ+PGtleXdv
+cmQ+TGlnaHRpbmc8L2tleXdvcmQ+PGtleXdvcmQ+VmFuYWRpdW08L2tleXdvcmQ+PGtleXdvcmQ+
+UHJlZGljdGl2ZSBtb2RlbHM8L2tleXdvcmQ+PGtleXdvcmQ+R2VvbWV0cmljYWwgb3B0aWNzPC9r
+ZXl3b3JkPjwva2V5d29yZHM+PGRhdGVzPjx5ZWFyPjIwMjI8L3llYXI+PHB1Yi1kYXRlcz48ZGF0
+ZT4xMi0xNyBTZXB0LiAyMDIyPC9kYXRlPjwvcHViLWRhdGVzPjwvZGF0ZXM+PHVybHM+PHJlbGF0
+ZWQtdXJscz48dXJsPmh0dHBzOi8vaWVlZXhwbG9yZS5pZWVlLm9yZy9zdGFtcFBERi9nZXRQREYu
+anNwP3RwPSZhbXA7YXJudW1iZXI9OTkyMDc2NyZhbXA7cmVmPTwvdXJsPjwvcmVsYXRlZC11cmxz
+PjwvdXJscz48ZWxlY3Ryb25pYy1yZXNvdXJjZS1udW0+MTAuMTEwOS9NZXRhbWF0ZXJpYWxzNTQ5
+OTMuMjAyMi45OTIwNzY3PC9lbGVjdHJvbmljLXJlc291cmNlLW51bT48L3JlY29yZD48L0NpdGU+
+PENpdGU+PEF1dGhvcj5Ub2duYXp6aTwvQXV0aG9yPjxZZWFyPjIwMjM8L1llYXI+PFJlY051bT4z
+NjwvUmVjTnVtPjxyZWNvcmQ+PHJlYy1udW1iZXI+MzY8L3JlYy1udW1iZXI+PGZvcmVpZ24ta2V5
+cz48a2V5IGFwcD0iRU4iIGRiLWlkPSJ2OTIwcGZ0MDZycDlkYmV4MmFwNTAweDk5eDVycnRzd3h6
+c3MiIHRpbWVzdGFtcD0iMTc2ODA0ODQ4NCIgZ3VpZD0iNTgyZjRjNzMtYzg3ZS00YjNhLTg0ODkt
+MjE1YjRjYjYxMzEzIj4zNjwva2V5PjwvZm9yZWlnbi1rZXlzPjxyZWYtdHlwZSBuYW1lPSJKb3Vy
+bmFsIEFydGljbGUiPjE3PC9yZWYtdHlwZT48Y29udHJpYnV0b3JzPjxhdXRob3JzPjxhdXRob3I+
+VG9nbmF6emksIEFuZHJlYTwvYXV0aG9yPjxhdXRob3I+R2FuZG9sZmksIE1hcmNvPC9hdXRob3I+
+PGF1dGhvcj5MaSwgQm9oYW48L2F1dGhvcj48YXV0aG9yPkFtYnJvc2lvLCBHaW5hPC9hdXRob3I+
+PGF1dGhvcj5GcmFuY2VzY2hpbmksIFBhb2xvPC9hdXRob3I+PGF1dGhvcj5DYW1hY2hvLU1vcmFs
+ZXMsIFJvY2lvPC9hdXRob3I+PGF1dGhvcj5DaW5vLCBBbGZvbnNvIENhcm1lbG88L2F1dGhvcj48
+YXV0aG9yPkJhcmF0dG8sIENhbWlsbGE8L2F1dGhvcj48YXV0aG9yPmRlIENlZ2xpYSwgRG9tZW5p
+Y288L2F1dGhvcj48YXV0aG9yPk5lc2hldiwgRHJhZ29taXI8L2F1dGhvcj48YXV0aG9yPkRlIEFu
+Z2VsaXMsIENvc3RhbnRpbm88L2F1dGhvcj48L2F1dGhvcnM+PC9jb250cmlidXRvcnM+PHRpdGxl
+cz48dGl0bGU+T3B0by10aGVybWFsIGR5bmFtaWNzIG9mIHRoaW4tZmlsbSBvcHRpY2FsIGxpbWl0
+ZXJzIGJhc2VkIG9uIHRoZSBWTzIgcGhhc2UgdHJhbnNpdGlvbjwvdGl0bGU+PHNlY29uZGFyeS10
+aXRsZT5PcHRpY2FsIE1hdGVyaWFscyBFeHByZXNzPC9zZWNvbmRhcnktdGl0bGU+PGFsdC10aXRs
+ZT5PcHQuIE1hdGVyLiBFeHByZXNzPC9hbHQtdGl0bGU+PC90aXRsZXM+PHBlcmlvZGljYWw+PGZ1
+bGwtdGl0bGU+T3B0aWNhbCBNYXRlcmlhbHMgRXhwcmVzczwvZnVsbC10aXRsZT48YWJici0xPk9w
+dC4gTWF0ZXIuIEV4cHJlc3M8L2FiYnItMT48L3BlcmlvZGljYWw+PGFsdC1wZXJpb2RpY2FsPjxm
+dWxsLXRpdGxlPk9wdGljYWwgTWF0ZXJpYWxzIEV4cHJlc3M8L2Z1bGwtdGl0bGU+PGFiYnItMT5P
+cHQuIE1hdGVyLiBFeHByZXNzPC9hYmJyLTE+PC9hbHQtcGVyaW9kaWNhbD48cGFnZXM+NDEtNTI8
+L3BhZ2VzPjx2b2x1bWU+MTM8L3ZvbHVtZT48bnVtYmVyPjE8L251bWJlcj48a2V5d29yZHM+PGtl
+eXdvcmQ+TGlxdWlkIGNyeXN0YWxzPC9rZXl3b3JkPjxrZXl3b3JkPk1hdGVyaWFscyBwcm9jZXNz
+aW5nPC9rZXl3b3JkPjxrZXl3b3JkPk9wdGljYWwgY29uc3RhbnRzPC9rZXl3b3JkPjxrZXl3b3Jk
+Pk9wdGljYWwgbGltaXRpbmc8L2tleXdvcmQ+PGtleXdvcmQ+T3B0aWNhbCBtYXRlcmlhbHM8L2tl
+eXdvcmQ+PGtleXdvcmQ+VGhpbiBmaWxtczwva2V5d29yZD48L2tleXdvcmRzPjxkYXRlcz48eWVh
+cj4yMDIzPC95ZWFyPjxwdWItZGF0ZXM+PGRhdGU+MjAyMy8wMS8wMTwvZGF0ZT48L3B1Yi1kYXRl
+cz48L2RhdGVzPjxwdWJsaXNoZXI+T3B0aWNhIFB1Ymxpc2hpbmcgR3JvdXA8L3B1Ymxpc2hlcj48
+dXJscz48cmVsYXRlZC11cmxzPjx1cmw+aHR0cHM6Ly9vcGcub3B0aWNhLm9yZy9vbWUvYWJzdHJh
+Y3QuY2ZtP1VSST1vbWUtMTMtMS00MTwvdXJsPjwvcmVsYXRlZC11cmxzPjwvdXJscz48ZWxlY3Ry
+b25pYy1yZXNvdXJjZS1udW0+MTAuMTM2NC9PTUUuNDcyMzQ3PC9lbGVjdHJvbmljLXJlc291cmNl
+LW51bT48L3JlY29yZD48L0NpdGU+PENpdGU+PEF1dGhvcj5Eb252YWw8L0F1dGhvcj48WWVhcj4y
+MDE0PC9ZZWFyPjxSZWNOdW0+NzY8L1JlY051bT48cmVjb3JkPjxyZWMtbnVtYmVyPjc2PC9yZWMt
+bnVtYmVyPjxmb3JlaWduLWtleXM+PGtleSBhcHA9IkVOIiBkYi1pZD0idjkyMHBmdDA2cnA5ZGJl
+eDJhcDUwMHg5OXg1cnJ0c3d4enNzIiB0aW1lc3RhbXA9IjE3NzI3MDAyNDYiIGd1aWQ9Ijk1NzYy
+Y2FlLWRjNjAtNDdkNy1hMWM3LTljMTMyMmRhNmEwZiI+NzY8L2tleT48L2ZvcmVpZ24ta2V5cz48
+cmVmLXR5cGUgbmFtZT0iUGF0ZW50Ij4yNTwvcmVmLXR5cGU+PGNvbnRyaWJ1dG9ycz48YXV0aG9y
+cz48YXV0aG9yPkRvbnZhbCwgQXJpZWxhPC9hdXRob3I+PGF1dGhvcj5PZmlyLCBZdXZhbDwvYXV0
+aG9yPjxhdXRob3I+TmV2bywgRG9yb248L2F1dGhvcj48YXV0aG9yPk9yb24sIE1vc2hlPC9hdXRo
+b3I+PC9hdXRob3JzPjwvY29udHJpYnV0b3JzPjx0aXRsZXM+PHRpdGxlPlJlZmxlY3RpdmUgT3B0
+aWNhbCBMaW1pdGVyPC90aXRsZT48L3RpdGxlcz48bnVtYmVyPlVTIDIwMTIxNDM0MzkyMiBBPC9u
+dW1iZXI+PGRhdGVzPjx5ZWFyPjIwMTQ8L3llYXI+PHB1Yi1kYXRlcz48ZGF0ZT4yMDEyLzA5LzEy
+PC9kYXRlPjwvcHViLWRhdGVzPjwvZGF0ZXM+PHB1Yi1sb2NhdGlvbj5VUzwvcHViLWxvY2F0aW9u
+PjxwdWJsaXNoZXI+RE9OVkFMIEFSSUVMQSYjeEQ7T0ZJUiBZVVZBTCYjeEQ7TkVWTyBET1JPTiYj
+eEQ7T1JPTiBNT1NIRSYjeEQ7S0lMT0xBTUJEQSBURUNIIExURDwvcHVibGlzaGVyPjxvcmlnLXB1
+Yj5VUyAyMDEyMTQzNDM5MjIgQSYjeEQ7VVMgMjAxMTYxNTM3MjYwIFAmI3hEO0lCIDIwMTIwNTQ3
+NDkgVzwvb3JpZy1wdWI+PGlzYm4+VVMgMjAxNC8wMjMzMDg1IEExPC9pc2JuPjx3b3JrLXR5cGU+
+QTE8L3dvcmstdHlwZT48dXJscz48cmVsYXRlZC11cmxzPjx1cmw+aHR0cHM6Ly9sZW5zLm9yZy8x
+MDctMjY4LTIzNy00NzQtNzk4PC91cmw+PC9yZWxhdGVkLXVybHM+PC91cmxzPjxjdXN0b20xPjIw
+MTIvMDkvMTI8L2N1c3RvbTE+PGN1c3RvbTI+MjAxNC8wOC8yMTwvY3VzdG9tMj48L3JlY29yZD48
+L0NpdGU+PENpdGU+PEF1dGhvcj5MYW0gVGFpPC9BdXRob3I+PFllYXI+MjAxOTwvWWVhcj48UmVj
+TnVtPjc4PC9SZWNOdW0+PHJlY29yZD48cmVjLW51bWJlcj43ODwvcmVjLW51bWJlcj48Zm9yZWln
+bi1rZXlzPjxrZXkgYXBwPSJFTiIgZGItaWQ9InY5MjBwZnQwNnJwOWRiZXgyYXA1MDB4OTl4NXJy
+dHN3eHpzcyIgdGltZXN0YW1wPSIxNzcyNzAwNDU0IiBndWlkPSI2OGVkNzYzYy05YjNkLTRiMTYt
+YmNhMC0yMmZjOTgxMjU4ZGIiPjc4PC9rZXk+PC9mb3JlaWduLWtleXM+PHJlZi10eXBlIG5hbWU9
+IlBhdGVudCI+MjU8L3JlZi10eXBlPjxjb250cmlidXRvcnM+PGF1dGhvcnM+PGF1dGhvcj5MYW0g
+VGFpLCBBLiBOLiBILjwvYXV0aG9yPjwvYXV0aG9ycz48L2NvbnRyaWJ1dG9ycz48dGl0bGVzPjx0
+aXRsZT5PUFRJQ0FMIExJTUlURVJTIEZPUiBGQUNJTElUQVRJTkcgQVBFUlRVUkUgUFJPVEVDVElP
+TjwvdGl0bGU+PC90aXRsZXM+PG51bWJlcj5VUyAyMDE3MTU3MTYzNjQgQTwvbnVtYmVyPjxkYXRl
+cz48eWVhcj4yMDE5PC95ZWFyPjxwdWItZGF0ZXM+PGRhdGU+MjAxNy8wOS8yNjwvZGF0ZT48L3B1
+Yi1kYXRlcz48L2RhdGVzPjxwdWItbG9jYXRpb24+VVM8L3B1Yi1sb2NhdGlvbj48cHVibGlzaGVy
+PkJPRUlORyBDTzwvcHVibGlzaGVyPjxvcmlnLXB1Yj5VUyAyMDE3MTU3MTYzNjQgQTwvb3JpZy1w
+dWI+PGlzYm4+VVMgMjAxOS8wMDk0NDMwIEExPC9pc2JuPjx3b3JrLXR5cGU+QTE8L3dvcmstdHlw
+ZT48dXJscz48cmVsYXRlZC11cmxzPjx1cmw+aHR0cHM6Ly9sZW5zLm9yZy8xNjgtODI5LTQ1Ny0x
+NDQtMDQ1PC91cmw+PC9yZWxhdGVkLXVybHM+PC91cmxzPjxjdXN0b20xPjIwMTcvMDkvMjY8L2N1
+c3RvbTE+PGN1c3RvbTI+MjAxOS8wMy8yODwvY3VzdG9tMj48L3JlY29yZD48L0NpdGU+PC9FbmRO
+b3RlPgB=
 </w:fldData>
         </w:fldChar>
       </w:r>
@@ -1681,7 +1854,7 @@
         <w:rPr>
           <w:noProof/>
         </w:rPr>
-        <w:t>[4-8]</w:t>
+        <w:t>[4-10]</w:t>
       </w:r>
       <w:r>
         <w:fldChar w:fldCharType="end"/>
@@ -1690,15 +1863,256 @@
         <w:t xml:space="preserve">, </w:t>
       </w:r>
       <w:r>
-        <w:t xml:space="preserve">tunable </w:t>
-      </w:r>
-      <w:r>
-        <w:t xml:space="preserve">optical filter </w:t>
+        <w:t>optical switches</w:t>
+      </w:r>
+      <w:r>
+        <w:fldChar w:fldCharType="begin">
+          <w:fldData xml:space="preserve">PEVuZE5vdGU+PENpdGU+PEF1dGhvcj5KaWE8L0F1dGhvcj48WWVhcj4yMDIxPC9ZZWFyPjxSZWNO
+dW0+Mzc8L1JlY051bT48RGlzcGxheVRleHQ+WzExLTE0XTwvRGlzcGxheVRleHQ+PHJlY29yZD48
+cmVjLW51bWJlcj4zNzwvcmVjLW51bWJlcj48Zm9yZWlnbi1rZXlzPjxrZXkgYXBwPSJFTiIgZGIt
+aWQ9InY5MjBwZnQwNnJwOWRiZXgyYXA1MDB4OTl4NXJydHN3eHpzcyIgdGltZXN0YW1wPSIxNzY4
+MDQ5NjU4IiBndWlkPSI5N2QzNzA1NS0wZjM0LTQxNTEtOTg3OC1jMWYyZmVhN2M0Y2IiPjM3PC9r
+ZXk+PC9mb3JlaWduLWtleXM+PHJlZi10eXBlIG5hbWU9IkpvdXJuYWwgQXJ0aWNsZSI+MTc8L3Jl
+Zi10eXBlPjxjb250cmlidXRvcnM+PGF1dGhvcnM+PGF1dGhvcj5KaWEsIFdlaTwvYXV0aG9yPjxh
+dXRob3I+TWVub24sIFJhamVzaDwvYXV0aG9yPjxhdXRob3I+U2Vuc2FsZS1Sb2RyaWd1ZXosIEJl
+cmFyZGk8L2F1dGhvcj48L2F1dGhvcnM+PC9jb250cmlidXRvcnM+PHRpdGxlcz48dGl0bGU+VW5p
+cXVlIHByb3NwZWN0cyBvZiBwaGFzZSBjaGFuZ2UgbWF0ZXJpYWwgU2IyU2UzIGZvciB1bHRyYS1j
+b21wYWN0IHJlY29uZmlndXJhYmxlIG5hbm9waG90b25pYyBkZXZpY2VzPC90aXRsZT48c2Vjb25k
+YXJ5LXRpdGxlPk9wdGljYWwgTWF0ZXJpYWxzIEV4cHJlc3M8L3NlY29uZGFyeS10aXRsZT48YWx0
+LXRpdGxlPk9wdC4gTWF0ZXIuIEV4cHJlc3M8L2FsdC10aXRsZT48L3RpdGxlcz48cGVyaW9kaWNh
+bD48ZnVsbC10aXRsZT5PcHRpY2FsIE1hdGVyaWFscyBFeHByZXNzPC9mdWxsLXRpdGxlPjxhYmJy
+LTE+T3B0LiBNYXRlci4gRXhwcmVzczwvYWJici0xPjwvcGVyaW9kaWNhbD48YWx0LXBlcmlvZGlj
+YWw+PGZ1bGwtdGl0bGU+T3B0aWNhbCBNYXRlcmlhbHMgRXhwcmVzczwvZnVsbC10aXRsZT48YWJi
+ci0xPk9wdC4gTWF0ZXIuIEV4cHJlc3M8L2FiYnItMT48L2FsdC1wZXJpb2RpY2FsPjxwYWdlcz4z
+MDA3LTMwMTQ8L3BhZ2VzPjx2b2x1bWU+MTE8L3ZvbHVtZT48bnVtYmVyPjk8L251bWJlcj48a2V5
+d29yZHM+PGtleXdvcmQ+QXRvbWljIGxheWVyIGRlcG9zaXRpb248L2tleXdvcmQ+PGtleXdvcmQ+
+RXh0aW5jdGlvbiByYXRpb3M8L2tleXdvcmQ+PGtleXdvcmQ+TGlnaHQgcHJvcGFnYXRpb248L2tl
+eXdvcmQ+PGtleXdvcmQ+T3B0aWNhbCBuZXR3b3Jrczwva2V5d29yZD48a2V5d29yZD5QaG90b25p
+YyBpbnRlZ3JhdGVkIGNpcmN1aXRzPC9rZXl3b3JkPjxrZXl3b3JkPlJlZnJhY3RpdmUgaW5kZXg8
+L2tleXdvcmQ+PC9rZXl3b3Jkcz48ZGF0ZXM+PHllYXI+MjAyMTwveWVhcj48cHViLWRhdGVzPjxk
+YXRlPjIwMjEvMDkvMDE8L2RhdGU+PC9wdWItZGF0ZXM+PC9kYXRlcz48cHVibGlzaGVyPk9wdGlj
+YSBQdWJsaXNoaW5nIEdyb3VwPC9wdWJsaXNoZXI+PHVybHM+PHJlbGF0ZWQtdXJscz48dXJsPmh0
+dHBzOi8vb3BnLm9wdGljYS5vcmcvb21lL2Fic3RyYWN0LmNmbT9VUkk9b21lLTExLTktMzAwNzwv
+dXJsPjwvcmVsYXRlZC11cmxzPjwvdXJscz48ZWxlY3Ryb25pYy1yZXNvdXJjZS1udW0+MTAuMTM2
+NC9PTUUuNDM1OTc5PC9lbGVjdHJvbmljLXJlc291cmNlLW51bT48L3JlY29yZD48L0NpdGU+PENp
+dGU+PEF1dGhvcj5YdTwvQXV0aG9yPjxZZWFyPjIwMTk8L1llYXI+PFJlY051bT4yNjwvUmVjTnVt
+PjxyZWNvcmQ+PHJlYy1udW1iZXI+MjY8L3JlYy1udW1iZXI+PGZvcmVpZ24ta2V5cz48a2V5IGFw
+cD0iRU4iIGRiLWlkPSJ2OTIwcGZ0MDZycDlkYmV4MmFwNTAweDk5eDVycnRzd3h6c3MiIHRpbWVz
+dGFtcD0iMTc2ODAxNjcxOCIgZ3VpZD0iN2ZlNTIyNjYtMDU0My00OThlLWE5ODUtMDg2OGZhMTEx
+ZDgzIj4yNjwva2V5PjwvZm9yZWlnbi1rZXlzPjxyZWYtdHlwZSBuYW1lPSJKb3VybmFsIEFydGlj
+bGUiPjE3PC9yZWYtdHlwZT48Y29udHJpYnV0b3JzPjxhdXRob3JzPjxhdXRob3I+WHUsIFBlaXBl
+bmc8L2F1dGhvcj48YXV0aG9yPlpoZW5nLCBKaWFqaXU8L2F1dGhvcj48YXV0aG9yPkRveWxlbmQs
+IEpvbmF0aGFuIEsuPC9hdXRob3I+PGF1dGhvcj5NYWp1bWRhciwgQXJrYTwvYXV0aG9yPjwvYXV0
+aG9ycz48L2NvbnRyaWJ1dG9ycz48dGl0bGVzPjx0aXRsZT5Mb3ctTG9zcyBhbmQgQnJvYWRiYW5k
+IE5vbnZvbGF0aWxlIFBoYXNlLUNoYW5nZSBEaXJlY3Rpb25hbCBDb3VwbGVyIFN3aXRjaGVzPC90
+aXRsZT48c2Vjb25kYXJ5LXRpdGxlPkFDUyBQaG90b25pY3M8L3NlY29uZGFyeS10aXRsZT48L3Rp
+dGxlcz48cGVyaW9kaWNhbD48ZnVsbC10aXRsZT5BQ1MgUGhvdG9uaWNzPC9mdWxsLXRpdGxlPjwv
+cGVyaW9kaWNhbD48cGFnZXM+NTUzLTU1NzwvcGFnZXM+PHZvbHVtZT42PC92b2x1bWU+PG51bWJl
+cj4yPC9udW1iZXI+PGRhdGVzPjx5ZWFyPjIwMTk8L3llYXI+PHB1Yi1kYXRlcz48ZGF0ZT4yMDE5
+LzAyLzIwPC9kYXRlPjwvcHViLWRhdGVzPjwvZGF0ZXM+PHB1Ymxpc2hlcj5BbWVyaWNhbiBDaGVt
+aWNhbCBTb2NpZXR5PC9wdWJsaXNoZXI+PHVybHM+PHJlbGF0ZWQtdXJscz48dXJsPmh0dHBzOi8v
+ZG9pLm9yZy8xMC4xMDIxL2Fjc3Bob3Rvbmljcy44YjAxNjI4PC91cmw+PC9yZWxhdGVkLXVybHM+
+PC91cmxzPjxlbGVjdHJvbmljLXJlc291cmNlLW51bT4xMC4xMDIxL2Fjc3Bob3Rvbmljcy44YjAx
+NjI4PC9lbGVjdHJvbmljLXJlc291cmNlLW51bT48L3JlY29yZD48L0NpdGU+PENpdGU+PEF1dGhv
+cj5aaGFuZzwvQXV0aG9yPjxZZWFyPjIwMTk8L1llYXI+PFJlY051bT4xODwvUmVjTnVtPjxyZWNv
+cmQ+PHJlYy1udW1iZXI+MTg8L3JlYy1udW1iZXI+PGZvcmVpZ24ta2V5cz48a2V5IGFwcD0iRU4i
+IGRiLWlkPSJ2OTIwcGZ0MDZycDlkYmV4MmFwNTAweDk5eDVycnRzd3h6c3MiIHRpbWVzdGFtcD0i
+MTc2ODAxNDc2OSIgZ3VpZD0iYzIwMjUxMjktNDZlNy00ODhlLWE2ODktYzRkN2MxZTNiN2JmIj4x
+ODwva2V5PjwvZm9yZWlnbi1rZXlzPjxyZWYtdHlwZSBuYW1lPSJKb3VybmFsIEFydGljbGUiPjE3
+PC9yZWYtdHlwZT48Y29udHJpYnV0b3JzPjxhdXRob3JzPjxhdXRob3I+WmhhbmcsIFlpZmVpPC9h
+dXRob3I+PGF1dGhvcj5DaG91LCBKZWZmcmV5IEIuPC9hdXRob3I+PGF1dGhvcj5MaSwgSnVueWlu
+ZzwvYXV0aG9yPjxhdXRob3I+TGksIEh1YXNoYW48L2F1dGhvcj48YXV0aG9yPkR1LCBRaW5neWFu
+ZzwvYXV0aG9yPjxhdXRob3I+WWFkYXYsIEFudXBhbWE8L2F1dGhvcj48YXV0aG9yPlpob3UsIFNp
+PC9hdXRob3I+PGF1dGhvcj5TaGFsYWdpbm92LCBNaWtoYWlsIFkuPC9hdXRob3I+PGF1dGhvcj5G
+YW5nLCBaaHVvcmFuPC9hdXRob3I+PGF1dGhvcj5aaG9uZywgSHVpa2FpPC9hdXRob3I+PGF1dGhv
+cj5Sb2JlcnRzLCBDaHJpc3RvcGhlcjwvYXV0aG9yPjxhdXRob3I+Um9iaW5zb24sIFBhdWw8L2F1
+dGhvcj48YXV0aG9yPkJvaGxpbiwgQnJpZGdldDwvYXV0aG9yPjxhdXRob3I+UsOtb3MsIENhcmxv
+czwvYXV0aG9yPjxhdXRob3I+TGluLCBIb25ndGFvPC9hdXRob3I+PGF1dGhvcj5LYW5nLCBNeXVu
+Z2tvbzwvYXV0aG9yPjxhdXRob3I+R3UsIFRpYW48L2F1dGhvcj48YXV0aG9yPldhcm5lciwgSmFt
+aWU8L2F1dGhvcj48YXV0aG9yPkxpYmVybWFuLCBWbGFkaW1pcjwvYXV0aG9yPjxhdXRob3I+Umlj
+aGFyZHNvbiwgS2F0aGxlZW48L2F1dGhvcj48YXV0aG9yPkh1LCBKdWVqdW48L2F1dGhvcj48L2F1
+dGhvcnM+PC9jb250cmlidXRvcnM+PHRpdGxlcz48dGl0bGU+QnJvYWRiYW5kIHRyYW5zcGFyZW50
+IG9wdGljYWwgcGhhc2UgY2hhbmdlIG1hdGVyaWFscyBmb3IgaGlnaC1wZXJmb3JtYW5jZSBub252
+b2xhdGlsZSBwaG90b25pY3M8L3RpdGxlPjxzZWNvbmRhcnktdGl0bGU+TmF0dXJlIENvbW11bmlj
+YXRpb25zPC9zZWNvbmRhcnktdGl0bGU+PC90aXRsZXM+PHBlcmlvZGljYWw+PGZ1bGwtdGl0bGU+
+TmF0dXJlIENvbW11bmljYXRpb25zPC9mdWxsLXRpdGxlPjwvcGVyaW9kaWNhbD48cGFnZXM+NDI3
+OTwvcGFnZXM+PHZvbHVtZT4xMDwvdm9sdW1lPjxudW1iZXI+MTwvbnVtYmVyPjxkYXRlcz48eWVh
+cj4yMDE5PC95ZWFyPjxwdWItZGF0ZXM+PGRhdGU+MjAxOS8wOS8zMDwvZGF0ZT48L3B1Yi1kYXRl
+cz48L2RhdGVzPjxpc2JuPjIwNDEtMTcyMzwvaXNibj48dXJscz48cmVsYXRlZC11cmxzPjx1cmw+
+aHR0cHM6Ly9kb2kub3JnLzEwLjEwMzgvczQxNDY3LTAxOS0xMjE5Ni00PC91cmw+PC9yZWxhdGVk
+LXVybHM+PC91cmxzPjxlbGVjdHJvbmljLXJlc291cmNlLW51bT4xMC4xMDM4L3M0MTQ2Ny0wMTkt
+MTIxOTYtNDwvZWxlY3Ryb25pYy1yZXNvdXJjZS1udW0+PC9yZWNvcmQ+PC9DaXRlPjxDaXRlPjxB
+dXRob3I+TGk8L0F1dGhvcj48WWVhcj4yMDI0PC9ZZWFyPjxSZWNOdW0+NTU8L1JlY051bT48cmVj
+b3JkPjxyZWMtbnVtYmVyPjU1PC9yZWMtbnVtYmVyPjxmb3JlaWduLWtleXM+PGtleSBhcHA9IkVO
+IiBkYi1pZD0idjkyMHBmdDA2cnA5ZGJleDJhcDUwMHg5OXg1cnJ0c3d4enNzIiB0aW1lc3RhbXA9
+IjE3NjgwNTI2NjAiIGd1aWQ9IjFjNTcyYTU1LWNjNTItNGI1YS1iN2I5LWJhMjY4ZmZhOTc2NCI+
+NTU8L2tleT48L2ZvcmVpZ24ta2V5cz48cmVmLXR5cGUgbmFtZT0iSm91cm5hbCBBcnRpY2xlIj4x
+NzwvcmVmLXR5cGU+PGNvbnRyaWJ1dG9ycz48YXV0aG9ycz48YXV0aG9yPkxpLCBILjwvYXV0aG9y
+PjxhdXRob3I+WmVuZywgRC48L2F1dGhvcj48YXV0aG9yPkh1YW5nLCBZLjwvYXV0aG9yPjxhdXRo
+b3I+SHVhbmcsIFEuPC9hdXRob3I+PGF1dGhvcj5aaGFuZywgWC48L2F1dGhvcj48L2F1dGhvcnM+
+PC9jb250cmlidXRvcnM+PHRpdGxlcz48dGl0bGU+VWx0cmEtY29tcGFjdCwgdWx0cmEtbG93LWxv
+c3MgYW5kIGJyb2FkYmFuZCAyIHggMiBub252b2xhdGlsZSBvcHRpY2FsIHN3aXRjaCBiYXNlZCBv
+biBTYigyKVNlKDMpIHBoYXNlIGNoYW5nZSBtYXRlcmlhbDwvdGl0bGU+PHNlY29uZGFyeS10aXRs
+ZT5PcHQgRXhwcmVzczwvc2Vjb25kYXJ5LXRpdGxlPjxhbHQtdGl0bGU+T3B0LiBFeHByZXNzPC9h
+bHQtdGl0bGU+PC90aXRsZXM+PGFsdC1wZXJpb2RpY2FsPjxmdWxsLXRpdGxlPk9wdGljcyBFeHBy
+ZXNzPC9mdWxsLXRpdGxlPjxhYmJyLTE+T3B0LiBFeHByZXNzPC9hYmJyLTE+PC9hbHQtcGVyaW9k
+aWNhbD48cGFnZXM+MzUyODctMzUyOTc8L3BhZ2VzPjx2b2x1bWU+MzI8L3ZvbHVtZT48bnVtYmVy
+PjIwPC9udW1iZXI+PGtleXdvcmRzPjxrZXl3b3JkPkF0b21pYyBsYXllciBkZXBvc2l0aW9uPC9r
+ZXl3b3JkPjxrZXl3b3JkPkNoZW1pY2FsIHZhcG9yIGRlcG9zaXRpb248L2tleXdvcmQ+PGtleXdv
+cmQ+RWxlY3Ryb24gYmVhbSBsaXRob2dyYXBoeTwva2V5d29yZD48a2V5d29yZD5PcHRpY2FsIGRp
+cmVjdGlvbmFsIGNvdXBsZXJzPC9rZXl3b3JkPjxrZXl3b3JkPk9wdGljYWwgbmV1cmFsIHN5c3Rl
+bXM8L2tleXdvcmQ+PGtleXdvcmQ+UmVmcmFjdGl2ZSBpbmRleDwva2V5d29yZD48L2tleXdvcmRz
+PjxkYXRlcz48eWVhcj4yMDI0PC95ZWFyPjxwdWItZGF0ZXM+PGRhdGU+U2VwIDIzPC9kYXRlPjwv
+cHViLWRhdGVzPjwvZGF0ZXM+PHB1Ymxpc2hlcj5PcHRpY2EgUHVibGlzaGluZyBHcm91cDwvcHVi
+bGlzaGVyPjxpc2JuPjEwOTQtNDA4NyAoRWxlY3Ryb25pYykmI3hEOzEwOTQtNDA4NyAoTGlua2lu
+Zyk8L2lzYm4+PGFjY2Vzc2lvbi1udW0+NDA1MTQ4OTI8L2FjY2Vzc2lvbi1udW0+PHVybHM+PHJl
+bGF0ZWQtdXJscz48dXJsPmh0dHBzOi8vd3d3Lm5jYmkubmxtLm5paC5nb3YvcHVibWVkLzQwNTE0
+ODkyPC91cmw+PC9yZWxhdGVkLXVybHM+PC91cmxzPjxlbGVjdHJvbmljLXJlc291cmNlLW51bT4x
+MC4xMzY0L09FLjUzNDY0NTwvZWxlY3Ryb25pYy1yZXNvdXJjZS1udW0+PHJlbW90ZS1kYXRhYmFz
+ZS1uYW1lPlB1Yk1lZC1ub3QtTUVETElORTwvcmVtb3RlLWRhdGFiYXNlLW5hbWU+PHJlbW90ZS1k
+YXRhYmFzZS1wcm92aWRlcj5OTE08L3JlbW90ZS1kYXRhYmFzZS1wcm92aWRlcj48L3JlY29yZD48
+L0NpdGU+PC9FbmROb3RlPn==
+</w:fldData>
+        </w:fldChar>
+      </w:r>
+      <w:r>
+        <w:instrText xml:space="preserve"> ADDIN EN.CITE </w:instrText>
+      </w:r>
+      <w:r>
+        <w:fldChar w:fldCharType="begin">
+          <w:fldData xml:space="preserve">PEVuZE5vdGU+PENpdGU+PEF1dGhvcj5KaWE8L0F1dGhvcj48WWVhcj4yMDIxPC9ZZWFyPjxSZWNO
+dW0+Mzc8L1JlY051bT48RGlzcGxheVRleHQ+WzExLTE0XTwvRGlzcGxheVRleHQ+PHJlY29yZD48
+cmVjLW51bWJlcj4zNzwvcmVjLW51bWJlcj48Zm9yZWlnbi1rZXlzPjxrZXkgYXBwPSJFTiIgZGIt
+aWQ9InY5MjBwZnQwNnJwOWRiZXgyYXA1MDB4OTl4NXJydHN3eHpzcyIgdGltZXN0YW1wPSIxNzY4
+MDQ5NjU4IiBndWlkPSI5N2QzNzA1NS0wZjM0LTQxNTEtOTg3OC1jMWYyZmVhN2M0Y2IiPjM3PC9r
+ZXk+PC9mb3JlaWduLWtleXM+PHJlZi10eXBlIG5hbWU9IkpvdXJuYWwgQXJ0aWNsZSI+MTc8L3Jl
+Zi10eXBlPjxjb250cmlidXRvcnM+PGF1dGhvcnM+PGF1dGhvcj5KaWEsIFdlaTwvYXV0aG9yPjxh
+dXRob3I+TWVub24sIFJhamVzaDwvYXV0aG9yPjxhdXRob3I+U2Vuc2FsZS1Sb2RyaWd1ZXosIEJl
+cmFyZGk8L2F1dGhvcj48L2F1dGhvcnM+PC9jb250cmlidXRvcnM+PHRpdGxlcz48dGl0bGU+VW5p
+cXVlIHByb3NwZWN0cyBvZiBwaGFzZSBjaGFuZ2UgbWF0ZXJpYWwgU2IyU2UzIGZvciB1bHRyYS1j
+b21wYWN0IHJlY29uZmlndXJhYmxlIG5hbm9waG90b25pYyBkZXZpY2VzPC90aXRsZT48c2Vjb25k
+YXJ5LXRpdGxlPk9wdGljYWwgTWF0ZXJpYWxzIEV4cHJlc3M8L3NlY29uZGFyeS10aXRsZT48YWx0
+LXRpdGxlPk9wdC4gTWF0ZXIuIEV4cHJlc3M8L2FsdC10aXRsZT48L3RpdGxlcz48cGVyaW9kaWNh
+bD48ZnVsbC10aXRsZT5PcHRpY2FsIE1hdGVyaWFscyBFeHByZXNzPC9mdWxsLXRpdGxlPjxhYmJy
+LTE+T3B0LiBNYXRlci4gRXhwcmVzczwvYWJici0xPjwvcGVyaW9kaWNhbD48YWx0LXBlcmlvZGlj
+YWw+PGZ1bGwtdGl0bGU+T3B0aWNhbCBNYXRlcmlhbHMgRXhwcmVzczwvZnVsbC10aXRsZT48YWJi
+ci0xPk9wdC4gTWF0ZXIuIEV4cHJlc3M8L2FiYnItMT48L2FsdC1wZXJpb2RpY2FsPjxwYWdlcz4z
+MDA3LTMwMTQ8L3BhZ2VzPjx2b2x1bWU+MTE8L3ZvbHVtZT48bnVtYmVyPjk8L251bWJlcj48a2V5
+d29yZHM+PGtleXdvcmQ+QXRvbWljIGxheWVyIGRlcG9zaXRpb248L2tleXdvcmQ+PGtleXdvcmQ+
+RXh0aW5jdGlvbiByYXRpb3M8L2tleXdvcmQ+PGtleXdvcmQ+TGlnaHQgcHJvcGFnYXRpb248L2tl
+eXdvcmQ+PGtleXdvcmQ+T3B0aWNhbCBuZXR3b3Jrczwva2V5d29yZD48a2V5d29yZD5QaG90b25p
+YyBpbnRlZ3JhdGVkIGNpcmN1aXRzPC9rZXl3b3JkPjxrZXl3b3JkPlJlZnJhY3RpdmUgaW5kZXg8
+L2tleXdvcmQ+PC9rZXl3b3Jkcz48ZGF0ZXM+PHllYXI+MjAyMTwveWVhcj48cHViLWRhdGVzPjxk
+YXRlPjIwMjEvMDkvMDE8L2RhdGU+PC9wdWItZGF0ZXM+PC9kYXRlcz48cHVibGlzaGVyPk9wdGlj
+YSBQdWJsaXNoaW5nIEdyb3VwPC9wdWJsaXNoZXI+PHVybHM+PHJlbGF0ZWQtdXJscz48dXJsPmh0
+dHBzOi8vb3BnLm9wdGljYS5vcmcvb21lL2Fic3RyYWN0LmNmbT9VUkk9b21lLTExLTktMzAwNzwv
+dXJsPjwvcmVsYXRlZC11cmxzPjwvdXJscz48ZWxlY3Ryb25pYy1yZXNvdXJjZS1udW0+MTAuMTM2
+NC9PTUUuNDM1OTc5PC9lbGVjdHJvbmljLXJlc291cmNlLW51bT48L3JlY29yZD48L0NpdGU+PENp
+dGU+PEF1dGhvcj5YdTwvQXV0aG9yPjxZZWFyPjIwMTk8L1llYXI+PFJlY051bT4yNjwvUmVjTnVt
+PjxyZWNvcmQ+PHJlYy1udW1iZXI+MjY8L3JlYy1udW1iZXI+PGZvcmVpZ24ta2V5cz48a2V5IGFw
+cD0iRU4iIGRiLWlkPSJ2OTIwcGZ0MDZycDlkYmV4MmFwNTAweDk5eDVycnRzd3h6c3MiIHRpbWVz
+dGFtcD0iMTc2ODAxNjcxOCIgZ3VpZD0iN2ZlNTIyNjYtMDU0My00OThlLWE5ODUtMDg2OGZhMTEx
+ZDgzIj4yNjwva2V5PjwvZm9yZWlnbi1rZXlzPjxyZWYtdHlwZSBuYW1lPSJKb3VybmFsIEFydGlj
+bGUiPjE3PC9yZWYtdHlwZT48Y29udHJpYnV0b3JzPjxhdXRob3JzPjxhdXRob3I+WHUsIFBlaXBl
+bmc8L2F1dGhvcj48YXV0aG9yPlpoZW5nLCBKaWFqaXU8L2F1dGhvcj48YXV0aG9yPkRveWxlbmQs
+IEpvbmF0aGFuIEsuPC9hdXRob3I+PGF1dGhvcj5NYWp1bWRhciwgQXJrYTwvYXV0aG9yPjwvYXV0
+aG9ycz48L2NvbnRyaWJ1dG9ycz48dGl0bGVzPjx0aXRsZT5Mb3ctTG9zcyBhbmQgQnJvYWRiYW5k
+IE5vbnZvbGF0aWxlIFBoYXNlLUNoYW5nZSBEaXJlY3Rpb25hbCBDb3VwbGVyIFN3aXRjaGVzPC90
+aXRsZT48c2Vjb25kYXJ5LXRpdGxlPkFDUyBQaG90b25pY3M8L3NlY29uZGFyeS10aXRsZT48L3Rp
+dGxlcz48cGVyaW9kaWNhbD48ZnVsbC10aXRsZT5BQ1MgUGhvdG9uaWNzPC9mdWxsLXRpdGxlPjwv
+cGVyaW9kaWNhbD48cGFnZXM+NTUzLTU1NzwvcGFnZXM+PHZvbHVtZT42PC92b2x1bWU+PG51bWJl
+cj4yPC9udW1iZXI+PGRhdGVzPjx5ZWFyPjIwMTk8L3llYXI+PHB1Yi1kYXRlcz48ZGF0ZT4yMDE5
+LzAyLzIwPC9kYXRlPjwvcHViLWRhdGVzPjwvZGF0ZXM+PHB1Ymxpc2hlcj5BbWVyaWNhbiBDaGVt
+aWNhbCBTb2NpZXR5PC9wdWJsaXNoZXI+PHVybHM+PHJlbGF0ZWQtdXJscz48dXJsPmh0dHBzOi8v
+ZG9pLm9yZy8xMC4xMDIxL2Fjc3Bob3Rvbmljcy44YjAxNjI4PC91cmw+PC9yZWxhdGVkLXVybHM+
+PC91cmxzPjxlbGVjdHJvbmljLXJlc291cmNlLW51bT4xMC4xMDIxL2Fjc3Bob3Rvbmljcy44YjAx
+NjI4PC9lbGVjdHJvbmljLXJlc291cmNlLW51bT48L3JlY29yZD48L0NpdGU+PENpdGU+PEF1dGhv
+cj5aaGFuZzwvQXV0aG9yPjxZZWFyPjIwMTk8L1llYXI+PFJlY051bT4xODwvUmVjTnVtPjxyZWNv
+cmQ+PHJlYy1udW1iZXI+MTg8L3JlYy1udW1iZXI+PGZvcmVpZ24ta2V5cz48a2V5IGFwcD0iRU4i
+IGRiLWlkPSJ2OTIwcGZ0MDZycDlkYmV4MmFwNTAweDk5eDVycnRzd3h6c3MiIHRpbWVzdGFtcD0i
+MTc2ODAxNDc2OSIgZ3VpZD0iYzIwMjUxMjktNDZlNy00ODhlLWE2ODktYzRkN2MxZTNiN2JmIj4x
+ODwva2V5PjwvZm9yZWlnbi1rZXlzPjxyZWYtdHlwZSBuYW1lPSJKb3VybmFsIEFydGljbGUiPjE3
+PC9yZWYtdHlwZT48Y29udHJpYnV0b3JzPjxhdXRob3JzPjxhdXRob3I+WmhhbmcsIFlpZmVpPC9h
+dXRob3I+PGF1dGhvcj5DaG91LCBKZWZmcmV5IEIuPC9hdXRob3I+PGF1dGhvcj5MaSwgSnVueWlu
+ZzwvYXV0aG9yPjxhdXRob3I+TGksIEh1YXNoYW48L2F1dGhvcj48YXV0aG9yPkR1LCBRaW5neWFu
+ZzwvYXV0aG9yPjxhdXRob3I+WWFkYXYsIEFudXBhbWE8L2F1dGhvcj48YXV0aG9yPlpob3UsIFNp
+PC9hdXRob3I+PGF1dGhvcj5TaGFsYWdpbm92LCBNaWtoYWlsIFkuPC9hdXRob3I+PGF1dGhvcj5G
+YW5nLCBaaHVvcmFuPC9hdXRob3I+PGF1dGhvcj5aaG9uZywgSHVpa2FpPC9hdXRob3I+PGF1dGhv
+cj5Sb2JlcnRzLCBDaHJpc3RvcGhlcjwvYXV0aG9yPjxhdXRob3I+Um9iaW5zb24sIFBhdWw8L2F1
+dGhvcj48YXV0aG9yPkJvaGxpbiwgQnJpZGdldDwvYXV0aG9yPjxhdXRob3I+UsOtb3MsIENhcmxv
+czwvYXV0aG9yPjxhdXRob3I+TGluLCBIb25ndGFvPC9hdXRob3I+PGF1dGhvcj5LYW5nLCBNeXVu
+Z2tvbzwvYXV0aG9yPjxhdXRob3I+R3UsIFRpYW48L2F1dGhvcj48YXV0aG9yPldhcm5lciwgSmFt
+aWU8L2F1dGhvcj48YXV0aG9yPkxpYmVybWFuLCBWbGFkaW1pcjwvYXV0aG9yPjxhdXRob3I+Umlj
+aGFyZHNvbiwgS2F0aGxlZW48L2F1dGhvcj48YXV0aG9yPkh1LCBKdWVqdW48L2F1dGhvcj48L2F1
+dGhvcnM+PC9jb250cmlidXRvcnM+PHRpdGxlcz48dGl0bGU+QnJvYWRiYW5kIHRyYW5zcGFyZW50
+IG9wdGljYWwgcGhhc2UgY2hhbmdlIG1hdGVyaWFscyBmb3IgaGlnaC1wZXJmb3JtYW5jZSBub252
+b2xhdGlsZSBwaG90b25pY3M8L3RpdGxlPjxzZWNvbmRhcnktdGl0bGU+TmF0dXJlIENvbW11bmlj
+YXRpb25zPC9zZWNvbmRhcnktdGl0bGU+PC90aXRsZXM+PHBlcmlvZGljYWw+PGZ1bGwtdGl0bGU+
+TmF0dXJlIENvbW11bmljYXRpb25zPC9mdWxsLXRpdGxlPjwvcGVyaW9kaWNhbD48cGFnZXM+NDI3
+OTwvcGFnZXM+PHZvbHVtZT4xMDwvdm9sdW1lPjxudW1iZXI+MTwvbnVtYmVyPjxkYXRlcz48eWVh
+cj4yMDE5PC95ZWFyPjxwdWItZGF0ZXM+PGRhdGU+MjAxOS8wOS8zMDwvZGF0ZT48L3B1Yi1kYXRl
+cz48L2RhdGVzPjxpc2JuPjIwNDEtMTcyMzwvaXNibj48dXJscz48cmVsYXRlZC11cmxzPjx1cmw+
+aHR0cHM6Ly9kb2kub3JnLzEwLjEwMzgvczQxNDY3LTAxOS0xMjE5Ni00PC91cmw+PC9yZWxhdGVk
+LXVybHM+PC91cmxzPjxlbGVjdHJvbmljLXJlc291cmNlLW51bT4xMC4xMDM4L3M0MTQ2Ny0wMTkt
+MTIxOTYtNDwvZWxlY3Ryb25pYy1yZXNvdXJjZS1udW0+PC9yZWNvcmQ+PC9DaXRlPjxDaXRlPjxB
+dXRob3I+TGk8L0F1dGhvcj48WWVhcj4yMDI0PC9ZZWFyPjxSZWNOdW0+NTU8L1JlY051bT48cmVj
+b3JkPjxyZWMtbnVtYmVyPjU1PC9yZWMtbnVtYmVyPjxmb3JlaWduLWtleXM+PGtleSBhcHA9IkVO
+IiBkYi1pZD0idjkyMHBmdDA2cnA5ZGJleDJhcDUwMHg5OXg1cnJ0c3d4enNzIiB0aW1lc3RhbXA9
+IjE3NjgwNTI2NjAiIGd1aWQ9IjFjNTcyYTU1LWNjNTItNGI1YS1iN2I5LWJhMjY4ZmZhOTc2NCI+
+NTU8L2tleT48L2ZvcmVpZ24ta2V5cz48cmVmLXR5cGUgbmFtZT0iSm91cm5hbCBBcnRpY2xlIj4x
+NzwvcmVmLXR5cGU+PGNvbnRyaWJ1dG9ycz48YXV0aG9ycz48YXV0aG9yPkxpLCBILjwvYXV0aG9y
+PjxhdXRob3I+WmVuZywgRC48L2F1dGhvcj48YXV0aG9yPkh1YW5nLCBZLjwvYXV0aG9yPjxhdXRo
+b3I+SHVhbmcsIFEuPC9hdXRob3I+PGF1dGhvcj5aaGFuZywgWC48L2F1dGhvcj48L2F1dGhvcnM+
+PC9jb250cmlidXRvcnM+PHRpdGxlcz48dGl0bGU+VWx0cmEtY29tcGFjdCwgdWx0cmEtbG93LWxv
+c3MgYW5kIGJyb2FkYmFuZCAyIHggMiBub252b2xhdGlsZSBvcHRpY2FsIHN3aXRjaCBiYXNlZCBv
+biBTYigyKVNlKDMpIHBoYXNlIGNoYW5nZSBtYXRlcmlhbDwvdGl0bGU+PHNlY29uZGFyeS10aXRs
+ZT5PcHQgRXhwcmVzczwvc2Vjb25kYXJ5LXRpdGxlPjxhbHQtdGl0bGU+T3B0LiBFeHByZXNzPC9h
+bHQtdGl0bGU+PC90aXRsZXM+PGFsdC1wZXJpb2RpY2FsPjxmdWxsLXRpdGxlPk9wdGljcyBFeHBy
+ZXNzPC9mdWxsLXRpdGxlPjxhYmJyLTE+T3B0LiBFeHByZXNzPC9hYmJyLTE+PC9hbHQtcGVyaW9k
+aWNhbD48cGFnZXM+MzUyODctMzUyOTc8L3BhZ2VzPjx2b2x1bWU+MzI8L3ZvbHVtZT48bnVtYmVy
+PjIwPC9udW1iZXI+PGtleXdvcmRzPjxrZXl3b3JkPkF0b21pYyBsYXllciBkZXBvc2l0aW9uPC9r
+ZXl3b3JkPjxrZXl3b3JkPkNoZW1pY2FsIHZhcG9yIGRlcG9zaXRpb248L2tleXdvcmQ+PGtleXdv
+cmQ+RWxlY3Ryb24gYmVhbSBsaXRob2dyYXBoeTwva2V5d29yZD48a2V5d29yZD5PcHRpY2FsIGRp
+cmVjdGlvbmFsIGNvdXBsZXJzPC9rZXl3b3JkPjxrZXl3b3JkPk9wdGljYWwgbmV1cmFsIHN5c3Rl
+bXM8L2tleXdvcmQ+PGtleXdvcmQ+UmVmcmFjdGl2ZSBpbmRleDwva2V5d29yZD48L2tleXdvcmRz
+PjxkYXRlcz48eWVhcj4yMDI0PC95ZWFyPjxwdWItZGF0ZXM+PGRhdGU+U2VwIDIzPC9kYXRlPjwv
+cHViLWRhdGVzPjwvZGF0ZXM+PHB1Ymxpc2hlcj5PcHRpY2EgUHVibGlzaGluZyBHcm91cDwvcHVi
+bGlzaGVyPjxpc2JuPjEwOTQtNDA4NyAoRWxlY3Ryb25pYykmI3hEOzEwOTQtNDA4NyAoTGlua2lu
+Zyk8L2lzYm4+PGFjY2Vzc2lvbi1udW0+NDA1MTQ4OTI8L2FjY2Vzc2lvbi1udW0+PHVybHM+PHJl
+bGF0ZWQtdXJscz48dXJsPmh0dHBzOi8vd3d3Lm5jYmkubmxtLm5paC5nb3YvcHVibWVkLzQwNTE0
+ODkyPC91cmw+PC9yZWxhdGVkLXVybHM+PC91cmxzPjxlbGVjdHJvbmljLXJlc291cmNlLW51bT4x
+MC4xMzY0L09FLjUzNDY0NTwvZWxlY3Ryb25pYy1yZXNvdXJjZS1udW0+PHJlbW90ZS1kYXRhYmFz
+ZS1uYW1lPlB1Yk1lZC1ub3QtTUVETElORTwvcmVtb3RlLWRhdGFiYXNlLW5hbWU+PHJlbW90ZS1k
+YXRhYmFzZS1wcm92aWRlcj5OTE08L3JlbW90ZS1kYXRhYmFzZS1wcm92aWRlcj48L3JlY29yZD48
+L0NpdGU+PC9FbmROb3RlPn==
+</w:fldData>
+        </w:fldChar>
+      </w:r>
+      <w:r>
+        <w:instrText xml:space="preserve"> ADDIN EN.CITE.DATA </w:instrText>
+      </w:r>
+      <w:r>
+        <w:fldChar w:fldCharType="end"/>
+      </w:r>
+      <w:r>
+        <w:fldChar w:fldCharType="separate"/>
+      </w:r>
+      <w:r>
+        <w:rPr>
+          <w:noProof/>
+        </w:rPr>
+        <w:t>[11-14]</w:t>
+      </w:r>
+      <w:r>
+        <w:fldChar w:fldCharType="end"/>
+      </w:r>
+      <w:r>
+        <w:t>, optical filters</w:t>
       </w:r>
       <w:r>
         <w:fldChar w:fldCharType="begin">
           <w:fldData xml:space="preserve">PEVuZE5vdGU+PENpdGU+PEF1dGhvcj5DZWdsaWE8L0F1dGhvcj48WWVhcj4yMDIwPC9ZZWFyPjxS
-ZWNOdW0+MzE8L1JlY051bT48RGlzcGxheVRleHQ+WzksIDEwXTwvRGlzcGxheVRleHQ+PHJlY29y
+ZWNOdW0+MzE8L1JlY051bT48RGlzcGxheVRleHQ+WzE1LTE3XTwvRGlzcGxheVRleHQ+PHJlY29y
 ZD48cmVjLW51bWJlcj4zMTwvcmVjLW51bWJlcj48Zm9yZWlnbi1rZXlzPjxrZXkgYXBwPSJFTiIg
 ZGItaWQ9InY5MjBwZnQwNnJwOWRiZXgyYXA1MDB4OTl4NXJydHN3eHpzcyIgdGltZXN0YW1wPSIx
 NzY4MDE3ODg0IiBndWlkPSI3NGNmNDUxMC1hNWYzLTRkYTItYWRlZi05NjU2ODJhZDczNzkiPjMx
@@ -1741,8 +2155,32 @@
 Y2EgUHVibGlzaGluZyBHcm91cDwvcHVibGlzaGVyPjx1cmxzPjxyZWxhdGVkLXVybHM+PHVybD5o
 dHRwczovL29wZy5vcHRpY2Eub3JnL29lL2Fic3RyYWN0LmNmbT9VUkk9b2UtMjktMjEtMzM3OTU8
 L3VybD48L3JlbGF0ZWQtdXJscz48L3VybHM+PGVsZWN0cm9uaWMtcmVzb3VyY2UtbnVtPjEwLjEz
-NjQvT0UuNDQwMjk5PC9lbGVjdHJvbmljLXJlc291cmNlLW51bT48L3JlY29yZD48L0NpdGU+PC9F
-bmROb3RlPn==
+NjQvT0UuNDQwMjk5PC9lbGVjdHJvbmljLXJlc291cmNlLW51bT48L3JlY29yZD48L0NpdGU+PENp
+dGU+PEF1dGhvcj5IdWFuZzwvQXV0aG9yPjxZZWFyPjIwMjM8L1llYXI+PFJlY051bT4xMjwvUmVj
+TnVtPjxyZWNvcmQ+PHJlYy1udW1iZXI+MTI8L3JlYy1udW1iZXI+PGZvcmVpZ24ta2V5cz48a2V5
+IGFwcD0iRU4iIGRiLWlkPSJ2OTIwcGZ0MDZycDlkYmV4MmFwNTAweDk5eDVycnRzd3h6c3MiIHRp
+bWVzdGFtcD0iMTc2Nzk2Mzk2OSIgZ3VpZD0iOGNmNzQyOWMtYWJmOS00ZjU3LWJhOTEtYTAwZTJi
+NzBkMDYxIj4xMjwva2V5PjwvZm9yZWlnbi1rZXlzPjxyZWYtdHlwZSBuYW1lPSJKb3VybmFsIEFy
+dGljbGUiPjE3PC9yZWYtdHlwZT48Y29udHJpYnV0b3JzPjxhdXRob3JzPjxhdXRob3I+SHVhbmcs
+IFlpLVNpb3U8L2F1dGhvcj48YXV0aG9yPkxlZSwgQ2hpaC1ZdTwvYXV0aG9yPjxhdXRob3I+UmF0
+aCwgTWVkaGE8L2F1dGhvcj48YXV0aG9yPkZlcnJhcmksIFZpY3RvcmlhPC9hdXRob3I+PGF1dGhv
+cj5ZdSwgSGVzaGFuPC9hdXRob3I+PGF1dGhvcj5Xb2VobCwgVGF5bG9yIEouPC9hdXRob3I+PGF1
+dGhvcj5OaSwgSmltbXkgSC48L2F1dGhvcj48YXV0aG9yPlRha2V1Y2hpLCBJY2hpcm88L2F1dGhv
+cj48YXV0aG9yPlLDrW9zLCBDYXJsb3M8L2F1dGhvcj48L2F1dGhvcnM+PC9jb250cmlidXRvcnM+
+PHRpdGxlcz48dGl0bGU+VHVuYWJsZSBzdHJ1Y3R1cmFsIHRyYW5zbWlzc2l2ZSBjb2xvciBpbiBm
+YW5vLXJlc29uYW50IG9wdGljYWwgY29hdGluZ3MgZW1wbG95aW5nIHBoYXNlLWNoYW5nZSBtYXRl
+cmlhbHM8L3RpdGxlPjxzZWNvbmRhcnktdGl0bGU+TWF0ZXJpYWxzIFRvZGF5IEFkdmFuY2VzPC9z
+ZWNvbmRhcnktdGl0bGU+PC90aXRsZXM+PHBlcmlvZGljYWw+PGZ1bGwtdGl0bGU+TWF0ZXJpYWxz
+IFRvZGF5IEFkdmFuY2VzPC9mdWxsLXRpdGxlPjwvcGVyaW9kaWNhbD48cGFnZXM+MTAwMzY0PC9w
+YWdlcz48dm9sdW1lPjE4PC92b2x1bWU+PGtleXdvcmRzPjxrZXl3b3JkPlBoYXNlLWNoYW5nZSBt
+YXRlcmlhbHM8L2tleXdvcmQ+PGtleXdvcmQ+U3RydWN0dXJhbCBjb2xvcjwva2V5d29yZD48a2V5
+d29yZD5PcHRpY2FsIGNvYXRpbmdzPC9rZXl3b3JkPjwva2V5d29yZHM+PGRhdGVzPjx5ZWFyPjIw
+MjM8L3llYXI+PHB1Yi1kYXRlcz48ZGF0ZT4yMDIzLzA2LzAxLzwvZGF0ZT48L3B1Yi1kYXRlcz48
+L2RhdGVzPjxpc2JuPjI1OTAtMDQ5ODwvaXNibj48dXJscz48cmVsYXRlZC11cmxzPjx1cmw+aHR0
+cHM6Ly93d3cuc2NpZW5jZWRpcmVjdC5jb20vc2NpZW5jZS9hcnRpY2xlL3BpaS9TMjU5MDA0OTgy
+MzAwMDI0MzwvdXJsPjwvcmVsYXRlZC11cmxzPjwvdXJscz48ZWxlY3Ryb25pYy1yZXNvdXJjZS1u
+dW0+aHR0cHM6Ly9kb2kub3JnLzEwLjEwMTYvai5tdGFkdi4yMDIzLjEwMDM2NDwvZWxlY3Ryb25p
+Yy1yZXNvdXJjZS1udW0+PC9yZWNvcmQ+PC9DaXRlPjwvRW5kTm90ZT5=
 </w:fldData>
         </w:fldChar>
       </w:r>
@@ -1752,7 +2190,7 @@
       <w:r>
         <w:fldChar w:fldCharType="begin">
           <w:fldData xml:space="preserve">PEVuZE5vdGU+PENpdGU+PEF1dGhvcj5DZWdsaWE8L0F1dGhvcj48WWVhcj4yMDIwPC9ZZWFyPjxS
-ZWNOdW0+MzE8L1JlY051bT48RGlzcGxheVRleHQ+WzksIDEwXTwvRGlzcGxheVRleHQ+PHJlY29y
+ZWNOdW0+MzE8L1JlY051bT48RGlzcGxheVRleHQ+WzE1LTE3XTwvRGlzcGxheVRleHQ+PHJlY29y
 ZD48cmVjLW51bWJlcj4zMTwvcmVjLW51bWJlcj48Zm9yZWlnbi1rZXlzPjxrZXkgYXBwPSJFTiIg
 ZGItaWQ9InY5MjBwZnQwNnJwOWRiZXgyYXA1MDB4OTl4NXJydHN3eHpzcyIgdGltZXN0YW1wPSIx
 NzY4MDE3ODg0IiBndWlkPSI3NGNmNDUxMC1hNWYzLTRkYTItYWRlZi05NjU2ODJhZDczNzkiPjMx
@@ -1795,8 +2233,32 @@
 Y2EgUHVibGlzaGluZyBHcm91cDwvcHVibGlzaGVyPjx1cmxzPjxyZWxhdGVkLXVybHM+PHVybD5o
 dHRwczovL29wZy5vcHRpY2Eub3JnL29lL2Fic3RyYWN0LmNmbT9VUkk9b2UtMjktMjEtMzM3OTU8
 L3VybD48L3JlbGF0ZWQtdXJscz48L3VybHM+PGVsZWN0cm9uaWMtcmVzb3VyY2UtbnVtPjEwLjEz
-NjQvT0UuNDQwMjk5PC9lbGVjdHJvbmljLXJlc291cmNlLW51bT48L3JlY29yZD48L0NpdGU+PC9F
-bmROb3RlPn==
+NjQvT0UuNDQwMjk5PC9lbGVjdHJvbmljLXJlc291cmNlLW51bT48L3JlY29yZD48L0NpdGU+PENp
+dGU+PEF1dGhvcj5IdWFuZzwvQXV0aG9yPjxZZWFyPjIwMjM8L1llYXI+PFJlY051bT4xMjwvUmVj
+TnVtPjxyZWNvcmQ+PHJlYy1udW1iZXI+MTI8L3JlYy1udW1iZXI+PGZvcmVpZ24ta2V5cz48a2V5
+IGFwcD0iRU4iIGRiLWlkPSJ2OTIwcGZ0MDZycDlkYmV4MmFwNTAweDk5eDVycnRzd3h6c3MiIHRp
+bWVzdGFtcD0iMTc2Nzk2Mzk2OSIgZ3VpZD0iOGNmNzQyOWMtYWJmOS00ZjU3LWJhOTEtYTAwZTJi
+NzBkMDYxIj4xMjwva2V5PjwvZm9yZWlnbi1rZXlzPjxyZWYtdHlwZSBuYW1lPSJKb3VybmFsIEFy
+dGljbGUiPjE3PC9yZWYtdHlwZT48Y29udHJpYnV0b3JzPjxhdXRob3JzPjxhdXRob3I+SHVhbmcs
+IFlpLVNpb3U8L2F1dGhvcj48YXV0aG9yPkxlZSwgQ2hpaC1ZdTwvYXV0aG9yPjxhdXRob3I+UmF0
+aCwgTWVkaGE8L2F1dGhvcj48YXV0aG9yPkZlcnJhcmksIFZpY3RvcmlhPC9hdXRob3I+PGF1dGhv
+cj5ZdSwgSGVzaGFuPC9hdXRob3I+PGF1dGhvcj5Xb2VobCwgVGF5bG9yIEouPC9hdXRob3I+PGF1
+dGhvcj5OaSwgSmltbXkgSC48L2F1dGhvcj48YXV0aG9yPlRha2V1Y2hpLCBJY2hpcm88L2F1dGhv
+cj48YXV0aG9yPlLDrW9zLCBDYXJsb3M8L2F1dGhvcj48L2F1dGhvcnM+PC9jb250cmlidXRvcnM+
+PHRpdGxlcz48dGl0bGU+VHVuYWJsZSBzdHJ1Y3R1cmFsIHRyYW5zbWlzc2l2ZSBjb2xvciBpbiBm
+YW5vLXJlc29uYW50IG9wdGljYWwgY29hdGluZ3MgZW1wbG95aW5nIHBoYXNlLWNoYW5nZSBtYXRl
+cmlhbHM8L3RpdGxlPjxzZWNvbmRhcnktdGl0bGU+TWF0ZXJpYWxzIFRvZGF5IEFkdmFuY2VzPC9z
+ZWNvbmRhcnktdGl0bGU+PC90aXRsZXM+PHBlcmlvZGljYWw+PGZ1bGwtdGl0bGU+TWF0ZXJpYWxz
+IFRvZGF5IEFkdmFuY2VzPC9mdWxsLXRpdGxlPjwvcGVyaW9kaWNhbD48cGFnZXM+MTAwMzY0PC9w
+YWdlcz48dm9sdW1lPjE4PC92b2x1bWU+PGtleXdvcmRzPjxrZXl3b3JkPlBoYXNlLWNoYW5nZSBt
+YXRlcmlhbHM8L2tleXdvcmQ+PGtleXdvcmQ+U3RydWN0dXJhbCBjb2xvcjwva2V5d29yZD48a2V5
+d29yZD5PcHRpY2FsIGNvYXRpbmdzPC9rZXl3b3JkPjwva2V5d29yZHM+PGRhdGVzPjx5ZWFyPjIw
+MjM8L3llYXI+PHB1Yi1kYXRlcz48ZGF0ZT4yMDIzLzA2LzAxLzwvZGF0ZT48L3B1Yi1kYXRlcz48
+L2RhdGVzPjxpc2JuPjI1OTAtMDQ5ODwvaXNibj48dXJscz48cmVsYXRlZC11cmxzPjx1cmw+aHR0
+cHM6Ly93d3cuc2NpZW5jZWRpcmVjdC5jb20vc2NpZW5jZS9hcnRpY2xlL3BpaS9TMjU5MDA0OTgy
+MzAwMDI0MzwvdXJsPjwvcmVsYXRlZC11cmxzPjwvdXJscz48ZWxlY3Ryb25pYy1yZXNvdXJjZS1u
+dW0+aHR0cHM6Ly9kb2kub3JnLzEwLjEwMTYvai5tdGFkdi4yMDIzLjEwMDM2NDwvZWxlY3Ryb25p
+Yy1yZXNvdXJjZS1udW0+PC9yZWNvcmQ+PC9DaXRlPjwvRW5kTm90ZT5=
 </w:fldData>
         </w:fldChar>
       </w:r>
@@ -1813,34 +2275,22 @@
         <w:rPr>
           <w:noProof/>
         </w:rPr>
-        <w:t>[9, 10]</w:t>
+        <w:t>[15-17]</w:t>
       </w:r>
       <w:r>
         <w:fldChar w:fldCharType="end"/>
       </w:r>
       <w:r>
-        <w:t>,</w:t>
-      </w:r>
-      <w:r>
-        <w:t xml:space="preserve"> tunable optical coating</w:t>
-      </w:r>
-      <w:r>
-        <w:t xml:space="preserve"> </w:t>
-      </w:r>
-      <w:r>
-        <w:rPr>
-          <w:highlight w:val="yellow"/>
-        </w:rPr>
-        <w:t>AR</w:t>
-      </w:r>
-      <w:r>
-        <w:t xml:space="preserve"> </w:t>
+        <w:t xml:space="preserve">, </w:t>
+      </w:r>
+      <w:r>
+        <w:t>optical diode</w:t>
       </w:r>
       <w:r>
         <w:fldChar w:fldCharType="begin"/>
       </w:r>
       <w:r>
-        <w:instrText xml:space="preserve"> ADDIN EN.CITE &lt;EndNote&gt;&lt;Cite&gt;&lt;Author&gt;Huang&lt;/Author&gt;&lt;Year&gt;2023&lt;/Year&gt;&lt;RecNum&gt;12&lt;/RecNum&gt;&lt;DisplayText&gt;[11]&lt;/DisplayText&gt;&lt;record&gt;&lt;rec-number&gt;12&lt;/rec-number&gt;&lt;foreign-keys&gt;&lt;key app="EN" db-id="v920pft06rp9dbex2ap500x99x5rrtswxzss" timestamp="1767963969" guid="8cf7429c-abf9-4f57-ba91-a00e2b70d061"&gt;12&lt;/key&gt;&lt;/foreign-keys&gt;&lt;ref-type name="Journal Article"&gt;17&lt;/ref-type&gt;&lt;contributors&gt;&lt;authors&gt;&lt;author&gt;Huang, Yi-Siou&lt;/author&gt;&lt;author&gt;Lee, Chih-Yu&lt;/author&gt;&lt;author&gt;Rath, Medha&lt;/author&gt;&lt;author&gt;Ferrari, Victoria&lt;/author&gt;&lt;author&gt;Yu, Heshan&lt;/author&gt;&lt;author&gt;Woehl, Taylor J.&lt;/author&gt;&lt;author&gt;Ni, Jimmy H.&lt;/author&gt;&lt;author&gt;Takeuchi, Ichiro&lt;/author&gt;&lt;author&gt;Ríos, Carlos&lt;/author&gt;&lt;/authors&gt;&lt;/contributors&gt;&lt;titles&gt;&lt;title&gt;Tunable structural transmissive color in fano-resonant optical coatings employing phase-change materials&lt;/title&gt;&lt;secondary-title&gt;Materials Today Advances&lt;/secondary-title&gt;&lt;/titles&gt;&lt;periodical&gt;&lt;full-title&gt;Materials Today Advances&lt;/full-title&gt;&lt;/periodical&gt;&lt;pages&gt;100364&lt;/pages&gt;&lt;volume&gt;18&lt;/volume&gt;&lt;keywords&gt;&lt;keyword&gt;Phase-change materials&lt;/keyword&gt;&lt;keyword&gt;Structural color&lt;/keyword&gt;&lt;keyword&gt;Optical coatings&lt;/keyword&gt;&lt;/keywords&gt;&lt;dates&gt;&lt;year&gt;2023&lt;/year&gt;&lt;pub-dates&gt;&lt;date&gt;2023/06/01/&lt;/date&gt;&lt;/pub-dates&gt;&lt;/dates&gt;&lt;isbn&gt;2590-0498&lt;/isbn&gt;&lt;urls&gt;&lt;related-urls&gt;&lt;url&gt;https://www.sciencedirect.com/science/article/pii/S2590049823000243&lt;/url&gt;&lt;/related-urls&gt;&lt;/urls&gt;&lt;electronic-resource-num&gt;https://doi.org/10.1016/j.mtadv.2023.100364&lt;/electronic-resource-num&gt;&lt;/record&gt;&lt;/Cite&gt;&lt;/EndNote&gt;</w:instrText>
+        <w:instrText xml:space="preserve"> ADDIN EN.CITE &lt;EndNote&gt;&lt;Cite&gt;&lt;Author&gt;Wan&lt;/Author&gt;&lt;Year&gt;2018&lt;/Year&gt;&lt;RecNum&gt;17&lt;/RecNum&gt;&lt;DisplayText&gt;[18]&lt;/DisplayText&gt;&lt;record&gt;&lt;rec-number&gt;17&lt;/rec-number&gt;&lt;foreign-keys&gt;&lt;key app="EN" db-id="v920pft06rp9dbex2ap500x99x5rrtswxzss" timestamp="1768014470" guid="15193fe9-7e9b-4345-80ed-545417638948"&gt;17&lt;/key&gt;&lt;/foreign-keys&gt;&lt;ref-type name="Journal Article"&gt;17&lt;/ref-type&gt;&lt;contributors&gt;&lt;authors&gt;&lt;author&gt;Wan, Chenghao&lt;/author&gt;&lt;author&gt;Horak, Erik H.&lt;/author&gt;&lt;author&gt;King, Jonathan&lt;/author&gt;&lt;author&gt;Salman, Jad&lt;/author&gt;&lt;author&gt;Zhang, Zhen&lt;/author&gt;&lt;author&gt;Zhou, You&lt;/author&gt;&lt;author&gt;Roney, Patrick&lt;/author&gt;&lt;author&gt;Gundlach, Bradley&lt;/author&gt;&lt;author&gt;Ramanathan, Shriram&lt;/author&gt;&lt;author&gt;Goldsmith, Randall H.&lt;/author&gt;&lt;author&gt;Kats, Mikhail A.&lt;/author&gt;&lt;/authors&gt;&lt;/contributors&gt;&lt;titles&gt;&lt;title&gt;Limiting Optical Diodes Enabled by the Phase Transition of Vanadium Dioxide&lt;/title&gt;&lt;secondary-title&gt;ACS Photonics&lt;/secondary-title&gt;&lt;/titles&gt;&lt;periodical&gt;&lt;full-title&gt;ACS Photonics&lt;/full-title&gt;&lt;/periodical&gt;&lt;pages&gt;2688-2692&lt;/pages&gt;&lt;volume&gt;5&lt;/volume&gt;&lt;number&gt;7&lt;/number&gt;&lt;dates&gt;&lt;year&gt;2018&lt;/year&gt;&lt;pub-dates&gt;&lt;date&gt;2018/07/18&lt;/date&gt;&lt;/pub-dates&gt;&lt;/dates&gt;&lt;publisher&gt;American Chemical Society&lt;/publisher&gt;&lt;urls&gt;&lt;related-urls&gt;&lt;url&gt;https://doi.org/10.1021/acsphotonics.8b00313&lt;/url&gt;&lt;/related-urls&gt;&lt;/urls&gt;&lt;electronic-resource-num&gt;10.1021/acsphotonics.8b00313&lt;/electronic-resource-num&gt;&lt;/record&gt;&lt;/Cite&gt;&lt;/EndNote&gt;</w:instrText>
       </w:r>
       <w:r>
         <w:fldChar w:fldCharType="separate"/>
@@ -1849,159 +2299,90 @@
         <w:rPr>
           <w:noProof/>
         </w:rPr>
-        <w:t>[11]</w:t>
+        <w:t>[18]</w:t>
       </w:r>
       <w:r>
         <w:fldChar w:fldCharType="end"/>
       </w:r>
       <w:r>
-        <w:t>,</w:t>
-      </w:r>
-      <w:r>
-        <w:t xml:space="preserve"> broadband absorber </w:t>
-      </w:r>
-      <w:r>
-        <w:fldChar w:fldCharType="begin"/>
-      </w:r>
-      <w:r>
-        <w:instrText xml:space="preserve"> ADDIN EN.CITE &lt;EndNote&gt;&lt;Cite&gt;&lt;Author&gt;Tian&lt;/Author&gt;&lt;Year&gt;2018&lt;/Year&gt;&lt;RecNum&gt;35&lt;/RecNum&gt;&lt;DisplayText&gt;[12]&lt;/DisplayText&gt;&lt;record&gt;&lt;rec-number&gt;35&lt;/rec-number&gt;&lt;foreign-keys&gt;&lt;key app="EN" db-id="v920pft06rp9dbex2ap500x99x5rrtswxzss" timestamp="1768020630" guid="3799714d-4b33-4a28-b0b9-7c1673ff9d31"&gt;35&lt;/key&gt;&lt;/foreign-keys&gt;&lt;ref-type name="Journal Article"&gt;17&lt;/ref-type&gt;&lt;contributors&gt;&lt;authors&gt;&lt;author&gt;Tian, Ximin&lt;/author&gt;&lt;author&gt;Li, Zhi-Yuan&lt;/author&gt;&lt;/authors&gt;&lt;/contributors&gt;&lt;titles&gt;&lt;title&gt;An Optically-Triggered Switchable Mid-Infrared Perfect Absorber Based on Phase-Change Material of Vanadium Dioxide&lt;/title&gt;&lt;secondary-title&gt;Plasmonics&lt;/secondary-title&gt;&lt;/titles&gt;&lt;periodical&gt;&lt;full-title&gt;Plasmonics&lt;/full-title&gt;&lt;/periodical&gt;&lt;pages&gt;1393-1402&lt;/pages&gt;&lt;volume&gt;13&lt;/volume&gt;&lt;number&gt;4&lt;/number&gt;&lt;dates&gt;&lt;year&gt;2018&lt;/year&gt;&lt;pub-dates&gt;&lt;date&gt;2018/08/01&lt;/date&gt;&lt;/pub-dates&gt;&lt;/dates&gt;&lt;isbn&gt;1557-1963&lt;/isbn&gt;&lt;urls&gt;&lt;related-urls&gt;&lt;url&gt;https://doi.org/10.1007/s11468-017-0643-9&lt;/url&gt;&lt;/related-urls&gt;&lt;/urls&gt;&lt;electronic-resource-num&gt;10.1007/s11468-017-0643-9&lt;/electronic-resource-num&gt;&lt;/record&gt;&lt;/Cite&gt;&lt;/EndNote&gt;</w:instrText>
-      </w:r>
-      <w:r>
-        <w:fldChar w:fldCharType="separate"/>
-      </w:r>
-      <w:r>
-        <w:rPr>
-          <w:noProof/>
-        </w:rPr>
-        <w:t>[12]</w:t>
-      </w:r>
-      <w:r>
-        <w:fldChar w:fldCharType="end"/>
-      </w:r>
-      <w:r>
-        <w:t xml:space="preserve">, optical diode </w:t>
-      </w:r>
-      <w:r>
-        <w:fldChar w:fldCharType="begin"/>
-      </w:r>
-      <w:r>
-        <w:instrText xml:space="preserve"> ADDIN EN.CITE &lt;EndNote&gt;&lt;Cite&gt;&lt;Author&gt;Wan&lt;/Author&gt;&lt;Year&gt;2018&lt;/Year&gt;&lt;RecNum&gt;17&lt;/RecNum&gt;&lt;DisplayText&gt;[13]&lt;/DisplayText&gt;&lt;record&gt;&lt;rec-number&gt;17&lt;/rec-number&gt;&lt;foreign-keys&gt;&lt;key app="EN" db-id="v920pft06rp9dbex2ap500x99x5rrtswxzss" timestamp="1768014470" guid="15193fe9-7e9b-4345-80ed-545417638948"&gt;17&lt;/key&gt;&lt;/foreign-keys&gt;&lt;ref-type name="Journal Article"&gt;17&lt;/ref-type&gt;&lt;contributors&gt;&lt;authors&gt;&lt;author&gt;Wan, Chenghao&lt;/author&gt;&lt;author&gt;Horak, Erik H.&lt;/author&gt;&lt;author&gt;King, Jonathan&lt;/author&gt;&lt;author&gt;Salman, Jad&lt;/author&gt;&lt;author&gt;Zhang, Zhen&lt;/author&gt;&lt;author&gt;Zhou, You&lt;/author&gt;&lt;author&gt;Roney, Patrick&lt;/author&gt;&lt;author&gt;Gundlach, Bradley&lt;/author&gt;&lt;author&gt;Ramanathan, Shriram&lt;/author&gt;&lt;author&gt;Goldsmith, Randall H.&lt;/author&gt;&lt;author&gt;Kats, Mikhail A.&lt;/author&gt;&lt;/authors&gt;&lt;/contributors&gt;&lt;titles&gt;&lt;title&gt;Limiting Optical Diodes Enabled by the Phase Transition of Vanadium Dioxide&lt;/title&gt;&lt;secondary-title&gt;ACS Photonics&lt;/secondary-title&gt;&lt;/titles&gt;&lt;periodical&gt;&lt;full-title&gt;ACS Photonics&lt;/full-title&gt;&lt;/periodical&gt;&lt;pages&gt;2688-2692&lt;/pages&gt;&lt;volume&gt;5&lt;/volume&gt;&lt;number&gt;7&lt;/number&gt;&lt;dates&gt;&lt;year&gt;2018&lt;/year&gt;&lt;pub-dates&gt;&lt;date&gt;2018/07/18&lt;/date&gt;&lt;/pub-dates&gt;&lt;/dates&gt;&lt;publisher&gt;American Chemical Society&lt;/publisher&gt;&lt;urls&gt;&lt;related-urls&gt;&lt;url&gt;https://doi.org/10.1021/acsphotonics.8b00313&lt;/url&gt;&lt;/related-urls&gt;&lt;/urls&gt;&lt;electronic-resource-num&gt;10.1021/acsphotonics.8b00313&lt;/electronic-resource-num&gt;&lt;/record&gt;&lt;/Cite&gt;&lt;/EndNote&gt;</w:instrText>
-      </w:r>
-      <w:r>
-        <w:fldChar w:fldCharType="separate"/>
-      </w:r>
-      <w:r>
-        <w:rPr>
-          <w:noProof/>
-        </w:rPr>
-        <w:t>[13]</w:t>
-      </w:r>
-      <w:r>
-        <w:fldChar w:fldCharType="end"/>
-      </w:r>
-      <w:r>
         <w:t xml:space="preserve">, </w:t>
       </w:r>
       <w:r>
-        <w:t xml:space="preserve">and optical switch </w:t>
+        <w:t xml:space="preserve">and </w:t>
+      </w:r>
+      <w:r>
+        <w:t>absorbers</w:t>
       </w:r>
       <w:r>
         <w:fldChar w:fldCharType="begin">
-          <w:fldData xml:space="preserve">PEVuZE5vdGU+PENpdGU+PEF1dGhvcj5YdTwvQXV0aG9yPjxZZWFyPjIwMTk8L1llYXI+PFJlY051
-bT4yNjwvUmVjTnVtPjxEaXNwbGF5VGV4dD5bMTQtMTddPC9EaXNwbGF5VGV4dD48cmVjb3JkPjxy
-ZWMtbnVtYmVyPjI2PC9yZWMtbnVtYmVyPjxmb3JlaWduLWtleXM+PGtleSBhcHA9IkVOIiBkYi1p
-ZD0idjkyMHBmdDA2cnA5ZGJleDJhcDUwMHg5OXg1cnJ0c3d4enNzIiB0aW1lc3RhbXA9IjE3Njgw
-MTY3MTgiIGd1aWQ9IjdmZTUyMjY2LTA1NDMtNDk4ZS1hOTg1LTA4NjhmYTExMWQ4MyI+MjY8L2tl
-eT48L2ZvcmVpZ24ta2V5cz48cmVmLXR5cGUgbmFtZT0iSm91cm5hbCBBcnRpY2xlIj4xNzwvcmVm
-LXR5cGU+PGNvbnRyaWJ1dG9ycz48YXV0aG9ycz48YXV0aG9yPlh1LCBQZWlwZW5nPC9hdXRob3I+
-PGF1dGhvcj5aaGVuZywgSmlhaml1PC9hdXRob3I+PGF1dGhvcj5Eb3lsZW5kLCBKb25hdGhhbiBL
-LjwvYXV0aG9yPjxhdXRob3I+TWFqdW1kYXIsIEFya2E8L2F1dGhvcj48L2F1dGhvcnM+PC9jb250
-cmlidXRvcnM+PHRpdGxlcz48dGl0bGU+TG93LUxvc3MgYW5kIEJyb2FkYmFuZCBOb252b2xhdGls
-ZSBQaGFzZS1DaGFuZ2UgRGlyZWN0aW9uYWwgQ291cGxlciBTd2l0Y2hlczwvdGl0bGU+PHNlY29u
-ZGFyeS10aXRsZT5BQ1MgUGhvdG9uaWNzPC9zZWNvbmRhcnktdGl0bGU+PC90aXRsZXM+PHBlcmlv
-ZGljYWw+PGZ1bGwtdGl0bGU+QUNTIFBob3RvbmljczwvZnVsbC10aXRsZT48L3BlcmlvZGljYWw+
-PHBhZ2VzPjU1My01NTc8L3BhZ2VzPjx2b2x1bWU+Njwvdm9sdW1lPjxudW1iZXI+MjwvbnVtYmVy
-PjxkYXRlcz48eWVhcj4yMDE5PC95ZWFyPjxwdWItZGF0ZXM+PGRhdGU+MjAxOS8wMi8yMDwvZGF0
-ZT48L3B1Yi1kYXRlcz48L2RhdGVzPjxwdWJsaXNoZXI+QW1lcmljYW4gQ2hlbWljYWwgU29jaWV0
-eTwvcHVibGlzaGVyPjx1cmxzPjxyZWxhdGVkLXVybHM+PHVybD5odHRwczovL2RvaS5vcmcvMTAu
-MTAyMS9hY3NwaG90b25pY3MuOGIwMTYyODwvdXJsPjwvcmVsYXRlZC11cmxzPjwvdXJscz48ZWxl
-Y3Ryb25pYy1yZXNvdXJjZS1udW0+MTAuMTAyMS9hY3NwaG90b25pY3MuOGIwMTYyODwvZWxlY3Ry
-b25pYy1yZXNvdXJjZS1udW0+PC9yZWNvcmQ+PC9DaXRlPjxDaXRlPjxBdXRob3I+Wmhhbmc8L0F1
-dGhvcj48WWVhcj4yMDE5PC9ZZWFyPjxSZWNOdW0+MTg8L1JlY051bT48cmVjb3JkPjxyZWMtbnVt
-YmVyPjE4PC9yZWMtbnVtYmVyPjxmb3JlaWduLWtleXM+PGtleSBhcHA9IkVOIiBkYi1pZD0idjky
-MHBmdDA2cnA5ZGJleDJhcDUwMHg5OXg1cnJ0c3d4enNzIiB0aW1lc3RhbXA9IjE3NjgwMTQ3Njki
-IGd1aWQ9ImMyMDI1MTI5LTQ2ZTctNDg4ZS1hNjg5LWM0ZDdjMWUzYjdiZiI+MTg8L2tleT48L2Zv
+          <w:fldData xml:space="preserve">PEVuZE5vdGU+PENpdGU+PEF1dGhvcj5Lb2NlcjwvQXV0aG9yPjxZZWFyPjIwMTU8L1llYXI+PFJl
+Y051bT4xNTwvUmVjTnVtPjxEaXNwbGF5VGV4dD5bMTktMjFdPC9EaXNwbGF5VGV4dD48cmVjb3Jk
+PjxyZWMtbnVtYmVyPjE1PC9yZWMtbnVtYmVyPjxmb3JlaWduLWtleXM+PGtleSBhcHA9IkVOIiBk
+Yi1pZD0idjkyMHBmdDA2cnA5ZGJleDJhcDUwMHg5OXg1cnJ0c3d4enNzIiB0aW1lc3RhbXA9IjE3
+NjgwMTQyODUiIGd1aWQ9ImU0NjExM2NiLWZlOWQtNGU5MC1iZjU0LWM0MzI1NDQ4Njc2YiI+MTU8
+L2tleT48L2ZvcmVpZ24ta2V5cz48cmVmLXR5cGUgbmFtZT0iSm91cm5hbCBBcnRpY2xlIj4xNzwv
+cmVmLXR5cGU+PGNvbnRyaWJ1dG9ycz48YXV0aG9ycz48YXV0aG9yPktvY2VyLCBIYXNhbjwvYXV0
+aG9yPjxhdXRob3I+QnV0dW4sIFNlcmthbjwvYXV0aG9yPjxhdXRob3I+UGFsYWNpb3MsIEVkZ2Fy
+PC9hdXRob3I+PGF1dGhvcj5MaXUsIFppemh1bzwvYXV0aG9yPjxhdXRob3I+VG9uZ2F5LCBTZWZh
+YXR0aW48L2F1dGhvcj48YXV0aG9yPkZ1LCBEZXlpPC9hdXRob3I+PGF1dGhvcj5XYW5nLCBLZXZp
+bjwvYXV0aG9yPjxhdXRob3I+V3UsIEp1bnFpYW88L2F1dGhvcj48YXV0aG9yPkF5ZGluLCBLb3Jh
+eTwvYXV0aG9yPjwvYXV0aG9ycz48L2NvbnRyaWJ1dG9ycz48dGl0bGVzPjx0aXRsZT5JbnRlbnNp
+dHkgdHVuYWJsZSBpbmZyYXJlZCBicm9hZGJhbmQgYWJzb3JiZXJzIGJhc2VkIG9uIFZPMiBwaGFz
+ZSB0cmFuc2l0aW9uIHVzaW5nIHBsYW5hciBsYXllcmVkIHRoaW4gZmlsbXM8L3RpdGxlPjxzZWNv
+bmRhcnktdGl0bGU+U2NpZW50aWZpYyBSZXBvcnRzPC9zZWNvbmRhcnktdGl0bGU+PC90aXRsZXM+
+PHBlcmlvZGljYWw+PGZ1bGwtdGl0bGU+U2NpZW50aWZpYyBSZXBvcnRzPC9mdWxsLXRpdGxlPjwv
+cGVyaW9kaWNhbD48cGFnZXM+MTMzODQ8L3BhZ2VzPjx2b2x1bWU+NTwvdm9sdW1lPjxudW1iZXI+
+MTwvbnVtYmVyPjxkYXRlcz48eWVhcj4yMDE1PC95ZWFyPjxwdWItZGF0ZXM+PGRhdGU+MjAxNS8w
+OC8yMTwvZGF0ZT48L3B1Yi1kYXRlcz48L2RhdGVzPjxpc2JuPjIwNDUtMjMyMjwvaXNibj48dXJs
+cz48cmVsYXRlZC11cmxzPjx1cmw+aHR0cHM6Ly9kb2kub3JnLzEwLjEwMzgvc3JlcDEzMzg0PC91
+cmw+PC9yZWxhdGVkLXVybHM+PC91cmxzPjxlbGVjdHJvbmljLXJlc291cmNlLW51bT4xMC4xMDM4
+L3NyZXAxMzM4NDwvZWxlY3Ryb25pYy1yZXNvdXJjZS1udW0+PC9yZWNvcmQ+PC9DaXRlPjxDaXRl
+PjxBdXRob3I+VGlhbjwvQXV0aG9yPjxZZWFyPjIwMTg8L1llYXI+PFJlY051bT4zNTwvUmVjTnVt
+PjxyZWNvcmQ+PHJlYy1udW1iZXI+MzU8L3JlYy1udW1iZXI+PGZvcmVpZ24ta2V5cz48a2V5IGFw
+cD0iRU4iIGRiLWlkPSJ2OTIwcGZ0MDZycDlkYmV4MmFwNTAweDk5eDVycnRzd3h6c3MiIHRpbWVz
+dGFtcD0iMTc2ODAyMDYzMCIgZ3VpZD0iMzc5OTcxNGQtNGIzMy00YTI4LWIwYjktN2MxNjczZmY5
+ZDMxIj4zNTwva2V5PjwvZm9yZWlnbi1rZXlzPjxyZWYtdHlwZSBuYW1lPSJKb3VybmFsIEFydGlj
+bGUiPjE3PC9yZWYtdHlwZT48Y29udHJpYnV0b3JzPjxhdXRob3JzPjxhdXRob3I+VGlhbiwgWGlt
+aW48L2F1dGhvcj48YXV0aG9yPkxpLCBaaGktWXVhbjwvYXV0aG9yPjwvYXV0aG9ycz48L2NvbnRy
+aWJ1dG9ycz48dGl0bGVzPjx0aXRsZT5BbiBPcHRpY2FsbHktVHJpZ2dlcmVkIFN3aXRjaGFibGUg
+TWlkLUluZnJhcmVkIFBlcmZlY3QgQWJzb3JiZXIgQmFzZWQgb24gUGhhc2UtQ2hhbmdlIE1hdGVy
+aWFsIG9mIFZhbmFkaXVtIERpb3hpZGU8L3RpdGxlPjxzZWNvbmRhcnktdGl0bGU+UGxhc21vbmlj
+czwvc2Vjb25kYXJ5LXRpdGxlPjwvdGl0bGVzPjxwZXJpb2RpY2FsPjxmdWxsLXRpdGxlPlBsYXNt
+b25pY3M8L2Z1bGwtdGl0bGU+PC9wZXJpb2RpY2FsPjxwYWdlcz4xMzkzLTE0MDI8L3BhZ2VzPjx2
+b2x1bWU+MTM8L3ZvbHVtZT48bnVtYmVyPjQ8L251bWJlcj48ZGF0ZXM+PHllYXI+MjAxODwveWVh
+cj48cHViLWRhdGVzPjxkYXRlPjIwMTgvMDgvMDE8L2RhdGU+PC9wdWItZGF0ZXM+PC9kYXRlcz48
+aXNibj4xNTU3LTE5NjM8L2lzYm4+PHVybHM+PHJlbGF0ZWQtdXJscz48dXJsPmh0dHBzOi8vZG9p
+Lm9yZy8xMC4xMDA3L3MxMTQ2OC0wMTctMDY0My05PC91cmw+PC9yZWxhdGVkLXVybHM+PC91cmxz
+PjxlbGVjdHJvbmljLXJlc291cmNlLW51bT4xMC4xMDA3L3MxMTQ2OC0wMTctMDY0My05PC9lbGVj
+dHJvbmljLXJlc291cmNlLW51bT48L3JlY29yZD48L0NpdGU+PENpdGU+PEF1dGhvcj5MaXU8L0F1
+dGhvcj48WWVhcj4yMDE5PC9ZZWFyPjxSZWNOdW0+NTk8L1JlY051bT48cmVjb3JkPjxyZWMtbnVt
+YmVyPjU5PC9yZWMtbnVtYmVyPjxmb3JlaWduLWtleXM+PGtleSBhcHA9IkVOIiBkYi1pZD0idjky
+MHBmdDA2cnA5ZGJleDJhcDUwMHg5OXg1cnJ0c3d4enNzIiB0aW1lc3RhbXA9IjE3NjgwNTI4NjYi
+IGd1aWQ9Ijg3NjBkOWRmLWM0YzUtNDljYy1hZTY0LTQ4YjkzMjI2ZTM5NyI+NTk8L2tleT48L2Zv
 cmVpZ24ta2V5cz48cmVmLXR5cGUgbmFtZT0iSm91cm5hbCBBcnRpY2xlIj4xNzwvcmVmLXR5cGU+
-PGNvbnRyaWJ1dG9ycz48YXV0aG9ycz48YXV0aG9yPlpoYW5nLCBZaWZlaTwvYXV0aG9yPjxhdXRo
-b3I+Q2hvdSwgSmVmZnJleSBCLjwvYXV0aG9yPjxhdXRob3I+TGksIEp1bnlpbmc8L2F1dGhvcj48
-YXV0aG9yPkxpLCBIdWFzaGFuPC9hdXRob3I+PGF1dGhvcj5EdSwgUWluZ3lhbmc8L2F1dGhvcj48
-YXV0aG9yPllhZGF2LCBBbnVwYW1hPC9hdXRob3I+PGF1dGhvcj5aaG91LCBTaTwvYXV0aG9yPjxh
-dXRob3I+U2hhbGFnaW5vdiwgTWlraGFpbCBZLjwvYXV0aG9yPjxhdXRob3I+RmFuZywgWmh1b3Jh
-bjwvYXV0aG9yPjxhdXRob3I+WmhvbmcsIEh1aWthaTwvYXV0aG9yPjxhdXRob3I+Um9iZXJ0cywg
-Q2hyaXN0b3BoZXI8L2F1dGhvcj48YXV0aG9yPlJvYmluc29uLCBQYXVsPC9hdXRob3I+PGF1dGhv
-cj5Cb2hsaW4sIEJyaWRnZXQ8L2F1dGhvcj48YXV0aG9yPlLDrW9zLCBDYXJsb3M8L2F1dGhvcj48
-YXV0aG9yPkxpbiwgSG9uZ3RhbzwvYXV0aG9yPjxhdXRob3I+S2FuZywgTXl1bmdrb288L2F1dGhv
-cj48YXV0aG9yPkd1LCBUaWFuPC9hdXRob3I+PGF1dGhvcj5XYXJuZXIsIEphbWllPC9hdXRob3I+
-PGF1dGhvcj5MaWJlcm1hbiwgVmxhZGltaXI8L2F1dGhvcj48YXV0aG9yPlJpY2hhcmRzb24sIEth
-dGhsZWVuPC9hdXRob3I+PGF1dGhvcj5IdSwgSnVlanVuPC9hdXRob3I+PC9hdXRob3JzPjwvY29u
-dHJpYnV0b3JzPjx0aXRsZXM+PHRpdGxlPkJyb2FkYmFuZCB0cmFuc3BhcmVudCBvcHRpY2FsIHBo
-YXNlIGNoYW5nZSBtYXRlcmlhbHMgZm9yIGhpZ2gtcGVyZm9ybWFuY2Ugbm9udm9sYXRpbGUgcGhv
-dG9uaWNzPC90aXRsZT48c2Vjb25kYXJ5LXRpdGxlPk5hdHVyZSBDb21tdW5pY2F0aW9uczwvc2Vj
-b25kYXJ5LXRpdGxlPjwvdGl0bGVzPjxwZXJpb2RpY2FsPjxmdWxsLXRpdGxlPk5hdHVyZSBDb21t
-dW5pY2F0aW9uczwvZnVsbC10aXRsZT48L3BlcmlvZGljYWw+PHBhZ2VzPjQyNzk8L3BhZ2VzPjx2
-b2x1bWU+MTA8L3ZvbHVtZT48bnVtYmVyPjE8L251bWJlcj48ZGF0ZXM+PHllYXI+MjAxOTwveWVh
-cj48cHViLWRhdGVzPjxkYXRlPjIwMTkvMDkvMzA8L2RhdGU+PC9wdWItZGF0ZXM+PC9kYXRlcz48
-aXNibj4yMDQxLTE3MjM8L2lzYm4+PHVybHM+PHJlbGF0ZWQtdXJscz48dXJsPmh0dHBzOi8vZG9p
-Lm9yZy8xMC4xMDM4L3M0MTQ2Ny0wMTktMTIxOTYtNDwvdXJsPjwvcmVsYXRlZC11cmxzPjwvdXJs
-cz48ZWxlY3Ryb25pYy1yZXNvdXJjZS1udW0+MTAuMTAzOC9zNDE0NjctMDE5LTEyMTk2LTQ8L2Vs
-ZWN0cm9uaWMtcmVzb3VyY2UtbnVtPjwvcmVjb3JkPjwvQ2l0ZT48Q2l0ZT48QXV0aG9yPkxpPC9B
-dXRob3I+PFllYXI+MjAyNDwvWWVhcj48UmVjTnVtPjU1PC9SZWNOdW0+PHJlY29yZD48cmVjLW51
-bWJlcj41NTwvcmVjLW51bWJlcj48Zm9yZWlnbi1rZXlzPjxrZXkgYXBwPSJFTiIgZGItaWQ9InY5
-MjBwZnQwNnJwOWRiZXgyYXA1MDB4OTl4NXJydHN3eHpzcyIgdGltZXN0YW1wPSIxNzY4MDUyNjYw
-IiBndWlkPSIxYzU3MmE1NS1jYzUyLTRiNWEtYjdiOS1iYTI2OGZmYTk3NjQiPjU1PC9rZXk+PC9m
-b3JlaWduLWtleXM+PHJlZi10eXBlIG5hbWU9IkpvdXJuYWwgQXJ0aWNsZSI+MTc8L3JlZi10eXBl
-Pjxjb250cmlidXRvcnM+PGF1dGhvcnM+PGF1dGhvcj5MaSwgSC48L2F1dGhvcj48YXV0aG9yPlpl
-bmcsIEQuPC9hdXRob3I+PGF1dGhvcj5IdWFuZywgWS48L2F1dGhvcj48YXV0aG9yPkh1YW5nLCBR
-LjwvYXV0aG9yPjxhdXRob3I+WmhhbmcsIFguPC9hdXRob3I+PC9hdXRob3JzPjwvY29udHJpYnV0
-b3JzPjx0aXRsZXM+PHRpdGxlPlVsdHJhLWNvbXBhY3QsIHVsdHJhLWxvdy1sb3NzIGFuZCBicm9h
-ZGJhbmQgMiB4IDIgbm9udm9sYXRpbGUgb3B0aWNhbCBzd2l0Y2ggYmFzZWQgb24gU2IoMilTZSgz
-KSBwaGFzZSBjaGFuZ2UgbWF0ZXJpYWw8L3RpdGxlPjxzZWNvbmRhcnktdGl0bGU+T3B0IEV4cHJl
-c3M8L3NlY29uZGFyeS10aXRsZT48YWx0LXRpdGxlPk9wdC4gRXhwcmVzczwvYWx0LXRpdGxlPjwv
-dGl0bGVzPjxhbHQtcGVyaW9kaWNhbD48ZnVsbC10aXRsZT5PcHRpY3MgRXhwcmVzczwvZnVsbC10
-aXRsZT48YWJici0xPk9wdC4gRXhwcmVzczwvYWJici0xPjwvYWx0LXBlcmlvZGljYWw+PHBhZ2Vz
-PjM1Mjg3LTM1Mjk3PC9wYWdlcz48dm9sdW1lPjMyPC92b2x1bWU+PG51bWJlcj4yMDwvbnVtYmVy
-PjxrZXl3b3Jkcz48a2V5d29yZD5BdG9taWMgbGF5ZXIgZGVwb3NpdGlvbjwva2V5d29yZD48a2V5
-d29yZD5DaGVtaWNhbCB2YXBvciBkZXBvc2l0aW9uPC9rZXl3b3JkPjxrZXl3b3JkPkVsZWN0cm9u
-IGJlYW0gbGl0aG9ncmFwaHk8L2tleXdvcmQ+PGtleXdvcmQ+T3B0aWNhbCBkaXJlY3Rpb25hbCBj
-b3VwbGVyczwva2V5d29yZD48a2V5d29yZD5PcHRpY2FsIG5ldXJhbCBzeXN0ZW1zPC9rZXl3b3Jk
-PjxrZXl3b3JkPlJlZnJhY3RpdmUgaW5kZXg8L2tleXdvcmQ+PC9rZXl3b3Jkcz48ZGF0ZXM+PHll
-YXI+MjAyNDwveWVhcj48cHViLWRhdGVzPjxkYXRlPlNlcCAyMzwvZGF0ZT48L3B1Yi1kYXRlcz48
-L2RhdGVzPjxwdWJsaXNoZXI+T3B0aWNhIFB1Ymxpc2hpbmcgR3JvdXA8L3B1Ymxpc2hlcj48aXNi
-bj4xMDk0LTQwODcgKEVsZWN0cm9uaWMpJiN4RDsxMDk0LTQwODcgKExpbmtpbmcpPC9pc2JuPjxh
-Y2Nlc3Npb24tbnVtPjQwNTE0ODkyPC9hY2Nlc3Npb24tbnVtPjx1cmxzPjxyZWxhdGVkLXVybHM+
-PHVybD5odHRwczovL3d3dy5uY2JpLm5sbS5uaWguZ292L3B1Ym1lZC80MDUxNDg5MjwvdXJsPjwv
-cmVsYXRlZC11cmxzPjwvdXJscz48ZWxlY3Ryb25pYy1yZXNvdXJjZS1udW0+MTAuMTM2NC9PRS41
-MzQ2NDU8L2VsZWN0cm9uaWMtcmVzb3VyY2UtbnVtPjxyZW1vdGUtZGF0YWJhc2UtbmFtZT5QdWJN
-ZWQtbm90LU1FRExJTkU8L3JlbW90ZS1kYXRhYmFzZS1uYW1lPjxyZW1vdGUtZGF0YWJhc2UtcHJv
-dmlkZXI+TkxNPC9yZW1vdGUtZGF0YWJhc2UtcHJvdmlkZXI+PC9yZWNvcmQ+PC9DaXRlPjxDaXRl
-PjxBdXRob3I+TGF3c29uPC9BdXRob3I+PFllYXI+MjAyMzwvWWVhcj48UmVjTnVtPjYwPC9SZWNO
-dW0+PHJlY29yZD48cmVjLW51bWJlcj42MDwvcmVjLW51bWJlcj48Zm9yZWlnbi1rZXlzPjxrZXkg
-YXBwPSJFTiIgZGItaWQ9InY5MjBwZnQwNnJwOWRiZXgyYXA1MDB4OTl4NXJydHN3eHpzcyIgdGlt
-ZXN0YW1wPSIxNzY4MDUyOTExIiBndWlkPSJjODk1MDYwNi00ZmRkLTQxMWMtOTg4Mi00OTIzNDFh
-YTA1ZjMiPjYwPC9rZXk+PC9mb3JlaWduLWtleXM+PHJlZi10eXBlIG5hbWU9IkpvdXJuYWwgQXJ0
-aWNsZSI+MTc8L3JlZi10eXBlPjxjb250cmlidXRvcnM+PGF1dGhvcnM+PGF1dGhvcj5MYXdzb24s
-IERhbmllbDwvYXV0aG9yPjxhdXRob3I+Qmx1bmRlbGwsIFNvcGhpZTwvYXV0aG9yPjxhdXRob3I+
-RWJlcnQsIE1hcnRpbjwvYXV0aG9yPjxhdXRob3I+TXVza2VucywgT3R0byBMLjwvYXV0aG9yPjxh
-dXRob3I+WmVpbXBla2lzLCBJb2FubmlzPC9hdXRob3I+PC9hdXRob3JzPjwvY29udHJpYnV0b3Jz
-Pjx0aXRsZXM+PHRpdGxlPk9wdGljYWwgc3dpdGNoaW5nIGJleW9uZCBhIG1pbGxpb24gY3ljbGVz
-IG9mIGxvdy1sb3NzIHBoYXNlIGNoYW5nZSBtYXRlcmlhbCBTYjJTZTM8L3RpdGxlPjxzZWNvbmRh
-cnktdGl0bGU+T3B0aWNhbCBNYXRlcmlhbHMgRXhwcmVzczwvc2Vjb25kYXJ5LXRpdGxlPjwvdGl0
-bGVzPjxwZXJpb2RpY2FsPjxmdWxsLXRpdGxlPk9wdGljYWwgTWF0ZXJpYWxzIEV4cHJlc3M8L2Z1
-bGwtdGl0bGU+PGFiYnItMT5PcHQuIE1hdGVyLiBFeHByZXNzPC9hYmJyLTE+PC9wZXJpb2RpY2Fs
-Pjx2b2x1bWU+MTQ8L3ZvbHVtZT48bnVtYmVyPjE8L251bWJlcj48c2VjdGlvbj4yMjwvc2VjdGlv
-bj48ZGF0ZXM+PHllYXI+MjAyMzwveWVhcj48L2RhdGVzPjxpc2JuPjIxNTktMzkzMDwvaXNibj48
-dXJscz48L3VybHM+PGVsZWN0cm9uaWMtcmVzb3VyY2UtbnVtPjEwLjEzNjQvb21lLjUwOTQzNDwv
-ZWxlY3Ryb25pYy1yZXNvdXJjZS1udW0+PC9yZWNvcmQ+PC9DaXRlPjwvRW5kTm90ZT5=
+PGNvbnRyaWJ1dG9ycz48YXV0aG9ycz48YXV0aG9yPkxpdSwgQ2h1bm1pbjwvYXV0aG9yPjxhdXRo
+b3I+WXVhbiwgWWFmZWk8L2F1dGhvcj48YXV0aG9yPkNoZW5nLCBMaW5nPC9hdXRob3I+PGF1dGhv
+cj5TdSwgSmluZzwvYXV0aG9yPjxhdXRob3I+WmhhbmcsIFhpbnRvbmc8L2F1dGhvcj48YXV0aG9y
+PkxpLCBYaWFuZ3hpYW5nPC9hdXRob3I+PGF1dGhvcj5aaGFuZywgSGFvPC9hdXRob3I+PGF1dGhv
+cj5aaGFuZywgWGlhPC9hdXRob3I+PGF1dGhvcj5MaSwgSmluZzwvYXV0aG9yPjwvYXV0aG9ycz48
+L2NvbnRyaWJ1dG9ycz48dGl0bGVzPjx0aXRsZT5UdW5hYmxlIG5vbmxpbmVhciBvcHRpY2FsIGFi
+c29ycHRpb24gaW4gYW1vcnBob3VzIGFuZCBjcnlzdGFsbGluZSBTYjJTZTMgdGhpbiBmaWxtczwv
+dGl0bGU+PHNlY29uZGFyeS10aXRsZT5Kb3VybmFsIG9mIEFsbG95cyBhbmQgQ29tcG91bmRzPC9z
+ZWNvbmRhcnktdGl0bGU+PC90aXRsZXM+PHBlcmlvZGljYWw+PGZ1bGwtdGl0bGU+Sm91cm5hbCBv
+ZiBBbGxveXMgYW5kIENvbXBvdW5kczwvZnVsbC10aXRsZT48L3BlcmlvZGljYWw+PHBhZ2VzPjc1
+My03NjA8L3BhZ2VzPjx2b2x1bWU+NzkxPC92b2x1bWU+PHNlY3Rpb24+NzUzPC9zZWN0aW9uPjxr
+ZXl3b3Jkcz48a2V5d29yZD5TYlNlIHRoaW4gZmlsbTwva2V5d29yZD48a2V5d29yZD5aLXNjYW48
+L2tleXdvcmQ+PGtleXdvcmQ+VHVuYWJsZSBub25saW5lYXIgYWJzb3JwdGlvbjwva2V5d29yZD48
+a2V5d29yZD5SZXZlcnNlIHNhdHVyYXRpb24gYWJzb3JwdGlvbjwva2V5d29yZD48a2V5d29yZD5T
+YXR1cmF0aW9uIGFic29ycHRpb248L2tleXdvcmQ+PC9rZXl3b3Jkcz48ZGF0ZXM+PHllYXI+MjAx
+OTwveWVhcj48cHViLWRhdGVzPjxkYXRlPjIwMTkvMDYvMzAvPC9kYXRlPjwvcHViLWRhdGVzPjwv
+ZGF0ZXM+PGlzYm4+MDkyNTgzODg8L2lzYm4+PHVybHM+PHJlbGF0ZWQtdXJscz48dXJsPmh0dHBz
+Oi8vd3d3LnNjaWVuY2VkaXJlY3QuY29tL3NjaWVuY2UvYXJ0aWNsZS9waWkvUzA5MjU4Mzg4MTkz
+MTEyMTE8L3VybD48dXJsPmh0dHBzOi8vd3d3LnNjaWVuY2VkaXJlY3QuY29tL3NjaWVuY2UvYXJ0
+aWNsZS9waWkvUzA5MjU4Mzg4MTkzMTEyMTE/dmlhJTNEaWh1YjwvdXJsPjwvcmVsYXRlZC11cmxz
+PjwvdXJscz48ZWxlY3Ryb25pYy1yZXNvdXJjZS1udW0+MTAuMTAxNi9qLmphbGxjb20uMjAxOS4w
+My4yOTU8L2VsZWN0cm9uaWMtcmVzb3VyY2UtbnVtPjwvcmVjb3JkPjwvQ2l0ZT48L0VuZE5vdGU+
+AG==
 </w:fldData>
         </w:fldChar>
       </w:r>
@@ -2010,101 +2391,74 @@
       </w:r>
       <w:r>
         <w:fldChar w:fldCharType="begin">
-          <w:fldData xml:space="preserve">PEVuZE5vdGU+PENpdGU+PEF1dGhvcj5YdTwvQXV0aG9yPjxZZWFyPjIwMTk8L1llYXI+PFJlY051
-bT4yNjwvUmVjTnVtPjxEaXNwbGF5VGV4dD5bMTQtMTddPC9EaXNwbGF5VGV4dD48cmVjb3JkPjxy
-ZWMtbnVtYmVyPjI2PC9yZWMtbnVtYmVyPjxmb3JlaWduLWtleXM+PGtleSBhcHA9IkVOIiBkYi1p
-ZD0idjkyMHBmdDA2cnA5ZGJleDJhcDUwMHg5OXg1cnJ0c3d4enNzIiB0aW1lc3RhbXA9IjE3Njgw
-MTY3MTgiIGd1aWQ9IjdmZTUyMjY2LTA1NDMtNDk4ZS1hOTg1LTA4NjhmYTExMWQ4MyI+MjY8L2tl
-eT48L2ZvcmVpZ24ta2V5cz48cmVmLXR5cGUgbmFtZT0iSm91cm5hbCBBcnRpY2xlIj4xNzwvcmVm
-LXR5cGU+PGNvbnRyaWJ1dG9ycz48YXV0aG9ycz48YXV0aG9yPlh1LCBQZWlwZW5nPC9hdXRob3I+
-PGF1dGhvcj5aaGVuZywgSmlhaml1PC9hdXRob3I+PGF1dGhvcj5Eb3lsZW5kLCBKb25hdGhhbiBL
-LjwvYXV0aG9yPjxhdXRob3I+TWFqdW1kYXIsIEFya2E8L2F1dGhvcj48L2F1dGhvcnM+PC9jb250
-cmlidXRvcnM+PHRpdGxlcz48dGl0bGU+TG93LUxvc3MgYW5kIEJyb2FkYmFuZCBOb252b2xhdGls
-ZSBQaGFzZS1DaGFuZ2UgRGlyZWN0aW9uYWwgQ291cGxlciBTd2l0Y2hlczwvdGl0bGU+PHNlY29u
-ZGFyeS10aXRsZT5BQ1MgUGhvdG9uaWNzPC9zZWNvbmRhcnktdGl0bGU+PC90aXRsZXM+PHBlcmlv
-ZGljYWw+PGZ1bGwtdGl0bGU+QUNTIFBob3RvbmljczwvZnVsbC10aXRsZT48L3BlcmlvZGljYWw+
-PHBhZ2VzPjU1My01NTc8L3BhZ2VzPjx2b2x1bWU+Njwvdm9sdW1lPjxudW1iZXI+MjwvbnVtYmVy
-PjxkYXRlcz48eWVhcj4yMDE5PC95ZWFyPjxwdWItZGF0ZXM+PGRhdGU+MjAxOS8wMi8yMDwvZGF0
-ZT48L3B1Yi1kYXRlcz48L2RhdGVzPjxwdWJsaXNoZXI+QW1lcmljYW4gQ2hlbWljYWwgU29jaWV0
-eTwvcHVibGlzaGVyPjx1cmxzPjxyZWxhdGVkLXVybHM+PHVybD5odHRwczovL2RvaS5vcmcvMTAu
-MTAyMS9hY3NwaG90b25pY3MuOGIwMTYyODwvdXJsPjwvcmVsYXRlZC11cmxzPjwvdXJscz48ZWxl
-Y3Ryb25pYy1yZXNvdXJjZS1udW0+MTAuMTAyMS9hY3NwaG90b25pY3MuOGIwMTYyODwvZWxlY3Ry
-b25pYy1yZXNvdXJjZS1udW0+PC9yZWNvcmQ+PC9DaXRlPjxDaXRlPjxBdXRob3I+Wmhhbmc8L0F1
-dGhvcj48WWVhcj4yMDE5PC9ZZWFyPjxSZWNOdW0+MTg8L1JlY051bT48cmVjb3JkPjxyZWMtbnVt
-YmVyPjE4PC9yZWMtbnVtYmVyPjxmb3JlaWduLWtleXM+PGtleSBhcHA9IkVOIiBkYi1pZD0idjky
-MHBmdDA2cnA5ZGJleDJhcDUwMHg5OXg1cnJ0c3d4enNzIiB0aW1lc3RhbXA9IjE3NjgwMTQ3Njki
-IGd1aWQ9ImMyMDI1MTI5LTQ2ZTctNDg4ZS1hNjg5LWM0ZDdjMWUzYjdiZiI+MTg8L2tleT48L2Zv
+          <w:fldData xml:space="preserve">PEVuZE5vdGU+PENpdGU+PEF1dGhvcj5Lb2NlcjwvQXV0aG9yPjxZZWFyPjIwMTU8L1llYXI+PFJl
+Y051bT4xNTwvUmVjTnVtPjxEaXNwbGF5VGV4dD5bMTktMjFdPC9EaXNwbGF5VGV4dD48cmVjb3Jk
+PjxyZWMtbnVtYmVyPjE1PC9yZWMtbnVtYmVyPjxmb3JlaWduLWtleXM+PGtleSBhcHA9IkVOIiBk
+Yi1pZD0idjkyMHBmdDA2cnA5ZGJleDJhcDUwMHg5OXg1cnJ0c3d4enNzIiB0aW1lc3RhbXA9IjE3
+NjgwMTQyODUiIGd1aWQ9ImU0NjExM2NiLWZlOWQtNGU5MC1iZjU0LWM0MzI1NDQ4Njc2YiI+MTU8
+L2tleT48L2ZvcmVpZ24ta2V5cz48cmVmLXR5cGUgbmFtZT0iSm91cm5hbCBBcnRpY2xlIj4xNzwv
+cmVmLXR5cGU+PGNvbnRyaWJ1dG9ycz48YXV0aG9ycz48YXV0aG9yPktvY2VyLCBIYXNhbjwvYXV0
+aG9yPjxhdXRob3I+QnV0dW4sIFNlcmthbjwvYXV0aG9yPjxhdXRob3I+UGFsYWNpb3MsIEVkZ2Fy
+PC9hdXRob3I+PGF1dGhvcj5MaXUsIFppemh1bzwvYXV0aG9yPjxhdXRob3I+VG9uZ2F5LCBTZWZh
+YXR0aW48L2F1dGhvcj48YXV0aG9yPkZ1LCBEZXlpPC9hdXRob3I+PGF1dGhvcj5XYW5nLCBLZXZp
+bjwvYXV0aG9yPjxhdXRob3I+V3UsIEp1bnFpYW88L2F1dGhvcj48YXV0aG9yPkF5ZGluLCBLb3Jh
+eTwvYXV0aG9yPjwvYXV0aG9ycz48L2NvbnRyaWJ1dG9ycz48dGl0bGVzPjx0aXRsZT5JbnRlbnNp
+dHkgdHVuYWJsZSBpbmZyYXJlZCBicm9hZGJhbmQgYWJzb3JiZXJzIGJhc2VkIG9uIFZPMiBwaGFz
+ZSB0cmFuc2l0aW9uIHVzaW5nIHBsYW5hciBsYXllcmVkIHRoaW4gZmlsbXM8L3RpdGxlPjxzZWNv
+bmRhcnktdGl0bGU+U2NpZW50aWZpYyBSZXBvcnRzPC9zZWNvbmRhcnktdGl0bGU+PC90aXRsZXM+
+PHBlcmlvZGljYWw+PGZ1bGwtdGl0bGU+U2NpZW50aWZpYyBSZXBvcnRzPC9mdWxsLXRpdGxlPjwv
+cGVyaW9kaWNhbD48cGFnZXM+MTMzODQ8L3BhZ2VzPjx2b2x1bWU+NTwvdm9sdW1lPjxudW1iZXI+
+MTwvbnVtYmVyPjxkYXRlcz48eWVhcj4yMDE1PC95ZWFyPjxwdWItZGF0ZXM+PGRhdGU+MjAxNS8w
+OC8yMTwvZGF0ZT48L3B1Yi1kYXRlcz48L2RhdGVzPjxpc2JuPjIwNDUtMjMyMjwvaXNibj48dXJs
+cz48cmVsYXRlZC11cmxzPjx1cmw+aHR0cHM6Ly9kb2kub3JnLzEwLjEwMzgvc3JlcDEzMzg0PC91
+cmw+PC9yZWxhdGVkLXVybHM+PC91cmxzPjxlbGVjdHJvbmljLXJlc291cmNlLW51bT4xMC4xMDM4
+L3NyZXAxMzM4NDwvZWxlY3Ryb25pYy1yZXNvdXJjZS1udW0+PC9yZWNvcmQ+PC9DaXRlPjxDaXRl
+PjxBdXRob3I+VGlhbjwvQXV0aG9yPjxZZWFyPjIwMTg8L1llYXI+PFJlY051bT4zNTwvUmVjTnVt
+PjxyZWNvcmQ+PHJlYy1udW1iZXI+MzU8L3JlYy1udW1iZXI+PGZvcmVpZ24ta2V5cz48a2V5IGFw
+cD0iRU4iIGRiLWlkPSJ2OTIwcGZ0MDZycDlkYmV4MmFwNTAweDk5eDVycnRzd3h6c3MiIHRpbWVz
+dGFtcD0iMTc2ODAyMDYzMCIgZ3VpZD0iMzc5OTcxNGQtNGIzMy00YTI4LWIwYjktN2MxNjczZmY5
+ZDMxIj4zNTwva2V5PjwvZm9yZWlnbi1rZXlzPjxyZWYtdHlwZSBuYW1lPSJKb3VybmFsIEFydGlj
+bGUiPjE3PC9yZWYtdHlwZT48Y29udHJpYnV0b3JzPjxhdXRob3JzPjxhdXRob3I+VGlhbiwgWGlt
+aW48L2F1dGhvcj48YXV0aG9yPkxpLCBaaGktWXVhbjwvYXV0aG9yPjwvYXV0aG9ycz48L2NvbnRy
+aWJ1dG9ycz48dGl0bGVzPjx0aXRsZT5BbiBPcHRpY2FsbHktVHJpZ2dlcmVkIFN3aXRjaGFibGUg
+TWlkLUluZnJhcmVkIFBlcmZlY3QgQWJzb3JiZXIgQmFzZWQgb24gUGhhc2UtQ2hhbmdlIE1hdGVy
+aWFsIG9mIFZhbmFkaXVtIERpb3hpZGU8L3RpdGxlPjxzZWNvbmRhcnktdGl0bGU+UGxhc21vbmlj
+czwvc2Vjb25kYXJ5LXRpdGxlPjwvdGl0bGVzPjxwZXJpb2RpY2FsPjxmdWxsLXRpdGxlPlBsYXNt
+b25pY3M8L2Z1bGwtdGl0bGU+PC9wZXJpb2RpY2FsPjxwYWdlcz4xMzkzLTE0MDI8L3BhZ2VzPjx2
+b2x1bWU+MTM8L3ZvbHVtZT48bnVtYmVyPjQ8L251bWJlcj48ZGF0ZXM+PHllYXI+MjAxODwveWVh
+cj48cHViLWRhdGVzPjxkYXRlPjIwMTgvMDgvMDE8L2RhdGU+PC9wdWItZGF0ZXM+PC9kYXRlcz48
+aXNibj4xNTU3LTE5NjM8L2lzYm4+PHVybHM+PHJlbGF0ZWQtdXJscz48dXJsPmh0dHBzOi8vZG9p
+Lm9yZy8xMC4xMDA3L3MxMTQ2OC0wMTctMDY0My05PC91cmw+PC9yZWxhdGVkLXVybHM+PC91cmxz
+PjxlbGVjdHJvbmljLXJlc291cmNlLW51bT4xMC4xMDA3L3MxMTQ2OC0wMTctMDY0My05PC9lbGVj
+dHJvbmljLXJlc291cmNlLW51bT48L3JlY29yZD48L0NpdGU+PENpdGU+PEF1dGhvcj5MaXU8L0F1
+dGhvcj48WWVhcj4yMDE5PC9ZZWFyPjxSZWNOdW0+NTk8L1JlY051bT48cmVjb3JkPjxyZWMtbnVt
+YmVyPjU5PC9yZWMtbnVtYmVyPjxmb3JlaWduLWtleXM+PGtleSBhcHA9IkVOIiBkYi1pZD0idjky
+MHBmdDA2cnA5ZGJleDJhcDUwMHg5OXg1cnJ0c3d4enNzIiB0aW1lc3RhbXA9IjE3NjgwNTI4NjYi
+IGd1aWQ9Ijg3NjBkOWRmLWM0YzUtNDljYy1hZTY0LTQ4YjkzMjI2ZTM5NyI+NTk8L2tleT48L2Zv
 cmVpZ24ta2V5cz48cmVmLXR5cGUgbmFtZT0iSm91cm5hbCBBcnRpY2xlIj4xNzwvcmVmLXR5cGU+
-PGNvbnRyaWJ1dG9ycz48YXV0aG9ycz48YXV0aG9yPlpoYW5nLCBZaWZlaTwvYXV0aG9yPjxhdXRo
-b3I+Q2hvdSwgSmVmZnJleSBCLjwvYXV0aG9yPjxhdXRob3I+TGksIEp1bnlpbmc8L2F1dGhvcj48
-YXV0aG9yPkxpLCBIdWFzaGFuPC9hdXRob3I+PGF1dGhvcj5EdSwgUWluZ3lhbmc8L2F1dGhvcj48
-YXV0aG9yPllhZGF2LCBBbnVwYW1hPC9hdXRob3I+PGF1dGhvcj5aaG91LCBTaTwvYXV0aG9yPjxh
-dXRob3I+U2hhbGFnaW5vdiwgTWlraGFpbCBZLjwvYXV0aG9yPjxhdXRob3I+RmFuZywgWmh1b3Jh
-bjwvYXV0aG9yPjxhdXRob3I+WmhvbmcsIEh1aWthaTwvYXV0aG9yPjxhdXRob3I+Um9iZXJ0cywg
-Q2hyaXN0b3BoZXI8L2F1dGhvcj48YXV0aG9yPlJvYmluc29uLCBQYXVsPC9hdXRob3I+PGF1dGhv
-cj5Cb2hsaW4sIEJyaWRnZXQ8L2F1dGhvcj48YXV0aG9yPlLDrW9zLCBDYXJsb3M8L2F1dGhvcj48
-YXV0aG9yPkxpbiwgSG9uZ3RhbzwvYXV0aG9yPjxhdXRob3I+S2FuZywgTXl1bmdrb288L2F1dGhv
-cj48YXV0aG9yPkd1LCBUaWFuPC9hdXRob3I+PGF1dGhvcj5XYXJuZXIsIEphbWllPC9hdXRob3I+
-PGF1dGhvcj5MaWJlcm1hbiwgVmxhZGltaXI8L2F1dGhvcj48YXV0aG9yPlJpY2hhcmRzb24sIEth
-dGhsZWVuPC9hdXRob3I+PGF1dGhvcj5IdSwgSnVlanVuPC9hdXRob3I+PC9hdXRob3JzPjwvY29u
-dHJpYnV0b3JzPjx0aXRsZXM+PHRpdGxlPkJyb2FkYmFuZCB0cmFuc3BhcmVudCBvcHRpY2FsIHBo
-YXNlIGNoYW5nZSBtYXRlcmlhbHMgZm9yIGhpZ2gtcGVyZm9ybWFuY2Ugbm9udm9sYXRpbGUgcGhv
-dG9uaWNzPC90aXRsZT48c2Vjb25kYXJ5LXRpdGxlPk5hdHVyZSBDb21tdW5pY2F0aW9uczwvc2Vj
-b25kYXJ5LXRpdGxlPjwvdGl0bGVzPjxwZXJpb2RpY2FsPjxmdWxsLXRpdGxlPk5hdHVyZSBDb21t
-dW5pY2F0aW9uczwvZnVsbC10aXRsZT48L3BlcmlvZGljYWw+PHBhZ2VzPjQyNzk8L3BhZ2VzPjx2
-b2x1bWU+MTA8L3ZvbHVtZT48bnVtYmVyPjE8L251bWJlcj48ZGF0ZXM+PHllYXI+MjAxOTwveWVh
-cj48cHViLWRhdGVzPjxkYXRlPjIwMTkvMDkvMzA8L2RhdGU+PC9wdWItZGF0ZXM+PC9kYXRlcz48
-aXNibj4yMDQxLTE3MjM8L2lzYm4+PHVybHM+PHJlbGF0ZWQtdXJscz48dXJsPmh0dHBzOi8vZG9p
-Lm9yZy8xMC4xMDM4L3M0MTQ2Ny0wMTktMTIxOTYtNDwvdXJsPjwvcmVsYXRlZC11cmxzPjwvdXJs
-cz48ZWxlY3Ryb25pYy1yZXNvdXJjZS1udW0+MTAuMTAzOC9zNDE0NjctMDE5LTEyMTk2LTQ8L2Vs
-ZWN0cm9uaWMtcmVzb3VyY2UtbnVtPjwvcmVjb3JkPjwvQ2l0ZT48Q2l0ZT48QXV0aG9yPkxpPC9B
-dXRob3I+PFllYXI+MjAyNDwvWWVhcj48UmVjTnVtPjU1PC9SZWNOdW0+PHJlY29yZD48cmVjLW51
-bWJlcj41NTwvcmVjLW51bWJlcj48Zm9yZWlnbi1rZXlzPjxrZXkgYXBwPSJFTiIgZGItaWQ9InY5
-MjBwZnQwNnJwOWRiZXgyYXA1MDB4OTl4NXJydHN3eHpzcyIgdGltZXN0YW1wPSIxNzY4MDUyNjYw
-IiBndWlkPSIxYzU3MmE1NS1jYzUyLTRiNWEtYjdiOS1iYTI2OGZmYTk3NjQiPjU1PC9rZXk+PC9m
-b3JlaWduLWtleXM+PHJlZi10eXBlIG5hbWU9IkpvdXJuYWwgQXJ0aWNsZSI+MTc8L3JlZi10eXBl
-Pjxjb250cmlidXRvcnM+PGF1dGhvcnM+PGF1dGhvcj5MaSwgSC48L2F1dGhvcj48YXV0aG9yPlpl
-bmcsIEQuPC9hdXRob3I+PGF1dGhvcj5IdWFuZywgWS48L2F1dGhvcj48YXV0aG9yPkh1YW5nLCBR
-LjwvYXV0aG9yPjxhdXRob3I+WmhhbmcsIFguPC9hdXRob3I+PC9hdXRob3JzPjwvY29udHJpYnV0
-b3JzPjx0aXRsZXM+PHRpdGxlPlVsdHJhLWNvbXBhY3QsIHVsdHJhLWxvdy1sb3NzIGFuZCBicm9h
-ZGJhbmQgMiB4IDIgbm9udm9sYXRpbGUgb3B0aWNhbCBzd2l0Y2ggYmFzZWQgb24gU2IoMilTZSgz
-KSBwaGFzZSBjaGFuZ2UgbWF0ZXJpYWw8L3RpdGxlPjxzZWNvbmRhcnktdGl0bGU+T3B0IEV4cHJl
-c3M8L3NlY29uZGFyeS10aXRsZT48YWx0LXRpdGxlPk9wdC4gRXhwcmVzczwvYWx0LXRpdGxlPjwv
-dGl0bGVzPjxhbHQtcGVyaW9kaWNhbD48ZnVsbC10aXRsZT5PcHRpY3MgRXhwcmVzczwvZnVsbC10
-aXRsZT48YWJici0xPk9wdC4gRXhwcmVzczwvYWJici0xPjwvYWx0LXBlcmlvZGljYWw+PHBhZ2Vz
-PjM1Mjg3LTM1Mjk3PC9wYWdlcz48dm9sdW1lPjMyPC92b2x1bWU+PG51bWJlcj4yMDwvbnVtYmVy
-PjxrZXl3b3Jkcz48a2V5d29yZD5BdG9taWMgbGF5ZXIgZGVwb3NpdGlvbjwva2V5d29yZD48a2V5
-d29yZD5DaGVtaWNhbCB2YXBvciBkZXBvc2l0aW9uPC9rZXl3b3JkPjxrZXl3b3JkPkVsZWN0cm9u
-IGJlYW0gbGl0aG9ncmFwaHk8L2tleXdvcmQ+PGtleXdvcmQ+T3B0aWNhbCBkaXJlY3Rpb25hbCBj
-b3VwbGVyczwva2V5d29yZD48a2V5d29yZD5PcHRpY2FsIG5ldXJhbCBzeXN0ZW1zPC9rZXl3b3Jk
-PjxrZXl3b3JkPlJlZnJhY3RpdmUgaW5kZXg8L2tleXdvcmQ+PC9rZXl3b3Jkcz48ZGF0ZXM+PHll
-YXI+MjAyNDwveWVhcj48cHViLWRhdGVzPjxkYXRlPlNlcCAyMzwvZGF0ZT48L3B1Yi1kYXRlcz48
-L2RhdGVzPjxwdWJsaXNoZXI+T3B0aWNhIFB1Ymxpc2hpbmcgR3JvdXA8L3B1Ymxpc2hlcj48aXNi
-bj4xMDk0LTQwODcgKEVsZWN0cm9uaWMpJiN4RDsxMDk0LTQwODcgKExpbmtpbmcpPC9pc2JuPjxh
-Y2Nlc3Npb24tbnVtPjQwNTE0ODkyPC9hY2Nlc3Npb24tbnVtPjx1cmxzPjxyZWxhdGVkLXVybHM+
-PHVybD5odHRwczovL3d3dy5uY2JpLm5sbS5uaWguZ292L3B1Ym1lZC80MDUxNDg5MjwvdXJsPjwv
-cmVsYXRlZC11cmxzPjwvdXJscz48ZWxlY3Ryb25pYy1yZXNvdXJjZS1udW0+MTAuMTM2NC9PRS41
-MzQ2NDU8L2VsZWN0cm9uaWMtcmVzb3VyY2UtbnVtPjxyZW1vdGUtZGF0YWJhc2UtbmFtZT5QdWJN
-ZWQtbm90LU1FRExJTkU8L3JlbW90ZS1kYXRhYmFzZS1uYW1lPjxyZW1vdGUtZGF0YWJhc2UtcHJv
-dmlkZXI+TkxNPC9yZW1vdGUtZGF0YWJhc2UtcHJvdmlkZXI+PC9yZWNvcmQ+PC9DaXRlPjxDaXRl
-PjxBdXRob3I+TGF3c29uPC9BdXRob3I+PFllYXI+MjAyMzwvWWVhcj48UmVjTnVtPjYwPC9SZWNO
-dW0+PHJlY29yZD48cmVjLW51bWJlcj42MDwvcmVjLW51bWJlcj48Zm9yZWlnbi1rZXlzPjxrZXkg
-YXBwPSJFTiIgZGItaWQ9InY5MjBwZnQwNnJwOWRiZXgyYXA1MDB4OTl4NXJydHN3eHpzcyIgdGlt
-ZXN0YW1wPSIxNzY4MDUyOTExIiBndWlkPSJjODk1MDYwNi00ZmRkLTQxMWMtOTg4Mi00OTIzNDFh
-YTA1ZjMiPjYwPC9rZXk+PC9mb3JlaWduLWtleXM+PHJlZi10eXBlIG5hbWU9IkpvdXJuYWwgQXJ0
-aWNsZSI+MTc8L3JlZi10eXBlPjxjb250cmlidXRvcnM+PGF1dGhvcnM+PGF1dGhvcj5MYXdzb24s
-IERhbmllbDwvYXV0aG9yPjxhdXRob3I+Qmx1bmRlbGwsIFNvcGhpZTwvYXV0aG9yPjxhdXRob3I+
-RWJlcnQsIE1hcnRpbjwvYXV0aG9yPjxhdXRob3I+TXVza2VucywgT3R0byBMLjwvYXV0aG9yPjxh
-dXRob3I+WmVpbXBla2lzLCBJb2FubmlzPC9hdXRob3I+PC9hdXRob3JzPjwvY29udHJpYnV0b3Jz
-Pjx0aXRsZXM+PHRpdGxlPk9wdGljYWwgc3dpdGNoaW5nIGJleW9uZCBhIG1pbGxpb24gY3ljbGVz
-IG9mIGxvdy1sb3NzIHBoYXNlIGNoYW5nZSBtYXRlcmlhbCBTYjJTZTM8L3RpdGxlPjxzZWNvbmRh
-cnktdGl0bGU+T3B0aWNhbCBNYXRlcmlhbHMgRXhwcmVzczwvc2Vjb25kYXJ5LXRpdGxlPjwvdGl0
-bGVzPjxwZXJpb2RpY2FsPjxmdWxsLXRpdGxlPk9wdGljYWwgTWF0ZXJpYWxzIEV4cHJlc3M8L2Z1
-bGwtdGl0bGU+PGFiYnItMT5PcHQuIE1hdGVyLiBFeHByZXNzPC9hYmJyLTE+PC9wZXJpb2RpY2Fs
-Pjx2b2x1bWU+MTQ8L3ZvbHVtZT48bnVtYmVyPjE8L251bWJlcj48c2VjdGlvbj4yMjwvc2VjdGlv
-bj48ZGF0ZXM+PHllYXI+MjAyMzwveWVhcj48L2RhdGVzPjxpc2JuPjIxNTktMzkzMDwvaXNibj48
-dXJscz48L3VybHM+PGVsZWN0cm9uaWMtcmVzb3VyY2UtbnVtPjEwLjEzNjQvb21lLjUwOTQzNDwv
-ZWxlY3Ryb25pYy1yZXNvdXJjZS1udW0+PC9yZWNvcmQ+PC9DaXRlPjwvRW5kTm90ZT5=
+PGNvbnRyaWJ1dG9ycz48YXV0aG9ycz48YXV0aG9yPkxpdSwgQ2h1bm1pbjwvYXV0aG9yPjxhdXRo
+b3I+WXVhbiwgWWFmZWk8L2F1dGhvcj48YXV0aG9yPkNoZW5nLCBMaW5nPC9hdXRob3I+PGF1dGhv
+cj5TdSwgSmluZzwvYXV0aG9yPjxhdXRob3I+WmhhbmcsIFhpbnRvbmc8L2F1dGhvcj48YXV0aG9y
+PkxpLCBYaWFuZ3hpYW5nPC9hdXRob3I+PGF1dGhvcj5aaGFuZywgSGFvPC9hdXRob3I+PGF1dGhv
+cj5aaGFuZywgWGlhPC9hdXRob3I+PGF1dGhvcj5MaSwgSmluZzwvYXV0aG9yPjwvYXV0aG9ycz48
+L2NvbnRyaWJ1dG9ycz48dGl0bGVzPjx0aXRsZT5UdW5hYmxlIG5vbmxpbmVhciBvcHRpY2FsIGFi
+c29ycHRpb24gaW4gYW1vcnBob3VzIGFuZCBjcnlzdGFsbGluZSBTYjJTZTMgdGhpbiBmaWxtczwv
+dGl0bGU+PHNlY29uZGFyeS10aXRsZT5Kb3VybmFsIG9mIEFsbG95cyBhbmQgQ29tcG91bmRzPC9z
+ZWNvbmRhcnktdGl0bGU+PC90aXRsZXM+PHBlcmlvZGljYWw+PGZ1bGwtdGl0bGU+Sm91cm5hbCBv
+ZiBBbGxveXMgYW5kIENvbXBvdW5kczwvZnVsbC10aXRsZT48L3BlcmlvZGljYWw+PHBhZ2VzPjc1
+My03NjA8L3BhZ2VzPjx2b2x1bWU+NzkxPC92b2x1bWU+PHNlY3Rpb24+NzUzPC9zZWN0aW9uPjxr
+ZXl3b3Jkcz48a2V5d29yZD5TYlNlIHRoaW4gZmlsbTwva2V5d29yZD48a2V5d29yZD5aLXNjYW48
+L2tleXdvcmQ+PGtleXdvcmQ+VHVuYWJsZSBub25saW5lYXIgYWJzb3JwdGlvbjwva2V5d29yZD48
+a2V5d29yZD5SZXZlcnNlIHNhdHVyYXRpb24gYWJzb3JwdGlvbjwva2V5d29yZD48a2V5d29yZD5T
+YXR1cmF0aW9uIGFic29ycHRpb248L2tleXdvcmQ+PC9rZXl3b3Jkcz48ZGF0ZXM+PHllYXI+MjAx
+OTwveWVhcj48cHViLWRhdGVzPjxkYXRlPjIwMTkvMDYvMzAvPC9kYXRlPjwvcHViLWRhdGVzPjwv
+ZGF0ZXM+PGlzYm4+MDkyNTgzODg8L2lzYm4+PHVybHM+PHJlbGF0ZWQtdXJscz48dXJsPmh0dHBz
+Oi8vd3d3LnNjaWVuY2VkaXJlY3QuY29tL3NjaWVuY2UvYXJ0aWNsZS9waWkvUzA5MjU4Mzg4MTkz
+MTEyMTE8L3VybD48dXJsPmh0dHBzOi8vd3d3LnNjaWVuY2VkaXJlY3QuY29tL3NjaWVuY2UvYXJ0
+aWNsZS9waWkvUzA5MjU4Mzg4MTkzMTEyMTE/dmlhJTNEaWh1YjwvdXJsPjwvcmVsYXRlZC11cmxz
+PjwvdXJscz48ZWxlY3Ryb25pYy1yZXNvdXJjZS1udW0+MTAuMTAxNi9qLmphbGxjb20uMjAxOS4w
+My4yOTU8L2VsZWN0cm9uaWMtcmVzb3VyY2UtbnVtPjwvcmVjb3JkPjwvQ2l0ZT48L0VuZE5vdGU+
+AG==
 </w:fldData>
         </w:fldChar>
       </w:r>
@@ -2121,7 +2475,7 @@
         <w:rPr>
           <w:noProof/>
         </w:rPr>
-        <w:t>[14-17]</w:t>
+        <w:t>[19-21]</w:t>
       </w:r>
       <w:r>
         <w:fldChar w:fldCharType="end"/>
@@ -2139,31 +2493,37 @@
         <w:t>by</w:t>
       </w:r>
       <w:r>
-        <w:t xml:space="preserve"> its behaviour post </w:t>
+        <w:t xml:space="preserve"> its behaviour </w:t>
+      </w:r>
+      <w:r>
+        <w:t>after</w:t>
+      </w:r>
+      <w:r>
+        <w:t xml:space="preserve"> </w:t>
       </w:r>
       <w:r>
         <w:t xml:space="preserve">phase </w:t>
       </w:r>
       <w:r>
-        <w:t xml:space="preserve">transitioned. A volatile PCM reverts to </w:t>
-      </w:r>
-      <w:r>
-        <w:t>amorphous phase</w:t>
-      </w:r>
-      <w:r>
-        <w:t xml:space="preserve"> if </w:t>
-      </w:r>
-      <w:r>
-        <w:t>its</w:t>
-      </w:r>
-      <w:r>
-        <w:t xml:space="preserve"> temperature drops </w:t>
-      </w:r>
-      <w:r>
-        <w:rPr>
-          <w:szCs w:val="20"/>
-        </w:rPr>
-        <w:t xml:space="preserve">below </w:t>
+        <w:t>transitio</w:t>
+      </w:r>
+      <w:r>
+        <w:t>n occurs</w:t>
+      </w:r>
+      <w:r>
+        <w:t xml:space="preserve">. A volatile PCM </w:t>
+      </w:r>
+      <w:r>
+        <w:t>will reverts to its pre-transitioned</w:t>
+      </w:r>
+      <w:r>
+        <w:t xml:space="preserve"> phase</w:t>
+      </w:r>
+      <w:r>
+        <w:t xml:space="preserve"> </w:t>
+      </w:r>
+      <w:r>
+        <w:t xml:space="preserve">if temperature drops below </w:t>
       </w:r>
       <w:r>
         <w:rPr>
@@ -2186,30 +2546,28 @@
         <w:rPr>
           <w:szCs w:val="20"/>
         </w:rPr>
-        <w:t>, common</w:t>
-      </w:r>
-      <w:r>
-        <w:rPr>
-          <w:sz w:val="22"/>
-          <w:szCs w:val="40"/>
+        <w:t>, a common volatile PCM</w:t>
+      </w:r>
+      <w:r>
+        <w:t xml:space="preserve"> is Vanadium dioxide (VO</w:t>
+      </w:r>
+      <w:r>
+        <w:rPr>
           <w:vertAlign w:val="subscript"/>
         </w:rPr>
-        <w:t xml:space="preserve"> </w:t>
-      </w:r>
-      <w:r>
-        <w:t>example is Vanadium dioxide (VO</w:t>
-      </w:r>
-      <w:r>
-        <w:rPr>
-          <w:vertAlign w:val="subscript"/>
-        </w:rPr>
         <w:t>2</w:t>
       </w:r>
       <w:r>
-        <w:t xml:space="preserve">). But non-volatile PCM remains in the </w:t>
-      </w:r>
-      <w:r>
-        <w:t>crystalline</w:t>
+        <w:t xml:space="preserve">). But non-volatile PCM </w:t>
+      </w:r>
+      <w:r>
+        <w:t xml:space="preserve">will </w:t>
+      </w:r>
+      <w:r>
+        <w:t xml:space="preserve">remains in </w:t>
+      </w:r>
+      <w:r>
+        <w:t>it transitioned</w:t>
       </w:r>
       <w:r>
         <w:t xml:space="preserve"> phase even after the temperature dro</w:t>
@@ -2245,13 +2603,19 @@
         <w:t xml:space="preserve"> </w:t>
       </w:r>
       <w:r>
-        <w:t>back to amorphous</w:t>
-      </w:r>
-      <w:r>
-        <w:t>, it needs to be heated to a higher melting temperature and the quench rapidly</w:t>
-      </w:r>
-      <w:r>
-        <w:t>. Examples of non-volatile PCMs are</w:t>
+        <w:t>non-volatile PCM phase back to pre-transitioned phase</w:t>
+      </w:r>
+      <w:r>
+        <w:t>, it needs to be heated to melting temperature and the quench rapidly</w:t>
+      </w:r>
+      <w:r>
+        <w:t xml:space="preserve">. </w:t>
+      </w:r>
+      <w:r>
+        <w:t>Examples</w:t>
+      </w:r>
+      <w:r>
+        <w:t xml:space="preserve"> of non-volatile PCMs are</w:t>
       </w:r>
       <w:r>
         <w:t xml:space="preserve"> </w:t>
@@ -2328,7 +2692,7 @@
       <w:r>
         <w:fldChar w:fldCharType="begin">
           <w:fldData xml:space="preserve">PEVuZE5vdGU+PENpdGU+PEF1dGhvcj5EZWxhbmV5PC9BdXRob3I+PFllYXI+MjAyMDwvWWVhcj48
-UmVjTnVtPjY0PC9SZWNOdW0+PERpc3BsYXlUZXh0PlsxOCwgMTldPC9EaXNwbGF5VGV4dD48cmVj
+UmVjTnVtPjY0PC9SZWNOdW0+PERpc3BsYXlUZXh0PlsyMiwgMjNdPC9EaXNwbGF5VGV4dD48cmVj
 b3JkPjxyZWMtbnVtYmVyPjY0PC9yZWMtbnVtYmVyPjxmb3JlaWduLWtleXM+PGtleSBhcHA9IkVO
 IiBkYi1pZD0idjkyMHBmdDA2cnA5ZGJleDJhcDUwMHg5OXg1cnJ0c3d4enNzIiB0aW1lc3RhbXA9
 IjE3NjgwNTQwOTAiIGd1aWQ9ImIxNWI1NTUwLTQwZDctNGFkMi04MTgyLWNmNmY0ODZhNGY1MCI+
@@ -2374,7 +2738,7 @@
       <w:r>
         <w:fldChar w:fldCharType="begin">
           <w:fldData xml:space="preserve">PEVuZE5vdGU+PENpdGU+PEF1dGhvcj5EZWxhbmV5PC9BdXRob3I+PFllYXI+MjAyMDwvWWVhcj48
-UmVjTnVtPjY0PC9SZWNOdW0+PERpc3BsYXlUZXh0PlsxOCwgMTldPC9EaXNwbGF5VGV4dD48cmVj
+UmVjTnVtPjY0PC9SZWNOdW0+PERpc3BsYXlUZXh0PlsyMiwgMjNdPC9EaXNwbGF5VGV4dD48cmVj
 b3JkPjxyZWMtbnVtYmVyPjY0PC9yZWMtbnVtYmVyPjxmb3JlaWduLWtleXM+PGtleSBhcHA9IkVO
 IiBkYi1pZD0idjkyMHBmdDA2cnA5ZGJleDJhcDUwMHg5OXg1cnJ0c3d4enNzIiB0aW1lc3RhbXA9
 IjE3NjgwNTQwOTAiIGd1aWQ9ImIxNWI1NTUwLTQwZDctNGFkMi04MTgyLWNmNmY0ODZhNGY1MCI+
@@ -2427,7 +2791,7 @@
         <w:rPr>
           <w:noProof/>
         </w:rPr>
-        <w:t>[18, 19]</w:t>
+        <w:t>[22, 23]</w:t>
       </w:r>
       <w:r>
         <w:fldChar w:fldCharType="end"/>
@@ -2439,16 +2803,22 @@
         <w:t xml:space="preserve"> a chalcogenide glass that</w:t>
       </w:r>
       <w:r>
-        <w:t xml:space="preserve"> exhibits large refractive index contrast between its amorphous and crystalline phase</w:t>
+        <w:t xml:space="preserve"> exhibits large refractive index contrast between amorphous and crystalline phase</w:t>
       </w:r>
       <w:r>
         <w:t>s</w:t>
       </w:r>
       <w:r>
-        <w:t>. Compared to other non-volatile PCM, it</w:t>
-      </w:r>
-      <w:r>
-        <w:t xml:space="preserve"> has a </w:t>
+        <w:t xml:space="preserve">. </w:t>
+      </w:r>
+      <w:r>
+        <w:t>When c</w:t>
+      </w:r>
+      <w:r>
+        <w:t>ompared to other non-volatile PCM, it</w:t>
+      </w:r>
+      <w:r>
+        <w:t xml:space="preserve"> has </w:t>
       </w:r>
       <w:r>
         <w:t xml:space="preserve">low </w:t>
@@ -2507,7 +2877,7 @@
       <w:r>
         <w:fldChar w:fldCharType="begin">
           <w:fldData xml:space="preserve">PEVuZE5vdGU+PENpdGU+PEF1dGhvcj5TYXJhbmdhbjwvQXV0aG9yPjxZZWFyPjIwMTg8L1llYXI+
-PFJlY051bT41ODwvUmVjTnVtPjxEaXNwbGF5VGV4dD5bNCwgMjBdPC9EaXNwbGF5VGV4dD48cmVj
+PFJlY051bT41ODwvUmVjTnVtPjxEaXNwbGF5VGV4dD5bNCwgMjRdPC9EaXNwbGF5VGV4dD48cmVj
 b3JkPjxyZWMtbnVtYmVyPjU4PC9yZWMtbnVtYmVyPjxmb3JlaWduLWtleXM+PGtleSBhcHA9IkVO
 IiBkYi1pZD0idjkyMHBmdDA2cnA5ZGJleDJhcDUwMHg5OXg1cnJ0c3d4enNzIiB0aW1lc3RhbXA9
 IjE3NjgwNTI4MzIiIGd1aWQ9Ijc2NGY0ODViLTdiMzMtNDBjYS04NGY0LTY0ZTI2MDc0MGIwNSI+
@@ -2568,7 +2938,7 @@
       <w:r>
         <w:fldChar w:fldCharType="begin">
           <w:fldData xml:space="preserve">PEVuZE5vdGU+PENpdGU+PEF1dGhvcj5TYXJhbmdhbjwvQXV0aG9yPjxZZWFyPjIwMTg8L1llYXI+
-PFJlY051bT41ODwvUmVjTnVtPjxEaXNwbGF5VGV4dD5bNCwgMjBdPC9EaXNwbGF5VGV4dD48cmVj
+PFJlY051bT41ODwvUmVjTnVtPjxEaXNwbGF5VGV4dD5bNCwgMjRdPC9EaXNwbGF5VGV4dD48cmVj
 b3JkPjxyZWMtbnVtYmVyPjU4PC9yZWMtbnVtYmVyPjxmb3JlaWduLWtleXM+PGtleSBhcHA9IkVO
 IiBkYi1pZD0idjkyMHBmdDA2cnA5ZGJleDJhcDUwMHg5OXg1cnJ0c3d4enNzIiB0aW1lc3RhbXA9
 IjE3NjgwNTI4MzIiIGd1aWQ9Ijc2NGY0ODViLTdiMzMtNDBjYS04NGY0LTY0ZTI2MDc0MGIwNSI+
@@ -2636,7 +3006,7 @@
         <w:rPr>
           <w:noProof/>
         </w:rPr>
-        <w:t>[4, 20]</w:t>
+        <w:t>[4, 24]</w:t>
       </w:r>
       <w:r>
         <w:fldChar w:fldCharType="end"/>
@@ -2648,13 +3018,19 @@
         <w:t>Its drawback is the large extinction coefficient in visible and IR spectrum, which causes high optical loss</w:t>
       </w:r>
       <w:r>
-        <w:t xml:space="preserve"> due to absorption</w:t>
+        <w:t xml:space="preserve"> </w:t>
+      </w:r>
+      <w:r>
+        <w:t>from</w:t>
+      </w:r>
+      <w:r>
+        <w:t xml:space="preserve"> absorption</w:t>
       </w:r>
       <w:r>
         <w:t xml:space="preserve">. </w:t>
       </w:r>
       <w:r>
-        <w:t xml:space="preserve">One of the derivative of GST is </w:t>
+        <w:t>Another popular non-volatile PCM is GSST (</w:t>
       </w:r>
       <w:r>
         <w:t>Ge</w:t>
@@ -2694,10 +3070,19 @@
         <w:t>x</w:t>
       </w:r>
       <w:r>
-        <w:t xml:space="preserve"> (GSST)</w:t>
-      </w:r>
-      <w:r>
-        <w:t xml:space="preserve">, it </w:t>
+        <w:t xml:space="preserve">), it is a </w:t>
+      </w:r>
+      <w:r>
+        <w:t xml:space="preserve">derivative of GST is </w:t>
+      </w:r>
+      <w:r>
+        <w:t>(GSST)</w:t>
+      </w:r>
+      <w:r>
+        <w:t xml:space="preserve"> that</w:t>
+      </w:r>
+      <w:r>
+        <w:t xml:space="preserve"> </w:t>
       </w:r>
       <w:r>
         <w:t xml:space="preserve">substitutes some of the </w:t>
@@ -2718,10 +3103,25 @@
         <w:t xml:space="preserve">elenium. </w:t>
       </w:r>
       <w:r>
-        <w:t>It also has a larger refractive index contrast in the visible spectrum</w:t>
-      </w:r>
-      <w:r>
-        <w:t xml:space="preserve"> and has lower extinction coefficient which make it more efficient</w:t>
+        <w:t>It has a larger refractive index contrast in the visible spectrum</w:t>
+      </w:r>
+      <w:r>
+        <w:t xml:space="preserve"> </w:t>
+      </w:r>
+      <w:r>
+        <w:t xml:space="preserve">like GST but </w:t>
+      </w:r>
+      <w:r>
+        <w:t xml:space="preserve">has </w:t>
+      </w:r>
+      <w:r>
+        <w:t xml:space="preserve">a </w:t>
+      </w:r>
+      <w:r>
+        <w:t xml:space="preserve">lower extinction coefficient which </w:t>
+      </w:r>
+      <w:r>
+        <w:t>helps with efficiency</w:t>
       </w:r>
       <w:r>
         <w:t xml:space="preserve">. But </w:t>
@@ -2763,7 +3163,7 @@
         <w:fldChar w:fldCharType="begin"/>
       </w:r>
       <w:r>
-        <w:instrText xml:space="preserve"> ADDIN EN.CITE &lt;EndNote&gt;&lt;Cite&gt;&lt;Author&gt;Burtsev&lt;/Author&gt;&lt;Year&gt;2022&lt;/Year&gt;&lt;RecNum&gt;79&lt;/RecNum&gt;&lt;DisplayText&gt;[20]&lt;/DisplayText&gt;&lt;record&gt;&lt;rec-number&gt;79&lt;/rec-number&gt;&lt;foreign-keys&gt;&lt;key app="EN" db-id="v920pft06rp9dbex2ap500x99x5rrtswxzss" timestamp="1773644050" guid="89850858-26a3-484b-a900-46f1c090aff8"&gt;79&lt;/key&gt;&lt;/foreign-keys&gt;&lt;ref-type name="Journal Article"&gt;17&lt;/ref-type&gt;&lt;contributors&gt;&lt;authors&gt;&lt;author&gt;Burtsev, A. A.&lt;/author&gt;&lt;author&gt;Eliseev, N. N.&lt;/author&gt;&lt;author&gt;Mikhalevsky, V. A.&lt;/author&gt;&lt;author&gt;Kiselev, A. V.&lt;/author&gt;&lt;author&gt;Ionin, V. V.&lt;/author&gt;&lt;author&gt;Grebenev, V. V.&lt;/author&gt;&lt;author&gt;Karimov, D. N.&lt;/author&gt;&lt;author&gt;Lotin, A. A.&lt;/author&gt;&lt;/authors&gt;&lt;/contributors&gt;&lt;titles&gt;&lt;title&gt;Physical properties’ temperature dynamics of GeTe, Ge2Sb2Te5 and Ge2Sb2Se4Te1 phase change materials&lt;/title&gt;&lt;secondary-title&gt;Materials Science in Semiconductor Processing&lt;/secondary-title&gt;&lt;/titles&gt;&lt;periodical&gt;&lt;full-title&gt;Materials Science in Semiconductor Processing&lt;/full-title&gt;&lt;/periodical&gt;&lt;pages&gt;106907&lt;/pages&gt;&lt;volume&gt;150&lt;/volume&gt;&lt;dates&gt;&lt;year&gt;2022&lt;/year&gt;&lt;pub-dates&gt;&lt;date&gt;2022/11/01/&lt;/date&gt;&lt;/pub-dates&gt;&lt;/dates&gt;&lt;isbn&gt;1369-8001&lt;/isbn&gt;&lt;urls&gt;&lt;related-urls&gt;&lt;url&gt;https://www.sciencedirect.com/science/article/pii/S1369800122004449&lt;/url&gt;&lt;/related-urls&gt;&lt;/urls&gt;&lt;electronic-resource-num&gt;https://doi.org/10.1016/j.mssp.2022.106907&lt;/electronic-resource-num&gt;&lt;/record&gt;&lt;/Cite&gt;&lt;/EndNote&gt;</w:instrText>
+        <w:instrText xml:space="preserve"> ADDIN EN.CITE &lt;EndNote&gt;&lt;Cite&gt;&lt;Author&gt;Burtsev&lt;/Author&gt;&lt;Year&gt;2022&lt;/Year&gt;&lt;RecNum&gt;79&lt;/RecNum&gt;&lt;DisplayText&gt;[24]&lt;/DisplayText&gt;&lt;record&gt;&lt;rec-number&gt;79&lt;/rec-number&gt;&lt;foreign-keys&gt;&lt;key app="EN" db-id="v920pft06rp9dbex2ap500x99x5rrtswxzss" timestamp="1773644050" guid="89850858-26a3-484b-a900-46f1c090aff8"&gt;79&lt;/key&gt;&lt;/foreign-keys&gt;&lt;ref-type name="Journal Article"&gt;17&lt;/ref-type&gt;&lt;contributors&gt;&lt;authors&gt;&lt;author&gt;Burtsev, A. A.&lt;/author&gt;&lt;author&gt;Eliseev, N. N.&lt;/author&gt;&lt;author&gt;Mikhalevsky, V. A.&lt;/author&gt;&lt;author&gt;Kiselev, A. V.&lt;/author&gt;&lt;author&gt;Ionin, V. V.&lt;/author&gt;&lt;author&gt;Grebenev, V. V.&lt;/author&gt;&lt;author&gt;Karimov, D. N.&lt;/author&gt;&lt;author&gt;Lotin, A. A.&lt;/author&gt;&lt;/authors&gt;&lt;/contributors&gt;&lt;titles&gt;&lt;title&gt;Physical properties’ temperature dynamics of GeTe, Ge2Sb2Te5 and Ge2Sb2Se4Te1 phase change materials&lt;/title&gt;&lt;secondary-title&gt;Materials Science in Semiconductor Processing&lt;/secondary-title&gt;&lt;/titles&gt;&lt;periodical&gt;&lt;full-title&gt;Materials Science in Semiconductor Processing&lt;/full-title&gt;&lt;/periodical&gt;&lt;pages&gt;106907&lt;/pages&gt;&lt;volume&gt;150&lt;/volume&gt;&lt;dates&gt;&lt;year&gt;2022&lt;/year&gt;&lt;pub-dates&gt;&lt;date&gt;2022/11/01/&lt;/date&gt;&lt;/pub-dates&gt;&lt;/dates&gt;&lt;isbn&gt;1369-8001&lt;/isbn&gt;&lt;urls&gt;&lt;related-urls&gt;&lt;url&gt;https://www.sciencedirect.com/science/article/pii/S1369800122004449&lt;/url&gt;&lt;/related-urls&gt;&lt;/urls&gt;&lt;electronic-resource-num&gt;https://doi.org/10.1016/j.mssp.2022.106907&lt;/electronic-resource-num&gt;&lt;/record&gt;&lt;/Cite&gt;&lt;/EndNote&gt;</w:instrText>
       </w:r>
       <w:r>
         <w:fldChar w:fldCharType="separate"/>
@@ -2772,7 +3172,7 @@
         <w:rPr>
           <w:noProof/>
         </w:rPr>
-        <w:t>[20]</w:t>
+        <w:t>[24]</w:t>
       </w:r>
       <w:r>
         <w:fldChar w:fldCharType="end"/>
@@ -2784,15 +3184,6 @@
         <w:t xml:space="preserve"> </w:t>
       </w:r>
       <w:r>
-        <w:rPr>
-          <w:highlight w:val="cyan"/>
-        </w:rPr>
-        <w:t>(add examples for GST and GSST)</w:t>
-      </w:r>
-      <w:r>
-        <w:t xml:space="preserve">. </w:t>
-      </w:r>
-      <w:r>
         <w:t>In the past 10 years, VO</w:t>
       </w:r>
       <w:r>
@@ -2802,22 +3193,10 @@
         <w:t>2</w:t>
       </w:r>
       <w:r>
-        <w:t xml:space="preserve"> has gathered attention as a volatile PCM. It undergoes metal-</w:t>
-      </w:r>
-      <w:r>
-        <w:t xml:space="preserve">insulator </w:t>
-      </w:r>
-      <w:r>
-        <w:t>transition</w:t>
-      </w:r>
-      <w:r>
-        <w:t xml:space="preserve"> (MIT)</w:t>
-      </w:r>
-      <w:r>
-        <w:t xml:space="preserve"> </w:t>
-      </w:r>
-      <w:r>
-        <w:t xml:space="preserve">at </w:t>
+        <w:t xml:space="preserve"> has gathered attention as a volatile PCM</w:t>
+      </w:r>
+      <w:r>
+        <w:t xml:space="preserve"> with </w:t>
       </w:r>
       <w:r>
         <w:rPr>
@@ -2835,7 +3214,64 @@
         <w:t>trans</w:t>
       </w:r>
       <w:r>
-        <w:t xml:space="preserve"> of 68 °C, closest to room temperature among other common PCMs. Has a relatively high refractive index contrast in the near-IR through IR wavelengths, with small k in the insulating phase (low temperature). Its drawback</w:t>
+        <w:rPr>
+          <w:vertAlign w:val="subscript"/>
+        </w:rPr>
+        <w:t xml:space="preserve"> </w:t>
+      </w:r>
+      <w:r>
+        <w:t>close to room temperature</w:t>
+      </w:r>
+      <w:r>
+        <w:t>. It undergoes metal-</w:t>
+      </w:r>
+      <w:r>
+        <w:t xml:space="preserve">insulator </w:t>
+      </w:r>
+      <w:r>
+        <w:t>transition</w:t>
+      </w:r>
+      <w:r>
+        <w:t xml:space="preserve"> (MIT)</w:t>
+      </w:r>
+      <w:r>
+        <w:t xml:space="preserve"> </w:t>
+      </w:r>
+      <w:r>
+        <w:t xml:space="preserve">at </w:t>
+      </w:r>
+      <w:r>
+        <w:rPr>
+          <w:i/>
+          <w:iCs/>
+        </w:rPr>
+        <w:t>T</w:t>
+      </w:r>
+      <w:r>
+        <w:rPr>
+          <w:i/>
+          <w:iCs/>
+          <w:vertAlign w:val="subscript"/>
+        </w:rPr>
+        <w:t>trans</w:t>
+      </w:r>
+      <w:r>
+        <w:t xml:space="preserve"> of</w:t>
+      </w:r>
+      <w:r>
+        <w:t xml:space="preserve"> 68 °C, </w:t>
+      </w:r>
+      <w:r>
+        <w:t>and h</w:t>
+      </w:r>
+      <w:r>
+        <w:t xml:space="preserve">as a relatively high refractive index contrast </w:t>
+      </w:r>
+      <w:r>
+        <w:t>starting from near-IR</w:t>
+      </w:r>
+      <w:r>
+        <w:t xml:space="preserve"> with small k in the insulating phase (low temperature). Its drawback</w:t>
       </w:r>
       <w:r>
         <w:t>s</w:t>
@@ -2847,184 +3283,188 @@
         <w:t>are</w:t>
       </w:r>
       <w:r>
-        <w:t xml:space="preserve"> it large k in its metallic </w:t>
+        <w:t xml:space="preserve"> it large k in its metallic phase</w:t>
+      </w:r>
+      <w:r>
+        <w:t xml:space="preserve"> </w:t>
+      </w:r>
+      <w:r>
+        <w:fldChar w:fldCharType="begin"/>
+      </w:r>
+      <w:r>
+        <w:instrText xml:space="preserve"> ADDIN EN.CITE &lt;EndNote&gt;&lt;Cite&gt;&lt;Author&gt;Gong&lt;/Author&gt;&lt;Year&gt;2021&lt;/Year&gt;&lt;RecNum&gt;7&lt;/RecNum&gt;&lt;DisplayText&gt;[23]&lt;/DisplayText&gt;&lt;record&gt;&lt;rec-number&gt;7&lt;/rec-number&gt;&lt;foreign-keys&gt;&lt;key app="EN" db-id="v920pft06rp9dbex2ap500x99x5rrtswxzss" timestamp="1767953562" guid="8ad8664f-ca88-41ea-a7a1-aeda3144c163"&gt;7&lt;/key&gt;&lt;/foreign-keys&gt;&lt;ref-type name="Journal Article"&gt;17&lt;/ref-type&gt;&lt;contributors&gt;&lt;authors&gt;&lt;author&gt;Gong, Zilun&lt;/author&gt;&lt;author&gt;Yang, Fuyi&lt;/author&gt;&lt;author&gt;Wang, Letian&lt;/author&gt;&lt;author&gt;Chen, Rui&lt;/author&gt;&lt;author&gt;Wu, Junqiao&lt;/author&gt;&lt;author&gt;Grigoropoulos, Costas P.&lt;/author&gt;&lt;author&gt;Yao, Jie&lt;/author&gt;&lt;/authors&gt;&lt;/contributors&gt;&lt;titles&gt;&lt;title&gt;Phase change materials in photonic devices&lt;/title&gt;&lt;secondary-title&gt;Journal of Applied Physics&lt;/secondary-title&gt;&lt;/titles&gt;&lt;periodical&gt;&lt;full-title&gt;Journal of Applied Physics&lt;/full-title&gt;&lt;/periodical&gt;&lt;volume&gt;129&lt;/volume&gt;&lt;number&gt;3&lt;/number&gt;&lt;dates&gt;&lt;year&gt;2021&lt;/year&gt;&lt;/dates&gt;&lt;isbn&gt;0021-8979&lt;/isbn&gt;&lt;urls&gt;&lt;related-urls&gt;&lt;url&gt;https://doi.org/10.1063/5.0027868&lt;/url&gt;&lt;/related-urls&gt;&lt;/urls&gt;&lt;custom1&gt;030902&lt;/custom1&gt;&lt;electronic-resource-num&gt;10.1063/5.0027868&lt;/electronic-resource-num&gt;&lt;access-date&gt;1/9/2026&lt;/access-date&gt;&lt;/record&gt;&lt;/Cite&gt;&lt;/EndNote&gt;</w:instrText>
+      </w:r>
+      <w:r>
+        <w:fldChar w:fldCharType="separate"/>
+      </w:r>
+      <w:r>
+        <w:rPr>
+          <w:noProof/>
+        </w:rPr>
+        <w:t>[23]</w:t>
+      </w:r>
+      <w:r>
+        <w:fldChar w:fldCharType="end"/>
+      </w:r>
+      <w:r>
+        <w:t xml:space="preserve">, </w:t>
+      </w:r>
+      <w:r>
+        <w:t>noticeable</w:t>
+      </w:r>
+      <w:r>
+        <w:t xml:space="preserve"> </w:t>
+      </w:r>
+      <w:r>
+        <w:t xml:space="preserve">thermal hysteresis </w:t>
+      </w:r>
+      <w:r>
+        <w:fldChar w:fldCharType="begin"/>
+      </w:r>
+      <w:r>
+        <w:instrText xml:space="preserve"> ADDIN EN.CITE &lt;EndNote&gt;&lt;Cite&gt;&lt;Author&gt;Guo&lt;/Author&gt;&lt;Year&gt;2020&lt;/Year&gt;&lt;RecNum&gt;11&lt;/RecNum&gt;&lt;DisplayText&gt;[25]&lt;/DisplayText&gt;&lt;record&gt;&lt;rec-number&gt;11&lt;/rec-number&gt;&lt;foreign-keys&gt;&lt;key app="EN" db-id="v920pft06rp9dbex2ap500x99x5rrtswxzss" timestamp="1767955925" guid="8f2545da-fd74-4dcb-8e56-6aefcde0abc4"&gt;11&lt;/key&gt;&lt;/foreign-keys&gt;&lt;ref-type name="Journal Article"&gt;17&lt;/ref-type&gt;&lt;contributors&gt;&lt;authors&gt;&lt;author&gt;Guo, Pengfei&lt;/author&gt;&lt;author&gt;Biegler, Zach&lt;/author&gt;&lt;author&gt;Back, Tyson&lt;/author&gt;&lt;author&gt;Sarangan, Andrew&lt;/author&gt;&lt;/authors&gt;&lt;/contributors&gt;&lt;titles&gt;&lt;title&gt;Vanadium dioxide phase change thin films produced by thermal oxidation of metallic vanadium&lt;/title&gt;&lt;secondary-title&gt;Thin Solid Films&lt;/secondary-title&gt;&lt;/titles&gt;&lt;periodical&gt;&lt;full-title&gt;Thin Solid Films&lt;/full-title&gt;&lt;/periodical&gt;&lt;pages&gt;138117&lt;/pages&gt;&lt;volume&gt;707&lt;/volume&gt;&lt;keywords&gt;&lt;keyword&gt;Phase change material&lt;/keyword&gt;&lt;keyword&gt;Vanadium dioxide&lt;/keyword&gt;&lt;keyword&gt;Mott transition&lt;/keyword&gt;&lt;keyword&gt;Thermal oxidation&lt;/keyword&gt;&lt;/keywords&gt;&lt;dates&gt;&lt;year&gt;2020&lt;/year&gt;&lt;pub-dates&gt;&lt;date&gt;2020/08/01/&lt;/date&gt;&lt;/pub-dates&gt;&lt;/dates&gt;&lt;isbn&gt;0040-6090&lt;/isbn&gt;&lt;urls&gt;&lt;related-urls&gt;&lt;url&gt;https://www.sciencedirect.com/science/article/pii/S0040609020303278&lt;/url&gt;&lt;/related-urls&gt;&lt;/urls&gt;&lt;electronic-resource-num&gt;https://doi.org/10.1016/j.tsf.2020.138117&lt;/electronic-resource-num&gt;&lt;/record&gt;&lt;/Cite&gt;&lt;/EndNote&gt;</w:instrText>
+      </w:r>
+      <w:r>
+        <w:fldChar w:fldCharType="separate"/>
+      </w:r>
+      <w:r>
+        <w:rPr>
+          <w:noProof/>
+        </w:rPr>
+        <w:t>[25]</w:t>
+      </w:r>
+      <w:r>
+        <w:fldChar w:fldCharType="end"/>
+      </w:r>
+      <w:r>
+        <w:t xml:space="preserve">. </w:t>
+      </w:r>
+      <w:r>
+        <w:t xml:space="preserve">Attempts have been made to </w:t>
+      </w:r>
+      <w:r>
+        <w:t>reduce</w:t>
+      </w:r>
+      <w:r>
+        <w:t xml:space="preserve"> </w:t>
+      </w:r>
+      <w:r>
+        <w:rPr>
+          <w:i/>
+          <w:iCs/>
+        </w:rPr>
+        <w:t>T</w:t>
+      </w:r>
+      <w:r>
+        <w:rPr>
+          <w:i/>
+          <w:iCs/>
+          <w:vertAlign w:val="subscript"/>
+        </w:rPr>
+        <w:t>trans</w:t>
+      </w:r>
+      <w:r>
+        <w:rPr>
+          <w:i/>
+          <w:iCs/>
+        </w:rPr>
+        <w:t xml:space="preserve"> </w:t>
+      </w:r>
+      <w:r>
+        <w:t>of VO</w:t>
+      </w:r>
+      <w:r>
+        <w:rPr>
+          <w:vertAlign w:val="subscript"/>
+        </w:rPr>
+        <w:t>2</w:t>
+      </w:r>
+      <w:r>
+        <w:rPr>
+          <w:vertAlign w:val="subscript"/>
+        </w:rPr>
+        <w:t xml:space="preserve"> </w:t>
+      </w:r>
+      <w:r>
+        <w:t>closer</w:t>
+      </w:r>
+      <w:r>
+        <w:t xml:space="preserve"> to room temperature</w:t>
+      </w:r>
+      <w:r>
+        <w:t>, b</w:t>
+      </w:r>
+      <w:r>
+        <w:t>ut these affect the switching endurance of the device</w:t>
+      </w:r>
+      <w:r>
+        <w:t xml:space="preserve">s and </w:t>
       </w:r>
       <w:r>
         <w:lastRenderedPageBreak/>
-        <w:t>phase</w:t>
+        <w:t xml:space="preserve">reduce their refractive index contrast </w:t>
+      </w:r>
+      <w:r>
+        <w:fldChar w:fldCharType="begin"/>
+      </w:r>
+      <w:r>
+        <w:instrText xml:space="preserve"> ADDIN EN.CITE &lt;EndNote&gt;&lt;Cite&gt;&lt;Author&gt;Warwick&lt;/Author&gt;&lt;Year&gt;2014&lt;/Year&gt;&lt;RecNum&gt;8&lt;/RecNum&gt;&lt;DisplayText&gt;[26]&lt;/DisplayText&gt;&lt;record&gt;&lt;rec-number&gt;8&lt;/rec-number&gt;&lt;foreign-keys&gt;&lt;key app="EN" db-id="v920pft06rp9dbex2ap500x99x5rrtswxzss" timestamp="1767954906" guid="078375fa-b561-4c33-9345-a13bb3a4955b"&gt;8&lt;/key&gt;&lt;/foreign-keys&gt;&lt;ref-type name="Journal Article"&gt;17&lt;/ref-type&gt;&lt;contributors&gt;&lt;authors&gt;&lt;author&gt;Warwick, Michael E. A.&lt;/author&gt;&lt;author&gt;Binions, Russell&lt;/author&gt;&lt;/authors&gt;&lt;/contributors&gt;&lt;titles&gt;&lt;title&gt;Advances in thermochromic vanadium dioxide films&lt;/title&gt;&lt;secondary-title&gt;Journal of Materials Chemistry A&lt;/secondary-title&gt;&lt;/titles&gt;&lt;periodical&gt;&lt;full-title&gt;Journal of Materials Chemistry A&lt;/full-title&gt;&lt;/periodical&gt;&lt;pages&gt;3275-3292&lt;/pages&gt;&lt;volume&gt;2&lt;/volume&gt;&lt;number&gt;10&lt;/number&gt;&lt;dates&gt;&lt;year&gt;2014&lt;/year&gt;&lt;/dates&gt;&lt;publisher&gt;The Royal Society of Chemistry&lt;/publisher&gt;&lt;isbn&gt;2050-7488&lt;/isbn&gt;&lt;work-type&gt;10.1039/C3TA14124A&lt;/work-type&gt;&lt;urls&gt;&lt;related-urls&gt;&lt;url&gt;http://dx.doi.org/10.1039/C3TA14124A&lt;/url&gt;&lt;/related-urls&gt;&lt;/urls&gt;&lt;electronic-resource-num&gt;10.1039/C3TA14124A&lt;/electronic-resource-num&gt;&lt;/record&gt;&lt;/Cite&gt;&lt;/EndNote&gt;</w:instrText>
+      </w:r>
+      <w:r>
+        <w:fldChar w:fldCharType="separate"/>
+      </w:r>
+      <w:r>
+        <w:rPr>
+          <w:noProof/>
+        </w:rPr>
+        <w:t>[26]</w:t>
+      </w:r>
+      <w:r>
+        <w:fldChar w:fldCharType="end"/>
+      </w:r>
+      <w:r>
+        <w:t>.</w:t>
       </w:r>
       <w:r>
         <w:t xml:space="preserve"> </w:t>
       </w:r>
       <w:r>
-        <w:fldChar w:fldCharType="begin"/>
-      </w:r>
-      <w:r>
-        <w:instrText xml:space="preserve"> ADDIN EN.CITE &lt;EndNote&gt;&lt;Cite&gt;&lt;Author&gt;Gong&lt;/Author&gt;&lt;Year&gt;2021&lt;/Year&gt;&lt;RecNum&gt;7&lt;/RecNum&gt;&lt;DisplayText&gt;[19]&lt;/DisplayText&gt;&lt;record&gt;&lt;rec-number&gt;7&lt;/rec-number&gt;&lt;foreign-keys&gt;&lt;key app="EN" db-id="v920pft06rp9dbex2ap500x99x5rrtswxzss" timestamp="1767953562" guid="8ad8664f-ca88-41ea-a7a1-aeda3144c163"&gt;7&lt;/key&gt;&lt;/foreign-keys&gt;&lt;ref-type name="Journal Article"&gt;17&lt;/ref-type&gt;&lt;contributors&gt;&lt;authors&gt;&lt;author&gt;Gong, Zilun&lt;/author&gt;&lt;author&gt;Yang, Fuyi&lt;/author&gt;&lt;author&gt;Wang, Letian&lt;/author&gt;&lt;author&gt;Chen, Rui&lt;/author&gt;&lt;author&gt;Wu, Junqiao&lt;/author&gt;&lt;author&gt;Grigoropoulos, Costas P.&lt;/author&gt;&lt;author&gt;Yao, Jie&lt;/author&gt;&lt;/authors&gt;&lt;/contributors&gt;&lt;titles&gt;&lt;title&gt;Phase change materials in photonic devices&lt;/title&gt;&lt;secondary-title&gt;Journal of Applied Physics&lt;/secondary-title&gt;&lt;/titles&gt;&lt;periodical&gt;&lt;full-title&gt;Journal of Applied Physics&lt;/full-title&gt;&lt;/periodical&gt;&lt;volume&gt;129&lt;/volume&gt;&lt;number&gt;3&lt;/number&gt;&lt;dates&gt;&lt;year&gt;2021&lt;/year&gt;&lt;/dates&gt;&lt;isbn&gt;0021-8979&lt;/isbn&gt;&lt;urls&gt;&lt;related-urls&gt;&lt;url&gt;https://doi.org/10.1063/5.0027868&lt;/url&gt;&lt;/related-urls&gt;&lt;/urls&gt;&lt;custom1&gt;030902&lt;/custom1&gt;&lt;electronic-resource-num&gt;10.1063/5.0027868&lt;/electronic-resource-num&gt;&lt;access-date&gt;1/9/2026&lt;/access-date&gt;&lt;/record&gt;&lt;/Cite&gt;&lt;/EndNote&gt;</w:instrText>
-      </w:r>
-      <w:r>
-        <w:fldChar w:fldCharType="separate"/>
-      </w:r>
-      <w:r>
-        <w:rPr>
-          <w:noProof/>
-        </w:rPr>
-        <w:t>[19]</w:t>
-      </w:r>
-      <w:r>
-        <w:fldChar w:fldCharType="end"/>
-      </w:r>
-      <w:r>
-        <w:t xml:space="preserve">, </w:t>
-      </w:r>
-      <w:r>
-        <w:rPr>
-          <w:highlight w:val="yellow"/>
-        </w:rPr>
-        <w:t>noticeable</w:t>
-      </w:r>
-      <w:r>
-        <w:t xml:space="preserve"> </w:t>
-      </w:r>
-      <w:r>
-        <w:t xml:space="preserve">thermal hysteresis </w:t>
-      </w:r>
-      <w:r>
-        <w:fldChar w:fldCharType="begin"/>
-      </w:r>
-      <w:r>
-        <w:instrText xml:space="preserve"> ADDIN EN.CITE &lt;EndNote&gt;&lt;Cite&gt;&lt;Author&gt;Guo&lt;/Author&gt;&lt;Year&gt;2020&lt;/Year&gt;&lt;RecNum&gt;11&lt;/RecNum&gt;&lt;DisplayText&gt;[21]&lt;/DisplayText&gt;&lt;record&gt;&lt;rec-number&gt;11&lt;/rec-number&gt;&lt;foreign-keys&gt;&lt;key app="EN" db-id="v920pft06rp9dbex2ap500x99x5rrtswxzss" timestamp="1767955925" guid="8f2545da-fd74-4dcb-8e56-6aefcde0abc4"&gt;11&lt;/key&gt;&lt;/foreign-keys&gt;&lt;ref-type name="Journal Article"&gt;17&lt;/ref-type&gt;&lt;contributors&gt;&lt;authors&gt;&lt;author&gt;Guo, Pengfei&lt;/author&gt;&lt;author&gt;Biegler, Zach&lt;/author&gt;&lt;author&gt;Back, Tyson&lt;/author&gt;&lt;author&gt;Sarangan, Andrew&lt;/author&gt;&lt;/authors&gt;&lt;/contributors&gt;&lt;titles&gt;&lt;title&gt;Vanadium dioxide phase change thin films produced by thermal oxidation of metallic vanadium&lt;/title&gt;&lt;secondary-title&gt;Thin Solid Films&lt;/secondary-title&gt;&lt;/titles&gt;&lt;periodical&gt;&lt;full-title&gt;Thin Solid Films&lt;/full-title&gt;&lt;/periodical&gt;&lt;pages&gt;138117&lt;/pages&gt;&lt;volume&gt;707&lt;/volume&gt;&lt;keywords&gt;&lt;keyword&gt;Phase change material&lt;/keyword&gt;&lt;keyword&gt;Vanadium dioxide&lt;/keyword&gt;&lt;keyword&gt;Mott transition&lt;/keyword&gt;&lt;keyword&gt;Thermal oxidation&lt;/keyword&gt;&lt;/keywords&gt;&lt;dates&gt;&lt;year&gt;2020&lt;/year&gt;&lt;pub-dates&gt;&lt;date&gt;2020/08/01/&lt;/date&gt;&lt;/pub-dates&gt;&lt;/dates&gt;&lt;isbn&gt;0040-6090&lt;/isbn&gt;&lt;urls&gt;&lt;related-urls&gt;&lt;url&gt;https://www.sciencedirect.com/science/article/pii/S0040609020303278&lt;/url&gt;&lt;/related-urls&gt;&lt;/urls&gt;&lt;electronic-resource-num&gt;https://doi.org/10.1016/j.tsf.2020.138117&lt;/electronic-resource-num&gt;&lt;/record&gt;&lt;/Cite&gt;&lt;/EndNote&gt;</w:instrText>
-      </w:r>
-      <w:r>
-        <w:fldChar w:fldCharType="separate"/>
-      </w:r>
-      <w:r>
-        <w:rPr>
-          <w:noProof/>
-        </w:rPr>
-        <w:t>[21]</w:t>
-      </w:r>
-      <w:r>
-        <w:fldChar w:fldCharType="end"/>
-      </w:r>
-      <w:r>
-        <w:t>, and its volatile nature mean the device need to be kept at high temperature</w:t>
-      </w:r>
-      <w:r>
-        <w:t xml:space="preserve">. </w:t>
-      </w:r>
-      <w:r>
-        <w:rPr>
-          <w:highlight w:val="yellow"/>
-        </w:rPr>
-        <w:t>Attempts have been made to make</w:t>
-      </w:r>
-      <w:r>
-        <w:rPr>
-          <w:highlight w:val="yellow"/>
-        </w:rPr>
-        <w:t xml:space="preserve"> </w:t>
-      </w:r>
-      <w:r>
-        <w:rPr>
-          <w:i/>
-          <w:iCs/>
-          <w:highlight w:val="yellow"/>
-        </w:rPr>
-        <w:t>T</w:t>
-      </w:r>
-      <w:r>
-        <w:rPr>
-          <w:i/>
-          <w:iCs/>
-          <w:highlight w:val="yellow"/>
+        <w:t>A</w:t>
+      </w:r>
+      <w:r>
+        <w:t>nother</w:t>
+      </w:r>
+      <w:r>
+        <w:t xml:space="preserve"> example of </w:t>
+      </w:r>
+      <w:r>
+        <w:t>VO</w:t>
+      </w:r>
+      <w:r>
+        <w:rPr>
           <w:vertAlign w:val="subscript"/>
         </w:rPr>
-        <w:t>trans</w:t>
-      </w:r>
-      <w:r>
-        <w:rPr>
-          <w:i/>
-          <w:iCs/>
-          <w:highlight w:val="yellow"/>
-        </w:rPr>
-        <w:t xml:space="preserve"> </w:t>
-      </w:r>
-      <w:r>
-        <w:rPr>
-          <w:highlight w:val="yellow"/>
-        </w:rPr>
-        <w:t>of VO</w:t>
-      </w:r>
-      <w:r>
-        <w:rPr>
-          <w:highlight w:val="yellow"/>
-          <w:vertAlign w:val="subscript"/>
-        </w:rPr>
         <w:t>2</w:t>
       </w:r>
       <w:r>
-        <w:rPr>
-          <w:highlight w:val="yellow"/>
-          <w:vertAlign w:val="subscript"/>
-        </w:rPr>
-        <w:t xml:space="preserve"> </w:t>
-      </w:r>
-      <w:r>
-        <w:rPr>
-          <w:highlight w:val="yellow"/>
-        </w:rPr>
-        <w:t>lower</w:t>
-      </w:r>
-      <w:r>
-        <w:rPr>
-          <w:highlight w:val="yellow"/>
-        </w:rPr>
-        <w:t xml:space="preserve"> to room temperature</w:t>
-      </w:r>
-      <w:r>
-        <w:rPr>
-          <w:highlight w:val="green"/>
-        </w:rPr>
-        <w:t>,</w:t>
-      </w:r>
-      <w:r>
-        <w:rPr>
-          <w:highlight w:val="yellow"/>
-        </w:rPr>
-        <w:t xml:space="preserve"> b</w:t>
-      </w:r>
-      <w:r>
-        <w:rPr>
-          <w:highlight w:val="yellow"/>
-        </w:rPr>
-        <w:t>ut these affect the switching endurance of the device</w:t>
-      </w:r>
-      <w:r>
-        <w:t>.</w:t>
-      </w:r>
-      <w:r>
-        <w:t xml:space="preserve"> </w:t>
-      </w:r>
-      <w:r>
-        <w:t xml:space="preserve">An example of </w:t>
-      </w:r>
-      <w:r>
-        <w:t>VO</w:t>
-      </w:r>
-      <w:r>
-        <w:rPr>
-          <w:vertAlign w:val="subscript"/>
-        </w:rPr>
-        <w:t>2</w:t>
-      </w:r>
-      <w:r>
-        <w:t xml:space="preserve"> usage aside from those mentioned above is a device such as a thermochromic window coatings that helps with room temperature regulation by blocking sunlight in the summer, but allows light to come in during winter to help with indoor heating </w:t>
+        <w:t xml:space="preserve"> usage aside from those mentioned above is a device such as a thermochromic window coatings that helps with temperature regulation </w:t>
+      </w:r>
+      <w:r>
+        <w:t xml:space="preserve">inside a room </w:t>
+      </w:r>
+      <w:r>
+        <w:t xml:space="preserve">by blocking </w:t>
+      </w:r>
+      <w:r>
+        <w:t xml:space="preserve">infrared </w:t>
+      </w:r>
+      <w:r>
+        <w:t xml:space="preserve">sunlight in the summer, but allows light to come in during winter to help with indoor heating </w:t>
       </w:r>
       <w:r>
         <w:fldChar w:fldCharType="begin">
           <w:fldData xml:space="preserve">PEVuZE5vdGU+PENpdGU+PEF1dGhvcj5DdWk8L0F1dGhvcj48WWVhcj4yMDE4PC9ZZWFyPjxSZWNO
-dW0+OTwvUmVjTnVtPjxEaXNwbGF5VGV4dD5bMjItMjRdPC9EaXNwbGF5VGV4dD48cmVjb3JkPjxy
+dW0+OTwvUmVjTnVtPjxEaXNwbGF5VGV4dD5bMjctMjldPC9EaXNwbGF5VGV4dD48cmVjb3JkPjxy
 ZWMtbnVtYmVyPjk8L3JlYy1udW1iZXI+PGZvcmVpZ24ta2V5cz48a2V5IGFwcD0iRU4iIGRiLWlk
 PSJ2OTIwcGZ0MDZycDlkYmV4MmFwNTAweDk5eDVycnRzd3h6c3MiIHRpbWVzdGFtcD0iMTc2Nzk1
 NTI0NiIgZ3VpZD0iZDgwODMxN2ItMmExOC00NTM4LThjZTMtYTE2NjY0OTY1ZTJjIj45PC9rZXk+
@@ -3102,7 +3542,7 @@
       <w:r>
         <w:fldChar w:fldCharType="begin">
           <w:fldData xml:space="preserve">PEVuZE5vdGU+PENpdGU+PEF1dGhvcj5DdWk8L0F1dGhvcj48WWVhcj4yMDE4PC9ZZWFyPjxSZWNO
-dW0+OTwvUmVjTnVtPjxEaXNwbGF5VGV4dD5bMjItMjRdPC9EaXNwbGF5VGV4dD48cmVjb3JkPjxy
+dW0+OTwvUmVjTnVtPjxEaXNwbGF5VGV4dD5bMjctMjldPC9EaXNwbGF5VGV4dD48cmVjb3JkPjxy
 ZWMtbnVtYmVyPjk8L3JlYy1udW1iZXI+PGZvcmVpZ24ta2V5cz48a2V5IGFwcD0iRU4iIGRiLWlk
 PSJ2OTIwcGZ0MDZycDlkYmV4MmFwNTAweDk5eDVycnRzd3h6c3MiIHRpbWVzdGFtcD0iMTc2Nzk1
 NTI0NiIgZ3VpZD0iZDgwODMxN2ItMmExOC00NTM4LThjZTMtYTE2NjY0OTY1ZTJjIj45PC9rZXk+
@@ -3187,7 +3627,7 @@
         <w:rPr>
           <w:noProof/>
         </w:rPr>
-        <w:t>[22-24]</w:t>
+        <w:t>[27-29]</w:t>
       </w:r>
       <w:r>
         <w:fldChar w:fldCharType="end"/>
@@ -3231,7 +3671,13 @@
         <w:t>)</w:t>
       </w:r>
       <w:r>
-        <w:t xml:space="preserve"> is a relative new material in photonics</w:t>
+        <w:t xml:space="preserve"> is a relative new material in </w:t>
+      </w:r>
+      <w:r>
+        <w:t xml:space="preserve">the field of </w:t>
+      </w:r>
+      <w:r>
+        <w:t>photonics</w:t>
       </w:r>
       <w:r>
         <w:t xml:space="preserve">, only one review paper exist </w:t>
@@ -3243,7 +3689,7 @@
         <w:fldChar w:fldCharType="begin"/>
       </w:r>
       <w:r>
-        <w:instrText xml:space="preserve"> ADDIN EN.CITE &lt;EndNote&gt;&lt;Cite&gt;&lt;Author&gt;Chen&lt;/Author&gt;&lt;Year&gt;2024&lt;/Year&gt;&lt;RecNum&gt;54&lt;/RecNum&gt;&lt;DisplayText&gt;[25]&lt;/DisplayText&gt;&lt;record&gt;&lt;rec-number&gt;54&lt;/rec-number&gt;&lt;foreign-keys&gt;&lt;key app="EN" db-id="v920pft06rp9dbex2ap500x99x5rrtswxzss" timestamp="1768052660" guid="91547ba4-338b-4531-8ff3-2a8d6ee4d5f7"&gt;54&lt;/key&gt;&lt;/foreign-keys&gt;&lt;ref-type name="Journal Article"&gt;17&lt;/ref-type&gt;&lt;contributors&gt;&lt;authors&gt;&lt;author&gt;Chen, Xiaojun&lt;/author&gt;&lt;author&gt;Lin, Jiao&lt;/author&gt;&lt;author&gt;Wang, Ke&lt;/author&gt;&lt;/authors&gt;&lt;/contributors&gt;&lt;titles&gt;&lt;title&gt;A Review of Integrated Photonic Devices Using Sb2Se3&lt;/title&gt;&lt;secondary-title&gt;Advanced Physics Research&lt;/secondary-title&gt;&lt;/titles&gt;&lt;periodical&gt;&lt;full-title&gt;Advanced Physics Research&lt;/full-title&gt;&lt;/periodical&gt;&lt;pages&gt;2400080&lt;/pages&gt;&lt;volume&gt;4&lt;/volume&gt;&lt;number&gt;1&lt;/number&gt;&lt;dates&gt;&lt;year&gt;2024&lt;/year&gt;&lt;/dates&gt;&lt;isbn&gt;2751-1200&amp;#xD;2751-1200&lt;/isbn&gt;&lt;urls&gt;&lt;related-urls&gt;&lt;url&gt;https://advanced.onlinelibrary.wiley.com/doi/abs/10.1002/apxr.202400080&lt;/url&gt;&lt;/related-urls&gt;&lt;/urls&gt;&lt;electronic-resource-num&gt;10.1002/apxr.202400080&lt;/electronic-resource-num&gt;&lt;/record&gt;&lt;/Cite&gt;&lt;/EndNote&gt;</w:instrText>
+        <w:instrText xml:space="preserve"> ADDIN EN.CITE &lt;EndNote&gt;&lt;Cite&gt;&lt;Author&gt;Chen&lt;/Author&gt;&lt;Year&gt;2024&lt;/Year&gt;&lt;RecNum&gt;54&lt;/RecNum&gt;&lt;DisplayText&gt;[30]&lt;/DisplayText&gt;&lt;record&gt;&lt;rec-number&gt;54&lt;/rec-number&gt;&lt;foreign-keys&gt;&lt;key app="EN" db-id="v920pft06rp9dbex2ap500x99x5rrtswxzss" timestamp="1768052660" guid="91547ba4-338b-4531-8ff3-2a8d6ee4d5f7"&gt;54&lt;/key&gt;&lt;/foreign-keys&gt;&lt;ref-type name="Journal Article"&gt;17&lt;/ref-type&gt;&lt;contributors&gt;&lt;authors&gt;&lt;author&gt;Chen, Xiaojun&lt;/author&gt;&lt;author&gt;Lin, Jiao&lt;/author&gt;&lt;author&gt;Wang, Ke&lt;/author&gt;&lt;/authors&gt;&lt;/contributors&gt;&lt;titles&gt;&lt;title&gt;A Review of Integrated Photonic Devices Using Sb2Se3&lt;/title&gt;&lt;secondary-title&gt;Advanced Physics Research&lt;/secondary-title&gt;&lt;/titles&gt;&lt;periodical&gt;&lt;full-title&gt;Advanced Physics Research&lt;/full-title&gt;&lt;/periodical&gt;&lt;pages&gt;2400080&lt;/pages&gt;&lt;volume&gt;4&lt;/volume&gt;&lt;number&gt;1&lt;/number&gt;&lt;dates&gt;&lt;year&gt;2024&lt;/year&gt;&lt;/dates&gt;&lt;isbn&gt;2751-1200&amp;#xD;2751-1200&lt;/isbn&gt;&lt;urls&gt;&lt;related-urls&gt;&lt;url&gt;https://advanced.onlinelibrary.wiley.com/doi/abs/10.1002/apxr.202400080&lt;/url&gt;&lt;/related-urls&gt;&lt;/urls&gt;&lt;electronic-resource-num&gt;10.1002/apxr.202400080&lt;/electronic-resource-num&gt;&lt;/record&gt;&lt;/Cite&gt;&lt;/EndNote&gt;</w:instrText>
       </w:r>
       <w:r>
         <w:fldChar w:fldCharType="separate"/>
@@ -3252,7 +3698,7 @@
         <w:rPr>
           <w:noProof/>
         </w:rPr>
-        <w:t>[25]</w:t>
+        <w:t>[30]</w:t>
       </w:r>
       <w:r>
         <w:fldChar w:fldCharType="end"/>
@@ -3268,11 +3714,25 @@
           <w:color w:val="000000" w:themeColor="text1"/>
           <w:highlight w:val="cyan"/>
         </w:rPr>
-        <w:t>(check claims whether it’s still true).</w:t>
+        <w:t>(</w:t>
       </w:r>
       <w:r>
         <w:rPr>
           <w:color w:val="000000" w:themeColor="text1"/>
+          <w:highlight w:val="cyan"/>
+        </w:rPr>
+        <w:t>re</w:t>
+      </w:r>
+      <w:r>
+        <w:rPr>
+          <w:color w:val="000000" w:themeColor="text1"/>
+          <w:highlight w:val="cyan"/>
+        </w:rPr>
+        <w:t>check claims whether it’s still true).</w:t>
+      </w:r>
+      <w:r>
+        <w:rPr>
+          <w:color w:val="000000" w:themeColor="text1"/>
         </w:rPr>
         <w:t xml:space="preserve"> </w:t>
       </w:r>
@@ -3286,13 +3746,46 @@
         <w:t xml:space="preserve">initial </w:t>
       </w:r>
       <w:r>
-        <w:t xml:space="preserve">research is in solar energy applications </w:t>
+        <w:t>research</w:t>
+      </w:r>
+      <w:r>
+        <w:t>es</w:t>
+      </w:r>
+      <w:r>
+        <w:t xml:space="preserve"> </w:t>
+      </w:r>
+      <w:r>
+        <w:t xml:space="preserve">of </w:t>
+      </w:r>
+      <w:r>
+        <w:t>Sb</w:t>
+      </w:r>
+      <w:r>
+        <w:rPr>
+          <w:vertAlign w:val="subscript"/>
+        </w:rPr>
+        <w:t>2</w:t>
+      </w:r>
+      <w:r>
+        <w:t>Se</w:t>
+      </w:r>
+      <w:r>
+        <w:rPr>
+          <w:vertAlign w:val="subscript"/>
+        </w:rPr>
+        <w:t>3</w:t>
+      </w:r>
+      <w:r>
+        <w:t xml:space="preserve"> are</w:t>
+      </w:r>
+      <w:r>
+        <w:t xml:space="preserve"> in solar energy applications </w:t>
       </w:r>
       <w:r>
         <w:fldChar w:fldCharType="begin"/>
       </w:r>
       <w:r>
-        <w:instrText xml:space="preserve"> ADDIN EN.CITE &lt;EndNote&gt;&lt;Cite&gt;&lt;Author&gt;Chen&lt;/Author&gt;&lt;Year&gt;2015&lt;/Year&gt;&lt;RecNum&gt;61&lt;/RecNum&gt;&lt;DisplayText&gt;[26]&lt;/DisplayText&gt;&lt;record&gt;&lt;rec-number&gt;61&lt;/rec-number&gt;&lt;foreign-keys&gt;&lt;key app="EN" db-id="v920pft06rp9dbex2ap500x99x5rrtswxzss" timestamp="1768053721" guid="cd9d3244-f280-4448-be53-247b2e43c68b"&gt;61&lt;/key&gt;&lt;/foreign-keys&gt;&lt;ref-type name="Journal Article"&gt;17&lt;/ref-type&gt;&lt;contributors&gt;&lt;authors&gt;&lt;author&gt;Chen, Chao&lt;/author&gt;&lt;author&gt;Li, Weiqi&lt;/author&gt;&lt;author&gt;Zhou, Ying&lt;/author&gt;&lt;author&gt;Chen, Cheng&lt;/author&gt;&lt;author&gt;Luo, Miao&lt;/author&gt;&lt;author&gt;Liu, Xinsheng&lt;/author&gt;&lt;author&gt;Zeng, Kai&lt;/author&gt;&lt;author&gt;Yang, Bo&lt;/author&gt;&lt;author&gt;Zhang, Chuanwei&lt;/author&gt;&lt;author&gt;Han, Junbo&lt;/author&gt;&lt;author&gt;Tang, Jiang&lt;/author&gt;&lt;/authors&gt;&lt;/contributors&gt;&lt;titles&gt;&lt;title&gt;Optical properties of amorphous and polycrystalline Sb2Se3 thin films prepared by thermal evaporation&lt;/title&gt;&lt;secondary-title&gt;Applied Physics Letters&lt;/secondary-title&gt;&lt;/titles&gt;&lt;periodical&gt;&lt;full-title&gt;Applied Physics Letters&lt;/full-title&gt;&lt;/periodical&gt;&lt;volume&gt;107&lt;/volume&gt;&lt;number&gt;4&lt;/number&gt;&lt;dates&gt;&lt;year&gt;2015&lt;/year&gt;&lt;/dates&gt;&lt;isbn&gt;0003-6951&amp;#xD;1077-3118&lt;/isbn&gt;&lt;urls&gt;&lt;/urls&gt;&lt;electronic-resource-num&gt;10.1063/1.4927741&lt;/electronic-resource-num&gt;&lt;/record&gt;&lt;/Cite&gt;&lt;/EndNote&gt;</w:instrText>
+        <w:instrText xml:space="preserve"> ADDIN EN.CITE &lt;EndNote&gt;&lt;Cite&gt;&lt;Author&gt;Chen&lt;/Author&gt;&lt;Year&gt;2015&lt;/Year&gt;&lt;RecNum&gt;61&lt;/RecNum&gt;&lt;DisplayText&gt;[31]&lt;/DisplayText&gt;&lt;record&gt;&lt;rec-number&gt;61&lt;/rec-number&gt;&lt;foreign-keys&gt;&lt;key app="EN" db-id="v920pft06rp9dbex2ap500x99x5rrtswxzss" timestamp="1768053721" guid="cd9d3244-f280-4448-be53-247b2e43c68b"&gt;61&lt;/key&gt;&lt;/foreign-keys&gt;&lt;ref-type name="Journal Article"&gt;17&lt;/ref-type&gt;&lt;contributors&gt;&lt;authors&gt;&lt;author&gt;Chen, Chao&lt;/author&gt;&lt;author&gt;Li, Weiqi&lt;/author&gt;&lt;author&gt;Zhou, Ying&lt;/author&gt;&lt;author&gt;Chen, Cheng&lt;/author&gt;&lt;author&gt;Luo, Miao&lt;/author&gt;&lt;author&gt;Liu, Xinsheng&lt;/author&gt;&lt;author&gt;Zeng, Kai&lt;/author&gt;&lt;author&gt;Yang, Bo&lt;/author&gt;&lt;author&gt;Zhang, Chuanwei&lt;/author&gt;&lt;author&gt;Han, Junbo&lt;/author&gt;&lt;author&gt;Tang, Jiang&lt;/author&gt;&lt;/authors&gt;&lt;/contributors&gt;&lt;titles&gt;&lt;title&gt;Optical properties of amorphous and polycrystalline Sb2Se3 thin films prepared by thermal evaporation&lt;/title&gt;&lt;secondary-title&gt;Applied Physics Letters&lt;/secondary-title&gt;&lt;/titles&gt;&lt;periodical&gt;&lt;full-title&gt;Applied Physics Letters&lt;/full-title&gt;&lt;/periodical&gt;&lt;volume&gt;107&lt;/volume&gt;&lt;number&gt;4&lt;/number&gt;&lt;dates&gt;&lt;year&gt;2015&lt;/year&gt;&lt;/dates&gt;&lt;isbn&gt;0003-6951&amp;#xD;1077-3118&lt;/isbn&gt;&lt;urls&gt;&lt;/urls&gt;&lt;electronic-resource-num&gt;10.1063/1.4927741&lt;/electronic-resource-num&gt;&lt;/record&gt;&lt;/Cite&gt;&lt;/EndNote&gt;</w:instrText>
       </w:r>
       <w:r>
         <w:fldChar w:fldCharType="separate"/>
@@ -3301,7 +3794,7 @@
         <w:rPr>
           <w:noProof/>
         </w:rPr>
-        <w:t>[26]</w:t>
+        <w:t>[31]</w:t>
       </w:r>
       <w:r>
         <w:fldChar w:fldCharType="end"/>
@@ -3313,13 +3806,25 @@
         <w:t xml:space="preserve">it </w:t>
       </w:r>
       <w:r>
-        <w:t xml:space="preserve">has recently gathered interest as a non-volatile PCM in the field of photonics </w:t>
+        <w:t>has recently gathered interest as</w:t>
+      </w:r>
+      <w:r>
+        <w:t xml:space="preserve"> a</w:t>
+      </w:r>
+      <w:r>
+        <w:t xml:space="preserve"> non-volatile PCM </w:t>
+      </w:r>
+      <w:r>
+        <w:t>for photonic applications</w:t>
+      </w:r>
+      <w:r>
+        <w:t xml:space="preserve"> </w:t>
       </w:r>
       <w:r>
         <w:fldChar w:fldCharType="begin"/>
       </w:r>
       <w:r>
-        <w:instrText xml:space="preserve"> ADDIN EN.CITE &lt;EndNote&gt;&lt;Cite&gt;&lt;Author&gt;Chen&lt;/Author&gt;&lt;Year&gt;2024&lt;/Year&gt;&lt;RecNum&gt;54&lt;/RecNum&gt;&lt;DisplayText&gt;[25]&lt;/DisplayText&gt;&lt;record&gt;&lt;rec-number&gt;54&lt;/rec-number&gt;&lt;foreign-keys&gt;&lt;key app="EN" db-id="v920pft06rp9dbex2ap500x99x5rrtswxzss" timestamp="1768052660" guid="91547ba4-338b-4531-8ff3-2a8d6ee4d5f7"&gt;54&lt;/key&gt;&lt;/foreign-keys&gt;&lt;ref-type name="Journal Article"&gt;17&lt;/ref-type&gt;&lt;contributors&gt;&lt;authors&gt;&lt;author&gt;Chen, Xiaojun&lt;/author&gt;&lt;author&gt;Lin, Jiao&lt;/author&gt;&lt;author&gt;Wang, Ke&lt;/author&gt;&lt;/authors&gt;&lt;/contributors&gt;&lt;titles&gt;&lt;title&gt;A Review of Integrated Photonic Devices Using Sb2Se3&lt;/title&gt;&lt;secondary-title&gt;Advanced Physics Research&lt;/secondary-title&gt;&lt;/titles&gt;&lt;periodical&gt;&lt;full-title&gt;Advanced Physics Research&lt;/full-title&gt;&lt;/periodical&gt;&lt;pages&gt;2400080&lt;/pages&gt;&lt;volume&gt;4&lt;/volume&gt;&lt;number&gt;1&lt;/number&gt;&lt;dates&gt;&lt;year&gt;2024&lt;/year&gt;&lt;/dates&gt;&lt;isbn&gt;2751-1200&amp;#xD;2751-1200&lt;/isbn&gt;&lt;urls&gt;&lt;related-urls&gt;&lt;url&gt;https://advanced.onlinelibrary.wiley.com/doi/abs/10.1002/apxr.202400080&lt;/url&gt;&lt;/related-urls&gt;&lt;/urls&gt;&lt;electronic-resource-num&gt;10.1002/apxr.202400080&lt;/electronic-resource-num&gt;&lt;/record&gt;&lt;/Cite&gt;&lt;/EndNote&gt;</w:instrText>
+        <w:instrText xml:space="preserve"> ADDIN EN.CITE &lt;EndNote&gt;&lt;Cite&gt;&lt;Author&gt;Chen&lt;/Author&gt;&lt;Year&gt;2024&lt;/Year&gt;&lt;RecNum&gt;54&lt;/RecNum&gt;&lt;DisplayText&gt;[30]&lt;/DisplayText&gt;&lt;record&gt;&lt;rec-number&gt;54&lt;/rec-number&gt;&lt;foreign-keys&gt;&lt;key app="EN" db-id="v920pft06rp9dbex2ap500x99x5rrtswxzss" timestamp="1768052660" guid="91547ba4-338b-4531-8ff3-2a8d6ee4d5f7"&gt;54&lt;/key&gt;&lt;/foreign-keys&gt;&lt;ref-type name="Journal Article"&gt;17&lt;/ref-type&gt;&lt;contributors&gt;&lt;authors&gt;&lt;author&gt;Chen, Xiaojun&lt;/author&gt;&lt;author&gt;Lin, Jiao&lt;/author&gt;&lt;author&gt;Wang, Ke&lt;/author&gt;&lt;/authors&gt;&lt;/contributors&gt;&lt;titles&gt;&lt;title&gt;A Review of Integrated Photonic Devices Using Sb2Se3&lt;/title&gt;&lt;secondary-title&gt;Advanced Physics Research&lt;/secondary-title&gt;&lt;/titles&gt;&lt;periodical&gt;&lt;full-title&gt;Advanced Physics Research&lt;/full-title&gt;&lt;/periodical&gt;&lt;pages&gt;2400080&lt;/pages&gt;&lt;volume&gt;4&lt;/volume&gt;&lt;number&gt;1&lt;/number&gt;&lt;dates&gt;&lt;year&gt;2024&lt;/year&gt;&lt;/dates&gt;&lt;isbn&gt;2751-1200&amp;#xD;2751-1200&lt;/isbn&gt;&lt;urls&gt;&lt;related-urls&gt;&lt;url&gt;https://advanced.onlinelibrary.wiley.com/doi/abs/10.1002/apxr.202400080&lt;/url&gt;&lt;/related-urls&gt;&lt;/urls&gt;&lt;electronic-resource-num&gt;10.1002/apxr.202400080&lt;/electronic-resource-num&gt;&lt;/record&gt;&lt;/Cite&gt;&lt;/EndNote&gt;</w:instrText>
       </w:r>
       <w:r>
         <w:fldChar w:fldCharType="separate"/>
@@ -3328,7 +3833,7 @@
         <w:rPr>
           <w:noProof/>
         </w:rPr>
-        <w:t>[25]</w:t>
+        <w:t>[30]</w:t>
       </w:r>
       <w:r>
         <w:fldChar w:fldCharType="end"/>
@@ -3349,21 +3854,12 @@
         <w:t xml:space="preserve"> in the </w:t>
       </w:r>
       <w:r>
-        <w:rPr>
-          <w:highlight w:val="yellow"/>
-        </w:rPr>
         <w:t>N</w:t>
       </w:r>
       <w:r>
-        <w:rPr>
-          <w:highlight w:val="yellow"/>
-        </w:rPr>
         <w:t>IR spectrum</w:t>
       </w:r>
       <w:r>
-        <w:rPr>
-          <w:highlight w:val="yellow"/>
-        </w:rPr>
         <w:t xml:space="preserve"> and beyond</w:t>
       </w:r>
       <w:r>
@@ -3417,7 +3913,7 @@
       <w:r>
         <w:fldChar w:fldCharType="begin">
           <w:fldData xml:space="preserve">PEVuZE5vdGU+PENpdGU+PEF1dGhvcj5MYXdzb248L0F1dGhvcj48WWVhcj4yMDIzPC9ZZWFyPjxS
-ZWNOdW0+NjA8L1JlY051bT48RGlzcGxheVRleHQ+WzE3LCAxOF08L0Rpc3BsYXlUZXh0PjxyZWNv
+ZWNOdW0+NjA8L1JlY051bT48RGlzcGxheVRleHQ+WzIyLCAzMl08L0Rpc3BsYXlUZXh0PjxyZWNv
 cmQ+PHJlYy1udW1iZXI+NjA8L3JlYy1udW1iZXI+PGZvcmVpZ24ta2V5cz48a2V5IGFwcD0iRU4i
 IGRiLWlkPSJ2OTIwcGZ0MDZycDlkYmV4MmFwNTAweDk5eDVycnRzd3h6c3MiIHRpbWVzdGFtcD0i
 MTc2ODA1MjkxMSIgZ3VpZD0iYzg5NTA2MDYtNGZkZC00MTFjLTk4ODItNDkyMzQxYWEwNWYzIj42
@@ -3462,7 +3958,7 @@
       <w:r>
         <w:fldChar w:fldCharType="begin">
           <w:fldData xml:space="preserve">PEVuZE5vdGU+PENpdGU+PEF1dGhvcj5MYXdzb248L0F1dGhvcj48WWVhcj4yMDIzPC9ZZWFyPjxS
-ZWNOdW0+NjA8L1JlY051bT48RGlzcGxheVRleHQ+WzE3LCAxOF08L0Rpc3BsYXlUZXh0PjxyZWNv
+ZWNOdW0+NjA8L1JlY051bT48RGlzcGxheVRleHQ+WzIyLCAzMl08L0Rpc3BsYXlUZXh0PjxyZWNv
 cmQ+PHJlYy1udW1iZXI+NjA8L3JlYy1udW1iZXI+PGZvcmVpZ24ta2V5cz48a2V5IGFwcD0iRU4i
 IGRiLWlkPSJ2OTIwcGZ0MDZycDlkYmV4MmFwNTAweDk5eDVycnRzd3h6c3MiIHRpbWVzdGFtcD0i
 MTc2ODA1MjkxMSIgZ3VpZD0iYzg5NTA2MDYtNGZkZC00MTFjLTk4ODItNDkyMzQxYWEwNWYzIj42
@@ -3514,7 +4010,7 @@
         <w:rPr>
           <w:noProof/>
         </w:rPr>
-        <w:t>[17, 18]</w:t>
+        <w:t>[22, 32]</w:t>
       </w:r>
       <w:r>
         <w:fldChar w:fldCharType="end"/>
@@ -3547,19 +4043,13 @@
         <w:t>zation</w:t>
       </w:r>
       <w:r>
-        <w:t xml:space="preserve"> temperature is </w:t>
-      </w:r>
-      <w:r>
-        <w:t xml:space="preserve">in </w:t>
-      </w:r>
-      <w:r>
-        <w:t xml:space="preserve">between GST and GSST at around 186 °C </w:t>
+        <w:t xml:space="preserve"> temperature is between GST and GSST at around 186 °C </w:t>
       </w:r>
       <w:r>
         <w:fldChar w:fldCharType="begin"/>
       </w:r>
       <w:r>
-        <w:instrText xml:space="preserve"> ADDIN EN.CITE &lt;EndNote&gt;&lt;Cite&gt;&lt;Author&gt;Lawson&lt;/Author&gt;&lt;Year&gt;2023&lt;/Year&gt;&lt;RecNum&gt;60&lt;/RecNum&gt;&lt;DisplayText&gt;[17]&lt;/DisplayText&gt;&lt;record&gt;&lt;rec-number&gt;60&lt;/rec-number&gt;&lt;foreign-keys&gt;&lt;key app="EN" db-id="v920pft06rp9dbex2ap500x99x5rrtswxzss" timestamp="1768052911" guid="c8950606-4fdd-411c-9882-492341aa05f3"&gt;60&lt;/key&gt;&lt;/foreign-keys&gt;&lt;ref-type name="Journal Article"&gt;17&lt;/ref-type&gt;&lt;contributors&gt;&lt;authors&gt;&lt;author&gt;Lawson, Daniel&lt;/author&gt;&lt;author&gt;Blundell, Sophie&lt;/author&gt;&lt;author&gt;Ebert, Martin&lt;/author&gt;&lt;author&gt;Muskens, Otto L.&lt;/author&gt;&lt;author&gt;Zeimpekis, Ioannis&lt;/author&gt;&lt;/authors&gt;&lt;/contributors&gt;&lt;titles&gt;&lt;title&gt;Optical switching beyond a million cycles of low-loss phase change material Sb2Se3&lt;/title&gt;&lt;secondary-title&gt;Optical Materials Express&lt;/secondary-title&gt;&lt;/titles&gt;&lt;periodical&gt;&lt;full-title&gt;Optical Materials Express&lt;/full-title&gt;&lt;abbr-1&gt;Opt. Mater. Express&lt;/abbr-1&gt;&lt;/periodical&gt;&lt;volume&gt;14&lt;/volume&gt;&lt;number&gt;1&lt;/number&gt;&lt;section&gt;22&lt;/section&gt;&lt;dates&gt;&lt;year&gt;2023&lt;/year&gt;&lt;/dates&gt;&lt;isbn&gt;2159-3930&lt;/isbn&gt;&lt;urls&gt;&lt;/urls&gt;&lt;electronic-resource-num&gt;10.1364/ome.509434&lt;/electronic-resource-num&gt;&lt;/record&gt;&lt;/Cite&gt;&lt;/EndNote&gt;</w:instrText>
+        <w:instrText xml:space="preserve"> ADDIN EN.CITE &lt;EndNote&gt;&lt;Cite&gt;&lt;Author&gt;Lawson&lt;/Author&gt;&lt;Year&gt;2023&lt;/Year&gt;&lt;RecNum&gt;60&lt;/RecNum&gt;&lt;DisplayText&gt;[32]&lt;/DisplayText&gt;&lt;record&gt;&lt;rec-number&gt;60&lt;/rec-number&gt;&lt;foreign-keys&gt;&lt;key app="EN" db-id="v920pft06rp9dbex2ap500x99x5rrtswxzss" timestamp="1768052911" guid="c8950606-4fdd-411c-9882-492341aa05f3"&gt;60&lt;/key&gt;&lt;/foreign-keys&gt;&lt;ref-type name="Journal Article"&gt;17&lt;/ref-type&gt;&lt;contributors&gt;&lt;authors&gt;&lt;author&gt;Lawson, Daniel&lt;/author&gt;&lt;author&gt;Blundell, Sophie&lt;/author&gt;&lt;author&gt;Ebert, Martin&lt;/author&gt;&lt;author&gt;Muskens, Otto L.&lt;/author&gt;&lt;author&gt;Zeimpekis, Ioannis&lt;/author&gt;&lt;/authors&gt;&lt;/contributors&gt;&lt;titles&gt;&lt;title&gt;Optical switching beyond a million cycles of low-loss phase change material Sb2Se3&lt;/title&gt;&lt;secondary-title&gt;Optical Materials Express&lt;/secondary-title&gt;&lt;/titles&gt;&lt;periodical&gt;&lt;full-title&gt;Optical Materials Express&lt;/full-title&gt;&lt;abbr-1&gt;Opt. Mater. Express&lt;/abbr-1&gt;&lt;/periodical&gt;&lt;volume&gt;14&lt;/volume&gt;&lt;number&gt;1&lt;/number&gt;&lt;section&gt;22&lt;/section&gt;&lt;dates&gt;&lt;year&gt;2023&lt;/year&gt;&lt;/dates&gt;&lt;isbn&gt;2159-3930&lt;/isbn&gt;&lt;urls&gt;&lt;/urls&gt;&lt;electronic-resource-num&gt;10.1364/ome.509434&lt;/electronic-resource-num&gt;&lt;/record&gt;&lt;/Cite&gt;&lt;/EndNote&gt;</w:instrText>
       </w:r>
       <w:r>
         <w:fldChar w:fldCharType="separate"/>
@@ -3568,19 +4058,25 @@
         <w:rPr>
           <w:noProof/>
         </w:rPr>
-        <w:t>[17]</w:t>
+        <w:t>[32]</w:t>
       </w:r>
       <w:r>
         <w:fldChar w:fldCharType="end"/>
       </w:r>
       <w:r>
-        <w:t xml:space="preserve">. It phase switching endurance is higher than the other PCMs at 4000 cycles </w:t>
+        <w:t xml:space="preserve">. It phase switching endurance </w:t>
+      </w:r>
+      <w:r>
+        <w:t>also high</w:t>
+      </w:r>
+      <w:r>
+        <w:t xml:space="preserve"> at 4000 cycles </w:t>
       </w:r>
       <w:r>
         <w:fldChar w:fldCharType="begin"/>
       </w:r>
       <w:r>
-        <w:instrText xml:space="preserve"> ADDIN EN.CITE &lt;EndNote&gt;&lt;Cite&gt;&lt;Author&gt;Delaney&lt;/Author&gt;&lt;Year&gt;2020&lt;/Year&gt;&lt;RecNum&gt;64&lt;/RecNum&gt;&lt;DisplayText&gt;[18]&lt;/DisplayText&gt;&lt;record&gt;&lt;rec-number&gt;64&lt;/rec-number&gt;&lt;foreign-keys&gt;&lt;key app="EN" db-id="v920pft06rp9dbex2ap500x99x5rrtswxzss" timestamp="1768054090" guid="b15b5550-40d7-4ad2-8182-cf6f486a4f50"&gt;64&lt;/key&gt;&lt;/foreign-keys&gt;&lt;ref-type name="Journal Article"&gt;17&lt;/ref-type&gt;&lt;contributors&gt;&lt;authors&gt;&lt;author&gt;Delaney, Matthew&lt;/author&gt;&lt;author&gt;Zeimpekis, Ioannis&lt;/author&gt;&lt;author&gt;Lawson, Daniel&lt;/author&gt;&lt;author&gt;Hewak, Daniel W</w:instrText>
+        <w:instrText xml:space="preserve"> ADDIN EN.CITE &lt;EndNote&gt;&lt;Cite&gt;&lt;Author&gt;Delaney&lt;/Author&gt;&lt;Year&gt;2020&lt;/Year&gt;&lt;RecNum&gt;64&lt;/RecNum&gt;&lt;DisplayText&gt;[22]&lt;/DisplayText&gt;&lt;record&gt;&lt;rec-number&gt;64&lt;/rec-number&gt;&lt;foreign-keys&gt;&lt;key app="EN" db-id="v920pft06rp9dbex2ap500x99x5rrtswxzss" timestamp="1768054090" guid="b15b5550-40d7-4ad2-8182-cf6f486a4f50"&gt;64&lt;/key&gt;&lt;/foreign-keys&gt;&lt;ref-type name="Journal Article"&gt;17&lt;/ref-type&gt;&lt;contributors&gt;&lt;authors&gt;&lt;author&gt;Delaney, Matthew&lt;/author&gt;&lt;author&gt;Zeimpekis, Ioannis&lt;/author&gt;&lt;author&gt;Lawson, Daniel&lt;/author&gt;&lt;author&gt;Hewak, Daniel W</w:instrText>
       </w:r>
       <w:r>
         <w:rPr>
@@ -3610,13 +4106,13 @@
         <w:rPr>
           <w:noProof/>
         </w:rPr>
-        <w:t>[18]</w:t>
+        <w:t>[22]</w:t>
       </w:r>
       <w:r>
         <w:fldChar w:fldCharType="end"/>
       </w:r>
       <w:r>
-        <w:t>, and has also been experimentally demonstrated to be as high as in the order of 10</w:t>
+        <w:t>, and has also been experimentally demonstrated to be as high as 10</w:t>
       </w:r>
       <w:r>
         <w:rPr>
@@ -3625,158 +4121,164 @@
         <w:t>6</w:t>
       </w:r>
       <w:r>
+        <w:t xml:space="preserve"> </w:t>
+      </w:r>
+      <w:r>
+        <w:t>to 10</w:t>
+      </w:r>
+      <w:r>
+        <w:rPr>
+          <w:vertAlign w:val="superscript"/>
+        </w:rPr>
+        <w:t>7</w:t>
+      </w:r>
+      <w:r>
+        <w:t xml:space="preserve"> cycles</w:t>
+      </w:r>
+      <w:r>
+        <w:t xml:space="preserve"> with an</w:t>
+      </w:r>
+      <w:r>
+        <w:t xml:space="preserve"> optimized laser-induced crystallization and re-amorphization schemes </w:t>
+      </w:r>
+      <w:r>
+        <w:fldChar w:fldCharType="begin"/>
+      </w:r>
+      <w:r>
+        <w:instrText xml:space="preserve"> ADDIN EN.CITE &lt;EndNote&gt;&lt;Cite&gt;&lt;Author&gt;Lawson&lt;/Author&gt;&lt;Year&gt;2023&lt;/Year&gt;&lt;RecNum&gt;60&lt;/RecNum&gt;&lt;DisplayText&gt;[32]&lt;/DisplayText&gt;&lt;record&gt;&lt;rec-number&gt;60&lt;/rec-number&gt;&lt;foreign-keys&gt;&lt;key app="EN" db-id="v920pft06rp9dbex2ap500x99x5rrtswxzss" timestamp="1768052911" guid="c8950606-4fdd-411c-9882-492341aa05f3"&gt;60&lt;/key&gt;&lt;/foreign-keys&gt;&lt;ref-type name="Journal Article"&gt;17&lt;/ref-type&gt;&lt;contributors&gt;&lt;authors&gt;&lt;author&gt;Lawson, Daniel&lt;/author&gt;&lt;author&gt;Blundell, Sophie&lt;/author&gt;&lt;author&gt;Ebert, Martin&lt;/author&gt;&lt;author&gt;Muskens, Otto L.&lt;/author&gt;&lt;author&gt;Zeimpekis, Ioannis&lt;/author&gt;&lt;/authors&gt;&lt;/contributors&gt;&lt;titles&gt;&lt;title&gt;Optical switching beyond a million cycles of low-loss phase change material Sb2Se3&lt;/title&gt;&lt;secondary-title&gt;Optical Materials Express&lt;/secondary-title&gt;&lt;/titles&gt;&lt;periodical&gt;&lt;full-title&gt;Optical Materials Express&lt;/full-title&gt;&lt;abbr-1&gt;Opt. Mater. Express&lt;/abbr-1&gt;&lt;/periodical&gt;&lt;volume&gt;14&lt;/volume&gt;&lt;number&gt;1&lt;/number&gt;&lt;section&gt;22&lt;/section&gt;&lt;dates&gt;&lt;year&gt;2023&lt;/year&gt;&lt;/dates&gt;&lt;isbn&gt;2159-3930&lt;/isbn&gt;&lt;urls&gt;&lt;/urls&gt;&lt;electronic-resource-num&gt;10.1364/ome.509434&lt;/electronic-resource-num&gt;&lt;/record&gt;&lt;/Cite&gt;&lt;/EndNote&gt;</w:instrText>
+      </w:r>
+      <w:r>
+        <w:fldChar w:fldCharType="separate"/>
+      </w:r>
+      <w:r>
+        <w:rPr>
+          <w:noProof/>
+        </w:rPr>
+        <w:t>[32]</w:t>
+      </w:r>
+      <w:r>
+        <w:fldChar w:fldCharType="end"/>
+      </w:r>
+      <w:r>
+        <w:t>. These properties make Sb</w:t>
+      </w:r>
+      <w:r>
         <w:rPr>
           <w:vertAlign w:val="subscript"/>
         </w:rPr>
-        <w:t xml:space="preserve"> </w:t>
-      </w:r>
-      <w:r>
-        <w:t>to 10</w:t>
-      </w:r>
-      <w:r>
-        <w:rPr>
-          <w:vertAlign w:val="superscript"/>
-        </w:rPr>
-        <w:t>7</w:t>
-      </w:r>
-      <w:r>
-        <w:t xml:space="preserve"> cycles with optimized laser-induced crystallization and re-amorphization schemes </w:t>
-      </w:r>
-      <w:r>
-        <w:fldChar w:fldCharType="begin"/>
-      </w:r>
-      <w:r>
-        <w:instrText xml:space="preserve"> ADDIN EN.CITE &lt;EndNote&gt;&lt;Cite&gt;&lt;Author&gt;Lawson&lt;/Author&gt;&lt;Year&gt;2023&lt;/Year&gt;&lt;RecNum&gt;60&lt;/RecNum&gt;&lt;DisplayText&gt;[17]&lt;/DisplayText&gt;&lt;record&gt;&lt;rec-number&gt;60&lt;/rec-number&gt;&lt;foreign-keys&gt;&lt;key app="EN" db-id="v920pft06rp9dbex2ap500x99x5rrtswxzss" timestamp="1768052911" guid="c8950606-4fdd-411c-9882-492341aa05f3"&gt;60&lt;/key&gt;&lt;/foreign-keys&gt;&lt;ref-type name="Journal Article"&gt;17&lt;/ref-type&gt;&lt;contributors&gt;&lt;authors&gt;&lt;author&gt;Lawson, Daniel&lt;/author&gt;&lt;author&gt;Blundell, Sophie&lt;/author&gt;&lt;author&gt;Ebert, Martin&lt;/author&gt;&lt;author&gt;Muskens, Otto L.&lt;/author&gt;&lt;author&gt;Zeimpekis, Ioannis&lt;/author&gt;&lt;/authors&gt;&lt;/contributors&gt;&lt;titles&gt;&lt;title&gt;Optical switching beyond a million cycles of low-loss phase change material Sb2Se3&lt;/title&gt;&lt;secondary-title&gt;Optical Materials Express&lt;/secondary-title&gt;&lt;/titles&gt;&lt;periodical&gt;&lt;full-title&gt;Optical Materials Express&lt;/full-title&gt;&lt;abbr-1&gt;Opt. Mater. Express&lt;/abbr-1&gt;&lt;/periodical&gt;&lt;volume&gt;14&lt;/volume&gt;&lt;number&gt;1&lt;/number&gt;&lt;section&gt;22&lt;/section&gt;&lt;dates&gt;&lt;year&gt;2023&lt;/year&gt;&lt;/dates&gt;&lt;isbn&gt;2159-3930&lt;/isbn&gt;&lt;urls&gt;&lt;/urls&gt;&lt;electronic-resource-num&gt;10.1364/ome.509434&lt;/electronic-resource-num&gt;&lt;/record&gt;&lt;/Cite&gt;&lt;/EndNote&gt;</w:instrText>
-      </w:r>
-      <w:r>
-        <w:fldChar w:fldCharType="separate"/>
-      </w:r>
-      <w:r>
-        <w:rPr>
-          <w:noProof/>
-        </w:rPr>
-        <w:t>[17]</w:t>
-      </w:r>
-      <w:r>
-        <w:fldChar w:fldCharType="end"/>
-      </w:r>
-      <w:r>
-        <w:t>. These properties make Sb</w:t>
+        <w:t>2</w:t>
+      </w:r>
+      <w:r>
+        <w:t>Se</w:t>
       </w:r>
       <w:r>
         <w:rPr>
           <w:vertAlign w:val="subscript"/>
         </w:rPr>
-        <w:t>2</w:t>
-      </w:r>
-      <w:r>
-        <w:t>Se</w:t>
-      </w:r>
-      <w:r>
-        <w:rPr>
-          <w:vertAlign w:val="subscript"/>
-        </w:rPr>
         <w:t>3</w:t>
       </w:r>
       <w:r>
-        <w:t xml:space="preserve"> popular as a low-loss, reconfigurable photonic device</w:t>
-      </w:r>
-      <w:r>
-        <w:t xml:space="preserve">s used in optical waveguide </w:t>
+        <w:t xml:space="preserve"> popular as a low-loss, reconfigurable </w:t>
+      </w:r>
+      <w:r>
+        <w:t xml:space="preserve">optical switches that have been </w:t>
+      </w:r>
+      <w:r>
+        <w:t xml:space="preserve">used in optical waveguide </w:t>
       </w:r>
       <w:r>
         <w:fldChar w:fldCharType="begin">
           <w:fldData xml:space="preserve">PEVuZE5vdGU+PENpdGU+PEF1dGhvcj5EZWxhbmV5PC9BdXRob3I+PFllYXI+MjAyMDwvWWVhcj48
-UmVjTnVtPjY0PC9SZWNOdW0+PERpc3BsYXlUZXh0PlsxOCwgMjctMjldPC9EaXNwbGF5VGV4dD48
-cmVjb3JkPjxyZWMtbnVtYmVyPjY0PC9yZWMtbnVtYmVyPjxmb3JlaWduLWtleXM+PGtleSBhcHA9
+UmVjTnVtPjY0PC9SZWNOdW0+PERpc3BsYXlUZXh0PlsxMSwgMjIsIDMzLCAzNF08L0Rpc3BsYXlU
+ZXh0PjxyZWNvcmQ+PHJlYy1udW1iZXI+NjQ8L3JlYy1udW1iZXI+PGZvcmVpZ24ta2V5cz48a2V5
+IGFwcD0iRU4iIGRiLWlkPSJ2OTIwcGZ0MDZycDlkYmV4MmFwNTAweDk5eDVycnRzd3h6c3MiIHRp
+bWVzdGFtcD0iMTc2ODA1NDA5MCIgZ3VpZD0iYjE1YjU1NTAtNDBkNy00YWQyLTgxODItY2Y2ZjQ4
+NmE0ZjUwIj42NDwva2V5PjwvZm9yZWlnbi1rZXlzPjxyZWYtdHlwZSBuYW1lPSJKb3VybmFsIEFy
+dGljbGUiPjE3PC9yZWYtdHlwZT48Y29udHJpYnV0b3JzPjxhdXRob3JzPjxhdXRob3I+RGVsYW5l
+eSwgTWF0dGhldzwvYXV0aG9yPjxhdXRob3I+WmVpbXBla2lzLCBJb2FubmlzPC9hdXRob3I+PGF1
+dGhvcj5MYXdzb24sIERhbmllbDwvYXV0aG9yPjxhdXRob3I+SGV3YWssIERhbmllbCBXLjwvYXV0
+aG9yPjxhdXRob3I+TXVza2VucywgT3R0byBMLjwvYXV0aG9yPjwvYXV0aG9ycz48L2NvbnRyaWJ1
+dG9ycz48dGl0bGVzPjx0aXRsZT5BIE5ldyBGYW1pbHkgb2YgVWx0cmFsb3cgTG9zcyBSZXZlcnNp
+YmxlIFBoYXNl4oCQQ2hhbmdlIE1hdGVyaWFscyBmb3IgUGhvdG9uaWMgSW50ZWdyYXRlZCBDaXJj
+dWl0czogU2IyUzMgYW5kIFNiMlNlMzwvdGl0bGU+PHNlY29uZGFyeS10aXRsZT5BZHZhbmNlZCBG
+dW5jdGlvbmFsIE1hdGVyaWFsczwvc2Vjb25kYXJ5LXRpdGxlPjwvdGl0bGVzPjxwZXJpb2RpY2Fs
+PjxmdWxsLXRpdGxlPkFkdmFuY2VkIEZ1bmN0aW9uYWwgTWF0ZXJpYWxzPC9mdWxsLXRpdGxlPjwv
+cGVyaW9kaWNhbD48dm9sdW1lPjMwPC92b2x1bWU+PG51bWJlcj4zNjwvbnVtYmVyPjxkYXRlcz48
+eWVhcj4yMDIwPC95ZWFyPjwvZGF0ZXM+PGlzYm4+MTYxNi0zMDFYJiN4RDsxNjE2LTMwMjg8L2lz
+Ym4+PHVybHM+PC91cmxzPjxlbGVjdHJvbmljLXJlc291cmNlLW51bT4xMC4xMDAyL2FkZm0uMjAy
+MDAyNDQ3PC9lbGVjdHJvbmljLXJlc291cmNlLW51bT48L3JlY29yZD48L0NpdGU+PENpdGU+PEF1
+dGhvcj5GYW5lY2E8L0F1dGhvcj48WWVhcj4yMDIxPC9ZZWFyPjxSZWNOdW0+MjM8L1JlY051bT48
+cmVjb3JkPjxyZWMtbnVtYmVyPjIzPC9yZWMtbnVtYmVyPjxmb3JlaWduLWtleXM+PGtleSBhcHA9
 IkVOIiBkYi1pZD0idjkyMHBmdDA2cnA5ZGJleDJhcDUwMHg5OXg1cnJ0c3d4enNzIiB0aW1lc3Rh
-bXA9IjE3NjgwNTQwOTAiIGd1aWQ9ImIxNWI1NTUwLTQwZDctNGFkMi04MTgyLWNmNmY0ODZhNGY1
-MCI+NjQ8L2tleT48L2ZvcmVpZ24ta2V5cz48cmVmLXR5cGUgbmFtZT0iSm91cm5hbCBBcnRpY2xl
-Ij4xNzwvcmVmLXR5cGU+PGNvbnRyaWJ1dG9ycz48YXV0aG9ycz48YXV0aG9yPkRlbGFuZXksIE1h
-dHRoZXc8L2F1dGhvcj48YXV0aG9yPlplaW1wZWtpcywgSW9hbm5pczwvYXV0aG9yPjxhdXRob3I+
-TGF3c29uLCBEYW5pZWw8L2F1dGhvcj48YXV0aG9yPkhld2FrLCBEYW5pZWwgVy48L2F1dGhvcj48
-YXV0aG9yPk11c2tlbnMsIE90dG8gTC48L2F1dGhvcj48L2F1dGhvcnM+PC9jb250cmlidXRvcnM+
-PHRpdGxlcz48dGl0bGU+QSBOZXcgRmFtaWx5IG9mIFVsdHJhbG93IExvc3MgUmV2ZXJzaWJsZSBQ
-aGFzZeKAkENoYW5nZSBNYXRlcmlhbHMgZm9yIFBob3RvbmljIEludGVncmF0ZWQgQ2lyY3VpdHM6
-IFNiMlMzIGFuZCBTYjJTZTM8L3RpdGxlPjxzZWNvbmRhcnktdGl0bGU+QWR2YW5jZWQgRnVuY3Rp
-b25hbCBNYXRlcmlhbHM8L3NlY29uZGFyeS10aXRsZT48L3RpdGxlcz48cGVyaW9kaWNhbD48ZnVs
-bC10aXRsZT5BZHZhbmNlZCBGdW5jdGlvbmFsIE1hdGVyaWFsczwvZnVsbC10aXRsZT48L3Blcmlv
-ZGljYWw+PHZvbHVtZT4zMDwvdm9sdW1lPjxudW1iZXI+MzY8L251bWJlcj48ZGF0ZXM+PHllYXI+
-MjAyMDwveWVhcj48L2RhdGVzPjxpc2JuPjE2MTYtMzAxWCYjeEQ7MTYxNi0zMDI4PC9pc2JuPjx1
-cmxzPjwvdXJscz48ZWxlY3Ryb25pYy1yZXNvdXJjZS1udW0+MTAuMTAwMi9hZGZtLjIwMjAwMjQ0
-NzwvZWxlY3Ryb25pYy1yZXNvdXJjZS1udW0+PC9yZWNvcmQ+PC9DaXRlPjxDaXRlPjxBdXRob3I+
-RmFuZWNhPC9BdXRob3I+PFllYXI+MjAyMTwvWWVhcj48UmVjTnVtPjIzPC9SZWNOdW0+PHJlY29y
-ZD48cmVjLW51bWJlcj4yMzwvcmVjLW51bWJlcj48Zm9yZWlnbi1rZXlzPjxrZXkgYXBwPSJFTiIg
-ZGItaWQ9InY5MjBwZnQwNnJwOWRiZXgyYXA1MDB4OTl4NXJydHN3eHpzcyIgdGltZXN0YW1wPSIx
-NzY4MDE2MjY5IiBndWlkPSJlMzQzNGQ1NS1jYTlmLTQ2NzItYWNhNC04OWIzZjhlMTVkYzYiPjIz
-PC9rZXk+PC9mb3JlaWduLWtleXM+PHJlZi10eXBlIG5hbWU9IkpvdXJuYWwgQXJ0aWNsZSI+MTc8
-L3JlZi10eXBlPjxjb250cmlidXRvcnM+PGF1dGhvcnM+PGF1dGhvcj5GYW5lY2EsIEpvYXF1aW48
-L2F1dGhvcj48YXV0aG9yPlplaW1wZWtpcywgSW9hbm5pczwvYXV0aG9yPjxhdXRob3I+SWxpZSwg
-Uy4gVC48L2F1dGhvcj48YXV0aG9yPkJ1Y2lvLCBUaGFsw61hIERvbcOtbmd1ZXo8L2F1dGhvcj48
-YXV0aG9yPkdyYWJza2EsIEthdGFyenluYTwvYXV0aG9yPjxhdXRob3I+SGV3YWssIERhbmllbCBX
-LjwvYXV0aG9yPjxhdXRob3I+R2FyZGVzLCBGcmVkZXJpYyBZLjwvYXV0aG9yPjwvYXV0aG9ycz48
-L2NvbnRyaWJ1dG9ycz48dGl0bGVzPjx0aXRsZT5Ub3dhcmRzIGxvdyBsb3NzIG5vbi12b2xhdGls
-ZSBwaGFzZSBjaGFuZ2UgbWF0ZXJpYWxzIGluIG1pZCBpbmRleCB3YXZlZ3VpZGVzPC90aXRsZT48
-c2Vjb25kYXJ5LXRpdGxlPk5ldXJvbW9ycGhpYyBDb21wdXRpbmcgYW5kIEVuZ2luZWVyaW5nPC9z
-ZWNvbmRhcnktdGl0bGU+PC90aXRsZXM+PHBlcmlvZGljYWw+PGZ1bGwtdGl0bGU+TmV1cm9tb3Jw
-aGljIENvbXB1dGluZyBhbmQgRW5naW5lZXJpbmc8L2Z1bGwtdGl0bGU+PC9wZXJpb2RpY2FsPjxw
-YWdlcz4wMTQwMDQ8L3BhZ2VzPjx2b2x1bWU+MTwvdm9sdW1lPjxudW1iZXI+MTwvbnVtYmVyPjxk
-YXRlcz48eWVhcj4yMDIxPC95ZWFyPjxwdWItZGF0ZXM+PGRhdGU+MjAyMS8wOC8yMzwvZGF0ZT48
-L3B1Yi1kYXRlcz48L2RhdGVzPjxwdWJsaXNoZXI+SU9QIFB1Ymxpc2hpbmc8L3B1Ymxpc2hlcj48
-aXNibj4yNjM0LTQzODY8L2lzYm4+PHVybHM+PHJlbGF0ZWQtdXJscz48dXJsPmh0dHBzOi8vZG9p
-Lm9yZy8xMC4xMDg4LzI2MzQtNDM4Ni9hYzE1NmU8L3VybD48L3JlbGF0ZWQtdXJscz48L3VybHM+
-PGVsZWN0cm9uaWMtcmVzb3VyY2UtbnVtPjEwLjEwODgvMjYzNC00Mzg2L2FjMTU2ZTwvZWxlY3Ry
-b25pYy1yZXNvdXJjZS1udW0+PC9yZWNvcmQ+PC9DaXRlPjxDaXRlPjxBdXRob3I+SmlhPC9BdXRo
-b3I+PFllYXI+MjAyMTwvWWVhcj48UmVjTnVtPjM3PC9SZWNOdW0+PHJlY29yZD48cmVjLW51bWJl
-cj4zNzwvcmVjLW51bWJlcj48Zm9yZWlnbi1rZXlzPjxrZXkgYXBwPSJFTiIgZGItaWQ9InY5MjBw
-ZnQwNnJwOWRiZXgyYXA1MDB4OTl4NXJydHN3eHpzcyIgdGltZXN0YW1wPSIxNzY4MDQ5NjU4IiBn
-dWlkPSI5N2QzNzA1NS0wZjM0LTQxNTEtOTg3OC1jMWYyZmVhN2M0Y2IiPjM3PC9rZXk+PC9mb3Jl
-aWduLWtleXM+PHJlZi10eXBlIG5hbWU9IkpvdXJuYWwgQXJ0aWNsZSI+MTc8L3JlZi10eXBlPjxj
-b250cmlidXRvcnM+PGF1dGhvcnM+PGF1dGhvcj5KaWEsIFdlaTwvYXV0aG9yPjxhdXRob3I+TWVu
-b24sIFJhamVzaDwvYXV0aG9yPjxhdXRob3I+U2Vuc2FsZS1Sb2RyaWd1ZXosIEJlcmFyZGk8L2F1
-dGhvcj48L2F1dGhvcnM+PC9jb250cmlidXRvcnM+PHRpdGxlcz48dGl0bGU+VW5pcXVlIHByb3Nw
-ZWN0cyBvZiBwaGFzZSBjaGFuZ2UgbWF0ZXJpYWwgU2IyU2UzIGZvciB1bHRyYS1jb21wYWN0IHJl
-Y29uZmlndXJhYmxlIG5hbm9waG90b25pYyBkZXZpY2VzPC90aXRsZT48c2Vjb25kYXJ5LXRpdGxl
-Pk9wdGljYWwgTWF0ZXJpYWxzIEV4cHJlc3M8L3NlY29uZGFyeS10aXRsZT48YWx0LXRpdGxlPk9w
-dC4gTWF0ZXIuIEV4cHJlc3M8L2FsdC10aXRsZT48L3RpdGxlcz48cGVyaW9kaWNhbD48ZnVsbC10
-aXRsZT5PcHRpY2FsIE1hdGVyaWFscyBFeHByZXNzPC9mdWxsLXRpdGxlPjxhYmJyLTE+T3B0LiBN
-YXRlci4gRXhwcmVzczwvYWJici0xPjwvcGVyaW9kaWNhbD48YWx0LXBlcmlvZGljYWw+PGZ1bGwt
-dGl0bGU+T3B0aWNhbCBNYXRlcmlhbHMgRXhwcmVzczwvZnVsbC10aXRsZT48YWJici0xPk9wdC4g
-TWF0ZXIuIEV4cHJlc3M8L2FiYnItMT48L2FsdC1wZXJpb2RpY2FsPjxwYWdlcz4zMDA3LTMwMTQ8
-L3BhZ2VzPjx2b2x1bWU+MTE8L3ZvbHVtZT48bnVtYmVyPjk8L251bWJlcj48a2V5d29yZHM+PGtl
-eXdvcmQ+QXRvbWljIGxheWVyIGRlcG9zaXRpb248L2tleXdvcmQ+PGtleXdvcmQ+RXh0aW5jdGlv
-biByYXRpb3M8L2tleXdvcmQ+PGtleXdvcmQ+TGlnaHQgcHJvcGFnYXRpb248L2tleXdvcmQ+PGtl
-eXdvcmQ+T3B0aWNhbCBuZXR3b3Jrczwva2V5d29yZD48a2V5d29yZD5QaG90b25pYyBpbnRlZ3Jh
-dGVkIGNpcmN1aXRzPC9rZXl3b3JkPjxrZXl3b3JkPlJlZnJhY3RpdmUgaW5kZXg8L2tleXdvcmQ+
-PC9rZXl3b3Jkcz48ZGF0ZXM+PHllYXI+MjAyMTwveWVhcj48cHViLWRhdGVzPjxkYXRlPjIwMjEv
-MDkvMDE8L2RhdGU+PC9wdWItZGF0ZXM+PC9kYXRlcz48cHVibGlzaGVyPk9wdGljYSBQdWJsaXNo
-aW5nIEdyb3VwPC9wdWJsaXNoZXI+PHVybHM+PHJlbGF0ZWQtdXJscz48dXJsPmh0dHBzOi8vb3Bn
-Lm9wdGljYS5vcmcvb21lL2Fic3RyYWN0LmNmbT9VUkk9b21lLTExLTktMzAwNzwvdXJsPjwvcmVs
-YXRlZC11cmxzPjwvdXJscz48ZWxlY3Ryb25pYy1yZXNvdXJjZS1udW0+MTAuMTM2NC9PTUUuNDM1
-OTc5PC9lbGVjdHJvbmljLXJlc291cmNlLW51bT48L3JlY29yZD48L0NpdGU+PENpdGU+PEF1dGhv
-cj5CbHVuZGVsbDwvQXV0aG9yPjxZZWFyPjIwMjU8L1llYXI+PFJlY051bT4yNTwvUmVjTnVtPjxy
-ZWNvcmQ+PHJlYy1udW1iZXI+MjU8L3JlYy1udW1iZXI+PGZvcmVpZ24ta2V5cz48a2V5IGFwcD0i
-RU4iIGRiLWlkPSJ2OTIwcGZ0MDZycDlkYmV4MmFwNTAweDk5eDVycnRzd3h6c3MiIHRpbWVzdGFt
-cD0iMTc2ODAxNjQ2MyIgZ3VpZD0iODMxNjU1NjctYjM1YS00Y2Q2LWFhNjMtZDIwYzAwMTljZjQ0
-Ij4yNTwva2V5PjwvZm9yZWlnbi1rZXlzPjxyZWYtdHlwZSBuYW1lPSJKb3VybmFsIEFydGljbGUi
-PjE3PC9yZWYtdHlwZT48Y29udHJpYnV0b3JzPjxhdXRob3JzPjxhdXRob3I+Qmx1bmRlbGwsIFNv
-cGhpZTwvYXV0aG9yPjxhdXRob3I+UmFkZm9yZCwgVGhvbWFzIFcuPC9hdXRob3I+PGF1dGhvcj5B
-amlhLCBJZHJpcyBBLjwvYXV0aG9yPjxhdXRob3I+TGF3c29uLCBEYW5pZWw8L2F1dGhvcj48YXV0
-aG9yPllhbiwgWGluZ3poYW88L2F1dGhvcj48YXV0aG9yPkJhbmFrYXIsIE1laGRpPC9hdXRob3I+
-PGF1dGhvcj5UaG9tc29uLCBEYXZpZCBKLjwvYXV0aG9yPjxhdXRob3I+WmVpbXBla2lzLCBJb2Fu
-bmlzPC9hdXRob3I+PGF1dGhvcj5NdXNrZW5zLCBPdHRvIEwuPC9hdXRob3I+PC9hdXRob3JzPjwv
-Y29udHJpYnV0b3JzPjx0aXRsZXM+PHRpdGxlPlVsdHJhY29tcGFjdCBQcm9ncmFtbWFibGUgU2ls
-aWNvbiBQaG90b25pY3MgVXNpbmcgTGF5ZXJzIG9mIExvdy1Mb3NzIFBoYXNlLUNoYW5nZSBNYXRl
-cmlhbCBTYjJTZTMgb2YgSW5jcmVhc2luZyBUaGlja25lc3M8L3RpdGxlPjxzZWNvbmRhcnktdGl0
-bGU+QUNTIFBob3Rvbmljczwvc2Vjb25kYXJ5LXRpdGxlPjwvdGl0bGVzPjxwZXJpb2RpY2FsPjxm
-dWxsLXRpdGxlPkFDUyBQaG90b25pY3M8L2Z1bGwtdGl0bGU+PC9wZXJpb2RpY2FsPjxwYWdlcz4x
-MzgyLTEzOTE8L3BhZ2VzPjx2b2x1bWU+MTI8L3ZvbHVtZT48bnVtYmVyPjM8L251bWJlcj48ZGF0
-ZXM+PHllYXI+MjAyNTwveWVhcj48cHViLWRhdGVzPjxkYXRlPjIwMjUvMDMvMTk8L2RhdGU+PC9w
-dWItZGF0ZXM+PC9kYXRlcz48cHVibGlzaGVyPkFtZXJpY2FuIENoZW1pY2FsIFNvY2lldHk8L3B1
-Ymxpc2hlcj48dXJscz48cmVsYXRlZC11cmxzPjx1cmw+aHR0cHM6Ly9kb2kub3JnLzEwLjEwMjEv
-YWNzcGhvdG9uaWNzLjRjMDE3ODk8L3VybD48L3JlbGF0ZWQtdXJscz48L3VybHM+PGVsZWN0cm9u
-aWMtcmVzb3VyY2UtbnVtPjEwLjEwMjEvYWNzcGhvdG9uaWNzLjRjMDE3ODk8L2VsZWN0cm9uaWMt
-cmVzb3VyY2UtbnVtPjwvcmVjb3JkPjwvQ2l0ZT48L0VuZE5vdGU+AG==
+bXA9IjE3NjgwMTYyNjkiIGd1aWQ9ImUzNDM0ZDU1LWNhOWYtNDY3Mi1hY2E0LTg5YjNmOGUxNWRj
+NiI+MjM8L2tleT48L2ZvcmVpZ24ta2V5cz48cmVmLXR5cGUgbmFtZT0iSm91cm5hbCBBcnRpY2xl
+Ij4xNzwvcmVmLXR5cGU+PGNvbnRyaWJ1dG9ycz48YXV0aG9ycz48YXV0aG9yPkZhbmVjYSwgSm9h
+cXVpbjwvYXV0aG9yPjxhdXRob3I+WmVpbXBla2lzLCBJb2FubmlzPC9hdXRob3I+PGF1dGhvcj5J
+bGllLCBTLiBULjwvYXV0aG9yPjxhdXRob3I+QnVjaW8sIFRoYWzDrWEgRG9tw61uZ3VlejwvYXV0
+aG9yPjxhdXRob3I+R3JhYnNrYSwgS2F0YXJ6eW5hPC9hdXRob3I+PGF1dGhvcj5IZXdhaywgRGFu
+aWVsIFcuPC9hdXRob3I+PGF1dGhvcj5HYXJkZXMsIEZyZWRlcmljIFkuPC9hdXRob3I+PC9hdXRo
+b3JzPjwvY29udHJpYnV0b3JzPjx0aXRsZXM+PHRpdGxlPlRvd2FyZHMgbG93IGxvc3Mgbm9uLXZv
+bGF0aWxlIHBoYXNlIGNoYW5nZSBtYXRlcmlhbHMgaW4gbWlkIGluZGV4IHdhdmVndWlkZXM8L3Rp
+dGxlPjxzZWNvbmRhcnktdGl0bGU+TmV1cm9tb3JwaGljIENvbXB1dGluZyBhbmQgRW5naW5lZXJp
+bmc8L3NlY29uZGFyeS10aXRsZT48L3RpdGxlcz48cGVyaW9kaWNhbD48ZnVsbC10aXRsZT5OZXVy
+b21vcnBoaWMgQ29tcHV0aW5nIGFuZCBFbmdpbmVlcmluZzwvZnVsbC10aXRsZT48L3BlcmlvZGlj
+YWw+PHBhZ2VzPjAxNDAwNDwvcGFnZXM+PHZvbHVtZT4xPC92b2x1bWU+PG51bWJlcj4xPC9udW1i
+ZXI+PGRhdGVzPjx5ZWFyPjIwMjE8L3llYXI+PHB1Yi1kYXRlcz48ZGF0ZT4yMDIxLzA4LzIzPC9k
+YXRlPjwvcHViLWRhdGVzPjwvZGF0ZXM+PHB1Ymxpc2hlcj5JT1AgUHVibGlzaGluZzwvcHVibGlz
+aGVyPjxpc2JuPjI2MzQtNDM4NjwvaXNibj48dXJscz48cmVsYXRlZC11cmxzPjx1cmw+aHR0cHM6
+Ly9kb2kub3JnLzEwLjEwODgvMjYzNC00Mzg2L2FjMTU2ZTwvdXJsPjwvcmVsYXRlZC11cmxzPjwv
+dXJscz48ZWxlY3Ryb25pYy1yZXNvdXJjZS1udW0+MTAuMTA4OC8yNjM0LTQzODYvYWMxNTZlPC9l
+bGVjdHJvbmljLXJlc291cmNlLW51bT48L3JlY29yZD48L0NpdGU+PENpdGU+PEF1dGhvcj5KaWE8
+L0F1dGhvcj48WWVhcj4yMDIxPC9ZZWFyPjxSZWNOdW0+Mzc8L1JlY051bT48cmVjb3JkPjxyZWMt
+bnVtYmVyPjM3PC9yZWMtbnVtYmVyPjxmb3JlaWduLWtleXM+PGtleSBhcHA9IkVOIiBkYi1pZD0i
+djkyMHBmdDA2cnA5ZGJleDJhcDUwMHg5OXg1cnJ0c3d4enNzIiB0aW1lc3RhbXA9IjE3NjgwNDk2
+NTgiIGd1aWQ9Ijk3ZDM3MDU1LTBmMzQtNDE1MS05ODc4LWMxZjJmZWE3YzRjYiI+Mzc8L2tleT48
+L2ZvcmVpZ24ta2V5cz48cmVmLXR5cGUgbmFtZT0iSm91cm5hbCBBcnRpY2xlIj4xNzwvcmVmLXR5
+cGU+PGNvbnRyaWJ1dG9ycz48YXV0aG9ycz48YXV0aG9yPkppYSwgV2VpPC9hdXRob3I+PGF1dGhv
+cj5NZW5vbiwgUmFqZXNoPC9hdXRob3I+PGF1dGhvcj5TZW5zYWxlLVJvZHJpZ3VleiwgQmVyYXJk
+aTwvYXV0aG9yPjwvYXV0aG9ycz48L2NvbnRyaWJ1dG9ycz48dGl0bGVzPjx0aXRsZT5VbmlxdWUg
+cHJvc3BlY3RzIG9mIHBoYXNlIGNoYW5nZSBtYXRlcmlhbCBTYjJTZTMgZm9yIHVsdHJhLWNvbXBh
+Y3QgcmVjb25maWd1cmFibGUgbmFub3Bob3RvbmljIGRldmljZXM8L3RpdGxlPjxzZWNvbmRhcnkt
+dGl0bGU+T3B0aWNhbCBNYXRlcmlhbHMgRXhwcmVzczwvc2Vjb25kYXJ5LXRpdGxlPjxhbHQtdGl0
+bGU+T3B0LiBNYXRlci4gRXhwcmVzczwvYWx0LXRpdGxlPjwvdGl0bGVzPjxwZXJpb2RpY2FsPjxm
+dWxsLXRpdGxlPk9wdGljYWwgTWF0ZXJpYWxzIEV4cHJlc3M8L2Z1bGwtdGl0bGU+PGFiYnItMT5P
+cHQuIE1hdGVyLiBFeHByZXNzPC9hYmJyLTE+PC9wZXJpb2RpY2FsPjxhbHQtcGVyaW9kaWNhbD48
+ZnVsbC10aXRsZT5PcHRpY2FsIE1hdGVyaWFscyBFeHByZXNzPC9mdWxsLXRpdGxlPjxhYmJyLTE+
+T3B0LiBNYXRlci4gRXhwcmVzczwvYWJici0xPjwvYWx0LXBlcmlvZGljYWw+PHBhZ2VzPjMwMDct
+MzAxNDwvcGFnZXM+PHZvbHVtZT4xMTwvdm9sdW1lPjxudW1iZXI+OTwvbnVtYmVyPjxrZXl3b3Jk
+cz48a2V5d29yZD5BdG9taWMgbGF5ZXIgZGVwb3NpdGlvbjwva2V5d29yZD48a2V5d29yZD5FeHRp
+bmN0aW9uIHJhdGlvczwva2V5d29yZD48a2V5d29yZD5MaWdodCBwcm9wYWdhdGlvbjwva2V5d29y
+ZD48a2V5d29yZD5PcHRpY2FsIG5ldHdvcmtzPC9rZXl3b3JkPjxrZXl3b3JkPlBob3RvbmljIGlu
+dGVncmF0ZWQgY2lyY3VpdHM8L2tleXdvcmQ+PGtleXdvcmQ+UmVmcmFjdGl2ZSBpbmRleDwva2V5
+d29yZD48L2tleXdvcmRzPjxkYXRlcz48eWVhcj4yMDIxPC95ZWFyPjxwdWItZGF0ZXM+PGRhdGU+
+MjAyMS8wOS8wMTwvZGF0ZT48L3B1Yi1kYXRlcz48L2RhdGVzPjxwdWJsaXNoZXI+T3B0aWNhIFB1
+Ymxpc2hpbmcgR3JvdXA8L3B1Ymxpc2hlcj48dXJscz48cmVsYXRlZC11cmxzPjx1cmw+aHR0cHM6
+Ly9vcGcub3B0aWNhLm9yZy9vbWUvYWJzdHJhY3QuY2ZtP1VSST1vbWUtMTEtOS0zMDA3PC91cmw+
+PC9yZWxhdGVkLXVybHM+PC91cmxzPjxlbGVjdHJvbmljLXJlc291cmNlLW51bT4xMC4xMzY0L09N
+RS40MzU5Nzk8L2VsZWN0cm9uaWMtcmVzb3VyY2UtbnVtPjwvcmVjb3JkPjwvQ2l0ZT48Q2l0ZT48
+QXV0aG9yPkJsdW5kZWxsPC9BdXRob3I+PFllYXI+MjAyNTwvWWVhcj48UmVjTnVtPjI1PC9SZWNO
+dW0+PHJlY29yZD48cmVjLW51bWJlcj4yNTwvcmVjLW51bWJlcj48Zm9yZWlnbi1rZXlzPjxrZXkg
+YXBwPSJFTiIgZGItaWQ9InY5MjBwZnQwNnJwOWRiZXgyYXA1MDB4OTl4NXJydHN3eHpzcyIgdGlt
+ZXN0YW1wPSIxNzY4MDE2NDYzIiBndWlkPSI4MzE2NTU2Ny1iMzVhLTRjZDYtYWE2My1kMjBjMDAx
+OWNmNDQiPjI1PC9rZXk+PC9mb3JlaWduLWtleXM+PHJlZi10eXBlIG5hbWU9IkpvdXJuYWwgQXJ0
+aWNsZSI+MTc8L3JlZi10eXBlPjxjb250cmlidXRvcnM+PGF1dGhvcnM+PGF1dGhvcj5CbHVuZGVs
+bCwgU29waGllPC9hdXRob3I+PGF1dGhvcj5SYWRmb3JkLCBUaG9tYXMgVy48L2F1dGhvcj48YXV0
+aG9yPkFqaWEsIElkcmlzIEEuPC9hdXRob3I+PGF1dGhvcj5MYXdzb24sIERhbmllbDwvYXV0aG9y
+PjxhdXRob3I+WWFuLCBYaW5nemhhbzwvYXV0aG9yPjxhdXRob3I+QmFuYWthciwgTWVoZGk8L2F1
+dGhvcj48YXV0aG9yPlRob21zb24sIERhdmlkIEouPC9hdXRob3I+PGF1dGhvcj5aZWltcGVraXMs
+IElvYW5uaXM8L2F1dGhvcj48YXV0aG9yPk11c2tlbnMsIE90dG8gTC48L2F1dGhvcj48L2F1dGhv
+cnM+PC9jb250cmlidXRvcnM+PHRpdGxlcz48dGl0bGU+VWx0cmFjb21wYWN0IFByb2dyYW1tYWJs
+ZSBTaWxpY29uIFBob3RvbmljcyBVc2luZyBMYXllcnMgb2YgTG93LUxvc3MgUGhhc2UtQ2hhbmdl
+IE1hdGVyaWFsIFNiMlNlMyBvZiBJbmNyZWFzaW5nIFRoaWNrbmVzczwvdGl0bGU+PHNlY29uZGFy
+eS10aXRsZT5BQ1MgUGhvdG9uaWNzPC9zZWNvbmRhcnktdGl0bGU+PC90aXRsZXM+PHBlcmlvZGlj
+YWw+PGZ1bGwtdGl0bGU+QUNTIFBob3RvbmljczwvZnVsbC10aXRsZT48L3BlcmlvZGljYWw+PHBh
+Z2VzPjEzODItMTM5MTwvcGFnZXM+PHZvbHVtZT4xMjwvdm9sdW1lPjxudW1iZXI+MzwvbnVtYmVy
+PjxkYXRlcz48eWVhcj4yMDI1PC95ZWFyPjxwdWItZGF0ZXM+PGRhdGU+MjAyNS8wMy8xOTwvZGF0
+ZT48L3B1Yi1kYXRlcz48L2RhdGVzPjxwdWJsaXNoZXI+QW1lcmljYW4gQ2hlbWljYWwgU29jaWV0
+eTwvcHVibGlzaGVyPjx1cmxzPjxyZWxhdGVkLXVybHM+PHVybD5odHRwczovL2RvaS5vcmcvMTAu
+MTAyMS9hY3NwaG90b25pY3MuNGMwMTc4OTwvdXJsPjwvcmVsYXRlZC11cmxzPjwvdXJscz48ZWxl
+Y3Ryb25pYy1yZXNvdXJjZS1udW0+MTAuMTAyMS9hY3NwaG90b25pY3MuNGMwMTc4OTwvZWxlY3Ry
+b25pYy1yZXNvdXJjZS1udW0+PC9yZWNvcmQ+PC9DaXRlPjwvRW5kTm90ZT5=
 </w:fldData>
         </w:fldChar>
       </w:r>
@@ -3786,96 +4288,96 @@
       <w:r>
         <w:fldChar w:fldCharType="begin">
           <w:fldData xml:space="preserve">PEVuZE5vdGU+PENpdGU+PEF1dGhvcj5EZWxhbmV5PC9BdXRob3I+PFllYXI+MjAyMDwvWWVhcj48
-UmVjTnVtPjY0PC9SZWNOdW0+PERpc3BsYXlUZXh0PlsxOCwgMjctMjldPC9EaXNwbGF5VGV4dD48
-cmVjb3JkPjxyZWMtbnVtYmVyPjY0PC9yZWMtbnVtYmVyPjxmb3JlaWduLWtleXM+PGtleSBhcHA9
+UmVjTnVtPjY0PC9SZWNOdW0+PERpc3BsYXlUZXh0PlsxMSwgMjIsIDMzLCAzNF08L0Rpc3BsYXlU
+ZXh0PjxyZWNvcmQ+PHJlYy1udW1iZXI+NjQ8L3JlYy1udW1iZXI+PGZvcmVpZ24ta2V5cz48a2V5
+IGFwcD0iRU4iIGRiLWlkPSJ2OTIwcGZ0MDZycDlkYmV4MmFwNTAweDk5eDVycnRzd3h6c3MiIHRp
+bWVzdGFtcD0iMTc2ODA1NDA5MCIgZ3VpZD0iYjE1YjU1NTAtNDBkNy00YWQyLTgxODItY2Y2ZjQ4
+NmE0ZjUwIj42NDwva2V5PjwvZm9yZWlnbi1rZXlzPjxyZWYtdHlwZSBuYW1lPSJKb3VybmFsIEFy
+dGljbGUiPjE3PC9yZWYtdHlwZT48Y29udHJpYnV0b3JzPjxhdXRob3JzPjxhdXRob3I+RGVsYW5l
+eSwgTWF0dGhldzwvYXV0aG9yPjxhdXRob3I+WmVpbXBla2lzLCBJb2FubmlzPC9hdXRob3I+PGF1
+dGhvcj5MYXdzb24sIERhbmllbDwvYXV0aG9yPjxhdXRob3I+SGV3YWssIERhbmllbCBXLjwvYXV0
+aG9yPjxhdXRob3I+TXVza2VucywgT3R0byBMLjwvYXV0aG9yPjwvYXV0aG9ycz48L2NvbnRyaWJ1
+dG9ycz48dGl0bGVzPjx0aXRsZT5BIE5ldyBGYW1pbHkgb2YgVWx0cmFsb3cgTG9zcyBSZXZlcnNp
+YmxlIFBoYXNl4oCQQ2hhbmdlIE1hdGVyaWFscyBmb3IgUGhvdG9uaWMgSW50ZWdyYXRlZCBDaXJj
+dWl0czogU2IyUzMgYW5kIFNiMlNlMzwvdGl0bGU+PHNlY29uZGFyeS10aXRsZT5BZHZhbmNlZCBG
+dW5jdGlvbmFsIE1hdGVyaWFsczwvc2Vjb25kYXJ5LXRpdGxlPjwvdGl0bGVzPjxwZXJpb2RpY2Fs
+PjxmdWxsLXRpdGxlPkFkdmFuY2VkIEZ1bmN0aW9uYWwgTWF0ZXJpYWxzPC9mdWxsLXRpdGxlPjwv
+cGVyaW9kaWNhbD48dm9sdW1lPjMwPC92b2x1bWU+PG51bWJlcj4zNjwvbnVtYmVyPjxkYXRlcz48
+eWVhcj4yMDIwPC95ZWFyPjwvZGF0ZXM+PGlzYm4+MTYxNi0zMDFYJiN4RDsxNjE2LTMwMjg8L2lz
+Ym4+PHVybHM+PC91cmxzPjxlbGVjdHJvbmljLXJlc291cmNlLW51bT4xMC4xMDAyL2FkZm0uMjAy
+MDAyNDQ3PC9lbGVjdHJvbmljLXJlc291cmNlLW51bT48L3JlY29yZD48L0NpdGU+PENpdGU+PEF1
+dGhvcj5GYW5lY2E8L0F1dGhvcj48WWVhcj4yMDIxPC9ZZWFyPjxSZWNOdW0+MjM8L1JlY051bT48
+cmVjb3JkPjxyZWMtbnVtYmVyPjIzPC9yZWMtbnVtYmVyPjxmb3JlaWduLWtleXM+PGtleSBhcHA9
 IkVOIiBkYi1pZD0idjkyMHBmdDA2cnA5ZGJleDJhcDUwMHg5OXg1cnJ0c3d4enNzIiB0aW1lc3Rh
-bXA9IjE3NjgwNTQwOTAiIGd1aWQ9ImIxNWI1NTUwLTQwZDctNGFkMi04MTgyLWNmNmY0ODZhNGY1
-MCI+NjQ8L2tleT48L2ZvcmVpZ24ta2V5cz48cmVmLXR5cGUgbmFtZT0iSm91cm5hbCBBcnRpY2xl
-Ij4xNzwvcmVmLXR5cGU+PGNvbnRyaWJ1dG9ycz48YXV0aG9ycz48YXV0aG9yPkRlbGFuZXksIE1h
-dHRoZXc8L2F1dGhvcj48YXV0aG9yPlplaW1wZWtpcywgSW9hbm5pczwvYXV0aG9yPjxhdXRob3I+
-TGF3c29uLCBEYW5pZWw8L2F1dGhvcj48YXV0aG9yPkhld2FrLCBEYW5pZWwgVy48L2F1dGhvcj48
-YXV0aG9yPk11c2tlbnMsIE90dG8gTC48L2F1dGhvcj48L2F1dGhvcnM+PC9jb250cmlidXRvcnM+
-PHRpdGxlcz48dGl0bGU+QSBOZXcgRmFtaWx5IG9mIFVsdHJhbG93IExvc3MgUmV2ZXJzaWJsZSBQ
-aGFzZeKAkENoYW5nZSBNYXRlcmlhbHMgZm9yIFBob3RvbmljIEludGVncmF0ZWQgQ2lyY3VpdHM6
-IFNiMlMzIGFuZCBTYjJTZTM8L3RpdGxlPjxzZWNvbmRhcnktdGl0bGU+QWR2YW5jZWQgRnVuY3Rp
-b25hbCBNYXRlcmlhbHM8L3NlY29uZGFyeS10aXRsZT48L3RpdGxlcz48cGVyaW9kaWNhbD48ZnVs
-bC10aXRsZT5BZHZhbmNlZCBGdW5jdGlvbmFsIE1hdGVyaWFsczwvZnVsbC10aXRsZT48L3Blcmlv
-ZGljYWw+PHZvbHVtZT4zMDwvdm9sdW1lPjxudW1iZXI+MzY8L251bWJlcj48ZGF0ZXM+PHllYXI+
-MjAyMDwveWVhcj48L2RhdGVzPjxpc2JuPjE2MTYtMzAxWCYjeEQ7MTYxNi0zMDI4PC9pc2JuPjx1
-cmxzPjwvdXJscz48ZWxlY3Ryb25pYy1yZXNvdXJjZS1udW0+MTAuMTAwMi9hZGZtLjIwMjAwMjQ0
-NzwvZWxlY3Ryb25pYy1yZXNvdXJjZS1udW0+PC9yZWNvcmQ+PC9DaXRlPjxDaXRlPjxBdXRob3I+
-RmFuZWNhPC9BdXRob3I+PFllYXI+MjAyMTwvWWVhcj48UmVjTnVtPjIzPC9SZWNOdW0+PHJlY29y
-ZD48cmVjLW51bWJlcj4yMzwvcmVjLW51bWJlcj48Zm9yZWlnbi1rZXlzPjxrZXkgYXBwPSJFTiIg
-ZGItaWQ9InY5MjBwZnQwNnJwOWRiZXgyYXA1MDB4OTl4NXJydHN3eHpzcyIgdGltZXN0YW1wPSIx
-NzY4MDE2MjY5IiBndWlkPSJlMzQzNGQ1NS1jYTlmLTQ2NzItYWNhNC04OWIzZjhlMTVkYzYiPjIz
-PC9rZXk+PC9mb3JlaWduLWtleXM+PHJlZi10eXBlIG5hbWU9IkpvdXJuYWwgQXJ0aWNsZSI+MTc8
-L3JlZi10eXBlPjxjb250cmlidXRvcnM+PGF1dGhvcnM+PGF1dGhvcj5GYW5lY2EsIEpvYXF1aW48
-L2F1dGhvcj48YXV0aG9yPlplaW1wZWtpcywgSW9hbm5pczwvYXV0aG9yPjxhdXRob3I+SWxpZSwg
-Uy4gVC48L2F1dGhvcj48YXV0aG9yPkJ1Y2lvLCBUaGFsw61hIERvbcOtbmd1ZXo8L2F1dGhvcj48
-YXV0aG9yPkdyYWJza2EsIEthdGFyenluYTwvYXV0aG9yPjxhdXRob3I+SGV3YWssIERhbmllbCBX
-LjwvYXV0aG9yPjxhdXRob3I+R2FyZGVzLCBGcmVkZXJpYyBZLjwvYXV0aG9yPjwvYXV0aG9ycz48
-L2NvbnRyaWJ1dG9ycz48dGl0bGVzPjx0aXRsZT5Ub3dhcmRzIGxvdyBsb3NzIG5vbi12b2xhdGls
-ZSBwaGFzZSBjaGFuZ2UgbWF0ZXJpYWxzIGluIG1pZCBpbmRleCB3YXZlZ3VpZGVzPC90aXRsZT48
-c2Vjb25kYXJ5LXRpdGxlPk5ldXJvbW9ycGhpYyBDb21wdXRpbmcgYW5kIEVuZ2luZWVyaW5nPC9z
-ZWNvbmRhcnktdGl0bGU+PC90aXRsZXM+PHBlcmlvZGljYWw+PGZ1bGwtdGl0bGU+TmV1cm9tb3Jw
-aGljIENvbXB1dGluZyBhbmQgRW5naW5lZXJpbmc8L2Z1bGwtdGl0bGU+PC9wZXJpb2RpY2FsPjxw
-YWdlcz4wMTQwMDQ8L3BhZ2VzPjx2b2x1bWU+MTwvdm9sdW1lPjxudW1iZXI+MTwvbnVtYmVyPjxk
-YXRlcz48eWVhcj4yMDIxPC95ZWFyPjxwdWItZGF0ZXM+PGRhdGU+MjAyMS8wOC8yMzwvZGF0ZT48
-L3B1Yi1kYXRlcz48L2RhdGVzPjxwdWJsaXNoZXI+SU9QIFB1Ymxpc2hpbmc8L3B1Ymxpc2hlcj48
-aXNibj4yNjM0LTQzODY8L2lzYm4+PHVybHM+PHJlbGF0ZWQtdXJscz48dXJsPmh0dHBzOi8vZG9p
-Lm9yZy8xMC4xMDg4LzI2MzQtNDM4Ni9hYzE1NmU8L3VybD48L3JlbGF0ZWQtdXJscz48L3VybHM+
-PGVsZWN0cm9uaWMtcmVzb3VyY2UtbnVtPjEwLjEwODgvMjYzNC00Mzg2L2FjMTU2ZTwvZWxlY3Ry
-b25pYy1yZXNvdXJjZS1udW0+PC9yZWNvcmQ+PC9DaXRlPjxDaXRlPjxBdXRob3I+SmlhPC9BdXRo
-b3I+PFllYXI+MjAyMTwvWWVhcj48UmVjTnVtPjM3PC9SZWNOdW0+PHJlY29yZD48cmVjLW51bWJl
-cj4zNzwvcmVjLW51bWJlcj48Zm9yZWlnbi1rZXlzPjxrZXkgYXBwPSJFTiIgZGItaWQ9InY5MjBw
-ZnQwNnJwOWRiZXgyYXA1MDB4OTl4NXJydHN3eHpzcyIgdGltZXN0YW1wPSIxNzY4MDQ5NjU4IiBn
-dWlkPSI5N2QzNzA1NS0wZjM0LTQxNTEtOTg3OC1jMWYyZmVhN2M0Y2IiPjM3PC9rZXk+PC9mb3Jl
-aWduLWtleXM+PHJlZi10eXBlIG5hbWU9IkpvdXJuYWwgQXJ0aWNsZSI+MTc8L3JlZi10eXBlPjxj
-b250cmlidXRvcnM+PGF1dGhvcnM+PGF1dGhvcj5KaWEsIFdlaTwvYXV0aG9yPjxhdXRob3I+TWVu
-b24sIFJhamVzaDwvYXV0aG9yPjxhdXRob3I+U2Vuc2FsZS1Sb2RyaWd1ZXosIEJlcmFyZGk8L2F1
-dGhvcj48L2F1dGhvcnM+PC9jb250cmlidXRvcnM+PHRpdGxlcz48dGl0bGU+VW5pcXVlIHByb3Nw
-ZWN0cyBvZiBwaGFzZSBjaGFuZ2UgbWF0ZXJpYWwgU2IyU2UzIGZvciB1bHRyYS1jb21wYWN0IHJl
-Y29uZmlndXJhYmxlIG5hbm9waG90b25pYyBkZXZpY2VzPC90aXRsZT48c2Vjb25kYXJ5LXRpdGxl
-Pk9wdGljYWwgTWF0ZXJpYWxzIEV4cHJlc3M8L3NlY29uZGFyeS10aXRsZT48YWx0LXRpdGxlPk9w
-dC4gTWF0ZXIuIEV4cHJlc3M8L2FsdC10aXRsZT48L3RpdGxlcz48cGVyaW9kaWNhbD48ZnVsbC10
-aXRsZT5PcHRpY2FsIE1hdGVyaWFscyBFeHByZXNzPC9mdWxsLXRpdGxlPjxhYmJyLTE+T3B0LiBN
-YXRlci4gRXhwcmVzczwvYWJici0xPjwvcGVyaW9kaWNhbD48YWx0LXBlcmlvZGljYWw+PGZ1bGwt
-dGl0bGU+T3B0aWNhbCBNYXRlcmlhbHMgRXhwcmVzczwvZnVsbC10aXRsZT48YWJici0xPk9wdC4g
-TWF0ZXIuIEV4cHJlc3M8L2FiYnItMT48L2FsdC1wZXJpb2RpY2FsPjxwYWdlcz4zMDA3LTMwMTQ8
-L3BhZ2VzPjx2b2x1bWU+MTE8L3ZvbHVtZT48bnVtYmVyPjk8L251bWJlcj48a2V5d29yZHM+PGtl
-eXdvcmQ+QXRvbWljIGxheWVyIGRlcG9zaXRpb248L2tleXdvcmQ+PGtleXdvcmQ+RXh0aW5jdGlv
-biByYXRpb3M8L2tleXdvcmQ+PGtleXdvcmQ+TGlnaHQgcHJvcGFnYXRpb248L2tleXdvcmQ+PGtl
-eXdvcmQ+T3B0aWNhbCBuZXR3b3Jrczwva2V5d29yZD48a2V5d29yZD5QaG90b25pYyBpbnRlZ3Jh
-dGVkIGNpcmN1aXRzPC9rZXl3b3JkPjxrZXl3b3JkPlJlZnJhY3RpdmUgaW5kZXg8L2tleXdvcmQ+
-PC9rZXl3b3Jkcz48ZGF0ZXM+PHllYXI+MjAyMTwveWVhcj48cHViLWRhdGVzPjxkYXRlPjIwMjEv
-MDkvMDE8L2RhdGU+PC9wdWItZGF0ZXM+PC9kYXRlcz48cHVibGlzaGVyPk9wdGljYSBQdWJsaXNo
-aW5nIEdyb3VwPC9wdWJsaXNoZXI+PHVybHM+PHJlbGF0ZWQtdXJscz48dXJsPmh0dHBzOi8vb3Bn
-Lm9wdGljYS5vcmcvb21lL2Fic3RyYWN0LmNmbT9VUkk9b21lLTExLTktMzAwNzwvdXJsPjwvcmVs
-YXRlZC11cmxzPjwvdXJscz48ZWxlY3Ryb25pYy1yZXNvdXJjZS1udW0+MTAuMTM2NC9PTUUuNDM1
-OTc5PC9lbGVjdHJvbmljLXJlc291cmNlLW51bT48L3JlY29yZD48L0NpdGU+PENpdGU+PEF1dGhv
-cj5CbHVuZGVsbDwvQXV0aG9yPjxZZWFyPjIwMjU8L1llYXI+PFJlY051bT4yNTwvUmVjTnVtPjxy
-ZWNvcmQ+PHJlYy1udW1iZXI+MjU8L3JlYy1udW1iZXI+PGZvcmVpZ24ta2V5cz48a2V5IGFwcD0i
-RU4iIGRiLWlkPSJ2OTIwcGZ0MDZycDlkYmV4MmFwNTAweDk5eDVycnRzd3h6c3MiIHRpbWVzdGFt
-cD0iMTc2ODAxNjQ2MyIgZ3VpZD0iODMxNjU1NjctYjM1YS00Y2Q2LWFhNjMtZDIwYzAwMTljZjQ0
-Ij4yNTwva2V5PjwvZm9yZWlnbi1rZXlzPjxyZWYtdHlwZSBuYW1lPSJKb3VybmFsIEFydGljbGUi
-PjE3PC9yZWYtdHlwZT48Y29udHJpYnV0b3JzPjxhdXRob3JzPjxhdXRob3I+Qmx1bmRlbGwsIFNv
-cGhpZTwvYXV0aG9yPjxhdXRob3I+UmFkZm9yZCwgVGhvbWFzIFcuPC9hdXRob3I+PGF1dGhvcj5B
-amlhLCBJZHJpcyBBLjwvYXV0aG9yPjxhdXRob3I+TGF3c29uLCBEYW5pZWw8L2F1dGhvcj48YXV0
-aG9yPllhbiwgWGluZ3poYW88L2F1dGhvcj48YXV0aG9yPkJhbmFrYXIsIE1laGRpPC9hdXRob3I+
-PGF1dGhvcj5UaG9tc29uLCBEYXZpZCBKLjwvYXV0aG9yPjxhdXRob3I+WmVpbXBla2lzLCBJb2Fu
-bmlzPC9hdXRob3I+PGF1dGhvcj5NdXNrZW5zLCBPdHRvIEwuPC9hdXRob3I+PC9hdXRob3JzPjwv
-Y29udHJpYnV0b3JzPjx0aXRsZXM+PHRpdGxlPlVsdHJhY29tcGFjdCBQcm9ncmFtbWFibGUgU2ls
-aWNvbiBQaG90b25pY3MgVXNpbmcgTGF5ZXJzIG9mIExvdy1Mb3NzIFBoYXNlLUNoYW5nZSBNYXRl
-cmlhbCBTYjJTZTMgb2YgSW5jcmVhc2luZyBUaGlja25lc3M8L3RpdGxlPjxzZWNvbmRhcnktdGl0
-bGU+QUNTIFBob3Rvbmljczwvc2Vjb25kYXJ5LXRpdGxlPjwvdGl0bGVzPjxwZXJpb2RpY2FsPjxm
-dWxsLXRpdGxlPkFDUyBQaG90b25pY3M8L2Z1bGwtdGl0bGU+PC9wZXJpb2RpY2FsPjxwYWdlcz4x
-MzgyLTEzOTE8L3BhZ2VzPjx2b2x1bWU+MTI8L3ZvbHVtZT48bnVtYmVyPjM8L251bWJlcj48ZGF0
-ZXM+PHllYXI+MjAyNTwveWVhcj48cHViLWRhdGVzPjxkYXRlPjIwMjUvMDMvMTk8L2RhdGU+PC9w
-dWItZGF0ZXM+PC9kYXRlcz48cHVibGlzaGVyPkFtZXJpY2FuIENoZW1pY2FsIFNvY2lldHk8L3B1
-Ymxpc2hlcj48dXJscz48cmVsYXRlZC11cmxzPjx1cmw+aHR0cHM6Ly9kb2kub3JnLzEwLjEwMjEv
-YWNzcGhvdG9uaWNzLjRjMDE3ODk8L3VybD48L3JlbGF0ZWQtdXJscz48L3VybHM+PGVsZWN0cm9u
-aWMtcmVzb3VyY2UtbnVtPjEwLjEwMjEvYWNzcGhvdG9uaWNzLjRjMDE3ODk8L2VsZWN0cm9uaWMt
-cmVzb3VyY2UtbnVtPjwvcmVjb3JkPjwvQ2l0ZT48L0VuZE5vdGU+AG==
+bXA9IjE3NjgwMTYyNjkiIGd1aWQ9ImUzNDM0ZDU1LWNhOWYtNDY3Mi1hY2E0LTg5YjNmOGUxNWRj
+NiI+MjM8L2tleT48L2ZvcmVpZ24ta2V5cz48cmVmLXR5cGUgbmFtZT0iSm91cm5hbCBBcnRpY2xl
+Ij4xNzwvcmVmLXR5cGU+PGNvbnRyaWJ1dG9ycz48YXV0aG9ycz48YXV0aG9yPkZhbmVjYSwgSm9h
+cXVpbjwvYXV0aG9yPjxhdXRob3I+WmVpbXBla2lzLCBJb2FubmlzPC9hdXRob3I+PGF1dGhvcj5J
+bGllLCBTLiBULjwvYXV0aG9yPjxhdXRob3I+QnVjaW8sIFRoYWzDrWEgRG9tw61uZ3VlejwvYXV0
+aG9yPjxhdXRob3I+R3JhYnNrYSwgS2F0YXJ6eW5hPC9hdXRob3I+PGF1dGhvcj5IZXdhaywgRGFu
+aWVsIFcuPC9hdXRob3I+PGF1dGhvcj5HYXJkZXMsIEZyZWRlcmljIFkuPC9hdXRob3I+PC9hdXRo
+b3JzPjwvY29udHJpYnV0b3JzPjx0aXRsZXM+PHRpdGxlPlRvd2FyZHMgbG93IGxvc3Mgbm9uLXZv
+bGF0aWxlIHBoYXNlIGNoYW5nZSBtYXRlcmlhbHMgaW4gbWlkIGluZGV4IHdhdmVndWlkZXM8L3Rp
+dGxlPjxzZWNvbmRhcnktdGl0bGU+TmV1cm9tb3JwaGljIENvbXB1dGluZyBhbmQgRW5naW5lZXJp
+bmc8L3NlY29uZGFyeS10aXRsZT48L3RpdGxlcz48cGVyaW9kaWNhbD48ZnVsbC10aXRsZT5OZXVy
+b21vcnBoaWMgQ29tcHV0aW5nIGFuZCBFbmdpbmVlcmluZzwvZnVsbC10aXRsZT48L3BlcmlvZGlj
+YWw+PHBhZ2VzPjAxNDAwNDwvcGFnZXM+PHZvbHVtZT4xPC92b2x1bWU+PG51bWJlcj4xPC9udW1i
+ZXI+PGRhdGVzPjx5ZWFyPjIwMjE8L3llYXI+PHB1Yi1kYXRlcz48ZGF0ZT4yMDIxLzA4LzIzPC9k
+YXRlPjwvcHViLWRhdGVzPjwvZGF0ZXM+PHB1Ymxpc2hlcj5JT1AgUHVibGlzaGluZzwvcHVibGlz
+aGVyPjxpc2JuPjI2MzQtNDM4NjwvaXNibj48dXJscz48cmVsYXRlZC11cmxzPjx1cmw+aHR0cHM6
+Ly9kb2kub3JnLzEwLjEwODgvMjYzNC00Mzg2L2FjMTU2ZTwvdXJsPjwvcmVsYXRlZC11cmxzPjwv
+dXJscz48ZWxlY3Ryb25pYy1yZXNvdXJjZS1udW0+MTAuMTA4OC8yNjM0LTQzODYvYWMxNTZlPC9l
+bGVjdHJvbmljLXJlc291cmNlLW51bT48L3JlY29yZD48L0NpdGU+PENpdGU+PEF1dGhvcj5KaWE8
+L0F1dGhvcj48WWVhcj4yMDIxPC9ZZWFyPjxSZWNOdW0+Mzc8L1JlY051bT48cmVjb3JkPjxyZWMt
+bnVtYmVyPjM3PC9yZWMtbnVtYmVyPjxmb3JlaWduLWtleXM+PGtleSBhcHA9IkVOIiBkYi1pZD0i
+djkyMHBmdDA2cnA5ZGJleDJhcDUwMHg5OXg1cnJ0c3d4enNzIiB0aW1lc3RhbXA9IjE3NjgwNDk2
+NTgiIGd1aWQ9Ijk3ZDM3MDU1LTBmMzQtNDE1MS05ODc4LWMxZjJmZWE3YzRjYiI+Mzc8L2tleT48
+L2ZvcmVpZ24ta2V5cz48cmVmLXR5cGUgbmFtZT0iSm91cm5hbCBBcnRpY2xlIj4xNzwvcmVmLXR5
+cGU+PGNvbnRyaWJ1dG9ycz48YXV0aG9ycz48YXV0aG9yPkppYSwgV2VpPC9hdXRob3I+PGF1dGhv
+cj5NZW5vbiwgUmFqZXNoPC9hdXRob3I+PGF1dGhvcj5TZW5zYWxlLVJvZHJpZ3VleiwgQmVyYXJk
+aTwvYXV0aG9yPjwvYXV0aG9ycz48L2NvbnRyaWJ1dG9ycz48dGl0bGVzPjx0aXRsZT5VbmlxdWUg
+cHJvc3BlY3RzIG9mIHBoYXNlIGNoYW5nZSBtYXRlcmlhbCBTYjJTZTMgZm9yIHVsdHJhLWNvbXBh
+Y3QgcmVjb25maWd1cmFibGUgbmFub3Bob3RvbmljIGRldmljZXM8L3RpdGxlPjxzZWNvbmRhcnkt
+dGl0bGU+T3B0aWNhbCBNYXRlcmlhbHMgRXhwcmVzczwvc2Vjb25kYXJ5LXRpdGxlPjxhbHQtdGl0
+bGU+T3B0LiBNYXRlci4gRXhwcmVzczwvYWx0LXRpdGxlPjwvdGl0bGVzPjxwZXJpb2RpY2FsPjxm
+dWxsLXRpdGxlPk9wdGljYWwgTWF0ZXJpYWxzIEV4cHJlc3M8L2Z1bGwtdGl0bGU+PGFiYnItMT5P
+cHQuIE1hdGVyLiBFeHByZXNzPC9hYmJyLTE+PC9wZXJpb2RpY2FsPjxhbHQtcGVyaW9kaWNhbD48
+ZnVsbC10aXRsZT5PcHRpY2FsIE1hdGVyaWFscyBFeHByZXNzPC9mdWxsLXRpdGxlPjxhYmJyLTE+
+T3B0LiBNYXRlci4gRXhwcmVzczwvYWJici0xPjwvYWx0LXBlcmlvZGljYWw+PHBhZ2VzPjMwMDct
+MzAxNDwvcGFnZXM+PHZvbHVtZT4xMTwvdm9sdW1lPjxudW1iZXI+OTwvbnVtYmVyPjxrZXl3b3Jk
+cz48a2V5d29yZD5BdG9taWMgbGF5ZXIgZGVwb3NpdGlvbjwva2V5d29yZD48a2V5d29yZD5FeHRp
+bmN0aW9uIHJhdGlvczwva2V5d29yZD48a2V5d29yZD5MaWdodCBwcm9wYWdhdGlvbjwva2V5d29y
+ZD48a2V5d29yZD5PcHRpY2FsIG5ldHdvcmtzPC9rZXl3b3JkPjxrZXl3b3JkPlBob3RvbmljIGlu
+dGVncmF0ZWQgY2lyY3VpdHM8L2tleXdvcmQ+PGtleXdvcmQ+UmVmcmFjdGl2ZSBpbmRleDwva2V5
+d29yZD48L2tleXdvcmRzPjxkYXRlcz48eWVhcj4yMDIxPC95ZWFyPjxwdWItZGF0ZXM+PGRhdGU+
+MjAyMS8wOS8wMTwvZGF0ZT48L3B1Yi1kYXRlcz48L2RhdGVzPjxwdWJsaXNoZXI+T3B0aWNhIFB1
+Ymxpc2hpbmcgR3JvdXA8L3B1Ymxpc2hlcj48dXJscz48cmVsYXRlZC11cmxzPjx1cmw+aHR0cHM6
+Ly9vcGcub3B0aWNhLm9yZy9vbWUvYWJzdHJhY3QuY2ZtP1VSST1vbWUtMTEtOS0zMDA3PC91cmw+
+PC9yZWxhdGVkLXVybHM+PC91cmxzPjxlbGVjdHJvbmljLXJlc291cmNlLW51bT4xMC4xMzY0L09N
+RS40MzU5Nzk8L2VsZWN0cm9uaWMtcmVzb3VyY2UtbnVtPjwvcmVjb3JkPjwvQ2l0ZT48Q2l0ZT48
+QXV0aG9yPkJsdW5kZWxsPC9BdXRob3I+PFllYXI+MjAyNTwvWWVhcj48UmVjTnVtPjI1PC9SZWNO
+dW0+PHJlY29yZD48cmVjLW51bWJlcj4yNTwvcmVjLW51bWJlcj48Zm9yZWlnbi1rZXlzPjxrZXkg
+YXBwPSJFTiIgZGItaWQ9InY5MjBwZnQwNnJwOWRiZXgyYXA1MDB4OTl4NXJydHN3eHpzcyIgdGlt
+ZXN0YW1wPSIxNzY4MDE2NDYzIiBndWlkPSI4MzE2NTU2Ny1iMzVhLTRjZDYtYWE2My1kMjBjMDAx
+OWNmNDQiPjI1PC9rZXk+PC9mb3JlaWduLWtleXM+PHJlZi10eXBlIG5hbWU9IkpvdXJuYWwgQXJ0
+aWNsZSI+MTc8L3JlZi10eXBlPjxjb250cmlidXRvcnM+PGF1dGhvcnM+PGF1dGhvcj5CbHVuZGVs
+bCwgU29waGllPC9hdXRob3I+PGF1dGhvcj5SYWRmb3JkLCBUaG9tYXMgVy48L2F1dGhvcj48YXV0
+aG9yPkFqaWEsIElkcmlzIEEuPC9hdXRob3I+PGF1dGhvcj5MYXdzb24sIERhbmllbDwvYXV0aG9y
+PjxhdXRob3I+WWFuLCBYaW5nemhhbzwvYXV0aG9yPjxhdXRob3I+QmFuYWthciwgTWVoZGk8L2F1
+dGhvcj48YXV0aG9yPlRob21zb24sIERhdmlkIEouPC9hdXRob3I+PGF1dGhvcj5aZWltcGVraXMs
+IElvYW5uaXM8L2F1dGhvcj48YXV0aG9yPk11c2tlbnMsIE90dG8gTC48L2F1dGhvcj48L2F1dGhv
+cnM+PC9jb250cmlidXRvcnM+PHRpdGxlcz48dGl0bGU+VWx0cmFjb21wYWN0IFByb2dyYW1tYWJs
+ZSBTaWxpY29uIFBob3RvbmljcyBVc2luZyBMYXllcnMgb2YgTG93LUxvc3MgUGhhc2UtQ2hhbmdl
+IE1hdGVyaWFsIFNiMlNlMyBvZiBJbmNyZWFzaW5nIFRoaWNrbmVzczwvdGl0bGU+PHNlY29uZGFy
+eS10aXRsZT5BQ1MgUGhvdG9uaWNzPC9zZWNvbmRhcnktdGl0bGU+PC90aXRsZXM+PHBlcmlvZGlj
+YWw+PGZ1bGwtdGl0bGU+QUNTIFBob3RvbmljczwvZnVsbC10aXRsZT48L3BlcmlvZGljYWw+PHBh
+Z2VzPjEzODItMTM5MTwvcGFnZXM+PHZvbHVtZT4xMjwvdm9sdW1lPjxudW1iZXI+MzwvbnVtYmVy
+PjxkYXRlcz48eWVhcj4yMDI1PC95ZWFyPjxwdWItZGF0ZXM+PGRhdGU+MjAyNS8wMy8xOTwvZGF0
+ZT48L3B1Yi1kYXRlcz48L2RhdGVzPjxwdWJsaXNoZXI+QW1lcmljYW4gQ2hlbWljYWwgU29jaWV0
+eTwvcHVibGlzaGVyPjx1cmxzPjxyZWxhdGVkLXVybHM+PHVybD5odHRwczovL2RvaS5vcmcvMTAu
+MTAyMS9hY3NwaG90b25pY3MuNGMwMTc4OTwvdXJsPjwvcmVsYXRlZC11cmxzPjwvdXJscz48ZWxl
+Y3Ryb25pYy1yZXNvdXJjZS1udW0+MTAuMTAyMS9hY3NwaG90b25pY3MuNGMwMTc4OTwvZWxlY3Ry
+b25pYy1yZXNvdXJjZS1udW0+PC9yZWNvcmQ+PC9DaXRlPjwvRW5kTm90ZT5=
 </w:fldData>
         </w:fldChar>
       </w:r>
@@ -3892,7 +4394,7 @@
         <w:rPr>
           <w:noProof/>
         </w:rPr>
-        <w:t>[18, 27-29]</w:t>
+        <w:t>[11, 22, 33, 34]</w:t>
       </w:r>
       <w:r>
         <w:fldChar w:fldCharType="end"/>
@@ -3901,7 +4403,10 @@
         <w:t>. But</w:t>
       </w:r>
       <w:r>
-        <w:t xml:space="preserve">, </w:t>
+        <w:t>,</w:t>
+      </w:r>
+      <w:r>
+        <w:t xml:space="preserve"> </w:t>
       </w:r>
       <w:r>
         <w:rPr>
@@ -3931,13 +4436,22 @@
         <w:t>3</w:t>
       </w:r>
       <w:r>
-        <w:t xml:space="preserve"> usages as optical limiter has </w:t>
+        <w:t xml:space="preserve"> </w:t>
+      </w:r>
+      <w:r>
+        <w:t>application</w:t>
+      </w:r>
+      <w:r>
+        <w:t xml:space="preserve"> as optical limiter has </w:t>
       </w:r>
       <w:r>
         <w:t>never been</w:t>
       </w:r>
       <w:r>
-        <w:t xml:space="preserve"> explored</w:t>
+        <w:t xml:space="preserve"> explore</w:t>
+      </w:r>
+      <w:r>
+        <w:t xml:space="preserve"> before</w:t>
       </w:r>
       <w:r>
         <w:t>.</w:t>
@@ -3946,1000 +4460,1111 @@
     <w:p>
       <w:pPr>
         <w:rPr>
+          <w:lang w:bidi="th-TH"/>
+        </w:rPr>
+      </w:pPr>
+      <w:r>
+        <w:tab/>
+        <w:t>Optical limiter is a photonic device that</w:t>
+      </w:r>
+      <w:r>
+        <w:rPr>
           <w:lang w:val="en-US" w:bidi="th-TH"/>
         </w:rPr>
-      </w:pPr>
-      <w:r>
-        <w:tab/>
-        <w:t xml:space="preserve">Optical limiter is a photonic device that </w:t>
+        <w:t xml:space="preserve"> protects detector or eyes from high intensity light,</w:t>
       </w:r>
       <w:r>
         <w:rPr>
           <w:lang w:val="en-US" w:bidi="th-TH"/>
         </w:rPr>
-        <w:t>is used to protects a detector or eyes from high intensity light, it</w:t>
+        <w:t xml:space="preserve"> it </w:t>
+      </w:r>
+      <w:r>
+        <w:t xml:space="preserve">allows light to transmitted through during its “ON” mode but will block transmissions </w:t>
+      </w:r>
+      <w:r>
+        <w:t>when switch to</w:t>
+      </w:r>
+      <w:r>
+        <w:t xml:space="preserve"> “OFF” mode. </w:t>
+      </w:r>
+      <w:r>
+        <w:t xml:space="preserve">The device </w:t>
+      </w:r>
+      <w:r>
+        <w:t>could</w:t>
+      </w:r>
+      <w:r>
+        <w:t xml:space="preserve"> be self-</w:t>
+      </w:r>
+      <w:r>
+        <w:t>switching,</w:t>
+      </w:r>
+      <w:r>
+        <w:t xml:space="preserve"> </w:t>
+      </w:r>
+      <w:r>
+        <w:t xml:space="preserve">i.e. </w:t>
+      </w:r>
+      <w:r>
+        <w:t xml:space="preserve">undergoes phase transition via the absorption of light </w:t>
+      </w:r>
+      <w:r>
+        <w:fldChar w:fldCharType="begin">
+          <w:fldData xml:space="preserve">PEVuZE5vdGU+PENpdGU+PEF1dGhvcj5Ub2duYXp6aTwvQXV0aG9yPjxZZWFyPjIwMjM8L1llYXI+
+PFJlY051bT4zNjwvUmVjTnVtPjxEaXNwbGF5VGV4dD5bNywgOF08L0Rpc3BsYXlUZXh0PjxyZWNv
+cmQ+PHJlYy1udW1iZXI+MzY8L3JlYy1udW1iZXI+PGZvcmVpZ24ta2V5cz48a2V5IGFwcD0iRU4i
+IGRiLWlkPSJ2OTIwcGZ0MDZycDlkYmV4MmFwNTAweDk5eDVycnRzd3h6c3MiIHRpbWVzdGFtcD0i
+MTc2ODA0ODQ4NCIgZ3VpZD0iNTgyZjRjNzMtYzg3ZS00YjNhLTg0ODktMjE1YjRjYjYxMzEzIj4z
+Njwva2V5PjwvZm9yZWlnbi1rZXlzPjxyZWYtdHlwZSBuYW1lPSJKb3VybmFsIEFydGljbGUiPjE3
+PC9yZWYtdHlwZT48Y29udHJpYnV0b3JzPjxhdXRob3JzPjxhdXRob3I+VG9nbmF6emksIEFuZHJl
+YTwvYXV0aG9yPjxhdXRob3I+R2FuZG9sZmksIE1hcmNvPC9hdXRob3I+PGF1dGhvcj5MaSwgQm9o
+YW48L2F1dGhvcj48YXV0aG9yPkFtYnJvc2lvLCBHaW5hPC9hdXRob3I+PGF1dGhvcj5GcmFuY2Vz
+Y2hpbmksIFBhb2xvPC9hdXRob3I+PGF1dGhvcj5DYW1hY2hvLU1vcmFsZXMsIFJvY2lvPC9hdXRo
+b3I+PGF1dGhvcj5DaW5vLCBBbGZvbnNvIENhcm1lbG88L2F1dGhvcj48YXV0aG9yPkJhcmF0dG8s
+IENhbWlsbGE8L2F1dGhvcj48YXV0aG9yPmRlIENlZ2xpYSwgRG9tZW5pY288L2F1dGhvcj48YXV0
+aG9yPk5lc2hldiwgRHJhZ29taXI8L2F1dGhvcj48YXV0aG9yPkRlIEFuZ2VsaXMsIENvc3RhbnRp
+bm88L2F1dGhvcj48L2F1dGhvcnM+PC9jb250cmlidXRvcnM+PHRpdGxlcz48dGl0bGU+T3B0by10
+aGVybWFsIGR5bmFtaWNzIG9mIHRoaW4tZmlsbSBvcHRpY2FsIGxpbWl0ZXJzIGJhc2VkIG9uIHRo
+ZSBWTzIgcGhhc2UgdHJhbnNpdGlvbjwvdGl0bGU+PHNlY29uZGFyeS10aXRsZT5PcHRpY2FsIE1h
+dGVyaWFscyBFeHByZXNzPC9zZWNvbmRhcnktdGl0bGU+PGFsdC10aXRsZT5PcHQuIE1hdGVyLiBF
+eHByZXNzPC9hbHQtdGl0bGU+PC90aXRsZXM+PHBlcmlvZGljYWw+PGZ1bGwtdGl0bGU+T3B0aWNh
+bCBNYXRlcmlhbHMgRXhwcmVzczwvZnVsbC10aXRsZT48YWJici0xPk9wdC4gTWF0ZXIuIEV4cHJl
+c3M8L2FiYnItMT48L3BlcmlvZGljYWw+PGFsdC1wZXJpb2RpY2FsPjxmdWxsLXRpdGxlPk9wdGlj
+YWwgTWF0ZXJpYWxzIEV4cHJlc3M8L2Z1bGwtdGl0bGU+PGFiYnItMT5PcHQuIE1hdGVyLiBFeHBy
+ZXNzPC9hYmJyLTE+PC9hbHQtcGVyaW9kaWNhbD48cGFnZXM+NDEtNTI8L3BhZ2VzPjx2b2x1bWU+
+MTM8L3ZvbHVtZT48bnVtYmVyPjE8L251bWJlcj48a2V5d29yZHM+PGtleXdvcmQ+TGlxdWlkIGNy
+eXN0YWxzPC9rZXl3b3JkPjxrZXl3b3JkPk1hdGVyaWFscyBwcm9jZXNzaW5nPC9rZXl3b3JkPjxr
+ZXl3b3JkPk9wdGljYWwgY29uc3RhbnRzPC9rZXl3b3JkPjxrZXl3b3JkPk9wdGljYWwgbGltaXRp
+bmc8L2tleXdvcmQ+PGtleXdvcmQ+T3B0aWNhbCBtYXRlcmlhbHM8L2tleXdvcmQ+PGtleXdvcmQ+
+VGhpbiBmaWxtczwva2V5d29yZD48L2tleXdvcmRzPjxkYXRlcz48eWVhcj4yMDIzPC95ZWFyPjxw
+dWItZGF0ZXM+PGRhdGU+MjAyMy8wMS8wMTwvZGF0ZT48L3B1Yi1kYXRlcz48L2RhdGVzPjxwdWJs
+aXNoZXI+T3B0aWNhIFB1Ymxpc2hpbmcgR3JvdXA8L3B1Ymxpc2hlcj48dXJscz48cmVsYXRlZC11
+cmxzPjx1cmw+aHR0cHM6Ly9vcGcub3B0aWNhLm9yZy9vbWUvYWJzdHJhY3QuY2ZtP1VSST1vbWUt
+MTMtMS00MTwvdXJsPjwvcmVsYXRlZC11cmxzPjwvdXJscz48ZWxlY3Ryb25pYy1yZXNvdXJjZS1u
+dW0+MTAuMTM2NC9PTUUuNDcyMzQ3PC9lbGVjdHJvbmljLXJlc291cmNlLW51bT48L3JlY29yZD48
+L0NpdGU+PENpdGU+PEF1dGhvcj5HYW5kb2xmaTwvQXV0aG9yPjxZZWFyPjIwMjI8L1llYXI+PFJl
+Y051bT41MzwvUmVjTnVtPjxyZWNvcmQ+PHJlYy1udW1iZXI+NTM8L3JlYy1udW1iZXI+PGZvcmVp
+Z24ta2V5cz48a2V5IGFwcD0iRU4iIGRiLWlkPSJ2OTIwcGZ0MDZycDlkYmV4MmFwNTAweDk5eDVy
+cnRzd3h6c3MiIHRpbWVzdGFtcD0iMTc2ODA1MjY1MiIgZ3VpZD0iMGZhODk2NWUtZDkyZi00M2Ni
+LTllMDctNjUxMDQ5MzZlZDljIj41Mzwva2V5PjwvZm9yZWlnbi1rZXlzPjxyZWYtdHlwZSBuYW1l
+PSJDb25mZXJlbmNlIFByb2NlZWRpbmdzIj4xMDwvcmVmLXR5cGU+PGNvbnRyaWJ1dG9ycz48YXV0
+aG9ycz48YXV0aG9yPk0uIEdhbmRvbGZpPC9hdXRob3I+PGF1dGhvcj5BLiBUb2duYXp6aTwvYXV0
+aG9yPjxhdXRob3I+Qi4gTGk8L2F1dGhvcj48YXV0aG9yPkcuIEFtYnJvc2lvPC9hdXRob3I+PGF1
+dGhvcj5SLiBDYW1hY2hvIE1vcmFsZXM8L2F1dGhvcj48YXV0aG9yPkMuIEJhcmF0dG88L2F1dGhv
+cj48YXV0aG9yPkQuIERlIENlZ2xpYTwvYXV0aG9yPjxhdXRob3I+QS4gQy4gQ2lubzwvYXV0aG9y
+PjxhdXRob3I+RC4gTi4gTmVzaGV2PC9hdXRob3I+PGF1dGhvcj5DLiBEZSBBbmdlbGlzPC9hdXRo
+b3I+PC9hdXRob3JzPjwvY29udHJpYnV0b3JzPjx0aXRsZXM+PHRpdGxlPk9wdGljYWwgTGltaXRp
+bmcgVGhpbiBNdWx0aWxheWVyIEZpbG1zIEJhc2VkIE9uIFBoYXNlIFRyYW5zaXRpb24gSW4gVk8y
+PC90aXRsZT48c2Vjb25kYXJ5LXRpdGxlPjIwMjIgU2l4dGVlbnRoIEludGVybmF0aW9uYWwgQ29u
+Z3Jlc3Mgb24gQXJ0aWZpY2lhbCBNYXRlcmlhbHMgZm9yIE5vdmVsIFdhdmUgUGhlbm9tZW5hIChN
+ZXRhbWF0ZXJpYWxzKTwvc2Vjb25kYXJ5LXRpdGxlPjxhbHQtdGl0bGU+MjAyMiBTaXh0ZWVudGgg
+SW50ZXJuYXRpb25hbCBDb25ncmVzcyBvbiBBcnRpZmljaWFsIE1hdGVyaWFscyBmb3IgTm92ZWwg
+V2F2ZSBQaGVub21lbmEgKE1ldGFtYXRlcmlhbHMpPC9hbHQtdGl0bGU+PC90aXRsZXM+PHBhZ2Vz
+PjE0OC0xNTA8L3BhZ2VzPjxrZXl3b3Jkcz48a2V5d29yZD5QZXJmb3JtYW5jZSBldmFsdWF0aW9u
+PC9rZXl3b3JkPjxrZXl3b3JkPk9wdGljYWwgZGVzaWduPC9rZXl3b3JkPjxrZXl3b3JkPk9wdGlj
+YWwgc3dpdGNoZXM8L2tleXdvcmQ+PGtleXdvcmQ+TGlnaHRpbmc8L2tleXdvcmQ+PGtleXdvcmQ+
+VmFuYWRpdW08L2tleXdvcmQ+PGtleXdvcmQ+UHJlZGljdGl2ZSBtb2RlbHM8L2tleXdvcmQ+PGtl
+eXdvcmQ+R2VvbWV0cmljYWwgb3B0aWNzPC9rZXl3b3JkPjwva2V5d29yZHM+PGRhdGVzPjx5ZWFy
+PjIwMjI8L3llYXI+PHB1Yi1kYXRlcz48ZGF0ZT4xMi0xNyBTZXB0LiAyMDIyPC9kYXRlPjwvcHVi
+LWRhdGVzPjwvZGF0ZXM+PHVybHM+PHJlbGF0ZWQtdXJscz48dXJsPmh0dHBzOi8vaWVlZXhwbG9y
+ZS5pZWVlLm9yZy9zdGFtcFBERi9nZXRQREYuanNwP3RwPSZhbXA7YXJudW1iZXI9OTkyMDc2NyZh
+bXA7cmVmPTwvdXJsPjwvcmVsYXRlZC11cmxzPjwvdXJscz48ZWxlY3Ryb25pYy1yZXNvdXJjZS1u
+dW0+MTAuMTEwOS9NZXRhbWF0ZXJpYWxzNTQ5OTMuMjAyMi45OTIwNzY3PC9lbGVjdHJvbmljLXJl
+c291cmNlLW51bT48L3JlY29yZD48L0NpdGU+PC9FbmROb3RlPgB=
+</w:fldData>
+        </w:fldChar>
+      </w:r>
+      <w:r>
+        <w:instrText xml:space="preserve"> ADDIN EN.CITE </w:instrText>
+      </w:r>
+      <w:r>
+        <w:fldChar w:fldCharType="begin">
+          <w:fldData xml:space="preserve">PEVuZE5vdGU+PENpdGU+PEF1dGhvcj5Ub2duYXp6aTwvQXV0aG9yPjxZZWFyPjIwMjM8L1llYXI+
+PFJlY051bT4zNjwvUmVjTnVtPjxEaXNwbGF5VGV4dD5bNywgOF08L0Rpc3BsYXlUZXh0PjxyZWNv
+cmQ+PHJlYy1udW1iZXI+MzY8L3JlYy1udW1iZXI+PGZvcmVpZ24ta2V5cz48a2V5IGFwcD0iRU4i
+IGRiLWlkPSJ2OTIwcGZ0MDZycDlkYmV4MmFwNTAweDk5eDVycnRzd3h6c3MiIHRpbWVzdGFtcD0i
+MTc2ODA0ODQ4NCIgZ3VpZD0iNTgyZjRjNzMtYzg3ZS00YjNhLTg0ODktMjE1YjRjYjYxMzEzIj4z
+Njwva2V5PjwvZm9yZWlnbi1rZXlzPjxyZWYtdHlwZSBuYW1lPSJKb3VybmFsIEFydGljbGUiPjE3
+PC9yZWYtdHlwZT48Y29udHJpYnV0b3JzPjxhdXRob3JzPjxhdXRob3I+VG9nbmF6emksIEFuZHJl
+YTwvYXV0aG9yPjxhdXRob3I+R2FuZG9sZmksIE1hcmNvPC9hdXRob3I+PGF1dGhvcj5MaSwgQm9o
+YW48L2F1dGhvcj48YXV0aG9yPkFtYnJvc2lvLCBHaW5hPC9hdXRob3I+PGF1dGhvcj5GcmFuY2Vz
+Y2hpbmksIFBhb2xvPC9hdXRob3I+PGF1dGhvcj5DYW1hY2hvLU1vcmFsZXMsIFJvY2lvPC9hdXRo
+b3I+PGF1dGhvcj5DaW5vLCBBbGZvbnNvIENhcm1lbG88L2F1dGhvcj48YXV0aG9yPkJhcmF0dG8s
+IENhbWlsbGE8L2F1dGhvcj48YXV0aG9yPmRlIENlZ2xpYSwgRG9tZW5pY288L2F1dGhvcj48YXV0
+aG9yPk5lc2hldiwgRHJhZ29taXI8L2F1dGhvcj48YXV0aG9yPkRlIEFuZ2VsaXMsIENvc3RhbnRp
+bm88L2F1dGhvcj48L2F1dGhvcnM+PC9jb250cmlidXRvcnM+PHRpdGxlcz48dGl0bGU+T3B0by10
+aGVybWFsIGR5bmFtaWNzIG9mIHRoaW4tZmlsbSBvcHRpY2FsIGxpbWl0ZXJzIGJhc2VkIG9uIHRo
+ZSBWTzIgcGhhc2UgdHJhbnNpdGlvbjwvdGl0bGU+PHNlY29uZGFyeS10aXRsZT5PcHRpY2FsIE1h
+dGVyaWFscyBFeHByZXNzPC9zZWNvbmRhcnktdGl0bGU+PGFsdC10aXRsZT5PcHQuIE1hdGVyLiBF
+eHByZXNzPC9hbHQtdGl0bGU+PC90aXRsZXM+PHBlcmlvZGljYWw+PGZ1bGwtdGl0bGU+T3B0aWNh
+bCBNYXRlcmlhbHMgRXhwcmVzczwvZnVsbC10aXRsZT48YWJici0xPk9wdC4gTWF0ZXIuIEV4cHJl
+c3M8L2FiYnItMT48L3BlcmlvZGljYWw+PGFsdC1wZXJpb2RpY2FsPjxmdWxsLXRpdGxlPk9wdGlj
+YWwgTWF0ZXJpYWxzIEV4cHJlc3M8L2Z1bGwtdGl0bGU+PGFiYnItMT5PcHQuIE1hdGVyLiBFeHBy
+ZXNzPC9hYmJyLTE+PC9hbHQtcGVyaW9kaWNhbD48cGFnZXM+NDEtNTI8L3BhZ2VzPjx2b2x1bWU+
+MTM8L3ZvbHVtZT48bnVtYmVyPjE8L251bWJlcj48a2V5d29yZHM+PGtleXdvcmQ+TGlxdWlkIGNy
+eXN0YWxzPC9rZXl3b3JkPjxrZXl3b3JkPk1hdGVyaWFscyBwcm9jZXNzaW5nPC9rZXl3b3JkPjxr
+ZXl3b3JkPk9wdGljYWwgY29uc3RhbnRzPC9rZXl3b3JkPjxrZXl3b3JkPk9wdGljYWwgbGltaXRp
+bmc8L2tleXdvcmQ+PGtleXdvcmQ+T3B0aWNhbCBtYXRlcmlhbHM8L2tleXdvcmQ+PGtleXdvcmQ+
+VGhpbiBmaWxtczwva2V5d29yZD48L2tleXdvcmRzPjxkYXRlcz48eWVhcj4yMDIzPC95ZWFyPjxw
+dWItZGF0ZXM+PGRhdGU+MjAyMy8wMS8wMTwvZGF0ZT48L3B1Yi1kYXRlcz48L2RhdGVzPjxwdWJs
+aXNoZXI+T3B0aWNhIFB1Ymxpc2hpbmcgR3JvdXA8L3B1Ymxpc2hlcj48dXJscz48cmVsYXRlZC11
+cmxzPjx1cmw+aHR0cHM6Ly9vcGcub3B0aWNhLm9yZy9vbWUvYWJzdHJhY3QuY2ZtP1VSST1vbWUt
+MTMtMS00MTwvdXJsPjwvcmVsYXRlZC11cmxzPjwvdXJscz48ZWxlY3Ryb25pYy1yZXNvdXJjZS1u
+dW0+MTAuMTM2NC9PTUUuNDcyMzQ3PC9lbGVjdHJvbmljLXJlc291cmNlLW51bT48L3JlY29yZD48
+L0NpdGU+PENpdGU+PEF1dGhvcj5HYW5kb2xmaTwvQXV0aG9yPjxZZWFyPjIwMjI8L1llYXI+PFJl
+Y051bT41MzwvUmVjTnVtPjxyZWNvcmQ+PHJlYy1udW1iZXI+NTM8L3JlYy1udW1iZXI+PGZvcmVp
+Z24ta2V5cz48a2V5IGFwcD0iRU4iIGRiLWlkPSJ2OTIwcGZ0MDZycDlkYmV4MmFwNTAweDk5eDVy
+cnRzd3h6c3MiIHRpbWVzdGFtcD0iMTc2ODA1MjY1MiIgZ3VpZD0iMGZhODk2NWUtZDkyZi00M2Ni
+LTllMDctNjUxMDQ5MzZlZDljIj41Mzwva2V5PjwvZm9yZWlnbi1rZXlzPjxyZWYtdHlwZSBuYW1l
+PSJDb25mZXJlbmNlIFByb2NlZWRpbmdzIj4xMDwvcmVmLXR5cGU+PGNvbnRyaWJ1dG9ycz48YXV0
+aG9ycz48YXV0aG9yPk0uIEdhbmRvbGZpPC9hdXRob3I+PGF1dGhvcj5BLiBUb2duYXp6aTwvYXV0
+aG9yPjxhdXRob3I+Qi4gTGk8L2F1dGhvcj48YXV0aG9yPkcuIEFtYnJvc2lvPC9hdXRob3I+PGF1
+dGhvcj5SLiBDYW1hY2hvIE1vcmFsZXM8L2F1dGhvcj48YXV0aG9yPkMuIEJhcmF0dG88L2F1dGhv
+cj48YXV0aG9yPkQuIERlIENlZ2xpYTwvYXV0aG9yPjxhdXRob3I+QS4gQy4gQ2lubzwvYXV0aG9y
+PjxhdXRob3I+RC4gTi4gTmVzaGV2PC9hdXRob3I+PGF1dGhvcj5DLiBEZSBBbmdlbGlzPC9hdXRo
+b3I+PC9hdXRob3JzPjwvY29udHJpYnV0b3JzPjx0aXRsZXM+PHRpdGxlPk9wdGljYWwgTGltaXRp
+bmcgVGhpbiBNdWx0aWxheWVyIEZpbG1zIEJhc2VkIE9uIFBoYXNlIFRyYW5zaXRpb24gSW4gVk8y
+PC90aXRsZT48c2Vjb25kYXJ5LXRpdGxlPjIwMjIgU2l4dGVlbnRoIEludGVybmF0aW9uYWwgQ29u
+Z3Jlc3Mgb24gQXJ0aWZpY2lhbCBNYXRlcmlhbHMgZm9yIE5vdmVsIFdhdmUgUGhlbm9tZW5hIChN
+ZXRhbWF0ZXJpYWxzKTwvc2Vjb25kYXJ5LXRpdGxlPjxhbHQtdGl0bGU+MjAyMiBTaXh0ZWVudGgg
+SW50ZXJuYXRpb25hbCBDb25ncmVzcyBvbiBBcnRpZmljaWFsIE1hdGVyaWFscyBmb3IgTm92ZWwg
+V2F2ZSBQaGVub21lbmEgKE1ldGFtYXRlcmlhbHMpPC9hbHQtdGl0bGU+PC90aXRsZXM+PHBhZ2Vz
+PjE0OC0xNTA8L3BhZ2VzPjxrZXl3b3Jkcz48a2V5d29yZD5QZXJmb3JtYW5jZSBldmFsdWF0aW9u
+PC9rZXl3b3JkPjxrZXl3b3JkPk9wdGljYWwgZGVzaWduPC9rZXl3b3JkPjxrZXl3b3JkPk9wdGlj
+YWwgc3dpdGNoZXM8L2tleXdvcmQ+PGtleXdvcmQ+TGlnaHRpbmc8L2tleXdvcmQ+PGtleXdvcmQ+
+VmFuYWRpdW08L2tleXdvcmQ+PGtleXdvcmQ+UHJlZGljdGl2ZSBtb2RlbHM8L2tleXdvcmQ+PGtl
+eXdvcmQ+R2VvbWV0cmljYWwgb3B0aWNzPC9rZXl3b3JkPjwva2V5d29yZHM+PGRhdGVzPjx5ZWFy
+PjIwMjI8L3llYXI+PHB1Yi1kYXRlcz48ZGF0ZT4xMi0xNyBTZXB0LiAyMDIyPC9kYXRlPjwvcHVi
+LWRhdGVzPjwvZGF0ZXM+PHVybHM+PHJlbGF0ZWQtdXJscz48dXJsPmh0dHBzOi8vaWVlZXhwbG9y
+ZS5pZWVlLm9yZy9zdGFtcFBERi9nZXRQREYuanNwP3RwPSZhbXA7YXJudW1iZXI9OTkyMDc2NyZh
+bXA7cmVmPTwvdXJsPjwvcmVsYXRlZC11cmxzPjwvdXJscz48ZWxlY3Ryb25pYy1yZXNvdXJjZS1u
+dW0+MTAuMTEwOS9NZXRhbWF0ZXJpYWxzNTQ5OTMuMjAyMi45OTIwNzY3PC9lbGVjdHJvbmljLXJl
+c291cmNlLW51bT48L3JlY29yZD48L0NpdGU+PC9FbmROb3RlPgB=
+</w:fldData>
+        </w:fldChar>
+      </w:r>
+      <w:r>
+        <w:instrText xml:space="preserve"> ADDIN EN.CITE.DATA </w:instrText>
+      </w:r>
+      <w:r>
+        <w:fldChar w:fldCharType="end"/>
+      </w:r>
+      <w:r>
+        <w:fldChar w:fldCharType="separate"/>
+      </w:r>
+      <w:r>
+        <w:rPr>
+          <w:noProof/>
+        </w:rPr>
+        <w:t>[7, 8]</w:t>
+      </w:r>
+      <w:r>
+        <w:fldChar w:fldCharType="end"/>
+      </w:r>
+      <w:r>
+        <w:t>,</w:t>
+      </w:r>
+      <w:r>
+        <w:t xml:space="preserve">  or </w:t>
+      </w:r>
+      <w:r>
+        <w:t>it could</w:t>
+      </w:r>
+      <w:r>
+        <w:t xml:space="preserve"> switch its mode by external means, such as joule heating </w:t>
+      </w:r>
+      <w:r>
+        <w:fldChar w:fldCharType="begin"/>
+      </w:r>
+      <w:r>
+        <w:instrText xml:space="preserve"> ADDIN EN.CITE &lt;EndNote&gt;&lt;Cite&gt;&lt;Author&gt;Heenkenda&lt;/Author&gt;&lt;Year&gt;2021&lt;/Year&gt;&lt;RecNum&gt;14&lt;/RecNum&gt;&lt;DisplayText&gt;[16]&lt;/DisplayText&gt;&lt;record&gt;&lt;rec-number&gt;14&lt;/rec-number&gt;&lt;foreign-keys&gt;&lt;key app="EN" db-id="v920pft06rp9dbex2ap500x99x5rrtswxzss" timestamp="1768014114" guid="0823d4a3-1d9a-4e38-8e22-f7e7aa673f3d"&gt;14&lt;/key&gt;&lt;/foreign-keys&gt;&lt;ref-type name="Journal Article"&gt;17&lt;/ref-type&gt;&lt;contributors&gt;&lt;authors&gt;&lt;author&gt;Heenkenda, Remona&lt;/author&gt;&lt;author&gt;Hirakawa, Keigo&lt;/author&gt;&lt;author&gt;Sarangan, Andrew&lt;/author&gt;&lt;/authors&gt;&lt;/contributors&gt;&lt;titles&gt;&lt;title&gt;Tunable optical filter using phase change materials for smart IR night vision applications&lt;/title&gt;&lt;secondary-title&gt;Optics Express&lt;/secondary-title&gt;&lt;alt-title&gt;Opt. Express&lt;/alt-title&gt;&lt;/titles&gt;&lt;periodical&gt;&lt;full-title&gt;Optics Express&lt;/full-title&gt;&lt;abbr-1&gt;Opt. Express&lt;/abbr-1&gt;&lt;/periodical&gt;&lt;alt-periodical&gt;&lt;full-title&gt;Optics Express&lt;/full-title&gt;&lt;abbr-1&gt;Opt. Express&lt;/abbr-1&gt;&lt;/alt-periodical&gt;&lt;pages&gt;33795-33803&lt;/pages&gt;&lt;volume&gt;29&lt;/volume&gt;&lt;number&gt;21&lt;/number&gt;&lt;keywords&gt;&lt;keyword&gt;CMOS cameras&lt;/keyword&gt;&lt;keyword&gt;Imaging systems&lt;/keyword&gt;&lt;keyword&gt;Optical data storage&lt;/keyword&gt;&lt;keyword&gt;Optical filters&lt;/keyword&gt;&lt;keyword&gt;Optical materials&lt;/keyword&gt;&lt;keyword&gt;Tunable filters&lt;/keyword&gt;&lt;/keywords&gt;&lt;dates&gt;&lt;year&gt;2021&lt;/year&gt;&lt;pub-dates&gt;&lt;date&gt;2021/10/11&lt;/date&gt;&lt;/pub-dates&gt;&lt;/dates&gt;&lt;publisher&gt;Optica Publishing Group&lt;/publisher&gt;&lt;urls&gt;&lt;related-urls&gt;&lt;url&gt;https://opg.optica.org/oe/abstract.cfm?URI=oe-29-21-33795&lt;/url&gt;&lt;/related-urls&gt;&lt;/urls&gt;&lt;electronic-resource-num&gt;10.1364/OE.440299&lt;/electronic-resource-num&gt;&lt;/record&gt;&lt;/Cite&gt;&lt;/EndNote&gt;</w:instrText>
+      </w:r>
+      <w:r>
+        <w:fldChar w:fldCharType="separate"/>
+      </w:r>
+      <w:r>
+        <w:rPr>
+          <w:noProof/>
+        </w:rPr>
+        <w:t>[16]</w:t>
+      </w:r>
+      <w:r>
+        <w:fldChar w:fldCharType="end"/>
+      </w:r>
+      <w:r>
+        <w:t>, or an absorption of light outside of it intended opera</w:t>
+      </w:r>
+      <w:r>
+        <w:t xml:space="preserve">tion bandwidth </w:t>
+      </w:r>
+      <w:r>
+        <w:fldChar w:fldCharType="begin"/>
+      </w:r>
+      <w:r>
+        <w:instrText xml:space="preserve"> ADDIN EN.CITE &lt;EndNote&gt;&lt;Cite&gt;&lt;Author&gt;Lawson&lt;/Author&gt;&lt;Year&gt;2023&lt;/Year&gt;&lt;RecNum&gt;60&lt;/RecNum&gt;&lt;DisplayText&gt;[32]&lt;/DisplayText&gt;&lt;record&gt;&lt;rec-number&gt;60&lt;/rec-number&gt;&lt;foreign-keys&gt;&lt;key app="EN" db-id="v920pft06rp9dbex2ap500x99x5rrtswxzss" timestamp="1768052911" guid="c8950606-4fdd-411c-9882-492341aa05f3"&gt;60&lt;/key&gt;&lt;/foreign-keys&gt;&lt;ref-type name="Journal Article"&gt;17&lt;/ref-type&gt;&lt;contributors&gt;&lt;authors&gt;&lt;author&gt;Lawson, Daniel&lt;/author&gt;&lt;author&gt;Blundell, Sophie&lt;/author&gt;&lt;author&gt;Ebert, Martin&lt;/author&gt;&lt;author&gt;Muskens, Otto L.&lt;/author&gt;&lt;author&gt;Zeimpekis, Ioannis&lt;/author&gt;&lt;/authors&gt;&lt;/contributors&gt;&lt;titles&gt;&lt;title&gt;Optical switching beyond a million cycles of low-loss phase change material Sb2Se3&lt;/title&gt;&lt;secondary-title&gt;Optical Materials Express&lt;/secondary-title&gt;&lt;/titles&gt;&lt;periodical&gt;&lt;full-title&gt;Optical Materials Express&lt;/full-title&gt;&lt;abbr-1&gt;Opt. Mater. Express&lt;/abbr-1&gt;&lt;/periodical&gt;&lt;volume&gt;14&lt;/volume&gt;&lt;number&gt;1&lt;/number&gt;&lt;section&gt;22&lt;/section&gt;&lt;dates&gt;&lt;year&gt;2023&lt;/year&gt;&lt;/dates&gt;&lt;isbn&gt;2159-3930&lt;/isbn&gt;&lt;urls&gt;&lt;/urls&gt;&lt;electronic-resource-num&gt;10.1364/ome.509434&lt;/electronic-resource-num&gt;&lt;/record&gt;&lt;/Cite&gt;&lt;/EndNote&gt;</w:instrText>
+      </w:r>
+      <w:r>
+        <w:fldChar w:fldCharType="separate"/>
+      </w:r>
+      <w:r>
+        <w:rPr>
+          <w:noProof/>
+        </w:rPr>
+        <w:t>[32]</w:t>
+      </w:r>
+      <w:r>
+        <w:fldChar w:fldCharType="end"/>
+      </w:r>
+      <w:r>
+        <w:t>.</w:t>
+      </w:r>
+      <w:r>
+        <w:t xml:space="preserve"> The device could either be </w:t>
+      </w:r>
+      <w:r>
+        <w:t xml:space="preserve">designed to operate in a broadband </w:t>
+      </w:r>
+      <w:r>
+        <w:fldChar w:fldCharType="begin">
+          <w:fldData xml:space="preserve">PEVuZE5vdGU+PENpdGU+PEF1dGhvcj5XYW48L0F1dGhvcj48WWVhcj4yMDIxPC9ZZWFyPjxSZWNO
+dW0+MzA8L1JlY051bT48RGlzcGxheVRleHQ+WzQtNiwgMzVdPC9EaXNwbGF5VGV4dD48cmVjb3Jk
+PjxyZWMtbnVtYmVyPjMwPC9yZWMtbnVtYmVyPjxmb3JlaWduLWtleXM+PGtleSBhcHA9IkVOIiBk
+Yi1pZD0idjkyMHBmdDA2cnA5ZGJleDJhcDUwMHg5OXg1cnJ0c3d4enNzIiB0aW1lc3RhbXA9IjE3
+NjgwMTc2NjYiIGd1aWQ9ImQ3ODU1OGJiLTMzM2QtNDcwMS1hMjc5LWQzOWI1Y2ZkZWE2MyI+MzA8
+L2tleT48L2ZvcmVpZ24ta2V5cz48cmVmLXR5cGUgbmFtZT0iSm91cm5hbCBBcnRpY2xlIj4xNzwv
+cmVmLXR5cGU+PGNvbnRyaWJ1dG9ycz48YXV0aG9ycz48YXV0aG9yPldhbiwgQ2hlbmdoYW88L2F1
+dGhvcj48YXV0aG9yPlpoYW5nLCBaaGVuPC9hdXRob3I+PGF1dGhvcj5TYWxtYW4sIEphZDwvYXV0
+aG9yPjxhdXRob3I+S2luZywgSm9uYXRoYW48L2F1dGhvcj48YXV0aG9yPlhpYW8sIFl1emhlPC9h
+dXRob3I+PGF1dGhvcj5ZdSwgWmhhb25pbmc8L2F1dGhvcj48YXV0aG9yPlNoYWhzYWZpLCBBbGly
+ZXphPC9hdXRob3I+PGF1dGhvcj5XYW1ib2xkLCBSYXltb25kPC9hdXRob3I+PGF1dGhvcj5SYW1h
+bmF0aGFuLCBTaHJpcmFtPC9hdXRob3I+PGF1dGhvcj5LYXRzLCBNaWtoYWlsIEEuPC9hdXRob3I+
+PC9hdXRob3JzPjwvY29udHJpYnV0b3JzPjx0aXRsZXM+PHRpdGxlPlVsdHJhdGhpbiBCcm9hZGJh
+bmQgUmVmbGVjdGl2ZSBPcHRpY2FsIExpbWl0ZXI8L3RpdGxlPjxzZWNvbmRhcnktdGl0bGU+TGFz
+ZXIgJmFtcDsgUGhvdG9uaWNzIFJldmlld3M8L3NlY29uZGFyeS10aXRsZT48L3RpdGxlcz48cGVy
+aW9kaWNhbD48ZnVsbC10aXRsZT5MYXNlciAmYW1wOyBQaG90b25pY3MgUmV2aWV3czwvZnVsbC10
+aXRsZT48L3BlcmlvZGljYWw+PHBhZ2VzPjIxMDAwMDE8L3BhZ2VzPjx2b2x1bWU+MTU8L3ZvbHVt
+ZT48bnVtYmVyPjY8L251bWJlcj48ZGF0ZXM+PHllYXI+MjAyMTwveWVhcj48L2RhdGVzPjxpc2Ju
+PjE4NjMtODg4MDwvaXNibj48dXJscz48cmVsYXRlZC11cmxzPjx1cmw+aHR0cHM6Ly9vbmxpbmVs
+aWJyYXJ5LndpbGV5LmNvbS9kb2kvYWJzLzEwLjEwMDIvbHBvci4yMDIxMDAwMDE8L3VybD48L3Jl
+bGF0ZWQtdXJscz48L3VybHM+PGVsZWN0cm9uaWMtcmVzb3VyY2UtbnVtPmh0dHBzOi8vZG9pLm9y
+Zy8xMC4xMDAyL2xwb3IuMjAyMTAwMDAxPC9lbGVjdHJvbmljLXJlc291cmNlLW51bT48L3JlY29y
+ZD48L0NpdGU+PENpdGU+PEF1dGhvcj5MaW5nPC9BdXRob3I+PFllYXI+MjAyNTwvWWVhcj48UmVj
+TnVtPjk5PC9SZWNOdW0+PHJlY29yZD48cmVjLW51bWJlcj45OTwvcmVjLW51bWJlcj48Zm9yZWln
+bi1rZXlzPjxrZXkgYXBwPSJFTiIgZGItaWQ9InY5MjBwZnQwNnJwOWRiZXgyYXA1MDB4OTl4NXJy
+dHN3eHpzcyIgdGltZXN0YW1wPSIxNzc2NzYzNTM4Ij45OTwva2V5PjwvZm9yZWlnbi1rZXlzPjxy
+ZWYtdHlwZSBuYW1lPSJKb3VybmFsIEFydGljbGUiPjE3PC9yZWYtdHlwZT48Y29udHJpYnV0b3Jz
+PjxhdXRob3JzPjxhdXRob3I+TGluZywgWGl1bGFuPC9hdXRob3I+PGF1dGhvcj5QYW5nLCBYaW55
+dWU8L2F1dGhvcj48YXV0aG9yPkNoZW4sIFh1YmluPC9hdXRob3I+PGF1dGhvcj5TaGFvLCBaaGlj
+aG9uZzwvYXV0aG9yPjwvYXV0aG9ycz48L2NvbnRyaWJ1dG9ycz48dGl0bGVzPjx0aXRsZT5Ccm9h
+ZGJhbmQgbWlkLWluZnJhcmVkIG9wdGljYWwgbGltaXRlciBiYXNlZCBvbiZhbXA7I3gwMEEwO3Zh
+bmFkaXVtIGRpb3hpZGUgcGhhc2UgdHJhbnNpdGlvbjwvdGl0bGU+PHNlY29uZGFyeS10aXRsZT5K
+b3VybmFsIG9mIHRoZSBPcHRpY2FsIFNvY2lldHkgb2YgQW1lcmljYSBCPC9zZWNvbmRhcnktdGl0
+bGU+PGFsdC10aXRsZT5KLiBPcHQuIFNvYy4gQW0uIEI8L2FsdC10aXRsZT48L3RpdGxlcz48cGVy
+aW9kaWNhbD48ZnVsbC10aXRsZT5Kb3VybmFsIG9mIHRoZSBPcHRpY2FsIFNvY2lldHkgb2YgQW1l
+cmljYSBCPC9mdWxsLXRpdGxlPjxhYmJyLTE+Si4gT3B0LiBTb2MuIEFtLiBCPC9hYmJyLTE+PC9w
+ZXJpb2RpY2FsPjxhbHQtcGVyaW9kaWNhbD48ZnVsbC10aXRsZT5Kb3VybmFsIG9mIHRoZSBPcHRp
+Y2FsIFNvY2lldHkgb2YgQW1lcmljYSBCPC9mdWxsLXRpdGxlPjxhYmJyLTE+Si4gT3B0LiBTb2Mu
+IEFtLiBCPC9hYmJyLTE+PC9hbHQtcGVyaW9kaWNhbD48cGFnZXM+MjA2Mi0yMDY3PC9wYWdlcz48
+dm9sdW1lPjQyPC92b2x1bWU+PG51bWJlcj45PC9udW1iZXI+PGtleXdvcmRzPjxrZXl3b3JkPkZp
+bml0ZSBlbGVtZW50IG1ldGhvZDwva2V5d29yZD48a2V5d29yZD5IaWdoIHBvd2VyIGxhc2Vyczwv
+a2V5d29yZD48a2V5d29yZD5Ob25saW5lYXIgYWJzb3JwdGlvbjwva2V5d29yZD48a2V5d29yZD5P
+cHRpY2FsIGxpbWl0aW5nPC9rZXl3b3JkPjxrZXl3b3JkPk9wdGljYWwgcHJvcGVydGllczwva2V5
+d29yZD48a2V5d29yZD5UaGluIGZpbG1zPC9rZXl3b3JkPjwva2V5d29yZHM+PGRhdGVzPjx5ZWFy
+PjIwMjU8L3llYXI+PHB1Yi1kYXRlcz48ZGF0ZT4yMDI1LzA5LzAxPC9kYXRlPjwvcHViLWRhdGVz
+PjwvZGF0ZXM+PHB1Ymxpc2hlcj5PcHRpY2EgUHVibGlzaGluZyBHcm91cDwvcHVibGlzaGVyPjx1
+cmxzPjxyZWxhdGVkLXVybHM+PHVybD5odHRwczovL29wZy5vcHRpY2Eub3JnL2pvc2FiL2Fic3Ry
+YWN0LmNmbT9VUkk9am9zYWItNDItOS0yMDYyPC91cmw+PC9yZWxhdGVkLXVybHM+PC91cmxzPjxl
+bGVjdHJvbmljLXJlc291cmNlLW51bT4xMC4xMzY0L0pPU0FCLjU2OTQ5MjwvZWxlY3Ryb25pYy1y
+ZXNvdXJjZS1udW0+PC9yZWNvcmQ+PC9DaXRlPjxDaXRlPjxBdXRob3I+U2FyYW5nYW48L0F1dGhv
+cj48WWVhcj4yMDE4PC9ZZWFyPjxSZWNOdW0+NTg8L1JlY051bT48cmVjb3JkPjxyZWMtbnVtYmVy
+PjU4PC9yZWMtbnVtYmVyPjxmb3JlaWduLWtleXM+PGtleSBhcHA9IkVOIiBkYi1pZD0idjkyMHBm
+dDA2cnA5ZGJleDJhcDUwMHg5OXg1cnJ0c3d4enNzIiB0aW1lc3RhbXA9IjE3NjgwNTI4MzIiIGd1
+aWQ9Ijc2NGY0ODViLTdiMzMtNDBjYS04NGY0LTY0ZTI2MDc0MGIwNSI+NTg8L2tleT48L2ZvcmVp
+Z24ta2V5cz48cmVmLXR5cGUgbmFtZT0iSm91cm5hbCBBcnRpY2xlIj4xNzwvcmVmLXR5cGU+PGNv
+bnRyaWJ1dG9ycz48YXV0aG9ycz48YXV0aG9yPlNhcmFuZ2FuLCBBbmRyZXc8L2F1dGhvcj48YXV0
+aG9yPkR1cmFuLCBKb3NoPC9hdXRob3I+PGF1dGhvcj5WYXNpbHlldiwgVmxhZGltaXI8L2F1dGhv
+cj48YXV0aG9yPkxpbWJlcm9wb3Vsb3MsIE5pY2hvbGFvczwvYXV0aG9yPjxhdXRob3I+Vml0ZWJz
+a2l5LCBJbHlhPC9hdXRob3I+PGF1dGhvcj5BbmlzaW1vdiwgSWdvcjwvYXV0aG9yPjwvYXV0aG9y
+cz48L2NvbnRyaWJ1dG9ycz48dGl0bGVzPjx0aXRsZT5Ccm9hZGJhbmQgUmVmbGVjdGl2ZSBPcHRp
+Y2FsIExpbWl0ZXIgVXNpbmcgR1NUIFBoYXNlIENoYW5nZSBNYXRlcmlhbDwvdGl0bGU+PHNlY29u
+ZGFyeS10aXRsZT5JRUVFIFBob3RvbmljcyBKb3VybmFsPC9zZWNvbmRhcnktdGl0bGU+PC90aXRs
+ZXM+PHBlcmlvZGljYWw+PGZ1bGwtdGl0bGU+SUVFRSBQaG90b25pY3MgSm91cm5hbDwvZnVsbC10
+aXRsZT48L3BlcmlvZGljYWw+PHBhZ2VzPjEtOTwvcGFnZXM+PHZvbHVtZT4xMDwvdm9sdW1lPjxu
+dW1iZXI+MjwvbnVtYmVyPjxzZWN0aW9uPjE8L3NlY3Rpb24+PGtleXdvcmRzPjxrZXl3b3JkPk5v
+bmxpbmVhciBvcHRpY3M8L2tleXdvcmQ+PGtleXdvcmQ+QW5uZWFsaW5nPC9rZXl3b3JkPjxrZXl3
+b3JkPk9wdGljYWwgZGV2aWNlIGZhYnJpY2F0aW9uPC9rZXl3b3JkPjxrZXl3b3JkPk9wdGljYWwg
+c2Vuc29yczwva2V5d29yZD48a2V5d29yZD5PcHRpY2FsIHJlZnJhY3Rpb248L2tleXdvcmQ+PGtl
+eXdvcmQ+T3B0aWNhbCBtYXRlcmlhbHM8L2tleXdvcmQ+PGtleXdvcmQ+UGhhc2UgY2hhbmdlIG1h
+dGVyaWFsczwva2V5d29yZD48a2V5d29yZD5PcHRpY2FsIHByb3BlcnRpZXMgb2YgcGhvdG9uaWMg
+bWF0ZXJpYWxzPC9rZXl3b3JkPjxrZXl3b3JkPm11bHRpbGF5ZXIgaW50ZXJmZXJlbmNlIGNvYXRp
+bmdzPC9rZXl3b3JkPjxrZXl3b3JkPmZhYnJpY2F0aW9uIGFuZCBjaGFyYWN0ZXJpemF0aW9uPC9r
+ZXl3b3JkPjxrZXl3b3JkPnBob3RvbmljIGJhbmRnYXAgc3RydWN0dXJlczwva2V5d29yZD48L2tl
+eXdvcmRzPjxkYXRlcz48eWVhcj4yMDE4PC95ZWFyPjwvZGF0ZXM+PGlzYm4+MTk0My0wNjU1PC9p
+c2JuPjx1cmxzPjxyZWxhdGVkLXVybHM+PHVybD5odHRwczovL2llZWV4cGxvcmUuaWVlZS5vcmcv
+aWVseDcvNDU2Mzk5NC84MzAyMzUzLzA4MjY1MTc1LnBkZj90cD0mYW1wO2FybnVtYmVyPTgyNjUx
+NzUmYW1wO2lzbnVtYmVyPTgzMDIzNTMmYW1wO3JlZj08L3VybD48L3JlbGF0ZWQtdXJscz48L3Vy
+bHM+PGVsZWN0cm9uaWMtcmVzb3VyY2UtbnVtPjEwLjExMDkvanBob3QuMjAxOC4yNzk2NDQ4PC9l
+bGVjdHJvbmljLXJlc291cmNlLW51bT48L3JlY29yZD48L0NpdGU+PENpdGU+PEF1dGhvcj5WZWxs
+YTwvQXV0aG9yPjxZZWFyPjIwMTY8L1llYXI+PFJlY051bT45MjwvUmVjTnVtPjxyZWNvcmQ+PHJl
+Yy1udW1iZXI+OTI8L3JlYy1udW1iZXI+PGZvcmVpZ24ta2V5cz48a2V5IGFwcD0iRU4iIGRiLWlk
+PSJ2OTIwcGZ0MDZycDlkYmV4MmFwNTAweDk5eDVycnRzd3h6c3MiIHRpbWVzdGFtcD0iMTc3NTU1
+NjU2MiI+OTI8L2tleT48L2ZvcmVpZ24ta2V5cz48cmVmLXR5cGUgbmFtZT0iSm91cm5hbCBBcnRp
+Y2xlIj4xNzwvcmVmLXR5cGU+PGNvbnRyaWJ1dG9ycz48YXV0aG9ycz48YXV0aG9yPlZlbGxhLCBK
+YXJyZXR0IEguPC9hdXRob3I+PGF1dGhvcj5Hb2xkc21pdGgsIEpvaG4gSC48L2F1dGhvcj48YXV0
+aG9yPkJyb3duaW5nLCBBbmRyZXcgVC48L2F1dGhvcj48YXV0aG9yPkxpbWJlcm9wb3Vsb3MsIE5p
+Y2hvbGFvcyBJLjwvYXV0aG9yPjxhdXRob3I+Vml0ZWJza2l5LCBJbHlhPC9hdXRob3I+PGF1dGhv
+cj5NYWtyaSwgRWxlYW5hPC9hdXRob3I+PGF1dGhvcj5Lb3R0b3MsIFRzYW1waWtvczwvYXV0aG9y
+PjwvYXV0aG9ycz48L2NvbnRyaWJ1dG9ycz48dGl0bGVzPjx0aXRsZT5FeHBlcmltZW50YWwgUmVh
+bGl6YXRpb24gb2YgYSBSZWZsZWN0aXZlIE9wdGljYWwgTGltaXRlcjwvdGl0bGU+PHNlY29uZGFy
+eS10aXRsZT5QaHlzaWNhbCBSZXZpZXcgQXBwbGllZDwvc2Vjb25kYXJ5LXRpdGxlPjwvdGl0bGVz
+PjxwZXJpb2RpY2FsPjxmdWxsLXRpdGxlPlBoeXNpY2FsIFJldmlldyBBcHBsaWVkPC9mdWxsLXRp
+dGxlPjwvcGVyaW9kaWNhbD48cGFnZXM+MDY0MDEwPC9wYWdlcz48dm9sdW1lPjU8L3ZvbHVtZT48
+bnVtYmVyPjY8L251bWJlcj48ZGF0ZXM+PHllYXI+MjAxNjwveWVhcj48cHViLWRhdGVzPjxkYXRl
+PjA2LzIwLzwvZGF0ZT48L3B1Yi1kYXRlcz48L2RhdGVzPjxwdWJsaXNoZXI+QW1lcmljYW4gUGh5
+c2ljYWwgU29jaWV0eTwvcHVibGlzaGVyPjx1cmxzPjxyZWxhdGVkLXVybHM+PHVybD5odHRwczov
+L2xpbmsuYXBzLm9yZy9kb2kvMTAuMTEwMy9QaHlzUmV2QXBwbGllZC41LjA2NDAxMDwvdXJsPjwv
+cmVsYXRlZC11cmxzPjwvdXJscz48ZWxlY3Ryb25pYy1yZXNvdXJjZS1udW0+MTAuMTEwMy9QaHlz
+UmV2QXBwbGllZC41LjA2NDAxMDwvZWxlY3Ryb25pYy1yZXNvdXJjZS1udW0+PC9yZWNvcmQ+PC9D
+aXRlPjwvRW5kTm90ZT4A
+</w:fldData>
+        </w:fldChar>
+      </w:r>
+      <w:r>
+        <w:instrText xml:space="preserve"> ADDIN EN.CITE </w:instrText>
+      </w:r>
+      <w:r>
+        <w:fldChar w:fldCharType="begin">
+          <w:fldData xml:space="preserve">PEVuZE5vdGU+PENpdGU+PEF1dGhvcj5XYW48L0F1dGhvcj48WWVhcj4yMDIxPC9ZZWFyPjxSZWNO
+dW0+MzA8L1JlY051bT48RGlzcGxheVRleHQ+WzQtNiwgMzVdPC9EaXNwbGF5VGV4dD48cmVjb3Jk
+PjxyZWMtbnVtYmVyPjMwPC9yZWMtbnVtYmVyPjxmb3JlaWduLWtleXM+PGtleSBhcHA9IkVOIiBk
+Yi1pZD0idjkyMHBmdDA2cnA5ZGJleDJhcDUwMHg5OXg1cnJ0c3d4enNzIiB0aW1lc3RhbXA9IjE3
+NjgwMTc2NjYiIGd1aWQ9ImQ3ODU1OGJiLTMzM2QtNDcwMS1hMjc5LWQzOWI1Y2ZkZWE2MyI+MzA8
+L2tleT48L2ZvcmVpZ24ta2V5cz48cmVmLXR5cGUgbmFtZT0iSm91cm5hbCBBcnRpY2xlIj4xNzwv
+cmVmLXR5cGU+PGNvbnRyaWJ1dG9ycz48YXV0aG9ycz48YXV0aG9yPldhbiwgQ2hlbmdoYW88L2F1
+dGhvcj48YXV0aG9yPlpoYW5nLCBaaGVuPC9hdXRob3I+PGF1dGhvcj5TYWxtYW4sIEphZDwvYXV0
+aG9yPjxhdXRob3I+S2luZywgSm9uYXRoYW48L2F1dGhvcj48YXV0aG9yPlhpYW8sIFl1emhlPC9h
+dXRob3I+PGF1dGhvcj5ZdSwgWmhhb25pbmc8L2F1dGhvcj48YXV0aG9yPlNoYWhzYWZpLCBBbGly
+ZXphPC9hdXRob3I+PGF1dGhvcj5XYW1ib2xkLCBSYXltb25kPC9hdXRob3I+PGF1dGhvcj5SYW1h
+bmF0aGFuLCBTaHJpcmFtPC9hdXRob3I+PGF1dGhvcj5LYXRzLCBNaWtoYWlsIEEuPC9hdXRob3I+
+PC9hdXRob3JzPjwvY29udHJpYnV0b3JzPjx0aXRsZXM+PHRpdGxlPlVsdHJhdGhpbiBCcm9hZGJh
+bmQgUmVmbGVjdGl2ZSBPcHRpY2FsIExpbWl0ZXI8L3RpdGxlPjxzZWNvbmRhcnktdGl0bGU+TGFz
+ZXIgJmFtcDsgUGhvdG9uaWNzIFJldmlld3M8L3NlY29uZGFyeS10aXRsZT48L3RpdGxlcz48cGVy
+aW9kaWNhbD48ZnVsbC10aXRsZT5MYXNlciAmYW1wOyBQaG90b25pY3MgUmV2aWV3czwvZnVsbC10
+aXRsZT48L3BlcmlvZGljYWw+PHBhZ2VzPjIxMDAwMDE8L3BhZ2VzPjx2b2x1bWU+MTU8L3ZvbHVt
+ZT48bnVtYmVyPjY8L251bWJlcj48ZGF0ZXM+PHllYXI+MjAyMTwveWVhcj48L2RhdGVzPjxpc2Ju
+PjE4NjMtODg4MDwvaXNibj48dXJscz48cmVsYXRlZC11cmxzPjx1cmw+aHR0cHM6Ly9vbmxpbmVs
+aWJyYXJ5LndpbGV5LmNvbS9kb2kvYWJzLzEwLjEwMDIvbHBvci4yMDIxMDAwMDE8L3VybD48L3Jl
+bGF0ZWQtdXJscz48L3VybHM+PGVsZWN0cm9uaWMtcmVzb3VyY2UtbnVtPmh0dHBzOi8vZG9pLm9y
+Zy8xMC4xMDAyL2xwb3IuMjAyMTAwMDAxPC9lbGVjdHJvbmljLXJlc291cmNlLW51bT48L3JlY29y
+ZD48L0NpdGU+PENpdGU+PEF1dGhvcj5MaW5nPC9BdXRob3I+PFllYXI+MjAyNTwvWWVhcj48UmVj
+TnVtPjk5PC9SZWNOdW0+PHJlY29yZD48cmVjLW51bWJlcj45OTwvcmVjLW51bWJlcj48Zm9yZWln
+bi1rZXlzPjxrZXkgYXBwPSJFTiIgZGItaWQ9InY5MjBwZnQwNnJwOWRiZXgyYXA1MDB4OTl4NXJy
+dHN3eHpzcyIgdGltZXN0YW1wPSIxNzc2NzYzNTM4Ij45OTwva2V5PjwvZm9yZWlnbi1rZXlzPjxy
+ZWYtdHlwZSBuYW1lPSJKb3VybmFsIEFydGljbGUiPjE3PC9yZWYtdHlwZT48Y29udHJpYnV0b3Jz
+PjxhdXRob3JzPjxhdXRob3I+TGluZywgWGl1bGFuPC9hdXRob3I+PGF1dGhvcj5QYW5nLCBYaW55
+dWU8L2F1dGhvcj48YXV0aG9yPkNoZW4sIFh1YmluPC9hdXRob3I+PGF1dGhvcj5TaGFvLCBaaGlj
+aG9uZzwvYXV0aG9yPjwvYXV0aG9ycz48L2NvbnRyaWJ1dG9ycz48dGl0bGVzPjx0aXRsZT5Ccm9h
+ZGJhbmQgbWlkLWluZnJhcmVkIG9wdGljYWwgbGltaXRlciBiYXNlZCBvbiZhbXA7I3gwMEEwO3Zh
+bmFkaXVtIGRpb3hpZGUgcGhhc2UgdHJhbnNpdGlvbjwvdGl0bGU+PHNlY29uZGFyeS10aXRsZT5K
+b3VybmFsIG9mIHRoZSBPcHRpY2FsIFNvY2lldHkgb2YgQW1lcmljYSBCPC9zZWNvbmRhcnktdGl0
+bGU+PGFsdC10aXRsZT5KLiBPcHQuIFNvYy4gQW0uIEI8L2FsdC10aXRsZT48L3RpdGxlcz48cGVy
+aW9kaWNhbD48ZnVsbC10aXRsZT5Kb3VybmFsIG9mIHRoZSBPcHRpY2FsIFNvY2lldHkgb2YgQW1l
+cmljYSBCPC9mdWxsLXRpdGxlPjxhYmJyLTE+Si4gT3B0LiBTb2MuIEFtLiBCPC9hYmJyLTE+PC9w
+ZXJpb2RpY2FsPjxhbHQtcGVyaW9kaWNhbD48ZnVsbC10aXRsZT5Kb3VybmFsIG9mIHRoZSBPcHRp
+Y2FsIFNvY2lldHkgb2YgQW1lcmljYSBCPC9mdWxsLXRpdGxlPjxhYmJyLTE+Si4gT3B0LiBTb2Mu
+IEFtLiBCPC9hYmJyLTE+PC9hbHQtcGVyaW9kaWNhbD48cGFnZXM+MjA2Mi0yMDY3PC9wYWdlcz48
+dm9sdW1lPjQyPC92b2x1bWU+PG51bWJlcj45PC9udW1iZXI+PGtleXdvcmRzPjxrZXl3b3JkPkZp
+bml0ZSBlbGVtZW50IG1ldGhvZDwva2V5d29yZD48a2V5d29yZD5IaWdoIHBvd2VyIGxhc2Vyczwv
+a2V5d29yZD48a2V5d29yZD5Ob25saW5lYXIgYWJzb3JwdGlvbjwva2V5d29yZD48a2V5d29yZD5P
+cHRpY2FsIGxpbWl0aW5nPC9rZXl3b3JkPjxrZXl3b3JkPk9wdGljYWwgcHJvcGVydGllczwva2V5
+d29yZD48a2V5d29yZD5UaGluIGZpbG1zPC9rZXl3b3JkPjwva2V5d29yZHM+PGRhdGVzPjx5ZWFy
+PjIwMjU8L3llYXI+PHB1Yi1kYXRlcz48ZGF0ZT4yMDI1LzA5LzAxPC9kYXRlPjwvcHViLWRhdGVz
+PjwvZGF0ZXM+PHB1Ymxpc2hlcj5PcHRpY2EgUHVibGlzaGluZyBHcm91cDwvcHVibGlzaGVyPjx1
+cmxzPjxyZWxhdGVkLXVybHM+PHVybD5odHRwczovL29wZy5vcHRpY2Eub3JnL2pvc2FiL2Fic3Ry
+YWN0LmNmbT9VUkk9am9zYWItNDItOS0yMDYyPC91cmw+PC9yZWxhdGVkLXVybHM+PC91cmxzPjxl
+bGVjdHJvbmljLXJlc291cmNlLW51bT4xMC4xMzY0L0pPU0FCLjU2OTQ5MjwvZWxlY3Ryb25pYy1y
+ZXNvdXJjZS1udW0+PC9yZWNvcmQ+PC9DaXRlPjxDaXRlPjxBdXRob3I+U2FyYW5nYW48L0F1dGhv
+cj48WWVhcj4yMDE4PC9ZZWFyPjxSZWNOdW0+NTg8L1JlY051bT48cmVjb3JkPjxyZWMtbnVtYmVy
+PjU4PC9yZWMtbnVtYmVyPjxmb3JlaWduLWtleXM+PGtleSBhcHA9IkVOIiBkYi1pZD0idjkyMHBm
+dDA2cnA5ZGJleDJhcDUwMHg5OXg1cnJ0c3d4enNzIiB0aW1lc3RhbXA9IjE3NjgwNTI4MzIiIGd1
+aWQ9Ijc2NGY0ODViLTdiMzMtNDBjYS04NGY0LTY0ZTI2MDc0MGIwNSI+NTg8L2tleT48L2ZvcmVp
+Z24ta2V5cz48cmVmLXR5cGUgbmFtZT0iSm91cm5hbCBBcnRpY2xlIj4xNzwvcmVmLXR5cGU+PGNv
+bnRyaWJ1dG9ycz48YXV0aG9ycz48YXV0aG9yPlNhcmFuZ2FuLCBBbmRyZXc8L2F1dGhvcj48YXV0
+aG9yPkR1cmFuLCBKb3NoPC9hdXRob3I+PGF1dGhvcj5WYXNpbHlldiwgVmxhZGltaXI8L2F1dGhv
+cj48YXV0aG9yPkxpbWJlcm9wb3Vsb3MsIE5pY2hvbGFvczwvYXV0aG9yPjxhdXRob3I+Vml0ZWJz
+a2l5LCBJbHlhPC9hdXRob3I+PGF1dGhvcj5BbmlzaW1vdiwgSWdvcjwvYXV0aG9yPjwvYXV0aG9y
+cz48L2NvbnRyaWJ1dG9ycz48dGl0bGVzPjx0aXRsZT5Ccm9hZGJhbmQgUmVmbGVjdGl2ZSBPcHRp
+Y2FsIExpbWl0ZXIgVXNpbmcgR1NUIFBoYXNlIENoYW5nZSBNYXRlcmlhbDwvdGl0bGU+PHNlY29u
+ZGFyeS10aXRsZT5JRUVFIFBob3RvbmljcyBKb3VybmFsPC9zZWNvbmRhcnktdGl0bGU+PC90aXRs
+ZXM+PHBlcmlvZGljYWw+PGZ1bGwtdGl0bGU+SUVFRSBQaG90b25pY3MgSm91cm5hbDwvZnVsbC10
+aXRsZT48L3BlcmlvZGljYWw+PHBhZ2VzPjEtOTwvcGFnZXM+PHZvbHVtZT4xMDwvdm9sdW1lPjxu
+dW1iZXI+MjwvbnVtYmVyPjxzZWN0aW9uPjE8L3NlY3Rpb24+PGtleXdvcmRzPjxrZXl3b3JkPk5v
+bmxpbmVhciBvcHRpY3M8L2tleXdvcmQ+PGtleXdvcmQ+QW5uZWFsaW5nPC9rZXl3b3JkPjxrZXl3
+b3JkPk9wdGljYWwgZGV2aWNlIGZhYnJpY2F0aW9uPC9rZXl3b3JkPjxrZXl3b3JkPk9wdGljYWwg
+c2Vuc29yczwva2V5d29yZD48a2V5d29yZD5PcHRpY2FsIHJlZnJhY3Rpb248L2tleXdvcmQ+PGtl
+eXdvcmQ+T3B0aWNhbCBtYXRlcmlhbHM8L2tleXdvcmQ+PGtleXdvcmQ+UGhhc2UgY2hhbmdlIG1h
+dGVyaWFsczwva2V5d29yZD48a2V5d29yZD5PcHRpY2FsIHByb3BlcnRpZXMgb2YgcGhvdG9uaWMg
+bWF0ZXJpYWxzPC9rZXl3b3JkPjxrZXl3b3JkPm11bHRpbGF5ZXIgaW50ZXJmZXJlbmNlIGNvYXRp
+bmdzPC9rZXl3b3JkPjxrZXl3b3JkPmZhYnJpY2F0aW9uIGFuZCBjaGFyYWN0ZXJpemF0aW9uPC9r
+ZXl3b3JkPjxrZXl3b3JkPnBob3RvbmljIGJhbmRnYXAgc3RydWN0dXJlczwva2V5d29yZD48L2tl
+eXdvcmRzPjxkYXRlcz48eWVhcj4yMDE4PC95ZWFyPjwvZGF0ZXM+PGlzYm4+MTk0My0wNjU1PC9p
+c2JuPjx1cmxzPjxyZWxhdGVkLXVybHM+PHVybD5odHRwczovL2llZWV4cGxvcmUuaWVlZS5vcmcv
+aWVseDcvNDU2Mzk5NC84MzAyMzUzLzA4MjY1MTc1LnBkZj90cD0mYW1wO2FybnVtYmVyPTgyNjUx
+NzUmYW1wO2lzbnVtYmVyPTgzMDIzNTMmYW1wO3JlZj08L3VybD48L3JlbGF0ZWQtdXJscz48L3Vy
+bHM+PGVsZWN0cm9uaWMtcmVzb3VyY2UtbnVtPjEwLjExMDkvanBob3QuMjAxOC4yNzk2NDQ4PC9l
+bGVjdHJvbmljLXJlc291cmNlLW51bT48L3JlY29yZD48L0NpdGU+PENpdGU+PEF1dGhvcj5WZWxs
+YTwvQXV0aG9yPjxZZWFyPjIwMTY8L1llYXI+PFJlY051bT45MjwvUmVjTnVtPjxyZWNvcmQ+PHJl
+Yy1udW1iZXI+OTI8L3JlYy1udW1iZXI+PGZvcmVpZ24ta2V5cz48a2V5IGFwcD0iRU4iIGRiLWlk
+PSJ2OTIwcGZ0MDZycDlkYmV4MmFwNTAweDk5eDVycnRzd3h6c3MiIHRpbWVzdGFtcD0iMTc3NTU1
+NjU2MiI+OTI8L2tleT48L2ZvcmVpZ24ta2V5cz48cmVmLXR5cGUgbmFtZT0iSm91cm5hbCBBcnRp
+Y2xlIj4xNzwvcmVmLXR5cGU+PGNvbnRyaWJ1dG9ycz48YXV0aG9ycz48YXV0aG9yPlZlbGxhLCBK
+YXJyZXR0IEguPC9hdXRob3I+PGF1dGhvcj5Hb2xkc21pdGgsIEpvaG4gSC48L2F1dGhvcj48YXV0
+aG9yPkJyb3duaW5nLCBBbmRyZXcgVC48L2F1dGhvcj48YXV0aG9yPkxpbWJlcm9wb3Vsb3MsIE5p
+Y2hvbGFvcyBJLjwvYXV0aG9yPjxhdXRob3I+Vml0ZWJza2l5LCBJbHlhPC9hdXRob3I+PGF1dGhv
+cj5NYWtyaSwgRWxlYW5hPC9hdXRob3I+PGF1dGhvcj5Lb3R0b3MsIFRzYW1waWtvczwvYXV0aG9y
+PjwvYXV0aG9ycz48L2NvbnRyaWJ1dG9ycz48dGl0bGVzPjx0aXRsZT5FeHBlcmltZW50YWwgUmVh
+bGl6YXRpb24gb2YgYSBSZWZsZWN0aXZlIE9wdGljYWwgTGltaXRlcjwvdGl0bGU+PHNlY29uZGFy
+eS10aXRsZT5QaHlzaWNhbCBSZXZpZXcgQXBwbGllZDwvc2Vjb25kYXJ5LXRpdGxlPjwvdGl0bGVz
+PjxwZXJpb2RpY2FsPjxmdWxsLXRpdGxlPlBoeXNpY2FsIFJldmlldyBBcHBsaWVkPC9mdWxsLXRp
+dGxlPjwvcGVyaW9kaWNhbD48cGFnZXM+MDY0MDEwPC9wYWdlcz48dm9sdW1lPjU8L3ZvbHVtZT48
+bnVtYmVyPjY8L251bWJlcj48ZGF0ZXM+PHllYXI+MjAxNjwveWVhcj48cHViLWRhdGVzPjxkYXRl
+PjA2LzIwLzwvZGF0ZT48L3B1Yi1kYXRlcz48L2RhdGVzPjxwdWJsaXNoZXI+QW1lcmljYW4gUGh5
+c2ljYWwgU29jaWV0eTwvcHVibGlzaGVyPjx1cmxzPjxyZWxhdGVkLXVybHM+PHVybD5odHRwczov
+L2xpbmsuYXBzLm9yZy9kb2kvMTAuMTEwMy9QaHlzUmV2QXBwbGllZC41LjA2NDAxMDwvdXJsPjwv
+cmVsYXRlZC11cmxzPjwvdXJscz48ZWxlY3Ryb25pYy1yZXNvdXJjZS1udW0+MTAuMTEwMy9QaHlz
+UmV2QXBwbGllZC41LjA2NDAxMDwvZWxlY3Ryb25pYy1yZXNvdXJjZS1udW0+PC9yZWNvcmQ+PC9D
+aXRlPjwvRW5kTm90ZT4A
+</w:fldData>
+        </w:fldChar>
+      </w:r>
+      <w:r>
+        <w:instrText xml:space="preserve"> ADDIN EN.CITE.DATA </w:instrText>
+      </w:r>
+      <w:r>
+        <w:fldChar w:fldCharType="end"/>
+      </w:r>
+      <w:r>
+        <w:fldChar w:fldCharType="separate"/>
+      </w:r>
+      <w:r>
+        <w:rPr>
+          <w:noProof/>
+        </w:rPr>
+        <w:t>[4-6, 35]</w:t>
+      </w:r>
+      <w:r>
+        <w:fldChar w:fldCharType="end"/>
+      </w:r>
+      <w:r>
+        <w:t xml:space="preserve"> or</w:t>
+      </w:r>
+      <w:r>
+        <w:t xml:space="preserve"> single</w:t>
+      </w:r>
+      <w:r>
+        <w:t xml:space="preserve"> wavelength</w:t>
+      </w:r>
+      <w:r>
+        <w:t xml:space="preserve"> </w:t>
+      </w:r>
+      <w:r>
+        <w:fldChar w:fldCharType="begin">
+          <w:fldData xml:space="preserve">PEVuZE5vdGU+PENpdGU+PEF1dGhvcj5HYW5kb2xmaTwvQXV0aG9yPjxZZWFyPjIwMjI8L1llYXI+
+PFJlY051bT41MzwvUmVjTnVtPjxEaXNwbGF5VGV4dD5bNywgOCwgMzYsIDM3XTwvRGlzcGxheVRl
+eHQ+PHJlY29yZD48cmVjLW51bWJlcj41MzwvcmVjLW51bWJlcj48Zm9yZWlnbi1rZXlzPjxrZXkg
+YXBwPSJFTiIgZGItaWQ9InY5MjBwZnQwNnJwOWRiZXgyYXA1MDB4OTl4NXJydHN3eHpzcyIgdGlt
+ZXN0YW1wPSIxNzY4MDUyNjUyIiBndWlkPSIwZmE4OTY1ZS1kOTJmLTQzY2ItOWUwNy02NTEwNDkz
+NmVkOWMiPjUzPC9rZXk+PC9mb3JlaWduLWtleXM+PHJlZi10eXBlIG5hbWU9IkNvbmZlcmVuY2Ug
+UHJvY2VlZGluZ3MiPjEwPC9yZWYtdHlwZT48Y29udHJpYnV0b3JzPjxhdXRob3JzPjxhdXRob3I+
+TS4gR2FuZG9sZmk8L2F1dGhvcj48YXV0aG9yPkEuIFRvZ25henppPC9hdXRob3I+PGF1dGhvcj5C
+LiBMaTwvYXV0aG9yPjxhdXRob3I+Ry4gQW1icm9zaW88L2F1dGhvcj48YXV0aG9yPlIuIENhbWFj
+aG8gTW9yYWxlczwvYXV0aG9yPjxhdXRob3I+Qy4gQmFyYXR0bzwvYXV0aG9yPjxhdXRob3I+RC4g
+RGUgQ2VnbGlhPC9hdXRob3I+PGF1dGhvcj5BLiBDLiBDaW5vPC9hdXRob3I+PGF1dGhvcj5ELiBO
+LiBOZXNoZXY8L2F1dGhvcj48YXV0aG9yPkMuIERlIEFuZ2VsaXM8L2F1dGhvcj48L2F1dGhvcnM+
+PC9jb250cmlidXRvcnM+PHRpdGxlcz48dGl0bGU+T3B0aWNhbCBMaW1pdGluZyBUaGluIE11bHRp
+bGF5ZXIgRmlsbXMgQmFzZWQgT24gUGhhc2UgVHJhbnNpdGlvbiBJbiBWTzI8L3RpdGxlPjxzZWNv
+bmRhcnktdGl0bGU+MjAyMiBTaXh0ZWVudGggSW50ZXJuYXRpb25hbCBDb25ncmVzcyBvbiBBcnRp
+ZmljaWFsIE1hdGVyaWFscyBmb3IgTm92ZWwgV2F2ZSBQaGVub21lbmEgKE1ldGFtYXRlcmlhbHMp
+PC9zZWNvbmRhcnktdGl0bGU+PGFsdC10aXRsZT4yMDIyIFNpeHRlZW50aCBJbnRlcm5hdGlvbmFs
+IENvbmdyZXNzIG9uIEFydGlmaWNpYWwgTWF0ZXJpYWxzIGZvciBOb3ZlbCBXYXZlIFBoZW5vbWVu
+YSAoTWV0YW1hdGVyaWFscyk8L2FsdC10aXRsZT48L3RpdGxlcz48cGFnZXM+MTQ4LTE1MDwvcGFn
+ZXM+PGtleXdvcmRzPjxrZXl3b3JkPlBlcmZvcm1hbmNlIGV2YWx1YXRpb248L2tleXdvcmQ+PGtl
+eXdvcmQ+T3B0aWNhbCBkZXNpZ248L2tleXdvcmQ+PGtleXdvcmQ+T3B0aWNhbCBzd2l0Y2hlczwv
+a2V5d29yZD48a2V5d29yZD5MaWdodGluZzwva2V5d29yZD48a2V5d29yZD5WYW5hZGl1bTwva2V5
+d29yZD48a2V5d29yZD5QcmVkaWN0aXZlIG1vZGVsczwva2V5d29yZD48a2V5d29yZD5HZW9tZXRy
+aWNhbCBvcHRpY3M8L2tleXdvcmQ+PC9rZXl3b3Jkcz48ZGF0ZXM+PHllYXI+MjAyMjwveWVhcj48
+cHViLWRhdGVzPjxkYXRlPjEyLTE3IFNlcHQuIDIwMjI8L2RhdGU+PC9wdWItZGF0ZXM+PC9kYXRl
+cz48dXJscz48cmVsYXRlZC11cmxzPjx1cmw+aHR0cHM6Ly9pZWVleHBsb3JlLmllZWUub3JnL3N0
+YW1wUERGL2dldFBERi5qc3A/dHA9JmFtcDthcm51bWJlcj05OTIwNzY3JmFtcDtyZWY9PC91cmw+
+PC9yZWxhdGVkLXVybHM+PC91cmxzPjxlbGVjdHJvbmljLXJlc291cmNlLW51bT4xMC4xMTA5L01l
+dGFtYXRlcmlhbHM1NDk5My4yMDIyLjk5MjA3Njc8L2VsZWN0cm9uaWMtcmVzb3VyY2UtbnVtPjwv
+cmVjb3JkPjwvQ2l0ZT48Q2l0ZT48QXV0aG9yPlRvZ25henppPC9BdXRob3I+PFllYXI+MjAyMzwv
+WWVhcj48UmVjTnVtPjM2PC9SZWNOdW0+PHJlY29yZD48cmVjLW51bWJlcj4zNjwvcmVjLW51bWJl
+cj48Zm9yZWlnbi1rZXlzPjxrZXkgYXBwPSJFTiIgZGItaWQ9InY5MjBwZnQwNnJwOWRiZXgyYXA1
+MDB4OTl4NXJydHN3eHpzcyIgdGltZXN0YW1wPSIxNzY4MDQ4NDg0IiBndWlkPSI1ODJmNGM3My1j
+ODdlLTRiM2EtODQ4OS0yMTViNGNiNjEzMTMiPjM2PC9rZXk+PC9mb3JlaWduLWtleXM+PHJlZi10
+eXBlIG5hbWU9IkpvdXJuYWwgQXJ0aWNsZSI+MTc8L3JlZi10eXBlPjxjb250cmlidXRvcnM+PGF1
+dGhvcnM+PGF1dGhvcj5Ub2duYXp6aSwgQW5kcmVhPC9hdXRob3I+PGF1dGhvcj5HYW5kb2xmaSwg
+TWFyY288L2F1dGhvcj48YXV0aG9yPkxpLCBCb2hhbjwvYXV0aG9yPjxhdXRob3I+QW1icm9zaW8s
+IEdpbmE8L2F1dGhvcj48YXV0aG9yPkZyYW5jZXNjaGluaSwgUGFvbG88L2F1dGhvcj48YXV0aG9y
+PkNhbWFjaG8tTW9yYWxlcywgUm9jaW88L2F1dGhvcj48YXV0aG9yPkNpbm8sIEFsZm9uc28gQ2Fy
+bWVsbzwvYXV0aG9yPjxhdXRob3I+QmFyYXR0bywgQ2FtaWxsYTwvYXV0aG9yPjxhdXRob3I+ZGUg
+Q2VnbGlhLCBEb21lbmljbzwvYXV0aG9yPjxhdXRob3I+TmVzaGV2LCBEcmFnb21pcjwvYXV0aG9y
+PjxhdXRob3I+RGUgQW5nZWxpcywgQ29zdGFudGlubzwvYXV0aG9yPjwvYXV0aG9ycz48L2NvbnRy
+aWJ1dG9ycz48dGl0bGVzPjx0aXRsZT5PcHRvLXRoZXJtYWwgZHluYW1pY3Mgb2YgdGhpbi1maWxt
+IG9wdGljYWwgbGltaXRlcnMgYmFzZWQgb24gdGhlIFZPMiBwaGFzZSB0cmFuc2l0aW9uPC90aXRs
+ZT48c2Vjb25kYXJ5LXRpdGxlPk9wdGljYWwgTWF0ZXJpYWxzIEV4cHJlc3M8L3NlY29uZGFyeS10
+aXRsZT48YWx0LXRpdGxlPk9wdC4gTWF0ZXIuIEV4cHJlc3M8L2FsdC10aXRsZT48L3RpdGxlcz48
+cGVyaW9kaWNhbD48ZnVsbC10aXRsZT5PcHRpY2FsIE1hdGVyaWFscyBFeHByZXNzPC9mdWxsLXRp
+dGxlPjxhYmJyLTE+T3B0LiBNYXRlci4gRXhwcmVzczwvYWJici0xPjwvcGVyaW9kaWNhbD48YWx0
+LXBlcmlvZGljYWw+PGZ1bGwtdGl0bGU+T3B0aWNhbCBNYXRlcmlhbHMgRXhwcmVzczwvZnVsbC10
+aXRsZT48YWJici0xPk9wdC4gTWF0ZXIuIEV4cHJlc3M8L2FiYnItMT48L2FsdC1wZXJpb2RpY2Fs
+PjxwYWdlcz40MS01MjwvcGFnZXM+PHZvbHVtZT4xMzwvdm9sdW1lPjxudW1iZXI+MTwvbnVtYmVy
+PjxrZXl3b3Jkcz48a2V5d29yZD5MaXF1aWQgY3J5c3RhbHM8L2tleXdvcmQ+PGtleXdvcmQ+TWF0
+ZXJpYWxzIHByb2Nlc3Npbmc8L2tleXdvcmQ+PGtleXdvcmQ+T3B0aWNhbCBjb25zdGFudHM8L2tl
+eXdvcmQ+PGtleXdvcmQ+T3B0aWNhbCBsaW1pdGluZzwva2V5d29yZD48a2V5d29yZD5PcHRpY2Fs
+IG1hdGVyaWFsczwva2V5d29yZD48a2V5d29yZD5UaGluIGZpbG1zPC9rZXl3b3JkPjwva2V5d29y
+ZHM+PGRhdGVzPjx5ZWFyPjIwMjM8L3llYXI+PHB1Yi1kYXRlcz48ZGF0ZT4yMDIzLzAxLzAxPC9k
+YXRlPjwvcHViLWRhdGVzPjwvZGF0ZXM+PHB1Ymxpc2hlcj5PcHRpY2EgUHVibGlzaGluZyBHcm91
+cDwvcHVibGlzaGVyPjx1cmxzPjxyZWxhdGVkLXVybHM+PHVybD5odHRwczovL29wZy5vcHRpY2Eu
+b3JnL29tZS9hYnN0cmFjdC5jZm0/VVJJPW9tZS0xMy0xLTQxPC91cmw+PC9yZWxhdGVkLXVybHM+
+PC91cmxzPjxlbGVjdHJvbmljLXJlc291cmNlLW51bT4xMC4xMzY0L09NRS40NzIzNDc8L2VsZWN0
+cm9uaWMtcmVzb3VyY2UtbnVtPjwvcmVjb3JkPjwvQ2l0ZT48Q2l0ZT48QXV0aG9yPkJhcmF0dG88
+L0F1dGhvcj48WWVhcj4yMDIzPC9ZZWFyPjxSZWNOdW0+MzI8L1JlY051bT48cmVjb3JkPjxyZWMt
+bnVtYmVyPjMyPC9yZWMtbnVtYmVyPjxmb3JlaWduLWtleXM+PGtleSBhcHA9IkVOIiBkYi1pZD0i
+djkyMHBmdDA2cnA5ZGJleDJhcDUwMHg5OXg1cnJ0c3d4enNzIiB0aW1lc3RhbXA9IjE3NjgwMjAw
+MDMiIGd1aWQ9IjA4NTkzNDE4LTg5MDMtNDg0MC1hMzJlLTk0OWY0Y2Q1ZWM2OCI+MzI8L2tleT48
+L2ZvcmVpZ24ta2V5cz48cmVmLXR5cGUgbmFtZT0iSm91cm5hbCBBcnRpY2xlIj4xNzwvcmVmLXR5
+cGU+PGNvbnRyaWJ1dG9ycz48YXV0aG9ycz48YXV0aG9yPkMuIEJhcmF0dG88L2F1dGhvcj48YXV0
+aG9yPk0uIEdhbmRvbGZpPC9hdXRob3I+PGF1dGhvcj5BLiBUb2duYXp6aTwvYXV0aG9yPjxhdXRo
+b3I+UC4gRnJhbmNlc2NoaW5pPC9hdXRob3I+PGF1dGhvcj5HLiBBbWJyb3NpbzwvYXV0aG9yPjxh
+dXRob3I+Qi4gTGk8L2F1dGhvcj48YXV0aG9yPlIuIEMuIE1vcmFsZXM8L2F1dGhvcj48YXV0aG9y
+PkQuIGRlIENlZ2xpYTwvYXV0aG9yPjxhdXRob3I+QS4gQy4gQ2lubzwvYXV0aG9yPjxhdXRob3I+
+RC4gTi4gTmVzaGV2PC9hdXRob3I+PGF1dGhvcj5DLiBEZSBBbmdlbGlzPC9hdXRob3I+PC9hdXRo
+b3JzPjwvY29udHJpYnV0b3JzPjx0aXRsZXM+PHRpdGxlPk9wdGljYWwgTGltaXRpbmcgU2Vuc29y
+IEJhc2VkIG9uIE11bHRpbGF5ZXIgT3B0aW1pemF0aW9uIG9mIEFnL1ZPMiBQaGFzZSBDaGFuZ2Ug
+TWF0ZXJpYWw8L3RpdGxlPjxzZWNvbmRhcnktdGl0bGU+SUVFRSBTZW5zb3JzIExldHRlcnM8L3Nl
+Y29uZGFyeS10aXRsZT48L3RpdGxlcz48cGVyaW9kaWNhbD48ZnVsbC10aXRsZT5JRUVFIFNlbnNv
+cnMgTGV0dGVyczwvZnVsbC10aXRsZT48L3BlcmlvZGljYWw+PHBhZ2VzPjEtMzwvcGFnZXM+PHZv
+bHVtZT43PC92b2x1bWU+PG51bWJlcj45PC9udW1iZXI+PGRhdGVzPjx5ZWFyPjIwMjM8L3llYXI+
+PC9kYXRlcz48aXNibj4yNDc1LTE0NzI8L2lzYm4+PHVybHM+PC91cmxzPjxlbGVjdHJvbmljLXJl
+c291cmNlLW51bT4xMC4xMTA5L0xTRU5TLjIwMjMuMzMwMDgwMTwvZWxlY3Ryb25pYy1yZXNvdXJj
+ZS1udW0+PC9yZWNvcmQ+PC9DaXRlPjxDaXRlPjxBdXRob3I+U2hhaDwvQXV0aG9yPjxZZWFyPjIw
+MjU8L1llYXI+PFJlY051bT43NzwvUmVjTnVtPjxyZWNvcmQ+PHJlYy1udW1iZXI+Nzc8L3JlYy1u
+dW1iZXI+PGZvcmVpZ24ta2V5cz48a2V5IGFwcD0iRU4iIGRiLWlkPSJ2OTIwcGZ0MDZycDlkYmV4
+MmFwNTAweDk5eDVycnRzd3h6c3MiIHRpbWVzdGFtcD0iMTc3MjcwMDM2MCIgZ3VpZD0iOGQ5Yjdj
+YTctNjQzYS00NGEzLWEyNWQtM2I4ZTFhZDJlMGZhIj43Nzwva2V5PjwvZm9yZWlnbi1rZXlzPjxy
+ZWYtdHlwZSBuYW1lPSJQYXRlbnQiPjI1PC9yZWYtdHlwZT48Y29udHJpYnV0b3JzPjxhdXRob3Jz
+PjxhdXRob3I+U2hhaCwgTGF3cmVuY2U8L2F1dGhvcj48YXV0aG9yPkNhbm5vbiBSb2dlciwgUy48
+L2F1dGhvcj48YXV0aG9yPkRydW1tZXIgTWFyaywgQS48L2F1dGhvcj48L2F1dGhvcnM+PC9jb250
+cmlidXRvcnM+PHRpdGxlcz48dGl0bGU+TElEQVIgUkVDRUlWRVIgT1BUSUNBTCBMSU1JVEVSPC90
+aXRsZT48L3RpdGxlcz48bnVtYmVyPlVTIDIwMjQxODk2MDk0MSBBPC9udW1iZXI+PGRhdGVzPjx5
+ZWFyPjIwMjU8L3llYXI+PHB1Yi1kYXRlcz48ZGF0ZT4yMDI0LzExLzI2PC9kYXRlPjwvcHViLWRh
+dGVzPjwvZGF0ZXM+PHB1Yi1sb2NhdGlvbj5VUzwvcHViLWxvY2F0aW9uPjxwdWJsaXNoZXI+TFVN
+SU5BUiBURUNIIElOQzwvcHVibGlzaGVyPjxvcmlnLXB1Yj5VUyAyMDI0MTg5NjA5NDEgQSYjeEQ7
+VVMgMjAyMzYzNjA0MDczIFA8L29yaWctcHViPjxpc2JuPlVTIDIwMjUvMDE3MjY3MiBBMTwvaXNi
+bj48d29yay10eXBlPkExPC93b3JrLXR5cGU+PHVybHM+PHJlbGF0ZWQtdXJscz48dXJsPmh0dHBz
+Oi8vbGVucy5vcmcvMTE4LTI5My0zODktNTA0LTYyWDwvdXJsPjwvcmVsYXRlZC11cmxzPjwvdXJs
+cz48Y3VzdG9tMT4yMDI0LzExLzI2PC9jdXN0b20xPjxjdXN0b20yPjIwMjUvMDUvMjk8L2N1c3Rv
+bTI+PC9yZWNvcmQ+PC9DaXRlPjwvRW5kTm90ZT5=
+</w:fldData>
+        </w:fldChar>
+      </w:r>
+      <w:r>
+        <w:instrText xml:space="preserve"> ADDIN EN.CITE </w:instrText>
+      </w:r>
+      <w:r>
+        <w:fldChar w:fldCharType="begin">
+          <w:fldData xml:space="preserve">PEVuZE5vdGU+PENpdGU+PEF1dGhvcj5HYW5kb2xmaTwvQXV0aG9yPjxZZWFyPjIwMjI8L1llYXI+
+PFJlY051bT41MzwvUmVjTnVtPjxEaXNwbGF5VGV4dD5bNywgOCwgMzYsIDM3XTwvRGlzcGxheVRl
+eHQ+PHJlY29yZD48cmVjLW51bWJlcj41MzwvcmVjLW51bWJlcj48Zm9yZWlnbi1rZXlzPjxrZXkg
+YXBwPSJFTiIgZGItaWQ9InY5MjBwZnQwNnJwOWRiZXgyYXA1MDB4OTl4NXJydHN3eHpzcyIgdGlt
+ZXN0YW1wPSIxNzY4MDUyNjUyIiBndWlkPSIwZmE4OTY1ZS1kOTJmLTQzY2ItOWUwNy02NTEwNDkz
+NmVkOWMiPjUzPC9rZXk+PC9mb3JlaWduLWtleXM+PHJlZi10eXBlIG5hbWU9IkNvbmZlcmVuY2Ug
+UHJvY2VlZGluZ3MiPjEwPC9yZWYtdHlwZT48Y29udHJpYnV0b3JzPjxhdXRob3JzPjxhdXRob3I+
+TS4gR2FuZG9sZmk8L2F1dGhvcj48YXV0aG9yPkEuIFRvZ25henppPC9hdXRob3I+PGF1dGhvcj5C
+LiBMaTwvYXV0aG9yPjxhdXRob3I+Ry4gQW1icm9zaW88L2F1dGhvcj48YXV0aG9yPlIuIENhbWFj
+aG8gTW9yYWxlczwvYXV0aG9yPjxhdXRob3I+Qy4gQmFyYXR0bzwvYXV0aG9yPjxhdXRob3I+RC4g
+RGUgQ2VnbGlhPC9hdXRob3I+PGF1dGhvcj5BLiBDLiBDaW5vPC9hdXRob3I+PGF1dGhvcj5ELiBO
+LiBOZXNoZXY8L2F1dGhvcj48YXV0aG9yPkMuIERlIEFuZ2VsaXM8L2F1dGhvcj48L2F1dGhvcnM+
+PC9jb250cmlidXRvcnM+PHRpdGxlcz48dGl0bGU+T3B0aWNhbCBMaW1pdGluZyBUaGluIE11bHRp
+bGF5ZXIgRmlsbXMgQmFzZWQgT24gUGhhc2UgVHJhbnNpdGlvbiBJbiBWTzI8L3RpdGxlPjxzZWNv
+bmRhcnktdGl0bGU+MjAyMiBTaXh0ZWVudGggSW50ZXJuYXRpb25hbCBDb25ncmVzcyBvbiBBcnRp
+ZmljaWFsIE1hdGVyaWFscyBmb3IgTm92ZWwgV2F2ZSBQaGVub21lbmEgKE1ldGFtYXRlcmlhbHMp
+PC9zZWNvbmRhcnktdGl0bGU+PGFsdC10aXRsZT4yMDIyIFNpeHRlZW50aCBJbnRlcm5hdGlvbmFs
+IENvbmdyZXNzIG9uIEFydGlmaWNpYWwgTWF0ZXJpYWxzIGZvciBOb3ZlbCBXYXZlIFBoZW5vbWVu
+YSAoTWV0YW1hdGVyaWFscyk8L2FsdC10aXRsZT48L3RpdGxlcz48cGFnZXM+MTQ4LTE1MDwvcGFn
+ZXM+PGtleXdvcmRzPjxrZXl3b3JkPlBlcmZvcm1hbmNlIGV2YWx1YXRpb248L2tleXdvcmQ+PGtl
+eXdvcmQ+T3B0aWNhbCBkZXNpZ248L2tleXdvcmQ+PGtleXdvcmQ+T3B0aWNhbCBzd2l0Y2hlczwv
+a2V5d29yZD48a2V5d29yZD5MaWdodGluZzwva2V5d29yZD48a2V5d29yZD5WYW5hZGl1bTwva2V5
+d29yZD48a2V5d29yZD5QcmVkaWN0aXZlIG1vZGVsczwva2V5d29yZD48a2V5d29yZD5HZW9tZXRy
+aWNhbCBvcHRpY3M8L2tleXdvcmQ+PC9rZXl3b3Jkcz48ZGF0ZXM+PHllYXI+MjAyMjwveWVhcj48
+cHViLWRhdGVzPjxkYXRlPjEyLTE3IFNlcHQuIDIwMjI8L2RhdGU+PC9wdWItZGF0ZXM+PC9kYXRl
+cz48dXJscz48cmVsYXRlZC11cmxzPjx1cmw+aHR0cHM6Ly9pZWVleHBsb3JlLmllZWUub3JnL3N0
+YW1wUERGL2dldFBERi5qc3A/dHA9JmFtcDthcm51bWJlcj05OTIwNzY3JmFtcDtyZWY9PC91cmw+
+PC9yZWxhdGVkLXVybHM+PC91cmxzPjxlbGVjdHJvbmljLXJlc291cmNlLW51bT4xMC4xMTA5L01l
+dGFtYXRlcmlhbHM1NDk5My4yMDIyLjk5MjA3Njc8L2VsZWN0cm9uaWMtcmVzb3VyY2UtbnVtPjwv
+cmVjb3JkPjwvQ2l0ZT48Q2l0ZT48QXV0aG9yPlRvZ25henppPC9BdXRob3I+PFllYXI+MjAyMzwv
+WWVhcj48UmVjTnVtPjM2PC9SZWNOdW0+PHJlY29yZD48cmVjLW51bWJlcj4zNjwvcmVjLW51bWJl
+cj48Zm9yZWlnbi1rZXlzPjxrZXkgYXBwPSJFTiIgZGItaWQ9InY5MjBwZnQwNnJwOWRiZXgyYXA1
+MDB4OTl4NXJydHN3eHpzcyIgdGltZXN0YW1wPSIxNzY4MDQ4NDg0IiBndWlkPSI1ODJmNGM3My1j
+ODdlLTRiM2EtODQ4OS0yMTViNGNiNjEzMTMiPjM2PC9rZXk+PC9mb3JlaWduLWtleXM+PHJlZi10
+eXBlIG5hbWU9IkpvdXJuYWwgQXJ0aWNsZSI+MTc8L3JlZi10eXBlPjxjb250cmlidXRvcnM+PGF1
+dGhvcnM+PGF1dGhvcj5Ub2duYXp6aSwgQW5kcmVhPC9hdXRob3I+PGF1dGhvcj5HYW5kb2xmaSwg
+TWFyY288L2F1dGhvcj48YXV0aG9yPkxpLCBCb2hhbjwvYXV0aG9yPjxhdXRob3I+QW1icm9zaW8s
+IEdpbmE8L2F1dGhvcj48YXV0aG9yPkZyYW5jZXNjaGluaSwgUGFvbG88L2F1dGhvcj48YXV0aG9y
+PkNhbWFjaG8tTW9yYWxlcywgUm9jaW88L2F1dGhvcj48YXV0aG9yPkNpbm8sIEFsZm9uc28gQ2Fy
+bWVsbzwvYXV0aG9yPjxhdXRob3I+QmFyYXR0bywgQ2FtaWxsYTwvYXV0aG9yPjxhdXRob3I+ZGUg
+Q2VnbGlhLCBEb21lbmljbzwvYXV0aG9yPjxhdXRob3I+TmVzaGV2LCBEcmFnb21pcjwvYXV0aG9y
+PjxhdXRob3I+RGUgQW5nZWxpcywgQ29zdGFudGlubzwvYXV0aG9yPjwvYXV0aG9ycz48L2NvbnRy
+aWJ1dG9ycz48dGl0bGVzPjx0aXRsZT5PcHRvLXRoZXJtYWwgZHluYW1pY3Mgb2YgdGhpbi1maWxt
+IG9wdGljYWwgbGltaXRlcnMgYmFzZWQgb24gdGhlIFZPMiBwaGFzZSB0cmFuc2l0aW9uPC90aXRs
+ZT48c2Vjb25kYXJ5LXRpdGxlPk9wdGljYWwgTWF0ZXJpYWxzIEV4cHJlc3M8L3NlY29uZGFyeS10
+aXRsZT48YWx0LXRpdGxlPk9wdC4gTWF0ZXIuIEV4cHJlc3M8L2FsdC10aXRsZT48L3RpdGxlcz48
+cGVyaW9kaWNhbD48ZnVsbC10aXRsZT5PcHRpY2FsIE1hdGVyaWFscyBFeHByZXNzPC9mdWxsLXRp
+dGxlPjxhYmJyLTE+T3B0LiBNYXRlci4gRXhwcmVzczwvYWJici0xPjwvcGVyaW9kaWNhbD48YWx0
+LXBlcmlvZGljYWw+PGZ1bGwtdGl0bGU+T3B0aWNhbCBNYXRlcmlhbHMgRXhwcmVzczwvZnVsbC10
+aXRsZT48YWJici0xPk9wdC4gTWF0ZXIuIEV4cHJlc3M8L2FiYnItMT48L2FsdC1wZXJpb2RpY2Fs
+PjxwYWdlcz40MS01MjwvcGFnZXM+PHZvbHVtZT4xMzwvdm9sdW1lPjxudW1iZXI+MTwvbnVtYmVy
+PjxrZXl3b3Jkcz48a2V5d29yZD5MaXF1aWQgY3J5c3RhbHM8L2tleXdvcmQ+PGtleXdvcmQ+TWF0
+ZXJpYWxzIHByb2Nlc3Npbmc8L2tleXdvcmQ+PGtleXdvcmQ+T3B0aWNhbCBjb25zdGFudHM8L2tl
+eXdvcmQ+PGtleXdvcmQ+T3B0aWNhbCBsaW1pdGluZzwva2V5d29yZD48a2V5d29yZD5PcHRpY2Fs
+IG1hdGVyaWFsczwva2V5d29yZD48a2V5d29yZD5UaGluIGZpbG1zPC9rZXl3b3JkPjwva2V5d29y
+ZHM+PGRhdGVzPjx5ZWFyPjIwMjM8L3llYXI+PHB1Yi1kYXRlcz48ZGF0ZT4yMDIzLzAxLzAxPC9k
+YXRlPjwvcHViLWRhdGVzPjwvZGF0ZXM+PHB1Ymxpc2hlcj5PcHRpY2EgUHVibGlzaGluZyBHcm91
+cDwvcHVibGlzaGVyPjx1cmxzPjxyZWxhdGVkLXVybHM+PHVybD5odHRwczovL29wZy5vcHRpY2Eu
+b3JnL29tZS9hYnN0cmFjdC5jZm0/VVJJPW9tZS0xMy0xLTQxPC91cmw+PC9yZWxhdGVkLXVybHM+
+PC91cmxzPjxlbGVjdHJvbmljLXJlc291cmNlLW51bT4xMC4xMzY0L09NRS40NzIzNDc8L2VsZWN0
+cm9uaWMtcmVzb3VyY2UtbnVtPjwvcmVjb3JkPjwvQ2l0ZT48Q2l0ZT48QXV0aG9yPkJhcmF0dG88
+L0F1dGhvcj48WWVhcj4yMDIzPC9ZZWFyPjxSZWNOdW0+MzI8L1JlY051bT48cmVjb3JkPjxyZWMt
+bnVtYmVyPjMyPC9yZWMtbnVtYmVyPjxmb3JlaWduLWtleXM+PGtleSBhcHA9IkVOIiBkYi1pZD0i
+djkyMHBmdDA2cnA5ZGJleDJhcDUwMHg5OXg1cnJ0c3d4enNzIiB0aW1lc3RhbXA9IjE3NjgwMjAw
+MDMiIGd1aWQ9IjA4NTkzNDE4LTg5MDMtNDg0MC1hMzJlLTk0OWY0Y2Q1ZWM2OCI+MzI8L2tleT48
+L2ZvcmVpZ24ta2V5cz48cmVmLXR5cGUgbmFtZT0iSm91cm5hbCBBcnRpY2xlIj4xNzwvcmVmLXR5
+cGU+PGNvbnRyaWJ1dG9ycz48YXV0aG9ycz48YXV0aG9yPkMuIEJhcmF0dG88L2F1dGhvcj48YXV0
+aG9yPk0uIEdhbmRvbGZpPC9hdXRob3I+PGF1dGhvcj5BLiBUb2duYXp6aTwvYXV0aG9yPjxhdXRo
+b3I+UC4gRnJhbmNlc2NoaW5pPC9hdXRob3I+PGF1dGhvcj5HLiBBbWJyb3NpbzwvYXV0aG9yPjxh
+dXRob3I+Qi4gTGk8L2F1dGhvcj48YXV0aG9yPlIuIEMuIE1vcmFsZXM8L2F1dGhvcj48YXV0aG9y
+PkQuIGRlIENlZ2xpYTwvYXV0aG9yPjxhdXRob3I+QS4gQy4gQ2lubzwvYXV0aG9yPjxhdXRob3I+
+RC4gTi4gTmVzaGV2PC9hdXRob3I+PGF1dGhvcj5DLiBEZSBBbmdlbGlzPC9hdXRob3I+PC9hdXRo
+b3JzPjwvY29udHJpYnV0b3JzPjx0aXRsZXM+PHRpdGxlPk9wdGljYWwgTGltaXRpbmcgU2Vuc29y
+IEJhc2VkIG9uIE11bHRpbGF5ZXIgT3B0aW1pemF0aW9uIG9mIEFnL1ZPMiBQaGFzZSBDaGFuZ2Ug
+TWF0ZXJpYWw8L3RpdGxlPjxzZWNvbmRhcnktdGl0bGU+SUVFRSBTZW5zb3JzIExldHRlcnM8L3Nl
+Y29uZGFyeS10aXRsZT48L3RpdGxlcz48cGVyaW9kaWNhbD48ZnVsbC10aXRsZT5JRUVFIFNlbnNv
+cnMgTGV0dGVyczwvZnVsbC10aXRsZT48L3BlcmlvZGljYWw+PHBhZ2VzPjEtMzwvcGFnZXM+PHZv
+bHVtZT43PC92b2x1bWU+PG51bWJlcj45PC9udW1iZXI+PGRhdGVzPjx5ZWFyPjIwMjM8L3llYXI+
+PC9kYXRlcz48aXNibj4yNDc1LTE0NzI8L2lzYm4+PHVybHM+PC91cmxzPjxlbGVjdHJvbmljLXJl
+c291cmNlLW51bT4xMC4xMTA5L0xTRU5TLjIwMjMuMzMwMDgwMTwvZWxlY3Ryb25pYy1yZXNvdXJj
+ZS1udW0+PC9yZWNvcmQ+PC9DaXRlPjxDaXRlPjxBdXRob3I+U2hhaDwvQXV0aG9yPjxZZWFyPjIw
+MjU8L1llYXI+PFJlY051bT43NzwvUmVjTnVtPjxyZWNvcmQ+PHJlYy1udW1iZXI+Nzc8L3JlYy1u
+dW1iZXI+PGZvcmVpZ24ta2V5cz48a2V5IGFwcD0iRU4iIGRiLWlkPSJ2OTIwcGZ0MDZycDlkYmV4
+MmFwNTAweDk5eDVycnRzd3h6c3MiIHRpbWVzdGFtcD0iMTc3MjcwMDM2MCIgZ3VpZD0iOGQ5Yjdj
+YTctNjQzYS00NGEzLWEyNWQtM2I4ZTFhZDJlMGZhIj43Nzwva2V5PjwvZm9yZWlnbi1rZXlzPjxy
+ZWYtdHlwZSBuYW1lPSJQYXRlbnQiPjI1PC9yZWYtdHlwZT48Y29udHJpYnV0b3JzPjxhdXRob3Jz
+PjxhdXRob3I+U2hhaCwgTGF3cmVuY2U8L2F1dGhvcj48YXV0aG9yPkNhbm5vbiBSb2dlciwgUy48
+L2F1dGhvcj48YXV0aG9yPkRydW1tZXIgTWFyaywgQS48L2F1dGhvcj48L2F1dGhvcnM+PC9jb250
+cmlidXRvcnM+PHRpdGxlcz48dGl0bGU+TElEQVIgUkVDRUlWRVIgT1BUSUNBTCBMSU1JVEVSPC90
+aXRsZT48L3RpdGxlcz48bnVtYmVyPlVTIDIwMjQxODk2MDk0MSBBPC9udW1iZXI+PGRhdGVzPjx5
+ZWFyPjIwMjU8L3llYXI+PHB1Yi1kYXRlcz48ZGF0ZT4yMDI0LzExLzI2PC9kYXRlPjwvcHViLWRh
+dGVzPjwvZGF0ZXM+PHB1Yi1sb2NhdGlvbj5VUzwvcHViLWxvY2F0aW9uPjxwdWJsaXNoZXI+TFVN
+SU5BUiBURUNIIElOQzwvcHVibGlzaGVyPjxvcmlnLXB1Yj5VUyAyMDI0MTg5NjA5NDEgQSYjeEQ7
+VVMgMjAyMzYzNjA0MDczIFA8L29yaWctcHViPjxpc2JuPlVTIDIwMjUvMDE3MjY3MiBBMTwvaXNi
+bj48d29yay10eXBlPkExPC93b3JrLXR5cGU+PHVybHM+PHJlbGF0ZWQtdXJscz48dXJsPmh0dHBz
+Oi8vbGVucy5vcmcvMTE4LTI5My0zODktNTA0LTYyWDwvdXJsPjwvcmVsYXRlZC11cmxzPjwvdXJs
+cz48Y3VzdG9tMT4yMDI0LzExLzI2PC9jdXN0b20xPjxjdXN0b20yPjIwMjUvMDUvMjk8L2N1c3Rv
+bTI+PC9yZWNvcmQ+PC9DaXRlPjwvRW5kTm90ZT5=
+</w:fldData>
+        </w:fldChar>
+      </w:r>
+      <w:r>
+        <w:instrText xml:space="preserve"> ADDIN EN.CITE.DATA </w:instrText>
+      </w:r>
+      <w:r>
+        <w:fldChar w:fldCharType="end"/>
+      </w:r>
+      <w:r>
+        <w:fldChar w:fldCharType="separate"/>
+      </w:r>
+      <w:r>
+        <w:rPr>
+          <w:noProof/>
+        </w:rPr>
+        <w:t>[7, 8, 36, 37]</w:t>
+      </w:r>
+      <w:r>
+        <w:fldChar w:fldCharType="end"/>
+      </w:r>
+      <w:r>
+        <w:t>.</w:t>
+      </w:r>
+      <w:r>
+        <w:t xml:space="preserve"> </w:t>
+      </w:r>
+      <w:r>
+        <w:t xml:space="preserve">An ideal optical limiter should maximize its transmittivity in ON </w:t>
+      </w:r>
+      <w:r>
+        <w:t xml:space="preserve">but </w:t>
+      </w:r>
+      <w:r>
+        <w:t xml:space="preserve">minimize in OFF mode, while minimize reflectivity and absorptivity </w:t>
+      </w:r>
+      <w:r>
+        <w:t>in</w:t>
+      </w:r>
+      <w:r>
+        <w:t xml:space="preserve"> both modes. If it’s self-activating, it should </w:t>
+      </w:r>
+      <w:r>
+        <w:t>have</w:t>
+      </w:r>
+      <w:r>
+        <w:t xml:space="preserve"> just</w:t>
+      </w:r>
+      <w:r>
+        <w:t xml:space="preserve"> enough absorption to change</w:t>
+      </w:r>
+      <w:r>
+        <w:t>s</w:t>
+      </w:r>
+      <w:r>
+        <w:t xml:space="preserve"> its phase</w:t>
+      </w:r>
+      <w:r>
+        <w:t xml:space="preserve"> to minimize transmission loss in the ON mode</w:t>
+      </w:r>
+      <w:r>
+        <w:t xml:space="preserve">. </w:t>
+      </w:r>
+      <w:r>
+        <w:t>Optical limiter</w:t>
+      </w:r>
+      <w:r>
+        <w:t xml:space="preserve"> designs could be a thin-film </w:t>
+      </w:r>
+      <w:r>
+        <w:t>planar</w:t>
+      </w:r>
+      <w:r>
+        <w:t xml:space="preserve"> or a nanostructured metasurface</w:t>
+      </w:r>
+      <w:r>
+        <w:t xml:space="preserve">; planar designs are easier to </w:t>
+      </w:r>
+      <w:r>
+        <w:t>design, optimize and fabricate</w:t>
+      </w:r>
+      <w:r>
+        <w:t xml:space="preserve">, </w:t>
+      </w:r>
+      <w:r>
+        <w:t>but</w:t>
+      </w:r>
+      <w:r>
+        <w:t xml:space="preserve"> metasurface designs offer more ways to optimize</w:t>
+      </w:r>
+      <w:r>
+        <w:t xml:space="preserve"> </w:t>
+      </w:r>
+      <w:r>
+        <w:fldChar w:fldCharType="begin"/>
+      </w:r>
+      <w:r>
+        <w:instrText xml:space="preserve"> ADDIN EN.CITE &lt;EndNote&gt;&lt;Cite&gt;&lt;Author&gt;Tognazzi&lt;/Author&gt;&lt;Year&gt;2023&lt;/Year&gt;&lt;RecNum&gt;36&lt;/RecNum&gt;&lt;DisplayText&gt;[8]&lt;/DisplayText&gt;&lt;record&gt;&lt;rec-number&gt;36&lt;/rec-number&gt;&lt;foreign-keys&gt;&lt;key app="EN" db-id="v920pft06rp9dbex2ap500x99x5rrtswxzss" timestamp="1768048484" guid="582f4c73-c87e-4b3a-8489-215b4cb61313"&gt;36&lt;/key&gt;&lt;/foreign-keys&gt;&lt;ref-type name="Journal Article"&gt;17&lt;/ref-type&gt;&lt;contributors&gt;&lt;authors&gt;&lt;author&gt;Tognazzi, Andrea&lt;/author&gt;&lt;author&gt;Gandolfi, Marco&lt;/author&gt;&lt;author&gt;Li, Bohan&lt;/author&gt;&lt;author&gt;Ambrosio, Gina&lt;/author&gt;&lt;author&gt;Franceschini, Paolo&lt;/author&gt;&lt;author&gt;Camacho-Morales, Rocio&lt;/author&gt;&lt;author&gt;Cino, Alfonso Carmelo&lt;/author&gt;&lt;author&gt;Baratto, Camilla&lt;/author&gt;&lt;author&gt;de Ceglia, Domenico&lt;/author&gt;&lt;author&gt;Neshev, Dragomir&lt;/author&gt;&lt;author&gt;De Angelis, Costantino&lt;/author&gt;&lt;/authors&gt;&lt;/contributors&gt;&lt;titles&gt;&lt;title&gt;Opto-thermal dynamics of thin-film optical limiters based on the VO2 phase transition&lt;/title&gt;&lt;secondary-title&gt;Optical Materials Express&lt;/secondary-title&gt;&lt;alt-title&gt;Opt. Mater. Express&lt;/alt-title&gt;&lt;/titles&gt;&lt;periodical&gt;&lt;full-title&gt;Optical Materials Express&lt;/full-title&gt;&lt;abbr-1&gt;Opt. Mater. Express&lt;/abbr-1&gt;&lt;/periodical&gt;&lt;alt-periodical&gt;&lt;full-title&gt;Optical Materials Express&lt;/full-title&gt;&lt;abbr-1&gt;Opt. Mater. Express&lt;/abbr-1&gt;&lt;/alt-periodical&gt;&lt;pages&gt;41-52&lt;/pages&gt;&lt;volume&gt;13&lt;/volume&gt;&lt;number&gt;1&lt;/number&gt;&lt;keywords&gt;&lt;keyword&gt;Liquid crystals&lt;/keyword&gt;&lt;keyword&gt;Materials processing&lt;/keyword&gt;&lt;keyword&gt;Optical constants&lt;/keyword&gt;&lt;keyword&gt;Optical limiting&lt;/keyword&gt;&lt;keyword&gt;Optical materials&lt;/keyword&gt;&lt;keyword&gt;Thin films&lt;/keyword&gt;&lt;/keywords&gt;&lt;dates&gt;&lt;year&gt;2023&lt;/year&gt;&lt;pub-dates&gt;&lt;date&gt;2023/01/01&lt;/date&gt;&lt;/pub-dates&gt;&lt;/dates&gt;&lt;publisher&gt;Optica Publishing Group&lt;/publisher&gt;&lt;urls&gt;&lt;related-urls&gt;&lt;url&gt;https://opg.optica.org/ome/abstract.cfm?URI=ome-13-1-41&lt;/url&gt;&lt;/related-urls&gt;&lt;/urls&gt;&lt;electronic-resource-num&gt;10.1364/OME.472347&lt;/electronic-resource-num&gt;&lt;/record&gt;&lt;/Cite&gt;&lt;/EndNote&gt;</w:instrText>
+      </w:r>
+      <w:r>
+        <w:fldChar w:fldCharType="separate"/>
+      </w:r>
+      <w:r>
+        <w:rPr>
+          <w:noProof/>
+        </w:rPr>
+        <w:t>[8]</w:t>
+      </w:r>
+      <w:r>
+        <w:fldChar w:fldCharType="end"/>
+      </w:r>
+      <w:r>
+        <w:t>.</w:t>
+      </w:r>
+      <w:r>
+        <w:t xml:space="preserve"> </w:t>
+      </w:r>
+      <w:r>
+        <w:t xml:space="preserve">For a planar designs, there are many ways to create high transmission </w:t>
+      </w:r>
+      <w:r>
+        <w:t>such as</w:t>
+      </w:r>
+      <w:r>
+        <w:t xml:space="preserve">; </w:t>
+      </w:r>
+      <w:r>
+        <w:t xml:space="preserve">1) </w:t>
+      </w:r>
+      <w:r>
+        <w:t>single or multi-layers antireflection (AR) designs</w:t>
+      </w:r>
+      <w:r>
+        <w:t>. 2) L</w:t>
+      </w:r>
+      <w:r>
+        <w:t xml:space="preserve">ine-pass, long-pass, or short-pass filters </w:t>
+      </w:r>
+      <w:r>
+        <w:fldChar w:fldCharType="begin"/>
+      </w:r>
+      <w:r>
+        <w:instrText xml:space="preserve"> ADDIN EN.CITE &lt;EndNote&gt;&lt;Cite&gt;&lt;Author&gt;Sarangan&lt;/Author&gt;&lt;Year&gt;2020&lt;/Year&gt;&lt;RecNum&gt;66&lt;/RecNum&gt;&lt;DisplayText&gt;[38]&lt;/DisplayText&gt;&lt;record&gt;&lt;rec-number&gt;66&lt;/rec-number&gt;&lt;foreign-keys&gt;&lt;key app="EN" db-id="v920pft06rp9dbex2ap500x99x5rrtswxzss" timestamp="1768215215" guid="8e64e734-f3d1-4c0b-99d4-4d7caf7afa58"&gt;66&lt;/key&gt;&lt;/foreign-keys&gt;&lt;ref-type name="Book"&gt;6&lt;/ref-type&gt;&lt;contributors&gt;&lt;authors&gt;&lt;author&gt;Andrew Sarangan&lt;/author&gt;&lt;/authors&gt;&lt;/contributors&gt;&lt;titles&gt;&lt;title&gt;Optical Thin Film Design&lt;/title&gt;&lt;/titles&gt;&lt;edition&gt;1st Edition&lt;/edition&gt;&lt;section&gt;256&lt;/section&gt;&lt;dates&gt;&lt;year&gt;2020&lt;/year&gt;&lt;/dates&gt;&lt;pub-location&gt;Boca Raton&lt;/pub-location&gt;&lt;publisher&gt;CRC Press&lt;/publisher&gt;&lt;isbn&gt;9780429423352&lt;/isbn&gt;&lt;urls&gt;&lt;/urls&gt;&lt;electronic-resource-num&gt;https://doi.org/10.1201/9780429423352&lt;/electronic-resource-num&gt;&lt;/record&gt;&lt;/Cite&gt;&lt;/EndNote&gt;</w:instrText>
+      </w:r>
+      <w:r>
+        <w:fldChar w:fldCharType="separate"/>
+      </w:r>
+      <w:r>
+        <w:rPr>
+          <w:noProof/>
+        </w:rPr>
+        <w:t>[38]</w:t>
+      </w:r>
+      <w:r>
+        <w:fldChar w:fldCharType="end"/>
+      </w:r>
+      <w:r>
+        <w:t xml:space="preserve">. All of these designs rely on </w:t>
+      </w:r>
+      <w:r>
+        <w:t xml:space="preserve">resonant for AR property. But if the materials used have high extinction coefficients (k index), e.g. metals or some PCMs, a resonant condition will be disrupted </w:t>
+      </w:r>
+      <w:r>
+        <w:rPr>
+          <w:highlight w:val="red"/>
+        </w:rPr>
+        <w:t>due to energy loss correlated to the thickness of high-k index film.</w:t>
+      </w:r>
+      <w:r>
+        <w:t xml:space="preserve"> It can be restored by the use of asymmetrical resonant cavity </w:t>
+      </w:r>
+      <w:r>
+        <w:fldChar w:fldCharType="begin"/>
+      </w:r>
+      <w:r>
+        <w:instrText xml:space="preserve"> ADDIN EN.CITE &lt;EndNote&gt;&lt;Cite&gt;&lt;Author&gt;Sarangan&lt;/Author&gt;&lt;Year&gt;2020&lt;/Year&gt;&lt;RecNum&gt;38&lt;/RecNum&gt;&lt;DisplayText&gt;[39]&lt;/DisplayText&gt;&lt;record&gt;&lt;rec-number&gt;38&lt;/rec-number&gt;&lt;foreign-keys&gt;&lt;key app="EN" db-id="v920pft06rp9dbex2ap500x99x5rrtswxzss" timestamp="1768049998" guid="dde7f428-59aa-475f-b9b0-297f1786a224"&gt;38&lt;/key&gt;&lt;/foreign-keys&gt;&lt;ref-type name="Journal Article"&gt;17&lt;/ref-type&gt;&lt;contributors&gt;&lt;authors&gt;&lt;author&gt;Sarangan, Andrew&lt;/author&gt;&lt;/authors&gt;&lt;/contributors&gt;&lt;titles&gt;&lt;title&gt;Design of resonant cavity thin film structures with complex active layers&lt;/title&gt;&lt;secondary-title&gt;Journal of the Optical Society of America B&lt;/secondary-title&gt;&lt;alt-title&gt;J. Opt. Soc. Am. B&lt;/alt-title&gt;&lt;/titles&gt;&lt;periodical&gt;&lt;full-title&gt;Journal of the Optical Society of America B&lt;/full-title&gt;&lt;abbr-1&gt;J. Opt. Soc. Am. B&lt;/abbr-1&gt;&lt;/periodical&gt;&lt;alt-periodical&gt;&lt;full-title&gt;Journal of the Optical Society of America B&lt;/full-title&gt;&lt;abbr-1&gt;J. Opt. Soc. Am. B&lt;/abbr-1&gt;&lt;/alt-periodical&gt;&lt;pages&gt;3461-3468&lt;/pages&gt;&lt;volume&gt;37&lt;/volume&gt;&lt;number&gt;11&lt;/number&gt;&lt;keywords&gt;&lt;keyword&gt;Bragg reflectors&lt;/keyword&gt;&lt;keyword&gt;Field enhancement&lt;/keyword&gt;&lt;keyword&gt;Optical absorption&lt;/keyword&gt;&lt;keyword&gt;Phase shift&lt;/keyword&gt;&lt;keyword&gt;Refractive index&lt;/keyword&gt;&lt;keyword&gt;Thin films&lt;/keyword&gt;&lt;/keywords&gt;&lt;dates&gt;&lt;year&gt;2020&lt;/year&gt;&lt;pub-dates&gt;&lt;date&gt;2020/11/01&lt;/date&gt;&lt;/pub-dates&gt;&lt;/dates&gt;&lt;publisher&gt;Optica Publishing Group&lt;/publisher&gt;&lt;urls&gt;&lt;related-urls&gt;&lt;url&gt;https://opg.optica.org/josab/abstract.cfm?URI=josab-37-11-3461&lt;/url&gt;&lt;/related-urls&gt;&lt;/urls&gt;&lt;electronic-resource-num&gt;10.1364/JOSAB.404894&lt;/electronic-resource-num&gt;&lt;/record&gt;&lt;/Cite&gt;&lt;/EndNote&gt;</w:instrText>
+      </w:r>
+      <w:r>
+        <w:fldChar w:fldCharType="separate"/>
+      </w:r>
+      <w:r>
+        <w:rPr>
+          <w:noProof/>
+        </w:rPr>
+        <w:t>[39]</w:t>
+      </w:r>
+      <w:r>
+        <w:fldChar w:fldCharType="end"/>
+      </w:r>
+      <w:r>
+        <w:t>, where such a design incorporates high k-index material placed between two mirror-like layers</w:t>
+      </w:r>
+      <w:r>
+        <w:t xml:space="preserve">. The cavity designs have an effect of reducing the total thickness of PCM when compared to other designs, this is especially helpful in the case of PCMs because it reduces the total energy required for phase transitions. </w:t>
+      </w:r>
+      <w:r>
+        <w:rPr>
+          <w:highlight w:val="red"/>
+        </w:rPr>
+        <w:t>Another benefit of thinner total PCM used is the reduction of stress damage due to the contraction and expansion by crystallization and re-amorphization processes</w:t>
+      </w:r>
+      <w:r>
+        <w:rPr>
+          <w:highlight w:val="red"/>
+        </w:rPr>
+        <w:t xml:space="preserve"> </w:t>
+      </w:r>
+      <w:r>
+        <w:rPr>
+          <w:highlight w:val="red"/>
+        </w:rPr>
+        <w:fldChar w:fldCharType="begin"/>
+      </w:r>
+      <w:r>
+        <w:rPr>
+          <w:highlight w:val="red"/>
+        </w:rPr>
+        <w:instrText xml:space="preserve"> ADDIN EN.CITE &lt;EndNote&gt;&lt;Cite&gt;&lt;Author&gt;Huang&lt;/Author&gt;&lt;Year&gt;2023&lt;/Year&gt;&lt;RecNum&gt;12&lt;/RecNum&gt;&lt;DisplayText&gt;[17]&lt;/DisplayText&gt;&lt;record&gt;&lt;rec-number&gt;12&lt;/rec-number&gt;&lt;foreign-keys&gt;&lt;key app="EN" db-id="v920pft06rp9dbex2ap500x99x5rrtswxzss" timestamp="1767963969" guid="8cf7429c-abf9-4f57-ba91-a00e2b70d061"&gt;12&lt;/key&gt;&lt;/foreign-keys&gt;&lt;ref-type name="Journal Article"&gt;17&lt;/ref-type&gt;&lt;contributors&gt;&lt;authors&gt;&lt;author&gt;Huang, Yi-Siou&lt;/author&gt;&lt;author&gt;Lee, Chih-Yu&lt;/author&gt;&lt;author&gt;Rath, Medha&lt;/author&gt;&lt;author&gt;Ferrari, Victoria&lt;/author&gt;&lt;author&gt;Yu, Heshan&lt;/author&gt;&lt;author&gt;Woehl, Taylor J.&lt;/author&gt;&lt;author&gt;Ni, Jimmy H.&lt;/author&gt;&lt;author&gt;Takeuchi, Ichiro&lt;/author&gt;&lt;author&gt;Ríos, Carlos&lt;/author&gt;&lt;/authors&gt;&lt;/contributors&gt;&lt;titles&gt;&lt;title&gt;Tunable structural transmissive color in fano-resonant optical coatings employing phase-change materials&lt;/title&gt;&lt;secondary-title&gt;Materials Today Advances&lt;/secondary-title&gt;&lt;/titles&gt;&lt;periodical&gt;&lt;full-title&gt;Materials Today Advances&lt;/full-title&gt;&lt;/periodical&gt;&lt;pages&gt;100364&lt;/pages&gt;&lt;volume&gt;18&lt;/volume&gt;&lt;keywords&gt;&lt;keyword&gt;Phase-change materials&lt;/keyword&gt;&lt;keyword&gt;Structural color&lt;/keyword&gt;&lt;keyword&gt;Optical coatings&lt;/keyword&gt;&lt;/keywords&gt;&lt;dates&gt;&lt;year&gt;2023&lt;/year&gt;&lt;pub-dates&gt;&lt;date&gt;2023/06/01/&lt;/date&gt;&lt;/pub-dates&gt;&lt;/dates&gt;&lt;isbn&gt;2590-0498&lt;/isbn&gt;&lt;urls&gt;&lt;related-urls&gt;&lt;url&gt;https://www.sciencedirect.com/science/article/pii/S2590049823000243&lt;/url&gt;&lt;/related-urls&gt;&lt;/urls&gt;&lt;electronic-resource-num&gt;https://doi.org/10.1016/j.mtadv.2023.100364&lt;/electronic-resource-num&gt;&lt;/record&gt;&lt;/Cite&gt;&lt;/EndNote&gt;</w:instrText>
+      </w:r>
+      <w:r>
+        <w:rPr>
+          <w:highlight w:val="red"/>
+        </w:rPr>
+        <w:fldChar w:fldCharType="separate"/>
+      </w:r>
+      <w:r>
+        <w:rPr>
+          <w:noProof/>
+          <w:highlight w:val="red"/>
+        </w:rPr>
+        <w:t>[17]</w:t>
+      </w:r>
+      <w:r>
+        <w:rPr>
+          <w:highlight w:val="red"/>
+        </w:rPr>
+        <w:fldChar w:fldCharType="end"/>
+      </w:r>
+      <w:r>
+        <w:rPr>
+          <w:highlight w:val="red"/>
+        </w:rPr>
+        <w:t xml:space="preserve">, negate partial phase transition from the thickness limit of the film and open up more laser optimization schemes for inducing phase transitions </w:t>
+      </w:r>
+      <w:r>
+        <w:rPr>
+          <w:highlight w:val="red"/>
+        </w:rPr>
+        <w:fldChar w:fldCharType="begin"/>
+      </w:r>
+      <w:r>
+        <w:rPr>
+          <w:highlight w:val="red"/>
+        </w:rPr>
+        <w:instrText xml:space="preserve"> ADDIN EN.CITE &lt;EndNote&gt;&lt;Cite&gt;&lt;Author&gt;Lawson&lt;/Author&gt;&lt;Year&gt;2023&lt;/Year&gt;&lt;RecNum&gt;60&lt;/RecNum&gt;&lt;DisplayText&gt;[32]&lt;/DisplayText&gt;&lt;record&gt;&lt;rec-number&gt;60&lt;/rec-number&gt;&lt;foreign-keys&gt;&lt;key app="EN" db-id="v920pft06rp9dbex2ap500x99x5rrtswxzss" timestamp="1768052911" guid="c8950606-4fdd-411c-9882-492341aa05f3"&gt;60&lt;/key&gt;&lt;/foreign-keys&gt;&lt;ref-type name="Journal Article"&gt;17&lt;/ref-type&gt;&lt;contributors&gt;&lt;authors&gt;&lt;author&gt;Lawson, Daniel&lt;/author&gt;&lt;author&gt;Blundell, Sophie&lt;/author&gt;&lt;author&gt;Ebert, Martin&lt;/author&gt;&lt;author&gt;Muskens, Otto L.&lt;/author&gt;&lt;author&gt;Zeimpekis, Ioannis&lt;/author&gt;&lt;/authors&gt;&lt;/contributors&gt;&lt;titles&gt;&lt;title&gt;Optical switching beyond a million cycles of low-loss phase change material Sb2Se3&lt;/title&gt;&lt;secondary-title&gt;Optical Materials Express&lt;/secondary-title&gt;&lt;/titles&gt;&lt;periodical&gt;&lt;full-title&gt;Optical Materials Express&lt;/full-title&gt;&lt;abbr-1&gt;Opt. Mater. Express&lt;/abbr-1&gt;&lt;/periodical&gt;&lt;volume&gt;14&lt;/volume&gt;&lt;number&gt;1&lt;/number&gt;&lt;section&gt;22&lt;/section&gt;&lt;dates&gt;&lt;year&gt;2023&lt;/year&gt;&lt;/dates&gt;&lt;isbn&gt;2159-3930&lt;/isbn&gt;&lt;urls&gt;&lt;/urls&gt;&lt;electronic-resource-num&gt;10.1364/ome.509434&lt;/electronic-resource-num&gt;&lt;/record&gt;&lt;/Cite&gt;&lt;/EndNote&gt;</w:instrText>
+      </w:r>
+      <w:r>
+        <w:rPr>
+          <w:highlight w:val="red"/>
+        </w:rPr>
+        <w:fldChar w:fldCharType="separate"/>
+      </w:r>
+      <w:r>
+        <w:rPr>
+          <w:noProof/>
+          <w:highlight w:val="red"/>
+        </w:rPr>
+        <w:t>[32]</w:t>
+      </w:r>
+      <w:r>
+        <w:rPr>
+          <w:highlight w:val="red"/>
+        </w:rPr>
+        <w:fldChar w:fldCharType="end"/>
+      </w:r>
+      <w:r>
+        <w:rPr>
+          <w:highlight w:val="red"/>
+        </w:rPr>
+        <w:t>.</w:t>
       </w:r>
     </w:p>
     <w:p>
       <w:r>
-        <w:t xml:space="preserve">allows light to transmitted through during its “ON” mode but will block transmissions </w:t>
-      </w:r>
-      <w:r>
-        <w:t>when switch to</w:t>
-      </w:r>
-      <w:r>
-        <w:t xml:space="preserve"> “OFF” mode. </w:t>
-      </w:r>
-      <w:r>
-        <w:t xml:space="preserve">The device could be self-activating </w:t>
-      </w:r>
-      <w:r>
-        <w:rPr>
-          <w:highlight w:val="yellow"/>
-        </w:rPr>
-        <w:t>(i.e., via absorption of light at the operating wavelength),</w:t>
-      </w:r>
-      <w:r>
-        <w:t xml:space="preserve">  or use external means to switch its mode (e.g., heat plate, </w:t>
-      </w:r>
-      <w:r>
-        <w:rPr>
-          <w:highlight w:val="yellow"/>
-        </w:rPr>
-        <w:t>absorption of light outside its operating wavelength).</w:t>
-      </w:r>
-      <w:r>
-        <w:t xml:space="preserve"> </w:t>
-      </w:r>
-      <w:r>
-        <w:t xml:space="preserve">This device can be designed to operate in a single </w:t>
-      </w:r>
-      <w:r>
-        <w:fldChar w:fldCharType="begin">
-          <w:fldData xml:space="preserve">PEVuZE5vdGU+PENpdGU+PEF1dGhvcj5CYXJhdHRvPC9BdXRob3I+PFllYXI+MjAyMzwvWWVhcj48
-UmVjTnVtPjMyPC9SZWNOdW0+PERpc3BsYXlUZXh0Pls3LCA4LCAzMCwgMzFdPC9EaXNwbGF5VGV4
-dD48cmVjb3JkPjxyZWMtbnVtYmVyPjMyPC9yZWMtbnVtYmVyPjxmb3JlaWduLWtleXM+PGtleSBh
-cHA9IkVOIiBkYi1pZD0idjkyMHBmdDA2cnA5ZGJleDJhcDUwMHg5OXg1cnJ0c3d4enNzIiB0aW1l
-c3RhbXA9IjE3NjgwMjAwMDMiIGd1aWQ9IjA4NTkzNDE4LTg5MDMtNDg0MC1hMzJlLTk0OWY0Y2Q1
-ZWM2OCI+MzI8L2tleT48L2ZvcmVpZ24ta2V5cz48cmVmLXR5cGUgbmFtZT0iSm91cm5hbCBBcnRp
-Y2xlIj4xNzwvcmVmLXR5cGU+PGNvbnRyaWJ1dG9ycz48YXV0aG9ycz48YXV0aG9yPkMuIEJhcmF0
-dG88L2F1dGhvcj48YXV0aG9yPk0uIEdhbmRvbGZpPC9hdXRob3I+PGF1dGhvcj5BLiBUb2duYXp6
-aTwvYXV0aG9yPjxhdXRob3I+UC4gRnJhbmNlc2NoaW5pPC9hdXRob3I+PGF1dGhvcj5HLiBBbWJy
-b3NpbzwvYXV0aG9yPjxhdXRob3I+Qi4gTGk8L2F1dGhvcj48YXV0aG9yPlIuIEMuIE1vcmFsZXM8
-L2F1dGhvcj48YXV0aG9yPkQuIGRlIENlZ2xpYTwvYXV0aG9yPjxhdXRob3I+QS4gQy4gQ2lubzwv
-YXV0aG9yPjxhdXRob3I+RC4gTi4gTmVzaGV2PC9hdXRob3I+PGF1dGhvcj5DLiBEZSBBbmdlbGlz
-PC9hdXRob3I+PC9hdXRob3JzPjwvY29udHJpYnV0b3JzPjx0aXRsZXM+PHRpdGxlPk9wdGljYWwg
-TGltaXRpbmcgU2Vuc29yIEJhc2VkIG9uIE11bHRpbGF5ZXIgT3B0aW1pemF0aW9uIG9mIEFnL1ZP
-MiBQaGFzZSBDaGFuZ2UgTWF0ZXJpYWw8L3RpdGxlPjxzZWNvbmRhcnktdGl0bGU+SUVFRSBTZW5z
-b3JzIExldHRlcnM8L3NlY29uZGFyeS10aXRsZT48L3RpdGxlcz48cGVyaW9kaWNhbD48ZnVsbC10
-aXRsZT5JRUVFIFNlbnNvcnMgTGV0dGVyczwvZnVsbC10aXRsZT48L3BlcmlvZGljYWw+PHBhZ2Vz
-PjEtMzwvcGFnZXM+PHZvbHVtZT43PC92b2x1bWU+PG51bWJlcj45PC9udW1iZXI+PGRhdGVzPjx5
-ZWFyPjIwMjM8L3llYXI+PC9kYXRlcz48aXNibj4yNDc1LTE0NzI8L2lzYm4+PHVybHM+PC91cmxz
-PjxlbGVjdHJvbmljLXJlc291cmNlLW51bT4xMC4xMTA5L0xTRU5TLjIwMjMuMzMwMDgwMTwvZWxl
-Y3Ryb25pYy1yZXNvdXJjZS1udW0+PC9yZWNvcmQ+PC9DaXRlPjxDaXRlPjxBdXRob3I+U2hhaDwv
-QXV0aG9yPjxZZWFyPjIwMjU8L1llYXI+PFJlY051bT43NzwvUmVjTnVtPjxyZWNvcmQ+PHJlYy1u
-dW1iZXI+Nzc8L3JlYy1udW1iZXI+PGZvcmVpZ24ta2V5cz48a2V5IGFwcD0iRU4iIGRiLWlkPSJ2
-OTIwcGZ0MDZycDlkYmV4MmFwNTAweDk5eDVycnRzd3h6c3MiIHRpbWVzdGFtcD0iMTc3MjcwMDM2
-MCIgZ3VpZD0iOGQ5YjdjYTctNjQzYS00NGEzLWEyNWQtM2I4ZTFhZDJlMGZhIj43Nzwva2V5Pjwv
-Zm9yZWlnbi1rZXlzPjxyZWYtdHlwZSBuYW1lPSJQYXRlbnQiPjI1PC9yZWYtdHlwZT48Y29udHJp
-YnV0b3JzPjxhdXRob3JzPjxhdXRob3I+U2hhaCwgTGF3cmVuY2U8L2F1dGhvcj48YXV0aG9yPkNh
-bm5vbiBSb2dlciwgUy48L2F1dGhvcj48YXV0aG9yPkRydW1tZXIgTWFyaywgQS48L2F1dGhvcj48
-L2F1dGhvcnM+PC9jb250cmlidXRvcnM+PHRpdGxlcz48dGl0bGU+TElEQVIgUkVDRUlWRVIgT1BU
-SUNBTCBMSU1JVEVSPC90aXRsZT48L3RpdGxlcz48bnVtYmVyPlVTIDIwMjQxODk2MDk0MSBBPC9u
-dW1iZXI+PGRhdGVzPjx5ZWFyPjIwMjU8L3llYXI+PHB1Yi1kYXRlcz48ZGF0ZT4yMDI0LzExLzI2
-PC9kYXRlPjwvcHViLWRhdGVzPjwvZGF0ZXM+PHB1Yi1sb2NhdGlvbj5VUzwvcHViLWxvY2F0aW9u
-PjxwdWJsaXNoZXI+TFVNSU5BUiBURUNIIElOQzwvcHVibGlzaGVyPjxvcmlnLXB1Yj5VUyAyMDI0
-MTg5NjA5NDEgQSYjeEQ7VVMgMjAyMzYzNjA0MDczIFA8L29yaWctcHViPjxpc2JuPlVTIDIwMjUv
-MDE3MjY3MiBBMTwvaXNibj48d29yay10eXBlPkExPC93b3JrLXR5cGU+PHVybHM+PHJlbGF0ZWQt
-dXJscz48dXJsPmh0dHBzOi8vbGVucy5vcmcvMTE4LTI5My0zODktNTA0LTYyWDwvdXJsPjwvcmVs
-YXRlZC11cmxzPjwvdXJscz48Y3VzdG9tMT4yMDI0LzExLzI2PC9jdXN0b20xPjxjdXN0b20yPjIw
-MjUvMDUvMjk8L2N1c3RvbTI+PC9yZWNvcmQ+PC9DaXRlPjxDaXRlPjxBdXRob3I+R2FuZG9sZmk8
-L0F1dGhvcj48WWVhcj4yMDIyPC9ZZWFyPjxSZWNOdW0+NTM8L1JlY051bT48cmVjb3JkPjxyZWMt
-bnVtYmVyPjUzPC9yZWMtbnVtYmVyPjxmb3JlaWduLWtleXM+PGtleSBhcHA9IkVOIiBkYi1pZD0i
-djkyMHBmdDA2cnA5ZGJleDJhcDUwMHg5OXg1cnJ0c3d4enNzIiB0aW1lc3RhbXA9IjE3NjgwNTI2
-NTIiIGd1aWQ9IjBmYTg5NjVlLWQ5MmYtNDNjYi05ZTA3LTY1MTA0OTM2ZWQ5YyI+NTM8L2tleT48
-L2ZvcmVpZ24ta2V5cz48cmVmLXR5cGUgbmFtZT0iQ29uZmVyZW5jZSBQcm9jZWVkaW5ncyI+MTA8
-L3JlZi10eXBlPjxjb250cmlidXRvcnM+PGF1dGhvcnM+PGF1dGhvcj5NLiBHYW5kb2xmaTwvYXV0
-aG9yPjxhdXRob3I+QS4gVG9nbmF6emk8L2F1dGhvcj48YXV0aG9yPkIuIExpPC9hdXRob3I+PGF1
-dGhvcj5HLiBBbWJyb3NpbzwvYXV0aG9yPjxhdXRob3I+Ui4gQ2FtYWNobyBNb3JhbGVzPC9hdXRo
-b3I+PGF1dGhvcj5DLiBCYXJhdHRvPC9hdXRob3I+PGF1dGhvcj5ELiBEZSBDZWdsaWE8L2F1dGhv
-cj48YXV0aG9yPkEuIEMuIENpbm88L2F1dGhvcj48YXV0aG9yPkQuIE4uIE5lc2hldjwvYXV0aG9y
-PjxhdXRob3I+Qy4gRGUgQW5nZWxpczwvYXV0aG9yPjwvYXV0aG9ycz48L2NvbnRyaWJ1dG9ycz48
-dGl0bGVzPjx0aXRsZT5PcHRpY2FsIExpbWl0aW5nIFRoaW4gTXVsdGlsYXllciBGaWxtcyBCYXNl
-ZCBPbiBQaGFzZSBUcmFuc2l0aW9uIEluIFZPMjwvdGl0bGU+PHNlY29uZGFyeS10aXRsZT4yMDIy
-IFNpeHRlZW50aCBJbnRlcm5hdGlvbmFsIENvbmdyZXNzIG9uIEFydGlmaWNpYWwgTWF0ZXJpYWxz
-IGZvciBOb3ZlbCBXYXZlIFBoZW5vbWVuYSAoTWV0YW1hdGVyaWFscyk8L3NlY29uZGFyeS10aXRs
-ZT48YWx0LXRpdGxlPjIwMjIgU2l4dGVlbnRoIEludGVybmF0aW9uYWwgQ29uZ3Jlc3Mgb24gQXJ0
-aWZpY2lhbCBNYXRlcmlhbHMgZm9yIE5vdmVsIFdhdmUgUGhlbm9tZW5hIChNZXRhbWF0ZXJpYWxz
-KTwvYWx0LXRpdGxlPjwvdGl0bGVzPjxwYWdlcz4xNDgtMTUwPC9wYWdlcz48a2V5d29yZHM+PGtl
-eXdvcmQ+UGVyZm9ybWFuY2UgZXZhbHVhdGlvbjwva2V5d29yZD48a2V5d29yZD5PcHRpY2FsIGRl
-c2lnbjwva2V5d29yZD48a2V5d29yZD5PcHRpY2FsIHN3aXRjaGVzPC9rZXl3b3JkPjxrZXl3b3Jk
-PkxpZ2h0aW5nPC9rZXl3b3JkPjxrZXl3b3JkPlZhbmFkaXVtPC9rZXl3b3JkPjxrZXl3b3JkPlBy
-ZWRpY3RpdmUgbW9kZWxzPC9rZXl3b3JkPjxrZXl3b3JkPkdlb21ldHJpY2FsIG9wdGljczwva2V5
-d29yZD48L2tleXdvcmRzPjxkYXRlcz48eWVhcj4yMDIyPC95ZWFyPjxwdWItZGF0ZXM+PGRhdGU+
-MTItMTcgU2VwdC4gMjAyMjwvZGF0ZT48L3B1Yi1kYXRlcz48L2RhdGVzPjx1cmxzPjxyZWxhdGVk
-LXVybHM+PHVybD5odHRwczovL2llZWV4cGxvcmUuaWVlZS5vcmcvc3RhbXBQREYvZ2V0UERGLmpz
-cD90cD0mYW1wO2FybnVtYmVyPTk5MjA3NjcmYW1wO3JlZj08L3VybD48L3JlbGF0ZWQtdXJscz48
-L3VybHM+PGVsZWN0cm9uaWMtcmVzb3VyY2UtbnVtPjEwLjExMDkvTWV0YW1hdGVyaWFsczU0OTkz
-LjIwMjIuOTkyMDc2NzwvZWxlY3Ryb25pYy1yZXNvdXJjZS1udW0+PC9yZWNvcmQ+PC9DaXRlPjxD
-aXRlPjxBdXRob3I+VG9nbmF6emk8L0F1dGhvcj48WWVhcj4yMDIzPC9ZZWFyPjxSZWNOdW0+MzY8
-L1JlY051bT48cmVjb3JkPjxyZWMtbnVtYmVyPjM2PC9yZWMtbnVtYmVyPjxmb3JlaWduLWtleXM+
-PGtleSBhcHA9IkVOIiBkYi1pZD0idjkyMHBmdDA2cnA5ZGJleDJhcDUwMHg5OXg1cnJ0c3d4enNz
-IiB0aW1lc3RhbXA9IjE3NjgwNDg0ODQiIGd1aWQ9IjU4MmY0YzczLWM4N2UtNGIzYS04NDg5LTIx
-NWI0Y2I2MTMxMyI+MzY8L2tleT48L2ZvcmVpZ24ta2V5cz48cmVmLXR5cGUgbmFtZT0iSm91cm5h
-bCBBcnRpY2xlIj4xNzwvcmVmLXR5cGU+PGNvbnRyaWJ1dG9ycz48YXV0aG9ycz48YXV0aG9yPlRv
-Z25henppLCBBbmRyZWE8L2F1dGhvcj48YXV0aG9yPkdhbmRvbGZpLCBNYXJjbzwvYXV0aG9yPjxh
-dXRob3I+TGksIEJvaGFuPC9hdXRob3I+PGF1dGhvcj5BbWJyb3NpbywgR2luYTwvYXV0aG9yPjxh
-dXRob3I+RnJhbmNlc2NoaW5pLCBQYW9sbzwvYXV0aG9yPjxhdXRob3I+Q2FtYWNoby1Nb3JhbGVz
-LCBSb2NpbzwvYXV0aG9yPjxhdXRob3I+Q2lubywgQWxmb25zbyBDYXJtZWxvPC9hdXRob3I+PGF1
-dGhvcj5CYXJhdHRvLCBDYW1pbGxhPC9hdXRob3I+PGF1dGhvcj5kZSBDZWdsaWEsIERvbWVuaWNv
-PC9hdXRob3I+PGF1dGhvcj5OZXNoZXYsIERyYWdvbWlyPC9hdXRob3I+PGF1dGhvcj5EZSBBbmdl
-bGlzLCBDb3N0YW50aW5vPC9hdXRob3I+PC9hdXRob3JzPjwvY29udHJpYnV0b3JzPjx0aXRsZXM+
-PHRpdGxlPk9wdG8tdGhlcm1hbCBkeW5hbWljcyBvZiB0aGluLWZpbG0gb3B0aWNhbCBsaW1pdGVy
-cyBiYXNlZCBvbiB0aGUgVk8yIHBoYXNlIHRyYW5zaXRpb248L3RpdGxlPjxzZWNvbmRhcnktdGl0
-bGU+T3B0aWNhbCBNYXRlcmlhbHMgRXhwcmVzczwvc2Vjb25kYXJ5LXRpdGxlPjxhbHQtdGl0bGU+
-T3B0LiBNYXRlci4gRXhwcmVzczwvYWx0LXRpdGxlPjwvdGl0bGVzPjxwZXJpb2RpY2FsPjxmdWxs
-LXRpdGxlPk9wdGljYWwgTWF0ZXJpYWxzIEV4cHJlc3M8L2Z1bGwtdGl0bGU+PGFiYnItMT5PcHQu
-IE1hdGVyLiBFeHByZXNzPC9hYmJyLTE+PC9wZXJpb2RpY2FsPjxhbHQtcGVyaW9kaWNhbD48ZnVs
-bC10aXRsZT5PcHRpY2FsIE1hdGVyaWFscyBFeHByZXNzPC9mdWxsLXRpdGxlPjxhYmJyLTE+T3B0
-LiBNYXRlci4gRXhwcmVzczwvYWJici0xPjwvYWx0LXBlcmlvZGljYWw+PHBhZ2VzPjQxLTUyPC9w
-YWdlcz48dm9sdW1lPjEzPC92b2x1bWU+PG51bWJlcj4xPC9udW1iZXI+PGtleXdvcmRzPjxrZXl3
-b3JkPkxpcXVpZCBjcnlzdGFsczwva2V5d29yZD48a2V5d29yZD5NYXRlcmlhbHMgcHJvY2Vzc2lu
-Zzwva2V5d29yZD48a2V5d29yZD5PcHRpY2FsIGNvbnN0YW50czwva2V5d29yZD48a2V5d29yZD5P
-cHRpY2FsIGxpbWl0aW5nPC9rZXl3b3JkPjxrZXl3b3JkPk9wdGljYWwgbWF0ZXJpYWxzPC9rZXl3
-b3JkPjxrZXl3b3JkPlRoaW4gZmlsbXM8L2tleXdvcmQ+PC9rZXl3b3Jkcz48ZGF0ZXM+PHllYXI+
-MjAyMzwveWVhcj48cHViLWRhdGVzPjxkYXRlPjIwMjMvMDEvMDE8L2RhdGU+PC9wdWItZGF0ZXM+
-PC9kYXRlcz48cHVibGlzaGVyPk9wdGljYSBQdWJsaXNoaW5nIEdyb3VwPC9wdWJsaXNoZXI+PHVy
-bHM+PHJlbGF0ZWQtdXJscz48dXJsPmh0dHBzOi8vb3BnLm9wdGljYS5vcmcvb21lL2Fic3RyYWN0
-LmNmbT9VUkk9b21lLTEzLTEtNDE8L3VybD48L3JlbGF0ZWQtdXJscz48L3VybHM+PGVsZWN0cm9u
-aWMtcmVzb3VyY2UtbnVtPjEwLjEzNjQvT01FLjQ3MjM0NzwvZWxlY3Ryb25pYy1yZXNvdXJjZS1u
-dW0+PC9yZWNvcmQ+PC9DaXRlPjwvRW5kTm90ZT5=
-</w:fldData>
-        </w:fldChar>
-      </w:r>
-      <w:r>
-        <w:instrText xml:space="preserve"> ADDIN EN.CITE </w:instrText>
-      </w:r>
-      <w:r>
-        <w:fldChar w:fldCharType="begin">
-          <w:fldData xml:space="preserve">PEVuZE5vdGU+PENpdGU+PEF1dGhvcj5CYXJhdHRvPC9BdXRob3I+PFllYXI+MjAyMzwvWWVhcj48
-UmVjTnVtPjMyPC9SZWNOdW0+PERpc3BsYXlUZXh0Pls3LCA4LCAzMCwgMzFdPC9EaXNwbGF5VGV4
-dD48cmVjb3JkPjxyZWMtbnVtYmVyPjMyPC9yZWMtbnVtYmVyPjxmb3JlaWduLWtleXM+PGtleSBh
-cHA9IkVOIiBkYi1pZD0idjkyMHBmdDA2cnA5ZGJleDJhcDUwMHg5OXg1cnJ0c3d4enNzIiB0aW1l
-c3RhbXA9IjE3NjgwMjAwMDMiIGd1aWQ9IjA4NTkzNDE4LTg5MDMtNDg0MC1hMzJlLTk0OWY0Y2Q1
-ZWM2OCI+MzI8L2tleT48L2ZvcmVpZ24ta2V5cz48cmVmLXR5cGUgbmFtZT0iSm91cm5hbCBBcnRp
-Y2xlIj4xNzwvcmVmLXR5cGU+PGNvbnRyaWJ1dG9ycz48YXV0aG9ycz48YXV0aG9yPkMuIEJhcmF0
-dG88L2F1dGhvcj48YXV0aG9yPk0uIEdhbmRvbGZpPC9hdXRob3I+PGF1dGhvcj5BLiBUb2duYXp6
-aTwvYXV0aG9yPjxhdXRob3I+UC4gRnJhbmNlc2NoaW5pPC9hdXRob3I+PGF1dGhvcj5HLiBBbWJy
-b3NpbzwvYXV0aG9yPjxhdXRob3I+Qi4gTGk8L2F1dGhvcj48YXV0aG9yPlIuIEMuIE1vcmFsZXM8
-L2F1dGhvcj48YXV0aG9yPkQuIGRlIENlZ2xpYTwvYXV0aG9yPjxhdXRob3I+QS4gQy4gQ2lubzwv
-YXV0aG9yPjxhdXRob3I+RC4gTi4gTmVzaGV2PC9hdXRob3I+PGF1dGhvcj5DLiBEZSBBbmdlbGlz
-PC9hdXRob3I+PC9hdXRob3JzPjwvY29udHJpYnV0b3JzPjx0aXRsZXM+PHRpdGxlPk9wdGljYWwg
-TGltaXRpbmcgU2Vuc29yIEJhc2VkIG9uIE11bHRpbGF5ZXIgT3B0aW1pemF0aW9uIG9mIEFnL1ZP
-MiBQaGFzZSBDaGFuZ2UgTWF0ZXJpYWw8L3RpdGxlPjxzZWNvbmRhcnktdGl0bGU+SUVFRSBTZW5z
-b3JzIExldHRlcnM8L3NlY29uZGFyeS10aXRsZT48L3RpdGxlcz48cGVyaW9kaWNhbD48ZnVsbC10
-aXRsZT5JRUVFIFNlbnNvcnMgTGV0dGVyczwvZnVsbC10aXRsZT48L3BlcmlvZGljYWw+PHBhZ2Vz
-PjEtMzwvcGFnZXM+PHZvbHVtZT43PC92b2x1bWU+PG51bWJlcj45PC9udW1iZXI+PGRhdGVzPjx5
-ZWFyPjIwMjM8L3llYXI+PC9kYXRlcz48aXNibj4yNDc1LTE0NzI8L2lzYm4+PHVybHM+PC91cmxz
-PjxlbGVjdHJvbmljLXJlc291cmNlLW51bT4xMC4xMTA5L0xTRU5TLjIwMjMuMzMwMDgwMTwvZWxl
-Y3Ryb25pYy1yZXNvdXJjZS1udW0+PC9yZWNvcmQ+PC9DaXRlPjxDaXRlPjxBdXRob3I+U2hhaDwv
-QXV0aG9yPjxZZWFyPjIwMjU8L1llYXI+PFJlY051bT43NzwvUmVjTnVtPjxyZWNvcmQ+PHJlYy1u
-dW1iZXI+Nzc8L3JlYy1udW1iZXI+PGZvcmVpZ24ta2V5cz48a2V5IGFwcD0iRU4iIGRiLWlkPSJ2
-OTIwcGZ0MDZycDlkYmV4MmFwNTAweDk5eDVycnRzd3h6c3MiIHRpbWVzdGFtcD0iMTc3MjcwMDM2
-MCIgZ3VpZD0iOGQ5YjdjYTctNjQzYS00NGEzLWEyNWQtM2I4ZTFhZDJlMGZhIj43Nzwva2V5Pjwv
-Zm9yZWlnbi1rZXlzPjxyZWYtdHlwZSBuYW1lPSJQYXRlbnQiPjI1PC9yZWYtdHlwZT48Y29udHJp
-YnV0b3JzPjxhdXRob3JzPjxhdXRob3I+U2hhaCwgTGF3cmVuY2U8L2F1dGhvcj48YXV0aG9yPkNh
-bm5vbiBSb2dlciwgUy48L2F1dGhvcj48YXV0aG9yPkRydW1tZXIgTWFyaywgQS48L2F1dGhvcj48
-L2F1dGhvcnM+PC9jb250cmlidXRvcnM+PHRpdGxlcz48dGl0bGU+TElEQVIgUkVDRUlWRVIgT1BU
-SUNBTCBMSU1JVEVSPC90aXRsZT48L3RpdGxlcz48bnVtYmVyPlVTIDIwMjQxODk2MDk0MSBBPC9u
-dW1iZXI+PGRhdGVzPjx5ZWFyPjIwMjU8L3llYXI+PHB1Yi1kYXRlcz48ZGF0ZT4yMDI0LzExLzI2
-PC9kYXRlPjwvcHViLWRhdGVzPjwvZGF0ZXM+PHB1Yi1sb2NhdGlvbj5VUzwvcHViLWxvY2F0aW9u
-PjxwdWJsaXNoZXI+TFVNSU5BUiBURUNIIElOQzwvcHVibGlzaGVyPjxvcmlnLXB1Yj5VUyAyMDI0
-MTg5NjA5NDEgQSYjeEQ7VVMgMjAyMzYzNjA0MDczIFA8L29yaWctcHViPjxpc2JuPlVTIDIwMjUv
-MDE3MjY3MiBBMTwvaXNibj48d29yay10eXBlPkExPC93b3JrLXR5cGU+PHVybHM+PHJlbGF0ZWQt
-dXJscz48dXJsPmh0dHBzOi8vbGVucy5vcmcvMTE4LTI5My0zODktNTA0LTYyWDwvdXJsPjwvcmVs
-YXRlZC11cmxzPjwvdXJscz48Y3VzdG9tMT4yMDI0LzExLzI2PC9jdXN0b20xPjxjdXN0b20yPjIw
-MjUvMDUvMjk8L2N1c3RvbTI+PC9yZWNvcmQ+PC9DaXRlPjxDaXRlPjxBdXRob3I+R2FuZG9sZmk8
-L0F1dGhvcj48WWVhcj4yMDIyPC9ZZWFyPjxSZWNOdW0+NTM8L1JlY051bT48cmVjb3JkPjxyZWMt
-bnVtYmVyPjUzPC9yZWMtbnVtYmVyPjxmb3JlaWduLWtleXM+PGtleSBhcHA9IkVOIiBkYi1pZD0i
-djkyMHBmdDA2cnA5ZGJleDJhcDUwMHg5OXg1cnJ0c3d4enNzIiB0aW1lc3RhbXA9IjE3NjgwNTI2
-NTIiIGd1aWQ9IjBmYTg5NjVlLWQ5MmYtNDNjYi05ZTA3LTY1MTA0OTM2ZWQ5YyI+NTM8L2tleT48
-L2ZvcmVpZ24ta2V5cz48cmVmLXR5cGUgbmFtZT0iQ29uZmVyZW5jZSBQcm9jZWVkaW5ncyI+MTA8
-L3JlZi10eXBlPjxjb250cmlidXRvcnM+PGF1dGhvcnM+PGF1dGhvcj5NLiBHYW5kb2xmaTwvYXV0
-aG9yPjxhdXRob3I+QS4gVG9nbmF6emk8L2F1dGhvcj48YXV0aG9yPkIuIExpPC9hdXRob3I+PGF1
-dGhvcj5HLiBBbWJyb3NpbzwvYXV0aG9yPjxhdXRob3I+Ui4gQ2FtYWNobyBNb3JhbGVzPC9hdXRo
-b3I+PGF1dGhvcj5DLiBCYXJhdHRvPC9hdXRob3I+PGF1dGhvcj5ELiBEZSBDZWdsaWE8L2F1dGhv
-cj48YXV0aG9yPkEuIEMuIENpbm88L2F1dGhvcj48YXV0aG9yPkQuIE4uIE5lc2hldjwvYXV0aG9y
-PjxhdXRob3I+Qy4gRGUgQW5nZWxpczwvYXV0aG9yPjwvYXV0aG9ycz48L2NvbnRyaWJ1dG9ycz48
-dGl0bGVzPjx0aXRsZT5PcHRpY2FsIExpbWl0aW5nIFRoaW4gTXVsdGlsYXllciBGaWxtcyBCYXNl
-ZCBPbiBQaGFzZSBUcmFuc2l0aW9uIEluIFZPMjwvdGl0bGU+PHNlY29uZGFyeS10aXRsZT4yMDIy
-IFNpeHRlZW50aCBJbnRlcm5hdGlvbmFsIENvbmdyZXNzIG9uIEFydGlmaWNpYWwgTWF0ZXJpYWxz
-IGZvciBOb3ZlbCBXYXZlIFBoZW5vbWVuYSAoTWV0YW1hdGVyaWFscyk8L3NlY29uZGFyeS10aXRs
-ZT48YWx0LXRpdGxlPjIwMjIgU2l4dGVlbnRoIEludGVybmF0aW9uYWwgQ29uZ3Jlc3Mgb24gQXJ0
-aWZpY2lhbCBNYXRlcmlhbHMgZm9yIE5vdmVsIFdhdmUgUGhlbm9tZW5hIChNZXRhbWF0ZXJpYWxz
-KTwvYWx0LXRpdGxlPjwvdGl0bGVzPjxwYWdlcz4xNDgtMTUwPC9wYWdlcz48a2V5d29yZHM+PGtl
-eXdvcmQ+UGVyZm9ybWFuY2UgZXZhbHVhdGlvbjwva2V5d29yZD48a2V5d29yZD5PcHRpY2FsIGRl
-c2lnbjwva2V5d29yZD48a2V5d29yZD5PcHRpY2FsIHN3aXRjaGVzPC9rZXl3b3JkPjxrZXl3b3Jk
-PkxpZ2h0aW5nPC9rZXl3b3JkPjxrZXl3b3JkPlZhbmFkaXVtPC9rZXl3b3JkPjxrZXl3b3JkPlBy
-ZWRpY3RpdmUgbW9kZWxzPC9rZXl3b3JkPjxrZXl3b3JkPkdlb21ldHJpY2FsIG9wdGljczwva2V5
-d29yZD48L2tleXdvcmRzPjxkYXRlcz48eWVhcj4yMDIyPC95ZWFyPjxwdWItZGF0ZXM+PGRhdGU+
-MTItMTcgU2VwdC4gMjAyMjwvZGF0ZT48L3B1Yi1kYXRlcz48L2RhdGVzPjx1cmxzPjxyZWxhdGVk
-LXVybHM+PHVybD5odHRwczovL2llZWV4cGxvcmUuaWVlZS5vcmcvc3RhbXBQREYvZ2V0UERGLmpz
-cD90cD0mYW1wO2FybnVtYmVyPTk5MjA3NjcmYW1wO3JlZj08L3VybD48L3JlbGF0ZWQtdXJscz48
-L3VybHM+PGVsZWN0cm9uaWMtcmVzb3VyY2UtbnVtPjEwLjExMDkvTWV0YW1hdGVyaWFsczU0OTkz
-LjIwMjIuOTkyMDc2NzwvZWxlY3Ryb25pYy1yZXNvdXJjZS1udW0+PC9yZWNvcmQ+PC9DaXRlPjxD
-aXRlPjxBdXRob3I+VG9nbmF6emk8L0F1dGhvcj48WWVhcj4yMDIzPC9ZZWFyPjxSZWNOdW0+MzY8
-L1JlY051bT48cmVjb3JkPjxyZWMtbnVtYmVyPjM2PC9yZWMtbnVtYmVyPjxmb3JlaWduLWtleXM+
-PGtleSBhcHA9IkVOIiBkYi1pZD0idjkyMHBmdDA2cnA5ZGJleDJhcDUwMHg5OXg1cnJ0c3d4enNz
-IiB0aW1lc3RhbXA9IjE3NjgwNDg0ODQiIGd1aWQ9IjU4MmY0YzczLWM4N2UtNGIzYS04NDg5LTIx
-NWI0Y2I2MTMxMyI+MzY8L2tleT48L2ZvcmVpZ24ta2V5cz48cmVmLXR5cGUgbmFtZT0iSm91cm5h
-bCBBcnRpY2xlIj4xNzwvcmVmLXR5cGU+PGNvbnRyaWJ1dG9ycz48YXV0aG9ycz48YXV0aG9yPlRv
-Z25henppLCBBbmRyZWE8L2F1dGhvcj48YXV0aG9yPkdhbmRvbGZpLCBNYXJjbzwvYXV0aG9yPjxh
-dXRob3I+TGksIEJvaGFuPC9hdXRob3I+PGF1dGhvcj5BbWJyb3NpbywgR2luYTwvYXV0aG9yPjxh
-dXRob3I+RnJhbmNlc2NoaW5pLCBQYW9sbzwvYXV0aG9yPjxhdXRob3I+Q2FtYWNoby1Nb3JhbGVz
-LCBSb2NpbzwvYXV0aG9yPjxhdXRob3I+Q2lubywgQWxmb25zbyBDYXJtZWxvPC9hdXRob3I+PGF1
-dGhvcj5CYXJhdHRvLCBDYW1pbGxhPC9hdXRob3I+PGF1dGhvcj5kZSBDZWdsaWEsIERvbWVuaWNv
-PC9hdXRob3I+PGF1dGhvcj5OZXNoZXYsIERyYWdvbWlyPC9hdXRob3I+PGF1dGhvcj5EZSBBbmdl
-bGlzLCBDb3N0YW50aW5vPC9hdXRob3I+PC9hdXRob3JzPjwvY29udHJpYnV0b3JzPjx0aXRsZXM+
-PHRpdGxlPk9wdG8tdGhlcm1hbCBkeW5hbWljcyBvZiB0aGluLWZpbG0gb3B0aWNhbCBsaW1pdGVy
-cyBiYXNlZCBvbiB0aGUgVk8yIHBoYXNlIHRyYW5zaXRpb248L3RpdGxlPjxzZWNvbmRhcnktdGl0
-bGU+T3B0aWNhbCBNYXRlcmlhbHMgRXhwcmVzczwvc2Vjb25kYXJ5LXRpdGxlPjxhbHQtdGl0bGU+
-T3B0LiBNYXRlci4gRXhwcmVzczwvYWx0LXRpdGxlPjwvdGl0bGVzPjxwZXJpb2RpY2FsPjxmdWxs
-LXRpdGxlPk9wdGljYWwgTWF0ZXJpYWxzIEV4cHJlc3M8L2Z1bGwtdGl0bGU+PGFiYnItMT5PcHQu
-IE1hdGVyLiBFeHByZXNzPC9hYmJyLTE+PC9wZXJpb2RpY2FsPjxhbHQtcGVyaW9kaWNhbD48ZnVs
-bC10aXRsZT5PcHRpY2FsIE1hdGVyaWFscyBFeHByZXNzPC9mdWxsLXRpdGxlPjxhYmJyLTE+T3B0
-LiBNYXRlci4gRXhwcmVzczwvYWJici0xPjwvYWx0LXBlcmlvZGljYWw+PHBhZ2VzPjQxLTUyPC9w
-YWdlcz48dm9sdW1lPjEzPC92b2x1bWU+PG51bWJlcj4xPC9udW1iZXI+PGtleXdvcmRzPjxrZXl3
-b3JkPkxpcXVpZCBjcnlzdGFsczwva2V5d29yZD48a2V5d29yZD5NYXRlcmlhbHMgcHJvY2Vzc2lu
-Zzwva2V5d29yZD48a2V5d29yZD5PcHRpY2FsIGNvbnN0YW50czwva2V5d29yZD48a2V5d29yZD5P
-cHRpY2FsIGxpbWl0aW5nPC9rZXl3b3JkPjxrZXl3b3JkPk9wdGljYWwgbWF0ZXJpYWxzPC9rZXl3
-b3JkPjxrZXl3b3JkPlRoaW4gZmlsbXM8L2tleXdvcmQ+PC9rZXl3b3Jkcz48ZGF0ZXM+PHllYXI+
-MjAyMzwveWVhcj48cHViLWRhdGVzPjxkYXRlPjIwMjMvMDEvMDE8L2RhdGU+PC9wdWItZGF0ZXM+
-PC9kYXRlcz48cHVibGlzaGVyPk9wdGljYSBQdWJsaXNoaW5nIEdyb3VwPC9wdWJsaXNoZXI+PHVy
-bHM+PHJlbGF0ZWQtdXJscz48dXJsPmh0dHBzOi8vb3BnLm9wdGljYS5vcmcvb21lL2Fic3RyYWN0
-LmNmbT9VUkk9b21lLTEzLTEtNDE8L3VybD48L3JlbGF0ZWQtdXJscz48L3VybHM+PGVsZWN0cm9u
-aWMtcmVzb3VyY2UtbnVtPjEwLjEzNjQvT01FLjQ3MjM0NzwvZWxlY3Ryb25pYy1yZXNvdXJjZS1u
-dW0+PC9yZWNvcmQ+PC9DaXRlPjwvRW5kTm90ZT5=
-</w:fldData>
-        </w:fldChar>
-      </w:r>
-      <w:r>
-        <w:instrText xml:space="preserve"> ADDIN EN.CITE.DATA </w:instrText>
+        <w:tab/>
+        <w:t>In this work, we investigate Sb</w:t>
+      </w:r>
+      <w:r>
+        <w:rPr>
+          <w:vertAlign w:val="subscript"/>
+        </w:rPr>
+        <w:t>2</w:t>
+      </w:r>
+      <w:r>
+        <w:t>Se</w:t>
+      </w:r>
+      <w:r>
+        <w:rPr>
+          <w:vertAlign w:val="subscript"/>
+        </w:rPr>
+        <w:t>3</w:t>
+      </w:r>
+      <w:r>
+        <w:t>-based optical limiter</w:t>
+      </w:r>
+      <w:r>
+        <w:t>s</w:t>
+      </w:r>
+      <w:r>
+        <w:t xml:space="preserve"> with a planar thin-film designs. The reference wavelength is selected to be 1064 and 532 nm since its from Nd:YAG laser and its second harmonic which is commonly used in the lab. Another reason is because the two wavelengths show a completely different design approach. At 1064 nm Sb</w:t>
+      </w:r>
+      <w:r>
+        <w:rPr>
+          <w:vertAlign w:val="subscript"/>
+        </w:rPr>
+        <w:t>2</w:t>
+      </w:r>
+      <w:r>
+        <w:t>Se</w:t>
+      </w:r>
+      <w:r>
+        <w:rPr>
+          <w:vertAlign w:val="subscript"/>
+        </w:rPr>
+        <w:t>3</w:t>
+      </w:r>
+      <w:r>
+        <w:t xml:space="preserve"> has near-zero absorptivity in both phases and the refractive index contrast is stable throughout IR spectrum, the goal of the 1064-nm designs is to create a broadband (IR) optical limiter with high transmissivity </w:t>
+      </w:r>
+      <w:r>
+        <w:t>in the ON mode, and reflected most light in the OFF mode. As for 532-nm designs, at this wavelength the k-indices of Sb</w:t>
+      </w:r>
+      <w:r>
+        <w:rPr>
+          <w:vertAlign w:val="subscript"/>
+        </w:rPr>
+        <w:t>2</w:t>
+      </w:r>
+      <w:r>
+        <w:t>Se</w:t>
+      </w:r>
+      <w:r>
+        <w:rPr>
+          <w:vertAlign w:val="subscript"/>
+        </w:rPr>
+        <w:t>3</w:t>
+      </w:r>
+      <w:r>
+        <w:t xml:space="preserve"> are at 1.09 and 2.24 for amorphous and crystalline phase, respectively </w:t>
+      </w:r>
+      <w:r>
+        <w:fldChar w:fldCharType="begin"/>
+      </w:r>
+      <w:r>
+        <w:instrText xml:space="preserve"> ADDIN EN.CITE &lt;EndNote&gt;&lt;Cite&gt;&lt;Author&gt;Delaney&lt;/Author&gt;&lt;Year&gt;2020&lt;/Year&gt;&lt;RecNum&gt;64&lt;/RecNum&gt;&lt;DisplayText&gt;[22]&lt;/DisplayText&gt;&lt;record&gt;&lt;rec-number&gt;64&lt;/rec-number&gt;&lt;foreign-keys&gt;&lt;key app="EN" db-id="v920pft06rp9dbex2ap500x99x5rrtswxzss" timestamp="1768054090" guid="b15b5550-40d7-4ad2-8182-cf6f486a4f50"&gt;64&lt;/key&gt;&lt;/foreign-keys&gt;&lt;ref-type name="Journal Article"&gt;17&lt;/ref-type&gt;&lt;contributors&gt;&lt;authors&gt;&lt;author&gt;Delaney, Matthew&lt;/author&gt;&lt;author&gt;Zeimpekis, Ioannis&lt;/author&gt;&lt;author&gt;Lawson, Daniel&lt;/author&gt;&lt;author&gt;Hewak, Daniel W</w:instrText>
+      </w:r>
+      <w:r>
+        <w:rPr>
+          <w:rFonts w:hint="eastAsia"/>
+        </w:rPr>
+        <w:instrText>.&lt;/author&gt;&lt;author&gt;Muskens, Otto L.&lt;/author&gt;&lt;/authors&gt;&lt;/contributors&gt;&lt;titles&gt;&lt;title&gt;A New Family of Ultralow Loss Reversible Phase</w:instrText>
+      </w:r>
+      <w:r>
+        <w:rPr>
+          <w:rFonts w:hint="eastAsia"/>
+        </w:rPr>
+        <w:instrText>‐</w:instrText>
+      </w:r>
+      <w:r>
+        <w:rPr>
+          <w:rFonts w:hint="eastAsia"/>
+        </w:rPr>
+        <w:instrText>Change Materials for Photonic Integrated Circuits: Sb2S3 and Sb2Se3&lt;/title&gt;&lt;secondary-title&gt;Advanced Functional Materials&lt;/se</w:instrText>
+      </w:r>
+      <w:r>
+        <w:instrText>condary-title&gt;&lt;/titles&gt;&lt;periodical&gt;&lt;full-title&gt;Advanced Functional Materials&lt;/full-title&gt;&lt;/periodical&gt;&lt;volume&gt;30&lt;/volume&gt;&lt;number&gt;36&lt;/number&gt;&lt;dates&gt;&lt;year&gt;2020&lt;/year&gt;&lt;/dates&gt;&lt;isbn&gt;1616-301X&amp;#xD;1616-3028&lt;/isbn&gt;&lt;urls&gt;&lt;/urls&gt;&lt;electronic-resource-num&gt;10.1002/adfm.202002447&lt;/electronic-resource-num&gt;&lt;/record&gt;&lt;/Cite&gt;&lt;/EndNote&gt;</w:instrText>
+      </w:r>
+      <w:r>
+        <w:fldChar w:fldCharType="separate"/>
+      </w:r>
+      <w:r>
+        <w:rPr>
+          <w:noProof/>
+        </w:rPr>
+        <w:t>[22]</w:t>
       </w:r>
       <w:r>
         <w:fldChar w:fldCharType="end"/>
       </w:r>
       <w:r>
-        <w:fldChar w:fldCharType="separate"/>
-      </w:r>
-      <w:r>
-        <w:rPr>
-          <w:noProof/>
-        </w:rPr>
-        <w:t>[7, 8, 30, 31]</w:t>
-      </w:r>
-      <w:r>
-        <w:fldChar w:fldCharType="end"/>
-      </w:r>
-      <w:r>
-        <w:t xml:space="preserve">, or broad spectral mode </w:t>
-      </w:r>
-      <w:r>
-        <w:fldChar w:fldCharType="begin">
-          <w:fldData xml:space="preserve">PEVuZE5vdGU+PENpdGU+PEF1dGhvcj5TYXJhbmdhbjwvQXV0aG9yPjxZZWFyPjIwMTg8L1llYXI+
-PFJlY051bT41ODwvUmVjTnVtPjxEaXNwbGF5VGV4dD5bNC02LCAxMywgMzJdPC9EaXNwbGF5VGV4
-dD48cmVjb3JkPjxyZWMtbnVtYmVyPjU4PC9yZWMtbnVtYmVyPjxmb3JlaWduLWtleXM+PGtleSBh
-cHA9IkVOIiBkYi1pZD0idjkyMHBmdDA2cnA5ZGJleDJhcDUwMHg5OXg1cnJ0c3d4enNzIiB0aW1l
-c3RhbXA9IjE3NjgwNTI4MzIiIGd1aWQ9Ijc2NGY0ODViLTdiMzMtNDBjYS04NGY0LTY0ZTI2MDc0
-MGIwNSI+NTg8L2tleT48L2ZvcmVpZ24ta2V5cz48cmVmLXR5cGUgbmFtZT0iSm91cm5hbCBBcnRp
-Y2xlIj4xNzwvcmVmLXR5cGU+PGNvbnRyaWJ1dG9ycz48YXV0aG9ycz48YXV0aG9yPlNhcmFuZ2Fu
-LCBBbmRyZXc8L2F1dGhvcj48YXV0aG9yPkR1cmFuLCBKb3NoPC9hdXRob3I+PGF1dGhvcj5WYXNp
-bHlldiwgVmxhZGltaXI8L2F1dGhvcj48YXV0aG9yPkxpbWJlcm9wb3Vsb3MsIE5pY2hvbGFvczwv
-YXV0aG9yPjxhdXRob3I+Vml0ZWJza2l5LCBJbHlhPC9hdXRob3I+PGF1dGhvcj5BbmlzaW1vdiwg
-SWdvcjwvYXV0aG9yPjwvYXV0aG9ycz48L2NvbnRyaWJ1dG9ycz48dGl0bGVzPjx0aXRsZT5Ccm9h
-ZGJhbmQgUmVmbGVjdGl2ZSBPcHRpY2FsIExpbWl0ZXIgVXNpbmcgR1NUIFBoYXNlIENoYW5nZSBN
-YXRlcmlhbDwvdGl0bGU+PHNlY29uZGFyeS10aXRsZT5JRUVFIFBob3RvbmljcyBKb3VybmFsPC9z
-ZWNvbmRhcnktdGl0bGU+PC90aXRsZXM+PHBlcmlvZGljYWw+PGZ1bGwtdGl0bGU+SUVFRSBQaG90
-b25pY3MgSm91cm5hbDwvZnVsbC10aXRsZT48L3BlcmlvZGljYWw+PHBhZ2VzPjEtOTwvcGFnZXM+
-PHZvbHVtZT4xMDwvdm9sdW1lPjxudW1iZXI+MjwvbnVtYmVyPjxzZWN0aW9uPjE8L3NlY3Rpb24+
-PGtleXdvcmRzPjxrZXl3b3JkPk5vbmxpbmVhciBvcHRpY3M8L2tleXdvcmQ+PGtleXdvcmQ+QW5u
-ZWFsaW5nPC9rZXl3b3JkPjxrZXl3b3JkPk9wdGljYWwgZGV2aWNlIGZhYnJpY2F0aW9uPC9rZXl3
-b3JkPjxrZXl3b3JkPk9wdGljYWwgc2Vuc29yczwva2V5d29yZD48a2V5d29yZD5PcHRpY2FsIHJl
-ZnJhY3Rpb248L2tleXdvcmQ+PGtleXdvcmQ+T3B0aWNhbCBtYXRlcmlhbHM8L2tleXdvcmQ+PGtl
-eXdvcmQ+UGhhc2UgY2hhbmdlIG1hdGVyaWFsczwva2V5d29yZD48a2V5d29yZD5PcHRpY2FsIHBy
-b3BlcnRpZXMgb2YgcGhvdG9uaWMgbWF0ZXJpYWxzPC9rZXl3b3JkPjxrZXl3b3JkPm11bHRpbGF5
-ZXIgaW50ZXJmZXJlbmNlIGNvYXRpbmdzPC9rZXl3b3JkPjxrZXl3b3JkPmZhYnJpY2F0aW9uIGFu
-ZCBjaGFyYWN0ZXJpemF0aW9uPC9rZXl3b3JkPjxrZXl3b3JkPnBob3RvbmljIGJhbmRnYXAgc3Ry
-dWN0dXJlczwva2V5d29yZD48L2tleXdvcmRzPjxkYXRlcz48eWVhcj4yMDE4PC95ZWFyPjwvZGF0
-ZXM+PGlzYm4+MTk0My0wNjU1PC9pc2JuPjx1cmxzPjxyZWxhdGVkLXVybHM+PHVybD5odHRwczov
-L2llZWV4cGxvcmUuaWVlZS5vcmcvaWVseDcvNDU2Mzk5NC84MzAyMzUzLzA4MjY1MTc1LnBkZj90
-cD0mYW1wO2FybnVtYmVyPTgyNjUxNzUmYW1wO2lzbnVtYmVyPTgzMDIzNTMmYW1wO3JlZj08L3Vy
-bD48L3JlbGF0ZWQtdXJscz48L3VybHM+PGVsZWN0cm9uaWMtcmVzb3VyY2UtbnVtPjEwLjExMDkv
-anBob3QuMjAxOC4yNzk2NDQ4PC9lbGVjdHJvbmljLXJlc291cmNlLW51bT48L3JlY29yZD48L0Np
-dGU+PENpdGU+PEF1dGhvcj5XYW48L0F1dGhvcj48WWVhcj4yMDIxPC9ZZWFyPjxSZWNOdW0+MzA8
-L1JlY051bT48cmVjb3JkPjxyZWMtbnVtYmVyPjMwPC9yZWMtbnVtYmVyPjxmb3JlaWduLWtleXM+
-PGtleSBhcHA9IkVOIiBkYi1pZD0idjkyMHBmdDA2cnA5ZGJleDJhcDUwMHg5OXg1cnJ0c3d4enNz
-IiB0aW1lc3RhbXA9IjE3NjgwMTc2NjYiIGd1aWQ9ImQ3ODU1OGJiLTMzM2QtNDcwMS1hMjc5LWQz
-OWI1Y2ZkZWE2MyI+MzA8L2tleT48L2ZvcmVpZ24ta2V5cz48cmVmLXR5cGUgbmFtZT0iSm91cm5h
-bCBBcnRpY2xlIj4xNzwvcmVmLXR5cGU+PGNvbnRyaWJ1dG9ycz48YXV0aG9ycz48YXV0aG9yPldh
-biwgQ2hlbmdoYW88L2F1dGhvcj48YXV0aG9yPlpoYW5nLCBaaGVuPC9hdXRob3I+PGF1dGhvcj5T
-YWxtYW4sIEphZDwvYXV0aG9yPjxhdXRob3I+S2luZywgSm9uYXRoYW48L2F1dGhvcj48YXV0aG9y
-PlhpYW8sIFl1emhlPC9hdXRob3I+PGF1dGhvcj5ZdSwgWmhhb25pbmc8L2F1dGhvcj48YXV0aG9y
-PlNoYWhzYWZpLCBBbGlyZXphPC9hdXRob3I+PGF1dGhvcj5XYW1ib2xkLCBSYXltb25kPC9hdXRo
-b3I+PGF1dGhvcj5SYW1hbmF0aGFuLCBTaHJpcmFtPC9hdXRob3I+PGF1dGhvcj5LYXRzLCBNaWto
-YWlsIEEuPC9hdXRob3I+PC9hdXRob3JzPjwvY29udHJpYnV0b3JzPjx0aXRsZXM+PHRpdGxlPlVs
-dHJhdGhpbiBCcm9hZGJhbmQgUmVmbGVjdGl2ZSBPcHRpY2FsIExpbWl0ZXI8L3RpdGxlPjxzZWNv
-bmRhcnktdGl0bGU+TGFzZXIgJmFtcDsgUGhvdG9uaWNzIFJldmlld3M8L3NlY29uZGFyeS10aXRs
-ZT48L3RpdGxlcz48cGVyaW9kaWNhbD48ZnVsbC10aXRsZT5MYXNlciAmYW1wOyBQaG90b25pY3Mg
-UmV2aWV3czwvZnVsbC10aXRsZT48L3BlcmlvZGljYWw+PHBhZ2VzPjIxMDAwMDE8L3BhZ2VzPjx2
-b2x1bWU+MTU8L3ZvbHVtZT48bnVtYmVyPjY8L251bWJlcj48ZGF0ZXM+PHllYXI+MjAyMTwveWVh
-cj48L2RhdGVzPjxpc2JuPjE4NjMtODg4MDwvaXNibj48dXJscz48cmVsYXRlZC11cmxzPjx1cmw+
-aHR0cHM6Ly9vbmxpbmVsaWJyYXJ5LndpbGV5LmNvbS9kb2kvYWJzLzEwLjEwMDIvbHBvci4yMDIx
-MDAwMDE8L3VybD48L3JlbGF0ZWQtdXJscz48L3VybHM+PGVsZWN0cm9uaWMtcmVzb3VyY2UtbnVt
-Pmh0dHBzOi8vZG9pLm9yZy8xMC4xMDAyL2xwb3IuMjAyMTAwMDAxPC9lbGVjdHJvbmljLXJlc291
-cmNlLW51bT48L3JlY29yZD48L0NpdGU+PENpdGU+PEF1dGhvcj5Xb29kPC9BdXRob3I+PFllYXI+
-MjAyMTwvWWVhcj48UmVjTnVtPjMzPC9SZWNOdW0+PHJlY29yZD48cmVjLW51bWJlcj4zMzwvcmVj
-LW51bWJlcj48Zm9yZWlnbi1rZXlzPjxrZXkgYXBwPSJFTiIgZGItaWQ9InY5MjBwZnQwNnJwOWRi
-ZXgyYXA1MDB4OTl4NXJydHN3eHpzcyIgdGltZXN0YW1wPSIxNzY4MDIwMjgyIiBndWlkPSI0ZWI2
-YWJmZC03NmE0LTQwODUtYjlhZi0xMjgyN2U5MTAwMjciPjMzPC9rZXk+PC9mb3JlaWduLWtleXM+
-PHJlZi10eXBlIG5hbWU9IkNvbmZlcmVuY2UgUHJvY2VlZGluZ3MiPjEwPC9yZWYtdHlwZT48Y29u
-dHJpYnV0b3JzPjxhdXRob3JzPjxhdXRob3I+TS4gRy4gV29vZDwvYXV0aG9yPjxhdXRob3I+QS4g
-TWNLYXk8L2F1dGhvcj48YXV0aG9yPlQuIEouIE1vcmluPC9hdXRob3I+PGF1dGhvcj5ELiBLLiBT
-ZXJrbGFuZDwvYXV0aG9yPjxhdXRob3I+VC4gUy4gTHVrPC9hdXRob3I+PGF1dGhvcj5TLiBMLiBX
-b2xmbGV5PC9hdXRob3I+PGF1dGhvcj5MLiBHYXN0aWFuPC9hdXRob3I+PGF1dGhvcj5KLiBQLiBN
-dWRyaWNrPC9hdXRob3I+PGF1dGhvcj5CLiBKYXNwZXJzb248L2F1dGhvcj48YXV0aG9yPkguIFQu
-IEpvaG5zb248L2F1dGhvcj48L2F1dGhvcnM+PC9jb250cmlidXRvcnM+PHRpdGxlcz48dGl0bGU+
-T3B0aWNhbGx5LVRyaWdnZXJlZCBPcHRpY2FsIExpbWl0ZXJzIGZvciBTaG9ydC1XYXZlbGVuZ3Ro
-IEluZnJhcmVkIFNlbnNvciBQcm90ZWN0aW9uPC90aXRsZT48c2Vjb25kYXJ5LXRpdGxlPjIwMjEg
-Q29uZmVyZW5jZSBvbiBMYXNlcnMgYW5kIEVsZWN0cm8tT3B0aWNzIChDTEVPKTwvc2Vjb25kYXJ5
-LXRpdGxlPjxhbHQtdGl0bGU+MjAyMSBDb25mZXJlbmNlIG9uIExhc2VycyBhbmQgRWxlY3Ryby1P
-cHRpY3MgKENMRU8pPC9hbHQtdGl0bGU+PC90aXRsZXM+PHBhZ2VzPjEtMjwvcGFnZXM+PGRhdGVz
-Pjx5ZWFyPjIwMjE8L3llYXI+PHB1Yi1kYXRlcz48ZGF0ZT45LTE0IE1heSAyMDIxPC9kYXRlPjwv
-cHViLWRhdGVzPjwvZGF0ZXM+PGlzYm4+MjE2MC04OTg5PC9pc2JuPjx1cmxzPjwvdXJscz48L3Jl
-Y29yZD48L0NpdGU+PENpdGU+PEF1dGhvcj5XYW48L0F1dGhvcj48WWVhcj4yMDE4PC9ZZWFyPjxS
-ZWNOdW0+MTc8L1JlY051bT48cmVjb3JkPjxyZWMtbnVtYmVyPjE3PC9yZWMtbnVtYmVyPjxmb3Jl
-aWduLWtleXM+PGtleSBhcHA9IkVOIiBkYi1pZD0idjkyMHBmdDA2cnA5ZGJleDJhcDUwMHg5OXg1
-cnJ0c3d4enNzIiB0aW1lc3RhbXA9IjE3NjgwMTQ0NzAiIGd1aWQ9IjE1MTkzZmU5LTdlOWItNDM0
-NS04MGVkLTU0NTQxNzYzODk0OCI+MTc8L2tleT48L2ZvcmVpZ24ta2V5cz48cmVmLXR5cGUgbmFt
-ZT0iSm91cm5hbCBBcnRpY2xlIj4xNzwvcmVmLXR5cGU+PGNvbnRyaWJ1dG9ycz48YXV0aG9ycz48
-YXV0aG9yPldhbiwgQ2hlbmdoYW88L2F1dGhvcj48YXV0aG9yPkhvcmFrLCBFcmlrIEguPC9hdXRo
-b3I+PGF1dGhvcj5LaW5nLCBKb25hdGhhbjwvYXV0aG9yPjxhdXRob3I+U2FsbWFuLCBKYWQ8L2F1
-dGhvcj48YXV0aG9yPlpoYW5nLCBaaGVuPC9hdXRob3I+PGF1dGhvcj5aaG91LCBZb3U8L2F1dGhv
-cj48YXV0aG9yPlJvbmV5LCBQYXRyaWNrPC9hdXRob3I+PGF1dGhvcj5HdW5kbGFjaCwgQnJhZGxl
-eTwvYXV0aG9yPjxhdXRob3I+UmFtYW5hdGhhbiwgU2hyaXJhbTwvYXV0aG9yPjxhdXRob3I+R29s
-ZHNtaXRoLCBSYW5kYWxsIEguPC9hdXRob3I+PGF1dGhvcj5LYXRzLCBNaWtoYWlsIEEuPC9hdXRo
-b3I+PC9hdXRob3JzPjwvY29udHJpYnV0b3JzPjx0aXRsZXM+PHRpdGxlPkxpbWl0aW5nIE9wdGlj
-YWwgRGlvZGVzIEVuYWJsZWQgYnkgdGhlIFBoYXNlIFRyYW5zaXRpb24gb2YgVmFuYWRpdW0gRGlv
-eGlkZTwvdGl0bGU+PHNlY29uZGFyeS10aXRsZT5BQ1MgUGhvdG9uaWNzPC9zZWNvbmRhcnktdGl0
-bGU+PC90aXRsZXM+PHBlcmlvZGljYWw+PGZ1bGwtdGl0bGU+QUNTIFBob3RvbmljczwvZnVsbC10
-aXRsZT48L3BlcmlvZGljYWw+PHBhZ2VzPjI2ODgtMjY5MjwvcGFnZXM+PHZvbHVtZT41PC92b2x1
-bWU+PG51bWJlcj43PC9udW1iZXI+PGRhdGVzPjx5ZWFyPjIwMTg8L3llYXI+PHB1Yi1kYXRlcz48
-ZGF0ZT4yMDE4LzA3LzE4PC9kYXRlPjwvcHViLWRhdGVzPjwvZGF0ZXM+PHB1Ymxpc2hlcj5BbWVy
-aWNhbiBDaGVtaWNhbCBTb2NpZXR5PC9wdWJsaXNoZXI+PHVybHM+PHJlbGF0ZWQtdXJscz48dXJs
-Pmh0dHBzOi8vZG9pLm9yZy8xMC4xMDIxL2Fjc3Bob3Rvbmljcy44YjAwMzEzPC91cmw+PC9yZWxh
-dGVkLXVybHM+PC91cmxzPjxlbGVjdHJvbmljLXJlc291cmNlLW51bT4xMC4xMDIxL2Fjc3Bob3Rv
-bmljcy44YjAwMzEzPC9lbGVjdHJvbmljLXJlc291cmNlLW51bT48L3JlY29yZD48L0NpdGU+PENp
-dGU+PEF1dGhvcj5MYW0gVGFpPC9BdXRob3I+PFllYXI+MjAxOTwvWWVhcj48UmVjTnVtPjc4PC9S
-ZWNOdW0+PHJlY29yZD48cmVjLW51bWJlcj43ODwvcmVjLW51bWJlcj48Zm9yZWlnbi1rZXlzPjxr
-ZXkgYXBwPSJFTiIgZGItaWQ9InY5MjBwZnQwNnJwOWRiZXgyYXA1MDB4OTl4NXJydHN3eHpzcyIg
-dGltZXN0YW1wPSIxNzcyNzAwNDU0IiBndWlkPSI2OGVkNzYzYy05YjNkLTRiMTYtYmNhMC0yMmZj
-OTgxMjU4ZGIiPjc4PC9rZXk+PC9mb3JlaWduLWtleXM+PHJlZi10eXBlIG5hbWU9IlBhdGVudCI+
-MjU8L3JlZi10eXBlPjxjb250cmlidXRvcnM+PGF1dGhvcnM+PGF1dGhvcj5MYW0gVGFpLCBBLiBO
-LiBILjwvYXV0aG9yPjwvYXV0aG9ycz48L2NvbnRyaWJ1dG9ycz48dGl0bGVzPjx0aXRsZT5PUFRJ
-Q0FMIExJTUlURVJTIEZPUiBGQUNJTElUQVRJTkcgQVBFUlRVUkUgUFJPVEVDVElPTjwvdGl0bGU+
-PC90aXRsZXM+PG51bWJlcj5VUyAyMDE3MTU3MTYzNjQgQTwvbnVtYmVyPjxkYXRlcz48eWVhcj4y
-MDE5PC95ZWFyPjxwdWItZGF0ZXM+PGRhdGU+MjAxNy8wOS8yNjwvZGF0ZT48L3B1Yi1kYXRlcz48
-L2RhdGVzPjxwdWItbG9jYXRpb24+VVM8L3B1Yi1sb2NhdGlvbj48cHVibGlzaGVyPkJPRUlORyBD
-TzwvcHVibGlzaGVyPjxvcmlnLXB1Yj5VUyAyMDE3MTU3MTYzNjQgQTwvb3JpZy1wdWI+PGlzYm4+
-VVMgMjAxOS8wMDk0NDMwIEExPC9pc2JuPjx3b3JrLXR5cGU+QTE8L3dvcmstdHlwZT48dXJscz48
-cmVsYXRlZC11cmxzPjx1cmw+aHR0cHM6Ly9sZW5zLm9yZy8xNjgtODI5LTQ1Ny0xNDQtMDQ1PC91
-cmw+PC9yZWxhdGVkLXVybHM+PC91cmxzPjxjdXN0b20xPjIwMTcvMDkvMjY8L2N1c3RvbTE+PGN1
-c3RvbTI+MjAxOS8wMy8yODwvY3VzdG9tMj48L3JlY29yZD48L0NpdGU+PENpdGU+PEF1dGhvcj5X
-YW48L0F1dGhvcj48WWVhcj4yMDIxPC9ZZWFyPjxSZWNOdW0+MzA8L1JlY051bT48cmVjb3JkPjxy
-ZWMtbnVtYmVyPjMwPC9yZWMtbnVtYmVyPjxmb3JlaWduLWtleXM+PGtleSBhcHA9IkVOIiBkYi1p
-ZD0idjkyMHBmdDA2cnA5ZGJleDJhcDUwMHg5OXg1cnJ0c3d4enNzIiB0aW1lc3RhbXA9IjE3Njgw
-MTc2NjYiIGd1aWQ9ImQ3ODU1OGJiLTMzM2QtNDcwMS1hMjc5LWQzOWI1Y2ZkZWE2MyI+MzA8L2tl
-eT48L2ZvcmVpZ24ta2V5cz48cmVmLXR5cGUgbmFtZT0iSm91cm5hbCBBcnRpY2xlIj4xNzwvcmVm
-LXR5cGU+PGNvbnRyaWJ1dG9ycz48YXV0aG9ycz48YXV0aG9yPldhbiwgQ2hlbmdoYW88L2F1dGhv
-cj48YXV0aG9yPlpoYW5nLCBaaGVuPC9hdXRob3I+PGF1dGhvcj5TYWxtYW4sIEphZDwvYXV0aG9y
-PjxhdXRob3I+S2luZywgSm9uYXRoYW48L2F1dGhvcj48YXV0aG9yPlhpYW8sIFl1emhlPC9hdXRo
-b3I+PGF1dGhvcj5ZdSwgWmhhb25pbmc8L2F1dGhvcj48YXV0aG9yPlNoYWhzYWZpLCBBbGlyZXph
-PC9hdXRob3I+PGF1dGhvcj5XYW1ib2xkLCBSYXltb25kPC9hdXRob3I+PGF1dGhvcj5SYW1hbmF0
-aGFuLCBTaHJpcmFtPC9hdXRob3I+PGF1dGhvcj5LYXRzLCBNaWtoYWlsIEEuPC9hdXRob3I+PC9h
-dXRob3JzPjwvY29udHJpYnV0b3JzPjx0aXRsZXM+PHRpdGxlPlVsdHJhdGhpbiBCcm9hZGJhbmQg
-UmVmbGVjdGl2ZSBPcHRpY2FsIExpbWl0ZXI8L3RpdGxlPjxzZWNvbmRhcnktdGl0bGU+TGFzZXIg
-JmFtcDsgUGhvdG9uaWNzIFJldmlld3M8L3NlY29uZGFyeS10aXRsZT48L3RpdGxlcz48cGVyaW9k
-aWNhbD48ZnVsbC10aXRsZT5MYXNlciAmYW1wOyBQaG90b25pY3MgUmV2aWV3czwvZnVsbC10aXRs
-ZT48L3BlcmlvZGljYWw+PHBhZ2VzPjIxMDAwMDE8L3BhZ2VzPjx2b2x1bWU+MTU8L3ZvbHVtZT48
-bnVtYmVyPjY8L251bWJlcj48ZGF0ZXM+PHllYXI+MjAyMTwveWVhcj48L2RhdGVzPjxpc2JuPjE4
-NjMtODg4MDwvaXNibj48dXJscz48cmVsYXRlZC11cmxzPjx1cmw+aHR0cHM6Ly9vbmxpbmVsaWJy
-YXJ5LndpbGV5LmNvbS9kb2kvYWJzLzEwLjEwMDIvbHBvci4yMDIxMDAwMDE8L3VybD48L3JlbGF0
-ZWQtdXJscz48L3VybHM+PGVsZWN0cm9uaWMtcmVzb3VyY2UtbnVtPmh0dHBzOi8vZG9pLm9yZy8x
-MC4xMDAyL2xwb3IuMjAyMTAwMDAxPC9lbGVjdHJvbmljLXJlc291cmNlLW51bT48L3JlY29yZD48
-L0NpdGU+PC9FbmROb3RlPn==
-</w:fldData>
-        </w:fldChar>
-      </w:r>
-      <w:r>
-        <w:instrText xml:space="preserve"> ADDIN EN.CITE </w:instrText>
-      </w:r>
-      <w:r>
-        <w:fldChar w:fldCharType="begin">
-          <w:fldData xml:space="preserve">PEVuZE5vdGU+PENpdGU+PEF1dGhvcj5TYXJhbmdhbjwvQXV0aG9yPjxZZWFyPjIwMTg8L1llYXI+
-PFJlY051bT41ODwvUmVjTnVtPjxEaXNwbGF5VGV4dD5bNC02LCAxMywgMzJdPC9EaXNwbGF5VGV4
-dD48cmVjb3JkPjxyZWMtbnVtYmVyPjU4PC9yZWMtbnVtYmVyPjxmb3JlaWduLWtleXM+PGtleSBh
-cHA9IkVOIiBkYi1pZD0idjkyMHBmdDA2cnA5ZGJleDJhcDUwMHg5OXg1cnJ0c3d4enNzIiB0aW1l
-c3RhbXA9IjE3NjgwNTI4MzIiIGd1aWQ9Ijc2NGY0ODViLTdiMzMtNDBjYS04NGY0LTY0ZTI2MDc0
-MGIwNSI+NTg8L2tleT48L2ZvcmVpZ24ta2V5cz48cmVmLXR5cGUgbmFtZT0iSm91cm5hbCBBcnRp
-Y2xlIj4xNzwvcmVmLXR5cGU+PGNvbnRyaWJ1dG9ycz48YXV0aG9ycz48YXV0aG9yPlNhcmFuZ2Fu
-LCBBbmRyZXc8L2F1dGhvcj48YXV0aG9yPkR1cmFuLCBKb3NoPC9hdXRob3I+PGF1dGhvcj5WYXNp
-bHlldiwgVmxhZGltaXI8L2F1dGhvcj48YXV0aG9yPkxpbWJlcm9wb3Vsb3MsIE5pY2hvbGFvczwv
-YXV0aG9yPjxhdXRob3I+Vml0ZWJza2l5LCBJbHlhPC9hdXRob3I+PGF1dGhvcj5BbmlzaW1vdiwg
-SWdvcjwvYXV0aG9yPjwvYXV0aG9ycz48L2NvbnRyaWJ1dG9ycz48dGl0bGVzPjx0aXRsZT5Ccm9h
-ZGJhbmQgUmVmbGVjdGl2ZSBPcHRpY2FsIExpbWl0ZXIgVXNpbmcgR1NUIFBoYXNlIENoYW5nZSBN
-YXRlcmlhbDwvdGl0bGU+PHNlY29uZGFyeS10aXRsZT5JRUVFIFBob3RvbmljcyBKb3VybmFsPC9z
-ZWNvbmRhcnktdGl0bGU+PC90aXRsZXM+PHBlcmlvZGljYWw+PGZ1bGwtdGl0bGU+SUVFRSBQaG90
-b25pY3MgSm91cm5hbDwvZnVsbC10aXRsZT48L3BlcmlvZGljYWw+PHBhZ2VzPjEtOTwvcGFnZXM+
-PHZvbHVtZT4xMDwvdm9sdW1lPjxudW1iZXI+MjwvbnVtYmVyPjxzZWN0aW9uPjE8L3NlY3Rpb24+
-PGtleXdvcmRzPjxrZXl3b3JkPk5vbmxpbmVhciBvcHRpY3M8L2tleXdvcmQ+PGtleXdvcmQ+QW5u
-ZWFsaW5nPC9rZXl3b3JkPjxrZXl3b3JkPk9wdGljYWwgZGV2aWNlIGZhYnJpY2F0aW9uPC9rZXl3
-b3JkPjxrZXl3b3JkPk9wdGljYWwgc2Vuc29yczwva2V5d29yZD48a2V5d29yZD5PcHRpY2FsIHJl
-ZnJhY3Rpb248L2tleXdvcmQ+PGtleXdvcmQ+T3B0aWNhbCBtYXRlcmlhbHM8L2tleXdvcmQ+PGtl
-eXdvcmQ+UGhhc2UgY2hhbmdlIG1hdGVyaWFsczwva2V5d29yZD48a2V5d29yZD5PcHRpY2FsIHBy
-b3BlcnRpZXMgb2YgcGhvdG9uaWMgbWF0ZXJpYWxzPC9rZXl3b3JkPjxrZXl3b3JkPm11bHRpbGF5
-ZXIgaW50ZXJmZXJlbmNlIGNvYXRpbmdzPC9rZXl3b3JkPjxrZXl3b3JkPmZhYnJpY2F0aW9uIGFu
-ZCBjaGFyYWN0ZXJpemF0aW9uPC9rZXl3b3JkPjxrZXl3b3JkPnBob3RvbmljIGJhbmRnYXAgc3Ry
-dWN0dXJlczwva2V5d29yZD48L2tleXdvcmRzPjxkYXRlcz48eWVhcj4yMDE4PC95ZWFyPjwvZGF0
-ZXM+PGlzYm4+MTk0My0wNjU1PC9pc2JuPjx1cmxzPjxyZWxhdGVkLXVybHM+PHVybD5odHRwczov
-L2llZWV4cGxvcmUuaWVlZS5vcmcvaWVseDcvNDU2Mzk5NC84MzAyMzUzLzA4MjY1MTc1LnBkZj90
-cD0mYW1wO2FybnVtYmVyPTgyNjUxNzUmYW1wO2lzbnVtYmVyPTgzMDIzNTMmYW1wO3JlZj08L3Vy
-bD48L3JlbGF0ZWQtdXJscz48L3VybHM+PGVsZWN0cm9uaWMtcmVzb3VyY2UtbnVtPjEwLjExMDkv
-anBob3QuMjAxOC4yNzk2NDQ4PC9lbGVjdHJvbmljLXJlc291cmNlLW51bT48L3JlY29yZD48L0Np
-dGU+PENpdGU+PEF1dGhvcj5XYW48L0F1dGhvcj48WWVhcj4yMDIxPC9ZZWFyPjxSZWNOdW0+MzA8
-L1JlY051bT48cmVjb3JkPjxyZWMtbnVtYmVyPjMwPC9yZWMtbnVtYmVyPjxmb3JlaWduLWtleXM+
-PGtleSBhcHA9IkVOIiBkYi1pZD0idjkyMHBmdDA2cnA5ZGJleDJhcDUwMHg5OXg1cnJ0c3d4enNz
-IiB0aW1lc3RhbXA9IjE3NjgwMTc2NjYiIGd1aWQ9ImQ3ODU1OGJiLTMzM2QtNDcwMS1hMjc5LWQz
-OWI1Y2ZkZWE2MyI+MzA8L2tleT48L2ZvcmVpZ24ta2V5cz48cmVmLXR5cGUgbmFtZT0iSm91cm5h
-bCBBcnRpY2xlIj4xNzwvcmVmLXR5cGU+PGNvbnRyaWJ1dG9ycz48YXV0aG9ycz48YXV0aG9yPldh
-biwgQ2hlbmdoYW88L2F1dGhvcj48YXV0aG9yPlpoYW5nLCBaaGVuPC9hdXRob3I+PGF1dGhvcj5T
-YWxtYW4sIEphZDwvYXV0aG9yPjxhdXRob3I+S2luZywgSm9uYXRoYW48L2F1dGhvcj48YXV0aG9y
-PlhpYW8sIFl1emhlPC9hdXRob3I+PGF1dGhvcj5ZdSwgWmhhb25pbmc8L2F1dGhvcj48YXV0aG9y
-PlNoYWhzYWZpLCBBbGlyZXphPC9hdXRob3I+PGF1dGhvcj5XYW1ib2xkLCBSYXltb25kPC9hdXRo
-b3I+PGF1dGhvcj5SYW1hbmF0aGFuLCBTaHJpcmFtPC9hdXRob3I+PGF1dGhvcj5LYXRzLCBNaWto
-YWlsIEEuPC9hdXRob3I+PC9hdXRob3JzPjwvY29udHJpYnV0b3JzPjx0aXRsZXM+PHRpdGxlPlVs
-dHJhdGhpbiBCcm9hZGJhbmQgUmVmbGVjdGl2ZSBPcHRpY2FsIExpbWl0ZXI8L3RpdGxlPjxzZWNv
-bmRhcnktdGl0bGU+TGFzZXIgJmFtcDsgUGhvdG9uaWNzIFJldmlld3M8L3NlY29uZGFyeS10aXRs
-ZT48L3RpdGxlcz48cGVyaW9kaWNhbD48ZnVsbC10aXRsZT5MYXNlciAmYW1wOyBQaG90b25pY3Mg
-UmV2aWV3czwvZnVsbC10aXRsZT48L3BlcmlvZGljYWw+PHBhZ2VzPjIxMDAwMDE8L3BhZ2VzPjx2
-b2x1bWU+MTU8L3ZvbHVtZT48bnVtYmVyPjY8L251bWJlcj48ZGF0ZXM+PHllYXI+MjAyMTwveWVh
-cj48L2RhdGVzPjxpc2JuPjE4NjMtODg4MDwvaXNibj48dXJscz48cmVsYXRlZC11cmxzPjx1cmw+
-aHR0cHM6Ly9vbmxpbmVsaWJyYXJ5LndpbGV5LmNvbS9kb2kvYWJzLzEwLjEwMDIvbHBvci4yMDIx
-MDAwMDE8L3VybD48L3JlbGF0ZWQtdXJscz48L3VybHM+PGVsZWN0cm9uaWMtcmVzb3VyY2UtbnVt
-Pmh0dHBzOi8vZG9pLm9yZy8xMC4xMDAyL2xwb3IuMjAyMTAwMDAxPC9lbGVjdHJvbmljLXJlc291
-cmNlLW51bT48L3JlY29yZD48L0NpdGU+PENpdGU+PEF1dGhvcj5Xb29kPC9BdXRob3I+PFllYXI+
-MjAyMTwvWWVhcj48UmVjTnVtPjMzPC9SZWNOdW0+PHJlY29yZD48cmVjLW51bWJlcj4zMzwvcmVj
-LW51bWJlcj48Zm9yZWlnbi1rZXlzPjxrZXkgYXBwPSJFTiIgZGItaWQ9InY5MjBwZnQwNnJwOWRi
-ZXgyYXA1MDB4OTl4NXJydHN3eHpzcyIgdGltZXN0YW1wPSIxNzY4MDIwMjgyIiBndWlkPSI0ZWI2
-YWJmZC03NmE0LTQwODUtYjlhZi0xMjgyN2U5MTAwMjciPjMzPC9rZXk+PC9mb3JlaWduLWtleXM+
-PHJlZi10eXBlIG5hbWU9IkNvbmZlcmVuY2UgUHJvY2VlZGluZ3MiPjEwPC9yZWYtdHlwZT48Y29u
-dHJpYnV0b3JzPjxhdXRob3JzPjxhdXRob3I+TS4gRy4gV29vZDwvYXV0aG9yPjxhdXRob3I+QS4g
-TWNLYXk8L2F1dGhvcj48YXV0aG9yPlQuIEouIE1vcmluPC9hdXRob3I+PGF1dGhvcj5ELiBLLiBT
-ZXJrbGFuZDwvYXV0aG9yPjxhdXRob3I+VC4gUy4gTHVrPC9hdXRob3I+PGF1dGhvcj5TLiBMLiBX
-b2xmbGV5PC9hdXRob3I+PGF1dGhvcj5MLiBHYXN0aWFuPC9hdXRob3I+PGF1dGhvcj5KLiBQLiBN
-dWRyaWNrPC9hdXRob3I+PGF1dGhvcj5CLiBKYXNwZXJzb248L2F1dGhvcj48YXV0aG9yPkguIFQu
-IEpvaG5zb248L2F1dGhvcj48L2F1dGhvcnM+PC9jb250cmlidXRvcnM+PHRpdGxlcz48dGl0bGU+
-T3B0aWNhbGx5LVRyaWdnZXJlZCBPcHRpY2FsIExpbWl0ZXJzIGZvciBTaG9ydC1XYXZlbGVuZ3Ro
-IEluZnJhcmVkIFNlbnNvciBQcm90ZWN0aW9uPC90aXRsZT48c2Vjb25kYXJ5LXRpdGxlPjIwMjEg
-Q29uZmVyZW5jZSBvbiBMYXNlcnMgYW5kIEVsZWN0cm8tT3B0aWNzIChDTEVPKTwvc2Vjb25kYXJ5
-LXRpdGxlPjxhbHQtdGl0bGU+MjAyMSBDb25mZXJlbmNlIG9uIExhc2VycyBhbmQgRWxlY3Ryby1P
-cHRpY3MgKENMRU8pPC9hbHQtdGl0bGU+PC90aXRsZXM+PHBhZ2VzPjEtMjwvcGFnZXM+PGRhdGVz
-Pjx5ZWFyPjIwMjE8L3llYXI+PHB1Yi1kYXRlcz48ZGF0ZT45LTE0IE1heSAyMDIxPC9kYXRlPjwv
-cHViLWRhdGVzPjwvZGF0ZXM+PGlzYm4+MjE2MC04OTg5PC9pc2JuPjx1cmxzPjwvdXJscz48L3Jl
-Y29yZD48L0NpdGU+PENpdGU+PEF1dGhvcj5XYW48L0F1dGhvcj48WWVhcj4yMDE4PC9ZZWFyPjxS
-ZWNOdW0+MTc8L1JlY051bT48cmVjb3JkPjxyZWMtbnVtYmVyPjE3PC9yZWMtbnVtYmVyPjxmb3Jl
-aWduLWtleXM+PGtleSBhcHA9IkVOIiBkYi1pZD0idjkyMHBmdDA2cnA5ZGJleDJhcDUwMHg5OXg1
-cnJ0c3d4enNzIiB0aW1lc3RhbXA9IjE3NjgwMTQ0NzAiIGd1aWQ9IjE1MTkzZmU5LTdlOWItNDM0
-NS04MGVkLTU0NTQxNzYzODk0OCI+MTc8L2tleT48L2ZvcmVpZ24ta2V5cz48cmVmLXR5cGUgbmFt
-ZT0iSm91cm5hbCBBcnRpY2xlIj4xNzwvcmVmLXR5cGU+PGNvbnRyaWJ1dG9ycz48YXV0aG9ycz48
-YXV0aG9yPldhbiwgQ2hlbmdoYW88L2F1dGhvcj48YXV0aG9yPkhvcmFrLCBFcmlrIEguPC9hdXRo
-b3I+PGF1dGhvcj5LaW5nLCBKb25hdGhhbjwvYXV0aG9yPjxhdXRob3I+U2FsbWFuLCBKYWQ8L2F1
-dGhvcj48YXV0aG9yPlpoYW5nLCBaaGVuPC9hdXRob3I+PGF1dGhvcj5aaG91LCBZb3U8L2F1dGhv
-cj48YXV0aG9yPlJvbmV5LCBQYXRyaWNrPC9hdXRob3I+PGF1dGhvcj5HdW5kbGFjaCwgQnJhZGxl
-eTwvYXV0aG9yPjxhdXRob3I+UmFtYW5hdGhhbiwgU2hyaXJhbTwvYXV0aG9yPjxhdXRob3I+R29s
-ZHNtaXRoLCBSYW5kYWxsIEguPC9hdXRob3I+PGF1dGhvcj5LYXRzLCBNaWtoYWlsIEEuPC9hdXRo
-b3I+PC9hdXRob3JzPjwvY29udHJpYnV0b3JzPjx0aXRsZXM+PHRpdGxlPkxpbWl0aW5nIE9wdGlj
-YWwgRGlvZGVzIEVuYWJsZWQgYnkgdGhlIFBoYXNlIFRyYW5zaXRpb24gb2YgVmFuYWRpdW0gRGlv
-eGlkZTwvdGl0bGU+PHNlY29uZGFyeS10aXRsZT5BQ1MgUGhvdG9uaWNzPC9zZWNvbmRhcnktdGl0
-bGU+PC90aXRsZXM+PHBlcmlvZGljYWw+PGZ1bGwtdGl0bGU+QUNTIFBob3RvbmljczwvZnVsbC10
-aXRsZT48L3BlcmlvZGljYWw+PHBhZ2VzPjI2ODgtMjY5MjwvcGFnZXM+PHZvbHVtZT41PC92b2x1
-bWU+PG51bWJlcj43PC9udW1iZXI+PGRhdGVzPjx5ZWFyPjIwMTg8L3llYXI+PHB1Yi1kYXRlcz48
-ZGF0ZT4yMDE4LzA3LzE4PC9kYXRlPjwvcHViLWRhdGVzPjwvZGF0ZXM+PHB1Ymxpc2hlcj5BbWVy
-aWNhbiBDaGVtaWNhbCBTb2NpZXR5PC9wdWJsaXNoZXI+PHVybHM+PHJlbGF0ZWQtdXJscz48dXJs
-Pmh0dHBzOi8vZG9pLm9yZy8xMC4xMDIxL2Fjc3Bob3Rvbmljcy44YjAwMzEzPC91cmw+PC9yZWxh
-dGVkLXVybHM+PC91cmxzPjxlbGVjdHJvbmljLXJlc291cmNlLW51bT4xMC4xMDIxL2Fjc3Bob3Rv
-bmljcy44YjAwMzEzPC9lbGVjdHJvbmljLXJlc291cmNlLW51bT48L3JlY29yZD48L0NpdGU+PENp
-dGU+PEF1dGhvcj5MYW0gVGFpPC9BdXRob3I+PFllYXI+MjAxOTwvWWVhcj48UmVjTnVtPjc4PC9S
-ZWNOdW0+PHJlY29yZD48cmVjLW51bWJlcj43ODwvcmVjLW51bWJlcj48Zm9yZWlnbi1rZXlzPjxr
-ZXkgYXBwPSJFTiIgZGItaWQ9InY5MjBwZnQwNnJwOWRiZXgyYXA1MDB4OTl4NXJydHN3eHpzcyIg
-dGltZXN0YW1wPSIxNzcyNzAwNDU0IiBndWlkPSI2OGVkNzYzYy05YjNkLTRiMTYtYmNhMC0yMmZj
-OTgxMjU4ZGIiPjc4PC9rZXk+PC9mb3JlaWduLWtleXM+PHJlZi10eXBlIG5hbWU9IlBhdGVudCI+
-MjU8L3JlZi10eXBlPjxjb250cmlidXRvcnM+PGF1dGhvcnM+PGF1dGhvcj5MYW0gVGFpLCBBLiBO
-LiBILjwvYXV0aG9yPjwvYXV0aG9ycz48L2NvbnRyaWJ1dG9ycz48dGl0bGVzPjx0aXRsZT5PUFRJ
-Q0FMIExJTUlURVJTIEZPUiBGQUNJTElUQVRJTkcgQVBFUlRVUkUgUFJPVEVDVElPTjwvdGl0bGU+
-PC90aXRsZXM+PG51bWJlcj5VUyAyMDE3MTU3MTYzNjQgQTwvbnVtYmVyPjxkYXRlcz48eWVhcj4y
-MDE5PC95ZWFyPjxwdWItZGF0ZXM+PGRhdGU+MjAxNy8wOS8yNjwvZGF0ZT48L3B1Yi1kYXRlcz48
-L2RhdGVzPjxwdWItbG9jYXRpb24+VVM8L3B1Yi1sb2NhdGlvbj48cHVibGlzaGVyPkJPRUlORyBD
-TzwvcHVibGlzaGVyPjxvcmlnLXB1Yj5VUyAyMDE3MTU3MTYzNjQgQTwvb3JpZy1wdWI+PGlzYm4+
-VVMgMjAxOS8wMDk0NDMwIEExPC9pc2JuPjx3b3JrLXR5cGU+QTE8L3dvcmstdHlwZT48dXJscz48
-cmVsYXRlZC11cmxzPjx1cmw+aHR0cHM6Ly9sZW5zLm9yZy8xNjgtODI5LTQ1Ny0xNDQtMDQ1PC91
-cmw+PC9yZWxhdGVkLXVybHM+PC91cmxzPjxjdXN0b20xPjIwMTcvMDkvMjY8L2N1c3RvbTE+PGN1
-c3RvbTI+MjAxOS8wMy8yODwvY3VzdG9tMj48L3JlY29yZD48L0NpdGU+PENpdGU+PEF1dGhvcj5X
-YW48L0F1dGhvcj48WWVhcj4yMDIxPC9ZZWFyPjxSZWNOdW0+MzA8L1JlY051bT48cmVjb3JkPjxy
-ZWMtbnVtYmVyPjMwPC9yZWMtbnVtYmVyPjxmb3JlaWduLWtleXM+PGtleSBhcHA9IkVOIiBkYi1p
-ZD0idjkyMHBmdDA2cnA5ZGJleDJhcDUwMHg5OXg1cnJ0c3d4enNzIiB0aW1lc3RhbXA9IjE3Njgw
-MTc2NjYiIGd1aWQ9ImQ3ODU1OGJiLTMzM2QtNDcwMS1hMjc5LWQzOWI1Y2ZkZWE2MyI+MzA8L2tl
-eT48L2ZvcmVpZ24ta2V5cz48cmVmLXR5cGUgbmFtZT0iSm91cm5hbCBBcnRpY2xlIj4xNzwvcmVm
-LXR5cGU+PGNvbnRyaWJ1dG9ycz48YXV0aG9ycz48YXV0aG9yPldhbiwgQ2hlbmdoYW88L2F1dGhv
-cj48YXV0aG9yPlpoYW5nLCBaaGVuPC9hdXRob3I+PGF1dGhvcj5TYWxtYW4sIEphZDwvYXV0aG9y
-PjxhdXRob3I+S2luZywgSm9uYXRoYW48L2F1dGhvcj48YXV0aG9yPlhpYW8sIFl1emhlPC9hdXRo
-b3I+PGF1dGhvcj5ZdSwgWmhhb25pbmc8L2F1dGhvcj48YXV0aG9yPlNoYWhzYWZpLCBBbGlyZXph
-PC9hdXRob3I+PGF1dGhvcj5XYW1ib2xkLCBSYXltb25kPC9hdXRob3I+PGF1dGhvcj5SYW1hbmF0
-aGFuLCBTaHJpcmFtPC9hdXRob3I+PGF1dGhvcj5LYXRzLCBNaWtoYWlsIEEuPC9hdXRob3I+PC9h
-dXRob3JzPjwvY29udHJpYnV0b3JzPjx0aXRsZXM+PHRpdGxlPlVsdHJhdGhpbiBCcm9hZGJhbmQg
-UmVmbGVjdGl2ZSBPcHRpY2FsIExpbWl0ZXI8L3RpdGxlPjxzZWNvbmRhcnktdGl0bGU+TGFzZXIg
-JmFtcDsgUGhvdG9uaWNzIFJldmlld3M8L3NlY29uZGFyeS10aXRsZT48L3RpdGxlcz48cGVyaW9k
-aWNhbD48ZnVsbC10aXRsZT5MYXNlciAmYW1wOyBQaG90b25pY3MgUmV2aWV3czwvZnVsbC10aXRs
-ZT48L3BlcmlvZGljYWw+PHBhZ2VzPjIxMDAwMDE8L3BhZ2VzPjx2b2x1bWU+MTU8L3ZvbHVtZT48
-bnVtYmVyPjY8L251bWJlcj48ZGF0ZXM+PHllYXI+MjAyMTwveWVhcj48L2RhdGVzPjxpc2JuPjE4
-NjMtODg4MDwvaXNibj48dXJscz48cmVsYXRlZC11cmxzPjx1cmw+aHR0cHM6Ly9vbmxpbmVsaWJy
-YXJ5LndpbGV5LmNvbS9kb2kvYWJzLzEwLjEwMDIvbHBvci4yMDIxMDAwMDE8L3VybD48L3JlbGF0
-ZWQtdXJscz48L3VybHM+PGVsZWN0cm9uaWMtcmVzb3VyY2UtbnVtPmh0dHBzOi8vZG9pLm9yZy8x
-MC4xMDAyL2xwb3IuMjAyMTAwMDAxPC9lbGVjdHJvbmljLXJlc291cmNlLW51bT48L3JlY29yZD48
-L0NpdGU+PC9FbmROb3RlPn==
-</w:fldData>
-        </w:fldChar>
-      </w:r>
-      <w:r>
-        <w:instrText xml:space="preserve"> ADDIN EN.CITE.DATA </w:instrText>
-      </w:r>
-      <w:r>
-        <w:fldChar w:fldCharType="end"/>
-      </w:r>
-      <w:r>
-        <w:fldChar w:fldCharType="separate"/>
-      </w:r>
-      <w:r>
-        <w:rPr>
-          <w:noProof/>
-        </w:rPr>
-        <w:t>[4-6, 13, 32]</w:t>
-      </w:r>
-      <w:r>
-        <w:fldChar w:fldCharType="end"/>
-      </w:r>
-      <w:r>
-        <w:t>.</w:t>
-      </w:r>
-      <w:r>
-        <w:t xml:space="preserve"> </w:t>
-      </w:r>
-      <w:r>
-        <w:t xml:space="preserve">An ideal optical limiter should maximize its transmittivity in ON mode and minimize in OFF mode, while minimize the reflectivity and absorptivity </w:t>
-      </w:r>
-      <w:r>
-        <w:t>of</w:t>
-      </w:r>
-      <w:r>
-        <w:t xml:space="preserve"> both modes. If it’s self-activating, it should have</w:t>
-      </w:r>
-      <w:r>
-        <w:t xml:space="preserve"> just</w:t>
-      </w:r>
-      <w:r>
-        <w:t xml:space="preserve"> enough absorption to change its phase</w:t>
-      </w:r>
-      <w:r>
-        <w:t xml:space="preserve"> to minimize transmission loss in the “ON” mode</w:t>
-      </w:r>
-      <w:r>
-        <w:t xml:space="preserve">. </w:t>
-      </w:r>
-      <w:r>
-        <w:t xml:space="preserve">And since all types of optical limiters only utilize transmission </w:t>
-      </w:r>
-      <w:r>
-        <w:t>(and absorption for self-activating type)</w:t>
-      </w:r>
-      <w:r>
-        <w:t xml:space="preserve">, minimizing reflectivity with antireflection </w:t>
-      </w:r>
-      <w:r>
-        <w:t xml:space="preserve">(AR) </w:t>
-      </w:r>
-      <w:r>
-        <w:t>designs</w:t>
-      </w:r>
-      <w:r>
-        <w:t xml:space="preserve"> is ideal. </w:t>
-      </w:r>
-      <w:r>
-        <w:t>Optical limiter</w:t>
-      </w:r>
-      <w:r>
-        <w:t xml:space="preserve"> designs could be a thin-film planar or a nanostructured metasurface</w:t>
-      </w:r>
-      <w:r>
-        <w:t>; planar designs are easier to optimize for AR condition, where metasurface designs are more difficult and</w:t>
-      </w:r>
-      <w:r>
-        <w:t xml:space="preserve"> expensive </w:t>
-      </w:r>
-      <w:r>
-        <w:t>to fabricate</w:t>
-      </w:r>
-      <w:r>
-        <w:t xml:space="preserve"> but offer more ways to optimize</w:t>
-      </w:r>
-      <w:r>
-        <w:t xml:space="preserve"> </w:t>
-      </w:r>
-      <w:r>
-        <w:fldChar w:fldCharType="begin"/>
-      </w:r>
-      <w:r>
-        <w:instrText xml:space="preserve"> ADDIN EN.CITE &lt;EndNote&gt;&lt;Cite&gt;&lt;Author&gt;Tognazzi&lt;/Author&gt;&lt;Year&gt;2023&lt;/Year&gt;&lt;RecNum&gt;36&lt;/RecNum&gt;&lt;DisplayText&gt;[8]&lt;/DisplayText&gt;&lt;record&gt;&lt;rec-number&gt;36&lt;/rec-number&gt;&lt;foreign-keys&gt;&lt;key app="EN" db-id="v920pft06rp9dbex2ap500x99x5rrtswxzss" timestamp="1768048484" guid="582f4c73-c87e-4b3a-8489-215b4cb61313"&gt;36&lt;/key&gt;&lt;/foreign-keys&gt;&lt;ref-type name="Journal Article"&gt;17&lt;/ref-type&gt;&lt;contributors&gt;&lt;authors&gt;&lt;author&gt;Tognazzi, Andrea&lt;/author&gt;&lt;author&gt;Gandolfi, Marco&lt;/author&gt;&lt;author&gt;Li, Bohan&lt;/author&gt;&lt;author&gt;Ambrosio, Gina&lt;/author&gt;&lt;author&gt;Franceschini, Paolo&lt;/author&gt;&lt;author&gt;Camacho-Morales, Rocio&lt;/author&gt;&lt;author&gt;Cino, Alfonso Carmelo&lt;/author&gt;&lt;author&gt;Baratto, Camilla&lt;/author&gt;&lt;author&gt;de Ceglia, Domenico&lt;/author&gt;&lt;author&gt;Neshev, Dragomir&lt;/author&gt;&lt;author&gt;De Angelis, Costantino&lt;/author&gt;&lt;/authors&gt;&lt;/contributors&gt;&lt;titles&gt;&lt;title&gt;Opto-thermal dynamics of thin-film optical limiters based on the VO2 phase transition&lt;/title&gt;&lt;secondary-title&gt;Optical Materials Express&lt;/secondary-title&gt;&lt;alt-title&gt;Opt. Mater. Express&lt;/alt-title&gt;&lt;/titles&gt;&lt;periodical&gt;&lt;full-title&gt;Optical Materials Express&lt;/full-title&gt;&lt;abbr-1&gt;Opt. Mater. Express&lt;/abbr-1&gt;&lt;/periodical&gt;&lt;alt-periodical&gt;&lt;full-title&gt;Optical Materials Express&lt;/full-title&gt;&lt;abbr-1&gt;Opt. Mater. Express&lt;/abbr-1&gt;&lt;/alt-periodical&gt;&lt;pages&gt;41-52&lt;/pages&gt;&lt;volume&gt;13&lt;/volume&gt;&lt;number&gt;1&lt;/number&gt;&lt;keywords&gt;&lt;keyword&gt;Liquid crystals&lt;/keyword&gt;&lt;keyword&gt;Materials processing&lt;/keyword&gt;&lt;keyword&gt;Optical constants&lt;/keyword&gt;&lt;keyword&gt;Optical limiting&lt;/keyword&gt;&lt;keyword&gt;Optical materials&lt;/keyword&gt;&lt;keyword&gt;Thin films&lt;/keyword&gt;&lt;/keywords&gt;&lt;dates&gt;&lt;year&gt;2023&lt;/year&gt;&lt;pub-dates&gt;&lt;date&gt;2023/01/01&lt;/date&gt;&lt;/pub-dates&gt;&lt;/dates&gt;&lt;publisher&gt;Optica Publishing Group&lt;/publisher&gt;&lt;urls&gt;&lt;related-urls&gt;&lt;url&gt;https://opg.optica.org/ome/abstract.cfm?URI=ome-13-1-41&lt;/url&gt;&lt;/related-urls&gt;&lt;/urls&gt;&lt;electronic-resource-num&gt;10.1364/OME.472347&lt;/electronic-resource-num&gt;&lt;/record&gt;&lt;/Cite&gt;&lt;/EndNote&gt;</w:instrText>
-      </w:r>
-      <w:r>
-        <w:fldChar w:fldCharType="separate"/>
-      </w:r>
-      <w:r>
-        <w:rPr>
-          <w:noProof/>
-        </w:rPr>
-        <w:t>[8]</w:t>
-      </w:r>
-      <w:r>
-        <w:fldChar w:fldCharType="end"/>
-      </w:r>
-      <w:r>
-        <w:t>.</w:t>
-      </w:r>
-      <w:r>
-        <w:t xml:space="preserve"> In a cases where some layer of planar design has high absorption, resonant for a complete AR condition can be restored by the use of </w:t>
-      </w:r>
-      <w:r>
-        <w:t>resonant cavity</w:t>
-      </w:r>
-      <w:r>
-        <w:t xml:space="preserve">, </w:t>
-      </w:r>
-      <w:r>
-        <w:t>it also</w:t>
-      </w:r>
-      <w:r>
-        <w:t xml:space="preserve"> helps reduce the required thickness of PCM placed inside the two reflectors </w:t>
-      </w:r>
-      <w:r>
-        <w:fldChar w:fldCharType="begin"/>
-      </w:r>
-      <w:r>
-        <w:instrText xml:space="preserve"> ADDIN EN.CITE &lt;EndNote&gt;&lt;Cite&gt;&lt;Author&gt;Padungatthakij&lt;/Author&gt;&lt;Year&gt;2025&lt;/Year&gt;&lt;RecNum&gt;28&lt;/RecNum&gt;&lt;DisplayText&gt;[33]&lt;/DisplayText&gt;&lt;record&gt;&lt;rec-number&gt;28&lt;/rec-number&gt;&lt;foreign-keys&gt;&lt;key app="EN" db-id="v920pft06rp9dbex2ap500x99x5rrtswxzss" timestamp="1768017078" guid="c3126603-abf3-4370-8edc-6a7a503204da"&gt;28&lt;/key&gt;&lt;/foreign-keys&gt;&lt;ref-type name="Book"&gt;6&lt;/ref-type&gt;&lt;contributors&gt;&lt;authors&gt;&lt;author&gt;Padungatthakij, Chettanat&lt;/author&gt;&lt;author&gt;Wicharn, Surawut&lt;/author&gt;&lt;author&gt;Buranasiri, Prathan&lt;/author&gt;&lt;/authors&gt;&lt;/contributors&gt;&lt;titles&gt;&lt;title&gt;Asymmetrical resonant cavity thin film devices designed for vanadium dioxide applications&lt;/title&gt;&lt;secondary-title&gt;International Workshop on Thin Films for Electronics, Electro-Optics, Energy, and Sensors&lt;/secondary-title&gt;&lt;/titles&gt;&lt;volume&gt;13663&lt;/volume&gt;&lt;section&gt;TFE&lt;/section&gt;&lt;dates&gt;&lt;year&gt;2025&lt;/year&gt;&lt;/dates&gt;&lt;publisher&gt;SPIE&lt;/publisher&gt;&lt;urls&gt;&lt;related-urls&gt;&lt;url&gt;https://doi.org/10.1117/12.3070461&lt;/url&gt;&lt;/related-urls&gt;&lt;/urls&gt;&lt;/record&gt;&lt;/Cite&gt;&lt;/EndNote&gt;</w:instrText>
-      </w:r>
-      <w:r>
-        <w:fldChar w:fldCharType="separate"/>
-      </w:r>
-      <w:r>
-        <w:rPr>
-          <w:noProof/>
-        </w:rPr>
-        <w:t>[33]</w:t>
-      </w:r>
-      <w:r>
-        <w:fldChar w:fldCharType="end"/>
-      </w:r>
-      <w:r>
-        <w:t xml:space="preserve">. </w:t>
-      </w:r>
-      <w:r>
-        <w:t xml:space="preserve">The reduction in PCM thickness </w:t>
-      </w:r>
-      <w:r>
-        <w:t xml:space="preserve">is helpful for optical limiter </w:t>
-      </w:r>
-      <w:r>
-        <w:t>because a thinner PCM required less energy for phase transition, which is especially beneficial for non-volatile PCMs since their T</w:t>
-      </w:r>
-      <w:r>
-        <w:rPr>
-          <w:vertAlign w:val="subscript"/>
-        </w:rPr>
-        <w:t>trans</w:t>
-      </w:r>
-      <w:r>
-        <w:t xml:space="preserve"> is much higher. </w:t>
-      </w:r>
-      <w:r>
-        <w:rPr>
-          <w:highlight w:val="yellow"/>
-        </w:rPr>
-        <w:t>Another</w:t>
-      </w:r>
-      <w:r>
-        <w:rPr>
-          <w:highlight w:val="yellow"/>
-        </w:rPr>
-        <w:t xml:space="preserve"> benefit</w:t>
-      </w:r>
-      <w:r>
-        <w:rPr>
-          <w:highlight w:val="yellow"/>
-        </w:rPr>
-        <w:t>s</w:t>
-      </w:r>
-      <w:r>
-        <w:rPr>
-          <w:highlight w:val="yellow"/>
-        </w:rPr>
-        <w:t xml:space="preserve"> of thinner PCM is</w:t>
-      </w:r>
-      <w:r>
-        <w:rPr>
-          <w:highlight w:val="yellow"/>
-        </w:rPr>
-        <w:t xml:space="preserve"> the increase of phase switching endurance,</w:t>
-      </w:r>
-      <w:r>
-        <w:rPr>
-          <w:highlight w:val="yellow"/>
-        </w:rPr>
-        <w:t xml:space="preserve"> the </w:t>
-      </w:r>
-      <w:r>
-        <w:rPr>
-          <w:highlight w:val="yellow"/>
-        </w:rPr>
-        <w:t>reduction</w:t>
-      </w:r>
-      <w:r>
-        <w:rPr>
-          <w:highlight w:val="yellow"/>
-        </w:rPr>
-        <w:t xml:space="preserve"> of stress damage due to the contraction and expansion in crystallization and re-amorphization processes </w:t>
-      </w:r>
-      <w:r>
-        <w:rPr>
-          <w:highlight w:val="yellow"/>
-        </w:rPr>
-        <w:fldChar w:fldCharType="begin"/>
-      </w:r>
-      <w:r>
-        <w:rPr>
-          <w:highlight w:val="yellow"/>
-        </w:rPr>
-        <w:instrText xml:space="preserve"> ADDIN EN.CITE &lt;EndNote&gt;&lt;Cite&gt;&lt;Author&gt;Huang&lt;/Author&gt;&lt;Year&gt;2023&lt;/Year&gt;&lt;RecNum&gt;12&lt;/RecNum&gt;&lt;DisplayText&gt;[11]&lt;/DisplayText&gt;&lt;record&gt;&lt;rec-number&gt;12&lt;/rec-number&gt;&lt;foreign-keys&gt;&lt;key app="EN" db-id="v920pft06rp9dbex2ap500x99x5rrtswxzss" timestamp="1767963969" guid="8cf7429c-abf9-4f57-ba91-a00e2b70d061"&gt;12&lt;/key&gt;&lt;/foreign-keys&gt;&lt;ref-type name="Journal Article"&gt;17&lt;/ref-type&gt;&lt;contributors&gt;&lt;authors&gt;&lt;author&gt;Huang, Yi-Siou&lt;/author&gt;&lt;author&gt;Lee, Chih-Yu&lt;/author&gt;&lt;author&gt;Rath, Medha&lt;/author&gt;&lt;author&gt;Ferrari, Victoria&lt;/author&gt;&lt;author&gt;Yu, Heshan&lt;/author&gt;&lt;author&gt;Woehl, Taylor J.&lt;/author&gt;&lt;author&gt;Ni, Jimmy H.&lt;/author&gt;&lt;author&gt;Takeuchi, Ichiro&lt;/author&gt;&lt;author&gt;Ríos, Carlos&lt;/author&gt;&lt;/authors&gt;&lt;/contributors&gt;&lt;titles&gt;&lt;title&gt;Tunable structural transmissive color in fano-resonant optical coatings employing phase-change materials&lt;/title&gt;&lt;secondary-title&gt;Materials Today Advances&lt;/secondary-title&gt;&lt;/titles&gt;&lt;periodical&gt;&lt;full-title&gt;Materials Today Advances&lt;/full-title&gt;&lt;/periodical&gt;&lt;pages&gt;100364&lt;/pages&gt;&lt;volume&gt;18&lt;/volume&gt;&lt;keywords&gt;&lt;keyword&gt;Phase-change materials&lt;/keyword&gt;&lt;keyword&gt;Structural color&lt;/keyword&gt;&lt;keyword&gt;Optical coatings&lt;/keyword&gt;&lt;/keywords&gt;&lt;dates&gt;&lt;year&gt;2023&lt;/year&gt;&lt;pub-dates&gt;&lt;date&gt;2023/06/01/&lt;/date&gt;&lt;/pub-dates&gt;&lt;/dates&gt;&lt;isbn&gt;2590-0498&lt;/isbn&gt;&lt;urls&gt;&lt;related-urls&gt;&lt;url&gt;https://www.sciencedirect.com/science/article/pii/S2590049823000243&lt;/url&gt;&lt;/related-urls&gt;&lt;/urls&gt;&lt;electronic-resource-num&gt;https://doi.org/10.1016/j.mtadv.2023.100364&lt;/electronic-resource-num&gt;&lt;/record&gt;&lt;/Cite&gt;&lt;/EndNote&gt;</w:instrText>
-      </w:r>
-      <w:r>
-        <w:rPr>
-          <w:highlight w:val="yellow"/>
-        </w:rPr>
-        <w:fldChar w:fldCharType="separate"/>
-      </w:r>
-      <w:r>
-        <w:rPr>
-          <w:noProof/>
-          <w:highlight w:val="yellow"/>
-        </w:rPr>
-        <w:t>[11]</w:t>
-      </w:r>
-      <w:r>
-        <w:rPr>
-          <w:highlight w:val="yellow"/>
-        </w:rPr>
-        <w:fldChar w:fldCharType="end"/>
-      </w:r>
-      <w:r>
-        <w:rPr>
-          <w:highlight w:val="yellow"/>
-        </w:rPr>
-        <w:t xml:space="preserve">, </w:t>
-      </w:r>
-      <w:r>
-        <w:rPr>
-          <w:highlight w:val="yellow"/>
-        </w:rPr>
-        <w:t>and negate partial phase</w:t>
-      </w:r>
-      <w:r>
-        <w:rPr>
-          <w:highlight w:val="yellow"/>
-        </w:rPr>
-        <w:t>-</w:t>
-      </w:r>
-      <w:r>
-        <w:rPr>
-          <w:highlight w:val="yellow"/>
-        </w:rPr>
-        <w:t xml:space="preserve">transition induced by the thickness limit of the thin film </w:t>
-      </w:r>
-      <w:r>
-        <w:rPr>
-          <w:highlight w:val="yellow"/>
-        </w:rPr>
-        <w:fldChar w:fldCharType="begin"/>
-      </w:r>
-      <w:r>
-        <w:rPr>
-          <w:highlight w:val="yellow"/>
-        </w:rPr>
-        <w:instrText xml:space="preserve"> ADDIN EN.CITE &lt;EndNote&gt;&lt;Cite&gt;&lt;Author&gt;Lawson&lt;/Author&gt;&lt;Year&gt;2023&lt;/Year&gt;&lt;RecNum&gt;60&lt;/RecNum&gt;&lt;DisplayText&gt;[17]&lt;/DisplayText&gt;&lt;record&gt;&lt;rec-number&gt;60&lt;/rec-number&gt;&lt;foreign-keys&gt;&lt;key app="EN" db-id="v920pft06rp9dbex2ap500x99x5rrtswxzss" timestamp="1768052911" guid="c8950606-4fdd-411c-9882-492341aa05f3"&gt;60&lt;/key&gt;&lt;/foreign-keys&gt;&lt;ref-type name="Journal Article"&gt;17&lt;/ref-type&gt;&lt;contributors&gt;&lt;authors&gt;&lt;author&gt;Lawson, Daniel&lt;/author&gt;&lt;author&gt;Blundell, Sophie&lt;/author&gt;&lt;author&gt;Ebert, Martin&lt;/author&gt;&lt;author&gt;Muskens, Otto L.&lt;/author&gt;&lt;author&gt;Zeimpekis, Ioannis&lt;/author&gt;&lt;/authors&gt;&lt;/contributors&gt;&lt;titles&gt;&lt;title&gt;Optical switching beyond a million cycles of low-loss phase change material Sb2Se3&lt;/title&gt;&lt;secondary-title&gt;Optical Materials Express&lt;/secondary-title&gt;&lt;/titles&gt;&lt;periodical&gt;&lt;full-title&gt;Optical Materials Express&lt;/full-title&gt;&lt;abbr-1&gt;Opt. Mater. Express&lt;/abbr-1&gt;&lt;/periodical&gt;&lt;volume&gt;14&lt;/volume&gt;&lt;number&gt;1&lt;/number&gt;&lt;section&gt;22&lt;/section&gt;&lt;dates&gt;&lt;year&gt;2023&lt;/year&gt;&lt;/dates&gt;&lt;isbn&gt;2159-3930&lt;/isbn&gt;&lt;urls&gt;&lt;/urls&gt;&lt;electronic-resource-num&gt;10.1364/ome.509434&lt;/electronic-resource-num&gt;&lt;/record&gt;&lt;/Cite&gt;&lt;/EndNote&gt;</w:instrText>
-      </w:r>
-      <w:r>
-        <w:rPr>
-          <w:highlight w:val="yellow"/>
-        </w:rPr>
-        <w:fldChar w:fldCharType="separate"/>
-      </w:r>
-      <w:r>
-        <w:rPr>
-          <w:noProof/>
-          <w:highlight w:val="yellow"/>
-        </w:rPr>
-        <w:t>[17]</w:t>
-      </w:r>
-      <w:r>
-        <w:rPr>
-          <w:highlight w:val="yellow"/>
-        </w:rPr>
-        <w:fldChar w:fldCharType="end"/>
-      </w:r>
-      <w:r>
-        <w:rPr>
-          <w:highlight w:val="yellow"/>
-        </w:rPr>
-        <w:t>.</w:t>
-      </w:r>
-    </w:p>
-    <w:p>
-      <w:r>
-        <w:tab/>
-        <w:t>In this work, we investigate Sb</w:t>
-      </w:r>
-      <w:r>
-        <w:rPr>
-          <w:vertAlign w:val="subscript"/>
-        </w:rPr>
-        <w:t>2</w:t>
-      </w:r>
-      <w:r>
-        <w:t>Se</w:t>
-      </w:r>
-      <w:r>
-        <w:rPr>
-          <w:vertAlign w:val="subscript"/>
-        </w:rPr>
-        <w:t>3</w:t>
-      </w:r>
-      <w:r>
-        <w:t>-based thin film optical limiter</w:t>
-      </w:r>
-      <w:r>
-        <w:t>s</w:t>
-      </w:r>
-      <w:r>
-        <w:t xml:space="preserve"> </w:t>
-      </w:r>
-      <w:r>
-        <w:t xml:space="preserve">with </w:t>
-      </w:r>
-      <w:r>
-        <w:t xml:space="preserve">resonant cavity </w:t>
-      </w:r>
-      <w:r>
-        <w:t xml:space="preserve">designs </w:t>
-      </w:r>
-      <w:r>
-        <w:t xml:space="preserve">with two </w:t>
-      </w:r>
-      <w:r>
-        <w:t xml:space="preserve">different </w:t>
-      </w:r>
-      <w:r>
-        <w:t xml:space="preserve">operating wavelengths: 1064 and 532 nm. </w:t>
-      </w:r>
-      <w:r>
-        <w:t xml:space="preserve">A planar thin film designs are simpler to fabricate than a metamaterial designs. </w:t>
-      </w:r>
-      <w:r>
-        <w:t xml:space="preserve">The selected wavelengths are from Nd:YAG laser and its second harmonic, </w:t>
-      </w:r>
-      <w:r>
-        <w:rPr>
-          <w:highlight w:val="yellow"/>
-        </w:rPr>
-        <w:t>a commonly used laser in lab setting</w:t>
-      </w:r>
-      <w:r>
-        <w:t xml:space="preserve">. </w:t>
-      </w:r>
-      <w:r>
-        <w:t>This approach</w:t>
-      </w:r>
-      <w:r>
-        <w:t xml:space="preserve"> showcase</w:t>
-      </w:r>
-      <w:r>
-        <w:t>s</w:t>
-      </w:r>
-      <w:r>
-        <w:t xml:space="preserve"> two different design conditions; Sb</w:t>
-      </w:r>
-      <w:r>
-        <w:rPr>
-          <w:vertAlign w:val="subscript"/>
-        </w:rPr>
-        <w:t>2</w:t>
-      </w:r>
-      <w:r>
-        <w:t>Se</w:t>
-      </w:r>
-      <w:r>
-        <w:rPr>
-          <w:vertAlign w:val="subscript"/>
-        </w:rPr>
-        <w:t>3</w:t>
-      </w:r>
-      <w:r>
-        <w:t xml:space="preserve"> has near-zero extinction coefficients at 1064 nm. But its k-index is large at 532 nm wavelength, 1.09 and 2.24 for amorphous and crystalline phase, respectively </w:t>
-      </w:r>
-      <w:r>
-        <w:fldChar w:fldCharType="begin"/>
-      </w:r>
-      <w:r>
-        <w:instrText xml:space="preserve"> ADDIN EN.CITE &lt;EndNote&gt;&lt;Cite&gt;&lt;Author&gt;Delaney&lt;/Author&gt;&lt;Year&gt;2020&lt;/Year&gt;&lt;RecNum&gt;64&lt;/RecNum&gt;&lt;DisplayText&gt;[18]&lt;/DisplayText&gt;&lt;record&gt;&lt;rec-number&gt;64&lt;/rec-number&gt;&lt;foreign-keys&gt;&lt;key app="EN" db-id="v920pft06rp9dbex2ap500x99x5rrtswxzss" timestamp="1768054090" guid="b15b5550-40d7-4ad2-8182-cf6f486a4f50"&gt;64&lt;/key&gt;&lt;/foreign-keys&gt;&lt;ref-type name="Journal Article"&gt;17&lt;/ref-type&gt;&lt;contributors&gt;&lt;authors&gt;&lt;author&gt;Delaney, Matthew&lt;/author&gt;&lt;author&gt;Zeimpekis, Ioannis&lt;/author&gt;&lt;author&gt;Lawson, Daniel&lt;/author&gt;&lt;author&gt;Hewak, Daniel W</w:instrText>
-      </w:r>
-      <w:r>
-        <w:rPr>
-          <w:rFonts w:hint="eastAsia"/>
-        </w:rPr>
-        <w:instrText>.&lt;/author&gt;&lt;author&gt;Muskens, Otto L.&lt;/author&gt;&lt;/authors&gt;&lt;/contributors&gt;&lt;titles&gt;&lt;title&gt;A New Family of Ultralow Loss Reversible Phase</w:instrText>
-      </w:r>
-      <w:r>
-        <w:rPr>
-          <w:rFonts w:hint="eastAsia"/>
-        </w:rPr>
-        <w:instrText>‐</w:instrText>
-      </w:r>
-      <w:r>
-        <w:rPr>
-          <w:rFonts w:hint="eastAsia"/>
-        </w:rPr>
-        <w:instrText>Change Materials for Photonic Integrated Circuits: Sb2S3 and Sb2Se3&lt;/title&gt;&lt;secondary-title&gt;Advanced Functional Materials&lt;/se</w:instrText>
-      </w:r>
-      <w:r>
-        <w:instrText>condary-title&gt;&lt;/titles&gt;&lt;periodical&gt;&lt;full-title&gt;Advanced Functional Materials&lt;/full-title&gt;&lt;/periodical&gt;&lt;volume&gt;30&lt;/volume&gt;&lt;number&gt;36&lt;/number&gt;&lt;dates&gt;&lt;year&gt;2020&lt;/year&gt;&lt;/dates&gt;&lt;isbn&gt;1616-301X&amp;#xD;1616-3028&lt;/isbn&gt;&lt;urls&gt;&lt;/urls&gt;&lt;electronic-resource-num&gt;10.1002/adfm.202002447&lt;/electronic-resource-num&gt;&lt;/record&gt;&lt;/Cite&gt;&lt;/EndNote&gt;</w:instrText>
-      </w:r>
-      <w:r>
-        <w:fldChar w:fldCharType="separate"/>
-      </w:r>
-      <w:r>
-        <w:rPr>
-          <w:noProof/>
-        </w:rPr>
-        <w:t>[18]</w:t>
-      </w:r>
-      <w:r>
-        <w:fldChar w:fldCharType="end"/>
-      </w:r>
-      <w:r>
-        <w:t>.</w:t>
-      </w:r>
-    </w:p>
-    <w:p>
-      <w:r>
-        <w:rPr>
-          <w:highlight w:val="cyan"/>
-        </w:rPr>
-        <w:t>(expand on this after finalizing the results)</w:t>
+        <w:t>. This means a simple AR, or long/short-pass filters cannot be used, as described above. An asymmetrical resonant cavity design approach will be use for 532-nm design.</w:t>
       </w:r>
     </w:p>
     <w:p>
@@ -5392,7 +6017,13 @@
         <w:t>2-5</w:t>
       </w:r>
       <w:r>
-        <w:t xml:space="preserve"> nm, a linear interpolation fitting is used.</w:t>
+        <w:t xml:space="preserve"> nm, a linear interpolation fitting is </w:t>
+      </w:r>
+      <w:r>
+        <w:t>sufficient</w:t>
+      </w:r>
+      <w:r>
+        <w:t>.</w:t>
       </w:r>
       <w:r>
         <w:t xml:space="preserve"> The complex refractive indices of Sb</w:t>
@@ -5434,7 +6065,7 @@
         <w:fldChar w:fldCharType="begin"/>
       </w:r>
       <w:r>
-        <w:instrText xml:space="preserve"> ADDIN EN.CITE &lt;EndNote&gt;&lt;Cite&gt;&lt;Author&gt;Delaney&lt;/Author&gt;&lt;Year&gt;2020&lt;/Year&gt;&lt;RecNum&gt;64&lt;/RecNum&gt;&lt;DisplayText&gt;[18]&lt;/DisplayText&gt;&lt;record&gt;&lt;rec-number&gt;64&lt;/rec-number&gt;&lt;foreign-keys&gt;&lt;key app="EN" db-id="v920pft06rp9dbex2ap500x99x5rrtswxzss" timestamp="1768054090" guid="b15b5550-40d7-4ad2-8182-cf6f486a4f50"&gt;64&lt;/key&gt;&lt;/foreign-keys&gt;&lt;ref-type name="Journal Article"&gt;17&lt;/ref-type&gt;&lt;contributors&gt;&lt;authors&gt;&lt;author&gt;Delaney, Matthew&lt;/author&gt;&lt;author&gt;Zeimpekis, Ioannis&lt;/author&gt;&lt;author&gt;Lawson, Daniel&lt;/author&gt;&lt;author&gt;Hewak, Daniel W</w:instrText>
+        <w:instrText xml:space="preserve"> ADDIN EN.CITE &lt;EndNote&gt;&lt;Cite&gt;&lt;Author&gt;Delaney&lt;/Author&gt;&lt;Year&gt;2020&lt;/Year&gt;&lt;RecNum&gt;64&lt;/RecNum&gt;&lt;DisplayText&gt;[22]&lt;/DisplayText&gt;&lt;record&gt;&lt;rec-number&gt;64&lt;/rec-number&gt;&lt;foreign-keys&gt;&lt;key app="EN" db-id="v920pft06rp9dbex2ap500x99x5rrtswxzss" timestamp="1768054090" guid="b15b5550-40d7-4ad2-8182-cf6f486a4f50"&gt;64&lt;/key&gt;&lt;/foreign-keys&gt;&lt;ref-type name="Journal Article"&gt;17&lt;/ref-type&gt;&lt;contributors&gt;&lt;authors&gt;&lt;author&gt;Delaney, Matthew&lt;/author&gt;&lt;author&gt;Zeimpekis, Ioannis&lt;/author&gt;&lt;author&gt;Lawson, Daniel&lt;/author&gt;&lt;author&gt;Hewak, Daniel W</w:instrText>
       </w:r>
       <w:r>
         <w:rPr>
@@ -5464,7 +6095,7 @@
         <w:rPr>
           <w:noProof/>
         </w:rPr>
-        <w:t>[18]</w:t>
+        <w:t>[22]</w:t>
       </w:r>
       <w:r>
         <w:fldChar w:fldCharType="end"/>
@@ -5550,7 +6181,11 @@
         <w:t xml:space="preserve">around </w:t>
       </w:r>
       <w:r>
-        <w:t>2.1 at 300 nm and dropped to 0 at around 820 nm</w:t>
+        <w:t xml:space="preserve">2.1 at 300 nm and </w:t>
+      </w:r>
+      <w:r>
+        <w:lastRenderedPageBreak/>
+        <w:t>dropped to 0 at around 820 nm</w:t>
       </w:r>
       <w:r>
         <w:t xml:space="preserve">. In the crystalline phase in Fig. 1b, the n-index started around the same as amorphous phase but reached a peak of around 5.0 at 650 nm, it’s then dropped to a stable of around 4.0 in the IR spectrum. The k-index of crystalline phase peaked </w:t>
@@ -5565,11 +6200,7 @@
         <w:t xml:space="preserve">spectrum </w:t>
       </w:r>
       <w:r>
-        <w:t xml:space="preserve">and rapidly falls to zero </w:t>
-      </w:r>
-      <w:r>
-        <w:lastRenderedPageBreak/>
-        <w:t xml:space="preserve">above ~900 nm. </w:t>
+        <w:t xml:space="preserve">and rapidly falls to zero above ~900 nm. </w:t>
       </w:r>
       <w:r>
         <w:t>So, t</w:t>
@@ -5665,8 +6296,8 @@
           <w:noProof/>
         </w:rPr>
         <w:drawing>
-          <wp:inline distT="0" distB="0" distL="0" distR="0" wp14:anchorId="1D10BE6A" wp14:editId="6A161CF8">
-            <wp:extent cx="3839101" cy="2160000"/>
+          <wp:inline distT="0" distB="0" distL="0" distR="0" wp14:anchorId="1D10BE6A" wp14:editId="04646301">
+            <wp:extent cx="4478951" cy="2520000"/>
             <wp:effectExtent l="0" t="0" r="0" b="0"/>
             <wp:docPr id="424798423" name="Picture 1"/>
             <wp:cNvGraphicFramePr>
@@ -5680,7 +6311,7 @@
                     <pic:cNvPicPr/>
                   </pic:nvPicPr>
                   <pic:blipFill>
-                    <a:blip r:embed="rId6"/>
+                    <a:blip r:embed="rId7"/>
                     <a:stretch>
                       <a:fillRect/>
                     </a:stretch>
@@ -5688,7 +6319,7 @@
                   <pic:spPr>
                     <a:xfrm>
                       <a:off x="0" y="0"/>
-                      <a:ext cx="3839101" cy="2160000"/>
+                      <a:ext cx="4478951" cy="2520000"/>
                     </a:xfrm>
                     <a:prstGeom prst="rect">
                       <a:avLst/>
@@ -5734,7 +6365,7 @@
         <w:fldChar w:fldCharType="begin"/>
       </w:r>
       <w:r>
-        <w:instrText xml:space="preserve"> ADDIN EN.CITE &lt;EndNote&gt;&lt;Cite&gt;&lt;Author&gt;Delaney&lt;/Author&gt;&lt;Year&gt;2020&lt;/Year&gt;&lt;RecNum&gt;64&lt;/RecNum&gt;&lt;DisplayText&gt;[18]&lt;/DisplayText&gt;&lt;record&gt;&lt;rec-number&gt;64&lt;/rec-number&gt;&lt;foreign-keys&gt;&lt;key app="EN" db-id="v920pft06rp9dbex2ap500x99x5rrtswxzss" timestamp="1768054090" guid="b15b5550-40d7-4ad2-8182-cf6f486a4f50"&gt;64&lt;/key&gt;&lt;/foreign-keys&gt;&lt;ref-type name="Journal Article"&gt;17&lt;/ref-type&gt;&lt;contributors&gt;&lt;authors&gt;&lt;author&gt;Delaney, Matthew&lt;/author&gt;&lt;author&gt;Zeimpekis, Ioannis&lt;/author&gt;&lt;author&gt;Lawson, Daniel&lt;/author&gt;&lt;author&gt;Hewak, Daniel W</w:instrText>
+        <w:instrText xml:space="preserve"> ADDIN EN.CITE &lt;EndNote&gt;&lt;Cite&gt;&lt;Author&gt;Delaney&lt;/Author&gt;&lt;Year&gt;2020&lt;/Year&gt;&lt;RecNum&gt;64&lt;/RecNum&gt;&lt;DisplayText&gt;[22]&lt;/DisplayText&gt;&lt;record&gt;&lt;rec-number&gt;64&lt;/rec-number&gt;&lt;foreign-keys&gt;&lt;key app="EN" db-id="v920pft06rp9dbex2ap500x99x5rrtswxzss" timestamp="1768054090" guid="b15b5550-40d7-4ad2-8182-cf6f486a4f50"&gt;64&lt;/key&gt;&lt;/foreign-keys&gt;&lt;ref-type name="Journal Article"&gt;17&lt;/ref-type&gt;&lt;contributors&gt;&lt;authors&gt;&lt;author&gt;Delaney, Matthew&lt;/author&gt;&lt;author&gt;Zeimpekis, Ioannis&lt;/author&gt;&lt;author&gt;Lawson, Daniel&lt;/author&gt;&lt;author&gt;Hewak, Daniel W</w:instrText>
       </w:r>
       <w:r>
         <w:rPr>
@@ -5764,7 +6395,7 @@
         <w:rPr>
           <w:noProof/>
         </w:rPr>
-        <w:t>[18]</w:t>
+        <w:t>[22]</w:t>
       </w:r>
       <w:r>
         <w:fldChar w:fldCharType="end"/>
@@ -6610,6 +7241,7 @@
         <w:rPr>
           <w:noProof/>
         </w:rPr>
+        <w:lastRenderedPageBreak/>
         <w:drawing>
           <wp:inline distT="0" distB="0" distL="0" distR="0" wp14:anchorId="609A4824" wp14:editId="275F2D21">
             <wp:extent cx="1944401" cy="1800000"/>
@@ -6628,7 +7260,7 @@
                     </pic:cNvPicPr>
                   </pic:nvPicPr>
                   <pic:blipFill>
-                    <a:blip r:embed="rId7" cstate="print">
+                    <a:blip r:embed="rId8" cstate="print">
                       <a:extLst>
                         <a:ext uri="{28A0092B-C50C-407E-A947-70E740481C1C}">
                           <a14:useLocalDpi xmlns:a14="http://schemas.microsoft.com/office/drawing/2010/main" val="0"/>
@@ -6753,7 +7385,6 @@
     </w:p>
     <w:p>
       <w:r>
-        <w:lastRenderedPageBreak/>
         <w:tab/>
       </w:r>
       <w:r>
@@ -7163,7 +7794,7 @@
         <w:fldChar w:fldCharType="begin"/>
       </w:r>
       <w:r>
-        <w:instrText xml:space="preserve"> ADDIN EN.CITE &lt;EndNote&gt;&lt;Cite&gt;&lt;Author&gt;Sarangan&lt;/Author&gt;&lt;Year&gt;2020&lt;/Year&gt;&lt;RecNum&gt;66&lt;/RecNum&gt;&lt;DisplayText&gt;[34]&lt;/DisplayText&gt;&lt;record&gt;&lt;rec-number&gt;66&lt;/rec-number&gt;&lt;foreign-keys&gt;&lt;key app="EN" db-id="v920pft06rp9dbex2ap500x99x5rrtswxzss" timestamp="1768215215" guid="8e64e734-f3d1-4c0b-99d4-4d7caf7afa58"&gt;66&lt;/key&gt;&lt;/foreign-keys&gt;&lt;ref-type name="Book"&gt;6&lt;/ref-type&gt;&lt;contributors&gt;&lt;authors&gt;&lt;author&gt;Andrew Sarangan&lt;/author&gt;&lt;/authors&gt;&lt;/contributors&gt;&lt;titles&gt;&lt;title&gt;Optical Thin Film Design&lt;/title&gt;&lt;/titles&gt;&lt;edition&gt;1st Edition&lt;/edition&gt;&lt;section&gt;256&lt;/section&gt;&lt;dates&gt;&lt;year&gt;2020&lt;/year&gt;&lt;/dates&gt;&lt;pub-location&gt;Boca Raton&lt;/pub-location&gt;&lt;publisher&gt;CRC Press&lt;/publisher&gt;&lt;isbn&gt;9780429423352&lt;/isbn&gt;&lt;urls&gt;&lt;/urls&gt;&lt;electronic-resource-num&gt;https://doi.org/10.1201/9780429423352&lt;/electronic-resource-num&gt;&lt;/record&gt;&lt;/Cite&gt;&lt;/EndNote&gt;</w:instrText>
+        <w:instrText xml:space="preserve"> ADDIN EN.CITE &lt;EndNote&gt;&lt;Cite&gt;&lt;Author&gt;Sarangan&lt;/Author&gt;&lt;Year&gt;2020&lt;/Year&gt;&lt;RecNum&gt;66&lt;/RecNum&gt;&lt;DisplayText&gt;[38]&lt;/DisplayText&gt;&lt;record&gt;&lt;rec-number&gt;66&lt;/rec-number&gt;&lt;foreign-keys&gt;&lt;key app="EN" db-id="v920pft06rp9dbex2ap500x99x5rrtswxzss" timestamp="1768215215" guid="8e64e734-f3d1-4c0b-99d4-4d7caf7afa58"&gt;66&lt;/key&gt;&lt;/foreign-keys&gt;&lt;ref-type name="Book"&gt;6&lt;/ref-type&gt;&lt;contributors&gt;&lt;authors&gt;&lt;author&gt;Andrew Sarangan&lt;/author&gt;&lt;/authors&gt;&lt;/contributors&gt;&lt;titles&gt;&lt;title&gt;Optical Thin Film Design&lt;/title&gt;&lt;/titles&gt;&lt;edition&gt;1st Edition&lt;/edition&gt;&lt;section&gt;256&lt;/section&gt;&lt;dates&gt;&lt;year&gt;2020&lt;/year&gt;&lt;/dates&gt;&lt;pub-location&gt;Boca Raton&lt;/pub-location&gt;&lt;publisher&gt;CRC Press&lt;/publisher&gt;&lt;isbn&gt;9780429423352&lt;/isbn&gt;&lt;urls&gt;&lt;/urls&gt;&lt;electronic-resource-num&gt;https://doi.org/10.1201/9780429423352&lt;/electronic-resource-num&gt;&lt;/record&gt;&lt;/Cite&gt;&lt;/EndNote&gt;</w:instrText>
       </w:r>
       <w:r>
         <w:fldChar w:fldCharType="separate"/>
@@ -7172,7 +7803,7 @@
         <w:rPr>
           <w:noProof/>
         </w:rPr>
-        <w:t>[34]</w:t>
+        <w:t>[38]</w:t>
       </w:r>
       <w:r>
         <w:fldChar w:fldCharType="end"/>
@@ -9432,7 +10063,158 @@
         <w:rPr>
           <w:lang w:val="en-US"/>
         </w:rPr>
-        <w:t xml:space="preserve">this does place a limitation on material refractive index selection, since there exist only one </w:t>
+        <w:t xml:space="preserve">another condition to consider is the relative refractive index between air, film, and substrate. Since when </w:t>
+      </w:r>
+      <w:r>
+        <w:rPr>
+          <w:lang w:val="en-US"/>
+        </w:rPr>
+        <w:t xml:space="preserve">light travel from material with lower to higher refractive index the reflected light from that interface has its phase shifted by </w:t>
+      </w:r>
+      <w:r>
+        <w:rPr>
+          <w:lang w:val="en-US"/>
+        </w:rPr>
+        <w:t>π</w:t>
+      </w:r>
+      <w:r>
+        <w:rPr>
+          <w:lang w:val="en-US"/>
+        </w:rPr>
+        <w:t xml:space="preserve"> radian. In the case of n</w:t>
+      </w:r>
+      <w:r>
+        <w:rPr>
+          <w:vertAlign w:val="subscript"/>
+          <w:lang w:val="en-US"/>
+        </w:rPr>
+        <w:t>air</w:t>
+      </w:r>
+      <w:r>
+        <w:rPr>
+          <w:vertAlign w:val="subscript"/>
+          <w:lang w:val="en-US"/>
+        </w:rPr>
+        <w:t xml:space="preserve"> </w:t>
+      </w:r>
+      <w:r>
+        <w:rPr>
+          <w:lang w:val="en-US"/>
+        </w:rPr>
+        <w:t>&lt;</w:t>
+      </w:r>
+      <w:r>
+        <w:rPr>
+          <w:lang w:val="en-US"/>
+        </w:rPr>
+        <w:t xml:space="preserve"> </w:t>
+      </w:r>
+      <w:r>
+        <w:rPr>
+          <w:lang w:val="en-US"/>
+        </w:rPr>
+        <w:t>n</w:t>
+      </w:r>
+      <w:r>
+        <w:rPr>
+          <w:vertAlign w:val="subscript"/>
+          <w:lang w:val="en-US"/>
+        </w:rPr>
+        <w:t>f</w:t>
+      </w:r>
+      <w:r>
+        <w:rPr>
+          <w:vertAlign w:val="subscript"/>
+          <w:lang w:val="en-US"/>
+        </w:rPr>
+        <w:t xml:space="preserve"> </w:t>
+      </w:r>
+      <w:r>
+        <w:rPr>
+          <w:lang w:val="en-US"/>
+        </w:rPr>
+        <w:t>&lt;</w:t>
+      </w:r>
+      <w:r>
+        <w:rPr>
+          <w:lang w:val="en-US"/>
+        </w:rPr>
+        <w:t xml:space="preserve"> </w:t>
+      </w:r>
+      <w:r>
+        <w:rPr>
+          <w:lang w:val="en-US"/>
+        </w:rPr>
+        <w:t>n</w:t>
+      </w:r>
+      <w:r>
+        <w:rPr>
+          <w:vertAlign w:val="subscript"/>
+          <w:lang w:val="en-US"/>
+        </w:rPr>
+        <w:t>substrate</w:t>
+      </w:r>
+      <w:r>
+        <w:rPr>
+          <w:lang w:val="en-US"/>
+        </w:rPr>
+        <w:t>, both R</w:t>
+      </w:r>
+      <w:r>
+        <w:rPr>
+          <w:vertAlign w:val="subscript"/>
+          <w:lang w:val="en-US"/>
+        </w:rPr>
+        <w:t>1</w:t>
+      </w:r>
+      <w:r>
+        <w:rPr>
+          <w:lang w:val="en-US"/>
+        </w:rPr>
+        <w:t xml:space="preserve"> and R</w:t>
+      </w:r>
+      <w:r>
+        <w:rPr>
+          <w:vertAlign w:val="subscript"/>
+          <w:lang w:val="en-US"/>
+        </w:rPr>
+        <w:t>2</w:t>
+      </w:r>
+      <w:r>
+        <w:rPr>
+          <w:lang w:val="en-US"/>
+        </w:rPr>
+        <w:t xml:space="preserve"> has its phase shifted by the same amount. </w:t>
+      </w:r>
+      <w:r>
+        <w:rPr>
+          <w:lang w:val="en-US"/>
+        </w:rPr>
+        <w:tab/>
+      </w:r>
+      <w:r>
+        <w:rPr>
+          <w:lang w:val="en-US"/>
+        </w:rPr>
+        <w:t>T</w:t>
+      </w:r>
+      <w:r>
+        <w:rPr>
+          <w:lang w:val="en-US"/>
+        </w:rPr>
+        <w:t>h</w:t>
+      </w:r>
+      <w:r>
+        <w:rPr>
+          <w:lang w:val="en-US"/>
+        </w:rPr>
+        <w:t>ese two conditions</w:t>
+      </w:r>
+      <w:r>
+        <w:rPr>
+          <w:lang w:val="en-US"/>
+        </w:rPr>
+        <w:t xml:space="preserve"> does place a limitation on material refractive index selection, since there exist only one </w:t>
       </w:r>
       <w:r>
         <w:rPr>
@@ -9468,7 +10250,7 @@
         <w:rPr>
           <w:lang w:val="en-US"/>
         </w:rPr>
-        <w:t xml:space="preserve">a </w:t>
+        <w:t xml:space="preserve">if we use 3 mm-thick </w:t>
       </w:r>
       <w:r>
         <w:rPr>
@@ -9487,7 +10269,19 @@
         <w:rPr>
           <w:lang w:val="en-US"/>
         </w:rPr>
-        <w:t xml:space="preserve"> substrate has a refractive index of 1.46 </w:t>
+        <w:t xml:space="preserve"> substrate </w:t>
+      </w:r>
+      <w:r>
+        <w:rPr>
+          <w:lang w:val="en-US"/>
+        </w:rPr>
+        <w:t>with</w:t>
+      </w:r>
+      <w:r>
+        <w:rPr>
+          <w:lang w:val="en-US"/>
+        </w:rPr>
+        <w:t xml:space="preserve"> a refractive index of 1.46 </w:t>
       </w:r>
       <w:r>
         <w:rPr>
@@ -9505,7 +10299,7 @@
         <w:rPr>
           <w:lang w:val="en-US"/>
         </w:rPr>
-        <w:instrText xml:space="preserve"> ADDIN EN.CITE &lt;EndNote&gt;&lt;Cite&gt;&lt;Author&gt;Gao&lt;/Author&gt;&lt;Year&gt;2012&lt;/Year&gt;&lt;RecNum&gt;68&lt;/RecNum&gt;&lt;DisplayText&gt;[35]&lt;/DisplayText&gt;&lt;record&gt;&lt;rec-number&gt;68&lt;/rec-number&gt;&lt;foreign-keys&gt;&lt;key app="EN" db-id="v920pft06rp9dbex2ap500x99x5rrtswxzss" timestamp="1768215518" guid="117c940f-5843-43b7-8068-bde961980163"&gt;68&lt;/key&gt;&lt;/foreign-keys&gt;&lt;ref-type name="Journal Article"&gt;17&lt;/ref-type&gt;&lt;contributors&gt;&lt;authors&gt;&lt;author&gt;Gao, Lihong&lt;/author&gt;&lt;author&gt;Lemarchand, Fabien&lt;/author&gt;&lt;author&gt;Lequime, Michel&lt;/author&gt;&lt;/authors&gt;&lt;/contributors&gt;&lt;titles&gt;&lt;title&gt;Exploitation of multiple incidences spectrometric measurements for thin film reverse engineering&lt;/title&gt;&lt;secondary-title&gt;Optics Express&lt;/secondary-title&gt;&lt;alt-title&gt;Opt. Express&lt;/alt-title&gt;&lt;/titles&gt;&lt;periodical&gt;&lt;full-title&gt;Optics Express&lt;/full-title&gt;&lt;abbr-1&gt;Opt. Express&lt;/abbr-1&gt;&lt;/periodical&gt;&lt;alt-periodical&gt;&lt;full-title&gt;Optics Express&lt;/full-title&gt;&lt;abbr-1&gt;Opt. Express&lt;/abbr-1&gt;&lt;/alt-periodical&gt;&lt;pages&gt;15734-15751&lt;/pages&gt;&lt;volume&gt;20&lt;/volume&gt;&lt;number&gt;14&lt;/number&gt;&lt;keywords&gt;&lt;keyword&gt;Thin films&lt;/keyword&gt;&lt;keyword&gt;Thin films, optical properties&lt;/keyword&gt;&lt;keyword&gt;Interference filters&lt;/keyword&gt;&lt;keyword&gt;Near infrared&lt;/keyword&gt;&lt;keyword&gt;Notch filters&lt;/keyword&gt;&lt;keyword&gt;Optical constants&lt;/keyword&gt;&lt;keyword&gt;Refractive index&lt;/keyword&gt;&lt;/keywords&gt;&lt;dates&gt;&lt;year&gt;2012&lt;/year&gt;&lt;pub-dates&gt;&lt;date&gt;2012/07/02&lt;/date&gt;&lt;/pub-dates&gt;&lt;/dates&gt;&lt;publisher&gt;Optica Publishing Group&lt;/publisher&gt;&lt;urls&gt;&lt;related-urls&gt;&lt;url&gt;https://opg.optica.org/oe/abstract.cfm?URI=oe-20-14-15734&lt;/url&gt;&lt;/related-urls&gt;&lt;/urls&gt;&lt;electronic-resource-num&gt;10.1364/OE.20.015734&lt;/electronic-resource-num&gt;&lt;/record&gt;&lt;/Cite&gt;&lt;/EndNote&gt;</w:instrText>
+        <w:instrText xml:space="preserve"> ADDIN EN.CITE &lt;EndNote&gt;&lt;Cite&gt;&lt;Author&gt;Gao&lt;/Author&gt;&lt;Year&gt;2012&lt;/Year&gt;&lt;RecNum&gt;68&lt;/RecNum&gt;&lt;DisplayText&gt;[40]&lt;/DisplayText&gt;&lt;record&gt;&lt;rec-number&gt;68&lt;/rec-number&gt;&lt;foreign-keys&gt;&lt;key app="EN" db-id="v920pft06rp9dbex2ap500x99x5rrtswxzss" timestamp="1768215518" guid="117c940f-5843-43b7-8068-bde961980163"&gt;68&lt;/key&gt;&lt;/foreign-keys&gt;&lt;ref-type name="Journal Article"&gt;17&lt;/ref-type&gt;&lt;contributors&gt;&lt;authors&gt;&lt;author&gt;Gao, Lihong&lt;/author&gt;&lt;author&gt;Lemarchand, Fabien&lt;/author&gt;&lt;author&gt;Lequime, Michel&lt;/author&gt;&lt;/authors&gt;&lt;/contributors&gt;&lt;titles&gt;&lt;title&gt;Exploitation of multiple incidences spectrometric measurements for thin film reverse engineering&lt;/title&gt;&lt;secondary-title&gt;Optics Express&lt;/secondary-title&gt;&lt;alt-title&gt;Opt. Express&lt;/alt-title&gt;&lt;/titles&gt;&lt;periodical&gt;&lt;full-title&gt;Optics Express&lt;/full-title&gt;&lt;abbr-1&gt;Opt. Express&lt;/abbr-1&gt;&lt;/periodical&gt;&lt;alt-periodical&gt;&lt;full-title&gt;Optics Express&lt;/full-title&gt;&lt;abbr-1&gt;Opt. Express&lt;/abbr-1&gt;&lt;/alt-periodical&gt;&lt;pages&gt;15734-15751&lt;/pages&gt;&lt;volume&gt;20&lt;/volume&gt;&lt;number&gt;14&lt;/number&gt;&lt;keywords&gt;&lt;keyword&gt;Thin films&lt;/keyword&gt;&lt;keyword&gt;Thin films, optical properties&lt;/keyword&gt;&lt;keyword&gt;Interference filters&lt;/keyword&gt;&lt;keyword&gt;Near infrared&lt;/keyword&gt;&lt;keyword&gt;Notch filters&lt;/keyword&gt;&lt;keyword&gt;Optical constants&lt;/keyword&gt;&lt;keyword&gt;Refractive index&lt;/keyword&gt;&lt;/keywords&gt;&lt;dates&gt;&lt;year&gt;2012&lt;/year&gt;&lt;pub-dates&gt;&lt;date&gt;2012/07/02&lt;/date&gt;&lt;/pub-dates&gt;&lt;/dates&gt;&lt;publisher&gt;Optica Publishing Group&lt;/publisher&gt;&lt;urls&gt;&lt;related-urls&gt;&lt;url&gt;https://opg.optica.org/oe/abstract.cfm?URI=oe-20-14-15734&lt;/url&gt;&lt;/related-urls&gt;&lt;/urls&gt;&lt;electronic-resource-num&gt;10.1364/OE.20.015734&lt;/electronic-resource-num&gt;&lt;/record&gt;&lt;/Cite&gt;&lt;/EndNote&gt;</w:instrText>
       </w:r>
       <w:r>
         <w:rPr>
@@ -9518,7 +10312,7 @@
           <w:noProof/>
           <w:lang w:val="en-US"/>
         </w:rPr>
-        <w:t>[35]</w:t>
+        <w:t>[40]</w:t>
       </w:r>
       <w:r>
         <w:rPr>
@@ -9530,19 +10324,7 @@
         <w:rPr>
           <w:lang w:val="en-US"/>
         </w:rPr>
-        <w:t>,</w:t>
-      </w:r>
-      <w:r>
-        <w:rPr>
-          <w:lang w:val="en-US"/>
-        </w:rPr>
         <w:t xml:space="preserve"> </w:t>
-      </w:r>
-      <w:r>
-        <w:rPr>
-          <w:lang w:val="en-US"/>
-        </w:rPr>
-        <w:t xml:space="preserve">hence, </w:t>
       </w:r>
       <w:r>
         <w:rPr>
@@ -9571,6 +10353,12 @@
         <w:rPr>
           <w:lang w:val="en-US"/>
         </w:rPr>
+        <w:t xml:space="preserve">then </w:t>
+      </w:r>
+      <w:r>
+        <w:rPr>
+          <w:lang w:val="en-US"/>
+        </w:rPr>
         <w:t>needs to be 1.2</w:t>
       </w:r>
       <w:r>
@@ -9581,28 +10369,42 @@
       </w:r>
       <w:r>
         <w:rPr>
-          <w:highlight w:val="yellow"/>
-          <w:lang w:val="en-US"/>
-        </w:rPr>
-        <w:t xml:space="preserve">which is lower than most common material </w:t>
-      </w:r>
-      <w:r>
-        <w:rPr>
-          <w:highlight w:val="yellow"/>
-          <w:lang w:val="en-US"/>
-        </w:rPr>
-        <w:t>available</w:t>
-      </w:r>
-      <w:r>
-        <w:rPr>
-          <w:highlight w:val="yellow"/>
-          <w:lang w:val="en-US"/>
-        </w:rPr>
-        <w:t xml:space="preserve"> (Sb</w:t>
-      </w:r>
-      <w:r>
-        <w:rPr>
-          <w:highlight w:val="yellow"/>
+          <w:lang w:val="en-US"/>
+        </w:rPr>
+        <w:t>to create a complete antireflection design</w:t>
+      </w:r>
+      <w:r>
+        <w:rPr>
+          <w:lang w:val="en-US"/>
+        </w:rPr>
+        <w:t xml:space="preserve">. </w:t>
+      </w:r>
+      <w:r>
+        <w:rPr>
+          <w:lang w:val="en-US"/>
+        </w:rPr>
+        <w:t xml:space="preserve">The value 1.21 is lower than any commonly available material and </w:t>
+      </w:r>
+      <w:r>
+        <w:rPr>
+          <w:lang w:val="en-US"/>
+        </w:rPr>
+        <w:t>t</w:t>
+      </w:r>
+      <w:r>
+        <w:rPr>
+          <w:lang w:val="en-US"/>
+        </w:rPr>
+        <w:t>h</w:t>
+      </w:r>
+      <w:r>
+        <w:rPr>
+          <w:lang w:val="en-US"/>
+        </w:rPr>
+        <w:t>e material with the closest refractive index is MgF</w:t>
+      </w:r>
+      <w:r>
+        <w:rPr>
           <w:vertAlign w:val="subscript"/>
           <w:lang w:val="en-US"/>
         </w:rPr>
@@ -9610,121 +10412,324 @@
       </w:r>
       <w:r>
         <w:rPr>
-          <w:highlight w:val="yellow"/>
+          <w:lang w:val="en-US"/>
+        </w:rPr>
+        <w:t xml:space="preserve"> </w:t>
+      </w:r>
+      <w:r>
+        <w:rPr>
+          <w:lang w:val="en-US"/>
+        </w:rPr>
+        <w:t>at</w:t>
+      </w:r>
+      <w:r>
+        <w:rPr>
+          <w:lang w:val="en-US"/>
+        </w:rPr>
+        <w:t xml:space="preserve"> 1.38 </w:t>
+      </w:r>
+      <w:r>
+        <w:rPr>
+          <w:lang w:val="en-US"/>
+        </w:rPr>
+        <w:fldChar w:fldCharType="begin"/>
+      </w:r>
+      <w:r>
+        <w:rPr>
+          <w:lang w:val="en-US"/>
+        </w:rPr>
+        <w:instrText xml:space="preserve"> ADDIN EN.CITE &lt;EndNote&gt;&lt;Cite&gt;&lt;Author&gt;Franta&lt;/Author&gt;&lt;Year&gt;2017&lt;/Year&gt;&lt;RecNum&gt;87&lt;/RecNum&gt;&lt;DisplayText&gt;[41]&lt;/DisplayText&gt;&lt;record&gt;&lt;rec-number&gt;87&lt;/rec-number&gt;&lt;foreign-keys&gt;&lt;key app="EN" db-id="v920pft06rp9dbex2ap500x99x5rrtswxzss" timestamp="1774444072"&gt;87&lt;/key&gt;&lt;/foreign-keys&gt;&lt;ref-type name="Journal Article"&gt;17&lt;/ref-type&gt;&lt;contributors&gt;&lt;authors&gt;&lt;author&gt;Franta, Daniel&lt;/author&gt;&lt;author&gt;Nečas, David&lt;/author&gt;&lt;author&gt;Giglia, Angelo&lt;/author&gt;&lt;author&gt;Franta, Pavel&lt;/author&gt;&lt;author&gt;Ohlídal, Ivan&lt;/author&gt;&lt;/authors&gt;&lt;/contributors&gt;&lt;titles&gt;&lt;title&gt;Universal dispersion model for characterization of optical thin films over wide spectral range: Application to magnesium fluoride&lt;/title&gt;&lt;secondary-title&gt;Applied Surface Science&lt;/secondary-title&gt;&lt;/titles&gt;&lt;periodical&gt;&lt;full-title&gt;Applied Surface Science&lt;/full-title&gt;&lt;/periodical&gt;&lt;pages&gt;424-429&lt;/pages&gt;&lt;volume&gt;421&lt;/volume&gt;&lt;keywords&gt;&lt;keyword&gt;Optical constants&lt;/keyword&gt;&lt;keyword&gt;Ellipsometry&lt;/keyword&gt;&lt;keyword&gt;Spectrophotometry&lt;/keyword&gt;&lt;keyword&gt;Sum rule&lt;/keyword&gt;&lt;/keywords&gt;&lt;dates&gt;&lt;year&gt;2017&lt;/year&gt;&lt;pub-dates&gt;&lt;date&gt;2017/11/01/&lt;/date&gt;&lt;/pub-dates&gt;&lt;/dates&gt;&lt;isbn&gt;0169-4332&lt;/isbn&gt;&lt;urls&gt;&lt;related-urls&gt;&lt;url&gt;https://www.sciencedirect.com/science/article/pii/S016943321632030X&lt;/url&gt;&lt;/related-urls&gt;&lt;/urls&gt;&lt;electronic-resource-num&gt;https://doi.org/10.1016/j.apsusc.2016.09.149&lt;/electronic-resource-num&gt;&lt;/record&gt;&lt;/Cite&gt;&lt;/EndNote&gt;</w:instrText>
+      </w:r>
+      <w:r>
+        <w:rPr>
+          <w:lang w:val="en-US"/>
+        </w:rPr>
+        <w:fldChar w:fldCharType="separate"/>
+      </w:r>
+      <w:r>
+        <w:rPr>
+          <w:noProof/>
+          <w:lang w:val="en-US"/>
+        </w:rPr>
+        <w:t>[41]</w:t>
+      </w:r>
+      <w:r>
+        <w:rPr>
+          <w:lang w:val="en-US"/>
+        </w:rPr>
+        <w:fldChar w:fldCharType="end"/>
+      </w:r>
+      <w:r>
+        <w:rPr>
+          <w:lang w:val="en-US"/>
+        </w:rPr>
+        <w:t xml:space="preserve">, </w:t>
+      </w:r>
+      <w:r>
+        <w:rPr>
+          <w:lang w:val="en-US"/>
+        </w:rPr>
+        <w:t>t</w:t>
+      </w:r>
+      <w:r>
+        <w:rPr>
+          <w:lang w:val="en-US"/>
+        </w:rPr>
+        <w:t xml:space="preserve">his difference cause </w:t>
+      </w:r>
+      <w:r>
+        <w:rPr>
+          <w:lang w:val="en-US"/>
+        </w:rPr>
+        <w:t>the</w:t>
+      </w:r>
+      <w:r>
+        <w:rPr>
+          <w:lang w:val="en-US"/>
+        </w:rPr>
+        <w:t xml:space="preserve"> reflectivity</w:t>
+      </w:r>
+      <w:r>
+        <w:rPr>
+          <w:lang w:val="en-US"/>
+        </w:rPr>
+        <w:t xml:space="preserve"> to be higher than an ideal film</w:t>
+      </w:r>
+      <w:r>
+        <w:rPr>
+          <w:lang w:val="en-US"/>
+        </w:rPr>
+        <w:t xml:space="preserve"> as can be seen in Fig. 3</w:t>
+      </w:r>
+      <w:r>
+        <w:rPr>
+          <w:lang w:val="en-US"/>
+        </w:rPr>
+        <w:t xml:space="preserve"> (dotted vs dashed line)</w:t>
+      </w:r>
+      <w:r>
+        <w:rPr>
+          <w:lang w:val="en-US"/>
+        </w:rPr>
+        <w:t xml:space="preserve">. </w:t>
+      </w:r>
+      <w:r>
+        <w:rPr>
+          <w:lang w:val="en-US"/>
+        </w:rPr>
+        <w:t>In the case of Sb</w:t>
+      </w:r>
+      <w:r>
+        <w:rPr>
+          <w:vertAlign w:val="subscript"/>
+          <w:lang w:val="en-US"/>
+        </w:rPr>
+        <w:t>2</w:t>
+      </w:r>
+      <w:r>
+        <w:rPr>
           <w:lang w:val="en-US"/>
         </w:rPr>
         <w:t>Se</w:t>
       </w:r>
       <w:r>
         <w:rPr>
-          <w:highlight w:val="yellow"/>
           <w:vertAlign w:val="subscript"/>
           <w:lang w:val="en-US"/>
         </w:rPr>
-        <w:t xml:space="preserve">3 </w:t>
-      </w:r>
-      <w:r>
-        <w:rPr>
-          <w:highlight w:val="yellow"/>
-          <w:lang w:val="en-US"/>
-        </w:rPr>
-        <w:t>has a refractive index of</w:t>
-      </w:r>
-      <w:r>
-        <w:rPr>
-          <w:highlight w:val="yellow"/>
-          <w:lang w:val="en-US"/>
-        </w:rPr>
-        <w:t xml:space="preserve"> 3.37 at this wavelength</w:t>
-      </w:r>
-      <w:r>
-        <w:rPr>
-          <w:highlight w:val="yellow"/>
-          <w:lang w:val="en-US"/>
-        </w:rPr>
+        <w:t>3</w:t>
+      </w:r>
+      <w:r>
+        <w:rPr>
+          <w:lang w:val="en-US"/>
+        </w:rPr>
+        <w:t xml:space="preserve"> (solid line), its thickness is HWOT as explained above. </w:t>
+      </w:r>
+      <w:r>
+        <w:rPr>
+          <w:lang w:val="en-US"/>
+        </w:rPr>
+        <w:t xml:space="preserve">The reason </w:t>
+      </w:r>
+      <w:r>
+        <w:rPr>
+          <w:lang w:val="en-US"/>
+        </w:rPr>
+        <w:t>an ideal film</w:t>
+      </w:r>
+      <w:r>
+        <w:rPr>
+          <w:lang w:val="en-US"/>
+        </w:rPr>
+        <w:t xml:space="preserve"> still has some reflectivity even though </w:t>
+      </w:r>
+      <w:r>
+        <w:rPr>
+          <w:lang w:val="en-US"/>
+        </w:rPr>
+        <w:t xml:space="preserve">has a perfect </w:t>
+      </w:r>
+      <w:r>
+        <w:rPr>
+          <w:lang w:val="en-US"/>
+        </w:rPr>
+        <w:t>AR condition is because we modelled the reflection from substrate-air interface on the bottom.</w:t>
+      </w:r>
+    </w:p>
+    <w:p>
+      <w:pPr>
+        <w:jc w:val="center"/>
+        <w:rPr>
+          <w:lang w:val="en-US"/>
+        </w:rPr>
+      </w:pPr>
+      <w:r>
+        <w:rPr>
+          <w:noProof/>
+          <w:lang w:val="en-US"/>
+        </w:rPr>
+        <w:lastRenderedPageBreak/>
+        <w:drawing>
+          <wp:inline distT="0" distB="0" distL="0" distR="0" wp14:anchorId="2D41A1E0" wp14:editId="3F7F8283">
+            <wp:extent cx="3729734" cy="2520000"/>
+            <wp:effectExtent l="0" t="0" r="4445" b="0"/>
+            <wp:docPr id="176643822" name="Picture 2"/>
+            <wp:cNvGraphicFramePr>
+              <a:graphicFrameLocks xmlns:a="http://schemas.openxmlformats.org/drawingml/2006/main" noChangeAspect="1"/>
+            </wp:cNvGraphicFramePr>
+            <a:graphic xmlns:a="http://schemas.openxmlformats.org/drawingml/2006/main">
+              <a:graphicData uri="http://schemas.openxmlformats.org/drawingml/2006/picture">
+                <pic:pic xmlns:pic="http://schemas.openxmlformats.org/drawingml/2006/picture">
+                  <pic:nvPicPr>
+                    <pic:cNvPr id="176643822" name="Picture 2"/>
+                    <pic:cNvPicPr/>
+                  </pic:nvPicPr>
+                  <pic:blipFill>
+                    <a:blip r:embed="rId9"/>
+                    <a:stretch>
+                      <a:fillRect/>
+                    </a:stretch>
+                  </pic:blipFill>
+                  <pic:spPr>
+                    <a:xfrm>
+                      <a:off x="0" y="0"/>
+                      <a:ext cx="3729734" cy="2520000"/>
+                    </a:xfrm>
+                    <a:prstGeom prst="rect">
+                      <a:avLst/>
+                    </a:prstGeom>
+                  </pic:spPr>
+                </pic:pic>
+              </a:graphicData>
+            </a:graphic>
+          </wp:inline>
+        </w:drawing>
+      </w:r>
+    </w:p>
+    <w:p>
+      <w:r>
+        <w:rPr>
+          <w:b/>
+          <w:bCs/>
+        </w:rPr>
+        <w:t xml:space="preserve">Fig. </w:t>
+      </w:r>
+      <w:r>
+        <w:rPr>
+          <w:b/>
+          <w:bCs/>
+        </w:rPr>
+        <w:t>3</w:t>
+      </w:r>
+      <w:r>
+        <w:rPr>
+          <w:b/>
+          <w:bCs/>
+        </w:rPr>
+        <w:t>.</w:t>
+      </w:r>
+      <w:r>
         <w:t xml:space="preserve"> </w:t>
       </w:r>
       <w:r>
-        <w:rPr>
-          <w:highlight w:val="yellow"/>
-          <w:lang w:val="en-US"/>
-        </w:rPr>
-        <w:fldChar w:fldCharType="begin"/>
-      </w:r>
-      <w:r>
-        <w:rPr>
-          <w:highlight w:val="yellow"/>
-          <w:lang w:val="en-US"/>
-        </w:rPr>
-        <w:instrText xml:space="preserve"> ADDIN EN.CITE &lt;EndNote&gt;&lt;Cite&gt;&lt;Author&gt;Delaney&lt;/Author&gt;&lt;Year&gt;2020&lt;/Year&gt;&lt;RecNum&gt;64&lt;/RecNum&gt;&lt;DisplayText&gt;[18]&lt;/DisplayText&gt;&lt;record&gt;&lt;rec-number&gt;64&lt;/rec-number&gt;&lt;foreign-keys&gt;&lt;key app="EN" db-id="v920pft06rp9dbex2ap500x99x5rrtswxzss" timestamp="1768054090" guid="b15b5550-40d7-4ad2-8182-cf6f486a4f50"&gt;64&lt;/key&gt;&lt;/foreign-keys&gt;&lt;ref-type name="Journal Article"&gt;17&lt;/ref-type&gt;&lt;contributors&gt;&lt;authors&gt;&lt;author&gt;Delaney, Matthew&lt;/author&gt;&lt;author&gt;Zeimpekis, Ioannis&lt;/author&gt;&lt;author&gt;Lawson, Daniel&lt;/author&gt;&lt;author&gt;Hewak, Daniel W</w:instrText>
-      </w:r>
-      <w:r>
-        <w:rPr>
-          <w:rFonts w:hint="eastAsia"/>
-          <w:highlight w:val="yellow"/>
-          <w:lang w:val="en-US"/>
-        </w:rPr>
-        <w:instrText>.&lt;/author&gt;&lt;author&gt;Muskens, Otto L.&lt;/author&gt;&lt;/authors&gt;&lt;/contributors&gt;&lt;titles&gt;&lt;title&gt;A New Family of Ultralow Loss Reversible Phase</w:instrText>
-      </w:r>
-      <w:r>
-        <w:rPr>
-          <w:rFonts w:hint="eastAsia"/>
-          <w:highlight w:val="yellow"/>
-          <w:lang w:val="en-US"/>
-        </w:rPr>
-        <w:instrText>‐</w:instrText>
-      </w:r>
-      <w:r>
-        <w:rPr>
-          <w:rFonts w:hint="eastAsia"/>
-          <w:highlight w:val="yellow"/>
-          <w:lang w:val="en-US"/>
-        </w:rPr>
-        <w:instrText>Change Materials for Photonic Integrated Circuits: Sb2S3 and Sb2Se3&lt;/title&gt;&lt;secondary-title&gt;Advanced Functional Materials&lt;/se</w:instrText>
-      </w:r>
-      <w:r>
-        <w:rPr>
-          <w:highlight w:val="yellow"/>
-          <w:lang w:val="en-US"/>
-        </w:rPr>
-        <w:instrText>condary-title&gt;&lt;/titles&gt;&lt;periodical&gt;&lt;full-title&gt;Advanced Functional Materials&lt;/full-title&gt;&lt;/periodical&gt;&lt;volume&gt;30&lt;/volume&gt;&lt;number&gt;36&lt;/number&gt;&lt;dates&gt;&lt;year&gt;2020&lt;/year&gt;&lt;/dates&gt;&lt;isbn&gt;1616-301X&amp;#xD;1616-3028&lt;/isbn&gt;&lt;urls&gt;&lt;/urls&gt;&lt;electronic-resource-num&gt;10.1002/adfm.202002447&lt;/electronic-resource-num&gt;&lt;/record&gt;&lt;/Cite&gt;&lt;/EndNote&gt;</w:instrText>
-      </w:r>
-      <w:r>
-        <w:rPr>
-          <w:highlight w:val="yellow"/>
-          <w:lang w:val="en-US"/>
-        </w:rPr>
-        <w:fldChar w:fldCharType="separate"/>
-      </w:r>
-      <w:r>
-        <w:rPr>
-          <w:noProof/>
-          <w:highlight w:val="yellow"/>
-          <w:lang w:val="en-US"/>
-        </w:rPr>
-        <w:t>[18]</w:t>
-      </w:r>
-      <w:r>
-        <w:rPr>
-          <w:highlight w:val="yellow"/>
-          <w:lang w:val="en-US"/>
-        </w:rPr>
-        <w:fldChar w:fldCharType="end"/>
-      </w:r>
-      <w:r>
-        <w:rPr>
-          <w:highlight w:val="yellow"/>
-          <w:lang w:val="en-US"/>
-        </w:rPr>
-        <w:t>)</w:t>
-      </w:r>
-      <w:r>
-        <w:rPr>
-          <w:highlight w:val="yellow"/>
-          <w:lang w:val="en-US"/>
-        </w:rPr>
-        <w:t>.</w:t>
-      </w:r>
+        <w:t xml:space="preserve">Reflectivity of single-layer thin film design on a 3-mm thick Silica substrate. </w:t>
+      </w:r>
+      <w:r>
+        <w:t>An ideal film with n</w:t>
+      </w:r>
+      <w:r>
+        <w:rPr>
+          <w:vertAlign w:val="subscript"/>
+        </w:rPr>
+        <w:t>f</w:t>
+      </w:r>
+      <w:r>
+        <w:t>=1.21 (dotted line) has</w:t>
+      </w:r>
+      <w:r>
+        <w:t xml:space="preserve"> </w:t>
+      </w:r>
+      <w:r>
+        <w:t>reflectivity = 3.4%</w:t>
+      </w:r>
+      <w:r>
+        <w:t xml:space="preserve">, </w:t>
+      </w:r>
+      <w:r>
+        <w:t>MgF</w:t>
+      </w:r>
+      <w:r>
+        <w:rPr>
+          <w:vertAlign w:val="subscript"/>
+        </w:rPr>
+        <w:t>2</w:t>
+      </w:r>
+      <w:r>
+        <w:t xml:space="preserve"> with n</w:t>
+      </w:r>
+      <w:r>
+        <w:rPr>
+          <w:vertAlign w:val="subscript"/>
+        </w:rPr>
+        <w:t>MgF</w:t>
+      </w:r>
+      <w:r>
+        <w:t>= 1.38 (dashed line) has reflectivity = 5%, and Sb</w:t>
+      </w:r>
+      <w:r>
+        <w:rPr>
+          <w:vertAlign w:val="subscript"/>
+        </w:rPr>
+        <w:t>2</w:t>
+      </w:r>
+      <w:r>
+        <w:t>Se</w:t>
+      </w:r>
+      <w:r>
+        <w:rPr>
+          <w:vertAlign w:val="subscript"/>
+        </w:rPr>
+        <w:t>3</w:t>
+      </w:r>
+      <w:r>
+        <w:t xml:space="preserve"> (solid line) has a highest reflectivity at 6.5%.</w:t>
+      </w:r>
+    </w:p>
+    <w:p>
+      <w:pPr>
+        <w:jc w:val="center"/>
+        <w:rPr>
+          <w:lang w:val="en-US"/>
+        </w:rPr>
+      </w:pPr>
+    </w:p>
+    <w:p>
+      <w:pPr>
+        <w:rPr>
+          <w:vertAlign w:val="subscript"/>
+          <w:lang w:val="en-US"/>
+        </w:rPr>
+      </w:pPr>
     </w:p>
     <w:p>
       <w:pPr>
@@ -11016,7 +12021,7 @@
         <w:fldChar w:fldCharType="begin"/>
       </w:r>
       <w:r>
-        <w:instrText xml:space="preserve"> ADDIN EN.CITE &lt;EndNote&gt;&lt;Cite&gt;&lt;Author&gt;Sarangan&lt;/Author&gt;&lt;Year&gt;2020&lt;/Year&gt;&lt;RecNum&gt;66&lt;/RecNum&gt;&lt;DisplayText&gt;[34]&lt;/DisplayText&gt;&lt;record&gt;&lt;rec-number&gt;66&lt;/rec-number&gt;&lt;foreign-keys&gt;&lt;key app="EN" db-id="v920pft06rp9dbex2ap500x99x5rrtswxzss" timestamp="1768215215" guid="8e64e734-f3d1-4c0b-99d4-4d7caf7afa58"&gt;66&lt;/key&gt;&lt;/foreign-keys&gt;&lt;ref-type name="Book"&gt;6&lt;/ref-type&gt;&lt;contributors&gt;&lt;authors&gt;&lt;author&gt;Andrew Sarangan&lt;/author&gt;&lt;/authors&gt;&lt;/contributors&gt;&lt;titles&gt;&lt;title&gt;Optical Thin Film Design&lt;/title&gt;&lt;/titles&gt;&lt;edition&gt;1st Edition&lt;/edition&gt;&lt;section&gt;256&lt;/section&gt;&lt;dates&gt;&lt;year&gt;2020&lt;/year&gt;&lt;/dates&gt;&lt;pub-location&gt;Boca Raton&lt;/pub-location&gt;&lt;publisher&gt;CRC Press&lt;/publisher&gt;&lt;isbn&gt;9780429423352&lt;/isbn&gt;&lt;urls&gt;&lt;/urls&gt;&lt;electronic-resource-num&gt;https://doi.org/10.1201/9780429423352&lt;/electronic-resource-num&gt;&lt;/record&gt;&lt;/Cite&gt;&lt;/EndNote&gt;</w:instrText>
+        <w:instrText xml:space="preserve"> ADDIN EN.CITE &lt;EndNote&gt;&lt;Cite&gt;&lt;Author&gt;Sarangan&lt;/Author&gt;&lt;Year&gt;2020&lt;/Year&gt;&lt;RecNum&gt;66&lt;/RecNum&gt;&lt;DisplayText&gt;[38]&lt;/DisplayText&gt;&lt;record&gt;&lt;rec-number&gt;66&lt;/rec-number&gt;&lt;foreign-keys&gt;&lt;key app="EN" db-id="v920pft06rp9dbex2ap500x99x5rrtswxzss" timestamp="1768215215" guid="8e64e734-f3d1-4c0b-99d4-4d7caf7afa58"&gt;66&lt;/key&gt;&lt;/foreign-keys&gt;&lt;ref-type name="Book"&gt;6&lt;/ref-type&gt;&lt;contributors&gt;&lt;authors&gt;&lt;author&gt;Andrew Sarangan&lt;/author&gt;&lt;/authors&gt;&lt;/contributors&gt;&lt;titles&gt;&lt;title&gt;Optical Thin Film Design&lt;/title&gt;&lt;/titles&gt;&lt;edition&gt;1st Edition&lt;/edition&gt;&lt;section&gt;256&lt;/section&gt;&lt;dates&gt;&lt;year&gt;2020&lt;/year&gt;&lt;/dates&gt;&lt;pub-location&gt;Boca Raton&lt;/pub-location&gt;&lt;publisher&gt;CRC Press&lt;/publisher&gt;&lt;isbn&gt;9780429423352&lt;/isbn&gt;&lt;urls&gt;&lt;/urls&gt;&lt;electronic-resource-num&gt;https://doi.org/10.1201/9780429423352&lt;/electronic-resource-num&gt;&lt;/record&gt;&lt;/Cite&gt;&lt;/EndNote&gt;</w:instrText>
       </w:r>
       <w:r>
         <w:fldChar w:fldCharType="separate"/>
@@ -11025,7 +12030,7 @@
         <w:rPr>
           <w:noProof/>
         </w:rPr>
-        <w:t>[34]</w:t>
+        <w:t>[38]</w:t>
       </w:r>
       <w:r>
         <w:fldChar w:fldCharType="end"/>
@@ -11773,7 +12778,7 @@
         </w:rPr>
         <w:fldChar w:fldCharType="begin">
           <w:fldData xml:space="preserve">PEVuZE5vdGU+PENpdGU+PEF1dGhvcj5QYXRlbDwvQXV0aG9yPjxZZWFyPjIwMjA8L1llYXI+PFJl
-Y051bT44NDwvUmVjTnVtPjxEaXNwbGF5VGV4dD5bMzQsIDM2XTwvRGlzcGxheVRleHQ+PHJlY29y
+Y051bT44NDwvUmVjTnVtPjxEaXNwbGF5VGV4dD5bMzgsIDQyXTwvRGlzcGxheVRleHQ+PHJlY29y
 ZD48cmVjLW51bWJlcj44NDwvcmVjLW51bWJlcj48Zm9yZWlnbi1rZXlzPjxrZXkgYXBwPSJFTiIg
 ZGItaWQ9InY5MjBwZnQwNnJwOWRiZXgyYXA1MDB4OTl4NXJydHN3eHpzcyIgdGltZXN0YW1wPSIx
 NzczOTA2MDcyIj44NDwva2V5PjwvZm9yZWlnbi1rZXlzPjxyZWYtdHlwZSBuYW1lPSJKb3VybmFs
@@ -11824,7 +12829,7 @@
         </w:rPr>
         <w:fldChar w:fldCharType="begin">
           <w:fldData xml:space="preserve">PEVuZE5vdGU+PENpdGU+PEF1dGhvcj5QYXRlbDwvQXV0aG9yPjxZZWFyPjIwMjA8L1llYXI+PFJl
-Y051bT44NDwvUmVjTnVtPjxEaXNwbGF5VGV4dD5bMzQsIDM2XTwvRGlzcGxheVRleHQ+PHJlY29y
+Y051bT44NDwvUmVjTnVtPjxEaXNwbGF5VGV4dD5bMzgsIDQyXTwvRGlzcGxheVRleHQ+PHJlY29y
 ZD48cmVjLW51bWJlcj44NDwvcmVjLW51bWJlcj48Zm9yZWlnbi1rZXlzPjxrZXkgYXBwPSJFTiIg
 ZGItaWQ9InY5MjBwZnQwNnJwOWRiZXgyYXA1MDB4OTl4NXJydHN3eHpzcyIgdGltZXN0YW1wPSIx
 NzczOTA2MDcyIj44NDwva2V5PjwvZm9yZWlnbi1rZXlzPjxyZWYtdHlwZSBuYW1lPSJKb3VybmFs
@@ -11884,11 +12889,6 @@
         <w:rPr>
           <w:lang w:bidi="th-TH"/>
         </w:rPr>
-      </w:r>
-      <w:r>
-        <w:rPr>
-          <w:lang w:bidi="th-TH"/>
-        </w:rPr>
         <w:fldChar w:fldCharType="separate"/>
       </w:r>
       <w:r>
@@ -11896,7 +12896,7 @@
           <w:noProof/>
           <w:lang w:bidi="th-TH"/>
         </w:rPr>
-        <w:t>[34, 36]</w:t>
+        <w:t>[38, 42]</w:t>
       </w:r>
       <w:r>
         <w:rPr>
@@ -12111,7 +13111,7 @@
         <w:rPr>
           <w:lang w:bidi="th-TH"/>
         </w:rPr>
-        <w:instrText xml:space="preserve"> ADDIN EN.CITE &lt;EndNote&gt;&lt;Cite&gt;&lt;Author&gt;Zhukovsky&lt;/Author&gt;&lt;Year&gt;2015&lt;/Year&gt;&lt;RecNum&gt;90&lt;/RecNum&gt;&lt;DisplayText&gt;[37]&lt;/DisplayText&gt;&lt;record&gt;&lt;rec-number&gt;90&lt;/rec-number&gt;&lt;foreign-keys&gt;&lt;key app="EN" db-id="v920pft06rp9dbex2ap500x99x5rrtswxzss" timestamp="1775120793"&gt;90&lt;/key&gt;&lt;/foreign-keys&gt;&lt;ref-type name="Journal Article"&gt;17&lt;/ref-type&gt;&lt;contributors&gt;&lt;authors&gt;&lt;author&gt;Zhukovsky, Sergei V.&lt;/author&gt;&lt;author&gt;Andryieuski, Andrei&lt;/author&gt;&lt;author&gt;Takayama, Osamu&lt;/author&gt;&lt;author&gt;Shkondin, Evgeniy&lt;/author&gt;&lt;author&gt;Malureanu, Radu&lt;/author&gt;&lt;author&gt;Jensen, Flemming&lt;/author&gt;&lt;author&gt;Lavrinenko, Andrei V.&lt;/author&gt;&lt;/authors&gt;&lt;/contributors&gt;&lt;titles&gt;&lt;title&gt;Experimental Demonstration of Effective Medium Approximation Breakdown in Deeply Subwavelength All-Dielectric Multilayers&lt;/title&gt;&lt;secondary-title&gt;Physical Review Letters&lt;/secondary-title&gt;&lt;/titles&gt;&lt;periodical&gt;&lt;full-title&gt;Physical Review Letters&lt;/full-title&gt;&lt;/periodical&gt;&lt;pages&gt;177402&lt;/pages&gt;&lt;volume&gt;115&lt;/volume&gt;&lt;number&gt;17&lt;/number&gt;&lt;dates&gt;&lt;year&gt;2015&lt;/year&gt;&lt;pub-dates&gt;&lt;date&gt;10/23/&lt;/date&gt;&lt;/pub-dates&gt;&lt;/dates&gt;&lt;publisher&gt;American Physical Society&lt;/publisher&gt;&lt;urls&gt;&lt;related-urls&gt;&lt;url&gt;https://link.aps.org/doi/10.1103/PhysRevLett.115.177402&lt;/url&gt;&lt;/related-urls&gt;&lt;/urls&gt;&lt;electronic-resource-num&gt;10.1103/PhysRevLett.115.177402&lt;/electronic-resource-num&gt;&lt;/record&gt;&lt;/Cite&gt;&lt;/EndNote&gt;</w:instrText>
+        <w:instrText xml:space="preserve"> ADDIN EN.CITE &lt;EndNote&gt;&lt;Cite&gt;&lt;Author&gt;Zhukovsky&lt;/Author&gt;&lt;Year&gt;2015&lt;/Year&gt;&lt;RecNum&gt;90&lt;/RecNum&gt;&lt;DisplayText&gt;[43]&lt;/DisplayText&gt;&lt;record&gt;&lt;rec-number&gt;90&lt;/rec-number&gt;&lt;foreign-keys&gt;&lt;key app="EN" db-id="v920pft06rp9dbex2ap500x99x5rrtswxzss" timestamp="1775120793"&gt;90&lt;/key&gt;&lt;/foreign-keys&gt;&lt;ref-type name="Journal Article"&gt;17&lt;/ref-type&gt;&lt;contributors&gt;&lt;authors&gt;&lt;author&gt;Zhukovsky, Sergei V.&lt;/author&gt;&lt;author&gt;Andryieuski, Andrei&lt;/author&gt;&lt;author&gt;Takayama, Osamu&lt;/author&gt;&lt;author&gt;Shkondin, Evgeniy&lt;/author&gt;&lt;author&gt;Malureanu, Radu&lt;/author&gt;&lt;author&gt;Jensen, Flemming&lt;/author&gt;&lt;author&gt;Lavrinenko, Andrei V.&lt;/author&gt;&lt;/authors&gt;&lt;/contributors&gt;&lt;titles&gt;&lt;title&gt;Experimental Demonstration of Effective Medium Approximation Breakdown in Deeply Subwavelength All-Dielectric Multilayers&lt;/title&gt;&lt;secondary-title&gt;Physical Review Letters&lt;/secondary-title&gt;&lt;/titles&gt;&lt;periodical&gt;&lt;full-title&gt;Physical Review Letters&lt;/full-title&gt;&lt;/periodical&gt;&lt;pages&gt;177402&lt;/pages&gt;&lt;volume&gt;115&lt;/volume&gt;&lt;number&gt;17&lt;/number&gt;&lt;dates&gt;&lt;year&gt;2015&lt;/year&gt;&lt;pub-dates&gt;&lt;date&gt;10/23/&lt;/date&gt;&lt;/pub-dates&gt;&lt;/dates&gt;&lt;publisher&gt;American Physical Society&lt;/publisher&gt;&lt;urls&gt;&lt;related-urls&gt;&lt;url&gt;https://link.aps.org/doi/10.1103/PhysRevLett.115.177402&lt;/url&gt;&lt;/related-urls&gt;&lt;/urls&gt;&lt;electronic-resource-num&gt;10.1103/PhysRevLett.115.177402&lt;/electronic-resource-num&gt;&lt;/record&gt;&lt;/Cite&gt;&lt;/EndNote&gt;</w:instrText>
       </w:r>
       <w:r>
         <w:rPr>
@@ -12124,7 +13124,7 @@
           <w:noProof/>
           <w:lang w:bidi="th-TH"/>
         </w:rPr>
-        <w:t>[37]</w:t>
+        <w:t>[43]</w:t>
       </w:r>
       <w:r>
         <w:rPr>
@@ -12196,7 +13196,7 @@
         <w:rPr>
           <w:lang w:bidi="th-TH"/>
         </w:rPr>
-        <w:instrText xml:space="preserve"> ADDIN EN.CITE &lt;EndNote&gt;&lt;Cite&gt;&lt;Author&gt;Sarangan&lt;/Author&gt;&lt;Year&gt;2020&lt;/Year&gt;&lt;RecNum&gt;66&lt;/RecNum&gt;&lt;DisplayText&gt;[34]&lt;/DisplayText&gt;&lt;record&gt;&lt;rec-number&gt;66&lt;/rec-number&gt;&lt;foreign-keys&gt;&lt;key app="EN" db-id="v920pft06rp9dbex2ap500x99x5rrtswxzss" timestamp="1768215215" guid="8e64e734-f3d1-4c0b-99d4-4d7caf7afa58"&gt;66&lt;/key&gt;&lt;/foreign-keys&gt;&lt;ref-type name="Book"&gt;6&lt;/ref-type&gt;&lt;contributors&gt;&lt;authors&gt;&lt;author&gt;Andrew Sarangan&lt;/author&gt;&lt;/authors&gt;&lt;/contributors&gt;&lt;titles&gt;&lt;title&gt;Optical Thin Film Design&lt;/title&gt;&lt;/titles&gt;&lt;edition&gt;1st Edition&lt;/edition&gt;&lt;section&gt;256&lt;/section&gt;&lt;dates&gt;&lt;year&gt;2020&lt;/year&gt;&lt;/dates&gt;&lt;pub-location&gt;Boca Raton&lt;/pub-location&gt;&lt;publisher&gt;CRC Press&lt;/publisher&gt;&lt;isbn&gt;9780429423352&lt;/isbn&gt;&lt;urls&gt;&lt;/urls&gt;&lt;electronic-resource-num&gt;https://doi.org/10.1201/9780429423352&lt;/electronic-resource-num&gt;&lt;/record&gt;&lt;/Cite&gt;&lt;/EndNote&gt;</w:instrText>
+        <w:instrText xml:space="preserve"> ADDIN EN.CITE &lt;EndNote&gt;&lt;Cite&gt;&lt;Author&gt;Sarangan&lt;/Author&gt;&lt;Year&gt;2020&lt;/Year&gt;&lt;RecNum&gt;66&lt;/RecNum&gt;&lt;DisplayText&gt;[38]&lt;/DisplayText&gt;&lt;record&gt;&lt;rec-number&gt;66&lt;/rec-number&gt;&lt;foreign-keys&gt;&lt;key app="EN" db-id="v920pft06rp9dbex2ap500x99x5rrtswxzss" timestamp="1768215215" guid="8e64e734-f3d1-4c0b-99d4-4d7caf7afa58"&gt;66&lt;/key&gt;&lt;/foreign-keys&gt;&lt;ref-type name="Book"&gt;6&lt;/ref-type&gt;&lt;contributors&gt;&lt;authors&gt;&lt;author&gt;Andrew Sarangan&lt;/author&gt;&lt;/authors&gt;&lt;/contributors&gt;&lt;titles&gt;&lt;title&gt;Optical Thin Film Design&lt;/title&gt;&lt;/titles&gt;&lt;edition&gt;1st Edition&lt;/edition&gt;&lt;section&gt;256&lt;/section&gt;&lt;dates&gt;&lt;year&gt;2020&lt;/year&gt;&lt;/dates&gt;&lt;pub-location&gt;Boca Raton&lt;/pub-location&gt;&lt;publisher&gt;CRC Press&lt;/publisher&gt;&lt;isbn&gt;9780429423352&lt;/isbn&gt;&lt;urls&gt;&lt;/urls&gt;&lt;electronic-resource-num&gt;https://doi.org/10.1201/9780429423352&lt;/electronic-resource-num&gt;&lt;/record&gt;&lt;/Cite&gt;&lt;/EndNote&gt;</w:instrText>
       </w:r>
       <w:r>
         <w:rPr>
@@ -12209,7 +13209,7 @@
           <w:noProof/>
           <w:lang w:bidi="th-TH"/>
         </w:rPr>
-        <w:t>[34]</w:t>
+        <w:t>[38]</w:t>
       </w:r>
       <w:r>
         <w:rPr>
@@ -12241,7 +13241,6 @@
         <w:rPr>
           <w:lang w:bidi="th-TH"/>
         </w:rPr>
-        <w:lastRenderedPageBreak/>
         <w:t>2.4 Multilayer antireflection design</w:t>
       </w:r>
     </w:p>
@@ -12564,7 +13563,7 @@
         <w:rPr>
           <w:lang w:bidi="th-TH"/>
         </w:rPr>
-        <w:instrText xml:space="preserve"> ADDIN EN.CITE &lt;EndNote&gt;&lt;Cite&gt;&lt;Author&gt;Sarangan&lt;/Author&gt;&lt;Year&gt;2020&lt;/Year&gt;&lt;RecNum&gt;66&lt;/RecNum&gt;&lt;DisplayText&gt;[34]&lt;/DisplayText&gt;&lt;record&gt;&lt;rec-number&gt;66&lt;/rec-number&gt;&lt;foreign-keys&gt;&lt;key app="EN" db-id="v920pft06rp9dbex2ap500x99x5rrtswxzss" timestamp="1768215215" guid="8e64e734-f3d1-4c0b-99d4-4d7caf7afa58"&gt;66&lt;/key&gt;&lt;/foreign-keys&gt;&lt;ref-type name="Book"&gt;6&lt;/ref-type&gt;&lt;contributors&gt;&lt;authors&gt;&lt;author&gt;Andrew Sarangan&lt;/author&gt;&lt;/authors&gt;&lt;/contributors&gt;&lt;titles&gt;&lt;title&gt;Optical Thin Film Design&lt;/title&gt;&lt;/titles&gt;&lt;edition&gt;1st Edition&lt;/edition&gt;&lt;section&gt;256&lt;/section&gt;&lt;dates&gt;&lt;year&gt;2020&lt;/year&gt;&lt;/dates&gt;&lt;pub-location&gt;Boca Raton&lt;/pub-location&gt;&lt;publisher&gt;CRC Press&lt;/publisher&gt;&lt;isbn&gt;9780429423352&lt;/isbn&gt;&lt;urls&gt;&lt;/urls&gt;&lt;electronic-resource-num&gt;https://doi.org/10.1201/9780429423352&lt;/electronic-resource-num&gt;&lt;/record&gt;&lt;/Cite&gt;&lt;/EndNote&gt;</w:instrText>
+        <w:instrText xml:space="preserve"> ADDIN EN.CITE &lt;EndNote&gt;&lt;Cite&gt;&lt;Author&gt;Sarangan&lt;/Author&gt;&lt;Year&gt;2020&lt;/Year&gt;&lt;RecNum&gt;66&lt;/RecNum&gt;&lt;DisplayText&gt;[38]&lt;/DisplayText&gt;&lt;record&gt;&lt;rec-number&gt;66&lt;/rec-number&gt;&lt;foreign-keys&gt;&lt;key app="EN" db-id="v920pft06rp9dbex2ap500x99x5rrtswxzss" timestamp="1768215215" guid="8e64e734-f3d1-4c0b-99d4-4d7caf7afa58"&gt;66&lt;/key&gt;&lt;/foreign-keys&gt;&lt;ref-type name="Book"&gt;6&lt;/ref-type&gt;&lt;contributors&gt;&lt;authors&gt;&lt;author&gt;Andrew Sarangan&lt;/author&gt;&lt;/authors&gt;&lt;/contributors&gt;&lt;titles&gt;&lt;title&gt;Optical Thin Film Design&lt;/title&gt;&lt;/titles&gt;&lt;edition&gt;1st Edition&lt;/edition&gt;&lt;section&gt;256&lt;/section&gt;&lt;dates&gt;&lt;year&gt;2020&lt;/year&gt;&lt;/dates&gt;&lt;pub-location&gt;Boca Raton&lt;/pub-location&gt;&lt;publisher&gt;CRC Press&lt;/publisher&gt;&lt;isbn&gt;9780429423352&lt;/isbn&gt;&lt;urls&gt;&lt;/urls&gt;&lt;electronic-resource-num&gt;https://doi.org/10.1201/9780429423352&lt;/electronic-resource-num&gt;&lt;/record&gt;&lt;/Cite&gt;&lt;/EndNote&gt;</w:instrText>
       </w:r>
       <w:r>
         <w:rPr>
@@ -12577,7 +13576,7 @@
           <w:noProof/>
           <w:lang w:bidi="th-TH"/>
         </w:rPr>
-        <w:t>[34]</w:t>
+        <w:t>[38]</w:t>
       </w:r>
       <w:r>
         <w:rPr>
@@ -12718,6 +13717,7 @@
           <w:rPr>
             <w:rFonts w:ascii="Cambria Math" w:hAnsi="Cambria Math"/>
           </w:rPr>
+          <w:lastRenderedPageBreak/>
           <m:t>r=</m:t>
         </m:r>
         <m:f>
@@ -13237,7 +14237,7 @@
         <w:fldChar w:fldCharType="begin"/>
       </w:r>
       <w:r>
-        <w:instrText xml:space="preserve"> ADDIN EN.CITE &lt;EndNote&gt;&lt;Cite&gt;&lt;Author&gt;Sarangan&lt;/Author&gt;&lt;Year&gt;2020&lt;/Year&gt;&lt;RecNum&gt;66&lt;/RecNum&gt;&lt;DisplayText&gt;[34, 38]&lt;/DisplayText&gt;&lt;record&gt;&lt;rec-number&gt;66&lt;/rec-number&gt;&lt;foreign-keys&gt;&lt;key app="EN" db-id="v920pft06rp9dbex2ap500x99x5rrtswxzss" timestamp="1768215215" guid="8e64e734-f3d1-4c0b-99d4-4d7caf7afa58"&gt;66&lt;/key&gt;&lt;/foreign-keys&gt;&lt;ref-type name="Book"&gt;6&lt;/ref-type&gt;&lt;contributors&gt;&lt;authors&gt;&lt;author&gt;Andrew Sarangan&lt;/author&gt;&lt;/authors&gt;&lt;/contributors&gt;&lt;titles&gt;&lt;title&gt;Optical Thin Film Design&lt;/title&gt;&lt;/titles&gt;&lt;edition&gt;1st Edition&lt;/edition&gt;&lt;section&gt;256&lt;/section&gt;&lt;dates&gt;&lt;year&gt;2020&lt;/year&gt;&lt;/dates&gt;&lt;pub-location&gt;Boca Raton&lt;/pub-location&gt;&lt;publisher&gt;CRC Press&lt;/publisher&gt;&lt;isbn&gt;9780429423352&lt;/isbn&gt;&lt;urls&gt;&lt;/urls&gt;&lt;electronic-resource-num&gt;https://doi.org/10.1201/9780429423352&lt;/electronic-resource-num&gt;&lt;/record&gt;&lt;/Cite&gt;&lt;Cite&gt;&lt;Author&gt;Li&lt;/Author&gt;&lt;Year&gt;2017&lt;/Year&gt;&lt;RecNum&gt;91&lt;/RecNum&gt;&lt;record&gt;&lt;rec-number&gt;91&lt;/rec-number&gt;&lt;foreign-keys&gt;&lt;key app="EN" db-id="v920pft06rp9dbex2ap500x99x5rrtswxzss" timestamp="1775554061"&gt;91&lt;/key&gt;&lt;/foreign-keys&gt;&lt;ref-type name="Journal Article"&gt;17&lt;/ref-type&gt;&lt;contributors&gt;&lt;authors&gt;&lt;author&gt;Li, Yuanyang&lt;/author&gt;&lt;author&gt;Yang, Ke&lt;/author&gt;&lt;author&gt;Xia, Bibo&lt;/author&gt;&lt;author&gt;Yang, Bowen&lt;/author&gt;&lt;author&gt;Yan, Lianghong&lt;/author&gt;&lt;author&gt;He, Meiying&lt;/author&gt;&lt;author&gt;Yan, Hongwei&lt;/author&gt;&lt;author&gt;Jiang, Bo&lt;/author&gt;&lt;/authors&gt;&lt;/contributors&gt;&lt;titles&gt;&lt;title&gt;Preparation of mechanically stable triple-layer interference broadband antireflective coatings with self-cleaning property by sol–gel technique&lt;/title&gt;&lt;secondary-title&gt;RSC Advances&lt;/secondary-title&gt;&lt;/titles&gt;&lt;periodical&gt;&lt;full-title&gt;RSC Advances&lt;/full-title&gt;&lt;/periodical&gt;&lt;pages&gt;14660-14668&lt;/pages&gt;&lt;volume&gt;7&lt;/volume&gt;&lt;number&gt;24&lt;/number&gt;&lt;dates&gt;&lt;year&gt;2017&lt;/year&gt;&lt;/dates&gt;&lt;publisher&gt;The Royal Society of Chemistry&lt;/publisher&gt;&lt;work-type&gt;10.1039/C7RA00844A&lt;/work-type&gt;&lt;urls&gt;&lt;related-urls&gt;&lt;url&gt;http://dx.doi.org/10.1039/C7RA00844A&lt;/url&gt;&lt;/related-urls&gt;&lt;/urls&gt;&lt;electronic-resource-num&gt;10.1039/C7RA00844A&lt;/electronic-resource-num&gt;&lt;/record&gt;&lt;/Cite&gt;&lt;/EndNote&gt;</w:instrText>
+        <w:instrText xml:space="preserve"> ADDIN EN.CITE &lt;EndNote&gt;&lt;Cite&gt;&lt;Author&gt;Sarangan&lt;/Author&gt;&lt;Year&gt;2020&lt;/Year&gt;&lt;RecNum&gt;66&lt;/RecNum&gt;&lt;DisplayText&gt;[38, 44]&lt;/DisplayText&gt;&lt;record&gt;&lt;rec-number&gt;66&lt;/rec-number&gt;&lt;foreign-keys&gt;&lt;key app="EN" db-id="v920pft06rp9dbex2ap500x99x5rrtswxzss" timestamp="1768215215" guid="8e64e734-f3d1-4c0b-99d4-4d7caf7afa58"&gt;66&lt;/key&gt;&lt;/foreign-keys&gt;&lt;ref-type name="Book"&gt;6&lt;/ref-type&gt;&lt;contributors&gt;&lt;authors&gt;&lt;author&gt;Andrew Sarangan&lt;/author&gt;&lt;/authors&gt;&lt;/contributors&gt;&lt;titles&gt;&lt;title&gt;Optical Thin Film Design&lt;/title&gt;&lt;/titles&gt;&lt;edition&gt;1st Edition&lt;/edition&gt;&lt;section&gt;256&lt;/section&gt;&lt;dates&gt;&lt;year&gt;2020&lt;/year&gt;&lt;/dates&gt;&lt;pub-location&gt;Boca Raton&lt;/pub-location&gt;&lt;publisher&gt;CRC Press&lt;/publisher&gt;&lt;isbn&gt;9780429423352&lt;/isbn&gt;&lt;urls&gt;&lt;/urls&gt;&lt;electronic-resource-num&gt;https://doi.org/10.1201/9780429423352&lt;/electronic-resource-num&gt;&lt;/record&gt;&lt;/Cite&gt;&lt;Cite&gt;&lt;Author&gt;Li&lt;/Author&gt;&lt;Year&gt;2017&lt;/Year&gt;&lt;RecNum&gt;91&lt;/RecNum&gt;&lt;record&gt;&lt;rec-number&gt;91&lt;/rec-number&gt;&lt;foreign-keys&gt;&lt;key app="EN" db-id="v920pft06rp9dbex2ap500x99x5rrtswxzss" timestamp="1775554061"&gt;91&lt;/key&gt;&lt;/foreign-keys&gt;&lt;ref-type name="Journal Article"&gt;17&lt;/ref-type&gt;&lt;contributors&gt;&lt;authors&gt;&lt;author&gt;Li, Yuanyang&lt;/author&gt;&lt;author&gt;Yang, Ke&lt;/author&gt;&lt;author&gt;Xia, Bibo&lt;/author&gt;&lt;author&gt;Yang, Bowen&lt;/author&gt;&lt;author&gt;Yan, Lianghong&lt;/author&gt;&lt;author&gt;He, Meiying&lt;/author&gt;&lt;author&gt;Yan, Hongwei&lt;/author&gt;&lt;author&gt;Jiang, Bo&lt;/author&gt;&lt;/authors&gt;&lt;/contributors&gt;&lt;titles&gt;&lt;title&gt;Preparation of mechanically stable triple-layer interference broadband antireflective coatings with self-cleaning property by sol–gel technique&lt;/title&gt;&lt;secondary-title&gt;RSC Advances&lt;/secondary-title&gt;&lt;/titles&gt;&lt;periodical&gt;&lt;full-title&gt;RSC Advances&lt;/full-title&gt;&lt;/periodical&gt;&lt;pages&gt;14660-14668&lt;/pages&gt;&lt;volume&gt;7&lt;/volume&gt;&lt;number&gt;24&lt;/number&gt;&lt;dates&gt;&lt;year&gt;2017&lt;/year&gt;&lt;/dates&gt;&lt;publisher&gt;The Royal Society of Chemistry&lt;/publisher&gt;&lt;work-type&gt;10.1039/C7RA00844A&lt;/work-type&gt;&lt;urls&gt;&lt;related-urls&gt;&lt;url&gt;http://dx.doi.org/10.1039/C7RA00844A&lt;/url&gt;&lt;/related-urls&gt;&lt;/urls&gt;&lt;electronic-resource-num&gt;10.1039/C7RA00844A&lt;/electronic-resource-num&gt;&lt;/record&gt;&lt;/Cite&gt;&lt;/EndNote&gt;</w:instrText>
       </w:r>
       <w:r>
         <w:fldChar w:fldCharType="separate"/>
@@ -13246,7 +14246,7 @@
         <w:rPr>
           <w:noProof/>
         </w:rPr>
-        <w:t>[34, 38]</w:t>
+        <w:t>[38, 44]</w:t>
       </w:r>
       <w:r>
         <w:fldChar w:fldCharType="end"/>
@@ -14215,7 +15215,13 @@
         <w:tab/>
       </w:r>
       <w:r>
-        <w:t xml:space="preserve">This requirement is </w:t>
+        <w:t xml:space="preserve">This </w:t>
+      </w:r>
+      <w:r>
+        <w:t xml:space="preserve">ratio between top and bottom film index </w:t>
+      </w:r>
+      <w:r>
+        <w:t xml:space="preserve">is </w:t>
       </w:r>
       <w:r>
         <w:t>the same as a</w:t>
@@ -14342,7 +15348,7 @@
         <w:fldChar w:fldCharType="begin"/>
       </w:r>
       <w:r>
-        <w:instrText xml:space="preserve"> ADDIN EN.CITE &lt;EndNote&gt;&lt;Cite&gt;&lt;Author&gt;Li&lt;/Author&gt;&lt;Year&gt;2017&lt;/Year&gt;&lt;RecNum&gt;91&lt;/RecNum&gt;&lt;DisplayText&gt;[38]&lt;/DisplayText&gt;&lt;record&gt;&lt;rec-number&gt;91&lt;/rec-number&gt;&lt;foreign-keys&gt;&lt;key app="EN" db-id="v920pft06rp9dbex2ap500x99x5rrtswxzss" timestamp="1775554061"&gt;91&lt;/key&gt;&lt;/foreign-keys&gt;&lt;ref-type name="Journal Article"&gt;17&lt;/ref-type&gt;&lt;contributors&gt;&lt;authors&gt;&lt;author&gt;Li, Yuanyang&lt;/author&gt;&lt;author&gt;Yang, Ke&lt;/author&gt;&lt;author&gt;Xia, Bibo&lt;/author&gt;&lt;author&gt;Yang, Bowen&lt;/author&gt;&lt;author&gt;Yan, Lianghong&lt;/author&gt;&lt;author&gt;He, Meiying&lt;/author&gt;&lt;author&gt;Yan, Hongwei&lt;/author&gt;&lt;author&gt;Jiang, Bo&lt;/author&gt;&lt;/authors&gt;&lt;/contributors&gt;&lt;titles&gt;&lt;title&gt;Preparation of mechanically stable triple-layer interference broadband antireflective coatings with self-cleaning property by sol–gel technique&lt;/title&gt;&lt;secondary-title&gt;RSC Advances&lt;/secondary-title&gt;&lt;/titles&gt;&lt;periodical&gt;&lt;full-title&gt;RSC Advances&lt;/full-title&gt;&lt;/periodical&gt;&lt;pages&gt;14660-14668&lt;/pages&gt;&lt;volume&gt;7&lt;/volume&gt;&lt;number&gt;24&lt;/number&gt;&lt;dates&gt;&lt;year&gt;2017&lt;/year&gt;&lt;/dates&gt;&lt;publisher&gt;The Royal Society of Chemistry&lt;/publisher&gt;&lt;work-type&gt;10.1039/C7RA00844A&lt;/work-type&gt;&lt;urls&gt;&lt;related-urls&gt;&lt;url&gt;http://dx.doi.org/10.1039/C7RA00844A&lt;/url&gt;&lt;/related-urls&gt;&lt;/urls&gt;&lt;electronic-resource-num&gt;10.1039/C7RA00844A&lt;/electronic-resource-num&gt;&lt;/record&gt;&lt;/Cite&gt;&lt;/EndNote&gt;</w:instrText>
+        <w:instrText xml:space="preserve"> ADDIN EN.CITE &lt;EndNote&gt;&lt;Cite&gt;&lt;Author&gt;Li&lt;/Author&gt;&lt;Year&gt;2017&lt;/Year&gt;&lt;RecNum&gt;91&lt;/RecNum&gt;&lt;DisplayText&gt;[44]&lt;/DisplayText&gt;&lt;record&gt;&lt;rec-number&gt;91&lt;/rec-number&gt;&lt;foreign-keys&gt;&lt;key app="EN" db-id="v920pft06rp9dbex2ap500x99x5rrtswxzss" timestamp="1775554061"&gt;91&lt;/key&gt;&lt;/foreign-keys&gt;&lt;ref-type name="Journal Article"&gt;17&lt;/ref-type&gt;&lt;contributors&gt;&lt;authors&gt;&lt;author&gt;Li, Yuanyang&lt;/author&gt;&lt;author&gt;Yang, Ke&lt;/author&gt;&lt;author&gt;Xia, Bibo&lt;/author&gt;&lt;author&gt;Yang, Bowen&lt;/author&gt;&lt;author&gt;Yan, Lianghong&lt;/author&gt;&lt;author&gt;He, Meiying&lt;/author&gt;&lt;author&gt;Yan, Hongwei&lt;/author&gt;&lt;author&gt;Jiang, Bo&lt;/author&gt;&lt;/authors&gt;&lt;/contributors&gt;&lt;titles&gt;&lt;title&gt;Preparation of mechanically stable triple-layer interference broadband antireflective coatings with self-cleaning property by sol–gel technique&lt;/title&gt;&lt;secondary-title&gt;RSC Advances&lt;/secondary-title&gt;&lt;/titles&gt;&lt;periodical&gt;&lt;full-title&gt;RSC Advances&lt;/full-title&gt;&lt;/periodical&gt;&lt;pages&gt;14660-14668&lt;/pages&gt;&lt;volume&gt;7&lt;/volume&gt;&lt;number&gt;24&lt;/number&gt;&lt;dates&gt;&lt;year&gt;2017&lt;/year&gt;&lt;/dates&gt;&lt;publisher&gt;The Royal Society of Chemistry&lt;/publisher&gt;&lt;work-type&gt;10.1039/C7RA00844A&lt;/work-type&gt;&lt;urls&gt;&lt;related-urls&gt;&lt;url&gt;http://dx.doi.org/10.1039/C7RA00844A&lt;/url&gt;&lt;/related-urls&gt;&lt;/urls&gt;&lt;electronic-resource-num&gt;10.1039/C7RA00844A&lt;/electronic-resource-num&gt;&lt;/record&gt;&lt;/Cite&gt;&lt;/EndNote&gt;</w:instrText>
       </w:r>
       <w:r>
         <w:fldChar w:fldCharType="separate"/>
@@ -14351,7 +15357,7 @@
         <w:rPr>
           <w:noProof/>
         </w:rPr>
-        <w:t>[38]</w:t>
+        <w:t>[44]</w:t>
       </w:r>
       <w:r>
         <w:fldChar w:fldCharType="end"/>
@@ -14530,7 +15536,7 @@
           <w:i/>
           <w:iCs/>
         </w:rPr>
-        <w:instrText xml:space="preserve"> ADDIN EN.CITE &lt;EndNote&gt;&lt;Cite&gt;&lt;Author&gt;Beliaev&lt;/Author&gt;&lt;Year&gt;2022&lt;/Year&gt;&lt;RecNum&gt;70&lt;/RecNum&gt;&lt;DisplayText&gt;[39]&lt;/DisplayText&gt;&lt;record&gt;&lt;rec-number&gt;70&lt;/rec-number&gt;&lt;foreign-keys&gt;&lt;key app="EN" db-id="v920pft06rp9dbex2ap500x99x5rrtswxzss" timestamp="1768215795" guid="3f7419e0-798c-4593-84cf-4bf61aaacb06"&gt;70&lt;/key&gt;&lt;/foreign-keys&gt;&lt;ref-type name="Journal Article"&gt;17&lt;/ref-type&gt;&lt;contributors&gt;&lt;authors&gt;&lt;author&gt;Beliaev, Leonid Yu&lt;/author&gt;&lt;author&gt;Shkondin, Evgeniy&lt;/author&gt;&lt;author&gt;Lavrinenko, Andrei V.&lt;/author&gt;&lt;author&gt;Takayama, Osamu&lt;/author&gt;&lt;/authors&gt;&lt;/contributors&gt;&lt;titles&gt;&lt;title&gt;Optical, structural and composition properties of silicon nitride films deposited by reactive radio-frequency sputtering, low pressure and plasma-enhanced chemical vapor deposition&lt;/title&gt;&lt;secondary-title&gt;Thin Solid Films&lt;/secondary-title&gt;&lt;/titles&gt;&lt;periodical&gt;&lt;full-title&gt;Thin Solid Films&lt;/full-title&gt;&lt;/periodical&gt;&lt;pages&gt;139568&lt;/pages&gt;&lt;volume&gt;763&lt;/volume&gt;&lt;keywords&gt;&lt;keyword&gt;Silicon nitride&lt;/keyword&gt;&lt;keyword&gt;Ellipsometry&lt;/keyword&gt;&lt;keyword&gt;Chemical vapor deposition&lt;/keyword&gt;&lt;keyword&gt;Sputtering&lt;/keyword&gt;&lt;keyword&gt;Optical characterization&lt;/keyword&gt;&lt;keyword&gt;Thin film&lt;/keyword&gt;&lt;/keywords&gt;&lt;dates&gt;&lt;year&gt;2022&lt;/year&gt;&lt;pub-dates&gt;&lt;date&gt;2022/12/01/&lt;/date&gt;&lt;/pub-dates&gt;&lt;/dates&gt;&lt;isbn&gt;0040-6090&lt;/isbn&gt;&lt;urls&gt;&lt;related-urls&gt;&lt;url&gt;https://www.sciencedirect.com/science/article/pii/S0040609022004710&lt;/url&gt;&lt;/related-urls&gt;&lt;/urls&gt;&lt;electronic-resource-num&gt;https://doi.org/10.1016/j.tsf.2022.139568&lt;/electronic-resource-num&gt;&lt;/record&gt;&lt;/Cite&gt;&lt;/EndNote&gt;</w:instrText>
+        <w:instrText xml:space="preserve"> ADDIN EN.CITE &lt;EndNote&gt;&lt;Cite&gt;&lt;Author&gt;Beliaev&lt;/Author&gt;&lt;Year&gt;2022&lt;/Year&gt;&lt;RecNum&gt;70&lt;/RecNum&gt;&lt;DisplayText&gt;[45]&lt;/DisplayText&gt;&lt;record&gt;&lt;rec-number&gt;70&lt;/rec-number&gt;&lt;foreign-keys&gt;&lt;key app="EN" db-id="v920pft06rp9dbex2ap500x99x5rrtswxzss" timestamp="1768215795" guid="3f7419e0-798c-4593-84cf-4bf61aaacb06"&gt;70&lt;/key&gt;&lt;/foreign-keys&gt;&lt;ref-type name="Journal Article"&gt;17&lt;/ref-type&gt;&lt;contributors&gt;&lt;authors&gt;&lt;author&gt;Beliaev, Leonid Yu&lt;/author&gt;&lt;author&gt;Shkondin, Evgeniy&lt;/author&gt;&lt;author&gt;Lavrinenko, Andrei V.&lt;/author&gt;&lt;author&gt;Takayama, Osamu&lt;/author&gt;&lt;/authors&gt;&lt;/contributors&gt;&lt;titles&gt;&lt;title&gt;Optical, structural and composition properties of silicon nitride films deposited by reactive radio-frequency sputtering, low pressure and plasma-enhanced chemical vapor deposition&lt;/title&gt;&lt;secondary-title&gt;Thin Solid Films&lt;/secondary-title&gt;&lt;/titles&gt;&lt;periodical&gt;&lt;full-title&gt;Thin Solid Films&lt;/full-title&gt;&lt;/periodical&gt;&lt;pages&gt;139568&lt;/pages&gt;&lt;volume&gt;763&lt;/volume&gt;&lt;keywords&gt;&lt;keyword&gt;Silicon nitride&lt;/keyword&gt;&lt;keyword&gt;Ellipsometry&lt;/keyword&gt;&lt;keyword&gt;Chemical vapor deposition&lt;/keyword&gt;&lt;keyword&gt;Sputtering&lt;/keyword&gt;&lt;keyword&gt;Optical characterization&lt;/keyword&gt;&lt;keyword&gt;Thin film&lt;/keyword&gt;&lt;/keywords&gt;&lt;dates&gt;&lt;year&gt;2022&lt;/year&gt;&lt;pub-dates&gt;&lt;date&gt;2022/12/01/&lt;/date&gt;&lt;/pub-dates&gt;&lt;/dates&gt;&lt;isbn&gt;0040-6090&lt;/isbn&gt;&lt;urls&gt;&lt;related-urls&gt;&lt;url&gt;https://www.sciencedirect.com/science/article/pii/S0040609022004710&lt;/url&gt;&lt;/related-urls&gt;&lt;/urls&gt;&lt;electronic-resource-num&gt;https://doi.org/10.1016/j.tsf.2022.139568&lt;/electronic-resource-num&gt;&lt;/record&gt;&lt;/Cite&gt;&lt;/EndNote&gt;</w:instrText>
       </w:r>
       <w:r>
         <w:rPr>
@@ -14545,7 +15551,7 @@
           <w:iCs/>
           <w:noProof/>
         </w:rPr>
-        <w:t>[39]</w:t>
+        <w:t>[45]</w:t>
       </w:r>
       <w:r>
         <w:rPr>
@@ -14615,7 +15621,7 @@
         <w:fldChar w:fldCharType="begin"/>
       </w:r>
       <w:r>
-        <w:instrText xml:space="preserve"> ADDIN EN.CITE &lt;EndNote&gt;&lt;Cite&gt;&lt;Author&gt;Zhukovsky&lt;/Author&gt;&lt;Year&gt;2015&lt;/Year&gt;&lt;RecNum&gt;90&lt;/RecNum&gt;&lt;DisplayText&gt;[37]&lt;/DisplayText&gt;&lt;record&gt;&lt;rec-number&gt;90&lt;/rec-number&gt;&lt;foreign-keys&gt;&lt;key app="EN" db-id="v920pft06rp9dbex2ap500x99x5rrtswxzss" timestamp="1775120793"&gt;90&lt;/key&gt;&lt;/foreign-keys&gt;&lt;ref-type name="Journal Article"&gt;17&lt;/ref-type&gt;&lt;contributors&gt;&lt;authors&gt;&lt;author&gt;Zhukovsky, Sergei V.&lt;/author&gt;&lt;author&gt;Andryieuski, Andrei&lt;/author&gt;&lt;author&gt;Takayama, Osamu&lt;/author&gt;&lt;author&gt;Shkondin, Evgeniy&lt;/author&gt;&lt;author&gt;Malureanu, Radu&lt;/author&gt;&lt;author&gt;Jensen, Flemming&lt;/author&gt;&lt;author&gt;Lavrinenko, Andrei V.&lt;/author&gt;&lt;/authors&gt;&lt;/contributors&gt;&lt;titles&gt;&lt;title&gt;Experimental Demonstration of Effective Medium Approximation Breakdown in Deeply Subwavelength All-Dielectric Multilayers&lt;/title&gt;&lt;secondary-title&gt;Physical Review Letters&lt;/secondary-title&gt;&lt;/titles&gt;&lt;periodical&gt;&lt;full-title&gt;Physical Review Letters&lt;/full-title&gt;&lt;/periodical&gt;&lt;pages&gt;177402&lt;/pages&gt;&lt;volume&gt;115&lt;/volume&gt;&lt;number&gt;17&lt;/number&gt;&lt;dates&gt;&lt;year&gt;2015&lt;/year&gt;&lt;pub-dates&gt;&lt;date&gt;10/23/&lt;/date&gt;&lt;/pub-dates&gt;&lt;/dates&gt;&lt;publisher&gt;American Physical Society&lt;/publisher&gt;&lt;urls&gt;&lt;related-urls&gt;&lt;url&gt;https://link.aps.org/doi/10.1103/PhysRevLett.115.177402&lt;/url&gt;&lt;/related-urls&gt;&lt;/urls&gt;&lt;electronic-resource-num&gt;10.1103/PhysRevLett.115.177402&lt;/electronic-resource-num&gt;&lt;/record&gt;&lt;/Cite&gt;&lt;/EndNote&gt;</w:instrText>
+        <w:instrText xml:space="preserve"> ADDIN EN.CITE &lt;EndNote&gt;&lt;Cite&gt;&lt;Author&gt;Zhukovsky&lt;/Author&gt;&lt;Year&gt;2015&lt;/Year&gt;&lt;RecNum&gt;90&lt;/RecNum&gt;&lt;DisplayText&gt;[43]&lt;/DisplayText&gt;&lt;record&gt;&lt;rec-number&gt;90&lt;/rec-number&gt;&lt;foreign-keys&gt;&lt;key app="EN" db-id="v920pft06rp9dbex2ap500x99x5rrtswxzss" timestamp="1775120793"&gt;90&lt;/key&gt;&lt;/foreign-keys&gt;&lt;ref-type name="Journal Article"&gt;17&lt;/ref-type&gt;&lt;contributors&gt;&lt;authors&gt;&lt;author&gt;Zhukovsky, Sergei V.&lt;/author&gt;&lt;author&gt;Andryieuski, Andrei&lt;/author&gt;&lt;author&gt;Takayama, Osamu&lt;/author&gt;&lt;author&gt;Shkondin, Evgeniy&lt;/author&gt;&lt;author&gt;Malureanu, Radu&lt;/author&gt;&lt;author&gt;Jensen, Flemming&lt;/author&gt;&lt;author&gt;Lavrinenko, Andrei V.&lt;/author&gt;&lt;/authors&gt;&lt;/contributors&gt;&lt;titles&gt;&lt;title&gt;Experimental Demonstration of Effective Medium Approximation Breakdown in Deeply Subwavelength All-Dielectric Multilayers&lt;/title&gt;&lt;secondary-title&gt;Physical Review Letters&lt;/secondary-title&gt;&lt;/titles&gt;&lt;periodical&gt;&lt;full-title&gt;Physical Review Letters&lt;/full-title&gt;&lt;/periodical&gt;&lt;pages&gt;177402&lt;/pages&gt;&lt;volume&gt;115&lt;/volume&gt;&lt;number&gt;17&lt;/number&gt;&lt;dates&gt;&lt;year&gt;2015&lt;/year&gt;&lt;pub-dates&gt;&lt;date&gt;10/23/&lt;/date&gt;&lt;/pub-dates&gt;&lt;/dates&gt;&lt;publisher&gt;American Physical Society&lt;/publisher&gt;&lt;urls&gt;&lt;related-urls&gt;&lt;url&gt;https://link.aps.org/doi/10.1103/PhysRevLett.115.177402&lt;/url&gt;&lt;/related-urls&gt;&lt;/urls&gt;&lt;electronic-resource-num&gt;10.1103/PhysRevLett.115.177402&lt;/electronic-resource-num&gt;&lt;/record&gt;&lt;/Cite&gt;&lt;/EndNote&gt;</w:instrText>
       </w:r>
       <w:r>
         <w:fldChar w:fldCharType="separate"/>
@@ -14624,7 +15630,7 @@
         <w:rPr>
           <w:noProof/>
         </w:rPr>
-        <w:t>[37]</w:t>
+        <w:t>[43]</w:t>
       </w:r>
       <w:r>
         <w:fldChar w:fldCharType="end"/>
@@ -14679,7 +15685,7 @@
         <w:fldChar w:fldCharType="begin"/>
       </w:r>
       <w:r>
-        <w:instrText xml:space="preserve"> ADDIN EN.CITE &lt;EndNote&gt;&lt;Cite&gt;&lt;Author&gt;Sarangan&lt;/Author&gt;&lt;Year&gt;2020&lt;/Year&gt;&lt;RecNum&gt;38&lt;/RecNum&gt;&lt;DisplayText&gt;[40]&lt;/DisplayText&gt;&lt;record&gt;&lt;rec-number&gt;38&lt;/rec-number&gt;&lt;foreign-keys&gt;&lt;key app="EN" db-id="v920pft06rp9dbex2ap500x99x5rrtswxzss" timestamp="1768049998" guid="dde7f428-59aa-475f-b9b0-297f1786a224"&gt;38&lt;/key&gt;&lt;/foreign-keys&gt;&lt;ref-type name="Journal Article"&gt;17&lt;/ref-type&gt;&lt;contributors&gt;&lt;authors&gt;&lt;author&gt;Sarangan, Andrew&lt;/author&gt;&lt;/authors&gt;&lt;/contributors&gt;&lt;titles&gt;&lt;title&gt;Design of resonant cavity thin film structures with complex active layers&lt;/title&gt;&lt;secondary-title&gt;Journal of the Optical Society of America B&lt;/secondary-title&gt;&lt;alt-title&gt;J. Opt. Soc. Am. B&lt;/alt-title&gt;&lt;/titles&gt;&lt;periodical&gt;&lt;full-title&gt;Journal of the Optical Society of America B&lt;/full-title&gt;&lt;abbr-1&gt;J. Opt. Soc. Am. B&lt;/abbr-1&gt;&lt;/periodical&gt;&lt;alt-periodical&gt;&lt;full-title&gt;Journal of the Optical Society of America B&lt;/full-title&gt;&lt;abbr-1&gt;J. Opt. Soc. Am. B&lt;/abbr-1&gt;&lt;/alt-periodical&gt;&lt;pages&gt;3461-3468&lt;/pages&gt;&lt;volume&gt;37&lt;/volume&gt;&lt;number&gt;11&lt;/number&gt;&lt;keywords&gt;&lt;keyword&gt;Bragg reflectors&lt;/keyword&gt;&lt;keyword&gt;Field enhancement&lt;/keyword&gt;&lt;keyword&gt;Optical absorption&lt;/keyword&gt;&lt;keyword&gt;Phase shift&lt;/keyword&gt;&lt;keyword&gt;Refractive index&lt;/keyword&gt;&lt;keyword&gt;Thin films&lt;/keyword&gt;&lt;/keywords&gt;&lt;dates&gt;&lt;year&gt;2020&lt;/year&gt;&lt;pub-dates&gt;&lt;date&gt;2020/11/01&lt;/date&gt;&lt;/pub-dates&gt;&lt;/dates&gt;&lt;publisher&gt;Optica Publishing Group&lt;/publisher&gt;&lt;urls&gt;&lt;related-urls&gt;&lt;url&gt;https://opg.optica.org/josab/abstract.cfm?URI=josab-37-11-3461&lt;/url&gt;&lt;/related-urls&gt;&lt;/urls&gt;&lt;electronic-resource-num&gt;10.1364/JOSAB.404894&lt;/electronic-resource-num&gt;&lt;/record&gt;&lt;/Cite&gt;&lt;/EndNote&gt;</w:instrText>
+        <w:instrText xml:space="preserve"> ADDIN EN.CITE &lt;EndNote&gt;&lt;Cite&gt;&lt;Author&gt;Sarangan&lt;/Author&gt;&lt;Year&gt;2020&lt;/Year&gt;&lt;RecNum&gt;38&lt;/RecNum&gt;&lt;DisplayText&gt;[39]&lt;/DisplayText&gt;&lt;record&gt;&lt;rec-number&gt;38&lt;/rec-number&gt;&lt;foreign-keys&gt;&lt;key app="EN" db-id="v920pft06rp9dbex2ap500x99x5rrtswxzss" timestamp="1768049998" guid="dde7f428-59aa-475f-b9b0-297f1786a224"&gt;38&lt;/key&gt;&lt;/foreign-keys&gt;&lt;ref-type name="Journal Article"&gt;17&lt;/ref-type&gt;&lt;contributors&gt;&lt;authors&gt;&lt;author&gt;Sarangan, Andrew&lt;/author&gt;&lt;/authors&gt;&lt;/contributors&gt;&lt;titles&gt;&lt;title&gt;Design of resonant cavity thin film structures with complex active layers&lt;/title&gt;&lt;secondary-title&gt;Journal of the Optical Society of America B&lt;/secondary-title&gt;&lt;alt-title&gt;J. Opt. Soc. Am. B&lt;/alt-title&gt;&lt;/titles&gt;&lt;periodical&gt;&lt;full-title&gt;Journal of the Optical Society of America B&lt;/full-title&gt;&lt;abbr-1&gt;J. Opt. Soc. Am. B&lt;/abbr-1&gt;&lt;/periodical&gt;&lt;alt-periodical&gt;&lt;full-title&gt;Journal of the Optical Society of America B&lt;/full-title&gt;&lt;abbr-1&gt;J. Opt. Soc. Am. B&lt;/abbr-1&gt;&lt;/alt-periodical&gt;&lt;pages&gt;3461-3468&lt;/pages&gt;&lt;volume&gt;37&lt;/volume&gt;&lt;number&gt;11&lt;/number&gt;&lt;keywords&gt;&lt;keyword&gt;Bragg reflectors&lt;/keyword&gt;&lt;keyword&gt;Field enhancement&lt;/keyword&gt;&lt;keyword&gt;Optical absorption&lt;/keyword&gt;&lt;keyword&gt;Phase shift&lt;/keyword&gt;&lt;keyword&gt;Refractive index&lt;/keyword&gt;&lt;keyword&gt;Thin films&lt;/keyword&gt;&lt;/keywords&gt;&lt;dates&gt;&lt;year&gt;2020&lt;/year&gt;&lt;pub-dates&gt;&lt;date&gt;2020/11/01&lt;/date&gt;&lt;/pub-dates&gt;&lt;/dates&gt;&lt;publisher&gt;Optica Publishing Group&lt;/publisher&gt;&lt;urls&gt;&lt;related-urls&gt;&lt;url&gt;https://opg.optica.org/josab/abstract.cfm?URI=josab-37-11-3461&lt;/url&gt;&lt;/related-urls&gt;&lt;/urls&gt;&lt;electronic-resource-num&gt;10.1364/JOSAB.404894&lt;/electronic-resource-num&gt;&lt;/record&gt;&lt;/Cite&gt;&lt;/EndNote&gt;</w:instrText>
       </w:r>
       <w:r>
         <w:fldChar w:fldCharType="separate"/>
@@ -14688,7 +15694,7 @@
         <w:rPr>
           <w:noProof/>
         </w:rPr>
-        <w:t>[40]</w:t>
+        <w:t>[39]</w:t>
       </w:r>
       <w:r>
         <w:fldChar w:fldCharType="end"/>
@@ -14801,7 +15807,7 @@
       <w:r>
         <w:fldChar w:fldCharType="begin">
           <w:fldData xml:space="preserve">PEVuZE5vdGU+PENpdGU+PEF1dGhvcj5IdWFuZzwvQXV0aG9yPjxZZWFyPjIwMjM8L1llYXI+PFJl
-Y051bT4xMjwvUmVjTnVtPjxEaXNwbGF5VGV4dD5bMTEsIDE3XTwvRGlzcGxheVRleHQ+PHJlY29y
+Y051bT4xMjwvUmVjTnVtPjxEaXNwbGF5VGV4dD5bMTcsIDMyXTwvRGlzcGxheVRleHQ+PHJlY29y
 ZD48cmVjLW51bWJlcj4xMjwvcmVjLW51bWJlcj48Zm9yZWlnbi1rZXlzPjxrZXkgYXBwPSJFTiIg
 ZGItaWQ9InY5MjBwZnQwNnJwOWRiZXgyYXA1MDB4OTl4NXJydHN3eHpzcyIgdGltZXN0YW1wPSIx
 NzY3OTYzOTY5IiBndWlkPSI4Y2Y3NDI5Yy1hYmY5LTRmNTctYmE5MS1hMDBlMmI3MGQwNjEiPjEy
@@ -14853,7 +15859,7 @@
       <w:r>
         <w:fldChar w:fldCharType="begin">
           <w:fldData xml:space="preserve">PEVuZE5vdGU+PENpdGU+PEF1dGhvcj5IdWFuZzwvQXV0aG9yPjxZZWFyPjIwMjM8L1llYXI+PFJl
-Y051bT4xMjwvUmVjTnVtPjxEaXNwbGF5VGV4dD5bMTEsIDE3XTwvRGlzcGxheVRleHQ+PHJlY29y
+Y051bT4xMjwvUmVjTnVtPjxEaXNwbGF5VGV4dD5bMTcsIDMyXTwvRGlzcGxheVRleHQ+PHJlY29y
 ZD48cmVjLW51bWJlcj4xMjwvcmVjLW51bWJlcj48Zm9yZWlnbi1rZXlzPjxrZXkgYXBwPSJFTiIg
 ZGItaWQ9InY5MjBwZnQwNnJwOWRiZXgyYXA1MDB4OTl4NXJydHN3eHpzcyIgdGltZXN0YW1wPSIx
 NzY3OTYzOTY5IiBndWlkPSI4Y2Y3NDI5Yy1hYmY5LTRmNTctYmE5MS1hMDBlMmI3MGQwNjEiPjEy
@@ -14912,7 +15918,7 @@
         <w:rPr>
           <w:noProof/>
         </w:rPr>
-        <w:t>[11, 17]</w:t>
+        <w:t>[17, 32]</w:t>
       </w:r>
       <w:r>
         <w:fldChar w:fldCharType="end"/>
@@ -15631,7 +16637,6 @@
         <w:rPr>
           <w:highlight w:val="cyan"/>
         </w:rPr>
-        <w:lastRenderedPageBreak/>
         <w:t>Note:</w:t>
       </w:r>
     </w:p>
@@ -15728,7 +16733,7 @@
         <w:fldChar w:fldCharType="begin"/>
       </w:r>
       <w:r>
-        <w:instrText xml:space="preserve"> ADDIN EN.CITE &lt;EndNote&gt;&lt;Cite&gt;&lt;Author&gt;Franta&lt;/Author&gt;&lt;Year&gt;2016&lt;/Year&gt;&lt;RecNum&gt;97&lt;/RecNum&gt;&lt;DisplayText&gt;[42]&lt;/DisplayText&gt;&lt;record&gt;&lt;rec-number&gt;97&lt;/rec-number&gt;&lt;foreign-keys&gt;&lt;key app="EN" db-id="v920pft06rp9dbex2ap500x99x5rrtswxzss" timestamp="1776660410"&gt;97&lt;/key&gt;&lt;/foreign-keys&gt;&lt;ref-type name="Book"&gt;6&lt;/ref-type&gt;&lt;contributors&gt;&lt;authors&gt;&lt;author&gt;Franta, Daniel&lt;/author&gt;&lt;author&gt;Nečas, David&lt;/author&gt;&lt;author&gt;Ohlídal, Ivan&lt;/author&gt;&lt;author&gt;Giglia, Angelo&lt;/author&gt;&lt;/authors&gt;&lt;/contributors&gt;&lt;titles&gt;&lt;title&gt;Optical characterization of SiO2 thin films using universal dispersion model over wide spectral range&lt;/title&gt;&lt;secondary-title&gt;SPIE Photonics Europe&lt;/secondary-title&gt;&lt;/titles&gt;&lt;volume&gt;9890&lt;/volume&gt;&lt;section&gt;EPE&lt;/section&gt;&lt;dates&gt;&lt;year&gt;2016&lt;/year&gt;&lt;/dates&gt;&lt;publisher&gt;SPIE&lt;/publisher&gt;&lt;urls&gt;&lt;related-urls&gt;&lt;url&gt;https://doi.org/10.1117/12.2227580&lt;/url&gt;&lt;/related-urls&gt;&lt;/urls&gt;&lt;/record&gt;&lt;/Cite&gt;&lt;/EndNote&gt;</w:instrText>
+        <w:instrText xml:space="preserve"> ADDIN EN.CITE &lt;EndNote&gt;&lt;Cite&gt;&lt;Author&gt;Franta&lt;/Author&gt;&lt;Year&gt;2016&lt;/Year&gt;&lt;RecNum&gt;97&lt;/RecNum&gt;&lt;DisplayText&gt;[46]&lt;/DisplayText&gt;&lt;record&gt;&lt;rec-number&gt;97&lt;/rec-number&gt;&lt;foreign-keys&gt;&lt;key app="EN" db-id="v920pft06rp9dbex2ap500x99x5rrtswxzss" timestamp="1776660410"&gt;97&lt;/key&gt;&lt;/foreign-keys&gt;&lt;ref-type name="Book"&gt;6&lt;/ref-type&gt;&lt;contributors&gt;&lt;authors&gt;&lt;author&gt;Franta, Daniel&lt;/author&gt;&lt;author&gt;Nečas, David&lt;/author&gt;&lt;author&gt;Ohlídal, Ivan&lt;/author&gt;&lt;author&gt;Giglia, Angelo&lt;/author&gt;&lt;/authors&gt;&lt;/contributors&gt;&lt;titles&gt;&lt;title&gt;Optical characterization of SiO2 thin films using universal dispersion model over wide spectral range&lt;/title&gt;&lt;secondary-title&gt;SPIE Photonics Europe&lt;/secondary-title&gt;&lt;/titles&gt;&lt;volume&gt;9890&lt;/volume&gt;&lt;section&gt;EPE&lt;/section&gt;&lt;dates&gt;&lt;year&gt;2016&lt;/year&gt;&lt;/dates&gt;&lt;publisher&gt;SPIE&lt;/publisher&gt;&lt;urls&gt;&lt;related-urls&gt;&lt;url&gt;https://doi.org/10.1117/12.2227580&lt;/url&gt;&lt;/related-urls&gt;&lt;/urls&gt;&lt;/record&gt;&lt;/Cite&gt;&lt;/EndNote&gt;</w:instrText>
       </w:r>
       <w:r>
         <w:fldChar w:fldCharType="separate"/>
@@ -15737,7 +16742,7 @@
         <w:rPr>
           <w:noProof/>
         </w:rPr>
-        <w:t>[42]</w:t>
+        <w:t>[46]</w:t>
       </w:r>
       <w:r>
         <w:fldChar w:fldCharType="end"/>
@@ -15772,7 +16777,7 @@
         <w:fldChar w:fldCharType="begin"/>
       </w:r>
       <w:r>
-        <w:instrText xml:space="preserve"> ADDIN EN.CITE &lt;EndNote&gt;&lt;Cite&gt;&lt;Author&gt;Zhukovsky&lt;/Author&gt;&lt;Year&gt;2015&lt;/Year&gt;&lt;RecNum&gt;90&lt;/RecNum&gt;&lt;DisplayText&gt;[37]&lt;/DisplayText&gt;&lt;record&gt;&lt;rec-number&gt;90&lt;/rec-number&gt;&lt;foreign-keys&gt;&lt;key app="EN" db-id="v920pft06rp9dbex2ap500x99x5rrtswxzss" timestamp="1775120793"&gt;90&lt;/key&gt;&lt;/foreign-keys&gt;&lt;ref-type name="Journal Article"&gt;17&lt;/ref-type&gt;&lt;contributors&gt;&lt;authors&gt;&lt;author&gt;Zhukovsky, Sergei V.&lt;/author&gt;&lt;author&gt;Andryieuski, Andrei&lt;/author&gt;&lt;author&gt;Takayama, Osamu&lt;/author&gt;&lt;author&gt;Shkondin, Evgeniy&lt;/author&gt;&lt;author&gt;Malureanu, Radu&lt;/author&gt;&lt;author&gt;Jensen, Flemming&lt;/author&gt;&lt;author&gt;Lavrinenko, Andrei V.&lt;/author&gt;&lt;/authors&gt;&lt;/contributors&gt;&lt;titles&gt;&lt;title&gt;Experimental Demonstration of Effective Medium Approximation Breakdown in Deeply Subwavelength All-Dielectric Multilayers&lt;/title&gt;&lt;secondary-title&gt;Physical Review Letters&lt;/secondary-title&gt;&lt;/titles&gt;&lt;periodical&gt;&lt;full-title&gt;Physical Review Letters&lt;/full-title&gt;&lt;/periodical&gt;&lt;pages&gt;177402&lt;/pages&gt;&lt;volume&gt;115&lt;/volume&gt;&lt;number&gt;17&lt;/number&gt;&lt;dates&gt;&lt;year&gt;2015&lt;/year&gt;&lt;pub-dates&gt;&lt;date&gt;10/23/&lt;/date&gt;&lt;/pub-dates&gt;&lt;/dates&gt;&lt;publisher&gt;American Physical Society&lt;/publisher&gt;&lt;urls&gt;&lt;related-urls&gt;&lt;url&gt;https://link.aps.org/doi/10.1103/PhysRevLett.115.177402&lt;/url&gt;&lt;/related-urls&gt;&lt;/urls&gt;&lt;electronic-resource-num&gt;10.1103/PhysRevLett.115.177402&lt;/electronic-resource-num&gt;&lt;/record&gt;&lt;/Cite&gt;&lt;/EndNote&gt;</w:instrText>
+        <w:instrText xml:space="preserve"> ADDIN EN.CITE &lt;EndNote&gt;&lt;Cite&gt;&lt;Author&gt;Zhukovsky&lt;/Author&gt;&lt;Year&gt;2015&lt;/Year&gt;&lt;RecNum&gt;90&lt;/RecNum&gt;&lt;DisplayText&gt;[43]&lt;/DisplayText&gt;&lt;record&gt;&lt;rec-number&gt;90&lt;/rec-number&gt;&lt;foreign-keys&gt;&lt;key app="EN" db-id="v920pft06rp9dbex2ap500x99x5rrtswxzss" timestamp="1775120793"&gt;90&lt;/key&gt;&lt;/foreign-keys&gt;&lt;ref-type name="Journal Article"&gt;17&lt;/ref-type&gt;&lt;contributors&gt;&lt;authors&gt;&lt;author&gt;Zhukovsky, Sergei V.&lt;/author&gt;&lt;author&gt;Andryieuski, Andrei&lt;/author&gt;&lt;author&gt;Takayama, Osamu&lt;/author&gt;&lt;author&gt;Shkondin, Evgeniy&lt;/author&gt;&lt;author&gt;Malureanu, Radu&lt;/author&gt;&lt;author&gt;Jensen, Flemming&lt;/author&gt;&lt;author&gt;Lavrinenko, Andrei V.&lt;/author&gt;&lt;/authors&gt;&lt;/contributors&gt;&lt;titles&gt;&lt;title&gt;Experimental Demonstration of Effective Medium Approximation Breakdown in Deeply Subwavelength All-Dielectric Multilayers&lt;/title&gt;&lt;secondary-title&gt;Physical Review Letters&lt;/secondary-title&gt;&lt;/titles&gt;&lt;periodical&gt;&lt;full-title&gt;Physical Review Letters&lt;/full-title&gt;&lt;/periodical&gt;&lt;pages&gt;177402&lt;/pages&gt;&lt;volume&gt;115&lt;/volume&gt;&lt;number&gt;17&lt;/number&gt;&lt;dates&gt;&lt;year&gt;2015&lt;/year&gt;&lt;pub-dates&gt;&lt;date&gt;10/23/&lt;/date&gt;&lt;/pub-dates&gt;&lt;/dates&gt;&lt;publisher&gt;American Physical Society&lt;/publisher&gt;&lt;urls&gt;&lt;related-urls&gt;&lt;url&gt;https://link.aps.org/doi/10.1103/PhysRevLett.115.177402&lt;/url&gt;&lt;/related-urls&gt;&lt;/urls&gt;&lt;electronic-resource-num&gt;10.1103/PhysRevLett.115.177402&lt;/electronic-resource-num&gt;&lt;/record&gt;&lt;/Cite&gt;&lt;/EndNote&gt;</w:instrText>
       </w:r>
       <w:r>
         <w:fldChar w:fldCharType="separate"/>
@@ -15781,7 +16786,7 @@
         <w:rPr>
           <w:noProof/>
         </w:rPr>
-        <w:t>[37]</w:t>
+        <w:t>[43]</w:t>
       </w:r>
       <w:r>
         <w:fldChar w:fldCharType="end"/>
@@ -15816,7 +16821,7 @@
         <w:fldChar w:fldCharType="begin"/>
       </w:r>
       <w:r>
-        <w:instrText xml:space="preserve"> ADDIN EN.CITE &lt;EndNote&gt;&lt;Cite&gt;&lt;Author&gt;Beliaev&lt;/Author&gt;&lt;Year&gt;2022&lt;/Year&gt;&lt;RecNum&gt;70&lt;/RecNum&gt;&lt;DisplayText&gt;[39]&lt;/DisplayText&gt;&lt;record&gt;&lt;rec-number&gt;70&lt;/rec-number&gt;&lt;foreign-keys&gt;&lt;key app="EN" db-id="v920pft06rp9dbex2ap500x99x5rrtswxzss" timestamp="1768215795" guid="3f7419e0-798c-4593-84cf-4bf61aaacb06"&gt;70&lt;/key&gt;&lt;/foreign-keys&gt;&lt;ref-type name="Journal Article"&gt;17&lt;/ref-type&gt;&lt;contributors&gt;&lt;authors&gt;&lt;author&gt;Beliaev, Leonid Yu&lt;/author&gt;&lt;author&gt;Shkondin, Evgeniy&lt;/author&gt;&lt;author&gt;Lavrinenko, Andrei V.&lt;/author&gt;&lt;author&gt;Takayama, Osamu&lt;/author&gt;&lt;/authors&gt;&lt;/contributors&gt;&lt;titles&gt;&lt;title&gt;Optical, structural and composition properties of silicon nitride films deposited by reactive radio-frequency sputtering, low pressure and plasma-enhanced chemical vapor deposition&lt;/title&gt;&lt;secondary-title&gt;Thin Solid Films&lt;/secondary-title&gt;&lt;/titles&gt;&lt;periodical&gt;&lt;full-title&gt;Thin Solid Films&lt;/full-title&gt;&lt;/periodical&gt;&lt;pages&gt;139568&lt;/pages&gt;&lt;volume&gt;763&lt;/volume&gt;&lt;keywords&gt;&lt;keyword&gt;Silicon nitride&lt;/keyword&gt;&lt;keyword&gt;Ellipsometry&lt;/keyword&gt;&lt;keyword&gt;Chemical vapor deposition&lt;/keyword&gt;&lt;keyword&gt;Sputtering&lt;/keyword&gt;&lt;keyword&gt;Optical characterization&lt;/keyword&gt;&lt;keyword&gt;Thin film&lt;/keyword&gt;&lt;/keywords&gt;&lt;dates&gt;&lt;year&gt;2022&lt;/year&gt;&lt;pub-dates&gt;&lt;date&gt;2022/12/01/&lt;/date&gt;&lt;/pub-dates&gt;&lt;/dates&gt;&lt;isbn&gt;0040-6090&lt;/isbn&gt;&lt;urls&gt;&lt;related-urls&gt;&lt;url&gt;https://www.sciencedirect.com/science/article/pii/S0040609022004710&lt;/url&gt;&lt;/related-urls&gt;&lt;/urls&gt;&lt;electronic-resource-num&gt;https://doi.org/10.1016/j.tsf.2022.139568&lt;/electronic-resource-num&gt;&lt;/record&gt;&lt;/Cite&gt;&lt;/EndNote&gt;</w:instrText>
+        <w:instrText xml:space="preserve"> ADDIN EN.CITE &lt;EndNote&gt;&lt;Cite&gt;&lt;Author&gt;Beliaev&lt;/Author&gt;&lt;Year&gt;2022&lt;/Year&gt;&lt;RecNum&gt;70&lt;/RecNum&gt;&lt;DisplayText&gt;[45]&lt;/DisplayText&gt;&lt;record&gt;&lt;rec-number&gt;70&lt;/rec-number&gt;&lt;foreign-keys&gt;&lt;key app="EN" db-id="v920pft06rp9dbex2ap500x99x5rrtswxzss" timestamp="1768215795" guid="3f7419e0-798c-4593-84cf-4bf61aaacb06"&gt;70&lt;/key&gt;&lt;/foreign-keys&gt;&lt;ref-type name="Journal Article"&gt;17&lt;/ref-type&gt;&lt;contributors&gt;&lt;authors&gt;&lt;author&gt;Beliaev, Leonid Yu&lt;/author&gt;&lt;author&gt;Shkondin, Evgeniy&lt;/author&gt;&lt;author&gt;Lavrinenko, Andrei V.&lt;/author&gt;&lt;author&gt;Takayama, Osamu&lt;/author&gt;&lt;/authors&gt;&lt;/contributors&gt;&lt;titles&gt;&lt;title&gt;Optical, structural and composition properties of silicon nitride films deposited by reactive radio-frequency sputtering, low pressure and plasma-enhanced chemical vapor deposition&lt;/title&gt;&lt;secondary-title&gt;Thin Solid Films&lt;/secondary-title&gt;&lt;/titles&gt;&lt;periodical&gt;&lt;full-title&gt;Thin Solid Films&lt;/full-title&gt;&lt;/periodical&gt;&lt;pages&gt;139568&lt;/pages&gt;&lt;volume&gt;763&lt;/volume&gt;&lt;keywords&gt;&lt;keyword&gt;Silicon nitride&lt;/keyword&gt;&lt;keyword&gt;Ellipsometry&lt;/keyword&gt;&lt;keyword&gt;Chemical vapor deposition&lt;/keyword&gt;&lt;keyword&gt;Sputtering&lt;/keyword&gt;&lt;keyword&gt;Optical characterization&lt;/keyword&gt;&lt;keyword&gt;Thin film&lt;/keyword&gt;&lt;/keywords&gt;&lt;dates&gt;&lt;year&gt;2022&lt;/year&gt;&lt;pub-dates&gt;&lt;date&gt;2022/12/01/&lt;/date&gt;&lt;/pub-dates&gt;&lt;/dates&gt;&lt;isbn&gt;0040-6090&lt;/isbn&gt;&lt;urls&gt;&lt;related-urls&gt;&lt;url&gt;https://www.sciencedirect.com/science/article/pii/S0040609022004710&lt;/url&gt;&lt;/related-urls&gt;&lt;/urls&gt;&lt;electronic-resource-num&gt;https://doi.org/10.1016/j.tsf.2022.139568&lt;/electronic-resource-num&gt;&lt;/record&gt;&lt;/Cite&gt;&lt;/EndNote&gt;</w:instrText>
       </w:r>
       <w:r>
         <w:fldChar w:fldCharType="separate"/>
@@ -15825,7 +16830,7 @@
         <w:rPr>
           <w:noProof/>
         </w:rPr>
-        <w:t>[39]</w:t>
+        <w:t>[45]</w:t>
       </w:r>
       <w:r>
         <w:fldChar w:fldCharType="end"/>
@@ -15857,7 +16862,7 @@
         <w:fldChar w:fldCharType="begin"/>
       </w:r>
       <w:r>
-        <w:instrText xml:space="preserve"> ADDIN EN.CITE &lt;EndNote&gt;&lt;Cite&gt;&lt;Author&gt;Zhukovsky&lt;/Author&gt;&lt;Year&gt;2015&lt;/Year&gt;&lt;RecNum&gt;90&lt;/RecNum&gt;&lt;DisplayText&gt;[37]&lt;/DisplayText&gt;&lt;record&gt;&lt;rec-number&gt;90&lt;/rec-number&gt;&lt;foreign-keys&gt;&lt;key app="EN" db-id="v920pft06rp9dbex2ap500x99x5rrtswxzss" timestamp="1775120793"&gt;90&lt;/key&gt;&lt;/foreign-keys&gt;&lt;ref-type name="Journal Article"&gt;17&lt;/ref-type&gt;&lt;contributors&gt;&lt;authors&gt;&lt;author&gt;Zhukovsky, Sergei V.&lt;/author&gt;&lt;author&gt;Andryieuski, Andrei&lt;/author&gt;&lt;author&gt;Takayama, Osamu&lt;/author&gt;&lt;author&gt;Shkondin, Evgeniy&lt;/author&gt;&lt;author&gt;Malureanu, Radu&lt;/author&gt;&lt;author&gt;Jensen, Flemming&lt;/author&gt;&lt;author&gt;Lavrinenko, Andrei V.&lt;/author&gt;&lt;/authors&gt;&lt;/contributors&gt;&lt;titles&gt;&lt;title&gt;Experimental Demonstration of Effective Medium Approximation Breakdown in Deeply Subwavelength All-Dielectric Multilayers&lt;/title&gt;&lt;secondary-title&gt;Physical Review Letters&lt;/secondary-title&gt;&lt;/titles&gt;&lt;periodical&gt;&lt;full-title&gt;Physical Review Letters&lt;/full-title&gt;&lt;/periodical&gt;&lt;pages&gt;177402&lt;/pages&gt;&lt;volume&gt;115&lt;/volume&gt;&lt;number&gt;17&lt;/number&gt;&lt;dates&gt;&lt;year&gt;2015&lt;/year&gt;&lt;pub-dates&gt;&lt;date&gt;10/23/&lt;/date&gt;&lt;/pub-dates&gt;&lt;/dates&gt;&lt;publisher&gt;American Physical Society&lt;/publisher&gt;&lt;urls&gt;&lt;related-urls&gt;&lt;url&gt;https://link.aps.org/doi/10.1103/PhysRevLett.115.177402&lt;/url&gt;&lt;/related-urls&gt;&lt;/urls&gt;&lt;electronic-resource-num&gt;10.1103/PhysRevLett.115.177402&lt;/electronic-resource-num&gt;&lt;/record&gt;&lt;/Cite&gt;&lt;/EndNote&gt;</w:instrText>
+        <w:instrText xml:space="preserve"> ADDIN EN.CITE &lt;EndNote&gt;&lt;Cite&gt;&lt;Author&gt;Zhukovsky&lt;/Author&gt;&lt;Year&gt;2015&lt;/Year&gt;&lt;RecNum&gt;90&lt;/RecNum&gt;&lt;DisplayText&gt;[43]&lt;/DisplayText&gt;&lt;record&gt;&lt;rec-number&gt;90&lt;/rec-number&gt;&lt;foreign-keys&gt;&lt;key app="EN" db-id="v920pft06rp9dbex2ap500x99x5rrtswxzss" timestamp="1775120793"&gt;90&lt;/key&gt;&lt;/foreign-keys&gt;&lt;ref-type name="Journal Article"&gt;17&lt;/ref-type&gt;&lt;contributors&gt;&lt;authors&gt;&lt;author&gt;Zhukovsky, Sergei V.&lt;/author&gt;&lt;author&gt;Andryieuski, Andrei&lt;/author&gt;&lt;author&gt;Takayama, Osamu&lt;/author&gt;&lt;author&gt;Shkondin, Evgeniy&lt;/author&gt;&lt;author&gt;Malureanu, Radu&lt;/author&gt;&lt;author&gt;Jensen, Flemming&lt;/author&gt;&lt;author&gt;Lavrinenko, Andrei V.&lt;/author&gt;&lt;/authors&gt;&lt;/contributors&gt;&lt;titles&gt;&lt;title&gt;Experimental Demonstration of Effective Medium Approximation Breakdown in Deeply Subwavelength All-Dielectric Multilayers&lt;/title&gt;&lt;secondary-title&gt;Physical Review Letters&lt;/secondary-title&gt;&lt;/titles&gt;&lt;periodical&gt;&lt;full-title&gt;Physical Review Letters&lt;/full-title&gt;&lt;/periodical&gt;&lt;pages&gt;177402&lt;/pages&gt;&lt;volume&gt;115&lt;/volume&gt;&lt;number&gt;17&lt;/number&gt;&lt;dates&gt;&lt;year&gt;2015&lt;/year&gt;&lt;pub-dates&gt;&lt;date&gt;10/23/&lt;/date&gt;&lt;/pub-dates&gt;&lt;/dates&gt;&lt;publisher&gt;American Physical Society&lt;/publisher&gt;&lt;urls&gt;&lt;related-urls&gt;&lt;url&gt;https://link.aps.org/doi/10.1103/PhysRevLett.115.177402&lt;/url&gt;&lt;/related-urls&gt;&lt;/urls&gt;&lt;electronic-resource-num&gt;10.1103/PhysRevLett.115.177402&lt;/electronic-resource-num&gt;&lt;/record&gt;&lt;/Cite&gt;&lt;/EndNote&gt;</w:instrText>
       </w:r>
       <w:r>
         <w:fldChar w:fldCharType="separate"/>
@@ -15866,7 +16871,7 @@
         <w:rPr>
           <w:noProof/>
         </w:rPr>
-        <w:t>[37]</w:t>
+        <w:t>[43]</w:t>
       </w:r>
       <w:r>
         <w:fldChar w:fldCharType="end"/>
@@ -15882,6 +16887,7 @@
         <w:rPr>
           <w:highlight w:val="yellow"/>
         </w:rPr>
+        <w:lastRenderedPageBreak/>
         <w:tab/>
       </w:r>
       <w:r>
@@ -15918,7 +16924,7 @@
         <w:rPr>
           <w:highlight w:val="yellow"/>
         </w:rPr>
-        <w:instrText xml:space="preserve"> ADDIN EN.CITE &lt;EndNote&gt;&lt;Cite&gt;&lt;Author&gt;Delaney&lt;/Author&gt;&lt;Year&gt;2020&lt;/Year&gt;&lt;RecNum&gt;64&lt;/RecNum&gt;&lt;DisplayText&gt;[18]&lt;/DisplayText&gt;&lt;record&gt;&lt;rec-number&gt;64&lt;/rec-number&gt;&lt;foreign-keys&gt;&lt;key app="EN" db-id="v920pft06rp9dbex2ap500x99x5rrtswxzss" timestamp="1768054090" guid="b15b5550-40d7-4ad2-8182-cf6f486a4f50"&gt;64&lt;/key&gt;&lt;/foreign-keys&gt;&lt;ref-type name="Journal Article"&gt;17&lt;/ref-type&gt;&lt;contributors&gt;&lt;authors&gt;&lt;author&gt;Delaney, Matthew&lt;/author&gt;&lt;author&gt;Zeimpekis, Ioannis&lt;/author&gt;&lt;author&gt;Lawson, Daniel&lt;/author&gt;&lt;author&gt;Hewak, Daniel W</w:instrText>
+        <w:instrText xml:space="preserve"> ADDIN EN.CITE &lt;EndNote&gt;&lt;Cite&gt;&lt;Author&gt;Delaney&lt;/Author&gt;&lt;Year&gt;2020&lt;/Year&gt;&lt;RecNum&gt;64&lt;/RecNum&gt;&lt;DisplayText&gt;[22]&lt;/DisplayText&gt;&lt;record&gt;&lt;rec-number&gt;64&lt;/rec-number&gt;&lt;foreign-keys&gt;&lt;key app="EN" db-id="v920pft06rp9dbex2ap500x99x5rrtswxzss" timestamp="1768054090" guid="b15b5550-40d7-4ad2-8182-cf6f486a4f50"&gt;64&lt;/key&gt;&lt;/foreign-keys&gt;&lt;ref-type name="Journal Article"&gt;17&lt;/ref-type&gt;&lt;contributors&gt;&lt;authors&gt;&lt;author&gt;Delaney, Matthew&lt;/author&gt;&lt;author&gt;Zeimpekis, Ioannis&lt;/author&gt;&lt;author&gt;Lawson, Daniel&lt;/author&gt;&lt;author&gt;Hewak, Daniel W</w:instrText>
       </w:r>
       <w:r>
         <w:rPr>
@@ -15958,7 +16964,7 @@
           <w:noProof/>
           <w:highlight w:val="yellow"/>
         </w:rPr>
-        <w:t>[18]</w:t>
+        <w:t>[22]</w:t>
       </w:r>
       <w:r>
         <w:rPr>
@@ -15997,7 +17003,7 @@
         <w:fldChar w:fldCharType="begin"/>
       </w:r>
       <w:r>
-        <w:instrText xml:space="preserve"> ADDIN EN.CITE &lt;EndNote&gt;&lt;Cite&gt;&lt;Author&gt;Franta&lt;/Author&gt;&lt;Year&gt;2018&lt;/Year&gt;&lt;RecNum&gt;95&lt;/RecNum&gt;&lt;DisplayText&gt;[43]&lt;/DisplayText&gt;&lt;record&gt;&lt;rec-number&gt;95&lt;/rec-number&gt;&lt;foreign-keys&gt;&lt;key app="EN" db-id="v920pft06rp9dbex2ap500x99x5rrtswxzss" timestamp="1776659453"&gt;95&lt;/key&gt;&lt;/foreign-keys&gt;&lt;ref-type name="Journal Article"&gt;17&lt;/ref-type&gt;&lt;contributors&gt;&lt;authors&gt;&lt;author&gt;Franta, Daniel&lt;/author&gt;&lt;author&gt;Franta, Pavel&lt;/author&gt;&lt;author&gt;Vohánka, Jiří&lt;/author&gt;&lt;author&gt;Čermák, Martin&lt;/author&gt;&lt;author&gt;Ohlídal, Ivan&lt;/author&gt;&lt;/authors&gt;&lt;/contributors&gt;&lt;titles&gt;&lt;title&gt;Determination of thicknesses and temperatures of crystalline silicon wafers from optical measurements in the far infrared region&lt;/title&gt;&lt;secondary-title&gt;Journal of Applied Physics&lt;/secondary-title&gt;&lt;/titles&gt;&lt;periodical&gt;&lt;full-title&gt;Journal of Applied Physics&lt;/full-title&gt;&lt;/periodical&gt;&lt;volume&gt;123&lt;/volume&gt;&lt;number&gt;18&lt;/number&gt;&lt;dates&gt;&lt;year&gt;2018&lt;/year&gt;&lt;/dates&gt;&lt;isbn&gt;0021-8979&lt;/isbn&gt;&lt;urls&gt;&lt;related-urls&gt;&lt;url&gt;https://doi.org/10.1063/1.5026195&lt;/url&gt;&lt;/related-urls&gt;&lt;/urls&gt;&lt;custom1&gt;185707&lt;/custom1&gt;&lt;electronic-resource-num&gt;10.1063/1.5026195&lt;/electronic-resource-num&gt;&lt;access-date&gt;4/20/2026&lt;/access-date&gt;&lt;/record&gt;&lt;/Cite&gt;&lt;/EndNote&gt;</w:instrText>
+        <w:instrText xml:space="preserve"> ADDIN EN.CITE &lt;EndNote&gt;&lt;Cite&gt;&lt;Author&gt;Franta&lt;/Author&gt;&lt;Year&gt;2018&lt;/Year&gt;&lt;RecNum&gt;95&lt;/RecNum&gt;&lt;DisplayText&gt;[47]&lt;/DisplayText&gt;&lt;record&gt;&lt;rec-number&gt;95&lt;/rec-number&gt;&lt;foreign-keys&gt;&lt;key app="EN" db-id="v920pft06rp9dbex2ap500x99x5rrtswxzss" timestamp="1776659453"&gt;95&lt;/key&gt;&lt;/foreign-keys&gt;&lt;ref-type name="Journal Article"&gt;17&lt;/ref-type&gt;&lt;contributors&gt;&lt;authors&gt;&lt;author&gt;Franta, Daniel&lt;/author&gt;&lt;author&gt;Franta, Pavel&lt;/author&gt;&lt;author&gt;Vohánka, Jiří&lt;/author&gt;&lt;author&gt;Čermák, Martin&lt;/author&gt;&lt;author&gt;Ohlídal, Ivan&lt;/author&gt;&lt;/authors&gt;&lt;/contributors&gt;&lt;titles&gt;&lt;title&gt;Determination of thicknesses and temperatures of crystalline silicon wafers from optical measurements in the far infrared region&lt;/title&gt;&lt;secondary-title&gt;Journal of Applied Physics&lt;/secondary-title&gt;&lt;/titles&gt;&lt;periodical&gt;&lt;full-title&gt;Journal of Applied Physics&lt;/full-title&gt;&lt;/periodical&gt;&lt;volume&gt;123&lt;/volume&gt;&lt;number&gt;18&lt;/number&gt;&lt;dates&gt;&lt;year&gt;2018&lt;/year&gt;&lt;/dates&gt;&lt;isbn&gt;0021-8979&lt;/isbn&gt;&lt;urls&gt;&lt;related-urls&gt;&lt;url&gt;https://doi.org/10.1063/1.5026195&lt;/url&gt;&lt;/related-urls&gt;&lt;/urls&gt;&lt;custom1&gt;185707&lt;/custom1&gt;&lt;electronic-resource-num&gt;10.1063/1.5026195&lt;/electronic-resource-num&gt;&lt;access-date&gt;4/20/2026&lt;/access-date&gt;&lt;/record&gt;&lt;/Cite&gt;&lt;/EndNote&gt;</w:instrText>
       </w:r>
       <w:r>
         <w:fldChar w:fldCharType="separate"/>
@@ -16006,7 +17012,7 @@
         <w:rPr>
           <w:noProof/>
         </w:rPr>
-        <w:t>[43]</w:t>
+        <w:t>[47]</w:t>
       </w:r>
       <w:r>
         <w:fldChar w:fldCharType="end"/>
@@ -16108,7 +17114,7 @@
         <w:fldChar w:fldCharType="begin"/>
       </w:r>
       <w:r>
-        <w:instrText xml:space="preserve"> ADDIN EN.CITE &lt;EndNote&gt;&lt;Cite&gt;&lt;Author&gt;Franta&lt;/Author&gt;&lt;Year&gt;2016&lt;/Year&gt;&lt;RecNum&gt;97&lt;/RecNum&gt;&lt;DisplayText&gt;[42]&lt;/DisplayText&gt;&lt;record&gt;&lt;rec-number&gt;97&lt;/rec-number&gt;&lt;foreign-keys&gt;&lt;key app="EN" db-id="v920pft06rp9dbex2ap500x99x5rrtswxzss" timestamp="1776660410"&gt;97&lt;/key&gt;&lt;/foreign-keys&gt;&lt;ref-type name="Book"&gt;6&lt;/ref-type&gt;&lt;contributors&gt;&lt;authors&gt;&lt;author&gt;Franta, Daniel&lt;/author&gt;&lt;author&gt;Nečas, David&lt;/author&gt;&lt;author&gt;Ohlídal, Ivan&lt;/author&gt;&lt;author&gt;Giglia, Angelo&lt;/author&gt;&lt;/authors&gt;&lt;/contributors&gt;&lt;titles&gt;&lt;title&gt;Optical characterization of SiO2 thin films using universal dispersion model over wide spectral range&lt;/title&gt;&lt;secondary-title&gt;SPIE Photonics Europe&lt;/secondary-title&gt;&lt;/titles&gt;&lt;volume&gt;9890&lt;/volume&gt;&lt;section&gt;EPE&lt;/section&gt;&lt;dates&gt;&lt;year&gt;2016&lt;/year&gt;&lt;/dates&gt;&lt;publisher&gt;SPIE&lt;/publisher&gt;&lt;urls&gt;&lt;related-urls&gt;&lt;url&gt;https://doi.org/10.1117/12.2227580&lt;/url&gt;&lt;/related-urls&gt;&lt;/urls&gt;&lt;/record&gt;&lt;/Cite&gt;&lt;/EndNote&gt;</w:instrText>
+        <w:instrText xml:space="preserve"> ADDIN EN.CITE &lt;EndNote&gt;&lt;Cite&gt;&lt;Author&gt;Franta&lt;/Author&gt;&lt;Year&gt;2016&lt;/Year&gt;&lt;RecNum&gt;97&lt;/RecNum&gt;&lt;DisplayText&gt;[46]&lt;/DisplayText&gt;&lt;record&gt;&lt;rec-number&gt;97&lt;/rec-number&gt;&lt;foreign-keys&gt;&lt;key app="EN" db-id="v920pft06rp9dbex2ap500x99x5rrtswxzss" timestamp="1776660410"&gt;97&lt;/key&gt;&lt;/foreign-keys&gt;&lt;ref-type name="Book"&gt;6&lt;/ref-type&gt;&lt;contributors&gt;&lt;authors&gt;&lt;author&gt;Franta, Daniel&lt;/author&gt;&lt;author&gt;Nečas, David&lt;/author&gt;&lt;author&gt;Ohlídal, Ivan&lt;/author&gt;&lt;author&gt;Giglia, Angelo&lt;/author&gt;&lt;/authors&gt;&lt;/contributors&gt;&lt;titles&gt;&lt;title&gt;Optical characterization of SiO2 thin films using universal dispersion model over wide spectral range&lt;/title&gt;&lt;secondary-title&gt;SPIE Photonics Europe&lt;/secondary-title&gt;&lt;/titles&gt;&lt;volume&gt;9890&lt;/volume&gt;&lt;section&gt;EPE&lt;/section&gt;&lt;dates&gt;&lt;year&gt;2016&lt;/year&gt;&lt;/dates&gt;&lt;publisher&gt;SPIE&lt;/publisher&gt;&lt;urls&gt;&lt;related-urls&gt;&lt;url&gt;https://doi.org/10.1117/12.2227580&lt;/url&gt;&lt;/related-urls&gt;&lt;/urls&gt;&lt;/record&gt;&lt;/Cite&gt;&lt;/EndNote&gt;</w:instrText>
       </w:r>
       <w:r>
         <w:fldChar w:fldCharType="separate"/>
@@ -16117,7 +17123,7 @@
         <w:rPr>
           <w:noProof/>
         </w:rPr>
-        <w:t>[42]</w:t>
+        <w:t>[46]</w:t>
       </w:r>
       <w:r>
         <w:fldChar w:fldCharType="end"/>
@@ -16152,7 +17158,7 @@
         <w:fldChar w:fldCharType="begin"/>
       </w:r>
       <w:r>
-        <w:instrText xml:space="preserve"> ADDIN EN.CITE &lt;EndNote&gt;&lt;Cite&gt;&lt;Author&gt;Zhukovsky&lt;/Author&gt;&lt;Year&gt;2015&lt;/Year&gt;&lt;RecNum&gt;90&lt;/RecNum&gt;&lt;DisplayText&gt;[37]&lt;/DisplayText&gt;&lt;record&gt;&lt;rec-number&gt;90&lt;/rec-number&gt;&lt;foreign-keys&gt;&lt;key app="EN" db-id="v920pft06rp9dbex2ap500x99x5rrtswxzss" timestamp="1775120793"&gt;90&lt;/key&gt;&lt;/foreign-keys&gt;&lt;ref-type name="Journal Article"&gt;17&lt;/ref-type&gt;&lt;contributors&gt;&lt;authors&gt;&lt;author&gt;Zhukovsky, Sergei V.&lt;/author&gt;&lt;author&gt;Andryieuski, Andrei&lt;/author&gt;&lt;author&gt;Takayama, Osamu&lt;/author&gt;&lt;author&gt;Shkondin, Evgeniy&lt;/author&gt;&lt;author&gt;Malureanu, Radu&lt;/author&gt;&lt;author&gt;Jensen, Flemming&lt;/author&gt;&lt;author&gt;Lavrinenko, Andrei V.&lt;/author&gt;&lt;/authors&gt;&lt;/contributors&gt;&lt;titles&gt;&lt;title&gt;Experimental Demonstration of Effective Medium Approximation Breakdown in Deeply Subwavelength All-Dielectric Multilayers&lt;/title&gt;&lt;secondary-title&gt;Physical Review Letters&lt;/secondary-title&gt;&lt;/titles&gt;&lt;periodical&gt;&lt;full-title&gt;Physical Review Letters&lt;/full-title&gt;&lt;/periodical&gt;&lt;pages&gt;177402&lt;/pages&gt;&lt;volume&gt;115&lt;/volume&gt;&lt;number&gt;17&lt;/number&gt;&lt;dates&gt;&lt;year&gt;2015&lt;/year&gt;&lt;pub-dates&gt;&lt;date&gt;10/23/&lt;/date&gt;&lt;/pub-dates&gt;&lt;/dates&gt;&lt;publisher&gt;American Physical Society&lt;/publisher&gt;&lt;urls&gt;&lt;related-urls&gt;&lt;url&gt;https://link.aps.org/doi/10.1103/PhysRevLett.115.177402&lt;/url&gt;&lt;/related-urls&gt;&lt;/urls&gt;&lt;electronic-resource-num&gt;10.1103/PhysRevLett.115.177402&lt;/electronic-resource-num&gt;&lt;/record&gt;&lt;/Cite&gt;&lt;/EndNote&gt;</w:instrText>
+        <w:instrText xml:space="preserve"> ADDIN EN.CITE &lt;EndNote&gt;&lt;Cite&gt;&lt;Author&gt;Zhukovsky&lt;/Author&gt;&lt;Year&gt;2015&lt;/Year&gt;&lt;RecNum&gt;90&lt;/RecNum&gt;&lt;DisplayText&gt;[43]&lt;/DisplayText&gt;&lt;record&gt;&lt;rec-number&gt;90&lt;/rec-number&gt;&lt;foreign-keys&gt;&lt;key app="EN" db-id="v920pft06rp9dbex2ap500x99x5rrtswxzss" timestamp="1775120793"&gt;90&lt;/key&gt;&lt;/foreign-keys&gt;&lt;ref-type name="Journal Article"&gt;17&lt;/ref-type&gt;&lt;contributors&gt;&lt;authors&gt;&lt;author&gt;Zhukovsky, Sergei V.&lt;/author&gt;&lt;author&gt;Andryieuski, Andrei&lt;/author&gt;&lt;author&gt;Takayama, Osamu&lt;/author&gt;&lt;author&gt;Shkondin, Evgeniy&lt;/author&gt;&lt;author&gt;Malureanu, Radu&lt;/author&gt;&lt;author&gt;Jensen, Flemming&lt;/author&gt;&lt;author&gt;Lavrinenko, Andrei V.&lt;/author&gt;&lt;/authors&gt;&lt;/contributors&gt;&lt;titles&gt;&lt;title&gt;Experimental Demonstration of Effective Medium Approximation Breakdown in Deeply Subwavelength All-Dielectric Multilayers&lt;/title&gt;&lt;secondary-title&gt;Physical Review Letters&lt;/secondary-title&gt;&lt;/titles&gt;&lt;periodical&gt;&lt;full-title&gt;Physical Review Letters&lt;/full-title&gt;&lt;/periodical&gt;&lt;pages&gt;177402&lt;/pages&gt;&lt;volume&gt;115&lt;/volume&gt;&lt;number&gt;17&lt;/number&gt;&lt;dates&gt;&lt;year&gt;2015&lt;/year&gt;&lt;pub-dates&gt;&lt;date&gt;10/23/&lt;/date&gt;&lt;/pub-dates&gt;&lt;/dates&gt;&lt;publisher&gt;American Physical Society&lt;/publisher&gt;&lt;urls&gt;&lt;related-urls&gt;&lt;url&gt;https://link.aps.org/doi/10.1103/PhysRevLett.115.177402&lt;/url&gt;&lt;/related-urls&gt;&lt;/urls&gt;&lt;electronic-resource-num&gt;10.1103/PhysRevLett.115.177402&lt;/electronic-resource-num&gt;&lt;/record&gt;&lt;/Cite&gt;&lt;/EndNote&gt;</w:instrText>
       </w:r>
       <w:r>
         <w:fldChar w:fldCharType="separate"/>
@@ -16161,7 +17167,7 @@
         <w:rPr>
           <w:noProof/>
         </w:rPr>
-        <w:t>[37]</w:t>
+        <w:t>[43]</w:t>
       </w:r>
       <w:r>
         <w:fldChar w:fldCharType="end"/>
@@ -16199,7 +17205,7 @@
         <w:fldChar w:fldCharType="begin"/>
       </w:r>
       <w:r>
-        <w:instrText xml:space="preserve"> ADDIN EN.CITE &lt;EndNote&gt;&lt;Cite&gt;&lt;Author&gt;Beliaev&lt;/Author&gt;&lt;Year&gt;2022&lt;/Year&gt;&lt;RecNum&gt;70&lt;/RecNum&gt;&lt;DisplayText&gt;[39]&lt;/DisplayText&gt;&lt;record&gt;&lt;rec-number&gt;70&lt;/rec-number&gt;&lt;foreign-keys&gt;&lt;key app="EN" db-id="v920pft06rp9dbex2ap500x99x5rrtswxzss" timestamp="1768215795" guid="3f7419e0-798c-4593-84cf-4bf61aaacb06"&gt;70&lt;/key&gt;&lt;/foreign-keys&gt;&lt;ref-type name="Journal Article"&gt;17&lt;/ref-type&gt;&lt;contributors&gt;&lt;authors&gt;&lt;author&gt;Beliaev, Leonid Yu&lt;/author&gt;&lt;author&gt;Shkondin, Evgeniy&lt;/author&gt;&lt;author&gt;Lavrinenko, Andrei V.&lt;/author&gt;&lt;author&gt;Takayama, Osamu&lt;/author&gt;&lt;/authors&gt;&lt;/contributors&gt;&lt;titles&gt;&lt;title&gt;Optical, structural and composition properties of silicon nitride films deposited by reactive radio-frequency sputtering, low pressure and plasma-enhanced chemical vapor deposition&lt;/title&gt;&lt;secondary-title&gt;Thin Solid Films&lt;/secondary-title&gt;&lt;/titles&gt;&lt;periodical&gt;&lt;full-title&gt;Thin Solid Films&lt;/full-title&gt;&lt;/periodical&gt;&lt;pages&gt;139568&lt;/pages&gt;&lt;volume&gt;763&lt;/volume&gt;&lt;keywords&gt;&lt;keyword&gt;Silicon nitride&lt;/keyword&gt;&lt;keyword&gt;Ellipsometry&lt;/keyword&gt;&lt;keyword&gt;Chemical vapor deposition&lt;/keyword&gt;&lt;keyword&gt;Sputtering&lt;/keyword&gt;&lt;keyword&gt;Optical characterization&lt;/keyword&gt;&lt;keyword&gt;Thin film&lt;/keyword&gt;&lt;/keywords&gt;&lt;dates&gt;&lt;year&gt;2022&lt;/year&gt;&lt;pub-dates&gt;&lt;date&gt;2022/12/01/&lt;/date&gt;&lt;/pub-dates&gt;&lt;/dates&gt;&lt;isbn&gt;0040-6090&lt;/isbn&gt;&lt;urls&gt;&lt;related-urls&gt;&lt;url&gt;https://www.sciencedirect.com/science/article/pii/S0040609022004710&lt;/url&gt;&lt;/related-urls&gt;&lt;/urls&gt;&lt;electronic-resource-num&gt;https://doi.org/10.1016/j.tsf.2022.139568&lt;/electronic-resource-num&gt;&lt;/record&gt;&lt;/Cite&gt;&lt;/EndNote&gt;</w:instrText>
+        <w:instrText xml:space="preserve"> ADDIN EN.CITE &lt;EndNote&gt;&lt;Cite&gt;&lt;Author&gt;Beliaev&lt;/Author&gt;&lt;Year&gt;2022&lt;/Year&gt;&lt;RecNum&gt;70&lt;/RecNum&gt;&lt;DisplayText&gt;[45]&lt;/DisplayText&gt;&lt;record&gt;&lt;rec-number&gt;70&lt;/rec-number&gt;&lt;foreign-keys&gt;&lt;key app="EN" db-id="v920pft06rp9dbex2ap500x99x5rrtswxzss" timestamp="1768215795" guid="3f7419e0-798c-4593-84cf-4bf61aaacb06"&gt;70&lt;/key&gt;&lt;/foreign-keys&gt;&lt;ref-type name="Journal Article"&gt;17&lt;/ref-type&gt;&lt;contributors&gt;&lt;authors&gt;&lt;author&gt;Beliaev, Leonid Yu&lt;/author&gt;&lt;author&gt;Shkondin, Evgeniy&lt;/author&gt;&lt;author&gt;Lavrinenko, Andrei V.&lt;/author&gt;&lt;author&gt;Takayama, Osamu&lt;/author&gt;&lt;/authors&gt;&lt;/contributors&gt;&lt;titles&gt;&lt;title&gt;Optical, structural and composition properties of silicon nitride films deposited by reactive radio-frequency sputtering, low pressure and plasma-enhanced chemical vapor deposition&lt;/title&gt;&lt;secondary-title&gt;Thin Solid Films&lt;/secondary-title&gt;&lt;/titles&gt;&lt;periodical&gt;&lt;full-title&gt;Thin Solid Films&lt;/full-title&gt;&lt;/periodical&gt;&lt;pages&gt;139568&lt;/pages&gt;&lt;volume&gt;763&lt;/volume&gt;&lt;keywords&gt;&lt;keyword&gt;Silicon nitride&lt;/keyword&gt;&lt;keyword&gt;Ellipsometry&lt;/keyword&gt;&lt;keyword&gt;Chemical vapor deposition&lt;/keyword&gt;&lt;keyword&gt;Sputtering&lt;/keyword&gt;&lt;keyword&gt;Optical characterization&lt;/keyword&gt;&lt;keyword&gt;Thin film&lt;/keyword&gt;&lt;/keywords&gt;&lt;dates&gt;&lt;year&gt;2022&lt;/year&gt;&lt;pub-dates&gt;&lt;date&gt;2022/12/01/&lt;/date&gt;&lt;/pub-dates&gt;&lt;/dates&gt;&lt;isbn&gt;0040-6090&lt;/isbn&gt;&lt;urls&gt;&lt;related-urls&gt;&lt;url&gt;https://www.sciencedirect.com/science/article/pii/S0040609022004710&lt;/url&gt;&lt;/related-urls&gt;&lt;/urls&gt;&lt;electronic-resource-num&gt;https://doi.org/10.1016/j.tsf.2022.139568&lt;/electronic-resource-num&gt;&lt;/record&gt;&lt;/Cite&gt;&lt;/EndNote&gt;</w:instrText>
       </w:r>
       <w:r>
         <w:fldChar w:fldCharType="separate"/>
@@ -16208,7 +17214,7 @@
         <w:rPr>
           <w:noProof/>
         </w:rPr>
-        <w:t>[39]</w:t>
+        <w:t>[45]</w:t>
       </w:r>
       <w:r>
         <w:fldChar w:fldCharType="end"/>
@@ -16243,7 +17249,7 @@
         <w:fldChar w:fldCharType="begin"/>
       </w:r>
       <w:r>
-        <w:instrText xml:space="preserve"> ADDIN EN.CITE &lt;EndNote&gt;&lt;Cite&gt;&lt;Author&gt;Zhukovsky&lt;/Author&gt;&lt;Year&gt;2015&lt;/Year&gt;&lt;RecNum&gt;90&lt;/RecNum&gt;&lt;DisplayText&gt;[37]&lt;/DisplayText&gt;&lt;record&gt;&lt;rec-number&gt;90&lt;/rec-number&gt;&lt;foreign-keys&gt;&lt;key app="EN" db-id="v920pft06rp9dbex2ap500x99x5rrtswxzss" timestamp="1775120793"&gt;90&lt;/key&gt;&lt;/foreign-keys&gt;&lt;ref-type name="Journal Article"&gt;17&lt;/ref-type&gt;&lt;contributors&gt;&lt;authors&gt;&lt;author&gt;Zhukovsky, Sergei V.&lt;/author&gt;&lt;author&gt;Andryieuski, Andrei&lt;/author&gt;&lt;author&gt;Takayama, Osamu&lt;/author&gt;&lt;author&gt;Shkondin, Evgeniy&lt;/author&gt;&lt;author&gt;Malureanu, Radu&lt;/author&gt;&lt;author&gt;Jensen, Flemming&lt;/author&gt;&lt;author&gt;Lavrinenko, Andrei V.&lt;/author&gt;&lt;/authors&gt;&lt;/contributors&gt;&lt;titles&gt;&lt;title&gt;Experimental Demonstration of Effective Medium Approximation Breakdown in Deeply Subwavelength All-Dielectric Multilayers&lt;/title&gt;&lt;secondary-title&gt;Physical Review Letters&lt;/secondary-title&gt;&lt;/titles&gt;&lt;periodical&gt;&lt;full-title&gt;Physical Review Letters&lt;/full-title&gt;&lt;/periodical&gt;&lt;pages&gt;177402&lt;/pages&gt;&lt;volume&gt;115&lt;/volume&gt;&lt;number&gt;17&lt;/number&gt;&lt;dates&gt;&lt;year&gt;2015&lt;/year&gt;&lt;pub-dates&gt;&lt;date&gt;10/23/&lt;/date&gt;&lt;/pub-dates&gt;&lt;/dates&gt;&lt;publisher&gt;American Physical Society&lt;/publisher&gt;&lt;urls&gt;&lt;related-urls&gt;&lt;url&gt;https://link.aps.org/doi/10.1103/PhysRevLett.115.177402&lt;/url&gt;&lt;/related-urls&gt;&lt;/urls&gt;&lt;electronic-resource-num&gt;10.1103/PhysRevLett.115.177402&lt;/electronic-resource-num&gt;&lt;/record&gt;&lt;/Cite&gt;&lt;/EndNote&gt;</w:instrText>
+        <w:instrText xml:space="preserve"> ADDIN EN.CITE &lt;EndNote&gt;&lt;Cite&gt;&lt;Author&gt;Zhukovsky&lt;/Author&gt;&lt;Year&gt;2015&lt;/Year&gt;&lt;RecNum&gt;90&lt;/RecNum&gt;&lt;DisplayText&gt;[43]&lt;/DisplayText&gt;&lt;record&gt;&lt;rec-number&gt;90&lt;/rec-number&gt;&lt;foreign-keys&gt;&lt;key app="EN" db-id="v920pft06rp9dbex2ap500x99x5rrtswxzss" timestamp="1775120793"&gt;90&lt;/key&gt;&lt;/foreign-keys&gt;&lt;ref-type name="Journal Article"&gt;17&lt;/ref-type&gt;&lt;contributors&gt;&lt;authors&gt;&lt;author&gt;Zhukovsky, Sergei V.&lt;/author&gt;&lt;author&gt;Andryieuski, Andrei&lt;/author&gt;&lt;author&gt;Takayama, Osamu&lt;/author&gt;&lt;author&gt;Shkondin, Evgeniy&lt;/author&gt;&lt;author&gt;Malureanu, Radu&lt;/author&gt;&lt;author&gt;Jensen, Flemming&lt;/author&gt;&lt;author&gt;Lavrinenko, Andrei V.&lt;/author&gt;&lt;/authors&gt;&lt;/contributors&gt;&lt;titles&gt;&lt;title&gt;Experimental Demonstration of Effective Medium Approximation Breakdown in Deeply Subwavelength All-Dielectric Multilayers&lt;/title&gt;&lt;secondary-title&gt;Physical Review Letters&lt;/secondary-title&gt;&lt;/titles&gt;&lt;periodical&gt;&lt;full-title&gt;Physical Review Letters&lt;/full-title&gt;&lt;/periodical&gt;&lt;pages&gt;177402&lt;/pages&gt;&lt;volume&gt;115&lt;/volume&gt;&lt;number&gt;17&lt;/number&gt;&lt;dates&gt;&lt;year&gt;2015&lt;/year&gt;&lt;pub-dates&gt;&lt;date&gt;10/23/&lt;/date&gt;&lt;/pub-dates&gt;&lt;/dates&gt;&lt;publisher&gt;American Physical Society&lt;/publisher&gt;&lt;urls&gt;&lt;related-urls&gt;&lt;url&gt;https://link.aps.org/doi/10.1103/PhysRevLett.115.177402&lt;/url&gt;&lt;/related-urls&gt;&lt;/urls&gt;&lt;electronic-resource-num&gt;10.1103/PhysRevLett.115.177402&lt;/electronic-resource-num&gt;&lt;/record&gt;&lt;/Cite&gt;&lt;/EndNote&gt;</w:instrText>
       </w:r>
       <w:r>
         <w:fldChar w:fldCharType="separate"/>
@@ -16252,7 +17258,7 @@
         <w:rPr>
           <w:noProof/>
         </w:rPr>
-        <w:t>[37]</w:t>
+        <w:t>[43]</w:t>
       </w:r>
       <w:r>
         <w:fldChar w:fldCharType="end"/>
@@ -16308,7 +17314,7 @@
         <w:rPr>
           <w:highlight w:val="yellow"/>
         </w:rPr>
-        <w:instrText xml:space="preserve"> ADDIN EN.CITE &lt;EndNote&gt;&lt;Cite&gt;&lt;Author&gt;Delaney&lt;/Author&gt;&lt;Year&gt;2020&lt;/Year&gt;&lt;RecNum&gt;64&lt;/RecNum&gt;&lt;DisplayText&gt;[18]&lt;/DisplayText&gt;&lt;record&gt;&lt;rec-number&gt;64&lt;/rec-number&gt;&lt;foreign-keys&gt;&lt;key app="EN" db-id="v920pft06rp9dbex2ap500x99x5rrtswxzss" timestamp="1768054090" guid="b15b5550-40d7-4ad2-8182-cf6f486a4f50"&gt;64&lt;/key&gt;&lt;/foreign-keys&gt;&lt;ref-type name="Journal Article"&gt;17&lt;/ref-type&gt;&lt;contributors&gt;&lt;authors&gt;&lt;author&gt;Delaney, Matthew&lt;/author&gt;&lt;author&gt;Zeimpekis, Ioannis&lt;/author&gt;&lt;author&gt;Lawson, Daniel&lt;/author&gt;&lt;author&gt;Hewak, Daniel W</w:instrText>
+        <w:instrText xml:space="preserve"> ADDIN EN.CITE &lt;EndNote&gt;&lt;Cite&gt;&lt;Author&gt;Delaney&lt;/Author&gt;&lt;Year&gt;2020&lt;/Year&gt;&lt;RecNum&gt;64&lt;/RecNum&gt;&lt;DisplayText&gt;[22]&lt;/DisplayText&gt;&lt;record&gt;&lt;rec-number&gt;64&lt;/rec-number&gt;&lt;foreign-keys&gt;&lt;key app="EN" db-id="v920pft06rp9dbex2ap500x99x5rrtswxzss" timestamp="1768054090" guid="b15b5550-40d7-4ad2-8182-cf6f486a4f50"&gt;64&lt;/key&gt;&lt;/foreign-keys&gt;&lt;ref-type name="Journal Article"&gt;17&lt;/ref-type&gt;&lt;contributors&gt;&lt;authors&gt;&lt;author&gt;Delaney, Matthew&lt;/author&gt;&lt;author&gt;Zeimpekis, Ioannis&lt;/author&gt;&lt;author&gt;Lawson, Daniel&lt;/author&gt;&lt;author&gt;Hewak, Daniel W</w:instrText>
       </w:r>
       <w:r>
         <w:rPr>
@@ -16348,7 +17354,7 @@
           <w:noProof/>
           <w:highlight w:val="yellow"/>
         </w:rPr>
-        <w:t>[18]</w:t>
+        <w:t>[22]</w:t>
       </w:r>
       <w:r>
         <w:rPr>
@@ -16387,7 +17393,7 @@
         <w:fldChar w:fldCharType="begin"/>
       </w:r>
       <w:r>
-        <w:instrText xml:space="preserve"> ADDIN EN.CITE &lt;EndNote&gt;&lt;Cite&gt;&lt;Author&gt;Franta&lt;/Author&gt;&lt;Year&gt;2018&lt;/Year&gt;&lt;RecNum&gt;95&lt;/RecNum&gt;&lt;DisplayText&gt;[43]&lt;/DisplayText&gt;&lt;record&gt;&lt;rec-number&gt;95&lt;/rec-number&gt;&lt;foreign-keys&gt;&lt;key app="EN" db-id="v920pft06rp9dbex2ap500x99x5rrtswxzss" timestamp="1776659453"&gt;95&lt;/key&gt;&lt;/foreign-keys&gt;&lt;ref-type name="Journal Article"&gt;17&lt;/ref-type&gt;&lt;contributors&gt;&lt;authors&gt;&lt;author&gt;Franta, Daniel&lt;/author&gt;&lt;author&gt;Franta, Pavel&lt;/author&gt;&lt;author&gt;Vohánka, Jiří&lt;/author&gt;&lt;author&gt;Čermák, Martin&lt;/author&gt;&lt;author&gt;Ohlídal, Ivan&lt;/author&gt;&lt;/authors&gt;&lt;/contributors&gt;&lt;titles&gt;&lt;title&gt;Determination of thicknesses and temperatures of crystalline silicon wafers from optical measurements in the far infrared region&lt;/title&gt;&lt;secondary-title&gt;Journal of Applied Physics&lt;/secondary-title&gt;&lt;/titles&gt;&lt;periodical&gt;&lt;full-title&gt;Journal of Applied Physics&lt;/full-title&gt;&lt;/periodical&gt;&lt;volume&gt;123&lt;/volume&gt;&lt;number&gt;18&lt;/number&gt;&lt;dates&gt;&lt;year&gt;2018&lt;/year&gt;&lt;/dates&gt;&lt;isbn&gt;0021-8979&lt;/isbn&gt;&lt;urls&gt;&lt;related-urls&gt;&lt;url&gt;https://doi.org/10.1063/1.5026195&lt;/url&gt;&lt;/related-urls&gt;&lt;/urls&gt;&lt;custom1&gt;185707&lt;/custom1&gt;&lt;electronic-resource-num&gt;10.1063/1.5026195&lt;/electronic-resource-num&gt;&lt;access-date&gt;4/20/2026&lt;/access-date&gt;&lt;/record&gt;&lt;/Cite&gt;&lt;/EndNote&gt;</w:instrText>
+        <w:instrText xml:space="preserve"> ADDIN EN.CITE &lt;EndNote&gt;&lt;Cite&gt;&lt;Author&gt;Franta&lt;/Author&gt;&lt;Year&gt;2018&lt;/Year&gt;&lt;RecNum&gt;95&lt;/RecNum&gt;&lt;DisplayText&gt;[47]&lt;/DisplayText&gt;&lt;record&gt;&lt;rec-number&gt;95&lt;/rec-number&gt;&lt;foreign-keys&gt;&lt;key app="EN" db-id="v920pft06rp9dbex2ap500x99x5rrtswxzss" timestamp="1776659453"&gt;95&lt;/key&gt;&lt;/foreign-keys&gt;&lt;ref-type name="Journal Article"&gt;17&lt;/ref-type&gt;&lt;contributors&gt;&lt;authors&gt;&lt;author&gt;Franta, Daniel&lt;/author&gt;&lt;author&gt;Franta, Pavel&lt;/author&gt;&lt;author&gt;Vohánka, Jiří&lt;/author&gt;&lt;author&gt;Čermák, Martin&lt;/author&gt;&lt;author&gt;Ohlídal, Ivan&lt;/author&gt;&lt;/authors&gt;&lt;/contributors&gt;&lt;titles&gt;&lt;title&gt;Determination of thicknesses and temperatures of crystalline silicon wafers from optical measurements in the far infrared region&lt;/title&gt;&lt;secondary-title&gt;Journal of Applied Physics&lt;/secondary-title&gt;&lt;/titles&gt;&lt;periodical&gt;&lt;full-title&gt;Journal of Applied Physics&lt;/full-title&gt;&lt;/periodical&gt;&lt;volume&gt;123&lt;/volume&gt;&lt;number&gt;18&lt;/number&gt;&lt;dates&gt;&lt;year&gt;2018&lt;/year&gt;&lt;/dates&gt;&lt;isbn&gt;0021-8979&lt;/isbn&gt;&lt;urls&gt;&lt;related-urls&gt;&lt;url&gt;https://doi.org/10.1063/1.5026195&lt;/url&gt;&lt;/related-urls&gt;&lt;/urls&gt;&lt;custom1&gt;185707&lt;/custom1&gt;&lt;electronic-resource-num&gt;10.1063/1.5026195&lt;/electronic-resource-num&gt;&lt;access-date&gt;4/20/2026&lt;/access-date&gt;&lt;/record&gt;&lt;/Cite&gt;&lt;/EndNote&gt;</w:instrText>
       </w:r>
       <w:r>
         <w:fldChar w:fldCharType="separate"/>
@@ -16396,7 +17402,7 @@
         <w:rPr>
           <w:noProof/>
         </w:rPr>
-        <w:t>[43]</w:t>
+        <w:t>[47]</w:t>
       </w:r>
       <w:r>
         <w:fldChar w:fldCharType="end"/>
@@ -16484,7 +17490,7 @@
         <w:fldChar w:fldCharType="begin"/>
       </w:r>
       <w:r>
-        <w:instrText xml:space="preserve"> ADDIN EN.CITE &lt;EndNote&gt;&lt;Cite&gt;&lt;Author&gt;Franta&lt;/Author&gt;&lt;Year&gt;2016&lt;/Year&gt;&lt;RecNum&gt;97&lt;/RecNum&gt;&lt;DisplayText&gt;[42]&lt;/DisplayText&gt;&lt;record&gt;&lt;rec-number&gt;97&lt;/rec-number&gt;&lt;foreign-keys&gt;&lt;key app="EN" db-id="v920pft06rp9dbex2ap500x99x5rrtswxzss" timestamp="1776660410"&gt;97&lt;/key&gt;&lt;/foreign-keys&gt;&lt;ref-type name="Book"&gt;6&lt;/ref-type&gt;&lt;contributors&gt;&lt;authors&gt;&lt;author&gt;Franta, Daniel&lt;/author&gt;&lt;author&gt;Nečas, David&lt;/author&gt;&lt;author&gt;Ohlídal, Ivan&lt;/author&gt;&lt;author&gt;Giglia, Angelo&lt;/author&gt;&lt;/authors&gt;&lt;/contributors&gt;&lt;titles&gt;&lt;title&gt;Optical characterization of SiO2 thin films using universal dispersion model over wide spectral range&lt;/title&gt;&lt;secondary-title&gt;SPIE Photonics Europe&lt;/secondary-title&gt;&lt;/titles&gt;&lt;volume&gt;9890&lt;/volume&gt;&lt;section&gt;EPE&lt;/section&gt;&lt;dates&gt;&lt;year&gt;2016&lt;/year&gt;&lt;/dates&gt;&lt;publisher&gt;SPIE&lt;/publisher&gt;&lt;urls&gt;&lt;related-urls&gt;&lt;url&gt;https://doi.org/10.1117/12.2227580&lt;/url&gt;&lt;/related-urls&gt;&lt;/urls&gt;&lt;/record&gt;&lt;/Cite&gt;&lt;/EndNote&gt;</w:instrText>
+        <w:instrText xml:space="preserve"> ADDIN EN.CITE &lt;EndNote&gt;&lt;Cite&gt;&lt;Author&gt;Franta&lt;/Author&gt;&lt;Year&gt;2016&lt;/Year&gt;&lt;RecNum&gt;97&lt;/RecNum&gt;&lt;DisplayText&gt;[46]&lt;/DisplayText&gt;&lt;record&gt;&lt;rec-number&gt;97&lt;/rec-number&gt;&lt;foreign-keys&gt;&lt;key app="EN" db-id="v920pft06rp9dbex2ap500x99x5rrtswxzss" timestamp="1776660410"&gt;97&lt;/key&gt;&lt;/foreign-keys&gt;&lt;ref-type name="Book"&gt;6&lt;/ref-type&gt;&lt;contributors&gt;&lt;authors&gt;&lt;author&gt;Franta, Daniel&lt;/author&gt;&lt;author&gt;Nečas, David&lt;/author&gt;&lt;author&gt;Ohlídal, Ivan&lt;/author&gt;&lt;author&gt;Giglia, Angelo&lt;/author&gt;&lt;/authors&gt;&lt;/contributors&gt;&lt;titles&gt;&lt;title&gt;Optical characterization of SiO2 thin films using universal dispersion model over wide spectral range&lt;/title&gt;&lt;secondary-title&gt;SPIE Photonics Europe&lt;/secondary-title&gt;&lt;/titles&gt;&lt;volume&gt;9890&lt;/volume&gt;&lt;section&gt;EPE&lt;/section&gt;&lt;dates&gt;&lt;year&gt;2016&lt;/year&gt;&lt;/dates&gt;&lt;publisher&gt;SPIE&lt;/publisher&gt;&lt;urls&gt;&lt;related-urls&gt;&lt;url&gt;https://doi.org/10.1117/12.2227580&lt;/url&gt;&lt;/related-urls&gt;&lt;/urls&gt;&lt;/record&gt;&lt;/Cite&gt;&lt;/EndNote&gt;</w:instrText>
       </w:r>
       <w:r>
         <w:fldChar w:fldCharType="separate"/>
@@ -16493,7 +17499,7 @@
         <w:rPr>
           <w:noProof/>
         </w:rPr>
-        <w:t>[42]</w:t>
+        <w:t>[46]</w:t>
       </w:r>
       <w:r>
         <w:fldChar w:fldCharType="end"/>
@@ -16531,7 +17537,7 @@
         <w:fldChar w:fldCharType="begin"/>
       </w:r>
       <w:r>
-        <w:instrText xml:space="preserve"> ADDIN EN.CITE &lt;EndNote&gt;&lt;Cite&gt;&lt;Author&gt;Zhukovsky&lt;/Author&gt;&lt;Year&gt;2015&lt;/Year&gt;&lt;RecNum&gt;90&lt;/RecNum&gt;&lt;DisplayText&gt;[37]&lt;/DisplayText&gt;&lt;record&gt;&lt;rec-number&gt;90&lt;/rec-number&gt;&lt;foreign-keys&gt;&lt;key app="EN" db-id="v920pft06rp9dbex2ap500x99x5rrtswxzss" timestamp="1775120793"&gt;90&lt;/key&gt;&lt;/foreign-keys&gt;&lt;ref-type name="Journal Article"&gt;17&lt;/ref-type&gt;&lt;contributors&gt;&lt;authors&gt;&lt;author&gt;Zhukovsky, Sergei V.&lt;/author&gt;&lt;author&gt;Andryieuski, Andrei&lt;/author&gt;&lt;author&gt;Takayama, Osamu&lt;/author&gt;&lt;author&gt;Shkondin, Evgeniy&lt;/author&gt;&lt;author&gt;Malureanu, Radu&lt;/author&gt;&lt;author&gt;Jensen, Flemming&lt;/author&gt;&lt;author&gt;Lavrinenko, Andrei V.&lt;/author&gt;&lt;/authors&gt;&lt;/contributors&gt;&lt;titles&gt;&lt;title&gt;Experimental Demonstration of Effective Medium Approximation Breakdown in Deeply Subwavelength All-Dielectric Multilayers&lt;/title&gt;&lt;secondary-title&gt;Physical Review Letters&lt;/secondary-title&gt;&lt;/titles&gt;&lt;periodical&gt;&lt;full-title&gt;Physical Review Letters&lt;/full-title&gt;&lt;/periodical&gt;&lt;pages&gt;177402&lt;/pages&gt;&lt;volume&gt;115&lt;/volume&gt;&lt;number&gt;17&lt;/number&gt;&lt;dates&gt;&lt;year&gt;2015&lt;/year&gt;&lt;pub-dates&gt;&lt;date&gt;10/23/&lt;/date&gt;&lt;/pub-dates&gt;&lt;/dates&gt;&lt;publisher&gt;American Physical Society&lt;/publisher&gt;&lt;urls&gt;&lt;related-urls&gt;&lt;url&gt;https://link.aps.org/doi/10.1103/PhysRevLett.115.177402&lt;/url&gt;&lt;/related-urls&gt;&lt;/urls&gt;&lt;electronic-resource-num&gt;10.1103/PhysRevLett.115.177402&lt;/electronic-resource-num&gt;&lt;/record&gt;&lt;/Cite&gt;&lt;/EndNote&gt;</w:instrText>
+        <w:instrText xml:space="preserve"> ADDIN EN.CITE &lt;EndNote&gt;&lt;Cite&gt;&lt;Author&gt;Zhukovsky&lt;/Author&gt;&lt;Year&gt;2015&lt;/Year&gt;&lt;RecNum&gt;90&lt;/RecNum&gt;&lt;DisplayText&gt;[43]&lt;/DisplayText&gt;&lt;record&gt;&lt;rec-number&gt;90&lt;/rec-number&gt;&lt;foreign-keys&gt;&lt;key app="EN" db-id="v920pft06rp9dbex2ap500x99x5rrtswxzss" timestamp="1775120793"&gt;90&lt;/key&gt;&lt;/foreign-keys&gt;&lt;ref-type name="Journal Article"&gt;17&lt;/ref-type&gt;&lt;contributors&gt;&lt;authors&gt;&lt;author&gt;Zhukovsky, Sergei V.&lt;/author&gt;&lt;author&gt;Andryieuski, Andrei&lt;/author&gt;&lt;author&gt;Takayama, Osamu&lt;/author&gt;&lt;author&gt;Shkondin, Evgeniy&lt;/author&gt;&lt;author&gt;Malureanu, Radu&lt;/author&gt;&lt;author&gt;Jensen, Flemming&lt;/author&gt;&lt;author&gt;Lavrinenko, Andrei V.&lt;/author&gt;&lt;/authors&gt;&lt;/contributors&gt;&lt;titles&gt;&lt;title&gt;Experimental Demonstration of Effective Medium Approximation Breakdown in Deeply Subwavelength All-Dielectric Multilayers&lt;/title&gt;&lt;secondary-title&gt;Physical Review Letters&lt;/secondary-title&gt;&lt;/titles&gt;&lt;periodical&gt;&lt;full-title&gt;Physical Review Letters&lt;/full-title&gt;&lt;/periodical&gt;&lt;pages&gt;177402&lt;/pages&gt;&lt;volume&gt;115&lt;/volume&gt;&lt;number&gt;17&lt;/number&gt;&lt;dates&gt;&lt;year&gt;2015&lt;/year&gt;&lt;pub-dates&gt;&lt;date&gt;10/23/&lt;/date&gt;&lt;/pub-dates&gt;&lt;/dates&gt;&lt;publisher&gt;American Physical Society&lt;/publisher&gt;&lt;urls&gt;&lt;related-urls&gt;&lt;url&gt;https://link.aps.org/doi/10.1103/PhysRevLett.115.177402&lt;/url&gt;&lt;/related-urls&gt;&lt;/urls&gt;&lt;electronic-resource-num&gt;10.1103/PhysRevLett.115.177402&lt;/electronic-resource-num&gt;&lt;/record&gt;&lt;/Cite&gt;&lt;/EndNote&gt;</w:instrText>
       </w:r>
       <w:r>
         <w:fldChar w:fldCharType="separate"/>
@@ -16540,7 +17546,7 @@
         <w:rPr>
           <w:noProof/>
         </w:rPr>
-        <w:t>[37]</w:t>
+        <w:t>[43]</w:t>
       </w:r>
       <w:r>
         <w:fldChar w:fldCharType="end"/>
@@ -16575,7 +17581,7 @@
         <w:fldChar w:fldCharType="begin"/>
       </w:r>
       <w:r>
-        <w:instrText xml:space="preserve"> ADDIN EN.CITE &lt;EndNote&gt;&lt;Cite&gt;&lt;Author&gt;Beliaev&lt;/Author&gt;&lt;Year&gt;2022&lt;/Year&gt;&lt;RecNum&gt;70&lt;/RecNum&gt;&lt;DisplayText&gt;[39]&lt;/DisplayText&gt;&lt;record&gt;&lt;rec-number&gt;70&lt;/rec-number&gt;&lt;foreign-keys&gt;&lt;key app="EN" db-id="v920pft06rp9dbex2ap500x99x5rrtswxzss" timestamp="1768215795" guid="3f7419e0-798c-4593-84cf-4bf61aaacb06"&gt;70&lt;/key&gt;&lt;/foreign-keys&gt;&lt;ref-type name="Journal Article"&gt;17&lt;/ref-type&gt;&lt;contributors&gt;&lt;authors&gt;&lt;author&gt;Beliaev, Leonid Yu&lt;/author&gt;&lt;author&gt;Shkondin, Evgeniy&lt;/author&gt;&lt;author&gt;Lavrinenko, Andrei V.&lt;/author&gt;&lt;author&gt;Takayama, Osamu&lt;/author&gt;&lt;/authors&gt;&lt;/contributors&gt;&lt;titles&gt;&lt;title&gt;Optical, structural and composition properties of silicon nitride films deposited by reactive radio-frequency sputtering, low pressure and plasma-enhanced chemical vapor deposition&lt;/title&gt;&lt;secondary-title&gt;Thin Solid Films&lt;/secondary-title&gt;&lt;/titles&gt;&lt;periodical&gt;&lt;full-title&gt;Thin Solid Films&lt;/full-title&gt;&lt;/periodical&gt;&lt;pages&gt;139568&lt;/pages&gt;&lt;volume&gt;763&lt;/volume&gt;&lt;keywords&gt;&lt;keyword&gt;Silicon nitride&lt;/keyword&gt;&lt;keyword&gt;Ellipsometry&lt;/keyword&gt;&lt;keyword&gt;Chemical vapor deposition&lt;/keyword&gt;&lt;keyword&gt;Sputtering&lt;/keyword&gt;&lt;keyword&gt;Optical characterization&lt;/keyword&gt;&lt;keyword&gt;Thin film&lt;/keyword&gt;&lt;/keywords&gt;&lt;dates&gt;&lt;year&gt;2022&lt;/year&gt;&lt;pub-dates&gt;&lt;date&gt;2022/12/01/&lt;/date&gt;&lt;/pub-dates&gt;&lt;/dates&gt;&lt;isbn&gt;0040-6090&lt;/isbn&gt;&lt;urls&gt;&lt;related-urls&gt;&lt;url&gt;https://www.sciencedirect.com/science/article/pii/S0040609022004710&lt;/url&gt;&lt;/related-urls&gt;&lt;/urls&gt;&lt;electronic-resource-num&gt;https://doi.org/10.1016/j.tsf.2022.139568&lt;/electronic-resource-num&gt;&lt;/record&gt;&lt;/Cite&gt;&lt;/EndNote&gt;</w:instrText>
+        <w:instrText xml:space="preserve"> ADDIN EN.CITE &lt;EndNote&gt;&lt;Cite&gt;&lt;Author&gt;Beliaev&lt;/Author&gt;&lt;Year&gt;2022&lt;/Year&gt;&lt;RecNum&gt;70&lt;/RecNum&gt;&lt;DisplayText&gt;[45]&lt;/DisplayText&gt;&lt;record&gt;&lt;rec-number&gt;70&lt;/rec-number&gt;&lt;foreign-keys&gt;&lt;key app="EN" db-id="v920pft06rp9dbex2ap500x99x5rrtswxzss" timestamp="1768215795" guid="3f7419e0-798c-4593-84cf-4bf61aaacb06"&gt;70&lt;/key&gt;&lt;/foreign-keys&gt;&lt;ref-type name="Journal Article"&gt;17&lt;/ref-type&gt;&lt;contributors&gt;&lt;authors&gt;&lt;author&gt;Beliaev, Leonid Yu&lt;/author&gt;&lt;author&gt;Shkondin, Evgeniy&lt;/author&gt;&lt;author&gt;Lavrinenko, Andrei V.&lt;/author&gt;&lt;author&gt;Takayama, Osamu&lt;/author&gt;&lt;/authors&gt;&lt;/contributors&gt;&lt;titles&gt;&lt;title&gt;Optical, structural and composition properties of silicon nitride films deposited by reactive radio-frequency sputtering, low pressure and plasma-enhanced chemical vapor deposition&lt;/title&gt;&lt;secondary-title&gt;Thin Solid Films&lt;/secondary-title&gt;&lt;/titles&gt;&lt;periodical&gt;&lt;full-title&gt;Thin Solid Films&lt;/full-title&gt;&lt;/periodical&gt;&lt;pages&gt;139568&lt;/pages&gt;&lt;volume&gt;763&lt;/volume&gt;&lt;keywords&gt;&lt;keyword&gt;Silicon nitride&lt;/keyword&gt;&lt;keyword&gt;Ellipsometry&lt;/keyword&gt;&lt;keyword&gt;Chemical vapor deposition&lt;/keyword&gt;&lt;keyword&gt;Sputtering&lt;/keyword&gt;&lt;keyword&gt;Optical characterization&lt;/keyword&gt;&lt;keyword&gt;Thin film&lt;/keyword&gt;&lt;/keywords&gt;&lt;dates&gt;&lt;year&gt;2022&lt;/year&gt;&lt;pub-dates&gt;&lt;date&gt;2022/12/01/&lt;/date&gt;&lt;/pub-dates&gt;&lt;/dates&gt;&lt;isbn&gt;0040-6090&lt;/isbn&gt;&lt;urls&gt;&lt;related-urls&gt;&lt;url&gt;https://www.sciencedirect.com/science/article/pii/S0040609022004710&lt;/url&gt;&lt;/related-urls&gt;&lt;/urls&gt;&lt;electronic-resource-num&gt;https://doi.org/10.1016/j.tsf.2022.139568&lt;/electronic-resource-num&gt;&lt;/record&gt;&lt;/Cite&gt;&lt;/EndNote&gt;</w:instrText>
       </w:r>
       <w:r>
         <w:fldChar w:fldCharType="separate"/>
@@ -16584,7 +17590,7 @@
         <w:rPr>
           <w:noProof/>
         </w:rPr>
-        <w:t>[39]</w:t>
+        <w:t>[45]</w:t>
       </w:r>
       <w:r>
         <w:fldChar w:fldCharType="end"/>
@@ -16619,7 +17625,7 @@
         <w:fldChar w:fldCharType="begin"/>
       </w:r>
       <w:r>
-        <w:instrText xml:space="preserve"> ADDIN EN.CITE &lt;EndNote&gt;&lt;Cite&gt;&lt;Author&gt;Zhukovsky&lt;/Author&gt;&lt;Year&gt;2015&lt;/Year&gt;&lt;RecNum&gt;90&lt;/RecNum&gt;&lt;DisplayText&gt;[37]&lt;/DisplayText&gt;&lt;record&gt;&lt;rec-number&gt;90&lt;/rec-number&gt;&lt;foreign-keys&gt;&lt;key app="EN" db-id="v920pft06rp9dbex2ap500x99x5rrtswxzss" timestamp="1775120793"&gt;90&lt;/key&gt;&lt;/foreign-keys&gt;&lt;ref-type name="Journal Article"&gt;17&lt;/ref-type&gt;&lt;contributors&gt;&lt;authors&gt;&lt;author&gt;Zhukovsky, Sergei V.&lt;/author&gt;&lt;author&gt;Andryieuski, Andrei&lt;/author&gt;&lt;author&gt;Takayama, Osamu&lt;/author&gt;&lt;author&gt;Shkondin, Evgeniy&lt;/author&gt;&lt;author&gt;Malureanu, Radu&lt;/author&gt;&lt;author&gt;Jensen, Flemming&lt;/author&gt;&lt;author&gt;Lavrinenko, Andrei V.&lt;/author&gt;&lt;/authors&gt;&lt;/contributors&gt;&lt;titles&gt;&lt;title&gt;Experimental Demonstration of Effective Medium Approximation Breakdown in Deeply Subwavelength All-Dielectric Multilayers&lt;/title&gt;&lt;secondary-title&gt;Physical Review Letters&lt;/secondary-title&gt;&lt;/titles&gt;&lt;periodical&gt;&lt;full-title&gt;Physical Review Letters&lt;/full-title&gt;&lt;/periodical&gt;&lt;pages&gt;177402&lt;/pages&gt;&lt;volume&gt;115&lt;/volume&gt;&lt;number&gt;17&lt;/number&gt;&lt;dates&gt;&lt;year&gt;2015&lt;/year&gt;&lt;pub-dates&gt;&lt;date&gt;10/23/&lt;/date&gt;&lt;/pub-dates&gt;&lt;/dates&gt;&lt;publisher&gt;American Physical Society&lt;/publisher&gt;&lt;urls&gt;&lt;related-urls&gt;&lt;url&gt;https://link.aps.org/doi/10.1103/PhysRevLett.115.177402&lt;/url&gt;&lt;/related-urls&gt;&lt;/urls&gt;&lt;electronic-resource-num&gt;10.1103/PhysRevLett.115.177402&lt;/electronic-resource-num&gt;&lt;/record&gt;&lt;/Cite&gt;&lt;/EndNote&gt;</w:instrText>
+        <w:instrText xml:space="preserve"> ADDIN EN.CITE &lt;EndNote&gt;&lt;Cite&gt;&lt;Author&gt;Zhukovsky&lt;/Author&gt;&lt;Year&gt;2015&lt;/Year&gt;&lt;RecNum&gt;90&lt;/RecNum&gt;&lt;DisplayText&gt;[43]&lt;/DisplayText&gt;&lt;record&gt;&lt;rec-number&gt;90&lt;/rec-number&gt;&lt;foreign-keys&gt;&lt;key app="EN" db-id="v920pft06rp9dbex2ap500x99x5rrtswxzss" timestamp="1775120793"&gt;90&lt;/key&gt;&lt;/foreign-keys&gt;&lt;ref-type name="Journal Article"&gt;17&lt;/ref-type&gt;&lt;contributors&gt;&lt;authors&gt;&lt;author&gt;Zhukovsky, Sergei V.&lt;/author&gt;&lt;author&gt;Andryieuski, Andrei&lt;/author&gt;&lt;author&gt;Takayama, Osamu&lt;/author&gt;&lt;author&gt;Shkondin, Evgeniy&lt;/author&gt;&lt;author&gt;Malureanu, Radu&lt;/author&gt;&lt;author&gt;Jensen, Flemming&lt;/author&gt;&lt;author&gt;Lavrinenko, Andrei V.&lt;/author&gt;&lt;/authors&gt;&lt;/contributors&gt;&lt;titles&gt;&lt;title&gt;Experimental Demonstration of Effective Medium Approximation Breakdown in Deeply Subwavelength All-Dielectric Multilayers&lt;/title&gt;&lt;secondary-title&gt;Physical Review Letters&lt;/secondary-title&gt;&lt;/titles&gt;&lt;periodical&gt;&lt;full-title&gt;Physical Review Letters&lt;/full-title&gt;&lt;/periodical&gt;&lt;pages&gt;177402&lt;/pages&gt;&lt;volume&gt;115&lt;/volume&gt;&lt;number&gt;17&lt;/number&gt;&lt;dates&gt;&lt;year&gt;2015&lt;/year&gt;&lt;pub-dates&gt;&lt;date&gt;10/23/&lt;/date&gt;&lt;/pub-dates&gt;&lt;/dates&gt;&lt;publisher&gt;American Physical Society&lt;/publisher&gt;&lt;urls&gt;&lt;related-urls&gt;&lt;url&gt;https://link.aps.org/doi/10.1103/PhysRevLett.115.177402&lt;/url&gt;&lt;/related-urls&gt;&lt;/urls&gt;&lt;electronic-resource-num&gt;10.1103/PhysRevLett.115.177402&lt;/electronic-resource-num&gt;&lt;/record&gt;&lt;/Cite&gt;&lt;/EndNote&gt;</w:instrText>
       </w:r>
       <w:r>
         <w:fldChar w:fldCharType="separate"/>
@@ -16628,7 +17634,7 @@
         <w:rPr>
           <w:noProof/>
         </w:rPr>
-        <w:t>[37]</w:t>
+        <w:t>[43]</w:t>
       </w:r>
       <w:r>
         <w:fldChar w:fldCharType="end"/>
@@ -16706,7 +17712,7 @@
         <w:fldChar w:fldCharType="begin"/>
       </w:r>
       <w:r>
-        <w:instrText xml:space="preserve"> ADDIN EN.CITE &lt;EndNote&gt;&lt;Cite&gt;&lt;Author&gt;Delaney&lt;/Author&gt;&lt;Year&gt;2020&lt;/Year&gt;&lt;RecNum&gt;64&lt;/RecNum&gt;&lt;DisplayText&gt;[18]&lt;/DisplayText&gt;&lt;record&gt;&lt;rec-number&gt;64&lt;/rec-number&gt;&lt;foreign-keys&gt;&lt;key app="EN" db-id="v920pft06rp9dbex2ap500x99x5rrtswxzss" timestamp="1768054090" guid="b15b5550-40d7-4ad2-8182-cf6f486a4f50"&gt;64&lt;/key&gt;&lt;/foreign-keys&gt;&lt;ref-type name="Journal Article"&gt;17&lt;/ref-type&gt;&lt;contributors&gt;&lt;authors&gt;&lt;author&gt;Delaney, Matthew&lt;/author&gt;&lt;author&gt;Zeimpekis, Ioannis&lt;/author&gt;&lt;author&gt;Lawson, Daniel&lt;/author&gt;&lt;author&gt;Hewak, Daniel W</w:instrText>
+        <w:instrText xml:space="preserve"> ADDIN EN.CITE &lt;EndNote&gt;&lt;Cite&gt;&lt;Author&gt;Delaney&lt;/Author&gt;&lt;Year&gt;2020&lt;/Year&gt;&lt;RecNum&gt;64&lt;/RecNum&gt;&lt;DisplayText&gt;[22]&lt;/DisplayText&gt;&lt;record&gt;&lt;rec-number&gt;64&lt;/rec-number&gt;&lt;foreign-keys&gt;&lt;key app="EN" db-id="v920pft06rp9dbex2ap500x99x5rrtswxzss" timestamp="1768054090" guid="b15b5550-40d7-4ad2-8182-cf6f486a4f50"&gt;64&lt;/key&gt;&lt;/foreign-keys&gt;&lt;ref-type name="Journal Article"&gt;17&lt;/ref-type&gt;&lt;contributors&gt;&lt;authors&gt;&lt;author&gt;Delaney, Matthew&lt;/author&gt;&lt;author&gt;Zeimpekis, Ioannis&lt;/author&gt;&lt;author&gt;Lawson, Daniel&lt;/author&gt;&lt;author&gt;Hewak, Daniel W</w:instrText>
       </w:r>
       <w:r>
         <w:rPr>
@@ -16736,7 +17742,7 @@
         <w:rPr>
           <w:noProof/>
         </w:rPr>
-        <w:t>[18]</w:t>
+        <w:t>[22]</w:t>
       </w:r>
       <w:r>
         <w:fldChar w:fldCharType="end"/>
@@ -16769,7 +17775,7 @@
         <w:fldChar w:fldCharType="begin"/>
       </w:r>
       <w:r>
-        <w:instrText xml:space="preserve"> ADDIN EN.CITE &lt;EndNote&gt;&lt;Cite&gt;&lt;Author&gt;Franta&lt;/Author&gt;&lt;Year&gt;2018&lt;/Year&gt;&lt;RecNum&gt;95&lt;/RecNum&gt;&lt;DisplayText&gt;[43]&lt;/DisplayText&gt;&lt;record&gt;&lt;rec-number&gt;95&lt;/rec-number&gt;&lt;foreign-keys&gt;&lt;key app="EN" db-id="v920pft06rp9dbex2ap500x99x5rrtswxzss" timestamp="1776659453"&gt;95&lt;/key&gt;&lt;/foreign-keys&gt;&lt;ref-type name="Journal Article"&gt;17&lt;/ref-type&gt;&lt;contributors&gt;&lt;authors&gt;&lt;author&gt;Franta, Daniel&lt;/author&gt;&lt;author&gt;Franta, Pavel&lt;/author&gt;&lt;author&gt;Vohánka, Jiří&lt;/author&gt;&lt;author&gt;Čermák, Martin&lt;/author&gt;&lt;author&gt;Ohlídal, Ivan&lt;/author&gt;&lt;/authors&gt;&lt;/contributors&gt;&lt;titles&gt;&lt;title&gt;Determination of thicknesses and temperatures of crystalline silicon wafers from optical measurements in the far infrared region&lt;/title&gt;&lt;secondary-title&gt;Journal of Applied Physics&lt;/secondary-title&gt;&lt;/titles&gt;&lt;periodical&gt;&lt;full-title&gt;Journal of Applied Physics&lt;/full-title&gt;&lt;/periodical&gt;&lt;volume&gt;123&lt;/volume&gt;&lt;number&gt;18&lt;/number&gt;&lt;dates&gt;&lt;year&gt;2018&lt;/year&gt;&lt;/dates&gt;&lt;isbn&gt;0021-8979&lt;/isbn&gt;&lt;urls&gt;&lt;related-urls&gt;&lt;url&gt;https://doi.org/10.1063/1.5026195&lt;/url&gt;&lt;/related-urls&gt;&lt;/urls&gt;&lt;custom1&gt;185707&lt;/custom1&gt;&lt;electronic-resource-num&gt;10.1063/1.5026195&lt;/electronic-resource-num&gt;&lt;access-date&gt;4/20/2026&lt;/access-date&gt;&lt;/record&gt;&lt;/Cite&gt;&lt;/EndNote&gt;</w:instrText>
+        <w:instrText xml:space="preserve"> ADDIN EN.CITE &lt;EndNote&gt;&lt;Cite&gt;&lt;Author&gt;Franta&lt;/Author&gt;&lt;Year&gt;2018&lt;/Year&gt;&lt;RecNum&gt;95&lt;/RecNum&gt;&lt;DisplayText&gt;[47]&lt;/DisplayText&gt;&lt;record&gt;&lt;rec-number&gt;95&lt;/rec-number&gt;&lt;foreign-keys&gt;&lt;key app="EN" db-id="v920pft06rp9dbex2ap500x99x5rrtswxzss" timestamp="1776659453"&gt;95&lt;/key&gt;&lt;/foreign-keys&gt;&lt;ref-type name="Journal Article"&gt;17&lt;/ref-type&gt;&lt;contributors&gt;&lt;authors&gt;&lt;author&gt;Franta, Daniel&lt;/author&gt;&lt;author&gt;Franta, Pavel&lt;/author&gt;&lt;author&gt;Vohánka, Jiří&lt;/author&gt;&lt;author&gt;Čermák, Martin&lt;/author&gt;&lt;author&gt;Ohlídal, Ivan&lt;/author&gt;&lt;/authors&gt;&lt;/contributors&gt;&lt;titles&gt;&lt;title&gt;Determination of thicknesses and temperatures of crystalline silicon wafers from optical measurements in the far infrared region&lt;/title&gt;&lt;secondary-title&gt;Journal of Applied Physics&lt;/secondary-title&gt;&lt;/titles&gt;&lt;periodical&gt;&lt;full-title&gt;Journal of Applied Physics&lt;/full-title&gt;&lt;/periodical&gt;&lt;volume&gt;123&lt;/volume&gt;&lt;number&gt;18&lt;/number&gt;&lt;dates&gt;&lt;year&gt;2018&lt;/year&gt;&lt;/dates&gt;&lt;isbn&gt;0021-8979&lt;/isbn&gt;&lt;urls&gt;&lt;related-urls&gt;&lt;url&gt;https://doi.org/10.1063/1.5026195&lt;/url&gt;&lt;/related-urls&gt;&lt;/urls&gt;&lt;custom1&gt;185707&lt;/custom1&gt;&lt;electronic-resource-num&gt;10.1063/1.5026195&lt;/electronic-resource-num&gt;&lt;access-date&gt;4/20/2026&lt;/access-date&gt;&lt;/record&gt;&lt;/Cite&gt;&lt;/EndNote&gt;</w:instrText>
       </w:r>
       <w:r>
         <w:fldChar w:fldCharType="separate"/>
@@ -16778,7 +17784,7 @@
         <w:rPr>
           <w:noProof/>
         </w:rPr>
-        <w:t>[43]</w:t>
+        <w:t>[47]</w:t>
       </w:r>
       <w:r>
         <w:fldChar w:fldCharType="end"/>
@@ -16814,7 +17820,7 @@
         <w:rPr>
           <w:highlight w:val="cyan"/>
         </w:rPr>
-        <w:instrText xml:space="preserve"> ADDIN EN.CITE &lt;EndNote&gt;&lt;Cite&gt;&lt;Author&gt;Raut&lt;/Author&gt;&lt;Year&gt;2011&lt;/Year&gt;&lt;RecNum&gt;85&lt;/RecNum&gt;&lt;DisplayText&gt;[44]&lt;/DisplayText&gt;&lt;record&gt;&lt;rec-number&gt;85&lt;/rec-number&gt;&lt;foreign-keys&gt;&lt;key app="EN" db-id="v920pft06rp9dbex2ap500x99x5rrtswxzss" timestamp="1773917246"&gt;85&lt;/key&gt;&lt;/foreign-keys&gt;&lt;ref-type name="Journal Article"&gt;17&lt;/ref-type&gt;&lt;contributors&gt;&lt;authors&gt;&lt;author&gt;Raut, Hemant Kumar&lt;/author&gt;&lt;author&gt;Ganesh, V. Anand&lt;/author&gt;&lt;author&gt;Nair, A. Sreekumaran&lt;/author&gt;&lt;author&gt;Ramakrishna, Seeram&lt;/author&gt;&lt;/authors&gt;&lt;/contributors&gt;&lt;titles&gt;&lt;title&gt;Anti-reflective coatings: A critical, in-depth review&lt;/title&gt;&lt;secondary-title&gt;Energy &amp;amp; Environmental Science&lt;/secondary-title&gt;&lt;/titles&gt;&lt;periodical&gt;&lt;full-title&gt;Energy &amp;amp; Environmental Science&lt;/full-title&gt;&lt;/periodical&gt;&lt;pages&gt;3779-3804&lt;/pages&gt;&lt;volume&gt;4&lt;/volume&gt;&lt;number&gt;10&lt;/number&gt;&lt;dates&gt;&lt;year&gt;2011&lt;/year&gt;&lt;/dates&gt;&lt;publisher&gt;The Royal Society of Chemistry&lt;/publisher&gt;&lt;isbn&gt;1754-5692&lt;/isbn&gt;&lt;work-type&gt;10.1039/C1EE01297E&lt;/work-type&gt;&lt;urls&gt;&lt;related-urls&gt;&lt;url&gt;http://dx.doi.org/10.1039/C1EE01297E&lt;/url&gt;&lt;/related-urls&gt;&lt;/urls&gt;&lt;electronic-resource-num&gt;10.1039/C1EE01297E&lt;/electronic-resource-num&gt;&lt;/record&gt;&lt;/Cite&gt;&lt;/EndNote&gt;</w:instrText>
+        <w:instrText xml:space="preserve"> ADDIN EN.CITE &lt;EndNote&gt;&lt;Cite&gt;&lt;Author&gt;Raut&lt;/Author&gt;&lt;Year&gt;2011&lt;/Year&gt;&lt;RecNum&gt;85&lt;/RecNum&gt;&lt;DisplayText&gt;[48]&lt;/DisplayText&gt;&lt;record&gt;&lt;rec-number&gt;85&lt;/rec-number&gt;&lt;foreign-keys&gt;&lt;key app="EN" db-id="v920pft06rp9dbex2ap500x99x5rrtswxzss" timestamp="1773917246"&gt;85&lt;/key&gt;&lt;/foreign-keys&gt;&lt;ref-type name="Journal Article"&gt;17&lt;/ref-type&gt;&lt;contributors&gt;&lt;authors&gt;&lt;author&gt;Raut, Hemant Kumar&lt;/author&gt;&lt;author&gt;Ganesh, V. Anand&lt;/author&gt;&lt;author&gt;Nair, A. Sreekumaran&lt;/author&gt;&lt;author&gt;Ramakrishna, Seeram&lt;/author&gt;&lt;/authors&gt;&lt;/contributors&gt;&lt;titles&gt;&lt;title&gt;Anti-reflective coatings: A critical, in-depth review&lt;/title&gt;&lt;secondary-title&gt;Energy &amp;amp; Environmental Science&lt;/secondary-title&gt;&lt;/titles&gt;&lt;periodical&gt;&lt;full-title&gt;Energy &amp;amp; Environmental Science&lt;/full-title&gt;&lt;/periodical&gt;&lt;pages&gt;3779-3804&lt;/pages&gt;&lt;volume&gt;4&lt;/volume&gt;&lt;number&gt;10&lt;/number&gt;&lt;dates&gt;&lt;year&gt;2011&lt;/year&gt;&lt;/dates&gt;&lt;publisher&gt;The Royal Society of Chemistry&lt;/publisher&gt;&lt;isbn&gt;1754-5692&lt;/isbn&gt;&lt;work-type&gt;10.1039/C1EE01297E&lt;/work-type&gt;&lt;urls&gt;&lt;related-urls&gt;&lt;url&gt;http://dx.doi.org/10.1039/C1EE01297E&lt;/url&gt;&lt;/related-urls&gt;&lt;/urls&gt;&lt;electronic-resource-num&gt;10.1039/C1EE01297E&lt;/electronic-resource-num&gt;&lt;/record&gt;&lt;/Cite&gt;&lt;/EndNote&gt;</w:instrText>
       </w:r>
       <w:r>
         <w:rPr>
@@ -16827,7 +17833,7 @@
           <w:noProof/>
           <w:highlight w:val="cyan"/>
         </w:rPr>
-        <w:t>[44]</w:t>
+        <w:t>[48]</w:t>
       </w:r>
       <w:r>
         <w:rPr>
@@ -16959,7 +17965,7 @@
         <w:fldChar w:fldCharType="begin"/>
       </w:r>
       <w:r>
-        <w:instrText xml:space="preserve"> ADDIN EN.CITE &lt;EndNote&gt;&lt;Cite&gt;&lt;Author&gt;Beliaev&lt;/Author&gt;&lt;Year&gt;2022&lt;/Year&gt;&lt;RecNum&gt;70&lt;/RecNum&gt;&lt;DisplayText&gt;[39]&lt;/DisplayText&gt;&lt;record&gt;&lt;rec-number&gt;70&lt;/rec-number&gt;&lt;foreign-keys&gt;&lt;key app="EN" db-id="v920pft06rp9dbex2ap500x99x5rrtswxzss" timestamp="1768215795" guid="3f7419e0-798c-4593-84cf-4bf61aaacb06"&gt;70&lt;/key&gt;&lt;/foreign-keys&gt;&lt;ref-type name="Journal Article"&gt;17&lt;/ref-type&gt;&lt;contributors&gt;&lt;authors&gt;&lt;author&gt;Beliaev, Leonid Yu&lt;/author&gt;&lt;author&gt;Shkondin, Evgeniy&lt;/author&gt;&lt;author&gt;Lavrinenko, Andrei V.&lt;/author&gt;&lt;author&gt;Takayama, Osamu&lt;/author&gt;&lt;/authors&gt;&lt;/contributors&gt;&lt;titles&gt;&lt;title&gt;Optical, structural and composition properties of silicon nitride films deposited by reactive radio-frequency sputtering, low pressure and plasma-enhanced chemical vapor deposition&lt;/title&gt;&lt;secondary-title&gt;Thin Solid Films&lt;/secondary-title&gt;&lt;/titles&gt;&lt;periodical&gt;&lt;full-title&gt;Thin Solid Films&lt;/full-title&gt;&lt;/periodical&gt;&lt;pages&gt;139568&lt;/pages&gt;&lt;volume&gt;763&lt;/volume&gt;&lt;keywords&gt;&lt;keyword&gt;Silicon nitride&lt;/keyword&gt;&lt;keyword&gt;Ellipsometry&lt;/keyword&gt;&lt;keyword&gt;Chemical vapor deposition&lt;/keyword&gt;&lt;keyword&gt;Sputtering&lt;/keyword&gt;&lt;keyword&gt;Optical characterization&lt;/keyword&gt;&lt;keyword&gt;Thin film&lt;/keyword&gt;&lt;/keywords&gt;&lt;dates&gt;&lt;year&gt;2022&lt;/year&gt;&lt;pub-dates&gt;&lt;date&gt;2022/12/01/&lt;/date&gt;&lt;/pub-dates&gt;&lt;/dates&gt;&lt;isbn&gt;0040-6090&lt;/isbn&gt;&lt;urls&gt;&lt;related-urls&gt;&lt;url&gt;https://www.sciencedirect.com/science/article/pii/S0040609022004710&lt;/url&gt;&lt;/related-urls&gt;&lt;/urls&gt;&lt;electronic-resource-num&gt;https://doi.org/10.1016/j.tsf.2022.139568&lt;/electronic-resource-num&gt;&lt;/record&gt;&lt;/Cite&gt;&lt;/EndNote&gt;</w:instrText>
+        <w:instrText xml:space="preserve"> ADDIN EN.CITE &lt;EndNote&gt;&lt;Cite&gt;&lt;Author&gt;Beliaev&lt;/Author&gt;&lt;Year&gt;2022&lt;/Year&gt;&lt;RecNum&gt;70&lt;/RecNum&gt;&lt;DisplayText&gt;[45]&lt;/DisplayText&gt;&lt;record&gt;&lt;rec-number&gt;70&lt;/rec-number&gt;&lt;foreign-keys&gt;&lt;key app="EN" db-id="v920pft06rp9dbex2ap500x99x5rrtswxzss" timestamp="1768215795" guid="3f7419e0-798c-4593-84cf-4bf61aaacb06"&gt;70&lt;/key&gt;&lt;/foreign-keys&gt;&lt;ref-type name="Journal Article"&gt;17&lt;/ref-type&gt;&lt;contributors&gt;&lt;authors&gt;&lt;author&gt;Beliaev, Leonid Yu&lt;/author&gt;&lt;author&gt;Shkondin, Evgeniy&lt;/author&gt;&lt;author&gt;Lavrinenko, Andrei V.&lt;/author&gt;&lt;author&gt;Takayama, Osamu&lt;/author&gt;&lt;/authors&gt;&lt;/contributors&gt;&lt;titles&gt;&lt;title&gt;Optical, structural and composition properties of silicon nitride films deposited by reactive radio-frequency sputtering, low pressure and plasma-enhanced chemical vapor deposition&lt;/title&gt;&lt;secondary-title&gt;Thin Solid Films&lt;/secondary-title&gt;&lt;/titles&gt;&lt;periodical&gt;&lt;full-title&gt;Thin Solid Films&lt;/full-title&gt;&lt;/periodical&gt;&lt;pages&gt;139568&lt;/pages&gt;&lt;volume&gt;763&lt;/volume&gt;&lt;keywords&gt;&lt;keyword&gt;Silicon nitride&lt;/keyword&gt;&lt;keyword&gt;Ellipsometry&lt;/keyword&gt;&lt;keyword&gt;Chemical vapor deposition&lt;/keyword&gt;&lt;keyword&gt;Sputtering&lt;/keyword&gt;&lt;keyword&gt;Optical characterization&lt;/keyword&gt;&lt;keyword&gt;Thin film&lt;/keyword&gt;&lt;/keywords&gt;&lt;dates&gt;&lt;year&gt;2022&lt;/year&gt;&lt;pub-dates&gt;&lt;date&gt;2022/12/01/&lt;/date&gt;&lt;/pub-dates&gt;&lt;/dates&gt;&lt;isbn&gt;0040-6090&lt;/isbn&gt;&lt;urls&gt;&lt;related-urls&gt;&lt;url&gt;https://www.sciencedirect.com/science/article/pii/S0040609022004710&lt;/url&gt;&lt;/related-urls&gt;&lt;/urls&gt;&lt;electronic-resource-num&gt;https://doi.org/10.1016/j.tsf.2022.139568&lt;/electronic-resource-num&gt;&lt;/record&gt;&lt;/Cite&gt;&lt;/EndNote&gt;</w:instrText>
       </w:r>
       <w:r>
         <w:fldChar w:fldCharType="separate"/>
@@ -16968,7 +17974,7 @@
         <w:rPr>
           <w:noProof/>
         </w:rPr>
-        <w:t>[39]</w:t>
+        <w:t>[45]</w:t>
       </w:r>
       <w:r>
         <w:fldChar w:fldCharType="end"/>
@@ -17158,7 +18164,7 @@
         <w:fldChar w:fldCharType="begin"/>
       </w:r>
       <w:r>
-        <w:instrText xml:space="preserve"> ADDIN EN.CITE &lt;EndNote&gt;&lt;Cite&gt;&lt;Author&gt;Sarangan&lt;/Author&gt;&lt;Year&gt;2020&lt;/Year&gt;&lt;RecNum&gt;38&lt;/RecNum&gt;&lt;DisplayText&gt;[40]&lt;/DisplayText&gt;&lt;record&gt;&lt;rec-number&gt;38&lt;/rec-number&gt;&lt;foreign-keys&gt;&lt;key app="EN" db-id="v920pft06rp9dbex2ap500x99x5rrtswxzss" timestamp="1768049998" guid="dde7f428-59aa-475f-b9b0-297f1786a224"&gt;38&lt;/key&gt;&lt;/foreign-keys&gt;&lt;ref-type name="Journal Article"&gt;17&lt;/ref-type&gt;&lt;contributors&gt;&lt;authors&gt;&lt;author&gt;Sarangan, Andrew&lt;/author&gt;&lt;/authors&gt;&lt;/contributors&gt;&lt;titles&gt;&lt;title&gt;Design of resonant cavity thin film structures with complex active layers&lt;/title&gt;&lt;secondary-title&gt;Journal of the Optical Society of America B&lt;/secondary-title&gt;&lt;alt-title&gt;J. Opt. Soc. Am. B&lt;/alt-title&gt;&lt;/titles&gt;&lt;periodical&gt;&lt;full-title&gt;Journal of the Optical Society of America B&lt;/full-title&gt;&lt;abbr-1&gt;J. Opt. Soc. Am. B&lt;/abbr-1&gt;&lt;/periodical&gt;&lt;alt-periodical&gt;&lt;full-title&gt;Journal of the Optical Society of America B&lt;/full-title&gt;&lt;abbr-1&gt;J. Opt. Soc. Am. B&lt;/abbr-1&gt;&lt;/alt-periodical&gt;&lt;pages&gt;3461-3468&lt;/pages&gt;&lt;volume&gt;37&lt;/volume&gt;&lt;number&gt;11&lt;/number&gt;&lt;keywords&gt;&lt;keyword&gt;Bragg reflectors&lt;/keyword&gt;&lt;keyword&gt;Field enhancement&lt;/keyword&gt;&lt;keyword&gt;Optical absorption&lt;/keyword&gt;&lt;keyword&gt;Phase shift&lt;/keyword&gt;&lt;keyword&gt;Refractive index&lt;/keyword&gt;&lt;keyword&gt;Thin films&lt;/keyword&gt;&lt;/keywords&gt;&lt;dates&gt;&lt;year&gt;2020&lt;/year&gt;&lt;pub-dates&gt;&lt;date&gt;2020/11/01&lt;/date&gt;&lt;/pub-dates&gt;&lt;/dates&gt;&lt;publisher&gt;Optica Publishing Group&lt;/publisher&gt;&lt;urls&gt;&lt;related-urls&gt;&lt;url&gt;https://opg.optica.org/josab/abstract.cfm?URI=josab-37-11-3461&lt;/url&gt;&lt;/related-urls&gt;&lt;/urls&gt;&lt;electronic-resource-num&gt;10.1364/JOSAB.404894&lt;/electronic-resource-num&gt;&lt;/record&gt;&lt;/Cite&gt;&lt;/EndNote&gt;</w:instrText>
+        <w:instrText xml:space="preserve"> ADDIN EN.CITE &lt;EndNote&gt;&lt;Cite&gt;&lt;Author&gt;Sarangan&lt;/Author&gt;&lt;Year&gt;2020&lt;/Year&gt;&lt;RecNum&gt;38&lt;/RecNum&gt;&lt;DisplayText&gt;[39]&lt;/DisplayText&gt;&lt;record&gt;&lt;rec-number&gt;38&lt;/rec-number&gt;&lt;foreign-keys&gt;&lt;key app="EN" db-id="v920pft06rp9dbex2ap500x99x5rrtswxzss" timestamp="1768049998" guid="dde7f428-59aa-475f-b9b0-297f1786a224"&gt;38&lt;/key&gt;&lt;/foreign-keys&gt;&lt;ref-type name="Journal Article"&gt;17&lt;/ref-type&gt;&lt;contributors&gt;&lt;authors&gt;&lt;author&gt;Sarangan, Andrew&lt;/author&gt;&lt;/authors&gt;&lt;/contributors&gt;&lt;titles&gt;&lt;title&gt;Design of resonant cavity thin film structures with complex active layers&lt;/title&gt;&lt;secondary-title&gt;Journal of the Optical Society of America B&lt;/secondary-title&gt;&lt;alt-title&gt;J. Opt. Soc. Am. B&lt;/alt-title&gt;&lt;/titles&gt;&lt;periodical&gt;&lt;full-title&gt;Journal of the Optical Society of America B&lt;/full-title&gt;&lt;abbr-1&gt;J. Opt. Soc. Am. B&lt;/abbr-1&gt;&lt;/periodical&gt;&lt;alt-periodical&gt;&lt;full-title&gt;Journal of the Optical Society of America B&lt;/full-title&gt;&lt;abbr-1&gt;J. Opt. Soc. Am. B&lt;/abbr-1&gt;&lt;/alt-periodical&gt;&lt;pages&gt;3461-3468&lt;/pages&gt;&lt;volume&gt;37&lt;/volume&gt;&lt;number&gt;11&lt;/number&gt;&lt;keywords&gt;&lt;keyword&gt;Bragg reflectors&lt;/keyword&gt;&lt;keyword&gt;Field enhancement&lt;/keyword&gt;&lt;keyword&gt;Optical absorption&lt;/keyword&gt;&lt;keyword&gt;Phase shift&lt;/keyword&gt;&lt;keyword&gt;Refractive index&lt;/keyword&gt;&lt;keyword&gt;Thin films&lt;/keyword&gt;&lt;/keywords&gt;&lt;dates&gt;&lt;year&gt;2020&lt;/year&gt;&lt;pub-dates&gt;&lt;date&gt;2020/11/01&lt;/date&gt;&lt;/pub-dates&gt;&lt;/dates&gt;&lt;publisher&gt;Optica Publishing Group&lt;/publisher&gt;&lt;urls&gt;&lt;related-urls&gt;&lt;url&gt;https://opg.optica.org/josab/abstract.cfm?URI=josab-37-11-3461&lt;/url&gt;&lt;/related-urls&gt;&lt;/urls&gt;&lt;electronic-resource-num&gt;10.1364/JOSAB.404894&lt;/electronic-resource-num&gt;&lt;/record&gt;&lt;/Cite&gt;&lt;/EndNote&gt;</w:instrText>
       </w:r>
       <w:r>
         <w:fldChar w:fldCharType="separate"/>
@@ -17167,7 +18173,7 @@
         <w:rPr>
           <w:noProof/>
         </w:rPr>
-        <w:t>[40]</w:t>
+        <w:t>[39]</w:t>
       </w:r>
       <w:r>
         <w:fldChar w:fldCharType="end"/>
@@ -17206,7 +18212,7 @@
         <w:fldChar w:fldCharType="begin"/>
       </w:r>
       <w:r>
-        <w:instrText xml:space="preserve"> ADDIN EN.CITE &lt;EndNote&gt;&lt;Cite&gt;&lt;Author&gt;Franta&lt;/Author&gt;&lt;Year&gt;2016&lt;/Year&gt;&lt;RecNum&gt;97&lt;/RecNum&gt;&lt;DisplayText&gt;[42]&lt;/DisplayText&gt;&lt;record&gt;&lt;rec-number&gt;97&lt;/rec-number&gt;&lt;foreign-keys&gt;&lt;key app="EN" db-id="v920pft06rp9dbex2ap500x99x5rrtswxzss" timestamp="1776660410"&gt;97&lt;/key&gt;&lt;/foreign-keys&gt;&lt;ref-type name="Book"&gt;6&lt;/ref-type&gt;&lt;contributors&gt;&lt;authors&gt;&lt;author&gt;Franta, Daniel&lt;/author&gt;&lt;author&gt;Nečas, David&lt;/author&gt;&lt;author&gt;Ohlídal, Ivan&lt;/author&gt;&lt;author&gt;Giglia, Angelo&lt;/author&gt;&lt;/authors&gt;&lt;/contributors&gt;&lt;titles&gt;&lt;title&gt;Optical characterization of SiO2 thin films using universal dispersion model over wide spectral range&lt;/title&gt;&lt;secondary-title&gt;SPIE Photonics Europe&lt;/secondary-title&gt;&lt;/titles&gt;&lt;volume&gt;9890&lt;/volume&gt;&lt;section&gt;EPE&lt;/section&gt;&lt;dates&gt;&lt;year&gt;2016&lt;/year&gt;&lt;/dates&gt;&lt;publisher&gt;SPIE&lt;/publisher&gt;&lt;urls&gt;&lt;related-urls&gt;&lt;url&gt;https://doi.org/10.1117/12.2227580&lt;/url&gt;&lt;/related-urls&gt;&lt;/urls&gt;&lt;/record&gt;&lt;/Cite&gt;&lt;/EndNote&gt;</w:instrText>
+        <w:instrText xml:space="preserve"> ADDIN EN.CITE &lt;EndNote&gt;&lt;Cite&gt;&lt;Author&gt;Franta&lt;/Author&gt;&lt;Year&gt;2016&lt;/Year&gt;&lt;RecNum&gt;97&lt;/RecNum&gt;&lt;DisplayText&gt;[46]&lt;/DisplayText&gt;&lt;record&gt;&lt;rec-number&gt;97&lt;/rec-number&gt;&lt;foreign-keys&gt;&lt;key app="EN" db-id="v920pft06rp9dbex2ap500x99x5rrtswxzss" timestamp="1776660410"&gt;97&lt;/key&gt;&lt;/foreign-keys&gt;&lt;ref-type name="Book"&gt;6&lt;/ref-type&gt;&lt;contributors&gt;&lt;authors&gt;&lt;author&gt;Franta, Daniel&lt;/author&gt;&lt;author&gt;Nečas, David&lt;/author&gt;&lt;author&gt;Ohlídal, Ivan&lt;/author&gt;&lt;author&gt;Giglia, Angelo&lt;/author&gt;&lt;/authors&gt;&lt;/contributors&gt;&lt;titles&gt;&lt;title&gt;Optical characterization of SiO2 thin films using universal dispersion model over wide spectral range&lt;/title&gt;&lt;secondary-title&gt;SPIE Photonics Europe&lt;/secondary-title&gt;&lt;/titles&gt;&lt;volume&gt;9890&lt;/volume&gt;&lt;section&gt;EPE&lt;/section&gt;&lt;dates&gt;&lt;year&gt;2016&lt;/year&gt;&lt;/dates&gt;&lt;publisher&gt;SPIE&lt;/publisher&gt;&lt;urls&gt;&lt;related-urls&gt;&lt;url&gt;https://doi.org/10.1117/12.2227580&lt;/url&gt;&lt;/related-urls&gt;&lt;/urls&gt;&lt;/record&gt;&lt;/Cite&gt;&lt;/EndNote&gt;</w:instrText>
       </w:r>
       <w:r>
         <w:fldChar w:fldCharType="separate"/>
@@ -17215,7 +18221,7 @@
         <w:rPr>
           <w:noProof/>
         </w:rPr>
-        <w:t>[42]</w:t>
+        <w:t>[46]</w:t>
       </w:r>
       <w:r>
         <w:fldChar w:fldCharType="end"/>
@@ -17239,7 +18245,7 @@
         <w:fldChar w:fldCharType="begin"/>
       </w:r>
       <w:r>
-        <w:instrText xml:space="preserve"> ADDIN EN.CITE &lt;EndNote&gt;&lt;Cite&gt;&lt;Author&gt;Polyanskiy&lt;/Author&gt;&lt;Year&gt;2024&lt;/Year&gt;&lt;RecNum&gt;69&lt;/RecNum&gt;&lt;DisplayText&gt;[45]&lt;/DisplayText&gt;&lt;record&gt;&lt;rec-number&gt;69&lt;/rec-number&gt;&lt;foreign-keys&gt;&lt;key app="EN" db-id="v920pft06rp9dbex2ap500x99x5rrtswxzss" timestamp="1768215530" guid="51ad5c1f-6b8e-4d49-9eac-5ca2d206a442"&gt;69&lt;/key&gt;&lt;/foreign-keys&gt;&lt;ref-type name="Journal Article"&gt;17&lt;/ref-type&gt;&lt;contributors&gt;&lt;authors&gt;&lt;author&gt;Polyanskiy, Mikhail N.&lt;/author&gt;&lt;/authors&gt;&lt;/contributors&gt;&lt;titles&gt;&lt;title&gt;Refractiveindex.info database of optical constants&lt;/title&gt;&lt;secondary-title&gt;Scientific Data&lt;/secondary-title&gt;&lt;/titles&gt;&lt;periodical&gt;&lt;full-title&gt;Scientific Data&lt;/full-title&gt;&lt;/periodical&gt;&lt;pages&gt;94&lt;/pages&gt;&lt;volume&gt;11&lt;/volume&gt;&lt;number&gt;1&lt;/number&gt;&lt;dates&gt;&lt;year&gt;2024&lt;/year&gt;&lt;pub-dates&gt;&lt;date&gt;2024/01/18&lt;/date&gt;&lt;/pub-dates&gt;&lt;/dates&gt;&lt;isbn&gt;2052-4463&lt;/isbn&gt;&lt;urls&gt;&lt;related-urls&gt;&lt;url&gt;https://doi.org/10.1038/s41597-023-02898-2&lt;/url&gt;&lt;/related-urls&gt;&lt;/urls&gt;&lt;electronic-resource-num&gt;10.1038/s41597-023-02898-2&lt;/electronic-resource-num&gt;&lt;/record&gt;&lt;/Cite&gt;&lt;/EndNote&gt;</w:instrText>
+        <w:instrText xml:space="preserve"> ADDIN EN.CITE &lt;EndNote&gt;&lt;Cite&gt;&lt;Author&gt;Polyanskiy&lt;/Author&gt;&lt;Year&gt;2024&lt;/Year&gt;&lt;RecNum&gt;69&lt;/RecNum&gt;&lt;DisplayText&gt;[49]&lt;/DisplayText&gt;&lt;record&gt;&lt;rec-number&gt;69&lt;/rec-number&gt;&lt;foreign-keys&gt;&lt;key app="EN" db-id="v920pft06rp9dbex2ap500x99x5rrtswxzss" timestamp="1768215530" guid="51ad5c1f-6b8e-4d49-9eac-5ca2d206a442"&gt;69&lt;/key&gt;&lt;/foreign-keys&gt;&lt;ref-type name="Journal Article"&gt;17&lt;/ref-type&gt;&lt;contributors&gt;&lt;authors&gt;&lt;author&gt;Polyanskiy, Mikhail N.&lt;/author&gt;&lt;/authors&gt;&lt;/contributors&gt;&lt;titles&gt;&lt;title&gt;Refractiveindex.info database of optical constants&lt;/title&gt;&lt;secondary-title&gt;Scientific Data&lt;/secondary-title&gt;&lt;/titles&gt;&lt;periodical&gt;&lt;full-title&gt;Scientific Data&lt;/full-title&gt;&lt;/periodical&gt;&lt;pages&gt;94&lt;/pages&gt;&lt;volume&gt;11&lt;/volume&gt;&lt;number&gt;1&lt;/number&gt;&lt;dates&gt;&lt;year&gt;2024&lt;/year&gt;&lt;pub-dates&gt;&lt;date&gt;2024/01/18&lt;/date&gt;&lt;/pub-dates&gt;&lt;/dates&gt;&lt;isbn&gt;2052-4463&lt;/isbn&gt;&lt;urls&gt;&lt;related-urls&gt;&lt;url&gt;https://doi.org/10.1038/s41597-023-02898-2&lt;/url&gt;&lt;/related-urls&gt;&lt;/urls&gt;&lt;electronic-resource-num&gt;10.1038/s41597-023-02898-2&lt;/electronic-resource-num&gt;&lt;/record&gt;&lt;/Cite&gt;&lt;/EndNote&gt;</w:instrText>
       </w:r>
       <w:r>
         <w:fldChar w:fldCharType="separate"/>
@@ -17248,7 +18254,7 @@
         <w:rPr>
           <w:noProof/>
         </w:rPr>
-        <w:t>[45]</w:t>
+        <w:t>[49]</w:t>
       </w:r>
       <w:r>
         <w:fldChar w:fldCharType="end"/>
@@ -17316,7 +18322,7 @@
         <w:fldChar w:fldCharType="begin"/>
       </w:r>
       <w:r>
-        <w:instrText xml:space="preserve"> ADDIN EN.CITE &lt;EndNote&gt;&lt;Cite&gt;&lt;Author&gt;Delaney&lt;/Author&gt;&lt;Year&gt;2020&lt;/Year&gt;&lt;RecNum&gt;64&lt;/RecNum&gt;&lt;DisplayText&gt;[18]&lt;/DisplayText&gt;&lt;record&gt;&lt;rec-number&gt;64&lt;/rec-number&gt;&lt;foreign-keys&gt;&lt;key app="EN" db-id="v920pft06rp9dbex2ap500x99x5rrtswxzss" timestamp="1768054090" guid="b15b5550-40d7-4ad2-8182-cf6f486a4f50"&gt;64&lt;/key&gt;&lt;/foreign-keys&gt;&lt;ref-type name="Journal Article"&gt;17&lt;/ref-type&gt;&lt;contributors&gt;&lt;authors&gt;&lt;author&gt;Delaney, Matthew&lt;/author&gt;&lt;author&gt;Zeimpekis, Ioannis&lt;/author&gt;&lt;author&gt;Lawson, Daniel&lt;/author&gt;&lt;author&gt;Hewak, Daniel W</w:instrText>
+        <w:instrText xml:space="preserve"> ADDIN EN.CITE &lt;EndNote&gt;&lt;Cite&gt;&lt;Author&gt;Delaney&lt;/Author&gt;&lt;Year&gt;2020&lt;/Year&gt;&lt;RecNum&gt;64&lt;/RecNum&gt;&lt;DisplayText&gt;[22]&lt;/DisplayText&gt;&lt;record&gt;&lt;rec-number&gt;64&lt;/rec-number&gt;&lt;foreign-keys&gt;&lt;key app="EN" db-id="v920pft06rp9dbex2ap500x99x5rrtswxzss" timestamp="1768054090" guid="b15b5550-40d7-4ad2-8182-cf6f486a4f50"&gt;64&lt;/key&gt;&lt;/foreign-keys&gt;&lt;ref-type name="Journal Article"&gt;17&lt;/ref-type&gt;&lt;contributors&gt;&lt;authors&gt;&lt;author&gt;Delaney, Matthew&lt;/author&gt;&lt;author&gt;Zeimpekis, Ioannis&lt;/author&gt;&lt;author&gt;Lawson, Daniel&lt;/author&gt;&lt;author&gt;Hewak, Daniel W</w:instrText>
       </w:r>
       <w:r>
         <w:rPr>
@@ -17346,7 +18352,7 @@
         <w:rPr>
           <w:noProof/>
         </w:rPr>
-        <w:t>[18]</w:t>
+        <w:t>[22]</w:t>
       </w:r>
       <w:r>
         <w:fldChar w:fldCharType="end"/>
@@ -17556,7 +18562,6 @@
         <w:pStyle w:val="Heading2"/>
       </w:pPr>
       <w:r>
-        <w:lastRenderedPageBreak/>
         <w:t>3.2</w:t>
       </w:r>
       <w:r>
@@ -17643,7 +18648,7 @@
         <w:fldChar w:fldCharType="begin"/>
       </w:r>
       <w:r>
-        <w:instrText xml:space="preserve"> ADDIN EN.CITE &lt;EndNote&gt;&lt;Cite&gt;&lt;Author&gt;Lawson&lt;/Author&gt;&lt;Year&gt;2023&lt;/Year&gt;&lt;RecNum&gt;60&lt;/RecNum&gt;&lt;DisplayText&gt;[17]&lt;/DisplayText&gt;&lt;record&gt;&lt;rec-number&gt;60&lt;/rec-number&gt;&lt;foreign-keys&gt;&lt;key app="EN" db-id="v920pft06rp9dbex2ap500x99x5rrtswxzss" timestamp="1768052911" guid="c8950606-4fdd-411c-9882-492341aa05f3"&gt;60&lt;/key&gt;&lt;/foreign-keys&gt;&lt;ref-type name="Journal Article"&gt;17&lt;/ref-type&gt;&lt;contributors&gt;&lt;authors&gt;&lt;author&gt;Lawson, Daniel&lt;/author&gt;&lt;author&gt;Blundell, Sophie&lt;/author&gt;&lt;author&gt;Ebert, Martin&lt;/author&gt;&lt;author&gt;Muskens, Otto L.&lt;/author&gt;&lt;author&gt;Zeimpekis, Ioannis&lt;/author&gt;&lt;/authors&gt;&lt;/contributors&gt;&lt;titles&gt;&lt;title&gt;Optical switching beyond a million cycles of low-loss phase change material Sb2Se3&lt;/title&gt;&lt;secondary-title&gt;Optical Materials Express&lt;/secondary-title&gt;&lt;/titles&gt;&lt;periodical&gt;&lt;full-title&gt;Optical Materials Express&lt;/full-title&gt;&lt;abbr-1&gt;Opt. Mater. Express&lt;/abbr-1&gt;&lt;/periodical&gt;&lt;volume&gt;14&lt;/volume&gt;&lt;number&gt;1&lt;/number&gt;&lt;section&gt;22&lt;/section&gt;&lt;dates&gt;&lt;year&gt;2023&lt;/year&gt;&lt;/dates&gt;&lt;isbn&gt;2159-3930&lt;/isbn&gt;&lt;urls&gt;&lt;/urls&gt;&lt;electronic-resource-num&gt;10.1364/ome.509434&lt;/electronic-resource-num&gt;&lt;/record&gt;&lt;/Cite&gt;&lt;/EndNote&gt;</w:instrText>
+        <w:instrText xml:space="preserve"> ADDIN EN.CITE &lt;EndNote&gt;&lt;Cite&gt;&lt;Author&gt;Lawson&lt;/Author&gt;&lt;Year&gt;2023&lt;/Year&gt;&lt;RecNum&gt;60&lt;/RecNum&gt;&lt;DisplayText&gt;[32]&lt;/DisplayText&gt;&lt;record&gt;&lt;rec-number&gt;60&lt;/rec-number&gt;&lt;foreign-keys&gt;&lt;key app="EN" db-id="v920pft06rp9dbex2ap500x99x5rrtswxzss" timestamp="1768052911" guid="c8950606-4fdd-411c-9882-492341aa05f3"&gt;60&lt;/key&gt;&lt;/foreign-keys&gt;&lt;ref-type name="Journal Article"&gt;17&lt;/ref-type&gt;&lt;contributors&gt;&lt;authors&gt;&lt;author&gt;Lawson, Daniel&lt;/author&gt;&lt;author&gt;Blundell, Sophie&lt;/author&gt;&lt;author&gt;Ebert, Martin&lt;/author&gt;&lt;author&gt;Muskens, Otto L.&lt;/author&gt;&lt;author&gt;Zeimpekis, Ioannis&lt;/author&gt;&lt;/authors&gt;&lt;/contributors&gt;&lt;titles&gt;&lt;title&gt;Optical switching beyond a million cycles of low-loss phase change material Sb2Se3&lt;/title&gt;&lt;secondary-title&gt;Optical Materials Express&lt;/secondary-title&gt;&lt;/titles&gt;&lt;periodical&gt;&lt;full-title&gt;Optical Materials Express&lt;/full-title&gt;&lt;abbr-1&gt;Opt. Mater. Express&lt;/abbr-1&gt;&lt;/periodical&gt;&lt;volume&gt;14&lt;/volume&gt;&lt;number&gt;1&lt;/number&gt;&lt;section&gt;22&lt;/section&gt;&lt;dates&gt;&lt;year&gt;2023&lt;/year&gt;&lt;/dates&gt;&lt;isbn&gt;2159-3930&lt;/isbn&gt;&lt;urls&gt;&lt;/urls&gt;&lt;electronic-resource-num&gt;10.1364/ome.509434&lt;/electronic-resource-num&gt;&lt;/record&gt;&lt;/Cite&gt;&lt;/EndNote&gt;</w:instrText>
       </w:r>
       <w:r>
         <w:fldChar w:fldCharType="separate"/>
@@ -17652,7 +18657,7 @@
         <w:rPr>
           <w:noProof/>
         </w:rPr>
-        <w:t>[17]</w:t>
+        <w:t>[32]</w:t>
       </w:r>
       <w:r>
         <w:fldChar w:fldCharType="end"/>
@@ -17684,7 +18689,7 @@
       <w:r>
         <w:fldChar w:fldCharType="begin">
           <w:fldData xml:space="preserve">PEVuZE5vdGU+PENpdGU+PEF1dGhvcj5MYXdzb248L0F1dGhvcj48WWVhcj4yMDIzPC9ZZWFyPjxS
-ZWNOdW0+NjA8L1JlY051bT48RGlzcGxheVRleHQ+WzE3LCA0Nl08L0Rpc3BsYXlUZXh0PjxyZWNv
+ZWNOdW0+NjA8L1JlY051bT48RGlzcGxheVRleHQ+WzMyLCA1MF08L0Rpc3BsYXlUZXh0PjxyZWNv
 cmQ+PHJlYy1udW1iZXI+NjA8L3JlYy1udW1iZXI+PGZvcmVpZ24ta2V5cz48a2V5IGFwcD0iRU4i
 IGRiLWlkPSJ2OTIwcGZ0MDZycDlkYmV4MmFwNTAweDk5eDVycnRzd3h6c3MiIHRpbWVzdGFtcD0i
 MTc2ODA1MjkxMSIgZ3VpZD0iYzg5NTA2MDYtNGZkZC00MTFjLTk4ODItNDkyMzQxYWEwNWYzIj42
@@ -17733,7 +18738,7 @@
       <w:r>
         <w:fldChar w:fldCharType="begin">
           <w:fldData xml:space="preserve">PEVuZE5vdGU+PENpdGU+PEF1dGhvcj5MYXdzb248L0F1dGhvcj48WWVhcj4yMDIzPC9ZZWFyPjxS
-ZWNOdW0+NjA8L1JlY051bT48RGlzcGxheVRleHQ+WzE3LCA0Nl08L0Rpc3BsYXlUZXh0PjxyZWNv
+ZWNOdW0+NjA8L1JlY051bT48RGlzcGxheVRleHQ+WzMyLCA1MF08L0Rpc3BsYXlUZXh0PjxyZWNv
 cmQ+PHJlYy1udW1iZXI+NjA8L3JlYy1udW1iZXI+PGZvcmVpZ24ta2V5cz48a2V5IGFwcD0iRU4i
 IGRiLWlkPSJ2OTIwcGZ0MDZycDlkYmV4MmFwNTAweDk5eDVycnRzd3h6c3MiIHRpbWVzdGFtcD0i
 MTc2ODA1MjkxMSIgZ3VpZD0iYzg5NTA2MDYtNGZkZC00MTFjLTk4ODItNDkyMzQxYWEwNWYzIj42
@@ -17789,7 +18794,7 @@
         <w:rPr>
           <w:noProof/>
         </w:rPr>
-        <w:t>[17, 46]</w:t>
+        <w:t>[32, 50]</w:t>
       </w:r>
       <w:r>
         <w:fldChar w:fldCharType="end"/>
@@ -18009,6 +19014,7 @@
         <w:jc w:val="left"/>
       </w:pPr>
       <w:r>
+        <w:lastRenderedPageBreak/>
         <w:t xml:space="preserve">where </w:t>
       </w:r>
       <w:r>
@@ -18451,7 +19457,7 @@
         </w:rPr>
         <w:fldChar w:fldCharType="begin">
           <w:fldData xml:space="preserve">PEVuZE5vdGU+PENpdGU+PEF1dGhvcj5EZWxhbmV5PC9BdXRob3I+PFllYXI+MjAyMDwvWWVhcj48
-UmVjTnVtPjY0PC9SZWNOdW0+PERpc3BsYXlUZXh0PlsxOCwgNDddPC9EaXNwbGF5VGV4dD48cmVj
+UmVjTnVtPjY0PC9SZWNOdW0+PERpc3BsYXlUZXh0PlsyMiwgNTFdPC9EaXNwbGF5VGV4dD48cmVj
 b3JkPjxyZWMtbnVtYmVyPjY0PC9yZWMtbnVtYmVyPjxmb3JlaWduLWtleXM+PGtleSBhcHA9IkVO
 IiBkYi1pZD0idjkyMHBmdDA2cnA5ZGJleDJhcDUwMHg5OXg1cnJ0c3d4enNzIiB0aW1lc3RhbXA9
 IjE3NjgwNTQwOTAiIGd1aWQ9ImIxNWI1NTUwLTQwZDctNGFkMi04MTgyLWNmNmY0ODZhNGY1MCI+
@@ -18513,7 +19519,7 @@
         </w:rPr>
         <w:fldChar w:fldCharType="begin">
           <w:fldData xml:space="preserve">PEVuZE5vdGU+PENpdGU+PEF1dGhvcj5EZWxhbmV5PC9BdXRob3I+PFllYXI+MjAyMDwvWWVhcj48
-UmVjTnVtPjY0PC9SZWNOdW0+PERpc3BsYXlUZXh0PlsxOCwgNDddPC9EaXNwbGF5VGV4dD48cmVj
+UmVjTnVtPjY0PC9SZWNOdW0+PERpc3BsYXlUZXh0PlsyMiwgNTFdPC9EaXNwbGF5VGV4dD48cmVj
 b3JkPjxyZWMtbnVtYmVyPjY0PC9yZWMtbnVtYmVyPjxmb3JlaWduLWtleXM+PGtleSBhcHA9IkVO
 IiBkYi1pZD0idjkyMHBmdDA2cnA5ZGJleDJhcDUwMHg5OXg1cnJ0c3d4enNzIiB0aW1lc3RhbXA9
 IjE3NjgwNTQwOTAiIGd1aWQ9ImIxNWI1NTUwLTQwZDctNGFkMi04MTgyLWNmNmY0ODZhNGY1MCI+
@@ -18591,7 +19597,7 @@
           <w:noProof/>
           <w:lang w:val="en-US"/>
         </w:rPr>
-        <w:t>[18, 47]</w:t>
+        <w:t>[22, 51]</w:t>
       </w:r>
       <w:r>
         <w:rPr>
@@ -18891,7 +19897,7 @@
       <w:r>
         <w:fldChar w:fldCharType="begin">
           <w:fldData xml:space="preserve">PEVuZE5vdGU+PENpdGU+PEF1dGhvcj5MYXdzb248L0F1dGhvcj48WWVhcj4yMDIzPC9ZZWFyPjxS
-ZWNOdW0+NjA8L1JlY051bT48RGlzcGxheVRleHQ+WzE3LCA0OF08L0Rpc3BsYXlUZXh0PjxyZWNv
+ZWNOdW0+NjA8L1JlY051bT48RGlzcGxheVRleHQ+WzMyLCA1Ml08L0Rpc3BsYXlUZXh0PjxyZWNv
 cmQ+PHJlYy1udW1iZXI+NjA8L3JlYy1udW1iZXI+PGZvcmVpZ24ta2V5cz48a2V5IGFwcD0iRU4i
 IGRiLWlkPSJ2OTIwcGZ0MDZycDlkYmV4MmFwNTAweDk5eDVycnRzd3h6c3MiIHRpbWVzdGFtcD0i
 MTc2ODA1MjkxMSIgZ3VpZD0iYzg5NTA2MDYtNGZkZC00MTFjLTk4ODItNDkyMzQxYWEwNWYzIj42
@@ -18937,7 +19943,7 @@
       <w:r>
         <w:fldChar w:fldCharType="begin">
           <w:fldData xml:space="preserve">PEVuZE5vdGU+PENpdGU+PEF1dGhvcj5MYXdzb248L0F1dGhvcj48WWVhcj4yMDIzPC9ZZWFyPjxS
-ZWNOdW0+NjA8L1JlY051bT48RGlzcGxheVRleHQ+WzE3LCA0OF08L0Rpc3BsYXlUZXh0PjxyZWNv
+ZWNOdW0+NjA8L1JlY051bT48RGlzcGxheVRleHQ+WzMyLCA1Ml08L0Rpc3BsYXlUZXh0PjxyZWNv
 cmQ+PHJlYy1udW1iZXI+NjA8L3JlYy1udW1iZXI+PGZvcmVpZ24ta2V5cz48a2V5IGFwcD0iRU4i
 IGRiLWlkPSJ2OTIwcGZ0MDZycDlkYmV4MmFwNTAweDk5eDVycnRzd3h6c3MiIHRpbWVzdGFtcD0i
 MTc2ODA1MjkxMSIgZ3VpZD0iYzg5NTA2MDYtNGZkZC00MTFjLTk4ODItNDkyMzQxYWEwNWYzIj42
@@ -18990,7 +19996,7 @@
         <w:rPr>
           <w:noProof/>
         </w:rPr>
-        <w:t>[17, 48]</w:t>
+        <w:t>[32, 52]</w:t>
       </w:r>
       <w:r>
         <w:fldChar w:fldCharType="end"/>
@@ -19013,7 +20019,7 @@
       <w:r>
         <w:fldChar w:fldCharType="begin">
           <w:fldData xml:space="preserve">PEVuZE5vdGU+PENpdGU+PEF1dGhvcj5MYXdzb248L0F1dGhvcj48WWVhcj4yMDIzPC9ZZWFyPjxS
-ZWNOdW0+NjA8L1JlY051bT48RGlzcGxheVRleHQ+WzE3LCAxOCwgNDctNDldPC9EaXNwbGF5VGV4
+ZWNOdW0+NjA8L1JlY051bT48RGlzcGxheVRleHQ+WzIyLCAzMiwgNTEtNTNdPC9EaXNwbGF5VGV4
 dD48cmVjb3JkPjxyZWMtbnVtYmVyPjYwPC9yZWMtbnVtYmVyPjxmb3JlaWduLWtleXM+PGtleSBh
 cHA9IkVOIiBkYi1pZD0idjkyMHBmdDA2cnA5ZGJleDJhcDUwMHg5OXg1cnJ0c3d4enNzIiB0aW1l
 c3RhbXA9IjE3NjgwNTI5MTEiIGd1aWQ9ImM4OTUwNjA2LTRmZGQtNDExYy05ODgyLTQ5MjM0MWFh
@@ -19125,7 +20131,7 @@
       <w:r>
         <w:fldChar w:fldCharType="begin">
           <w:fldData xml:space="preserve">PEVuZE5vdGU+PENpdGU+PEF1dGhvcj5MYXdzb248L0F1dGhvcj48WWVhcj4yMDIzPC9ZZWFyPjxS
-ZWNOdW0+NjA8L1JlY051bT48RGlzcGxheVRleHQ+WzE3LCAxOCwgNDctNDldPC9EaXNwbGF5VGV4
+ZWNOdW0+NjA8L1JlY051bT48RGlzcGxheVRleHQ+WzIyLCAzMiwgNTEtNTNdPC9EaXNwbGF5VGV4
 dD48cmVjb3JkPjxyZWMtbnVtYmVyPjYwPC9yZWMtbnVtYmVyPjxmb3JlaWduLWtleXM+PGtleSBh
 cHA9IkVOIiBkYi1pZD0idjkyMHBmdDA2cnA5ZGJleDJhcDUwMHg5OXg1cnJ0c3d4enNzIiB0aW1l
 c3RhbXA9IjE3NjgwNTI5MTEiIGd1aWQ9ImM4OTUwNjA2LTRmZGQtNDExYy05ODgyLTQ5MjM0MWFh
@@ -19244,7 +20250,7 @@
         <w:rPr>
           <w:noProof/>
         </w:rPr>
-        <w:t>[17, 18, 47-49]</w:t>
+        <w:t>[22, 32, 51-53]</w:t>
       </w:r>
       <w:r>
         <w:fldChar w:fldCharType="end"/>
@@ -19835,7 +20841,7 @@
         <w:fldChar w:fldCharType="begin"/>
       </w:r>
       <w:r>
-        <w:instrText xml:space="preserve"> ADDIN EN.CITE &lt;EndNote&gt;&lt;Cite&gt;&lt;Author&gt;Paschotta&lt;/Author&gt;&lt;Year&gt;2008&lt;/Year&gt;&lt;RecNum&gt;88&lt;/RecNum&gt;&lt;DisplayText&gt;[50]&lt;/DisplayText&gt;&lt;record&gt;&lt;rec-number&gt;88&lt;/rec-number&gt;&lt;foreign-keys&gt;&lt;key app="EN" db-id="v920pft06rp9dbex2ap500x99x5rrtswxzss" timestamp="1774446585"&gt;88&lt;/key&gt;&lt;/foreign-keys&gt;&lt;ref-type name="Book"&gt;6&lt;/ref-type&gt;&lt;contributors&gt;&lt;authors&gt;&lt;author&gt;Paschotta, R.&lt;/author&gt;&lt;/authors&gt;&lt;/contributors&gt;&lt;titles&gt;&lt;title&gt;Encyclopedia of Laser Physics and Technology&lt;/title&gt;&lt;/titles&gt;&lt;dates&gt;&lt;year&gt;2008&lt;/year&gt;&lt;/dates&gt;&lt;publisher&gt;Wiley&lt;/publisher&gt;&lt;isbn&gt;9783527408283&lt;/isbn&gt;&lt;urls&gt;&lt;related-urls&gt;&lt;url&gt;https://books.google.co.th/books?id=hdkJ5ASTFjcC&lt;/url&gt;&lt;/related-urls&gt;&lt;/urls&gt;&lt;/record&gt;&lt;/Cite&gt;&lt;/EndNote&gt;</w:instrText>
+        <w:instrText xml:space="preserve"> ADDIN EN.CITE &lt;EndNote&gt;&lt;Cite&gt;&lt;Author&gt;Paschotta&lt;/Author&gt;&lt;Year&gt;2008&lt;/Year&gt;&lt;RecNum&gt;88&lt;/RecNum&gt;&lt;DisplayText&gt;[54]&lt;/DisplayText&gt;&lt;record&gt;&lt;rec-number&gt;88&lt;/rec-number&gt;&lt;foreign-keys&gt;&lt;key app="EN" db-id="v920pft06rp9dbex2ap500x99x5rrtswxzss" timestamp="1774446585"&gt;88&lt;/key&gt;&lt;/foreign-keys&gt;&lt;ref-type name="Book"&gt;6&lt;/ref-type&gt;&lt;contributors&gt;&lt;authors&gt;&lt;author&gt;Paschotta, R.&lt;/author&gt;&lt;/authors&gt;&lt;/contributors&gt;&lt;titles&gt;&lt;title&gt;Encyclopedia of Laser Physics and Technology&lt;/title&gt;&lt;/titles&gt;&lt;dates&gt;&lt;year&gt;2008&lt;/year&gt;&lt;/dates&gt;&lt;publisher&gt;Wiley&lt;/publisher&gt;&lt;isbn&gt;9783527408283&lt;/isbn&gt;&lt;urls&gt;&lt;related-urls&gt;&lt;url&gt;https://books.google.co.th/books?id=hdkJ5ASTFjcC&lt;/url&gt;&lt;/related-urls&gt;&lt;/urls&gt;&lt;/record&gt;&lt;/Cite&gt;&lt;/EndNote&gt;</w:instrText>
       </w:r>
       <w:r>
         <w:fldChar w:fldCharType="separate"/>
@@ -19844,7 +20850,7 @@
         <w:rPr>
           <w:noProof/>
         </w:rPr>
-        <w:t>[50]</w:t>
+        <w:t>[54]</w:t>
       </w:r>
       <w:r>
         <w:fldChar w:fldCharType="end"/>
@@ -20316,7 +21322,7 @@
         <w:fldChar w:fldCharType="begin"/>
       </w:r>
       <w:r>
-        <w:instrText xml:space="preserve"> ADDIN EN.CITE &lt;EndNote&gt;&lt;Cite&gt;&lt;Author&gt;Lawson&lt;/Author&gt;&lt;Year&gt;2023&lt;/Year&gt;&lt;RecNum&gt;60&lt;/RecNum&gt;&lt;DisplayText&gt;[17]&lt;/DisplayText&gt;&lt;record&gt;&lt;rec-number&gt;60&lt;/rec-number&gt;&lt;foreign-keys&gt;&lt;key app="EN" db-id="v920pft06rp9dbex2ap500x99x5rrtswxzss" timestamp="1768052911" guid="c8950606-4fdd-411c-9882-492341aa05f3"&gt;60&lt;/key&gt;&lt;/foreign-keys&gt;&lt;ref-type name="Journal Article"&gt;17&lt;/ref-type&gt;&lt;contributors&gt;&lt;authors&gt;&lt;author&gt;Lawson, Daniel&lt;/author&gt;&lt;author&gt;Blundell, Sophie&lt;/author&gt;&lt;author&gt;Ebert, Martin&lt;/author&gt;&lt;author&gt;Muskens, Otto L.&lt;/author&gt;&lt;author&gt;Zeimpekis, Ioannis&lt;/author&gt;&lt;/authors&gt;&lt;/contributors&gt;&lt;titles&gt;&lt;title&gt;Optical switching beyond a million cycles of low-loss phase change material Sb2Se3&lt;/title&gt;&lt;secondary-title&gt;Optical Materials Express&lt;/secondary-title&gt;&lt;/titles&gt;&lt;periodical&gt;&lt;full-title&gt;Optical Materials Express&lt;/full-title&gt;&lt;abbr-1&gt;Opt. Mater. Express&lt;/abbr-1&gt;&lt;/periodical&gt;&lt;volume&gt;14&lt;/volume&gt;&lt;number&gt;1&lt;/number&gt;&lt;section&gt;22&lt;/section&gt;&lt;dates&gt;&lt;year&gt;2023&lt;/year&gt;&lt;/dates&gt;&lt;isbn&gt;2159-3930&lt;/isbn&gt;&lt;urls&gt;&lt;/urls&gt;&lt;electronic-resource-num&gt;10.1364/ome.509434&lt;/electronic-resource-num&gt;&lt;/record&gt;&lt;/Cite&gt;&lt;/EndNote&gt;</w:instrText>
+        <w:instrText xml:space="preserve"> ADDIN EN.CITE &lt;EndNote&gt;&lt;Cite&gt;&lt;Author&gt;Lawson&lt;/Author&gt;&lt;Year&gt;2023&lt;/Year&gt;&lt;RecNum&gt;60&lt;/RecNum&gt;&lt;DisplayText&gt;[32]&lt;/DisplayText&gt;&lt;record&gt;&lt;rec-number&gt;60&lt;/rec-number&gt;&lt;foreign-keys&gt;&lt;key app="EN" db-id="v920pft06rp9dbex2ap500x99x5rrtswxzss" timestamp="1768052911" guid="c8950606-4fdd-411c-9882-492341aa05f3"&gt;60&lt;/key&gt;&lt;/foreign-keys&gt;&lt;ref-type name="Journal Article"&gt;17&lt;/ref-type&gt;&lt;contributors&gt;&lt;authors&gt;&lt;author&gt;Lawson, Daniel&lt;/author&gt;&lt;author&gt;Blundell, Sophie&lt;/author&gt;&lt;author&gt;Ebert, Martin&lt;/author&gt;&lt;author&gt;Muskens, Otto L.&lt;/author&gt;&lt;author&gt;Zeimpekis, Ioannis&lt;/author&gt;&lt;/authors&gt;&lt;/contributors&gt;&lt;titles&gt;&lt;title&gt;Optical switching beyond a million cycles of low-loss phase change material Sb2Se3&lt;/title&gt;&lt;secondary-title&gt;Optical Materials Express&lt;/secondary-title&gt;&lt;/titles&gt;&lt;periodical&gt;&lt;full-title&gt;Optical Materials Express&lt;/full-title&gt;&lt;abbr-1&gt;Opt. Mater. Express&lt;/abbr-1&gt;&lt;/periodical&gt;&lt;volume&gt;14&lt;/volume&gt;&lt;number&gt;1&lt;/number&gt;&lt;section&gt;22&lt;/section&gt;&lt;dates&gt;&lt;year&gt;2023&lt;/year&gt;&lt;/dates&gt;&lt;isbn&gt;2159-3930&lt;/isbn&gt;&lt;urls&gt;&lt;/urls&gt;&lt;electronic-resource-num&gt;10.1364/ome.509434&lt;/electronic-resource-num&gt;&lt;/record&gt;&lt;/Cite&gt;&lt;/EndNote&gt;</w:instrText>
       </w:r>
       <w:r>
         <w:fldChar w:fldCharType="separate"/>
@@ -20325,7 +21331,7 @@
         <w:rPr>
           <w:noProof/>
         </w:rPr>
-        <w:t>[17]</w:t>
+        <w:t>[32]</w:t>
       </w:r>
       <w:r>
         <w:fldChar w:fldCharType="end"/>
@@ -20411,7 +21417,6 @@
     </w:p>
     <w:p>
       <w:r>
-        <w:lastRenderedPageBreak/>
         <w:tab/>
         <w:t xml:space="preserve">Another metric that we didn’t show here are </w:t>
       </w:r>
@@ -20431,7 +21436,7 @@
         <w:fldChar w:fldCharType="begin"/>
       </w:r>
       <w:r>
-        <w:instrText xml:space="preserve"> ADDIN EN.CITE &lt;EndNote&gt;&lt;Cite&gt;&lt;Author&gt;Ling&lt;/Author&gt;&lt;Year&gt;2025&lt;/Year&gt;&lt;RecNum&gt;99&lt;/RecNum&gt;&lt;DisplayText&gt;[51]&lt;/DisplayText&gt;&lt;record&gt;&lt;rec-number&gt;99&lt;/rec-number&gt;&lt;foreign-keys&gt;&lt;key app="EN" db-id="v920pft06rp9dbex2ap500x99x5rrtswxzss" timestamp="1776763538"&gt;99&lt;/key&gt;&lt;/foreign-keys&gt;&lt;ref-type name="Journal Article"&gt;17&lt;/ref-type&gt;&lt;contributors&gt;&lt;authors&gt;&lt;author&gt;Ling, Xiulan&lt;/author&gt;&lt;author&gt;Pang, Xinyue&lt;/author&gt;&lt;author&gt;Chen, Xubin&lt;/author&gt;&lt;author&gt;Shao, Zhichong&lt;/author&gt;&lt;/authors&gt;&lt;/contributors&gt;&lt;titles&gt;&lt;title&gt;Broadband mid-infrared optical limiter based on&amp;amp;#x00A0;vanadium dioxide phase transition&lt;/title&gt;&lt;secondary-title&gt;Journal of the Optical Society of America B&lt;/secondary-title&gt;&lt;alt-title&gt;J. Opt. Soc. Am. B&lt;/alt-title&gt;&lt;/titles&gt;&lt;periodical&gt;&lt;full-title&gt;Journal of the Optical Society of America B&lt;/full-title&gt;&lt;abbr-1&gt;J. Opt. Soc. Am. B&lt;/abbr-1&gt;&lt;/periodical&gt;&lt;alt-periodical&gt;&lt;full-title&gt;Journal of the Optical Society of America B&lt;/full-title&gt;&lt;abbr-1&gt;J. Opt. Soc. Am. B&lt;/abbr-1&gt;&lt;/alt-periodical&gt;&lt;pages&gt;2062-2067&lt;/pages&gt;&lt;volume&gt;42&lt;/volume&gt;&lt;number&gt;9&lt;/number&gt;&lt;keywords&gt;&lt;keyword&gt;Finite element method&lt;/keyword&gt;&lt;keyword&gt;High power lasers&lt;/keyword&gt;&lt;keyword&gt;Nonlinear absorption&lt;/keyword&gt;&lt;keyword&gt;Optical limiting&lt;/keyword&gt;&lt;keyword&gt;Optical properties&lt;/keyword&gt;&lt;keyword&gt;Thin films&lt;/keyword&gt;&lt;/keywords&gt;&lt;dates&gt;&lt;year&gt;2025&lt;/year&gt;&lt;pub-dates&gt;&lt;date&gt;2025/09/01&lt;/date&gt;&lt;/pub-dates&gt;&lt;/dates&gt;&lt;publisher&gt;Optica Publishing Group&lt;/publisher&gt;&lt;urls&gt;&lt;related-urls&gt;&lt;url&gt;https://opg.optica.org/josab/abstract.cfm?URI=josab-42-9-2062&lt;/url&gt;&lt;/related-urls&gt;&lt;/urls&gt;&lt;electronic-resource-num&gt;10.1364/JOSAB.569492&lt;/electronic-resource-num&gt;&lt;/record&gt;&lt;/Cite&gt;&lt;/EndNote&gt;</w:instrText>
+        <w:instrText xml:space="preserve"> ADDIN EN.CITE &lt;EndNote&gt;&lt;Cite&gt;&lt;Author&gt;Ling&lt;/Author&gt;&lt;Year&gt;2025&lt;/Year&gt;&lt;RecNum&gt;99&lt;/RecNum&gt;&lt;DisplayText&gt;[6]&lt;/DisplayText&gt;&lt;record&gt;&lt;rec-number&gt;99&lt;/rec-number&gt;&lt;foreign-keys&gt;&lt;key app="EN" db-id="v920pft06rp9dbex2ap500x99x5rrtswxzss" timestamp="1776763538"&gt;99&lt;/key&gt;&lt;/foreign-keys&gt;&lt;ref-type name="Journal Article"&gt;17&lt;/ref-type&gt;&lt;contributors&gt;&lt;authors&gt;&lt;author&gt;Ling, Xiulan&lt;/author&gt;&lt;author&gt;Pang, Xinyue&lt;/author&gt;&lt;author&gt;Chen, Xubin&lt;/author&gt;&lt;author&gt;Shao, Zhichong&lt;/author&gt;&lt;/authors&gt;&lt;/contributors&gt;&lt;titles&gt;&lt;title&gt;Broadband mid-infrared optical limiter based on&amp;amp;#x00A0;vanadium dioxide phase transition&lt;/title&gt;&lt;secondary-title&gt;Journal of the Optical Society of America B&lt;/secondary-title&gt;&lt;alt-title&gt;J. Opt. Soc. Am. B&lt;/alt-title&gt;&lt;/titles&gt;&lt;periodical&gt;&lt;full-title&gt;Journal of the Optical Society of America B&lt;/full-title&gt;&lt;abbr-1&gt;J. Opt. Soc. Am. B&lt;/abbr-1&gt;&lt;/periodical&gt;&lt;alt-periodical&gt;&lt;full-title&gt;Journal of the Optical Society of America B&lt;/full-title&gt;&lt;abbr-1&gt;J. Opt. Soc. Am. B&lt;/abbr-1&gt;&lt;/alt-periodical&gt;&lt;pages&gt;2062-2067&lt;/pages&gt;&lt;volume&gt;42&lt;/volume&gt;&lt;number&gt;9&lt;/number&gt;&lt;keywords&gt;&lt;keyword&gt;Finite element method&lt;/keyword&gt;&lt;keyword&gt;High power lasers&lt;/keyword&gt;&lt;keyword&gt;Nonlinear absorption&lt;/keyword&gt;&lt;keyword&gt;Optical limiting&lt;/keyword&gt;&lt;keyword&gt;Optical properties&lt;/keyword&gt;&lt;keyword&gt;Thin films&lt;/keyword&gt;&lt;/keywords&gt;&lt;dates&gt;&lt;year&gt;2025&lt;/year&gt;&lt;pub-dates&gt;&lt;date&gt;2025/09/01&lt;/date&gt;&lt;/pub-dates&gt;&lt;/dates&gt;&lt;publisher&gt;Optica Publishing Group&lt;/publisher&gt;&lt;urls&gt;&lt;related-urls&gt;&lt;url&gt;https://opg.optica.org/josab/abstract.cfm?URI=josab-42-9-2062&lt;/url&gt;&lt;/related-urls&gt;&lt;/urls&gt;&lt;electronic-resource-num&gt;10.1364/JOSAB.569492&lt;/electronic-resource-num&gt;&lt;/record&gt;&lt;/Cite&gt;&lt;/EndNote&gt;</w:instrText>
       </w:r>
       <w:r>
         <w:fldChar w:fldCharType="separate"/>
@@ -20440,7 +21445,7 @@
         <w:rPr>
           <w:noProof/>
         </w:rPr>
-        <w:t>[51]</w:t>
+        <w:t>[6]</w:t>
       </w:r>
       <w:r>
         <w:fldChar w:fldCharType="end"/>
@@ -20465,6 +21470,7 @@
           <w:iCs w:val="0"/>
           <w:sz w:val="20"/>
         </w:rPr>
+        <w:lastRenderedPageBreak/>
         <w:t>6</w:t>
       </w:r>
       <w:r>
@@ -20592,7 +21598,7 @@
       <w:r>
         <w:t xml:space="preserve">vol. 14, no. 6, p. 1259, 2023. [Online]. Available: </w:t>
       </w:r>
-      <w:hyperlink r:id="rId8" w:history="1">
+      <w:hyperlink r:id="rId10" w:history="1">
         <w:r>
           <w:rPr>
             <w:rStyle w:val="Hyperlink"/>
@@ -20625,7 +21631,7 @@
       <w:r>
         <w:t xml:space="preserve">, 9–13 Nov. 2025 2025, pp. 1–2, doi: 10.1109/IPC65510.2025.11281888. [Online]. Available: </w:t>
       </w:r>
-      <w:hyperlink r:id="rId9" w:history="1">
+      <w:hyperlink r:id="rId11" w:history="1">
         <w:r>
           <w:rPr>
             <w:rStyle w:val="Hyperlink"/>
@@ -20669,9 +21675,167 @@
       </w:r>
       <w:r>
         <w:tab/>
+        <w:t>C. Wan</w:t>
+      </w:r>
+      <w:r>
+        <w:rPr>
+          <w:i/>
+        </w:rPr>
+        <w:t xml:space="preserve"> et al.</w:t>
+      </w:r>
+      <w:r>
+        <w:t xml:space="preserve">, "Ultrathin Broadband Reflective Optical Limiter," </w:t>
+      </w:r>
+      <w:r>
+        <w:rPr>
+          <w:i/>
+        </w:rPr>
+        <w:t xml:space="preserve">Laser &amp; Photonics Reviews, </w:t>
+      </w:r>
+      <w:r>
+        <w:t xml:space="preserve">vol. 15, no. 6, p. 2100001, 2021, doi: </w:t>
+      </w:r>
+      <w:hyperlink r:id="rId12" w:history="1">
+        <w:r>
+          <w:rPr>
+            <w:rStyle w:val="Hyperlink"/>
+          </w:rPr>
+          <w:t>https://doi.org/10.1002/lpor.202100001</w:t>
+        </w:r>
+      </w:hyperlink>
+      <w:r>
+        <w:t>.</w:t>
+      </w:r>
+    </w:p>
+    <w:p>
+      <w:pPr>
+        <w:pStyle w:val="EndNoteBibliography"/>
+        <w:ind w:left="720" w:hanging="720"/>
+      </w:pPr>
+      <w:r>
+        <w:t>[6]</w:t>
+      </w:r>
+      <w:r>
+        <w:tab/>
+        <w:t xml:space="preserve">X. Ling, X. Pang, X. Chen, and Z. Shao, "Broadband mid-infrared optical limiter based on&amp;#x00A0;vanadium dioxide phase transition," </w:t>
+      </w:r>
+      <w:r>
+        <w:rPr>
+          <w:i/>
+        </w:rPr>
+        <w:t xml:space="preserve">J. Opt. Soc. Am. B, </w:t>
+      </w:r>
+      <w:r>
+        <w:t>vol. 42, no. 9, pp. 2062–2067, 2025/09/01 2025, doi: 10.1364/JOSAB.569492.</w:t>
+      </w:r>
+    </w:p>
+    <w:p>
+      <w:pPr>
+        <w:pStyle w:val="EndNoteBibliography"/>
+        <w:ind w:left="720" w:hanging="720"/>
+      </w:pPr>
+      <w:r>
+        <w:t>[7]</w:t>
+      </w:r>
+      <w:r>
+        <w:tab/>
+        <w:t>M. Gandolfi</w:t>
+      </w:r>
+      <w:r>
+        <w:rPr>
+          <w:i/>
+        </w:rPr>
+        <w:t xml:space="preserve"> et al.</w:t>
+      </w:r>
+      <w:r>
+        <w:t xml:space="preserve">, "Optical Limiting Thin Multilayer Films Based On Phase Transition In VO2," in </w:t>
+      </w:r>
+      <w:r>
+        <w:rPr>
+          <w:i/>
+        </w:rPr>
+        <w:t>2022 Sixteenth International Congress on Artificial Materials for Novel Wave Phenomena (Metamaterials)</w:t>
+      </w:r>
+      <w:r>
+        <w:t xml:space="preserve">, 12–17 Sept. 2022 2022, pp. 148–150, doi: 10.1109/Metamaterials54993.2022.9920767. [Online]. Available: </w:t>
+      </w:r>
+      <w:hyperlink r:id="rId13" w:history="1">
+        <w:r>
+          <w:rPr>
+            <w:rStyle w:val="Hyperlink"/>
+          </w:rPr>
+          <w:t>https://ieeexplore.ieee.org/stampPDF/getPDF.jsp?tp=&amp;arnumber=9920767&amp;ref</w:t>
+        </w:r>
+      </w:hyperlink>
+      <w:r>
+        <w:t>=</w:t>
+      </w:r>
+    </w:p>
+    <w:p>
+      <w:pPr>
+        <w:pStyle w:val="EndNoteBibliography"/>
+        <w:ind w:left="720" w:hanging="720"/>
+      </w:pPr>
+      <w:r>
+        <w:t>[8]</w:t>
+      </w:r>
+      <w:r>
+        <w:tab/>
+        <w:t>A. Tognazzi</w:t>
+      </w:r>
+      <w:r>
+        <w:rPr>
+          <w:i/>
+        </w:rPr>
+        <w:t xml:space="preserve"> et al.</w:t>
+      </w:r>
+      <w:r>
+        <w:t xml:space="preserve">, "Opto-thermal dynamics of thin-film optical limiters based on the VO2 phase transition," </w:t>
+      </w:r>
+      <w:r>
+        <w:rPr>
+          <w:i/>
+        </w:rPr>
+        <w:t xml:space="preserve">Opt. Mater. Express, </w:t>
+      </w:r>
+      <w:r>
+        <w:t>vol. 13, no. 1, pp. 41–52, 2023/01/01 2023, doi: 10.1364/OME.472347.</w:t>
+      </w:r>
+    </w:p>
+    <w:p>
+      <w:pPr>
+        <w:pStyle w:val="EndNoteBibliography"/>
+        <w:ind w:left="720" w:hanging="720"/>
+      </w:pPr>
+      <w:r>
+        <w:t>[9]</w:t>
+      </w:r>
+      <w:r>
+        <w:tab/>
+        <w:t xml:space="preserve">A. Donval, Y. Ofir, D. Nevo, and M. Oron, "Reflective Optical Limiter," US Patent US 2014/0233085 A1 Patent Appl. US 201214343922 A, 2014/08/21, 2014. [Online]. Available: </w:t>
+      </w:r>
+      <w:hyperlink r:id="rId14" w:history="1">
+        <w:r>
+          <w:rPr>
+            <w:rStyle w:val="Hyperlink"/>
+          </w:rPr>
+          <w:t>https://lens.org/107-268-237-474-798</w:t>
+        </w:r>
+      </w:hyperlink>
+    </w:p>
+    <w:p>
+      <w:pPr>
+        <w:pStyle w:val="EndNoteBibliography"/>
+        <w:ind w:left="720" w:hanging="720"/>
+      </w:pPr>
+      <w:r>
+        <w:t>[10]</w:t>
+      </w:r>
+      <w:r>
+        <w:tab/>
         <w:t xml:space="preserve">A. N. H. Lam Tai, "OPTICAL LIMITERS FOR FACILITATING APERTURE PROTECTION," US Patent US 2019/0094430 A1 Patent Appl. US 201715716364 A, 2019/03/28, 2019. [Online]. Available: </w:t>
       </w:r>
-      <w:hyperlink r:id="rId10" w:history="1">
+      <w:hyperlink r:id="rId15" w:history="1">
         <w:r>
           <w:rPr>
             <w:rStyle w:val="Hyperlink"/>
@@ -20686,40 +21850,20 @@
         <w:ind w:left="720" w:hanging="720"/>
       </w:pPr>
       <w:r>
-        <w:t>[6]</w:t>
-      </w:r>
-      <w:r>
-        <w:tab/>
-        <w:t>C. Wan</w:t>
-      </w:r>
-      <w:r>
-        <w:rPr>
-          <w:i/>
-        </w:rPr>
-        <w:t xml:space="preserve"> et al.</w:t>
-      </w:r>
-      <w:r>
-        <w:t xml:space="preserve">, "Ultrathin Broadband Reflective Optical Limiter," </w:t>
-      </w:r>
-      <w:r>
-        <w:rPr>
-          <w:i/>
-        </w:rPr>
-        <w:t xml:space="preserve">Laser &amp; Photonics Reviews, </w:t>
-      </w:r>
-      <w:r>
-        <w:t xml:space="preserve">vol. 15, no. 6, p. 2100001, 2021, doi: </w:t>
-      </w:r>
-      <w:hyperlink r:id="rId11" w:history="1">
-        <w:r>
-          <w:rPr>
-            <w:rStyle w:val="Hyperlink"/>
-          </w:rPr>
-          <w:t>https://doi.org/10.1002/lpor.202100001</w:t>
-        </w:r>
-      </w:hyperlink>
-      <w:r>
-        <w:t>.</w:t>
+        <w:t>[11]</w:t>
+      </w:r>
+      <w:r>
+        <w:tab/>
+        <w:t xml:space="preserve">W. Jia, R. Menon, and B. Sensale-Rodriguez, "Unique prospects of phase change material Sb2Se3 for ultra-compact reconfigurable nanophotonic devices," </w:t>
+      </w:r>
+      <w:r>
+        <w:rPr>
+          <w:i/>
+        </w:rPr>
+        <w:t xml:space="preserve">Opt. Mater. Express, </w:t>
+      </w:r>
+      <w:r>
+        <w:t>vol. 11, no. 9, pp. 3007–3014, 2021/09/01 2021, doi: 10.1364/OME.435979.</w:t>
       </w:r>
     </w:p>
     <w:p>
@@ -20728,40 +21872,20 @@
         <w:ind w:left="720" w:hanging="720"/>
       </w:pPr>
       <w:r>
-        <w:t>[7]</w:t>
-      </w:r>
-      <w:r>
-        <w:tab/>
-        <w:t>M. Gandolfi</w:t>
-      </w:r>
-      <w:r>
-        <w:rPr>
-          <w:i/>
-        </w:rPr>
-        <w:t xml:space="preserve"> et al.</w:t>
-      </w:r>
-      <w:r>
-        <w:t xml:space="preserve">, "Optical Limiting Thin Multilayer Films Based On Phase Transition In VO2," in </w:t>
-      </w:r>
-      <w:r>
-        <w:rPr>
-          <w:i/>
-        </w:rPr>
-        <w:t>2022 Sixteenth International Congress on Artificial Materials for Novel Wave Phenomena (Metamaterials)</w:t>
-      </w:r>
-      <w:r>
-        <w:t xml:space="preserve">, 12–17 Sept. 2022 2022, pp. 148–150, doi: 10.1109/Metamaterials54993.2022.9920767. [Online]. Available: </w:t>
-      </w:r>
-      <w:hyperlink r:id="rId12" w:history="1">
-        <w:r>
-          <w:rPr>
-            <w:rStyle w:val="Hyperlink"/>
-          </w:rPr>
-          <w:t>https://ieeexplore.ieee.org/stampPDF/getPDF.jsp?tp=&amp;arnumber=9920767&amp;ref</w:t>
-        </w:r>
-      </w:hyperlink>
-      <w:r>
-        <w:t>=</w:t>
+        <w:t>[12]</w:t>
+      </w:r>
+      <w:r>
+        <w:tab/>
+        <w:t xml:space="preserve">P. Xu, J. Zheng, J. K. Doylend, and A. Majumdar, "Low-Loss and Broadband Nonvolatile Phase-Change Directional Coupler Switches," </w:t>
+      </w:r>
+      <w:r>
+        <w:rPr>
+          <w:i/>
+        </w:rPr>
+        <w:t xml:space="preserve">ACS Photonics, </w:t>
+      </w:r>
+      <w:r>
+        <w:t>vol. 6, no. 2, pp. 553–557, 2019/02/20 2019, doi: 10.1021/acsphotonics.8b01628.</w:t>
       </w:r>
     </w:p>
     <w:p>
@@ -20770,11 +21894,11 @@
         <w:ind w:left="720" w:hanging="720"/>
       </w:pPr>
       <w:r>
-        <w:t>[8]</w:t>
-      </w:r>
-      <w:r>
-        <w:tab/>
-        <w:t>A. Tognazzi</w:t>
+        <w:t>[13]</w:t>
+      </w:r>
+      <w:r>
+        <w:tab/>
+        <w:t>Y. Zhang</w:t>
       </w:r>
       <w:r>
         <w:rPr>
@@ -20783,16 +21907,16 @@
         <w:t xml:space="preserve"> et al.</w:t>
       </w:r>
       <w:r>
-        <w:t xml:space="preserve">, "Opto-thermal dynamics of thin-film optical limiters based on the VO2 phase transition," </w:t>
-      </w:r>
-      <w:r>
-        <w:rPr>
-          <w:i/>
-        </w:rPr>
-        <w:t xml:space="preserve">Opt. Mater. Express, </w:t>
-      </w:r>
-      <w:r>
-        <w:t>vol. 13, no. 1, pp. 41–52, 2023/01/01 2023, doi: 10.1364/OME.472347.</w:t>
+        <w:t xml:space="preserve">, "Broadband transparent optical phase change materials for high-performance nonvolatile photonics," </w:t>
+      </w:r>
+      <w:r>
+        <w:rPr>
+          <w:i/>
+        </w:rPr>
+        <w:t xml:space="preserve">Nature Communications, </w:t>
+      </w:r>
+      <w:r>
+        <w:t>vol. 10, no. 1, p. 4279, 2019/09/30 2019, doi: 10.1038/s41467-019-12196-4.</w:t>
       </w:r>
     </w:p>
     <w:p>
@@ -20801,20 +21925,20 @@
         <w:ind w:left="720" w:hanging="720"/>
       </w:pPr>
       <w:r>
-        <w:t>[9]</w:t>
-      </w:r>
-      <w:r>
-        <w:tab/>
-        <w:t xml:space="preserve">D. d. Ceglia, M. Grande, A. Vincenti, C. Baratto, and C. d. Angelis, "Tunable Filters for Visible Light Based on Resonant VO2 Planar Thin Films," in </w:t>
-      </w:r>
-      <w:r>
-        <w:rPr>
-          <w:i/>
-        </w:rPr>
-        <w:t>2020 22nd International Conference on Transparent Optical Networks (ICTON)</w:t>
-      </w:r>
-      <w:r>
-        <w:t xml:space="preserve">, 19–23 July 2020 2020, pp. 1–4, doi: 10.1109/ICTON51198.2020.9203244. </w:t>
+        <w:t>[14]</w:t>
+      </w:r>
+      <w:r>
+        <w:tab/>
+        <w:t xml:space="preserve">H. Li, D. Zeng, Y. Huang, Q. Huang, and X. Zhang, "Ultra-compact, ultra-low-loss and broadband 2 x 2 nonvolatile optical switch based on Sb(2)Se(3) phase change material," </w:t>
+      </w:r>
+      <w:r>
+        <w:rPr>
+          <w:i/>
+        </w:rPr>
+        <w:t xml:space="preserve">Opt Express, </w:t>
+      </w:r>
+      <w:r>
+        <w:t>vol. 32, no. 20, pp. 35287–35297, Sep 23 2024, doi: 10.1364/OE.534645.</w:t>
       </w:r>
     </w:p>
     <w:p>
@@ -20823,20 +21947,20 @@
         <w:ind w:left="720" w:hanging="720"/>
       </w:pPr>
       <w:r>
-        <w:t>[10]</w:t>
-      </w:r>
-      <w:r>
-        <w:tab/>
-        <w:t xml:space="preserve">R. Heenkenda, K. Hirakawa, and A. Sarangan, "Tunable optical filter using phase change materials for smart IR night vision applications," </w:t>
-      </w:r>
-      <w:r>
-        <w:rPr>
-          <w:i/>
-        </w:rPr>
-        <w:t xml:space="preserve">Opt. Express, </w:t>
-      </w:r>
-      <w:r>
-        <w:t>vol. 29, no. 21, pp. 33795–33803, 2021/10/11 2021, doi: 10.1364/OE.440299.</w:t>
+        <w:t>[15]</w:t>
+      </w:r>
+      <w:r>
+        <w:tab/>
+        <w:t xml:space="preserve">D. d. Ceglia, M. Grande, A. Vincenti, C. Baratto, and C. d. Angelis, "Tunable Filters for Visible Light Based on Resonant VO2 Planar Thin Films," in </w:t>
+      </w:r>
+      <w:r>
+        <w:rPr>
+          <w:i/>
+        </w:rPr>
+        <w:t>2020 22nd International Conference on Transparent Optical Networks (ICTON)</w:t>
+      </w:r>
+      <w:r>
+        <w:t xml:space="preserve">, 19–23 July 2020 2020, pp. 1–4, doi: 10.1109/ICTON51198.2020.9203244. </w:t>
       </w:r>
     </w:p>
     <w:p>
@@ -20845,7 +21969,29 @@
         <w:ind w:left="720" w:hanging="720"/>
       </w:pPr>
       <w:r>
-        <w:t>[11]</w:t>
+        <w:t>[16]</w:t>
+      </w:r>
+      <w:r>
+        <w:tab/>
+        <w:t xml:space="preserve">R. Heenkenda, K. Hirakawa, and A. Sarangan, "Tunable optical filter using phase change materials for smart IR night vision applications," </w:t>
+      </w:r>
+      <w:r>
+        <w:rPr>
+          <w:i/>
+        </w:rPr>
+        <w:t xml:space="preserve">Opt. Express, </w:t>
+      </w:r>
+      <w:r>
+        <w:t>vol. 29, no. 21, pp. 33795–33803, 2021/10/11 2021, doi: 10.1364/OE.440299.</w:t>
+      </w:r>
+    </w:p>
+    <w:p>
+      <w:pPr>
+        <w:pStyle w:val="EndNoteBibliography"/>
+        <w:ind w:left="720" w:hanging="720"/>
+      </w:pPr>
+      <w:r>
+        <w:t>[17]</w:t>
       </w:r>
       <w:r>
         <w:tab/>
@@ -20869,7 +22015,7 @@
       <w:r>
         <w:t xml:space="preserve">vol. 18, p. 100364, 2023/06/01/ 2023, doi: </w:t>
       </w:r>
-      <w:hyperlink r:id="rId13" w:history="1">
+      <w:hyperlink r:id="rId16" w:history="1">
         <w:r>
           <w:rPr>
             <w:rStyle w:val="Hyperlink"/>
@@ -20887,20 +22033,29 @@
         <w:ind w:left="720" w:hanging="720"/>
       </w:pPr>
       <w:r>
-        <w:t>[12]</w:t>
-      </w:r>
-      <w:r>
-        <w:tab/>
-        <w:t xml:space="preserve">X. Tian and Z.-Y. Li, "An Optically-Triggered Switchable Mid-Infrared Perfect Absorber Based on Phase-Change Material of Vanadium Dioxide," </w:t>
-      </w:r>
-      <w:r>
-        <w:rPr>
-          <w:i/>
-        </w:rPr>
-        <w:t xml:space="preserve">Plasmonics, </w:t>
-      </w:r>
-      <w:r>
-        <w:t>vol. 13, no. 4, pp. 1393–1402, 2018/08/01 2018, doi: 10.1007/s11468-017-0643-9.</w:t>
+        <w:t>[18]</w:t>
+      </w:r>
+      <w:r>
+        <w:tab/>
+        <w:t>C. Wan</w:t>
+      </w:r>
+      <w:r>
+        <w:rPr>
+          <w:i/>
+        </w:rPr>
+        <w:t xml:space="preserve"> et al.</w:t>
+      </w:r>
+      <w:r>
+        <w:t xml:space="preserve">, "Limiting Optical Diodes Enabled by the Phase Transition of Vanadium Dioxide," </w:t>
+      </w:r>
+      <w:r>
+        <w:rPr>
+          <w:i/>
+        </w:rPr>
+        <w:t xml:space="preserve">ACS Photonics, </w:t>
+      </w:r>
+      <w:r>
+        <w:t>vol. 5, no. 7, pp. 2688–2692, 2018/07/18 2018, doi: 10.1021/acsphotonics.8b00313.</w:t>
       </w:r>
     </w:p>
     <w:p>
@@ -20909,11 +22064,11 @@
         <w:ind w:left="720" w:hanging="720"/>
       </w:pPr>
       <w:r>
-        <w:t>[13]</w:t>
-      </w:r>
-      <w:r>
-        <w:tab/>
-        <w:t>C. Wan</w:t>
+        <w:t>[19]</w:t>
+      </w:r>
+      <w:r>
+        <w:tab/>
+        <w:t>H. Kocer</w:t>
       </w:r>
       <w:r>
         <w:rPr>
@@ -20922,16 +22077,16 @@
         <w:t xml:space="preserve"> et al.</w:t>
       </w:r>
       <w:r>
-        <w:t xml:space="preserve">, "Limiting Optical Diodes Enabled by the Phase Transition of Vanadium Dioxide," </w:t>
-      </w:r>
-      <w:r>
-        <w:rPr>
-          <w:i/>
-        </w:rPr>
-        <w:t xml:space="preserve">ACS Photonics, </w:t>
-      </w:r>
-      <w:r>
-        <w:t>vol. 5, no. 7, pp. 2688–2692, 2018/07/18 2018, doi: 10.1021/acsphotonics.8b00313.</w:t>
+        <w:t xml:space="preserve">, "Intensity tunable infrared broadband absorbers based on VO2 phase transition using planar layered thin films," </w:t>
+      </w:r>
+      <w:r>
+        <w:rPr>
+          <w:i/>
+        </w:rPr>
+        <w:t xml:space="preserve">Scientific Reports, </w:t>
+      </w:r>
+      <w:r>
+        <w:t>vol. 5, no. 1, p. 13384, 2015/08/21 2015, doi: 10.1038/srep13384.</w:t>
       </w:r>
     </w:p>
     <w:p>
@@ -20940,20 +22095,20 @@
         <w:ind w:left="720" w:hanging="720"/>
       </w:pPr>
       <w:r>
-        <w:t>[14]</w:t>
-      </w:r>
-      <w:r>
-        <w:tab/>
-        <w:t xml:space="preserve">P. Xu, J. Zheng, J. K. Doylend, and A. Majumdar, "Low-Loss and Broadband Nonvolatile Phase-Change Directional Coupler Switches," </w:t>
-      </w:r>
-      <w:r>
-        <w:rPr>
-          <w:i/>
-        </w:rPr>
-        <w:t xml:space="preserve">ACS Photonics, </w:t>
-      </w:r>
-      <w:r>
-        <w:t>vol. 6, no. 2, pp. 553–557, 2019/02/20 2019, doi: 10.1021/acsphotonics.8b01628.</w:t>
+        <w:t>[20]</w:t>
+      </w:r>
+      <w:r>
+        <w:tab/>
+        <w:t xml:space="preserve">X. Tian and Z.-Y. Li, "An Optically-Triggered Switchable Mid-Infrared Perfect Absorber Based on Phase-Change Material of Vanadium Dioxide," </w:t>
+      </w:r>
+      <w:r>
+        <w:rPr>
+          <w:i/>
+        </w:rPr>
+        <w:t xml:space="preserve">Plasmonics, </w:t>
+      </w:r>
+      <w:r>
+        <w:t>vol. 13, no. 4, pp. 1393–1402, 2018/08/01 2018, doi: 10.1007/s11468-017-0643-9.</w:t>
       </w:r>
     </w:p>
     <w:p>
@@ -20962,11 +22117,11 @@
         <w:ind w:left="720" w:hanging="720"/>
       </w:pPr>
       <w:r>
-        <w:t>[15]</w:t>
-      </w:r>
-      <w:r>
-        <w:tab/>
-        <w:t>Y. Zhang</w:t>
+        <w:t>[21]</w:t>
+      </w:r>
+      <w:r>
+        <w:tab/>
+        <w:t>C. Liu</w:t>
       </w:r>
       <w:r>
         <w:rPr>
@@ -20975,16 +22130,16 @@
         <w:t xml:space="preserve"> et al.</w:t>
       </w:r>
       <w:r>
-        <w:t xml:space="preserve">, "Broadband transparent optical phase change materials for high-performance nonvolatile photonics," </w:t>
-      </w:r>
-      <w:r>
-        <w:rPr>
-          <w:i/>
-        </w:rPr>
-        <w:t xml:space="preserve">Nature Communications, </w:t>
-      </w:r>
-      <w:r>
-        <w:t>vol. 10, no. 1, p. 4279, 2019/09/30 2019, doi: 10.1038/s41467-019-12196-4.</w:t>
+        <w:t xml:space="preserve">, "Tunable nonlinear optical absorption in amorphous and crystalline Sb2Se3 thin films," </w:t>
+      </w:r>
+      <w:r>
+        <w:rPr>
+          <w:i/>
+        </w:rPr>
+        <w:t xml:space="preserve">Journal of Alloys and Compounds, </w:t>
+      </w:r>
+      <w:r>
+        <w:t>vol. 791, pp. 753–760, 2019/06/30/ 2019, doi: 10.1016/j.jallcom.2019.03.295.</w:t>
       </w:r>
     </w:p>
     <w:p>
@@ -20993,20 +22148,29 @@
         <w:ind w:left="720" w:hanging="720"/>
       </w:pPr>
       <w:r>
-        <w:t>[16]</w:t>
-      </w:r>
-      <w:r>
-        <w:tab/>
-        <w:t xml:space="preserve">H. Li, D. Zeng, Y. Huang, Q. Huang, and X. Zhang, "Ultra-compact, ultra-low-loss and broadband 2 x 2 nonvolatile optical switch based on Sb(2)Se(3) phase change material," </w:t>
-      </w:r>
-      <w:r>
-        <w:rPr>
-          <w:i/>
-        </w:rPr>
-        <w:t xml:space="preserve">Opt Express, </w:t>
-      </w:r>
-      <w:r>
-        <w:t>vol. 32, no. 20, pp. 35287–35297, Sep 23 2024, doi: 10.1364/OE.534645.</w:t>
+        <w:t>[22]</w:t>
+      </w:r>
+      <w:r>
+        <w:tab/>
+        <w:t>M. Delaney, I. Zeimpekis, D. Lawson, D. W. Hewak, and O. L. Muskens, "A New Family of Ultralow Loss Reversible Phase</w:t>
+      </w:r>
+      <w:r>
+        <w:rPr>
+          <w:rFonts w:ascii="Cambria Math" w:hAnsi="Cambria Math" w:cs="Cambria Math"/>
+        </w:rPr>
+        <w:t>‐</w:t>
+      </w:r>
+      <w:r>
+        <w:t xml:space="preserve">Change Materials for Photonic Integrated Circuits: Sb2S3 and Sb2Se3," </w:t>
+      </w:r>
+      <w:r>
+        <w:rPr>
+          <w:i/>
+        </w:rPr>
+        <w:t xml:space="preserve">Advanced Functional Materials, </w:t>
+      </w:r>
+      <w:r>
+        <w:t>vol. 30, no. 36, 2020, doi: 10.1002/adfm.202002447.</w:t>
       </w:r>
     </w:p>
     <w:p>
@@ -21015,20 +22179,29 @@
         <w:ind w:left="720" w:hanging="720"/>
       </w:pPr>
       <w:r>
-        <w:t>[17]</w:t>
-      </w:r>
-      <w:r>
-        <w:tab/>
-        <w:t xml:space="preserve">D. Lawson, S. Blundell, M. Ebert, O. L. Muskens, and I. Zeimpekis, "Optical switching beyond a million cycles of low-loss phase change material Sb2Se3," </w:t>
-      </w:r>
-      <w:r>
-        <w:rPr>
-          <w:i/>
-        </w:rPr>
-        <w:t xml:space="preserve">Opt. Mater. Express, </w:t>
-      </w:r>
-      <w:r>
-        <w:t>vol. 14, no. 1, 2023, doi: 10.1364/ome.509434.</w:t>
+        <w:t>[23]</w:t>
+      </w:r>
+      <w:r>
+        <w:tab/>
+        <w:t>Z. Gong</w:t>
+      </w:r>
+      <w:r>
+        <w:rPr>
+          <w:i/>
+        </w:rPr>
+        <w:t xml:space="preserve"> et al.</w:t>
+      </w:r>
+      <w:r>
+        <w:t xml:space="preserve">, "Phase change materials in photonic devices," </w:t>
+      </w:r>
+      <w:r>
+        <w:rPr>
+          <w:i/>
+        </w:rPr>
+        <w:t xml:space="preserve">Journal of Applied Physics, </w:t>
+      </w:r>
+      <w:r>
+        <w:t>vol. 129, no. 3, 2021, doi: 10.1063/5.0027868.</w:t>
       </w:r>
     </w:p>
     <w:p>
@@ -21037,54 +22210,11 @@
         <w:ind w:left="720" w:hanging="720"/>
       </w:pPr>
       <w:r>
-        <w:rPr>
-          <w:rFonts w:hint="eastAsia"/>
-        </w:rPr>
-        <w:t>[18]</w:t>
-      </w:r>
-      <w:r>
-        <w:rPr>
-          <w:rFonts w:hint="eastAsia"/>
-        </w:rPr>
-        <w:tab/>
-        <w:t>M. Delaney, I. Zeimpekis, D. Lawson, D. W. Hewak, and O. L. Muskens, "A New Family of Ultralow Loss Reversible Phase</w:t>
-      </w:r>
-      <w:r>
-        <w:rPr>
-          <w:rFonts w:hint="eastAsia"/>
-        </w:rPr>
-        <w:t>‐</w:t>
-      </w:r>
-      <w:r>
-        <w:rPr>
-          <w:rFonts w:hint="eastAsia"/>
-        </w:rPr>
-        <w:t>Cha</w:t>
-      </w:r>
-      <w:r>
-        <w:t xml:space="preserve">nge Materials for Photonic Integrated Circuits: Sb2S3 and Sb2Se3," </w:t>
-      </w:r>
-      <w:r>
-        <w:rPr>
-          <w:i/>
-        </w:rPr>
-        <w:t xml:space="preserve">Advanced Functional Materials, </w:t>
-      </w:r>
-      <w:r>
-        <w:t>vol. 30, no. 36, 2020, doi: 10.1002/adfm.202002447.</w:t>
-      </w:r>
-    </w:p>
-    <w:p>
-      <w:pPr>
-        <w:pStyle w:val="EndNoteBibliography"/>
-        <w:ind w:left="720" w:hanging="720"/>
-      </w:pPr>
-      <w:r>
-        <w:t>[19]</w:t>
-      </w:r>
-      <w:r>
-        <w:tab/>
-        <w:t>Z. Gong</w:t>
+        <w:t>[24]</w:t>
+      </w:r>
+      <w:r>
+        <w:tab/>
+        <w:t>A. A. Burtsev</w:t>
       </w:r>
       <w:r>
         <w:rPr>
@@ -21093,37 +22223,6 @@
         <w:t xml:space="preserve"> et al.</w:t>
       </w:r>
       <w:r>
-        <w:t xml:space="preserve">, "Phase change materials in photonic devices," </w:t>
-      </w:r>
-      <w:r>
-        <w:rPr>
-          <w:i/>
-        </w:rPr>
-        <w:t xml:space="preserve">Journal of Applied Physics, </w:t>
-      </w:r>
-      <w:r>
-        <w:t>vol. 129, no. 3, 2021, doi: 10.1063/5.0027868.</w:t>
-      </w:r>
-    </w:p>
-    <w:p>
-      <w:pPr>
-        <w:pStyle w:val="EndNoteBibliography"/>
-        <w:ind w:left="720" w:hanging="720"/>
-      </w:pPr>
-      <w:r>
-        <w:t>[20]</w:t>
-      </w:r>
-      <w:r>
-        <w:tab/>
-        <w:t>A. A. Burtsev</w:t>
-      </w:r>
-      <w:r>
-        <w:rPr>
-          <w:i/>
-        </w:rPr>
-        <w:t xml:space="preserve"> et al.</w:t>
-      </w:r>
-      <w:r>
         <w:t xml:space="preserve">, "Physical properties’ temperature dynamics of GeTe, Ge2Sb2Te5 and Ge2Sb2Se4Te1 phase change materials," </w:t>
       </w:r>
       <w:r>
@@ -21135,7 +22234,7 @@
       <w:r>
         <w:t xml:space="preserve">vol. 150, p. 106907, 2022/11/01/ 2022, doi: </w:t>
       </w:r>
-      <w:hyperlink r:id="rId14" w:history="1">
+      <w:hyperlink r:id="rId17" w:history="1">
         <w:r>
           <w:rPr>
             <w:rStyle w:val="Hyperlink"/>
@@ -21153,7 +22252,7 @@
         <w:ind w:left="720" w:hanging="720"/>
       </w:pPr>
       <w:r>
-        <w:t>[21]</w:t>
+        <w:t>[25]</w:t>
       </w:r>
       <w:r>
         <w:tab/>
@@ -21168,7 +22267,7 @@
       <w:r>
         <w:t xml:space="preserve">vol. 707, p. 138117, 2020/08/01/ 2020, doi: </w:t>
       </w:r>
-      <w:hyperlink r:id="rId15" w:history="1">
+      <w:hyperlink r:id="rId18" w:history="1">
         <w:r>
           <w:rPr>
             <w:rStyle w:val="Hyperlink"/>
@@ -21186,7 +22285,30 @@
         <w:ind w:left="720" w:hanging="720"/>
       </w:pPr>
       <w:r>
-        <w:t>[22]</w:t>
+        <w:lastRenderedPageBreak/>
+        <w:t>[26]</w:t>
+      </w:r>
+      <w:r>
+        <w:tab/>
+        <w:t xml:space="preserve">M. E. A. Warwick and R. Binions, "Advances in thermochromic vanadium dioxide films," </w:t>
+      </w:r>
+      <w:r>
+        <w:rPr>
+          <w:i/>
+        </w:rPr>
+        <w:t xml:space="preserve">Journal of Materials Chemistry A, </w:t>
+      </w:r>
+      <w:r>
+        <w:t>10.1039/C3TA14124A vol. 2, no. 10, pp. 3275–3292, 2014, doi: 10.1039/C3TA14124A.</w:t>
+      </w:r>
+    </w:p>
+    <w:p>
+      <w:pPr>
+        <w:pStyle w:val="EndNoteBibliography"/>
+        <w:ind w:left="720" w:hanging="720"/>
+      </w:pPr>
+      <w:r>
+        <w:t>[27]</w:t>
       </w:r>
       <w:r>
         <w:tab/>
@@ -21210,7 +22332,7 @@
       <w:r>
         <w:t xml:space="preserve">vol. 2, no. 9, pp. 1707–1746, 2018/09/19/ 2018, doi: </w:t>
       </w:r>
-      <w:hyperlink r:id="rId16" w:history="1">
+      <w:hyperlink r:id="rId19" w:history="1">
         <w:r>
           <w:rPr>
             <w:rStyle w:val="Hyperlink"/>
@@ -21228,8 +22350,7 @@
         <w:ind w:left="720" w:hanging="720"/>
       </w:pPr>
       <w:r>
-        <w:lastRenderedPageBreak/>
-        <w:t>[23]</w:t>
+        <w:t>[28]</w:t>
       </w:r>
       <w:r>
         <w:tab/>
@@ -21260,7 +22381,7 @@
         <w:ind w:left="720" w:hanging="720"/>
       </w:pPr>
       <w:r>
-        <w:t>[24]</w:t>
+        <w:t>[29]</w:t>
       </w:r>
       <w:r>
         <w:tab/>
@@ -21275,7 +22396,7 @@
       <w:r>
         <w:t xml:space="preserve">vol. 14, no. 19, p. 4250, 2022. [Online]. Available: </w:t>
       </w:r>
-      <w:hyperlink r:id="rId17" w:history="1">
+      <w:hyperlink r:id="rId20" w:history="1">
         <w:r>
           <w:rPr>
             <w:rStyle w:val="Hyperlink"/>
@@ -21293,7 +22414,7 @@
         <w:ind w:left="720" w:hanging="720"/>
       </w:pPr>
       <w:r>
-        <w:t>[25]</w:t>
+        <w:t>[30]</w:t>
       </w:r>
       <w:r>
         <w:tab/>
@@ -21315,7 +22436,7 @@
         <w:ind w:left="720" w:hanging="720"/>
       </w:pPr>
       <w:r>
-        <w:t>[26]</w:t>
+        <w:t>[31]</w:t>
       </w:r>
       <w:r>
         <w:tab/>
@@ -21346,29 +22467,20 @@
         <w:ind w:left="720" w:hanging="720"/>
       </w:pPr>
       <w:r>
-        <w:t>[27]</w:t>
-      </w:r>
-      <w:r>
-        <w:tab/>
-        <w:t>J. Faneca</w:t>
-      </w:r>
-      <w:r>
-        <w:rPr>
-          <w:i/>
-        </w:rPr>
-        <w:t xml:space="preserve"> et al.</w:t>
-      </w:r>
-      <w:r>
-        <w:t xml:space="preserve">, "Towards low loss non-volatile phase change materials in mid index waveguides," </w:t>
-      </w:r>
-      <w:r>
-        <w:rPr>
-          <w:i/>
-        </w:rPr>
-        <w:t xml:space="preserve">Neuromorphic Computing and Engineering, </w:t>
-      </w:r>
-      <w:r>
-        <w:t>vol. 1, no. 1, p. 014004, 2021/08/23 2021, doi: 10.1088/2634-4386/ac156e.</w:t>
+        <w:t>[32]</w:t>
+      </w:r>
+      <w:r>
+        <w:tab/>
+        <w:t xml:space="preserve">D. Lawson, S. Blundell, M. Ebert, O. L. Muskens, and I. Zeimpekis, "Optical switching beyond a million cycles of low-loss phase change material Sb2Se3," </w:t>
+      </w:r>
+      <w:r>
+        <w:rPr>
+          <w:i/>
+        </w:rPr>
+        <w:t xml:space="preserve">Opt. Mater. Express, </w:t>
+      </w:r>
+      <w:r>
+        <w:t>vol. 14, no. 1, 2023, doi: 10.1364/ome.509434.</w:t>
       </w:r>
     </w:p>
     <w:p>
@@ -21377,20 +22489,29 @@
         <w:ind w:left="720" w:hanging="720"/>
       </w:pPr>
       <w:r>
-        <w:t>[28]</w:t>
-      </w:r>
-      <w:r>
-        <w:tab/>
-        <w:t xml:space="preserve">W. Jia, R. Menon, and B. Sensale-Rodriguez, "Unique prospects of phase change material Sb2Se3 for ultra-compact reconfigurable nanophotonic devices," </w:t>
-      </w:r>
-      <w:r>
-        <w:rPr>
-          <w:i/>
-        </w:rPr>
-        <w:t xml:space="preserve">Opt. Mater. Express, </w:t>
-      </w:r>
-      <w:r>
-        <w:t>vol. 11, no. 9, pp. 3007–3014, 2021/09/01 2021, doi: 10.1364/OME.435979.</w:t>
+        <w:t>[33]</w:t>
+      </w:r>
+      <w:r>
+        <w:tab/>
+        <w:t>J. Faneca</w:t>
+      </w:r>
+      <w:r>
+        <w:rPr>
+          <w:i/>
+        </w:rPr>
+        <w:t xml:space="preserve"> et al.</w:t>
+      </w:r>
+      <w:r>
+        <w:t xml:space="preserve">, "Towards low loss non-volatile phase change materials in mid index waveguides," </w:t>
+      </w:r>
+      <w:r>
+        <w:rPr>
+          <w:i/>
+        </w:rPr>
+        <w:t xml:space="preserve">Neuromorphic Computing and Engineering, </w:t>
+      </w:r>
+      <w:r>
+        <w:t>vol. 1, no. 1, p. 014004, 2021/08/23 2021, doi: 10.1088/2634-4386/ac156e.</w:t>
       </w:r>
     </w:p>
     <w:p>
@@ -21399,7 +22520,7 @@
         <w:ind w:left="720" w:hanging="720"/>
       </w:pPr>
       <w:r>
-        <w:t>[29]</w:t>
+        <w:t>[34]</w:t>
       </w:r>
       <w:r>
         <w:tab/>
@@ -21430,11 +22551,11 @@
         <w:ind w:left="720" w:hanging="720"/>
       </w:pPr>
       <w:r>
-        <w:t>[30]</w:t>
-      </w:r>
-      <w:r>
-        <w:tab/>
-        <w:t>C. Baratto</w:t>
+        <w:t>[35]</w:t>
+      </w:r>
+      <w:r>
+        <w:tab/>
+        <w:t>J. H. Vella</w:t>
       </w:r>
       <w:r>
         <w:rPr>
@@ -21443,16 +22564,16 @@
         <w:t xml:space="preserve"> et al.</w:t>
       </w:r>
       <w:r>
-        <w:t xml:space="preserve">, "Optical Limiting Sensor Based on Multilayer Optimization of Ag/VO2 Phase Change Material," </w:t>
-      </w:r>
-      <w:r>
-        <w:rPr>
-          <w:i/>
-        </w:rPr>
-        <w:t xml:space="preserve">IEEE Sensors Letters, </w:t>
-      </w:r>
-      <w:r>
-        <w:t>vol. 7, no. 9, pp. 1–3, 2023, doi: 10.1109/LSENS.2023.3300801.</w:t>
+        <w:t xml:space="preserve">, "Experimental Realization of a Reflective Optical Limiter," </w:t>
+      </w:r>
+      <w:r>
+        <w:rPr>
+          <w:i/>
+        </w:rPr>
+        <w:t xml:space="preserve">Physical Review Applied, </w:t>
+      </w:r>
+      <w:r>
+        <w:t>vol. 5, no. 6, p. 064010, 06/20/ 2016, doi: 10.1103/PhysRevApplied.5.064010.</w:t>
       </w:r>
     </w:p>
     <w:p>
@@ -21461,13 +22582,44 @@
         <w:ind w:left="720" w:hanging="720"/>
       </w:pPr>
       <w:r>
-        <w:t>[31]</w:t>
+        <w:t>[36]</w:t>
+      </w:r>
+      <w:r>
+        <w:tab/>
+        <w:t>C. Baratto</w:t>
+      </w:r>
+      <w:r>
+        <w:rPr>
+          <w:i/>
+        </w:rPr>
+        <w:t xml:space="preserve"> et al.</w:t>
+      </w:r>
+      <w:r>
+        <w:t xml:space="preserve">, "Optical Limiting Sensor Based on Multilayer Optimization of Ag/VO2 Phase Change Material," </w:t>
+      </w:r>
+      <w:r>
+        <w:rPr>
+          <w:i/>
+        </w:rPr>
+        <w:t xml:space="preserve">IEEE Sensors Letters, </w:t>
+      </w:r>
+      <w:r>
+        <w:t>vol. 7, no. 9, pp. 1–3, 2023, doi: 10.1109/LSENS.2023.3300801.</w:t>
+      </w:r>
+    </w:p>
+    <w:p>
+      <w:pPr>
+        <w:pStyle w:val="EndNoteBibliography"/>
+        <w:ind w:left="720" w:hanging="720"/>
+      </w:pPr>
+      <w:r>
+        <w:t>[37]</w:t>
       </w:r>
       <w:r>
         <w:tab/>
         <w:t xml:space="preserve">L. Shah, S. Cannon Roger, and A. Drummer Mark, "LIDAR RECEIVER OPTICAL LIMITER," US Patent US 2025/0172672 A1 Patent Appl. US 202418960941 A, 2025/05/29, 2025. [Online]. Available: </w:t>
       </w:r>
-      <w:hyperlink r:id="rId18" w:history="1">
+      <w:hyperlink r:id="rId21" w:history="1">
         <w:r>
           <w:rPr>
             <w:rStyle w:val="Hyperlink"/>
@@ -21482,29 +22634,20 @@
         <w:ind w:left="720" w:hanging="720"/>
       </w:pPr>
       <w:r>
-        <w:t>[32]</w:t>
-      </w:r>
-      <w:r>
-        <w:tab/>
-        <w:t>M. G. Wood</w:t>
-      </w:r>
-      <w:r>
-        <w:rPr>
-          <w:i/>
-        </w:rPr>
-        <w:t xml:space="preserve"> et al.</w:t>
-      </w:r>
-      <w:r>
-        <w:t xml:space="preserve">, "Optically-Triggered Optical Limiters for Short-Wavelength Infrared Sensor Protection," in </w:t>
-      </w:r>
-      <w:r>
-        <w:rPr>
-          <w:i/>
-        </w:rPr>
-        <w:t>2021 Conference on Lasers and Electro-Optics (CLEO)</w:t>
-      </w:r>
-      <w:r>
-        <w:t xml:space="preserve">, 9–14 May 2021 2021, pp. 1–2. </w:t>
+        <w:t>[38]</w:t>
+      </w:r>
+      <w:r>
+        <w:tab/>
+        <w:t xml:space="preserve">A. Sarangan, </w:t>
+      </w:r>
+      <w:r>
+        <w:rPr>
+          <w:i/>
+        </w:rPr>
+        <w:t>Optical Thin Film Design</w:t>
+      </w:r>
+      <w:r>
+        <w:t>, 1st Edition ed. Boca Raton: CRC Press, 2020.</w:t>
       </w:r>
     </w:p>
     <w:p>
@@ -21513,20 +22656,20 @@
         <w:ind w:left="720" w:hanging="720"/>
       </w:pPr>
       <w:r>
-        <w:t>[33]</w:t>
-      </w:r>
-      <w:r>
-        <w:tab/>
-        <w:t xml:space="preserve">C. Padungatthakij, S. Wicharn, and P. Buranasiri, </w:t>
-      </w:r>
-      <w:r>
-        <w:rPr>
-          <w:i/>
-        </w:rPr>
-        <w:t>Asymmetrical resonant cavity thin film devices designed for vanadium dioxide applications</w:t>
-      </w:r>
-      <w:r>
-        <w:t xml:space="preserve"> (International Workshop on Thin Films for Electronics, Electro-Optics, Energy, and Sensors). SPIE, 2025.</w:t>
+        <w:t>[39]</w:t>
+      </w:r>
+      <w:r>
+        <w:tab/>
+        <w:t xml:space="preserve">A. Sarangan, "Design of resonant cavity thin film structures with complex active layers," </w:t>
+      </w:r>
+      <w:r>
+        <w:rPr>
+          <w:i/>
+        </w:rPr>
+        <w:t xml:space="preserve">J. Opt. Soc. Am. B, </w:t>
+      </w:r>
+      <w:r>
+        <w:t>vol. 37, no. 11, pp. 3461–3468, 2020/11/01 2020, doi: 10.1364/JOSAB.404894.</w:t>
       </w:r>
     </w:p>
     <w:p>
@@ -21535,20 +22678,20 @@
         <w:ind w:left="720" w:hanging="720"/>
       </w:pPr>
       <w:r>
-        <w:t>[34]</w:t>
-      </w:r>
-      <w:r>
-        <w:tab/>
-        <w:t xml:space="preserve">A. Sarangan, </w:t>
-      </w:r>
-      <w:r>
-        <w:rPr>
-          <w:i/>
-        </w:rPr>
-        <w:t>Optical Thin Film Design</w:t>
-      </w:r>
-      <w:r>
-        <w:t>, 1st Edition ed. Boca Raton: CRC Press, 2020.</w:t>
+        <w:t>[40]</w:t>
+      </w:r>
+      <w:r>
+        <w:tab/>
+        <w:t xml:space="preserve">L. Gao, F. Lemarchand, and M. Lequime, "Exploitation of multiple incidences spectrometric measurements for thin film reverse engineering," </w:t>
+      </w:r>
+      <w:r>
+        <w:rPr>
+          <w:i/>
+        </w:rPr>
+        <w:t xml:space="preserve">Opt. Express, </w:t>
+      </w:r>
+      <w:r>
+        <w:t>vol. 20, no. 14, pp. 15734–15751, 2012/07/02 2012, doi: 10.1364/OE.20.015734.</w:t>
       </w:r>
     </w:p>
     <w:p>
@@ -21557,20 +22700,31 @@
         <w:ind w:left="720" w:hanging="720"/>
       </w:pPr>
       <w:r>
-        <w:t>[35]</w:t>
-      </w:r>
-      <w:r>
-        <w:tab/>
-        <w:t xml:space="preserve">L. Gao, F. Lemarchand, and M. Lequime, "Exploitation of multiple incidences spectrometric measurements for thin film reverse engineering," </w:t>
-      </w:r>
-      <w:r>
-        <w:rPr>
-          <w:i/>
-        </w:rPr>
-        <w:t xml:space="preserve">Opt. Express, </w:t>
-      </w:r>
-      <w:r>
-        <w:t>vol. 20, no. 14, pp. 15734–15751, 2012/07/02 2012, doi: 10.1364/OE.20.015734.</w:t>
+        <w:t>[41]</w:t>
+      </w:r>
+      <w:r>
+        <w:tab/>
+        <w:t xml:space="preserve">D. Franta, D. Nečas, A. Giglia, P. Franta, and I. Ohlídal, "Universal dispersion model for characterization of optical thin films over wide spectral range: Application to magnesium fluoride," </w:t>
+      </w:r>
+      <w:r>
+        <w:rPr>
+          <w:i/>
+        </w:rPr>
+        <w:t xml:space="preserve">Applied Surface Science, </w:t>
+      </w:r>
+      <w:r>
+        <w:t xml:space="preserve">vol. 421, pp. 424–429, 2017/11/01/ 2017, doi: </w:t>
+      </w:r>
+      <w:hyperlink r:id="rId22" w:history="1">
+        <w:r>
+          <w:rPr>
+            <w:rStyle w:val="Hyperlink"/>
+          </w:rPr>
+          <w:t>https://doi.org/10.1016/j.apsusc.2016.09.149</w:t>
+        </w:r>
+      </w:hyperlink>
+      <w:r>
+        <w:t>.</w:t>
       </w:r>
     </w:p>
     <w:p>
@@ -21579,7 +22733,7 @@
         <w:ind w:left="720" w:hanging="720"/>
       </w:pPr>
       <w:r>
-        <w:t>[36]</w:t>
+        <w:t>[42]</w:t>
       </w:r>
       <w:r>
         <w:tab/>
@@ -21594,7 +22748,7 @@
       <w:r>
         <w:t xml:space="preserve">vol. 108, p. 110415, 2020/10/01/ 2020, doi: </w:t>
       </w:r>
-      <w:hyperlink r:id="rId19" w:history="1">
+      <w:hyperlink r:id="rId23" w:history="1">
         <w:r>
           <w:rPr>
             <w:rStyle w:val="Hyperlink"/>
@@ -21612,7 +22766,7 @@
         <w:ind w:left="720" w:hanging="720"/>
       </w:pPr>
       <w:r>
-        <w:t>[37]</w:t>
+        <w:t>[43]</w:t>
       </w:r>
       <w:r>
         <w:tab/>
@@ -21643,7 +22797,7 @@
         <w:ind w:left="720" w:hanging="720"/>
       </w:pPr>
       <w:r>
-        <w:t>[38]</w:t>
+        <w:t>[44]</w:t>
       </w:r>
       <w:r>
         <w:tab/>
@@ -21674,7 +22828,7 @@
         <w:ind w:left="720" w:hanging="720"/>
       </w:pPr>
       <w:r>
-        <w:t>[39]</w:t>
+        <w:t>[45]</w:t>
       </w:r>
       <w:r>
         <w:tab/>
@@ -21689,7 +22843,7 @@
       <w:r>
         <w:t xml:space="preserve">vol. 763, p. 139568, 2022/12/01/ 2022, doi: </w:t>
       </w:r>
-      <w:hyperlink r:id="rId20" w:history="1">
+      <w:hyperlink r:id="rId24" w:history="1">
         <w:r>
           <w:rPr>
             <w:rStyle w:val="Hyperlink"/>
@@ -21707,20 +22861,20 @@
         <w:ind w:left="720" w:hanging="720"/>
       </w:pPr>
       <w:r>
-        <w:t>[40]</w:t>
-      </w:r>
-      <w:r>
-        <w:tab/>
-        <w:t xml:space="preserve">A. Sarangan, "Design of resonant cavity thin film structures with complex active layers," </w:t>
-      </w:r>
-      <w:r>
-        <w:rPr>
-          <w:i/>
-        </w:rPr>
-        <w:t xml:space="preserve">J. Opt. Soc. Am. B, </w:t>
-      </w:r>
-      <w:r>
-        <w:t>vol. 37, no. 11, pp. 3461–3468, 2020/11/01 2020, doi: 10.1364/JOSAB.404894.</w:t>
+        <w:t>[46]</w:t>
+      </w:r>
+      <w:r>
+        <w:tab/>
+        <w:t xml:space="preserve">D. Franta, D. Nečas, I. Ohlídal, and A. Giglia, </w:t>
+      </w:r>
+      <w:r>
+        <w:rPr>
+          <w:i/>
+        </w:rPr>
+        <w:t>Optical characterization of SiO2 thin films using universal dispersion model over wide spectral range</w:t>
+      </w:r>
+      <w:r>
+        <w:t xml:space="preserve"> (SPIE Photonics Europe). SPIE, 2016.</w:t>
       </w:r>
     </w:p>
     <w:p>
@@ -21729,31 +22883,20 @@
         <w:ind w:left="720" w:hanging="720"/>
       </w:pPr>
       <w:r>
-        <w:t>[41]</w:t>
-      </w:r>
-      <w:r>
-        <w:tab/>
-        <w:t xml:space="preserve">D. Franta, D. Nečas, A. Giglia, P. Franta, and I. Ohlídal, "Universal dispersion model for characterization of optical thin films over wide spectral range: Application to magnesium fluoride," </w:t>
-      </w:r>
-      <w:r>
-        <w:rPr>
-          <w:i/>
-        </w:rPr>
-        <w:t xml:space="preserve">Applied Surface Science, </w:t>
-      </w:r>
-      <w:r>
-        <w:t xml:space="preserve">vol. 421, pp. 424–429, 2017/11/01/ 2017, doi: </w:t>
-      </w:r>
-      <w:hyperlink r:id="rId21" w:history="1">
-        <w:r>
-          <w:rPr>
-            <w:rStyle w:val="Hyperlink"/>
-          </w:rPr>
-          <w:t>https://doi.org/10.1016/j.apsusc.2016.09.149</w:t>
-        </w:r>
-      </w:hyperlink>
-      <w:r>
-        <w:t>.</w:t>
+        <w:t>[47]</w:t>
+      </w:r>
+      <w:r>
+        <w:tab/>
+        <w:t xml:space="preserve">D. Franta, P. Franta, J. Vohánka, M. Čermák, and I. Ohlídal, "Determination of thicknesses and temperatures of crystalline silicon wafers from optical measurements in the far infrared region," </w:t>
+      </w:r>
+      <w:r>
+        <w:rPr>
+          <w:i/>
+        </w:rPr>
+        <w:t xml:space="preserve">Journal of Applied Physics, </w:t>
+      </w:r>
+      <w:r>
+        <w:t>vol. 123, no. 18, 2018, doi: 10.1063/1.5026195.</w:t>
       </w:r>
     </w:p>
     <w:p>
@@ -21762,20 +22905,20 @@
         <w:ind w:left="720" w:hanging="720"/>
       </w:pPr>
       <w:r>
-        <w:t>[42]</w:t>
-      </w:r>
-      <w:r>
-        <w:tab/>
-        <w:t xml:space="preserve">D. Franta, D. Nečas, I. Ohlídal, and A. Giglia, </w:t>
-      </w:r>
-      <w:r>
-        <w:rPr>
-          <w:i/>
-        </w:rPr>
-        <w:t>Optical characterization of SiO2 thin films using universal dispersion model over wide spectral range</w:t>
-      </w:r>
-      <w:r>
-        <w:t xml:space="preserve"> (SPIE Photonics Europe). SPIE, 2016.</w:t>
+        <w:t>[48]</w:t>
+      </w:r>
+      <w:r>
+        <w:tab/>
+        <w:t xml:space="preserve">H. K. Raut, V. A. Ganesh, A. S. Nair, and S. Ramakrishna, "Anti-reflective coatings: A critical, in-depth review," </w:t>
+      </w:r>
+      <w:r>
+        <w:rPr>
+          <w:i/>
+        </w:rPr>
+        <w:t xml:space="preserve">Energy &amp; Environmental Science, </w:t>
+      </w:r>
+      <w:r>
+        <w:t>10.1039/C1EE01297E vol. 4, no. 10, pp. 3779–3804, 2011, doi: 10.1039/C1EE01297E.</w:t>
       </w:r>
     </w:p>
     <w:p>
@@ -21784,20 +22927,20 @@
         <w:ind w:left="720" w:hanging="720"/>
       </w:pPr>
       <w:r>
-        <w:t>[43]</w:t>
-      </w:r>
-      <w:r>
-        <w:tab/>
-        <w:t xml:space="preserve">D. Franta, P. Franta, J. Vohánka, M. Čermák, and I. Ohlídal, "Determination of thicknesses and temperatures of crystalline silicon wafers from optical measurements in the far infrared region," </w:t>
-      </w:r>
-      <w:r>
-        <w:rPr>
-          <w:i/>
-        </w:rPr>
-        <w:t xml:space="preserve">Journal of Applied Physics, </w:t>
-      </w:r>
-      <w:r>
-        <w:t>vol. 123, no. 18, 2018, doi: 10.1063/1.5026195.</w:t>
+        <w:t>[49]</w:t>
+      </w:r>
+      <w:r>
+        <w:tab/>
+        <w:t xml:space="preserve">M. N. Polyanskiy, "Refractiveindex.info database of optical constants," </w:t>
+      </w:r>
+      <w:r>
+        <w:rPr>
+          <w:i/>
+        </w:rPr>
+        <w:t xml:space="preserve">Scientific Data, </w:t>
+      </w:r>
+      <w:r>
+        <w:t>vol. 11, no. 1, p. 94, 2024/01/18 2024, doi: 10.1038/s41597-023-02898-2.</w:t>
       </w:r>
     </w:p>
     <w:p>
@@ -21806,51 +22949,7 @@
         <w:ind w:left="720" w:hanging="720"/>
       </w:pPr>
       <w:r>
-        <w:t>[44]</w:t>
-      </w:r>
-      <w:r>
-        <w:tab/>
-        <w:t xml:space="preserve">H. K. Raut, V. A. Ganesh, A. S. Nair, and S. Ramakrishna, "Anti-reflective coatings: A critical, in-depth review," </w:t>
-      </w:r>
-      <w:r>
-        <w:rPr>
-          <w:i/>
-        </w:rPr>
-        <w:t xml:space="preserve">Energy &amp; Environmental Science, </w:t>
-      </w:r>
-      <w:r>
-        <w:t>10.1039/C1EE01297E vol. 4, no. 10, pp. 3779–3804, 2011, doi: 10.1039/C1EE01297E.</w:t>
-      </w:r>
-    </w:p>
-    <w:p>
-      <w:pPr>
-        <w:pStyle w:val="EndNoteBibliography"/>
-        <w:ind w:left="720" w:hanging="720"/>
-      </w:pPr>
-      <w:r>
-        <w:t>[45]</w:t>
-      </w:r>
-      <w:r>
-        <w:tab/>
-        <w:t xml:space="preserve">M. N. Polyanskiy, "Refractiveindex.info database of optical constants," </w:t>
-      </w:r>
-      <w:r>
-        <w:rPr>
-          <w:i/>
-        </w:rPr>
-        <w:t xml:space="preserve">Scientific Data, </w:t>
-      </w:r>
-      <w:r>
-        <w:t>vol. 11, no. 1, p. 94, 2024/01/18 2024, doi: 10.1038/s41597-023-02898-2.</w:t>
-      </w:r>
-    </w:p>
-    <w:p>
-      <w:pPr>
-        <w:pStyle w:val="EndNoteBibliography"/>
-        <w:ind w:left="720" w:hanging="720"/>
-      </w:pPr>
-      <w:r>
-        <w:t>[46]</w:t>
+        <w:t>[50]</w:t>
       </w:r>
       <w:r>
         <w:tab/>
@@ -21874,7 +22973,7 @@
       <w:r>
         <w:t xml:space="preserve">vol. 34, no. 14, p. 2310306, 2024, doi: </w:t>
       </w:r>
-      <w:hyperlink r:id="rId22" w:history="1">
+      <w:hyperlink r:id="rId25" w:history="1">
         <w:r>
           <w:rPr>
             <w:rStyle w:val="Hyperlink"/>
@@ -21892,7 +22991,7 @@
         <w:ind w:left="720" w:hanging="720"/>
       </w:pPr>
       <w:r>
-        <w:t>[47]</w:t>
+        <w:t>[51]</w:t>
       </w:r>
       <w:r>
         <w:tab/>
@@ -21923,7 +23022,7 @@
         <w:ind w:left="720" w:hanging="720"/>
       </w:pPr>
       <w:r>
-        <w:t>[48]</w:t>
+        <w:t>[52]</w:t>
       </w:r>
       <w:r>
         <w:tab/>
@@ -21954,7 +23053,7 @@
         <w:ind w:left="720" w:hanging="720"/>
       </w:pPr>
       <w:r>
-        <w:t>[49]</w:t>
+        <w:t>[53]</w:t>
       </w:r>
       <w:r>
         <w:tab/>
@@ -21976,7 +23075,7 @@
         <w:ind w:left="720" w:hanging="720"/>
       </w:pPr>
       <w:r>
-        <w:t>[50]</w:t>
+        <w:t>[54]</w:t>
       </w:r>
       <w:r>
         <w:tab/>
@@ -21990,28 +23089,6 @@
       </w:r>
       <w:r>
         <w:t>. Wiley, 2008.</w:t>
-      </w:r>
-    </w:p>
-    <w:p>
-      <w:pPr>
-        <w:pStyle w:val="EndNoteBibliography"/>
-        <w:ind w:left="720" w:hanging="720"/>
-      </w:pPr>
-      <w:r>
-        <w:t>[51]</w:t>
-      </w:r>
-      <w:r>
-        <w:tab/>
-        <w:t xml:space="preserve">X. Ling, X. Pang, X. Chen, and Z. Shao, "Broadband mid-infrared optical limiter based on&amp;#x00A0;vanadium dioxide phase transition," </w:t>
-      </w:r>
-      <w:r>
-        <w:rPr>
-          <w:i/>
-        </w:rPr>
-        <w:t xml:space="preserve">J. Opt. Soc. Am. B, </w:t>
-      </w:r>
-      <w:r>
-        <w:t>vol. 42, no. 9, pp. 2062–2067, 2025/09/01 2025, doi: 10.1364/JOSAB.569492.</w:t>
       </w:r>
     </w:p>
     <w:p>
@@ -22427,7 +23504,7 @@
   <w:style w:type="paragraph" w:default="1" w:styleId="Normal">
     <w:name w:val="Normal"/>
     <w:qFormat/>
-    <w:rsid w:val="00A531A5"/>
+    <w:rsid w:val="00835BF3"/>
     <w:pPr>
       <w:spacing w:after="0" w:line="240" w:lineRule="auto"/>
       <w:jc w:val="both"/>

--- a/paper/[OptMaterX] Design and Simulation of Sb2Se3-Based.docx
+++ b/paper/[OptMaterX] Design and Simulation of Sb2Se3-Based.docx
@@ -418,7 +418,7 @@
           <w:rStyle w:val="SubtleEmphasis"/>
         </w:rPr>
       </w:pPr>
-      <w:hyperlink r:id="rId4" w:history="1">
+      <w:hyperlink r:id="rId6" w:history="1">
         <w:r>
           <w:rPr>
             <w:rStyle w:val="SubtleEmphasis"/>
@@ -440,7 +440,7 @@
           <w:szCs w:val="20"/>
         </w:rPr>
       </w:pPr>
-      <w:hyperlink r:id="rId5" w:history="1">
+      <w:hyperlink r:id="rId7" w:history="1">
         <w:r>
           <w:rPr>
             <w:rStyle w:val="Hyperlink"/>
@@ -491,7 +491,7 @@
         </w:rPr>
         <w:t xml:space="preserve">: </w:t>
       </w:r>
-      <w:hyperlink r:id="rId6" w:history="1">
+      <w:hyperlink r:id="rId8" w:history="1">
         <w:r>
           <w:rPr>
             <w:rStyle w:val="Hyperlink"/>
@@ -955,7 +955,7 @@
           <w:szCs w:val="20"/>
           <w:highlight w:val="cyan"/>
         </w:rPr>
-        <w:t>word count &lt; 250</w:t>
+        <w:t>word count</w:t>
       </w:r>
       <w:r>
         <w:rPr>
@@ -964,8 +964,319 @@
           <w:szCs w:val="20"/>
           <w:highlight w:val="cyan"/>
         </w:rPr>
+        <w:t xml:space="preserve"> = 141</w:t>
+      </w:r>
+      <w:r>
+        <w:rPr>
+          <w:rStyle w:val="Emphasis"/>
+          <w:sz w:val="20"/>
+          <w:szCs w:val="20"/>
+          <w:highlight w:val="cyan"/>
+        </w:rPr>
+        <w:t xml:space="preserve"> &lt; 250</w:t>
+      </w:r>
+      <w:r>
+        <w:rPr>
+          <w:rStyle w:val="Emphasis"/>
+          <w:sz w:val="20"/>
+          <w:szCs w:val="20"/>
+          <w:highlight w:val="cyan"/>
+        </w:rPr>
         <w:t>)</w:t>
       </w:r>
+    </w:p>
+    <w:p>
+      <w:pPr>
+        <w:rPr>
+          <w:rStyle w:val="Emphasis"/>
+          <w:sz w:val="20"/>
+          <w:szCs w:val="20"/>
+        </w:rPr>
+      </w:pPr>
+    </w:p>
+    <w:p>
+      <w:pPr>
+        <w:rPr>
+          <w:rStyle w:val="Emphasis"/>
+          <w:sz w:val="20"/>
+          <w:szCs w:val="20"/>
+        </w:rPr>
+      </w:pPr>
+      <w:r>
+        <w:rPr>
+          <w:rStyle w:val="Emphasis"/>
+          <w:sz w:val="20"/>
+          <w:szCs w:val="20"/>
+        </w:rPr>
+        <w:t xml:space="preserve">We proposed </w:t>
+      </w:r>
+      <w:r>
+        <w:rPr>
+          <w:rStyle w:val="Emphasis"/>
+          <w:sz w:val="20"/>
+          <w:szCs w:val="20"/>
+        </w:rPr>
+        <w:t>an</w:t>
+      </w:r>
+      <w:r>
+        <w:rPr>
+          <w:rStyle w:val="Emphasis"/>
+          <w:sz w:val="20"/>
+          <w:szCs w:val="20"/>
+        </w:rPr>
+        <w:t xml:space="preserve"> optical limiter designs which utilize antimony triselenide (Sb</w:t>
+      </w:r>
+      <w:r>
+        <w:rPr>
+          <w:rStyle w:val="Emphasis"/>
+          <w:sz w:val="20"/>
+          <w:szCs w:val="20"/>
+          <w:vertAlign w:val="subscript"/>
+        </w:rPr>
+        <w:t>2</w:t>
+      </w:r>
+      <w:r>
+        <w:rPr>
+          <w:rStyle w:val="Emphasis"/>
+          <w:sz w:val="20"/>
+          <w:szCs w:val="20"/>
+        </w:rPr>
+        <w:t>Se</w:t>
+      </w:r>
+      <w:r>
+        <w:rPr>
+          <w:rStyle w:val="Emphasis"/>
+          <w:sz w:val="20"/>
+          <w:szCs w:val="20"/>
+          <w:vertAlign w:val="subscript"/>
+        </w:rPr>
+        <w:t>3</w:t>
+      </w:r>
+      <w:r>
+        <w:rPr>
+          <w:rStyle w:val="Emphasis"/>
+          <w:sz w:val="20"/>
+          <w:szCs w:val="20"/>
+        </w:rPr>
+        <w:t xml:space="preserve">). </w:t>
+      </w:r>
+      <w:r>
+        <w:rPr>
+          <w:rStyle w:val="Emphasis"/>
+          <w:sz w:val="20"/>
+          <w:szCs w:val="20"/>
+        </w:rPr>
+        <w:t xml:space="preserve">Optical limiter is a type of device that allows light to transmitted through in one mode, but can be switched off to block transmission. </w:t>
+      </w:r>
+      <w:r>
+        <w:rPr>
+          <w:rStyle w:val="Emphasis"/>
+          <w:sz w:val="20"/>
+          <w:szCs w:val="20"/>
+        </w:rPr>
+        <w:t>Sb</w:t>
+      </w:r>
+      <w:r>
+        <w:rPr>
+          <w:rStyle w:val="Emphasis"/>
+          <w:sz w:val="20"/>
+          <w:szCs w:val="20"/>
+          <w:vertAlign w:val="subscript"/>
+        </w:rPr>
+        <w:t>2</w:t>
+      </w:r>
+      <w:r>
+        <w:rPr>
+          <w:rStyle w:val="Emphasis"/>
+          <w:sz w:val="20"/>
+          <w:szCs w:val="20"/>
+        </w:rPr>
+        <w:t>Se</w:t>
+      </w:r>
+      <w:r>
+        <w:rPr>
+          <w:rStyle w:val="Emphasis"/>
+          <w:sz w:val="20"/>
+          <w:szCs w:val="20"/>
+          <w:vertAlign w:val="subscript"/>
+        </w:rPr>
+        <w:t>3</w:t>
+      </w:r>
+      <w:r>
+        <w:rPr>
+          <w:rStyle w:val="Emphasis"/>
+          <w:sz w:val="20"/>
+          <w:szCs w:val="20"/>
+        </w:rPr>
+        <w:t xml:space="preserve"> is a phase change material which </w:t>
+      </w:r>
+      <w:r>
+        <w:rPr>
+          <w:rStyle w:val="Emphasis"/>
+          <w:sz w:val="20"/>
+          <w:szCs w:val="20"/>
+        </w:rPr>
+        <w:t>has</w:t>
+      </w:r>
+      <w:r>
+        <w:rPr>
+          <w:rStyle w:val="Emphasis"/>
+          <w:sz w:val="20"/>
+          <w:szCs w:val="20"/>
+        </w:rPr>
+        <w:t xml:space="preserve"> low loss in the IR spectrum, high and stable refractive index contrast in both visible and IR spectra, and a high phase switching endurance of up to an order of 10</w:t>
+      </w:r>
+      <w:r>
+        <w:rPr>
+          <w:rStyle w:val="Emphasis"/>
+          <w:sz w:val="20"/>
+          <w:szCs w:val="20"/>
+          <w:vertAlign w:val="superscript"/>
+        </w:rPr>
+        <w:t>6</w:t>
+      </w:r>
+      <w:r>
+        <w:rPr>
+          <w:rStyle w:val="Emphasis"/>
+          <w:sz w:val="20"/>
+          <w:szCs w:val="20"/>
+        </w:rPr>
+        <w:t xml:space="preserve"> cycles.</w:t>
+      </w:r>
+      <w:r>
+        <w:rPr>
+          <w:rStyle w:val="Emphasis"/>
+          <w:sz w:val="20"/>
+          <w:szCs w:val="20"/>
+        </w:rPr>
+        <w:t xml:space="preserve"> Our optical limiters designs are for either 532 or 1064-nm usage; these two wavelengths have </w:t>
+      </w:r>
+      <w:r>
+        <w:rPr>
+          <w:rStyle w:val="Emphasis"/>
+          <w:sz w:val="20"/>
+          <w:szCs w:val="20"/>
+        </w:rPr>
+        <w:t>a distinctive design</w:t>
+      </w:r>
+      <w:r>
+        <w:rPr>
+          <w:rStyle w:val="Emphasis"/>
+          <w:sz w:val="20"/>
+          <w:szCs w:val="20"/>
+        </w:rPr>
+        <w:t xml:space="preserve"> approaches, at 1064 nm Sb</w:t>
+      </w:r>
+      <w:r>
+        <w:rPr>
+          <w:rStyle w:val="Emphasis"/>
+          <w:sz w:val="20"/>
+          <w:szCs w:val="20"/>
+          <w:vertAlign w:val="subscript"/>
+        </w:rPr>
+        <w:t>2</w:t>
+      </w:r>
+      <w:r>
+        <w:rPr>
+          <w:rStyle w:val="Emphasis"/>
+          <w:sz w:val="20"/>
+          <w:szCs w:val="20"/>
+        </w:rPr>
+        <w:t>Se</w:t>
+      </w:r>
+      <w:r>
+        <w:rPr>
+          <w:rStyle w:val="Emphasis"/>
+          <w:sz w:val="20"/>
+          <w:szCs w:val="20"/>
+          <w:vertAlign w:val="subscript"/>
+        </w:rPr>
+        <w:t>3</w:t>
+      </w:r>
+      <w:r>
+        <w:rPr>
+          <w:rStyle w:val="Emphasis"/>
+          <w:sz w:val="20"/>
+          <w:szCs w:val="20"/>
+        </w:rPr>
+        <w:t xml:space="preserve"> has no absorptivity so it is suitable for a high efficiency optical limiters, </w:t>
+      </w:r>
+      <w:r>
+        <w:rPr>
+          <w:rStyle w:val="Emphasis"/>
+          <w:sz w:val="20"/>
+          <w:szCs w:val="20"/>
+        </w:rPr>
+        <w:t xml:space="preserve">but </w:t>
+      </w:r>
+      <w:r>
+        <w:rPr>
+          <w:rStyle w:val="Emphasis"/>
+          <w:sz w:val="20"/>
+          <w:szCs w:val="20"/>
+        </w:rPr>
+        <w:t>at 532 nm Sb</w:t>
+      </w:r>
+      <w:r>
+        <w:rPr>
+          <w:rStyle w:val="Emphasis"/>
+          <w:sz w:val="20"/>
+          <w:szCs w:val="20"/>
+          <w:vertAlign w:val="subscript"/>
+        </w:rPr>
+        <w:t>2</w:t>
+      </w:r>
+      <w:r>
+        <w:rPr>
+          <w:rStyle w:val="Emphasis"/>
+          <w:sz w:val="20"/>
+          <w:szCs w:val="20"/>
+        </w:rPr>
+        <w:t>Se</w:t>
+      </w:r>
+      <w:r>
+        <w:rPr>
+          <w:rStyle w:val="Emphasis"/>
+          <w:sz w:val="20"/>
+          <w:szCs w:val="20"/>
+          <w:vertAlign w:val="subscript"/>
+        </w:rPr>
+        <w:t>3</w:t>
+      </w:r>
+      <w:r>
+        <w:rPr>
+          <w:rStyle w:val="Emphasis"/>
+          <w:sz w:val="20"/>
+          <w:szCs w:val="20"/>
+        </w:rPr>
+        <w:t xml:space="preserve"> exhibits high absorptivity </w:t>
+      </w:r>
+      <w:r>
+        <w:rPr>
+          <w:rStyle w:val="Emphasis"/>
+          <w:sz w:val="20"/>
+          <w:szCs w:val="20"/>
+        </w:rPr>
+        <w:t xml:space="preserve">which complicated resonant design. Aside from the optical performance, we also investigate their optical endurance with computer simulations. </w:t>
+      </w:r>
+      <w:r>
+        <w:rPr>
+          <w:rStyle w:val="Emphasis"/>
+          <w:sz w:val="20"/>
+          <w:szCs w:val="20"/>
+          <w:highlight w:val="cyan"/>
+        </w:rPr>
+        <w:t>(137 words)</w:t>
+      </w:r>
+    </w:p>
+    <w:p>
+      <w:pPr>
+        <w:rPr>
+          <w:rStyle w:val="Emphasis"/>
+          <w:sz w:val="20"/>
+          <w:szCs w:val="20"/>
+        </w:rPr>
+      </w:pPr>
     </w:p>
     <w:p>
       <w:pPr>
@@ -1289,7 +1600,7 @@
         <w:t xml:space="preserve">of PCM </w:t>
       </w:r>
       <w:r>
-        <w:t xml:space="preserve">is an orders of magnitude larger than </w:t>
+        <w:t xml:space="preserve">is an order of magnitude larger than </w:t>
       </w:r>
       <w:r>
         <w:t xml:space="preserve">contrast </w:t>
@@ -2493,7 +2804,7 @@
         <w:t>by</w:t>
       </w:r>
       <w:r>
-        <w:t xml:space="preserve"> its behaviour </w:t>
+        <w:t xml:space="preserve"> its behavior </w:t>
       </w:r>
       <w:r>
         <w:t>after</w:t>
@@ -2514,7 +2825,7 @@
         <w:t xml:space="preserve">. A volatile PCM </w:t>
       </w:r>
       <w:r>
-        <w:t>will reverts to its pre-transitioned</w:t>
+        <w:t>will revert to its pre-transitioned</w:t>
       </w:r>
       <w:r>
         <w:t xml:space="preserve"> phase</w:t>
@@ -2564,10 +2875,16 @@
         <w:t xml:space="preserve">will </w:t>
       </w:r>
       <w:r>
-        <w:t xml:space="preserve">remains in </w:t>
-      </w:r>
-      <w:r>
-        <w:t>it transitioned</w:t>
+        <w:t xml:space="preserve">remain in </w:t>
+      </w:r>
+      <w:r>
+        <w:t>it</w:t>
+      </w:r>
+      <w:r>
+        <w:t>s</w:t>
+      </w:r>
+      <w:r>
+        <w:t xml:space="preserve"> transitioned</w:t>
       </w:r>
       <w:r>
         <w:t xml:space="preserve"> phase even after the temperature dro</w:t>
@@ -2800,6 +3117,9 @@
         <w:t>. It</w:t>
       </w:r>
       <w:r>
+        <w:t>’s</w:t>
+      </w:r>
+      <w:r>
         <w:t xml:space="preserve"> a chalcogenide glass that</w:t>
       </w:r>
       <w:r>
@@ -2815,7 +3135,11 @@
         <w:t>When c</w:t>
       </w:r>
       <w:r>
-        <w:t>ompared to other non-volatile PCM, it</w:t>
+        <w:t xml:space="preserve">ompared to other non-volatile PCM, </w:t>
+      </w:r>
+      <w:r>
+        <w:lastRenderedPageBreak/>
+        <w:t>it</w:t>
       </w:r>
       <w:r>
         <w:t xml:space="preserve"> has </w:t>
@@ -2863,7 +3187,13 @@
         <w:t xml:space="preserve"> transition</w:t>
       </w:r>
       <w:r>
-        <w:t xml:space="preserve">, and change to hexagonal crystalline phase at </w:t>
+        <w:t xml:space="preserve"> and change</w:t>
+      </w:r>
+      <w:r>
+        <w:t>s</w:t>
+      </w:r>
+      <w:r>
+        <w:t xml:space="preserve"> to hexagonal crystalline phase at </w:t>
       </w:r>
       <w:r>
         <w:t>~</w:t>
@@ -3085,7 +3415,7 @@
         <w:t xml:space="preserve"> </w:t>
       </w:r>
       <w:r>
-        <w:t xml:space="preserve">substitutes some of the </w:t>
+        <w:t xml:space="preserve">substitutes some of </w:t>
       </w:r>
       <w:r>
         <w:t>t</w:t>
@@ -3259,7 +3589,7 @@
         <w:t xml:space="preserve"> of</w:t>
       </w:r>
       <w:r>
-        <w:t xml:space="preserve"> 68 °C, </w:t>
+        <w:t xml:space="preserve"> 68 °C </w:t>
       </w:r>
       <w:r>
         <w:t>and h</w:t>
@@ -3283,7 +3613,13 @@
         <w:t>are</w:t>
       </w:r>
       <w:r>
-        <w:t xml:space="preserve"> it large k in its metallic phase</w:t>
+        <w:t xml:space="preserve"> it</w:t>
+      </w:r>
+      <w:r>
+        <w:t>s</w:t>
+      </w:r>
+      <w:r>
+        <w:t xml:space="preserve"> large k in its metallic phase</w:t>
       </w:r>
       <w:r>
         <w:t xml:space="preserve"> </w:t>
@@ -3401,7 +3737,6 @@
         <w:t xml:space="preserve">s and </w:t>
       </w:r>
       <w:r>
-        <w:lastRenderedPageBreak/>
         <w:t xml:space="preserve">reduce their refractive index contrast </w:t>
       </w:r>
       <w:r>
@@ -3637,6 +3972,11 @@
       </w:r>
     </w:p>
     <w:p>
+      <w:pPr>
+        <w:rPr>
+          <w:lang w:val="en-US"/>
+        </w:rPr>
+      </w:pPr>
       <w:r>
         <w:tab/>
       </w:r>
@@ -3671,7 +4011,13 @@
         <w:t>)</w:t>
       </w:r>
       <w:r>
-        <w:t xml:space="preserve"> is a relative new material in </w:t>
+        <w:t xml:space="preserve"> is a relative</w:t>
+      </w:r>
+      <w:r>
+        <w:t>ly</w:t>
+      </w:r>
+      <w:r>
+        <w:t xml:space="preserve"> new material in </w:t>
       </w:r>
       <w:r>
         <w:t xml:space="preserve">the field of </w:t>
@@ -4064,10 +4410,19 @@
         <w:fldChar w:fldCharType="end"/>
       </w:r>
       <w:r>
-        <w:t xml:space="preserve">. It phase switching endurance </w:t>
+        <w:t>. It phase switching endurance</w:t>
+      </w:r>
+      <w:r>
+        <w:t xml:space="preserve"> is</w:t>
+      </w:r>
+      <w:r>
+        <w:t xml:space="preserve"> </w:t>
       </w:r>
       <w:r>
         <w:t>also high</w:t>
+      </w:r>
+      <w:r>
+        <w:t>,</w:t>
       </w:r>
       <w:r>
         <w:t xml:space="preserve"> at 4000 cycles </w:t>
@@ -4412,7 +4767,19 @@
         <w:rPr>
           <w:highlight w:val="yellow"/>
         </w:rPr>
-        <w:t>to our knowledge</w:t>
+        <w:t xml:space="preserve">to </w:t>
+      </w:r>
+      <w:r>
+        <w:rPr>
+          <w:highlight w:val="yellow"/>
+        </w:rPr>
+        <w:t xml:space="preserve">the best of </w:t>
+      </w:r>
+      <w:r>
+        <w:rPr>
+          <w:highlight w:val="yellow"/>
+        </w:rPr>
+        <w:t>our knowledge</w:t>
       </w:r>
       <w:r>
         <w:t>,</w:t>
@@ -4449,6 +4816,9 @@
       </w:r>
       <w:r>
         <w:t xml:space="preserve"> explore</w:t>
+      </w:r>
+      <w:r>
+        <w:t>d</w:t>
       </w:r>
       <w:r>
         <w:t xml:space="preserve"> before</w:t>
@@ -4693,7 +5063,13 @@
         <w:fldChar w:fldCharType="end"/>
       </w:r>
       <w:r>
-        <w:t>, or an absorption of light outside of it intended opera</w:t>
+        <w:t>, or an absorption of light outside of it</w:t>
+      </w:r>
+      <w:r>
+        <w:t>s</w:t>
+      </w:r>
+      <w:r>
+        <w:t xml:space="preserve"> intended opera</w:t>
       </w:r>
       <w:r>
         <w:t xml:space="preserve">tion bandwidth </w:t>
@@ -5295,10 +5671,13 @@
         <w:t xml:space="preserve">For a planar designs, there are many ways to create high transmission </w:t>
       </w:r>
       <w:r>
-        <w:t>such as</w:t>
-      </w:r>
-      <w:r>
-        <w:t xml:space="preserve">; </w:t>
+        <w:t xml:space="preserve">such </w:t>
+      </w:r>
+      <w:r>
+        <w:t>as</w:t>
+      </w:r>
+      <w:r>
+        <w:t xml:space="preserve"> </w:t>
       </w:r>
       <w:r>
         <w:t xml:space="preserve">1) </w:t>
@@ -5307,7 +5686,13 @@
         <w:t>single or multi-layers antireflection (AR) designs</w:t>
       </w:r>
       <w:r>
-        <w:t>. 2) L</w:t>
+        <w:t xml:space="preserve"> </w:t>
+      </w:r>
+      <w:r>
+        <w:t xml:space="preserve">and </w:t>
+      </w:r>
+      <w:r>
+        <w:t>2) L</w:t>
       </w:r>
       <w:r>
         <w:t xml:space="preserve">ine-pass, long-pass, or short-pass filters </w:t>
@@ -5483,7 +5868,37 @@
         <w:t>s</w:t>
       </w:r>
       <w:r>
-        <w:t xml:space="preserve"> with a planar thin-film designs. The reference wavelength is selected to be 1064 and 532 nm since its from Nd:YAG laser and its second harmonic which is commonly used in the lab. Another reason is because the two wavelengths show a completely different design approach. At 1064 nm Sb</w:t>
+        <w:t xml:space="preserve"> with a planar thin-film designs. The reference wavelength</w:t>
+      </w:r>
+      <w:r>
+        <w:t>s</w:t>
+      </w:r>
+      <w:r>
+        <w:t xml:space="preserve"> </w:t>
+      </w:r>
+      <w:r>
+        <w:t>are</w:t>
+      </w:r>
+      <w:r>
+        <w:t xml:space="preserve"> selected to be 1064 </w:t>
+      </w:r>
+      <w:r>
+        <w:t>or</w:t>
+      </w:r>
+      <w:r>
+        <w:t xml:space="preserve"> 532 nm since its from Nd:YAG laser and its second harmonic which is commonly used in the lab. Another reason is because the two wavelengths show </w:t>
+      </w:r>
+      <w:r>
+        <w:t xml:space="preserve">a </w:t>
+      </w:r>
+      <w:r>
+        <w:t>different design approach</w:t>
+      </w:r>
+      <w:r>
+        <w:t>es</w:t>
+      </w:r>
+      <w:r>
+        <w:t>. At 1064 nm Sb</w:t>
       </w:r>
       <w:r>
         <w:rPr>
@@ -5501,10 +5916,16 @@
         <w:t>3</w:t>
       </w:r>
       <w:r>
-        <w:t xml:space="preserve"> has near-zero absorptivity in both phases and the refractive index contrast is stable throughout IR spectrum, the goal of the 1064-nm designs is to create a broadband (IR) optical limiter with high transmissivity </w:t>
-      </w:r>
-      <w:r>
-        <w:t>in the ON mode, and reflected most light in the OFF mode. As for 532-nm designs, at this wavelength the k-indices of Sb</w:t>
+        <w:t xml:space="preserve"> has near-zero absorptivity in both phases and the refractive index contrast is stable throughout IR spectrum</w:t>
+      </w:r>
+      <w:r>
+        <w:t>. T</w:t>
+      </w:r>
+      <w:r>
+        <w:t xml:space="preserve">he goal of the 1064-nm designs is to create a broadband (IR) optical limiter with high transmissivity </w:t>
+      </w:r>
+      <w:r>
+        <w:t>in the ON mode and reflected most light in the OFF mode. As for 532-nm designs, at this wavelength the k-indices of Sb</w:t>
       </w:r>
       <w:r>
         <w:rPr>
@@ -5564,7 +5985,13 @@
         <w:fldChar w:fldCharType="end"/>
       </w:r>
       <w:r>
-        <w:t>. This means a simple AR, or long/short-pass filters cannot be used, as described above. An asymmetrical resonant cavity design approach will be use for 532-nm design.</w:t>
+        <w:t>. This means a simple AR, or long/short-pass filters cannot be used, as described above. An asymmetrical resonant cavity design approach will be use</w:t>
+      </w:r>
+      <w:r>
+        <w:t>d</w:t>
+      </w:r>
+      <w:r>
+        <w:t xml:space="preserve"> for 532-nm design.</w:t>
       </w:r>
     </w:p>
     <w:p>
@@ -5651,6 +6078,9 @@
       </w:r>
       <w:r>
         <w:t xml:space="preserve"> of phase change material at </w:t>
+      </w:r>
+      <w:r>
+        <w:t xml:space="preserve">any </w:t>
       </w:r>
       <w:r>
         <w:rPr>
@@ -5852,6 +6282,9 @@
         <w:t xml:space="preserve">where </w:t>
       </w:r>
       <w:r>
+        <w:t xml:space="preserve">the real term </w:t>
+      </w:r>
+      <w:r>
         <w:rPr>
           <w:i/>
           <w:iCs/>
@@ -5879,10 +6312,31 @@
         <w:t>p</w:t>
       </w:r>
       <w:r>
-        <w:t xml:space="preserve"> indicates the phase</w:t>
-      </w:r>
-      <w:r>
-        <w:t xml:space="preserve"> which </w:t>
+        <w:t xml:space="preserve"> indicates phase</w:t>
+      </w:r>
+      <w:r>
+        <w:t xml:space="preserve"> which</w:t>
+      </w:r>
+      <w:r>
+        <w:t xml:space="preserve"> for Sb</w:t>
+      </w:r>
+      <w:r>
+        <w:rPr>
+          <w:vertAlign w:val="subscript"/>
+        </w:rPr>
+        <w:t>2</w:t>
+      </w:r>
+      <w:r>
+        <w:t>Se</w:t>
+      </w:r>
+      <w:r>
+        <w:rPr>
+          <w:vertAlign w:val="subscript"/>
+        </w:rPr>
+        <w:t>3</w:t>
+      </w:r>
+      <w:r>
+        <w:t xml:space="preserve"> </w:t>
       </w:r>
       <w:r>
         <w:t>can either be amorphous</w:t>
@@ -5917,7 +6371,119 @@
         <w:t>)</w:t>
       </w:r>
       <w:r>
-        <w:t xml:space="preserve"> for Sb</w:t>
+        <w:t>.</w:t>
+      </w:r>
+      <w:r>
+        <w:t xml:space="preserve"> </w:t>
+      </w:r>
+      <w:r>
+        <w:rPr>
+          <w:highlight w:val="yellow"/>
+        </w:rPr>
+        <w:t xml:space="preserve">Dispersive models, such as Tauc-Lorentz or multi-oscillator fits are often used to represent the measured </w:t>
+      </w:r>
+      <w:r>
+        <w:rPr>
+          <w:i/>
+          <w:iCs/>
+          <w:highlight w:val="yellow"/>
+        </w:rPr>
+        <w:t>n</w:t>
+      </w:r>
+      <w:r>
+        <w:rPr>
+          <w:i/>
+          <w:iCs/>
+          <w:highlight w:val="yellow"/>
+          <w:vertAlign w:val="subscript"/>
+        </w:rPr>
+        <w:t>p</w:t>
+      </w:r>
+      <w:r>
+        <w:rPr>
+          <w:highlight w:val="yellow"/>
+        </w:rPr>
+        <w:t xml:space="preserve"> and </w:t>
+      </w:r>
+      <w:r>
+        <w:rPr>
+          <w:i/>
+          <w:iCs/>
+          <w:highlight w:val="yellow"/>
+        </w:rPr>
+        <w:t>k</w:t>
+      </w:r>
+      <w:r>
+        <w:rPr>
+          <w:i/>
+          <w:iCs/>
+          <w:highlight w:val="yellow"/>
+          <w:vertAlign w:val="subscript"/>
+        </w:rPr>
+        <w:t>p</w:t>
+      </w:r>
+      <w:r>
+        <w:rPr>
+          <w:highlight w:val="yellow"/>
+        </w:rPr>
+        <w:t xml:space="preserve"> over the spectral range of interest</w:t>
+      </w:r>
+      <w:r>
+        <w:t xml:space="preserve">. </w:t>
+      </w:r>
+      <w:r>
+        <w:rPr>
+          <w:highlight w:val="cyan"/>
+        </w:rPr>
+        <w:t>(need this part?</w:t>
+      </w:r>
+      <w:r>
+        <w:t xml:space="preserve">). In this work, since </w:t>
+      </w:r>
+      <w:r>
+        <w:t xml:space="preserve">all the materials </w:t>
+      </w:r>
+      <w:r>
+        <w:t xml:space="preserve">dataset used </w:t>
+      </w:r>
+      <w:r>
+        <w:t>have measurement</w:t>
+      </w:r>
+      <w:r>
+        <w:t xml:space="preserve"> interval of </w:t>
+      </w:r>
+      <w:r>
+        <w:rPr>
+          <w:highlight w:val="yellow"/>
+        </w:rPr>
+        <w:t>2-5</w:t>
+      </w:r>
+      <w:r>
+        <w:t xml:space="preserve"> nm, a linear interpolation fitting </w:t>
+      </w:r>
+      <w:r>
+        <w:t>should be</w:t>
+      </w:r>
+      <w:r>
+        <w:t xml:space="preserve"> </w:t>
+      </w:r>
+      <w:r>
+        <w:t>sufficient</w:t>
+      </w:r>
+      <w:r>
+        <w:t>.</w:t>
+      </w:r>
+      <w:r>
+        <w:t xml:space="preserve"> The complex refractive ind</w:t>
+      </w:r>
+      <w:r>
+        <w:t>e</w:t>
+      </w:r>
+      <w:r>
+        <w:t>x</w:t>
+      </w:r>
+      <w:r>
+        <w:t xml:space="preserve"> of Sb</w:t>
       </w:r>
       <w:r>
         <w:rPr>
@@ -5935,271 +6501,206 @@
         <w:t>3</w:t>
       </w:r>
       <w:r>
-        <w:t>.</w:t>
-      </w:r>
-      <w:r>
         <w:t xml:space="preserve"> </w:t>
       </w:r>
       <w:r>
-        <w:rPr>
-          <w:highlight w:val="yellow"/>
-        </w:rPr>
-        <w:t xml:space="preserve">Dispersive models, such as Tauc-Lorentz or multi-oscillator fits are often used to represent the measured </w:t>
-      </w:r>
-      <w:r>
-        <w:rPr>
-          <w:i/>
-          <w:iCs/>
-          <w:highlight w:val="yellow"/>
+        <w:t xml:space="preserve">from 300-1700 nm </w:t>
+      </w:r>
+      <w:r>
+        <w:t>are shown in Fig. 1</w:t>
+      </w:r>
+      <w:r>
+        <w:t xml:space="preserve"> using data</w:t>
+      </w:r>
+      <w:r>
+        <w:t>set</w:t>
+      </w:r>
+      <w:r>
+        <w:t xml:space="preserve"> from </w:t>
+      </w:r>
+      <w:r>
+        <w:fldChar w:fldCharType="begin"/>
+      </w:r>
+      <w:r>
+        <w:instrText xml:space="preserve"> ADDIN EN.CITE &lt;EndNote&gt;&lt;Cite&gt;&lt;Author&gt;Delaney&lt;/Author&gt;&lt;Year&gt;2020&lt;/Year&gt;&lt;RecNum&gt;64&lt;/RecNum&gt;&lt;DisplayText&gt;[22]&lt;/DisplayText&gt;&lt;record&gt;&lt;rec-number&gt;64&lt;/rec-number&gt;&lt;foreign-keys&gt;&lt;key app="EN" db-id="v920pft06rp9dbex2ap500x99x5rrtswxzss" timestamp="1768054090" guid="b15b5550-40d7-4ad2-8182-cf6f486a4f50"&gt;64&lt;/key&gt;&lt;/foreign-keys&gt;&lt;ref-type name="Journal Article"&gt;17&lt;/ref-type&gt;&lt;contributors&gt;&lt;authors&gt;&lt;author&gt;Delaney, Matthew&lt;/author&gt;&lt;author&gt;Zeimpekis, Ioannis&lt;/author&gt;&lt;author&gt;Lawson, Daniel&lt;/author&gt;&lt;author&gt;Hewak, Daniel W</w:instrText>
+      </w:r>
+      <w:r>
+        <w:rPr>
+          <w:rFonts w:hint="eastAsia"/>
+        </w:rPr>
+        <w:instrText>.&lt;/author&gt;&lt;author&gt;Muskens, Otto L.&lt;/author&gt;&lt;/authors&gt;&lt;/contributors&gt;&lt;titles&gt;&lt;title&gt;A New Family of Ultralow Loss Reversible Phase</w:instrText>
+      </w:r>
+      <w:r>
+        <w:rPr>
+          <w:rFonts w:hint="eastAsia"/>
+        </w:rPr>
+        <w:instrText>‐</w:instrText>
+      </w:r>
+      <w:r>
+        <w:rPr>
+          <w:rFonts w:hint="eastAsia"/>
+        </w:rPr>
+        <w:instrText>Change Materials for Photonic Integrated Circuits: Sb2S3 and Sb2Se3&lt;/title&gt;&lt;secondary-title&gt;Advanced Functional Materials&lt;/se</w:instrText>
+      </w:r>
+      <w:r>
+        <w:instrText>condary-title&gt;&lt;/titles&gt;&lt;periodical&gt;&lt;full-title&gt;Advanced Functional Materials&lt;/full-title&gt;&lt;/periodical&gt;&lt;volume&gt;30&lt;/volume&gt;&lt;number&gt;36&lt;/number&gt;&lt;dates&gt;&lt;year&gt;2020&lt;/year&gt;&lt;/dates&gt;&lt;isbn&gt;1616-301X&amp;#xD;1616-3028&lt;/isbn&gt;&lt;urls&gt;&lt;/urls&gt;&lt;electronic-resource-num&gt;10.1002/adfm.202002447&lt;/electronic-resource-num&gt;&lt;/record&gt;&lt;/Cite&gt;&lt;/EndNote&gt;</w:instrText>
+      </w:r>
+      <w:r>
+        <w:fldChar w:fldCharType="separate"/>
+      </w:r>
+      <w:r>
+        <w:rPr>
+          <w:noProof/>
+        </w:rPr>
+        <w:t>[22]</w:t>
+      </w:r>
+      <w:r>
+        <w:fldChar w:fldCharType="end"/>
+      </w:r>
+      <w:r>
+        <w:t xml:space="preserve">. </w:t>
+      </w:r>
+      <w:r>
+        <w:t xml:space="preserve">The blue line represents </w:t>
+      </w:r>
+      <w:r>
+        <w:t xml:space="preserve">real </w:t>
+      </w:r>
+      <w:r>
+        <w:t>refractive index (</w:t>
+      </w:r>
+      <w:r>
+        <w:rPr>
+          <w:i/>
+          <w:iCs/>
         </w:rPr>
         <w:t>n</w:t>
       </w:r>
       <w:r>
-        <w:rPr>
-          <w:i/>
-          <w:iCs/>
-          <w:highlight w:val="yellow"/>
-          <w:vertAlign w:val="subscript"/>
-        </w:rPr>
-        <w:t>p</w:t>
-      </w:r>
-      <w:r>
-        <w:rPr>
-          <w:highlight w:val="yellow"/>
-        </w:rPr>
-        <w:t xml:space="preserve"> and </w:t>
-      </w:r>
-      <w:r>
-        <w:rPr>
-          <w:i/>
-          <w:iCs/>
-          <w:highlight w:val="yellow"/>
+        <w:t xml:space="preserve">), and the red line represents </w:t>
+      </w:r>
+      <w:r>
+        <w:t xml:space="preserve">imaginary </w:t>
+      </w:r>
+      <w:r>
+        <w:t>extinction coefficient (</w:t>
+      </w:r>
+      <w:r>
+        <w:rPr>
+          <w:i/>
+          <w:iCs/>
         </w:rPr>
         <w:t>k</w:t>
       </w:r>
       <w:r>
-        <w:rPr>
-          <w:i/>
-          <w:iCs/>
-          <w:highlight w:val="yellow"/>
-          <w:vertAlign w:val="subscript"/>
-        </w:rPr>
-        <w:t>p</w:t>
-      </w:r>
-      <w:r>
-        <w:rPr>
-          <w:highlight w:val="yellow"/>
-        </w:rPr>
-        <w:t xml:space="preserve"> over the spectral range of interest</w:t>
-      </w:r>
-      <w:r>
-        <w:t xml:space="preserve">. </w:t>
-      </w:r>
-      <w:r>
-        <w:rPr>
-          <w:highlight w:val="cyan"/>
-        </w:rPr>
-        <w:t>(need this part?</w:t>
-      </w:r>
-      <w:r>
-        <w:t xml:space="preserve">). In this work, since the dataset used </w:t>
-      </w:r>
-      <w:r>
-        <w:t>have a measurement</w:t>
-      </w:r>
-      <w:r>
-        <w:t xml:space="preserve"> interval of </w:t>
-      </w:r>
-      <w:r>
-        <w:rPr>
-          <w:highlight w:val="yellow"/>
-        </w:rPr>
-        <w:t>2-5</w:t>
-      </w:r>
-      <w:r>
-        <w:t xml:space="preserve"> nm, a linear interpolation fitting is </w:t>
-      </w:r>
-      <w:r>
-        <w:t>sufficient</w:t>
-      </w:r>
-      <w:r>
-        <w:t>.</w:t>
-      </w:r>
-      <w:r>
-        <w:t xml:space="preserve"> The complex refractive indices of Sb</w:t>
-      </w:r>
-      <w:r>
-        <w:rPr>
-          <w:vertAlign w:val="subscript"/>
-        </w:rPr>
-        <w:t>2</w:t>
-      </w:r>
-      <w:r>
-        <w:t>Se</w:t>
-      </w:r>
-      <w:r>
-        <w:rPr>
-          <w:vertAlign w:val="subscript"/>
-        </w:rPr>
-        <w:t>3</w:t>
+        <w:t>). In amorphous phase</w:t>
       </w:r>
       <w:r>
         <w:t xml:space="preserve"> </w:t>
       </w:r>
       <w:r>
-        <w:t xml:space="preserve">from 300-1700 nm </w:t>
-      </w:r>
-      <w:r>
-        <w:t>are shown in Fig. 1</w:t>
-      </w:r>
-      <w:r>
-        <w:t xml:space="preserve"> using data</w:t>
-      </w:r>
-      <w:r>
-        <w:t>set</w:t>
-      </w:r>
-      <w:r>
-        <w:t xml:space="preserve"> from </w:t>
-      </w:r>
-      <w:r>
-        <w:fldChar w:fldCharType="begin"/>
-      </w:r>
-      <w:r>
-        <w:instrText xml:space="preserve"> ADDIN EN.CITE &lt;EndNote&gt;&lt;Cite&gt;&lt;Author&gt;Delaney&lt;/Author&gt;&lt;Year&gt;2020&lt;/Year&gt;&lt;RecNum&gt;64&lt;/RecNum&gt;&lt;DisplayText&gt;[22]&lt;/DisplayText&gt;&lt;record&gt;&lt;rec-number&gt;64&lt;/rec-number&gt;&lt;foreign-keys&gt;&lt;key app="EN" db-id="v920pft06rp9dbex2ap500x99x5rrtswxzss" timestamp="1768054090" guid="b15b5550-40d7-4ad2-8182-cf6f486a4f50"&gt;64&lt;/key&gt;&lt;/foreign-keys&gt;&lt;ref-type name="Journal Article"&gt;17&lt;/ref-type&gt;&lt;contributors&gt;&lt;authors&gt;&lt;author&gt;Delaney, Matthew&lt;/author&gt;&lt;author&gt;Zeimpekis, Ioannis&lt;/author&gt;&lt;author&gt;Lawson, Daniel&lt;/author&gt;&lt;author&gt;Hewak, Daniel W</w:instrText>
-      </w:r>
-      <w:r>
-        <w:rPr>
-          <w:rFonts w:hint="eastAsia"/>
-        </w:rPr>
-        <w:instrText>.&lt;/author&gt;&lt;author&gt;Muskens, Otto L.&lt;/author&gt;&lt;/authors&gt;&lt;/contributors&gt;&lt;titles&gt;&lt;title&gt;A New Family of Ultralow Loss Reversible Phase</w:instrText>
-      </w:r>
-      <w:r>
-        <w:rPr>
-          <w:rFonts w:hint="eastAsia"/>
-        </w:rPr>
-        <w:instrText>‐</w:instrText>
-      </w:r>
-      <w:r>
-        <w:rPr>
-          <w:rFonts w:hint="eastAsia"/>
-        </w:rPr>
-        <w:instrText>Change Materials for Photonic Integrated Circuits: Sb2S3 and Sb2Se3&lt;/title&gt;&lt;secondary-title&gt;Advanced Functional Materials&lt;/se</w:instrText>
-      </w:r>
-      <w:r>
-        <w:instrText>condary-title&gt;&lt;/titles&gt;&lt;periodical&gt;&lt;full-title&gt;Advanced Functional Materials&lt;/full-title&gt;&lt;/periodical&gt;&lt;volume&gt;30&lt;/volume&gt;&lt;number&gt;36&lt;/number&gt;&lt;dates&gt;&lt;year&gt;2020&lt;/year&gt;&lt;/dates&gt;&lt;isbn&gt;1616-301X&amp;#xD;1616-3028&lt;/isbn&gt;&lt;urls&gt;&lt;/urls&gt;&lt;electronic-resource-num&gt;10.1002/adfm.202002447&lt;/electronic-resource-num&gt;&lt;/record&gt;&lt;/Cite&gt;&lt;/EndNote&gt;</w:instrText>
-      </w:r>
-      <w:r>
-        <w:fldChar w:fldCharType="separate"/>
-      </w:r>
-      <w:r>
-        <w:rPr>
-          <w:noProof/>
-        </w:rPr>
-        <w:t>[22]</w:t>
-      </w:r>
-      <w:r>
-        <w:fldChar w:fldCharType="end"/>
-      </w:r>
-      <w:r>
-        <w:t xml:space="preserve">. </w:t>
-      </w:r>
-      <w:r>
-        <w:t xml:space="preserve">The blue line represents </w:t>
-      </w:r>
-      <w:r>
-        <w:t xml:space="preserve">real </w:t>
-      </w:r>
-      <w:r>
-        <w:t>refractive index (</w:t>
-      </w:r>
-      <w:r>
-        <w:rPr>
-          <w:i/>
-          <w:iCs/>
-        </w:rPr>
-        <w:t>n</w:t>
-      </w:r>
-      <w:r>
-        <w:t xml:space="preserve">), and the red line represents </w:t>
-      </w:r>
-      <w:r>
-        <w:t xml:space="preserve">imaginary </w:t>
-      </w:r>
-      <w:r>
-        <w:t>extinction coefficient (</w:t>
-      </w:r>
-      <w:r>
-        <w:rPr>
-          <w:i/>
-          <w:iCs/>
-        </w:rPr>
-        <w:t>k</w:t>
-      </w:r>
-      <w:r>
-        <w:t xml:space="preserve">). In amorphous phase </w:t>
+        <w:t>(</w:t>
+      </w:r>
+      <w:r>
+        <w:t>Fig. 1a</w:t>
+      </w:r>
+      <w:r>
+        <w:t>)</w:t>
+      </w:r>
+      <w:r>
+        <w:t>,</w:t>
+      </w:r>
+      <w:r>
+        <w:t xml:space="preserve"> n</w:t>
+      </w:r>
+      <w:r>
+        <w:t>-index</w:t>
+      </w:r>
+      <w:r>
+        <w:t xml:space="preserve"> increases from around 2.5 at 300 nm to a peak of around 4.0 at </w:t>
+      </w:r>
+      <w:r>
+        <w:t xml:space="preserve">600 nm and gradually decreases to a stable 3.3 at 1200 nm, indicating a strong dispersion near the band edge of visible </w:t>
+      </w:r>
+      <w:r>
+        <w:t xml:space="preserve">spectrum </w:t>
+      </w:r>
+      <w:r>
+        <w:t xml:space="preserve">and a weaker dispersion in the near-IR </w:t>
+      </w:r>
+      <w:r>
+        <w:t>spectrum</w:t>
+      </w:r>
+      <w:r>
+        <w:t>. The k-</w:t>
+      </w:r>
+      <w:r>
+        <w:t>index</w:t>
+      </w:r>
+      <w:r>
+        <w:t xml:space="preserve"> started from </w:t>
+      </w:r>
+      <w:r>
+        <w:t xml:space="preserve">around </w:t>
+      </w:r>
+      <w:r>
+        <w:t xml:space="preserve">2.1 at 300 nm and dropped to </w:t>
+      </w:r>
+      <w:r>
+        <w:t>zero</w:t>
+      </w:r>
+      <w:r>
+        <w:t xml:space="preserve"> at around 820 nm</w:t>
+      </w:r>
+      <w:r>
+        <w:t xml:space="preserve">. In the crystalline phase </w:t>
+      </w:r>
+      <w:r>
+        <w:t>(</w:t>
+      </w:r>
+      <w:r>
+        <w:t>Fig. 1b</w:t>
+      </w:r>
+      <w:r>
+        <w:t>)</w:t>
+      </w:r>
+      <w:r>
+        <w:t xml:space="preserve">, the n-index started around the same </w:t>
+      </w:r>
+      <w:r>
+        <w:t xml:space="preserve">value </w:t>
+      </w:r>
+      <w:r>
+        <w:t xml:space="preserve">as </w:t>
       </w:r>
       <w:r>
         <w:t xml:space="preserve">in </w:t>
       </w:r>
       <w:r>
-        <w:t>Fig. 1a</w:t>
-      </w:r>
-      <w:r>
-        <w:t>,</w:t>
-      </w:r>
-      <w:r>
-        <w:t xml:space="preserve"> n</w:t>
-      </w:r>
-      <w:r>
-        <w:t>-index</w:t>
-      </w:r>
-      <w:r>
-        <w:t xml:space="preserve"> increases from around 2.5 at 300 nm to a peak of around 4.0 at </w:t>
-      </w:r>
-      <w:r>
-        <w:t xml:space="preserve">600 nm and gradually decreases to a stable 3.3 at 1200 nm, indicating a strong dispersion near the band edge of visible </w:t>
+        <w:t>amorphous phase but reached a peak of around 5.0 at 650 nm, it</w:t>
+      </w:r>
+      <w:r>
+        <w:t xml:space="preserve"> is</w:t>
+      </w:r>
+      <w:r>
+        <w:t xml:space="preserve"> then dropped to a stable of 4.0 in the IR spectrum. The k-index of crystalline phase peaked </w:t>
+      </w:r>
+      <w:r>
+        <w:t>at around 3</w:t>
+      </w:r>
+      <w:r>
+        <w:t>.1</w:t>
+      </w:r>
+      <w:r>
+        <w:t xml:space="preserve"> </w:t>
+      </w:r>
+      <w:r>
+        <w:t xml:space="preserve">in the near-UV </w:t>
       </w:r>
       <w:r>
         <w:t xml:space="preserve">spectrum </w:t>
       </w:r>
       <w:r>
-        <w:t xml:space="preserve">and a weaker dispersion in the near-IR </w:t>
-      </w:r>
-      <w:r>
-        <w:t>spectrum</w:t>
-      </w:r>
-      <w:r>
-        <w:t>. The k-</w:t>
-      </w:r>
-      <w:r>
-        <w:t>index</w:t>
-      </w:r>
-      <w:r>
-        <w:t xml:space="preserve"> started from </w:t>
-      </w:r>
-      <w:r>
-        <w:t xml:space="preserve">around </w:t>
-      </w:r>
-      <w:r>
-        <w:t xml:space="preserve">2.1 at 300 nm and </w:t>
-      </w:r>
-      <w:r>
-        <w:lastRenderedPageBreak/>
-        <w:t>dropped to 0 at around 820 nm</w:t>
-      </w:r>
-      <w:r>
-        <w:t xml:space="preserve">. In the crystalline phase in Fig. 1b, the n-index started around the same as amorphous phase but reached a peak of around 5.0 at 650 nm, it’s then dropped to a stable of around 4.0 in the IR spectrum. The k-index of crystalline phase peaked </w:t>
-      </w:r>
-      <w:r>
-        <w:t xml:space="preserve">at around 301 </w:t>
-      </w:r>
-      <w:r>
-        <w:t xml:space="preserve">in the near-UV </w:t>
-      </w:r>
-      <w:r>
-        <w:t xml:space="preserve">spectrum </w:t>
-      </w:r>
-      <w:r>
         <w:t xml:space="preserve">and rapidly falls to zero above ~900 nm. </w:t>
       </w:r>
       <w:r>
@@ -6254,7 +6755,13 @@
         <w:t>around</w:t>
       </w:r>
       <w:r>
-        <w:t xml:space="preserve"> near-IR spectrum, with crystalline Sb</w:t>
+        <w:t xml:space="preserve"> near-IR spectrum</w:t>
+      </w:r>
+      <w:r>
+        <w:t xml:space="preserve"> for both phases</w:t>
+      </w:r>
+      <w:r>
+        <w:t>, with crystalline Sb</w:t>
       </w:r>
       <w:r>
         <w:rPr>
@@ -6311,7 +6818,7 @@
                     <pic:cNvPicPr/>
                   </pic:nvPicPr>
                   <pic:blipFill>
-                    <a:blip r:embed="rId7"/>
+                    <a:blip r:embed="rId9"/>
                     <a:stretch>
                       <a:fillRect/>
                     </a:stretch>
@@ -6433,6 +6940,9 @@
     </w:p>
     <w:p>
       <w:r>
+        <w:t xml:space="preserve">In designing optical limiters, we will consider it optical performance in the ON mode first, and then we can consider it transmission contrast when switched to OFF mode. </w:t>
+      </w:r>
+      <w:r>
         <w:t>Most types of optical devices will either be optimized for antireflection</w:t>
       </w:r>
       <w:r>
@@ -6445,7 +6955,31 @@
         <w:t xml:space="preserve"> b</w:t>
       </w:r>
       <w:r>
-        <w:t>ut since optical limiters only utilize transmission and absorption, minimizing reflection is beneficial (absorption is used in phase transition).</w:t>
+        <w:t xml:space="preserve">ut since optical limiters only utilize </w:t>
+      </w:r>
+      <w:r>
+        <w:t>transmission</w:t>
+      </w:r>
+      <w:r>
+        <w:t xml:space="preserve"> and </w:t>
+      </w:r>
+      <w:r>
+        <w:t>absorption</w:t>
+      </w:r>
+      <w:r>
+        <w:t xml:space="preserve"> properties</w:t>
+      </w:r>
+      <w:r>
+        <w:t xml:space="preserve">, minimizing </w:t>
+      </w:r>
+      <w:r>
+        <w:t>reflection</w:t>
+      </w:r>
+      <w:r>
+        <w:t xml:space="preserve"> is beneficial</w:t>
+      </w:r>
+      <w:r>
+        <w:t xml:space="preserve"> (absorptivity is utilizes for phase transition). </w:t>
       </w:r>
       <w:r>
         <w:rPr>
@@ -6463,13 +6997,73 @@
         <w:t xml:space="preserve"> </w:t>
       </w:r>
       <w:r>
-        <w:t xml:space="preserve">absorption (zero k-index) </w:t>
-      </w:r>
-      <w:r>
-        <w:t xml:space="preserve">deposited on a substrate </w:t>
-      </w:r>
-      <w:r>
-        <w:t>such as silica (SiO</w:t>
+        <w:t>absorption (k-index</w:t>
+      </w:r>
+      <w:r>
+        <w:t xml:space="preserve"> = 0</w:t>
+      </w:r>
+      <w:r>
+        <w:t xml:space="preserve">) </w:t>
+      </w:r>
+      <w:r>
+        <w:t>deposited on a substrate</w:t>
+      </w:r>
+      <w:r>
+        <w:t xml:space="preserve">. </w:t>
+      </w:r>
+      <w:r>
+        <w:t>A</w:t>
+      </w:r>
+      <w:r>
+        <w:t xml:space="preserve"> </w:t>
+      </w:r>
+      <w:r>
+        <w:t>s</w:t>
+      </w:r>
+      <w:r>
+        <w:t xml:space="preserve">ingle-layer device </w:t>
+      </w:r>
+      <w:r>
+        <w:t>reflects light at two interfaces</w:t>
+      </w:r>
+      <w:r>
+        <w:t xml:space="preserve"> as shown in Fig. 2</w:t>
+      </w:r>
+      <w:r>
+        <w:t>:</w:t>
+      </w:r>
+      <w:r>
+        <w:t xml:space="preserve"> the first </w:t>
+      </w:r>
+      <w:r>
+        <w:t>interface is between air a</w:t>
+      </w:r>
+      <w:r>
+        <w:t>nd</w:t>
+      </w:r>
+      <w:r>
+        <w:t xml:space="preserve"> thin film</w:t>
+      </w:r>
+      <w:r>
+        <w:t xml:space="preserve"> (R</w:t>
+      </w:r>
+      <w:r>
+        <w:rPr>
+          <w:vertAlign w:val="subscript"/>
+        </w:rPr>
+        <w:t>1</w:t>
+      </w:r>
+      <w:r>
+        <w:t>)</w:t>
+      </w:r>
+      <w:r>
+        <w:t>, and the second interface is between thin film layer and substrate</w:t>
+      </w:r>
+      <w:r>
+        <w:t xml:space="preserve"> (</w:t>
+      </w:r>
+      <w:r>
+        <w:t>R</w:t>
       </w:r>
       <w:r>
         <w:rPr>
@@ -6478,232 +7072,190 @@
         <w:t>2</w:t>
       </w:r>
       <w:r>
-        <w:t>)</w:t>
+        <w:t xml:space="preserve">). </w:t>
+      </w:r>
+      <w:r>
+        <w:t xml:space="preserve">Antireflection condition </w:t>
+      </w:r>
+      <w:r>
+        <w:t>occurs</w:t>
+      </w:r>
+      <w:r>
+        <w:t xml:space="preserve"> </w:t>
+      </w:r>
+      <w:r>
+        <w:t>with destructive interferences when</w:t>
+      </w:r>
+      <w:r>
+        <w:t xml:space="preserve"> </w:t>
+      </w:r>
+      <w:r>
+        <w:t>both</w:t>
+      </w:r>
+      <w:r>
+        <w:t xml:space="preserve"> </w:t>
+      </w:r>
+      <w:r>
+        <w:t>R</w:t>
+      </w:r>
+      <w:r>
+        <w:rPr>
+          <w:vertAlign w:val="subscript"/>
+        </w:rPr>
+        <w:t>1</w:t>
+      </w:r>
+      <w:r>
+        <w:t xml:space="preserve"> and </w:t>
+      </w:r>
+      <w:r>
+        <w:t>R</w:t>
+      </w:r>
+      <w:r>
+        <w:rPr>
+          <w:vertAlign w:val="subscript"/>
+        </w:rPr>
+        <w:t>2</w:t>
+      </w:r>
+      <w:r>
+        <w:t xml:space="preserve"> have </w:t>
+      </w:r>
+      <w:r>
+        <w:t xml:space="preserve">the </w:t>
+      </w:r>
+      <w:r>
+        <w:t>exact</w:t>
+      </w:r>
+      <w:r>
+        <w:t xml:space="preserve"> same</w:t>
+      </w:r>
+      <w:r>
+        <w:t xml:space="preserve"> intensity </w:t>
+      </w:r>
+      <w:r>
+        <w:t>but</w:t>
+      </w:r>
+      <w:r>
+        <w:t xml:space="preserve"> </w:t>
+      </w:r>
+      <w:r>
+        <w:t>have a</w:t>
+      </w:r>
+      <w:r>
+        <w:t xml:space="preserve"> phase </w:t>
+      </w:r>
+      <w:r>
+        <w:t>differen</w:t>
+      </w:r>
+      <w:r>
+        <w:t>ce</w:t>
+      </w:r>
+      <w:r>
+        <w:t xml:space="preserve"> of </w:t>
+      </w:r>
+      <w:r>
+        <w:rPr>
+          <w:i/>
+          <w:iCs/>
+        </w:rPr>
+        <w:t>π</w:t>
+      </w:r>
+      <w:r>
+        <w:t xml:space="preserve"> radian</w:t>
+      </w:r>
+      <w:r>
+        <w:t xml:space="preserve"> which is equivalent to optical path length of </w:t>
+      </w:r>
+      <w:r>
+        <w:rPr>
+          <w:i/>
+          <w:iCs/>
+        </w:rPr>
+        <w:t>λ</w:t>
+      </w:r>
+      <w:r>
+        <w:rPr>
+          <w:i/>
+          <w:iCs/>
+        </w:rPr>
+        <w:t>/2</w:t>
       </w:r>
       <w:r>
         <w:t>.</w:t>
       </w:r>
       <w:r>
-        <w:t xml:space="preserve"> A</w:t>
-      </w:r>
-      <w:r>
+        <w:t xml:space="preserve"> And since R</w:t>
+      </w:r>
+      <w:r>
+        <w:rPr>
+          <w:vertAlign w:val="subscript"/>
+        </w:rPr>
+        <w:t>1</w:t>
+      </w:r>
+      <w:r>
+        <w:t xml:space="preserve"> travelled through the film layer twice (down and up), the film optical thickness only needs to be </w:t>
+      </w:r>
+      <w:r>
+        <w:rPr>
+          <w:i/>
+          <w:iCs/>
+        </w:rPr>
+        <w:t>λ/4</w:t>
+      </w:r>
+      <w:r>
+        <w:rPr>
+          <w:i/>
+          <w:iCs/>
+        </w:rPr>
         <w:t xml:space="preserve"> </w:t>
       </w:r>
       <w:r>
-        <w:t>s</w:t>
-      </w:r>
-      <w:r>
-        <w:t xml:space="preserve">ingle-layer device </w:t>
-      </w:r>
-      <w:r>
-        <w:t>reflects light at two interfaces</w:t>
-      </w:r>
-      <w:r>
-        <w:t xml:space="preserve"> as shown in Fig. 2</w:t>
-      </w:r>
-      <w:r>
-        <w:t>:</w:t>
-      </w:r>
-      <w:r>
-        <w:t xml:space="preserve"> the first </w:t>
-      </w:r>
-      <w:r>
-        <w:t>interface is between air a</w:t>
-      </w:r>
-      <w:r>
-        <w:t>nd</w:t>
-      </w:r>
-      <w:r>
-        <w:t xml:space="preserve"> thin film</w:t>
-      </w:r>
-      <w:r>
-        <w:t xml:space="preserve"> (R</w:t>
-      </w:r>
-      <w:r>
-        <w:rPr>
-          <w:vertAlign w:val="subscript"/>
-        </w:rPr>
-        <w:t>1</w:t>
-      </w:r>
-      <w:r>
-        <w:t>)</w:t>
-      </w:r>
-      <w:r>
-        <w:t>, and the second interface is between thin film layer and substrate</w:t>
-      </w:r>
-      <w:r>
-        <w:t xml:space="preserve"> (</w:t>
-      </w:r>
-      <w:r>
-        <w:t>R</w:t>
-      </w:r>
-      <w:r>
-        <w:rPr>
-          <w:vertAlign w:val="subscript"/>
-        </w:rPr>
-        <w:t>2</w:t>
-      </w:r>
-      <w:r>
-        <w:t xml:space="preserve">). </w:t>
-      </w:r>
-      <w:r>
-        <w:t xml:space="preserve">Antireflection condition is archived </w:t>
-      </w:r>
-      <w:r>
-        <w:t xml:space="preserve">with destructive interference when the </w:t>
-      </w:r>
-      <w:r>
-        <w:t>R</w:t>
-      </w:r>
-      <w:r>
-        <w:rPr>
-          <w:vertAlign w:val="subscript"/>
-        </w:rPr>
-        <w:t>1</w:t>
-      </w:r>
-      <w:r>
-        <w:t xml:space="preserve"> and </w:t>
-      </w:r>
-      <w:r>
-        <w:t>R</w:t>
-      </w:r>
-      <w:r>
-        <w:rPr>
-          <w:vertAlign w:val="subscript"/>
-        </w:rPr>
-        <w:t>2</w:t>
-      </w:r>
-      <w:r>
-        <w:t xml:space="preserve"> have </w:t>
+        <w:t>thick, so-called quarter-wave optical thickness (QWOT).</w:t>
+      </w:r>
+    </w:p>
+    <w:p>
+      <w:r>
+        <w:tab/>
+        <w:t>Optical</w:t>
+      </w:r>
+      <w:r>
+        <w:t xml:space="preserve"> thickness (</w:t>
+      </w:r>
+      <w:r>
+        <w:rPr>
+          <w:i/>
+          <w:iCs/>
+        </w:rPr>
+        <w:t>OT</w:t>
+      </w:r>
+      <w:r>
+        <w:t xml:space="preserve">) is </w:t>
       </w:r>
       <w:r>
         <w:t xml:space="preserve">the </w:t>
       </w:r>
       <w:r>
-        <w:t>exact</w:t>
-      </w:r>
-      <w:r>
-        <w:t xml:space="preserve"> intensity </w:t>
-      </w:r>
-      <w:r>
-        <w:t>but</w:t>
+        <w:t>film laye</w:t>
+      </w:r>
+      <w:r>
+        <w:t xml:space="preserve">r </w:t>
+      </w:r>
+      <w:r>
+        <w:t>optical path length of</w:t>
       </w:r>
       <w:r>
         <w:t xml:space="preserve"> </w:t>
       </w:r>
       <w:r>
-        <w:t xml:space="preserve">a phase </w:t>
-      </w:r>
-      <w:r>
-        <w:t>differen</w:t>
-      </w:r>
-      <w:r>
-        <w:t>ce</w:t>
-      </w:r>
-      <w:r>
-        <w:t xml:space="preserve"> of </w:t>
-      </w:r>
-      <w:r>
-        <w:t>π radian</w:t>
-      </w:r>
-      <w:r>
-        <w:t xml:space="preserve">. </w:t>
-      </w:r>
-      <w:r>
-        <w:t>Since</w:t>
+        <w:t>light</w:t>
+      </w:r>
+      <w:r>
+        <w:t xml:space="preserve"> at </w:t>
+      </w:r>
+      <w:r>
+        <w:t>wavelength</w:t>
       </w:r>
       <w:r>
         <w:t xml:space="preserve"> </w:t>
-      </w:r>
-      <w:r>
-        <w:t>R</w:t>
-      </w:r>
-      <w:r>
-        <w:rPr>
-          <w:vertAlign w:val="subscript"/>
-        </w:rPr>
-        <w:t>1</w:t>
-      </w:r>
-      <w:r>
-        <w:t xml:space="preserve"> travelled through the thin film layer twice</w:t>
-      </w:r>
-      <w:r>
-        <w:t xml:space="preserve"> </w:t>
-      </w:r>
-      <w:r>
-        <w:rPr>
-          <w:highlight w:val="yellow"/>
-        </w:rPr>
-        <w:t>(down and up)</w:t>
-      </w:r>
-      <w:r>
-        <w:t xml:space="preserve">, the film optical thickness </w:t>
-      </w:r>
-      <w:r>
-        <w:t xml:space="preserve">only </w:t>
-      </w:r>
-      <w:r>
-        <w:t xml:space="preserve">needs to be </w:t>
-      </w:r>
-      <w:r>
-        <w:rPr>
-          <w:i/>
-          <w:iCs/>
-        </w:rPr>
-        <w:t>π/2</w:t>
-      </w:r>
-      <w:r>
-        <w:t xml:space="preserve"> radian or</w:t>
-      </w:r>
-      <w:r>
-        <w:t xml:space="preserve"> be</w:t>
-      </w:r>
-      <w:r>
-        <w:t xml:space="preserve"> </w:t>
-      </w:r>
-      <w:r>
-        <w:rPr>
-          <w:i/>
-          <w:iCs/>
-        </w:rPr>
-        <w:t>λ/4</w:t>
-      </w:r>
-      <w:r>
-        <w:t xml:space="preserve"> </w:t>
-      </w:r>
-      <w:r>
-        <w:t xml:space="preserve">thick </w:t>
-      </w:r>
-      <w:r>
-        <w:t xml:space="preserve">(quarter-wave optical thickness; QWOT) </w:t>
-      </w:r>
-      <w:r>
-        <w:t>of the incident wavelength. In this work, optical thickness (</w:t>
-      </w:r>
-      <w:r>
-        <w:rPr>
-          <w:i/>
-          <w:iCs/>
-        </w:rPr>
-        <w:t>OT</w:t>
-      </w:r>
-      <w:r>
-        <w:t xml:space="preserve">) is </w:t>
-      </w:r>
-      <w:r>
-        <w:t>defined as the</w:t>
-      </w:r>
-      <w:r>
-        <w:t xml:space="preserve"> optical path length of light </w:t>
-      </w:r>
-      <w:r>
-        <w:t>with</w:t>
-      </w:r>
-      <w:r>
-        <w:t xml:space="preserve"> wavelength</w:t>
-      </w:r>
-      <w:r>
-        <w:t xml:space="preserve"> = </w:t>
       </w:r>
       <w:r>
         <w:rPr>
@@ -6854,7 +7406,19 @@
         <w:t>0</w:t>
       </w:r>
       <w:r>
-        <w:t xml:space="preserve">) (i.e., reference wavelength) and will be omitted </w:t>
+        <w:t>)</w:t>
+      </w:r>
+      <w:r>
+        <w:t xml:space="preserve">, </w:t>
+      </w:r>
+      <w:r>
+        <w:t>i.e. reference wavelength</w:t>
+      </w:r>
+      <w:r>
+        <w:t xml:space="preserve"> and </w:t>
+      </w:r>
+      <w:r>
+        <w:t xml:space="preserve">will be omitted </w:t>
       </w:r>
       <w:r>
         <w:t>in</w:t>
@@ -6866,10 +7430,28 @@
         <w:t xml:space="preserve"> </w:t>
       </w:r>
       <w:r>
-        <w:t xml:space="preserve">A </w:t>
-      </w:r>
-      <w:r>
-        <w:t xml:space="preserve">single-layer antireflective device needs to have thin-film with </w:t>
+        <w:rPr>
+          <w:lang w:val="en-US" w:bidi="th-TH"/>
+        </w:rPr>
+        <w:t xml:space="preserve">For a </w:t>
+      </w:r>
+      <w:r>
+        <w:t xml:space="preserve">single-layer </w:t>
+      </w:r>
+      <w:r>
+        <w:t>AR</w:t>
+      </w:r>
+      <w:r>
+        <w:t xml:space="preserve"> device</w:t>
+      </w:r>
+      <w:r>
+        <w:t>, the thin</w:t>
+      </w:r>
+      <w:r>
+        <w:t>-</w:t>
+      </w:r>
+      <w:r>
+        <w:t xml:space="preserve">film </w:t>
       </w:r>
       <w:r>
         <w:rPr>
@@ -6891,7 +7473,13 @@
         <w:t>t</w:t>
       </w:r>
       <w:r>
-        <w:t>) equal to:</w:t>
+        <w:t xml:space="preserve">) </w:t>
+      </w:r>
+      <w:r>
+        <w:t xml:space="preserve">needs to be </w:t>
+      </w:r>
+      <w:r>
+        <w:t>equal to:</w:t>
       </w:r>
     </w:p>
     <w:p>
@@ -6998,10 +7586,39 @@
         <w:tab/>
       </w:r>
       <w:r>
-        <w:t xml:space="preserve">QWOT is used </w:t>
-      </w:r>
-      <w:r>
-        <w:t>only if refractive index of thin-film layer is less than the substrate</w:t>
+        <w:t xml:space="preserve">QWOT </w:t>
+      </w:r>
+      <w:r>
+        <w:t>(</w:t>
+      </w:r>
+      <w:r>
+        <w:rPr>
+          <w:i/>
+          <w:iCs/>
+        </w:rPr>
+        <w:t>λ/4</w:t>
+      </w:r>
+      <w:r>
+        <w:t>)</w:t>
+      </w:r>
+      <w:r>
+        <w:rPr>
+          <w:i/>
+          <w:iCs/>
+        </w:rPr>
+        <w:t xml:space="preserve"> </w:t>
+      </w:r>
+      <w:r>
+        <w:t xml:space="preserve">is used </w:t>
+      </w:r>
+      <w:r>
+        <w:t xml:space="preserve">only </w:t>
+      </w:r>
+      <w:r>
+        <w:t>when</w:t>
+      </w:r>
+      <w:r>
+        <w:t xml:space="preserve"> refractive index of thin-film layer is less than the substrate</w:t>
       </w:r>
       <w:r>
         <w:t>, such that</w:t>
@@ -7093,10 +7710,13 @@
         <w:t>But i</w:t>
       </w:r>
       <w:r>
-        <w:t xml:space="preserve">f it’s </w:t>
-      </w:r>
-      <w:r>
-        <w:t>larger,</w:t>
+        <w:t xml:space="preserve">f </w:t>
+      </w:r>
+      <w:r>
+        <w:t>the film refractive index is larger than substrate</w:t>
+      </w:r>
+      <w:r>
+        <w:t>,</w:t>
       </w:r>
       <w:r>
         <w:t xml:space="preserve"> such as in </w:t>
@@ -7129,7 +7749,13 @@
         <w:t>3</w:t>
       </w:r>
       <w:r>
-        <w:t xml:space="preserve"> refractive index at 532 and 1064 nm </w:t>
+        <w:t xml:space="preserve"> refractive ind</w:t>
+      </w:r>
+      <w:r>
+        <w:t>ices</w:t>
+      </w:r>
+      <w:r>
+        <w:t xml:space="preserve"> at 532 and 1064 nm </w:t>
       </w:r>
       <w:r>
         <w:t>are</w:t>
@@ -7171,6 +7797,10 @@
         <w:t xml:space="preserve">phase of </w:t>
       </w:r>
       <w:r>
+        <w:t xml:space="preserve">the reflected </w:t>
+      </w:r>
+      <w:r>
+        <w:lastRenderedPageBreak/>
         <w:t>R</w:t>
       </w:r>
       <w:r>
@@ -7189,35 +7819,45 @@
         <w:t>π</w:t>
       </w:r>
       <w:r>
-        <w:t xml:space="preserve"> radian. T</w:t>
+        <w:t xml:space="preserve"> radian. </w:t>
+      </w:r>
+      <w:r>
+        <w:t>So, t</w:t>
       </w:r>
       <w:r>
         <w:t xml:space="preserve">he </w:t>
       </w:r>
       <w:r>
+        <w:rPr>
+          <w:i/>
+          <w:iCs/>
+        </w:rPr>
+        <w:t>OT</w:t>
+      </w:r>
+      <w:r>
+        <w:t xml:space="preserve"> </w:t>
+      </w:r>
+      <w:r>
         <w:t xml:space="preserve">required </w:t>
       </w:r>
       <w:r>
-        <w:rPr>
-          <w:i/>
-          <w:iCs/>
-        </w:rPr>
-        <w:t>OT</w:t>
-      </w:r>
-      <w:r>
-        <w:t xml:space="preserve"> </w:t>
-      </w:r>
-      <w:r>
         <w:t xml:space="preserve">for antireflection </w:t>
       </w:r>
       <w:r>
+        <w:t xml:space="preserve">condition </w:t>
+      </w:r>
+      <w:r>
         <w:t xml:space="preserve">would be equal to </w:t>
       </w:r>
       <w:r>
-        <w:t>λ/</w:t>
-      </w:r>
-      <w:r>
-        <w:t>2 (half-wave optical thickness</w:t>
+        <w:rPr>
+          <w:i/>
+          <w:iCs/>
+        </w:rPr>
+        <w:t>λ/2</w:t>
+      </w:r>
+      <w:r>
+        <w:t xml:space="preserve"> (half-wave optical thickness</w:t>
       </w:r>
       <w:r>
         <w:t>; HWOT</w:t>
@@ -7241,7 +7881,6 @@
         <w:rPr>
           <w:noProof/>
         </w:rPr>
-        <w:lastRenderedPageBreak/>
         <w:drawing>
           <wp:inline distT="0" distB="0" distL="0" distR="0" wp14:anchorId="609A4824" wp14:editId="275F2D21">
             <wp:extent cx="1944401" cy="1800000"/>
@@ -7260,7 +7899,7 @@
                     </pic:cNvPicPr>
                   </pic:nvPicPr>
                   <pic:blipFill>
-                    <a:blip r:embed="rId8" cstate="print">
+                    <a:blip r:embed="rId10" cstate="print">
                       <a:extLst>
                         <a:ext uri="{28A0092B-C50C-407E-A947-70E740481C1C}">
                           <a14:useLocalDpi xmlns:a14="http://schemas.microsoft.com/office/drawing/2010/main" val="0"/>
@@ -7388,91 +8027,19 @@
         <w:tab/>
       </w:r>
       <w:r>
-        <w:rPr>
-          <w:highlight w:val="red"/>
-        </w:rPr>
-        <w:t>This model is true only if substrate has the same index as air</w:t>
-      </w:r>
-      <w:r>
-        <w:rPr>
-          <w:highlight w:val="red"/>
-        </w:rPr>
-        <w:t>,</w:t>
-      </w:r>
-      <w:r>
-        <w:rPr>
-          <w:highlight w:val="red"/>
-        </w:rPr>
-        <w:t xml:space="preserve"> otherwise the reflection from the substrate-air interface must be considered. The simplest design approach is to treat</w:t>
-      </w:r>
-      <w:r>
-        <w:rPr>
-          <w:highlight w:val="red"/>
-        </w:rPr>
-        <w:t xml:space="preserve"> the substrate refractive index as air index</w:t>
-      </w:r>
-      <w:r>
-        <w:rPr>
-          <w:highlight w:val="red"/>
-        </w:rPr>
-        <w:t xml:space="preserve">, which can be </w:t>
-      </w:r>
-      <w:r>
-        <w:rPr>
-          <w:highlight w:val="red"/>
-        </w:rPr>
-        <w:t>done</w:t>
-      </w:r>
-      <w:r>
-        <w:rPr>
-          <w:highlight w:val="red"/>
-        </w:rPr>
-        <w:t xml:space="preserve"> in reality by </w:t>
-      </w:r>
-      <w:r>
-        <w:rPr>
-          <w:highlight w:val="red"/>
-        </w:rPr>
-        <w:t>depositing</w:t>
-      </w:r>
-      <w:r>
-        <w:rPr>
-          <w:highlight w:val="red"/>
-        </w:rPr>
-        <w:t xml:space="preserve"> of compensating layer</w:t>
-      </w:r>
-      <w:r>
-        <w:rPr>
-          <w:highlight w:val="red"/>
-        </w:rPr>
-        <w:t>(s)</w:t>
-      </w:r>
-      <w:r>
-        <w:rPr>
-          <w:highlight w:val="red"/>
-        </w:rPr>
+        <w:t xml:space="preserve">Another way to find a thickness required </w:t>
+      </w:r>
+      <w:r>
+        <w:t>for</w:t>
+      </w:r>
+      <w:r>
         <w:t xml:space="preserve"> </w:t>
       </w:r>
       <w:r>
-        <w:rPr>
-          <w:highlight w:val="red"/>
-        </w:rPr>
-        <w:t xml:space="preserve">with zero k-index </w:t>
-      </w:r>
-      <w:r>
-        <w:rPr>
-          <w:highlight w:val="red"/>
-        </w:rPr>
-        <w:t>on the bottom side of the substrate</w:t>
-      </w:r>
-      <w:r>
-        <w:rPr>
-          <w:highlight w:val="red"/>
-        </w:rPr>
-        <w:t>.</w:t>
-      </w:r>
-      <w:r>
-        <w:t xml:space="preserve"> Another way to find a thickness required in antireflection condition is to consider the reflectivity. At</w:t>
+        <w:t>AR condition</w:t>
+      </w:r>
+      <w:r>
+        <w:t xml:space="preserve"> is to consider the reflectivity. At</w:t>
       </w:r>
       <w:r>
         <w:t xml:space="preserve"> the air-film interface</w:t>
@@ -8700,8 +9267,6 @@
       </w:r>
       <w:r>
         <w:rPr>
-          <w:i/>
-          <w:iCs/>
           <w:lang w:val="en-US"/>
         </w:rPr>
         <w:t xml:space="preserve"> </w:t>
@@ -10578,6 +11143,59 @@
     </w:p>
     <w:p>
       <w:pPr>
+        <w:rPr>
+          <w:highlight w:val="red"/>
+          <w:lang w:val="en-US" w:bidi="th-TH"/>
+        </w:rPr>
+      </w:pPr>
+      <w:r>
+        <w:rPr>
+          <w:highlight w:val="red"/>
+        </w:rPr>
+        <w:tab/>
+        <w:t>These</w:t>
+      </w:r>
+      <w:r>
+        <w:rPr>
+          <w:highlight w:val="red"/>
+        </w:rPr>
+        <w:t xml:space="preserve"> </w:t>
+      </w:r>
+      <w:r>
+        <w:rPr>
+          <w:highlight w:val="red"/>
+        </w:rPr>
+        <w:t>models</w:t>
+      </w:r>
+      <w:r>
+        <w:rPr>
+          <w:highlight w:val="red"/>
+        </w:rPr>
+        <w:t xml:space="preserve"> </w:t>
+      </w:r>
+      <w:r>
+        <w:rPr>
+          <w:highlight w:val="red"/>
+        </w:rPr>
+        <w:t xml:space="preserve">are only true </w:t>
+      </w:r>
+      <w:r>
+        <w:rPr>
+          <w:highlight w:val="red"/>
+          <w:lang w:val="en-US" w:bidi="th-TH"/>
+        </w:rPr>
+        <w:t>substrate is infinitely thick and there is no film on the backside of the substrate. Otherwise, reflectance must be used, it can be described as a ratio between reflected and incident power.</w:t>
+      </w:r>
+      <w:r>
+        <w:rPr>
+          <w:highlight w:val="red"/>
+          <w:lang w:val="en-US" w:bidi="th-TH"/>
+        </w:rPr>
+        <w:t xml:space="preserve"> (true?)</w:t>
+      </w:r>
+    </w:p>
+    <w:p>
+      <w:pPr>
         <w:jc w:val="center"/>
         <w:rPr>
           <w:lang w:val="en-US"/>
@@ -10605,7 +11223,7 @@
                     <pic:cNvPicPr/>
                   </pic:nvPicPr>
                   <pic:blipFill>
-                    <a:blip r:embed="rId9"/>
+                    <a:blip r:embed="rId11"/>
                     <a:stretch>
                       <a:fillRect/>
                     </a:stretch>
@@ -10655,22 +11273,43 @@
         <w:t xml:space="preserve">Reflectivity of single-layer thin film design on a 3-mm thick Silica substrate. </w:t>
       </w:r>
       <w:r>
-        <w:t>An ideal film with n</w:t>
-      </w:r>
-      <w:r>
-        <w:rPr>
+        <w:t xml:space="preserve">An ideal film with </w:t>
+      </w:r>
+      <w:r>
+        <w:rPr>
+          <w:i/>
+          <w:iCs/>
+        </w:rPr>
+        <w:t>n</w:t>
+      </w:r>
+      <w:r>
+        <w:rPr>
+          <w:i/>
+          <w:iCs/>
           <w:vertAlign w:val="subscript"/>
         </w:rPr>
         <w:t>f</w:t>
       </w:r>
       <w:r>
-        <w:t>=1.21 (dotted line) has</w:t>
-      </w:r>
-      <w:r>
         <w:t xml:space="preserve"> </w:t>
       </w:r>
       <w:r>
-        <w:t>reflectivity = 3.4%</w:t>
+        <w:t>=</w:t>
+      </w:r>
+      <w:r>
+        <w:t xml:space="preserve"> </w:t>
+      </w:r>
+      <w:r>
+        <w:t>1.21 (dotted line) has</w:t>
+      </w:r>
+      <w:r>
+        <w:t xml:space="preserve"> </w:t>
+      </w:r>
+      <w:r>
+        <w:t>reflection</w:t>
+      </w:r>
+      <w:r>
+        <w:t xml:space="preserve"> = 3.4%</w:t>
       </w:r>
       <w:r>
         <w:t xml:space="preserve">, </w:t>
@@ -10685,16 +11324,31 @@
         <w:t>2</w:t>
       </w:r>
       <w:r>
-        <w:t xml:space="preserve"> with n</w:t>
-      </w:r>
-      <w:r>
-        <w:rPr>
+        <w:t xml:space="preserve"> with </w:t>
+      </w:r>
+      <w:r>
+        <w:rPr>
+          <w:i/>
+          <w:iCs/>
+        </w:rPr>
+        <w:t>n</w:t>
+      </w:r>
+      <w:r>
+        <w:rPr>
+          <w:i/>
+          <w:iCs/>
           <w:vertAlign w:val="subscript"/>
         </w:rPr>
         <w:t>MgF</w:t>
       </w:r>
       <w:r>
-        <w:t>= 1.38 (dashed line) has reflectivity = 5%, and Sb</w:t>
+        <w:t>= 1.38 (dashed line) has reflecti</w:t>
+      </w:r>
+      <w:r>
+        <w:t>on</w:t>
+      </w:r>
+      <w:r>
+        <w:t xml:space="preserve"> = 5%, and Sb</w:t>
       </w:r>
       <w:r>
         <w:rPr>
@@ -10712,16 +11366,20 @@
         <w:t>3</w:t>
       </w:r>
       <w:r>
-        <w:t xml:space="preserve"> (solid line) has a highest reflectivity at 6.5%.</w:t>
-      </w:r>
-    </w:p>
-    <w:p>
-      <w:pPr>
-        <w:jc w:val="center"/>
-        <w:rPr>
-          <w:lang w:val="en-US"/>
-        </w:rPr>
-      </w:pPr>
+        <w:t xml:space="preserve"> (solid line) has </w:t>
+      </w:r>
+      <w:r>
+        <w:t>reflection = 6.</w:t>
+      </w:r>
+      <w:r>
+        <w:t>5</w:t>
+      </w:r>
+      <w:r>
+        <w:t>%</w:t>
+      </w:r>
+      <w:r>
+        <w:t>.</w:t>
+      </w:r>
     </w:p>
     <w:p>
       <w:pPr>
@@ -10736,23 +11394,16 @@
         <w:pStyle w:val="Heading2"/>
       </w:pPr>
       <w:r>
-        <w:rPr>
-          <w:highlight w:val="yellow"/>
-        </w:rPr>
         <w:t xml:space="preserve">2.3 </w:t>
       </w:r>
       <w:r>
         <w:rPr>
           <w:rFonts w:cs="Angsana New"/>
-          <w:highlight w:val="yellow"/>
           <w:lang w:val="en-US" w:bidi="th-TH"/>
         </w:rPr>
         <w:t xml:space="preserve">Two-layer </w:t>
       </w:r>
       <w:r>
-        <w:rPr>
-          <w:highlight w:val="yellow"/>
-        </w:rPr>
         <w:t>antireflection design</w:t>
       </w:r>
     </w:p>
@@ -10797,6 +11448,12 @@
           <w:lang w:val="en-US"/>
         </w:rPr>
         <w:t>)</w:t>
+      </w:r>
+      <w:r>
+        <w:rPr>
+          <w:lang w:val="en-US"/>
+        </w:rPr>
+        <w:t xml:space="preserve"> can also create a perfect antireflection condition</w:t>
       </w:r>
       <w:r>
         <w:rPr>
@@ -11876,8 +12533,30 @@
         <w:rPr>
           <w:i/>
           <w:iCs/>
-        </w:rPr>
-        <w:t>/n</w:t>
+          <w:vertAlign w:val="subscript"/>
+        </w:rPr>
+        <w:t xml:space="preserve"> </w:t>
+      </w:r>
+      <w:r>
+        <w:rPr>
+          <w:i/>
+          <w:iCs/>
+        </w:rPr>
+        <w:t>/</w:t>
+      </w:r>
+      <w:r>
+        <w:rPr>
+          <w:i/>
+          <w:iCs/>
+        </w:rPr>
+        <w:t xml:space="preserve"> </w:t>
+      </w:r>
+      <w:r>
+        <w:rPr>
+          <w:i/>
+          <w:iCs/>
+        </w:rPr>
+        <w:t>n</w:t>
       </w:r>
       <w:r>
         <w:rPr>
@@ -11891,8 +12570,30 @@
         <w:rPr>
           <w:i/>
           <w:iCs/>
-        </w:rPr>
-        <w:t>/n</w:t>
+          <w:vertAlign w:val="subscript"/>
+        </w:rPr>
+        <w:t xml:space="preserve"> </w:t>
+      </w:r>
+      <w:r>
+        <w:rPr>
+          <w:i/>
+          <w:iCs/>
+        </w:rPr>
+        <w:t>/</w:t>
+      </w:r>
+      <w:r>
+        <w:rPr>
+          <w:i/>
+          <w:iCs/>
+        </w:rPr>
+        <w:t xml:space="preserve"> </w:t>
+      </w:r>
+      <w:r>
+        <w:rPr>
+          <w:i/>
+          <w:iCs/>
+        </w:rPr>
+        <w:t>n</w:t>
       </w:r>
       <w:r>
         <w:rPr>
@@ -11906,8 +12607,30 @@
         <w:rPr>
           <w:i/>
           <w:iCs/>
-        </w:rPr>
-        <w:t>/n</w:t>
+          <w:vertAlign w:val="subscript"/>
+        </w:rPr>
+        <w:t xml:space="preserve"> </w:t>
+      </w:r>
+      <w:r>
+        <w:rPr>
+          <w:i/>
+          <w:iCs/>
+        </w:rPr>
+        <w:t>/</w:t>
+      </w:r>
+      <w:r>
+        <w:rPr>
+          <w:i/>
+          <w:iCs/>
+        </w:rPr>
+        <w:t xml:space="preserve"> </w:t>
+      </w:r>
+      <w:r>
+        <w:rPr>
+          <w:i/>
+          <w:iCs/>
+        </w:rPr>
+        <w:t>n</w:t>
       </w:r>
       <w:r>
         <w:rPr>
@@ -11955,7 +12678,31 @@
         <w:t xml:space="preserve"> index of the device</w:t>
       </w:r>
       <w:r>
-        <w:t xml:space="preserve"> (a combination of </w:t>
+        <w:t xml:space="preserve"> </w:t>
+      </w:r>
+      <w:r>
+        <w:fldChar w:fldCharType="begin"/>
+      </w:r>
+      <w:r>
+        <w:instrText xml:space="preserve"> ADDIN EN.CITE &lt;EndNote&gt;&lt;Cite&gt;&lt;Author&gt;Sarangan&lt;/Author&gt;&lt;Year&gt;2020&lt;/Year&gt;&lt;RecNum&gt;66&lt;/RecNum&gt;&lt;DisplayText&gt;[38]&lt;/DisplayText&gt;&lt;record&gt;&lt;rec-number&gt;66&lt;/rec-number&gt;&lt;foreign-keys&gt;&lt;key app="EN" db-id="v920pft06rp9dbex2ap500x99x5rrtswxzss" timestamp="1768215215" guid="8e64e734-f3d1-4c0b-99d4-4d7caf7afa58"&gt;66&lt;/key&gt;&lt;/foreign-keys&gt;&lt;ref-type name="Book"&gt;6&lt;/ref-type&gt;&lt;contributors&gt;&lt;authors&gt;&lt;author&gt;Andrew Sarangan&lt;/author&gt;&lt;/authors&gt;&lt;/contributors&gt;&lt;titles&gt;&lt;title&gt;Optical Thin Film Design&lt;/title&gt;&lt;/titles&gt;&lt;edition&gt;1st Edition&lt;/edition&gt;&lt;section&gt;256&lt;/section&gt;&lt;dates&gt;&lt;year&gt;2020&lt;/year&gt;&lt;/dates&gt;&lt;pub-location&gt;Boca Raton&lt;/pub-location&gt;&lt;publisher&gt;CRC Press&lt;/publisher&gt;&lt;isbn&gt;9780429423352&lt;/isbn&gt;&lt;urls&gt;&lt;/urls&gt;&lt;electronic-resource-num&gt;https://doi.org/10.1201/9780429423352&lt;/electronic-resource-num&gt;&lt;/record&gt;&lt;/Cite&gt;&lt;/EndNote&gt;</w:instrText>
+      </w:r>
+      <w:r>
+        <w:fldChar w:fldCharType="separate"/>
+      </w:r>
+      <w:r>
+        <w:rPr>
+          <w:noProof/>
+        </w:rPr>
+        <w:t>[38]</w:t>
+      </w:r>
+      <w:r>
+        <w:fldChar w:fldCharType="end"/>
+      </w:r>
+      <w:r>
+        <w:t>, a</w:t>
+      </w:r>
+      <w:r>
+        <w:t xml:space="preserve">nd </w:t>
       </w:r>
       <w:r>
         <w:rPr>
@@ -11970,10 +12717,57 @@
           <w:iCs/>
           <w:vertAlign w:val="subscript"/>
         </w:rPr>
+        <w:t>r</w:t>
+      </w:r>
+      <w:r>
+        <w:rPr>
+          <w:i/>
+          <w:iCs/>
+          <w:vertAlign w:val="subscript"/>
+        </w:rPr>
+        <w:t>1</w:t>
+      </w:r>
+      <w:r>
+        <w:t xml:space="preserve"> is the </w:t>
+      </w:r>
+      <w:r>
+        <w:t xml:space="preserve">effective </w:t>
+      </w:r>
+      <w:r>
+        <w:t>reflect</w:t>
+      </w:r>
+      <w:r>
+        <w:t>ance</w:t>
+      </w:r>
+      <w:r>
+        <w:t xml:space="preserve"> index</w:t>
+      </w:r>
+      <w:r>
+        <w:t xml:space="preserve"> of</w:t>
+      </w:r>
+      <w:r>
+        <w:t xml:space="preserve"> only</w:t>
+      </w:r>
+      <w:r>
+        <w:t xml:space="preserve"> </w:t>
+      </w:r>
+      <w:r>
+        <w:rPr>
+          <w:i/>
+          <w:iCs/>
+        </w:rPr>
+        <w:t>n</w:t>
+      </w:r>
+      <w:r>
+        <w:rPr>
+          <w:i/>
+          <w:iCs/>
+          <w:vertAlign w:val="subscript"/>
+        </w:rPr>
         <w:t>s</w:t>
       </w:r>
       <w:r>
-        <w:t xml:space="preserve">, </w:t>
+        <w:t xml:space="preserve"> and </w:t>
       </w:r>
       <w:r>
         <w:rPr>
@@ -11988,152 +12782,42 @@
           <w:iCs/>
           <w:vertAlign w:val="subscript"/>
         </w:rPr>
-        <w:t>f1</w:t>
-      </w:r>
-      <w:r>
-        <w:rPr>
-          <w:vertAlign w:val="subscript"/>
-        </w:rPr>
-        <w:t xml:space="preserve">, </w:t>
-      </w:r>
-      <w:r>
-        <w:rPr>
-          <w:i/>
-          <w:iCs/>
-        </w:rPr>
-        <w:t>n</w:t>
-      </w:r>
-      <w:r>
-        <w:rPr>
-          <w:i/>
-          <w:iCs/>
-          <w:vertAlign w:val="subscript"/>
-        </w:rPr>
-        <w:t>f2</w:t>
-      </w:r>
-      <w:r>
-        <w:t>)</w:t>
+        <w:t>1</w:t>
+      </w:r>
+      <w:r>
+        <w:t xml:space="preserve">. </w:t>
+      </w:r>
+      <w:r>
+        <w:t>Antireflection condition</w:t>
       </w:r>
       <w:r>
         <w:t xml:space="preserve"> </w:t>
       </w:r>
       <w:r>
-        <w:fldChar w:fldCharType="begin"/>
-      </w:r>
-      <w:r>
-        <w:instrText xml:space="preserve"> ADDIN EN.CITE &lt;EndNote&gt;&lt;Cite&gt;&lt;Author&gt;Sarangan&lt;/Author&gt;&lt;Year&gt;2020&lt;/Year&gt;&lt;RecNum&gt;66&lt;/RecNum&gt;&lt;DisplayText&gt;[38]&lt;/DisplayText&gt;&lt;record&gt;&lt;rec-number&gt;66&lt;/rec-number&gt;&lt;foreign-keys&gt;&lt;key app="EN" db-id="v920pft06rp9dbex2ap500x99x5rrtswxzss" timestamp="1768215215" guid="8e64e734-f3d1-4c0b-99d4-4d7caf7afa58"&gt;66&lt;/key&gt;&lt;/foreign-keys&gt;&lt;ref-type name="Book"&gt;6&lt;/ref-type&gt;&lt;contributors&gt;&lt;authors&gt;&lt;author&gt;Andrew Sarangan&lt;/author&gt;&lt;/authors&gt;&lt;/contributors&gt;&lt;titles&gt;&lt;title&gt;Optical Thin Film Design&lt;/title&gt;&lt;/titles&gt;&lt;edition&gt;1st Edition&lt;/edition&gt;&lt;section&gt;256&lt;/section&gt;&lt;dates&gt;&lt;year&gt;2020&lt;/year&gt;&lt;/dates&gt;&lt;pub-location&gt;Boca Raton&lt;/pub-location&gt;&lt;publisher&gt;CRC Press&lt;/publisher&gt;&lt;isbn&gt;9780429423352&lt;/isbn&gt;&lt;urls&gt;&lt;/urls&gt;&lt;electronic-resource-num&gt;https://doi.org/10.1201/9780429423352&lt;/electronic-resource-num&gt;&lt;/record&gt;&lt;/Cite&gt;&lt;/EndNote&gt;</w:instrText>
-      </w:r>
-      <w:r>
-        <w:fldChar w:fldCharType="separate"/>
-      </w:r>
-      <w:r>
-        <w:rPr>
-          <w:noProof/>
-        </w:rPr>
-        <w:t>[38]</w:t>
-      </w:r>
-      <w:r>
-        <w:fldChar w:fldCharType="end"/>
-      </w:r>
-      <w:r>
-        <w:t>, a</w:t>
-      </w:r>
-      <w:r>
-        <w:t xml:space="preserve">nd </w:t>
-      </w:r>
-      <w:r>
-        <w:rPr>
-          <w:i/>
-          <w:iCs/>
-        </w:rPr>
-        <w:t>n</w:t>
-      </w:r>
-      <w:r>
-        <w:rPr>
-          <w:i/>
-          <w:iCs/>
-          <w:vertAlign w:val="subscript"/>
-        </w:rPr>
-        <w:t>r1</w:t>
-      </w:r>
-      <w:r>
-        <w:t xml:space="preserve"> is the </w:t>
-      </w:r>
-      <w:r>
-        <w:t xml:space="preserve">effective </w:t>
-      </w:r>
-      <w:r>
-        <w:t>reflect</w:t>
-      </w:r>
-      <w:r>
-        <w:t>ance</w:t>
-      </w:r>
-      <w:r>
-        <w:t xml:space="preserve"> index</w:t>
-      </w:r>
-      <w:r>
-        <w:t xml:space="preserve"> of</w:t>
-      </w:r>
-      <w:r>
-        <w:t xml:space="preserve"> only</w:t>
-      </w:r>
-      <w:r>
+        <w:t>(</w:t>
+      </w:r>
+      <w:r>
+        <w:rPr>
+          <w:i/>
+          <w:iCs/>
+        </w:rPr>
+        <w:t>r</w:t>
+      </w:r>
+      <w:r>
+        <w:rPr>
+          <w:i/>
+          <w:iCs/>
+        </w:rPr>
         <w:t xml:space="preserve"> </w:t>
       </w:r>
       <w:r>
-        <w:rPr>
-          <w:i/>
-          <w:iCs/>
-        </w:rPr>
-        <w:t>n</w:t>
-      </w:r>
-      <w:r>
-        <w:rPr>
-          <w:i/>
-          <w:iCs/>
-          <w:vertAlign w:val="subscript"/>
-        </w:rPr>
-        <w:t>s</w:t>
-      </w:r>
-      <w:r>
-        <w:t xml:space="preserve"> and </w:t>
-      </w:r>
-      <w:r>
-        <w:rPr>
-          <w:i/>
-          <w:iCs/>
-        </w:rPr>
-        <w:t>n</w:t>
-      </w:r>
-      <w:r>
-        <w:rPr>
-          <w:i/>
-          <w:iCs/>
-          <w:vertAlign w:val="subscript"/>
-        </w:rPr>
-        <w:t>1</w:t>
-      </w:r>
-      <w:r>
-        <w:t xml:space="preserve">. </w:t>
-      </w:r>
-      <w:r>
-        <w:t>Antireflection condition</w:t>
+        <w:t>=</w:t>
       </w:r>
       <w:r>
         <w:t xml:space="preserve"> </w:t>
       </w:r>
       <w:r>
-        <w:t>(</w:t>
-      </w:r>
-      <w:r>
-        <w:rPr>
-          <w:i/>
-          <w:iCs/>
-        </w:rPr>
-        <w:t>r</w:t>
-      </w:r>
-      <w:r>
-        <w:t xml:space="preserve">=0) </w:t>
+        <w:t xml:space="preserve">0) </w:t>
       </w:r>
       <w:r>
         <w:t>occurs when:</w:t>
@@ -12580,12 +13264,18 @@
         <w:rPr>
           <w:lang w:bidi="th-TH"/>
         </w:rPr>
-        <w:t xml:space="preserve">Which means the refractive index </w:t>
+        <w:t>This</w:t>
       </w:r>
       <w:r>
         <w:rPr>
           <w:lang w:bidi="th-TH"/>
         </w:rPr>
+        <w:t xml:space="preserve"> means the refractive index </w:t>
+      </w:r>
+      <w:r>
+        <w:rPr>
+          <w:lang w:bidi="th-TH"/>
+        </w:rPr>
         <w:t xml:space="preserve">value </w:t>
       </w:r>
       <w:r>
@@ -12674,216 +13364,186 @@
         <w:rPr>
           <w:lang w:bidi="th-TH"/>
         </w:rPr>
-        <w:t xml:space="preserve">When compared to </w:t>
+        <w:t xml:space="preserve">As an example, at 1064 nm if we use </w:t>
       </w:r>
       <w:r>
         <w:rPr>
           <w:lang w:bidi="th-TH"/>
         </w:rPr>
-        <w:t xml:space="preserve">a </w:t>
+        <w:t xml:space="preserve">the same </w:t>
       </w:r>
       <w:r>
         <w:rPr>
           <w:lang w:bidi="th-TH"/>
         </w:rPr>
-        <w:t>single-layer design</w:t>
-      </w:r>
-      <w:r>
-        <w:rPr>
+        <w:t>SiO</w:t>
+      </w:r>
+      <w:r>
+        <w:rPr>
+          <w:vertAlign w:val="subscript"/>
           <w:lang w:bidi="th-TH"/>
         </w:rPr>
-        <w:t xml:space="preserve">, </w:t>
+        <w:t>2</w:t>
       </w:r>
       <w:r>
         <w:rPr>
           <w:lang w:bidi="th-TH"/>
         </w:rPr>
-        <w:t>two-layer design allow</w:t>
-      </w:r>
-      <w:r>
-        <w:rPr>
+        <w:t xml:space="preserve"> as substrate and Sb</w:t>
+      </w:r>
+      <w:r>
+        <w:rPr>
+          <w:vertAlign w:val="subscript"/>
           <w:lang w:bidi="th-TH"/>
         </w:rPr>
-        <w:t>s</w:t>
+        <w:t>2</w:t>
       </w:r>
       <w:r>
         <w:rPr>
           <w:lang w:bidi="th-TH"/>
         </w:rPr>
+        <w:t>Se</w:t>
+      </w:r>
+      <w:r>
+        <w:rPr>
+          <w:vertAlign w:val="subscript"/>
+          <w:lang w:bidi="th-TH"/>
+        </w:rPr>
+        <w:t>3</w:t>
+      </w:r>
+      <w:r>
+        <w:rPr>
+          <w:lang w:bidi="th-TH"/>
+        </w:rPr>
+        <w:t xml:space="preserve"> as bottom film (</w:t>
+      </w:r>
+      <w:r>
+        <w:rPr>
+          <w:i/>
+          <w:iCs/>
+          <w:lang w:bidi="th-TH"/>
+        </w:rPr>
+        <w:t>n</w:t>
+      </w:r>
+      <w:r>
+        <w:rPr>
+          <w:i/>
+          <w:iCs/>
+          <w:vertAlign w:val="subscript"/>
+          <w:lang w:bidi="th-TH"/>
+        </w:rPr>
+        <w:t>f1</w:t>
+      </w:r>
+      <w:r>
+        <w:rPr>
+          <w:i/>
+          <w:iCs/>
+          <w:lang w:bidi="th-TH"/>
+        </w:rPr>
+        <w:t>=3.37</w:t>
+      </w:r>
+      <w:r>
+        <w:rPr>
+          <w:lang w:bidi="th-TH"/>
+        </w:rPr>
+        <w:t xml:space="preserve">), the refractive index of </w:t>
+      </w:r>
+      <w:r>
+        <w:rPr>
+          <w:i/>
+          <w:iCs/>
+          <w:lang w:bidi="th-TH"/>
+        </w:rPr>
+        <w:t>n</w:t>
+      </w:r>
+      <w:r>
+        <w:rPr>
+          <w:i/>
+          <w:iCs/>
+          <w:vertAlign w:val="subscript"/>
+          <w:lang w:bidi="th-TH"/>
+        </w:rPr>
+        <w:t>f2</w:t>
+      </w:r>
+      <w:r>
+        <w:rPr>
+          <w:lang w:bidi="th-TH"/>
+        </w:rPr>
+        <w:t xml:space="preserve"> is calculated to 2.78. A</w:t>
+      </w:r>
+      <w:r>
+        <w:rPr>
+          <w:lang w:bidi="th-TH"/>
+        </w:rPr>
+        <w:t xml:space="preserve"> common</w:t>
+      </w:r>
+      <w:r>
+        <w:rPr>
+          <w:lang w:bidi="th-TH"/>
+        </w:rPr>
+        <w:t>ly used</w:t>
+      </w:r>
+      <w:r>
+        <w:rPr>
+          <w:lang w:bidi="th-TH"/>
+        </w:rPr>
+        <w:t xml:space="preserve"> material with the closest refractive index is TiO</w:t>
+      </w:r>
+      <w:r>
+        <w:rPr>
+          <w:vertAlign w:val="subscript"/>
+          <w:lang w:bidi="th-TH"/>
+        </w:rPr>
+        <w:t>2</w:t>
+      </w:r>
+      <w:r>
+        <w:rPr>
+          <w:lang w:bidi="th-TH"/>
+        </w:rPr>
+        <w:t xml:space="preserve"> with </w:t>
+      </w:r>
+      <w:r>
+        <w:rPr>
+          <w:i/>
+          <w:iCs/>
+          <w:lang w:bidi="th-TH"/>
+        </w:rPr>
+        <w:t>n</w:t>
+      </w:r>
+      <w:r>
+        <w:rPr>
+          <w:i/>
+          <w:iCs/>
+          <w:vertAlign w:val="subscript"/>
+          <w:lang w:bidi="th-TH"/>
+        </w:rPr>
+        <w:t>f1</w:t>
+      </w:r>
+      <w:r>
+        <w:rPr>
+          <w:i/>
+          <w:iCs/>
+          <w:lang w:bidi="th-TH"/>
+        </w:rPr>
+        <w:t>=2.31</w:t>
+      </w:r>
+      <w:r>
+        <w:rPr>
+          <w:lang w:bidi="th-TH"/>
+        </w:rPr>
         <w:t xml:space="preserve"> </w:t>
       </w:r>
       <w:r>
         <w:rPr>
           <w:lang w:bidi="th-TH"/>
         </w:rPr>
-        <w:t xml:space="preserve">for </w:t>
+        <w:fldChar w:fldCharType="begin"/>
       </w:r>
       <w:r>
         <w:rPr>
           <w:lang w:bidi="th-TH"/>
         </w:rPr>
-        <w:t>broader</w:t>
-      </w:r>
-      <w:r>
-        <w:rPr>
-          <w:lang w:bidi="th-TH"/>
-        </w:rPr>
-        <w:t xml:space="preserve"> materials combinations</w:t>
-      </w:r>
-      <w:r>
-        <w:rPr>
-          <w:lang w:bidi="th-TH"/>
-        </w:rPr>
-        <w:t>, have lower reflectivity,</w:t>
-      </w:r>
-      <w:r>
-        <w:rPr>
-          <w:lang w:bidi="th-TH"/>
-        </w:rPr>
-        <w:t xml:space="preserve"> but </w:t>
-      </w:r>
-      <w:r>
-        <w:rPr>
-          <w:lang w:bidi="th-TH"/>
-        </w:rPr>
-        <w:t xml:space="preserve">it </w:t>
-      </w:r>
-      <w:r>
-        <w:rPr>
-          <w:lang w:bidi="th-TH"/>
-        </w:rPr>
-        <w:t>has</w:t>
-      </w:r>
-      <w:r>
-        <w:rPr>
-          <w:lang w:bidi="th-TH"/>
-        </w:rPr>
-        <w:t xml:space="preserve"> narrower operation range</w:t>
-      </w:r>
-      <w:r>
-        <w:rPr>
-          <w:lang w:bidi="th-TH"/>
-        </w:rPr>
-        <w:t xml:space="preserve"> than single-layer design</w:t>
-      </w:r>
-      <w:r>
-        <w:rPr>
-          <w:lang w:bidi="th-TH"/>
-        </w:rPr>
-        <w:t xml:space="preserve"> </w:t>
-      </w:r>
-      <w:r>
-        <w:rPr>
-          <w:lang w:bidi="th-TH"/>
-        </w:rPr>
-        <w:fldChar w:fldCharType="begin">
-          <w:fldData xml:space="preserve">PEVuZE5vdGU+PENpdGU+PEF1dGhvcj5QYXRlbDwvQXV0aG9yPjxZZWFyPjIwMjA8L1llYXI+PFJl
-Y051bT44NDwvUmVjTnVtPjxEaXNwbGF5VGV4dD5bMzgsIDQyXTwvRGlzcGxheVRleHQ+PHJlY29y
-ZD48cmVjLW51bWJlcj44NDwvcmVjLW51bWJlcj48Zm9yZWlnbi1rZXlzPjxrZXkgYXBwPSJFTiIg
-ZGItaWQ9InY5MjBwZnQwNnJwOWRiZXgyYXA1MDB4OTl4NXJydHN3eHpzcyIgdGltZXN0YW1wPSIx
-NzczOTA2MDcyIj44NDwva2V5PjwvZm9yZWlnbi1rZXlzPjxyZWYtdHlwZSBuYW1lPSJKb3VybmFs
-IEFydGljbGUiPjE3PC9yZWYtdHlwZT48Y29udHJpYnV0b3JzPjxhdXRob3JzPjxhdXRob3I+UGF0
-ZWwsIFJ1cGFsaTwvYXV0aG9yPjxhdXRob3I+UGF0ZWwsIE5haW5lc2g8L2F1dGhvcj48YXV0aG9y
-PkJhenphbmVsbGEsIE5pY29sYTwvYXV0aG9yPjxhdXRob3I+TWlvdGVsbG8sIEFudG9uaW88L2F1
-dGhvcj48L2F1dGhvcnM+PC9jb250cmlidXRvcnM+PHRpdGxlcz48dGl0bGU+RmFicmljYXRpbmcg
-bXVsdGlsYXllciBhbnRpcmVmbGVjdGl2ZSBjb2F0aW5nIGZvciBuZWFyIGNvbXBsZXRlIHRyYW5z
-bWl0dGFuY2UgaW4gYnJvYWRiYW5kIHZpc2libGUgbGlnaHQgc3BlY3RydW08L3RpdGxlPjxzZWNv
-bmRhcnktdGl0bGU+T3B0aWNhbCBNYXRlcmlhbHM8L3NlY29uZGFyeS10aXRsZT48L3RpdGxlcz48
-cGVyaW9kaWNhbD48ZnVsbC10aXRsZT5PcHRpY2FsIE1hdGVyaWFsczwvZnVsbC10aXRsZT48L3Bl
-cmlvZGljYWw+PHBhZ2VzPjExMDQxNTwvcGFnZXM+PHZvbHVtZT4xMDg8L3ZvbHVtZT48a2V5d29y
-ZHM+PGtleXdvcmQ+QW50aXJlZmxlY3RpdmUgY29hdGluZzwva2V5d29yZD48a2V5d29yZD5NdWx0
-aWxheWVyPC9rZXl3b3JkPjxrZXl3b3JkPlJlZnJhY3RpdmUgaW5kZXg8L2tleXdvcmQ+PGtleXdv
-cmQ+UkYtbWFnbmV0cm9uIHNwdXR0ZXJpbmc8L2tleXdvcmQ+PGtleXdvcmQ+TmVhci16ZXJvIHRy
-YW5zbWl0dGFuY2U8L2tleXdvcmQ+PC9rZXl3b3Jkcz48ZGF0ZXM+PHllYXI+MjAyMDwveWVhcj48
-cHViLWRhdGVzPjxkYXRlPjIwMjAvMTAvMDEvPC9kYXRlPjwvcHViLWRhdGVzPjwvZGF0ZXM+PGlz
-Ym4+MDkyNS0zNDY3PC9pc2JuPjx1cmxzPjxyZWxhdGVkLXVybHM+PHVybD5odHRwczovL3d3dy5z
-Y2llbmNlZGlyZWN0LmNvbS9zY2llbmNlL2FydGljbGUvcGlpL1MwOTI1MzQ2NzIwMzA3NTY0PC91
-cmw+PC9yZWxhdGVkLXVybHM+PC91cmxzPjxlbGVjdHJvbmljLXJlc291cmNlLW51bT5odHRwczov
-L2RvaS5vcmcvMTAuMTAxNi9qLm9wdG1hdC4yMDIwLjExMDQxNTwvZWxlY3Ryb25pYy1yZXNvdXJj
-ZS1udW0+PC9yZWNvcmQ+PC9DaXRlPjxDaXRlPjxBdXRob3I+U2FyYW5nYW48L0F1dGhvcj48WWVh
-cj4yMDIwPC9ZZWFyPjxSZWNOdW0+NjY8L1JlY051bT48cmVjb3JkPjxyZWMtbnVtYmVyPjY2PC9y
-ZWMtbnVtYmVyPjxmb3JlaWduLWtleXM+PGtleSBhcHA9IkVOIiBkYi1pZD0idjkyMHBmdDA2cnA5
-ZGJleDJhcDUwMHg5OXg1cnJ0c3d4enNzIiB0aW1lc3RhbXA9IjE3NjgyMTUyMTUiIGd1aWQ9Ijhl
-NjRlNzM0LWYzZDEtNGMwYi05OWQ0LTRkN2NhZjdhZmE1OCI+NjY8L2tleT48L2ZvcmVpZ24ta2V5
-cz48cmVmLXR5cGUgbmFtZT0iQm9vayI+NjwvcmVmLXR5cGU+PGNvbnRyaWJ1dG9ycz48YXV0aG9y
-cz48YXV0aG9yPkFuZHJldyBTYXJhbmdhbjwvYXV0aG9yPjwvYXV0aG9ycz48L2NvbnRyaWJ1dG9y
-cz48dGl0bGVzPjx0aXRsZT5PcHRpY2FsIFRoaW4gRmlsbSBEZXNpZ248L3RpdGxlPjwvdGl0bGVz
-PjxlZGl0aW9uPjFzdCBFZGl0aW9uPC9lZGl0aW9uPjxzZWN0aW9uPjI1Njwvc2VjdGlvbj48ZGF0
-ZXM+PHllYXI+MjAyMDwveWVhcj48L2RhdGVzPjxwdWItbG9jYXRpb24+Qm9jYSBSYXRvbjwvcHVi
-LWxvY2F0aW9uPjxwdWJsaXNoZXI+Q1JDIFByZXNzPC9wdWJsaXNoZXI+PGlzYm4+OTc4MDQyOTQy
-MzM1MjwvaXNibj48dXJscz48L3VybHM+PGVsZWN0cm9uaWMtcmVzb3VyY2UtbnVtPmh0dHBzOi8v
-ZG9pLm9yZy8xMC4xMjAxLzk3ODA0Mjk0MjMzNTI8L2VsZWN0cm9uaWMtcmVzb3VyY2UtbnVtPjwv
-cmVjb3JkPjwvQ2l0ZT48L0VuZE5vdGU+
-</w:fldData>
-        </w:fldChar>
-      </w:r>
-      <w:r>
-        <w:rPr>
-          <w:lang w:bidi="th-TH"/>
-        </w:rPr>
-        <w:instrText xml:space="preserve"> ADDIN EN.CITE </w:instrText>
-      </w:r>
-      <w:r>
-        <w:rPr>
-          <w:lang w:bidi="th-TH"/>
-        </w:rPr>
-        <w:fldChar w:fldCharType="begin">
-          <w:fldData xml:space="preserve">PEVuZE5vdGU+PENpdGU+PEF1dGhvcj5QYXRlbDwvQXV0aG9yPjxZZWFyPjIwMjA8L1llYXI+PFJl
-Y051bT44NDwvUmVjTnVtPjxEaXNwbGF5VGV4dD5bMzgsIDQyXTwvRGlzcGxheVRleHQ+PHJlY29y
-ZD48cmVjLW51bWJlcj44NDwvcmVjLW51bWJlcj48Zm9yZWlnbi1rZXlzPjxrZXkgYXBwPSJFTiIg
-ZGItaWQ9InY5MjBwZnQwNnJwOWRiZXgyYXA1MDB4OTl4NXJydHN3eHpzcyIgdGltZXN0YW1wPSIx
-NzczOTA2MDcyIj44NDwva2V5PjwvZm9yZWlnbi1rZXlzPjxyZWYtdHlwZSBuYW1lPSJKb3VybmFs
-IEFydGljbGUiPjE3PC9yZWYtdHlwZT48Y29udHJpYnV0b3JzPjxhdXRob3JzPjxhdXRob3I+UGF0
-ZWwsIFJ1cGFsaTwvYXV0aG9yPjxhdXRob3I+UGF0ZWwsIE5haW5lc2g8L2F1dGhvcj48YXV0aG9y
-PkJhenphbmVsbGEsIE5pY29sYTwvYXV0aG9yPjxhdXRob3I+TWlvdGVsbG8sIEFudG9uaW88L2F1
-dGhvcj48L2F1dGhvcnM+PC9jb250cmlidXRvcnM+PHRpdGxlcz48dGl0bGU+RmFicmljYXRpbmcg
-bXVsdGlsYXllciBhbnRpcmVmbGVjdGl2ZSBjb2F0aW5nIGZvciBuZWFyIGNvbXBsZXRlIHRyYW5z
-bWl0dGFuY2UgaW4gYnJvYWRiYW5kIHZpc2libGUgbGlnaHQgc3BlY3RydW08L3RpdGxlPjxzZWNv
-bmRhcnktdGl0bGU+T3B0aWNhbCBNYXRlcmlhbHM8L3NlY29uZGFyeS10aXRsZT48L3RpdGxlcz48
-cGVyaW9kaWNhbD48ZnVsbC10aXRsZT5PcHRpY2FsIE1hdGVyaWFsczwvZnVsbC10aXRsZT48L3Bl
-cmlvZGljYWw+PHBhZ2VzPjExMDQxNTwvcGFnZXM+PHZvbHVtZT4xMDg8L3ZvbHVtZT48a2V5d29y
-ZHM+PGtleXdvcmQ+QW50aXJlZmxlY3RpdmUgY29hdGluZzwva2V5d29yZD48a2V5d29yZD5NdWx0
-aWxheWVyPC9rZXl3b3JkPjxrZXl3b3JkPlJlZnJhY3RpdmUgaW5kZXg8L2tleXdvcmQ+PGtleXdv
-cmQ+UkYtbWFnbmV0cm9uIHNwdXR0ZXJpbmc8L2tleXdvcmQ+PGtleXdvcmQ+TmVhci16ZXJvIHRy
-YW5zbWl0dGFuY2U8L2tleXdvcmQ+PC9rZXl3b3Jkcz48ZGF0ZXM+PHllYXI+MjAyMDwveWVhcj48
-cHViLWRhdGVzPjxkYXRlPjIwMjAvMTAvMDEvPC9kYXRlPjwvcHViLWRhdGVzPjwvZGF0ZXM+PGlz
-Ym4+MDkyNS0zNDY3PC9pc2JuPjx1cmxzPjxyZWxhdGVkLXVybHM+PHVybD5odHRwczovL3d3dy5z
-Y2llbmNlZGlyZWN0LmNvbS9zY2llbmNlL2FydGljbGUvcGlpL1MwOTI1MzQ2NzIwMzA3NTY0PC91
-cmw+PC9yZWxhdGVkLXVybHM+PC91cmxzPjxlbGVjdHJvbmljLXJlc291cmNlLW51bT5odHRwczov
-L2RvaS5vcmcvMTAuMTAxNi9qLm9wdG1hdC4yMDIwLjExMDQxNTwvZWxlY3Ryb25pYy1yZXNvdXJj
-ZS1udW0+PC9yZWNvcmQ+PC9DaXRlPjxDaXRlPjxBdXRob3I+U2FyYW5nYW48L0F1dGhvcj48WWVh
-cj4yMDIwPC9ZZWFyPjxSZWNOdW0+NjY8L1JlY051bT48cmVjb3JkPjxyZWMtbnVtYmVyPjY2PC9y
-ZWMtbnVtYmVyPjxmb3JlaWduLWtleXM+PGtleSBhcHA9IkVOIiBkYi1pZD0idjkyMHBmdDA2cnA5
-ZGJleDJhcDUwMHg5OXg1cnJ0c3d4enNzIiB0aW1lc3RhbXA9IjE3NjgyMTUyMTUiIGd1aWQ9Ijhl
-NjRlNzM0LWYzZDEtNGMwYi05OWQ0LTRkN2NhZjdhZmE1OCI+NjY8L2tleT48L2ZvcmVpZ24ta2V5
-cz48cmVmLXR5cGUgbmFtZT0iQm9vayI+NjwvcmVmLXR5cGU+PGNvbnRyaWJ1dG9ycz48YXV0aG9y
-cz48YXV0aG9yPkFuZHJldyBTYXJhbmdhbjwvYXV0aG9yPjwvYXV0aG9ycz48L2NvbnRyaWJ1dG9y
-cz48dGl0bGVzPjx0aXRsZT5PcHRpY2FsIFRoaW4gRmlsbSBEZXNpZ248L3RpdGxlPjwvdGl0bGVz
-PjxlZGl0aW9uPjFzdCBFZGl0aW9uPC9lZGl0aW9uPjxzZWN0aW9uPjI1Njwvc2VjdGlvbj48ZGF0
-ZXM+PHllYXI+MjAyMDwveWVhcj48L2RhdGVzPjxwdWItbG9jYXRpb24+Qm9jYSBSYXRvbjwvcHVi
-LWxvY2F0aW9uPjxwdWJsaXNoZXI+Q1JDIFByZXNzPC9wdWJsaXNoZXI+PGlzYm4+OTc4MDQyOTQy
-MzM1MjwvaXNibj48dXJscz48L3VybHM+PGVsZWN0cm9uaWMtcmVzb3VyY2UtbnVtPmh0dHBzOi8v
-ZG9pLm9yZy8xMC4xMjAxLzk3ODA0Mjk0MjMzNTI8L2VsZWN0cm9uaWMtcmVzb3VyY2UtbnVtPjwv
-cmVjb3JkPjwvQ2l0ZT48L0VuZE5vdGU+
-</w:fldData>
-        </w:fldChar>
-      </w:r>
-      <w:r>
-        <w:rPr>
-          <w:lang w:bidi="th-TH"/>
-        </w:rPr>
-        <w:instrText xml:space="preserve"> ADDIN EN.CITE.DATA </w:instrText>
-      </w:r>
-      <w:r>
-        <w:rPr>
-          <w:lang w:bidi="th-TH"/>
-        </w:rPr>
-      </w:r>
-      <w:r>
-        <w:rPr>
-          <w:lang w:bidi="th-TH"/>
-        </w:rPr>
-        <w:fldChar w:fldCharType="end"/>
+        <w:instrText xml:space="preserve"> ADDIN EN.CITE &lt;EndNote&gt;&lt;Cite&gt;&lt;Author&gt;Zhukovsky&lt;/Author&gt;&lt;Year&gt;2015&lt;/Year&gt;&lt;RecNum&gt;90&lt;/RecNum&gt;&lt;DisplayText&gt;[43]&lt;/DisplayText&gt;&lt;record&gt;&lt;rec-number&gt;90&lt;/rec-number&gt;&lt;foreign-keys&gt;&lt;key app="EN" db-id="v920pft06rp9dbex2ap500x99x5rrtswxzss" timestamp="1775120793"&gt;90&lt;/key&gt;&lt;/foreign-keys&gt;&lt;ref-type name="Journal Article"&gt;17&lt;/ref-type&gt;&lt;contributors&gt;&lt;authors&gt;&lt;author&gt;Zhukovsky, Sergei V.&lt;/author&gt;&lt;author&gt;Andryieuski, Andrei&lt;/author&gt;&lt;author&gt;Takayama, Osamu&lt;/author&gt;&lt;author&gt;Shkondin, Evgeniy&lt;/author&gt;&lt;author&gt;Malureanu, Radu&lt;/author&gt;&lt;author&gt;Jensen, Flemming&lt;/author&gt;&lt;author&gt;Lavrinenko, Andrei V.&lt;/author&gt;&lt;/authors&gt;&lt;/contributors&gt;&lt;titles&gt;&lt;title&gt;Experimental Demonstration of Effective Medium Approximation Breakdown in Deeply Subwavelength All-Dielectric Multilayers&lt;/title&gt;&lt;secondary-title&gt;Physical Review Letters&lt;/secondary-title&gt;&lt;/titles&gt;&lt;periodical&gt;&lt;full-title&gt;Physical Review Letters&lt;/full-title&gt;&lt;/periodical&gt;&lt;pages&gt;177402&lt;/pages&gt;&lt;volume&gt;115&lt;/volume&gt;&lt;number&gt;17&lt;/number&gt;&lt;dates&gt;&lt;year&gt;2015&lt;/year&gt;&lt;pub-dates&gt;&lt;date&gt;10/23/&lt;/date&gt;&lt;/pub-dates&gt;&lt;/dates&gt;&lt;publisher&gt;American Physical Society&lt;/publisher&gt;&lt;urls&gt;&lt;related-urls&gt;&lt;url&gt;https://link.aps.org/doi/10.1103/PhysRevLett.115.177402&lt;/url&gt;&lt;/related-urls&gt;&lt;/urls&gt;&lt;electronic-resource-num&gt;10.1103/PhysRevLett.115.177402&lt;/electronic-resource-num&gt;&lt;/record&gt;&lt;/Cite&gt;&lt;/EndNote&gt;</w:instrText>
       </w:r>
       <w:r>
         <w:rPr>
@@ -12896,7 +13556,7 @@
           <w:noProof/>
           <w:lang w:bidi="th-TH"/>
         </w:rPr>
-        <w:t>[38, 42]</w:t>
+        <w:t>[43]</w:t>
       </w:r>
       <w:r>
         <w:rPr>
@@ -12908,6 +13568,138 @@
         <w:rPr>
           <w:lang w:bidi="th-TH"/>
         </w:rPr>
+        <w:t>, so a complete antireflection cannot be achieved</w:t>
+      </w:r>
+      <w:r>
+        <w:rPr>
+          <w:lang w:bidi="th-TH"/>
+        </w:rPr>
+        <w:t>. A</w:t>
+      </w:r>
+      <w:r>
+        <w:rPr>
+          <w:lang w:bidi="th-TH"/>
+        </w:rPr>
+        <w:t>s can be seen in Fig. 4</w:t>
+      </w:r>
+      <w:r>
+        <w:rPr>
+          <w:lang w:bidi="th-TH"/>
+        </w:rPr>
+        <w:t>,</w:t>
+      </w:r>
+      <w:r>
+        <w:rPr>
+          <w:lang w:bidi="th-TH"/>
+        </w:rPr>
+        <w:t xml:space="preserve"> </w:t>
+      </w:r>
+      <w:r>
+        <w:rPr>
+          <w:lang w:bidi="th-TH"/>
+        </w:rPr>
+        <w:t>w</w:t>
+      </w:r>
+      <w:r>
+        <w:rPr>
+          <w:lang w:bidi="th-TH"/>
+        </w:rPr>
+        <w:t xml:space="preserve">hen compared to </w:t>
+      </w:r>
+      <w:r>
+        <w:rPr>
+          <w:lang w:bidi="th-TH"/>
+        </w:rPr>
+        <w:t xml:space="preserve">a </w:t>
+      </w:r>
+      <w:r>
+        <w:rPr>
+          <w:lang w:bidi="th-TH"/>
+        </w:rPr>
+        <w:t>single-layer design</w:t>
+      </w:r>
+      <w:r>
+        <w:rPr>
+          <w:lang w:bidi="th-TH"/>
+        </w:rPr>
+        <w:t xml:space="preserve">, </w:t>
+      </w:r>
+      <w:r>
+        <w:rPr>
+          <w:lang w:bidi="th-TH"/>
+        </w:rPr>
+        <w:t>two-layer design allow</w:t>
+      </w:r>
+      <w:r>
+        <w:rPr>
+          <w:lang w:bidi="th-TH"/>
+        </w:rPr>
+        <w:t>s</w:t>
+      </w:r>
+      <w:r>
+        <w:rPr>
+          <w:lang w:bidi="th-TH"/>
+        </w:rPr>
+        <w:t xml:space="preserve"> </w:t>
+      </w:r>
+      <w:r>
+        <w:rPr>
+          <w:lang w:bidi="th-TH"/>
+        </w:rPr>
+        <w:t xml:space="preserve">for </w:t>
+      </w:r>
+      <w:r>
+        <w:rPr>
+          <w:lang w:bidi="th-TH"/>
+        </w:rPr>
+        <w:t>wider</w:t>
+      </w:r>
+      <w:r>
+        <w:rPr>
+          <w:lang w:bidi="th-TH"/>
+        </w:rPr>
+        <w:t xml:space="preserve"> materials </w:t>
+      </w:r>
+      <w:r>
+        <w:rPr>
+          <w:lang w:bidi="th-TH"/>
+        </w:rPr>
+        <w:t>selection</w:t>
+      </w:r>
+      <w:r>
+        <w:rPr>
+          <w:lang w:bidi="th-TH"/>
+        </w:rPr>
+        <w:t xml:space="preserve">, </w:t>
+      </w:r>
+      <w:r>
+        <w:rPr>
+          <w:lang w:bidi="th-TH"/>
+        </w:rPr>
+        <w:t>has</w:t>
+      </w:r>
+      <w:r>
+        <w:rPr>
+          <w:lang w:bidi="th-TH"/>
+        </w:rPr>
+        <w:t xml:space="preserve"> lower reflectivity,</w:t>
+      </w:r>
+      <w:r>
+        <w:rPr>
+          <w:lang w:bidi="th-TH"/>
+        </w:rPr>
+        <w:t xml:space="preserve"> </w:t>
+      </w:r>
+      <w:r>
+        <w:rPr>
+          <w:lang w:bidi="th-TH"/>
+        </w:rPr>
+        <w:t>and broader operating wavelength</w:t>
+      </w:r>
+      <w:r>
+        <w:rPr>
+          <w:lang w:bidi="th-TH"/>
+        </w:rPr>
         <w:t>.</w:t>
       </w:r>
       <w:r>
@@ -12920,198 +13712,61 @@
         <w:rPr>
           <w:lang w:bidi="th-TH"/>
         </w:rPr>
-        <w:t>At 1064 nm; if we use SiO</w:t>
-      </w:r>
-      <w:r>
-        <w:rPr>
-          <w:vertAlign w:val="subscript"/>
+        <w:tab/>
+      </w:r>
+      <w:r>
+        <w:rPr>
           <w:lang w:bidi="th-TH"/>
         </w:rPr>
-        <w:t>2</w:t>
+        <w:t>Another way t</w:t>
       </w:r>
       <w:r>
         <w:rPr>
           <w:lang w:bidi="th-TH"/>
         </w:rPr>
-        <w:t xml:space="preserve"> as substrate and Sb</w:t>
-      </w:r>
-      <w:r>
-        <w:rPr>
-          <w:vertAlign w:val="subscript"/>
+        <w:t>o create a perfect antireflection condition</w:t>
+      </w:r>
+      <w:r>
+        <w:rPr>
           <w:lang w:bidi="th-TH"/>
         </w:rPr>
-        <w:t>2</w:t>
+        <w:t xml:space="preserve"> is to</w:t>
       </w:r>
       <w:r>
         <w:rPr>
           <w:lang w:bidi="th-TH"/>
         </w:rPr>
-        <w:t>Se</w:t>
-      </w:r>
-      <w:r>
-        <w:rPr>
-          <w:vertAlign w:val="subscript"/>
+        <w:t xml:space="preserve"> fix the </w:t>
+      </w:r>
+      <w:r>
+        <w:rPr>
           <w:lang w:bidi="th-TH"/>
         </w:rPr>
-        <w:t>3</w:t>
+        <w:t xml:space="preserve">two </w:t>
       </w:r>
       <w:r>
         <w:rPr>
           <w:lang w:bidi="th-TH"/>
         </w:rPr>
-        <w:t xml:space="preserve"> as bottom </w:t>
+        <w:t xml:space="preserve">materials refractive index </w:t>
       </w:r>
       <w:r>
         <w:rPr>
           <w:lang w:bidi="th-TH"/>
         </w:rPr>
-        <w:t>film</w:t>
+        <w:t xml:space="preserve">and vary the thickness instead, as described in chapter 5.2 of </w:t>
       </w:r>
       <w:r>
         <w:rPr>
           <w:lang w:bidi="th-TH"/>
         </w:rPr>
-        <w:t xml:space="preserve"> (</w:t>
-      </w:r>
-      <w:r>
-        <w:rPr>
-          <w:i/>
-          <w:iCs/>
+        <w:fldChar w:fldCharType="begin"/>
+      </w:r>
+      <w:r>
+        <w:rPr>
           <w:lang w:bidi="th-TH"/>
         </w:rPr>
-        <w:t>n</w:t>
-      </w:r>
-      <w:r>
-        <w:rPr>
-          <w:i/>
-          <w:iCs/>
-          <w:vertAlign w:val="subscript"/>
-          <w:lang w:bidi="th-TH"/>
-        </w:rPr>
-        <w:t>f1</w:t>
-      </w:r>
-      <w:r>
-        <w:rPr>
-          <w:i/>
-          <w:iCs/>
-          <w:lang w:bidi="th-TH"/>
-        </w:rPr>
-        <w:t>=3.37</w:t>
-      </w:r>
-      <w:r>
-        <w:rPr>
-          <w:lang w:bidi="th-TH"/>
-        </w:rPr>
-        <w:t>), the refractive index</w:t>
-      </w:r>
-      <w:r>
-        <w:rPr>
-          <w:lang w:bidi="th-TH"/>
-        </w:rPr>
-        <w:t xml:space="preserve"> of</w:t>
-      </w:r>
-      <w:r>
-        <w:rPr>
-          <w:lang w:bidi="th-TH"/>
-        </w:rPr>
-        <w:t xml:space="preserve"> </w:t>
-      </w:r>
-      <w:r>
-        <w:rPr>
-          <w:i/>
-          <w:iCs/>
-          <w:lang w:bidi="th-TH"/>
-        </w:rPr>
-        <w:t>n</w:t>
-      </w:r>
-      <w:r>
-        <w:rPr>
-          <w:i/>
-          <w:iCs/>
-          <w:vertAlign w:val="subscript"/>
-          <w:lang w:bidi="th-TH"/>
-        </w:rPr>
-        <w:t>f2</w:t>
-      </w:r>
-      <w:r>
-        <w:rPr>
-          <w:lang w:bidi="th-TH"/>
-        </w:rPr>
-        <w:t xml:space="preserve"> is calculated to 2.78.</w:t>
-      </w:r>
-      <w:r>
-        <w:rPr>
-          <w:lang w:bidi="th-TH"/>
-        </w:rPr>
-        <w:t xml:space="preserve"> </w:t>
-      </w:r>
-      <w:r>
-        <w:rPr>
-          <w:lang w:bidi="th-TH"/>
-        </w:rPr>
-        <w:t>T</w:t>
-      </w:r>
-      <w:r>
-        <w:rPr>
-          <w:lang w:bidi="th-TH"/>
-        </w:rPr>
-        <w:t>he common material with the closest refractive index is TiO</w:t>
-      </w:r>
-      <w:r>
-        <w:rPr>
-          <w:vertAlign w:val="subscript"/>
-          <w:lang w:bidi="th-TH"/>
-        </w:rPr>
-        <w:t>2</w:t>
-      </w:r>
-      <w:r>
-        <w:rPr>
-          <w:lang w:bidi="th-TH"/>
-        </w:rPr>
-        <w:t xml:space="preserve"> with </w:t>
-      </w:r>
-      <w:r>
-        <w:rPr>
-          <w:i/>
-          <w:iCs/>
-          <w:lang w:bidi="th-TH"/>
-        </w:rPr>
-        <w:t>n</w:t>
-      </w:r>
-      <w:r>
-        <w:rPr>
-          <w:i/>
-          <w:iCs/>
-          <w:vertAlign w:val="subscript"/>
-          <w:lang w:bidi="th-TH"/>
-        </w:rPr>
-        <w:t>f1</w:t>
-      </w:r>
-      <w:r>
-        <w:rPr>
-          <w:i/>
-          <w:iCs/>
-          <w:lang w:bidi="th-TH"/>
-        </w:rPr>
-        <w:t>=2.31</w:t>
-      </w:r>
-      <w:r>
-        <w:rPr>
-          <w:lang w:bidi="th-TH"/>
-        </w:rPr>
-        <w:t xml:space="preserve"> </w:t>
-      </w:r>
-      <w:r>
-        <w:rPr>
-          <w:lang w:bidi="th-TH"/>
-        </w:rPr>
-        <w:fldChar w:fldCharType="begin"/>
-      </w:r>
-      <w:r>
-        <w:rPr>
-          <w:lang w:bidi="th-TH"/>
-        </w:rPr>
-        <w:instrText xml:space="preserve"> ADDIN EN.CITE &lt;EndNote&gt;&lt;Cite&gt;&lt;Author&gt;Zhukovsky&lt;/Author&gt;&lt;Year&gt;2015&lt;/Year&gt;&lt;RecNum&gt;90&lt;/RecNum&gt;&lt;DisplayText&gt;[43]&lt;/DisplayText&gt;&lt;record&gt;&lt;rec-number&gt;90&lt;/rec-number&gt;&lt;foreign-keys&gt;&lt;key app="EN" db-id="v920pft06rp9dbex2ap500x99x5rrtswxzss" timestamp="1775120793"&gt;90&lt;/key&gt;&lt;/foreign-keys&gt;&lt;ref-type name="Journal Article"&gt;17&lt;/ref-type&gt;&lt;contributors&gt;&lt;authors&gt;&lt;author&gt;Zhukovsky, Sergei V.&lt;/author&gt;&lt;author&gt;Andryieuski, Andrei&lt;/author&gt;&lt;author&gt;Takayama, Osamu&lt;/author&gt;&lt;author&gt;Shkondin, Evgeniy&lt;/author&gt;&lt;author&gt;Malureanu, Radu&lt;/author&gt;&lt;author&gt;Jensen, Flemming&lt;/author&gt;&lt;author&gt;Lavrinenko, Andrei V.&lt;/author&gt;&lt;/authors&gt;&lt;/contributors&gt;&lt;titles&gt;&lt;title&gt;Experimental Demonstration of Effective Medium Approximation Breakdown in Deeply Subwavelength All-Dielectric Multilayers&lt;/title&gt;&lt;secondary-title&gt;Physical Review Letters&lt;/secondary-title&gt;&lt;/titles&gt;&lt;periodical&gt;&lt;full-title&gt;Physical Review Letters&lt;/full-title&gt;&lt;/periodical&gt;&lt;pages&gt;177402&lt;/pages&gt;&lt;volume&gt;115&lt;/volume&gt;&lt;number&gt;17&lt;/number&gt;&lt;dates&gt;&lt;year&gt;2015&lt;/year&gt;&lt;pub-dates&gt;&lt;date&gt;10/23/&lt;/date&gt;&lt;/pub-dates&gt;&lt;/dates&gt;&lt;publisher&gt;American Physical Society&lt;/publisher&gt;&lt;urls&gt;&lt;related-urls&gt;&lt;url&gt;https://link.aps.org/doi/10.1103/PhysRevLett.115.177402&lt;/url&gt;&lt;/related-urls&gt;&lt;/urls&gt;&lt;electronic-resource-num&gt;10.1103/PhysRevLett.115.177402&lt;/electronic-resource-num&gt;&lt;/record&gt;&lt;/Cite&gt;&lt;/EndNote&gt;</w:instrText>
+        <w:instrText xml:space="preserve"> ADDIN EN.CITE &lt;EndNote&gt;&lt;Cite&gt;&lt;Author&gt;Sarangan&lt;/Author&gt;&lt;Year&gt;2020&lt;/Year&gt;&lt;RecNum&gt;66&lt;/RecNum&gt;&lt;DisplayText&gt;[38]&lt;/DisplayText&gt;&lt;record&gt;&lt;rec-number&gt;66&lt;/rec-number&gt;&lt;foreign-keys&gt;&lt;key app="EN" db-id="v920pft06rp9dbex2ap500x99x5rrtswxzss" timestamp="1768215215" guid="8e64e734-f3d1-4c0b-99d4-4d7caf7afa58"&gt;66&lt;/key&gt;&lt;/foreign-keys&gt;&lt;ref-type name="Book"&gt;6&lt;/ref-type&gt;&lt;contributors&gt;&lt;authors&gt;&lt;author&gt;Andrew Sarangan&lt;/author&gt;&lt;/authors&gt;&lt;/contributors&gt;&lt;titles&gt;&lt;title&gt;Optical Thin Film Design&lt;/title&gt;&lt;/titles&gt;&lt;edition&gt;1st Edition&lt;/edition&gt;&lt;section&gt;256&lt;/section&gt;&lt;dates&gt;&lt;year&gt;2020&lt;/year&gt;&lt;/dates&gt;&lt;pub-location&gt;Boca Raton&lt;/pub-location&gt;&lt;publisher&gt;CRC Press&lt;/publisher&gt;&lt;isbn&gt;9780429423352&lt;/isbn&gt;&lt;urls&gt;&lt;/urls&gt;&lt;electronic-resource-num&gt;https://doi.org/10.1201/9780429423352&lt;/electronic-resource-num&gt;&lt;/record&gt;&lt;/Cite&gt;&lt;/EndNote&gt;</w:instrText>
       </w:r>
       <w:r>
         <w:rPr>
@@ -13124,7 +13779,7 @@
           <w:noProof/>
           <w:lang w:bidi="th-TH"/>
         </w:rPr>
-        <w:t>[43]</w:t>
+        <w:t>[38]</w:t>
       </w:r>
       <w:r>
         <w:rPr>
@@ -13136,98 +13791,25 @@
         <w:rPr>
           <w:lang w:bidi="th-TH"/>
         </w:rPr>
-        <w:t>, so a complete antireflection cannot be achieved</w:t>
+        <w:t>.</w:t>
       </w:r>
       <w:r>
         <w:rPr>
           <w:lang w:bidi="th-TH"/>
         </w:rPr>
-        <w:t>.</w:t>
+        <w:t xml:space="preserve"> But this narrows the </w:t>
       </w:r>
       <w:r>
         <w:rPr>
           <w:lang w:bidi="th-TH"/>
         </w:rPr>
-        <w:t xml:space="preserve"> Another way t</w:t>
+        <w:t>antireflection</w:t>
       </w:r>
       <w:r>
         <w:rPr>
           <w:lang w:bidi="th-TH"/>
         </w:rPr>
-        <w:t>o create a perfect antireflection condition</w:t>
-      </w:r>
-      <w:r>
-        <w:rPr>
-          <w:lang w:bidi="th-TH"/>
-        </w:rPr>
-        <w:t xml:space="preserve"> is to</w:t>
-      </w:r>
-      <w:r>
-        <w:rPr>
-          <w:lang w:bidi="th-TH"/>
-        </w:rPr>
-        <w:t xml:space="preserve"> fix the </w:t>
-      </w:r>
-      <w:r>
-        <w:rPr>
-          <w:lang w:bidi="th-TH"/>
-        </w:rPr>
-        <w:t xml:space="preserve">two </w:t>
-      </w:r>
-      <w:r>
-        <w:rPr>
-          <w:lang w:bidi="th-TH"/>
-        </w:rPr>
-        <w:t xml:space="preserve">materials refractive index </w:t>
-      </w:r>
-      <w:r>
-        <w:rPr>
-          <w:lang w:bidi="th-TH"/>
-        </w:rPr>
-        <w:t xml:space="preserve">and vary the thickness instead, as described in chapter 5.2 of </w:t>
-      </w:r>
-      <w:r>
-        <w:rPr>
-          <w:lang w:bidi="th-TH"/>
-        </w:rPr>
-        <w:fldChar w:fldCharType="begin"/>
-      </w:r>
-      <w:r>
-        <w:rPr>
-          <w:lang w:bidi="th-TH"/>
-        </w:rPr>
-        <w:instrText xml:space="preserve"> ADDIN EN.CITE &lt;EndNote&gt;&lt;Cite&gt;&lt;Author&gt;Sarangan&lt;/Author&gt;&lt;Year&gt;2020&lt;/Year&gt;&lt;RecNum&gt;66&lt;/RecNum&gt;&lt;DisplayText&gt;[38]&lt;/DisplayText&gt;&lt;record&gt;&lt;rec-number&gt;66&lt;/rec-number&gt;&lt;foreign-keys&gt;&lt;key app="EN" db-id="v920pft06rp9dbex2ap500x99x5rrtswxzss" timestamp="1768215215" guid="8e64e734-f3d1-4c0b-99d4-4d7caf7afa58"&gt;66&lt;/key&gt;&lt;/foreign-keys&gt;&lt;ref-type name="Book"&gt;6&lt;/ref-type&gt;&lt;contributors&gt;&lt;authors&gt;&lt;author&gt;Andrew Sarangan&lt;/author&gt;&lt;/authors&gt;&lt;/contributors&gt;&lt;titles&gt;&lt;title&gt;Optical Thin Film Design&lt;/title&gt;&lt;/titles&gt;&lt;edition&gt;1st Edition&lt;/edition&gt;&lt;section&gt;256&lt;/section&gt;&lt;dates&gt;&lt;year&gt;2020&lt;/year&gt;&lt;/dates&gt;&lt;pub-location&gt;Boca Raton&lt;/pub-location&gt;&lt;publisher&gt;CRC Press&lt;/publisher&gt;&lt;isbn&gt;9780429423352&lt;/isbn&gt;&lt;urls&gt;&lt;/urls&gt;&lt;electronic-resource-num&gt;https://doi.org/10.1201/9780429423352&lt;/electronic-resource-num&gt;&lt;/record&gt;&lt;/Cite&gt;&lt;/EndNote&gt;</w:instrText>
-      </w:r>
-      <w:r>
-        <w:rPr>
-          <w:lang w:bidi="th-TH"/>
-        </w:rPr>
-        <w:fldChar w:fldCharType="separate"/>
-      </w:r>
-      <w:r>
-        <w:rPr>
-          <w:noProof/>
-          <w:lang w:bidi="th-TH"/>
-        </w:rPr>
-        <w:t>[38]</w:t>
-      </w:r>
-      <w:r>
-        <w:rPr>
-          <w:lang w:bidi="th-TH"/>
-        </w:rPr>
-        <w:fldChar w:fldCharType="end"/>
-      </w:r>
-      <w:r>
-        <w:rPr>
-          <w:lang w:bidi="th-TH"/>
-        </w:rPr>
-        <w:t>.</w:t>
-      </w:r>
-      <w:r>
-        <w:rPr>
-          <w:lang w:bidi="th-TH"/>
-        </w:rPr>
-        <w:t xml:space="preserve"> But this narrows the operational bandwidth even further.</w:t>
+        <w:t xml:space="preserve"> bandwidth even further.</w:t>
       </w:r>
     </w:p>
     <w:p>
@@ -13266,292 +13848,290 @@
         <w:rPr>
           <w:lang w:bidi="th-TH"/>
         </w:rPr>
-        <w:t xml:space="preserve"> with thickness of </w:t>
+        <w:t xml:space="preserve"> </w:t>
       </w:r>
       <w:r>
         <w:rPr>
           <w:lang w:bidi="th-TH"/>
         </w:rPr>
-        <w:t xml:space="preserve">Q/H/Q </w:t>
+        <w:t>(Q/H/Q) has a HWOT layer placed in the middle.</w:t>
       </w:r>
       <w:r>
         <w:rPr>
           <w:lang w:bidi="th-TH"/>
         </w:rPr>
-        <w:t>have</w:t>
+        <w:t xml:space="preserve"> </w:t>
       </w:r>
       <w:r>
         <w:rPr>
           <w:lang w:bidi="th-TH"/>
         </w:rPr>
+        <w:t xml:space="preserve">The </w:t>
+      </w:r>
+      <w:r>
+        <w:rPr>
+          <w:lang w:bidi="th-TH"/>
+        </w:rPr>
+        <w:t>refractive index values</w:t>
+      </w:r>
+      <w:r>
+        <w:rPr>
+          <w:lang w:bidi="th-TH"/>
+        </w:rPr>
+        <w:t xml:space="preserve"> of</w:t>
+      </w:r>
+      <w:r>
+        <w:rPr>
+          <w:lang w:bidi="th-TH"/>
+        </w:rPr>
+        <w:t xml:space="preserve"> each layer required </w:t>
+      </w:r>
+      <w:r>
+        <w:rPr>
+          <w:lang w:bidi="th-TH"/>
+        </w:rPr>
+        <w:t xml:space="preserve">are such that </w:t>
+      </w:r>
+      <w:r>
+        <w:rPr>
+          <w:i/>
+          <w:iCs/>
+          <w:lang w:bidi="th-TH"/>
+        </w:rPr>
+        <w:t>n</w:t>
+      </w:r>
+      <w:r>
+        <w:rPr>
+          <w:i/>
+          <w:iCs/>
+          <w:vertAlign w:val="subscript"/>
+          <w:lang w:bidi="th-TH"/>
+        </w:rPr>
+        <w:t>s</w:t>
+      </w:r>
+      <w:r>
+        <w:rPr>
+          <w:lang w:bidi="th-TH"/>
+        </w:rPr>
+        <w:t xml:space="preserve"> &lt; </w:t>
+      </w:r>
+      <w:r>
+        <w:rPr>
+          <w:i/>
+          <w:iCs/>
+          <w:lang w:bidi="th-TH"/>
+        </w:rPr>
+        <w:t>n</w:t>
+      </w:r>
+      <w:r>
+        <w:rPr>
+          <w:i/>
+          <w:iCs/>
+          <w:vertAlign w:val="subscript"/>
+          <w:lang w:bidi="th-TH"/>
+        </w:rPr>
+        <w:t xml:space="preserve">f1 </w:t>
+      </w:r>
+      <w:r>
+        <w:rPr>
+          <w:i/>
+          <w:iCs/>
+          <w:lang w:bidi="th-TH"/>
+        </w:rPr>
+        <w:t>&lt; n</w:t>
+      </w:r>
+      <w:r>
+        <w:rPr>
+          <w:i/>
+          <w:iCs/>
+          <w:vertAlign w:val="subscript"/>
+          <w:lang w:bidi="th-TH"/>
+        </w:rPr>
+        <w:t>f2</w:t>
+      </w:r>
+      <w:r>
+        <w:rPr>
+          <w:i/>
+          <w:iCs/>
+          <w:vertAlign w:val="subscript"/>
+          <w:lang w:bidi="th-TH"/>
+        </w:rPr>
         <w:t xml:space="preserve"> </w:t>
       </w:r>
       <w:r>
         <w:rPr>
           <w:lang w:bidi="th-TH"/>
         </w:rPr>
-        <w:t>the same</w:t>
-      </w:r>
-      <w:r>
-        <w:rPr>
+        <w:t xml:space="preserve">and </w:t>
+      </w:r>
+      <w:r>
+        <w:rPr>
+          <w:i/>
+          <w:iCs/>
           <w:lang w:bidi="th-TH"/>
         </w:rPr>
-        <w:t xml:space="preserve"> freedom of material </w:t>
-      </w:r>
-      <w:r>
-        <w:rPr>
+        <w:t>n</w:t>
+      </w:r>
+      <w:r>
+        <w:rPr>
+          <w:i/>
+          <w:iCs/>
+          <w:vertAlign w:val="subscript"/>
           <w:lang w:bidi="th-TH"/>
         </w:rPr>
-        <w:t>choices as two-layer design</w:t>
-      </w:r>
-      <w:r>
-        <w:rPr>
+        <w:t>f2</w:t>
+      </w:r>
+      <w:r>
+        <w:rPr>
+          <w:i/>
+          <w:iCs/>
           <w:lang w:bidi="th-TH"/>
         </w:rPr>
-        <w:t xml:space="preserve">, </w:t>
-      </w:r>
-      <w:r>
-        <w:rPr>
+        <w:t xml:space="preserve"> &gt; n</w:t>
+      </w:r>
+      <w:r>
+        <w:rPr>
+          <w:i/>
+          <w:iCs/>
+          <w:vertAlign w:val="subscript"/>
           <w:lang w:bidi="th-TH"/>
         </w:rPr>
-        <w:t xml:space="preserve">but </w:t>
-      </w:r>
-      <w:r>
-        <w:rPr>
+        <w:t>f3</w:t>
+      </w:r>
+      <w:r>
+        <w:rPr>
+          <w:i/>
+          <w:iCs/>
           <w:lang w:bidi="th-TH"/>
         </w:rPr>
-        <w:t xml:space="preserve">has broader operation range </w:t>
-      </w:r>
-      <w:r>
-        <w:rPr>
+        <w:t xml:space="preserve"> &gt; n</w:t>
+      </w:r>
+      <w:r>
+        <w:rPr>
+          <w:i/>
+          <w:iCs/>
+          <w:vertAlign w:val="subscript"/>
           <w:lang w:bidi="th-TH"/>
         </w:rPr>
-        <w:t>than</w:t>
+        <w:t>a</w:t>
       </w:r>
       <w:r>
         <w:rPr>
           <w:lang w:bidi="th-TH"/>
         </w:rPr>
+        <w:t xml:space="preserve">. </w:t>
+      </w:r>
+      <w:r>
+        <w:rPr>
+          <w:lang w:bidi="th-TH"/>
+        </w:rPr>
+        <w:t>The middle layer (</w:t>
+      </w:r>
+      <w:r>
+        <w:rPr>
+          <w:i/>
+          <w:iCs/>
+          <w:lang w:bidi="th-TH"/>
+        </w:rPr>
+        <w:t>n</w:t>
+      </w:r>
+      <w:r>
+        <w:rPr>
+          <w:i/>
+          <w:iCs/>
+          <w:vertAlign w:val="subscript"/>
+          <w:lang w:bidi="th-TH"/>
+        </w:rPr>
+        <w:t>f2</w:t>
+      </w:r>
+      <w:r>
+        <w:rPr>
+          <w:lang w:bidi="th-TH"/>
+        </w:rPr>
+        <w:t>) is an absentee layer when incident wavelength (</w:t>
+      </w:r>
+      <w:r>
+        <w:rPr>
+          <w:i/>
+          <w:iCs/>
+        </w:rPr>
+        <w:t>λ</w:t>
+      </w:r>
+      <w:r>
+        <w:t>)</w:t>
+      </w:r>
+      <w:r>
         <w:t xml:space="preserve"> </w:t>
       </w:r>
       <w:r>
         <w:rPr>
           <w:lang w:bidi="th-TH"/>
         </w:rPr>
-        <w:t>both single and two-layer designs</w:t>
+        <w:t xml:space="preserve">is the same as reference wavelength </w:t>
+      </w:r>
+      <w:r>
+        <w:t>(</w:t>
+      </w:r>
+      <w:r>
+        <w:rPr>
+          <w:i/>
+          <w:iCs/>
+        </w:rPr>
+        <w:t>λ</w:t>
+      </w:r>
+      <w:r>
+        <w:rPr>
+          <w:i/>
+          <w:iCs/>
+          <w:vertAlign w:val="subscript"/>
+        </w:rPr>
+        <w:t>0</w:t>
+      </w:r>
+      <w:r>
+        <w:t>)</w:t>
+      </w:r>
+      <w:r>
+        <w:t xml:space="preserve">, but it </w:t>
       </w:r>
       <w:r>
         <w:rPr>
           <w:lang w:bidi="th-TH"/>
         </w:rPr>
-        <w:t>.</w:t>
+        <w:t xml:space="preserve">acts as compensating layer for restoring AR condition for a scenarios where </w:t>
+      </w:r>
+      <w:r>
+        <w:rPr>
+          <w:i/>
+          <w:iCs/>
+        </w:rPr>
+        <w:t>λ</w:t>
       </w:r>
       <w:r>
         <w:rPr>
           <w:lang w:bidi="th-TH"/>
         </w:rPr>
-        <w:t xml:space="preserve"> </w:t>
+        <w:t xml:space="preserve"> differs from </w:t>
+      </w:r>
+      <w:r>
+        <w:rPr>
+          <w:i/>
+          <w:iCs/>
+        </w:rPr>
+        <w:t>λ</w:t>
+      </w:r>
+      <w:r>
+        <w:rPr>
+          <w:i/>
+          <w:iCs/>
+          <w:vertAlign w:val="subscript"/>
+        </w:rPr>
+        <w:t>0</w:t>
       </w:r>
       <w:r>
         <w:rPr>
           <w:lang w:bidi="th-TH"/>
         </w:rPr>
-        <w:t xml:space="preserve">The </w:t>
-      </w:r>
-      <w:r>
-        <w:rPr>
-          <w:lang w:bidi="th-TH"/>
-        </w:rPr>
-        <w:t>refractive index values</w:t>
-      </w:r>
-      <w:r>
-        <w:rPr>
-          <w:lang w:bidi="th-TH"/>
-        </w:rPr>
-        <w:t xml:space="preserve"> of</w:t>
-      </w:r>
-      <w:r>
-        <w:rPr>
-          <w:lang w:bidi="th-TH"/>
-        </w:rPr>
-        <w:t xml:space="preserve"> each layer required </w:t>
-      </w:r>
-      <w:r>
-        <w:rPr>
-          <w:lang w:bidi="th-TH"/>
-        </w:rPr>
-        <w:t xml:space="preserve">are such that </w:t>
-      </w:r>
-      <w:r>
-        <w:rPr>
-          <w:i/>
-          <w:iCs/>
-          <w:lang w:bidi="th-TH"/>
-        </w:rPr>
-        <w:t>n</w:t>
-      </w:r>
-      <w:r>
-        <w:rPr>
-          <w:i/>
-          <w:iCs/>
-          <w:vertAlign w:val="subscript"/>
-          <w:lang w:bidi="th-TH"/>
-        </w:rPr>
-        <w:t>s</w:t>
-      </w:r>
-      <w:r>
-        <w:rPr>
-          <w:lang w:bidi="th-TH"/>
-        </w:rPr>
-        <w:t xml:space="preserve"> &lt; </w:t>
-      </w:r>
-      <w:r>
-        <w:rPr>
-          <w:i/>
-          <w:iCs/>
-          <w:lang w:bidi="th-TH"/>
-        </w:rPr>
-        <w:t>n</w:t>
-      </w:r>
-      <w:r>
-        <w:rPr>
-          <w:i/>
-          <w:iCs/>
-          <w:vertAlign w:val="subscript"/>
-          <w:lang w:bidi="th-TH"/>
-        </w:rPr>
-        <w:t xml:space="preserve">f1 </w:t>
-      </w:r>
-      <w:r>
-        <w:rPr>
-          <w:i/>
-          <w:iCs/>
-          <w:lang w:bidi="th-TH"/>
-        </w:rPr>
-        <w:t>&lt; n</w:t>
-      </w:r>
-      <w:r>
-        <w:rPr>
-          <w:i/>
-          <w:iCs/>
-          <w:vertAlign w:val="subscript"/>
-          <w:lang w:bidi="th-TH"/>
-        </w:rPr>
-        <w:t>f2</w:t>
-      </w:r>
-      <w:r>
-        <w:rPr>
-          <w:i/>
-          <w:iCs/>
-          <w:vertAlign w:val="subscript"/>
-          <w:lang w:bidi="th-TH"/>
-        </w:rPr>
-        <w:t xml:space="preserve"> </w:t>
-      </w:r>
-      <w:r>
-        <w:rPr>
-          <w:lang w:bidi="th-TH"/>
-        </w:rPr>
-        <w:t xml:space="preserve">and </w:t>
-      </w:r>
-      <w:r>
-        <w:rPr>
-          <w:i/>
-          <w:iCs/>
-          <w:lang w:bidi="th-TH"/>
-        </w:rPr>
-        <w:t>n</w:t>
-      </w:r>
-      <w:r>
-        <w:rPr>
-          <w:i/>
-          <w:iCs/>
-          <w:vertAlign w:val="subscript"/>
-          <w:lang w:bidi="th-TH"/>
-        </w:rPr>
-        <w:t>f2</w:t>
-      </w:r>
-      <w:r>
-        <w:rPr>
-          <w:i/>
-          <w:iCs/>
-          <w:lang w:bidi="th-TH"/>
-        </w:rPr>
-        <w:t xml:space="preserve"> &gt; n</w:t>
-      </w:r>
-      <w:r>
-        <w:rPr>
-          <w:i/>
-          <w:iCs/>
-          <w:vertAlign w:val="subscript"/>
-          <w:lang w:bidi="th-TH"/>
-        </w:rPr>
-        <w:t>f3</w:t>
-      </w:r>
-      <w:r>
-        <w:rPr>
-          <w:i/>
-          <w:iCs/>
-          <w:lang w:bidi="th-TH"/>
-        </w:rPr>
-        <w:t xml:space="preserve"> &gt; n</w:t>
-      </w:r>
-      <w:r>
-        <w:rPr>
-          <w:i/>
-          <w:iCs/>
-          <w:vertAlign w:val="subscript"/>
-          <w:lang w:bidi="th-TH"/>
-        </w:rPr>
-        <w:t>a</w:t>
-      </w:r>
-      <w:r>
-        <w:rPr>
-          <w:lang w:bidi="th-TH"/>
-        </w:rPr>
-        <w:t xml:space="preserve">. A detailed explanation </w:t>
-      </w:r>
-      <w:r>
-        <w:rPr>
-          <w:lang w:bidi="th-TH"/>
-        </w:rPr>
-        <w:t xml:space="preserve">and reasoning </w:t>
-      </w:r>
-      <w:r>
-        <w:rPr>
-          <w:lang w:bidi="th-TH"/>
-        </w:rPr>
-        <w:t>for the placement of an absentee layer in the middle</w:t>
-      </w:r>
-      <w:r>
-        <w:rPr>
-          <w:lang w:bidi="th-TH"/>
-        </w:rPr>
-        <w:t xml:space="preserve"> </w:t>
-      </w:r>
-      <w:r>
-        <w:rPr>
-          <w:lang w:bidi="th-TH"/>
-        </w:rPr>
-        <w:t>is</w:t>
-      </w:r>
-      <w:r>
-        <w:rPr>
-          <w:lang w:bidi="th-TH"/>
-        </w:rPr>
-        <w:t xml:space="preserve"> found in chapter 5</w:t>
-      </w:r>
-      <w:r>
-        <w:rPr>
-          <w:lang w:bidi="th-TH"/>
-        </w:rPr>
-        <w:t>.4</w:t>
-      </w:r>
-      <w:r>
-        <w:rPr>
-          <w:lang w:bidi="th-TH"/>
-        </w:rPr>
-        <w:t xml:space="preserve"> of </w:t>
+        <w:t xml:space="preserve">, a more detailed explanation can be found in chapter 5.4 of </w:t>
       </w:r>
       <w:r>
         <w:rPr>
@@ -13588,82 +14168,7 @@
         <w:rPr>
           <w:lang w:bidi="th-TH"/>
         </w:rPr>
-        <w:t xml:space="preserve">, it effectively </w:t>
-      </w:r>
-      <w:r>
-        <w:rPr>
-          <w:lang w:bidi="th-TH"/>
-        </w:rPr>
-        <w:t>act as</w:t>
-      </w:r>
-      <w:r>
-        <w:rPr>
-          <w:lang w:bidi="th-TH"/>
-        </w:rPr>
-        <w:t xml:space="preserve"> a compensating layer </w:t>
-      </w:r>
-      <w:r>
-        <w:rPr>
-          <w:lang w:bidi="th-TH"/>
-        </w:rPr>
-        <w:t xml:space="preserve">to restore AR condition </w:t>
-      </w:r>
-      <w:r>
-        <w:rPr>
-          <w:lang w:bidi="th-TH"/>
-        </w:rPr>
-        <w:t xml:space="preserve">for </w:t>
-      </w:r>
-      <w:r>
-        <w:rPr>
-          <w:lang w:bidi="th-TH"/>
-        </w:rPr>
-        <w:t>a scenario</w:t>
-      </w:r>
-      <w:r>
-        <w:rPr>
-          <w:lang w:bidi="th-TH"/>
-        </w:rPr>
-        <w:t>s</w:t>
-      </w:r>
-      <w:r>
-        <w:rPr>
-          <w:lang w:bidi="th-TH"/>
-        </w:rPr>
-        <w:t xml:space="preserve"> where the incident wavelength differ from </w:t>
-      </w:r>
-      <w:r>
-        <w:t>central wavelength (</w:t>
-      </w:r>
-      <w:r>
-        <w:rPr>
-          <w:i/>
-          <w:iCs/>
-        </w:rPr>
-        <w:t>λ</w:t>
-      </w:r>
-      <w:r>
-        <w:rPr>
-          <w:i/>
-          <w:iCs/>
-          <w:vertAlign w:val="subscript"/>
-        </w:rPr>
-        <w:t>0</w:t>
-      </w:r>
-      <w:r>
-        <w:t>)</w:t>
-      </w:r>
-      <w:r>
-        <w:rPr>
-          <w:lang w:bidi="th-TH"/>
-        </w:rPr>
-        <w:t>.</w:t>
-      </w:r>
-      <w:r>
-        <w:rPr>
-          <w:lang w:bidi="th-TH"/>
-        </w:rPr>
-        <w:t xml:space="preserve"> </w:t>
+        <w:t xml:space="preserve">. </w:t>
       </w:r>
       <w:r>
         <w:rPr>
@@ -15284,10 +15789,6 @@
         <w:t>f1</w:t>
       </w:r>
       <w:r>
-        <w:rPr>
-          <w:i/>
-          <w:iCs/>
-        </w:rPr>
         <w:t>)</w:t>
       </w:r>
       <w:r>
@@ -15297,7 +15798,10 @@
         <w:t xml:space="preserve">he </w:t>
       </w:r>
       <w:r>
-        <w:t xml:space="preserve">main benefit of a three-layer Q/H/Q design is the </w:t>
+        <w:t xml:space="preserve">benefit of </w:t>
+      </w:r>
+      <w:r>
+        <w:t xml:space="preserve">the </w:t>
       </w:r>
       <w:r>
         <w:t>middle layer (</w:t>
@@ -15318,7 +15822,13 @@
         <w:t>f2</w:t>
       </w:r>
       <w:r>
-        <w:t xml:space="preserve">) contributes to </w:t>
+        <w:t xml:space="preserve">) </w:t>
+      </w:r>
+      <w:r>
+        <w:t>is it contribution</w:t>
+      </w:r>
+      <w:r>
+        <w:t xml:space="preserve"> to </w:t>
       </w:r>
       <w:r>
         <w:t>a broader</w:t>
@@ -15327,335 +15837,893 @@
         <w:t xml:space="preserve"> </w:t>
       </w:r>
       <w:r>
-        <w:t xml:space="preserve">operational bandwidth when compared to </w:t>
-      </w:r>
-      <w:r>
-        <w:t>a two-layer</w:t>
+        <w:t>operational bandwidth</w:t>
       </w:r>
       <w:r>
         <w:t xml:space="preserve"> </w:t>
       </w:r>
       <w:r>
-        <w:t xml:space="preserve">or single-layer </w:t>
-      </w:r>
-      <w:r>
-        <w:t>design</w:t>
+        <w:fldChar w:fldCharType="begin"/>
+      </w:r>
+      <w:r>
+        <w:instrText xml:space="preserve"> ADDIN EN.CITE &lt;EndNote&gt;&lt;Cite&gt;&lt;Author&gt;Li&lt;/Author&gt;&lt;Year&gt;2017&lt;/Year&gt;&lt;RecNum&gt;91&lt;/RecNum&gt;&lt;DisplayText&gt;[44]&lt;/DisplayText&gt;&lt;record&gt;&lt;rec-number&gt;91&lt;/rec-number&gt;&lt;foreign-keys&gt;&lt;key app="EN" db-id="v920pft06rp9dbex2ap500x99x5rrtswxzss" timestamp="1775554061"&gt;91&lt;/key&gt;&lt;/foreign-keys&gt;&lt;ref-type name="Journal Article"&gt;17&lt;/ref-type&gt;&lt;contributors&gt;&lt;authors&gt;&lt;author&gt;Li, Yuanyang&lt;/author&gt;&lt;author&gt;Yang, Ke&lt;/author&gt;&lt;author&gt;Xia, Bibo&lt;/author&gt;&lt;author&gt;Yang, Bowen&lt;/author&gt;&lt;author&gt;Yan, Lianghong&lt;/author&gt;&lt;author&gt;He, Meiying&lt;/author&gt;&lt;author&gt;Yan, Hongwei&lt;/author&gt;&lt;author&gt;Jiang, Bo&lt;/author&gt;&lt;/authors&gt;&lt;/contributors&gt;&lt;titles&gt;&lt;title&gt;Preparation of mechanically stable triple-layer interference broadband antireflective coatings with self-cleaning property by sol–gel technique&lt;/title&gt;&lt;secondary-title&gt;RSC Advances&lt;/secondary-title&gt;&lt;/titles&gt;&lt;periodical&gt;&lt;full-title&gt;RSC Advances&lt;/full-title&gt;&lt;/periodical&gt;&lt;pages&gt;14660-14668&lt;/pages&gt;&lt;volume&gt;7&lt;/volume&gt;&lt;number&gt;24&lt;/number&gt;&lt;dates&gt;&lt;year&gt;2017&lt;/year&gt;&lt;/dates&gt;&lt;publisher&gt;The Royal Society of Chemistry&lt;/publisher&gt;&lt;work-type&gt;10.1039/C7RA00844A&lt;/work-type&gt;&lt;urls&gt;&lt;related-urls&gt;&lt;url&gt;http://dx.doi.org/10.1039/C7RA00844A&lt;/url&gt;&lt;/related-urls&gt;&lt;/urls&gt;&lt;electronic-resource-num&gt;10.1039/C7RA00844A&lt;/electronic-resource-num&gt;&lt;/record&gt;&lt;/Cite&gt;&lt;/EndNote&gt;</w:instrText>
+      </w:r>
+      <w:r>
+        <w:fldChar w:fldCharType="separate"/>
+      </w:r>
+      <w:r>
+        <w:rPr>
+          <w:noProof/>
+        </w:rPr>
+        <w:t>[44]</w:t>
+      </w:r>
+      <w:r>
+        <w:fldChar w:fldCharType="end"/>
+      </w:r>
+      <w:r>
+        <w:t xml:space="preserve">. Its reflection at wavelength further from </w:t>
+      </w:r>
+      <w:r>
+        <w:rPr>
+          <w:i/>
+          <w:iCs/>
+        </w:rPr>
+        <w:t>λ</w:t>
+      </w:r>
+      <w:r>
+        <w:rPr>
+          <w:i/>
+          <w:iCs/>
+          <w:vertAlign w:val="subscript"/>
+        </w:rPr>
+        <w:t>0</w:t>
+      </w:r>
+      <w:r>
+        <w:t>, such as at 1400 nm and above, is lower than in a single or two-layer designs (Fig. 4)</w:t>
+      </w:r>
+      <w:r>
+        <w:t>.</w:t>
       </w:r>
       <w:r>
         <w:t xml:space="preserve"> </w:t>
       </w:r>
       <w:r>
+        <w:t xml:space="preserve">But </w:t>
+      </w:r>
+      <w:r>
+        <w:rPr>
+          <w:highlight w:val="yellow"/>
+        </w:rPr>
+        <w:t>i</w:t>
+      </w:r>
+      <w:r>
+        <w:rPr>
+          <w:highlight w:val="yellow"/>
+        </w:rPr>
+        <w:t>nstead</w:t>
+      </w:r>
+      <w:r>
+        <w:rPr>
+          <w:highlight w:val="yellow"/>
+        </w:rPr>
+        <w:t xml:space="preserve"> of </w:t>
+      </w:r>
+      <w:r>
+        <w:rPr>
+          <w:highlight w:val="yellow"/>
+        </w:rPr>
+        <w:t>using</w:t>
+      </w:r>
+      <w:r>
+        <w:rPr>
+          <w:highlight w:val="yellow"/>
+        </w:rPr>
+        <w:t xml:space="preserve"> Sb</w:t>
+      </w:r>
+      <w:r>
+        <w:rPr>
+          <w:highlight w:val="yellow"/>
+          <w:vertAlign w:val="subscript"/>
+        </w:rPr>
+        <w:t>2</w:t>
+      </w:r>
+      <w:r>
+        <w:rPr>
+          <w:highlight w:val="yellow"/>
+        </w:rPr>
+        <w:t>Se</w:t>
+      </w:r>
+      <w:r>
+        <w:rPr>
+          <w:highlight w:val="yellow"/>
+          <w:vertAlign w:val="subscript"/>
+        </w:rPr>
+        <w:t>3</w:t>
+      </w:r>
+      <w:r>
+        <w:rPr>
+          <w:highlight w:val="yellow"/>
+        </w:rPr>
+        <w:t xml:space="preserve"> </w:t>
+      </w:r>
+      <w:r>
+        <w:rPr>
+          <w:highlight w:val="yellow"/>
+        </w:rPr>
+        <w:t>as the</w:t>
+      </w:r>
+      <w:r>
+        <w:rPr>
+          <w:highlight w:val="yellow"/>
+        </w:rPr>
+        <w:t xml:space="preserve"> bottom film layer (</w:t>
+      </w:r>
+      <w:r>
+        <w:rPr>
+          <w:i/>
+          <w:iCs/>
+          <w:highlight w:val="yellow"/>
+        </w:rPr>
+        <w:t>n</w:t>
+      </w:r>
+      <w:r>
+        <w:rPr>
+          <w:i/>
+          <w:iCs/>
+          <w:highlight w:val="yellow"/>
+          <w:vertAlign w:val="subscript"/>
+        </w:rPr>
+        <w:t>f1</w:t>
+      </w:r>
+      <w:r>
+        <w:rPr>
+          <w:highlight w:val="yellow"/>
+        </w:rPr>
+        <w:t>)</w:t>
+      </w:r>
+      <w:r>
+        <w:rPr>
+          <w:highlight w:val="yellow"/>
+        </w:rPr>
+        <w:t xml:space="preserve">, </w:t>
+      </w:r>
+      <w:r>
+        <w:rPr>
+          <w:highlight w:val="yellow"/>
+        </w:rPr>
+        <w:t>it</w:t>
+      </w:r>
+      <w:r>
+        <w:rPr>
+          <w:highlight w:val="yellow"/>
+        </w:rPr>
+        <w:t xml:space="preserve"> </w:t>
+      </w:r>
+      <w:r>
+        <w:rPr>
+          <w:highlight w:val="yellow"/>
+        </w:rPr>
+        <w:t xml:space="preserve">can be </w:t>
+      </w:r>
+      <w:r>
+        <w:rPr>
+          <w:highlight w:val="yellow"/>
+        </w:rPr>
+        <w:t>moved to the</w:t>
+      </w:r>
+      <w:r>
+        <w:rPr>
+          <w:highlight w:val="yellow"/>
+        </w:rPr>
+        <w:t xml:space="preserve"> middle </w:t>
+      </w:r>
+      <w:r>
+        <w:rPr>
+          <w:highlight w:val="yellow"/>
+        </w:rPr>
+        <w:t xml:space="preserve">layer </w:t>
+      </w:r>
+      <w:r>
+        <w:rPr>
+          <w:highlight w:val="yellow"/>
+        </w:rPr>
+        <w:t>(</w:t>
+      </w:r>
+      <w:r>
+        <w:rPr>
+          <w:i/>
+          <w:iCs/>
+          <w:highlight w:val="yellow"/>
+        </w:rPr>
+        <w:t>n</w:t>
+      </w:r>
+      <w:r>
+        <w:rPr>
+          <w:i/>
+          <w:iCs/>
+          <w:highlight w:val="yellow"/>
+          <w:vertAlign w:val="subscript"/>
+        </w:rPr>
+        <w:t>f2</w:t>
+      </w:r>
+      <w:r>
+        <w:rPr>
+          <w:highlight w:val="yellow"/>
+        </w:rPr>
+        <w:t>)</w:t>
+      </w:r>
+      <w:r>
+        <w:rPr>
+          <w:highlight w:val="yellow"/>
+        </w:rPr>
+        <w:t xml:space="preserve">, </w:t>
+      </w:r>
+      <w:r>
+        <w:t xml:space="preserve">the selection of </w:t>
+      </w:r>
+      <w:r>
+        <w:rPr>
+          <w:i/>
+          <w:iCs/>
+        </w:rPr>
+        <w:t>n</w:t>
+      </w:r>
+      <w:r>
+        <w:rPr>
+          <w:i/>
+          <w:iCs/>
+          <w:vertAlign w:val="subscript"/>
+        </w:rPr>
+        <w:t>f1</w:t>
+      </w:r>
+      <w:r>
+        <w:t xml:space="preserve"> and </w:t>
+      </w:r>
+      <w:r>
+        <w:rPr>
+          <w:i/>
+          <w:iCs/>
+        </w:rPr>
+        <w:t>n</w:t>
+      </w:r>
+      <w:r>
+        <w:rPr>
+          <w:i/>
+          <w:iCs/>
+          <w:vertAlign w:val="subscript"/>
+        </w:rPr>
+        <w:t>f3</w:t>
+      </w:r>
+      <w:r>
+        <w:t xml:space="preserve"> </w:t>
+      </w:r>
+      <w:r>
+        <w:t>could</w:t>
+      </w:r>
+      <w:r>
+        <w:t xml:space="preserve"> </w:t>
+      </w:r>
+      <w:r>
+        <w:t xml:space="preserve">then </w:t>
+      </w:r>
+      <w:r>
+        <w:t>be more practicable.</w:t>
+      </w:r>
+      <w:r>
+        <w:t xml:space="preserve"> For example, at 1064 nm</w:t>
+      </w:r>
+      <w:r>
+        <w:t>,</w:t>
+      </w:r>
+      <w:r>
+        <w:t xml:space="preserve"> the bottom layer could be Si</w:t>
+      </w:r>
+      <w:r>
+        <w:rPr>
+          <w:vertAlign w:val="subscript"/>
+        </w:rPr>
+        <w:t>3</w:t>
+      </w:r>
+      <w:r>
+        <w:t>N</w:t>
+      </w:r>
+      <w:r>
+        <w:rPr>
+          <w:vertAlign w:val="subscript"/>
+        </w:rPr>
+        <w:t>4</w:t>
+      </w:r>
+      <w:r>
+        <w:t xml:space="preserve"> (</w:t>
+      </w:r>
+      <w:r>
+        <w:rPr>
+          <w:i/>
+          <w:iCs/>
+        </w:rPr>
+        <w:t>n</w:t>
+      </w:r>
+      <w:r>
+        <w:rPr>
+          <w:i/>
+          <w:iCs/>
+          <w:vertAlign w:val="subscript"/>
+        </w:rPr>
+        <w:t>f1</w:t>
+      </w:r>
+      <w:r>
+        <w:rPr>
+          <w:i/>
+          <w:iCs/>
+        </w:rPr>
+        <w:t>=2.00</w:t>
+      </w:r>
+      <w:r>
+        <w:rPr>
+          <w:i/>
+          <w:iCs/>
+        </w:rPr>
+        <w:t xml:space="preserve"> </w:t>
+      </w:r>
+      <w:r>
+        <w:rPr>
+          <w:i/>
+          <w:iCs/>
+        </w:rPr>
         <w:fldChar w:fldCharType="begin"/>
       </w:r>
       <w:r>
-        <w:instrText xml:space="preserve"> ADDIN EN.CITE &lt;EndNote&gt;&lt;Cite&gt;&lt;Author&gt;Li&lt;/Author&gt;&lt;Year&gt;2017&lt;/Year&gt;&lt;RecNum&gt;91&lt;/RecNum&gt;&lt;DisplayText&gt;[44]&lt;/DisplayText&gt;&lt;record&gt;&lt;rec-number&gt;91&lt;/rec-number&gt;&lt;foreign-keys&gt;&lt;key app="EN" db-id="v920pft06rp9dbex2ap500x99x5rrtswxzss" timestamp="1775554061"&gt;91&lt;/key&gt;&lt;/foreign-keys&gt;&lt;ref-type name="Journal Article"&gt;17&lt;/ref-type&gt;&lt;contributors&gt;&lt;authors&gt;&lt;author&gt;Li, Yuanyang&lt;/author&gt;&lt;author&gt;Yang, Ke&lt;/author&gt;&lt;author&gt;Xia, Bibo&lt;/author&gt;&lt;author&gt;Yang, Bowen&lt;/author&gt;&lt;author&gt;Yan, Lianghong&lt;/author&gt;&lt;author&gt;He, Meiying&lt;/author&gt;&lt;author&gt;Yan, Hongwei&lt;/author&gt;&lt;author&gt;Jiang, Bo&lt;/author&gt;&lt;/authors&gt;&lt;/contributors&gt;&lt;titles&gt;&lt;title&gt;Preparation of mechanically stable triple-layer interference broadband antireflective coatings with self-cleaning property by sol–gel technique&lt;/title&gt;&lt;secondary-title&gt;RSC Advances&lt;/secondary-title&gt;&lt;/titles&gt;&lt;periodical&gt;&lt;full-title&gt;RSC Advances&lt;/full-title&gt;&lt;/periodical&gt;&lt;pages&gt;14660-14668&lt;/pages&gt;&lt;volume&gt;7&lt;/volume&gt;&lt;number&gt;24&lt;/number&gt;&lt;dates&gt;&lt;year&gt;2017&lt;/year&gt;&lt;/dates&gt;&lt;publisher&gt;The Royal Society of Chemistry&lt;/publisher&gt;&lt;work-type&gt;10.1039/C7RA00844A&lt;/work-type&gt;&lt;urls&gt;&lt;related-urls&gt;&lt;url&gt;http://dx.doi.org/10.1039/C7RA00844A&lt;/url&gt;&lt;/related-urls&gt;&lt;/urls&gt;&lt;electronic-resource-num&gt;10.1039/C7RA00844A&lt;/electronic-resource-num&gt;&lt;/record&gt;&lt;/Cite&gt;&lt;/EndNote&gt;</w:instrText>
-      </w:r>
-      <w:r>
+        <w:rPr>
+          <w:i/>
+          <w:iCs/>
+        </w:rPr>
+        <w:instrText xml:space="preserve"> ADDIN EN.CITE &lt;EndNote&gt;&lt;Cite&gt;&lt;Author&gt;Beliaev&lt;/Author&gt;&lt;Year&gt;2022&lt;/Year&gt;&lt;RecNum&gt;70&lt;/RecNum&gt;&lt;DisplayText&gt;[45]&lt;/DisplayText&gt;&lt;record&gt;&lt;rec-number&gt;70&lt;/rec-number&gt;&lt;foreign-keys&gt;&lt;key app="EN" db-id="v920pft06rp9dbex2ap500x99x5rrtswxzss" timestamp="1768215795" guid="3f7419e0-798c-4593-84cf-4bf61aaacb06"&gt;70&lt;/key&gt;&lt;/foreign-keys&gt;&lt;ref-type name="Journal Article"&gt;17&lt;/ref-type&gt;&lt;contributors&gt;&lt;authors&gt;&lt;author&gt;Beliaev, Leonid Yu&lt;/author&gt;&lt;author&gt;Shkondin, Evgeniy&lt;/author&gt;&lt;author&gt;Lavrinenko, Andrei V.&lt;/author&gt;&lt;author&gt;Takayama, Osamu&lt;/author&gt;&lt;/authors&gt;&lt;/contributors&gt;&lt;titles&gt;&lt;title&gt;Optical, structural and composition properties of silicon nitride films deposited by reactive radio-frequency sputtering, low pressure and plasma-enhanced chemical vapor deposition&lt;/title&gt;&lt;secondary-title&gt;Thin Solid Films&lt;/secondary-title&gt;&lt;/titles&gt;&lt;periodical&gt;&lt;full-title&gt;Thin Solid Films&lt;/full-title&gt;&lt;/periodical&gt;&lt;pages&gt;139568&lt;/pages&gt;&lt;volume&gt;763&lt;/volume&gt;&lt;keywords&gt;&lt;keyword&gt;Silicon nitride&lt;/keyword&gt;&lt;keyword&gt;Ellipsometry&lt;/keyword&gt;&lt;keyword&gt;Chemical vapor deposition&lt;/keyword&gt;&lt;keyword&gt;Sputtering&lt;/keyword&gt;&lt;keyword&gt;Optical characterization&lt;/keyword&gt;&lt;keyword&gt;Thin film&lt;/keyword&gt;&lt;/keywords&gt;&lt;dates&gt;&lt;year&gt;2022&lt;/year&gt;&lt;pub-dates&gt;&lt;date&gt;2022/12/01/&lt;/date&gt;&lt;/pub-dates&gt;&lt;/dates&gt;&lt;isbn&gt;0040-6090&lt;/isbn&gt;&lt;urls&gt;&lt;related-urls&gt;&lt;url&gt;https://www.sciencedirect.com/science/article/pii/S0040609022004710&lt;/url&gt;&lt;/related-urls&gt;&lt;/urls&gt;&lt;electronic-resource-num&gt;https://doi.org/10.1016/j.tsf.2022.139568&lt;/electronic-resource-num&gt;&lt;/record&gt;&lt;/Cite&gt;&lt;/EndNote&gt;</w:instrText>
+      </w:r>
+      <w:r>
+        <w:rPr>
+          <w:i/>
+          <w:iCs/>
+        </w:rPr>
         <w:fldChar w:fldCharType="separate"/>
       </w:r>
       <w:r>
         <w:rPr>
+          <w:i/>
+          <w:iCs/>
           <w:noProof/>
         </w:rPr>
-        <w:t>[44]</w:t>
-      </w:r>
-      <w:r>
+        <w:t>[45]</w:t>
+      </w:r>
+      <w:r>
+        <w:rPr>
+          <w:i/>
+          <w:iCs/>
+        </w:rPr>
         <w:fldChar w:fldCharType="end"/>
       </w:r>
       <w:r>
+        <w:t>)</w:t>
+      </w:r>
+      <w:r>
+        <w:t>. Using equation 17,</w:t>
+      </w:r>
+      <w:r>
+        <w:t xml:space="preserve"> the top layer (</w:t>
+      </w:r>
+      <w:r>
+        <w:rPr>
+          <w:i/>
+          <w:iCs/>
+        </w:rPr>
+        <w:t>n</w:t>
+      </w:r>
+      <w:r>
+        <w:rPr>
+          <w:i/>
+          <w:iCs/>
+          <w:vertAlign w:val="subscript"/>
+        </w:rPr>
+        <w:t>f3</w:t>
+      </w:r>
+      <w:r>
+        <w:t>) then needs to be 1.65, Al</w:t>
+      </w:r>
+      <w:r>
+        <w:rPr>
+          <w:vertAlign w:val="subscript"/>
+        </w:rPr>
+        <w:t>2</w:t>
+      </w:r>
+      <w:r>
+        <w:t>O</w:t>
+      </w:r>
+      <w:r>
+        <w:rPr>
+          <w:vertAlign w:val="subscript"/>
+        </w:rPr>
+        <w:t>3</w:t>
+      </w:r>
+      <w:r>
+        <w:rPr>
+          <w:vertAlign w:val="subscript"/>
+        </w:rPr>
+        <w:t xml:space="preserve"> </w:t>
+      </w:r>
+      <w:r>
+        <w:t xml:space="preserve">has a </w:t>
+      </w:r>
+      <w:r>
+        <w:t>closest</w:t>
+      </w:r>
+      <w:r>
+        <w:t xml:space="preserve"> </w:t>
+      </w:r>
+      <w:r>
+        <w:t xml:space="preserve">refractive index </w:t>
+      </w:r>
+      <w:r>
+        <w:t>of</w:t>
+      </w:r>
+      <w:r>
+        <w:t xml:space="preserve"> 1.62 </w:t>
+      </w:r>
+      <w:r>
+        <w:fldChar w:fldCharType="begin"/>
+      </w:r>
+      <w:r>
+        <w:instrText xml:space="preserve"> ADDIN EN.CITE &lt;EndNote&gt;&lt;Cite&gt;&lt;Author&gt;Zhukovsky&lt;/Author&gt;&lt;Year&gt;2015&lt;/Year&gt;&lt;RecNum&gt;90&lt;/RecNum&gt;&lt;DisplayText&gt;[43]&lt;/DisplayText&gt;&lt;record&gt;&lt;rec-number&gt;90&lt;/rec-number&gt;&lt;foreign-keys&gt;&lt;key app="EN" db-id="v920pft06rp9dbex2ap500x99x5rrtswxzss" timestamp="1775120793"&gt;90&lt;/key&gt;&lt;/foreign-keys&gt;&lt;ref-type name="Journal Article"&gt;17&lt;/ref-type&gt;&lt;contributors&gt;&lt;authors&gt;&lt;author&gt;Zhukovsky, Sergei V.&lt;/author&gt;&lt;author&gt;Andryieuski, Andrei&lt;/author&gt;&lt;author&gt;Takayama, Osamu&lt;/author&gt;&lt;author&gt;Shkondin, Evgeniy&lt;/author&gt;&lt;author&gt;Malureanu, Radu&lt;/author&gt;&lt;author&gt;Jensen, Flemming&lt;/author&gt;&lt;author&gt;Lavrinenko, Andrei V.&lt;/author&gt;&lt;/authors&gt;&lt;/contributors&gt;&lt;titles&gt;&lt;title&gt;Experimental Demonstration of Effective Medium Approximation Breakdown in Deeply Subwavelength All-Dielectric Multilayers&lt;/title&gt;&lt;secondary-title&gt;Physical Review Letters&lt;/secondary-title&gt;&lt;/titles&gt;&lt;periodical&gt;&lt;full-title&gt;Physical Review Letters&lt;/full-title&gt;&lt;/periodical&gt;&lt;pages&gt;177402&lt;/pages&gt;&lt;volume&gt;115&lt;/volume&gt;&lt;number&gt;17&lt;/number&gt;&lt;dates&gt;&lt;year&gt;2015&lt;/year&gt;&lt;pub-dates&gt;&lt;date&gt;10/23/&lt;/date&gt;&lt;/pub-dates&gt;&lt;/dates&gt;&lt;publisher&gt;American Physical Society&lt;/publisher&gt;&lt;urls&gt;&lt;related-urls&gt;&lt;url&gt;https://link.aps.org/doi/10.1103/PhysRevLett.115.177402&lt;/url&gt;&lt;/related-urls&gt;&lt;/urls&gt;&lt;electronic-resource-num&gt;10.1103/PhysRevLett.115.177402&lt;/electronic-resource-num&gt;&lt;/record&gt;&lt;/Cite&gt;&lt;/EndNote&gt;</w:instrText>
+      </w:r>
+      <w:r>
+        <w:fldChar w:fldCharType="separate"/>
+      </w:r>
+      <w:r>
+        <w:rPr>
+          <w:noProof/>
+        </w:rPr>
+        <w:t>[43]</w:t>
+      </w:r>
+      <w:r>
+        <w:fldChar w:fldCharType="end"/>
+      </w:r>
+      <w:r>
         <w:t>.</w:t>
       </w:r>
       <w:r>
         <w:t xml:space="preserve"> </w:t>
-      </w:r>
-      <w:r>
-        <w:rPr>
-          <w:highlight w:val="yellow"/>
-        </w:rPr>
-        <w:t>Instead, Sb</w:t>
-      </w:r>
-      <w:r>
-        <w:rPr>
-          <w:highlight w:val="yellow"/>
-          <w:vertAlign w:val="subscript"/>
-        </w:rPr>
-        <w:t>2</w:t>
-      </w:r>
-      <w:r>
-        <w:rPr>
-          <w:highlight w:val="yellow"/>
-        </w:rPr>
-        <w:t>Se</w:t>
-      </w:r>
-      <w:r>
-        <w:rPr>
-          <w:highlight w:val="yellow"/>
-          <w:vertAlign w:val="subscript"/>
-        </w:rPr>
-        <w:t>3</w:t>
-      </w:r>
-      <w:r>
-        <w:rPr>
-          <w:highlight w:val="yellow"/>
-        </w:rPr>
-        <w:t xml:space="preserve"> </w:t>
-      </w:r>
-      <w:r>
-        <w:rPr>
-          <w:highlight w:val="yellow"/>
-        </w:rPr>
-        <w:t xml:space="preserve">can be placed in </w:t>
-      </w:r>
-      <w:r>
-        <w:rPr>
-          <w:highlight w:val="yellow"/>
-        </w:rPr>
-        <w:t>the middle (</w:t>
-      </w:r>
-      <w:r>
-        <w:rPr>
-          <w:i/>
-          <w:iCs/>
-          <w:highlight w:val="yellow"/>
-        </w:rPr>
-        <w:t>n</w:t>
-      </w:r>
-      <w:r>
-        <w:rPr>
-          <w:i/>
-          <w:iCs/>
-          <w:highlight w:val="yellow"/>
-          <w:vertAlign w:val="subscript"/>
-        </w:rPr>
-        <w:t>f2</w:t>
-      </w:r>
-      <w:r>
-        <w:rPr>
-          <w:highlight w:val="yellow"/>
-        </w:rPr>
-        <w:t>) then</w:t>
-      </w:r>
-      <w:r>
-        <w:t xml:space="preserve"> the selection of </w:t>
-      </w:r>
-      <w:r>
-        <w:rPr>
-          <w:i/>
-          <w:iCs/>
-        </w:rPr>
-        <w:t>n</w:t>
-      </w:r>
-      <w:r>
-        <w:rPr>
-          <w:i/>
-          <w:iCs/>
-          <w:vertAlign w:val="subscript"/>
-        </w:rPr>
-        <w:t>f1</w:t>
-      </w:r>
-      <w:r>
-        <w:t xml:space="preserve"> and </w:t>
-      </w:r>
-      <w:r>
-        <w:rPr>
-          <w:i/>
-          <w:iCs/>
-        </w:rPr>
-        <w:t>n</w:t>
-      </w:r>
-      <w:r>
-        <w:rPr>
-          <w:i/>
-          <w:iCs/>
-          <w:vertAlign w:val="subscript"/>
-        </w:rPr>
-        <w:t>f3</w:t>
-      </w:r>
-      <w:r>
-        <w:t xml:space="preserve"> will be more practicable.</w:t>
-      </w:r>
-      <w:r>
-        <w:t xml:space="preserve"> For example, at 1064 nm; the bottom layer could be Si</w:t>
-      </w:r>
-      <w:r>
-        <w:rPr>
-          <w:vertAlign w:val="subscript"/>
-        </w:rPr>
-        <w:t>3</w:t>
-      </w:r>
-      <w:r>
-        <w:t>N</w:t>
-      </w:r>
-      <w:r>
-        <w:rPr>
-          <w:vertAlign w:val="subscript"/>
-        </w:rPr>
-        <w:t>4</w:t>
-      </w:r>
-      <w:r>
-        <w:t xml:space="preserve"> (</w:t>
-      </w:r>
-      <w:r>
-        <w:rPr>
-          <w:i/>
-          <w:iCs/>
-        </w:rPr>
-        <w:t>n</w:t>
-      </w:r>
-      <w:r>
-        <w:rPr>
-          <w:i/>
-          <w:iCs/>
-          <w:vertAlign w:val="subscript"/>
-        </w:rPr>
-        <w:t>f1</w:t>
-      </w:r>
-      <w:r>
-        <w:rPr>
-          <w:i/>
-          <w:iCs/>
-        </w:rPr>
-        <w:t>=2.00</w:t>
-      </w:r>
-      <w:r>
-        <w:rPr>
-          <w:i/>
-          <w:iCs/>
-        </w:rPr>
-        <w:t xml:space="preserve"> </w:t>
-      </w:r>
-      <w:r>
-        <w:rPr>
-          <w:i/>
-          <w:iCs/>
-        </w:rPr>
-        <w:fldChar w:fldCharType="begin"/>
-      </w:r>
-      <w:r>
-        <w:rPr>
-          <w:i/>
-          <w:iCs/>
-        </w:rPr>
-        <w:instrText xml:space="preserve"> ADDIN EN.CITE &lt;EndNote&gt;&lt;Cite&gt;&lt;Author&gt;Beliaev&lt;/Author&gt;&lt;Year&gt;2022&lt;/Year&gt;&lt;RecNum&gt;70&lt;/RecNum&gt;&lt;DisplayText&gt;[45]&lt;/DisplayText&gt;&lt;record&gt;&lt;rec-number&gt;70&lt;/rec-number&gt;&lt;foreign-keys&gt;&lt;key app="EN" db-id="v920pft06rp9dbex2ap500x99x5rrtswxzss" timestamp="1768215795" guid="3f7419e0-798c-4593-84cf-4bf61aaacb06"&gt;70&lt;/key&gt;&lt;/foreign-keys&gt;&lt;ref-type name="Journal Article"&gt;17&lt;/ref-type&gt;&lt;contributors&gt;&lt;authors&gt;&lt;author&gt;Beliaev, Leonid Yu&lt;/author&gt;&lt;author&gt;Shkondin, Evgeniy&lt;/author&gt;&lt;author&gt;Lavrinenko, Andrei V.&lt;/author&gt;&lt;author&gt;Takayama, Osamu&lt;/author&gt;&lt;/authors&gt;&lt;/contributors&gt;&lt;titles&gt;&lt;title&gt;Optical, structural and composition properties of silicon nitride films deposited by reactive radio-frequency sputtering, low pressure and plasma-enhanced chemical vapor deposition&lt;/title&gt;&lt;secondary-title&gt;Thin Solid Films&lt;/secondary-title&gt;&lt;/titles&gt;&lt;periodical&gt;&lt;full-title&gt;Thin Solid Films&lt;/full-title&gt;&lt;/periodical&gt;&lt;pages&gt;139568&lt;/pages&gt;&lt;volume&gt;763&lt;/volume&gt;&lt;keywords&gt;&lt;keyword&gt;Silicon nitride&lt;/keyword&gt;&lt;keyword&gt;Ellipsometry&lt;/keyword&gt;&lt;keyword&gt;Chemical vapor deposition&lt;/keyword&gt;&lt;keyword&gt;Sputtering&lt;/keyword&gt;&lt;keyword&gt;Optical characterization&lt;/keyword&gt;&lt;keyword&gt;Thin film&lt;/keyword&gt;&lt;/keywords&gt;&lt;dates&gt;&lt;year&gt;2022&lt;/year&gt;&lt;pub-dates&gt;&lt;date&gt;2022/12/01/&lt;/date&gt;&lt;/pub-dates&gt;&lt;/dates&gt;&lt;isbn&gt;0040-6090&lt;/isbn&gt;&lt;urls&gt;&lt;related-urls&gt;&lt;url&gt;https://www.sciencedirect.com/science/article/pii/S0040609022004710&lt;/url&gt;&lt;/related-urls&gt;&lt;/urls&gt;&lt;electronic-resource-num&gt;https://doi.org/10.1016/j.tsf.2022.139568&lt;/electronic-resource-num&gt;&lt;/record&gt;&lt;/Cite&gt;&lt;/EndNote&gt;</w:instrText>
-      </w:r>
-      <w:r>
-        <w:rPr>
-          <w:i/>
-          <w:iCs/>
-        </w:rPr>
-        <w:fldChar w:fldCharType="separate"/>
-      </w:r>
-      <w:r>
-        <w:rPr>
-          <w:i/>
-          <w:iCs/>
-          <w:noProof/>
-        </w:rPr>
-        <w:t>[45]</w:t>
-      </w:r>
-      <w:r>
-        <w:rPr>
-          <w:i/>
-          <w:iCs/>
-        </w:rPr>
-        <w:fldChar w:fldCharType="end"/>
-      </w:r>
-      <w:r>
-        <w:t>) the top layer (</w:t>
-      </w:r>
-      <w:r>
-        <w:rPr>
-          <w:i/>
-          <w:iCs/>
-        </w:rPr>
-        <w:t>n</w:t>
-      </w:r>
-      <w:r>
-        <w:rPr>
-          <w:i/>
-          <w:iCs/>
-          <w:vertAlign w:val="subscript"/>
-        </w:rPr>
-        <w:t>f3</w:t>
-      </w:r>
-      <w:r>
-        <w:t>) then needs to be 1.65, Al</w:t>
-      </w:r>
-      <w:r>
-        <w:rPr>
-          <w:vertAlign w:val="subscript"/>
-        </w:rPr>
-        <w:t>2</w:t>
-      </w:r>
-      <w:r>
-        <w:t>O</w:t>
-      </w:r>
-      <w:r>
-        <w:rPr>
-          <w:vertAlign w:val="subscript"/>
-        </w:rPr>
-        <w:t>3</w:t>
-      </w:r>
-      <w:r>
-        <w:rPr>
-          <w:vertAlign w:val="subscript"/>
-        </w:rPr>
-        <w:t xml:space="preserve"> </w:t>
-      </w:r>
-      <w:r>
-        <w:t xml:space="preserve">has a </w:t>
-      </w:r>
-      <w:r>
-        <w:t xml:space="preserve">similar </w:t>
-      </w:r>
-      <w:r>
-        <w:t xml:space="preserve">refractive index </w:t>
-      </w:r>
-      <w:r>
-        <w:t>of</w:t>
-      </w:r>
-      <w:r>
-        <w:t xml:space="preserve"> 1.62 </w:t>
-      </w:r>
-      <w:r>
-        <w:fldChar w:fldCharType="begin"/>
-      </w:r>
-      <w:r>
-        <w:instrText xml:space="preserve"> ADDIN EN.CITE &lt;EndNote&gt;&lt;Cite&gt;&lt;Author&gt;Zhukovsky&lt;/Author&gt;&lt;Year&gt;2015&lt;/Year&gt;&lt;RecNum&gt;90&lt;/RecNum&gt;&lt;DisplayText&gt;[43]&lt;/DisplayText&gt;&lt;record&gt;&lt;rec-number&gt;90&lt;/rec-number&gt;&lt;foreign-keys&gt;&lt;key app="EN" db-id="v920pft06rp9dbex2ap500x99x5rrtswxzss" timestamp="1775120793"&gt;90&lt;/key&gt;&lt;/foreign-keys&gt;&lt;ref-type name="Journal Article"&gt;17&lt;/ref-type&gt;&lt;contributors&gt;&lt;authors&gt;&lt;author&gt;Zhukovsky, Sergei V.&lt;/author&gt;&lt;author&gt;Andryieuski, Andrei&lt;/author&gt;&lt;author&gt;Takayama, Osamu&lt;/author&gt;&lt;author&gt;Shkondin, Evgeniy&lt;/author&gt;&lt;author&gt;Malureanu, Radu&lt;/author&gt;&lt;author&gt;Jensen, Flemming&lt;/author&gt;&lt;author&gt;Lavrinenko, Andrei V.&lt;/author&gt;&lt;/authors&gt;&lt;/contributors&gt;&lt;titles&gt;&lt;title&gt;Experimental Demonstration of Effective Medium Approximation Breakdown in Deeply Subwavelength All-Dielectric Multilayers&lt;/title&gt;&lt;secondary-title&gt;Physical Review Letters&lt;/secondary-title&gt;&lt;/titles&gt;&lt;periodical&gt;&lt;full-title&gt;Physical Review Letters&lt;/full-title&gt;&lt;/periodical&gt;&lt;pages&gt;177402&lt;/pages&gt;&lt;volume&gt;115&lt;/volume&gt;&lt;number&gt;17&lt;/number&gt;&lt;dates&gt;&lt;year&gt;2015&lt;/year&gt;&lt;pub-dates&gt;&lt;date&gt;10/23/&lt;/date&gt;&lt;/pub-dates&gt;&lt;/dates&gt;&lt;publisher&gt;American Physical Society&lt;/publisher&gt;&lt;urls&gt;&lt;related-urls&gt;&lt;url&gt;https://link.aps.org/doi/10.1103/PhysRevLett.115.177402&lt;/url&gt;&lt;/related-urls&gt;&lt;/urls&gt;&lt;electronic-resource-num&gt;10.1103/PhysRevLett.115.177402&lt;/electronic-resource-num&gt;&lt;/record&gt;&lt;/Cite&gt;&lt;/EndNote&gt;</w:instrText>
-      </w:r>
-      <w:r>
-        <w:fldChar w:fldCharType="separate"/>
-      </w:r>
-      <w:r>
-        <w:rPr>
-          <w:noProof/>
-        </w:rPr>
-        <w:t>[43]</w:t>
-      </w:r>
-      <w:r>
-        <w:fldChar w:fldCharType="end"/>
-      </w:r>
-      <w:r>
-        <w:t>.</w:t>
       </w:r>
     </w:p>
     <w:p>
       <w:r>
         <w:tab/>
-      </w:r>
-      <w:r>
-        <w:t>XXX</w:t>
+        <w:t>This is illustrated in Fig. 4 where the reflection</w:t>
+      </w:r>
+      <w:r>
+        <w:t xml:space="preserve"> of </w:t>
+      </w:r>
+      <w:r>
+        <w:t xml:space="preserve">the single-layer, </w:t>
+      </w:r>
+      <w:r>
+        <w:t xml:space="preserve">two-layer, </w:t>
+      </w:r>
+      <w:r>
+        <w:t xml:space="preserve">and </w:t>
+      </w:r>
+      <w:r>
+        <w:t xml:space="preserve">three-layer </w:t>
+      </w:r>
+      <w:r>
+        <w:t>designs, all of which has Sb</w:t>
+      </w:r>
+      <w:r>
+        <w:rPr>
+          <w:vertAlign w:val="subscript"/>
+        </w:rPr>
+        <w:t>2</w:t>
+      </w:r>
+      <w:r>
+        <w:t>Se</w:t>
+      </w:r>
+      <w:r>
+        <w:rPr>
+          <w:vertAlign w:val="subscript"/>
+        </w:rPr>
+        <w:t>3</w:t>
+      </w:r>
+      <w:r>
+        <w:t xml:space="preserve"> placed on top of the substrate (</w:t>
+      </w:r>
+      <w:r>
+        <w:rPr>
+          <w:i/>
+          <w:iCs/>
+        </w:rPr>
+        <w:t>n</w:t>
+      </w:r>
+      <w:r>
+        <w:rPr>
+          <w:i/>
+          <w:iCs/>
+          <w:vertAlign w:val="subscript"/>
+        </w:rPr>
+        <w:t>f1</w:t>
+      </w:r>
+      <w:r>
+        <w:rPr>
+          <w:iCs/>
+          <w:vertAlign w:val="subscript"/>
+        </w:rPr>
+        <w:t xml:space="preserve"> </w:t>
+      </w:r>
+      <w:r>
+        <w:t>= Sb</w:t>
+      </w:r>
+      <w:r>
+        <w:rPr>
+          <w:vertAlign w:val="subscript"/>
+        </w:rPr>
+        <w:t>2</w:t>
+      </w:r>
+      <w:r>
+        <w:t>Se</w:t>
+      </w:r>
+      <w:r>
+        <w:rPr>
+          <w:vertAlign w:val="subscript"/>
+        </w:rPr>
+        <w:t>3</w:t>
+      </w:r>
+      <w:r>
+        <w:t>), are around 6.7%. But when we placed Sb</w:t>
+      </w:r>
+      <w:r>
+        <w:rPr>
+          <w:vertAlign w:val="subscript"/>
+        </w:rPr>
+        <w:t>2</w:t>
+      </w:r>
+      <w:r>
+        <w:t>Se</w:t>
+      </w:r>
+      <w:r>
+        <w:rPr>
+          <w:vertAlign w:val="subscript"/>
+        </w:rPr>
+        <w:t>3</w:t>
+      </w:r>
+      <w:r>
+        <w:t xml:space="preserve"> in the middle (</w:t>
+      </w:r>
+      <w:r>
+        <w:rPr>
+          <w:i/>
+          <w:iCs/>
+        </w:rPr>
+        <w:t>n</w:t>
+      </w:r>
+      <w:r>
+        <w:rPr>
+          <w:i/>
+          <w:iCs/>
+          <w:vertAlign w:val="subscript"/>
+        </w:rPr>
+        <w:t>f</w:t>
+      </w:r>
+      <w:r>
+        <w:rPr>
+          <w:i/>
+          <w:iCs/>
+          <w:vertAlign w:val="subscript"/>
+        </w:rPr>
+        <w:t>2</w:t>
+      </w:r>
+      <w:r>
+        <w:t xml:space="preserve"> </w:t>
+      </w:r>
+      <w:r>
+        <w:rPr>
+          <w:iCs/>
+          <w:vertAlign w:val="subscript"/>
+        </w:rPr>
+        <w:t xml:space="preserve"> </w:t>
+      </w:r>
+      <w:r>
+        <w:t>= Sb</w:t>
+      </w:r>
+      <w:r>
+        <w:rPr>
+          <w:vertAlign w:val="subscript"/>
+        </w:rPr>
+        <w:t>2</w:t>
+      </w:r>
+      <w:r>
+        <w:t>Se</w:t>
+      </w:r>
+      <w:r>
+        <w:rPr>
+          <w:vertAlign w:val="subscript"/>
+        </w:rPr>
+        <w:t>3</w:t>
+      </w:r>
+      <w:r>
+        <w:t>) the reflection is dropped to 3.5% for a broad</w:t>
+      </w:r>
+      <w:r>
+        <w:t>er</w:t>
+      </w:r>
+      <w:r>
+        <w:t xml:space="preserve"> wavelength</w:t>
+      </w:r>
+      <w:r>
+        <w:t>, this could be explained by the</w:t>
+      </w:r>
+      <w:r>
+        <w:t xml:space="preserve"> fact </w:t>
+      </w:r>
+      <w:r>
+        <w:rPr>
+          <w:i/>
+        </w:rPr>
+        <w:t>n</w:t>
+      </w:r>
+      <w:r>
+        <w:rPr>
+          <w:i/>
+          <w:vertAlign w:val="subscript"/>
+        </w:rPr>
+        <w:t>f1</w:t>
+      </w:r>
+      <w:r>
+        <w:t xml:space="preserve"> and </w:t>
+      </w:r>
+      <w:r>
+        <w:rPr>
+          <w:i/>
+          <w:iCs/>
+        </w:rPr>
+        <w:t>n</w:t>
+      </w:r>
+      <w:r>
+        <w:rPr>
+          <w:i/>
+          <w:iCs/>
+          <w:vertAlign w:val="subscript"/>
+        </w:rPr>
+        <w:t>f3</w:t>
+      </w:r>
+      <w:r>
+        <w:t xml:space="preserve"> refractive index selections</w:t>
+      </w:r>
+      <w:r>
+        <w:t xml:space="preserve"> are closer to ideal values.</w:t>
       </w:r>
     </w:p>
     <w:p>
-      <w:r>
-        <w:tab/>
+      <w:pPr>
+        <w:jc w:val="center"/>
+      </w:pPr>
+      <w:r>
+        <w:rPr>
+          <w:noProof/>
+        </w:rPr>
+        <w:drawing>
+          <wp:inline distT="0" distB="0" distL="0" distR="0" wp14:anchorId="599D84E9" wp14:editId="469531D5">
+            <wp:extent cx="3775275" cy="2520000"/>
+            <wp:effectExtent l="0" t="0" r="0" b="0"/>
+            <wp:docPr id="268365114" name="Picture 2"/>
+            <wp:cNvGraphicFramePr>
+              <a:graphicFrameLocks xmlns:a="http://schemas.openxmlformats.org/drawingml/2006/main" noChangeAspect="1"/>
+            </wp:cNvGraphicFramePr>
+            <a:graphic xmlns:a="http://schemas.openxmlformats.org/drawingml/2006/main">
+              <a:graphicData uri="http://schemas.openxmlformats.org/drawingml/2006/picture">
+                <pic:pic xmlns:pic="http://schemas.openxmlformats.org/drawingml/2006/picture">
+                  <pic:nvPicPr>
+                    <pic:cNvPr id="268365114" name="Picture 2"/>
+                    <pic:cNvPicPr/>
+                  </pic:nvPicPr>
+                  <pic:blipFill rotWithShape="1">
+                    <a:blip r:embed="rId12" cstate="print">
+                      <a:extLst>
+                        <a:ext uri="{28A0092B-C50C-407E-A947-70E740481C1C}">
+                          <a14:useLocalDpi xmlns:a14="http://schemas.microsoft.com/office/drawing/2010/main" val="0"/>
+                        </a:ext>
+                      </a:extLst>
+                    </a:blip>
+                    <a:srcRect l="5783" t="5783" r="5783" b="2393"/>
+                    <a:stretch>
+                      <a:fillRect/>
+                    </a:stretch>
+                  </pic:blipFill>
+                  <pic:spPr bwMode="auto">
+                    <a:xfrm>
+                      <a:off x="0" y="0"/>
+                      <a:ext cx="3775275" cy="2520000"/>
+                    </a:xfrm>
+                    <a:prstGeom prst="rect">
+                      <a:avLst/>
+                    </a:prstGeom>
+                    <a:ln>
+                      <a:noFill/>
+                    </a:ln>
+                    <a:extLst>
+                      <a:ext uri="{53640926-AAD7-44D8-BBD7-CCE9431645EC}">
+                        <a14:shadowObscured xmlns:a14="http://schemas.microsoft.com/office/drawing/2010/main"/>
+                      </a:ext>
+                    </a:extLst>
+                  </pic:spPr>
+                </pic:pic>
+              </a:graphicData>
+            </a:graphic>
+          </wp:inline>
+        </w:drawing>
+      </w:r>
+    </w:p>
+    <w:p>
+      <w:r>
+        <w:rPr>
+          <w:b/>
+          <w:bCs/>
+        </w:rPr>
+        <w:t xml:space="preserve">Fig. </w:t>
+      </w:r>
+      <w:r>
+        <w:rPr>
+          <w:b/>
+          <w:bCs/>
+        </w:rPr>
+        <w:t>4</w:t>
+      </w:r>
+      <w:r>
+        <w:rPr>
+          <w:b/>
+          <w:bCs/>
+        </w:rPr>
+        <w:t>.</w:t>
+      </w:r>
+      <w:r>
+        <w:t xml:space="preserve"> R</w:t>
+      </w:r>
+      <w:r>
+        <w:t xml:space="preserve">eflectivity </w:t>
+      </w:r>
+      <w:r>
+        <w:t xml:space="preserve">comparison </w:t>
+      </w:r>
+      <w:r>
+        <w:t xml:space="preserve">of a </w:t>
+      </w:r>
+      <w:r>
+        <w:t xml:space="preserve">single-layer, </w:t>
+      </w:r>
+      <w:r>
+        <w:t>two-layer</w:t>
+      </w:r>
+      <w:r>
+        <w:t>,</w:t>
+      </w:r>
+      <w:r>
+        <w:t xml:space="preserve"> and three-layer antireflection designs</w:t>
+      </w:r>
+      <w:r>
+        <w:t xml:space="preserve">. The single-layer design is the same as in Fig. 3. The </w:t>
+      </w:r>
+      <w:r>
+        <w:t>two</w:t>
+      </w:r>
+      <w:r>
+        <w:t>-layer</w:t>
+      </w:r>
+      <w:r>
+        <w:t xml:space="preserve"> and three-layer with </w:t>
+      </w:r>
+      <w:r>
+        <w:rPr>
+          <w:i/>
+          <w:iCs/>
+        </w:rPr>
+        <w:t>n</w:t>
+      </w:r>
+      <w:r>
+        <w:rPr>
+          <w:i/>
+          <w:iCs/>
+          <w:vertAlign w:val="subscript"/>
+        </w:rPr>
+        <w:t>f1</w:t>
+      </w:r>
+      <w:r>
+        <w:rPr>
+          <w:i/>
+          <w:iCs/>
+          <w:vertAlign w:val="subscript"/>
+        </w:rPr>
+        <w:t xml:space="preserve"> </w:t>
+      </w:r>
+      <w:r>
+        <w:t>= Sb</w:t>
+      </w:r>
+      <w:r>
+        <w:rPr>
+          <w:vertAlign w:val="subscript"/>
+        </w:rPr>
+        <w:t>2</w:t>
+      </w:r>
+      <w:r>
+        <w:t>Se</w:t>
+      </w:r>
+      <w:r>
+        <w:rPr>
+          <w:vertAlign w:val="subscript"/>
+        </w:rPr>
+        <w:t>3</w:t>
+      </w:r>
+      <w:r>
+        <w:t xml:space="preserve"> designs have</w:t>
+      </w:r>
+      <w:r>
+        <w:t xml:space="preserve"> the same reflection of 6.7% at 1064 nm</w:t>
+      </w:r>
+      <w:r>
+        <w:t xml:space="preserve">, </w:t>
+      </w:r>
+      <w:r>
+        <w:t>comparable to a single-layer design</w:t>
+      </w:r>
+      <w:r>
+        <w:t xml:space="preserve">. Three-layer design with </w:t>
+      </w:r>
+      <w:r>
+        <w:rPr>
+          <w:i/>
+          <w:iCs/>
+        </w:rPr>
+        <w:t>n</w:t>
+      </w:r>
+      <w:r>
+        <w:rPr>
+          <w:i/>
+          <w:iCs/>
+          <w:vertAlign w:val="subscript"/>
+        </w:rPr>
+        <w:t>f2</w:t>
+      </w:r>
+      <w:r>
+        <w:t xml:space="preserve"> = Sb</w:t>
+      </w:r>
+      <w:r>
+        <w:rPr>
+          <w:vertAlign w:val="subscript"/>
+        </w:rPr>
+        <w:t>2</w:t>
+      </w:r>
+      <w:r>
+        <w:t>Se</w:t>
+      </w:r>
+      <w:r>
+        <w:rPr>
+          <w:vertAlign w:val="subscript"/>
+        </w:rPr>
+        <w:t>3</w:t>
+      </w:r>
+      <w:r>
+        <w:t xml:space="preserve"> with HWOT has lower reflection at 3.5%, around the same </w:t>
+      </w:r>
+      <w:r>
+        <w:t>the ideal film</w:t>
+      </w:r>
+      <w:r>
+        <w:t xml:space="preserve"> single-layer </w:t>
+      </w:r>
+      <w:r>
+        <w:t>design</w:t>
+      </w:r>
+      <w:r>
+        <w:t xml:space="preserve"> in Fig. 2.</w:t>
       </w:r>
     </w:p>
     <w:p/>
     <w:p/>
     <w:p/>
-    <w:p/>
     <w:p>
       <w:r>
         <w:tab/>
@@ -15709,7 +16777,10 @@
         <w:t xml:space="preserve">. The two reflectors </w:t>
       </w:r>
       <w:r>
-        <w:t xml:space="preserve">act as mirrors that </w:t>
+        <w:t>function as</w:t>
+      </w:r>
+      <w:r>
+        <w:t xml:space="preserve"> mirrors that </w:t>
       </w:r>
       <w:r>
         <w:t>cause light to cycle</w:t>
@@ -16599,7 +17670,13 @@
         <w:t>,</w:t>
       </w:r>
       <w:r>
-        <w:t xml:space="preserve"> 2.45 and 1.63 respectively. These two designs assume substrate to have the same refractive index as air.</w:t>
+        <w:t xml:space="preserve"> 2.45 and 1.63</w:t>
+      </w:r>
+      <w:r>
+        <w:t>,</w:t>
+      </w:r>
+      <w:r>
+        <w:t xml:space="preserve"> respectively. These two designs assume substrate to have the same refractive index as air.</w:t>
       </w:r>
       <w:r>
         <w:t xml:space="preserve"> </w:t>
@@ -16608,13 +17685,13 @@
         <w:t>The central cavity layer in Fig.</w:t>
       </w:r>
       <w:r>
-        <w:t>4</w:t>
+        <w:t>5</w:t>
       </w:r>
       <w:r>
         <w:t>a is equal to C=3.96+0i. For Fig.</w:t>
       </w:r>
       <w:r>
-        <w:t>4</w:t>
+        <w:t>5</w:t>
       </w:r>
       <w:r>
         <w:t>b central layer is the same material except it has k-index term, C=3.96+1.09i</w:t>
@@ -16623,8 +17700,6 @@
         <w:t>.</w:t>
       </w:r>
     </w:p>
-    <w:p/>
-    <w:p/>
     <w:p/>
     <w:p/>
     <w:p>
@@ -16878,98 +17953,61 @@
       </w:r>
     </w:p>
     <w:p>
-      <w:pPr>
+      <w:r>
+        <w:tab/>
+      </w:r>
+      <w:r>
         <w:rPr>
           <w:highlight w:val="yellow"/>
         </w:rPr>
-      </w:pPr>
-      <w:r>
-        <w:rPr>
-          <w:highlight w:val="yellow"/>
-        </w:rPr>
-        <w:lastRenderedPageBreak/>
-        <w:tab/>
-      </w:r>
-      <w:r>
-        <w:rPr>
-          <w:highlight w:val="yellow"/>
-        </w:rPr>
         <w:t>Sb2Se3:</w:t>
       </w:r>
       <w:r>
-        <w:rPr>
-          <w:highlight w:val="yellow"/>
-        </w:rPr>
-        <w:tab/>
-      </w:r>
-      <w:r>
-        <w:rPr>
-          <w:highlight w:val="yellow"/>
-        </w:rPr>
+        <w:tab/>
+      </w:r>
+      <w:r>
         <w:t>3.2854 (4.0499)</w:t>
       </w:r>
       <w:r>
-        <w:rPr>
-          <w:highlight w:val="yellow"/>
-        </w:rPr>
-        <w:tab/>
-      </w:r>
-      <w:r>
-        <w:rPr>
-          <w:highlight w:val="yellow"/>
-        </w:rPr>
+        <w:tab/>
+      </w:r>
+      <w:r>
         <w:fldChar w:fldCharType="begin"/>
       </w:r>
       <w:r>
-        <w:rPr>
-          <w:highlight w:val="yellow"/>
-        </w:rPr>
         <w:instrText xml:space="preserve"> ADDIN EN.CITE &lt;EndNote&gt;&lt;Cite&gt;&lt;Author&gt;Delaney&lt;/Author&gt;&lt;Year&gt;2020&lt;/Year&gt;&lt;RecNum&gt;64&lt;/RecNum&gt;&lt;DisplayText&gt;[22]&lt;/DisplayText&gt;&lt;record&gt;&lt;rec-number&gt;64&lt;/rec-number&gt;&lt;foreign-keys&gt;&lt;key app="EN" db-id="v920pft06rp9dbex2ap500x99x5rrtswxzss" timestamp="1768054090" guid="b15b5550-40d7-4ad2-8182-cf6f486a4f50"&gt;64&lt;/key&gt;&lt;/foreign-keys&gt;&lt;ref-type name="Journal Article"&gt;17&lt;/ref-type&gt;&lt;contributors&gt;&lt;authors&gt;&lt;author&gt;Delaney, Matthew&lt;/author&gt;&lt;author&gt;Zeimpekis, Ioannis&lt;/author&gt;&lt;author&gt;Lawson, Daniel&lt;/author&gt;&lt;author&gt;Hewak, Daniel W</w:instrText>
       </w:r>
       <w:r>
         <w:rPr>
           <w:rFonts w:hint="eastAsia"/>
-          <w:highlight w:val="yellow"/>
         </w:rPr>
         <w:instrText>.&lt;/author&gt;&lt;author&gt;Muskens, Otto L.&lt;/author&gt;&lt;/authors&gt;&lt;/contributors&gt;&lt;titles&gt;&lt;title&gt;A New Family of Ultralow Loss Reversible Phase</w:instrText>
       </w:r>
       <w:r>
         <w:rPr>
           <w:rFonts w:hint="eastAsia"/>
-          <w:highlight w:val="yellow"/>
         </w:rPr>
         <w:instrText>‐</w:instrText>
       </w:r>
       <w:r>
         <w:rPr>
           <w:rFonts w:hint="eastAsia"/>
-          <w:highlight w:val="yellow"/>
         </w:rPr>
         <w:instrText>Change Materials for Photonic Integrated Circuits: Sb2S3 and Sb2Se3&lt;/title&gt;&lt;secondary-title&gt;Advanced Functional Materials&lt;/se</w:instrText>
       </w:r>
       <w:r>
-        <w:rPr>
-          <w:highlight w:val="yellow"/>
-        </w:rPr>
         <w:instrText>condary-title&gt;&lt;/titles&gt;&lt;periodical&gt;&lt;full-title&gt;Advanced Functional Materials&lt;/full-title&gt;&lt;/periodical&gt;&lt;volume&gt;30&lt;/volume&gt;&lt;number&gt;36&lt;/number&gt;&lt;dates&gt;&lt;year&gt;2020&lt;/year&gt;&lt;/dates&gt;&lt;isbn&gt;1616-301X&amp;#xD;1616-3028&lt;/isbn&gt;&lt;urls&gt;&lt;/urls&gt;&lt;electronic-resource-num&gt;10.1002/adfm.202002447&lt;/electronic-resource-num&gt;&lt;/record&gt;&lt;/Cite&gt;&lt;/EndNote&gt;</w:instrText>
       </w:r>
       <w:r>
-        <w:rPr>
-          <w:highlight w:val="yellow"/>
-        </w:rPr>
         <w:fldChar w:fldCharType="separate"/>
       </w:r>
       <w:r>
         <w:rPr>
           <w:noProof/>
-          <w:highlight w:val="yellow"/>
         </w:rPr>
         <w:t>[22]</w:t>
       </w:r>
       <w:r>
-        <w:rPr>
-          <w:highlight w:val="yellow"/>
-        </w:rPr>
         <w:fldChar w:fldCharType="end"/>
       </w:r>
     </w:p>
@@ -16982,9 +18020,15 @@
         <w:t>_</w:t>
       </w:r>
       <w:r>
+        <w:t>cry_</w:t>
+      </w:r>
+      <w:r>
         <w:t>300</w:t>
       </w:r>
       <w:r>
+        <w:t>k</w:t>
+      </w:r>
+      <w:r>
         <w:t>:</w:t>
       </w:r>
       <w:r>
@@ -16997,9 +18041,6 @@
         <w:tab/>
       </w:r>
       <w:r>
-        <w:tab/>
-      </w:r>
-      <w:r>
         <w:fldChar w:fldCharType="begin"/>
       </w:r>
       <w:r>
@@ -17013,6 +18054,37 @@
           <w:noProof/>
         </w:rPr>
         <w:t>[47]</w:t>
+      </w:r>
+      <w:r>
+        <w:fldChar w:fldCharType="end"/>
+      </w:r>
+    </w:p>
+    <w:p>
+      <w:r>
+        <w:tab/>
+        <w:t xml:space="preserve">Si_amo_20deg: </w:t>
+      </w:r>
+      <w:r>
+        <w:tab/>
+        <w:t>3.7771</w:t>
+      </w:r>
+      <w:r>
+        <w:tab/>
+      </w:r>
+      <w:r>
+        <w:fldChar w:fldCharType="begin"/>
+      </w:r>
+      <w:r>
+        <w:instrText xml:space="preserve"> ADDIN EN.CITE &lt;EndNote&gt;&lt;Cite&gt;&lt;Author&gt;Karaman&lt;/Author&gt;&lt;Year&gt;2025&lt;/Year&gt;&lt;RecNum&gt;94&lt;/RecNum&gt;&lt;DisplayText&gt;[48]&lt;/DisplayText&gt;&lt;record&gt;&lt;rec-number&gt;94&lt;/rec-number&gt;&lt;foreign-keys&gt;&lt;key app="EN" db-id="v920pft06rp9dbex2ap500x99x5rrtswxzss" timestamp="1776336380"&gt;94&lt;/key&gt;&lt;/foreign-keys&gt;&lt;ref-type name="Journal Article"&gt;17&lt;/ref-type&gt;&lt;contributors&gt;&lt;authors&gt;&lt;author&gt;Karaman, Omer Can&lt;/author&gt;&lt;author&gt;Naidu, Gopal Narmada&lt;/author&gt;&lt;author&gt;Bowman, Alan R.&lt;/author&gt;&lt;author&gt;Dayi, Elif Nur&lt;/author&gt;&lt;author&gt;Tagliabue, Giulia&lt;/author&gt;&lt;/authors&gt;&lt;/contributors&gt;&lt;titles&gt;&lt;title&gt;Decoupling Optical and Thermal Dynamics in Dielectric Metasurfaces for Self-Encoded Photonic Control&lt;/title&gt;&lt;secondary-title&gt;Laser &amp;amp; Photonics Reviews&lt;/secondary-title&gt;&lt;/titles&gt;&lt;periodical&gt;&lt;full-title&gt;Laser &amp;amp; Photonics Reviews&lt;/full-title&gt;&lt;/periodical&gt;&lt;pages&gt;e01014&lt;/pages&gt;&lt;volume&gt;19&lt;/volume&gt;&lt;number&gt;24&lt;/number&gt;&lt;dates&gt;&lt;year&gt;2025&lt;/year&gt;&lt;/dates&gt;&lt;isbn&gt;1863-8880&lt;/isbn&gt;&lt;urls&gt;&lt;related-urls&gt;&lt;url&gt;https://onlinelibrary.wiley.com/doi/abs/10.1002/lpor.202501014&lt;/url&gt;&lt;/related-urls&gt;&lt;/urls&gt;&lt;electronic-resource-num&gt;https://doi.org/10.1002/lpor.202501014&lt;/electronic-resource-num&gt;&lt;/record&gt;&lt;/Cite&gt;&lt;/EndNote&gt;</w:instrText>
+      </w:r>
+      <w:r>
+        <w:fldChar w:fldCharType="separate"/>
+      </w:r>
+      <w:r>
+        <w:rPr>
+          <w:noProof/>
+        </w:rPr>
+        <w:t>[48]</w:t>
       </w:r>
       <w:r>
         <w:fldChar w:fldCharType="end"/>
@@ -17265,101 +18337,65 @@
       </w:r>
     </w:p>
     <w:p>
-      <w:pPr>
+      <w:r>
+        <w:tab/>
+      </w:r>
+      <w:r>
         <w:rPr>
           <w:highlight w:val="yellow"/>
         </w:rPr>
-      </w:pPr>
-      <w:r>
-        <w:tab/>
-      </w:r>
-      <w:r>
-        <w:rPr>
-          <w:highlight w:val="yellow"/>
-        </w:rPr>
         <w:t>Sb2Se3:</w:t>
       </w:r>
       <w:r>
-        <w:rPr>
-          <w:highlight w:val="yellow"/>
-        </w:rPr>
         <w:tab/>
         <w:t>3.</w:t>
       </w:r>
       <w:r>
-        <w:rPr>
-          <w:highlight w:val="yellow"/>
-        </w:rPr>
         <w:t>369674</w:t>
       </w:r>
       <w:r>
-        <w:rPr>
-          <w:highlight w:val="yellow"/>
-        </w:rPr>
         <w:t>+0i (4.3081+0.009744i)</w:t>
       </w:r>
       <w:r>
-        <w:rPr>
-          <w:highlight w:val="yellow"/>
-        </w:rPr>
-        <w:tab/>
-      </w:r>
-      <w:r>
-        <w:rPr>
-          <w:highlight w:val="yellow"/>
-        </w:rPr>
+        <w:tab/>
+      </w:r>
+      <w:r>
         <w:fldChar w:fldCharType="begin"/>
       </w:r>
       <w:r>
-        <w:rPr>
-          <w:highlight w:val="yellow"/>
-        </w:rPr>
         <w:instrText xml:space="preserve"> ADDIN EN.CITE &lt;EndNote&gt;&lt;Cite&gt;&lt;Author&gt;Delaney&lt;/Author&gt;&lt;Year&gt;2020&lt;/Year&gt;&lt;RecNum&gt;64&lt;/RecNum&gt;&lt;DisplayText&gt;[22]&lt;/DisplayText&gt;&lt;record&gt;&lt;rec-number&gt;64&lt;/rec-number&gt;&lt;foreign-keys&gt;&lt;key app="EN" db-id="v920pft06rp9dbex2ap500x99x5rrtswxzss" timestamp="1768054090" guid="b15b5550-40d7-4ad2-8182-cf6f486a4f50"&gt;64&lt;/key&gt;&lt;/foreign-keys&gt;&lt;ref-type name="Journal Article"&gt;17&lt;/ref-type&gt;&lt;contributors&gt;&lt;authors&gt;&lt;author&gt;Delaney, Matthew&lt;/author&gt;&lt;author&gt;Zeimpekis, Ioannis&lt;/author&gt;&lt;author&gt;Lawson, Daniel&lt;/author&gt;&lt;author&gt;Hewak, Daniel W</w:instrText>
       </w:r>
       <w:r>
         <w:rPr>
           <w:rFonts w:hint="eastAsia"/>
-          <w:highlight w:val="yellow"/>
         </w:rPr>
         <w:instrText>.&lt;/author&gt;&lt;author&gt;Muskens, Otto L.&lt;/author&gt;&lt;/authors&gt;&lt;/contributors&gt;&lt;titles&gt;&lt;title&gt;A New Family of Ultralow Loss Reversible Phase</w:instrText>
       </w:r>
       <w:r>
         <w:rPr>
           <w:rFonts w:hint="eastAsia"/>
-          <w:highlight w:val="yellow"/>
         </w:rPr>
         <w:instrText>‐</w:instrText>
       </w:r>
       <w:r>
         <w:rPr>
           <w:rFonts w:hint="eastAsia"/>
-          <w:highlight w:val="yellow"/>
         </w:rPr>
         <w:instrText>Change Materials for Photonic Integrated Circuits: Sb2S3 and Sb2Se3&lt;/title&gt;&lt;secondary-title&gt;Advanced Functional Materials&lt;/se</w:instrText>
       </w:r>
       <w:r>
-        <w:rPr>
-          <w:highlight w:val="yellow"/>
-        </w:rPr>
         <w:instrText>condary-title&gt;&lt;/titles&gt;&lt;periodical&gt;&lt;full-title&gt;Advanced Functional Materials&lt;/full-title&gt;&lt;/periodical&gt;&lt;volume&gt;30&lt;/volume&gt;&lt;number&gt;36&lt;/number&gt;&lt;dates&gt;&lt;year&gt;2020&lt;/year&gt;&lt;/dates&gt;&lt;isbn&gt;1616-301X&amp;#xD;1616-3028&lt;/isbn&gt;&lt;urls&gt;&lt;/urls&gt;&lt;electronic-resource-num&gt;10.1002/adfm.202002447&lt;/electronic-resource-num&gt;&lt;/record&gt;&lt;/Cite&gt;&lt;/EndNote&gt;</w:instrText>
       </w:r>
       <w:r>
-        <w:rPr>
-          <w:highlight w:val="yellow"/>
-        </w:rPr>
         <w:fldChar w:fldCharType="separate"/>
       </w:r>
       <w:r>
         <w:rPr>
           <w:noProof/>
-          <w:highlight w:val="yellow"/>
         </w:rPr>
         <w:t>[22]</w:t>
       </w:r>
       <w:r>
-        <w:rPr>
-          <w:highlight w:val="yellow"/>
-        </w:rPr>
         <w:fldChar w:fldCharType="end"/>
       </w:r>
     </w:p>
@@ -17371,7 +18407,13 @@
         <w:t>Si</w:t>
       </w:r>
       <w:r>
-        <w:t>_300</w:t>
+        <w:t>_</w:t>
+      </w:r>
+      <w:r>
+        <w:t>cry_</w:t>
+      </w:r>
+      <w:r>
+        <w:t>300</w:t>
       </w:r>
       <w:r>
         <w:t>:</w:t>
@@ -17387,9 +18429,6 @@
         <w:tab/>
       </w:r>
       <w:r>
-        <w:tab/>
-      </w:r>
-      <w:r>
         <w:fldChar w:fldCharType="begin"/>
       </w:r>
       <w:r>
@@ -17403,6 +18442,37 @@
           <w:noProof/>
         </w:rPr>
         <w:t>[47]</w:t>
+      </w:r>
+      <w:r>
+        <w:fldChar w:fldCharType="end"/>
+      </w:r>
+    </w:p>
+    <w:p>
+      <w:r>
+        <w:tab/>
+        <w:t xml:space="preserve">Si_amo_20deg: </w:t>
+      </w:r>
+      <w:r>
+        <w:tab/>
+        <w:t>3.9017</w:t>
+      </w:r>
+      <w:r>
+        <w:tab/>
+      </w:r>
+      <w:r>
+        <w:fldChar w:fldCharType="begin"/>
+      </w:r>
+      <w:r>
+        <w:instrText xml:space="preserve"> ADDIN EN.CITE &lt;EndNote&gt;&lt;Cite&gt;&lt;Author&gt;Karaman&lt;/Author&gt;&lt;Year&gt;2025&lt;/Year&gt;&lt;RecNum&gt;94&lt;/RecNum&gt;&lt;DisplayText&gt;[48]&lt;/DisplayText&gt;&lt;record&gt;&lt;rec-number&gt;94&lt;/rec-number&gt;&lt;foreign-keys&gt;&lt;key app="EN" db-id="v920pft06rp9dbex2ap500x99x5rrtswxzss" timestamp="1776336380"&gt;94&lt;/key&gt;&lt;/foreign-keys&gt;&lt;ref-type name="Journal Article"&gt;17&lt;/ref-type&gt;&lt;contributors&gt;&lt;authors&gt;&lt;author&gt;Karaman, Omer Can&lt;/author&gt;&lt;author&gt;Naidu, Gopal Narmada&lt;/author&gt;&lt;author&gt;Bowman, Alan R.&lt;/author&gt;&lt;author&gt;Dayi, Elif Nur&lt;/author&gt;&lt;author&gt;Tagliabue, Giulia&lt;/author&gt;&lt;/authors&gt;&lt;/contributors&gt;&lt;titles&gt;&lt;title&gt;Decoupling Optical and Thermal Dynamics in Dielectric Metasurfaces for Self-Encoded Photonic Control&lt;/title&gt;&lt;secondary-title&gt;Laser &amp;amp; Photonics Reviews&lt;/secondary-title&gt;&lt;/titles&gt;&lt;periodical&gt;&lt;full-title&gt;Laser &amp;amp; Photonics Reviews&lt;/full-title&gt;&lt;/periodical&gt;&lt;pages&gt;e01014&lt;/pages&gt;&lt;volume&gt;19&lt;/volume&gt;&lt;number&gt;24&lt;/number&gt;&lt;dates&gt;&lt;year&gt;2025&lt;/year&gt;&lt;/dates&gt;&lt;isbn&gt;1863-8880&lt;/isbn&gt;&lt;urls&gt;&lt;related-urls&gt;&lt;url&gt;https://onlinelibrary.wiley.com/doi/abs/10.1002/lpor.202501014&lt;/url&gt;&lt;/related-urls&gt;&lt;/urls&gt;&lt;electronic-resource-num&gt;https://doi.org/10.1002/lpor.202501014&lt;/electronic-resource-num&gt;&lt;/record&gt;&lt;/Cite&gt;&lt;/EndNote&gt;</w:instrText>
+      </w:r>
+      <w:r>
+        <w:fldChar w:fldCharType="separate"/>
+      </w:r>
+      <w:r>
+        <w:rPr>
+          <w:noProof/>
+        </w:rPr>
+        <w:t>[48]</w:t>
       </w:r>
       <w:r>
         <w:fldChar w:fldCharType="end"/>
@@ -17651,58 +18721,31 @@
         <w:t>Sb2Se3:</w:t>
       </w:r>
       <w:r>
-        <w:rPr>
-          <w:highlight w:val="yellow"/>
-        </w:rPr>
         <w:tab/>
         <w:t>3.</w:t>
       </w:r>
       <w:r>
-        <w:rPr>
-          <w:highlight w:val="yellow"/>
-        </w:rPr>
         <w:t>9615</w:t>
       </w:r>
       <w:r>
-        <w:rPr>
-          <w:highlight w:val="yellow"/>
-        </w:rPr>
         <w:t>+</w:t>
       </w:r>
       <w:r>
-        <w:rPr>
-          <w:highlight w:val="yellow"/>
-        </w:rPr>
         <w:t>1.093042</w:t>
       </w:r>
       <w:r>
-        <w:rPr>
-          <w:highlight w:val="yellow"/>
-        </w:rPr>
         <w:t>i (4.</w:t>
       </w:r>
       <w:r>
-        <w:rPr>
-          <w:highlight w:val="yellow"/>
-        </w:rPr>
         <w:t>7876</w:t>
       </w:r>
       <w:r>
-        <w:rPr>
-          <w:highlight w:val="yellow"/>
-        </w:rPr>
         <w:t>+</w:t>
       </w:r>
       <w:r>
-        <w:rPr>
-          <w:highlight w:val="yellow"/>
-        </w:rPr>
         <w:t>2.240748</w:t>
       </w:r>
       <w:r>
-        <w:rPr>
-          <w:highlight w:val="yellow"/>
-        </w:rPr>
         <w:t>i)</w:t>
       </w:r>
       <w:r>
@@ -17757,6 +18800,9 @@
         <w:t>_</w:t>
       </w:r>
       <w:r>
+        <w:t>cry_</w:t>
+      </w:r>
+      <w:r>
         <w:t>300</w:t>
       </w:r>
       <w:r>
@@ -17789,101 +18835,44 @@
       <w:r>
         <w:fldChar w:fldCharType="end"/>
       </w:r>
-    </w:p>
-    <w:p/>
-    <w:p>
-      <w:pPr>
-        <w:rPr>
-          <w:highlight w:val="cyan"/>
-        </w:rPr>
-      </w:pPr>
     </w:p>
     <w:p>
-      <w:pPr>
-        <w:rPr>
-          <w:highlight w:val="cyan"/>
-        </w:rPr>
-      </w:pPr>
-      <w:r>
-        <w:rPr>
-          <w:highlight w:val="cyan"/>
-        </w:rPr>
-        <w:t xml:space="preserve">1064 nm, 2-layer design </w:t>
-      </w:r>
-      <w:r>
-        <w:rPr>
-          <w:highlight w:val="cyan"/>
-        </w:rPr>
+      <w:r>
+        <w:t>`</w:t>
+      </w:r>
+      <w:r>
+        <w:tab/>
+        <w:t>Si_amo_20deg:</w:t>
+      </w:r>
+      <w:r>
+        <w:tab/>
+        <w:t>4.9143+0.66141i</w:t>
+      </w:r>
+      <w:r>
+        <w:tab/>
+      </w:r>
+      <w:r>
+        <w:tab/>
+      </w:r>
+      <w:r>
         <w:fldChar w:fldCharType="begin"/>
       </w:r>
       <w:r>
-        <w:rPr>
-          <w:highlight w:val="cyan"/>
-        </w:rPr>
-        <w:instrText xml:space="preserve"> ADDIN EN.CITE &lt;EndNote&gt;&lt;Cite&gt;&lt;Author&gt;Raut&lt;/Author&gt;&lt;Year&gt;2011&lt;/Year&gt;&lt;RecNum&gt;85&lt;/RecNum&gt;&lt;DisplayText&gt;[48]&lt;/DisplayText&gt;&lt;record&gt;&lt;rec-number&gt;85&lt;/rec-number&gt;&lt;foreign-keys&gt;&lt;key app="EN" db-id="v920pft06rp9dbex2ap500x99x5rrtswxzss" timestamp="1773917246"&gt;85&lt;/key&gt;&lt;/foreign-keys&gt;&lt;ref-type name="Journal Article"&gt;17&lt;/ref-type&gt;&lt;contributors&gt;&lt;authors&gt;&lt;author&gt;Raut, Hemant Kumar&lt;/author&gt;&lt;author&gt;Ganesh, V. Anand&lt;/author&gt;&lt;author&gt;Nair, A. Sreekumaran&lt;/author&gt;&lt;author&gt;Ramakrishna, Seeram&lt;/author&gt;&lt;/authors&gt;&lt;/contributors&gt;&lt;titles&gt;&lt;title&gt;Anti-reflective coatings: A critical, in-depth review&lt;/title&gt;&lt;secondary-title&gt;Energy &amp;amp; Environmental Science&lt;/secondary-title&gt;&lt;/titles&gt;&lt;periodical&gt;&lt;full-title&gt;Energy &amp;amp; Environmental Science&lt;/full-title&gt;&lt;/periodical&gt;&lt;pages&gt;3779-3804&lt;/pages&gt;&lt;volume&gt;4&lt;/volume&gt;&lt;number&gt;10&lt;/number&gt;&lt;dates&gt;&lt;year&gt;2011&lt;/year&gt;&lt;/dates&gt;&lt;publisher&gt;The Royal Society of Chemistry&lt;/publisher&gt;&lt;isbn&gt;1754-5692&lt;/isbn&gt;&lt;work-type&gt;10.1039/C1EE01297E&lt;/work-type&gt;&lt;urls&gt;&lt;related-urls&gt;&lt;url&gt;http://dx.doi.org/10.1039/C1EE01297E&lt;/url&gt;&lt;/related-urls&gt;&lt;/urls&gt;&lt;electronic-resource-num&gt;10.1039/C1EE01297E&lt;/electronic-resource-num&gt;&lt;/record&gt;&lt;/Cite&gt;&lt;/EndNote&gt;</w:instrText>
-      </w:r>
-      <w:r>
-        <w:rPr>
-          <w:highlight w:val="cyan"/>
-        </w:rPr>
+        <w:instrText xml:space="preserve"> ADDIN EN.CITE &lt;EndNote&gt;&lt;Cite&gt;&lt;Author&gt;Karaman&lt;/Author&gt;&lt;Year&gt;2025&lt;/Year&gt;&lt;RecNum&gt;94&lt;/RecNum&gt;&lt;DisplayText&gt;[48]&lt;/DisplayText&gt;&lt;record&gt;&lt;rec-number&gt;94&lt;/rec-number&gt;&lt;foreign-keys&gt;&lt;key app="EN" db-id="v920pft06rp9dbex2ap500x99x5rrtswxzss" timestamp="1776336380"&gt;94&lt;/key&gt;&lt;/foreign-keys&gt;&lt;ref-type name="Journal Article"&gt;17&lt;/ref-type&gt;&lt;contributors&gt;&lt;authors&gt;&lt;author&gt;Karaman, Omer Can&lt;/author&gt;&lt;author&gt;Naidu, Gopal Narmada&lt;/author&gt;&lt;author&gt;Bowman, Alan R.&lt;/author&gt;&lt;author&gt;Dayi, Elif Nur&lt;/author&gt;&lt;author&gt;Tagliabue, Giulia&lt;/author&gt;&lt;/authors&gt;&lt;/contributors&gt;&lt;titles&gt;&lt;title&gt;Decoupling Optical and Thermal Dynamics in Dielectric Metasurfaces for Self-Encoded Photonic Control&lt;/title&gt;&lt;secondary-title&gt;Laser &amp;amp; Photonics Reviews&lt;/secondary-title&gt;&lt;/titles&gt;&lt;periodical&gt;&lt;full-title&gt;Laser &amp;amp; Photonics Reviews&lt;/full-title&gt;&lt;/periodical&gt;&lt;pages&gt;e01014&lt;/pages&gt;&lt;volume&gt;19&lt;/volume&gt;&lt;number&gt;24&lt;/number&gt;&lt;dates&gt;&lt;year&gt;2025&lt;/year&gt;&lt;/dates&gt;&lt;isbn&gt;1863-8880&lt;/isbn&gt;&lt;urls&gt;&lt;related-urls&gt;&lt;url&gt;https://onlinelibrary.wiley.com/doi/abs/10.1002/lpor.202501014&lt;/url&gt;&lt;/related-urls&gt;&lt;/urls&gt;&lt;electronic-resource-num&gt;https://doi.org/10.1002/lpor.202501014&lt;/electronic-resource-num&gt;&lt;/record&gt;&lt;/Cite&gt;&lt;/EndNote&gt;</w:instrText>
+      </w:r>
+      <w:r>
         <w:fldChar w:fldCharType="separate"/>
       </w:r>
       <w:r>
         <w:rPr>
           <w:noProof/>
-          <w:highlight w:val="cyan"/>
         </w:rPr>
         <w:t>[48]</w:t>
       </w:r>
       <w:r>
-        <w:rPr>
-          <w:highlight w:val="cyan"/>
-        </w:rPr>
         <w:fldChar w:fldCharType="end"/>
       </w:r>
-      <w:r>
-        <w:rPr>
-          <w:highlight w:val="cyan"/>
-        </w:rPr>
-        <w:t>: For monochromatic light, not possible since</w:t>
-      </w:r>
     </w:p>
-    <w:p>
-      <w:pPr>
-        <w:rPr>
-          <w:highlight w:val="cyan"/>
-        </w:rPr>
-      </w:pPr>
-    </w:p>
-    <w:p>
-      <w:pPr>
-        <w:rPr>
-          <w:highlight w:val="cyan"/>
-        </w:rPr>
-      </w:pPr>
-      <w:r>
-        <w:rPr>
-          <w:highlight w:val="cyan"/>
-        </w:rPr>
-        <w:t xml:space="preserve">1064 nm, 3-layer design: </w:t>
-      </w:r>
-    </w:p>
-    <w:p>
-      <w:pPr>
-        <w:rPr>
-          <w:highlight w:val="cyan"/>
-        </w:rPr>
-      </w:pPr>
-    </w:p>
-    <w:p>
-      <w:r>
-        <w:rPr>
-          <w:highlight w:val="cyan"/>
-        </w:rPr>
-        <w:t>532 nm, asymmetrical cavity design:</w:t>
-      </w:r>
-    </w:p>
-    <w:p/>
     <w:p>
       <w:pPr>
         <w:pStyle w:val="Heading1"/>
@@ -17916,6 +18905,11 @@
       </w:r>
     </w:p>
     <w:p>
+      <w:pPr>
+        <w:rPr>
+          <w:lang w:val="en-US"/>
+        </w:rPr>
+      </w:pPr>
       <w:r>
         <w:t>In this work, we use transfer matrix method (TMM) of Fresnel equation</w:t>
       </w:r>
@@ -17926,22 +18920,186 @@
         <w:t>ttance</w:t>
       </w:r>
       <w:r>
-        <w:t>, absorpt</w:t>
+        <w:t xml:space="preserve">, </w:t>
+      </w:r>
+      <w:r>
+        <w:t>absorptance,</w:t>
+      </w:r>
+      <w:r>
+        <w:t xml:space="preserve"> and reflect</w:t>
       </w:r>
       <w:r>
         <w:t>ance</w:t>
       </w:r>
       <w:r>
-        <w:t xml:space="preserve"> and reflect</w:t>
-      </w:r>
-      <w:r>
-        <w:t>ance</w:t>
-      </w:r>
-      <w:r>
-        <w:t xml:space="preserve"> of the device. </w:t>
-      </w:r>
-      <w:r>
-        <w:t>We use silicon nitride (Si</w:t>
+        <w:t xml:space="preserve"> of </w:t>
+      </w:r>
+      <w:r>
+        <w:t>devices</w:t>
+      </w:r>
+      <w:r>
+        <w:t xml:space="preserve">. </w:t>
+      </w:r>
+      <w:r>
+        <w:t>In some simulation works, the substrate index can consider to be equal to air (</w:t>
+      </w:r>
+      <w:r>
+        <w:rPr>
+          <w:i/>
+          <w:iCs/>
+        </w:rPr>
+        <w:t>n</w:t>
+      </w:r>
+      <w:r>
+        <w:rPr>
+          <w:i/>
+          <w:iCs/>
+          <w:vertAlign w:val="subscript"/>
+        </w:rPr>
+        <w:t xml:space="preserve">sub </w:t>
+      </w:r>
+      <w:r>
+        <w:rPr>
+          <w:i/>
+          <w:iCs/>
+        </w:rPr>
+        <w:t>= n</w:t>
+      </w:r>
+      <w:r>
+        <w:rPr>
+          <w:i/>
+          <w:iCs/>
+          <w:vertAlign w:val="subscript"/>
+        </w:rPr>
+        <w:t xml:space="preserve">air </w:t>
+      </w:r>
+      <w:r>
+        <w:rPr>
+          <w:i/>
+          <w:iCs/>
+        </w:rPr>
+        <w:t xml:space="preserve">= </w:t>
+      </w:r>
+      <w:r>
+        <w:t>1.0)</w:t>
+      </w:r>
+      <w:r>
+        <w:t xml:space="preserve"> to simplify the design and allows for a more widely applicable analysis methods, this could be done in reality by applying antireflection coating on the back side of the substrate</w:t>
+      </w:r>
+      <w:r>
+        <w:rPr>
+          <w:i/>
+          <w:iCs/>
+        </w:rPr>
+        <w:t xml:space="preserve"> </w:t>
+      </w:r>
+      <w:r>
+        <w:fldChar w:fldCharType="begin"/>
+      </w:r>
+      <w:r>
+        <w:instrText xml:space="preserve"> ADDIN EN.CITE &lt;EndNote&gt;&lt;Cite&gt;&lt;Author&gt;Sarangan&lt;/Author&gt;&lt;Year&gt;2020&lt;/Year&gt;&lt;RecNum&gt;38&lt;/RecNum&gt;&lt;DisplayText&gt;[39]&lt;/DisplayText&gt;&lt;record&gt;&lt;rec-number&gt;38&lt;/rec-number&gt;&lt;foreign-keys&gt;&lt;key app="EN" db-id="v920pft06rp9dbex2ap500x99x5rrtswxzss" timestamp="1768049998" guid="dde7f428-59aa-475f-b9b0-297f1786a224"&gt;38&lt;/key&gt;&lt;/foreign-keys&gt;&lt;ref-type name="Journal Article"&gt;17&lt;/ref-type&gt;&lt;contributors&gt;&lt;authors&gt;&lt;author&gt;Sarangan, Andrew&lt;/author&gt;&lt;/authors&gt;&lt;/contributors&gt;&lt;titles&gt;&lt;title&gt;Design of resonant cavity thin film structures with complex active layers&lt;/title&gt;&lt;secondary-title&gt;Journal of the Optical Society of America B&lt;/secondary-title&gt;&lt;alt-title&gt;J. Opt. Soc. Am. B&lt;/alt-title&gt;&lt;/titles&gt;&lt;periodical&gt;&lt;full-title&gt;Journal of the Optical Society of America B&lt;/full-title&gt;&lt;abbr-1&gt;J. Opt. Soc. Am. B&lt;/abbr-1&gt;&lt;/periodical&gt;&lt;alt-periodical&gt;&lt;full-title&gt;Journal of the Optical Society of America B&lt;/full-title&gt;&lt;abbr-1&gt;J. Opt. Soc. Am. B&lt;/abbr-1&gt;&lt;/alt-periodical&gt;&lt;pages&gt;3461-3468&lt;/pages&gt;&lt;volume&gt;37&lt;/volume&gt;&lt;number&gt;11&lt;/number&gt;&lt;keywords&gt;&lt;keyword&gt;Bragg reflectors&lt;/keyword&gt;&lt;keyword&gt;Field enhancement&lt;/keyword&gt;&lt;keyword&gt;Optical absorption&lt;/keyword&gt;&lt;keyword&gt;Phase shift&lt;/keyword&gt;&lt;keyword&gt;Refractive index&lt;/keyword&gt;&lt;keyword&gt;Thin films&lt;/keyword&gt;&lt;/keywords&gt;&lt;dates&gt;&lt;year&gt;2020&lt;/year&gt;&lt;pub-dates&gt;&lt;date&gt;2020/11/01&lt;/date&gt;&lt;/pub-dates&gt;&lt;/dates&gt;&lt;publisher&gt;Optica Publishing Group&lt;/publisher&gt;&lt;urls&gt;&lt;related-urls&gt;&lt;url&gt;https://opg.optica.org/josab/abstract.cfm?URI=josab-37-11-3461&lt;/url&gt;&lt;/related-urls&gt;&lt;/urls&gt;&lt;electronic-resource-num&gt;10.1364/JOSAB.404894&lt;/electronic-resource-num&gt;&lt;/record&gt;&lt;/Cite&gt;&lt;/EndNote&gt;</w:instrText>
+      </w:r>
+      <w:r>
+        <w:fldChar w:fldCharType="separate"/>
+      </w:r>
+      <w:r>
+        <w:rPr>
+          <w:noProof/>
+        </w:rPr>
+        <w:t>[39]</w:t>
+      </w:r>
+      <w:r>
+        <w:fldChar w:fldCharType="end"/>
+      </w:r>
+      <w:r>
+        <w:t>. But in this work, we choose to use 3-mm thick silica (SiO</w:t>
+      </w:r>
+      <w:r>
+        <w:rPr>
+          <w:vertAlign w:val="subscript"/>
+        </w:rPr>
+        <w:t>2</w:t>
+      </w:r>
+      <w:r>
+        <w:t xml:space="preserve">) as substrate with refractive index data taken from </w:t>
+      </w:r>
+      <w:r>
+        <w:fldChar w:fldCharType="begin"/>
+      </w:r>
+      <w:r>
+        <w:instrText xml:space="preserve"> ADDIN EN.CITE &lt;EndNote&gt;&lt;Cite&gt;&lt;Author&gt;Franta&lt;/Author&gt;&lt;Year&gt;2016&lt;/Year&gt;&lt;RecNum&gt;97&lt;/RecNum&gt;&lt;DisplayText&gt;[46]&lt;/DisplayText&gt;&lt;record&gt;&lt;rec-number&gt;97&lt;/rec-number&gt;&lt;foreign-keys&gt;&lt;key app="EN" db-id="v920pft06rp9dbex2ap500x99x5rrtswxzss" timestamp="1776660410"&gt;97&lt;/key&gt;&lt;/foreign-keys&gt;&lt;ref-type name="Book"&gt;6&lt;/ref-type&gt;&lt;contributors&gt;&lt;authors&gt;&lt;author&gt;Franta, Daniel&lt;/author&gt;&lt;author&gt;Nečas, David&lt;/author&gt;&lt;author&gt;Ohlídal, Ivan&lt;/author&gt;&lt;author&gt;Giglia, Angelo&lt;/author&gt;&lt;/authors&gt;&lt;/contributors&gt;&lt;titles&gt;&lt;title&gt;Optical characterization of SiO2 thin films using universal dispersion model over wide spectral range&lt;/title&gt;&lt;secondary-title&gt;SPIE Photonics Europe&lt;/secondary-title&gt;&lt;/titles&gt;&lt;volume&gt;9890&lt;/volume&gt;&lt;section&gt;EPE&lt;/section&gt;&lt;dates&gt;&lt;year&gt;2016&lt;/year&gt;&lt;/dates&gt;&lt;publisher&gt;SPIE&lt;/publisher&gt;&lt;urls&gt;&lt;related-urls&gt;&lt;url&gt;https://doi.org/10.1117/12.2227580&lt;/url&gt;&lt;/related-urls&gt;&lt;/urls&gt;&lt;/record&gt;&lt;/Cite&gt;&lt;/EndNote&gt;</w:instrText>
+      </w:r>
+      <w:r>
+        <w:fldChar w:fldCharType="separate"/>
+      </w:r>
+      <w:r>
+        <w:rPr>
+          <w:noProof/>
+        </w:rPr>
+        <w:t>[46]</w:t>
+      </w:r>
+      <w:r>
+        <w:fldChar w:fldCharType="end"/>
+      </w:r>
+      <w:r>
+        <w:t>, its refractive index is around 1.47 at both 1064 and 532 nm wavelengths. The H layers are Si</w:t>
+      </w:r>
+      <w:r>
+        <w:t xml:space="preserve"> </w:t>
+      </w:r>
+      <w:r>
+        <w:fldChar w:fldCharType="begin"/>
+      </w:r>
+      <w:r>
+        <w:instrText xml:space="preserve"> ADDIN EN.CITE &lt;EndNote&gt;&lt;Cite&gt;&lt;Author&gt;Karaman&lt;/Author&gt;&lt;Year&gt;2025&lt;/Year&gt;&lt;RecNum&gt;94&lt;/RecNum&gt;&lt;DisplayText&gt;[48]&lt;/DisplayText&gt;&lt;record&gt;&lt;rec-number&gt;94&lt;/rec-number&gt;&lt;foreign-keys&gt;&lt;key app="EN" db-id="v920pft06rp9dbex2ap500x99x5rrtswxzss" timestamp="1776336380"&gt;94&lt;/key&gt;&lt;/foreign-keys&gt;&lt;ref-type name="Journal Article"&gt;17&lt;/ref-type&gt;&lt;contributors&gt;&lt;authors&gt;&lt;author&gt;Karaman, Omer Can&lt;/author&gt;&lt;author&gt;Naidu, Gopal Narmada&lt;/author&gt;&lt;author&gt;Bowman, Alan R.&lt;/author&gt;&lt;author&gt;Dayi, Elif Nur&lt;/author&gt;&lt;author&gt;Tagliabue, Giulia&lt;/author&gt;&lt;/authors&gt;&lt;/contributors&gt;&lt;titles&gt;&lt;title&gt;Decoupling Optical and Thermal Dynamics in Dielectric Metasurfaces for Self-Encoded Photonic Control&lt;/title&gt;&lt;secondary-title&gt;Laser &amp;amp; Photonics Reviews&lt;/secondary-title&gt;&lt;/titles&gt;&lt;periodical&gt;&lt;full-title&gt;Laser &amp;amp; Photonics Reviews&lt;/full-title&gt;&lt;/periodical&gt;&lt;pages&gt;e01014&lt;/pages&gt;&lt;volume&gt;19&lt;/volume&gt;&lt;number&gt;24&lt;/number&gt;&lt;dates&gt;&lt;year&gt;2025&lt;/year&gt;&lt;/dates&gt;&lt;isbn&gt;1863-8880&lt;/isbn&gt;&lt;urls&gt;&lt;related-urls&gt;&lt;url&gt;https://onlinelibrary.wiley.com/doi/abs/10.1002/lpor.202501014&lt;/url&gt;&lt;/related-urls&gt;&lt;/urls&gt;&lt;electronic-resource-num&gt;https://doi.org/10.1002/lpor.202501014&lt;/electronic-resource-num&gt;&lt;/record&gt;&lt;/Cite&gt;&lt;/EndNote&gt;</w:instrText>
+      </w:r>
+      <w:r>
+        <w:fldChar w:fldCharType="separate"/>
+      </w:r>
+      <w:r>
+        <w:rPr>
+          <w:noProof/>
+        </w:rPr>
+        <w:t>[48]</w:t>
+      </w:r>
+      <w:r>
+        <w:fldChar w:fldCharType="end"/>
+      </w:r>
+      <w:r>
+        <w:t>, TiO</w:t>
+      </w:r>
+      <w:r>
+        <w:rPr>
+          <w:vertAlign w:val="subscript"/>
+        </w:rPr>
+        <w:t>2</w:t>
+      </w:r>
+      <w:r>
+        <w:t xml:space="preserve"> </w:t>
+      </w:r>
+      <w:r>
+        <w:fldChar w:fldCharType="begin"/>
+      </w:r>
+      <w:r>
+        <w:instrText xml:space="preserve"> ADDIN EN.CITE &lt;EndNote&gt;&lt;Cite&gt;&lt;Author&gt;Zhukovsky&lt;/Author&gt;&lt;Year&gt;2015&lt;/Year&gt;&lt;RecNum&gt;90&lt;/RecNum&gt;&lt;DisplayText&gt;[43]&lt;/DisplayText&gt;&lt;record&gt;&lt;rec-number&gt;90&lt;/rec-number&gt;&lt;foreign-keys&gt;&lt;key app="EN" db-id="v920pft06rp9dbex2ap500x99x5rrtswxzss" timestamp="1775120793"&gt;90&lt;/key&gt;&lt;/foreign-keys&gt;&lt;ref-type name="Journal Article"&gt;17&lt;/ref-type&gt;&lt;contributors&gt;&lt;authors&gt;&lt;author&gt;Zhukovsky, Sergei V.&lt;/author&gt;&lt;author&gt;Andryieuski, Andrei&lt;/author&gt;&lt;author&gt;Takayama, Osamu&lt;/author&gt;&lt;author&gt;Shkondin, Evgeniy&lt;/author&gt;&lt;author&gt;Malureanu, Radu&lt;/author&gt;&lt;author&gt;Jensen, Flemming&lt;/author&gt;&lt;author&gt;Lavrinenko, Andrei V.&lt;/author&gt;&lt;/authors&gt;&lt;/contributors&gt;&lt;titles&gt;&lt;title&gt;Experimental Demonstration of Effective Medium Approximation Breakdown in Deeply Subwavelength All-Dielectric Multilayers&lt;/title&gt;&lt;secondary-title&gt;Physical Review Letters&lt;/secondary-title&gt;&lt;/titles&gt;&lt;periodical&gt;&lt;full-title&gt;Physical Review Letters&lt;/full-title&gt;&lt;/periodical&gt;&lt;pages&gt;177402&lt;/pages&gt;&lt;volume&gt;115&lt;/volume&gt;&lt;number&gt;17&lt;/number&gt;&lt;dates&gt;&lt;year&gt;2015&lt;/year&gt;&lt;pub-dates&gt;&lt;date&gt;10/23/&lt;/date&gt;&lt;/pub-dates&gt;&lt;/dates&gt;&lt;publisher&gt;American Physical Society&lt;/publisher&gt;&lt;urls&gt;&lt;related-urls&gt;&lt;url&gt;https://link.aps.org/doi/10.1103/PhysRevLett.115.177402&lt;/url&gt;&lt;/related-urls&gt;&lt;/urls&gt;&lt;electronic-resource-num&gt;10.1103/PhysRevLett.115.177402&lt;/electronic-resource-num&gt;&lt;/record&gt;&lt;/Cite&gt;&lt;/EndNote&gt;</w:instrText>
+      </w:r>
+      <w:r>
+        <w:fldChar w:fldCharType="separate"/>
+      </w:r>
+      <w:r>
+        <w:rPr>
+          <w:noProof/>
+        </w:rPr>
+        <w:t>[43]</w:t>
+      </w:r>
+      <w:r>
+        <w:fldChar w:fldCharType="end"/>
+      </w:r>
+      <w:r>
+        <w:t xml:space="preserve"> </w:t>
+      </w:r>
+      <w:r>
+        <w:t>and Si</w:t>
       </w:r>
       <w:r>
         <w:rPr>
@@ -17959,7 +19117,7 @@
         <w:t>4</w:t>
       </w:r>
       <w:r>
-        <w:t xml:space="preserve">) as the high-index film (H) from </w:t>
+        <w:t xml:space="preserve"> </w:t>
       </w:r>
       <w:r>
         <w:fldChar w:fldCharType="begin"/>
@@ -17980,7 +19138,173 @@
         <w:fldChar w:fldCharType="end"/>
       </w:r>
       <w:r>
-        <w:t xml:space="preserve">, </w:t>
+        <w:t>. The L layers are Al</w:t>
+      </w:r>
+      <w:r>
+        <w:rPr>
+          <w:vertAlign w:val="subscript"/>
+        </w:rPr>
+        <w:t>2</w:t>
+      </w:r>
+      <w:r>
+        <w:t>O</w:t>
+      </w:r>
+      <w:r>
+        <w:rPr>
+          <w:vertAlign w:val="subscript"/>
+        </w:rPr>
+        <w:t>3</w:t>
+      </w:r>
+      <w:r>
+        <w:t xml:space="preserve"> </w:t>
+      </w:r>
+      <w:r>
+        <w:fldChar w:fldCharType="begin"/>
+      </w:r>
+      <w:r>
+        <w:instrText xml:space="preserve"> ADDIN EN.CITE &lt;EndNote&gt;&lt;Cite&gt;&lt;Author&gt;Zhukovsky&lt;/Author&gt;&lt;Year&gt;2015&lt;/Year&gt;&lt;RecNum&gt;90&lt;/RecNum&gt;&lt;DisplayText&gt;[43]&lt;/DisplayText&gt;&lt;record&gt;&lt;rec-number&gt;90&lt;/rec-number&gt;&lt;foreign-keys&gt;&lt;key app="EN" db-id="v920pft06rp9dbex2ap500x99x5rrtswxzss" timestamp="1775120793"&gt;90&lt;/key&gt;&lt;/foreign-keys&gt;&lt;ref-type name="Journal Article"&gt;17&lt;/ref-type&gt;&lt;contributors&gt;&lt;authors&gt;&lt;author&gt;Zhukovsky, Sergei V.&lt;/author&gt;&lt;author&gt;Andryieuski, Andrei&lt;/author&gt;&lt;author&gt;Takayama, Osamu&lt;/author&gt;&lt;author&gt;Shkondin, Evgeniy&lt;/author&gt;&lt;author&gt;Malureanu, Radu&lt;/author&gt;&lt;author&gt;Jensen, Flemming&lt;/author&gt;&lt;author&gt;Lavrinenko, Andrei V.&lt;/author&gt;&lt;/authors&gt;&lt;/contributors&gt;&lt;titles&gt;&lt;title&gt;Experimental Demonstration of Effective Medium Approximation Breakdown in Deeply Subwavelength All-Dielectric Multilayers&lt;/title&gt;&lt;secondary-title&gt;Physical Review Letters&lt;/secondary-title&gt;&lt;/titles&gt;&lt;periodical&gt;&lt;full-title&gt;Physical Review Letters&lt;/full-title&gt;&lt;/periodical&gt;&lt;pages&gt;177402&lt;/pages&gt;&lt;volume&gt;115&lt;/volume&gt;&lt;number&gt;17&lt;/number&gt;&lt;dates&gt;&lt;year&gt;2015&lt;/year&gt;&lt;pub-dates&gt;&lt;date&gt;10/23/&lt;/date&gt;&lt;/pub-dates&gt;&lt;/dates&gt;&lt;publisher&gt;American Physical Society&lt;/publisher&gt;&lt;urls&gt;&lt;related-urls&gt;&lt;url&gt;https://link.aps.org/doi/10.1103/PhysRevLett.115.177402&lt;/url&gt;&lt;/related-urls&gt;&lt;/urls&gt;&lt;electronic-resource-num&gt;10.1103/PhysRevLett.115.177402&lt;/electronic-resource-num&gt;&lt;/record&gt;&lt;/Cite&gt;&lt;/EndNote&gt;</w:instrText>
+      </w:r>
+      <w:r>
+        <w:fldChar w:fldCharType="separate"/>
+      </w:r>
+      <w:r>
+        <w:rPr>
+          <w:noProof/>
+        </w:rPr>
+        <w:t>[43]</w:t>
+      </w:r>
+      <w:r>
+        <w:fldChar w:fldCharType="end"/>
+      </w:r>
+      <w:r>
+        <w:t>, SiO</w:t>
+      </w:r>
+      <w:r>
+        <w:rPr>
+          <w:vertAlign w:val="subscript"/>
+        </w:rPr>
+        <w:t>2</w:t>
+      </w:r>
+      <w:r>
+        <w:t xml:space="preserve"> and MgF</w:t>
+      </w:r>
+      <w:r>
+        <w:rPr>
+          <w:vertAlign w:val="subscript"/>
+        </w:rPr>
+        <w:t>2</w:t>
+      </w:r>
+      <w:r>
+        <w:t xml:space="preserve"> </w:t>
+      </w:r>
+      <w:r>
+        <w:fldChar w:fldCharType="begin"/>
+      </w:r>
+      <w:r>
+        <w:instrText xml:space="preserve"> ADDIN EN.CITE &lt;EndNote&gt;&lt;Cite&gt;&lt;Author&gt;Franta&lt;/Author&gt;&lt;Year&gt;2017&lt;/Year&gt;&lt;RecNum&gt;87&lt;/RecNum&gt;&lt;DisplayText&gt;[41]&lt;/DisplayText&gt;&lt;record&gt;&lt;rec-number&gt;87&lt;/rec-number&gt;&lt;foreign-keys&gt;&lt;key app="EN" db-id="v920pft06rp9dbex2ap500x99x5rrtswxzss" timestamp="1774444072"&gt;87&lt;/key&gt;&lt;/foreign-keys&gt;&lt;ref-type name="Journal Article"&gt;17&lt;/ref-type&gt;&lt;contributors&gt;&lt;authors&gt;&lt;author&gt;Franta, Daniel&lt;/author&gt;&lt;author&gt;Nečas, David&lt;/author&gt;&lt;author&gt;Giglia, Angelo&lt;/author&gt;&lt;author&gt;Franta, Pavel&lt;/author&gt;&lt;author&gt;Ohlídal, Ivan&lt;/author&gt;&lt;/authors&gt;&lt;/contributors&gt;&lt;titles&gt;&lt;title&gt;Universal dispersion model for characterization of optical thin films over wide spectral range: Application to magnesium fluoride&lt;/title&gt;&lt;secondary-title&gt;Applied Surface Science&lt;/secondary-title&gt;&lt;/titles&gt;&lt;periodical&gt;&lt;full-title&gt;Applied Surface Science&lt;/full-title&gt;&lt;/periodical&gt;&lt;pages&gt;424-429&lt;/pages&gt;&lt;volume&gt;421&lt;/volume&gt;&lt;keywords&gt;&lt;keyword&gt;Optical constants&lt;/keyword&gt;&lt;keyword&gt;Ellipsometry&lt;/keyword&gt;&lt;keyword&gt;Spectrophotometry&lt;/keyword&gt;&lt;keyword&gt;Sum rule&lt;/keyword&gt;&lt;/keywords&gt;&lt;dates&gt;&lt;year&gt;2017&lt;/year&gt;&lt;pub-dates&gt;&lt;date&gt;2017/11/01/&lt;/date&gt;&lt;/pub-dates&gt;&lt;/dates&gt;&lt;isbn&gt;0169-4332&lt;/isbn&gt;&lt;urls&gt;&lt;related-urls&gt;&lt;url&gt;https://www.sciencedirect.com/science/article/pii/S016943321632030X&lt;/url&gt;&lt;/related-urls&gt;&lt;/urls&gt;&lt;electronic-resource-num&gt;https://doi.org/10.1016/j.apsusc.2016.09.149&lt;/electronic-resource-num&gt;&lt;/record&gt;&lt;/Cite&gt;&lt;/EndNote&gt;</w:instrText>
+      </w:r>
+      <w:r>
+        <w:fldChar w:fldCharType="separate"/>
+      </w:r>
+      <w:r>
+        <w:rPr>
+          <w:noProof/>
+        </w:rPr>
+        <w:t>[41]</w:t>
+      </w:r>
+      <w:r>
+        <w:fldChar w:fldCharType="end"/>
+      </w:r>
+      <w:r>
+        <w:t xml:space="preserve">. All the above mentioned material refractive indices can be found on refractiveindex.info website </w:t>
+      </w:r>
+      <w:r>
+        <w:fldChar w:fldCharType="begin"/>
+      </w:r>
+      <w:r>
+        <w:instrText xml:space="preserve"> ADDIN EN.CITE &lt;EndNote&gt;&lt;Cite&gt;&lt;Author&gt;Polyanskiy&lt;/Author&gt;&lt;Year&gt;2024&lt;/Year&gt;&lt;RecNum&gt;69&lt;/RecNum&gt;&lt;DisplayText&gt;[49]&lt;/DisplayText&gt;&lt;record&gt;&lt;rec-number&gt;69&lt;/rec-number&gt;&lt;foreign-keys&gt;&lt;key app="EN" db-id="v920pft06rp9dbex2ap500x99x5rrtswxzss" timestamp="1768215530" guid="51ad5c1f-6b8e-4d49-9eac-5ca2d206a442"&gt;69&lt;/key&gt;&lt;/foreign-keys&gt;&lt;ref-type name="Journal Article"&gt;17&lt;/ref-type&gt;&lt;contributors&gt;&lt;authors&gt;&lt;author&gt;Polyanskiy, Mikhail N.&lt;/author&gt;&lt;/authors&gt;&lt;/contributors&gt;&lt;titles&gt;&lt;title&gt;Refractiveindex.info database of optical constants&lt;/title&gt;&lt;secondary-title&gt;Scientific Data&lt;/secondary-title&gt;&lt;/titles&gt;&lt;periodical&gt;&lt;full-title&gt;Scientific Data&lt;/full-title&gt;&lt;/periodical&gt;&lt;pages&gt;94&lt;/pages&gt;&lt;volume&gt;11&lt;/volume&gt;&lt;number&gt;1&lt;/number&gt;&lt;dates&gt;&lt;year&gt;2024&lt;/year&gt;&lt;pub-dates&gt;&lt;date&gt;2024/01/18&lt;/date&gt;&lt;/pub-dates&gt;&lt;/dates&gt;&lt;isbn&gt;2052-4463&lt;/isbn&gt;&lt;urls&gt;&lt;related-urls&gt;&lt;url&gt;https://doi.org/10.1038/s41597-023-02898-2&lt;/url&gt;&lt;/related-urls&gt;&lt;/urls&gt;&lt;electronic-resource-num&gt;10.1038/s41597-023-02898-2&lt;/electronic-resource-num&gt;&lt;/record&gt;&lt;/Cite&gt;&lt;/EndNote&gt;</w:instrText>
+      </w:r>
+      <w:r>
+        <w:fldChar w:fldCharType="separate"/>
+      </w:r>
+      <w:r>
+        <w:rPr>
+          <w:noProof/>
+        </w:rPr>
+        <w:t>[49]</w:t>
+      </w:r>
+      <w:r>
+        <w:fldChar w:fldCharType="end"/>
+      </w:r>
+      <w:r>
+        <w:t>, but since antimony triselenide (Sb</w:t>
+      </w:r>
+      <w:r>
+        <w:rPr>
+          <w:vertAlign w:val="subscript"/>
+        </w:rPr>
+        <w:t>2</w:t>
+      </w:r>
+      <w:r>
+        <w:t>Se</w:t>
+      </w:r>
+      <w:r>
+        <w:rPr>
+          <w:vertAlign w:val="subscript"/>
+        </w:rPr>
+        <w:t>3</w:t>
+      </w:r>
+      <w:r>
+        <w:t xml:space="preserve">) is a relatively new material in the field of optics, its refractive </w:t>
+      </w:r>
+      <w:r>
+        <w:lastRenderedPageBreak/>
+        <w:t xml:space="preserve">index couldn’t be found there. We use dataset from </w:t>
+      </w:r>
+      <w:r>
+        <w:fldChar w:fldCharType="begin"/>
+      </w:r>
+      <w:r>
+        <w:instrText xml:space="preserve"> ADDIN EN.CITE &lt;EndNote&gt;&lt;Cite&gt;&lt;Author&gt;Delaney&lt;/Author&gt;&lt;Year&gt;2020&lt;/Year&gt;&lt;RecNum&gt;64&lt;/RecNum&gt;&lt;DisplayText&gt;[22]&lt;/DisplayText&gt;&lt;record&gt;&lt;rec-number&gt;64&lt;/rec-number&gt;&lt;foreign-keys&gt;&lt;key app="EN" db-id="v920pft06rp9dbex2ap500x99x5rrtswxzss" timestamp="1768054090" guid="b15b5550-40d7-4ad2-8182-cf6f486a4f50"&gt;64&lt;/key&gt;&lt;/foreign-keys&gt;&lt;ref-type name="Journal Article"&gt;17&lt;/ref-type&gt;&lt;contributors&gt;&lt;authors&gt;&lt;author&gt;Delaney, Matthew&lt;/author&gt;&lt;author&gt;Zeimpekis, Ioannis&lt;/author&gt;&lt;author&gt;Lawson, Daniel&lt;/author&gt;&lt;author&gt;Hewak, Daniel W</w:instrText>
+      </w:r>
+      <w:r>
+        <w:rPr>
+          <w:rFonts w:hint="eastAsia"/>
+        </w:rPr>
+        <w:instrText>.&lt;/author&gt;&lt;author&gt;Muskens, Otto L.&lt;/author&gt;&lt;/authors&gt;&lt;/contributors&gt;&lt;titles&gt;&lt;title&gt;A New Family of Ultralow Loss Reversible Phase</w:instrText>
+      </w:r>
+      <w:r>
+        <w:rPr>
+          <w:rFonts w:hint="eastAsia"/>
+        </w:rPr>
+        <w:instrText>‐</w:instrText>
+      </w:r>
+      <w:r>
+        <w:rPr>
+          <w:rFonts w:hint="eastAsia"/>
+        </w:rPr>
+        <w:instrText>Change Materials for Photonic Integrated Circuits: Sb2S3 and Sb2Se3&lt;/title&gt;&lt;secondary-title&gt;Advanced Functional Materials&lt;/se</w:instrText>
+      </w:r>
+      <w:r>
+        <w:instrText>condary-title&gt;&lt;/titles&gt;&lt;periodical&gt;&lt;full-title&gt;Advanced Functional Materials&lt;/full-title&gt;&lt;/periodical&gt;&lt;volume&gt;30&lt;/volume&gt;&lt;number&gt;36&lt;/number&gt;&lt;dates&gt;&lt;year&gt;2020&lt;/year&gt;&lt;/dates&gt;&lt;isbn&gt;1616-301X&amp;#xD;1616-3028&lt;/isbn&gt;&lt;urls&gt;&lt;/urls&gt;&lt;electronic-resource-num&gt;10.1002/adfm.202002447&lt;/electronic-resource-num&gt;&lt;/record&gt;&lt;/Cite&gt;&lt;/EndNote&gt;</w:instrText>
+      </w:r>
+      <w:r>
+        <w:fldChar w:fldCharType="separate"/>
+      </w:r>
+      <w:r>
+        <w:rPr>
+          <w:noProof/>
+        </w:rPr>
+        <w:t>[22]</w:t>
+      </w:r>
+      <w:r>
+        <w:fldChar w:fldCharType="end"/>
+      </w:r>
+      <w:r>
+        <w:t>, as shown in Fig. 1.</w:t>
+      </w:r>
+      <w:r>
+        <w:t xml:space="preserve"> The refractive index of air is set </w:t>
       </w:r>
       <w:r>
         <w:rPr>
@@ -17995,469 +19319,59 @@
           <w:iCs/>
           <w:vertAlign w:val="subscript"/>
         </w:rPr>
-        <w:t>H</w:t>
-      </w:r>
-      <w:r>
-        <w:rPr>
-          <w:vertAlign w:val="superscript"/>
-        </w:rPr>
-        <w:t xml:space="preserve"> </w:t>
-      </w:r>
-      <w:r>
-        <w:t>≈</w:t>
-      </w:r>
-      <w:r>
-        <w:t xml:space="preserve"> 2.00 for both </w:t>
-      </w:r>
-      <w:r>
-        <w:t xml:space="preserve">1064-nm and 532-nm </w:t>
-      </w:r>
-      <w:r>
-        <w:t>wavelengths. For low-index film (L), we use SiO</w:t>
-      </w:r>
-      <w:r>
-        <w:rPr>
-          <w:vertAlign w:val="subscript"/>
-        </w:rPr>
-        <w:t>2</w:t>
-      </w:r>
-      <w:r>
-        <w:t xml:space="preserve"> or magnesium fluoride (MgF</w:t>
-      </w:r>
-      <w:r>
-        <w:rPr>
-          <w:vertAlign w:val="subscript"/>
-        </w:rPr>
-        <w:t>2</w:t>
-      </w:r>
-      <w:r>
-        <w:t xml:space="preserve">) </w:t>
-      </w:r>
-      <w:r>
-        <w:fldChar w:fldCharType="begin"/>
-      </w:r>
-      <w:r>
-        <w:instrText xml:space="preserve"> ADDIN EN.CITE &lt;EndNote&gt;&lt;Cite&gt;&lt;Author&gt;Franta&lt;/Author&gt;&lt;Year&gt;2017&lt;/Year&gt;&lt;RecNum&gt;87&lt;/RecNum&gt;&lt;DisplayText&gt;[41]&lt;/DisplayText&gt;&lt;record&gt;&lt;rec-number&gt;87&lt;/rec-number&gt;&lt;foreign-keys&gt;&lt;key app="EN" db-id="v920pft06rp9dbex2ap500x99x5rrtswxzss" timestamp="1774444072"&gt;87&lt;/key&gt;&lt;/foreign-keys&gt;&lt;ref-type name="Journal Article"&gt;17&lt;/ref-type&gt;&lt;contributors&gt;&lt;authors&gt;&lt;author&gt;Franta, Daniel&lt;/author&gt;&lt;author&gt;Nečas, David&lt;/author&gt;&lt;author&gt;Giglia, Angelo&lt;/author&gt;&lt;author&gt;Franta, Pavel&lt;/author&gt;&lt;author&gt;Ohlídal, Ivan&lt;/author&gt;&lt;/authors&gt;&lt;/contributors&gt;&lt;titles&gt;&lt;title&gt;Universal dispersion model for characterization of optical thin films over wide spectral range: Application to magnesium fluoride&lt;/title&gt;&lt;secondary-title&gt;Applied Surface Science&lt;/secondary-title&gt;&lt;/titles&gt;&lt;periodical&gt;&lt;full-title&gt;Applied Surface Science&lt;/full-title&gt;&lt;/periodical&gt;&lt;pages&gt;424-429&lt;/pages&gt;&lt;volume&gt;421&lt;/volume&gt;&lt;keywords&gt;&lt;keyword&gt;Optical constants&lt;/keyword&gt;&lt;keyword&gt;Ellipsometry&lt;/keyword&gt;&lt;keyword&gt;Spectrophotometry&lt;/keyword&gt;&lt;keyword&gt;Sum rule&lt;/keyword&gt;&lt;/keywords&gt;&lt;dates&gt;&lt;year&gt;2017&lt;/year&gt;&lt;pub-dates&gt;&lt;date&gt;2017/11/01/&lt;/date&gt;&lt;/pub-dates&gt;&lt;/dates&gt;&lt;isbn&gt;0169-4332&lt;/isbn&gt;&lt;urls&gt;&lt;related-urls&gt;&lt;url&gt;https://www.sciencedirect.com/science/article/pii/S016943321632030X&lt;/url&gt;&lt;/related-urls&gt;&lt;/urls&gt;&lt;electronic-resource-num&gt;https://doi.org/10.1016/j.apsusc.2016.09.149&lt;/electronic-resource-num&gt;&lt;/record&gt;&lt;/Cite&gt;&lt;/EndNote&gt;</w:instrText>
-      </w:r>
-      <w:r>
-        <w:fldChar w:fldCharType="separate"/>
-      </w:r>
-      <w:r>
-        <w:rPr>
-          <w:noProof/>
-        </w:rPr>
-        <w:t>[41]</w:t>
-      </w:r>
-      <w:r>
-        <w:fldChar w:fldCharType="end"/>
-      </w:r>
-      <w:r>
-        <w:t xml:space="preserve">, with index </w:t>
-      </w:r>
-      <w:r>
-        <w:t>~</w:t>
-      </w:r>
-      <w:r>
-        <w:t>1.38 for both wavelengths</w:t>
-      </w:r>
-      <w:r>
-        <w:t xml:space="preserve">, </w:t>
-      </w:r>
-      <w:r>
-        <w:t xml:space="preserve">its absorptivity is negligible </w:t>
-      </w:r>
-      <w:r>
-        <w:t>through</w:t>
-      </w:r>
-      <w:r>
-        <w:t xml:space="preserve"> these wavelengths. </w:t>
-      </w:r>
-      <w:r>
-        <w:t>In some simulation work</w:t>
-      </w:r>
-      <w:r>
-        <w:t>s</w:t>
-      </w:r>
-      <w:r>
-        <w:t>,</w:t>
-      </w:r>
-      <w:r>
-        <w:t xml:space="preserve"> the substrate index </w:t>
-      </w:r>
-      <w:r>
-        <w:t>can</w:t>
-      </w:r>
-      <w:r>
-        <w:t xml:space="preserve"> </w:t>
-      </w:r>
-      <w:r>
-        <w:t>considered</w:t>
-      </w:r>
-      <w:r>
-        <w:t xml:space="preserve"> to be equal to air </w:t>
-      </w:r>
-      <w:r>
-        <w:t>(</w:t>
-      </w:r>
-      <w:r>
-        <w:rPr>
-          <w:i/>
-          <w:iCs/>
-        </w:rPr>
-        <w:t>n</w:t>
-      </w:r>
-      <w:r>
-        <w:rPr>
-          <w:i/>
-          <w:iCs/>
-          <w:vertAlign w:val="subscript"/>
-        </w:rPr>
-        <w:t>s</w:t>
-      </w:r>
-      <w:r>
-        <w:rPr>
-          <w:i/>
-          <w:iCs/>
-        </w:rPr>
-        <w:t xml:space="preserve"> </w:t>
-      </w:r>
-      <w:r>
-        <w:t>=</w:t>
-      </w:r>
-      <w:r>
-        <w:rPr>
-          <w:i/>
-          <w:iCs/>
-        </w:rPr>
-        <w:t xml:space="preserve"> n</w:t>
-      </w:r>
-      <w:r>
-        <w:rPr>
-          <w:i/>
-          <w:iCs/>
-          <w:vertAlign w:val="subscript"/>
-        </w:rPr>
         <w:t>a</w:t>
       </w:r>
       <w:r>
-        <w:t>)</w:t>
-      </w:r>
-      <w:r>
-        <w:t xml:space="preserve"> to allows </w:t>
-      </w:r>
-      <w:r>
-        <w:t>for a more</w:t>
-      </w:r>
-      <w:r>
-        <w:t xml:space="preserve"> widely applicable</w:t>
-      </w:r>
-      <w:r>
-        <w:t xml:space="preserve"> analysis method</w:t>
-      </w:r>
-      <w:r>
-        <w:t xml:space="preserve">, </w:t>
-      </w:r>
-      <w:r>
-        <w:t xml:space="preserve">this could be done by anti-reflection film on the other side of the substrate </w:t>
-      </w:r>
-      <w:r>
-        <w:fldChar w:fldCharType="begin"/>
-      </w:r>
-      <w:r>
-        <w:instrText xml:space="preserve"> ADDIN EN.CITE &lt;EndNote&gt;&lt;Cite&gt;&lt;Author&gt;Sarangan&lt;/Author&gt;&lt;Year&gt;2020&lt;/Year&gt;&lt;RecNum&gt;38&lt;/RecNum&gt;&lt;DisplayText&gt;[39]&lt;/DisplayText&gt;&lt;record&gt;&lt;rec-number&gt;38&lt;/rec-number&gt;&lt;foreign-keys&gt;&lt;key app="EN" db-id="v920pft06rp9dbex2ap500x99x5rrtswxzss" timestamp="1768049998" guid="dde7f428-59aa-475f-b9b0-297f1786a224"&gt;38&lt;/key&gt;&lt;/foreign-keys&gt;&lt;ref-type name="Journal Article"&gt;17&lt;/ref-type&gt;&lt;contributors&gt;&lt;authors&gt;&lt;author&gt;Sarangan, Andrew&lt;/author&gt;&lt;/authors&gt;&lt;/contributors&gt;&lt;titles&gt;&lt;title&gt;Design of resonant cavity thin film structures with complex active layers&lt;/title&gt;&lt;secondary-title&gt;Journal of the Optical Society of America B&lt;/secondary-title&gt;&lt;alt-title&gt;J. Opt. Soc. Am. B&lt;/alt-title&gt;&lt;/titles&gt;&lt;periodical&gt;&lt;full-title&gt;Journal of the Optical Society of America B&lt;/full-title&gt;&lt;abbr-1&gt;J. Opt. Soc. Am. B&lt;/abbr-1&gt;&lt;/periodical&gt;&lt;alt-periodical&gt;&lt;full-title&gt;Journal of the Optical Society of America B&lt;/full-title&gt;&lt;abbr-1&gt;J. Opt. Soc. Am. B&lt;/abbr-1&gt;&lt;/alt-periodical&gt;&lt;pages&gt;3461-3468&lt;/pages&gt;&lt;volume&gt;37&lt;/volume&gt;&lt;number&gt;11&lt;/number&gt;&lt;keywords&gt;&lt;keyword&gt;Bragg reflectors&lt;/keyword&gt;&lt;keyword&gt;Field enhancement&lt;/keyword&gt;&lt;keyword&gt;Optical absorption&lt;/keyword&gt;&lt;keyword&gt;Phase shift&lt;/keyword&gt;&lt;keyword&gt;Refractive index&lt;/keyword&gt;&lt;keyword&gt;Thin films&lt;/keyword&gt;&lt;/keywords&gt;&lt;dates&gt;&lt;year&gt;2020&lt;/year&gt;&lt;pub-dates&gt;&lt;date&gt;2020/11/01&lt;/date&gt;&lt;/pub-dates&gt;&lt;/dates&gt;&lt;publisher&gt;Optica Publishing Group&lt;/publisher&gt;&lt;urls&gt;&lt;related-urls&gt;&lt;url&gt;https://opg.optica.org/josab/abstract.cfm?URI=josab-37-11-3461&lt;/url&gt;&lt;/related-urls&gt;&lt;/urls&gt;&lt;electronic-resource-num&gt;10.1364/JOSAB.404894&lt;/electronic-resource-num&gt;&lt;/record&gt;&lt;/Cite&gt;&lt;/EndNote&gt;</w:instrText>
-      </w:r>
-      <w:r>
-        <w:fldChar w:fldCharType="separate"/>
-      </w:r>
-      <w:r>
-        <w:rPr>
-          <w:noProof/>
-        </w:rPr>
-        <w:t>[39]</w:t>
-      </w:r>
-      <w:r>
-        <w:fldChar w:fldCharType="end"/>
-      </w:r>
-      <w:r>
-        <w:t xml:space="preserve">. But in this work, we </w:t>
-      </w:r>
-      <w:r>
-        <w:t xml:space="preserve">utilize </w:t>
-      </w:r>
-      <w:r>
-        <w:t xml:space="preserve">3 mm-thick </w:t>
-      </w:r>
-      <w:r>
-        <w:t>silica (SiO</w:t>
-      </w:r>
-      <w:r>
-        <w:rPr>
-          <w:vertAlign w:val="subscript"/>
-        </w:rPr>
-        <w:t>2</w:t>
-      </w:r>
-      <w:r>
-        <w:t xml:space="preserve">) as substrate </w:t>
-      </w:r>
-      <w:r>
-        <w:t>with</w:t>
-      </w:r>
-      <w:r>
-        <w:t xml:space="preserve"> refractive index data from</w:t>
-      </w:r>
-      <w:r>
-        <w:t xml:space="preserve"> </w:t>
-      </w:r>
-      <w:r>
-        <w:fldChar w:fldCharType="begin"/>
-      </w:r>
-      <w:r>
-        <w:instrText xml:space="preserve"> ADDIN EN.CITE &lt;EndNote&gt;&lt;Cite&gt;&lt;Author&gt;Franta&lt;/Author&gt;&lt;Year&gt;2016&lt;/Year&gt;&lt;RecNum&gt;97&lt;/RecNum&gt;&lt;DisplayText&gt;[46]&lt;/DisplayText&gt;&lt;record&gt;&lt;rec-number&gt;97&lt;/rec-number&gt;&lt;foreign-keys&gt;&lt;key app="EN" db-id="v920pft06rp9dbex2ap500x99x5rrtswxzss" timestamp="1776660410"&gt;97&lt;/key&gt;&lt;/foreign-keys&gt;&lt;ref-type name="Book"&gt;6&lt;/ref-type&gt;&lt;contributors&gt;&lt;authors&gt;&lt;author&gt;Franta, Daniel&lt;/author&gt;&lt;author&gt;Nečas, David&lt;/author&gt;&lt;author&gt;Ohlídal, Ivan&lt;/author&gt;&lt;author&gt;Giglia, Angelo&lt;/author&gt;&lt;/authors&gt;&lt;/contributors&gt;&lt;titles&gt;&lt;title&gt;Optical characterization of SiO2 thin films using universal dispersion model over wide spectral range&lt;/title&gt;&lt;secondary-title&gt;SPIE Photonics Europe&lt;/secondary-title&gt;&lt;/titles&gt;&lt;volume&gt;9890&lt;/volume&gt;&lt;section&gt;EPE&lt;/section&gt;&lt;dates&gt;&lt;year&gt;2016&lt;/year&gt;&lt;/dates&gt;&lt;publisher&gt;SPIE&lt;/publisher&gt;&lt;urls&gt;&lt;related-urls&gt;&lt;url&gt;https://doi.org/10.1117/12.2227580&lt;/url&gt;&lt;/related-urls&gt;&lt;/urls&gt;&lt;/record&gt;&lt;/Cite&gt;&lt;/EndNote&gt;</w:instrText>
-      </w:r>
-      <w:r>
-        <w:fldChar w:fldCharType="separate"/>
-      </w:r>
-      <w:r>
-        <w:rPr>
-          <w:noProof/>
-        </w:rPr>
-        <w:t>[46]</w:t>
-      </w:r>
-      <w:r>
-        <w:fldChar w:fldCharType="end"/>
-      </w:r>
-      <w:r>
-        <w:t>, it has refractive ind</w:t>
-      </w:r>
-      <w:r>
-        <w:t>ex</w:t>
-      </w:r>
-      <w:r>
-        <w:t xml:space="preserve"> of ~1.47 at both 1064 and 532 nm. </w:t>
-      </w:r>
-      <w:r>
-        <w:t xml:space="preserve">All the above mentioned </w:t>
-      </w:r>
-      <w:r>
-        <w:t xml:space="preserve">dataset can be found in refractiveindex.info website </w:t>
-      </w:r>
-      <w:r>
-        <w:fldChar w:fldCharType="begin"/>
-      </w:r>
-      <w:r>
-        <w:instrText xml:space="preserve"> ADDIN EN.CITE &lt;EndNote&gt;&lt;Cite&gt;&lt;Author&gt;Polyanskiy&lt;/Author&gt;&lt;Year&gt;2024&lt;/Year&gt;&lt;RecNum&gt;69&lt;/RecNum&gt;&lt;DisplayText&gt;[49]&lt;/DisplayText&gt;&lt;record&gt;&lt;rec-number&gt;69&lt;/rec-number&gt;&lt;foreign-keys&gt;&lt;key app="EN" db-id="v920pft06rp9dbex2ap500x99x5rrtswxzss" timestamp="1768215530" guid="51ad5c1f-6b8e-4d49-9eac-5ca2d206a442"&gt;69&lt;/key&gt;&lt;/foreign-keys&gt;&lt;ref-type name="Journal Article"&gt;17&lt;/ref-type&gt;&lt;contributors&gt;&lt;authors&gt;&lt;author&gt;Polyanskiy, Mikhail N.&lt;/author&gt;&lt;/authors&gt;&lt;/contributors&gt;&lt;titles&gt;&lt;title&gt;Refractiveindex.info database of optical constants&lt;/title&gt;&lt;secondary-title&gt;Scientific Data&lt;/secondary-title&gt;&lt;/titles&gt;&lt;periodical&gt;&lt;full-title&gt;Scientific Data&lt;/full-title&gt;&lt;/periodical&gt;&lt;pages&gt;94&lt;/pages&gt;&lt;volume&gt;11&lt;/volume&gt;&lt;number&gt;1&lt;/number&gt;&lt;dates&gt;&lt;year&gt;2024&lt;/year&gt;&lt;pub-dates&gt;&lt;date&gt;2024/01/18&lt;/date&gt;&lt;/pub-dates&gt;&lt;/dates&gt;&lt;isbn&gt;2052-4463&lt;/isbn&gt;&lt;urls&gt;&lt;related-urls&gt;&lt;url&gt;https://doi.org/10.1038/s41597-023-02898-2&lt;/url&gt;&lt;/related-urls&gt;&lt;/urls&gt;&lt;electronic-resource-num&gt;10.1038/s41597-023-02898-2&lt;/electronic-resource-num&gt;&lt;/record&gt;&lt;/Cite&gt;&lt;/EndNote&gt;</w:instrText>
-      </w:r>
-      <w:r>
-        <w:fldChar w:fldCharType="separate"/>
-      </w:r>
-      <w:r>
-        <w:rPr>
-          <w:noProof/>
-        </w:rPr>
-        <w:t>[49]</w:t>
-      </w:r>
-      <w:r>
-        <w:fldChar w:fldCharType="end"/>
-      </w:r>
-      <w:r>
-        <w:t xml:space="preserve">. </w:t>
-      </w:r>
-      <w:r>
-        <w:rPr>
-          <w:highlight w:val="yellow"/>
-        </w:rPr>
-        <w:t>Since</w:t>
-      </w:r>
-      <w:r>
-        <w:rPr>
-          <w:highlight w:val="yellow"/>
-        </w:rPr>
-        <w:t xml:space="preserve"> antimony triselenide (Sb</w:t>
-      </w:r>
-      <w:r>
-        <w:rPr>
-          <w:highlight w:val="yellow"/>
-          <w:vertAlign w:val="subscript"/>
-        </w:rPr>
-        <w:t>2</w:t>
-      </w:r>
-      <w:r>
-        <w:rPr>
-          <w:highlight w:val="yellow"/>
-        </w:rPr>
-        <w:t>Se</w:t>
-      </w:r>
-      <w:r>
-        <w:rPr>
-          <w:highlight w:val="yellow"/>
-          <w:vertAlign w:val="subscript"/>
-        </w:rPr>
-        <w:t>3</w:t>
-      </w:r>
-      <w:r>
-        <w:rPr>
-          <w:highlight w:val="yellow"/>
-        </w:rPr>
-        <w:t xml:space="preserve">) </w:t>
-      </w:r>
-      <w:r>
-        <w:rPr>
-          <w:highlight w:val="yellow"/>
-        </w:rPr>
-        <w:t>is</w:t>
-      </w:r>
-      <w:r>
-        <w:rPr>
-          <w:highlight w:val="yellow"/>
-        </w:rPr>
-        <w:t xml:space="preserve"> a new material in optics, there exist no dataset there</w:t>
-      </w:r>
-      <w:r>
-        <w:t>. As shown in Fig.1., w</w:t>
-      </w:r>
-      <w:r>
-        <w:t xml:space="preserve">e use dataset from </w:t>
-      </w:r>
-      <w:r>
-        <w:fldChar w:fldCharType="begin"/>
-      </w:r>
-      <w:r>
-        <w:instrText xml:space="preserve"> ADDIN EN.CITE &lt;EndNote&gt;&lt;Cite&gt;&lt;Author&gt;Delaney&lt;/Author&gt;&lt;Year&gt;2020&lt;/Year&gt;&lt;RecNum&gt;64&lt;/RecNum&gt;&lt;DisplayText&gt;[22]&lt;/DisplayText&gt;&lt;record&gt;&lt;rec-number&gt;64&lt;/rec-number&gt;&lt;foreign-keys&gt;&lt;key app="EN" db-id="v920pft06rp9dbex2ap500x99x5rrtswxzss" timestamp="1768054090" guid="b15b5550-40d7-4ad2-8182-cf6f486a4f50"&gt;64&lt;/key&gt;&lt;/foreign-keys&gt;&lt;ref-type name="Journal Article"&gt;17&lt;/ref-type&gt;&lt;contributors&gt;&lt;authors&gt;&lt;author&gt;Delaney, Matthew&lt;/author&gt;&lt;author&gt;Zeimpekis, Ioannis&lt;/author&gt;&lt;author&gt;Lawson, Daniel&lt;/author&gt;&lt;author&gt;Hewak, Daniel W</w:instrText>
-      </w:r>
-      <w:r>
-        <w:rPr>
-          <w:rFonts w:hint="eastAsia"/>
-        </w:rPr>
-        <w:instrText>.&lt;/author&gt;&lt;author&gt;Muskens, Otto L.&lt;/author&gt;&lt;/authors&gt;&lt;/contributors&gt;&lt;titles&gt;&lt;title&gt;A New Family of Ultralow Loss Reversible Phase</w:instrText>
-      </w:r>
-      <w:r>
-        <w:rPr>
-          <w:rFonts w:hint="eastAsia"/>
-        </w:rPr>
-        <w:instrText>‐</w:instrText>
-      </w:r>
-      <w:r>
-        <w:rPr>
-          <w:rFonts w:hint="eastAsia"/>
-        </w:rPr>
-        <w:instrText>Change Materials for Photonic Integrated Circuits: Sb2S3 and Sb2Se3&lt;/title&gt;&lt;secondary-title&gt;Advanced Functional Materials&lt;/se</w:instrText>
-      </w:r>
-      <w:r>
-        <w:instrText>condary-title&gt;&lt;/titles&gt;&lt;periodical&gt;&lt;full-title&gt;Advanced Functional Materials&lt;/full-title&gt;&lt;/periodical&gt;&lt;volume&gt;30&lt;/volume&gt;&lt;number&gt;36&lt;/number&gt;&lt;dates&gt;&lt;year&gt;2020&lt;/year&gt;&lt;/dates&gt;&lt;isbn&gt;1616-301X&amp;#xD;1616-3028&lt;/isbn&gt;&lt;urls&gt;&lt;/urls&gt;&lt;electronic-resource-num&gt;10.1002/adfm.202002447&lt;/electronic-resource-num&gt;&lt;/record&gt;&lt;/Cite&gt;&lt;/EndNote&gt;</w:instrText>
-      </w:r>
-      <w:r>
-        <w:fldChar w:fldCharType="separate"/>
-      </w:r>
-      <w:r>
-        <w:rPr>
-          <w:noProof/>
-        </w:rPr>
-        <w:t>[22]</w:t>
-      </w:r>
-      <w:r>
-        <w:fldChar w:fldCharType="end"/>
-      </w:r>
-      <w:r>
-        <w:t>.</w:t>
-      </w:r>
-      <w:r>
-        <w:t xml:space="preserve"> </w:t>
-      </w:r>
-      <w:r>
-        <w:t xml:space="preserve">We assume air to have a constant </w:t>
-      </w:r>
-      <w:r>
-        <w:rPr>
-          <w:i/>
-          <w:iCs/>
-        </w:rPr>
-        <w:t>n</w:t>
-      </w:r>
-      <w:r>
-        <w:rPr>
-          <w:i/>
-          <w:iCs/>
-          <w:vertAlign w:val="subscript"/>
-        </w:rPr>
-        <w:t>a</w:t>
-      </w:r>
-      <w:r>
-        <w:t xml:space="preserve"> </w:t>
-      </w:r>
-      <w:r>
-        <w:t>=</w:t>
-      </w:r>
-      <w:r>
-        <w:t xml:space="preserve"> </w:t>
-      </w:r>
-      <w:r>
-        <w:t>1.00 throughout the spectrum.</w:t>
-      </w:r>
-      <w:r>
-        <w:t xml:space="preserve"> </w:t>
-      </w:r>
-      <w:r>
-        <w:t>T</w:t>
-      </w:r>
-      <w:r>
-        <w:t>he incident angle is 0°</w:t>
-      </w:r>
-      <w:r>
-        <w:t xml:space="preserve"> for all calculation</w:t>
-      </w:r>
-      <w:r>
-        <w:t>, and light i</w:t>
-      </w:r>
-      <w:r>
-        <w:t>s transverse electric (TE) polariz</w:t>
-      </w:r>
-      <w:r>
-        <w:t>ed</w:t>
-      </w:r>
-      <w:r>
-        <w:t xml:space="preserve">, </w:t>
-      </w:r>
-      <w:r>
-        <w:rPr>
-          <w:highlight w:val="yellow"/>
-        </w:rPr>
-        <w:t>but since the incident angle is set to 0°, the mode of polarization does</w:t>
-      </w:r>
-      <w:r>
-        <w:rPr>
-          <w:highlight w:val="yellow"/>
-        </w:rPr>
-        <w:t xml:space="preserve"> not</w:t>
-      </w:r>
-      <w:r>
-        <w:rPr>
-          <w:highlight w:val="yellow"/>
-        </w:rPr>
-        <w:t xml:space="preserve"> </w:t>
-      </w:r>
-      <w:r>
-        <w:rPr>
-          <w:highlight w:val="yellow"/>
-        </w:rPr>
-        <w:t>affect</w:t>
-      </w:r>
-      <w:r>
-        <w:rPr>
-          <w:highlight w:val="yellow"/>
-        </w:rPr>
-        <w:t xml:space="preserve"> the results.</w:t>
+        <w:t xml:space="preserve"> = 1.0 across the spectra. The incident angle is 0° and light is transverse electric (TE) polarized for all calculations.</w:t>
       </w:r>
     </w:p>
     <w:p>
       <w:r>
         <w:tab/>
-        <w:t>The designs of optical limiter are in two distinct wavelengths, 1064 and 532 nm. At 1064 nm</w:t>
-      </w:r>
-      <w:r>
-        <w:t>;</w:t>
-      </w:r>
-      <w:r>
-        <w:t xml:space="preserve"> the extinction coefficient of Sb</w:t>
+        <w:t xml:space="preserve">Our optical limiters are designed will either be designed for 1064 or 532 nm wavelengths. </w:t>
+      </w:r>
+      <w:r>
+        <w:t>For 1064-nm devices, the designs are single-layer, multi-layer</w:t>
+      </w:r>
+      <w:r>
+        <w:t>,</w:t>
+      </w:r>
+      <w:r>
+        <w:t xml:space="preserve"> and</w:t>
+      </w:r>
+      <w:r>
+        <w:t xml:space="preserve"> </w:t>
+      </w:r>
+      <w:r>
+        <w:t>edge-filter. T</w:t>
+      </w:r>
+      <w:r>
+        <w:t>he goals are to design broadband optical limiter with large transmission contrast (</w:t>
+      </w:r>
+      <w:r>
+        <w:rPr>
+          <w:i/>
+          <w:iCs/>
+        </w:rPr>
+        <w:t>ΔT</w:t>
+      </w:r>
+      <w:r>
+        <w:t xml:space="preserve">) between the two modes. </w:t>
+      </w:r>
+      <w:r>
+        <w:rPr>
+          <w:highlight w:val="yellow"/>
+        </w:rPr>
+        <w:t>Because of the low absorption caused by near-zero k-index in both phases at this wavelength, the devices cannot be self-activated</w:t>
+      </w:r>
+      <w:r>
+        <w:rPr>
+          <w:highlight w:val="yellow"/>
+        </w:rPr>
+        <w:t>.</w:t>
+      </w:r>
+      <w:r>
+        <w:t xml:space="preserve"> Since Sb</w:t>
       </w:r>
       <w:r>
         <w:rPr>
@@ -18475,86 +19389,60 @@
         <w:t>3</w:t>
       </w:r>
       <w:r>
-        <w:t xml:space="preserve"> is zero in amorphous and at near-zero level in crystalline phase</w:t>
-      </w:r>
-      <w:r>
-        <w:t>, w</w:t>
-      </w:r>
-      <w:r>
-        <w:t xml:space="preserve">hich mean a simple one-layer or a multi-layer thin film designs </w:t>
-      </w:r>
-      <w:r>
-        <w:t>are</w:t>
-      </w:r>
-      <w:r>
-        <w:t xml:space="preserve"> applicable. But at 532-nm wavelength</w:t>
-      </w:r>
-      <w:r>
-        <w:t>,</w:t>
-      </w:r>
-      <w:r>
-        <w:t xml:space="preserve"> the k-ind</w:t>
-      </w:r>
-      <w:r>
-        <w:t>ex</w:t>
-      </w:r>
-      <w:r>
-        <w:t xml:space="preserve"> are significantly higher</w:t>
-      </w:r>
-      <w:r>
-        <w:t xml:space="preserve"> (</w:t>
-      </w:r>
-      <w:r>
-        <w:rPr>
-          <w:i/>
-          <w:iCs/>
-        </w:rPr>
-        <w:t>n</w:t>
-      </w:r>
-      <w:r>
-        <w:rPr>
-          <w:i/>
-          <w:iCs/>
-          <w:vertAlign w:val="subscript"/>
-        </w:rPr>
-        <w:t>SbSe</w:t>
-      </w:r>
-      <w:r>
-        <w:rPr>
-          <w:i/>
-          <w:iCs/>
-        </w:rPr>
-        <w:t>=3.96+1.09i</w:t>
-      </w:r>
-      <w:r>
-        <w:t>)</w:t>
-      </w:r>
-      <w:r>
-        <w:t>,</w:t>
-      </w:r>
-      <w:r>
-        <w:t xml:space="preserve"> which </w:t>
-      </w:r>
-      <w:r>
-        <w:t>make it</w:t>
-      </w:r>
-      <w:r>
-        <w:t xml:space="preserve"> suitable for self-activating optical limiter. </w:t>
-      </w:r>
-      <w:r>
-        <w:t xml:space="preserve">An </w:t>
-      </w:r>
-      <w:r>
-        <w:t>A</w:t>
-      </w:r>
-      <w:r>
-        <w:t xml:space="preserve">symmetrical cavity designs are required to restore resonance. </w:t>
-      </w:r>
-      <w:r>
-        <w:rPr>
-          <w:highlight w:val="cyan"/>
-        </w:rPr>
-        <w:t>(this paragraph might be a duplication of section 2.4).</w:t>
+        <w:t xml:space="preserve"> have high k-index at 532-nm wavelength, </w:t>
+      </w:r>
+      <w:r>
+        <w:rPr>
+          <w:i/>
+          <w:iCs/>
+        </w:rPr>
+        <w:t>k</w:t>
+      </w:r>
+      <w:r>
+        <w:rPr>
+          <w:i/>
+          <w:iCs/>
+          <w:vertAlign w:val="subscript"/>
+        </w:rPr>
+        <w:t>a</w:t>
+      </w:r>
+      <w:r>
+        <w:rPr>
+          <w:i/>
+          <w:iCs/>
+        </w:rPr>
+        <w:t xml:space="preserve"> = 1.09</w:t>
+      </w:r>
+      <w:r>
+        <w:t xml:space="preserve"> and </w:t>
+      </w:r>
+      <w:r>
+        <w:rPr>
+          <w:i/>
+          <w:iCs/>
+        </w:rPr>
+        <w:t>k</w:t>
+      </w:r>
+      <w:r>
+        <w:rPr>
+          <w:i/>
+          <w:iCs/>
+          <w:vertAlign w:val="subscript"/>
+        </w:rPr>
+        <w:t>c</w:t>
+      </w:r>
+      <w:r>
+        <w:rPr>
+          <w:i/>
+          <w:iCs/>
+        </w:rPr>
+        <w:t xml:space="preserve"> = 2.24</w:t>
+      </w:r>
+      <w:r>
+        <w:t xml:space="preserve">, we will compare regular design approaches (e.g., single or multi-layer designs) to asymmetrical cavity design. And because of the high absorptivity, the devices can be </w:t>
+      </w:r>
+      <w:r>
+        <w:t>self-activated type at this wavelength.</w:t>
       </w:r>
     </w:p>
     <w:p>
@@ -19014,7 +19902,6 @@
         <w:jc w:val="left"/>
       </w:pPr>
       <w:r>
-        <w:lastRenderedPageBreak/>
         <w:t xml:space="preserve">where </w:t>
       </w:r>
       <w:r>
@@ -19590,6 +20477,11 @@
         <w:rPr>
           <w:lang w:val="en-US"/>
         </w:rPr>
+      </w:r>
+      <w:r>
+        <w:rPr>
+          <w:lang w:val="en-US"/>
+        </w:rPr>
         <w:fldChar w:fldCharType="separate"/>
       </w:r>
       <w:r>
@@ -21228,6 +22120,7 @@
           <w:sz w:val="20"/>
           <w:highlight w:val="yellow"/>
         </w:rPr>
+        <w:lastRenderedPageBreak/>
         <w:t>5</w:t>
       </w:r>
       <w:r>
@@ -21367,13 +22260,7 @@
         <w:t xml:space="preserve">be </w:t>
       </w:r>
       <w:r>
-        <w:t>turned off?</w:t>
-      </w:r>
-      <w:r>
-        <w:t>’.</w:t>
-      </w:r>
-      <w:r>
-        <w:t xml:space="preserve"> If the threshold is low, then the device need</w:t>
+        <w:t>turned off? If the threshold is low, then the device need</w:t>
       </w:r>
       <w:r>
         <w:t>s</w:t>
@@ -21470,7 +22357,6 @@
           <w:iCs w:val="0"/>
           <w:sz w:val="20"/>
         </w:rPr>
-        <w:lastRenderedPageBreak/>
         <w:t>6</w:t>
       </w:r>
       <w:r>
@@ -21598,7 +22484,7 @@
       <w:r>
         <w:t xml:space="preserve">vol. 14, no. 6, p. 1259, 2023. [Online]. Available: </w:t>
       </w:r>
-      <w:hyperlink r:id="rId10" w:history="1">
+      <w:hyperlink r:id="rId13" w:history="1">
         <w:r>
           <w:rPr>
             <w:rStyle w:val="Hyperlink"/>
@@ -21631,7 +22517,7 @@
       <w:r>
         <w:t xml:space="preserve">, 9–13 Nov. 2025 2025, pp. 1–2, doi: 10.1109/IPC65510.2025.11281888. [Online]. Available: </w:t>
       </w:r>
-      <w:hyperlink r:id="rId11" w:history="1">
+      <w:hyperlink r:id="rId14" w:history="1">
         <w:r>
           <w:rPr>
             <w:rStyle w:val="Hyperlink"/>
@@ -21695,7 +22581,7 @@
       <w:r>
         <w:t xml:space="preserve">vol. 15, no. 6, p. 2100001, 2021, doi: </w:t>
       </w:r>
-      <w:hyperlink r:id="rId12" w:history="1">
+      <w:hyperlink r:id="rId15" w:history="1">
         <w:r>
           <w:rPr>
             <w:rStyle w:val="Hyperlink"/>
@@ -21759,7 +22645,7 @@
       <w:r>
         <w:t xml:space="preserve">, 12–17 Sept. 2022 2022, pp. 148–150, doi: 10.1109/Metamaterials54993.2022.9920767. [Online]. Available: </w:t>
       </w:r>
-      <w:hyperlink r:id="rId13" w:history="1">
+      <w:hyperlink r:id="rId16" w:history="1">
         <w:r>
           <w:rPr>
             <w:rStyle w:val="Hyperlink"/>
@@ -21814,7 +22700,7 @@
         <w:tab/>
         <w:t xml:space="preserve">A. Donval, Y. Ofir, D. Nevo, and M. Oron, "Reflective Optical Limiter," US Patent US 2014/0233085 A1 Patent Appl. US 201214343922 A, 2014/08/21, 2014. [Online]. Available: </w:t>
       </w:r>
-      <w:hyperlink r:id="rId14" w:history="1">
+      <w:hyperlink r:id="rId17" w:history="1">
         <w:r>
           <w:rPr>
             <w:rStyle w:val="Hyperlink"/>
@@ -21835,7 +22721,7 @@
         <w:tab/>
         <w:t xml:space="preserve">A. N. H. Lam Tai, "OPTICAL LIMITERS FOR FACILITATING APERTURE PROTECTION," US Patent US 2019/0094430 A1 Patent Appl. US 201715716364 A, 2019/03/28, 2019. [Online]. Available: </w:t>
       </w:r>
-      <w:hyperlink r:id="rId15" w:history="1">
+      <w:hyperlink r:id="rId18" w:history="1">
         <w:r>
           <w:rPr>
             <w:rStyle w:val="Hyperlink"/>
@@ -22015,7 +22901,7 @@
       <w:r>
         <w:t xml:space="preserve">vol. 18, p. 100364, 2023/06/01/ 2023, doi: </w:t>
       </w:r>
-      <w:hyperlink r:id="rId16" w:history="1">
+      <w:hyperlink r:id="rId19" w:history="1">
         <w:r>
           <w:rPr>
             <w:rStyle w:val="Hyperlink"/>
@@ -22033,6 +22919,7 @@
         <w:ind w:left="720" w:hanging="720"/>
       </w:pPr>
       <w:r>
+        <w:lastRenderedPageBreak/>
         <w:t>[18]</w:t>
       </w:r>
       <w:r>
@@ -22234,7 +23121,7 @@
       <w:r>
         <w:t xml:space="preserve">vol. 150, p. 106907, 2022/11/01/ 2022, doi: </w:t>
       </w:r>
-      <w:hyperlink r:id="rId17" w:history="1">
+      <w:hyperlink r:id="rId20" w:history="1">
         <w:r>
           <w:rPr>
             <w:rStyle w:val="Hyperlink"/>
@@ -22267,7 +23154,7 @@
       <w:r>
         <w:t xml:space="preserve">vol. 707, p. 138117, 2020/08/01/ 2020, doi: </w:t>
       </w:r>
-      <w:hyperlink r:id="rId18" w:history="1">
+      <w:hyperlink r:id="rId21" w:history="1">
         <w:r>
           <w:rPr>
             <w:rStyle w:val="Hyperlink"/>
@@ -22285,7 +23172,6 @@
         <w:ind w:left="720" w:hanging="720"/>
       </w:pPr>
       <w:r>
-        <w:lastRenderedPageBreak/>
         <w:t>[26]</w:t>
       </w:r>
       <w:r>
@@ -22332,7 +23218,7 @@
       <w:r>
         <w:t xml:space="preserve">vol. 2, no. 9, pp. 1707–1746, 2018/09/19/ 2018, doi: </w:t>
       </w:r>
-      <w:hyperlink r:id="rId19" w:history="1">
+      <w:hyperlink r:id="rId22" w:history="1">
         <w:r>
           <w:rPr>
             <w:rStyle w:val="Hyperlink"/>
@@ -22396,7 +23282,7 @@
       <w:r>
         <w:t xml:space="preserve">vol. 14, no. 19, p. 4250, 2022. [Online]. Available: </w:t>
       </w:r>
-      <w:hyperlink r:id="rId20" w:history="1">
+      <w:hyperlink r:id="rId23" w:history="1">
         <w:r>
           <w:rPr>
             <w:rStyle w:val="Hyperlink"/>
@@ -22619,7 +23505,7 @@
         <w:tab/>
         <w:t xml:space="preserve">L. Shah, S. Cannon Roger, and A. Drummer Mark, "LIDAR RECEIVER OPTICAL LIMITER," US Patent US 2025/0172672 A1 Patent Appl. US 202418960941 A, 2025/05/29, 2025. [Online]. Available: </w:t>
       </w:r>
-      <w:hyperlink r:id="rId21" w:history="1">
+      <w:hyperlink r:id="rId24" w:history="1">
         <w:r>
           <w:rPr>
             <w:rStyle w:val="Hyperlink"/>
@@ -22715,7 +23601,7 @@
       <w:r>
         <w:t xml:space="preserve">vol. 421, pp. 424–429, 2017/11/01/ 2017, doi: </w:t>
       </w:r>
-      <w:hyperlink r:id="rId22" w:history="1">
+      <w:hyperlink r:id="rId25" w:history="1">
         <w:r>
           <w:rPr>
             <w:rStyle w:val="Hyperlink"/>
@@ -22748,7 +23634,7 @@
       <w:r>
         <w:t xml:space="preserve">vol. 108, p. 110415, 2020/10/01/ 2020, doi: </w:t>
       </w:r>
-      <w:hyperlink r:id="rId23" w:history="1">
+      <w:hyperlink r:id="rId26" w:history="1">
         <w:r>
           <w:rPr>
             <w:rStyle w:val="Hyperlink"/>
@@ -22843,7 +23729,7 @@
       <w:r>
         <w:t xml:space="preserve">vol. 763, p. 139568, 2022/12/01/ 2022, doi: </w:t>
       </w:r>
-      <w:hyperlink r:id="rId24" w:history="1">
+      <w:hyperlink r:id="rId27" w:history="1">
         <w:r>
           <w:rPr>
             <w:rStyle w:val="Hyperlink"/>
@@ -22905,20 +23791,32 @@
         <w:ind w:left="720" w:hanging="720"/>
       </w:pPr>
       <w:r>
+        <w:lastRenderedPageBreak/>
         <w:t>[48]</w:t>
       </w:r>
       <w:r>
         <w:tab/>
-        <w:t xml:space="preserve">H. K. Raut, V. A. Ganesh, A. S. Nair, and S. Ramakrishna, "Anti-reflective coatings: A critical, in-depth review," </w:t>
-      </w:r>
-      <w:r>
-        <w:rPr>
-          <w:i/>
-        </w:rPr>
-        <w:t xml:space="preserve">Energy &amp; Environmental Science, </w:t>
-      </w:r>
-      <w:r>
-        <w:t>10.1039/C1EE01297E vol. 4, no. 10, pp. 3779–3804, 2011, doi: 10.1039/C1EE01297E.</w:t>
+        <w:t xml:space="preserve">O. C. Karaman, G. N. Naidu, A. R. Bowman, E. N. Dayi, and G. Tagliabue, "Decoupling Optical and Thermal Dynamics in Dielectric Metasurfaces for Self-Encoded Photonic Control," </w:t>
+      </w:r>
+      <w:r>
+        <w:rPr>
+          <w:i/>
+        </w:rPr>
+        <w:t xml:space="preserve">Laser &amp; Photonics Reviews, </w:t>
+      </w:r>
+      <w:r>
+        <w:t xml:space="preserve">vol. 19, no. 24, p. e01014, 2025, doi: </w:t>
+      </w:r>
+      <w:hyperlink r:id="rId28" w:history="1">
+        <w:r>
+          <w:rPr>
+            <w:rStyle w:val="Hyperlink"/>
+          </w:rPr>
+          <w:t>https://doi.org/10.1002/lpor.202501014</w:t>
+        </w:r>
+      </w:hyperlink>
+      <w:r>
+        <w:t>.</w:t>
       </w:r>
     </w:p>
     <w:p>
@@ -22973,7 +23871,7 @@
       <w:r>
         <w:t xml:space="preserve">vol. 34, no. 14, p. 2310306, 2024, doi: </w:t>
       </w:r>
-      <w:hyperlink r:id="rId25" w:history="1">
+      <w:hyperlink r:id="rId29" w:history="1">
         <w:r>
           <w:rPr>
             <w:rStyle w:val="Hyperlink"/>
@@ -23104,6 +24002,44 @@
     </w:sectPr>
   </w:body>
 </w:document>
+</file>
+
+<file path=word/endnotes.xml><?xml version="1.0" encoding="utf-8"?>
+<w:endnotes xmlns:wpc="http://schemas.microsoft.com/office/word/2010/wordprocessingCanvas" xmlns:cx="http://schemas.microsoft.com/office/drawing/2014/chartex" xmlns:cx1="http://schemas.microsoft.com/office/drawing/2015/9/8/chartex" xmlns:cx2="http://schemas.microsoft.com/office/drawing/2015/10/21/chartex" xmlns:cx3="http://schemas.microsoft.com/office/drawing/2016/5/9/chartex" xmlns:cx4="http://schemas.microsoft.com/office/drawing/2016/5/10/chartex" xmlns:cx5="http://schemas.microsoft.com/office/drawing/2016/5/11/chartex" xmlns:cx6="http://schemas.microsoft.com/office/drawing/2016/5/12/chartex" xmlns:cx7="http://schemas.microsoft.com/office/drawing/2016/5/13/chartex" xmlns:cx8="http://schemas.microsoft.com/office/drawing/2016/5/14/chartex" xmlns:mc="http://schemas.openxmlformats.org/markup-compatibility/2006" xmlns:aink="http://schemas.microsoft.com/office/drawing/2016/ink" xmlns:am3d="http://schemas.microsoft.com/office/drawing/2017/model3d" xmlns:o="urn:schemas-microsoft-com:office:office" xmlns:oel="http://schemas.microsoft.com/office/2019/extlst" xmlns:r="http://schemas.openxmlformats.org/officeDocument/2006/relationships" xmlns:m="http://schemas.openxmlformats.org/officeDocument/2006/math" xmlns:v="urn:schemas-microsoft-com:vml" xmlns:wp14="http://schemas.microsoft.com/office/word/2010/wordprocessingDrawing" xmlns:wp="http://schemas.openxmlformats.org/drawingml/2006/wordprocessingDrawing" xmlns:w10="urn:schemas-microsoft-com:office:word" xmlns:w="http://schemas.openxmlformats.org/wordprocessingml/2006/main" xmlns:w14="http://schemas.microsoft.com/office/word/2010/wordml" xmlns:w15="http://schemas.microsoft.com/office/word/2012/wordml" xmlns:w16cex="http://schemas.microsoft.com/office/word/2018/wordml/cex" xmlns:w16cid="http://schemas.microsoft.com/office/word/2016/wordml/cid" xmlns:w16="http://schemas.microsoft.com/office/word/2018/wordml" xmlns:w16du="http://schemas.microsoft.com/office/word/2023/wordml/word16du" xmlns:w16sdtdh="http://schemas.microsoft.com/office/word/2020/wordml/sdtdatahash" xmlns:w16sdtfl="http://schemas.microsoft.com/office/word/2024/wordml/sdtformatlock" xmlns:w16se="http://schemas.microsoft.com/office/word/2015/wordml/symex" xmlns:wpg="http://schemas.microsoft.com/office/word/2010/wordprocessingGroup" xmlns:wpi="http://schemas.microsoft.com/office/word/2010/wordprocessingInk" xmlns:wne="http://schemas.microsoft.com/office/word/2006/wordml" xmlns:wps="http://schemas.microsoft.com/office/word/2010/wordprocessingShape" mc:Ignorable="w14 w15 w16se w16cid w16 w16cex w16sdtdh w16sdtfl w16du wp14">
+  <w:endnote w:type="separator" w:id="-1">
+    <w:p>
+      <w:r>
+        <w:separator/>
+      </w:r>
+    </w:p>
+  </w:endnote>
+  <w:endnote w:type="continuationSeparator" w:id="0">
+    <w:p>
+      <w:r>
+        <w:continuationSeparator/>
+      </w:r>
+    </w:p>
+  </w:endnote>
+</w:endnotes>
+</file>
+
+<file path=word/footnotes.xml><?xml version="1.0" encoding="utf-8"?>
+<w:footnotes xmlns:wpc="http://schemas.microsoft.com/office/word/2010/wordprocessingCanvas" xmlns:cx="http://schemas.microsoft.com/office/drawing/2014/chartex" xmlns:cx1="http://schemas.microsoft.com/office/drawing/2015/9/8/chartex" xmlns:cx2="http://schemas.microsoft.com/office/drawing/2015/10/21/chartex" xmlns:cx3="http://schemas.microsoft.com/office/drawing/2016/5/9/chartex" xmlns:cx4="http://schemas.microsoft.com/office/drawing/2016/5/10/chartex" xmlns:cx5="http://schemas.microsoft.com/office/drawing/2016/5/11/chartex" xmlns:cx6="http://schemas.microsoft.com/office/drawing/2016/5/12/chartex" xmlns:cx7="http://schemas.microsoft.com/office/drawing/2016/5/13/chartex" xmlns:cx8="http://schemas.microsoft.com/office/drawing/2016/5/14/chartex" xmlns:mc="http://schemas.openxmlformats.org/markup-compatibility/2006" xmlns:aink="http://schemas.microsoft.com/office/drawing/2016/ink" xmlns:am3d="http://schemas.microsoft.com/office/drawing/2017/model3d" xmlns:o="urn:schemas-microsoft-com:office:office" xmlns:oel="http://schemas.microsoft.com/office/2019/extlst" xmlns:r="http://schemas.openxmlformats.org/officeDocument/2006/relationships" xmlns:m="http://schemas.openxmlformats.org/officeDocument/2006/math" xmlns:v="urn:schemas-microsoft-com:vml" xmlns:wp14="http://schemas.microsoft.com/office/word/2010/wordprocessingDrawing" xmlns:wp="http://schemas.openxmlformats.org/drawingml/2006/wordprocessingDrawing" xmlns:w10="urn:schemas-microsoft-com:office:word" xmlns:w="http://schemas.openxmlformats.org/wordprocessingml/2006/main" xmlns:w14="http://schemas.microsoft.com/office/word/2010/wordml" xmlns:w15="http://schemas.microsoft.com/office/word/2012/wordml" xmlns:w16cex="http://schemas.microsoft.com/office/word/2018/wordml/cex" xmlns:w16cid="http://schemas.microsoft.com/office/word/2016/wordml/cid" xmlns:w16="http://schemas.microsoft.com/office/word/2018/wordml" xmlns:w16du="http://schemas.microsoft.com/office/word/2023/wordml/word16du" xmlns:w16sdtdh="http://schemas.microsoft.com/office/word/2020/wordml/sdtdatahash" xmlns:w16sdtfl="http://schemas.microsoft.com/office/word/2024/wordml/sdtformatlock" xmlns:w16se="http://schemas.microsoft.com/office/word/2015/wordml/symex" xmlns:wpg="http://schemas.microsoft.com/office/word/2010/wordprocessingGroup" xmlns:wpi="http://schemas.microsoft.com/office/word/2010/wordprocessingInk" xmlns:wne="http://schemas.microsoft.com/office/word/2006/wordml" xmlns:wps="http://schemas.microsoft.com/office/word/2010/wordprocessingShape" mc:Ignorable="w14 w15 w16se w16cid w16 w16cex w16sdtdh w16sdtfl w16du wp14">
+  <w:footnote w:type="separator" w:id="-1">
+    <w:p>
+      <w:r>
+        <w:separator/>
+      </w:r>
+    </w:p>
+  </w:footnote>
+  <w:footnote w:type="continuationSeparator" w:id="0">
+    <w:p>
+      <w:r>
+        <w:continuationSeparator/>
+      </w:r>
+    </w:p>
+  </w:footnote>
+</w:footnotes>
 </file>
 
 <file path=word/styles.xml><?xml version="1.0" encoding="utf-8"?>
@@ -23504,7 +24440,7 @@
   <w:style w:type="paragraph" w:default="1" w:styleId="Normal">
     <w:name w:val="Normal"/>
     <w:qFormat/>
-    <w:rsid w:val="00835BF3"/>
+    <w:rsid w:val="00A73D41"/>
     <w:pPr>
       <w:spacing w:after="0" w:line="240" w:lineRule="auto"/>
       <w:jc w:val="both"/>
@@ -23711,6 +24647,7 @@
   <w:style w:type="character" w:default="1" w:styleId="DefaultParagraphFont">
     <w:name w:val="Default Paragraph Font"/>
     <w:uiPriority w:val="1"/>
+    <w:semiHidden/>
     <w:unhideWhenUsed/>
   </w:style>
   <w:style w:type="table" w:default="1" w:styleId="TableNormal">
@@ -24188,6 +25125,56 @@
       <w:jc w:val="left"/>
     </w:pPr>
   </w:style>
+  <w:style w:type="paragraph" w:styleId="Header">
+    <w:name w:val="header"/>
+    <w:basedOn w:val="Normal"/>
+    <w:link w:val="HeaderChar"/>
+    <w:uiPriority w:val="99"/>
+    <w:unhideWhenUsed/>
+    <w:rsid w:val="00F56E56"/>
+    <w:pPr>
+      <w:tabs>
+        <w:tab w:val="center" w:pos="4513"/>
+        <w:tab w:val="right" w:pos="9026"/>
+      </w:tabs>
+    </w:pPr>
+  </w:style>
+  <w:style w:type="character" w:customStyle="1" w:styleId="HeaderChar">
+    <w:name w:val="Header Char"/>
+    <w:basedOn w:val="DefaultParagraphFont"/>
+    <w:link w:val="Header"/>
+    <w:uiPriority w:val="99"/>
+    <w:rsid w:val="00F56E56"/>
+    <w:rPr>
+      <w:rFonts w:asciiTheme="majorBidi" w:hAnsiTheme="majorBidi"/>
+      <w:sz w:val="20"/>
+    </w:rPr>
+  </w:style>
+  <w:style w:type="paragraph" w:styleId="Footer">
+    <w:name w:val="footer"/>
+    <w:basedOn w:val="Normal"/>
+    <w:link w:val="FooterChar"/>
+    <w:uiPriority w:val="99"/>
+    <w:unhideWhenUsed/>
+    <w:rsid w:val="00F56E56"/>
+    <w:pPr>
+      <w:tabs>
+        <w:tab w:val="center" w:pos="4513"/>
+        <w:tab w:val="right" w:pos="9026"/>
+      </w:tabs>
+    </w:pPr>
+  </w:style>
+  <w:style w:type="character" w:customStyle="1" w:styleId="FooterChar">
+    <w:name w:val="Footer Char"/>
+    <w:basedOn w:val="DefaultParagraphFont"/>
+    <w:link w:val="Footer"/>
+    <w:uiPriority w:val="99"/>
+    <w:rsid w:val="00F56E56"/>
+    <w:rPr>
+      <w:rFonts w:asciiTheme="majorBidi" w:hAnsiTheme="majorBidi"/>
+      <w:sz w:val="20"/>
+    </w:rPr>
+  </w:style>
 </w:styles>
 </file>
 

--- a/paper/[OptMaterX] Design and Simulation of Sb2Se3-Based.docx
+++ b/paper/[OptMaterX] Design and Simulation of Sb2Se3-Based.docx
@@ -714,7 +714,27 @@
           <w:sz w:val="20"/>
           <w:szCs w:val="20"/>
         </w:rPr>
-        <w:t xml:space="preserve"> has no absorptivity so it is suitable for a high efficiency optical limiters, </w:t>
+        <w:t xml:space="preserve"> has no </w:t>
+      </w:r>
+      <w:r>
+        <w:rPr>
+          <w:rStyle w:val="Emphasis"/>
+          <w:i w:val="0"/>
+          <w:iCs w:val="0"/>
+          <w:sz w:val="20"/>
+          <w:szCs w:val="20"/>
+        </w:rPr>
+        <w:t>absorption</w:t>
+      </w:r>
+      <w:r>
+        <w:rPr>
+          <w:rStyle w:val="Emphasis"/>
+          <w:i w:val="0"/>
+          <w:iCs w:val="0"/>
+          <w:sz w:val="20"/>
+          <w:szCs w:val="20"/>
+        </w:rPr>
+        <w:t xml:space="preserve"> so it is suitable for a high efficiency optical limiters, </w:t>
       </w:r>
       <w:r>
         <w:rPr>
@@ -776,7 +796,27 @@
           <w:sz w:val="20"/>
           <w:szCs w:val="20"/>
         </w:rPr>
-        <w:t xml:space="preserve"> exhibits high absorptivity </w:t>
+        <w:t xml:space="preserve"> exhibits high </w:t>
+      </w:r>
+      <w:r>
+        <w:rPr>
+          <w:rStyle w:val="Emphasis"/>
+          <w:i w:val="0"/>
+          <w:iCs w:val="0"/>
+          <w:sz w:val="20"/>
+          <w:szCs w:val="20"/>
+        </w:rPr>
+        <w:t>absorption</w:t>
+      </w:r>
+      <w:r>
+        <w:rPr>
+          <w:rStyle w:val="Emphasis"/>
+          <w:i w:val="0"/>
+          <w:iCs w:val="0"/>
+          <w:sz w:val="20"/>
+          <w:szCs w:val="20"/>
+        </w:rPr>
+        <w:t xml:space="preserve"> </w:t>
       </w:r>
       <w:r>
         <w:rPr>
@@ -934,19 +974,37 @@
     </w:p>
     <w:p>
       <w:r>
-        <w:t xml:space="preserve">Phase change material (PCM) can have different meaning depending on the topics. When discussing about energy storage, the term would </w:t>
+        <w:t>Phase change material (PCM) can have different meaning</w:t>
+      </w:r>
+      <w:r>
+        <w:t>s</w:t>
+      </w:r>
+      <w:r>
+        <w:t xml:space="preserve"> depending on the </w:t>
+      </w:r>
+      <w:r>
+        <w:t>field</w:t>
+      </w:r>
+      <w:r>
+        <w:t xml:space="preserve">. </w:t>
+      </w:r>
+      <w:r>
+        <w:t>In</w:t>
+      </w:r>
+      <w:r>
+        <w:t xml:space="preserve"> energy storage, the term would </w:t>
       </w:r>
       <w:r>
         <w:t>refer</w:t>
       </w:r>
       <w:r>
-        <w:t xml:space="preserve"> to material that can store and release its thermal energy </w:t>
-      </w:r>
-      <w:r>
-        <w:t>when</w:t>
-      </w:r>
-      <w:r>
-        <w:t xml:space="preserve"> changing its state of matter (latent heat)</w:t>
+        <w:t xml:space="preserve"> to material that store and release thermal energy </w:t>
+      </w:r>
+      <w:r>
+        <w:t>through changes in its</w:t>
+      </w:r>
+      <w:r>
+        <w:t xml:space="preserve"> state of matter (latent heat)</w:t>
       </w:r>
       <w:r>
         <w:t xml:space="preserve">, and the </w:t>
@@ -1299,10 +1357,25 @@
         <w:t xml:space="preserve">that require the </w:t>
       </w:r>
       <w:r>
-        <w:t>toggle of light transmittivity</w:t>
-      </w:r>
-      <w:r>
-        <w:t>, absorptivity, or reflectivity</w:t>
+        <w:t>modulation</w:t>
+      </w:r>
+      <w:r>
+        <w:t xml:space="preserve"> of light </w:t>
+      </w:r>
+      <w:r>
+        <w:t>transmittance</w:t>
+      </w:r>
+      <w:r>
+        <w:t xml:space="preserve">, </w:t>
+      </w:r>
+      <w:r>
+        <w:t>absorptance</w:t>
+      </w:r>
+      <w:r>
+        <w:t xml:space="preserve">, or </w:t>
+      </w:r>
+      <w:r>
+        <w:t>reflectance</w:t>
       </w:r>
       <w:r>
         <w:t>.</w:t>
@@ -2326,7 +2399,13 @@
         <w:t>by</w:t>
       </w:r>
       <w:r>
-        <w:t xml:space="preserve"> its behavior </w:t>
+        <w:t xml:space="preserve"> </w:t>
+      </w:r>
+      <w:r>
+        <w:t>its</w:t>
+      </w:r>
+      <w:r>
+        <w:t xml:space="preserve"> behavior </w:t>
       </w:r>
       <w:r>
         <w:t>after</w:t>
@@ -2356,7 +2435,10 @@
         <w:t xml:space="preserve"> </w:t>
       </w:r>
       <w:r>
-        <w:t xml:space="preserve">if temperature drops below </w:t>
+        <w:t>when</w:t>
+      </w:r>
+      <w:r>
+        <w:t xml:space="preserve"> temperature drops below </w:t>
       </w:r>
       <w:r>
         <w:rPr>
@@ -2379,19 +2461,10 @@
         <w:rPr>
           <w:szCs w:val="20"/>
         </w:rPr>
-        <w:t>, a common volatile PCM</w:t>
-      </w:r>
-      <w:r>
-        <w:t xml:space="preserve"> is Vanadium dioxide (VO</w:t>
-      </w:r>
-      <w:r>
-        <w:rPr>
-          <w:vertAlign w:val="subscript"/>
-        </w:rPr>
-        <w:t>2</w:t>
-      </w:r>
-      <w:r>
-        <w:t xml:space="preserve">). But non-volatile PCM </w:t>
+        <w:t xml:space="preserve">. </w:t>
+      </w:r>
+      <w:r>
+        <w:t xml:space="preserve">But non-volatile PCM </w:t>
       </w:r>
       <w:r>
         <w:t xml:space="preserve">will </w:t>
@@ -2409,10 +2482,10 @@
         <w:t xml:space="preserve"> transitioned</w:t>
       </w:r>
       <w:r>
-        <w:t xml:space="preserve"> phase even after the temperature dro</w:t>
-      </w:r>
-      <w:r>
-        <w:t>p</w:t>
+        <w:t xml:space="preserve"> phase even after the temperature </w:t>
+      </w:r>
+      <w:r>
+        <w:t>falls</w:t>
       </w:r>
       <w:r>
         <w:t xml:space="preserve"> below </w:t>
@@ -2445,7 +2518,22 @@
         <w:t>non-volatile PCM phase back to pre-transitioned phase</w:t>
       </w:r>
       <w:r>
-        <w:t>, it needs to be heated to melting temperature and the quench rapidly</w:t>
+        <w:t xml:space="preserve">, it needs to be heated </w:t>
+      </w:r>
+      <w:r>
+        <w:t>above its</w:t>
+      </w:r>
+      <w:r>
+        <w:t xml:space="preserve"> melting temperature and the</w:t>
+      </w:r>
+      <w:r>
+        <w:t>n rapidly</w:t>
+      </w:r>
+      <w:r>
+        <w:t xml:space="preserve"> quench</w:t>
+      </w:r>
+      <w:r>
+        <w:t>ed</w:t>
       </w:r>
       <w:r>
         <w:t xml:space="preserve">. </w:t>
@@ -2514,7 +2602,13 @@
         <w:t>).</w:t>
       </w:r>
       <w:r>
-        <w:t xml:space="preserve"> One of the first and </w:t>
+        <w:t xml:space="preserve"> One of the </w:t>
+      </w:r>
+      <w:r>
+        <w:t>earliest</w:t>
+      </w:r>
+      <w:r>
+        <w:t xml:space="preserve"> and </w:t>
       </w:r>
       <w:r>
         <w:t xml:space="preserve">most commonly studied </w:t>
@@ -2645,7 +2739,23 @@
         <w:t xml:space="preserve"> a chalcogenide glass that</w:t>
       </w:r>
       <w:r>
-        <w:t xml:space="preserve"> exhibits large refractive index contrast between amorphous and crystalline phase</w:t>
+        <w:t xml:space="preserve"> exhibits large refractive index contrast</w:t>
+      </w:r>
+      <w:r>
+        <w:t xml:space="preserve"> (</w:t>
+      </w:r>
+      <w:r>
+        <w:rPr>
+          <w:i/>
+          <w:iCs/>
+        </w:rPr>
+        <w:t>n</w:t>
+      </w:r>
+      <w:r>
+        <w:t>)</w:t>
+      </w:r>
+      <w:r>
+        <w:t xml:space="preserve"> between amorphous and crystalline phase</w:t>
       </w:r>
       <w:r>
         <w:t>s</w:t>
@@ -2681,7 +2791,10 @@
         <w:t>trans</w:t>
       </w:r>
       <w:r>
-        <w:t xml:space="preserve"> at </w:t>
+        <w:t xml:space="preserve"> </w:t>
+      </w:r>
+      <w:r>
+        <w:t xml:space="preserve">at </w:t>
       </w:r>
       <w:r>
         <w:t>~</w:t>
@@ -2699,19 +2812,31 @@
         <w:t xml:space="preserve"> °C</w:t>
       </w:r>
       <w:r>
-        <w:t xml:space="preserve"> for cubical crystalline phase</w:t>
-      </w:r>
-      <w:r>
-        <w:t xml:space="preserve"> transition</w:t>
-      </w:r>
-      <w:r>
-        <w:t xml:space="preserve"> and change</w:t>
+        <w:t xml:space="preserve"> for </w:t>
+      </w:r>
+      <w:r>
+        <w:t xml:space="preserve">crystallization into </w:t>
+      </w:r>
+      <w:r>
+        <w:t>cubical phase</w:t>
+      </w:r>
+      <w:r>
+        <w:t xml:space="preserve"> </w:t>
+      </w:r>
+      <w:r>
+        <w:t>and change</w:t>
       </w:r>
       <w:r>
         <w:t>s</w:t>
       </w:r>
       <w:r>
-        <w:t xml:space="preserve"> to hexagonal crystalline phase at </w:t>
+        <w:t xml:space="preserve"> </w:t>
+      </w:r>
+      <w:r>
+        <w:t>in</w:t>
+      </w:r>
+      <w:r>
+        <w:t xml:space="preserve">to hexagonal phase at </w:t>
       </w:r>
       <w:r>
         <w:t>~</w:t>
@@ -2863,7 +2988,23 @@
         <w:t xml:space="preserve">. </w:t>
       </w:r>
       <w:r>
-        <w:t>Its drawback is the large extinction coefficient in visible and IR spectrum, which causes high optical loss</w:t>
+        <w:t>Its drawback is the large extinction coefficient</w:t>
+      </w:r>
+      <w:r>
+        <w:t xml:space="preserve"> (</w:t>
+      </w:r>
+      <w:r>
+        <w:rPr>
+          <w:i/>
+          <w:iCs/>
+        </w:rPr>
+        <w:t>k</w:t>
+      </w:r>
+      <w:r>
+        <w:t>)</w:t>
+      </w:r>
+      <w:r>
+        <w:t xml:space="preserve"> in visible and IR spectrum, which causes high optical loss</w:t>
       </w:r>
       <w:r>
         <w:t xml:space="preserve"> </w:t>
@@ -2921,19 +3062,22 @@
         <w:t xml:space="preserve">), it is a </w:t>
       </w:r>
       <w:r>
-        <w:t xml:space="preserve">derivative of GST is </w:t>
-      </w:r>
-      <w:r>
-        <w:t>(GSST)</w:t>
-      </w:r>
-      <w:r>
-        <w:t xml:space="preserve"> that</w:t>
+        <w:t xml:space="preserve">derivative of GST </w:t>
+      </w:r>
+      <w:r>
+        <w:t>that</w:t>
       </w:r>
       <w:r>
         <w:t xml:space="preserve"> </w:t>
       </w:r>
       <w:r>
-        <w:t xml:space="preserve">substitutes some of </w:t>
+        <w:t xml:space="preserve">substitutes some </w:t>
+      </w:r>
+      <w:r>
+        <w:t xml:space="preserve">part </w:t>
+      </w:r>
+      <w:r>
+        <w:t xml:space="preserve">of </w:t>
       </w:r>
       <w:r>
         <w:t>t</w:t>
@@ -2969,7 +3113,16 @@
         <w:t xml:space="preserve">lower extinction coefficient which </w:t>
       </w:r>
       <w:r>
-        <w:t>helps with efficiency</w:t>
+        <w:t>improve</w:t>
+      </w:r>
+      <w:r>
+        <w:t xml:space="preserve"> </w:t>
+      </w:r>
+      <w:r>
+        <w:t xml:space="preserve">optical </w:t>
+      </w:r>
+      <w:r>
+        <w:t>efficiency</w:t>
       </w:r>
       <w:r>
         <w:t xml:space="preserve">. But </w:t>
@@ -2999,7 +3152,13 @@
         <w:t xml:space="preserve"> </w:t>
       </w:r>
       <w:r>
-        <w:t>at around 242</w:t>
+        <w:t xml:space="preserve">at </w:t>
+      </w:r>
+      <w:r>
+        <w:t>~</w:t>
+      </w:r>
+      <w:r>
+        <w:t>242</w:t>
       </w:r>
       <w:r>
         <w:t xml:space="preserve"> °C</w:t>
@@ -3041,7 +3200,7 @@
         <w:t>2</w:t>
       </w:r>
       <w:r>
-        <w:t xml:space="preserve"> has gathered attention as a volatile PCM</w:t>
+        <w:t xml:space="preserve"> gathered attention as a volatile PCM</w:t>
       </w:r>
       <w:r>
         <w:t xml:space="preserve"> with </w:t>
@@ -3071,7 +3230,13 @@
         <w:t>close to room temperature</w:t>
       </w:r>
       <w:r>
-        <w:t>. It undergoes metal-</w:t>
+        <w:t xml:space="preserve">. It undergoes </w:t>
+      </w:r>
+      <w:r>
+        <w:t xml:space="preserve">a </w:t>
+      </w:r>
+      <w:r>
+        <w:t>metal-</w:t>
       </w:r>
       <w:r>
         <w:t xml:space="preserve">insulator </w:t>
@@ -3116,10 +3281,19 @@
         <w:t xml:space="preserve">as a relatively high refractive index contrast </w:t>
       </w:r>
       <w:r>
-        <w:t>starting from near-IR</w:t>
-      </w:r>
-      <w:r>
-        <w:t xml:space="preserve"> with small k in the insulating phase (low temperature). Its drawback</w:t>
+        <w:t xml:space="preserve">starting from </w:t>
+      </w:r>
+      <w:r>
+        <w:t xml:space="preserve">near-IR (NIR) </w:t>
+      </w:r>
+      <w:r>
+        <w:t xml:space="preserve">with small k in the insulating phase (low temperature). Its </w:t>
+      </w:r>
+      <w:r>
+        <w:t xml:space="preserve">main </w:t>
+      </w:r>
+      <w:r>
+        <w:t>drawback</w:t>
       </w:r>
       <w:r>
         <w:t>s</w:t>
@@ -3137,7 +3311,19 @@
         <w:t>s</w:t>
       </w:r>
       <w:r>
-        <w:t xml:space="preserve"> large k in its metallic phase</w:t>
+        <w:t xml:space="preserve"> large k</w:t>
+      </w:r>
+      <w:r>
+        <w:t>-index</w:t>
+      </w:r>
+      <w:r>
+        <w:t xml:space="preserve"> in </w:t>
+      </w:r>
+      <w:r>
+        <w:t>the</w:t>
+      </w:r>
+      <w:r>
+        <w:t xml:space="preserve"> metallic phase</w:t>
       </w:r>
       <w:r>
         <w:t xml:space="preserve"> </w:t>
@@ -3161,7 +3347,7 @@
         <w:fldChar w:fldCharType="end"/>
       </w:r>
       <w:r>
-        <w:t xml:space="preserve">, </w:t>
+        <w:t xml:space="preserve"> and </w:t>
       </w:r>
       <w:r>
         <w:t>noticeable</w:t>
@@ -3249,13 +3435,19 @@
         <w:t>, b</w:t>
       </w:r>
       <w:r>
-        <w:t>ut these affect the switching endurance of the device</w:t>
-      </w:r>
-      <w:r>
-        <w:t xml:space="preserve">s and </w:t>
-      </w:r>
-      <w:r>
-        <w:t xml:space="preserve">reduce their refractive index contrast </w:t>
+        <w:t xml:space="preserve">ut these </w:t>
+      </w:r>
+      <w:r>
+        <w:t xml:space="preserve">also reduce </w:t>
+      </w:r>
+      <w:r>
+        <w:t xml:space="preserve">the switching endurance </w:t>
+      </w:r>
+      <w:r>
+        <w:t xml:space="preserve">and </w:t>
+      </w:r>
+      <w:r>
+        <w:t xml:space="preserve">refractive index contrast </w:t>
       </w:r>
       <w:r>
         <w:fldChar w:fldCharType="begin"/>
@@ -3282,10 +3474,7 @@
         <w:t xml:space="preserve"> </w:t>
       </w:r>
       <w:r>
-        <w:t>A</w:t>
-      </w:r>
-      <w:r>
-        <w:t>nother</w:t>
+        <w:t>Beyond the above-mentioned applications, an</w:t>
       </w:r>
       <w:r>
         <w:t xml:space="preserve"> example of </w:t>
@@ -3300,10 +3489,22 @@
         <w:t>2</w:t>
       </w:r>
       <w:r>
-        <w:t xml:space="preserve"> usage aside from those mentioned above is a device such as a thermochromic window coatings that helps with temperature regulation </w:t>
-      </w:r>
-      <w:r>
-        <w:t xml:space="preserve">inside a room </w:t>
+        <w:t xml:space="preserve"> usage is a</w:t>
+      </w:r>
+      <w:r>
+        <w:t>s</w:t>
+      </w:r>
+      <w:r>
+        <w:t xml:space="preserve"> thermochromic window coatings that helps with temperature regulation </w:t>
+      </w:r>
+      <w:r>
+        <w:t>inside</w:t>
+      </w:r>
+      <w:r>
+        <w:t xml:space="preserve"> a</w:t>
+      </w:r>
+      <w:r>
+        <w:t xml:space="preserve"> room </w:t>
       </w:r>
       <w:r>
         <w:t xml:space="preserve">by blocking </w:t>
@@ -3312,7 +3513,19 @@
         <w:t xml:space="preserve">infrared </w:t>
       </w:r>
       <w:r>
-        <w:t xml:space="preserve">sunlight in the summer, but allows light to come in during winter to help with indoor heating </w:t>
+        <w:t xml:space="preserve">sunlight in the summer, but allows light to come in during winter </w:t>
+      </w:r>
+      <w:r>
+        <w:t>which</w:t>
+      </w:r>
+      <w:r>
+        <w:t xml:space="preserve"> help</w:t>
+      </w:r>
+      <w:r>
+        <w:t>s</w:t>
+      </w:r>
+      <w:r>
+        <w:t xml:space="preserve"> with indoor heating </w:t>
       </w:r>
       <w:r>
         <w:fldChar w:fldCharType="begin">
@@ -3544,10 +3757,34 @@
         <w:t>photonics</w:t>
       </w:r>
       <w:r>
-        <w:t xml:space="preserve">, only one review paper exist </w:t>
-      </w:r>
-      <w:r>
-        <w:t xml:space="preserve">prior to 2026 </w:t>
+        <w:t xml:space="preserve">, </w:t>
+      </w:r>
+      <w:r>
+        <w:rPr>
+          <w:highlight w:val="yellow"/>
+        </w:rPr>
+        <w:t>only one review paper exist</w:t>
+      </w:r>
+      <w:r>
+        <w:rPr>
+          <w:highlight w:val="yellow"/>
+        </w:rPr>
+        <w:t>ed</w:t>
+      </w:r>
+      <w:r>
+        <w:rPr>
+          <w:highlight w:val="yellow"/>
+        </w:rPr>
+        <w:t xml:space="preserve"> </w:t>
+      </w:r>
+      <w:r>
+        <w:rPr>
+          <w:highlight w:val="yellow"/>
+        </w:rPr>
+        <w:t>prior to 2026</w:t>
+      </w:r>
+      <w:r>
+        <w:t xml:space="preserve"> </w:t>
       </w:r>
       <w:r>
         <w:fldChar w:fldCharType="begin"/>
@@ -3619,7 +3856,10 @@
         <w:t xml:space="preserve"> </w:t>
       </w:r>
       <w:r>
-        <w:t xml:space="preserve">of </w:t>
+        <w:t>on</w:t>
+      </w:r>
+      <w:r>
+        <w:t xml:space="preserve"> </w:t>
       </w:r>
       <w:r>
         <w:t>Sb</w:t>
@@ -3643,7 +3883,13 @@
         <w:t xml:space="preserve"> are</w:t>
       </w:r>
       <w:r>
-        <w:t xml:space="preserve"> in solar energy applications </w:t>
+        <w:t xml:space="preserve"> in solar</w:t>
+      </w:r>
+      <w:r>
+        <w:t>-</w:t>
+      </w:r>
+      <w:r>
+        <w:t xml:space="preserve">energy applications </w:t>
       </w:r>
       <w:r>
         <w:fldChar w:fldCharType="begin"/>
@@ -3667,7 +3913,25 @@
         <w:t xml:space="preserve">, but </w:t>
       </w:r>
       <w:r>
-        <w:t xml:space="preserve">it </w:t>
+        <w:t>Sb</w:t>
+      </w:r>
+      <w:r>
+        <w:rPr>
+          <w:vertAlign w:val="subscript"/>
+        </w:rPr>
+        <w:t>2</w:t>
+      </w:r>
+      <w:r>
+        <w:t>Se</w:t>
+      </w:r>
+      <w:r>
+        <w:rPr>
+          <w:vertAlign w:val="subscript"/>
+        </w:rPr>
+        <w:t>3</w:t>
+      </w:r>
+      <w:r>
+        <w:t xml:space="preserve"> </w:t>
       </w:r>
       <w:r>
         <w:t>has recently gathered interest as</w:t>
@@ -3676,11 +3940,11 @@
         <w:t xml:space="preserve"> a</w:t>
       </w:r>
       <w:r>
-        <w:t xml:space="preserve"> non-volatile </w:t>
+        <w:t xml:space="preserve"> non-</w:t>
       </w:r>
       <w:r>
         <w:lastRenderedPageBreak/>
-        <w:t xml:space="preserve">PCM </w:t>
+        <w:t xml:space="preserve">volatile PCM </w:t>
       </w:r>
       <w:r>
         <w:t>for photonic applications</w:t>
@@ -3716,15 +3980,12 @@
         <w:t xml:space="preserve"> </w:t>
       </w:r>
       <w:r>
-        <w:t>extinction coefficients</w:t>
+        <w:t>extinction coefficient</w:t>
       </w:r>
       <w:r>
         <w:t xml:space="preserve"> in the </w:t>
       </w:r>
       <w:r>
-        <w:t>N</w:t>
-      </w:r>
-      <w:r>
         <w:t>IR spectrum</w:t>
       </w:r>
       <w:r>
@@ -3734,10 +3995,16 @@
         <w:t xml:space="preserve">, </w:t>
       </w:r>
       <w:r>
-        <w:t xml:space="preserve">it extinction coefficient is </w:t>
-      </w:r>
-      <w:r>
-        <w:t xml:space="preserve"> also lower than GST in the visible spectrum </w:t>
+        <w:t>it</w:t>
+      </w:r>
+      <w:r>
+        <w:t>s</w:t>
+      </w:r>
+      <w:r>
+        <w:t xml:space="preserve"> extinction coefficient is</w:t>
+      </w:r>
+      <w:r>
+        <w:t xml:space="preserve"> also lower than GST in the visible spectrum</w:t>
       </w:r>
       <w:r>
         <w:t xml:space="preserve"> for both amorphous and crystalline phase</w:t>
@@ -3755,7 +4022,13 @@
         <w:t xml:space="preserve"> has a </w:t>
       </w:r>
       <w:r>
-        <w:t xml:space="preserve">relative high and stable refractive index contrast </w:t>
+        <w:t>relative</w:t>
+      </w:r>
+      <w:r>
+        <w:t>ly</w:t>
+      </w:r>
+      <w:r>
+        <w:t xml:space="preserve"> high and stable refractive index contrast </w:t>
       </w:r>
       <w:r>
         <w:t xml:space="preserve">from </w:t>
@@ -3776,7 +4049,19 @@
         <w:t>as</w:t>
       </w:r>
       <w:r>
-        <w:t xml:space="preserve"> a fast switching cycle in the </w:t>
+        <w:t xml:space="preserve"> a fast switching </w:t>
+      </w:r>
+      <w:r>
+        <w:t>time</w:t>
+      </w:r>
+      <w:r>
+        <w:t xml:space="preserve"> in </w:t>
+      </w:r>
+      <w:r>
+        <w:t>a</w:t>
+      </w:r>
+      <w:r>
+        <w:t xml:space="preserve"> </w:t>
       </w:r>
       <w:r>
         <w:t>microsecond</w:t>
@@ -3937,7 +4222,22 @@
         <w:t>.</w:t>
       </w:r>
       <w:r>
-        <w:t xml:space="preserve"> Sb</w:t>
+        <w:t xml:space="preserve"> </w:t>
+      </w:r>
+      <w:r>
+        <w:t>The</w:t>
+      </w:r>
+      <w:r>
+        <w:t xml:space="preserve"> crystalli</w:t>
+      </w:r>
+      <w:r>
+        <w:t>zation</w:t>
+      </w:r>
+      <w:r>
+        <w:t xml:space="preserve"> temperature </w:t>
+      </w:r>
+      <w:r>
+        <w:t>of Sb</w:t>
       </w:r>
       <w:r>
         <w:rPr>
@@ -3955,13 +4255,16 @@
         <w:t>3</w:t>
       </w:r>
       <w:r>
-        <w:t xml:space="preserve"> crystalli</w:t>
-      </w:r>
-      <w:r>
-        <w:t>zation</w:t>
-      </w:r>
-      <w:r>
-        <w:t xml:space="preserve"> temperature is between GST and GSST at around 186 °C </w:t>
+        <w:t xml:space="preserve"> </w:t>
+      </w:r>
+      <w:r>
+        <w:t xml:space="preserve">is between GST and GSST at </w:t>
+      </w:r>
+      <w:r>
+        <w:t>~</w:t>
+      </w:r>
+      <w:r>
+        <w:t xml:space="preserve">186 °C </w:t>
       </w:r>
       <w:r>
         <w:fldChar w:fldCharType="begin"/>
@@ -4039,7 +4342,19 @@
         <w:fldChar w:fldCharType="end"/>
       </w:r>
       <w:r>
-        <w:t>, and has also been experimentally demonstrated to be as high as 10</w:t>
+        <w:t xml:space="preserve">, </w:t>
+      </w:r>
+      <w:r>
+        <w:t>it</w:t>
+      </w:r>
+      <w:r>
+        <w:t xml:space="preserve"> also </w:t>
+      </w:r>
+      <w:r>
+        <w:t xml:space="preserve">has </w:t>
+      </w:r>
+      <w:r>
+        <w:t>been experimentally demonstrated to be as high as 10</w:t>
       </w:r>
       <w:r>
         <w:rPr>
@@ -4200,13 +4515,31 @@
         <w:t>3</w:t>
       </w:r>
       <w:r>
-        <w:t xml:space="preserve"> popular as a low-loss, reconfigurable </w:t>
+        <w:t xml:space="preserve"> </w:t>
+      </w:r>
+      <w:r>
+        <w:t>attractive</w:t>
+      </w:r>
+      <w:r>
+        <w:t xml:space="preserve"> </w:t>
+      </w:r>
+      <w:r>
+        <w:t>for a</w:t>
+      </w:r>
+      <w:r>
+        <w:t xml:space="preserve"> low-loss, reconfigurable </w:t>
       </w:r>
       <w:r>
         <w:t>optical switches</w:t>
       </w:r>
       <w:r>
-        <w:t xml:space="preserve"> or circuits</w:t>
+        <w:t xml:space="preserve"> </w:t>
+      </w:r>
+      <w:r>
+        <w:t>and</w:t>
+      </w:r>
+      <w:r>
+        <w:t xml:space="preserve"> circuits</w:t>
       </w:r>
       <w:r>
         <w:t xml:space="preserve"> that have been </w:t>
@@ -4428,7 +4761,10 @@
         <w:fldChar w:fldCharType="end"/>
       </w:r>
       <w:r>
-        <w:t>. But</w:t>
+        <w:t xml:space="preserve">. </w:t>
+      </w:r>
+      <w:r>
+        <w:t>Even so</w:t>
       </w:r>
       <w:r>
         <w:t>,</w:t>
@@ -4482,30 +4818,40 @@
         <w:t>application</w:t>
       </w:r>
       <w:r>
-        <w:t xml:space="preserve"> as optical limiter has </w:t>
-      </w:r>
-      <w:r>
-        <w:t>never been</w:t>
+        <w:t>s</w:t>
+      </w:r>
+      <w:r>
+        <w:t xml:space="preserve"> as optical limiter</w:t>
+      </w:r>
+      <w:r>
+        <w:t>s</w:t>
+      </w:r>
+      <w:r>
+        <w:t xml:space="preserve"> </w:t>
+      </w:r>
+      <w:r>
+        <w:t>have</w:t>
+      </w:r>
+      <w:r>
+        <w:t xml:space="preserve"> </w:t>
+      </w:r>
+      <w:r>
+        <w:t>yet</w:t>
+      </w:r>
+      <w:r>
+        <w:t xml:space="preserve"> been</w:t>
       </w:r>
       <w:r>
         <w:t xml:space="preserve"> explore</w:t>
       </w:r>
       <w:r>
         <w:t>d</w:t>
-      </w:r>
-      <w:r>
-        <w:t xml:space="preserve"> before</w:t>
       </w:r>
       <w:r>
         <w:t>.</w:t>
       </w:r>
     </w:p>
     <w:p>
-      <w:pPr>
-        <w:rPr>
-          <w:lang w:bidi="th-TH"/>
-        </w:rPr>
-      </w:pPr>
       <w:r>
         <w:tab/>
         <w:t>Optical limiter is a photonic device that</w:t>
@@ -4514,22 +4860,89 @@
         <w:rPr>
           <w:lang w:val="en-US" w:bidi="th-TH"/>
         </w:rPr>
-        <w:t xml:space="preserve"> protects detector or eyes from high intensity light,</w:t>
+        <w:t xml:space="preserve"> protects</w:t>
       </w:r>
       <w:r>
         <w:rPr>
           <w:lang w:val="en-US" w:bidi="th-TH"/>
         </w:rPr>
-        <w:t xml:space="preserve"> it </w:t>
-      </w:r>
-      <w:r>
-        <w:t xml:space="preserve">allows light to transmitted through during its “ON” mode but will block transmissions </w:t>
-      </w:r>
-      <w:r>
-        <w:t>when switch to</w:t>
-      </w:r>
-      <w:r>
-        <w:t xml:space="preserve"> “OFF” mode. </w:t>
+        <w:t xml:space="preserve"> sensitive</w:t>
+      </w:r>
+      <w:r>
+        <w:rPr>
+          <w:lang w:val="en-US" w:bidi="th-TH"/>
+        </w:rPr>
+        <w:t xml:space="preserve"> detector or eyes from high intensity light,</w:t>
+      </w:r>
+      <w:r>
+        <w:rPr>
+          <w:lang w:val="en-US" w:bidi="th-TH"/>
+        </w:rPr>
+        <w:t xml:space="preserve"> </w:t>
+      </w:r>
+      <w:r>
+        <w:rPr>
+          <w:highlight w:val="yellow"/>
+          <w:lang w:val="en-US" w:bidi="th-TH"/>
+        </w:rPr>
+        <w:t xml:space="preserve">it </w:t>
+      </w:r>
+      <w:r>
+        <w:rPr>
+          <w:highlight w:val="yellow"/>
+        </w:rPr>
+        <w:t xml:space="preserve">allows light to </w:t>
+      </w:r>
+      <w:r>
+        <w:rPr>
+          <w:highlight w:val="yellow"/>
+        </w:rPr>
+        <w:t>propagated</w:t>
+      </w:r>
+      <w:r>
+        <w:rPr>
+          <w:highlight w:val="yellow"/>
+        </w:rPr>
+        <w:t xml:space="preserve"> through during its “ON” mode but will </w:t>
+      </w:r>
+      <w:r>
+        <w:rPr>
+          <w:highlight w:val="yellow"/>
+        </w:rPr>
+        <w:t>reflect or absorb light</w:t>
+      </w:r>
+      <w:r>
+        <w:rPr>
+          <w:highlight w:val="yellow"/>
+        </w:rPr>
+        <w:t xml:space="preserve"> </w:t>
+      </w:r>
+      <w:r>
+        <w:rPr>
+          <w:highlight w:val="yellow"/>
+        </w:rPr>
+        <w:t>when switch</w:t>
+      </w:r>
+      <w:r>
+        <w:rPr>
+          <w:highlight w:val="yellow"/>
+        </w:rPr>
+        <w:t>ed</w:t>
+      </w:r>
+      <w:r>
+        <w:rPr>
+          <w:highlight w:val="yellow"/>
+        </w:rPr>
+        <w:t xml:space="preserve"> to</w:t>
+      </w:r>
+      <w:r>
+        <w:rPr>
+          <w:highlight w:val="yellow"/>
+        </w:rPr>
+        <w:t xml:space="preserve"> “OFF” mode</w:t>
+      </w:r>
+      <w:r>
+        <w:t xml:space="preserve">. </w:t>
       </w:r>
       <w:r>
         <w:t xml:space="preserve">The device </w:t>
@@ -4550,7 +4963,25 @@
         <w:t xml:space="preserve">i.e. </w:t>
       </w:r>
       <w:r>
-        <w:t xml:space="preserve">undergoes phase transition via the absorption of light </w:t>
+        <w:t xml:space="preserve">undergoes </w:t>
+      </w:r>
+      <w:r>
+        <w:t xml:space="preserve">a </w:t>
+      </w:r>
+      <w:r>
+        <w:t xml:space="preserve">phase transition </w:t>
+      </w:r>
+      <w:r>
+        <w:t>through</w:t>
+      </w:r>
+      <w:r>
+        <w:t xml:space="preserve"> light</w:t>
+      </w:r>
+      <w:r>
+        <w:t xml:space="preserve"> absorption</w:t>
+      </w:r>
+      <w:r>
+        <w:t xml:space="preserve"> </w:t>
       </w:r>
       <w:r>
         <w:fldChar w:fldCharType="begin">
@@ -4736,16 +5167,19 @@
         <w:fldChar w:fldCharType="end"/>
       </w:r>
       <w:r>
-        <w:t>, or an absorption of light outside of it</w:t>
+        <w:t>, or absorption of light outside of it</w:t>
       </w:r>
       <w:r>
         <w:t>s</w:t>
       </w:r>
       <w:r>
-        <w:t xml:space="preserve"> intended opera</w:t>
-      </w:r>
-      <w:r>
-        <w:t xml:space="preserve">tion bandwidth </w:t>
+        <w:t xml:space="preserve"> intended </w:t>
+      </w:r>
+      <w:r>
+        <w:t>operating</w:t>
+      </w:r>
+      <w:r>
+        <w:t xml:space="preserve"> bandwidth </w:t>
       </w:r>
       <w:r>
         <w:fldChar w:fldCharType="begin"/>
@@ -4772,7 +5206,22 @@
         <w:t xml:space="preserve"> The device could either be </w:t>
       </w:r>
       <w:r>
-        <w:t xml:space="preserve">designed to operate in a broadband </w:t>
+        <w:t xml:space="preserve">designed to operate </w:t>
+      </w:r>
+      <w:r>
+        <w:t>over a</w:t>
+      </w:r>
+      <w:r>
+        <w:t xml:space="preserve"> </w:t>
+      </w:r>
+      <w:r>
+        <w:t>broad</w:t>
+      </w:r>
+      <w:r>
+        <w:t xml:space="preserve"> </w:t>
+      </w:r>
+      <w:r>
+        <w:t xml:space="preserve">wavelengths </w:t>
       </w:r>
       <w:r>
         <w:fldChar w:fldCharType="begin">
@@ -5009,10 +5458,13 @@
         <w:t xml:space="preserve"> or</w:t>
       </w:r>
       <w:r>
-        <w:t xml:space="preserve"> single</w:t>
-      </w:r>
-      <w:r>
-        <w:t xml:space="preserve"> wavelength</w:t>
+        <w:t xml:space="preserve"> </w:t>
+      </w:r>
+      <w:r>
+        <w:t xml:space="preserve">at a specific </w:t>
+      </w:r>
+      <w:r>
+        <w:t>wavelength</w:t>
       </w:r>
       <w:r>
         <w:t xml:space="preserve"> </w:t>
@@ -5251,13 +5703,43 @@
         <w:t xml:space="preserve"> </w:t>
       </w:r>
       <w:r>
-        <w:t xml:space="preserve">An ideal optical limiter should maximize its transmittivity in ON </w:t>
-      </w:r>
-      <w:r>
-        <w:t xml:space="preserve">but </w:t>
-      </w:r>
-      <w:r>
-        <w:t xml:space="preserve">minimize in OFF mode, while minimize reflectivity and absorptivity </w:t>
+        <w:t xml:space="preserve">An ideal optical limiter should maximize </w:t>
+      </w:r>
+      <w:r>
+        <w:t xml:space="preserve">transmittance </w:t>
+      </w:r>
+      <w:r>
+        <w:t xml:space="preserve">in </w:t>
+      </w:r>
+      <w:r>
+        <w:t xml:space="preserve">the </w:t>
+      </w:r>
+      <w:r>
+        <w:t xml:space="preserve">ON </w:t>
+      </w:r>
+      <w:r>
+        <w:t>mode and</w:t>
+      </w:r>
+      <w:r>
+        <w:t xml:space="preserve"> </w:t>
+      </w:r>
+      <w:r>
+        <w:t>minimiz</w:t>
+      </w:r>
+      <w:r>
+        <w:t>es it</w:t>
+      </w:r>
+      <w:r>
+        <w:t xml:space="preserve"> in </w:t>
+      </w:r>
+      <w:r>
+        <w:t xml:space="preserve">the </w:t>
+      </w:r>
+      <w:r>
+        <w:t>OFF mode, while</w:t>
+      </w:r>
+      <w:r>
+        <w:t xml:space="preserve"> also minimizing reflectance and absorptance </w:t>
       </w:r>
       <w:r>
         <w:t>in</w:t>
@@ -5272,34 +5754,52 @@
         <w:t xml:space="preserve"> just</w:t>
       </w:r>
       <w:r>
-        <w:t xml:space="preserve"> enough absorption to change</w:t>
+        <w:t xml:space="preserve"> enough absorption to </w:t>
+      </w:r>
+      <w:r>
+        <w:t>induce</w:t>
+      </w:r>
+      <w:r>
+        <w:t xml:space="preserve"> phase</w:t>
+      </w:r>
+      <w:r>
+        <w:t xml:space="preserve"> </w:t>
+      </w:r>
+      <w:r>
+        <w:t>transition</w:t>
+      </w:r>
+      <w:r>
+        <w:t xml:space="preserve">. </w:t>
+      </w:r>
+      <w:r>
+        <w:t>Optical limiter</w:t>
+      </w:r>
+      <w:r>
+        <w:t xml:space="preserve"> designs could be a </w:t>
+      </w:r>
+      <w:r>
+        <w:t xml:space="preserve">planar </w:t>
+      </w:r>
+      <w:r>
+        <w:t xml:space="preserve">thin-film </w:t>
+      </w:r>
+      <w:r>
+        <w:t xml:space="preserve">structures </w:t>
+      </w:r>
+      <w:r>
+        <w:t>or a nanostructured metasurface</w:t>
       </w:r>
       <w:r>
         <w:t>s</w:t>
       </w:r>
       <w:r>
-        <w:t xml:space="preserve"> its phase</w:t>
-      </w:r>
-      <w:r>
-        <w:t xml:space="preserve"> to minimize transmission loss in the ON mode</w:t>
-      </w:r>
-      <w:r>
-        <w:t xml:space="preserve">. </w:t>
-      </w:r>
-      <w:r>
-        <w:t>Optical limiter</w:t>
-      </w:r>
-      <w:r>
-        <w:t xml:space="preserve"> designs could be a thin-film </w:t>
-      </w:r>
-      <w:r>
-        <w:t>planar</w:t>
-      </w:r>
-      <w:r>
-        <w:t xml:space="preserve"> or a nanostructured metasurface</w:t>
-      </w:r>
-      <w:r>
-        <w:t xml:space="preserve">; planar designs are easier to </w:t>
+        <w:t xml:space="preserve">; planar </w:t>
+      </w:r>
+      <w:r>
+        <w:t xml:space="preserve">structures </w:t>
+      </w:r>
+      <w:r>
+        <w:t xml:space="preserve">are easier to </w:t>
       </w:r>
       <w:r>
         <w:t>design, optimize and fabricate</w:t>
@@ -5311,7 +5811,10 @@
         <w:t>but</w:t>
       </w:r>
       <w:r>
-        <w:t xml:space="preserve"> metasurface designs offer more ways to optimize</w:t>
+        <w:t xml:space="preserve"> metasurface </w:t>
+      </w:r>
+      <w:r>
+        <w:t>structures offer more design flexibility</w:t>
       </w:r>
       <w:r>
         <w:t xml:space="preserve"> </w:t>
@@ -5392,16 +5895,80 @@
         <w:t xml:space="preserve">. All of these designs rely on </w:t>
       </w:r>
       <w:r>
-        <w:t xml:space="preserve">resonant for AR property. But if the materials used have high extinction coefficients (k index), e.g. metals or some PCMs, a resonant condition will be disrupted </w:t>
+        <w:t>resonan</w:t>
+      </w:r>
+      <w:r>
+        <w:t>ce</w:t>
+      </w:r>
+      <w:r>
+        <w:t xml:space="preserve"> </w:t>
+      </w:r>
+      <w:r>
+        <w:t>to achieve antireflection</w:t>
+      </w:r>
+      <w:r>
+        <w:t xml:space="preserve"> propert</w:t>
+      </w:r>
+      <w:r>
+        <w:t>ies, b</w:t>
+      </w:r>
+      <w:r>
+        <w:t>ut if the materials have high extinction coefficients (</w:t>
+      </w:r>
+      <w:r>
+        <w:rPr>
+          <w:i/>
+          <w:iCs/>
+        </w:rPr>
+        <w:t>k</w:t>
+      </w:r>
+      <w:r>
+        <w:t xml:space="preserve">), e.g. metals or some PCMs, </w:t>
+      </w:r>
+      <w:r>
+        <w:t>the</w:t>
+      </w:r>
+      <w:r>
+        <w:t xml:space="preserve"> resonant condition will be disrupted </w:t>
       </w:r>
       <w:r>
         <w:rPr>
           <w:highlight w:val="red"/>
         </w:rPr>
-        <w:t>due to energy loss correlated to the thickness of high-k index film.</w:t>
-      </w:r>
-      <w:r>
-        <w:t xml:space="preserve"> It can be restored by the use of asymmetrical resonant cavity </w:t>
+        <w:t xml:space="preserve">due to energy loss </w:t>
+      </w:r>
+      <w:r>
+        <w:rPr>
+          <w:highlight w:val="red"/>
+        </w:rPr>
+        <w:t>associated</w:t>
+      </w:r>
+      <w:r>
+        <w:rPr>
+          <w:highlight w:val="red"/>
+        </w:rPr>
+        <w:t xml:space="preserve"> </w:t>
+      </w:r>
+      <w:r>
+        <w:rPr>
+          <w:highlight w:val="red"/>
+        </w:rPr>
+        <w:t xml:space="preserve">with the </w:t>
+      </w:r>
+      <w:r>
+        <w:rPr>
+          <w:highlight w:val="red"/>
+        </w:rPr>
+        <w:t>thickness of high-k index film.</w:t>
+      </w:r>
+      <w:r>
+        <w:t xml:space="preserve"> </w:t>
+      </w:r>
+      <w:r>
+        <w:t>Resonance</w:t>
+      </w:r>
+      <w:r>
+        <w:t xml:space="preserve"> can be restore by the use of asymmetrical resonant cavity </w:t>
       </w:r>
       <w:r>
         <w:fldChar w:fldCharType="begin"/>
@@ -5422,16 +5989,76 @@
         <w:fldChar w:fldCharType="end"/>
       </w:r>
       <w:r>
-        <w:t>, where such a design incorporates high k-index material placed between two mirror-like layers</w:t>
-      </w:r>
-      <w:r>
-        <w:t xml:space="preserve">. The cavity designs have an effect of reducing the total thickness of PCM when compared to other designs, this is especially helpful in the case of PCMs because it reduces the total energy required for phase transitions. </w:t>
+        <w:t xml:space="preserve">, </w:t>
+      </w:r>
+      <w:r>
+        <w:t>this</w:t>
+      </w:r>
+      <w:r>
+        <w:t xml:space="preserve"> design incorporates high k-index material placed between two mirror-like layers</w:t>
+      </w:r>
+      <w:r>
+        <w:t xml:space="preserve">. The cavity designs </w:t>
+      </w:r>
+      <w:r>
+        <w:t>also</w:t>
+      </w:r>
+      <w:r>
+        <w:t xml:space="preserve"> reducing the total thickness of PCM when compared to other designs, this is especially helpful in the case of </w:t>
+      </w:r>
+      <w:r>
+        <w:t xml:space="preserve">volatile </w:t>
+      </w:r>
+      <w:r>
+        <w:t xml:space="preserve">PCMs because it reduces the total energy required </w:t>
+      </w:r>
+      <w:r>
+        <w:t xml:space="preserve">to induce </w:t>
+      </w:r>
+      <w:r>
+        <w:t xml:space="preserve">phase transitions. </w:t>
       </w:r>
       <w:r>
         <w:rPr>
           <w:highlight w:val="red"/>
         </w:rPr>
-        <w:t>Another benefit of thinner total PCM used is the reduction of stress damage due to the contraction and expansion by crystallization and re-amorphization processes</w:t>
+        <w:t xml:space="preserve">Another benefit of </w:t>
+      </w:r>
+      <w:r>
+        <w:rPr>
+          <w:highlight w:val="red"/>
+        </w:rPr>
+        <w:t xml:space="preserve">using </w:t>
+      </w:r>
+      <w:r>
+        <w:rPr>
+          <w:highlight w:val="red"/>
+        </w:rPr>
+        <w:t xml:space="preserve">thinner PCM is the reduction of stress damage </w:t>
+      </w:r>
+      <w:r>
+        <w:rPr>
+          <w:highlight w:val="red"/>
+        </w:rPr>
+        <w:t xml:space="preserve">from </w:t>
+      </w:r>
+      <w:r>
+        <w:rPr>
+          <w:highlight w:val="red"/>
+        </w:rPr>
+        <w:t xml:space="preserve">the contraction and expansion </w:t>
+      </w:r>
+      <w:r>
+        <w:rPr>
+          <w:highlight w:val="red"/>
+        </w:rPr>
+        <w:t>in</w:t>
+      </w:r>
+      <w:r>
+        <w:rPr>
+          <w:highlight w:val="red"/>
+        </w:rPr>
+        <w:t xml:space="preserve"> crystallization and re-amorphization processes</w:t>
       </w:r>
       <w:r>
         <w:rPr>
@@ -5474,7 +6101,37 @@
         <w:rPr>
           <w:highlight w:val="red"/>
         </w:rPr>
-        <w:t xml:space="preserve">, negate partial phase transition from the thickness limit of the film and open up more laser optimization schemes for inducing phase transitions </w:t>
+        <w:t>. It also</w:t>
+      </w:r>
+      <w:r>
+        <w:rPr>
+          <w:highlight w:val="red"/>
+        </w:rPr>
+        <w:t xml:space="preserve"> </w:t>
+      </w:r>
+      <w:r>
+        <w:rPr>
+          <w:highlight w:val="red"/>
+        </w:rPr>
+        <w:t>reduce</w:t>
+      </w:r>
+      <w:r>
+        <w:rPr>
+          <w:highlight w:val="red"/>
+        </w:rPr>
+        <w:t xml:space="preserve"> partial phase transition </w:t>
+      </w:r>
+      <w:r>
+        <w:rPr>
+          <w:highlight w:val="red"/>
+        </w:rPr>
+        <w:t xml:space="preserve">which happened when film size is above its thickness limit </w:t>
+      </w:r>
+      <w:r>
+        <w:rPr>
+          <w:highlight w:val="red"/>
+        </w:rPr>
+        <w:t xml:space="preserve">and open up more laser optimization schemes for inducing phase transitions </w:t>
       </w:r>
       <w:r>
         <w:rPr>
@@ -5559,19 +6216,70 @@
         <w:t>or</w:t>
       </w:r>
       <w:r>
-        <w:t xml:space="preserve"> 532 nm since its from Nd:YAG laser and its second harmonic which is commonly used in the lab. Another reason is because the two wavelengths show </w:t>
+        <w:t xml:space="preserve"> 532 nm </w:t>
+      </w:r>
+      <w:r>
+        <w:t>because they</w:t>
+      </w:r>
+      <w:r>
+        <w:t xml:space="preserve"> </w:t>
+      </w:r>
+      <w:r>
+        <w:t xml:space="preserve">are from </w:t>
+      </w:r>
+      <w:r>
+        <w:t xml:space="preserve">Nd:YAG laser and its second harmonic which </w:t>
+      </w:r>
+      <w:r>
+        <w:t>are</w:t>
+      </w:r>
+      <w:r>
+        <w:t xml:space="preserve"> commonly used in lab</w:t>
+      </w:r>
+      <w:r>
+        <w:t>oratory setups</w:t>
+      </w:r>
+      <w:r>
+        <w:t xml:space="preserve">. Another reason is </w:t>
+      </w:r>
+      <w:r>
+        <w:t xml:space="preserve">that the two </w:t>
+      </w:r>
+      <w:r>
+        <w:t xml:space="preserve">wavelengths </w:t>
+      </w:r>
+      <w:r>
+        <w:t>have</w:t>
+      </w:r>
+      <w:r>
+        <w:t xml:space="preserve"> </w:t>
       </w:r>
       <w:r>
         <w:t xml:space="preserve">a </w:t>
       </w:r>
       <w:r>
+        <w:t xml:space="preserve">completely </w:t>
+      </w:r>
+      <w:r>
         <w:t>different design approach</w:t>
       </w:r>
       <w:r>
         <w:t>es</w:t>
       </w:r>
       <w:r>
-        <w:t>. At 1064 nm Sb</w:t>
+        <w:t xml:space="preserve">. </w:t>
+      </w:r>
+      <w:r>
+        <w:t>Near</w:t>
+      </w:r>
+      <w:r>
+        <w:t xml:space="preserve"> 1064 nm</w:t>
+      </w:r>
+      <w:r>
+        <w:t>,</w:t>
+      </w:r>
+      <w:r>
+        <w:t xml:space="preserve"> Sb</w:t>
       </w:r>
       <w:r>
         <w:rPr>
@@ -5589,16 +6297,58 @@
         <w:t>3</w:t>
       </w:r>
       <w:r>
-        <w:t xml:space="preserve"> has near-zero absorptivity in both phases and the refractive index contrast is stable throughout IR spectrum</w:t>
+        <w:t xml:space="preserve"> has near-zero </w:t>
+      </w:r>
+      <w:r>
+        <w:t xml:space="preserve">absorption </w:t>
+      </w:r>
+      <w:r>
+        <w:t xml:space="preserve">in both phases and </w:t>
+      </w:r>
+      <w:r>
+        <w:t>its</w:t>
+      </w:r>
+      <w:r>
+        <w:t xml:space="preserve"> refractive index contrast is stable throughout IR spectrum</w:t>
       </w:r>
       <w:r>
         <w:t>. T</w:t>
       </w:r>
       <w:r>
-        <w:t xml:space="preserve">he goal of the 1064-nm designs is to create a broadband (IR) optical limiter with high transmissivity </w:t>
-      </w:r>
-      <w:r>
-        <w:t>in the ON mode and reflected most light in the OFF mode. As for 532-nm designs, at this wavelength the k-indices of Sb</w:t>
+        <w:t xml:space="preserve">he goal of the 1064-nm designs </w:t>
+      </w:r>
+      <w:r>
+        <w:t>is</w:t>
+      </w:r>
+      <w:r>
+        <w:t xml:space="preserve"> to create a broadband (IR) optical limiter </w:t>
+      </w:r>
+      <w:r>
+        <w:t>that have</w:t>
+      </w:r>
+      <w:r>
+        <w:t xml:space="preserve"> high transmissi</w:t>
+      </w:r>
+      <w:r>
+        <w:t>on</w:t>
+      </w:r>
+      <w:r>
+        <w:t xml:space="preserve"> </w:t>
+      </w:r>
+      <w:r>
+        <w:t xml:space="preserve">in the ON mode and reflected most </w:t>
+      </w:r>
+      <w:r>
+        <w:t xml:space="preserve">of the </w:t>
+      </w:r>
+      <w:r>
+        <w:t xml:space="preserve">light in the OFF mode. As for 532-nm designs, at this wavelength the </w:t>
+      </w:r>
+      <w:r>
+        <w:t xml:space="preserve">k-index </w:t>
+      </w:r>
+      <w:r>
+        <w:t>of Sb</w:t>
       </w:r>
       <w:r>
         <w:rPr>
@@ -5619,7 +6369,7 @@
         <w:t xml:space="preserve"> are </w:t>
       </w:r>
       <w:r>
-        <w:t>high</w:t>
+        <w:t>large</w:t>
       </w:r>
       <w:r>
         <w:t xml:space="preserve"> for </w:t>
@@ -5631,6 +6381,9 @@
         <w:t>amorphous and crystalline phase</w:t>
       </w:r>
       <w:r>
+        <w:t>s</w:t>
+      </w:r>
+      <w:r>
         <w:t xml:space="preserve"> </w:t>
       </w:r>
       <w:r>
@@ -5673,34 +6426,67 @@
         <w:fldChar w:fldCharType="end"/>
       </w:r>
       <w:r>
-        <w:t xml:space="preserve">. This </w:t>
-      </w:r>
-      <w:r>
-        <w:t>implies</w:t>
-      </w:r>
-      <w:r>
-        <w:t xml:space="preserve"> a simple AR, or long/short-pass filters cannot </w:t>
-      </w:r>
-      <w:r>
-        <w:t>create perfect antireflection condition</w:t>
-      </w:r>
-      <w:r>
         <w:t xml:space="preserve">. </w:t>
       </w:r>
       <w:r>
-        <w:t>So,</w:t>
+        <w:t xml:space="preserve">A </w:t>
+      </w:r>
+      <w:r>
+        <w:t xml:space="preserve">simple AR, or </w:t>
+      </w:r>
+      <w:r>
+        <w:t xml:space="preserve">a </w:t>
+      </w:r>
+      <w:r>
+        <w:t xml:space="preserve">long/short-pass </w:t>
+      </w:r>
+      <w:r>
+        <w:t xml:space="preserve">designs </w:t>
+      </w:r>
+      <w:r>
+        <w:t xml:space="preserve">cannot </w:t>
+      </w:r>
+      <w:r>
+        <w:t xml:space="preserve">achieve </w:t>
+      </w:r>
+      <w:r>
+        <w:t>perfect antireflection condition</w:t>
+      </w:r>
+      <w:r>
+        <w:t>s</w:t>
+      </w:r>
+      <w:r>
+        <w:t xml:space="preserve">. </w:t>
+      </w:r>
+      <w:r>
+        <w:t>Therefore</w:t>
+      </w:r>
+      <w:r>
+        <w:t>,</w:t>
       </w:r>
       <w:r>
         <w:t xml:space="preserve"> a</w:t>
       </w:r>
       <w:r>
-        <w:t>n asymmetrical resonant cavity design approach will be use</w:t>
+        <w:t xml:space="preserve">n asymmetrical resonant cavity design approach </w:t>
+      </w:r>
+      <w:r>
+        <w:t xml:space="preserve">is </w:t>
+      </w:r>
+      <w:r>
+        <w:t>use</w:t>
       </w:r>
       <w:r>
         <w:t>d</w:t>
       </w:r>
       <w:r>
-        <w:t xml:space="preserve"> for 532-nm design.</w:t>
+        <w:t xml:space="preserve"> for 532-nm design</w:t>
+      </w:r>
+      <w:r>
+        <w:t>s</w:t>
+      </w:r>
+      <w:r>
+        <w:t>.</w:t>
       </w:r>
     </w:p>
     <w:p>
@@ -5792,6 +6578,12 @@
         <w:t xml:space="preserve">any </w:t>
       </w:r>
       <w:r>
+        <w:t xml:space="preserve">wavelength </w:t>
+      </w:r>
+      <w:r>
+        <w:t>(</w:t>
+      </w:r>
+      <w:r>
         <w:rPr>
           <w:i/>
           <w:iCs/>
@@ -5799,7 +6591,10 @@
         <w:t>λ</w:t>
       </w:r>
       <w:r>
-        <w:t xml:space="preserve"> wavelength could be written as:</w:t>
+        <w:t>) can</w:t>
+      </w:r>
+      <w:r>
+        <w:t xml:space="preserve"> be written as:</w:t>
       </w:r>
     </w:p>
     <w:p>
@@ -6021,7 +6816,19 @@
         <w:t>p</w:t>
       </w:r>
       <w:r>
-        <w:t xml:space="preserve"> indicates phase</w:t>
+        <w:t xml:space="preserve"> </w:t>
+      </w:r>
+      <w:r>
+        <w:t>denotes</w:t>
+      </w:r>
+      <w:r>
+        <w:t xml:space="preserve"> </w:t>
+      </w:r>
+      <w:r>
+        <w:t xml:space="preserve">the </w:t>
+      </w:r>
+      <w:r>
+        <w:t>phase</w:t>
       </w:r>
       <w:r>
         <w:t xml:space="preserve"> which</w:t>
@@ -6161,43 +6968,19 @@
         <w:t>(need this part?</w:t>
       </w:r>
       <w:r>
-        <w:t xml:space="preserve">). In this work, since </w:t>
-      </w:r>
-      <w:r>
-        <w:t xml:space="preserve">all the materials </w:t>
-      </w:r>
-      <w:r>
-        <w:t xml:space="preserve">dataset used </w:t>
-      </w:r>
-      <w:r>
-        <w:t>have measurement</w:t>
-      </w:r>
-      <w:r>
-        <w:t xml:space="preserve"> interval of </w:t>
-      </w:r>
-      <w:r>
-        <w:rPr>
-          <w:highlight w:val="yellow"/>
-        </w:rPr>
-        <w:t>2-5</w:t>
-      </w:r>
-      <w:r>
-        <w:t xml:space="preserve"> nm, a linear interpolation fitting </w:t>
-      </w:r>
-      <w:r>
-        <w:t>should be</w:t>
+        <w:t xml:space="preserve">). </w:t>
+      </w:r>
+      <w:r>
+        <w:t>In this work, a linear interpolation is used since all the materials dataset used have the measurement interval of less than 4 nm.</w:t>
       </w:r>
       <w:r>
         <w:t xml:space="preserve"> </w:t>
       </w:r>
       <w:r>
-        <w:t>sufficient</w:t>
-      </w:r>
-      <w:r>
-        <w:t>.</w:t>
-      </w:r>
-      <w:r>
-        <w:t xml:space="preserve"> The complex refractive ind</w:t>
+        <w:t>Figure 1 shows the</w:t>
+      </w:r>
+      <w:r>
+        <w:t xml:space="preserve"> complex refractive ind</w:t>
       </w:r>
       <w:r>
         <w:t>e</w:t>
@@ -6227,16 +7010,10 @@
         <w:t xml:space="preserve"> </w:t>
       </w:r>
       <w:r>
-        <w:t xml:space="preserve">from 300-1700 nm </w:t>
-      </w:r>
-      <w:r>
-        <w:t>are shown in Fig. 1</w:t>
-      </w:r>
-      <w:r>
-        <w:t xml:space="preserve"> using data</w:t>
-      </w:r>
-      <w:r>
-        <w:t>set</w:t>
+        <w:t xml:space="preserve">from 300-1700 nm using </w:t>
+      </w:r>
+      <w:r>
+        <w:t>data</w:t>
       </w:r>
       <w:r>
         <w:t xml:space="preserve"> from </w:t>
@@ -6287,7 +7064,10 @@
         <w:t xml:space="preserve">The blue line represents </w:t>
       </w:r>
       <w:r>
-        <w:t xml:space="preserve">real </w:t>
+        <w:t>real</w:t>
+      </w:r>
+      <w:r>
+        <w:t xml:space="preserve"> </w:t>
       </w:r>
       <w:r>
         <w:t>refractive index (</w:t>
@@ -6334,103 +7114,214 @@
         <w:t>,</w:t>
       </w:r>
       <w:r>
-        <w:t xml:space="preserve"> n</w:t>
-      </w:r>
-      <w:r>
-        <w:t>-index</w:t>
-      </w:r>
-      <w:r>
-        <w:t xml:space="preserve"> increases from around 2.5 at 300 nm to a peak of around 4.0 at </w:t>
-      </w:r>
-      <w:r>
-        <w:t xml:space="preserve">600 nm and gradually decreases to a stable 3.3 at 1200 nm, indicating a strong dispersion near the band edge of visible </w:t>
+        <w:t xml:space="preserve"> </w:t>
+      </w:r>
+      <w:r>
+        <w:t>the refractive index</w:t>
+      </w:r>
+      <w:r>
+        <w:t xml:space="preserve"> increases from around 2.</w:t>
+      </w:r>
+      <w:r>
+        <w:t>4</w:t>
+      </w:r>
+      <w:r>
+        <w:t xml:space="preserve"> at 300 nm to a peak of around 4.0 at </w:t>
+      </w:r>
+      <w:r>
+        <w:t xml:space="preserve">600 nm and gradually decreases to a stable </w:t>
+      </w:r>
+      <w:r>
+        <w:t xml:space="preserve">value of around </w:t>
+      </w:r>
+      <w:r>
+        <w:t>3.3 a</w:t>
+      </w:r>
+      <w:r>
+        <w:t>bove</w:t>
+      </w:r>
+      <w:r>
+        <w:t xml:space="preserve"> 1200 nm, indicating a strong dispersion near the band edge of visible </w:t>
       </w:r>
       <w:r>
         <w:t xml:space="preserve">spectrum </w:t>
       </w:r>
       <w:r>
-        <w:t xml:space="preserve">and a weaker dispersion in the near-IR </w:t>
+        <w:t xml:space="preserve">and a weaker dispersion in the </w:t>
+      </w:r>
+      <w:r>
+        <w:t>NIR</w:t>
+      </w:r>
+      <w:r>
+        <w:t xml:space="preserve"> </w:t>
       </w:r>
       <w:r>
         <w:t>spectrum</w:t>
       </w:r>
       <w:r>
-        <w:t>. The k-</w:t>
-      </w:r>
-      <w:r>
-        <w:t>index</w:t>
-      </w:r>
-      <w:r>
-        <w:t xml:space="preserve"> started from </w:t>
+        <w:t xml:space="preserve">. The </w:t>
+      </w:r>
+      <w:r>
+        <w:t>extinction coefficient</w:t>
+      </w:r>
+      <w:r>
+        <w:t xml:space="preserve"> start</w:t>
+      </w:r>
+      <w:r>
+        <w:t>s</w:t>
+      </w:r>
+      <w:r>
+        <w:t xml:space="preserve"> </w:t>
+      </w:r>
+      <w:r>
+        <w:t xml:space="preserve">at approximately </w:t>
+      </w:r>
+      <w:r>
+        <w:t xml:space="preserve">2.1 at 300 nm and dropped to </w:t>
+      </w:r>
+      <w:r>
+        <w:t>zero</w:t>
+      </w:r>
+      <w:r>
+        <w:t xml:space="preserve"> at around 8</w:t>
+      </w:r>
+      <w:r>
+        <w:t>5</w:t>
+      </w:r>
+      <w:r>
+        <w:t>0 nm</w:t>
+      </w:r>
+      <w:r>
+        <w:t xml:space="preserve">. In the crystalline phase </w:t>
+      </w:r>
+      <w:r>
+        <w:t>(</w:t>
+      </w:r>
+      <w:r>
+        <w:t>Fig. 1b</w:t>
+      </w:r>
+      <w:r>
+        <w:t>)</w:t>
+      </w:r>
+      <w:r>
+        <w:t xml:space="preserve">, </w:t>
+      </w:r>
+      <w:r>
+        <w:t>the refractive index</w:t>
+      </w:r>
+      <w:r>
+        <w:t xml:space="preserve"> </w:t>
+      </w:r>
+      <w:r>
+        <w:t xml:space="preserve">is </w:t>
+      </w:r>
+      <w:r>
+        <w:t xml:space="preserve">around the </w:t>
+      </w:r>
+      <w:r>
+        <w:t xml:space="preserve">same </w:t>
+      </w:r>
+      <w:r>
+        <w:t xml:space="preserve">value </w:t>
+      </w:r>
+      <w:r>
+        <w:t xml:space="preserve">as </w:t>
+      </w:r>
+      <w:r>
+        <w:t>that of</w:t>
+      </w:r>
+      <w:r>
+        <w:t xml:space="preserve"> </w:t>
+      </w:r>
+      <w:r>
+        <w:t>amorphous phase but reached a peak of around 5.</w:t>
+      </w:r>
+      <w:r>
+        <w:t>1</w:t>
+      </w:r>
+      <w:r>
+        <w:t xml:space="preserve"> at </w:t>
       </w:r>
       <w:r>
         <w:t xml:space="preserve">around </w:t>
       </w:r>
       <w:r>
-        <w:t xml:space="preserve">2.1 at 300 nm and dropped to </w:t>
-      </w:r>
-      <w:r>
-        <w:t>zero</w:t>
-      </w:r>
-      <w:r>
-        <w:t xml:space="preserve"> at around 820 nm</w:t>
-      </w:r>
-      <w:r>
-        <w:t xml:space="preserve">. In the crystalline phase </w:t>
-      </w:r>
-      <w:r>
-        <w:t>(</w:t>
-      </w:r>
-      <w:r>
-        <w:t>Fig. 1b</w:t>
+        <w:t>6</w:t>
+      </w:r>
+      <w:r>
+        <w:t>6</w:t>
+      </w:r>
+      <w:r>
+        <w:t>0 nm, it</w:t>
+      </w:r>
+      <w:r>
+        <w:t xml:space="preserve"> is</w:t>
+      </w:r>
+      <w:r>
+        <w:t xml:space="preserve"> then dropped to a stable of 4.</w:t>
+      </w:r>
+      <w:r>
+        <w:t>1</w:t>
+      </w:r>
+      <w:r>
+        <w:t xml:space="preserve"> in the </w:t>
+      </w:r>
+      <w:r>
+        <w:t>N</w:t>
+      </w:r>
+      <w:r>
+        <w:t xml:space="preserve">IR spectrum. The k-index of crystalline phase peaked </w:t>
+      </w:r>
+      <w:r>
+        <w:t>at around 3</w:t>
+      </w:r>
+      <w:r>
+        <w:t>.1</w:t>
+      </w:r>
+      <w:r>
+        <w:t xml:space="preserve"> </w:t>
+      </w:r>
+      <w:r>
+        <w:t xml:space="preserve">in the near-UV </w:t>
+      </w:r>
+      <w:r>
+        <w:t xml:space="preserve">spectrum </w:t>
+      </w:r>
+      <w:r>
+        <w:t xml:space="preserve">and rapidly </w:t>
+      </w:r>
+      <w:r>
+        <w:t xml:space="preserve">approach zero </w:t>
+      </w:r>
+      <w:r>
+        <w:t xml:space="preserve">above 900 nm. </w:t>
+      </w:r>
+      <w:r>
+        <w:t xml:space="preserve">So, </w:t>
+      </w:r>
+      <w:r>
+        <w:t>antimony triselenide (Sb</w:t>
+      </w:r>
+      <w:r>
+        <w:rPr>
+          <w:vertAlign w:val="subscript"/>
+        </w:rPr>
+        <w:t>2</w:t>
+      </w:r>
+      <w:r>
+        <w:t>Se</w:t>
+      </w:r>
+      <w:r>
+        <w:rPr>
+          <w:vertAlign w:val="subscript"/>
+        </w:rPr>
+        <w:t>3</w:t>
       </w:r>
       <w:r>
         <w:t>)</w:t>
       </w:r>
       <w:r>
-        <w:t xml:space="preserve">, the n-index started around the same </w:t>
-      </w:r>
-      <w:r>
-        <w:t xml:space="preserve">value </w:t>
-      </w:r>
-      <w:r>
-        <w:t xml:space="preserve">as </w:t>
-      </w:r>
-      <w:r>
-        <w:t xml:space="preserve">in </w:t>
-      </w:r>
-      <w:r>
-        <w:t>amorphous phase but reached a peak of around 5.0 at 650 nm, it</w:t>
-      </w:r>
-      <w:r>
-        <w:t xml:space="preserve"> is</w:t>
-      </w:r>
-      <w:r>
-        <w:t xml:space="preserve"> then dropped to a stable of 4.0 in the IR spectrum. The k-index of crystalline phase peaked </w:t>
-      </w:r>
-      <w:r>
-        <w:t>at around 3</w:t>
-      </w:r>
-      <w:r>
-        <w:t>.1</w:t>
-      </w:r>
-      <w:r>
-        <w:t xml:space="preserve"> </w:t>
-      </w:r>
-      <w:r>
-        <w:t xml:space="preserve">in the near-UV </w:t>
-      </w:r>
-      <w:r>
-        <w:t xml:space="preserve">spectrum </w:t>
-      </w:r>
-      <w:r>
-        <w:t xml:space="preserve">and rapidly falls to zero above ~900 nm. </w:t>
-      </w:r>
-      <w:r>
-        <w:t>So, t</w:t>
-      </w:r>
-      <w:r>
-        <w:t xml:space="preserve">he refractive index contrast </w:t>
+        <w:t xml:space="preserve"> refractive index contrast </w:t>
       </w:r>
       <w:r>
         <w:rPr>
@@ -6469,7 +7360,11 @@
         <w:t>through</w:t>
       </w:r>
       <w:r>
-        <w:t xml:space="preserve"> IR spectra</w:t>
+        <w:t xml:space="preserve"> IR </w:t>
+      </w:r>
+      <w:r>
+        <w:lastRenderedPageBreak/>
+        <w:t>spectra</w:t>
       </w:r>
       <w:r>
         <w:t xml:space="preserve">, and extinction coefficients is very large in the near-UV but falls to zero </w:t>
@@ -6478,43 +7373,40 @@
         <w:t>around</w:t>
       </w:r>
       <w:r>
-        <w:t xml:space="preserve"> near-IR spectrum</w:t>
+        <w:t xml:space="preserve"> </w:t>
+      </w:r>
+      <w:r>
+        <w:t>NIR</w:t>
+      </w:r>
+      <w:r>
+        <w:t xml:space="preserve"> spectrum</w:t>
       </w:r>
       <w:r>
         <w:t xml:space="preserve"> for both phases</w:t>
       </w:r>
       <w:r>
-        <w:t>, with crystalline Sb</w:t>
-      </w:r>
-      <w:r>
-        <w:rPr>
-          <w:vertAlign w:val="subscript"/>
-        </w:rPr>
-        <w:t>2</w:t>
-      </w:r>
-      <w:r>
-        <w:t>Se</w:t>
-      </w:r>
-      <w:r>
-        <w:rPr>
-          <w:vertAlign w:val="subscript"/>
-        </w:rPr>
-        <w:t>3</w:t>
-      </w:r>
-      <w:r>
-        <w:t xml:space="preserve"> having </w:t>
+        <w:t xml:space="preserve">, with crystalline </w:t>
+      </w:r>
+      <w:r>
+        <w:t>phase</w:t>
+      </w:r>
+      <w:r>
+        <w:t xml:space="preserve"> </w:t>
+      </w:r>
+      <w:r>
+        <w:t>exhibits</w:t>
+      </w:r>
+      <w:r>
+        <w:t xml:space="preserve"> </w:t>
       </w:r>
       <w:r>
         <w:t xml:space="preserve">higher </w:t>
       </w:r>
       <w:r>
-        <w:t>absorptivity in the visible spectrum.</w:t>
-      </w:r>
-      <w:r>
-        <w:rPr>
-          <w:lang w:val="en-US" w:bidi="th-TH"/>
-        </w:rPr>
-        <w:t xml:space="preserve"> </w:t>
+        <w:t>absorption</w:t>
+      </w:r>
+      <w:r>
+        <w:t xml:space="preserve"> in the visible spectrum.</w:t>
       </w:r>
     </w:p>
     <w:p>
@@ -6525,9 +7417,8 @@
         <w:rPr>
           <w:noProof/>
         </w:rPr>
-        <w:lastRenderedPageBreak/>
         <w:drawing>
-          <wp:inline distT="0" distB="0" distL="0" distR="0" wp14:anchorId="1D10BE6A" wp14:editId="28DBE457">
+          <wp:inline distT="0" distB="0" distL="0" distR="0" wp14:anchorId="1D10BE6A" wp14:editId="4E1DED42">
             <wp:extent cx="4478951" cy="2520000"/>
             <wp:effectExtent l="0" t="0" r="0" b="0"/>
             <wp:docPr id="424798423" name="Picture 1"/>
@@ -6572,7 +7463,13 @@
         <w:t>Fig. 1.</w:t>
       </w:r>
       <w:r>
-        <w:t xml:space="preserve"> Complex refractive indices of Sb</w:t>
+        <w:t xml:space="preserve"> Complex refractive ind</w:t>
+      </w:r>
+      <w:r>
+        <w:t>ex</w:t>
+      </w:r>
+      <w:r>
+        <w:t xml:space="preserve"> of Sb</w:t>
       </w:r>
       <w:r>
         <w:rPr>
@@ -6590,7 +7487,19 @@
         <w:t>3</w:t>
       </w:r>
       <w:r>
-        <w:t xml:space="preserve"> in its (a) amorphous, and (b) crystalline phase. The plotted data are taken from </w:t>
+        <w:t xml:space="preserve"> in (a) amorphous, and (b) crystalline phase</w:t>
+      </w:r>
+      <w:r>
+        <w:t>s</w:t>
+      </w:r>
+      <w:r>
+        <w:t xml:space="preserve">. The data are taken </w:t>
+      </w:r>
+      <w:r>
+        <w:t xml:space="preserve">directly </w:t>
+      </w:r>
+      <w:r>
+        <w:t xml:space="preserve">from </w:t>
       </w:r>
       <w:r>
         <w:fldChar w:fldCharType="begin"/>
@@ -6664,10 +7573,28 @@
     </w:p>
     <w:p>
       <w:r>
-        <w:t xml:space="preserve">In designing optical limiters, we will consider it optical performance in the ON mode first, and then we can consider it transmission contrast when switched to OFF mode. </w:t>
-      </w:r>
-      <w:r>
-        <w:t>Most types of optical devices will either be optimized for antireflection</w:t>
+        <w:t xml:space="preserve">In designing optical limiters, we </w:t>
+      </w:r>
+      <w:r>
+        <w:t>can first</w:t>
+      </w:r>
+      <w:r>
+        <w:t xml:space="preserve"> consider it</w:t>
+      </w:r>
+      <w:r>
+        <w:t>s</w:t>
+      </w:r>
+      <w:r>
+        <w:t xml:space="preserve"> optical performance in the ON mode first, and then </w:t>
+      </w:r>
+      <w:r>
+        <w:t>consider its</w:t>
+      </w:r>
+      <w:r>
+        <w:t xml:space="preserve"> transmission contrast when switched to OFF mode. </w:t>
+      </w:r>
+      <w:r>
+        <w:t>Most optical devices will either be optimized for antireflection</w:t>
       </w:r>
       <w:r>
         <w:t xml:space="preserve"> (AR)</w:t>
@@ -6676,10 +7603,22 @@
         <w:t xml:space="preserve"> or high reflection properties</w:t>
       </w:r>
       <w:r>
-        <w:t xml:space="preserve"> b</w:t>
-      </w:r>
-      <w:r>
-        <w:t xml:space="preserve">ut since optical limiters only utilize </w:t>
+        <w:t>. B</w:t>
+      </w:r>
+      <w:r>
+        <w:t xml:space="preserve">ut </w:t>
+      </w:r>
+      <w:r>
+        <w:t>in this work,</w:t>
+      </w:r>
+      <w:r>
+        <w:t xml:space="preserve"> optical limiters </w:t>
+      </w:r>
+      <w:r>
+        <w:t xml:space="preserve">is designed to </w:t>
+      </w:r>
+      <w:r>
+        <w:t xml:space="preserve">utilize </w:t>
       </w:r>
       <w:r>
         <w:t>transmission</w:t>
@@ -6691,7 +7630,7 @@
         <w:t>absorption</w:t>
       </w:r>
       <w:r>
-        <w:t xml:space="preserve"> properties</w:t>
+        <w:t xml:space="preserve"> only</w:t>
       </w:r>
       <w:r>
         <w:t xml:space="preserve">, minimizing </w:t>
@@ -6703,7 +7642,25 @@
         <w:t xml:space="preserve"> is beneficial</w:t>
       </w:r>
       <w:r>
-        <w:t xml:space="preserve"> (absorptivity is utilizes for phase transition). </w:t>
+        <w:t xml:space="preserve"> (</w:t>
+      </w:r>
+      <w:r>
+        <w:t>absorption</w:t>
+      </w:r>
+      <w:r>
+        <w:t xml:space="preserve"> is </w:t>
+      </w:r>
+      <w:r>
+        <w:t>utilizes</w:t>
+      </w:r>
+      <w:r>
+        <w:t xml:space="preserve"> </w:t>
+      </w:r>
+      <w:r>
+        <w:t>in</w:t>
+      </w:r>
+      <w:r>
+        <w:t xml:space="preserve"> phase transition). </w:t>
       </w:r>
       <w:r>
         <w:rPr>
@@ -6730,42 +7687,33 @@
         <w:t xml:space="preserve"> </w:t>
       </w:r>
       <w:r>
-        <w:t>absorption (</w:t>
-      </w:r>
-      <w:r>
-        <w:t xml:space="preserve">zero </w:t>
-      </w:r>
-      <w:r>
-        <w:t>k-index</w:t>
+        <w:t xml:space="preserve">absorption </w:t>
+      </w:r>
+      <w:r>
+        <w:t>deposit on a substrate</w:t>
+      </w:r>
+      <w:r>
+        <w:t xml:space="preserve">. </w:t>
+      </w:r>
+      <w:r>
+        <w:t>A</w:t>
       </w:r>
       <w:r>
         <w:t xml:space="preserve"> </w:t>
       </w:r>
       <w:r>
-        <w:t>in Eq.1</w:t>
-      </w:r>
-      <w:r>
-        <w:t xml:space="preserve">) </w:t>
-      </w:r>
-      <w:r>
-        <w:t>deposited on a substrate</w:t>
-      </w:r>
-      <w:r>
-        <w:t xml:space="preserve">. </w:t>
-      </w:r>
-      <w:r>
-        <w:t>A</w:t>
+        <w:t>s</w:t>
+      </w:r>
+      <w:r>
+        <w:t>ingle</w:t>
+      </w:r>
+      <w:r>
+        <w:t xml:space="preserve"> thin-film layer</w:t>
       </w:r>
       <w:r>
         <w:t xml:space="preserve"> </w:t>
       </w:r>
       <w:r>
-        <w:t>s</w:t>
-      </w:r>
-      <w:r>
-        <w:t xml:space="preserve">ingle-layer device </w:t>
-      </w:r>
-      <w:r>
         <w:t>reflects light at two interfaces</w:t>
       </w:r>
       <w:r>
@@ -6775,28 +7723,91 @@
         <w:t>:</w:t>
       </w:r>
       <w:r>
-        <w:t xml:space="preserve"> the first </w:t>
-      </w:r>
-      <w:r>
-        <w:t xml:space="preserve">interface is between </w:t>
-      </w:r>
-      <w:r>
-        <w:t>thin film</w:t>
-      </w:r>
-      <w:r>
-        <w:t xml:space="preserve"> a</w:t>
-      </w:r>
-      <w:r>
-        <w:t>nd</w:t>
+        <w:t xml:space="preserve"> the </w:t>
+      </w:r>
+      <w:r>
+        <w:t xml:space="preserve">bottommost </w:t>
+      </w:r>
+      <w:r>
+        <w:t>interface is</w:t>
+      </w:r>
+      <w:r>
+        <w:t xml:space="preserve"> between thin film and </w:t>
+      </w:r>
+      <w:r>
+        <w:t>substrate</w:t>
+      </w:r>
+      <w:r>
+        <w:t xml:space="preserve"> (R</w:t>
+      </w:r>
+      <w:r>
+        <w:rPr>
+          <w:vertAlign w:val="subscript"/>
+        </w:rPr>
+        <w:t>1</w:t>
+      </w:r>
+      <w:r>
+        <w:t>)</w:t>
+      </w:r>
+      <w:r>
+        <w:t xml:space="preserve">, and the </w:t>
+      </w:r>
+      <w:r>
+        <w:t xml:space="preserve">topmost </w:t>
+      </w:r>
+      <w:r>
+        <w:t xml:space="preserve">interface is </w:t>
+      </w:r>
+      <w:r>
+        <w:t>a</w:t>
+      </w:r>
+      <w:r>
+        <w:t>ir</w:t>
+      </w:r>
+      <w:r>
+        <w:t>-</w:t>
+      </w:r>
+      <w:r>
+        <w:t>film</w:t>
+      </w:r>
+      <w:r>
+        <w:t xml:space="preserve"> (</w:t>
+      </w:r>
+      <w:r>
+        <w:t>R</w:t>
+      </w:r>
+      <w:r>
+        <w:rPr>
+          <w:vertAlign w:val="subscript"/>
+        </w:rPr>
+        <w:t>2</w:t>
+      </w:r>
+      <w:r>
+        <w:t xml:space="preserve">). </w:t>
+      </w:r>
+      <w:r>
+        <w:t xml:space="preserve">Antireflection condition </w:t>
+      </w:r>
+      <w:r>
+        <w:t>occurs</w:t>
       </w:r>
       <w:r>
         <w:t xml:space="preserve"> </w:t>
       </w:r>
       <w:r>
-        <w:t>substrate</w:t>
-      </w:r>
-      <w:r>
-        <w:t xml:space="preserve"> (R</w:t>
+        <w:t>when</w:t>
+      </w:r>
+      <w:r>
+        <w:t xml:space="preserve"> destructive interference </w:t>
+      </w:r>
+      <w:r>
+        <w:t>of</w:t>
+      </w:r>
+      <w:r>
+        <w:t xml:space="preserve"> </w:t>
+      </w:r>
+      <w:r>
+        <w:t>R</w:t>
       </w:r>
       <w:r>
         <w:rPr>
@@ -6805,257 +7816,188 @@
         <w:t>1</w:t>
       </w:r>
       <w:r>
+        <w:t xml:space="preserve"> and </w:t>
+      </w:r>
+      <w:r>
+        <w:t>R</w:t>
+      </w:r>
+      <w:r>
+        <w:rPr>
+          <w:vertAlign w:val="subscript"/>
+        </w:rPr>
+        <w:t>2</w:t>
+      </w:r>
+      <w:r>
+        <w:t xml:space="preserve"> </w:t>
+      </w:r>
+      <w:r>
+        <w:t>with</w:t>
+      </w:r>
+      <w:r>
+        <w:t xml:space="preserve"> </w:t>
+      </w:r>
+      <w:r>
+        <w:t xml:space="preserve">the </w:t>
+      </w:r>
+      <w:r>
+        <w:t>same</w:t>
+      </w:r>
+      <w:r>
+        <w:t xml:space="preserve"> </w:t>
+      </w:r>
+      <w:r>
+        <w:t xml:space="preserve">amplitude and </w:t>
+      </w:r>
+      <w:r>
+        <w:t>a</w:t>
+      </w:r>
+      <w:r>
+        <w:t xml:space="preserve"> phase </w:t>
+      </w:r>
+      <w:r>
+        <w:t>differen</w:t>
+      </w:r>
+      <w:r>
+        <w:t>ce</w:t>
+      </w:r>
+      <w:r>
+        <w:t xml:space="preserve"> of </w:t>
+      </w:r>
+      <w:r>
+        <w:t>π</w:t>
+      </w:r>
+      <w:r>
+        <w:t xml:space="preserve"> radian</w:t>
+      </w:r>
+      <w:r>
+        <w:t xml:space="preserve"> (i.e.</w:t>
+      </w:r>
+      <w:r>
+        <w:t xml:space="preserve"> optical path length of </w:t>
+      </w:r>
+      <w:r>
+        <w:rPr>
+          <w:i/>
+          <w:iCs/>
+        </w:rPr>
+        <w:t>λ/2</w:t>
+      </w:r>
+      <w:r>
         <w:t>)</w:t>
       </w:r>
       <w:r>
-        <w:t xml:space="preserve">, and the second interface is between </w:t>
-      </w:r>
-      <w:r>
-        <w:t>air and thin film</w:t>
-      </w:r>
-      <w:r>
-        <w:t xml:space="preserve"> (</w:t>
-      </w:r>
-      <w:r>
-        <w:t>R</w:t>
+        <w:t xml:space="preserve"> </w:t>
+      </w:r>
+      <w:r>
+        <w:t xml:space="preserve">occurs. </w:t>
+      </w:r>
+      <w:r>
+        <w:t>And since R</w:t>
       </w:r>
       <w:r>
         <w:rPr>
           <w:vertAlign w:val="subscript"/>
         </w:rPr>
-        <w:t>2</w:t>
-      </w:r>
-      <w:r>
-        <w:t xml:space="preserve">). </w:t>
-      </w:r>
-      <w:r>
-        <w:t xml:space="preserve">Antireflection condition </w:t>
-      </w:r>
-      <w:r>
-        <w:t>occurs</w:t>
+        <w:t>1</w:t>
       </w:r>
       <w:r>
         <w:t xml:space="preserve"> </w:t>
       </w:r>
       <w:r>
-        <w:t>when</w:t>
-      </w:r>
-      <w:r>
-        <w:t xml:space="preserve"> destructive interferences </w:t>
-      </w:r>
-      <w:r>
-        <w:t>of</w:t>
+        <w:t>travels</w:t>
+      </w:r>
+      <w:r>
+        <w:t xml:space="preserve"> through the film layer twice (</w:t>
+      </w:r>
+      <w:r>
+        <w:t xml:space="preserve">transmitted </w:t>
+      </w:r>
+      <w:r>
+        <w:t xml:space="preserve">down and </w:t>
+      </w:r>
+      <w:r>
+        <w:t xml:space="preserve">reflected </w:t>
+      </w:r>
+      <w:r>
+        <w:t>up), the film optical thickness only needs to be</w:t>
+      </w:r>
+      <w:r>
+        <w:t xml:space="preserve"> half of </w:t>
+      </w:r>
+      <w:r>
+        <w:t>that</w:t>
+      </w:r>
+      <w:r>
+        <w:t>,</w:t>
+      </w:r>
+      <w:r>
+        <w:t xml:space="preserve"> an optical thickness of</w:t>
       </w:r>
       <w:r>
         <w:t xml:space="preserve"> </w:t>
       </w:r>
       <w:r>
-        <w:t>both</w:t>
-      </w:r>
-      <w:r>
+        <w:rPr>
+          <w:i/>
+          <w:iCs/>
+        </w:rPr>
+        <w:t>λ/4</w:t>
+      </w:r>
+      <w:r>
+        <w:rPr>
+          <w:i/>
+          <w:iCs/>
+        </w:rPr>
         <w:t xml:space="preserve"> </w:t>
       </w:r>
       <w:r>
-        <w:t>R</w:t>
-      </w:r>
-      <w:r>
-        <w:rPr>
-          <w:vertAlign w:val="subscript"/>
-        </w:rPr>
-        <w:t>1</w:t>
-      </w:r>
-      <w:r>
-        <w:t xml:space="preserve"> and </w:t>
-      </w:r>
-      <w:r>
-        <w:t>R</w:t>
-      </w:r>
-      <w:r>
-        <w:rPr>
-          <w:vertAlign w:val="subscript"/>
-        </w:rPr>
-        <w:t>2</w:t>
+        <w:t>which</w:t>
       </w:r>
       <w:r>
         <w:t xml:space="preserve"> </w:t>
       </w:r>
       <w:r>
-        <w:t>with</w:t>
-      </w:r>
-      <w:r>
-        <w:t xml:space="preserve"> </w:t>
-      </w:r>
-      <w:r>
-        <w:t xml:space="preserve">the </w:t>
-      </w:r>
-      <w:r>
-        <w:t>same</w:t>
-      </w:r>
-      <w:r>
-        <w:t xml:space="preserve"> intensity</w:t>
-      </w:r>
-      <w:r>
-        <w:t xml:space="preserve"> </w:t>
-      </w:r>
-      <w:r>
-        <w:t>but</w:t>
-      </w:r>
-      <w:r>
-        <w:t xml:space="preserve"> </w:t>
-      </w:r>
-      <w:r>
-        <w:t>a</w:t>
-      </w:r>
-      <w:r>
-        <w:t xml:space="preserve"> phase </w:t>
-      </w:r>
-      <w:r>
-        <w:t>differen</w:t>
-      </w:r>
-      <w:r>
-        <w:t>ce</w:t>
-      </w:r>
-      <w:r>
-        <w:t xml:space="preserve"> of </w:t>
-      </w:r>
-      <w:r>
-        <w:t>π</w:t>
-      </w:r>
-      <w:r>
-        <w:t xml:space="preserve"> radian</w:t>
-      </w:r>
-      <w:r>
-        <w:t xml:space="preserve">, or optical path length of </w:t>
+        <w:t xml:space="preserve">also known as </w:t>
+      </w:r>
+      <w:r>
+        <w:t>quarter-wave optical thickness (QWOT).</w:t>
+      </w:r>
+    </w:p>
+    <w:p>
+      <w:r>
+        <w:tab/>
+      </w:r>
+      <w:r>
+        <w:t>Optical</w:t>
+      </w:r>
+      <w:r>
+        <w:t xml:space="preserve"> thickness (</w:t>
       </w:r>
       <w:r>
         <w:rPr>
           <w:i/>
           <w:iCs/>
         </w:rPr>
-        <w:t>λ/2</w:t>
+        <w:t>OT</w:t>
+      </w:r>
+      <w:r>
+        <w:t xml:space="preserve">) is </w:t>
+      </w:r>
+      <w:r>
+        <w:t>defined as the optical path length of wavelength (</w:t>
       </w:r>
       <w:r>
         <w:rPr>
           <w:i/>
           <w:iCs/>
         </w:rPr>
-        <w:t>,</w:t>
-      </w:r>
-      <w:r>
-        <w:t xml:space="preserve"> </w:t>
-      </w:r>
-      <w:r>
-        <w:t xml:space="preserve">occurs. </w:t>
-      </w:r>
-      <w:r>
-        <w:t>And since R</w:t>
-      </w:r>
-      <w:r>
-        <w:rPr>
-          <w:vertAlign w:val="subscript"/>
-        </w:rPr>
-        <w:t>1</w:t>
-      </w:r>
-      <w:r>
-        <w:t xml:space="preserve"> travelled through the film layer twice (down and up), the film optical thickness only needs to be</w:t>
-      </w:r>
-      <w:r>
-        <w:t xml:space="preserve"> half of that,</w:t>
-      </w:r>
-      <w:r>
-        <w:t xml:space="preserve"> </w:t>
-      </w:r>
-      <w:r>
-        <w:rPr>
-          <w:i/>
-          <w:iCs/>
-        </w:rPr>
-        <w:t>λ/4</w:t>
-      </w:r>
-      <w:r>
-        <w:rPr>
-          <w:i/>
-          <w:iCs/>
-        </w:rPr>
-        <w:t xml:space="preserve"> </w:t>
-      </w:r>
-      <w:r>
-        <w:t xml:space="preserve">optical-path </w:t>
-      </w:r>
-      <w:r>
-        <w:t>thick</w:t>
-      </w:r>
-      <w:r>
-        <w:t xml:space="preserve"> which</w:t>
-      </w:r>
-      <w:r>
-        <w:t xml:space="preserve"> </w:t>
-      </w:r>
-      <w:r>
-        <w:t xml:space="preserve">also known as </w:t>
-      </w:r>
-      <w:r>
-        <w:t>quarter-wave optical thickness (QWOT).</w:t>
-      </w:r>
-    </w:p>
-    <w:p/>
-    <w:p>
-      <w:r>
-        <w:tab/>
-        <w:t>Optical</w:t>
-      </w:r>
-      <w:r>
-        <w:t xml:space="preserve"> thickness (</w:t>
-      </w:r>
-      <w:r>
-        <w:rPr>
-          <w:i/>
-          <w:iCs/>
-        </w:rPr>
-        <w:t>OT</w:t>
-      </w:r>
-      <w:r>
-        <w:t xml:space="preserve">) is </w:t>
-      </w:r>
-      <w:r>
-        <w:t xml:space="preserve">the film layer </w:t>
-      </w:r>
-      <w:r>
-        <w:t>optical path length of</w:t>
-      </w:r>
-      <w:r>
-        <w:t xml:space="preserve"> </w:t>
-      </w:r>
-      <w:r>
-        <w:t>light</w:t>
-      </w:r>
-      <w:r>
-        <w:t xml:space="preserve"> at </w:t>
-      </w:r>
-      <w:r>
-        <w:t>wavelength</w:t>
-      </w:r>
-      <w:r>
-        <w:t xml:space="preserve"> </w:t>
-      </w:r>
-      <w:r>
-        <w:rPr>
-          <w:i/>
-          <w:iCs/>
-        </w:rPr>
         <w:t>λ</w:t>
       </w:r>
       <w:r>
-        <w:t>,</w:t>
-      </w:r>
-      <w:r>
-        <w:t xml:space="preserve"> </w:t>
-      </w:r>
-      <w:r>
-        <w:t xml:space="preserve">which </w:t>
-      </w:r>
-      <w:r>
-        <w:t>can be defined as:</w:t>
+        <w:t>) through the film layer</w:t>
+      </w:r>
+      <w:r>
+        <w:t>:</w:t>
       </w:r>
     </w:p>
     <w:p>
@@ -7141,9 +8083,6 @@
         <w:t xml:space="preserve"> is the </w:t>
       </w:r>
       <w:r>
-        <w:rPr>
-          <w:highlight w:val="yellow"/>
-        </w:rPr>
         <w:t>physical</w:t>
       </w:r>
       <w:r>
@@ -7153,7 +8092,7 @@
         <w:t xml:space="preserve"> For </w:t>
       </w:r>
       <w:r>
-        <w:t>simplicity reason</w:t>
+        <w:t>simplicity</w:t>
       </w:r>
       <w:r>
         <w:t xml:space="preserve">, </w:t>
@@ -7205,7 +8144,13 @@
         <w:t>in</w:t>
       </w:r>
       <w:r>
-        <w:t xml:space="preserve"> the following equations.</w:t>
+        <w:t xml:space="preserve"> the </w:t>
+      </w:r>
+      <w:r>
+        <w:t>following</w:t>
+      </w:r>
+      <w:r>
+        <w:t xml:space="preserve"> equations.</w:t>
       </w:r>
       <w:r>
         <w:t xml:space="preserve"> </w:t>
@@ -7235,9 +8180,6 @@
         <w:t xml:space="preserve">film </w:t>
       </w:r>
       <w:r>
-        <w:rPr>
-          <w:highlight w:val="yellow"/>
-        </w:rPr>
         <w:t>physical</w:t>
       </w:r>
       <w:r>
@@ -7430,7 +8372,13 @@
         <w:t>Fig. 2.</w:t>
       </w:r>
       <w:r>
-        <w:t xml:space="preserve"> Light paths in a device made of single-layer film. R</w:t>
+        <w:t xml:space="preserve"> Light paths in a </w:t>
+      </w:r>
+      <w:r>
+        <w:t xml:space="preserve">single-layer thin film </w:t>
+      </w:r>
+      <w:r>
+        <w:t>device. R</w:t>
       </w:r>
       <w:r>
         <w:rPr>
@@ -7448,22 +8396,10 @@
         <w:t>2</w:t>
       </w:r>
       <w:r>
-        <w:t xml:space="preserve"> is the reflected light at the air-film interface. Antireflection occurs when the phase difference between R</w:t>
-      </w:r>
-      <w:r>
-        <w:rPr>
-          <w:vertAlign w:val="subscript"/>
-        </w:rPr>
-        <w:t>1</w:t>
-      </w:r>
-      <w:r>
-        <w:t xml:space="preserve"> and R</w:t>
-      </w:r>
-      <w:r>
-        <w:rPr>
-          <w:vertAlign w:val="subscript"/>
-        </w:rPr>
-        <w:t>2</w:t>
+        <w:t xml:space="preserve"> is the reflected light at the air-film interface. Antireflection occurs when the phase difference between </w:t>
+      </w:r>
+      <w:r>
+        <w:t>the two</w:t>
       </w:r>
       <w:r>
         <w:t xml:space="preserve"> is </w:t>
@@ -7472,7 +8408,31 @@
         <w:t>π</w:t>
       </w:r>
       <w:r>
-        <w:t xml:space="preserve"> radian. The angles in this figure are exaggerated, both incident and reflected angles are 0°</w:t>
+        <w:t xml:space="preserve"> radian. The </w:t>
+      </w:r>
+      <w:r>
+        <w:t xml:space="preserve">reflection </w:t>
+      </w:r>
+      <w:r>
+        <w:t>angles are exaggerated</w:t>
+      </w:r>
+      <w:r>
+        <w:t xml:space="preserve"> for illustration </w:t>
+      </w:r>
+      <w:r>
+        <w:t>purpose;</w:t>
+      </w:r>
+      <w:r>
+        <w:t xml:space="preserve"> both angles are </w:t>
+      </w:r>
+      <w:r>
+        <w:t xml:space="preserve">the same as </w:t>
+      </w:r>
+      <w:r>
+        <w:t>incidents</w:t>
+      </w:r>
+      <w:r>
+        <w:t>.</w:t>
       </w:r>
     </w:p>
     <w:p>
@@ -7486,61 +8446,53 @@
         <w:tab/>
       </w:r>
       <w:r>
-        <w:rPr>
-          <w:highlight w:val="yellow"/>
-        </w:rPr>
-        <w:t xml:space="preserve">Another way to find thickness required </w:t>
-      </w:r>
-      <w:r>
-        <w:rPr>
-          <w:highlight w:val="yellow"/>
-        </w:rPr>
+        <w:t xml:space="preserve">Another way to </w:t>
+      </w:r>
+      <w:r>
+        <w:t>calculate the</w:t>
+      </w:r>
+      <w:r>
+        <w:t xml:space="preserve"> thickness required </w:t>
+      </w:r>
+      <w:r>
         <w:t>for</w:t>
       </w:r>
       <w:r>
-        <w:rPr>
-          <w:highlight w:val="yellow"/>
-        </w:rPr>
         <w:t xml:space="preserve"> </w:t>
       </w:r>
       <w:r>
-        <w:rPr>
-          <w:highlight w:val="yellow"/>
-        </w:rPr>
         <w:t>AR condition</w:t>
       </w:r>
       <w:r>
-        <w:rPr>
-          <w:highlight w:val="yellow"/>
-        </w:rPr>
-        <w:t xml:space="preserve"> is to consider the reflectivity.</w:t>
-      </w:r>
-      <w:r>
-        <w:t xml:space="preserve"> At</w:t>
-      </w:r>
-      <w:r>
-        <w:t xml:space="preserve"> the air-film interface</w:t>
+        <w:t xml:space="preserve"> is to consider the </w:t>
+      </w:r>
+      <w:r>
+        <w:t>reflection</w:t>
+      </w:r>
+      <w:r>
+        <w:t xml:space="preserve"> of the device</w:t>
+      </w:r>
+      <w:r>
+        <w:t>.</w:t>
       </w:r>
       <w:r>
         <w:t xml:space="preserve"> </w:t>
       </w:r>
       <w:r>
-        <w:t>(</w:t>
-      </w:r>
-      <w:r>
+        <w:t xml:space="preserve"> </w:t>
+      </w:r>
+      <w:r>
+        <w:t>For a lone substrate with air as the initial incident medium, the reflection (</w:t>
+      </w:r>
+      <w:r>
+        <w:rPr>
+          <w:i/>
+          <w:iCs/>
+        </w:rPr>
         <w:t>R</w:t>
       </w:r>
       <w:r>
-        <w:rPr>
-          <w:vertAlign w:val="subscript"/>
-        </w:rPr>
-        <w:t>2</w:t>
-      </w:r>
-      <w:r>
-        <w:t>)</w:t>
-      </w:r>
-      <w:r>
-        <w:t>, the reflectivity (</w:t>
+        <w:t>) is related to Fresnel reflection coefficient (</w:t>
       </w:r>
       <w:r>
         <w:rPr>
@@ -7550,7 +8502,7 @@
         <w:t>r</w:t>
       </w:r>
       <w:r>
-        <w:t>) can be described as:</w:t>
+        <w:t>) as the following:</w:t>
       </w:r>
     </w:p>
     <w:p>
@@ -7562,138 +8514,224 @@
           <w:rPr>
             <w:rFonts w:ascii="Cambria Math" w:hAnsi="Cambria Math"/>
           </w:rPr>
-          <m:t>r=</m:t>
+          <m:t>R</m:t>
         </m:r>
-        <m:f>
-          <m:fPr>
+        <m:r>
+          <w:rPr>
+            <w:rFonts w:ascii="Cambria Math" w:hAnsi="Cambria Math"/>
+          </w:rPr>
+          <m:t xml:space="preserve">= </m:t>
+        </m:r>
+        <m:sSup>
+          <m:sSupPr>
             <m:ctrlPr>
               <w:rPr>
                 <w:rFonts w:ascii="Cambria Math" w:hAnsi="Cambria Math"/>
                 <w:i/>
               </w:rPr>
             </m:ctrlPr>
-          </m:fPr>
-          <m:num>
-            <m:sSub>
-              <m:sSubPr>
+          </m:sSupPr>
+          <m:e>
+            <m:d>
+              <m:dPr>
+                <m:begChr m:val="|"/>
+                <m:endChr m:val="|"/>
                 <m:ctrlPr>
                   <w:rPr>
                     <w:rFonts w:ascii="Cambria Math" w:hAnsi="Cambria Math"/>
                     <w:i/>
                   </w:rPr>
                 </m:ctrlPr>
-              </m:sSubPr>
+              </m:dPr>
               <m:e>
                 <m:r>
                   <w:rPr>
                     <w:rFonts w:ascii="Cambria Math" w:hAnsi="Cambria Math"/>
                   </w:rPr>
-                  <m:t>n</m:t>
+                  <m:t>r</m:t>
                 </m:r>
               </m:e>
-              <m:sub>
-                <m:r>
-                  <w:rPr>
-                    <w:rFonts w:ascii="Cambria Math" w:hAnsi="Cambria Math"/>
-                  </w:rPr>
-                  <m:t>a</m:t>
-                </m:r>
-              </m:sub>
-            </m:sSub>
+            </m:d>
+          </m:e>
+          <m:sup>
             <m:r>
               <w:rPr>
                 <w:rFonts w:ascii="Cambria Math" w:hAnsi="Cambria Math"/>
               </w:rPr>
-              <m:t>-</m:t>
+              <m:t>2</m:t>
             </m:r>
-            <m:sSub>
-              <m:sSubPr>
+          </m:sup>
+        </m:sSup>
+        <m:r>
+          <w:rPr>
+            <w:rFonts w:ascii="Cambria Math" w:hAnsi="Cambria Math"/>
+          </w:rPr>
+          <m:t>=</m:t>
+        </m:r>
+        <m:sSup>
+          <m:sSupPr>
+            <m:ctrlPr>
+              <w:rPr>
+                <w:rFonts w:ascii="Cambria Math" w:hAnsi="Cambria Math"/>
+                <w:i/>
+              </w:rPr>
+            </m:ctrlPr>
+          </m:sSupPr>
+          <m:e>
+            <m:d>
+              <m:dPr>
+                <m:begChr m:val="|"/>
+                <m:endChr m:val="|"/>
                 <m:ctrlPr>
                   <w:rPr>
                     <w:rFonts w:ascii="Cambria Math" w:hAnsi="Cambria Math"/>
                     <w:i/>
                   </w:rPr>
                 </m:ctrlPr>
-              </m:sSubPr>
+              </m:dPr>
               <m:e>
-                <m:r>
-                  <w:rPr>
-                    <w:rFonts w:ascii="Cambria Math" w:hAnsi="Cambria Math"/>
-                  </w:rPr>
-                  <m:t>n</m:t>
-                </m:r>
+                <m:f>
+                  <m:fPr>
+                    <m:ctrlPr>
+                      <w:rPr>
+                        <w:rFonts w:ascii="Cambria Math" w:hAnsi="Cambria Math"/>
+                        <w:i/>
+                      </w:rPr>
+                    </m:ctrlPr>
+                  </m:fPr>
+                  <m:num>
+                    <m:sSub>
+                      <m:sSubPr>
+                        <m:ctrlPr>
+                          <w:rPr>
+                            <w:rFonts w:ascii="Cambria Math" w:hAnsi="Cambria Math"/>
+                            <w:i/>
+                          </w:rPr>
+                        </m:ctrlPr>
+                      </m:sSubPr>
+                      <m:e>
+                        <m:r>
+                          <w:rPr>
+                            <w:rFonts w:ascii="Cambria Math" w:hAnsi="Cambria Math"/>
+                          </w:rPr>
+                          <m:t>n</m:t>
+                        </m:r>
+                      </m:e>
+                      <m:sub>
+                        <m:r>
+                          <w:rPr>
+                            <w:rFonts w:ascii="Cambria Math" w:hAnsi="Cambria Math"/>
+                          </w:rPr>
+                          <m:t>a</m:t>
+                        </m:r>
+                      </m:sub>
+                    </m:sSub>
+                    <m:r>
+                      <w:rPr>
+                        <w:rFonts w:ascii="Cambria Math" w:hAnsi="Cambria Math"/>
+                      </w:rPr>
+                      <m:t>-</m:t>
+                    </m:r>
+                    <m:sSub>
+                      <m:sSubPr>
+                        <m:ctrlPr>
+                          <w:rPr>
+                            <w:rFonts w:ascii="Cambria Math" w:hAnsi="Cambria Math"/>
+                            <w:i/>
+                          </w:rPr>
+                        </m:ctrlPr>
+                      </m:sSubPr>
+                      <m:e>
+                        <m:r>
+                          <w:rPr>
+                            <w:rFonts w:ascii="Cambria Math" w:hAnsi="Cambria Math"/>
+                          </w:rPr>
+                          <m:t>n</m:t>
+                        </m:r>
+                      </m:e>
+                      <m:sub>
+                        <m:r>
+                          <w:rPr>
+                            <w:rFonts w:ascii="Cambria Math" w:hAnsi="Cambria Math"/>
+                          </w:rPr>
+                          <m:t>s</m:t>
+                        </m:r>
+                      </m:sub>
+                    </m:sSub>
+                  </m:num>
+                  <m:den>
+                    <m:sSub>
+                      <m:sSubPr>
+                        <m:ctrlPr>
+                          <w:rPr>
+                            <w:rFonts w:ascii="Cambria Math" w:hAnsi="Cambria Math"/>
+                            <w:i/>
+                          </w:rPr>
+                        </m:ctrlPr>
+                      </m:sSubPr>
+                      <m:e>
+                        <m:r>
+                          <w:rPr>
+                            <w:rFonts w:ascii="Cambria Math" w:hAnsi="Cambria Math"/>
+                          </w:rPr>
+                          <m:t>n</m:t>
+                        </m:r>
+                      </m:e>
+                      <m:sub>
+                        <m:r>
+                          <w:rPr>
+                            <w:rFonts w:ascii="Cambria Math" w:hAnsi="Cambria Math"/>
+                          </w:rPr>
+                          <m:t>a</m:t>
+                        </m:r>
+                      </m:sub>
+                    </m:sSub>
+                    <m:r>
+                      <w:rPr>
+                        <w:rFonts w:ascii="Cambria Math" w:hAnsi="Cambria Math"/>
+                      </w:rPr>
+                      <m:t>+</m:t>
+                    </m:r>
+                    <m:sSub>
+                      <m:sSubPr>
+                        <m:ctrlPr>
+                          <w:rPr>
+                            <w:rFonts w:ascii="Cambria Math" w:hAnsi="Cambria Math"/>
+                            <w:i/>
+                          </w:rPr>
+                        </m:ctrlPr>
+                      </m:sSubPr>
+                      <m:e>
+                        <m:r>
+                          <w:rPr>
+                            <w:rFonts w:ascii="Cambria Math" w:hAnsi="Cambria Math"/>
+                          </w:rPr>
+                          <m:t>n</m:t>
+                        </m:r>
+                      </m:e>
+                      <m:sub>
+                        <m:r>
+                          <w:rPr>
+                            <w:rFonts w:ascii="Cambria Math" w:hAnsi="Cambria Math"/>
+                          </w:rPr>
+                          <m:t>s</m:t>
+                        </m:r>
+                      </m:sub>
+                    </m:sSub>
+                  </m:den>
+                </m:f>
               </m:e>
-              <m:sub>
-                <m:r>
-                  <w:rPr>
-                    <w:rFonts w:ascii="Cambria Math" w:hAnsi="Cambria Math"/>
-                  </w:rPr>
-                  <m:t>f</m:t>
-                </m:r>
-              </m:sub>
-            </m:sSub>
-          </m:num>
-          <m:den>
-            <m:sSub>
-              <m:sSubPr>
-                <m:ctrlPr>
-                  <w:rPr>
-                    <w:rFonts w:ascii="Cambria Math" w:hAnsi="Cambria Math"/>
-                    <w:i/>
-                  </w:rPr>
-                </m:ctrlPr>
-              </m:sSubPr>
-              <m:e>
-                <m:r>
-                  <w:rPr>
-                    <w:rFonts w:ascii="Cambria Math" w:hAnsi="Cambria Math"/>
-                  </w:rPr>
-                  <m:t>n</m:t>
-                </m:r>
-              </m:e>
-              <m:sub>
-                <m:r>
-                  <w:rPr>
-                    <w:rFonts w:ascii="Cambria Math" w:hAnsi="Cambria Math"/>
-                  </w:rPr>
-                  <m:t>a</m:t>
-                </m:r>
-              </m:sub>
-            </m:sSub>
+            </m:d>
+          </m:e>
+          <m:sup>
             <m:r>
               <w:rPr>
                 <w:rFonts w:ascii="Cambria Math" w:hAnsi="Cambria Math"/>
               </w:rPr>
-              <m:t>+</m:t>
+              <m:t>2</m:t>
             </m:r>
-            <m:sSub>
-              <m:sSubPr>
-                <m:ctrlPr>
-                  <w:rPr>
-                    <w:rFonts w:ascii="Cambria Math" w:hAnsi="Cambria Math"/>
-                    <w:i/>
-                  </w:rPr>
-                </m:ctrlPr>
-              </m:sSubPr>
-              <m:e>
-                <m:r>
-                  <w:rPr>
-                    <w:rFonts w:ascii="Cambria Math" w:hAnsi="Cambria Math"/>
-                  </w:rPr>
-                  <m:t>n</m:t>
-                </m:r>
-              </m:e>
-              <m:sub>
-                <m:r>
-                  <w:rPr>
-                    <w:rFonts w:ascii="Cambria Math" w:hAnsi="Cambria Math"/>
-                  </w:rPr>
-                  <m:t>f</m:t>
-                </m:r>
-              </m:sub>
-            </m:sSub>
-          </m:den>
-        </m:f>
+          </m:sup>
+        </m:sSup>
       </m:oMath>
       <w:r>
         <w:t>,</w:t>
@@ -7712,10 +8750,7 @@
       </w:r>
       <w:r>
         <w:tab/>
-      </w:r>
-      <w:r>
-        <w:tab/>
-        <w:t>(3)</w:t>
+        <w:t>(4)</w:t>
       </w:r>
     </w:p>
     <w:p>
@@ -7735,10 +8770,23 @@
           <w:iCs/>
           <w:vertAlign w:val="subscript"/>
         </w:rPr>
-        <w:t>a</w:t>
-      </w:r>
-      <w:r>
-        <w:t xml:space="preserve"> is the refractive index of air, and </w:t>
+        <w:t xml:space="preserve">a </w:t>
+      </w:r>
+      <w:r>
+        <w:t>is air refractive index</w:t>
+      </w:r>
+      <w:r>
+        <w:t>,</w:t>
+      </w:r>
+      <w:r>
+        <w:rPr>
+          <w:i/>
+          <w:iCs/>
+        </w:rPr>
+        <w:t xml:space="preserve"> </w:t>
+      </w:r>
+      <w:r>
+        <w:t xml:space="preserve">and </w:t>
       </w:r>
       <w:r>
         <w:rPr>
@@ -7753,31 +8801,40 @@
           <w:iCs/>
           <w:vertAlign w:val="subscript"/>
         </w:rPr>
-        <w:t>f</w:t>
+        <w:t>s</w:t>
+      </w:r>
+      <w:r>
+        <w:t xml:space="preserve"> is </w:t>
+      </w:r>
+      <w:r>
+        <w:t>substrate</w:t>
       </w:r>
       <w:r>
         <w:t xml:space="preserve"> </w:t>
       </w:r>
       <w:r>
-        <w:t xml:space="preserve">is the refractive index of the film. But </w:t>
-      </w:r>
-      <w:r>
-        <w:t>since</w:t>
-      </w:r>
-      <w:r>
-        <w:t xml:space="preserve"> reflection also occurs in the </w:t>
-      </w:r>
-      <w:r>
-        <w:t>R</w:t>
-      </w:r>
-      <w:r>
-        <w:rPr>
-          <w:vertAlign w:val="subscript"/>
-        </w:rPr>
-        <w:t>1</w:t>
-      </w:r>
-      <w:r>
-        <w:t xml:space="preserve"> interface (film-substrate), effective reflectance index (</w:t>
+        <w:t>refractive index.</w:t>
+      </w:r>
+      <w:r>
+        <w:t xml:space="preserve"> </w:t>
+      </w:r>
+      <w:r>
+        <w:t xml:space="preserve">For single-layer film on a substrate, </w:t>
+      </w:r>
+      <w:r>
+        <w:t>the</w:t>
+      </w:r>
+      <w:r>
+        <w:t xml:space="preserve"> combined</w:t>
+      </w:r>
+      <w:r>
+        <w:t xml:space="preserve"> film and substrate </w:t>
+      </w:r>
+      <w:r>
+        <w:t xml:space="preserve">index is </w:t>
+      </w:r>
+      <w:r>
+        <w:t>effective reflectance index (</w:t>
       </w:r>
       <w:r>
         <w:rPr>
@@ -7795,77 +8852,37 @@
         <w:t>r</w:t>
       </w:r>
       <w:r>
-        <w:t xml:space="preserve">) must be used in place of </w:t>
-      </w:r>
-      <w:r>
-        <w:rPr>
-          <w:i/>
-          <w:iCs/>
-        </w:rPr>
-        <w:t>n</w:t>
-      </w:r>
-      <w:r>
-        <w:rPr>
-          <w:i/>
-          <w:iCs/>
-          <w:vertAlign w:val="subscript"/>
-        </w:rPr>
-        <w:t>f</w:t>
-      </w:r>
-      <w:r>
-        <w:rPr>
-          <w:i/>
-          <w:iCs/>
-        </w:rPr>
+        <w:t>)</w:t>
+      </w:r>
+      <w:r>
         <w:t xml:space="preserve"> </w:t>
       </w:r>
       <w:r>
-        <w:t>in Eq.3</w:t>
+        <w:fldChar w:fldCharType="begin"/>
+      </w:r>
+      <w:r>
+        <w:instrText xml:space="preserve"> ADDIN EN.CITE &lt;EndNote&gt;&lt;Cite&gt;&lt;Author&gt;Sarangan&lt;/Author&gt;&lt;Year&gt;2020&lt;/Year&gt;&lt;RecNum&gt;66&lt;/RecNum&gt;&lt;DisplayText&gt;[39]&lt;/DisplayText&gt;&lt;record&gt;&lt;rec-number&gt;66&lt;/rec-number&gt;&lt;foreign-keys&gt;&lt;key app="EN" db-id="v920pft06rp9dbex2ap500x99x5rrtswxzss" timestamp="1768215215" guid="8e64e734-f3d1-4c0b-99d4-4d7caf7afa58"&gt;66&lt;/key&gt;&lt;/foreign-keys&gt;&lt;ref-type name="Book"&gt;6&lt;/ref-type&gt;&lt;contributors&gt;&lt;authors&gt;&lt;author&gt;Andrew Sarangan&lt;/author&gt;&lt;/authors&gt;&lt;/contributors&gt;&lt;titles&gt;&lt;title&gt;Optical Thin Film Design&lt;/title&gt;&lt;/titles&gt;&lt;edition&gt;1st Edition&lt;/edition&gt;&lt;section&gt;256&lt;/section&gt;&lt;dates&gt;&lt;year&gt;2020&lt;/year&gt;&lt;/dates&gt;&lt;pub-location&gt;Boca Raton&lt;/pub-location&gt;&lt;publisher&gt;CRC Press&lt;/publisher&gt;&lt;isbn&gt;9780429423352&lt;/isbn&gt;&lt;urls&gt;&lt;/urls&gt;&lt;electronic-resource-num&gt;https://doi.org/10.1201/9780429423352&lt;/electronic-resource-num&gt;&lt;/record&gt;&lt;/Cite&gt;&lt;/EndNote&gt;</w:instrText>
+      </w:r>
+      <w:r>
+        <w:fldChar w:fldCharType="separate"/>
+      </w:r>
+      <w:r>
+        <w:rPr>
+          <w:noProof/>
+        </w:rPr>
+        <w:t>[39]</w:t>
+      </w:r>
+      <w:r>
+        <w:fldChar w:fldCharType="end"/>
       </w:r>
       <w:r>
         <w:t xml:space="preserve">. </w:t>
       </w:r>
       <w:r>
-        <w:rPr>
-          <w:highlight w:val="yellow"/>
-        </w:rPr>
-        <w:t>Effective reflect</w:t>
-      </w:r>
-      <w:r>
-        <w:rPr>
-          <w:highlight w:val="yellow"/>
-        </w:rPr>
-        <w:t>ance</w:t>
-      </w:r>
-      <w:r>
-        <w:rPr>
-          <w:highlight w:val="yellow"/>
-        </w:rPr>
-        <w:t xml:space="preserve"> index is the combined refractive index of film and substrate</w:t>
-      </w:r>
-      <w:r>
-        <w:t xml:space="preserve"> </w:t>
-      </w:r>
-      <w:r>
-        <w:fldChar w:fldCharType="begin"/>
-      </w:r>
-      <w:r>
-        <w:instrText xml:space="preserve"> ADDIN EN.CITE &lt;EndNote&gt;&lt;Cite&gt;&lt;Author&gt;Sarangan&lt;/Author&gt;&lt;Year&gt;2020&lt;/Year&gt;&lt;RecNum&gt;66&lt;/RecNum&gt;&lt;DisplayText&gt;[39]&lt;/DisplayText&gt;&lt;record&gt;&lt;rec-number&gt;66&lt;/rec-number&gt;&lt;foreign-keys&gt;&lt;key app="EN" db-id="v920pft06rp9dbex2ap500x99x5rrtswxzss" timestamp="1768215215" guid="8e64e734-f3d1-4c0b-99d4-4d7caf7afa58"&gt;66&lt;/key&gt;&lt;/foreign-keys&gt;&lt;ref-type name="Book"&gt;6&lt;/ref-type&gt;&lt;contributors&gt;&lt;authors&gt;&lt;author&gt;Andrew Sarangan&lt;/author&gt;&lt;/authors&gt;&lt;/contributors&gt;&lt;titles&gt;&lt;title&gt;Optical Thin Film Design&lt;/title&gt;&lt;/titles&gt;&lt;edition&gt;1st Edition&lt;/edition&gt;&lt;section&gt;256&lt;/section&gt;&lt;dates&gt;&lt;year&gt;2020&lt;/year&gt;&lt;/dates&gt;&lt;pub-location&gt;Boca Raton&lt;/pub-location&gt;&lt;publisher&gt;CRC Press&lt;/publisher&gt;&lt;isbn&gt;9780429423352&lt;/isbn&gt;&lt;urls&gt;&lt;/urls&gt;&lt;electronic-resource-num&gt;https://doi.org/10.1201/9780429423352&lt;/electronic-resource-num&gt;&lt;/record&gt;&lt;/Cite&gt;&lt;/EndNote&gt;</w:instrText>
-      </w:r>
-      <w:r>
-        <w:fldChar w:fldCharType="separate"/>
-      </w:r>
-      <w:r>
-        <w:rPr>
-          <w:noProof/>
-        </w:rPr>
-        <w:t>[39]</w:t>
-      </w:r>
-      <w:r>
-        <w:fldChar w:fldCharType="end"/>
-      </w:r>
-      <w:r>
-        <w:t>,</w:t>
+        <w:t xml:space="preserve">It </w:t>
+      </w:r>
+      <w:r>
+        <w:t>is defined as:</w:t>
       </w:r>
     </w:p>
     <w:p>
@@ -8420,10 +9437,16 @@
       </m:oMath>
       <w:r>
         <w:rPr>
+          <w:lang w:val="en-US"/>
+        </w:rPr>
+        <w:t>,</w:t>
+      </w:r>
+      <w:r>
+        <w:rPr>
           <w:vertAlign w:val="subscript"/>
           <w:lang w:val="en-US"/>
         </w:rPr>
-        <w:t xml:space="preserve">. </w:t>
+        <w:t xml:space="preserve"> </w:t>
       </w:r>
       <w:r>
         <w:rPr>
@@ -8464,7 +9487,19 @@
         <w:rPr>
           <w:lang w:val="en-US"/>
         </w:rPr>
-        <w:t>(4)</w:t>
+        <w:t>(</w:t>
+      </w:r>
+      <w:r>
+        <w:rPr>
+          <w:lang w:val="en-US"/>
+        </w:rPr>
+        <w:t>5</w:t>
+      </w:r>
+      <w:r>
+        <w:rPr>
+          <w:lang w:val="en-US"/>
+        </w:rPr>
+        <w:t>)</w:t>
       </w:r>
     </w:p>
     <w:p>
@@ -8494,13 +9529,25 @@
           <w:vertAlign w:val="subscript"/>
           <w:lang w:val="en-US"/>
         </w:rPr>
-        <w:t>s</w:t>
-      </w:r>
-      <w:r>
-        <w:rPr>
-          <w:lang w:val="en-US"/>
-        </w:rPr>
-        <w:t xml:space="preserve"> is the substrate refractive index, </w:t>
+        <w:t>f</w:t>
+      </w:r>
+      <w:r>
+        <w:rPr>
+          <w:lang w:val="en-US"/>
+        </w:rPr>
+        <w:t xml:space="preserve"> is the </w:t>
+      </w:r>
+      <w:r>
+        <w:rPr>
+          <w:lang w:val="en-US"/>
+        </w:rPr>
+        <w:t xml:space="preserve">film </w:t>
+      </w:r>
+      <w:r>
+        <w:rPr>
+          <w:lang w:val="en-US"/>
+        </w:rPr>
+        <w:t xml:space="preserve">refractive index, </w:t>
       </w:r>
       <w:r>
         <w:rPr>
@@ -8514,7 +9561,25 @@
         <w:rPr>
           <w:lang w:val="en-US"/>
         </w:rPr>
-        <w:t xml:space="preserve"> denotes imaginary number, </w:t>
+        <w:t xml:space="preserve"> denotes imaginary </w:t>
+      </w:r>
+      <w:r>
+        <w:rPr>
+          <w:lang w:val="en-US"/>
+        </w:rPr>
+        <w:t>un</w:t>
+      </w:r>
+      <w:r>
+        <w:rPr>
+          <w:lang w:val="en-US"/>
+        </w:rPr>
+        <w:t>it</w:t>
+      </w:r>
+      <w:r>
+        <w:rPr>
+          <w:lang w:val="en-US"/>
+        </w:rPr>
+        <w:t xml:space="preserve">, </w:t>
       </w:r>
       <w:r>
         <w:rPr>
@@ -8644,7 +9709,19 @@
           <w:lang w:val="en-US"/>
         </w:rPr>
         <w:tab/>
-        <w:t>(5)</w:t>
+        <w:t>(</w:t>
+      </w:r>
+      <w:r>
+        <w:rPr>
+          <w:lang w:val="en-US"/>
+        </w:rPr>
+        <w:t>6</w:t>
+      </w:r>
+      <w:r>
+        <w:rPr>
+          <w:lang w:val="en-US"/>
+        </w:rPr>
+        <w:t>)</w:t>
       </w:r>
     </w:p>
     <w:p>
@@ -8740,19 +9817,13 @@
           <w:vertAlign w:val="subscript"/>
           <w:lang w:val="en-US"/>
         </w:rPr>
-        <w:t>f</w:t>
-      </w:r>
-      <w:r>
-        <w:rPr>
-          <w:lang w:val="en-US"/>
-        </w:rPr>
-        <w:t xml:space="preserve"> </w:t>
-      </w:r>
-      <w:r>
-        <w:rPr>
-          <w:lang w:val="en-US"/>
-        </w:rPr>
-        <w:t xml:space="preserve">with </w:t>
+        <w:t>s</w:t>
+      </w:r>
+      <w:r>
+        <w:rPr>
+          <w:lang w:val="en-US"/>
+        </w:rPr>
+        <w:t xml:space="preserve"> with </w:t>
       </w:r>
       <w:r>
         <w:rPr>
@@ -8775,21 +9846,8 @@
         <w:rPr>
           <w:lang w:val="en-US"/>
         </w:rPr>
-        <w:t xml:space="preserve"> Eq. </w:t>
-      </w:r>
-      <w:r>
-        <w:rPr>
-          <w:lang w:val="en-US"/>
-        </w:rPr>
-        <w:t>3 then become</w:t>
-      </w:r>
-    </w:p>
-    <w:p>
-      <w:pPr>
-        <w:rPr>
-          <w:lang w:val="en-US"/>
-        </w:rPr>
-      </w:pPr>
+        <w:t xml:space="preserve"> in Eq. 4, reflection of a single-layer device become:</w:t>
+      </w:r>
     </w:p>
     <w:p>
       <w:pPr>
@@ -8806,138 +9864,218 @@
           <w:rPr>
             <w:rFonts w:ascii="Cambria Math" w:hAnsi="Cambria Math"/>
           </w:rPr>
-          <m:t>r=</m:t>
+          <m:t>R=</m:t>
         </m:r>
-        <m:f>
-          <m:fPr>
+        <m:sSup>
+          <m:sSupPr>
             <m:ctrlPr>
               <w:rPr>
                 <w:rFonts w:ascii="Cambria Math" w:hAnsi="Cambria Math"/>
                 <w:i/>
               </w:rPr>
             </m:ctrlPr>
-          </m:fPr>
-          <m:num>
-            <m:sSub>
-              <m:sSubPr>
+          </m:sSupPr>
+          <m:e>
+            <m:sSup>
+              <m:sSupPr>
                 <m:ctrlPr>
                   <w:rPr>
                     <w:rFonts w:ascii="Cambria Math" w:hAnsi="Cambria Math"/>
                     <w:i/>
                   </w:rPr>
                 </m:ctrlPr>
-              </m:sSubPr>
+              </m:sSupPr>
               <m:e>
+                <m:d>
+                  <m:dPr>
+                    <m:begChr m:val="|"/>
+                    <m:endChr m:val="|"/>
+                    <m:ctrlPr>
+                      <w:rPr>
+                        <w:rFonts w:ascii="Cambria Math" w:hAnsi="Cambria Math"/>
+                        <w:i/>
+                      </w:rPr>
+                    </m:ctrlPr>
+                  </m:dPr>
+                  <m:e>
+                    <m:r>
+                      <w:rPr>
+                        <w:rFonts w:ascii="Cambria Math" w:hAnsi="Cambria Math"/>
+                      </w:rPr>
+                      <m:t>r</m:t>
+                    </m:r>
+                  </m:e>
+                </m:d>
+              </m:e>
+              <m:sup>
                 <m:r>
                   <w:rPr>
                     <w:rFonts w:ascii="Cambria Math" w:hAnsi="Cambria Math"/>
                   </w:rPr>
-                  <m:t>n</m:t>
+                  <m:t>2</m:t>
                 </m:r>
-              </m:e>
-              <m:sub>
-                <m:r>
-                  <w:rPr>
-                    <w:rFonts w:ascii="Cambria Math" w:hAnsi="Cambria Math"/>
-                  </w:rPr>
-                  <m:t>a</m:t>
-                </m:r>
-              </m:sub>
-            </m:sSub>
+              </m:sup>
+            </m:sSup>
             <m:r>
               <w:rPr>
                 <w:rFonts w:ascii="Cambria Math" w:hAnsi="Cambria Math"/>
               </w:rPr>
-              <m:t>-</m:t>
+              <m:t>=</m:t>
             </m:r>
-            <m:sSub>
-              <m:sSubPr>
+            <m:d>
+              <m:dPr>
+                <m:begChr m:val="|"/>
+                <m:endChr m:val="|"/>
                 <m:ctrlPr>
                   <w:rPr>
                     <w:rFonts w:ascii="Cambria Math" w:hAnsi="Cambria Math"/>
                     <w:i/>
                   </w:rPr>
                 </m:ctrlPr>
-              </m:sSubPr>
+              </m:dPr>
               <m:e>
-                <m:r>
-                  <w:rPr>
-                    <w:rFonts w:ascii="Cambria Math" w:hAnsi="Cambria Math"/>
-                  </w:rPr>
-                  <m:t>n</m:t>
-                </m:r>
+                <m:f>
+                  <m:fPr>
+                    <m:ctrlPr>
+                      <w:rPr>
+                        <w:rFonts w:ascii="Cambria Math" w:hAnsi="Cambria Math"/>
+                        <w:i/>
+                      </w:rPr>
+                    </m:ctrlPr>
+                  </m:fPr>
+                  <m:num>
+                    <m:sSub>
+                      <m:sSubPr>
+                        <m:ctrlPr>
+                          <w:rPr>
+                            <w:rFonts w:ascii="Cambria Math" w:hAnsi="Cambria Math"/>
+                            <w:i/>
+                          </w:rPr>
+                        </m:ctrlPr>
+                      </m:sSubPr>
+                      <m:e>
+                        <m:r>
+                          <w:rPr>
+                            <w:rFonts w:ascii="Cambria Math" w:hAnsi="Cambria Math"/>
+                          </w:rPr>
+                          <m:t>n</m:t>
+                        </m:r>
+                      </m:e>
+                      <m:sub>
+                        <m:r>
+                          <w:rPr>
+                            <w:rFonts w:ascii="Cambria Math" w:hAnsi="Cambria Math"/>
+                          </w:rPr>
+                          <m:t>a</m:t>
+                        </m:r>
+                      </m:sub>
+                    </m:sSub>
+                    <m:r>
+                      <w:rPr>
+                        <w:rFonts w:ascii="Cambria Math" w:hAnsi="Cambria Math"/>
+                      </w:rPr>
+                      <m:t>-</m:t>
+                    </m:r>
+                    <m:sSub>
+                      <m:sSubPr>
+                        <m:ctrlPr>
+                          <w:rPr>
+                            <w:rFonts w:ascii="Cambria Math" w:hAnsi="Cambria Math"/>
+                            <w:i/>
+                          </w:rPr>
+                        </m:ctrlPr>
+                      </m:sSubPr>
+                      <m:e>
+                        <m:r>
+                          <w:rPr>
+                            <w:rFonts w:ascii="Cambria Math" w:hAnsi="Cambria Math"/>
+                          </w:rPr>
+                          <m:t>n</m:t>
+                        </m:r>
+                      </m:e>
+                      <m:sub>
+                        <m:r>
+                          <w:rPr>
+                            <w:rFonts w:ascii="Cambria Math" w:hAnsi="Cambria Math"/>
+                          </w:rPr>
+                          <m:t>r</m:t>
+                        </m:r>
+                      </m:sub>
+                    </m:sSub>
+                  </m:num>
+                  <m:den>
+                    <m:sSub>
+                      <m:sSubPr>
+                        <m:ctrlPr>
+                          <w:rPr>
+                            <w:rFonts w:ascii="Cambria Math" w:hAnsi="Cambria Math"/>
+                            <w:i/>
+                          </w:rPr>
+                        </m:ctrlPr>
+                      </m:sSubPr>
+                      <m:e>
+                        <m:r>
+                          <w:rPr>
+                            <w:rFonts w:ascii="Cambria Math" w:hAnsi="Cambria Math"/>
+                          </w:rPr>
+                          <m:t>n</m:t>
+                        </m:r>
+                      </m:e>
+                      <m:sub>
+                        <m:r>
+                          <w:rPr>
+                            <w:rFonts w:ascii="Cambria Math" w:hAnsi="Cambria Math"/>
+                          </w:rPr>
+                          <m:t>a</m:t>
+                        </m:r>
+                      </m:sub>
+                    </m:sSub>
+                    <m:r>
+                      <w:rPr>
+                        <w:rFonts w:ascii="Cambria Math" w:hAnsi="Cambria Math"/>
+                      </w:rPr>
+                      <m:t>+</m:t>
+                    </m:r>
+                    <m:sSub>
+                      <m:sSubPr>
+                        <m:ctrlPr>
+                          <w:rPr>
+                            <w:rFonts w:ascii="Cambria Math" w:hAnsi="Cambria Math"/>
+                            <w:i/>
+                          </w:rPr>
+                        </m:ctrlPr>
+                      </m:sSubPr>
+                      <m:e>
+                        <m:r>
+                          <w:rPr>
+                            <w:rFonts w:ascii="Cambria Math" w:hAnsi="Cambria Math"/>
+                          </w:rPr>
+                          <m:t>n</m:t>
+                        </m:r>
+                      </m:e>
+                      <m:sub>
+                        <m:r>
+                          <w:rPr>
+                            <w:rFonts w:ascii="Cambria Math" w:hAnsi="Cambria Math"/>
+                          </w:rPr>
+                          <m:t>r</m:t>
+                        </m:r>
+                      </m:sub>
+                    </m:sSub>
+                  </m:den>
+                </m:f>
               </m:e>
-              <m:sub>
-                <m:r>
-                  <w:rPr>
-                    <w:rFonts w:ascii="Cambria Math" w:hAnsi="Cambria Math"/>
-                  </w:rPr>
-                  <m:t>r</m:t>
-                </m:r>
-              </m:sub>
-            </m:sSub>
-          </m:num>
-          <m:den>
-            <m:sSub>
-              <m:sSubPr>
-                <m:ctrlPr>
-                  <w:rPr>
-                    <w:rFonts w:ascii="Cambria Math" w:hAnsi="Cambria Math"/>
-                    <w:i/>
-                  </w:rPr>
-                </m:ctrlPr>
-              </m:sSubPr>
-              <m:e>
-                <m:r>
-                  <w:rPr>
-                    <w:rFonts w:ascii="Cambria Math" w:hAnsi="Cambria Math"/>
-                  </w:rPr>
-                  <m:t>n</m:t>
-                </m:r>
-              </m:e>
-              <m:sub>
-                <m:r>
-                  <w:rPr>
-                    <w:rFonts w:ascii="Cambria Math" w:hAnsi="Cambria Math"/>
-                  </w:rPr>
-                  <m:t>a</m:t>
-                </m:r>
-              </m:sub>
-            </m:sSub>
+            </m:d>
+          </m:e>
+          <m:sup>
             <m:r>
               <w:rPr>
                 <w:rFonts w:ascii="Cambria Math" w:hAnsi="Cambria Math"/>
               </w:rPr>
-              <m:t>+</m:t>
+              <m:t>2</m:t>
             </m:r>
-            <m:sSub>
-              <m:sSubPr>
-                <m:ctrlPr>
-                  <w:rPr>
-                    <w:rFonts w:ascii="Cambria Math" w:hAnsi="Cambria Math"/>
-                    <w:i/>
-                  </w:rPr>
-                </m:ctrlPr>
-              </m:sSubPr>
-              <m:e>
-                <m:r>
-                  <w:rPr>
-                    <w:rFonts w:ascii="Cambria Math" w:hAnsi="Cambria Math"/>
-                  </w:rPr>
-                  <m:t>n</m:t>
-                </m:r>
-              </m:e>
-              <m:sub>
-                <m:r>
-                  <w:rPr>
-                    <w:rFonts w:ascii="Cambria Math" w:hAnsi="Cambria Math"/>
-                  </w:rPr>
-                  <m:t>r</m:t>
-                </m:r>
-              </m:sub>
-            </m:sSub>
-          </m:den>
-        </m:f>
+          </m:sup>
+        </m:sSup>
       </m:oMath>
       <w:r>
         <w:t>.</w:t>
@@ -8956,31 +10094,43 @@
       </w:r>
       <w:r>
         <w:tab/>
-      </w:r>
-      <w:r>
-        <w:tab/>
-        <w:t>(6)</w:t>
+        <w:t>(</w:t>
+      </w:r>
+      <w:r>
+        <w:t>7</w:t>
+      </w:r>
+      <w:r>
+        <w:t>)</w:t>
       </w:r>
     </w:p>
     <w:p>
-      <w:pPr>
-        <w:rPr>
-          <w:lang w:val="en-US"/>
-        </w:rPr>
-      </w:pPr>
       <w:r>
         <w:tab/>
+      </w:r>
+      <w:r>
         <w:t>A</w:t>
       </w:r>
       <w:r>
-        <w:t xml:space="preserve">ntireflection property is achieved when </w:t>
+        <w:t xml:space="preserve">ntireflection </w:t>
+      </w:r>
+      <w:r>
+        <w:t>condition</w:t>
+      </w:r>
+      <w:r>
+        <w:t xml:space="preserve"> is </w:t>
+      </w:r>
+      <w:r>
+        <w:t>achieved</w:t>
+      </w:r>
+      <w:r>
+        <w:t xml:space="preserve"> when </w:t>
       </w:r>
       <w:r>
         <w:rPr>
           <w:i/>
           <w:iCs/>
         </w:rPr>
-        <w:t>r</w:t>
+        <w:t>R</w:t>
       </w:r>
       <w:r>
         <w:t xml:space="preserve"> = 0 or </w:t>
@@ -9019,13 +10169,7 @@
         <w:t>r</w:t>
       </w:r>
       <w:r>
-        <w:t xml:space="preserve">. This condition </w:t>
-      </w:r>
-      <w:r>
-        <w:t xml:space="preserve">only </w:t>
-      </w:r>
-      <w:r>
-        <w:t>occurs when the phase thickness (</w:t>
+        <w:t>. This condition occurs when the phase thickness (</w:t>
       </w:r>
       <w:r>
         <w:rPr>
@@ -9039,7 +10183,19 @@
         <w:rPr>
           <w:lang w:bidi="th-TH"/>
         </w:rPr>
-        <w:t xml:space="preserve">) in Eq.4 is in multiple of </w:t>
+        <w:t>) in Eq.</w:t>
+      </w:r>
+      <w:r>
+        <w:rPr>
+          <w:lang w:bidi="th-TH"/>
+        </w:rPr>
+        <w:t>5</w:t>
+      </w:r>
+      <w:r>
+        <w:rPr>
+          <w:lang w:bidi="th-TH"/>
+        </w:rPr>
+        <w:t xml:space="preserve"> is in multiple of </w:t>
       </w:r>
       <w:r>
         <w:rPr>
@@ -9057,7 +10213,19 @@
         <w:rPr>
           <w:lang w:val="en-US"/>
         </w:rPr>
-        <w:t xml:space="preserve"> radian, or QWOT</w:t>
+        <w:t xml:space="preserve"> radian, </w:t>
+      </w:r>
+      <w:r>
+        <w:rPr>
+          <w:lang w:val="en-US"/>
+        </w:rPr>
+        <w:t>such as</w:t>
+      </w:r>
+      <w:r>
+        <w:rPr>
+          <w:lang w:val="en-US"/>
+        </w:rPr>
+        <w:t xml:space="preserve"> QWOT</w:t>
       </w:r>
       <w:r>
         <w:rPr>
@@ -9135,7 +10303,7 @@
         <w:t>(</w:t>
       </w:r>
       <w:r>
-        <w:t>7</w:t>
+        <w:t>8</w:t>
       </w:r>
       <w:r>
         <w:t>)</w:t>
@@ -9162,16 +10330,19 @@
         <w:t xml:space="preserve">can be any </w:t>
       </w:r>
       <w:r>
-        <w:t xml:space="preserve">integer. If </w:t>
-      </w:r>
-      <w:r>
-        <w:rPr>
-          <w:i/>
-        </w:rPr>
-        <w:t>Z</w:t>
-      </w:r>
-      <w:r>
-        <w:t xml:space="preserve"> is even number, we can simplify Eq.4</w:t>
+        <w:t xml:space="preserve">even </w:t>
+      </w:r>
+      <w:r>
+        <w:t xml:space="preserve">integer. </w:t>
+      </w:r>
+      <w:r>
+        <w:t>We</w:t>
+      </w:r>
+      <w:r>
+        <w:t xml:space="preserve"> can simplify Eq.</w:t>
+      </w:r>
+      <w:r>
+        <w:t>5</w:t>
       </w:r>
       <w:r>
         <w:t xml:space="preserve"> using Euler’s identity</w:t>
@@ -9180,16 +10351,12 @@
         <w:t xml:space="preserve"> </w:t>
       </w:r>
       <w:r>
-        <w:rPr>
-          <w:highlight w:val="yellow"/>
-        </w:rPr>
         <w:t>(</w:t>
       </w:r>
       <w:r>
         <w:rPr>
           <w:i/>
           <w:iCs/>
-          <w:highlight w:val="yellow"/>
         </w:rPr>
         <w:t>e</w:t>
       </w:r>
@@ -9197,7 +10364,6 @@
         <w:rPr>
           <w:i/>
           <w:iCs/>
-          <w:highlight w:val="yellow"/>
           <w:vertAlign w:val="superscript"/>
         </w:rPr>
         <w:t>-i</w:t>
@@ -9206,25 +10372,23 @@
         <w:rPr>
           <w:i/>
           <w:iCs/>
-          <w:highlight w:val="yellow"/>
           <w:vertAlign w:val="superscript"/>
           <w:lang w:val="en-US"/>
         </w:rPr>
         <w:t xml:space="preserve">π </w:t>
       </w:r>
       <w:r>
+        <w:t>=</w:t>
+      </w:r>
+      <w:r>
         <w:rPr>
           <w:i/>
           <w:iCs/>
-          <w:highlight w:val="yellow"/>
-        </w:rPr>
-        <w:t>= -1</w:t>
-      </w:r>
-      <w:r>
-        <w:rPr>
-          <w:highlight w:val="yellow"/>
-        </w:rPr>
-        <w:t>)</w:t>
+        </w:rPr>
+        <w:t xml:space="preserve"> </w:t>
+      </w:r>
+      <w:r>
+        <w:t>-1)</w:t>
       </w:r>
       <w:r>
         <w:t xml:space="preserve"> to:</w:t>
@@ -9788,10 +10952,10 @@
       </m:oMath>
       <w:r>
         <w:rPr>
-          <w:i/>
-          <w:lang w:val="en-US"/>
-        </w:rPr>
-        <w:t>.</w:t>
+          <w:iCs/>
+          <w:lang w:val="en-US"/>
+        </w:rPr>
+        <w:t>,</w:t>
       </w:r>
       <w:r>
         <w:rPr>
@@ -9838,7 +11002,21 @@
           <w:iCs/>
           <w:lang w:val="en-US"/>
         </w:rPr>
-        <w:t>(8)</w:t>
+        <w:t>(</w:t>
+      </w:r>
+      <w:r>
+        <w:rPr>
+          <w:iCs/>
+          <w:lang w:val="en-US"/>
+        </w:rPr>
+        <w:t>9</w:t>
+      </w:r>
+      <w:r>
+        <w:rPr>
+          <w:iCs/>
+          <w:lang w:val="en-US"/>
+        </w:rPr>
+        <w:t>)</w:t>
       </w:r>
     </w:p>
     <w:p>
@@ -9852,13 +11030,25 @@
         <w:rPr>
           <w:lang w:val="en-US"/>
         </w:rPr>
-        <w:tab/>
-      </w:r>
-      <w:r>
-        <w:rPr>
-          <w:lang w:val="en-US"/>
-        </w:rPr>
-        <w:t xml:space="preserve">Antireflection condition occurs when </w:t>
+        <w:t>so, an a</w:t>
+      </w:r>
+      <w:r>
+        <w:rPr>
+          <w:lang w:val="en-US"/>
+        </w:rPr>
+        <w:t xml:space="preserve">ntireflection condition </w:t>
+      </w:r>
+      <w:r>
+        <w:rPr>
+          <w:lang w:val="en-US"/>
+        </w:rPr>
+        <w:t>happen</w:t>
+      </w:r>
+      <w:r>
+        <w:rPr>
+          <w:lang w:val="en-US"/>
+        </w:rPr>
+        <w:t xml:space="preserve"> when </w:t>
       </w:r>
       <w:r>
         <w:rPr>
@@ -10032,7 +11222,7 @@
         <w:rPr>
           <w:lang w:val="en-US"/>
         </w:rPr>
-        <w:t>,</w:t>
+        <w:t>.</w:t>
       </w:r>
       <w:r>
         <w:rPr>
@@ -10086,327 +11276,13 @@
         <w:rPr>
           <w:lang w:val="en-US"/>
         </w:rPr>
-        <w:t>9</w:t>
+        <w:t>10</w:t>
       </w:r>
       <w:r>
         <w:rPr>
           <w:lang w:val="en-US"/>
         </w:rPr>
         <w:t>)</w:t>
-      </w:r>
-    </w:p>
-    <w:p>
-      <w:r>
-        <w:rPr>
-          <w:lang w:val="en-US"/>
-        </w:rPr>
-        <w:t>another condition to consider is the relative refractive index between air, film, and substrate</w:t>
-      </w:r>
-      <w:r>
-        <w:rPr>
-          <w:lang w:val="en-US"/>
-        </w:rPr>
-        <w:t xml:space="preserve"> such that n</w:t>
-      </w:r>
-      <w:r>
-        <w:rPr>
-          <w:vertAlign w:val="subscript"/>
-          <w:lang w:val="en-US"/>
-        </w:rPr>
-        <w:t xml:space="preserve">air </w:t>
-      </w:r>
-      <w:r>
-        <w:rPr>
-          <w:lang w:val="en-US"/>
-        </w:rPr>
-        <w:t>&lt; n</w:t>
-      </w:r>
-      <w:r>
-        <w:rPr>
-          <w:vertAlign w:val="subscript"/>
-          <w:lang w:val="en-US"/>
-        </w:rPr>
-        <w:t xml:space="preserve">f </w:t>
-      </w:r>
-      <w:r>
-        <w:rPr>
-          <w:lang w:val="en-US"/>
-        </w:rPr>
-        <w:t>&lt; n</w:t>
-      </w:r>
-      <w:r>
-        <w:rPr>
-          <w:vertAlign w:val="subscript"/>
-          <w:lang w:val="en-US"/>
-        </w:rPr>
-        <w:t>substrate</w:t>
-      </w:r>
-      <w:r>
-        <w:rPr>
-          <w:lang w:val="en-US"/>
-        </w:rPr>
-        <w:t xml:space="preserve">. </w:t>
-      </w:r>
-      <w:r>
-        <w:rPr>
-          <w:lang w:val="en-US"/>
-        </w:rPr>
-        <w:t xml:space="preserve">Since </w:t>
-      </w:r>
-      <w:r>
-        <w:rPr>
-          <w:lang w:val="en-US"/>
-        </w:rPr>
-        <w:t>reflect</w:t>
-      </w:r>
-      <w:r>
-        <w:rPr>
-          <w:lang w:val="en-US"/>
-        </w:rPr>
-        <w:t>ed</w:t>
-      </w:r>
-      <w:r>
-        <w:rPr>
-          <w:lang w:val="en-US"/>
-        </w:rPr>
-        <w:t xml:space="preserve"> light shift its phase by </w:t>
-      </w:r>
-      <w:r>
-        <w:rPr>
-          <w:lang w:val="en-US"/>
-        </w:rPr>
-        <w:t>π</w:t>
-      </w:r>
-      <w:r>
-        <w:rPr>
-          <w:lang w:val="en-US"/>
-        </w:rPr>
-        <w:t xml:space="preserve"> radian when travelled </w:t>
-      </w:r>
-      <w:r>
-        <w:rPr>
-          <w:lang w:val="en-US"/>
-        </w:rPr>
-        <w:t>from lower to high refractive index medium. The R</w:t>
-      </w:r>
-      <w:r>
-        <w:rPr>
-          <w:vertAlign w:val="subscript"/>
-          <w:lang w:val="en-US"/>
-        </w:rPr>
-        <w:t>2</w:t>
-      </w:r>
-      <w:r>
-        <w:rPr>
-          <w:lang w:val="en-US"/>
-        </w:rPr>
-        <w:t xml:space="preserve"> light shift its phase by </w:t>
-      </w:r>
-      <w:r>
-        <w:rPr>
-          <w:lang w:val="en-US"/>
-        </w:rPr>
-        <w:t>π</w:t>
-      </w:r>
-      <w:r>
-        <w:rPr>
-          <w:lang w:val="en-US"/>
-        </w:rPr>
-        <w:t xml:space="preserve"> radian since </w:t>
-      </w:r>
-      <w:r>
-        <w:rPr>
-          <w:i/>
-          <w:iCs/>
-          <w:lang w:val="en-US"/>
-        </w:rPr>
-        <w:t>n</w:t>
-      </w:r>
-      <w:r>
-        <w:rPr>
-          <w:i/>
-          <w:iCs/>
-          <w:vertAlign w:val="subscript"/>
-          <w:lang w:val="en-US"/>
-        </w:rPr>
-        <w:t>air</w:t>
-      </w:r>
-      <w:r>
-        <w:rPr>
-          <w:lang w:val="en-US"/>
-        </w:rPr>
-        <w:t xml:space="preserve"> is the lowest in most cases, so R</w:t>
-      </w:r>
-      <w:r>
-        <w:rPr>
-          <w:vertAlign w:val="subscript"/>
-          <w:lang w:val="en-US"/>
-        </w:rPr>
-        <w:t>1</w:t>
-      </w:r>
-      <w:r>
-        <w:rPr>
-          <w:lang w:val="en-US"/>
-        </w:rPr>
-        <w:t xml:space="preserve"> must have it phase shifted by the same amount.</w:t>
-      </w:r>
-      <w:r>
-        <w:rPr>
-          <w:lang w:val="en-US"/>
-        </w:rPr>
-        <w:tab/>
-      </w:r>
-      <w:r>
-        <w:rPr>
-          <w:lang w:val="en-US"/>
-        </w:rPr>
-        <w:t>T</w:t>
-      </w:r>
-      <w:r>
-        <w:rPr>
-          <w:lang w:val="en-US"/>
-        </w:rPr>
-        <w:t>h</w:t>
-      </w:r>
-      <w:r>
-        <w:rPr>
-          <w:lang w:val="en-US"/>
-        </w:rPr>
-        <w:t>ese two conditions</w:t>
-      </w:r>
-      <w:r>
-        <w:rPr>
-          <w:lang w:val="en-US"/>
-        </w:rPr>
-        <w:t xml:space="preserve"> does place a limitation on material refractive index selection, since there exist only one </w:t>
-      </w:r>
-      <w:r>
-        <w:rPr>
-          <w:lang w:val="en-US"/>
-        </w:rPr>
-        <w:t xml:space="preserve">possible </w:t>
-      </w:r>
-      <w:r>
-        <w:rPr>
-          <w:lang w:val="en-US"/>
-        </w:rPr>
-        <w:t>answer for each substrate</w:t>
-      </w:r>
-      <w:r>
-        <w:rPr>
-          <w:lang w:val="en-US"/>
-        </w:rPr>
-        <w:t xml:space="preserve"> to create a perfect antireflection condition</w:t>
-      </w:r>
-      <w:r>
-        <w:rPr>
-          <w:lang w:val="en-US"/>
-        </w:rPr>
-        <w:t>.</w:t>
-      </w:r>
-      <w:r>
-        <w:rPr>
-          <w:lang w:val="en-US"/>
-        </w:rPr>
-        <w:t xml:space="preserve"> </w:t>
-      </w:r>
-      <w:r>
-        <w:rPr>
-          <w:lang w:val="en-US"/>
-        </w:rPr>
-        <w:t>The QWOT (</w:t>
-      </w:r>
-      <w:r>
-        <w:rPr>
-          <w:i/>
-          <w:iCs/>
-        </w:rPr>
-        <w:t>λ/4</w:t>
-      </w:r>
-      <w:r>
-        <w:t>)</w:t>
-      </w:r>
-      <w:r>
-        <w:rPr>
-          <w:i/>
-          <w:iCs/>
-        </w:rPr>
-        <w:t xml:space="preserve"> </w:t>
-      </w:r>
-      <w:r>
-        <w:t>is only usable when film refractive index is less than substrate, which in this work is silica (SiO</w:t>
-      </w:r>
-      <w:r>
-        <w:rPr>
-          <w:vertAlign w:val="subscript"/>
-        </w:rPr>
-        <w:t>2</w:t>
-      </w:r>
-      <w:r>
-        <w:t>). Sb</w:t>
-      </w:r>
-      <w:r>
-        <w:rPr>
-          <w:vertAlign w:val="subscript"/>
-        </w:rPr>
-        <w:t>2</w:t>
-      </w:r>
-      <w:r>
-        <w:t>Se</w:t>
-      </w:r>
-      <w:r>
-        <w:rPr>
-          <w:vertAlign w:val="subscript"/>
-        </w:rPr>
-        <w:t>3</w:t>
-      </w:r>
-      <w:r>
-        <w:t xml:space="preserve"> has refractive index greater than silica at both 532 and 1064 nm wavelengths, R</w:t>
-      </w:r>
-      <w:r>
-        <w:rPr>
-          <w:vertAlign w:val="subscript"/>
-        </w:rPr>
-        <w:t>1</w:t>
-      </w:r>
-      <w:r>
-        <w:t xml:space="preserve"> light travelled 2QWOT = </w:t>
-      </w:r>
-      <w:r>
-        <w:t>π</w:t>
-      </w:r>
-      <w:r>
-        <w:t xml:space="preserve"> radian</w:t>
-      </w:r>
-      <w:r>
-        <w:t xml:space="preserve"> further than R</w:t>
-      </w:r>
-      <w:r>
-        <w:rPr>
-          <w:vertAlign w:val="subscript"/>
-        </w:rPr>
-        <w:t>2</w:t>
-      </w:r>
-      <w:r>
-        <w:t xml:space="preserve"> but R</w:t>
-      </w:r>
-      <w:r>
-        <w:rPr>
-          <w:vertAlign w:val="subscript"/>
-        </w:rPr>
-        <w:t>2</w:t>
-      </w:r>
-      <w:r>
-        <w:t xml:space="preserve"> also has it phase shifted by </w:t>
-      </w:r>
-      <w:r>
-        <w:t>π</w:t>
-      </w:r>
-      <w:r>
-        <w:t xml:space="preserve"> </w:t>
-      </w:r>
-      <w:r>
-        <w:t>from the reflection, so the overall reflection actually increased.</w:t>
       </w:r>
     </w:p>
     <w:p>
@@ -10416,171 +11292,688 @@
         </w:rPr>
       </w:pPr>
       <w:r>
-        <w:t xml:space="preserve">In this case, the film needs to be </w:t>
+        <w:rPr>
+          <w:lang w:val="en-US"/>
+        </w:rPr>
+        <w:tab/>
+        <w:t>A</w:t>
+      </w:r>
+      <w:r>
+        <w:rPr>
+          <w:lang w:val="en-US"/>
+        </w:rPr>
+        <w:t xml:space="preserve">nother condition to consider is </w:t>
+      </w:r>
+      <w:r>
+        <w:rPr>
+          <w:lang w:val="en-US"/>
+        </w:rPr>
+        <w:t>that the</w:t>
+      </w:r>
+      <w:r>
+        <w:rPr>
+          <w:lang w:val="en-US"/>
+        </w:rPr>
+        <w:t xml:space="preserve"> relative refractive index between air, film, and substrate</w:t>
+      </w:r>
+      <w:r>
+        <w:rPr>
+          <w:lang w:val="en-US"/>
+        </w:rPr>
+        <w:t xml:space="preserve"> must be</w:t>
+      </w:r>
+      <w:r>
+        <w:rPr>
+          <w:lang w:val="en-US"/>
+        </w:rPr>
+        <w:t xml:space="preserve"> such that n</w:t>
+      </w:r>
+      <w:r>
+        <w:rPr>
+          <w:vertAlign w:val="subscript"/>
+          <w:lang w:val="en-US"/>
+        </w:rPr>
+        <w:t xml:space="preserve">air </w:t>
+      </w:r>
+      <w:r>
+        <w:rPr>
+          <w:lang w:val="en-US"/>
+        </w:rPr>
+        <w:t>&lt; n</w:t>
+      </w:r>
+      <w:r>
+        <w:rPr>
+          <w:vertAlign w:val="subscript"/>
+          <w:lang w:val="en-US"/>
+        </w:rPr>
+        <w:t xml:space="preserve">f </w:t>
+      </w:r>
+      <w:r>
+        <w:rPr>
+          <w:lang w:val="en-US"/>
+        </w:rPr>
+        <w:t>&lt; n</w:t>
+      </w:r>
+      <w:r>
+        <w:rPr>
+          <w:vertAlign w:val="subscript"/>
+          <w:lang w:val="en-US"/>
+        </w:rPr>
+        <w:t>substrate</w:t>
+      </w:r>
+      <w:r>
+        <w:rPr>
+          <w:lang w:val="en-US"/>
+        </w:rPr>
+        <w:t xml:space="preserve">. </w:t>
+      </w:r>
+      <w:r>
+        <w:rPr>
+          <w:lang w:val="en-US"/>
+        </w:rPr>
+        <w:t>R</w:t>
+      </w:r>
+      <w:r>
+        <w:rPr>
+          <w:lang w:val="en-US"/>
+        </w:rPr>
+        <w:t>eflect</w:t>
+      </w:r>
+      <w:r>
+        <w:rPr>
+          <w:lang w:val="en-US"/>
+        </w:rPr>
+        <w:t>ed</w:t>
+      </w:r>
+      <w:r>
+        <w:rPr>
+          <w:lang w:val="en-US"/>
+        </w:rPr>
+        <w:t xml:space="preserve"> light shift its phase by </w:t>
+      </w:r>
+      <w:r>
+        <w:rPr>
+          <w:lang w:val="en-US"/>
+        </w:rPr>
+        <w:t>π</w:t>
+      </w:r>
+      <w:r>
+        <w:rPr>
+          <w:lang w:val="en-US"/>
+        </w:rPr>
+        <w:t xml:space="preserve"> radian when </w:t>
+      </w:r>
+      <w:r>
+        <w:rPr>
+          <w:lang w:val="en-US"/>
+        </w:rPr>
+        <w:t xml:space="preserve">reflected </w:t>
+      </w:r>
+      <w:r>
+        <w:rPr>
+          <w:lang w:val="en-US"/>
+        </w:rPr>
+        <w:t xml:space="preserve">from lower to </w:t>
+      </w:r>
+      <w:r>
+        <w:rPr>
+          <w:lang w:val="en-US"/>
+        </w:rPr>
+        <w:t xml:space="preserve">a </w:t>
+      </w:r>
+      <w:r>
+        <w:rPr>
+          <w:lang w:val="en-US"/>
+        </w:rPr>
+        <w:t>high</w:t>
+      </w:r>
+      <w:r>
+        <w:rPr>
+          <w:lang w:val="en-US"/>
+        </w:rPr>
+        <w:t>er</w:t>
+      </w:r>
+      <w:r>
+        <w:rPr>
+          <w:lang w:val="en-US"/>
+        </w:rPr>
+        <w:t xml:space="preserve"> refractive index medium. The </w:t>
+      </w:r>
+      <w:r>
+        <w:rPr>
+          <w:lang w:val="en-US"/>
+        </w:rPr>
+        <w:t>reflected light (R</w:t>
+      </w:r>
+      <w:r>
+        <w:rPr>
+          <w:vertAlign w:val="subscript"/>
+          <w:lang w:val="en-US"/>
+        </w:rPr>
+        <w:t>2</w:t>
+      </w:r>
+      <w:r>
+        <w:rPr>
+          <w:lang w:val="en-US"/>
+        </w:rPr>
+        <w:t xml:space="preserve">) at air-film interface undergoes </w:t>
+      </w:r>
+      <w:r>
+        <w:rPr>
+          <w:lang w:val="en-US"/>
+        </w:rPr>
+        <w:t>π</w:t>
+      </w:r>
+      <w:r>
+        <w:rPr>
+          <w:lang w:val="en-US"/>
+        </w:rPr>
+        <w:t xml:space="preserve"> radian</w:t>
+      </w:r>
+      <w:r>
+        <w:rPr>
+          <w:lang w:val="en-US"/>
+        </w:rPr>
+        <w:t xml:space="preserve"> phase shift since </w:t>
       </w:r>
       <w:r>
         <w:rPr>
           <w:i/>
           <w:iCs/>
-        </w:rPr>
-        <w:t>λ/</w:t>
-      </w:r>
-      <w:r>
-        <w:rPr>
-          <w:i/>
-          <w:iCs/>
-        </w:rPr>
-        <w:t xml:space="preserve">2 </w:t>
-      </w:r>
-      <w:r>
-        <w:rPr>
-          <w:iCs/>
-        </w:rPr>
-        <w:t>or half-wave optical thick (HWOT) so that R</w:t>
-      </w:r>
-      <w:r>
-        <w:rPr>
+          <w:lang w:val="en-US"/>
+        </w:rPr>
+        <w:t>n</w:t>
+      </w:r>
+      <w:r>
+        <w:rPr>
+          <w:i/>
           <w:iCs/>
           <w:vertAlign w:val="subscript"/>
+          <w:lang w:val="en-US"/>
+        </w:rPr>
+        <w:t>air</w:t>
+      </w:r>
+      <w:r>
+        <w:rPr>
+          <w:lang w:val="en-US"/>
+        </w:rPr>
+        <w:t xml:space="preserve"> is the lowest in most cases, so R</w:t>
+      </w:r>
+      <w:r>
+        <w:rPr>
+          <w:vertAlign w:val="subscript"/>
+          <w:lang w:val="en-US"/>
         </w:rPr>
         <w:t>1</w:t>
       </w:r>
       <w:r>
         <w:rPr>
+          <w:lang w:val="en-US"/>
+        </w:rPr>
+        <w:t xml:space="preserve"> must</w:t>
+      </w:r>
+      <w:r>
+        <w:rPr>
+          <w:lang w:val="en-US"/>
+        </w:rPr>
+        <w:t xml:space="preserve"> also</w:t>
+      </w:r>
+      <w:r>
+        <w:rPr>
+          <w:lang w:val="en-US"/>
+        </w:rPr>
+        <w:t xml:space="preserve"> </w:t>
+      </w:r>
+      <w:r>
+        <w:rPr>
+          <w:lang w:val="en-US"/>
+        </w:rPr>
+        <w:t>has</w:t>
+      </w:r>
+      <w:r>
+        <w:rPr>
+          <w:lang w:val="en-US"/>
+        </w:rPr>
+        <w:t xml:space="preserve"> it phase shifted by the same amount.</w:t>
+      </w:r>
+      <w:r>
+        <w:rPr>
+          <w:lang w:val="en-US"/>
+        </w:rPr>
+        <w:t xml:space="preserve"> </w:t>
+      </w:r>
+      <w:r>
+        <w:rPr>
+          <w:lang w:val="en-US"/>
+        </w:rPr>
+        <w:t>T</w:t>
+      </w:r>
+      <w:r>
+        <w:rPr>
+          <w:lang w:val="en-US"/>
+        </w:rPr>
+        <w:t>h</w:t>
+      </w:r>
+      <w:r>
+        <w:rPr>
+          <w:lang w:val="en-US"/>
+        </w:rPr>
+        <w:t>ese two conditions</w:t>
+      </w:r>
+      <w:r>
+        <w:rPr>
+          <w:lang w:val="en-US"/>
+        </w:rPr>
+        <w:t xml:space="preserve"> place a limitation on material refractive index selection, since </w:t>
+      </w:r>
+      <w:r>
+        <w:rPr>
+          <w:lang w:val="en-US"/>
+        </w:rPr>
+        <w:t xml:space="preserve">for a perfect antireflection, </w:t>
+      </w:r>
+      <w:r>
+        <w:rPr>
+          <w:lang w:val="en-US"/>
+        </w:rPr>
+        <w:t xml:space="preserve">there exist only one </w:t>
+      </w:r>
+      <w:r>
+        <w:rPr>
+          <w:lang w:val="en-US"/>
+        </w:rPr>
+        <w:t>ideal</w:t>
+      </w:r>
+      <w:r>
+        <w:rPr>
+          <w:lang w:val="en-US"/>
+        </w:rPr>
+        <w:t xml:space="preserve"> </w:t>
+      </w:r>
+      <w:r>
+        <w:rPr>
+          <w:lang w:val="en-US"/>
+        </w:rPr>
+        <w:t>answer for each substrate.</w:t>
+      </w:r>
+      <w:r>
+        <w:rPr>
+          <w:lang w:val="en-US"/>
+        </w:rPr>
+        <w:t xml:space="preserve"> </w:t>
+      </w:r>
+      <w:r>
+        <w:rPr>
+          <w:lang w:val="en-US"/>
+        </w:rPr>
+        <w:t>Since t</w:t>
+      </w:r>
+      <w:r>
+        <w:rPr>
+          <w:lang w:val="en-US"/>
+        </w:rPr>
+        <w:t xml:space="preserve">he QWOT design must have film refractive index </w:t>
+      </w:r>
+      <w:r>
+        <w:rPr>
+          <w:lang w:val="en-US"/>
+        </w:rPr>
+        <w:t xml:space="preserve">higher than air  but </w:t>
+      </w:r>
+      <w:r>
+        <w:rPr>
+          <w:lang w:val="en-US"/>
+        </w:rPr>
+        <w:t xml:space="preserve">lower than substrate, </w:t>
+      </w:r>
+      <w:r>
+        <w:t>which in this work is silica (SiO</w:t>
+      </w:r>
+      <w:r>
+        <w:rPr>
+          <w:vertAlign w:val="subscript"/>
+        </w:rPr>
+        <w:t>2</w:t>
+      </w:r>
+      <w:r>
+        <w:t>)</w:t>
+      </w:r>
+      <w:r>
+        <w:t>,</w:t>
+      </w:r>
+      <w:r>
+        <w:t xml:space="preserve"> </w:t>
+      </w:r>
+      <w:r>
+        <w:t xml:space="preserve">but </w:t>
+      </w:r>
+      <w:r>
+        <w:t>Sb</w:t>
+      </w:r>
+      <w:r>
+        <w:rPr>
+          <w:vertAlign w:val="subscript"/>
+        </w:rPr>
+        <w:t>2</w:t>
+      </w:r>
+      <w:r>
+        <w:t>Se</w:t>
+      </w:r>
+      <w:r>
+        <w:rPr>
+          <w:vertAlign w:val="subscript"/>
+        </w:rPr>
+        <w:t>3</w:t>
+      </w:r>
+      <w:r>
+        <w:t xml:space="preserve"> has refractive index greater than silica at both 532 and 1064 nm wavelengths, </w:t>
+      </w:r>
+      <w:r>
+        <w:t>the R</w:t>
+      </w:r>
+      <w:r>
+        <w:rPr>
+          <w:vertAlign w:val="subscript"/>
+        </w:rPr>
+        <w:t>1</w:t>
+      </w:r>
+      <w:r>
+        <w:t xml:space="preserve"> </w:t>
+      </w:r>
+      <w:r>
+        <w:t xml:space="preserve">light travelled 2QWOT = </w:t>
+      </w:r>
+      <w:r>
+        <w:t>π</w:t>
+      </w:r>
+      <w:r>
+        <w:t xml:space="preserve"> radian</w:t>
+      </w:r>
+      <w:r>
+        <w:t xml:space="preserve"> further than R</w:t>
+      </w:r>
+      <w:r>
+        <w:rPr>
+          <w:vertAlign w:val="subscript"/>
+        </w:rPr>
+        <w:t>2</w:t>
+      </w:r>
+      <w:r>
+        <w:t xml:space="preserve"> but </w:t>
+      </w:r>
+      <w:r>
+        <w:t xml:space="preserve">only </w:t>
+      </w:r>
+      <w:r>
+        <w:t>R</w:t>
+      </w:r>
+      <w:r>
+        <w:rPr>
+          <w:vertAlign w:val="subscript"/>
+        </w:rPr>
+        <w:t>2</w:t>
+      </w:r>
+      <w:r>
+        <w:t xml:space="preserve"> has </w:t>
+      </w:r>
+      <w:r>
+        <w:t>its</w:t>
+      </w:r>
+      <w:r>
+        <w:t xml:space="preserve"> phase shifted by </w:t>
+      </w:r>
+      <w:r>
+        <w:t>π</w:t>
+      </w:r>
+      <w:r>
+        <w:t xml:space="preserve"> </w:t>
+      </w:r>
+      <w:r>
+        <w:t>radian from reflection</w:t>
+      </w:r>
+      <w:r>
+        <w:t xml:space="preserve">, so </w:t>
+      </w:r>
+      <w:r>
+        <w:t>a constructive interference occurs instead.</w:t>
+      </w:r>
+      <w:r>
+        <w:rPr>
+          <w:lang w:val="en-US"/>
+        </w:rPr>
+        <w:t xml:space="preserve"> </w:t>
+      </w:r>
+      <w:r>
+        <w:t xml:space="preserve">In this case, the film needs to be </w:t>
+      </w:r>
+      <w:r>
+        <w:rPr>
+          <w:i/>
           <w:iCs/>
         </w:rPr>
-        <w:t xml:space="preserve"> would travel 2HWOT = 2</w:t>
+        <w:t>λ/</w:t>
       </w:r>
       <w:r>
         <w:rPr>
           <w:i/>
           <w:iCs/>
         </w:rPr>
-        <w:t>π</w:t>
-      </w:r>
-      <w:r>
-        <w:t xml:space="preserve"> radian</w:t>
-      </w:r>
-      <w:r>
-        <w:t xml:space="preserve"> further than R</w:t>
-      </w:r>
-      <w:r>
-        <w:rPr>
-          <w:vertAlign w:val="subscript"/>
-        </w:rPr>
-        <w:t>2</w:t>
-      </w:r>
-      <w:r>
-        <w:t xml:space="preserve">. </w:t>
-      </w:r>
-      <w:r>
-        <w:rPr>
-          <w:lang w:val="en-US"/>
-        </w:rPr>
-        <w:t>As an example</w:t>
-      </w:r>
-      <w:r>
-        <w:rPr>
-          <w:lang w:val="en-US"/>
-        </w:rPr>
-        <w:t xml:space="preserve">, </w:t>
-      </w:r>
-      <w:r>
-        <w:rPr>
-          <w:lang w:val="en-US"/>
-        </w:rPr>
-        <w:t xml:space="preserve">if we use 3 mm-thick </w:t>
-      </w:r>
-      <w:r>
-        <w:rPr>
-          <w:lang w:val="en-US"/>
-        </w:rPr>
-        <w:t>SiO</w:t>
-      </w:r>
-      <w:r>
-        <w:rPr>
-          <w:vertAlign w:val="subscript"/>
-          <w:lang w:val="en-US"/>
-        </w:rPr>
-        <w:t>2</w:t>
-      </w:r>
-      <w:r>
-        <w:rPr>
-          <w:lang w:val="en-US"/>
-        </w:rPr>
-        <w:t xml:space="preserve"> substrate </w:t>
-      </w:r>
-      <w:r>
-        <w:rPr>
-          <w:lang w:val="en-US"/>
-        </w:rPr>
-        <w:t>with</w:t>
-      </w:r>
-      <w:r>
-        <w:rPr>
-          <w:lang w:val="en-US"/>
-        </w:rPr>
-        <w:t xml:space="preserve"> a refractive index of 1.46 </w:t>
-      </w:r>
-      <w:r>
-        <w:rPr>
-          <w:lang w:val="en-US"/>
-        </w:rPr>
-        <w:t xml:space="preserve">at 1064 nm </w:t>
-      </w:r>
-      <w:r>
-        <w:rPr>
-          <w:lang w:val="en-US"/>
-        </w:rPr>
-        <w:fldChar w:fldCharType="begin"/>
-      </w:r>
-      <w:r>
-        <w:rPr>
-          <w:lang w:val="en-US"/>
-        </w:rPr>
-        <w:instrText xml:space="preserve"> ADDIN EN.CITE &lt;EndNote&gt;&lt;Cite&gt;&lt;Author&gt;Gao&lt;/Author&gt;&lt;Year&gt;2012&lt;/Year&gt;&lt;RecNum&gt;68&lt;/RecNum&gt;&lt;DisplayText&gt;[41]&lt;/DisplayText&gt;&lt;record&gt;&lt;rec-number&gt;68&lt;/rec-number&gt;&lt;foreign-keys&gt;&lt;key app="EN" db-id="v920pft06rp9dbex2ap500x99x5rrtswxzss" timestamp="1768215518" guid="117c940f-5843-43b7-8068-bde961980163"&gt;68&lt;/key&gt;&lt;/foreign-keys&gt;&lt;ref-type name="Journal Article"&gt;17&lt;/ref-type&gt;&lt;contributors&gt;&lt;authors&gt;&lt;author&gt;Gao, Lihong&lt;/author&gt;&lt;author&gt;Lemarchand, Fabien&lt;/author&gt;&lt;author&gt;Lequime, Michel&lt;/author&gt;&lt;/authors&gt;&lt;/contributors&gt;&lt;titles&gt;&lt;title&gt;Exploitation of multiple incidences spectrometric measurements for thin film reverse engineering&lt;/title&gt;&lt;secondary-title&gt;Optics Express&lt;/secondary-title&gt;&lt;alt-title&gt;Opt. Express&lt;/alt-title&gt;&lt;/titles&gt;&lt;periodical&gt;&lt;full-title&gt;Optics Express&lt;/full-title&gt;&lt;abbr-1&gt;Opt. Express&lt;/abbr-1&gt;&lt;/periodical&gt;&lt;alt-periodical&gt;&lt;full-title&gt;Optics Express&lt;/full-title&gt;&lt;abbr-1&gt;Opt. Express&lt;/abbr-1&gt;&lt;/alt-periodical&gt;&lt;pages&gt;15734-15751&lt;/pages&gt;&lt;volume&gt;20&lt;/volume&gt;&lt;number&gt;14&lt;/number&gt;&lt;keywords&gt;&lt;keyword&gt;Thin films&lt;/keyword&gt;&lt;keyword&gt;Thin films, optical properties&lt;/keyword&gt;&lt;keyword&gt;Interference filters&lt;/keyword&gt;&lt;keyword&gt;Near infrared&lt;/keyword&gt;&lt;keyword&gt;Notch filters&lt;/keyword&gt;&lt;keyword&gt;Optical constants&lt;/keyword&gt;&lt;keyword&gt;Refractive index&lt;/keyword&gt;&lt;/keywords&gt;&lt;dates&gt;&lt;year&gt;2012&lt;/year&gt;&lt;pub-dates&gt;&lt;date&gt;2012/07/02&lt;/date&gt;&lt;/pub-dates&gt;&lt;/dates&gt;&lt;publisher&gt;Optica Publishing Group&lt;/publisher&gt;&lt;urls&gt;&lt;related-urls&gt;&lt;url&gt;https://opg.optica.org/oe/abstract.cfm?URI=oe-20-14-15734&lt;/url&gt;&lt;/related-urls&gt;&lt;/urls&gt;&lt;electronic-resource-num&gt;10.1364/OE.20.015734&lt;/electronic-resource-num&gt;&lt;/record&gt;&lt;/Cite&gt;&lt;/EndNote&gt;</w:instrText>
-      </w:r>
-      <w:r>
-        <w:rPr>
-          <w:lang w:val="en-US"/>
-        </w:rPr>
-        <w:fldChar w:fldCharType="separate"/>
-      </w:r>
-      <w:r>
-        <w:rPr>
-          <w:noProof/>
-          <w:lang w:val="en-US"/>
-        </w:rPr>
-        <w:t>[41]</w:t>
-      </w:r>
-      <w:r>
-        <w:rPr>
-          <w:lang w:val="en-US"/>
-        </w:rPr>
-        <w:fldChar w:fldCharType="end"/>
-      </w:r>
-      <w:r>
-        <w:rPr>
-          <w:lang w:val="en-US"/>
-        </w:rPr>
-        <w:t xml:space="preserve"> </w:t>
-      </w:r>
-      <w:r>
-        <w:rPr>
-          <w:i/>
+        <w:t xml:space="preserve">2 </w:t>
+      </w:r>
+      <w:r>
+        <w:rPr>
           <w:iCs/>
-          <w:lang w:val="en-US"/>
-        </w:rPr>
-        <w:t>n</w:t>
-      </w:r>
-      <w:r>
-        <w:rPr>
-          <w:i/>
+        </w:rPr>
+        <w:t xml:space="preserve">or half-wave optical thick (HWOT) </w:t>
+      </w:r>
+      <w:r>
+        <w:rPr>
+          <w:iCs/>
+        </w:rPr>
+        <w:t xml:space="preserve">instead </w:t>
+      </w:r>
+      <w:r>
+        <w:rPr>
+          <w:iCs/>
+        </w:rPr>
+        <w:t>s</w:t>
+      </w:r>
+      <w:r>
+        <w:rPr>
+          <w:iCs/>
+        </w:rPr>
+        <w:t>uch</w:t>
+      </w:r>
+      <w:r>
+        <w:rPr>
+          <w:iCs/>
+        </w:rPr>
+        <w:t xml:space="preserve"> that R</w:t>
+      </w:r>
+      <w:r>
+        <w:rPr>
           <w:iCs/>
           <w:vertAlign w:val="subscript"/>
-          <w:lang w:val="en-US"/>
-        </w:rPr>
-        <w:t>f</w:t>
+        </w:rPr>
+        <w:t>1</w:t>
+      </w:r>
+      <w:r>
+        <w:rPr>
+          <w:iCs/>
+        </w:rPr>
+        <w:t xml:space="preserve"> would travel 2HWOT = 2</w:t>
+      </w:r>
+      <w:r>
+        <w:rPr>
+          <w:i/>
+          <w:iCs/>
+        </w:rPr>
+        <w:t>π</w:t>
+      </w:r>
+      <w:r>
+        <w:t xml:space="preserve"> radian</w:t>
+      </w:r>
+      <w:r>
+        <w:t xml:space="preserve"> further than R</w:t>
+      </w:r>
+      <w:r>
+        <w:rPr>
+          <w:vertAlign w:val="subscript"/>
+        </w:rPr>
+        <w:t>2</w:t>
+      </w:r>
+      <w:r>
+        <w:t xml:space="preserve">. </w:t>
+      </w:r>
+      <w:r>
+        <w:rPr>
+          <w:lang w:val="en-US"/>
+        </w:rPr>
+        <w:t>As an example</w:t>
+      </w:r>
+      <w:r>
+        <w:rPr>
+          <w:lang w:val="en-US"/>
+        </w:rPr>
+        <w:t xml:space="preserve">, </w:t>
+      </w:r>
+      <w:r>
+        <w:rPr>
+          <w:lang w:val="en-US"/>
+        </w:rPr>
+        <w:t xml:space="preserve">at </w:t>
+      </w:r>
+      <w:r>
+        <w:rPr>
+          <w:i/>
+          <w:iCs/>
+          <w:lang w:val="en-US"/>
+        </w:rPr>
+        <w:t>λ</w:t>
+      </w:r>
+      <w:r>
+        <w:rPr>
+          <w:i/>
+          <w:iCs/>
+          <w:vertAlign w:val="subscript"/>
+          <w:lang w:val="en-US"/>
+        </w:rPr>
+        <w:t>0</w:t>
+      </w:r>
+      <w:r>
+        <w:rPr>
+          <w:lang w:val="en-US"/>
+        </w:rPr>
+        <w:t xml:space="preserve"> = 1064 nm, </w:t>
+      </w:r>
+      <w:r>
+        <w:rPr>
+          <w:lang w:val="en-US"/>
+        </w:rPr>
+        <w:t>if we use 3</w:t>
+      </w:r>
+      <w:r>
+        <w:rPr>
+          <w:lang w:val="en-US"/>
+        </w:rPr>
+        <w:t>-</w:t>
+      </w:r>
+      <w:r>
+        <w:rPr>
+          <w:lang w:val="en-US"/>
+        </w:rPr>
+        <w:t xml:space="preserve">mm-thick </w:t>
+      </w:r>
+      <w:r>
+        <w:rPr>
+          <w:lang w:val="en-US"/>
+        </w:rPr>
+        <w:t>SiO</w:t>
+      </w:r>
+      <w:r>
+        <w:rPr>
+          <w:vertAlign w:val="subscript"/>
+          <w:lang w:val="en-US"/>
+        </w:rPr>
+        <w:t>2</w:t>
+      </w:r>
+      <w:r>
+        <w:rPr>
+          <w:lang w:val="en-US"/>
+        </w:rPr>
+        <w:t xml:space="preserve"> substrate </w:t>
+      </w:r>
+      <w:r>
+        <w:rPr>
+          <w:lang w:val="en-US"/>
+        </w:rPr>
+        <w:t>with</w:t>
+      </w:r>
+      <w:r>
+        <w:rPr>
+          <w:lang w:val="en-US"/>
+        </w:rPr>
+        <w:t xml:space="preserve"> a refractive index of </w:t>
+      </w:r>
+      <w:r>
+        <w:rPr>
+          <w:i/>
+          <w:iCs/>
+          <w:lang w:val="en-US"/>
+        </w:rPr>
+        <w:t>n</w:t>
+      </w:r>
+      <w:r>
+        <w:rPr>
+          <w:i/>
+          <w:iCs/>
+          <w:vertAlign w:val="subscript"/>
+          <w:lang w:val="en-US"/>
+        </w:rPr>
+        <w:t>s</w:t>
+      </w:r>
+      <w:r>
+        <w:rPr>
+          <w:lang w:val="en-US"/>
+        </w:rPr>
+        <w:t xml:space="preserve"> = </w:t>
+      </w:r>
+      <w:r>
+        <w:rPr>
+          <w:lang w:val="en-US"/>
+        </w:rPr>
+        <w:t xml:space="preserve">1.46 </w:t>
+      </w:r>
+      <w:r>
+        <w:rPr>
+          <w:lang w:val="en-US"/>
+        </w:rPr>
+        <w:fldChar w:fldCharType="begin"/>
+      </w:r>
+      <w:r>
+        <w:rPr>
+          <w:lang w:val="en-US"/>
+        </w:rPr>
+        <w:instrText xml:space="preserve"> ADDIN EN.CITE &lt;EndNote&gt;&lt;Cite&gt;&lt;Author&gt;Gao&lt;/Author&gt;&lt;Year&gt;2012&lt;/Year&gt;&lt;RecNum&gt;68&lt;/RecNum&gt;&lt;DisplayText&gt;[41]&lt;/DisplayText&gt;&lt;record&gt;&lt;rec-number&gt;68&lt;/rec-number&gt;&lt;foreign-keys&gt;&lt;key app="EN" db-id="v920pft06rp9dbex2ap500x99x5rrtswxzss" timestamp="1768215518" guid="117c940f-5843-43b7-8068-bde961980163"&gt;68&lt;/key&gt;&lt;/foreign-keys&gt;&lt;ref-type name="Journal Article"&gt;17&lt;/ref-type&gt;&lt;contributors&gt;&lt;authors&gt;&lt;author&gt;Gao, Lihong&lt;/author&gt;&lt;author&gt;Lemarchand, Fabien&lt;/author&gt;&lt;author&gt;Lequime, Michel&lt;/author&gt;&lt;/authors&gt;&lt;/contributors&gt;&lt;titles&gt;&lt;title&gt;Exploitation of multiple incidences spectrometric measurements for thin film reverse engineering&lt;/title&gt;&lt;secondary-title&gt;Optics Express&lt;/secondary-title&gt;&lt;alt-title&gt;Opt. Express&lt;/alt-title&gt;&lt;/titles&gt;&lt;periodical&gt;&lt;full-title&gt;Optics Express&lt;/full-title&gt;&lt;abbr-1&gt;Opt. Express&lt;/abbr-1&gt;&lt;/periodical&gt;&lt;alt-periodical&gt;&lt;full-title&gt;Optics Express&lt;/full-title&gt;&lt;abbr-1&gt;Opt. Express&lt;/abbr-1&gt;&lt;/alt-periodical&gt;&lt;pages&gt;15734-15751&lt;/pages&gt;&lt;volume&gt;20&lt;/volume&gt;&lt;number&gt;14&lt;/number&gt;&lt;keywords&gt;&lt;keyword&gt;Thin films&lt;/keyword&gt;&lt;keyword&gt;Thin films, optical properties&lt;/keyword&gt;&lt;keyword&gt;Interference filters&lt;/keyword&gt;&lt;keyword&gt;Near infrared&lt;/keyword&gt;&lt;keyword&gt;Notch filters&lt;/keyword&gt;&lt;keyword&gt;Optical constants&lt;/keyword&gt;&lt;keyword&gt;Refractive index&lt;/keyword&gt;&lt;/keywords&gt;&lt;dates&gt;&lt;year&gt;2012&lt;/year&gt;&lt;pub-dates&gt;&lt;date&gt;2012/07/02&lt;/date&gt;&lt;/pub-dates&gt;&lt;/dates&gt;&lt;publisher&gt;Optica Publishing Group&lt;/publisher&gt;&lt;urls&gt;&lt;related-urls&gt;&lt;url&gt;https://opg.optica.org/oe/abstract.cfm?URI=oe-20-14-15734&lt;/url&gt;&lt;/related-urls&gt;&lt;/urls&gt;&lt;electronic-resource-num&gt;10.1364/OE.20.015734&lt;/electronic-resource-num&gt;&lt;/record&gt;&lt;/Cite&gt;&lt;/EndNote&gt;</w:instrText>
+      </w:r>
+      <w:r>
+        <w:rPr>
+          <w:lang w:val="en-US"/>
+        </w:rPr>
+        <w:fldChar w:fldCharType="separate"/>
+      </w:r>
+      <w:r>
+        <w:rPr>
+          <w:noProof/>
+          <w:lang w:val="en-US"/>
+        </w:rPr>
+        <w:t>[41]</w:t>
+      </w:r>
+      <w:r>
+        <w:rPr>
+          <w:lang w:val="en-US"/>
+        </w:rPr>
+        <w:fldChar w:fldCharType="end"/>
       </w:r>
       <w:r>
         <w:rPr>
@@ -10592,25 +11985,61 @@
         <w:rPr>
           <w:lang w:val="en-US"/>
         </w:rPr>
-        <w:t xml:space="preserve">then </w:t>
-      </w:r>
-      <w:r>
-        <w:rPr>
-          <w:lang w:val="en-US"/>
-        </w:rPr>
-        <w:t>needs to be 1.2</w:t>
-      </w:r>
-      <w:r>
-        <w:rPr>
-          <w:lang w:val="en-US"/>
-        </w:rPr>
-        <w:t xml:space="preserve">1 </w:t>
-      </w:r>
-      <w:r>
-        <w:rPr>
-          <w:lang w:val="en-US"/>
-        </w:rPr>
-        <w:t>to create a complete antireflection design</w:t>
+        <w:t xml:space="preserve">the </w:t>
+      </w:r>
+      <w:r>
+        <w:rPr>
+          <w:lang w:val="en-US"/>
+        </w:rPr>
+        <w:t xml:space="preserve">ideal </w:t>
+      </w:r>
+      <w:r>
+        <w:rPr>
+          <w:lang w:val="en-US"/>
+        </w:rPr>
+        <w:t xml:space="preserve">film </w:t>
+      </w:r>
+      <w:r>
+        <w:rPr>
+          <w:lang w:val="en-US"/>
+        </w:rPr>
+        <w:t xml:space="preserve">thickness needs to be QWOT and has a </w:t>
+      </w:r>
+      <w:r>
+        <w:rPr>
+          <w:lang w:val="en-US"/>
+        </w:rPr>
+        <w:t xml:space="preserve">refractive index </w:t>
+      </w:r>
+      <w:r>
+        <w:rPr>
+          <w:lang w:val="en-US"/>
+        </w:rPr>
+        <w:t xml:space="preserve">of </w:t>
+      </w:r>
+      <w:r>
+        <w:rPr>
+          <w:lang w:val="en-US"/>
+        </w:rPr>
+        <w:t>1.2</w:t>
+      </w:r>
+      <w:r>
+        <w:rPr>
+          <w:lang w:val="en-US"/>
+        </w:rPr>
+        <w:t>1</w:t>
+      </w:r>
+      <w:r>
+        <w:rPr>
+          <w:lang w:val="en-US"/>
+        </w:rPr>
+        <w:t xml:space="preserve"> for</w:t>
+      </w:r>
+      <w:r>
+        <w:rPr>
+          <w:lang w:val="en-US"/>
+        </w:rPr>
+        <w:t xml:space="preserve"> a complete antireflection design</w:t>
       </w:r>
       <w:r>
         <w:rPr>
@@ -10726,7 +12155,13 @@
         <w:rPr>
           <w:lang w:val="en-US"/>
         </w:rPr>
-        <w:t xml:space="preserve"> reflectivity</w:t>
+        <w:t xml:space="preserve"> </w:t>
+      </w:r>
+      <w:r>
+        <w:rPr>
+          <w:lang w:val="en-US"/>
+        </w:rPr>
+        <w:t>reflection</w:t>
       </w:r>
       <w:r>
         <w:rPr>
@@ -10744,12 +12179,6 @@
         <w:rPr>
           <w:lang w:val="en-US"/>
         </w:rPr>
-        <w:t xml:space="preserve"> (dotted vs dashed line)</w:t>
-      </w:r>
-      <w:r>
-        <w:rPr>
-          <w:lang w:val="en-US"/>
-        </w:rPr>
         <w:t xml:space="preserve">. </w:t>
       </w:r>
       <w:r>
@@ -10782,40 +12211,87 @@
         <w:rPr>
           <w:lang w:val="en-US"/>
         </w:rPr>
-        <w:t xml:space="preserve"> (solid line), its thickness is HWOT as explained above. </w:t>
-      </w:r>
-      <w:r>
-        <w:rPr>
-          <w:lang w:val="en-US"/>
-        </w:rPr>
-        <w:t xml:space="preserve">The reason </w:t>
-      </w:r>
-      <w:r>
-        <w:rPr>
-          <w:lang w:val="en-US"/>
-        </w:rPr>
-        <w:t>an ideal film</w:t>
-      </w:r>
-      <w:r>
-        <w:rPr>
-          <w:lang w:val="en-US"/>
-        </w:rPr>
-        <w:t xml:space="preserve"> still has some reflectivity even though </w:t>
-      </w:r>
-      <w:r>
-        <w:rPr>
-          <w:lang w:val="en-US"/>
-        </w:rPr>
-        <w:t xml:space="preserve">has a perfect </w:t>
-      </w:r>
-      <w:r>
-        <w:rPr>
-          <w:lang w:val="en-US"/>
-        </w:rPr>
-        <w:t>AR condition is because we modelled the reflection from substrate-air interface on the bottom.</w:t>
+        <w:t xml:space="preserve"> (solid line), its thickness is</w:t>
+      </w:r>
+      <w:r>
+        <w:rPr>
+          <w:lang w:val="en-US"/>
+        </w:rPr>
+        <w:t xml:space="preserve"> instead</w:t>
+      </w:r>
+      <w:r>
+        <w:rPr>
+          <w:lang w:val="en-US"/>
+        </w:rPr>
+        <w:t xml:space="preserve"> HWOT. </w:t>
+      </w:r>
+      <w:r>
+        <w:rPr>
+          <w:lang w:val="en-US"/>
+        </w:rPr>
+        <w:t>A</w:t>
+      </w:r>
+      <w:r>
+        <w:rPr>
+          <w:lang w:val="en-US"/>
+        </w:rPr>
+        <w:t>n ideal film</w:t>
+      </w:r>
+      <w:r>
+        <w:rPr>
+          <w:lang w:val="en-US"/>
+        </w:rPr>
+        <w:t xml:space="preserve"> still </w:t>
+      </w:r>
+      <w:r>
+        <w:rPr>
+          <w:lang w:val="en-US"/>
+        </w:rPr>
+        <w:t xml:space="preserve">exhibits </w:t>
+      </w:r>
+      <w:r>
+        <w:rPr>
+          <w:lang w:val="en-US"/>
+        </w:rPr>
+        <w:t>some reflecti</w:t>
+      </w:r>
+      <w:r>
+        <w:rPr>
+          <w:lang w:val="en-US"/>
+        </w:rPr>
+        <w:t>on</w:t>
+      </w:r>
+      <w:r>
+        <w:rPr>
+          <w:lang w:val="en-US"/>
+        </w:rPr>
+        <w:t xml:space="preserve"> because we </w:t>
+      </w:r>
+      <w:r>
+        <w:rPr>
+          <w:lang w:val="en-US"/>
+        </w:rPr>
+        <w:t>modelled</w:t>
+      </w:r>
+      <w:r>
+        <w:rPr>
+          <w:lang w:val="en-US"/>
+        </w:rPr>
+        <w:t xml:space="preserve"> the reflection from </w:t>
+      </w:r>
+      <w:r>
+        <w:rPr>
+          <w:lang w:val="en-US"/>
+        </w:rPr>
+        <w:t xml:space="preserve">the back </w:t>
+      </w:r>
+      <w:r>
+        <w:rPr>
+          <w:lang w:val="en-US"/>
+        </w:rPr>
+        <w:t>substrate-air interface.</w:t>
       </w:r>
     </w:p>
-    <w:p/>
     <w:p>
       <w:pPr>
         <w:jc w:val="center"/>
@@ -10829,7 +12305,7 @@
           <w:lang w:val="en-US"/>
         </w:rPr>
         <w:drawing>
-          <wp:inline distT="0" distB="0" distL="0" distR="0" wp14:anchorId="2D41A1E0" wp14:editId="578AC8FC">
+          <wp:inline distT="0" distB="0" distL="0" distR="0" wp14:anchorId="2D41A1E0" wp14:editId="4CD62CE0">
             <wp:extent cx="3729734" cy="2520000"/>
             <wp:effectExtent l="0" t="0" r="4445" b="0"/>
             <wp:docPr id="176643822" name="Picture 2"/>
@@ -10871,7 +12347,6 @@
           <w:b/>
           <w:bCs/>
         </w:rPr>
-        <w:lastRenderedPageBreak/>
         <w:t xml:space="preserve">Fig. </w:t>
       </w:r>
       <w:r>
@@ -10892,10 +12367,19 @@
         <w:t xml:space="preserve"> </w:t>
       </w:r>
       <w:r>
-        <w:t xml:space="preserve">Reflectivity of single-layer thin film design on a 3-mm thick Silica substrate. </w:t>
-      </w:r>
-      <w:r>
-        <w:t xml:space="preserve">An ideal film with </w:t>
+        <w:t>Reflecti</w:t>
+      </w:r>
+      <w:r>
+        <w:t>on comparison</w:t>
+      </w:r>
+      <w:r>
+        <w:t xml:space="preserve"> of single-layer thin film </w:t>
+      </w:r>
+      <w:r>
+        <w:t>designs. At 1064 nm, a</w:t>
+      </w:r>
+      <w:r>
+        <w:t xml:space="preserve">n ideal film with </w:t>
       </w:r>
       <w:r>
         <w:rPr>
@@ -10922,7 +12406,7 @@
         <w:t xml:space="preserve"> </w:t>
       </w:r>
       <w:r>
-        <w:t>1.21 (dotted line) has</w:t>
+        <w:t>1.21 (dotted) has</w:t>
       </w:r>
       <w:r>
         <w:t xml:space="preserve"> </w:t>
@@ -10964,6 +12448,9 @@
         <w:t>MgF</w:t>
       </w:r>
       <w:r>
+        <w:t xml:space="preserve"> </w:t>
+      </w:r>
+      <w:r>
         <w:t>= 1.38 (dashed line) has reflecti</w:t>
       </w:r>
       <w:r>
@@ -11002,67 +12489,13 @@
       <w:r>
         <w:t>.</w:t>
       </w:r>
-    </w:p>
-    <w:p/>
-    <w:p>
-      <w:pPr>
-        <w:rPr>
-          <w:highlight w:val="red"/>
-          <w:lang w:val="en-US" w:bidi="th-TH"/>
-        </w:rPr>
-      </w:pPr>
-      <w:r>
-        <w:rPr>
-          <w:highlight w:val="red"/>
-        </w:rPr>
-        <w:tab/>
-        <w:t>These</w:t>
-      </w:r>
-      <w:r>
-        <w:rPr>
-          <w:highlight w:val="red"/>
-        </w:rPr>
-        <w:t xml:space="preserve"> </w:t>
-      </w:r>
-      <w:r>
-        <w:rPr>
-          <w:highlight w:val="red"/>
-        </w:rPr>
-        <w:t>models</w:t>
-      </w:r>
-      <w:r>
-        <w:rPr>
-          <w:highlight w:val="red"/>
-        </w:rPr>
-        <w:t xml:space="preserve"> </w:t>
-      </w:r>
-      <w:r>
-        <w:rPr>
-          <w:highlight w:val="red"/>
-        </w:rPr>
-        <w:t xml:space="preserve">are only true </w:t>
-      </w:r>
-      <w:r>
-        <w:rPr>
-          <w:highlight w:val="red"/>
-          <w:lang w:val="en-US" w:bidi="th-TH"/>
-        </w:rPr>
-        <w:t>substrate is infinitely thick and there is no film on the backside of the substrate. Otherwise, reflectance must be used, it can be described as a ratio between reflected and incident power. (true?)</w:t>
-      </w:r>
-    </w:p>
-    <w:p>
-      <w:pPr>
-        <w:rPr>
-          <w:vertAlign w:val="subscript"/>
-          <w:lang w:val="en-US"/>
-        </w:rPr>
-      </w:pPr>
     </w:p>
     <w:p>
       <w:pPr>
         <w:pStyle w:val="Heading2"/>
       </w:pPr>
       <w:r>
+        <w:lastRenderedPageBreak/>
         <w:t xml:space="preserve">2.3 </w:t>
       </w:r>
       <w:r>
@@ -11100,7 +12533,19 @@
         <w:rPr>
           <w:lang w:val="en-US"/>
         </w:rPr>
-        <w:t xml:space="preserve"> with QWOT on each layer (Q/Q</w:t>
+        <w:t xml:space="preserve"> with QWOT </w:t>
+      </w:r>
+      <w:r>
+        <w:rPr>
+          <w:lang w:val="en-US"/>
+        </w:rPr>
+        <w:t>in</w:t>
+      </w:r>
+      <w:r>
+        <w:rPr>
+          <w:lang w:val="en-US"/>
+        </w:rPr>
+        <w:t xml:space="preserve"> each layer (Q/Q</w:t>
       </w:r>
       <w:r>
         <w:rPr>
@@ -11118,7 +12563,19 @@
         <w:rPr>
           <w:lang w:val="en-US"/>
         </w:rPr>
-        <w:t xml:space="preserve"> can also create a perfect antireflection condition</w:t>
+        <w:t xml:space="preserve"> can also </w:t>
+      </w:r>
+      <w:r>
+        <w:rPr>
+          <w:lang w:val="en-US"/>
+        </w:rPr>
+        <w:t>achieve</w:t>
+      </w:r>
+      <w:r>
+        <w:rPr>
+          <w:lang w:val="en-US"/>
+        </w:rPr>
+        <w:t xml:space="preserve"> a perfect antireflection condition</w:t>
       </w:r>
       <w:r>
         <w:rPr>
@@ -11142,13 +12599,19 @@
         <w:rPr>
           <w:lang w:val="en-US"/>
         </w:rPr>
-        <w:t xml:space="preserve">he reflectivity </w:t>
-      </w:r>
-      <w:r>
-        <w:rPr>
-          <w:lang w:val="en-US"/>
-        </w:rPr>
-        <w:t>(</w:t>
+        <w:t xml:space="preserve">he </w:t>
+      </w:r>
+      <w:r>
+        <w:rPr>
+          <w:lang w:val="en-US"/>
+        </w:rPr>
+        <w:t>Fresnel reflection</w:t>
+      </w:r>
+      <w:r>
+        <w:rPr>
+          <w:lang w:val="en-US"/>
+        </w:rPr>
+        <w:t xml:space="preserve"> (</w:t>
       </w:r>
       <w:r>
         <w:rPr>
@@ -11162,19 +12625,31 @@
         <w:rPr>
           <w:lang w:val="en-US"/>
         </w:rPr>
-        <w:t xml:space="preserve">) </w:t>
-      </w:r>
-      <w:r>
-        <w:rPr>
-          <w:lang w:val="en-US"/>
-        </w:rPr>
-        <w:t>from Eq.</w:t>
-      </w:r>
-      <w:r>
-        <w:rPr>
-          <w:lang w:val="en-US"/>
-        </w:rPr>
-        <w:t xml:space="preserve">6 </w:t>
+        <w:t>)</w:t>
+      </w:r>
+      <w:r>
+        <w:rPr>
+          <w:lang w:val="en-US"/>
+        </w:rPr>
+        <w:t xml:space="preserve"> from Eq.</w:t>
+      </w:r>
+      <w:r>
+        <w:rPr>
+          <w:lang w:val="en-US"/>
+        </w:rPr>
+        <w:t xml:space="preserve"> </w:t>
+      </w:r>
+      <w:r>
+        <w:rPr>
+          <w:lang w:val="en-US"/>
+        </w:rPr>
+        <w:t>7</w:t>
+      </w:r>
+      <w:r>
+        <w:rPr>
+          <w:lang w:val="en-US"/>
+        </w:rPr>
+        <w:t xml:space="preserve"> </w:t>
       </w:r>
       <w:r>
         <w:rPr>
@@ -11362,7 +12837,10 @@
         <w:t>(</w:t>
       </w:r>
       <w:r>
-        <w:t>10</w:t>
+        <w:t>1</w:t>
+      </w:r>
+      <w:r>
+        <w:t>1</w:t>
       </w:r>
       <w:r>
         <w:t>)</w:t>
@@ -11701,7 +13179,7 @@
         <w:t>1</w:t>
       </w:r>
       <w:r>
-        <w:t>1</w:t>
+        <w:t>2</w:t>
       </w:r>
       <w:r>
         <w:t>)</w:t>
@@ -12130,7 +13608,7 @@
         <w:t>1</w:t>
       </w:r>
       <w:r>
-        <w:t>2</w:t>
+        <w:t>3</w:t>
       </w:r>
       <w:r>
         <w:t>)</w:t>
@@ -12198,30 +13676,8 @@
         <w:rPr>
           <w:i/>
           <w:iCs/>
-          <w:vertAlign w:val="subscript"/>
-        </w:rPr>
-        <w:t xml:space="preserve"> </w:t>
-      </w:r>
-      <w:r>
-        <w:rPr>
-          <w:i/>
-          <w:iCs/>
-        </w:rPr>
-        <w:t>/</w:t>
-      </w:r>
-      <w:r>
-        <w:rPr>
-          <w:i/>
-          <w:iCs/>
-        </w:rPr>
-        <w:t xml:space="preserve"> </w:t>
-      </w:r>
-      <w:r>
-        <w:rPr>
-          <w:i/>
-          <w:iCs/>
-        </w:rPr>
-        <w:t>n</w:t>
+        </w:rPr>
+        <w:t>/n</w:t>
       </w:r>
       <w:r>
         <w:rPr>
@@ -12235,30 +13691,8 @@
         <w:rPr>
           <w:i/>
           <w:iCs/>
-          <w:vertAlign w:val="subscript"/>
-        </w:rPr>
-        <w:t xml:space="preserve"> </w:t>
-      </w:r>
-      <w:r>
-        <w:rPr>
-          <w:i/>
-          <w:iCs/>
-        </w:rPr>
-        <w:t>/</w:t>
-      </w:r>
-      <w:r>
-        <w:rPr>
-          <w:i/>
-          <w:iCs/>
-        </w:rPr>
-        <w:t xml:space="preserve"> </w:t>
-      </w:r>
-      <w:r>
-        <w:rPr>
-          <w:i/>
-          <w:iCs/>
-        </w:rPr>
-        <w:t>n</w:t>
+        </w:rPr>
+        <w:t>/n</w:t>
       </w:r>
       <w:r>
         <w:rPr>
@@ -12272,30 +13706,8 @@
         <w:rPr>
           <w:i/>
           <w:iCs/>
-          <w:vertAlign w:val="subscript"/>
-        </w:rPr>
-        <w:t xml:space="preserve"> </w:t>
-      </w:r>
-      <w:r>
-        <w:rPr>
-          <w:i/>
-          <w:iCs/>
-        </w:rPr>
-        <w:t>/</w:t>
-      </w:r>
-      <w:r>
-        <w:rPr>
-          <w:i/>
-          <w:iCs/>
-        </w:rPr>
-        <w:t xml:space="preserve"> </w:t>
-      </w:r>
-      <w:r>
-        <w:rPr>
-          <w:i/>
-          <w:iCs/>
-        </w:rPr>
-        <w:t>n</w:t>
+        </w:rPr>
+        <w:t>/n</w:t>
       </w:r>
       <w:r>
         <w:rPr>
@@ -12340,7 +13752,16 @@
         <w:t>effective reflectance</w:t>
       </w:r>
       <w:r>
-        <w:t xml:space="preserve"> index of the device</w:t>
+        <w:t xml:space="preserve"> index of the</w:t>
+      </w:r>
+      <w:r>
+        <w:t xml:space="preserve"> entire</w:t>
+      </w:r>
+      <w:r>
+        <w:t xml:space="preserve"> </w:t>
+      </w:r>
+      <w:r>
+        <w:t>structure</w:t>
       </w:r>
       <w:r>
         <w:t xml:space="preserve"> </w:t>
@@ -12417,40 +13838,10 @@
         <w:t xml:space="preserve"> </w:t>
       </w:r>
       <w:r>
-        <w:rPr>
-          <w:i/>
-          <w:iCs/>
-        </w:rPr>
-        <w:t>n</w:t>
-      </w:r>
-      <w:r>
-        <w:rPr>
-          <w:i/>
-          <w:iCs/>
-          <w:vertAlign w:val="subscript"/>
-        </w:rPr>
-        <w:t>s</w:t>
-      </w:r>
-      <w:r>
-        <w:t xml:space="preserve"> and </w:t>
-      </w:r>
-      <w:r>
-        <w:rPr>
-          <w:i/>
-          <w:iCs/>
-        </w:rPr>
-        <w:t>n</w:t>
-      </w:r>
-      <w:r>
-        <w:rPr>
-          <w:i/>
-          <w:iCs/>
-          <w:vertAlign w:val="subscript"/>
-        </w:rPr>
-        <w:t>1</w:t>
-      </w:r>
-      <w:r>
-        <w:t xml:space="preserve">. </w:t>
+        <w:t>substrate and bottom film.</w:t>
+      </w:r>
+      <w:r>
+        <w:t xml:space="preserve"> </w:t>
       </w:r>
       <w:r>
         <w:t>Antireflection condition</w:t>
@@ -12688,7 +14079,7 @@
         <w:t>(1</w:t>
       </w:r>
       <w:r>
-        <w:t>3</w:t>
+        <w:t>4</w:t>
       </w:r>
       <w:r>
         <w:t>)</w:t>
@@ -12907,7 +14298,7 @@
         <w:t>(1</w:t>
       </w:r>
       <w:r>
-        <w:t>4</w:t>
+        <w:t>5</w:t>
       </w:r>
       <w:r>
         <w:t>)</w:t>
@@ -12935,24 +14326,30 @@
         <w:rPr>
           <w:lang w:bidi="th-TH"/>
         </w:rPr>
-        <w:t xml:space="preserve"> means the refractive index </w:t>
+        <w:t xml:space="preserve"> means </w:t>
       </w:r>
       <w:r>
         <w:rPr>
           <w:lang w:bidi="th-TH"/>
         </w:rPr>
-        <w:t xml:space="preserve">value </w:t>
+        <w:t xml:space="preserve">that </w:t>
       </w:r>
       <w:r>
         <w:rPr>
           <w:lang w:bidi="th-TH"/>
         </w:rPr>
-        <w:t xml:space="preserve">of </w:t>
+        <w:t xml:space="preserve">the refractive index of </w:t>
       </w:r>
       <w:r>
         <w:rPr>
           <w:lang w:bidi="th-TH"/>
         </w:rPr>
+        <w:t xml:space="preserve">the </w:t>
+      </w:r>
+      <w:r>
+        <w:rPr>
+          <w:lang w:bidi="th-TH"/>
+        </w:rPr>
         <w:t>top film</w:t>
       </w:r>
       <w:r>
@@ -12965,13 +14362,31 @@
         <w:rPr>
           <w:lang w:bidi="th-TH"/>
         </w:rPr>
-        <w:t>must be less than</w:t>
+        <w:t xml:space="preserve">must be </w:t>
       </w:r>
       <w:r>
         <w:rPr>
           <w:lang w:bidi="th-TH"/>
         </w:rPr>
+        <w:t>smaller</w:t>
+      </w:r>
+      <w:r>
+        <w:rPr>
+          <w:lang w:bidi="th-TH"/>
+        </w:rPr>
+        <w:t xml:space="preserve"> than</w:t>
+      </w:r>
+      <w:r>
+        <w:rPr>
+          <w:lang w:bidi="th-TH"/>
+        </w:rPr>
         <w:t xml:space="preserve"> </w:t>
+      </w:r>
+      <w:r>
+        <w:rPr>
+          <w:lang w:bidi="th-TH"/>
+        </w:rPr>
+        <w:t xml:space="preserve">the </w:t>
       </w:r>
       <w:r>
         <w:rPr>
@@ -13099,7 +14514,19 @@
         <w:rPr>
           <w:lang w:bidi="th-TH"/>
         </w:rPr>
-        <w:t xml:space="preserve">), the refractive index of </w:t>
+        <w:t xml:space="preserve">), the </w:t>
+      </w:r>
+      <w:r>
+        <w:rPr>
+          <w:lang w:bidi="th-TH"/>
+        </w:rPr>
+        <w:t xml:space="preserve">required </w:t>
+      </w:r>
+      <w:r>
+        <w:rPr>
+          <w:lang w:bidi="th-TH"/>
+        </w:rPr>
+        <w:t xml:space="preserve">refractive index of </w:t>
       </w:r>
       <w:r>
         <w:rPr>
@@ -13170,7 +14597,16 @@
           <w:vertAlign w:val="subscript"/>
           <w:lang w:bidi="th-TH"/>
         </w:rPr>
-        <w:t>f1</w:t>
+        <w:t>f</w:t>
+      </w:r>
+      <w:r>
+        <w:rPr>
+          <w:i/>
+          <w:iCs/>
+          <w:vertAlign w:val="subscript"/>
+          <w:lang w:bidi="th-TH"/>
+        </w:rPr>
+        <w:t>2</w:t>
       </w:r>
       <w:r>
         <w:rPr>
@@ -13227,12 +14663,24 @@
         <w:rPr>
           <w:lang w:bidi="th-TH"/>
         </w:rPr>
-        <w:t>. As can be seen in Fig. 4, w</w:t>
+        <w:t xml:space="preserve">. As </w:t>
       </w:r>
       <w:r>
         <w:rPr>
           <w:lang w:bidi="th-TH"/>
         </w:rPr>
+        <w:t>shown</w:t>
+      </w:r>
+      <w:r>
+        <w:rPr>
+          <w:lang w:bidi="th-TH"/>
+        </w:rPr>
+        <w:t xml:space="preserve"> in Fig. 4, w</w:t>
+      </w:r>
+      <w:r>
+        <w:rPr>
+          <w:lang w:bidi="th-TH"/>
+        </w:rPr>
         <w:t xml:space="preserve">hen compared to </w:t>
       </w:r>
       <w:r>
@@ -13287,13 +14735,13 @@
         <w:rPr>
           <w:lang w:bidi="th-TH"/>
         </w:rPr>
-        <w:t xml:space="preserve"> materials </w:t>
+        <w:t xml:space="preserve"> materials</w:t>
       </w:r>
       <w:r>
         <w:rPr>
           <w:lang w:bidi="th-TH"/>
         </w:rPr>
-        <w:t>selection</w:t>
+        <w:t xml:space="preserve"> combinations</w:t>
       </w:r>
       <w:r>
         <w:rPr>
@@ -13323,12 +14771,24 @@
         <w:rPr>
           <w:lang w:bidi="th-TH"/>
         </w:rPr>
-        <w:t>and broader operating wavelength</w:t>
+        <w:t>and broader operat</w:t>
       </w:r>
       <w:r>
         <w:rPr>
           <w:lang w:bidi="th-TH"/>
         </w:rPr>
+        <w:t>ion</w:t>
+      </w:r>
+      <w:r>
+        <w:rPr>
+          <w:lang w:bidi="th-TH"/>
+        </w:rPr>
+        <w:t xml:space="preserve"> wavelength</w:t>
+      </w:r>
+      <w:r>
+        <w:rPr>
+          <w:lang w:bidi="th-TH"/>
+        </w:rPr>
         <w:t>.</w:t>
       </w:r>
       <w:r>
@@ -13341,24 +14801,30 @@
         <w:rPr>
           <w:lang w:bidi="th-TH"/>
         </w:rPr>
-        <w:tab/>
+        <w:t>Another way t</w:t>
       </w:r>
       <w:r>
         <w:rPr>
           <w:lang w:bidi="th-TH"/>
         </w:rPr>
-        <w:t>Another way t</w:t>
+        <w:t xml:space="preserve">o create a perfect </w:t>
       </w:r>
       <w:r>
         <w:rPr>
           <w:lang w:bidi="th-TH"/>
         </w:rPr>
-        <w:t>o create a perfect antireflection condition</w:t>
+        <w:t xml:space="preserve">AR </w:t>
       </w:r>
       <w:r>
         <w:rPr>
           <w:lang w:bidi="th-TH"/>
         </w:rPr>
+        <w:t>condition</w:t>
+      </w:r>
+      <w:r>
+        <w:rPr>
+          <w:lang w:bidi="th-TH"/>
+        </w:rPr>
         <w:t xml:space="preserve"> is to</w:t>
       </w:r>
       <w:r>
@@ -13383,7 +14849,19 @@
         <w:rPr>
           <w:lang w:bidi="th-TH"/>
         </w:rPr>
-        <w:t xml:space="preserve">and vary the thickness instead, as described in chapter 5.2 of </w:t>
+        <w:t xml:space="preserve">and vary </w:t>
+      </w:r>
+      <w:r>
+        <w:rPr>
+          <w:lang w:bidi="th-TH"/>
+        </w:rPr>
+        <w:t>each layer</w:t>
+      </w:r>
+      <w:r>
+        <w:rPr>
+          <w:lang w:bidi="th-TH"/>
+        </w:rPr>
+        <w:t xml:space="preserve"> thickness instead, as described in chapter 5.2 of </w:t>
       </w:r>
       <w:r>
         <w:rPr>
@@ -13426,7 +14904,31 @@
         <w:rPr>
           <w:lang w:bidi="th-TH"/>
         </w:rPr>
-        <w:t xml:space="preserve"> But this narrows the </w:t>
+        <w:t xml:space="preserve"> </w:t>
+      </w:r>
+      <w:r>
+        <w:rPr>
+          <w:lang w:bidi="th-TH"/>
+        </w:rPr>
+        <w:t>However,</w:t>
+      </w:r>
+      <w:r>
+        <w:rPr>
+          <w:lang w:bidi="th-TH"/>
+        </w:rPr>
+        <w:t xml:space="preserve"> this </w:t>
+      </w:r>
+      <w:r>
+        <w:rPr>
+          <w:lang w:bidi="th-TH"/>
+        </w:rPr>
+        <w:t xml:space="preserve">method </w:t>
+      </w:r>
+      <w:r>
+        <w:rPr>
+          <w:lang w:bidi="th-TH"/>
+        </w:rPr>
+        <w:t xml:space="preserve">narrows the </w:t>
       </w:r>
       <w:r>
         <w:rPr>
@@ -13493,25 +14995,37 @@
         <w:rPr>
           <w:lang w:bidi="th-TH"/>
         </w:rPr>
-        <w:t>refractive index values</w:t>
+        <w:t xml:space="preserve">required </w:t>
       </w:r>
       <w:r>
         <w:rPr>
           <w:lang w:bidi="th-TH"/>
         </w:rPr>
-        <w:t xml:space="preserve"> of</w:t>
+        <w:t xml:space="preserve">refractive index </w:t>
       </w:r>
       <w:r>
         <w:rPr>
           <w:lang w:bidi="th-TH"/>
         </w:rPr>
-        <w:t xml:space="preserve"> each layer required </w:t>
+        <w:t xml:space="preserve">ordering </w:t>
       </w:r>
       <w:r>
         <w:rPr>
           <w:lang w:bidi="th-TH"/>
         </w:rPr>
-        <w:t xml:space="preserve">are such that </w:t>
+        <w:t>of</w:t>
+      </w:r>
+      <w:r>
+        <w:rPr>
+          <w:lang w:bidi="th-TH"/>
+        </w:rPr>
+        <w:t xml:space="preserve"> each layer </w:t>
+      </w:r>
+      <w:r>
+        <w:rPr>
+          <w:lang w:bidi="th-TH"/>
+        </w:rPr>
+        <w:t xml:space="preserve">is </w:t>
       </w:r>
       <w:r>
         <w:rPr>
@@ -13669,7 +15183,19 @@
         <w:rPr>
           <w:lang w:bidi="th-TH"/>
         </w:rPr>
-        <w:t>) is an absentee layer when incident wavelength (</w:t>
+        <w:t xml:space="preserve">) </w:t>
+      </w:r>
+      <w:r>
+        <w:rPr>
+          <w:lang w:bidi="th-TH"/>
+        </w:rPr>
+        <w:t>acts</w:t>
+      </w:r>
+      <w:r>
+        <w:rPr>
+          <w:lang w:bidi="th-TH"/>
+        </w:rPr>
+        <w:t xml:space="preserve"> an absentee layer when incident wavelength (</w:t>
       </w:r>
       <w:r>
         <w:rPr>
@@ -13718,7 +15244,7 @@
         <w:rPr>
           <w:lang w:bidi="th-TH"/>
         </w:rPr>
-        <w:t xml:space="preserve">acts as compensating layer for restoring AR condition for a scenarios where </w:t>
+        <w:t xml:space="preserve">acts as compensating layer for restoring AR condition for scenarios where </w:t>
       </w:r>
       <w:r>
         <w:rPr>
@@ -13752,7 +15278,19 @@
         <w:rPr>
           <w:lang w:bidi="th-TH"/>
         </w:rPr>
-        <w:t xml:space="preserve">, a more detailed explanation can be found in chapter 5.4 of </w:t>
+        <w:t xml:space="preserve">, a more detailed explanation </w:t>
+      </w:r>
+      <w:r>
+        <w:rPr>
+          <w:lang w:bidi="th-TH"/>
+        </w:rPr>
+        <w:t xml:space="preserve">is provided in </w:t>
+      </w:r>
+      <w:r>
+        <w:rPr>
+          <w:lang w:bidi="th-TH"/>
+        </w:rPr>
+        <w:t xml:space="preserve">chapter 5.4 of </w:t>
       </w:r>
       <w:r>
         <w:rPr>
@@ -13813,7 +15351,19 @@
         <w:rPr>
           <w:lang w:bidi="th-TH"/>
         </w:rPr>
-        <w:t xml:space="preserve"> from Eq.6 is</w:t>
+        <w:t xml:space="preserve"> from Eq.</w:t>
+      </w:r>
+      <w:r>
+        <w:rPr>
+          <w:lang w:bidi="th-TH"/>
+        </w:rPr>
+        <w:t xml:space="preserve"> 7</w:t>
+      </w:r>
+      <w:r>
+        <w:rPr>
+          <w:lang w:bidi="th-TH"/>
+        </w:rPr>
+        <w:t xml:space="preserve"> is</w:t>
       </w:r>
       <w:r>
         <w:rPr>
@@ -14269,7 +15819,7 @@
         </m:f>
       </m:oMath>
       <w:r>
-        <w:t>,</w:t>
+        <w:t>.</w:t>
       </w:r>
       <w:r>
         <w:tab/>
@@ -14285,12 +15835,22 @@
       </w:r>
       <w:r>
         <w:tab/>
-        <w:t>(15)</w:t>
+        <w:t>(1</w:t>
+      </w:r>
+      <w:r>
+        <w:t>6</w:t>
+      </w:r>
+      <w:r>
+        <w:t>)</w:t>
       </w:r>
     </w:p>
     <w:p>
       <w:r>
-        <w:t>because</w:t>
+        <w:tab/>
+        <w:t>B</w:t>
+      </w:r>
+      <w:r>
+        <w:t>ecause</w:t>
       </w:r>
       <w:r>
         <w:t xml:space="preserve"> </w:t>
@@ -14323,16 +15883,55 @@
         <w:t xml:space="preserve">) </w:t>
       </w:r>
       <w:r>
-        <w:t>thickness is</w:t>
+        <w:t>has</w:t>
       </w:r>
       <w:r>
         <w:t xml:space="preserve"> HWOT</w:t>
       </w:r>
       <w:r>
+        <w:t xml:space="preserve"> thickness</w:t>
+      </w:r>
+      <w:r>
         <w:t>, it</w:t>
       </w:r>
       <w:r>
         <w:t xml:space="preserve"> </w:t>
+      </w:r>
+      <w:r>
+        <w:t xml:space="preserve">behaves </w:t>
+      </w:r>
+      <w:r>
+        <w:t xml:space="preserve">as </w:t>
+      </w:r>
+      <w:r>
+        <w:t xml:space="preserve">an absentee layer </w:t>
+      </w:r>
+      <w:r>
+        <w:fldChar w:fldCharType="begin"/>
+      </w:r>
+      <w:r>
+        <w:instrText xml:space="preserve"> ADDIN EN.CITE &lt;EndNote&gt;&lt;Cite&gt;&lt;Author&gt;Sarangan&lt;/Author&gt;&lt;Year&gt;2020&lt;/Year&gt;&lt;RecNum&gt;66&lt;/RecNum&gt;&lt;DisplayText&gt;[39, 44]&lt;/DisplayText&gt;&lt;record&gt;&lt;rec-number&gt;66&lt;/rec-number&gt;&lt;foreign-keys&gt;&lt;key app="EN" db-id="v920pft06rp9dbex2ap500x99x5rrtswxzss" timestamp="1768215215" guid="8e64e734-f3d1-4c0b-99d4-4d7caf7afa58"&gt;66&lt;/key&gt;&lt;/foreign-keys&gt;&lt;ref-type name="Book"&gt;6&lt;/ref-type&gt;&lt;contributors&gt;&lt;authors&gt;&lt;author&gt;Andrew Sarangan&lt;/author&gt;&lt;/authors&gt;&lt;/contributors&gt;&lt;titles&gt;&lt;title&gt;Optical Thin Film Design&lt;/title&gt;&lt;/titles&gt;&lt;edition&gt;1st Edition&lt;/edition&gt;&lt;section&gt;256&lt;/section&gt;&lt;dates&gt;&lt;year&gt;2020&lt;/year&gt;&lt;/dates&gt;&lt;pub-location&gt;Boca Raton&lt;/pub-location&gt;&lt;publisher&gt;CRC Press&lt;/publisher&gt;&lt;isbn&gt;9780429423352&lt;/isbn&gt;&lt;urls&gt;&lt;/urls&gt;&lt;electronic-resource-num&gt;https://doi.org/10.1201/9780429423352&lt;/electronic-resource-num&gt;&lt;/record&gt;&lt;/Cite&gt;&lt;Cite&gt;&lt;Author&gt;Li&lt;/Author&gt;&lt;Year&gt;2017&lt;/Year&gt;&lt;RecNum&gt;91&lt;/RecNum&gt;&lt;record&gt;&lt;rec-number&gt;91&lt;/rec-number&gt;&lt;foreign-keys&gt;&lt;key app="EN" db-id="v920pft06rp9dbex2ap500x99x5rrtswxzss" timestamp="1775554061"&gt;91&lt;/key&gt;&lt;/foreign-keys&gt;&lt;ref-type name="Journal Article"&gt;17&lt;/ref-type&gt;&lt;contributors&gt;&lt;authors&gt;&lt;author&gt;Li, Yuanyang&lt;/author&gt;&lt;author&gt;Yang, Ke&lt;/author&gt;&lt;author&gt;Xia, Bibo&lt;/author&gt;&lt;author&gt;Yang, Bowen&lt;/author&gt;&lt;author&gt;Yan, Lianghong&lt;/author&gt;&lt;author&gt;He, Meiying&lt;/author&gt;&lt;author&gt;Yan, Hongwei&lt;/author&gt;&lt;author&gt;Jiang, Bo&lt;/author&gt;&lt;/authors&gt;&lt;/contributors&gt;&lt;titles&gt;&lt;title&gt;Preparation of mechanically stable triple-layer interference broadband antireflective coatings with self-cleaning property by sol–gel technique&lt;/title&gt;&lt;secondary-title&gt;RSC Advances&lt;/secondary-title&gt;&lt;/titles&gt;&lt;periodical&gt;&lt;full-title&gt;RSC Advances&lt;/full-title&gt;&lt;/periodical&gt;&lt;pages&gt;14660-14668&lt;/pages&gt;&lt;volume&gt;7&lt;/volume&gt;&lt;number&gt;24&lt;/number&gt;&lt;dates&gt;&lt;year&gt;2017&lt;/year&gt;&lt;/dates&gt;&lt;publisher&gt;The Royal Society of Chemistry&lt;/publisher&gt;&lt;work-type&gt;10.1039/C7RA00844A&lt;/work-type&gt;&lt;urls&gt;&lt;related-urls&gt;&lt;url&gt;http://dx.doi.org/10.1039/C7RA00844A&lt;/url&gt;&lt;/related-urls&gt;&lt;/urls&gt;&lt;electronic-resource-num&gt;10.1039/C7RA00844A&lt;/electronic-resource-num&gt;&lt;/record&gt;&lt;/Cite&gt;&lt;/EndNote&gt;</w:instrText>
+      </w:r>
+      <w:r>
+        <w:fldChar w:fldCharType="separate"/>
+      </w:r>
+      <w:r>
+        <w:rPr>
+          <w:noProof/>
+        </w:rPr>
+        <w:t>[39, 44]</w:t>
+      </w:r>
+      <w:r>
+        <w:fldChar w:fldCharType="end"/>
+      </w:r>
+      <w:r>
+        <w:t>.</w:t>
+      </w:r>
+      <w:r>
+        <w:t xml:space="preserve"> </w:t>
+      </w:r>
+      <w:r>
+        <w:t xml:space="preserve">So </w:t>
       </w:r>
       <w:r>
         <w:rPr>
@@ -14347,50 +15946,14 @@
           <w:iCs/>
           <w:vertAlign w:val="subscript"/>
         </w:rPr>
-        <w:t>f2</w:t>
-      </w:r>
-      <w:r>
-        <w:t xml:space="preserve"> behaves </w:t>
-      </w:r>
-      <w:r>
-        <w:t xml:space="preserve">as </w:t>
-      </w:r>
-      <w:r>
-        <w:t xml:space="preserve">an absentee layer </w:t>
-      </w:r>
-      <w:r>
-        <w:fldChar w:fldCharType="begin"/>
-      </w:r>
-      <w:r>
-        <w:instrText xml:space="preserve"> ADDIN EN.CITE &lt;EndNote&gt;&lt;Cite&gt;&lt;Author&gt;Sarangan&lt;/Author&gt;&lt;Year&gt;2020&lt;/Year&gt;&lt;RecNum&gt;66&lt;/RecNum&gt;&lt;DisplayText&gt;[39, 44]&lt;/DisplayText&gt;&lt;record&gt;&lt;rec-number&gt;66&lt;/rec-number&gt;&lt;foreign-keys&gt;&lt;key app="EN" db-id="v920pft06rp9dbex2ap500x99x5rrtswxzss" timestamp="1768215215" guid="8e64e734-f3d1-4c0b-99d4-4d7caf7afa58"&gt;66&lt;/key&gt;&lt;/foreign-keys&gt;&lt;ref-type name="Book"&gt;6&lt;/ref-type&gt;&lt;contributors&gt;&lt;authors&gt;&lt;author&gt;Andrew Sarangan&lt;/author&gt;&lt;/authors&gt;&lt;/contributors&gt;&lt;titles&gt;&lt;title&gt;Optical Thin Film Design&lt;/title&gt;&lt;/titles&gt;&lt;edition&gt;1st Edition&lt;/edition&gt;&lt;section&gt;256&lt;/section&gt;&lt;dates&gt;&lt;year&gt;2020&lt;/year&gt;&lt;/dates&gt;&lt;pub-location&gt;Boca Raton&lt;/pub-location&gt;&lt;publisher&gt;CRC Press&lt;/publisher&gt;&lt;isbn&gt;9780429423352&lt;/isbn&gt;&lt;urls&gt;&lt;/urls&gt;&lt;electronic-resource-num&gt;https://doi.org/10.1201/9780429423352&lt;/electronic-resource-num&gt;&lt;/record&gt;&lt;/Cite&gt;&lt;Cite&gt;&lt;Author&gt;Li&lt;/Author&gt;&lt;Year&gt;2017&lt;/Year&gt;&lt;RecNum&gt;91&lt;/RecNum&gt;&lt;record&gt;&lt;rec-number&gt;91&lt;/rec-number&gt;&lt;foreign-keys&gt;&lt;key app="EN" db-id="v920pft06rp9dbex2ap500x99x5rrtswxzss" timestamp="1775554061"&gt;91&lt;/key&gt;&lt;/foreign-keys&gt;&lt;ref-type name="Journal Article"&gt;17&lt;/ref-type&gt;&lt;contributors&gt;&lt;authors&gt;&lt;author&gt;Li, Yuanyang&lt;/author&gt;&lt;author&gt;Yang, Ke&lt;/author&gt;&lt;author&gt;Xia, Bibo&lt;/author&gt;&lt;author&gt;Yang, Bowen&lt;/author&gt;&lt;author&gt;Yan, Lianghong&lt;/author&gt;&lt;author&gt;He, Meiying&lt;/author&gt;&lt;author&gt;Yan, Hongwei&lt;/author&gt;&lt;author&gt;Jiang, Bo&lt;/author&gt;&lt;/authors&gt;&lt;/contributors&gt;&lt;titles&gt;&lt;title&gt;Preparation of mechanically stable triple-layer interference broadband antireflective coatings with self-cleaning property by sol–gel technique&lt;/title&gt;&lt;secondary-title&gt;RSC Advances&lt;/secondary-title&gt;&lt;/titles&gt;&lt;periodical&gt;&lt;full-title&gt;RSC Advances&lt;/full-title&gt;&lt;/periodical&gt;&lt;pages&gt;14660-14668&lt;/pages&gt;&lt;volume&gt;7&lt;/volume&gt;&lt;number&gt;24&lt;/number&gt;&lt;dates&gt;&lt;year&gt;2017&lt;/year&gt;&lt;/dates&gt;&lt;publisher&gt;The Royal Society of Chemistry&lt;/publisher&gt;&lt;work-type&gt;10.1039/C7RA00844A&lt;/work-type&gt;&lt;urls&gt;&lt;related-urls&gt;&lt;url&gt;http://dx.doi.org/10.1039/C7RA00844A&lt;/url&gt;&lt;/related-urls&gt;&lt;/urls&gt;&lt;electronic-resource-num&gt;10.1039/C7RA00844A&lt;/electronic-resource-num&gt;&lt;/record&gt;&lt;/Cite&gt;&lt;/EndNote&gt;</w:instrText>
-      </w:r>
-      <w:r>
-        <w:fldChar w:fldCharType="separate"/>
-      </w:r>
-      <w:r>
-        <w:rPr>
-          <w:noProof/>
-        </w:rPr>
-        <w:t>[39, 44]</w:t>
-      </w:r>
-      <w:r>
-        <w:fldChar w:fldCharType="end"/>
-      </w:r>
-      <w:r>
-        <w:t>.</w:t>
-      </w:r>
-      <w:r>
-        <w:t xml:space="preserve"> </w:t>
-      </w:r>
-      <w:r>
-        <w:t xml:space="preserve">So </w:t>
+        <w:t>r2</w:t>
       </w:r>
       <w:r>
         <w:rPr>
           <w:i/>
           <w:iCs/>
         </w:rPr>
-        <w:t>n</w:t>
+        <w:t xml:space="preserve"> = n</w:t>
       </w:r>
       <w:r>
         <w:rPr>
@@ -14398,21 +15961,6 @@
           <w:iCs/>
           <w:vertAlign w:val="subscript"/>
         </w:rPr>
-        <w:t>r2</w:t>
-      </w:r>
-      <w:r>
-        <w:rPr>
-          <w:i/>
-          <w:iCs/>
-        </w:rPr>
-        <w:t xml:space="preserve"> = n</w:t>
-      </w:r>
-      <w:r>
-        <w:rPr>
-          <w:i/>
-          <w:iCs/>
-          <w:vertAlign w:val="subscript"/>
-        </w:rPr>
         <w:t>r1</w:t>
       </w:r>
       <w:r>
@@ -14425,7 +15973,19 @@
         <w:t>.</w:t>
       </w:r>
       <w:r>
-        <w:t xml:space="preserve"> 15 become:</w:t>
+        <w:t xml:space="preserve"> 1</w:t>
+      </w:r>
+      <w:r>
+        <w:t>6</w:t>
+      </w:r>
+      <w:r>
+        <w:t xml:space="preserve"> become</w:t>
+      </w:r>
+      <w:r>
+        <w:t>s</w:t>
+      </w:r>
+      <w:r>
+        <w:t>:</w:t>
       </w:r>
     </w:p>
     <w:p>
@@ -15102,7 +16662,13 @@
         <w:tab/>
       </w:r>
       <w:r>
-        <w:t>(16)</w:t>
+        <w:t>(1</w:t>
+      </w:r>
+      <w:r>
+        <w:t>7</w:t>
+      </w:r>
+      <w:r>
+        <w:t>)</w:t>
       </w:r>
     </w:p>
     <w:p>
@@ -15323,13 +16889,10 @@
       </w:r>
       <w:r>
         <w:tab/>
-      </w:r>
-      <w:r>
-        <w:tab/>
         <w:t>(1</w:t>
       </w:r>
       <w:r>
-        <w:t>7</w:t>
+        <w:t>8</w:t>
       </w:r>
       <w:r>
         <w:t>)</w:t>
@@ -15349,13 +16912,19 @@
         <w:t xml:space="preserve"> </w:t>
       </w:r>
       <w:r>
-        <w:t xml:space="preserve">ratio between top and bottom film index </w:t>
+        <w:t xml:space="preserve">refractive index </w:t>
+      </w:r>
+      <w:r>
+        <w:t xml:space="preserve">ratio between top and bottom film </w:t>
       </w:r>
       <w:r>
         <w:t xml:space="preserve">is </w:t>
       </w:r>
       <w:r>
         <w:t xml:space="preserve">the same as </w:t>
+      </w:r>
+      <w:r>
+        <w:t xml:space="preserve">with </w:t>
       </w:r>
       <w:r>
         <w:t>the</w:t>
@@ -15427,7 +16996,13 @@
         <w:t xml:space="preserve">) </w:t>
       </w:r>
       <w:r>
-        <w:t>is it contribution</w:t>
+        <w:t>is it</w:t>
+      </w:r>
+      <w:r>
+        <w:t>s</w:t>
+      </w:r>
+      <w:r>
+        <w:t xml:space="preserve"> contribution</w:t>
       </w:r>
       <w:r>
         <w:t xml:space="preserve"> to </w:t>
@@ -15463,7 +17038,13 @@
         <w:fldChar w:fldCharType="end"/>
       </w:r>
       <w:r>
-        <w:t xml:space="preserve">. Its reflection at wavelength further from </w:t>
+        <w:t xml:space="preserve">. Its reflection at wavelength </w:t>
+      </w:r>
+      <w:r>
+        <w:t xml:space="preserve">farther </w:t>
+      </w:r>
+      <w:r>
+        <w:t xml:space="preserve">from </w:t>
       </w:r>
       <w:r>
         <w:rPr>
@@ -15481,7 +17062,13 @@
         <w:t>0</w:t>
       </w:r>
       <w:r>
-        <w:t>, such as at 1400 nm and above, is lower than in a single or two-layer designs (Fig. 4)</w:t>
+        <w:t xml:space="preserve">, such as at 1400 nm and above, is lower than </w:t>
+      </w:r>
+      <w:r>
+        <w:t>that of a</w:t>
+      </w:r>
+      <w:r>
+        <w:t xml:space="preserve"> single or two-layer designs (Fig. 4)</w:t>
       </w:r>
       <w:r>
         <w:t>.</w:t>
@@ -15489,14 +17076,11 @@
       <w:r>
         <w:t xml:space="preserve"> </w:t>
       </w:r>
-      <w:r>
-        <w:t xml:space="preserve">But </w:t>
-      </w:r>
-      <w:r>
-        <w:rPr>
-          <w:highlight w:val="yellow"/>
-        </w:rPr>
-        <w:t>i</w:t>
+    </w:p>
+    <w:p>
+      <w:r>
+        <w:tab/>
+        <w:t>I</w:t>
       </w:r>
       <w:r>
         <w:rPr>
@@ -15593,7 +17177,27 @@
         <w:rPr>
           <w:highlight w:val="yellow"/>
         </w:rPr>
-        <w:t>it</w:t>
+        <w:t>Sb</w:t>
+      </w:r>
+      <w:r>
+        <w:rPr>
+          <w:highlight w:val="yellow"/>
+          <w:vertAlign w:val="subscript"/>
+        </w:rPr>
+        <w:t>2</w:t>
+      </w:r>
+      <w:r>
+        <w:rPr>
+          <w:highlight w:val="yellow"/>
+        </w:rPr>
+        <w:t>Se</w:t>
+      </w:r>
+      <w:r>
+        <w:rPr>
+          <w:highlight w:val="yellow"/>
+          <w:vertAlign w:val="subscript"/>
+        </w:rPr>
+        <w:t>3</w:t>
       </w:r>
       <w:r>
         <w:rPr>
@@ -15823,7 +17427,22 @@
         <w:t>. Using equation 17,</w:t>
       </w:r>
       <w:r>
-        <w:t xml:space="preserve"> the top layer (</w:t>
+        <w:t xml:space="preserve"> the </w:t>
+      </w:r>
+      <w:r>
+        <w:t xml:space="preserve">required </w:t>
+      </w:r>
+      <w:r>
+        <w:t>top layer</w:t>
+      </w:r>
+      <w:r>
+        <w:t xml:space="preserve"> index</w:t>
+      </w:r>
+      <w:r>
+        <w:t xml:space="preserve"> </w:t>
+      </w:r>
+      <w:r>
+        <w:t xml:space="preserve">is calculated to </w:t>
       </w:r>
       <w:r>
         <w:rPr>
@@ -15838,123 +17457,7 @@
           <w:iCs/>
           <w:vertAlign w:val="subscript"/>
         </w:rPr>
-        <w:t>f3</w:t>
-      </w:r>
-      <w:r>
-        <w:t>) then needs to be 1.65, Al</w:t>
-      </w:r>
-      <w:r>
-        <w:rPr>
-          <w:vertAlign w:val="subscript"/>
-        </w:rPr>
-        <w:t>2</w:t>
-      </w:r>
-      <w:r>
-        <w:t>O</w:t>
-      </w:r>
-      <w:r>
-        <w:rPr>
-          <w:vertAlign w:val="subscript"/>
-        </w:rPr>
-        <w:t>3</w:t>
-      </w:r>
-      <w:r>
-        <w:rPr>
-          <w:vertAlign w:val="subscript"/>
-        </w:rPr>
-        <w:t xml:space="preserve"> </w:t>
-      </w:r>
-      <w:r>
-        <w:t xml:space="preserve">has a </w:t>
-      </w:r>
-      <w:r>
-        <w:t>closest</w:t>
-      </w:r>
-      <w:r>
-        <w:t xml:space="preserve"> </w:t>
-      </w:r>
-      <w:r>
-        <w:t xml:space="preserve">refractive index </w:t>
-      </w:r>
-      <w:r>
-        <w:t>of</w:t>
-      </w:r>
-      <w:r>
-        <w:t xml:space="preserve"> 1.62 </w:t>
-      </w:r>
-      <w:r>
-        <w:fldChar w:fldCharType="begin"/>
-      </w:r>
-      <w:r>
-        <w:instrText xml:space="preserve"> ADDIN EN.CITE &lt;EndNote&gt;&lt;Cite&gt;&lt;Author&gt;Zhukovsky&lt;/Author&gt;&lt;Year&gt;2015&lt;/Year&gt;&lt;RecNum&gt;90&lt;/RecNum&gt;&lt;DisplayText&gt;[43]&lt;/DisplayText&gt;&lt;record&gt;&lt;rec-number&gt;90&lt;/rec-number&gt;&lt;foreign-keys&gt;&lt;key app="EN" db-id="v920pft06rp9dbex2ap500x99x5rrtswxzss" timestamp="1775120793"&gt;90&lt;/key&gt;&lt;/foreign-keys&gt;&lt;ref-type name="Journal Article"&gt;17&lt;/ref-type&gt;&lt;contributors&gt;&lt;authors&gt;&lt;author&gt;Zhukovsky, Sergei V.&lt;/author&gt;&lt;author&gt;Andryieuski, Andrei&lt;/author&gt;&lt;author&gt;Takayama, Osamu&lt;/author&gt;&lt;author&gt;Shkondin, Evgeniy&lt;/author&gt;&lt;author&gt;Malureanu, Radu&lt;/author&gt;&lt;author&gt;Jensen, Flemming&lt;/author&gt;&lt;author&gt;Lavrinenko, Andrei V.&lt;/author&gt;&lt;/authors&gt;&lt;/contributors&gt;&lt;titles&gt;&lt;title&gt;Experimental Demonstration of Effective Medium Approximation Breakdown in Deeply Subwavelength All-Dielectric Multilayers&lt;/title&gt;&lt;secondary-title&gt;Physical Review Letters&lt;/secondary-title&gt;&lt;/titles&gt;&lt;periodical&gt;&lt;full-title&gt;Physical Review Letters&lt;/full-title&gt;&lt;/periodical&gt;&lt;pages&gt;177402&lt;/pages&gt;&lt;volume&gt;115&lt;/volume&gt;&lt;number&gt;17&lt;/number&gt;&lt;dates&gt;&lt;year&gt;2015&lt;/year&gt;&lt;pub-dates&gt;&lt;date&gt;10/23/&lt;/date&gt;&lt;/pub-dates&gt;&lt;/dates&gt;&lt;publisher&gt;American Physical Society&lt;/publisher&gt;&lt;urls&gt;&lt;related-urls&gt;&lt;url&gt;https://link.aps.org/doi/10.1103/PhysRevLett.115.177402&lt;/url&gt;&lt;/related-urls&gt;&lt;/urls&gt;&lt;electronic-resource-num&gt;10.1103/PhysRevLett.115.177402&lt;/electronic-resource-num&gt;&lt;/record&gt;&lt;/Cite&gt;&lt;/EndNote&gt;</w:instrText>
-      </w:r>
-      <w:r>
-        <w:fldChar w:fldCharType="separate"/>
-      </w:r>
-      <w:r>
-        <w:rPr>
-          <w:noProof/>
-        </w:rPr>
-        <w:t>[43]</w:t>
-      </w:r>
-      <w:r>
-        <w:fldChar w:fldCharType="end"/>
-      </w:r>
-      <w:r>
-        <w:t>.</w:t>
-      </w:r>
-      <w:r>
-        <w:t xml:space="preserve"> </w:t>
-      </w:r>
-    </w:p>
-    <w:p>
-      <w:r>
-        <w:lastRenderedPageBreak/>
-        <w:tab/>
-        <w:t>This is illustrated in Fig. 4 where the reflection</w:t>
-      </w:r>
-      <w:r>
-        <w:t xml:space="preserve"> of </w:t>
-      </w:r>
-      <w:r>
-        <w:t xml:space="preserve">the single-layer, </w:t>
-      </w:r>
-      <w:r>
-        <w:t xml:space="preserve">two-layer, </w:t>
-      </w:r>
-      <w:r>
-        <w:t xml:space="preserve">and </w:t>
-      </w:r>
-      <w:r>
-        <w:t xml:space="preserve">three-layer </w:t>
-      </w:r>
-      <w:r>
-        <w:t>designs, all of which has Sb</w:t>
-      </w:r>
-      <w:r>
-        <w:rPr>
-          <w:vertAlign w:val="subscript"/>
-        </w:rPr>
-        <w:t>2</w:t>
-      </w:r>
-      <w:r>
-        <w:t>Se</w:t>
-      </w:r>
-      <w:r>
-        <w:rPr>
-          <w:vertAlign w:val="subscript"/>
-        </w:rPr>
-        <w:t>3</w:t>
-      </w:r>
-      <w:r>
-        <w:t xml:space="preserve"> placed on top of the substrate (</w:t>
-      </w:r>
-      <w:r>
-        <w:rPr>
-          <w:i/>
-          <w:iCs/>
-        </w:rPr>
-        <w:t>n</w:t>
+        <w:t>f</w:t>
       </w:r>
       <w:r>
         <w:rPr>
@@ -15962,68 +17465,219 @@
           <w:iCs/>
           <w:vertAlign w:val="subscript"/>
         </w:rPr>
-        <w:t>f1</w:t>
-      </w:r>
-      <w:r>
-        <w:rPr>
+        <w:t>3</w:t>
+      </w:r>
+      <w:r>
+        <w:t xml:space="preserve"> </w:t>
+      </w:r>
+      <w:r>
+        <w:t xml:space="preserve">= </w:t>
+      </w:r>
+      <w:r>
+        <w:t>1</w:t>
+      </w:r>
+      <w:r>
+        <w:t>.65, Al</w:t>
+      </w:r>
+      <w:r>
+        <w:rPr>
+          <w:vertAlign w:val="subscript"/>
+        </w:rPr>
+        <w:t>2</w:t>
+      </w:r>
+      <w:r>
+        <w:t>O</w:t>
+      </w:r>
+      <w:r>
+        <w:rPr>
+          <w:vertAlign w:val="subscript"/>
+        </w:rPr>
+        <w:t>3</w:t>
+      </w:r>
+      <w:r>
+        <w:rPr>
+          <w:vertAlign w:val="subscript"/>
+        </w:rPr>
+        <w:t xml:space="preserve"> </w:t>
+      </w:r>
+      <w:r>
+        <w:t xml:space="preserve">has </w:t>
+      </w:r>
+      <w:r>
+        <w:t>the</w:t>
+      </w:r>
+      <w:r>
+        <w:t xml:space="preserve"> </w:t>
+      </w:r>
+      <w:r>
+        <w:t>closest</w:t>
+      </w:r>
+      <w:r>
+        <w:t xml:space="preserve"> </w:t>
+      </w:r>
+      <w:r>
+        <w:t xml:space="preserve">refractive index </w:t>
+      </w:r>
+      <w:r>
+        <w:t>of</w:t>
+      </w:r>
+      <w:r>
+        <w:t xml:space="preserve"> 1.62 </w:t>
+      </w:r>
+      <w:r>
+        <w:fldChar w:fldCharType="begin"/>
+      </w:r>
+      <w:r>
+        <w:instrText xml:space="preserve"> ADDIN EN.CITE &lt;EndNote&gt;&lt;Cite&gt;&lt;Author&gt;Zhukovsky&lt;/Author&gt;&lt;Year&gt;2015&lt;/Year&gt;&lt;RecNum&gt;90&lt;/RecNum&gt;&lt;DisplayText&gt;[43]&lt;/DisplayText&gt;&lt;record&gt;&lt;rec-number&gt;90&lt;/rec-number&gt;&lt;foreign-keys&gt;&lt;key app="EN" db-id="v920pft06rp9dbex2ap500x99x5rrtswxzss" timestamp="1775120793"&gt;90&lt;/key&gt;&lt;/foreign-keys&gt;&lt;ref-type name="Journal Article"&gt;17&lt;/ref-type&gt;&lt;contributors&gt;&lt;authors&gt;&lt;author&gt;Zhukovsky, Sergei V.&lt;/author&gt;&lt;author&gt;Andryieuski, Andrei&lt;/author&gt;&lt;author&gt;Takayama, Osamu&lt;/author&gt;&lt;author&gt;Shkondin, Evgeniy&lt;/author&gt;&lt;author&gt;Malureanu, Radu&lt;/author&gt;&lt;author&gt;Jensen, Flemming&lt;/author&gt;&lt;author&gt;Lavrinenko, Andrei V.&lt;/author&gt;&lt;/authors&gt;&lt;/contributors&gt;&lt;titles&gt;&lt;title&gt;Experimental Demonstration of Effective Medium Approximation Breakdown in Deeply Subwavelength All-Dielectric Multilayers&lt;/title&gt;&lt;secondary-title&gt;Physical Review Letters&lt;/secondary-title&gt;&lt;/titles&gt;&lt;periodical&gt;&lt;full-title&gt;Physical Review Letters&lt;/full-title&gt;&lt;/periodical&gt;&lt;pages&gt;177402&lt;/pages&gt;&lt;volume&gt;115&lt;/volume&gt;&lt;number&gt;17&lt;/number&gt;&lt;dates&gt;&lt;year&gt;2015&lt;/year&gt;&lt;pub-dates&gt;&lt;date&gt;10/23/&lt;/date&gt;&lt;/pub-dates&gt;&lt;/dates&gt;&lt;publisher&gt;American Physical Society&lt;/publisher&gt;&lt;urls&gt;&lt;related-urls&gt;&lt;url&gt;https://link.aps.org/doi/10.1103/PhysRevLett.115.177402&lt;/url&gt;&lt;/related-urls&gt;&lt;/urls&gt;&lt;electronic-resource-num&gt;10.1103/PhysRevLett.115.177402&lt;/electronic-resource-num&gt;&lt;/record&gt;&lt;/Cite&gt;&lt;/EndNote&gt;</w:instrText>
+      </w:r>
+      <w:r>
+        <w:fldChar w:fldCharType="separate"/>
+      </w:r>
+      <w:r>
+        <w:rPr>
+          <w:noProof/>
+        </w:rPr>
+        <w:t>[43]</w:t>
+      </w:r>
+      <w:r>
+        <w:fldChar w:fldCharType="end"/>
+      </w:r>
+      <w:r>
+        <w:t>.</w:t>
+      </w:r>
+      <w:r>
+        <w:t xml:space="preserve"> </w:t>
+      </w:r>
+      <w:r>
+        <w:t>This is illustrated in Fig. 4 where the reflection</w:t>
+      </w:r>
+      <w:r>
+        <w:t xml:space="preserve"> of </w:t>
+      </w:r>
+      <w:r>
+        <w:t xml:space="preserve">the single-layer, </w:t>
+      </w:r>
+      <w:r>
+        <w:t xml:space="preserve">two-layer, </w:t>
+      </w:r>
+      <w:r>
+        <w:t xml:space="preserve">and </w:t>
+      </w:r>
+      <w:r>
+        <w:t xml:space="preserve">three-layer </w:t>
+      </w:r>
+      <w:r>
+        <w:t xml:space="preserve">designs, all of which </w:t>
+      </w:r>
+      <w:r>
+        <w:t>have</w:t>
+      </w:r>
+      <w:r>
+        <w:t xml:space="preserve"> Sb</w:t>
+      </w:r>
+      <w:r>
+        <w:rPr>
+          <w:vertAlign w:val="subscript"/>
+        </w:rPr>
+        <w:t>2</w:t>
+      </w:r>
+      <w:r>
+        <w:t>Se</w:t>
+      </w:r>
+      <w:r>
+        <w:rPr>
+          <w:vertAlign w:val="subscript"/>
+        </w:rPr>
+        <w:t>3</w:t>
+      </w:r>
+      <w:r>
+        <w:t xml:space="preserve"> </w:t>
+      </w:r>
+      <w:r>
+        <w:t>directly</w:t>
+      </w:r>
+      <w:r>
+        <w:t xml:space="preserve"> on top of the substrate (</w:t>
+      </w:r>
+      <w:r>
+        <w:rPr>
+          <w:i/>
+          <w:iCs/>
+        </w:rPr>
+        <w:t>n</w:t>
+      </w:r>
+      <w:r>
+        <w:rPr>
+          <w:i/>
           <w:iCs/>
           <w:vertAlign w:val="subscript"/>
         </w:rPr>
-        <w:t xml:space="preserve"> </w:t>
-      </w:r>
-      <w:r>
-        <w:t>= Sb</w:t>
-      </w:r>
-      <w:r>
-        <w:rPr>
-          <w:vertAlign w:val="subscript"/>
-        </w:rPr>
-        <w:t>2</w:t>
-      </w:r>
-      <w:r>
-        <w:t>Se</w:t>
-      </w:r>
-      <w:r>
-        <w:rPr>
-          <w:vertAlign w:val="subscript"/>
-        </w:rPr>
-        <w:t>3</w:t>
-      </w:r>
-      <w:r>
-        <w:t>), are around 6.7%. But when we placed Sb</w:t>
-      </w:r>
-      <w:r>
-        <w:rPr>
-          <w:vertAlign w:val="subscript"/>
-        </w:rPr>
-        <w:t>2</w:t>
-      </w:r>
-      <w:r>
-        <w:t>Se</w:t>
-      </w:r>
-      <w:r>
-        <w:rPr>
-          <w:vertAlign w:val="subscript"/>
-        </w:rPr>
-        <w:t>3</w:t>
-      </w:r>
-      <w:r>
-        <w:t xml:space="preserve"> in the middle (</w:t>
-      </w:r>
-      <w:r>
-        <w:rPr>
-          <w:i/>
-          <w:iCs/>
-        </w:rPr>
-        <w:t>n</w:t>
-      </w:r>
-      <w:r>
-        <w:rPr>
-          <w:i/>
+        <w:t>f1</w:t>
+      </w:r>
+      <w:r>
+        <w:rPr>
           <w:iCs/>
           <w:vertAlign w:val="subscript"/>
         </w:rPr>
-        <w:t>f</w:t>
+        <w:t xml:space="preserve"> </w:t>
+      </w:r>
+      <w:r>
+        <w:t>= Sb</w:t>
+      </w:r>
+      <w:r>
+        <w:rPr>
+          <w:vertAlign w:val="subscript"/>
+        </w:rPr>
+        <w:t>2</w:t>
+      </w:r>
+      <w:r>
+        <w:t>Se</w:t>
+      </w:r>
+      <w:r>
+        <w:rPr>
+          <w:vertAlign w:val="subscript"/>
+        </w:rPr>
+        <w:t>3</w:t>
+      </w:r>
+      <w:r>
+        <w:t xml:space="preserve">), are </w:t>
+      </w:r>
+      <w:r>
+        <w:t>~</w:t>
+      </w:r>
+      <w:r>
+        <w:t>6.7%. But when Sb</w:t>
+      </w:r>
+      <w:r>
+        <w:rPr>
+          <w:vertAlign w:val="subscript"/>
+        </w:rPr>
+        <w:t>2</w:t>
+      </w:r>
+      <w:r>
+        <w:t>Se</w:t>
+      </w:r>
+      <w:r>
+        <w:rPr>
+          <w:vertAlign w:val="subscript"/>
+        </w:rPr>
+        <w:t>3</w:t>
+      </w:r>
+      <w:r>
+        <w:t xml:space="preserve"> </w:t>
+      </w:r>
+      <w:r>
+        <w:t xml:space="preserve">is placed </w:t>
+      </w:r>
+      <w:r>
+        <w:t>in the middle (</w:t>
+      </w:r>
+      <w:r>
+        <w:rPr>
+          <w:i/>
+          <w:iCs/>
+        </w:rPr>
+        <w:t>n</w:t>
       </w:r>
       <w:r>
         <w:rPr>
@@ -16031,20 +17685,27 @@
           <w:iCs/>
           <w:vertAlign w:val="subscript"/>
         </w:rPr>
-        <w:t>2</w:t>
-      </w:r>
-      <w:r>
-        <w:t xml:space="preserve"> </w:t>
-      </w:r>
-      <w:r>
-        <w:rPr>
+        <w:t>f</w:t>
+      </w:r>
+      <w:r>
+        <w:rPr>
+          <w:i/>
           <w:iCs/>
           <w:vertAlign w:val="subscript"/>
         </w:rPr>
+        <w:t>2</w:t>
+      </w:r>
+      <w:r>
+        <w:rPr>
+          <w:iCs/>
+        </w:rPr>
         <w:t xml:space="preserve"> </w:t>
       </w:r>
       <w:r>
-        <w:t>= Sb</w:t>
+        <w:t>is</w:t>
+      </w:r>
+      <w:r>
+        <w:t xml:space="preserve"> Sb</w:t>
       </w:r>
       <w:r>
         <w:rPr>
@@ -16062,7 +17723,16 @@
         <w:t>3</w:t>
       </w:r>
       <w:r>
-        <w:t xml:space="preserve">) reflection dropped to 3.5% </w:t>
+        <w:t xml:space="preserve">) reflection </w:t>
+      </w:r>
+      <w:r>
+        <w:t>falls</w:t>
+      </w:r>
+      <w:r>
+        <w:t xml:space="preserve"> to 3.5% </w:t>
+      </w:r>
+      <w:r>
+        <w:t xml:space="preserve">and </w:t>
       </w:r>
       <w:r>
         <w:t>at a broader</w:t>
@@ -16071,13 +17741,25 @@
         <w:t xml:space="preserve"> wavelength</w:t>
       </w:r>
       <w:r>
-        <w:t>, this could be explained by the</w:t>
+        <w:t xml:space="preserve">, this </w:t>
+      </w:r>
+      <w:r>
+        <w:t xml:space="preserve">improvement can </w:t>
+      </w:r>
+      <w:r>
+        <w:t>be explained by the</w:t>
       </w:r>
       <w:r>
         <w:t xml:space="preserve"> </w:t>
       </w:r>
       <w:r>
-        <w:t xml:space="preserve">selections of </w:t>
+        <w:t>selection</w:t>
+      </w:r>
+      <w:r>
+        <w:t xml:space="preserve"> </w:t>
+      </w:r>
+      <w:r>
+        <w:t xml:space="preserve">of materials for </w:t>
       </w:r>
       <w:r>
         <w:rPr>
@@ -16111,13 +17793,13 @@
         <w:t>f3</w:t>
       </w:r>
       <w:r>
-        <w:t xml:space="preserve"> refractive ind</w:t>
-      </w:r>
-      <w:r>
-        <w:t xml:space="preserve">ices </w:t>
-      </w:r>
-      <w:r>
-        <w:t>are closer to ideal values.</w:t>
+        <w:t xml:space="preserve"> </w:t>
+      </w:r>
+      <w:r>
+        <w:t xml:space="preserve">that are closer </w:t>
+      </w:r>
+      <w:r>
+        <w:t>to ideal values.</w:t>
       </w:r>
     </w:p>
     <w:p>
@@ -16128,6 +17810,7 @@
         <w:rPr>
           <w:noProof/>
         </w:rPr>
+        <w:lastRenderedPageBreak/>
         <w:drawing>
           <wp:inline distT="0" distB="0" distL="0" distR="0" wp14:anchorId="599D84E9" wp14:editId="7C7C5B44">
             <wp:extent cx="3775276" cy="2520000"/>
@@ -16203,18 +17886,15 @@
         <w:t>.</w:t>
       </w:r>
       <w:r>
-        <w:t xml:space="preserve"> R</w:t>
-      </w:r>
-      <w:r>
-        <w:t>eflecti</w:t>
-      </w:r>
-      <w:r>
-        <w:t>on</w:t>
-      </w:r>
-      <w:r>
         <w:t xml:space="preserve"> </w:t>
       </w:r>
       <w:r>
+        <w:t>Reflectance</w:t>
+      </w:r>
+      <w:r>
+        <w:t xml:space="preserve"> </w:t>
+      </w:r>
+      <w:r>
         <w:t xml:space="preserve">comparison </w:t>
       </w:r>
       <w:r>
@@ -16233,7 +17913,13 @@
         <w:t xml:space="preserve"> and three-layer antireflection designs</w:t>
       </w:r>
       <w:r>
-        <w:t xml:space="preserve">. The single-layer design is the same as in Fig. 3. The </w:t>
+        <w:t>. The single-layer design is the same as in Fig. 3. The</w:t>
+      </w:r>
+      <w:r>
+        <w:t xml:space="preserve"> single-layer,</w:t>
+      </w:r>
+      <w:r>
+        <w:t xml:space="preserve"> </w:t>
       </w:r>
       <w:r>
         <w:t>two</w:t>
@@ -16289,16 +17975,19 @@
         <w:t xml:space="preserve"> designs have</w:t>
       </w:r>
       <w:r>
-        <w:t xml:space="preserve"> the same reflection of 6.7% at 1064 nm</w:t>
-      </w:r>
-      <w:r>
-        <w:t xml:space="preserve">, </w:t>
-      </w:r>
-      <w:r>
-        <w:t>comparable to a single-layer design</w:t>
-      </w:r>
-      <w:r>
-        <w:t xml:space="preserve">. Three-layer design with </w:t>
+        <w:t xml:space="preserve"> </w:t>
+      </w:r>
+      <w:r>
+        <w:t xml:space="preserve">around </w:t>
+      </w:r>
+      <w:r>
+        <w:t>the same reflection of 6.7% at 1064 nm</w:t>
+      </w:r>
+      <w:r>
+        <w:t>. The t</w:t>
+      </w:r>
+      <w:r>
+        <w:t xml:space="preserve">hree-layer design with </w:t>
       </w:r>
       <w:r>
         <w:rPr>
@@ -16334,19 +18023,28 @@
         <w:t>3</w:t>
       </w:r>
       <w:r>
-        <w:t xml:space="preserve"> with HWOT has lower reflection at 3.5%, around the same </w:t>
-      </w:r>
-      <w:r>
-        <w:t>the ideal film</w:t>
-      </w:r>
-      <w:r>
-        <w:t xml:space="preserve"> single-layer </w:t>
-      </w:r>
-      <w:r>
-        <w:t>design</w:t>
-      </w:r>
-      <w:r>
-        <w:t xml:space="preserve"> in Fig. 2.</w:t>
+        <w:t xml:space="preserve"> with HWOT has </w:t>
+      </w:r>
+      <w:r>
+        <w:t>lowest</w:t>
+      </w:r>
+      <w:r>
+        <w:t xml:space="preserve"> reflection at 3.5%, around the same </w:t>
+      </w:r>
+      <w:r>
+        <w:t xml:space="preserve">value as the design with an </w:t>
+      </w:r>
+      <w:r>
+        <w:t xml:space="preserve">ideal </w:t>
+      </w:r>
+      <w:r>
+        <w:t xml:space="preserve">single-layer </w:t>
+      </w:r>
+      <w:r>
+        <w:t xml:space="preserve">film </w:t>
+      </w:r>
+      <w:r>
+        <w:t>in Fig. 2.</w:t>
       </w:r>
     </w:p>
     <w:p/>
@@ -16825,7 +18523,6 @@
         <w:t xml:space="preserve"> </w:t>
       </w:r>
       <w:r>
-        <w:lastRenderedPageBreak/>
         <w:t xml:space="preserve">symmetrical </w:t>
       </w:r>
       <w:r>
@@ -16945,7 +18642,11 @@
         <w:t xml:space="preserve">0 </w:t>
       </w:r>
       <w:r>
-        <w:t xml:space="preserve">is preferred since it allows for thinner device so a high-pass </w:t>
+        <w:t xml:space="preserve">is preferred since </w:t>
+      </w:r>
+      <w:r>
+        <w:lastRenderedPageBreak/>
+        <w:t xml:space="preserve">it allows for thinner device so a high-pass </w:t>
       </w:r>
       <m:oMath>
         <m:r>
@@ -18326,11 +20027,7 @@
         <w:t>π</w:t>
       </w:r>
       <w:r>
-        <w:t xml:space="preserve"> radian. If the material has </w:t>
-      </w:r>
-      <w:r>
-        <w:lastRenderedPageBreak/>
-        <w:t>k-index, some of the light travelled through will be absorb</w:t>
+        <w:t xml:space="preserve"> radian. If the material has k-index, some of the light travelled through will be absorb</w:t>
       </w:r>
       <w:r>
         <w:t>ed</w:t>
@@ -18499,7 +20196,11 @@
         <w:t xml:space="preserve"> 1.47)</w:t>
       </w:r>
       <w:r>
-        <w:t>. To create an antireflection condition, the ending point should come back to the starting point (</w:t>
+        <w:t xml:space="preserve">. To </w:t>
+      </w:r>
+      <w:r>
+        <w:lastRenderedPageBreak/>
+        <w:t>create an antireflection condition, the ending point should come back to the starting point (</w:t>
       </w:r>
       <w:r>
         <w:t xml:space="preserve">or </w:t>
@@ -18800,10 +20501,7 @@
         <w:t>.</w:t>
       </w:r>
       <w:r>
-        <w:t xml:space="preserve"> </w:t>
-      </w:r>
-      <w:r>
-        <w:t>Comparison between Sb</w:t>
+        <w:t xml:space="preserve"> Comparison between Sb</w:t>
       </w:r>
       <w:r>
         <w:rPr>
@@ -18977,13 +20675,7 @@
         <w:rPr>
           <w:lang w:val="en-US"/>
         </w:rPr>
-        <w:t xml:space="preserve"> = 532 nm</w:t>
-      </w:r>
-      <w:r>
-        <w:rPr>
-          <w:lang w:val="en-US"/>
-        </w:rPr>
-        <w:t xml:space="preserve">, only lossless film reached the lowest reflection at </w:t>
+        <w:t xml:space="preserve"> = 532 nm, only lossless film reached the lowest reflection at </w:t>
       </w:r>
       <w:r>
         <w:rPr>
@@ -19739,11 +21431,7 @@
         <w:t>3</w:t>
       </w:r>
       <w:r>
-        <w:t xml:space="preserve"> have high k-index at </w:t>
-      </w:r>
-      <w:r>
-        <w:lastRenderedPageBreak/>
-        <w:t xml:space="preserve">532-nm wavelength, </w:t>
+        <w:t xml:space="preserve"> have high k-index at 532-nm wavelength, </w:t>
       </w:r>
       <w:r>
         <w:rPr>
@@ -19793,10 +21481,10 @@
         <w:t xml:space="preserve"> = 2.24</w:t>
       </w:r>
       <w:r>
-        <w:t xml:space="preserve">, we will compare regular design approaches (e.g., single or multi-layer designs) to asymmetrical cavity design. And because of the high absorptivity, the devices can be </w:t>
-      </w:r>
-      <w:r>
-        <w:t>self-activated type at this wavelength.</w:t>
+        <w:t xml:space="preserve">, we will compare regular design approaches (e.g., single or multi-layer designs) to asymmetrical cavity design. </w:t>
+      </w:r>
+      <w:r>
+        <w:t>The goal is to showcases different self-activating optical limiter designs and their transmission, absorption, PCM used, and overall device thickness.</w:t>
       </w:r>
     </w:p>
     <w:p>
@@ -19804,6 +21492,7 @@
         <w:pStyle w:val="Heading2"/>
       </w:pPr>
       <w:r>
+        <w:lastRenderedPageBreak/>
         <w:t>3.2</w:t>
       </w:r>
       <w:r>
@@ -22484,6 +24173,54 @@
     </w:p>
     <w:p/>
     <w:p>
+      <w:pPr>
+        <w:rPr>
+          <w:b/>
+          <w:bCs/>
+        </w:rPr>
+      </w:pPr>
+    </w:p>
+    <w:p>
+      <w:pPr>
+        <w:rPr>
+          <w:b/>
+          <w:bCs/>
+        </w:rPr>
+      </w:pPr>
+    </w:p>
+    <w:p>
+      <w:pPr>
+        <w:rPr>
+          <w:b/>
+          <w:bCs/>
+        </w:rPr>
+      </w:pPr>
+    </w:p>
+    <w:p>
+      <w:pPr>
+        <w:rPr>
+          <w:b/>
+          <w:bCs/>
+        </w:rPr>
+      </w:pPr>
+    </w:p>
+    <w:p>
+      <w:pPr>
+        <w:rPr>
+          <w:b/>
+          <w:bCs/>
+        </w:rPr>
+      </w:pPr>
+    </w:p>
+    <w:p>
+      <w:pPr>
+        <w:rPr>
+          <w:b/>
+          <w:bCs/>
+        </w:rPr>
+      </w:pPr>
+    </w:p>
+    <w:p>
       <w:r>
         <w:rPr>
           <w:b/>
@@ -22988,6 +24725,7 @@
                 <w:sz w:val="18"/>
                 <w:szCs w:val="18"/>
               </w:rPr>
+              <w:lastRenderedPageBreak/>
               <w:t>Single-layer</w:t>
             </w:r>
           </w:p>
@@ -23415,7 +25153,6 @@
                 <w:sz w:val="18"/>
                 <w:szCs w:val="18"/>
               </w:rPr>
-              <w:lastRenderedPageBreak/>
               <w:t>Three-layer</w:t>
             </w:r>
           </w:p>
@@ -26437,15 +28174,7 @@
             <w:szCs w:val="20"/>
             <w:highlight w:val="cyan"/>
           </w:rPr>
-          <w:t>Opt. Laser Technol</w:t>
-        </w:r>
-        <w:r>
-          <w:rPr>
-            <w:rStyle w:val="Hyperlink"/>
-            <w:szCs w:val="20"/>
-            <w:highlight w:val="cyan"/>
-          </w:rPr>
-          <w:t>.</w:t>
+          <w:t>Opt. Laser Technol.</w:t>
         </w:r>
       </w:hyperlink>
     </w:p>
@@ -26557,24 +28286,8 @@
           <w:cs/>
           <w:lang w:val="en-US" w:bidi="th-TH"/>
         </w:rPr>
-        <w:t>มิถุนายน ช่วง</w:t>
-      </w:r>
-      <w:proofErr w:type="spellStart"/>
-      <w:r>
-        <w:rPr>
-          <w:rStyle w:val="Emphasis"/>
-          <w:rFonts w:ascii="TH SarabunPSK" w:hAnsi="TH SarabunPSK" w:hint="cs"/>
-          <w:i w:val="0"/>
-          <w:iCs w:val="0"/>
-          <w:sz w:val="20"/>
-          <w:szCs w:val="20"/>
-          <w:highlight w:val="yellow"/>
-          <w:cs/>
-          <w:lang w:val="en-US" w:bidi="th-TH"/>
-        </w:rPr>
-        <w:t>เช้</w:t>
-      </w:r>
-      <w:proofErr w:type="spellEnd"/>
+        <w:t>มิถุนายน ช่วงเช้</w:t>
+      </w:r>
     </w:p>
     <w:p/>
     <w:p>
@@ -27001,7 +28714,6 @@
     </w:p>
     <w:p>
       <w:r>
-        <w:lastRenderedPageBreak/>
         <w:tab/>
       </w:r>
       <w:r>
@@ -28165,6 +29877,7 @@
         <w:ind w:left="720" w:hanging="720"/>
       </w:pPr>
       <w:r>
+        <w:lastRenderedPageBreak/>
         <w:t>[15]</w:t>
       </w:r>
       <w:r>
@@ -28209,7 +29922,6 @@
         <w:ind w:left="720" w:hanging="720"/>
       </w:pPr>
       <w:r>
-        <w:lastRenderedPageBreak/>
         <w:t>[17]</w:t>
       </w:r>
       <w:r>
@@ -29059,7 +30771,11 @@
       </w:r>
       <w:r>
         <w:tab/>
-        <w:t xml:space="preserve">L. Y. Beliaev, E. Shkondin, A. V. Lavrinenko, and O. Takayama, "Optical, structural and composition properties of silicon nitride films deposited by reactive radio-frequency sputtering, low pressure and plasma-enhanced chemical vapor deposition," </w:t>
+        <w:t xml:space="preserve">L. Y. Beliaev, E. Shkondin, A. V. Lavrinenko, and O. Takayama, "Optical, structural and composition properties of silicon nitride films deposited by reactive radio-frequency sputtering, low pressure and plasma-enhanced chemical </w:t>
+      </w:r>
+      <w:r>
+        <w:lastRenderedPageBreak/>
+        <w:t xml:space="preserve">vapor deposition," </w:t>
       </w:r>
       <w:r>
         <w:rPr>
@@ -29110,7 +30826,6 @@
         <w:ind w:left="720" w:hanging="720"/>
       </w:pPr>
       <w:r>
-        <w:lastRenderedPageBreak/>
         <w:t>[47]</w:t>
       </w:r>
       <w:r>
@@ -29739,7 +31454,7 @@
   <w:style w:type="paragraph" w:default="1" w:styleId="Normal">
     <w:name w:val="Normal"/>
     <w:qFormat/>
-    <w:rsid w:val="00216CA5"/>
+    <w:rsid w:val="00773A67"/>
     <w:pPr>
       <w:spacing w:after="0" w:line="240" w:lineRule="auto"/>
       <w:jc w:val="both"/>
